--- a/docs/Relatorio.docx
+++ b/docs/Relatorio.docx
@@ -5809,27 +5809,14 @@
                             <w:r>
                               <w:t xml:space="preserve">Figura </w:t>
                             </w:r>
-                            <w:r>
-                              <w:fldChar w:fldCharType="begin"/>
-                            </w:r>
-                            <w:r>
-                              <w:instrText xml:space="preserve"> SEQ Figura \* ARABIC </w:instrText>
-                            </w:r>
-                            <w:r>
-                              <w:fldChar w:fldCharType="separate"/>
-                            </w:r>
-                            <w:r>
-                              <w:rPr>
-                                <w:noProof/>
-                              </w:rPr>
-                              <w:t>1</w:t>
-                            </w:r>
-                            <w:r>
-                              <w:rPr>
-                                <w:noProof/>
-                              </w:rPr>
-                              <w:fldChar w:fldCharType="end"/>
-                            </w:r>
+                            <w:fldSimple w:instr=" SEQ Figura \* ARABIC ">
+                              <w:r>
+                                <w:rPr>
+                                  <w:noProof/>
+                                </w:rPr>
+                                <w:t>1</w:t>
+                              </w:r>
+                            </w:fldSimple>
                             <w:r>
                               <w:t xml:space="preserve"> - Diagrama BPMN </w:t>
                             </w:r>
@@ -5875,27 +5862,14 @@
                       <w:r>
                         <w:t xml:space="preserve">Figura </w:t>
                       </w:r>
-                      <w:r>
-                        <w:fldChar w:fldCharType="begin"/>
-                      </w:r>
-                      <w:r>
-                        <w:instrText xml:space="preserve"> SEQ Figura \* ARABIC </w:instrText>
-                      </w:r>
-                      <w:r>
-                        <w:fldChar w:fldCharType="separate"/>
-                      </w:r>
-                      <w:r>
-                        <w:rPr>
-                          <w:noProof/>
-                        </w:rPr>
-                        <w:t>1</w:t>
-                      </w:r>
-                      <w:r>
-                        <w:rPr>
-                          <w:noProof/>
-                        </w:rPr>
-                        <w:fldChar w:fldCharType="end"/>
-                      </w:r>
+                      <w:fldSimple w:instr=" SEQ Figura \* ARABIC ">
+                        <w:r>
+                          <w:rPr>
+                            <w:noProof/>
+                          </w:rPr>
+                          <w:t>1</w:t>
+                        </w:r>
+                      </w:fldSimple>
                       <w:r>
                         <w:t xml:space="preserve"> - Diagrama BPMN </w:t>
                       </w:r>
@@ -6083,27 +6057,14 @@
       <w:r>
         <w:t xml:space="preserve">Figura </w:t>
       </w:r>
-      <w:r>
-        <w:fldChar w:fldCharType="begin"/>
-      </w:r>
-      <w:r>
-        <w:instrText xml:space="preserve"> SEQ Figura \* ARABIC </w:instrText>
-      </w:r>
-      <w:r>
-        <w:fldChar w:fldCharType="separate"/>
-      </w:r>
-      <w:r>
-        <w:rPr>
-          <w:noProof/>
-        </w:rPr>
-        <w:t>2</w:t>
-      </w:r>
-      <w:r>
-        <w:rPr>
-          <w:noProof/>
-        </w:rPr>
-        <w:fldChar w:fldCharType="end"/>
-      </w:r>
+      <w:fldSimple w:instr=" SEQ Figura \* ARABIC ">
+        <w:r>
+          <w:rPr>
+            <w:noProof/>
+          </w:rPr>
+          <w:t>2</w:t>
+        </w:r>
+      </w:fldSimple>
       <w:r>
         <w:t xml:space="preserve"> - </w:t>
       </w:r>
@@ -6202,27 +6163,14 @@
                             <w:r>
                               <w:t xml:space="preserve">Figura </w:t>
                             </w:r>
-                            <w:r>
-                              <w:fldChar w:fldCharType="begin"/>
-                            </w:r>
-                            <w:r>
-                              <w:instrText xml:space="preserve"> SEQ Figura \* ARABIC </w:instrText>
-                            </w:r>
-                            <w:r>
-                              <w:fldChar w:fldCharType="separate"/>
-                            </w:r>
-                            <w:r>
-                              <w:rPr>
-                                <w:noProof/>
-                              </w:rPr>
-                              <w:t>3</w:t>
-                            </w:r>
-                            <w:r>
-                              <w:rPr>
-                                <w:noProof/>
-                              </w:rPr>
-                              <w:fldChar w:fldCharType="end"/>
-                            </w:r>
+                            <w:fldSimple w:instr=" SEQ Figura \* ARABIC ">
+                              <w:r>
+                                <w:rPr>
+                                  <w:noProof/>
+                                </w:rPr>
+                                <w:t>3</w:t>
+                              </w:r>
+                            </w:fldSimple>
                             <w:r>
                               <w:t xml:space="preserve"> - Diagrama BPMN Agendamento De Entregas</w:t>
                             </w:r>
@@ -6261,27 +6209,14 @@
                       <w:r>
                         <w:t xml:space="preserve">Figura </w:t>
                       </w:r>
-                      <w:r>
-                        <w:fldChar w:fldCharType="begin"/>
-                      </w:r>
-                      <w:r>
-                        <w:instrText xml:space="preserve"> SEQ Figura \* ARABIC </w:instrText>
-                      </w:r>
-                      <w:r>
-                        <w:fldChar w:fldCharType="separate"/>
-                      </w:r>
-                      <w:r>
-                        <w:rPr>
-                          <w:noProof/>
-                        </w:rPr>
-                        <w:t>3</w:t>
-                      </w:r>
-                      <w:r>
-                        <w:rPr>
-                          <w:noProof/>
-                        </w:rPr>
-                        <w:fldChar w:fldCharType="end"/>
-                      </w:r>
+                      <w:fldSimple w:instr=" SEQ Figura \* ARABIC ">
+                        <w:r>
+                          <w:rPr>
+                            <w:noProof/>
+                          </w:rPr>
+                          <w:t>3</w:t>
+                        </w:r>
+                      </w:fldSimple>
                       <w:r>
                         <w:t xml:space="preserve"> - Diagrama BPMN Agendamento De Entregas</w:t>
                       </w:r>
@@ -6455,27 +6390,14 @@
                             <w:r>
                               <w:t xml:space="preserve">Figura </w:t>
                             </w:r>
-                            <w:r>
-                              <w:fldChar w:fldCharType="begin"/>
-                            </w:r>
-                            <w:r>
-                              <w:instrText xml:space="preserve"> SEQ Figura \* ARABIC </w:instrText>
-                            </w:r>
-                            <w:r>
-                              <w:fldChar w:fldCharType="separate"/>
-                            </w:r>
-                            <w:r>
-                              <w:rPr>
-                                <w:noProof/>
-                              </w:rPr>
-                              <w:t>4</w:t>
-                            </w:r>
-                            <w:r>
-                              <w:rPr>
-                                <w:noProof/>
-                              </w:rPr>
-                              <w:fldChar w:fldCharType="end"/>
-                            </w:r>
+                            <w:fldSimple w:instr=" SEQ Figura \* ARABIC ">
+                              <w:r>
+                                <w:rPr>
+                                  <w:noProof/>
+                                </w:rPr>
+                                <w:t>4</w:t>
+                              </w:r>
+                            </w:fldSimple>
                             <w:r>
                               <w:t xml:space="preserve"> - Diagrama BPMN Gestão Benificiários</w:t>
                             </w:r>
@@ -6514,27 +6436,14 @@
                       <w:r>
                         <w:t xml:space="preserve">Figura </w:t>
                       </w:r>
-                      <w:r>
-                        <w:fldChar w:fldCharType="begin"/>
-                      </w:r>
-                      <w:r>
-                        <w:instrText xml:space="preserve"> SEQ Figura \* ARABIC </w:instrText>
-                      </w:r>
-                      <w:r>
-                        <w:fldChar w:fldCharType="separate"/>
-                      </w:r>
-                      <w:r>
-                        <w:rPr>
-                          <w:noProof/>
-                        </w:rPr>
-                        <w:t>4</w:t>
-                      </w:r>
-                      <w:r>
-                        <w:rPr>
-                          <w:noProof/>
-                        </w:rPr>
-                        <w:fldChar w:fldCharType="end"/>
-                      </w:r>
+                      <w:fldSimple w:instr=" SEQ Figura \* ARABIC ">
+                        <w:r>
+                          <w:rPr>
+                            <w:noProof/>
+                          </w:rPr>
+                          <w:t>4</w:t>
+                        </w:r>
+                      </w:fldSimple>
                       <w:r>
                         <w:t xml:space="preserve"> - Diagrama BPMN Gestão Benificiários</w:t>
                       </w:r>
@@ -7819,27 +7728,14 @@
       <w:r>
         <w:t xml:space="preserve">Figura </w:t>
       </w:r>
-      <w:r>
-        <w:fldChar w:fldCharType="begin"/>
-      </w:r>
-      <w:r>
-        <w:instrText xml:space="preserve"> SEQ Figura \* ARABIC </w:instrText>
-      </w:r>
-      <w:r>
-        <w:fldChar w:fldCharType="separate"/>
-      </w:r>
-      <w:r>
-        <w:rPr>
-          <w:noProof/>
-        </w:rPr>
-        <w:t>5</w:t>
-      </w:r>
-      <w:r>
-        <w:rPr>
-          <w:noProof/>
-        </w:rPr>
-        <w:fldChar w:fldCharType="end"/>
-      </w:r>
+      <w:fldSimple w:instr=" SEQ Figura \* ARABIC ">
+        <w:r>
+          <w:rPr>
+            <w:noProof/>
+          </w:rPr>
+          <w:t>5</w:t>
+        </w:r>
+      </w:fldSimple>
       <w:r>
         <w:t xml:space="preserve"> - Diagrama Arquitetura </w:t>
       </w:r>
@@ -7974,27 +7870,14 @@
       <w:r>
         <w:t xml:space="preserve">Figura </w:t>
       </w:r>
-      <w:r>
-        <w:fldChar w:fldCharType="begin"/>
-      </w:r>
-      <w:r>
-        <w:instrText xml:space="preserve"> SEQ Figura \* ARABIC </w:instrText>
-      </w:r>
-      <w:r>
-        <w:fldChar w:fldCharType="separate"/>
-      </w:r>
-      <w:r>
-        <w:rPr>
-          <w:noProof/>
-        </w:rPr>
-        <w:t>6</w:t>
-      </w:r>
-      <w:r>
-        <w:rPr>
-          <w:noProof/>
-        </w:rPr>
-        <w:fldChar w:fldCharType="end"/>
-      </w:r>
+      <w:fldSimple w:instr=" SEQ Figura \* ARABIC ">
+        <w:r>
+          <w:rPr>
+            <w:noProof/>
+          </w:rPr>
+          <w:t>6</w:t>
+        </w:r>
+      </w:fldSimple>
       <w:r>
         <w:t xml:space="preserve"> - Diagrama de Estados Pedir Apoio</w:t>
       </w:r>
@@ -8103,27 +7986,14 @@
       <w:r>
         <w:t xml:space="preserve">Figura </w:t>
       </w:r>
-      <w:r>
-        <w:fldChar w:fldCharType="begin"/>
-      </w:r>
-      <w:r>
-        <w:instrText xml:space="preserve"> SEQ Figura \* ARABIC </w:instrText>
-      </w:r>
-      <w:r>
-        <w:fldChar w:fldCharType="separate"/>
-      </w:r>
-      <w:r>
-        <w:rPr>
-          <w:noProof/>
-        </w:rPr>
-        <w:t>7</w:t>
-      </w:r>
-      <w:r>
-        <w:rPr>
-          <w:noProof/>
-        </w:rPr>
-        <w:fldChar w:fldCharType="end"/>
-      </w:r>
+      <w:fldSimple w:instr=" SEQ Figura \* ARABIC ">
+        <w:r>
+          <w:rPr>
+            <w:noProof/>
+          </w:rPr>
+          <w:t>7</w:t>
+        </w:r>
+      </w:fldSimple>
       <w:r>
         <w:t xml:space="preserve"> - </w:t>
       </w:r>
@@ -8261,27 +8131,14 @@
       <w:r>
         <w:t xml:space="preserve">Figura </w:t>
       </w:r>
-      <w:r>
-        <w:fldChar w:fldCharType="begin"/>
-      </w:r>
-      <w:r>
-        <w:instrText xml:space="preserve"> SEQ Figura \* ARABIC </w:instrText>
-      </w:r>
-      <w:r>
-        <w:fldChar w:fldCharType="separate"/>
-      </w:r>
-      <w:r>
-        <w:rPr>
-          <w:noProof/>
-        </w:rPr>
-        <w:t>8</w:t>
-      </w:r>
-      <w:r>
-        <w:rPr>
-          <w:noProof/>
-        </w:rPr>
-        <w:fldChar w:fldCharType="end"/>
-      </w:r>
+      <w:fldSimple w:instr=" SEQ Figura \* ARABIC ">
+        <w:r>
+          <w:rPr>
+            <w:noProof/>
+          </w:rPr>
+          <w:t>8</w:t>
+        </w:r>
+      </w:fldSimple>
       <w:r>
         <w:t xml:space="preserve"> - Diagrama de Estados Agendamento de Entregas</w:t>
       </w:r>
@@ -8404,27 +8261,14 @@
       <w:r>
         <w:t xml:space="preserve">Figura </w:t>
       </w:r>
-      <w:r>
-        <w:fldChar w:fldCharType="begin"/>
-      </w:r>
-      <w:r>
-        <w:instrText xml:space="preserve"> SEQ Figura \* ARABIC </w:instrText>
-      </w:r>
-      <w:r>
-        <w:fldChar w:fldCharType="separate"/>
-      </w:r>
-      <w:r>
-        <w:rPr>
-          <w:noProof/>
-        </w:rPr>
-        <w:t>9</w:t>
-      </w:r>
-      <w:r>
-        <w:rPr>
-          <w:noProof/>
-        </w:rPr>
-        <w:fldChar w:fldCharType="end"/>
-      </w:r>
+      <w:fldSimple w:instr=" SEQ Figura \* ARABIC ">
+        <w:r>
+          <w:rPr>
+            <w:noProof/>
+          </w:rPr>
+          <w:t>9</w:t>
+        </w:r>
+      </w:fldSimple>
       <w:r>
         <w:t xml:space="preserve"> - </w:t>
       </w:r>
@@ -8573,27 +8417,14 @@
       <w:r>
         <w:t xml:space="preserve">Figura </w:t>
       </w:r>
-      <w:r>
-        <w:fldChar w:fldCharType="begin"/>
-      </w:r>
-      <w:r>
-        <w:instrText xml:space="preserve"> SEQ Figura \* ARABIC </w:instrText>
-      </w:r>
-      <w:r>
-        <w:fldChar w:fldCharType="separate"/>
-      </w:r>
-      <w:r>
-        <w:rPr>
-          <w:noProof/>
-        </w:rPr>
-        <w:t>10</w:t>
-      </w:r>
-      <w:r>
-        <w:rPr>
-          <w:noProof/>
-        </w:rPr>
-        <w:fldChar w:fldCharType="end"/>
-      </w:r>
+      <w:fldSimple w:instr=" SEQ Figura \* ARABIC ">
+        <w:r>
+          <w:rPr>
+            <w:noProof/>
+          </w:rPr>
+          <w:t>10</w:t>
+        </w:r>
+      </w:fldSimple>
       <w:r>
         <w:t xml:space="preserve">- </w:t>
       </w:r>
@@ -8723,27 +8554,14 @@
       <w:r>
         <w:t xml:space="preserve">Figura </w:t>
       </w:r>
-      <w:r>
-        <w:fldChar w:fldCharType="begin"/>
-      </w:r>
-      <w:r>
-        <w:instrText xml:space="preserve"> SEQ Figura \* ARABIC </w:instrText>
-      </w:r>
-      <w:r>
-        <w:fldChar w:fldCharType="separate"/>
-      </w:r>
-      <w:r>
-        <w:rPr>
-          <w:noProof/>
-        </w:rPr>
-        <w:t>11</w:t>
-      </w:r>
-      <w:r>
-        <w:rPr>
-          <w:noProof/>
-        </w:rPr>
-        <w:fldChar w:fldCharType="end"/>
-      </w:r>
+      <w:fldSimple w:instr=" SEQ Figura \* ARABIC ">
+        <w:r>
+          <w:rPr>
+            <w:noProof/>
+          </w:rPr>
+          <w:t>11</w:t>
+        </w:r>
+      </w:fldSimple>
       <w:r>
         <w:t xml:space="preserve"> - </w:t>
       </w:r>
@@ -8976,27 +8794,14 @@
                             <w:r>
                               <w:t xml:space="preserve">Figura </w:t>
                             </w:r>
-                            <w:r>
-                              <w:fldChar w:fldCharType="begin"/>
-                            </w:r>
-                            <w:r>
-                              <w:instrText xml:space="preserve"> SEQ Figura \* ARABIC </w:instrText>
-                            </w:r>
-                            <w:r>
-                              <w:fldChar w:fldCharType="separate"/>
-                            </w:r>
-                            <w:r>
-                              <w:rPr>
-                                <w:noProof/>
-                              </w:rPr>
-                              <w:t>12</w:t>
-                            </w:r>
-                            <w:r>
-                              <w:rPr>
-                                <w:noProof/>
-                              </w:rPr>
-                              <w:fldChar w:fldCharType="end"/>
-                            </w:r>
+                            <w:fldSimple w:instr=" SEQ Figura \* ARABIC ">
+                              <w:r>
+                                <w:rPr>
+                                  <w:noProof/>
+                                </w:rPr>
+                                <w:t>12</w:t>
+                              </w:r>
+                            </w:fldSimple>
                             <w:r>
                               <w:t xml:space="preserve"> - Diagram</w:t>
                             </w:r>
@@ -9040,27 +8845,14 @@
                       <w:r>
                         <w:t xml:space="preserve">Figura </w:t>
                       </w:r>
-                      <w:r>
-                        <w:fldChar w:fldCharType="begin"/>
-                      </w:r>
-                      <w:r>
-                        <w:instrText xml:space="preserve"> SEQ Figura \* ARABIC </w:instrText>
-                      </w:r>
-                      <w:r>
-                        <w:fldChar w:fldCharType="separate"/>
-                      </w:r>
-                      <w:r>
-                        <w:rPr>
-                          <w:noProof/>
-                        </w:rPr>
-                        <w:t>12</w:t>
-                      </w:r>
-                      <w:r>
-                        <w:rPr>
-                          <w:noProof/>
-                        </w:rPr>
-                        <w:fldChar w:fldCharType="end"/>
-                      </w:r>
+                      <w:fldSimple w:instr=" SEQ Figura \* ARABIC ">
+                        <w:r>
+                          <w:rPr>
+                            <w:noProof/>
+                          </w:rPr>
+                          <w:t>12</w:t>
+                        </w:r>
+                      </w:fldSimple>
                       <w:r>
                         <w:t xml:space="preserve"> - Diagram</w:t>
                       </w:r>
@@ -9531,27 +9323,14 @@
                             <w:r>
                               <w:t xml:space="preserve">Figura </w:t>
                             </w:r>
-                            <w:r>
-                              <w:fldChar w:fldCharType="begin"/>
-                            </w:r>
-                            <w:r>
-                              <w:instrText xml:space="preserve"> SEQ Figura \* ARABIC </w:instrText>
-                            </w:r>
-                            <w:r>
-                              <w:fldChar w:fldCharType="separate"/>
-                            </w:r>
-                            <w:r>
-                              <w:rPr>
-                                <w:noProof/>
-                              </w:rPr>
-                              <w:t>13</w:t>
-                            </w:r>
-                            <w:r>
-                              <w:rPr>
-                                <w:noProof/>
-                              </w:rPr>
-                              <w:fldChar w:fldCharType="end"/>
-                            </w:r>
+                            <w:fldSimple w:instr=" SEQ Figura \* ARABIC ">
+                              <w:r>
+                                <w:rPr>
+                                  <w:noProof/>
+                                </w:rPr>
+                                <w:t>13</w:t>
+                              </w:r>
+                            </w:fldSimple>
                             <w:r>
                               <w:t>- Diagrama de Classes</w:t>
                             </w:r>
@@ -9589,27 +9368,14 @@
                       <w:r>
                         <w:t xml:space="preserve">Figura </w:t>
                       </w:r>
-                      <w:r>
-                        <w:fldChar w:fldCharType="begin"/>
-                      </w:r>
-                      <w:r>
-                        <w:instrText xml:space="preserve"> SEQ Figura \* ARABIC </w:instrText>
-                      </w:r>
-                      <w:r>
-                        <w:fldChar w:fldCharType="separate"/>
-                      </w:r>
-                      <w:r>
-                        <w:rPr>
-                          <w:noProof/>
-                        </w:rPr>
-                        <w:t>13</w:t>
-                      </w:r>
-                      <w:r>
-                        <w:rPr>
-                          <w:noProof/>
-                        </w:rPr>
-                        <w:fldChar w:fldCharType="end"/>
-                      </w:r>
+                      <w:fldSimple w:instr=" SEQ Figura \* ARABIC ">
+                        <w:r>
+                          <w:rPr>
+                            <w:noProof/>
+                          </w:rPr>
+                          <w:t>13</w:t>
+                        </w:r>
+                      </w:fldSimple>
                       <w:r>
                         <w:t>- Diagrama de Classes</w:t>
                       </w:r>
@@ -9833,10 +9599,7 @@
       </w:pPr>
       <w:r>
         <w:lastRenderedPageBreak/>
-        <w:t xml:space="preserve">Diagrama de </w:t>
-      </w:r>
-      <w:r>
-        <w:t>Domínio</w:t>
+        <w:t>Diagrama de Domínio</w:t>
       </w:r>
     </w:p>
     <w:p>
@@ -9898,16 +9661,7 @@
                               </w:rPr>
                             </w:pPr>
                             <w:r>
-                              <w:t xml:space="preserve">Figura </w:t>
-                            </w:r>
-                            <w:r>
-                              <w:t>14</w:t>
-                            </w:r>
-                            <w:r>
-                              <w:t xml:space="preserve">- Diagrama de </w:t>
-                            </w:r>
-                            <w:r>
-                              <w:t>Domínio</w:t>
+                              <w:t>Figura 14- Diagrama de Domínio</w:t>
                             </w:r>
                           </w:p>
                         </w:txbxContent>
@@ -9939,16 +9693,7 @@
                         </w:rPr>
                       </w:pPr>
                       <w:r>
-                        <w:t xml:space="preserve">Figura </w:t>
-                      </w:r>
-                      <w:r>
-                        <w:t>14</w:t>
-                      </w:r>
-                      <w:r>
-                        <w:t xml:space="preserve">- Diagrama de </w:t>
-                      </w:r>
-                      <w:r>
-                        <w:t>Domínio</w:t>
+                        <w:t>Figura 14- Diagrama de Domínio</w:t>
                       </w:r>
                     </w:p>
                   </w:txbxContent>
@@ -9969,10 +9714,7 @@
         <w:t xml:space="preserve">apresentado o diagrama de </w:t>
       </w:r>
       <w:r>
-        <w:t>Domínio</w:t>
-      </w:r>
-      <w:r>
-        <w:t xml:space="preserve"> </w:t>
+        <w:t xml:space="preserve">Domínio </w:t>
       </w:r>
       <w:r>
         <w:t>desenvolvido para o sistema da Loja Social do IPCA</w:t>
@@ -10043,10 +9785,7 @@
         <w:t xml:space="preserve">. </w:t>
       </w:r>
       <w:r>
-        <w:t xml:space="preserve"> </w:t>
-      </w:r>
-      <w:r>
-        <w:t>O foco está exclusivamente nos Atributos (</w:t>
+        <w:t xml:space="preserve"> O foco está exclusivamente nos Atributos (</w:t>
       </w:r>
       <w:proofErr w:type="spellStart"/>
       <w:r>
@@ -10066,11 +9805,6 @@
       </w:r>
     </w:p>
     <w:p>
-      <w:pPr>
-        <w:rPr>
-          <w:u w:val="single"/>
-        </w:rPr>
-      </w:pPr>
       <w:r>
         <w:t xml:space="preserve">Enquanto um diagrama de classes define 'como' o software funciona, o diagrama de domínio define </w:t>
       </w:r>
@@ -10087,11 +9821,298 @@
     </w:p>
     <w:p>
       <w:pPr>
+        <w:spacing w:line="276" w:lineRule="auto"/>
+      </w:pPr>
+      <w:r>
+        <w:br w:type="page"/>
+      </w:r>
+    </w:p>
+    <w:p>
+      <w:pPr>
         <w:pStyle w:val="Ttulo1"/>
       </w:pPr>
+      <w:proofErr w:type="spellStart"/>
+      <w:r>
+        <w:lastRenderedPageBreak/>
+        <w:t>Mockups</w:t>
+      </w:r>
+      <w:proofErr w:type="spellEnd"/>
+    </w:p>
+    <w:p>
+      <w:pPr>
+        <w:pStyle w:val="Ttulo2"/>
+        <w:numPr>
+          <w:ilvl w:val="1"/>
+          <w:numId w:val="13"/>
+        </w:numPr>
+      </w:pPr>
+      <w:r>
+        <w:t>Página principal (Beneficiário)</w:t>
+      </w:r>
+    </w:p>
+    <w:p>
+      <w:r>
+        <w:rPr>
+          <w:noProof/>
+        </w:rPr>
+        <w:drawing>
+          <wp:inline distT="0" distB="0" distL="0" distR="0" wp14:anchorId="7BBEFBCB" wp14:editId="68CEA523">
+            <wp:extent cx="3511550" cy="7404100"/>
+            <wp:effectExtent l="0" t="0" r="0" b="6350"/>
+            <wp:docPr id="1334781660" name="Imagem 11" descr="Uma imagem com texto, captura de ecrã, Página web, Publicidade online&#10;&#10;Os conteúdos gerados por IA podem estar incorretos."/>
+            <wp:cNvGraphicFramePr>
+              <a:graphicFrameLocks xmlns:a="http://schemas.openxmlformats.org/drawingml/2006/main" noChangeAspect="1"/>
+            </wp:cNvGraphicFramePr>
+            <a:graphic xmlns:a="http://schemas.openxmlformats.org/drawingml/2006/main">
+              <a:graphicData uri="http://schemas.openxmlformats.org/drawingml/2006/picture">
+                <pic:pic xmlns:pic="http://schemas.openxmlformats.org/drawingml/2006/picture">
+                  <pic:nvPicPr>
+                    <pic:cNvPr id="1334781660" name="Imagem 11" descr="Uma imagem com texto, captura de ecrã, Página web, Publicidade online&#10;&#10;Os conteúdos gerados por IA podem estar incorretos."/>
+                    <pic:cNvPicPr>
+                      <a:picLocks noChangeAspect="1" noChangeArrowheads="1"/>
+                    </pic:cNvPicPr>
+                  </pic:nvPicPr>
+                  <pic:blipFill>
+                    <a:blip r:embed="rId24">
+                      <a:extLst>
+                        <a:ext uri="{28A0092B-C50C-407E-A947-70E740481C1C}">
+                          <a14:useLocalDpi xmlns:a14="http://schemas.microsoft.com/office/drawing/2010/main" val="0"/>
+                        </a:ext>
+                      </a:extLst>
+                    </a:blip>
+                    <a:srcRect/>
+                    <a:stretch>
+                      <a:fillRect/>
+                    </a:stretch>
+                  </pic:blipFill>
+                  <pic:spPr bwMode="auto">
+                    <a:xfrm>
+                      <a:off x="0" y="0"/>
+                      <a:ext cx="3511550" cy="7404100"/>
+                    </a:xfrm>
+                    <a:prstGeom prst="rect">
+                      <a:avLst/>
+                    </a:prstGeom>
+                    <a:noFill/>
+                    <a:ln>
+                      <a:noFill/>
+                    </a:ln>
+                  </pic:spPr>
+                </pic:pic>
+              </a:graphicData>
+            </a:graphic>
+          </wp:inline>
+        </w:drawing>
+      </w:r>
+    </w:p>
+    <w:p>
+      <w:pPr>
+        <w:pStyle w:val="Ttulo2"/>
+      </w:pPr>
+      <w:r>
+        <w:lastRenderedPageBreak/>
+        <w:t>Registar</w:t>
+      </w:r>
+    </w:p>
+    <w:p>
+      <w:r>
+        <w:rPr>
+          <w:noProof/>
+        </w:rPr>
+        <w:drawing>
+          <wp:inline distT="0" distB="0" distL="0" distR="0" wp14:anchorId="0B2A91E4" wp14:editId="7B2B914B">
+            <wp:extent cx="3276600" cy="6724650"/>
+            <wp:effectExtent l="0" t="0" r="0" b="0"/>
+            <wp:docPr id="22567792" name="Imagem 7" descr="Uma imagem com texto, captura de ecrã, Tipo de letra, número&#10;&#10;Os conteúdos gerados por IA podem estar incorretos."/>
+            <wp:cNvGraphicFramePr>
+              <a:graphicFrameLocks xmlns:a="http://schemas.openxmlformats.org/drawingml/2006/main" noChangeAspect="1"/>
+            </wp:cNvGraphicFramePr>
+            <a:graphic xmlns:a="http://schemas.openxmlformats.org/drawingml/2006/main">
+              <a:graphicData uri="http://schemas.openxmlformats.org/drawingml/2006/picture">
+                <pic:pic xmlns:pic="http://schemas.openxmlformats.org/drawingml/2006/picture">
+                  <pic:nvPicPr>
+                    <pic:cNvPr id="22567792" name="Imagem 7" descr="Uma imagem com texto, captura de ecrã, Tipo de letra, número&#10;&#10;Os conteúdos gerados por IA podem estar incorretos."/>
+                    <pic:cNvPicPr>
+                      <a:picLocks noChangeAspect="1" noChangeArrowheads="1"/>
+                    </pic:cNvPicPr>
+                  </pic:nvPicPr>
+                  <pic:blipFill>
+                    <a:blip r:embed="rId25">
+                      <a:extLst>
+                        <a:ext uri="{28A0092B-C50C-407E-A947-70E740481C1C}">
+                          <a14:useLocalDpi xmlns:a14="http://schemas.microsoft.com/office/drawing/2010/main" val="0"/>
+                        </a:ext>
+                      </a:extLst>
+                    </a:blip>
+                    <a:srcRect/>
+                    <a:stretch>
+                      <a:fillRect/>
+                    </a:stretch>
+                  </pic:blipFill>
+                  <pic:spPr bwMode="auto">
+                    <a:xfrm>
+                      <a:off x="0" y="0"/>
+                      <a:ext cx="3276600" cy="6724650"/>
+                    </a:xfrm>
+                    <a:prstGeom prst="rect">
+                      <a:avLst/>
+                    </a:prstGeom>
+                    <a:noFill/>
+                    <a:ln>
+                      <a:noFill/>
+                    </a:ln>
+                  </pic:spPr>
+                </pic:pic>
+              </a:graphicData>
+            </a:graphic>
+          </wp:inline>
+        </w:drawing>
+      </w:r>
+    </w:p>
+    <w:p>
+      <w:pPr>
+        <w:pStyle w:val="Ttulo2"/>
+        <w:rPr>
+          <w:b w:val="0"/>
+          <w:bCs w:val="0"/>
+        </w:rPr>
+      </w:pPr>
+      <w:r>
+        <w:lastRenderedPageBreak/>
+        <w:t>Dados e documentação</w:t>
+      </w:r>
+      <w:r>
+        <w:t xml:space="preserve"> </w:t>
+      </w:r>
+      <w:r>
+        <w:rPr>
+          <w:noProof/>
+        </w:rPr>
+        <w:drawing>
+          <wp:inline distT="0" distB="0" distL="0" distR="0" wp14:anchorId="7C7E4FD5" wp14:editId="785BD9C3">
+            <wp:extent cx="5579745" cy="5422900"/>
+            <wp:effectExtent l="0" t="0" r="1905" b="6350"/>
+            <wp:docPr id="641136723" name="Imagem 12" descr="Uma imagem com texto, captura de ecrã, software, Página web&#10;&#10;Os conteúdos gerados por IA podem estar incorretos."/>
+            <wp:cNvGraphicFramePr>
+              <a:graphicFrameLocks xmlns:a="http://schemas.openxmlformats.org/drawingml/2006/main" noChangeAspect="1"/>
+            </wp:cNvGraphicFramePr>
+            <a:graphic xmlns:a="http://schemas.openxmlformats.org/drawingml/2006/main">
+              <a:graphicData uri="http://schemas.openxmlformats.org/drawingml/2006/picture">
+                <pic:pic xmlns:pic="http://schemas.openxmlformats.org/drawingml/2006/picture">
+                  <pic:nvPicPr>
+                    <pic:cNvPr id="641136723" name="Imagem 12" descr="Uma imagem com texto, captura de ecrã, software, Página web&#10;&#10;Os conteúdos gerados por IA podem estar incorretos."/>
+                    <pic:cNvPicPr>
+                      <a:picLocks noChangeAspect="1" noChangeArrowheads="1"/>
+                    </pic:cNvPicPr>
+                  </pic:nvPicPr>
+                  <pic:blipFill>
+                    <a:blip r:embed="rId26">
+                      <a:extLst>
+                        <a:ext uri="{28A0092B-C50C-407E-A947-70E740481C1C}">
+                          <a14:useLocalDpi xmlns:a14="http://schemas.microsoft.com/office/drawing/2010/main" val="0"/>
+                        </a:ext>
+                      </a:extLst>
+                    </a:blip>
+                    <a:srcRect/>
+                    <a:stretch>
+                      <a:fillRect/>
+                    </a:stretch>
+                  </pic:blipFill>
+                  <pic:spPr bwMode="auto">
+                    <a:xfrm>
+                      <a:off x="0" y="0"/>
+                      <a:ext cx="5579745" cy="5422900"/>
+                    </a:xfrm>
+                    <a:prstGeom prst="rect">
+                      <a:avLst/>
+                    </a:prstGeom>
+                    <a:noFill/>
+                    <a:ln>
+                      <a:noFill/>
+                    </a:ln>
+                  </pic:spPr>
+                </pic:pic>
+              </a:graphicData>
+            </a:graphic>
+          </wp:inline>
+        </w:drawing>
+      </w:r>
+    </w:p>
+    <w:p/>
+    <w:p/>
+    <w:p>
+      <w:pPr>
+        <w:pStyle w:val="Ttulo2"/>
+        <w:numPr>
+          <w:ilvl w:val="1"/>
+          <w:numId w:val="13"/>
+        </w:numPr>
+      </w:pPr>
+      <w:r>
+        <w:lastRenderedPageBreak/>
+        <w:t>Estados da candidatura</w:t>
+      </w:r>
+    </w:p>
+    <w:p>
+      <w:r>
+        <w:rPr>
+          <w:noProof/>
+        </w:rPr>
+        <w:drawing>
+          <wp:inline distT="0" distB="0" distL="0" distR="0" wp14:anchorId="7A2E47D4" wp14:editId="664B2E65">
+            <wp:extent cx="5579745" cy="2817495"/>
+            <wp:effectExtent l="0" t="0" r="1905" b="1905"/>
+            <wp:docPr id="1719185855" name="Imagem 10" descr="Uma imagem com texto, captura de ecrã, Tipo de letra, Marca&#10;&#10;Os conteúdos gerados por IA podem estar incorretos."/>
+            <wp:cNvGraphicFramePr>
+              <a:graphicFrameLocks xmlns:a="http://schemas.openxmlformats.org/drawingml/2006/main" noChangeAspect="1"/>
+            </wp:cNvGraphicFramePr>
+            <a:graphic xmlns:a="http://schemas.openxmlformats.org/drawingml/2006/main">
+              <a:graphicData uri="http://schemas.openxmlformats.org/drawingml/2006/picture">
+                <pic:pic xmlns:pic="http://schemas.openxmlformats.org/drawingml/2006/picture">
+                  <pic:nvPicPr>
+                    <pic:cNvPr id="1719185855" name="Imagem 10" descr="Uma imagem com texto, captura de ecrã, Tipo de letra, Marca&#10;&#10;Os conteúdos gerados por IA podem estar incorretos."/>
+                    <pic:cNvPicPr/>
+                  </pic:nvPicPr>
+                  <pic:blipFill>
+                    <a:blip r:embed="rId27">
+                      <a:extLst>
+                        <a:ext uri="{28A0092B-C50C-407E-A947-70E740481C1C}">
+                          <a14:useLocalDpi xmlns:a14="http://schemas.microsoft.com/office/drawing/2010/main" val="0"/>
+                        </a:ext>
+                      </a:extLst>
+                    </a:blip>
+                    <a:stretch>
+                      <a:fillRect/>
+                    </a:stretch>
+                  </pic:blipFill>
+                  <pic:spPr>
+                    <a:xfrm>
+                      <a:off x="0" y="0"/>
+                      <a:ext cx="5579745" cy="2817495"/>
+                    </a:xfrm>
+                    <a:prstGeom prst="rect">
+                      <a:avLst/>
+                    </a:prstGeom>
+                  </pic:spPr>
+                </pic:pic>
+              </a:graphicData>
+            </a:graphic>
+          </wp:inline>
+        </w:drawing>
+      </w:r>
+    </w:p>
+    <w:p/>
+    <w:p/>
+    <w:p/>
+    <w:p/>
+    <w:p/>
+    <w:p/>
+    <w:p>
+      <w:pPr>
+        <w:pStyle w:val="Ttulo1"/>
+      </w:pPr>
       <w:bookmarkStart w:id="53" w:name="_Toc215255754"/>
       <w:r>
-        <w:lastRenderedPageBreak/>
         <w:t>Conclusão</w:t>
       </w:r>
       <w:bookmarkEnd w:id="53"/>
@@ -10128,7 +10149,14 @@
         <w:rPr>
           <w:rFonts w:cstheme="minorHAnsi"/>
         </w:rPr>
-        <w:t>A modelação dos processos através de diagramas BPMN proporcionou uma visão estruturada do funcionamento da Loja Social, evidenciando os fluxos de informação, os papéis de cada ator e os pontos críticos do processo. A definição da arquitetura técnica da aplicação reforçou a importância de um sistema que integre gestão de stock, notificações e registo de dados, garantindo maior eficiência operacional e transparência na prestação do apoio aos beneficiários.</w:t>
+        <w:t xml:space="preserve">A modelação dos processos através de diagramas BPMN proporcionou uma visão estruturada do funcionamento da Loja Social, evidenciando os fluxos de informação, os papéis de cada ator e os </w:t>
+      </w:r>
+      <w:r>
+        <w:rPr>
+          <w:rFonts w:cstheme="minorHAnsi"/>
+        </w:rPr>
+        <w:lastRenderedPageBreak/>
+        <w:t>pontos críticos do processo. A definição da arquitetura técnica da aplicação reforçou a importância de um sistema que integre gestão de stock, notificações e registo de dados, garantindo maior eficiência operacional e transparência na prestação do apoio aos beneficiários.</w:t>
       </w:r>
     </w:p>
     <w:p>
@@ -10150,9 +10178,9 @@
       <w:bookmarkEnd w:id="54"/>
     </w:p>
     <w:sectPr>
-      <w:headerReference w:type="default" r:id="rId24"/>
-      <w:footerReference w:type="default" r:id="rId25"/>
-      <w:footerReference w:type="first" r:id="rId26"/>
+      <w:headerReference w:type="default" r:id="rId28"/>
+      <w:footerReference w:type="default" r:id="rId29"/>
+      <w:footerReference w:type="first" r:id="rId30"/>
       <w:pgSz w:w="11906" w:h="16838"/>
       <w:pgMar w:top="1418" w:right="1418" w:bottom="1418" w:left="1701" w:header="709" w:footer="709" w:gutter="0"/>
       <w:cols w:space="708"/>
@@ -11377,6 +11405,36 @@
   </w:num>
   <w:num w:numId="12" w16cid:durableId="375811482">
     <w:abstractNumId w:val="7"/>
+  </w:num>
+  <w:num w:numId="13" w16cid:durableId="1745955133">
+    <w:abstractNumId w:val="4"/>
+    <w:lvlOverride w:ilvl="0">
+      <w:startOverride w:val="1"/>
+    </w:lvlOverride>
+    <w:lvlOverride w:ilvl="1">
+      <w:startOverride w:val="1"/>
+    </w:lvlOverride>
+    <w:lvlOverride w:ilvl="2">
+      <w:startOverride w:val="1"/>
+    </w:lvlOverride>
+    <w:lvlOverride w:ilvl="3">
+      <w:startOverride w:val="1"/>
+    </w:lvlOverride>
+    <w:lvlOverride w:ilvl="4">
+      <w:startOverride w:val="1"/>
+    </w:lvlOverride>
+    <w:lvlOverride w:ilvl="5">
+      <w:startOverride w:val="1"/>
+    </w:lvlOverride>
+    <w:lvlOverride w:ilvl="6">
+      <w:startOverride w:val="1"/>
+    </w:lvlOverride>
+    <w:lvlOverride w:ilvl="7">
+      <w:startOverride w:val="1"/>
+    </w:lvlOverride>
+    <w:lvlOverride w:ilvl="8">
+      <w:startOverride w:val="1"/>
+    </w:lvlOverride>
   </w:num>
   <w:numIdMacAtCleanup w:val="3"/>
 </w:numbering>
@@ -11853,6 +11911,7 @@
   <w:style w:type="character" w:default="1" w:styleId="Tipodeletrapredefinidodopargrafo">
     <w:name w:val="Default Paragraph Font"/>
     <w:uiPriority w:val="1"/>
+    <w:semiHidden/>
     <w:unhideWhenUsed/>
   </w:style>
   <w:style w:type="table" w:default="1" w:styleId="Tabelanormal">

--- a/docs/Relatorio.docx
+++ b/docs/Relatorio.docx
@@ -4664,15 +4664,7 @@
         <w:jc w:val="both"/>
       </w:pPr>
       <w:r>
-        <w:t xml:space="preserve">Face a este cenário, torna-se pertinente a criação de uma aplicação móvel de </w:t>
-      </w:r>
-      <w:proofErr w:type="spellStart"/>
-      <w:r>
-        <w:t>caráter</w:t>
-      </w:r>
-      <w:proofErr w:type="spellEnd"/>
-      <w:r>
-        <w:t xml:space="preserve"> administrativo, concebida exclusivamente para uso dos responsáveis pela Loja Social para simplificar e otimizar as tarefas de gestão da mesma.</w:t>
+        <w:t>Face a este cenário, torna-se pertinente a criação de uma aplicação móvel de caráter administrativo, concebida exclusivamente para uso dos responsáveis pela Loja Social para simplificar e otimizar as tarefas de gestão da mesma.</w:t>
       </w:r>
     </w:p>
     <w:p>
@@ -4766,15 +4758,7 @@
         <w:jc w:val="both"/>
       </w:pPr>
       <w:r>
-        <w:t xml:space="preserve">A Loja Social do IPCA é uma iniciativa de </w:t>
-      </w:r>
-      <w:proofErr w:type="spellStart"/>
-      <w:r>
-        <w:t>caráter</w:t>
-      </w:r>
-      <w:proofErr w:type="spellEnd"/>
-      <w:r>
-        <w:t xml:space="preserve"> solidário e sem fins lucrativos, criada com o propósito de apoiar a comunidade académica, em especial os estudantes em situação de vulnerabilidade socioeconómica. O seu funcionamento baseia-se na recolha de bens doados, que são posteriormente organizados e disponibilizados para distribuição de forma gratuita a quem deles necessite.</w:t>
+        <w:t>A Loja Social do IPCA é uma iniciativa de caráter solidário e sem fins lucrativos, criada com o propósito de apoiar a comunidade académica, em especial os estudantes em situação de vulnerabilidade socioeconómica. O seu funcionamento baseia-se na recolha de bens doados, que são posteriormente organizados e disponibilizados para distribuição de forma gratuita a quem deles necessite.</w:t>
       </w:r>
     </w:p>
     <w:p>
@@ -5688,15 +5672,7 @@
               <w:t xml:space="preserve"> e </w:t>
             </w:r>
             <w:r>
-              <w:t xml:space="preserve">com documentação. Permitir atualizações sem perda de dados, </w:t>
-            </w:r>
-            <w:proofErr w:type="spellStart"/>
-            <w:r>
-              <w:t>logs</w:t>
-            </w:r>
-            <w:proofErr w:type="spellEnd"/>
-            <w:r>
-              <w:t xml:space="preserve"> e métricas disponíveis para equipa técnica.</w:t>
+              <w:t>com documentação. Permitir atualizações sem perda de dados, logs e métricas disponíveis para equipa técnica.</w:t>
             </w:r>
           </w:p>
         </w:tc>
@@ -5968,12 +5944,12 @@
       <w:pPr>
         <w:pStyle w:val="Ttulo2"/>
       </w:pPr>
-      <w:bookmarkStart w:id="12" w:name="_Toc215255729"/>
+      <w:bookmarkStart w:id="11" w:name="_Toc215255729"/>
       <w:r>
         <w:lastRenderedPageBreak/>
         <w:t>Gestão de Inventário</w:t>
       </w:r>
-      <w:bookmarkEnd w:id="12"/>
+      <w:bookmarkEnd w:id="11"/>
     </w:p>
     <w:p>
       <w:pPr>
@@ -6053,7 +6029,7 @@
         <w:pStyle w:val="Legenda"/>
         <w:jc w:val="center"/>
       </w:pPr>
-      <w:bookmarkStart w:id="13" w:name="_Toc215255756"/>
+      <w:bookmarkStart w:id="12" w:name="_Toc215255756"/>
       <w:r>
         <w:t xml:space="preserve">Figura </w:t>
       </w:r>
@@ -6074,7 +6050,7 @@
       <w:r>
         <w:t xml:space="preserve"> Gestão Inventário</w:t>
       </w:r>
-      <w:bookmarkEnd w:id="13"/>
+      <w:bookmarkEnd w:id="12"/>
     </w:p>
     <w:p/>
     <w:p>
@@ -6097,7 +6073,7 @@
           <w:noProof/>
         </w:rPr>
       </w:pPr>
-      <w:bookmarkStart w:id="14" w:name="_Toc215255730"/>
+      <w:bookmarkStart w:id="13" w:name="_Toc215255730"/>
       <w:r>
         <w:rPr>
           <w:noProof/>
@@ -6105,7 +6081,7 @@
         <w:lastRenderedPageBreak/>
         <w:t>Agendamento de Entregas</w:t>
       </w:r>
-      <w:bookmarkEnd w:id="14"/>
+      <w:bookmarkEnd w:id="13"/>
     </w:p>
     <w:p>
       <w:r>
@@ -6159,7 +6135,7 @@
                                 <w:szCs w:val="22"/>
                               </w:rPr>
                             </w:pPr>
-                            <w:bookmarkStart w:id="15" w:name="_Toc215255757"/>
+                            <w:bookmarkStart w:id="14" w:name="_Toc215255757"/>
                             <w:r>
                               <w:t xml:space="preserve">Figura </w:t>
                             </w:r>
@@ -6174,7 +6150,7 @@
                             <w:r>
                               <w:t xml:space="preserve"> - Diagrama BPMN Agendamento De Entregas</w:t>
                             </w:r>
-                            <w:bookmarkEnd w:id="15"/>
+                            <w:bookmarkEnd w:id="14"/>
                           </w:p>
                         </w:txbxContent>
                       </wps:txbx>
@@ -6324,12 +6300,12 @@
       <w:pPr>
         <w:pStyle w:val="Ttulo2"/>
       </w:pPr>
-      <w:bookmarkStart w:id="17" w:name="_Toc215255731"/>
+      <w:bookmarkStart w:id="15" w:name="_Toc215255731"/>
       <w:r>
         <w:lastRenderedPageBreak/>
         <w:t>Gestão de Benificiários</w:t>
       </w:r>
-      <w:bookmarkEnd w:id="17"/>
+      <w:bookmarkEnd w:id="15"/>
     </w:p>
     <w:p>
       <w:pPr>
@@ -6386,7 +6362,7 @@
                                 <w:szCs w:val="22"/>
                               </w:rPr>
                             </w:pPr>
-                            <w:bookmarkStart w:id="18" w:name="_Toc215255758"/>
+                            <w:bookmarkStart w:id="16" w:name="_Toc215255758"/>
                             <w:r>
                               <w:t xml:space="preserve">Figura </w:t>
                             </w:r>
@@ -6401,7 +6377,7 @@
                             <w:r>
                               <w:t xml:space="preserve"> - Diagrama BPMN Gestão Benificiários</w:t>
                             </w:r>
-                            <w:bookmarkEnd w:id="18"/>
+                            <w:bookmarkEnd w:id="16"/>
                           </w:p>
                         </w:txbxContent>
                       </wps:txbx>
@@ -6555,12 +6531,12 @@
       <w:pPr>
         <w:pStyle w:val="Ttulo1"/>
       </w:pPr>
-      <w:bookmarkStart w:id="20" w:name="_Toc215255732"/>
+      <w:bookmarkStart w:id="17" w:name="_Toc215255732"/>
       <w:r>
         <w:lastRenderedPageBreak/>
         <w:t>Estudo de Viabilidade</w:t>
       </w:r>
-      <w:bookmarkEnd w:id="20"/>
+      <w:bookmarkEnd w:id="17"/>
     </w:p>
     <w:p>
       <w:pPr>
@@ -6621,11 +6597,11 @@
       <w:pPr>
         <w:pStyle w:val="Ttulo2"/>
       </w:pPr>
-      <w:bookmarkStart w:id="21" w:name="_Toc215255733"/>
+      <w:bookmarkStart w:id="18" w:name="_Toc215255733"/>
       <w:r>
         <w:t>Objetivo da Solução Digital</w:t>
       </w:r>
-      <w:bookmarkEnd w:id="21"/>
+      <w:bookmarkEnd w:id="18"/>
     </w:p>
     <w:p>
       <w:r>
@@ -6660,11 +6636,11 @@
       <w:pPr>
         <w:pStyle w:val="Ttulo2"/>
       </w:pPr>
-      <w:bookmarkStart w:id="22" w:name="_Toc215255734"/>
+      <w:bookmarkStart w:id="19" w:name="_Toc215255734"/>
       <w:r>
         <w:t>Viabilidade Técnica</w:t>
       </w:r>
-      <w:bookmarkEnd w:id="22"/>
+      <w:bookmarkEnd w:id="19"/>
       <w:r>
         <w:t xml:space="preserve"> </w:t>
       </w:r>
@@ -6737,15 +6713,7 @@
         <w:t>Aplica</w:t>
       </w:r>
       <w:r>
-        <w:t xml:space="preserve">ção movel com Android </w:t>
-      </w:r>
-      <w:proofErr w:type="spellStart"/>
-      <w:r>
-        <w:t>Studio</w:t>
-      </w:r>
-      <w:proofErr w:type="spellEnd"/>
-      <w:r>
-        <w:t>;</w:t>
+        <w:t>ção movel com Android Studio;</w:t>
       </w:r>
     </w:p>
     <w:p>
@@ -6758,15 +6726,7 @@
         <w:jc w:val="both"/>
       </w:pPr>
       <w:r>
-        <w:t xml:space="preserve">Website com </w:t>
-      </w:r>
-      <w:proofErr w:type="spellStart"/>
-      <w:r>
-        <w:t>React</w:t>
-      </w:r>
-      <w:proofErr w:type="spellEnd"/>
-      <w:r>
-        <w:t xml:space="preserve"> e Next.js;</w:t>
+        <w:t>Website com React e Next.js;</w:t>
       </w:r>
     </w:p>
     <w:p>
@@ -6843,12 +6803,12 @@
       <w:pPr>
         <w:pStyle w:val="Ttulo2"/>
       </w:pPr>
-      <w:bookmarkStart w:id="23" w:name="_Toc215255735"/>
+      <w:bookmarkStart w:id="20" w:name="_Toc215255735"/>
       <w:r>
         <w:lastRenderedPageBreak/>
         <w:t>Viabilidade Operacional</w:t>
       </w:r>
-      <w:bookmarkEnd w:id="23"/>
+      <w:bookmarkEnd w:id="20"/>
       <w:r>
         <w:t xml:space="preserve"> </w:t>
       </w:r>
@@ -6917,11 +6877,11 @@
       <w:pPr>
         <w:pStyle w:val="Ttulo2"/>
       </w:pPr>
-      <w:bookmarkStart w:id="24" w:name="_Toc215255736"/>
+      <w:bookmarkStart w:id="21" w:name="_Toc215255736"/>
       <w:r>
         <w:t>Analise de Riscos</w:t>
       </w:r>
-      <w:bookmarkEnd w:id="24"/>
+      <w:bookmarkEnd w:id="21"/>
       <w:r>
         <w:t xml:space="preserve"> </w:t>
       </w:r>
@@ -7262,12 +7222,12 @@
       <w:pPr>
         <w:pStyle w:val="Ttulo1"/>
       </w:pPr>
-      <w:bookmarkStart w:id="25" w:name="_Toc215255737"/>
+      <w:bookmarkStart w:id="22" w:name="_Toc215255737"/>
       <w:r>
         <w:lastRenderedPageBreak/>
         <w:t>Arquitetura Técnica da Aplicação</w:t>
       </w:r>
-      <w:bookmarkEnd w:id="25"/>
+      <w:bookmarkEnd w:id="22"/>
     </w:p>
     <w:p>
       <w:r>
@@ -7406,11 +7366,11 @@
       <w:pPr>
         <w:pStyle w:val="Ttulo2"/>
       </w:pPr>
-      <w:bookmarkStart w:id="26" w:name="_Toc215255738"/>
+      <w:bookmarkStart w:id="23" w:name="_Toc215255738"/>
       <w:r>
         <w:t>Tecnologias</w:t>
       </w:r>
-      <w:bookmarkEnd w:id="26"/>
+      <w:bookmarkEnd w:id="23"/>
       <w:r>
         <w:t xml:space="preserve"> </w:t>
       </w:r>
@@ -7497,13 +7457,8 @@
               <w:cnfStyle w:val="000000100000" w:firstRow="0" w:lastRow="0" w:firstColumn="0" w:lastColumn="0" w:oddVBand="0" w:evenVBand="0" w:oddHBand="1" w:evenHBand="0" w:firstRowFirstColumn="0" w:firstRowLastColumn="0" w:lastRowFirstColumn="0" w:lastRowLastColumn="0"/>
             </w:pPr>
             <w:r>
-              <w:t xml:space="preserve">Android </w:t>
-            </w:r>
-            <w:proofErr w:type="spellStart"/>
-            <w:r>
-              <w:t>Studio</w:t>
-            </w:r>
-            <w:proofErr w:type="spellEnd"/>
+              <w:t>Android Studio</w:t>
+            </w:r>
           </w:p>
         </w:tc>
       </w:tr>
@@ -7524,7 +7479,6 @@
                 <w:bCs w:val="0"/>
               </w:rPr>
             </w:pPr>
-            <w:proofErr w:type="spellStart"/>
             <w:r>
               <w:rPr>
                 <w:b w:val="0"/>
@@ -7532,7 +7486,6 @@
               </w:rPr>
               <w:t>Frontend</w:t>
             </w:r>
-            <w:proofErr w:type="spellEnd"/>
           </w:p>
         </w:tc>
         <w:tc>
@@ -7544,13 +7497,8 @@
               <w:jc w:val="center"/>
               <w:cnfStyle w:val="000000000000" w:firstRow="0" w:lastRow="0" w:firstColumn="0" w:lastColumn="0" w:oddVBand="0" w:evenVBand="0" w:oddHBand="0" w:evenHBand="0" w:firstRowFirstColumn="0" w:firstRowLastColumn="0" w:lastRowFirstColumn="0" w:lastRowLastColumn="0"/>
             </w:pPr>
-            <w:proofErr w:type="spellStart"/>
-            <w:r>
-              <w:t>React</w:t>
-            </w:r>
-            <w:proofErr w:type="spellEnd"/>
-            <w:r>
-              <w:t xml:space="preserve"> e Next.js</w:t>
+            <w:r>
+              <w:t>React e Next.js</w:t>
             </w:r>
           </w:p>
         </w:tc>
@@ -7573,7 +7521,6 @@
                 <w:bCs w:val="0"/>
               </w:rPr>
             </w:pPr>
-            <w:proofErr w:type="spellStart"/>
             <w:r>
               <w:rPr>
                 <w:b w:val="0"/>
@@ -7581,7 +7528,6 @@
               </w:rPr>
               <w:t>Backend</w:t>
             </w:r>
-            <w:proofErr w:type="spellEnd"/>
           </w:p>
         </w:tc>
         <w:tc>
@@ -7634,11 +7580,9 @@
               <w:jc w:val="center"/>
               <w:cnfStyle w:val="000000000000" w:firstRow="0" w:lastRow="0" w:firstColumn="0" w:lastColumn="0" w:oddVBand="0" w:evenVBand="0" w:oddHBand="0" w:evenHBand="0" w:firstRowFirstColumn="0" w:firstRowLastColumn="0" w:lastRowFirstColumn="0" w:lastRowLastColumn="0"/>
             </w:pPr>
-            <w:proofErr w:type="spellStart"/>
             <w:r>
               <w:t>PostgreSQL</w:t>
             </w:r>
-            <w:proofErr w:type="spellEnd"/>
           </w:p>
         </w:tc>
       </w:tr>
@@ -7655,12 +7599,12 @@
       <w:pPr>
         <w:pStyle w:val="Ttulo2"/>
       </w:pPr>
-      <w:bookmarkStart w:id="27" w:name="_Toc215255739"/>
+      <w:bookmarkStart w:id="24" w:name="_Toc215255739"/>
       <w:r>
         <w:lastRenderedPageBreak/>
         <w:t>Diagrama de Arquitetura Técnica</w:t>
       </w:r>
-      <w:bookmarkEnd w:id="27"/>
+      <w:bookmarkEnd w:id="24"/>
     </w:p>
     <w:p>
       <w:r>
@@ -7724,7 +7668,7 @@
         <w:pStyle w:val="Legenda"/>
         <w:jc w:val="center"/>
       </w:pPr>
-      <w:bookmarkStart w:id="28" w:name="_Toc215255759"/>
+      <w:bookmarkStart w:id="25" w:name="_Toc215255759"/>
       <w:r>
         <w:t xml:space="preserve">Figura </w:t>
       </w:r>
@@ -7737,14 +7681,9 @@
         </w:r>
       </w:fldSimple>
       <w:r>
-        <w:t xml:space="preserve"> - Diagrama Arquitetura </w:t>
-      </w:r>
-      <w:proofErr w:type="spellStart"/>
-      <w:r>
-        <w:t>Tecnica</w:t>
-      </w:r>
-      <w:bookmarkEnd w:id="28"/>
-      <w:proofErr w:type="spellEnd"/>
+        <w:t xml:space="preserve"> - Diagrama Arquitetura Tecnica</w:t>
+      </w:r>
+      <w:bookmarkEnd w:id="25"/>
     </w:p>
     <w:p>
       <w:pPr>
@@ -7766,12 +7705,12 @@
       <w:pPr>
         <w:pStyle w:val="Ttulo1"/>
       </w:pPr>
-      <w:bookmarkStart w:id="29" w:name="_Toc215255740"/>
+      <w:bookmarkStart w:id="26" w:name="_Toc215255740"/>
       <w:r>
         <w:lastRenderedPageBreak/>
         <w:t>Diagrama de Estados</w:t>
       </w:r>
-      <w:bookmarkEnd w:id="29"/>
+      <w:bookmarkEnd w:id="26"/>
     </w:p>
     <w:p>
       <w:r>
@@ -7788,11 +7727,11 @@
       <w:pPr>
         <w:pStyle w:val="Ttulo2"/>
       </w:pPr>
-      <w:bookmarkStart w:id="30" w:name="_Toc215255741"/>
+      <w:bookmarkStart w:id="27" w:name="_Toc215255741"/>
       <w:r>
         <w:t>Pedir Apoio</w:t>
       </w:r>
-      <w:bookmarkEnd w:id="30"/>
+      <w:bookmarkEnd w:id="27"/>
     </w:p>
     <w:p>
       <w:r>
@@ -7866,7 +7805,7 @@
         <w:pStyle w:val="Legenda"/>
         <w:jc w:val="center"/>
       </w:pPr>
-      <w:bookmarkStart w:id="31" w:name="_Toc215255760"/>
+      <w:bookmarkStart w:id="28" w:name="_Toc215255760"/>
       <w:r>
         <w:t xml:space="preserve">Figura </w:t>
       </w:r>
@@ -7881,7 +7820,7 @@
       <w:r>
         <w:t xml:space="preserve"> - Diagrama de Estados Pedir Apoio</w:t>
       </w:r>
-      <w:bookmarkEnd w:id="31"/>
+      <w:bookmarkEnd w:id="28"/>
     </w:p>
     <w:p>
       <w:pPr>
@@ -7906,12 +7845,12 @@
       <w:pPr>
         <w:pStyle w:val="Ttulo2"/>
       </w:pPr>
-      <w:bookmarkStart w:id="32" w:name="_Toc215255742"/>
+      <w:bookmarkStart w:id="29" w:name="_Toc215255742"/>
       <w:r>
         <w:lastRenderedPageBreak/>
         <w:t>Gestão de Inventário</w:t>
       </w:r>
-      <w:bookmarkEnd w:id="32"/>
+      <w:bookmarkEnd w:id="29"/>
     </w:p>
     <w:p>
       <w:r>
@@ -7982,7 +7921,7 @@
         <w:pStyle w:val="Legenda"/>
         <w:jc w:val="center"/>
       </w:pPr>
-      <w:bookmarkStart w:id="33" w:name="_Toc215255761"/>
+      <w:bookmarkStart w:id="30" w:name="_Toc215255761"/>
       <w:r>
         <w:t xml:space="preserve">Figura </w:t>
       </w:r>
@@ -8003,7 +7942,7 @@
       <w:r>
         <w:t>Gestão de Inventário</w:t>
       </w:r>
-      <w:bookmarkEnd w:id="33"/>
+      <w:bookmarkEnd w:id="30"/>
     </w:p>
     <w:p>
       <w:pPr>
@@ -8051,12 +7990,12 @@
       <w:pPr>
         <w:pStyle w:val="Ttulo2"/>
       </w:pPr>
-      <w:bookmarkStart w:id="34" w:name="_Toc215255743"/>
+      <w:bookmarkStart w:id="31" w:name="_Toc215255743"/>
       <w:r>
         <w:lastRenderedPageBreak/>
         <w:t>Agendamento de Entregas</w:t>
       </w:r>
-      <w:bookmarkEnd w:id="34"/>
+      <w:bookmarkEnd w:id="31"/>
     </w:p>
     <w:p>
       <w:r>
@@ -8127,7 +8066,7 @@
         <w:pStyle w:val="Legenda"/>
         <w:jc w:val="center"/>
       </w:pPr>
-      <w:bookmarkStart w:id="35" w:name="_Toc215255762"/>
+      <w:bookmarkStart w:id="32" w:name="_Toc215255762"/>
       <w:r>
         <w:t xml:space="preserve">Figura </w:t>
       </w:r>
@@ -8142,7 +8081,7 @@
       <w:r>
         <w:t xml:space="preserve"> - Diagrama de Estados Agendamento de Entregas</w:t>
       </w:r>
-      <w:bookmarkEnd w:id="35"/>
+      <w:bookmarkEnd w:id="32"/>
     </w:p>
     <w:p>
       <w:pPr>
@@ -8178,12 +8117,12 @@
       <w:pPr>
         <w:pStyle w:val="Ttulo2"/>
       </w:pPr>
-      <w:bookmarkStart w:id="36" w:name="_Toc215255744"/>
+      <w:bookmarkStart w:id="33" w:name="_Toc215255744"/>
       <w:r>
         <w:lastRenderedPageBreak/>
         <w:t>Gestão dos Beneficiários</w:t>
       </w:r>
-      <w:bookmarkEnd w:id="36"/>
+      <w:bookmarkEnd w:id="33"/>
       <w:r>
         <w:t xml:space="preserve"> </w:t>
       </w:r>
@@ -8257,7 +8196,7 @@
         <w:pStyle w:val="Legenda"/>
         <w:jc w:val="center"/>
       </w:pPr>
-      <w:bookmarkStart w:id="37" w:name="_Toc215255763"/>
+      <w:bookmarkStart w:id="34" w:name="_Toc215255763"/>
       <w:r>
         <w:t xml:space="preserve">Figura </w:t>
       </w:r>
@@ -8278,7 +8217,7 @@
       <w:r>
         <w:t>Gestão dos Beneficiários</w:t>
       </w:r>
-      <w:bookmarkEnd w:id="37"/>
+      <w:bookmarkEnd w:id="34"/>
     </w:p>
     <w:p>
       <w:pPr>
@@ -8308,12 +8247,12 @@
       <w:pPr>
         <w:pStyle w:val="Ttulo1"/>
       </w:pPr>
-      <w:bookmarkStart w:id="38" w:name="_Toc215255745"/>
+      <w:bookmarkStart w:id="35" w:name="_Toc215255745"/>
       <w:r>
         <w:lastRenderedPageBreak/>
         <w:t>Diagrama de casos de uso</w:t>
       </w:r>
-      <w:bookmarkEnd w:id="38"/>
+      <w:bookmarkEnd w:id="35"/>
     </w:p>
     <w:p>
       <w:pPr>
@@ -8333,11 +8272,11 @@
       <w:pPr>
         <w:pStyle w:val="Ttulo2"/>
       </w:pPr>
-      <w:bookmarkStart w:id="39" w:name="_Toc215255746"/>
+      <w:bookmarkStart w:id="36" w:name="_Toc215255746"/>
       <w:r>
         <w:t>Pedir Apoio</w:t>
       </w:r>
-      <w:bookmarkEnd w:id="39"/>
+      <w:bookmarkEnd w:id="36"/>
     </w:p>
     <w:p>
       <w:r>
@@ -8413,7 +8352,7 @@
         <w:pStyle w:val="Legenda"/>
         <w:jc w:val="center"/>
       </w:pPr>
-      <w:bookmarkStart w:id="40" w:name="_Toc215255764"/>
+      <w:bookmarkStart w:id="37" w:name="_Toc215255764"/>
       <w:r>
         <w:t xml:space="preserve">Figura </w:t>
       </w:r>
@@ -8434,7 +8373,7 @@
       <w:r>
         <w:t>Casos de Uso Pedir Apoio</w:t>
       </w:r>
-      <w:bookmarkEnd w:id="40"/>
+      <w:bookmarkEnd w:id="37"/>
     </w:p>
     <w:p>
       <w:pPr>
@@ -8450,15 +8389,7 @@
         <w:t xml:space="preserve">diagrama </w:t>
       </w:r>
       <w:r>
-        <w:t>ilustra as interações no módulo de Candidatura, envolvendo o Beneficiário, o Funcionário e o Sistema. O processo inicia-se com o Beneficiário a acionar o caso de uso "Submete ficheiros", carregando a documentação necessária na plataforma. Por sua vez, cabe ao Funcionário executar o caso de uso "Analisa situação", validando a elegibilidade do pedido; existe aqui uma relação de extensão (&lt;&lt;</w:t>
-      </w:r>
-      <w:proofErr w:type="spellStart"/>
-      <w:r>
-        <w:t>Extend</w:t>
-      </w:r>
-      <w:proofErr w:type="spellEnd"/>
-      <w:r>
-        <w:t>&gt;&gt;) para a ação "Insere dados", o que indica que o registo final dos dados no sistema é uma operação condicional, ocorrendo apenas se a análise for positiva e a situação do candidato for considerada regularizada.</w:t>
+        <w:t>ilustra as interações no módulo de Candidatura, envolvendo o Beneficiário, o Funcionário e o Sistema. O processo inicia-se com o Beneficiário a acionar o caso de uso "Submete ficheiros", carregando a documentação necessária na plataforma. Por sua vez, cabe ao Funcionário executar o caso de uso "Analisa situação", validando a elegibilidade do pedido; existe aqui uma relação de extensão (&lt;&lt;Extend&gt;&gt;) para a ação "Insere dados", o que indica que o registo final dos dados no sistema é uma operação condicional, ocorrendo apenas se a análise for positiva e a situação do candidato for considerada regularizada.</w:t>
       </w:r>
     </w:p>
     <w:p>
@@ -8475,12 +8406,12 @@
       <w:pPr>
         <w:pStyle w:val="Ttulo2"/>
       </w:pPr>
-      <w:bookmarkStart w:id="41" w:name="_Toc215255747"/>
+      <w:bookmarkStart w:id="38" w:name="_Toc215255747"/>
       <w:r>
         <w:lastRenderedPageBreak/>
         <w:t>Registo da doação</w:t>
       </w:r>
-      <w:bookmarkEnd w:id="41"/>
+      <w:bookmarkEnd w:id="38"/>
     </w:p>
     <w:p>
       <w:r>
@@ -8550,7 +8481,7 @@
         <w:pStyle w:val="Legenda"/>
         <w:jc w:val="center"/>
       </w:pPr>
-      <w:bookmarkStart w:id="42" w:name="_Toc215255765"/>
+      <w:bookmarkStart w:id="39" w:name="_Toc215255765"/>
       <w:r>
         <w:t xml:space="preserve">Figura </w:t>
       </w:r>
@@ -8571,7 +8502,7 @@
       <w:r>
         <w:t>Gestão do Inventário</w:t>
       </w:r>
-      <w:bookmarkEnd w:id="42"/>
+      <w:bookmarkEnd w:id="39"/>
     </w:p>
     <w:p/>
     <w:p>
@@ -8582,23 +8513,7 @@
         <w:t>O diagrama</w:t>
       </w:r>
       <w:r>
-        <w:t xml:space="preserve"> representa o processo de Registo de Doação, no qual o ator Funcionário desempenha o papel central na triagem e entrada de bens. O fluxo inicia-se com a receção física dos artigos (Recebe produtos) e a subsequente verificação do seu prazo de consumo (Verifica Validade). Dependendo do resultado desta análise, o sistema apresenta dois comportamentos distintos através de relações de extensão (&lt;&lt;</w:t>
-      </w:r>
-      <w:proofErr w:type="spellStart"/>
-      <w:r>
-        <w:t>Extend</w:t>
-      </w:r>
-      <w:proofErr w:type="spellEnd"/>
-      <w:r>
-        <w:t>&gt;&gt;): caso a validade esteja a terminar, o fluxo desvia para o caso de uso Envia para Associação; por outro lado, se a validade for considerada longa, prossegue-se para o Regista produtos no Sistema. Este último caso de uso incorpora obrigatoriamente, através de uma relação de inclusão (&lt;&lt;</w:t>
-      </w:r>
-      <w:proofErr w:type="spellStart"/>
-      <w:r>
-        <w:t>Include</w:t>
-      </w:r>
-      <w:proofErr w:type="spellEnd"/>
-      <w:r>
-        <w:t>&gt;&gt;), a ação Insere no Sistema, garantindo a persistência dos dados no inventário digital da Loja Social.</w:t>
+        <w:t xml:space="preserve"> representa o processo de Registo de Doação, no qual o ator Funcionário desempenha o papel central na triagem e entrada de bens. O fluxo inicia-se com a receção física dos artigos (Recebe produtos) e a subsequente verificação do seu prazo de consumo (Verifica Validade). Dependendo do resultado desta análise, o sistema apresenta dois comportamentos distintos através de relações de extensão (&lt;&lt;Extend&gt;&gt;): caso a validade esteja a terminar, o fluxo desvia para o caso de uso Envia para Associação; por outro lado, se a validade for considerada longa, prossegue-se para o Regista produtos no Sistema. Este último caso de uso incorpora obrigatoriamente, através de uma relação de inclusão (&lt;&lt;Include&gt;&gt;), a ação Insere no Sistema, garantindo a persistência dos dados no inventário digital da Loja Social.</w:t>
       </w:r>
     </w:p>
     <w:p>
@@ -8613,7 +8528,7 @@
           <w:noProof/>
         </w:rPr>
       </w:pPr>
-      <w:bookmarkStart w:id="43" w:name="_Toc215255748"/>
+      <w:bookmarkStart w:id="40" w:name="_Toc215255748"/>
       <w:r>
         <w:rPr>
           <w:noProof/>
@@ -8621,7 +8536,7 @@
         <w:lastRenderedPageBreak/>
         <w:t>Entregar bens</w:t>
       </w:r>
-      <w:bookmarkEnd w:id="43"/>
+      <w:bookmarkEnd w:id="40"/>
       <w:r>
         <w:rPr>
           <w:noProof/>
@@ -8725,12 +8640,12 @@
       <w:pPr>
         <w:pStyle w:val="Ttulo1"/>
       </w:pPr>
-      <w:bookmarkStart w:id="44" w:name="_Toc215255749"/>
+      <w:bookmarkStart w:id="41" w:name="_Toc215255749"/>
       <w:r>
         <w:lastRenderedPageBreak/>
         <w:t>Diagrama ER</w:t>
       </w:r>
-      <w:bookmarkEnd w:id="44"/>
+      <w:bookmarkEnd w:id="41"/>
     </w:p>
     <w:p>
       <w:r>
@@ -8790,7 +8705,7 @@
                                 <w:szCs w:val="22"/>
                               </w:rPr>
                             </w:pPr>
-                            <w:bookmarkStart w:id="45" w:name="_Toc215255766"/>
+                            <w:bookmarkStart w:id="42" w:name="_Toc215255766"/>
                             <w:r>
                               <w:t xml:space="preserve">Figura </w:t>
                             </w:r>
@@ -8811,7 +8726,7 @@
                             <w:r>
                               <w:t xml:space="preserve"> Entidade-Relação</w:t>
                             </w:r>
-                            <w:bookmarkEnd w:id="45"/>
+                            <w:bookmarkEnd w:id="42"/>
                           </w:p>
                         </w:txbxContent>
                       </wps:txbx>
@@ -8967,20 +8882,14 @@
         <w:jc w:val="both"/>
       </w:pPr>
       <w:r>
-        <w:t>O Modelo Entidade-</w:t>
-      </w:r>
-      <w:proofErr w:type="spellStart"/>
-      <w:r>
-        <w:t>Relac</w:t>
+        <w:t>O Modelo Entidade-Relac</w:t>
       </w:r>
       <w:r>
         <w:t>ão</w:t>
       </w:r>
-      <w:proofErr w:type="spellEnd"/>
       <w:r>
         <w:t xml:space="preserve"> da aplicação da Loja Social foi concebido para suportar os processos de negócio de forma otimizada , utilizando o </w:t>
       </w:r>
-      <w:proofErr w:type="spellStart"/>
       <w:r>
         <w:rPr>
           <w:b/>
@@ -8988,7 +8897,6 @@
         </w:rPr>
         <w:t>PostgreSQL</w:t>
       </w:r>
-      <w:proofErr w:type="spellEnd"/>
       <w:r>
         <w:t>. A estrutura da base de dados garante a centralização de dados, o controlo rigoroso do inventário e a automação de alertas.</w:t>
       </w:r>
@@ -9001,11 +8909,11 @@
           <w:bCs w:val="0"/>
         </w:rPr>
       </w:pPr>
-      <w:bookmarkStart w:id="47" w:name="_Toc215255750"/>
+      <w:bookmarkStart w:id="43" w:name="_Toc215255750"/>
       <w:r>
         <w:t>Organização e Pessoas</w:t>
       </w:r>
-      <w:bookmarkEnd w:id="47"/>
+      <w:bookmarkEnd w:id="43"/>
     </w:p>
     <w:p>
       <w:pPr>
@@ -9015,7 +8923,6 @@
       <w:r>
         <w:t xml:space="preserve">As tabelas </w:t>
       </w:r>
-      <w:proofErr w:type="spellStart"/>
       <w:r>
         <w:rPr>
           <w:b/>
@@ -9023,11 +8930,9 @@
         </w:rPr>
         <w:t>Users</w:t>
       </w:r>
-      <w:proofErr w:type="spellEnd"/>
       <w:r>
         <w:t xml:space="preserve"> e </w:t>
       </w:r>
-      <w:proofErr w:type="spellStart"/>
       <w:r>
         <w:rPr>
           <w:b/>
@@ -9035,7 +8940,6 @@
         </w:rPr>
         <w:t>Beneficiario</w:t>
       </w:r>
-      <w:proofErr w:type="spellEnd"/>
       <w:r>
         <w:t xml:space="preserve"> estabelecem um registo centralizado dos utilizadores e estudantes elegíveis para apoio, sendo a base para a segurança do sistema. A gestão da logística é suportada pelas tabelas </w:t>
       </w:r>
@@ -9077,12 +8981,12 @@
           <w:bCs w:val="0"/>
         </w:rPr>
       </w:pPr>
-      <w:bookmarkStart w:id="48" w:name="_Toc215255751"/>
+      <w:bookmarkStart w:id="44" w:name="_Toc215255751"/>
       <w:r>
         <w:lastRenderedPageBreak/>
         <w:t>Gestão de Inventário e Rastreio</w:t>
       </w:r>
-      <w:bookmarkEnd w:id="48"/>
+      <w:bookmarkEnd w:id="44"/>
     </w:p>
     <w:p>
       <w:pPr>
@@ -9112,7 +9016,6 @@
       <w:r>
         <w:t xml:space="preserve">). Esta separação é vital, pois a tabela Stock armazena a </w:t>
       </w:r>
-      <w:proofErr w:type="spellStart"/>
       <w:r>
         <w:rPr>
           <w:b/>
@@ -9120,11 +9023,9 @@
         </w:rPr>
         <w:t>Data_Validade</w:t>
       </w:r>
-      <w:proofErr w:type="spellEnd"/>
       <w:r>
         <w:t xml:space="preserve">, permitindo ao sistema verificar a proximidade da expiração dos bens e evitar desperdícios. As transações de bens, tanto nas </w:t>
       </w:r>
-      <w:proofErr w:type="spellStart"/>
       <w:r>
         <w:rPr>
           <w:b/>
@@ -9132,7 +9033,6 @@
         </w:rPr>
         <w:t>Doacaos</w:t>
       </w:r>
-      <w:proofErr w:type="spellEnd"/>
       <w:r>
         <w:t xml:space="preserve"> quanto nas </w:t>
       </w:r>
@@ -9146,7 +9046,6 @@
       <w:r>
         <w:t>, são detalhadas através de tabelas específicas (</w:t>
       </w:r>
-      <w:proofErr w:type="spellStart"/>
       <w:r>
         <w:rPr>
           <w:b/>
@@ -9154,11 +9053,9 @@
         </w:rPr>
         <w:t>Doacao_Item</w:t>
       </w:r>
-      <w:proofErr w:type="spellEnd"/>
       <w:r>
         <w:t xml:space="preserve"> e </w:t>
       </w:r>
-      <w:proofErr w:type="spellStart"/>
       <w:r>
         <w:rPr>
           <w:b/>
@@ -9166,7 +9063,6 @@
         </w:rPr>
         <w:t>Entrega_Item</w:t>
       </w:r>
-      <w:proofErr w:type="spellEnd"/>
       <w:r>
         <w:t>), que registam a quantidade exata de cada Item movimentado.</w:t>
       </w:r>
@@ -9189,11 +9085,11 @@
           <w:bCs w:val="0"/>
         </w:rPr>
       </w:pPr>
-      <w:bookmarkStart w:id="49" w:name="_Toc215255752"/>
+      <w:bookmarkStart w:id="45" w:name="_Toc215255752"/>
       <w:r>
         <w:t>Alertas e Auditoria</w:t>
       </w:r>
-      <w:bookmarkEnd w:id="49"/>
+      <w:bookmarkEnd w:id="45"/>
     </w:p>
     <w:p>
       <w:pPr>
@@ -9202,7 +9098,6 @@
       <w:r>
         <w:t xml:space="preserve">Para apoio operacional, o sistema utiliza as tabelas </w:t>
       </w:r>
-      <w:proofErr w:type="spellStart"/>
       <w:r>
         <w:rPr>
           <w:b/>
@@ -9210,11 +9105,9 @@
         </w:rPr>
         <w:t>Notificacao_Agendamento</w:t>
       </w:r>
-      <w:proofErr w:type="spellEnd"/>
       <w:r>
         <w:t xml:space="preserve"> e </w:t>
       </w:r>
-      <w:proofErr w:type="spellStart"/>
       <w:r>
         <w:rPr>
           <w:b/>
@@ -9222,7 +9115,6 @@
         </w:rPr>
         <w:t>Notificacao_Stock</w:t>
       </w:r>
-      <w:proofErr w:type="spellEnd"/>
       <w:r>
         <w:t xml:space="preserve"> para armazenar o histórico de alertas, sendo esta última crucial para notificar sobre a validade próxima dos bens. A estrutura das tabelas permite, por fim, que a aplicação rastreie </w:t>
       </w:r>
@@ -9254,12 +9146,12 @@
       <w:pPr>
         <w:pStyle w:val="Ttulo1"/>
       </w:pPr>
-      <w:bookmarkStart w:id="50" w:name="_Toc215255753"/>
+      <w:bookmarkStart w:id="46" w:name="_Toc215255753"/>
       <w:r>
         <w:lastRenderedPageBreak/>
         <w:t>Diagrama de Classes</w:t>
       </w:r>
-      <w:bookmarkEnd w:id="50"/>
+      <w:bookmarkEnd w:id="46"/>
     </w:p>
     <w:p>
       <w:r>
@@ -9319,7 +9211,7 @@
                                 <w:szCs w:val="22"/>
                               </w:rPr>
                             </w:pPr>
-                            <w:bookmarkStart w:id="51" w:name="_Toc215255767"/>
+                            <w:bookmarkStart w:id="47" w:name="_Toc215255767"/>
                             <w:r>
                               <w:t xml:space="preserve">Figura </w:t>
                             </w:r>
@@ -9334,7 +9226,7 @@
                             <w:r>
                               <w:t>- Diagrama de Classes</w:t>
                             </w:r>
-                            <w:bookmarkEnd w:id="51"/>
+                            <w:bookmarkEnd w:id="47"/>
                           </w:p>
                         </w:txbxContent>
                       </wps:txbx>
@@ -9528,31 +9420,7 @@
         <w:t>Métodos</w:t>
       </w:r>
       <w:r>
-        <w:t xml:space="preserve"> (</w:t>
-      </w:r>
-      <w:proofErr w:type="spellStart"/>
-      <w:r>
-        <w:t>ex</w:t>
-      </w:r>
-      <w:proofErr w:type="spellEnd"/>
-      <w:r>
-        <w:t>: +</w:t>
-      </w:r>
-      <w:proofErr w:type="spellStart"/>
-      <w:r>
-        <w:t>VerificarValidade</w:t>
-      </w:r>
-      <w:proofErr w:type="spellEnd"/>
-      <w:r>
-        <w:t>(), +</w:t>
-      </w:r>
-      <w:proofErr w:type="spellStart"/>
-      <w:r>
-        <w:t>PrepararItens</w:t>
-      </w:r>
-      <w:proofErr w:type="spellEnd"/>
-      <w:r>
-        <w:t xml:space="preserve">(), +Login()), que representam as ações e funções que a aplicação executa para implementar os requisitos de negócio (como a verificação de expiração ou o fluxo de entrega). A estrutura da base de dados apenas define o </w:t>
+        <w:t xml:space="preserve"> (ex: +VerificarValidade(), +PrepararItens(), +Login()), que representam as ações e funções que a aplicação executa para implementar os requisitos de negócio (como a verificação de expiração ou o fluxo de entrega). A estrutura da base de dados apenas define o </w:t>
       </w:r>
       <w:r>
         <w:rPr>
@@ -9582,15 +9450,7 @@
         <w:t>tipos de dados de retorno</w:t>
       </w:r>
       <w:r>
-        <w:t xml:space="preserve"> dos métodos (</w:t>
-      </w:r>
-      <w:proofErr w:type="spellStart"/>
-      <w:r>
-        <w:t>ex</w:t>
-      </w:r>
-      <w:proofErr w:type="spellEnd"/>
-      <w:r>
-        <w:t>: : Lista&lt;Entregas&gt;), o que é essencial para o desenvolvimento do código, mas irrelevante para a estrutura pura da base de dados.</w:t>
+        <w:t xml:space="preserve"> dos métodos (ex: : Lista&lt;Entregas&gt;), o que é essencial para o desenvolvimento do código, mas irrelevante para a estrutura pura da base de dados.</w:t>
       </w:r>
     </w:p>
     <w:p>
@@ -9785,23 +9645,7 @@
         <w:t xml:space="preserve">. </w:t>
       </w:r>
       <w:r>
-        <w:t xml:space="preserve"> O foco está exclusivamente nos Atributos (</w:t>
-      </w:r>
-      <w:proofErr w:type="spellStart"/>
-      <w:r>
-        <w:t>ex</w:t>
-      </w:r>
-      <w:proofErr w:type="spellEnd"/>
-      <w:r>
-        <w:t xml:space="preserve">: Nome, </w:t>
-      </w:r>
-      <w:proofErr w:type="spellStart"/>
-      <w:r>
-        <w:t>Data_Nasc</w:t>
-      </w:r>
-      <w:proofErr w:type="spellEnd"/>
-      <w:r>
-        <w:t>, Quantidade) e nas Relações (Associações, Agregações), que representam as regras de dados essenciais para o negócio (como a relação entre Beneficiário e Entregas).</w:t>
+        <w:t xml:space="preserve"> O foco está exclusivamente nos Atributos (ex: Nome, Data_Nasc, Quantidade) e nas Relações (Associações, Agregações), que representam as regras de dados essenciais para o negócio (como a relação entre Beneficiário e Entregas).</w:t>
       </w:r>
     </w:p>
     <w:p>
@@ -9831,12 +9675,10 @@
       <w:pPr>
         <w:pStyle w:val="Ttulo1"/>
       </w:pPr>
-      <w:proofErr w:type="spellStart"/>
       <w:r>
         <w:lastRenderedPageBreak/>
         <w:t>Mockups</w:t>
       </w:r>
-      <w:proofErr w:type="spellEnd"/>
     </w:p>
     <w:p>
       <w:pPr>
@@ -9911,19 +9753,21 @@
       </w:pPr>
       <w:r>
         <w:lastRenderedPageBreak/>
-        <w:t>Registar</w:t>
-      </w:r>
-    </w:p>
-    <w:p>
-      <w:r>
-        <w:rPr>
-          <w:noProof/>
-        </w:rPr>
+        <w:t>Criar candidatura</w:t>
+      </w:r>
+    </w:p>
+    <w:p>
+      <w:pPr>
+        <w:rPr>
+          <w:u w:val="single"/>
+        </w:rPr>
+      </w:pPr>
+      <w:r>
         <w:drawing>
-          <wp:inline distT="0" distB="0" distL="0" distR="0" wp14:anchorId="0B2A91E4" wp14:editId="7B2B914B">
-            <wp:extent cx="3276600" cy="6724650"/>
+          <wp:inline distT="0" distB="0" distL="0" distR="0" wp14:anchorId="46FB6EEA" wp14:editId="072448AB">
+            <wp:extent cx="2876951" cy="5887272"/>
             <wp:effectExtent l="0" t="0" r="0" b="0"/>
-            <wp:docPr id="22567792" name="Imagem 7" descr="Uma imagem com texto, captura de ecrã, Tipo de letra, número&#10;&#10;Os conteúdos gerados por IA podem estar incorretos."/>
+            <wp:docPr id="1778636303" name="Imagem 1" descr="Uma imagem com texto, captura de ecrã, número, Tipo de letra&#10;&#10;Os conteúdos gerados por IA podem estar incorretos."/>
             <wp:cNvGraphicFramePr>
               <a:graphicFrameLocks xmlns:a="http://schemas.openxmlformats.org/drawingml/2006/main" noChangeAspect="1"/>
             </wp:cNvGraphicFramePr>
@@ -9931,36 +9775,23 @@
               <a:graphicData uri="http://schemas.openxmlformats.org/drawingml/2006/picture">
                 <pic:pic xmlns:pic="http://schemas.openxmlformats.org/drawingml/2006/picture">
                   <pic:nvPicPr>
-                    <pic:cNvPr id="22567792" name="Imagem 7" descr="Uma imagem com texto, captura de ecrã, Tipo de letra, número&#10;&#10;Os conteúdos gerados por IA podem estar incorretos."/>
-                    <pic:cNvPicPr>
-                      <a:picLocks noChangeAspect="1" noChangeArrowheads="1"/>
-                    </pic:cNvPicPr>
+                    <pic:cNvPr id="1778636303" name="Imagem 1" descr="Uma imagem com texto, captura de ecrã, número, Tipo de letra&#10;&#10;Os conteúdos gerados por IA podem estar incorretos."/>
+                    <pic:cNvPicPr/>
                   </pic:nvPicPr>
                   <pic:blipFill>
-                    <a:blip r:embed="rId25">
-                      <a:extLst>
-                        <a:ext uri="{28A0092B-C50C-407E-A947-70E740481C1C}">
-                          <a14:useLocalDpi xmlns:a14="http://schemas.microsoft.com/office/drawing/2010/main" val="0"/>
-                        </a:ext>
-                      </a:extLst>
-                    </a:blip>
-                    <a:srcRect/>
+                    <a:blip r:embed="rId25"/>
                     <a:stretch>
                       <a:fillRect/>
                     </a:stretch>
                   </pic:blipFill>
-                  <pic:spPr bwMode="auto">
+                  <pic:spPr>
                     <a:xfrm>
                       <a:off x="0" y="0"/>
-                      <a:ext cx="3276600" cy="6724650"/>
+                      <a:ext cx="2876951" cy="5887272"/>
                     </a:xfrm>
                     <a:prstGeom prst="rect">
                       <a:avLst/>
                     </a:prstGeom>
-                    <a:noFill/>
-                    <a:ln>
-                      <a:noFill/>
-                    </a:ln>
                   </pic:spPr>
                 </pic:pic>
               </a:graphicData>
@@ -9969,6 +9800,7 @@
         </w:drawing>
       </w:r>
     </w:p>
+    <w:p/>
     <w:p>
       <w:pPr>
         <w:pStyle w:val="Ttulo2"/>
@@ -10111,11 +9943,11 @@
       <w:pPr>
         <w:pStyle w:val="Ttulo1"/>
       </w:pPr>
-      <w:bookmarkStart w:id="53" w:name="_Toc215255754"/>
+      <w:bookmarkStart w:id="48" w:name="_Toc215255754"/>
       <w:r>
         <w:t>Conclusão</w:t>
       </w:r>
-      <w:bookmarkEnd w:id="53"/>
+      <w:bookmarkEnd w:id="48"/>
     </w:p>
     <w:p>
       <w:pPr>
@@ -10127,7 +9959,7 @@
           <w:rFonts w:cstheme="minorHAnsi"/>
         </w:rPr>
       </w:pPr>
-      <w:bookmarkStart w:id="54" w:name="_Toc448947953"/>
+      <w:bookmarkStart w:id="49" w:name="_Toc448947953"/>
       <w:r>
         <w:rPr>
           <w:rFonts w:cstheme="minorHAnsi"/>
@@ -10175,7 +10007,7 @@
         </w:rPr>
         <w:t>Em suma, o trabalho não só descreve o projeto de forma detalhada, como também fornece uma base sólida para a implementação futura da aplicação, contribuindo para a melhoria dos processos internos da Loja Social e para um apoio mais eficaz e organizado aos beneficiários.</w:t>
       </w:r>
-      <w:bookmarkEnd w:id="54"/>
+      <w:bookmarkEnd w:id="49"/>
     </w:p>
     <w:sectPr>
       <w:headerReference w:type="default" r:id="rId28"/>

--- a/docs/Relatorio.docx
+++ b/docs/Relatorio.docx
@@ -649,12 +649,14 @@
         </w:rPr>
         <w:t xml:space="preserve"> | </w:t>
       </w:r>
+      <w:proofErr w:type="gramStart"/>
       <w:r>
         <w:rPr>
           <w:rFonts w:ascii="Arial" w:hAnsi="Arial" w:cs="Arial"/>
         </w:rPr>
         <w:t>Outubro</w:t>
       </w:r>
+      <w:proofErr w:type="gramEnd"/>
       <w:r>
         <w:rPr>
           <w:rFonts w:ascii="Arial" w:hAnsi="Arial" w:cs="Arial"/>
@@ -4664,7 +4666,15 @@
         <w:jc w:val="both"/>
       </w:pPr>
       <w:r>
-        <w:t>Face a este cenário, torna-se pertinente a criação de uma aplicação móvel de caráter administrativo, concebida exclusivamente para uso dos responsáveis pela Loja Social para simplificar e otimizar as tarefas de gestão da mesma.</w:t>
+        <w:t xml:space="preserve">Face a este cenário, torna-se pertinente a criação de uma aplicação móvel de </w:t>
+      </w:r>
+      <w:proofErr w:type="spellStart"/>
+      <w:r>
+        <w:t>caráter</w:t>
+      </w:r>
+      <w:proofErr w:type="spellEnd"/>
+      <w:r>
+        <w:t xml:space="preserve"> administrativo, concebida exclusivamente para uso dos responsáveis pela Loja Social para simplificar e otimizar as tarefas de gestão da mesma.</w:t>
       </w:r>
     </w:p>
     <w:p>
@@ -4758,7 +4768,15 @@
         <w:jc w:val="both"/>
       </w:pPr>
       <w:r>
-        <w:t>A Loja Social do IPCA é uma iniciativa de caráter solidário e sem fins lucrativos, criada com o propósito de apoiar a comunidade académica, em especial os estudantes em situação de vulnerabilidade socioeconómica. O seu funcionamento baseia-se na recolha de bens doados, que são posteriormente organizados e disponibilizados para distribuição de forma gratuita a quem deles necessite.</w:t>
+        <w:t xml:space="preserve">A Loja Social do IPCA é uma iniciativa de </w:t>
+      </w:r>
+      <w:proofErr w:type="spellStart"/>
+      <w:r>
+        <w:t>caráter</w:t>
+      </w:r>
+      <w:proofErr w:type="spellEnd"/>
+      <w:r>
+        <w:t xml:space="preserve"> solidário e sem fins lucrativos, criada com o propósito de apoiar a comunidade académica, em especial os estudantes em situação de vulnerabilidade socioeconómica. O seu funcionamento baseia-se na recolha de bens doados, que são posteriormente organizados e disponibilizados para distribuição de forma gratuita a quem deles necessite.</w:t>
       </w:r>
     </w:p>
     <w:p>
@@ -5672,7 +5690,15 @@
               <w:t xml:space="preserve"> e </w:t>
             </w:r>
             <w:r>
-              <w:t>com documentação. Permitir atualizações sem perda de dados, logs e métricas disponíveis para equipa técnica.</w:t>
+              <w:t xml:space="preserve">com documentação. Permitir atualizações sem perda de dados, </w:t>
+            </w:r>
+            <w:proofErr w:type="spellStart"/>
+            <w:r>
+              <w:t>logs</w:t>
+            </w:r>
+            <w:proofErr w:type="spellEnd"/>
+            <w:r>
+              <w:t xml:space="preserve"> e métricas disponíveis para equipa técnica.</w:t>
             </w:r>
           </w:p>
         </w:tc>
@@ -5785,14 +5811,27 @@
                             <w:r>
                               <w:t xml:space="preserve">Figura </w:t>
                             </w:r>
-                            <w:fldSimple w:instr=" SEQ Figura \* ARABIC ">
-                              <w:r>
-                                <w:rPr>
-                                  <w:noProof/>
-                                </w:rPr>
-                                <w:t>1</w:t>
-                              </w:r>
-                            </w:fldSimple>
+                            <w:r>
+                              <w:fldChar w:fldCharType="begin"/>
+                            </w:r>
+                            <w:r>
+                              <w:instrText xml:space="preserve"> SEQ Figura \* ARABIC </w:instrText>
+                            </w:r>
+                            <w:r>
+                              <w:fldChar w:fldCharType="separate"/>
+                            </w:r>
+                            <w:r>
+                              <w:rPr>
+                                <w:noProof/>
+                              </w:rPr>
+                              <w:t>1</w:t>
+                            </w:r>
+                            <w:r>
+                              <w:rPr>
+                                <w:noProof/>
+                              </w:rPr>
+                              <w:fldChar w:fldCharType="end"/>
+                            </w:r>
                             <w:r>
                               <w:t xml:space="preserve"> - Diagrama BPMN </w:t>
                             </w:r>
@@ -5838,14 +5877,27 @@
                       <w:r>
                         <w:t xml:space="preserve">Figura </w:t>
                       </w:r>
-                      <w:fldSimple w:instr=" SEQ Figura \* ARABIC ">
-                        <w:r>
-                          <w:rPr>
-                            <w:noProof/>
-                          </w:rPr>
-                          <w:t>1</w:t>
-                        </w:r>
-                      </w:fldSimple>
+                      <w:r>
+                        <w:fldChar w:fldCharType="begin"/>
+                      </w:r>
+                      <w:r>
+                        <w:instrText xml:space="preserve"> SEQ Figura \* ARABIC </w:instrText>
+                      </w:r>
+                      <w:r>
+                        <w:fldChar w:fldCharType="separate"/>
+                      </w:r>
+                      <w:r>
+                        <w:rPr>
+                          <w:noProof/>
+                        </w:rPr>
+                        <w:t>1</w:t>
+                      </w:r>
+                      <w:r>
+                        <w:rPr>
+                          <w:noProof/>
+                        </w:rPr>
+                        <w:fldChar w:fldCharType="end"/>
+                      </w:r>
                       <w:r>
                         <w:t xml:space="preserve"> - Diagrama BPMN </w:t>
                       </w:r>
@@ -5944,12 +5996,12 @@
       <w:pPr>
         <w:pStyle w:val="Ttulo2"/>
       </w:pPr>
-      <w:bookmarkStart w:id="11" w:name="_Toc215255729"/>
+      <w:bookmarkStart w:id="12" w:name="_Toc215255729"/>
       <w:r>
         <w:lastRenderedPageBreak/>
         <w:t>Gestão de Inventário</w:t>
       </w:r>
-      <w:bookmarkEnd w:id="11"/>
+      <w:bookmarkEnd w:id="12"/>
     </w:p>
     <w:p>
       <w:pPr>
@@ -6029,18 +6081,31 @@
         <w:pStyle w:val="Legenda"/>
         <w:jc w:val="center"/>
       </w:pPr>
-      <w:bookmarkStart w:id="12" w:name="_Toc215255756"/>
+      <w:bookmarkStart w:id="13" w:name="_Toc215255756"/>
       <w:r>
         <w:t xml:space="preserve">Figura </w:t>
       </w:r>
-      <w:fldSimple w:instr=" SEQ Figura \* ARABIC ">
-        <w:r>
-          <w:rPr>
-            <w:noProof/>
-          </w:rPr>
-          <w:t>2</w:t>
-        </w:r>
-      </w:fldSimple>
+      <w:r>
+        <w:fldChar w:fldCharType="begin"/>
+      </w:r>
+      <w:r>
+        <w:instrText xml:space="preserve"> SEQ Figura \* ARABIC </w:instrText>
+      </w:r>
+      <w:r>
+        <w:fldChar w:fldCharType="separate"/>
+      </w:r>
+      <w:r>
+        <w:rPr>
+          <w:noProof/>
+        </w:rPr>
+        <w:t>2</w:t>
+      </w:r>
+      <w:r>
+        <w:rPr>
+          <w:noProof/>
+        </w:rPr>
+        <w:fldChar w:fldCharType="end"/>
+      </w:r>
       <w:r>
         <w:t xml:space="preserve"> - </w:t>
       </w:r>
@@ -6050,7 +6115,7 @@
       <w:r>
         <w:t xml:space="preserve"> Gestão Inventário</w:t>
       </w:r>
-      <w:bookmarkEnd w:id="12"/>
+      <w:bookmarkEnd w:id="13"/>
     </w:p>
     <w:p/>
     <w:p>
@@ -6073,7 +6138,7 @@
           <w:noProof/>
         </w:rPr>
       </w:pPr>
-      <w:bookmarkStart w:id="13" w:name="_Toc215255730"/>
+      <w:bookmarkStart w:id="14" w:name="_Toc215255730"/>
       <w:r>
         <w:rPr>
           <w:noProof/>
@@ -6081,7 +6146,7 @@
         <w:lastRenderedPageBreak/>
         <w:t>Agendamento de Entregas</w:t>
       </w:r>
-      <w:bookmarkEnd w:id="13"/>
+      <w:bookmarkEnd w:id="14"/>
     </w:p>
     <w:p>
       <w:r>
@@ -6135,22 +6200,35 @@
                                 <w:szCs w:val="22"/>
                               </w:rPr>
                             </w:pPr>
-                            <w:bookmarkStart w:id="14" w:name="_Toc215255757"/>
+                            <w:bookmarkStart w:id="15" w:name="_Toc215255757"/>
                             <w:r>
                               <w:t xml:space="preserve">Figura </w:t>
                             </w:r>
-                            <w:fldSimple w:instr=" SEQ Figura \* ARABIC ">
-                              <w:r>
-                                <w:rPr>
-                                  <w:noProof/>
-                                </w:rPr>
-                                <w:t>3</w:t>
-                              </w:r>
-                            </w:fldSimple>
+                            <w:r>
+                              <w:fldChar w:fldCharType="begin"/>
+                            </w:r>
+                            <w:r>
+                              <w:instrText xml:space="preserve"> SEQ Figura \* ARABIC </w:instrText>
+                            </w:r>
+                            <w:r>
+                              <w:fldChar w:fldCharType="separate"/>
+                            </w:r>
+                            <w:r>
+                              <w:rPr>
+                                <w:noProof/>
+                              </w:rPr>
+                              <w:t>3</w:t>
+                            </w:r>
+                            <w:r>
+                              <w:rPr>
+                                <w:noProof/>
+                              </w:rPr>
+                              <w:fldChar w:fldCharType="end"/>
+                            </w:r>
                             <w:r>
                               <w:t xml:space="preserve"> - Diagrama BPMN Agendamento De Entregas</w:t>
                             </w:r>
-                            <w:bookmarkEnd w:id="14"/>
+                            <w:bookmarkEnd w:id="15"/>
                           </w:p>
                         </w:txbxContent>
                       </wps:txbx>
@@ -6185,14 +6263,27 @@
                       <w:r>
                         <w:t xml:space="preserve">Figura </w:t>
                       </w:r>
-                      <w:fldSimple w:instr=" SEQ Figura \* ARABIC ">
-                        <w:r>
-                          <w:rPr>
-                            <w:noProof/>
-                          </w:rPr>
-                          <w:t>3</w:t>
-                        </w:r>
-                      </w:fldSimple>
+                      <w:r>
+                        <w:fldChar w:fldCharType="begin"/>
+                      </w:r>
+                      <w:r>
+                        <w:instrText xml:space="preserve"> SEQ Figura \* ARABIC </w:instrText>
+                      </w:r>
+                      <w:r>
+                        <w:fldChar w:fldCharType="separate"/>
+                      </w:r>
+                      <w:r>
+                        <w:rPr>
+                          <w:noProof/>
+                        </w:rPr>
+                        <w:t>3</w:t>
+                      </w:r>
+                      <w:r>
+                        <w:rPr>
+                          <w:noProof/>
+                        </w:rPr>
+                        <w:fldChar w:fldCharType="end"/>
+                      </w:r>
                       <w:r>
                         <w:t xml:space="preserve"> - Diagrama BPMN Agendamento De Entregas</w:t>
                       </w:r>
@@ -6300,12 +6391,12 @@
       <w:pPr>
         <w:pStyle w:val="Ttulo2"/>
       </w:pPr>
-      <w:bookmarkStart w:id="15" w:name="_Toc215255731"/>
+      <w:bookmarkStart w:id="17" w:name="_Toc215255731"/>
       <w:r>
         <w:lastRenderedPageBreak/>
         <w:t>Gestão de Benificiários</w:t>
       </w:r>
-      <w:bookmarkEnd w:id="15"/>
+      <w:bookmarkEnd w:id="17"/>
     </w:p>
     <w:p>
       <w:pPr>
@@ -6362,22 +6453,35 @@
                                 <w:szCs w:val="22"/>
                               </w:rPr>
                             </w:pPr>
-                            <w:bookmarkStart w:id="16" w:name="_Toc215255758"/>
+                            <w:bookmarkStart w:id="18" w:name="_Toc215255758"/>
                             <w:r>
                               <w:t xml:space="preserve">Figura </w:t>
                             </w:r>
-                            <w:fldSimple w:instr=" SEQ Figura \* ARABIC ">
-                              <w:r>
-                                <w:rPr>
-                                  <w:noProof/>
-                                </w:rPr>
-                                <w:t>4</w:t>
-                              </w:r>
-                            </w:fldSimple>
+                            <w:r>
+                              <w:fldChar w:fldCharType="begin"/>
+                            </w:r>
+                            <w:r>
+                              <w:instrText xml:space="preserve"> SEQ Figura \* ARABIC </w:instrText>
+                            </w:r>
+                            <w:r>
+                              <w:fldChar w:fldCharType="separate"/>
+                            </w:r>
+                            <w:r>
+                              <w:rPr>
+                                <w:noProof/>
+                              </w:rPr>
+                              <w:t>4</w:t>
+                            </w:r>
+                            <w:r>
+                              <w:rPr>
+                                <w:noProof/>
+                              </w:rPr>
+                              <w:fldChar w:fldCharType="end"/>
+                            </w:r>
                             <w:r>
                               <w:t xml:space="preserve"> - Diagrama BPMN Gestão Benificiários</w:t>
                             </w:r>
-                            <w:bookmarkEnd w:id="16"/>
+                            <w:bookmarkEnd w:id="18"/>
                           </w:p>
                         </w:txbxContent>
                       </wps:txbx>
@@ -6412,14 +6516,27 @@
                       <w:r>
                         <w:t xml:space="preserve">Figura </w:t>
                       </w:r>
-                      <w:fldSimple w:instr=" SEQ Figura \* ARABIC ">
-                        <w:r>
-                          <w:rPr>
-                            <w:noProof/>
-                          </w:rPr>
-                          <w:t>4</w:t>
-                        </w:r>
-                      </w:fldSimple>
+                      <w:r>
+                        <w:fldChar w:fldCharType="begin"/>
+                      </w:r>
+                      <w:r>
+                        <w:instrText xml:space="preserve"> SEQ Figura \* ARABIC </w:instrText>
+                      </w:r>
+                      <w:r>
+                        <w:fldChar w:fldCharType="separate"/>
+                      </w:r>
+                      <w:r>
+                        <w:rPr>
+                          <w:noProof/>
+                        </w:rPr>
+                        <w:t>4</w:t>
+                      </w:r>
+                      <w:r>
+                        <w:rPr>
+                          <w:noProof/>
+                        </w:rPr>
+                        <w:fldChar w:fldCharType="end"/>
+                      </w:r>
                       <w:r>
                         <w:t xml:space="preserve"> - Diagrama BPMN Gestão Benificiários</w:t>
                       </w:r>
@@ -6531,12 +6648,12 @@
       <w:pPr>
         <w:pStyle w:val="Ttulo1"/>
       </w:pPr>
-      <w:bookmarkStart w:id="17" w:name="_Toc215255732"/>
+      <w:bookmarkStart w:id="20" w:name="_Toc215255732"/>
       <w:r>
         <w:lastRenderedPageBreak/>
         <w:t>Estudo de Viabilidade</w:t>
       </w:r>
-      <w:bookmarkEnd w:id="17"/>
+      <w:bookmarkEnd w:id="20"/>
     </w:p>
     <w:p>
       <w:pPr>
@@ -6597,11 +6714,11 @@
       <w:pPr>
         <w:pStyle w:val="Ttulo2"/>
       </w:pPr>
-      <w:bookmarkStart w:id="18" w:name="_Toc215255733"/>
+      <w:bookmarkStart w:id="21" w:name="_Toc215255733"/>
       <w:r>
         <w:t>Objetivo da Solução Digital</w:t>
       </w:r>
-      <w:bookmarkEnd w:id="18"/>
+      <w:bookmarkEnd w:id="21"/>
     </w:p>
     <w:p>
       <w:r>
@@ -6636,11 +6753,11 @@
       <w:pPr>
         <w:pStyle w:val="Ttulo2"/>
       </w:pPr>
-      <w:bookmarkStart w:id="19" w:name="_Toc215255734"/>
+      <w:bookmarkStart w:id="22" w:name="_Toc215255734"/>
       <w:r>
         <w:t>Viabilidade Técnica</w:t>
       </w:r>
-      <w:bookmarkEnd w:id="19"/>
+      <w:bookmarkEnd w:id="22"/>
       <w:r>
         <w:t xml:space="preserve"> </w:t>
       </w:r>
@@ -6713,7 +6830,15 @@
         <w:t>Aplica</w:t>
       </w:r>
       <w:r>
-        <w:t>ção movel com Android Studio;</w:t>
+        <w:t xml:space="preserve">ção movel com Android </w:t>
+      </w:r>
+      <w:proofErr w:type="spellStart"/>
+      <w:r>
+        <w:t>Studio</w:t>
+      </w:r>
+      <w:proofErr w:type="spellEnd"/>
+      <w:r>
+        <w:t>;</w:t>
       </w:r>
     </w:p>
     <w:p>
@@ -6726,7 +6851,15 @@
         <w:jc w:val="both"/>
       </w:pPr>
       <w:r>
-        <w:t>Website com React e Next.js;</w:t>
+        <w:t xml:space="preserve">Website com </w:t>
+      </w:r>
+      <w:proofErr w:type="spellStart"/>
+      <w:r>
+        <w:t>React</w:t>
+      </w:r>
+      <w:proofErr w:type="spellEnd"/>
+      <w:r>
+        <w:t xml:space="preserve"> e Next.js;</w:t>
       </w:r>
     </w:p>
     <w:p>
@@ -6803,12 +6936,12 @@
       <w:pPr>
         <w:pStyle w:val="Ttulo2"/>
       </w:pPr>
-      <w:bookmarkStart w:id="20" w:name="_Toc215255735"/>
+      <w:bookmarkStart w:id="23" w:name="_Toc215255735"/>
       <w:r>
         <w:lastRenderedPageBreak/>
         <w:t>Viabilidade Operacional</w:t>
       </w:r>
-      <w:bookmarkEnd w:id="20"/>
+      <w:bookmarkEnd w:id="23"/>
       <w:r>
         <w:t xml:space="preserve"> </w:t>
       </w:r>
@@ -6877,11 +7010,11 @@
       <w:pPr>
         <w:pStyle w:val="Ttulo2"/>
       </w:pPr>
-      <w:bookmarkStart w:id="21" w:name="_Toc215255736"/>
+      <w:bookmarkStart w:id="24" w:name="_Toc215255736"/>
       <w:r>
         <w:t>Analise de Riscos</w:t>
       </w:r>
-      <w:bookmarkEnd w:id="21"/>
+      <w:bookmarkEnd w:id="24"/>
       <w:r>
         <w:t xml:space="preserve"> </w:t>
       </w:r>
@@ -7222,12 +7355,12 @@
       <w:pPr>
         <w:pStyle w:val="Ttulo1"/>
       </w:pPr>
-      <w:bookmarkStart w:id="22" w:name="_Toc215255737"/>
+      <w:bookmarkStart w:id="25" w:name="_Toc215255737"/>
       <w:r>
         <w:lastRenderedPageBreak/>
         <w:t>Arquitetura Técnica da Aplicação</w:t>
       </w:r>
-      <w:bookmarkEnd w:id="22"/>
+      <w:bookmarkEnd w:id="25"/>
     </w:p>
     <w:p>
       <w:r>
@@ -7366,11 +7499,11 @@
       <w:pPr>
         <w:pStyle w:val="Ttulo2"/>
       </w:pPr>
-      <w:bookmarkStart w:id="23" w:name="_Toc215255738"/>
+      <w:bookmarkStart w:id="26" w:name="_Toc215255738"/>
       <w:r>
         <w:t>Tecnologias</w:t>
       </w:r>
-      <w:bookmarkEnd w:id="23"/>
+      <w:bookmarkEnd w:id="26"/>
       <w:r>
         <w:t xml:space="preserve"> </w:t>
       </w:r>
@@ -7457,8 +7590,13 @@
               <w:cnfStyle w:val="000000100000" w:firstRow="0" w:lastRow="0" w:firstColumn="0" w:lastColumn="0" w:oddVBand="0" w:evenVBand="0" w:oddHBand="1" w:evenHBand="0" w:firstRowFirstColumn="0" w:firstRowLastColumn="0" w:lastRowFirstColumn="0" w:lastRowLastColumn="0"/>
             </w:pPr>
             <w:r>
-              <w:t>Android Studio</w:t>
-            </w:r>
+              <w:t xml:space="preserve">Android </w:t>
+            </w:r>
+            <w:proofErr w:type="spellStart"/>
+            <w:r>
+              <w:t>Studio</w:t>
+            </w:r>
+            <w:proofErr w:type="spellEnd"/>
           </w:p>
         </w:tc>
       </w:tr>
@@ -7479,6 +7617,7 @@
                 <w:bCs w:val="0"/>
               </w:rPr>
             </w:pPr>
+            <w:proofErr w:type="spellStart"/>
             <w:r>
               <w:rPr>
                 <w:b w:val="0"/>
@@ -7486,6 +7625,7 @@
               </w:rPr>
               <w:t>Frontend</w:t>
             </w:r>
+            <w:proofErr w:type="spellEnd"/>
           </w:p>
         </w:tc>
         <w:tc>
@@ -7497,8 +7637,13 @@
               <w:jc w:val="center"/>
               <w:cnfStyle w:val="000000000000" w:firstRow="0" w:lastRow="0" w:firstColumn="0" w:lastColumn="0" w:oddVBand="0" w:evenVBand="0" w:oddHBand="0" w:evenHBand="0" w:firstRowFirstColumn="0" w:firstRowLastColumn="0" w:lastRowFirstColumn="0" w:lastRowLastColumn="0"/>
             </w:pPr>
-            <w:r>
-              <w:t>React e Next.js</w:t>
+            <w:proofErr w:type="spellStart"/>
+            <w:r>
+              <w:t>React</w:t>
+            </w:r>
+            <w:proofErr w:type="spellEnd"/>
+            <w:r>
+              <w:t xml:space="preserve"> e Next.js</w:t>
             </w:r>
           </w:p>
         </w:tc>
@@ -7521,6 +7666,7 @@
                 <w:bCs w:val="0"/>
               </w:rPr>
             </w:pPr>
+            <w:proofErr w:type="spellStart"/>
             <w:r>
               <w:rPr>
                 <w:b w:val="0"/>
@@ -7528,6 +7674,7 @@
               </w:rPr>
               <w:t>Backend</w:t>
             </w:r>
+            <w:proofErr w:type="spellEnd"/>
           </w:p>
         </w:tc>
         <w:tc>
@@ -7580,9 +7727,11 @@
               <w:jc w:val="center"/>
               <w:cnfStyle w:val="000000000000" w:firstRow="0" w:lastRow="0" w:firstColumn="0" w:lastColumn="0" w:oddVBand="0" w:evenVBand="0" w:oddHBand="0" w:evenHBand="0" w:firstRowFirstColumn="0" w:firstRowLastColumn="0" w:lastRowFirstColumn="0" w:lastRowLastColumn="0"/>
             </w:pPr>
+            <w:proofErr w:type="spellStart"/>
             <w:r>
               <w:t>PostgreSQL</w:t>
             </w:r>
+            <w:proofErr w:type="spellEnd"/>
           </w:p>
         </w:tc>
       </w:tr>
@@ -7599,12 +7748,12 @@
       <w:pPr>
         <w:pStyle w:val="Ttulo2"/>
       </w:pPr>
-      <w:bookmarkStart w:id="24" w:name="_Toc215255739"/>
+      <w:bookmarkStart w:id="27" w:name="_Toc215255739"/>
       <w:r>
         <w:lastRenderedPageBreak/>
         <w:t>Diagrama de Arquitetura Técnica</w:t>
       </w:r>
-      <w:bookmarkEnd w:id="24"/>
+      <w:bookmarkEnd w:id="27"/>
     </w:p>
     <w:p>
       <w:r>
@@ -7668,22 +7817,40 @@
         <w:pStyle w:val="Legenda"/>
         <w:jc w:val="center"/>
       </w:pPr>
-      <w:bookmarkStart w:id="25" w:name="_Toc215255759"/>
+      <w:bookmarkStart w:id="28" w:name="_Toc215255759"/>
       <w:r>
         <w:t xml:space="preserve">Figura </w:t>
       </w:r>
-      <w:fldSimple w:instr=" SEQ Figura \* ARABIC ">
-        <w:r>
-          <w:rPr>
-            <w:noProof/>
-          </w:rPr>
-          <w:t>5</w:t>
-        </w:r>
-      </w:fldSimple>
-      <w:r>
-        <w:t xml:space="preserve"> - Diagrama Arquitetura Tecnica</w:t>
-      </w:r>
-      <w:bookmarkEnd w:id="25"/>
+      <w:r>
+        <w:fldChar w:fldCharType="begin"/>
+      </w:r>
+      <w:r>
+        <w:instrText xml:space="preserve"> SEQ Figura \* ARABIC </w:instrText>
+      </w:r>
+      <w:r>
+        <w:fldChar w:fldCharType="separate"/>
+      </w:r>
+      <w:r>
+        <w:rPr>
+          <w:noProof/>
+        </w:rPr>
+        <w:t>5</w:t>
+      </w:r>
+      <w:r>
+        <w:rPr>
+          <w:noProof/>
+        </w:rPr>
+        <w:fldChar w:fldCharType="end"/>
+      </w:r>
+      <w:r>
+        <w:t xml:space="preserve"> - Diagrama Arquitetura </w:t>
+      </w:r>
+      <w:proofErr w:type="spellStart"/>
+      <w:r>
+        <w:t>Tecnica</w:t>
+      </w:r>
+      <w:bookmarkEnd w:id="28"/>
+      <w:proofErr w:type="spellEnd"/>
     </w:p>
     <w:p>
       <w:pPr>
@@ -7705,12 +7872,12 @@
       <w:pPr>
         <w:pStyle w:val="Ttulo1"/>
       </w:pPr>
-      <w:bookmarkStart w:id="26" w:name="_Toc215255740"/>
+      <w:bookmarkStart w:id="29" w:name="_Toc215255740"/>
       <w:r>
         <w:lastRenderedPageBreak/>
         <w:t>Diagrama de Estados</w:t>
       </w:r>
-      <w:bookmarkEnd w:id="26"/>
+      <w:bookmarkEnd w:id="29"/>
     </w:p>
     <w:p>
       <w:r>
@@ -7727,11 +7894,11 @@
       <w:pPr>
         <w:pStyle w:val="Ttulo2"/>
       </w:pPr>
-      <w:bookmarkStart w:id="27" w:name="_Toc215255741"/>
+      <w:bookmarkStart w:id="30" w:name="_Toc215255741"/>
       <w:r>
         <w:t>Pedir Apoio</w:t>
       </w:r>
-      <w:bookmarkEnd w:id="27"/>
+      <w:bookmarkEnd w:id="30"/>
     </w:p>
     <w:p>
       <w:r>
@@ -7805,22 +7972,35 @@
         <w:pStyle w:val="Legenda"/>
         <w:jc w:val="center"/>
       </w:pPr>
-      <w:bookmarkStart w:id="28" w:name="_Toc215255760"/>
+      <w:bookmarkStart w:id="31" w:name="_Toc215255760"/>
       <w:r>
         <w:t xml:space="preserve">Figura </w:t>
       </w:r>
-      <w:fldSimple w:instr=" SEQ Figura \* ARABIC ">
-        <w:r>
-          <w:rPr>
-            <w:noProof/>
-          </w:rPr>
-          <w:t>6</w:t>
-        </w:r>
-      </w:fldSimple>
+      <w:r>
+        <w:fldChar w:fldCharType="begin"/>
+      </w:r>
+      <w:r>
+        <w:instrText xml:space="preserve"> SEQ Figura \* ARABIC </w:instrText>
+      </w:r>
+      <w:r>
+        <w:fldChar w:fldCharType="separate"/>
+      </w:r>
+      <w:r>
+        <w:rPr>
+          <w:noProof/>
+        </w:rPr>
+        <w:t>6</w:t>
+      </w:r>
+      <w:r>
+        <w:rPr>
+          <w:noProof/>
+        </w:rPr>
+        <w:fldChar w:fldCharType="end"/>
+      </w:r>
       <w:r>
         <w:t xml:space="preserve"> - Diagrama de Estados Pedir Apoio</w:t>
       </w:r>
-      <w:bookmarkEnd w:id="28"/>
+      <w:bookmarkEnd w:id="31"/>
     </w:p>
     <w:p>
       <w:pPr>
@@ -7845,12 +8025,12 @@
       <w:pPr>
         <w:pStyle w:val="Ttulo2"/>
       </w:pPr>
-      <w:bookmarkStart w:id="29" w:name="_Toc215255742"/>
+      <w:bookmarkStart w:id="32" w:name="_Toc215255742"/>
       <w:r>
         <w:lastRenderedPageBreak/>
         <w:t>Gestão de Inventário</w:t>
       </w:r>
-      <w:bookmarkEnd w:id="29"/>
+      <w:bookmarkEnd w:id="32"/>
     </w:p>
     <w:p>
       <w:r>
@@ -7921,18 +8101,31 @@
         <w:pStyle w:val="Legenda"/>
         <w:jc w:val="center"/>
       </w:pPr>
-      <w:bookmarkStart w:id="30" w:name="_Toc215255761"/>
+      <w:bookmarkStart w:id="33" w:name="_Toc215255761"/>
       <w:r>
         <w:t xml:space="preserve">Figura </w:t>
       </w:r>
-      <w:fldSimple w:instr=" SEQ Figura \* ARABIC ">
-        <w:r>
-          <w:rPr>
-            <w:noProof/>
-          </w:rPr>
-          <w:t>7</w:t>
-        </w:r>
-      </w:fldSimple>
+      <w:r>
+        <w:fldChar w:fldCharType="begin"/>
+      </w:r>
+      <w:r>
+        <w:instrText xml:space="preserve"> SEQ Figura \* ARABIC </w:instrText>
+      </w:r>
+      <w:r>
+        <w:fldChar w:fldCharType="separate"/>
+      </w:r>
+      <w:r>
+        <w:rPr>
+          <w:noProof/>
+        </w:rPr>
+        <w:t>7</w:t>
+      </w:r>
+      <w:r>
+        <w:rPr>
+          <w:noProof/>
+        </w:rPr>
+        <w:fldChar w:fldCharType="end"/>
+      </w:r>
       <w:r>
         <w:t xml:space="preserve"> - </w:t>
       </w:r>
@@ -7942,7 +8135,7 @@
       <w:r>
         <w:t>Gestão de Inventário</w:t>
       </w:r>
-      <w:bookmarkEnd w:id="30"/>
+      <w:bookmarkEnd w:id="33"/>
     </w:p>
     <w:p>
       <w:pPr>
@@ -7990,12 +8183,12 @@
       <w:pPr>
         <w:pStyle w:val="Ttulo2"/>
       </w:pPr>
-      <w:bookmarkStart w:id="31" w:name="_Toc215255743"/>
+      <w:bookmarkStart w:id="34" w:name="_Toc215255743"/>
       <w:r>
         <w:lastRenderedPageBreak/>
         <w:t>Agendamento de Entregas</w:t>
       </w:r>
-      <w:bookmarkEnd w:id="31"/>
+      <w:bookmarkEnd w:id="34"/>
     </w:p>
     <w:p>
       <w:r>
@@ -8066,22 +8259,35 @@
         <w:pStyle w:val="Legenda"/>
         <w:jc w:val="center"/>
       </w:pPr>
-      <w:bookmarkStart w:id="32" w:name="_Toc215255762"/>
+      <w:bookmarkStart w:id="35" w:name="_Toc215255762"/>
       <w:r>
         <w:t xml:space="preserve">Figura </w:t>
       </w:r>
-      <w:fldSimple w:instr=" SEQ Figura \* ARABIC ">
-        <w:r>
-          <w:rPr>
-            <w:noProof/>
-          </w:rPr>
-          <w:t>8</w:t>
-        </w:r>
-      </w:fldSimple>
+      <w:r>
+        <w:fldChar w:fldCharType="begin"/>
+      </w:r>
+      <w:r>
+        <w:instrText xml:space="preserve"> SEQ Figura \* ARABIC </w:instrText>
+      </w:r>
+      <w:r>
+        <w:fldChar w:fldCharType="separate"/>
+      </w:r>
+      <w:r>
+        <w:rPr>
+          <w:noProof/>
+        </w:rPr>
+        <w:t>8</w:t>
+      </w:r>
+      <w:r>
+        <w:rPr>
+          <w:noProof/>
+        </w:rPr>
+        <w:fldChar w:fldCharType="end"/>
+      </w:r>
       <w:r>
         <w:t xml:space="preserve"> - Diagrama de Estados Agendamento de Entregas</w:t>
       </w:r>
-      <w:bookmarkEnd w:id="32"/>
+      <w:bookmarkEnd w:id="35"/>
     </w:p>
     <w:p>
       <w:pPr>
@@ -8117,12 +8323,12 @@
       <w:pPr>
         <w:pStyle w:val="Ttulo2"/>
       </w:pPr>
-      <w:bookmarkStart w:id="33" w:name="_Toc215255744"/>
+      <w:bookmarkStart w:id="36" w:name="_Toc215255744"/>
       <w:r>
         <w:lastRenderedPageBreak/>
         <w:t>Gestão dos Beneficiários</w:t>
       </w:r>
-      <w:bookmarkEnd w:id="33"/>
+      <w:bookmarkEnd w:id="36"/>
       <w:r>
         <w:t xml:space="preserve"> </w:t>
       </w:r>
@@ -8196,18 +8402,31 @@
         <w:pStyle w:val="Legenda"/>
         <w:jc w:val="center"/>
       </w:pPr>
-      <w:bookmarkStart w:id="34" w:name="_Toc215255763"/>
+      <w:bookmarkStart w:id="37" w:name="_Toc215255763"/>
       <w:r>
         <w:t xml:space="preserve">Figura </w:t>
       </w:r>
-      <w:fldSimple w:instr=" SEQ Figura \* ARABIC ">
-        <w:r>
-          <w:rPr>
-            <w:noProof/>
-          </w:rPr>
-          <w:t>9</w:t>
-        </w:r>
-      </w:fldSimple>
+      <w:r>
+        <w:fldChar w:fldCharType="begin"/>
+      </w:r>
+      <w:r>
+        <w:instrText xml:space="preserve"> SEQ Figura \* ARABIC </w:instrText>
+      </w:r>
+      <w:r>
+        <w:fldChar w:fldCharType="separate"/>
+      </w:r>
+      <w:r>
+        <w:rPr>
+          <w:noProof/>
+        </w:rPr>
+        <w:t>9</w:t>
+      </w:r>
+      <w:r>
+        <w:rPr>
+          <w:noProof/>
+        </w:rPr>
+        <w:fldChar w:fldCharType="end"/>
+      </w:r>
       <w:r>
         <w:t xml:space="preserve"> - </w:t>
       </w:r>
@@ -8217,7 +8436,7 @@
       <w:r>
         <w:t>Gestão dos Beneficiários</w:t>
       </w:r>
-      <w:bookmarkEnd w:id="34"/>
+      <w:bookmarkEnd w:id="37"/>
     </w:p>
     <w:p>
       <w:pPr>
@@ -8247,12 +8466,12 @@
       <w:pPr>
         <w:pStyle w:val="Ttulo1"/>
       </w:pPr>
-      <w:bookmarkStart w:id="35" w:name="_Toc215255745"/>
+      <w:bookmarkStart w:id="38" w:name="_Toc215255745"/>
       <w:r>
         <w:lastRenderedPageBreak/>
         <w:t>Diagrama de casos de uso</w:t>
       </w:r>
-      <w:bookmarkEnd w:id="35"/>
+      <w:bookmarkEnd w:id="38"/>
     </w:p>
     <w:p>
       <w:pPr>
@@ -8272,11 +8491,11 @@
       <w:pPr>
         <w:pStyle w:val="Ttulo2"/>
       </w:pPr>
-      <w:bookmarkStart w:id="36" w:name="_Toc215255746"/>
+      <w:bookmarkStart w:id="39" w:name="_Toc215255746"/>
       <w:r>
         <w:t>Pedir Apoio</w:t>
       </w:r>
-      <w:bookmarkEnd w:id="36"/>
+      <w:bookmarkEnd w:id="39"/>
     </w:p>
     <w:p>
       <w:r>
@@ -8352,18 +8571,31 @@
         <w:pStyle w:val="Legenda"/>
         <w:jc w:val="center"/>
       </w:pPr>
-      <w:bookmarkStart w:id="37" w:name="_Toc215255764"/>
+      <w:bookmarkStart w:id="40" w:name="_Toc215255764"/>
       <w:r>
         <w:t xml:space="preserve">Figura </w:t>
       </w:r>
-      <w:fldSimple w:instr=" SEQ Figura \* ARABIC ">
-        <w:r>
-          <w:rPr>
-            <w:noProof/>
-          </w:rPr>
-          <w:t>10</w:t>
-        </w:r>
-      </w:fldSimple>
+      <w:r>
+        <w:fldChar w:fldCharType="begin"/>
+      </w:r>
+      <w:r>
+        <w:instrText xml:space="preserve"> SEQ Figura \* ARABIC </w:instrText>
+      </w:r>
+      <w:r>
+        <w:fldChar w:fldCharType="separate"/>
+      </w:r>
+      <w:r>
+        <w:rPr>
+          <w:noProof/>
+        </w:rPr>
+        <w:t>10</w:t>
+      </w:r>
+      <w:r>
+        <w:rPr>
+          <w:noProof/>
+        </w:rPr>
+        <w:fldChar w:fldCharType="end"/>
+      </w:r>
       <w:r>
         <w:t xml:space="preserve">- </w:t>
       </w:r>
@@ -8373,7 +8605,7 @@
       <w:r>
         <w:t>Casos de Uso Pedir Apoio</w:t>
       </w:r>
-      <w:bookmarkEnd w:id="37"/>
+      <w:bookmarkEnd w:id="40"/>
     </w:p>
     <w:p>
       <w:pPr>
@@ -8389,7 +8621,15 @@
         <w:t xml:space="preserve">diagrama </w:t>
       </w:r>
       <w:r>
-        <w:t>ilustra as interações no módulo de Candidatura, envolvendo o Beneficiário, o Funcionário e o Sistema. O processo inicia-se com o Beneficiário a acionar o caso de uso "Submete ficheiros", carregando a documentação necessária na plataforma. Por sua vez, cabe ao Funcionário executar o caso de uso "Analisa situação", validando a elegibilidade do pedido; existe aqui uma relação de extensão (&lt;&lt;Extend&gt;&gt;) para a ação "Insere dados", o que indica que o registo final dos dados no sistema é uma operação condicional, ocorrendo apenas se a análise for positiva e a situação do candidato for considerada regularizada.</w:t>
+        <w:t>ilustra as interações no módulo de Candidatura, envolvendo o Beneficiário, o Funcionário e o Sistema. O processo inicia-se com o Beneficiário a acionar o caso de uso "Submete ficheiros", carregando a documentação necessária na plataforma. Por sua vez, cabe ao Funcionário executar o caso de uso "Analisa situação", validando a elegibilidade do pedido; existe aqui uma relação de extensão (&lt;&lt;</w:t>
+      </w:r>
+      <w:proofErr w:type="spellStart"/>
+      <w:r>
+        <w:t>Extend</w:t>
+      </w:r>
+      <w:proofErr w:type="spellEnd"/>
+      <w:r>
+        <w:t>&gt;&gt;) para a ação "Insere dados", o que indica que o registo final dos dados no sistema é uma operação condicional, ocorrendo apenas se a análise for positiva e a situação do candidato for considerada regularizada.</w:t>
       </w:r>
     </w:p>
     <w:p>
@@ -8406,12 +8646,12 @@
       <w:pPr>
         <w:pStyle w:val="Ttulo2"/>
       </w:pPr>
-      <w:bookmarkStart w:id="38" w:name="_Toc215255747"/>
+      <w:bookmarkStart w:id="41" w:name="_Toc215255747"/>
       <w:r>
         <w:lastRenderedPageBreak/>
         <w:t>Registo da doação</w:t>
       </w:r>
-      <w:bookmarkEnd w:id="38"/>
+      <w:bookmarkEnd w:id="41"/>
     </w:p>
     <w:p>
       <w:r>
@@ -8481,18 +8721,31 @@
         <w:pStyle w:val="Legenda"/>
         <w:jc w:val="center"/>
       </w:pPr>
-      <w:bookmarkStart w:id="39" w:name="_Toc215255765"/>
+      <w:bookmarkStart w:id="42" w:name="_Toc215255765"/>
       <w:r>
         <w:t xml:space="preserve">Figura </w:t>
       </w:r>
-      <w:fldSimple w:instr=" SEQ Figura \* ARABIC ">
-        <w:r>
-          <w:rPr>
-            <w:noProof/>
-          </w:rPr>
-          <w:t>11</w:t>
-        </w:r>
-      </w:fldSimple>
+      <w:r>
+        <w:fldChar w:fldCharType="begin"/>
+      </w:r>
+      <w:r>
+        <w:instrText xml:space="preserve"> SEQ Figura \* ARABIC </w:instrText>
+      </w:r>
+      <w:r>
+        <w:fldChar w:fldCharType="separate"/>
+      </w:r>
+      <w:r>
+        <w:rPr>
+          <w:noProof/>
+        </w:rPr>
+        <w:t>11</w:t>
+      </w:r>
+      <w:r>
+        <w:rPr>
+          <w:noProof/>
+        </w:rPr>
+        <w:fldChar w:fldCharType="end"/>
+      </w:r>
       <w:r>
         <w:t xml:space="preserve"> - </w:t>
       </w:r>
@@ -8502,7 +8755,7 @@
       <w:r>
         <w:t>Gestão do Inventário</w:t>
       </w:r>
-      <w:bookmarkEnd w:id="39"/>
+      <w:bookmarkEnd w:id="42"/>
     </w:p>
     <w:p/>
     <w:p>
@@ -8513,7 +8766,23 @@
         <w:t>O diagrama</w:t>
       </w:r>
       <w:r>
-        <w:t xml:space="preserve"> representa o processo de Registo de Doação, no qual o ator Funcionário desempenha o papel central na triagem e entrada de bens. O fluxo inicia-se com a receção física dos artigos (Recebe produtos) e a subsequente verificação do seu prazo de consumo (Verifica Validade). Dependendo do resultado desta análise, o sistema apresenta dois comportamentos distintos através de relações de extensão (&lt;&lt;Extend&gt;&gt;): caso a validade esteja a terminar, o fluxo desvia para o caso de uso Envia para Associação; por outro lado, se a validade for considerada longa, prossegue-se para o Regista produtos no Sistema. Este último caso de uso incorpora obrigatoriamente, através de uma relação de inclusão (&lt;&lt;Include&gt;&gt;), a ação Insere no Sistema, garantindo a persistência dos dados no inventário digital da Loja Social.</w:t>
+        <w:t xml:space="preserve"> representa o processo de Registo de Doação, no qual o ator Funcionário desempenha o papel central na triagem e entrada de bens. O fluxo inicia-se com a receção física dos artigos (Recebe produtos) e a subsequente verificação do seu prazo de consumo (Verifica Validade). Dependendo do resultado desta análise, o sistema apresenta dois comportamentos distintos através de relações de extensão (&lt;&lt;</w:t>
+      </w:r>
+      <w:proofErr w:type="spellStart"/>
+      <w:r>
+        <w:t>Extend</w:t>
+      </w:r>
+      <w:proofErr w:type="spellEnd"/>
+      <w:r>
+        <w:t>&gt;&gt;): caso a validade esteja a terminar, o fluxo desvia para o caso de uso Envia para Associação; por outro lado, se a validade for considerada longa, prossegue-se para o Regista produtos no Sistema. Este último caso de uso incorpora obrigatoriamente, através de uma relação de inclusão (&lt;&lt;</w:t>
+      </w:r>
+      <w:proofErr w:type="spellStart"/>
+      <w:r>
+        <w:t>Include</w:t>
+      </w:r>
+      <w:proofErr w:type="spellEnd"/>
+      <w:r>
+        <w:t>&gt;&gt;), a ação Insere no Sistema, garantindo a persistência dos dados no inventário digital da Loja Social.</w:t>
       </w:r>
     </w:p>
     <w:p>
@@ -8528,7 +8797,7 @@
           <w:noProof/>
         </w:rPr>
       </w:pPr>
-      <w:bookmarkStart w:id="40" w:name="_Toc215255748"/>
+      <w:bookmarkStart w:id="43" w:name="_Toc215255748"/>
       <w:r>
         <w:rPr>
           <w:noProof/>
@@ -8536,7 +8805,7 @@
         <w:lastRenderedPageBreak/>
         <w:t>Entregar bens</w:t>
       </w:r>
-      <w:bookmarkEnd w:id="40"/>
+      <w:bookmarkEnd w:id="43"/>
       <w:r>
         <w:rPr>
           <w:noProof/>
@@ -8628,7 +8897,15 @@
         <w:t>representa</w:t>
       </w:r>
       <w:r>
-        <w:t xml:space="preserve"> a colaboração entre o Beneficiário, o Funcionário e o Sistema para a concretização do apoio. O fluxo é coordenado através do caso de uso Agenda Entrega, onde os três intervenientes interagem para definir o momento da recolha. Ao Funcionário cabem as tarefas operacionais de Prepara Entrega (separação dos bens em stock) e Realiza Entrega (entrega física ao beneficiário), enquanto o Sistema assume um papel de suporte automatizado ao executar a ação Notifica, garantindo que as partes envolvidas são alertadas sobre o estado e confirmação do agendamento.</w:t>
+        <w:t xml:space="preserve"> a colaboração entre o Beneficiário, o Funcionário e o Sistema para a concretização do apoio. O fluxo é coordenado através do caso de uso Agenda Entrega, onde os três intervenientes interagem para definir o momento da recolha. Ao Funcionário cabem as tarefas operacionais de Prepara Entrega (separação dos bens em stock) e Realiza Entrega (entrega física ao beneficiário), enquanto o Sistema assume um papel de suporte automatizado ao executar a </w:t>
+      </w:r>
+      <w:proofErr w:type="gramStart"/>
+      <w:r>
+        <w:t>ação Notifica</w:t>
+      </w:r>
+      <w:proofErr w:type="gramEnd"/>
+      <w:r>
+        <w:t>, garantindo que as partes envolvidas são alertadas sobre o estado e confirmação do agendamento.</w:t>
       </w:r>
     </w:p>
     <w:p>
@@ -8640,12 +8917,12 @@
       <w:pPr>
         <w:pStyle w:val="Ttulo1"/>
       </w:pPr>
-      <w:bookmarkStart w:id="41" w:name="_Toc215255749"/>
+      <w:bookmarkStart w:id="44" w:name="_Toc215255749"/>
       <w:r>
         <w:lastRenderedPageBreak/>
         <w:t>Diagrama ER</w:t>
       </w:r>
-      <w:bookmarkEnd w:id="41"/>
+      <w:bookmarkEnd w:id="44"/>
     </w:p>
     <w:p>
       <w:r>
@@ -8705,18 +8982,31 @@
                                 <w:szCs w:val="22"/>
                               </w:rPr>
                             </w:pPr>
-                            <w:bookmarkStart w:id="42" w:name="_Toc215255766"/>
+                            <w:bookmarkStart w:id="45" w:name="_Toc215255766"/>
                             <w:r>
                               <w:t xml:space="preserve">Figura </w:t>
                             </w:r>
-                            <w:fldSimple w:instr=" SEQ Figura \* ARABIC ">
-                              <w:r>
-                                <w:rPr>
-                                  <w:noProof/>
-                                </w:rPr>
-                                <w:t>12</w:t>
-                              </w:r>
-                            </w:fldSimple>
+                            <w:r>
+                              <w:fldChar w:fldCharType="begin"/>
+                            </w:r>
+                            <w:r>
+                              <w:instrText xml:space="preserve"> SEQ Figura \* ARABIC </w:instrText>
+                            </w:r>
+                            <w:r>
+                              <w:fldChar w:fldCharType="separate"/>
+                            </w:r>
+                            <w:r>
+                              <w:rPr>
+                                <w:noProof/>
+                              </w:rPr>
+                              <w:t>12</w:t>
+                            </w:r>
+                            <w:r>
+                              <w:rPr>
+                                <w:noProof/>
+                              </w:rPr>
+                              <w:fldChar w:fldCharType="end"/>
+                            </w:r>
                             <w:r>
                               <w:t xml:space="preserve"> - Diagram</w:t>
                             </w:r>
@@ -8726,7 +9016,7 @@
                             <w:r>
                               <w:t xml:space="preserve"> Entidade-Relação</w:t>
                             </w:r>
-                            <w:bookmarkEnd w:id="42"/>
+                            <w:bookmarkEnd w:id="45"/>
                           </w:p>
                         </w:txbxContent>
                       </wps:txbx>
@@ -8760,14 +9050,27 @@
                       <w:r>
                         <w:t xml:space="preserve">Figura </w:t>
                       </w:r>
-                      <w:fldSimple w:instr=" SEQ Figura \* ARABIC ">
-                        <w:r>
-                          <w:rPr>
-                            <w:noProof/>
-                          </w:rPr>
-                          <w:t>12</w:t>
-                        </w:r>
-                      </w:fldSimple>
+                      <w:r>
+                        <w:fldChar w:fldCharType="begin"/>
+                      </w:r>
+                      <w:r>
+                        <w:instrText xml:space="preserve"> SEQ Figura \* ARABIC </w:instrText>
+                      </w:r>
+                      <w:r>
+                        <w:fldChar w:fldCharType="separate"/>
+                      </w:r>
+                      <w:r>
+                        <w:rPr>
+                          <w:noProof/>
+                        </w:rPr>
+                        <w:t>12</w:t>
+                      </w:r>
+                      <w:r>
+                        <w:rPr>
+                          <w:noProof/>
+                        </w:rPr>
+                        <w:fldChar w:fldCharType="end"/>
+                      </w:r>
                       <w:r>
                         <w:t xml:space="preserve"> - Diagram</w:t>
                       </w:r>
@@ -8882,14 +9185,28 @@
         <w:jc w:val="both"/>
       </w:pPr>
       <w:r>
-        <w:t>O Modelo Entidade-Relac</w:t>
+        <w:t>O Modelo Entidade-</w:t>
+      </w:r>
+      <w:proofErr w:type="spellStart"/>
+      <w:r>
+        <w:t>Relac</w:t>
       </w:r>
       <w:r>
         <w:t>ão</w:t>
       </w:r>
-      <w:r>
-        <w:t xml:space="preserve"> da aplicação da Loja Social foi concebido para suportar os processos de negócio de forma otimizada , utilizando o </w:t>
-      </w:r>
+      <w:proofErr w:type="spellEnd"/>
+      <w:r>
+        <w:t xml:space="preserve"> da aplicação da Loja Social foi concebido para suportar os processos de negócio de forma </w:t>
+      </w:r>
+      <w:proofErr w:type="gramStart"/>
+      <w:r>
+        <w:t>otimizada ,</w:t>
+      </w:r>
+      <w:proofErr w:type="gramEnd"/>
+      <w:r>
+        <w:t xml:space="preserve"> utilizando o </w:t>
+      </w:r>
+      <w:proofErr w:type="spellStart"/>
       <w:r>
         <w:rPr>
           <w:b/>
@@ -8897,6 +9214,7 @@
         </w:rPr>
         <w:t>PostgreSQL</w:t>
       </w:r>
+      <w:proofErr w:type="spellEnd"/>
       <w:r>
         <w:t>. A estrutura da base de dados garante a centralização de dados, o controlo rigoroso do inventário e a automação de alertas.</w:t>
       </w:r>
@@ -8909,11 +9227,11 @@
           <w:bCs w:val="0"/>
         </w:rPr>
       </w:pPr>
-      <w:bookmarkStart w:id="43" w:name="_Toc215255750"/>
+      <w:bookmarkStart w:id="47" w:name="_Toc215255750"/>
       <w:r>
         <w:t>Organização e Pessoas</w:t>
       </w:r>
-      <w:bookmarkEnd w:id="43"/>
+      <w:bookmarkEnd w:id="47"/>
     </w:p>
     <w:p>
       <w:pPr>
@@ -8923,6 +9241,7 @@
       <w:r>
         <w:t xml:space="preserve">As tabelas </w:t>
       </w:r>
+      <w:proofErr w:type="spellStart"/>
       <w:r>
         <w:rPr>
           <w:b/>
@@ -8930,9 +9249,11 @@
         </w:rPr>
         <w:t>Users</w:t>
       </w:r>
+      <w:proofErr w:type="spellEnd"/>
       <w:r>
         <w:t xml:space="preserve"> e </w:t>
       </w:r>
+      <w:proofErr w:type="spellStart"/>
       <w:r>
         <w:rPr>
           <w:b/>
@@ -8940,6 +9261,7 @@
         </w:rPr>
         <w:t>Beneficiario</w:t>
       </w:r>
+      <w:proofErr w:type="spellEnd"/>
       <w:r>
         <w:t xml:space="preserve"> estabelecem um registo centralizado dos utilizadores e estudantes elegíveis para apoio, sendo a base para a segurança do sistema. A gestão da logística é suportada pelas tabelas </w:t>
       </w:r>
@@ -8981,12 +9303,12 @@
           <w:bCs w:val="0"/>
         </w:rPr>
       </w:pPr>
-      <w:bookmarkStart w:id="44" w:name="_Toc215255751"/>
+      <w:bookmarkStart w:id="48" w:name="_Toc215255751"/>
       <w:r>
         <w:lastRenderedPageBreak/>
         <w:t>Gestão de Inventário e Rastreio</w:t>
       </w:r>
-      <w:bookmarkEnd w:id="44"/>
+      <w:bookmarkEnd w:id="48"/>
     </w:p>
     <w:p>
       <w:pPr>
@@ -9016,6 +9338,7 @@
       <w:r>
         <w:t xml:space="preserve">). Esta separação é vital, pois a tabela Stock armazena a </w:t>
       </w:r>
+      <w:proofErr w:type="spellStart"/>
       <w:r>
         <w:rPr>
           <w:b/>
@@ -9023,9 +9346,11 @@
         </w:rPr>
         <w:t>Data_Validade</w:t>
       </w:r>
+      <w:proofErr w:type="spellEnd"/>
       <w:r>
         <w:t xml:space="preserve">, permitindo ao sistema verificar a proximidade da expiração dos bens e evitar desperdícios. As transações de bens, tanto nas </w:t>
       </w:r>
+      <w:proofErr w:type="spellStart"/>
       <w:r>
         <w:rPr>
           <w:b/>
@@ -9033,6 +9358,7 @@
         </w:rPr>
         <w:t>Doacaos</w:t>
       </w:r>
+      <w:proofErr w:type="spellEnd"/>
       <w:r>
         <w:t xml:space="preserve"> quanto nas </w:t>
       </w:r>
@@ -9046,6 +9372,7 @@
       <w:r>
         <w:t>, são detalhadas através de tabelas específicas (</w:t>
       </w:r>
+      <w:proofErr w:type="spellStart"/>
       <w:r>
         <w:rPr>
           <w:b/>
@@ -9053,9 +9380,11 @@
         </w:rPr>
         <w:t>Doacao_Item</w:t>
       </w:r>
+      <w:proofErr w:type="spellEnd"/>
       <w:r>
         <w:t xml:space="preserve"> e </w:t>
       </w:r>
+      <w:proofErr w:type="spellStart"/>
       <w:r>
         <w:rPr>
           <w:b/>
@@ -9063,6 +9392,7 @@
         </w:rPr>
         <w:t>Entrega_Item</w:t>
       </w:r>
+      <w:proofErr w:type="spellEnd"/>
       <w:r>
         <w:t>), que registam a quantidade exata de cada Item movimentado.</w:t>
       </w:r>
@@ -9085,11 +9415,11 @@
           <w:bCs w:val="0"/>
         </w:rPr>
       </w:pPr>
-      <w:bookmarkStart w:id="45" w:name="_Toc215255752"/>
+      <w:bookmarkStart w:id="49" w:name="_Toc215255752"/>
       <w:r>
         <w:t>Alertas e Auditoria</w:t>
       </w:r>
-      <w:bookmarkEnd w:id="45"/>
+      <w:bookmarkEnd w:id="49"/>
     </w:p>
     <w:p>
       <w:pPr>
@@ -9098,6 +9428,7 @@
       <w:r>
         <w:t xml:space="preserve">Para apoio operacional, o sistema utiliza as tabelas </w:t>
       </w:r>
+      <w:proofErr w:type="spellStart"/>
       <w:r>
         <w:rPr>
           <w:b/>
@@ -9105,9 +9436,11 @@
         </w:rPr>
         <w:t>Notificacao_Agendamento</w:t>
       </w:r>
+      <w:proofErr w:type="spellEnd"/>
       <w:r>
         <w:t xml:space="preserve"> e </w:t>
       </w:r>
+      <w:proofErr w:type="spellStart"/>
       <w:r>
         <w:rPr>
           <w:b/>
@@ -9115,6 +9448,7 @@
         </w:rPr>
         <w:t>Notificacao_Stock</w:t>
       </w:r>
+      <w:proofErr w:type="spellEnd"/>
       <w:r>
         <w:t xml:space="preserve"> para armazenar o histórico de alertas, sendo esta última crucial para notificar sobre a validade próxima dos bens. A estrutura das tabelas permite, por fim, que a aplicação rastreie </w:t>
       </w:r>
@@ -9146,12 +9480,12 @@
       <w:pPr>
         <w:pStyle w:val="Ttulo1"/>
       </w:pPr>
-      <w:bookmarkStart w:id="46" w:name="_Toc215255753"/>
+      <w:bookmarkStart w:id="50" w:name="_Toc215255753"/>
       <w:r>
         <w:lastRenderedPageBreak/>
         <w:t>Diagrama de Classes</w:t>
       </w:r>
-      <w:bookmarkEnd w:id="46"/>
+      <w:bookmarkEnd w:id="50"/>
     </w:p>
     <w:p>
       <w:r>
@@ -9211,22 +9545,35 @@
                                 <w:szCs w:val="22"/>
                               </w:rPr>
                             </w:pPr>
-                            <w:bookmarkStart w:id="47" w:name="_Toc215255767"/>
+                            <w:bookmarkStart w:id="51" w:name="_Toc215255767"/>
                             <w:r>
                               <w:t xml:space="preserve">Figura </w:t>
                             </w:r>
-                            <w:fldSimple w:instr=" SEQ Figura \* ARABIC ">
-                              <w:r>
-                                <w:rPr>
-                                  <w:noProof/>
-                                </w:rPr>
-                                <w:t>13</w:t>
-                              </w:r>
-                            </w:fldSimple>
+                            <w:r>
+                              <w:fldChar w:fldCharType="begin"/>
+                            </w:r>
+                            <w:r>
+                              <w:instrText xml:space="preserve"> SEQ Figura \* ARABIC </w:instrText>
+                            </w:r>
+                            <w:r>
+                              <w:fldChar w:fldCharType="separate"/>
+                            </w:r>
+                            <w:r>
+                              <w:rPr>
+                                <w:noProof/>
+                              </w:rPr>
+                              <w:t>13</w:t>
+                            </w:r>
+                            <w:r>
+                              <w:rPr>
+                                <w:noProof/>
+                              </w:rPr>
+                              <w:fldChar w:fldCharType="end"/>
+                            </w:r>
                             <w:r>
                               <w:t>- Diagrama de Classes</w:t>
                             </w:r>
-                            <w:bookmarkEnd w:id="47"/>
+                            <w:bookmarkEnd w:id="51"/>
                           </w:p>
                         </w:txbxContent>
                       </wps:txbx>
@@ -9260,14 +9607,27 @@
                       <w:r>
                         <w:t xml:space="preserve">Figura </w:t>
                       </w:r>
-                      <w:fldSimple w:instr=" SEQ Figura \* ARABIC ">
-                        <w:r>
-                          <w:rPr>
-                            <w:noProof/>
-                          </w:rPr>
-                          <w:t>13</w:t>
-                        </w:r>
-                      </w:fldSimple>
+                      <w:r>
+                        <w:fldChar w:fldCharType="begin"/>
+                      </w:r>
+                      <w:r>
+                        <w:instrText xml:space="preserve"> SEQ Figura \* ARABIC </w:instrText>
+                      </w:r>
+                      <w:r>
+                        <w:fldChar w:fldCharType="separate"/>
+                      </w:r>
+                      <w:r>
+                        <w:rPr>
+                          <w:noProof/>
+                        </w:rPr>
+                        <w:t>13</w:t>
+                      </w:r>
+                      <w:r>
+                        <w:rPr>
+                          <w:noProof/>
+                        </w:rPr>
+                        <w:fldChar w:fldCharType="end"/>
+                      </w:r>
                       <w:r>
                         <w:t>- Diagrama de Classes</w:t>
                       </w:r>
@@ -9420,7 +9780,49 @@
         <w:t>Métodos</w:t>
       </w:r>
       <w:r>
-        <w:t xml:space="preserve"> (ex: +VerificarValidade(), +PrepararItens(), +Login()), que representam as ações e funções que a aplicação executa para implementar os requisitos de negócio (como a verificação de expiração ou o fluxo de entrega). A estrutura da base de dados apenas define o </w:t>
+        <w:t xml:space="preserve"> (</w:t>
+      </w:r>
+      <w:proofErr w:type="spellStart"/>
+      <w:r>
+        <w:t>ex</w:t>
+      </w:r>
+      <w:proofErr w:type="spellEnd"/>
+      <w:r>
+        <w:t>: +</w:t>
+      </w:r>
+      <w:proofErr w:type="spellStart"/>
+      <w:proofErr w:type="gramStart"/>
+      <w:r>
+        <w:t>VerificarValidade</w:t>
+      </w:r>
+      <w:proofErr w:type="spellEnd"/>
+      <w:r>
+        <w:t>(</w:t>
+      </w:r>
+      <w:proofErr w:type="gramEnd"/>
+      <w:r>
+        <w:t>), +</w:t>
+      </w:r>
+      <w:proofErr w:type="spellStart"/>
+      <w:proofErr w:type="gramStart"/>
+      <w:r>
+        <w:t>PrepararItens</w:t>
+      </w:r>
+      <w:proofErr w:type="spellEnd"/>
+      <w:r>
+        <w:t>(</w:t>
+      </w:r>
+      <w:proofErr w:type="gramEnd"/>
+      <w:r>
+        <w:t>), +</w:t>
+      </w:r>
+      <w:proofErr w:type="gramStart"/>
+      <w:r>
+        <w:t>Login(</w:t>
+      </w:r>
+      <w:proofErr w:type="gramEnd"/>
+      <w:r>
+        <w:t xml:space="preserve">)), que representam as ações e funções que a aplicação executa para implementar os requisitos de negócio (como a verificação de expiração ou o fluxo de entrega). A estrutura da base de dados apenas define o </w:t>
       </w:r>
       <w:r>
         <w:rPr>
@@ -9450,7 +9852,20 @@
         <w:t>tipos de dados de retorno</w:t>
       </w:r>
       <w:r>
-        <w:t xml:space="preserve"> dos métodos (ex: : Lista&lt;Entregas&gt;), o que é essencial para o desenvolvimento do código, mas irrelevante para a estrutura pura da base de dados.</w:t>
+        <w:t xml:space="preserve"> dos métodos (</w:t>
+      </w:r>
+      <w:proofErr w:type="spellStart"/>
+      <w:r>
+        <w:t>ex</w:t>
+      </w:r>
+      <w:proofErr w:type="spellEnd"/>
+      <w:proofErr w:type="gramStart"/>
+      <w:r>
+        <w:t>: :</w:t>
+      </w:r>
+      <w:proofErr w:type="gramEnd"/>
+      <w:r>
+        <w:t xml:space="preserve"> Lista&lt;Entregas&gt;), o que é essencial para o desenvolvimento do código, mas irrelevante para a estrutura pura da base de dados.</w:t>
       </w:r>
     </w:p>
     <w:p>
@@ -9645,7 +10060,23 @@
         <w:t xml:space="preserve">. </w:t>
       </w:r>
       <w:r>
-        <w:t xml:space="preserve"> O foco está exclusivamente nos Atributos (ex: Nome, Data_Nasc, Quantidade) e nas Relações (Associações, Agregações), que representam as regras de dados essenciais para o negócio (como a relação entre Beneficiário e Entregas).</w:t>
+        <w:t xml:space="preserve"> O foco está exclusivamente nos Atributos (</w:t>
+      </w:r>
+      <w:proofErr w:type="spellStart"/>
+      <w:r>
+        <w:t>ex</w:t>
+      </w:r>
+      <w:proofErr w:type="spellEnd"/>
+      <w:r>
+        <w:t xml:space="preserve">: Nome, </w:t>
+      </w:r>
+      <w:proofErr w:type="spellStart"/>
+      <w:r>
+        <w:t>Data_Nasc</w:t>
+      </w:r>
+      <w:proofErr w:type="spellEnd"/>
+      <w:r>
+        <w:t>, Quantidade) e nas Relações (Associações, Agregações), que representam as regras de dados essenciais para o negócio (como a relação entre Beneficiário e Entregas).</w:t>
       </w:r>
     </w:p>
     <w:p>
@@ -9675,20 +10106,72 @@
       <w:pPr>
         <w:pStyle w:val="Ttulo1"/>
       </w:pPr>
+      <w:proofErr w:type="spellStart"/>
       <w:r>
         <w:lastRenderedPageBreak/>
         <w:t>Mockups</w:t>
       </w:r>
+      <w:proofErr w:type="spellEnd"/>
     </w:p>
     <w:p>
       <w:pPr>
         <w:pStyle w:val="Ttulo2"/>
-        <w:numPr>
-          <w:ilvl w:val="1"/>
-          <w:numId w:val="13"/>
-        </w:numPr>
-      </w:pPr>
-      <w:r>
+      </w:pPr>
+      <w:r>
+        <w:t>Página principal (</w:t>
+      </w:r>
+      <w:r>
+        <w:t>Administrador</w:t>
+      </w:r>
+      <w:r>
+        <w:t>)</w:t>
+      </w:r>
+    </w:p>
+    <w:p>
+      <w:r>
+        <w:drawing>
+          <wp:inline distT="0" distB="0" distL="0" distR="0" wp14:anchorId="48B3E02C" wp14:editId="7C59204A">
+            <wp:extent cx="2507928" cy="5251450"/>
+            <wp:effectExtent l="0" t="0" r="6985" b="6350"/>
+            <wp:docPr id="565023100" name="Imagem 1" descr="Uma imagem com texto, captura de ecrã, software, Página web&#10;&#10;Os conteúdos gerados por IA podem estar incorretos."/>
+            <wp:cNvGraphicFramePr>
+              <a:graphicFrameLocks xmlns:a="http://schemas.openxmlformats.org/drawingml/2006/main" noChangeAspect="1"/>
+            </wp:cNvGraphicFramePr>
+            <a:graphic xmlns:a="http://schemas.openxmlformats.org/drawingml/2006/main">
+              <a:graphicData uri="http://schemas.openxmlformats.org/drawingml/2006/picture">
+                <pic:pic xmlns:pic="http://schemas.openxmlformats.org/drawingml/2006/picture">
+                  <pic:nvPicPr>
+                    <pic:cNvPr id="565023100" name="Imagem 1" descr="Uma imagem com texto, captura de ecrã, software, Página web&#10;&#10;Os conteúdos gerados por IA podem estar incorretos."/>
+                    <pic:cNvPicPr/>
+                  </pic:nvPicPr>
+                  <pic:blipFill>
+                    <a:blip r:embed="rId24"/>
+                    <a:stretch>
+                      <a:fillRect/>
+                    </a:stretch>
+                  </pic:blipFill>
+                  <pic:spPr>
+                    <a:xfrm>
+                      <a:off x="0" y="0"/>
+                      <a:ext cx="2510875" cy="5257622"/>
+                    </a:xfrm>
+                    <a:prstGeom prst="rect">
+                      <a:avLst/>
+                    </a:prstGeom>
+                  </pic:spPr>
+                </pic:pic>
+              </a:graphicData>
+            </a:graphic>
+          </wp:inline>
+        </w:drawing>
+      </w:r>
+    </w:p>
+    <w:p>
+      <w:pPr>
+        <w:pStyle w:val="Ttulo2"/>
+      </w:pPr>
+      <w:r>
+        <w:lastRenderedPageBreak/>
         <w:t>Página principal (Beneficiário)</w:t>
       </w:r>
     </w:p>
@@ -9698,8 +10181,8 @@
           <w:noProof/>
         </w:rPr>
         <w:drawing>
-          <wp:inline distT="0" distB="0" distL="0" distR="0" wp14:anchorId="7BBEFBCB" wp14:editId="68CEA523">
-            <wp:extent cx="3511550" cy="7404100"/>
+          <wp:inline distT="0" distB="0" distL="0" distR="0" wp14:anchorId="7BBEFBCB" wp14:editId="4D32704D">
+            <wp:extent cx="2463506" cy="5194300"/>
             <wp:effectExtent l="0" t="0" r="0" b="6350"/>
             <wp:docPr id="1334781660" name="Imagem 11" descr="Uma imagem com texto, captura de ecrã, Página web, Publicidade online&#10;&#10;Os conteúdos gerados por IA podem estar incorretos."/>
             <wp:cNvGraphicFramePr>
@@ -9715,7 +10198,7 @@
                     </pic:cNvPicPr>
                   </pic:nvPicPr>
                   <pic:blipFill>
-                    <a:blip r:embed="rId24">
+                    <a:blip r:embed="rId25">
                       <a:extLst>
                         <a:ext uri="{28A0092B-C50C-407E-A947-70E740481C1C}">
                           <a14:useLocalDpi xmlns:a14="http://schemas.microsoft.com/office/drawing/2010/main" val="0"/>
@@ -9730,7 +10213,7 @@
                   <pic:spPr bwMode="auto">
                     <a:xfrm>
                       <a:off x="0" y="0"/>
-                      <a:ext cx="3511550" cy="7404100"/>
+                      <a:ext cx="2471783" cy="5211753"/>
                     </a:xfrm>
                     <a:prstGeom prst="rect">
                       <a:avLst/>
@@ -9763,9 +10246,12 @@
         </w:rPr>
       </w:pPr>
       <w:r>
+        <w:rPr>
+          <w:noProof/>
+        </w:rPr>
         <w:drawing>
-          <wp:inline distT="0" distB="0" distL="0" distR="0" wp14:anchorId="46FB6EEA" wp14:editId="072448AB">
-            <wp:extent cx="2876951" cy="5887272"/>
+          <wp:inline distT="0" distB="0" distL="0" distR="0" wp14:anchorId="46FB6EEA" wp14:editId="467B2E5B">
+            <wp:extent cx="2386264" cy="4883150"/>
             <wp:effectExtent l="0" t="0" r="0" b="0"/>
             <wp:docPr id="1778636303" name="Imagem 1" descr="Uma imagem com texto, captura de ecrã, número, Tipo de letra&#10;&#10;Os conteúdos gerados por IA podem estar incorretos."/>
             <wp:cNvGraphicFramePr>
@@ -9779,7 +10265,7 @@
                     <pic:cNvPicPr/>
                   </pic:nvPicPr>
                   <pic:blipFill>
-                    <a:blip r:embed="rId25"/>
+                    <a:blip r:embed="rId26"/>
                     <a:stretch>
                       <a:fillRect/>
                     </a:stretch>
@@ -9787,7 +10273,7 @@
                   <pic:spPr>
                     <a:xfrm>
                       <a:off x="0" y="0"/>
-                      <a:ext cx="2876951" cy="5887272"/>
+                      <a:ext cx="2393344" cy="4897638"/>
                     </a:xfrm>
                     <a:prstGeom prst="rect">
                       <a:avLst/>
@@ -9800,7 +10286,110 @@
         </w:drawing>
       </w:r>
     </w:p>
-    <w:p/>
+    <w:p>
+      <w:pPr>
+        <w:pStyle w:val="Ttulo2"/>
+      </w:pPr>
+      <w:r>
+        <w:lastRenderedPageBreak/>
+        <w:t>Candidaturas</w:t>
+      </w:r>
+    </w:p>
+    <w:p>
+      <w:pPr>
+        <w:rPr>
+          <w:u w:val="single"/>
+        </w:rPr>
+      </w:pPr>
+      <w:r>
+        <w:rPr>
+          <w:u w:val="single"/>
+        </w:rPr>
+        <w:drawing>
+          <wp:inline distT="0" distB="0" distL="0" distR="0" wp14:anchorId="38F42E58" wp14:editId="42057845">
+            <wp:extent cx="1988978" cy="4203700"/>
+            <wp:effectExtent l="0" t="0" r="0" b="6350"/>
+            <wp:docPr id="1404093097" name="Imagem 1" descr="Uma imagem com texto, captura de ecrã, Página web, software&#10;&#10;Os conteúdos gerados por IA podem estar incorretos."/>
+            <wp:cNvGraphicFramePr>
+              <a:graphicFrameLocks xmlns:a="http://schemas.openxmlformats.org/drawingml/2006/main" noChangeAspect="1"/>
+            </wp:cNvGraphicFramePr>
+            <a:graphic xmlns:a="http://schemas.openxmlformats.org/drawingml/2006/main">
+              <a:graphicData uri="http://schemas.openxmlformats.org/drawingml/2006/picture">
+                <pic:pic xmlns:pic="http://schemas.openxmlformats.org/drawingml/2006/picture">
+                  <pic:nvPicPr>
+                    <pic:cNvPr id="1404093097" name="Imagem 1" descr="Uma imagem com texto, captura de ecrã, Página web, software&#10;&#10;Os conteúdos gerados por IA podem estar incorretos."/>
+                    <pic:cNvPicPr/>
+                  </pic:nvPicPr>
+                  <pic:blipFill>
+                    <a:blip r:embed="rId27"/>
+                    <a:stretch>
+                      <a:fillRect/>
+                    </a:stretch>
+                  </pic:blipFill>
+                  <pic:spPr>
+                    <a:xfrm>
+                      <a:off x="0" y="0"/>
+                      <a:ext cx="1990296" cy="4206486"/>
+                    </a:xfrm>
+                    <a:prstGeom prst="rect">
+                      <a:avLst/>
+                    </a:prstGeom>
+                  </pic:spPr>
+                </pic:pic>
+              </a:graphicData>
+            </a:graphic>
+          </wp:inline>
+        </w:drawing>
+      </w:r>
+    </w:p>
+    <w:p>
+      <w:pPr>
+        <w:pStyle w:val="Ttulo2"/>
+      </w:pPr>
+      <w:r>
+        <w:lastRenderedPageBreak/>
+        <w:t>Subsidiários</w:t>
+      </w:r>
+    </w:p>
+    <w:p>
+      <w:r>
+        <w:drawing>
+          <wp:inline distT="0" distB="0" distL="0" distR="0" wp14:anchorId="59E2A5EE" wp14:editId="774D88E1">
+            <wp:extent cx="1746250" cy="3765354"/>
+            <wp:effectExtent l="0" t="0" r="6350" b="6985"/>
+            <wp:docPr id="371239653" name="Imagem 1" descr="Uma imagem com texto, captura de ecrã, número, software&#10;&#10;Os conteúdos gerados por IA podem estar incorretos."/>
+            <wp:cNvGraphicFramePr>
+              <a:graphicFrameLocks xmlns:a="http://schemas.openxmlformats.org/drawingml/2006/main" noChangeAspect="1"/>
+            </wp:cNvGraphicFramePr>
+            <a:graphic xmlns:a="http://schemas.openxmlformats.org/drawingml/2006/main">
+              <a:graphicData uri="http://schemas.openxmlformats.org/drawingml/2006/picture">
+                <pic:pic xmlns:pic="http://schemas.openxmlformats.org/drawingml/2006/picture">
+                  <pic:nvPicPr>
+                    <pic:cNvPr id="371239653" name="Imagem 1" descr="Uma imagem com texto, captura de ecrã, número, software&#10;&#10;Os conteúdos gerados por IA podem estar incorretos."/>
+                    <pic:cNvPicPr/>
+                  </pic:nvPicPr>
+                  <pic:blipFill>
+                    <a:blip r:embed="rId28"/>
+                    <a:stretch>
+                      <a:fillRect/>
+                    </a:stretch>
+                  </pic:blipFill>
+                  <pic:spPr>
+                    <a:xfrm>
+                      <a:off x="0" y="0"/>
+                      <a:ext cx="1751278" cy="3776195"/>
+                    </a:xfrm>
+                    <a:prstGeom prst="rect">
+                      <a:avLst/>
+                    </a:prstGeom>
+                  </pic:spPr>
+                </pic:pic>
+              </a:graphicData>
+            </a:graphic>
+          </wp:inline>
+        </w:drawing>
+      </w:r>
+    </w:p>
     <w:p>
       <w:pPr>
         <w:pStyle w:val="Ttulo2"/>
@@ -9821,9 +10410,9 @@
           <w:noProof/>
         </w:rPr>
         <w:drawing>
-          <wp:inline distT="0" distB="0" distL="0" distR="0" wp14:anchorId="7C7E4FD5" wp14:editId="785BD9C3">
-            <wp:extent cx="5579745" cy="5422900"/>
-            <wp:effectExtent l="0" t="0" r="1905" b="6350"/>
+          <wp:inline distT="0" distB="0" distL="0" distR="0" wp14:anchorId="7C7E4FD5" wp14:editId="69C58014">
+            <wp:extent cx="3740150" cy="3635015"/>
+            <wp:effectExtent l="0" t="0" r="0" b="3810"/>
             <wp:docPr id="641136723" name="Imagem 12" descr="Uma imagem com texto, captura de ecrã, software, Página web&#10;&#10;Os conteúdos gerados por IA podem estar incorretos."/>
             <wp:cNvGraphicFramePr>
               <a:graphicFrameLocks xmlns:a="http://schemas.openxmlformats.org/drawingml/2006/main" noChangeAspect="1"/>
@@ -9838,7 +10427,7 @@
                     </pic:cNvPicPr>
                   </pic:nvPicPr>
                   <pic:blipFill>
-                    <a:blip r:embed="rId26">
+                    <a:blip r:embed="rId29">
                       <a:extLst>
                         <a:ext uri="{28A0092B-C50C-407E-A947-70E740481C1C}">
                           <a14:useLocalDpi xmlns:a14="http://schemas.microsoft.com/office/drawing/2010/main" val="0"/>
@@ -9853,7 +10442,7 @@
                   <pic:spPr bwMode="auto">
                     <a:xfrm>
                       <a:off x="0" y="0"/>
-                      <a:ext cx="5579745" cy="5422900"/>
+                      <a:ext cx="3742322" cy="3637126"/>
                     </a:xfrm>
                     <a:prstGeom prst="rect">
                       <a:avLst/>
@@ -9875,10 +10464,6 @@
     <w:p>
       <w:pPr>
         <w:pStyle w:val="Ttulo2"/>
-        <w:numPr>
-          <w:ilvl w:val="1"/>
-          <w:numId w:val="13"/>
-        </w:numPr>
       </w:pPr>
       <w:r>
         <w:lastRenderedPageBreak/>
@@ -9886,14 +10471,22 @@
       </w:r>
     </w:p>
     <w:p>
+      <w:pPr>
+        <w:pStyle w:val="Ttulo2"/>
+        <w:numPr>
+          <w:ilvl w:val="0"/>
+          <w:numId w:val="0"/>
+        </w:numPr>
+        <w:ind w:left="792"/>
+      </w:pPr>
       <w:r>
         <w:rPr>
           <w:noProof/>
         </w:rPr>
         <w:drawing>
-          <wp:inline distT="0" distB="0" distL="0" distR="0" wp14:anchorId="7A2E47D4" wp14:editId="664B2E65">
-            <wp:extent cx="5579745" cy="2817495"/>
-            <wp:effectExtent l="0" t="0" r="1905" b="1905"/>
+          <wp:inline distT="0" distB="0" distL="0" distR="0" wp14:anchorId="7A2E47D4" wp14:editId="2DD76C5F">
+            <wp:extent cx="4248150" cy="2145105"/>
+            <wp:effectExtent l="0" t="0" r="0" b="7620"/>
             <wp:docPr id="1719185855" name="Imagem 10" descr="Uma imagem com texto, captura de ecrã, Tipo de letra, Marca&#10;&#10;Os conteúdos gerados por IA podem estar incorretos."/>
             <wp:cNvGraphicFramePr>
               <a:graphicFrameLocks xmlns:a="http://schemas.openxmlformats.org/drawingml/2006/main" noChangeAspect="1"/>
@@ -9906,7 +10499,7 @@
                     <pic:cNvPicPr/>
                   </pic:nvPicPr>
                   <pic:blipFill>
-                    <a:blip r:embed="rId27">
+                    <a:blip r:embed="rId30" cstate="print">
                       <a:extLst>
                         <a:ext uri="{28A0092B-C50C-407E-A947-70E740481C1C}">
                           <a14:useLocalDpi xmlns:a14="http://schemas.microsoft.com/office/drawing/2010/main" val="0"/>
@@ -9920,7 +10513,7 @@
                   <pic:spPr>
                     <a:xfrm>
                       <a:off x="0" y="0"/>
-                      <a:ext cx="5579745" cy="2817495"/>
+                      <a:ext cx="4251396" cy="2146744"/>
                     </a:xfrm>
                     <a:prstGeom prst="rect">
                       <a:avLst/>
@@ -9932,22 +10525,258 @@
           </wp:inline>
         </w:drawing>
       </w:r>
+      <w:r>
+        <w:t xml:space="preserve"> </w:t>
+      </w:r>
+    </w:p>
+    <w:p>
+      <w:pPr>
+        <w:pStyle w:val="Ttulo2"/>
+      </w:pPr>
+      <w:r>
+        <w:t>Stock</w:t>
+      </w:r>
+    </w:p>
+    <w:p>
+      <w:r>
+        <w:drawing>
+          <wp:inline distT="0" distB="0" distL="0" distR="0" wp14:anchorId="570E4CB0" wp14:editId="1F82BDAD">
+            <wp:extent cx="2021748" cy="4248150"/>
+            <wp:effectExtent l="0" t="0" r="0" b="0"/>
+            <wp:docPr id="858307773" name="Imagem 1" descr="Uma imagem com texto, captura de ecrã, software, Sistema operativo&#10;&#10;Os conteúdos gerados por IA podem estar incorretos."/>
+            <wp:cNvGraphicFramePr>
+              <a:graphicFrameLocks xmlns:a="http://schemas.openxmlformats.org/drawingml/2006/main" noChangeAspect="1"/>
+            </wp:cNvGraphicFramePr>
+            <a:graphic xmlns:a="http://schemas.openxmlformats.org/drawingml/2006/main">
+              <a:graphicData uri="http://schemas.openxmlformats.org/drawingml/2006/picture">
+                <pic:pic xmlns:pic="http://schemas.openxmlformats.org/drawingml/2006/picture">
+                  <pic:nvPicPr>
+                    <pic:cNvPr id="858307773" name="Imagem 1" descr="Uma imagem com texto, captura de ecrã, software, Sistema operativo&#10;&#10;Os conteúdos gerados por IA podem estar incorretos."/>
+                    <pic:cNvPicPr/>
+                  </pic:nvPicPr>
+                  <pic:blipFill>
+                    <a:blip r:embed="rId31"/>
+                    <a:stretch>
+                      <a:fillRect/>
+                    </a:stretch>
+                  </pic:blipFill>
+                  <pic:spPr>
+                    <a:xfrm>
+                      <a:off x="0" y="0"/>
+                      <a:ext cx="2026187" cy="4257478"/>
+                    </a:xfrm>
+                    <a:prstGeom prst="rect">
+                      <a:avLst/>
+                    </a:prstGeom>
+                  </pic:spPr>
+                </pic:pic>
+              </a:graphicData>
+            </a:graphic>
+          </wp:inline>
+        </w:drawing>
+      </w:r>
+    </w:p>
+    <w:p>
+      <w:pPr>
+        <w:pStyle w:val="Ttulo2"/>
+      </w:pPr>
+      <w:r>
+        <w:lastRenderedPageBreak/>
+        <w:t>Gestão de Stock</w:t>
+      </w:r>
     </w:p>
     <w:p/>
+    <w:p>
+      <w:r>
+        <w:drawing>
+          <wp:inline distT="0" distB="0" distL="0" distR="0" wp14:anchorId="58DD9B93" wp14:editId="126C18F9">
+            <wp:extent cx="4222750" cy="2918969"/>
+            <wp:effectExtent l="0" t="0" r="6350" b="0"/>
+            <wp:docPr id="1763677699" name="Imagem 1" descr="Uma imagem com texto, captura de ecrã, software, Ícone de computador&#10;&#10;Os conteúdos gerados por IA podem estar incorretos."/>
+            <wp:cNvGraphicFramePr>
+              <a:graphicFrameLocks xmlns:a="http://schemas.openxmlformats.org/drawingml/2006/main" noChangeAspect="1"/>
+            </wp:cNvGraphicFramePr>
+            <a:graphic xmlns:a="http://schemas.openxmlformats.org/drawingml/2006/main">
+              <a:graphicData uri="http://schemas.openxmlformats.org/drawingml/2006/picture">
+                <pic:pic xmlns:pic="http://schemas.openxmlformats.org/drawingml/2006/picture">
+                  <pic:nvPicPr>
+                    <pic:cNvPr id="1763677699" name="Imagem 1" descr="Uma imagem com texto, captura de ecrã, software, Ícone de computador&#10;&#10;Os conteúdos gerados por IA podem estar incorretos."/>
+                    <pic:cNvPicPr/>
+                  </pic:nvPicPr>
+                  <pic:blipFill>
+                    <a:blip r:embed="rId32"/>
+                    <a:stretch>
+                      <a:fillRect/>
+                    </a:stretch>
+                  </pic:blipFill>
+                  <pic:spPr>
+                    <a:xfrm>
+                      <a:off x="0" y="0"/>
+                      <a:ext cx="4225226" cy="2920680"/>
+                    </a:xfrm>
+                    <a:prstGeom prst="rect">
+                      <a:avLst/>
+                    </a:prstGeom>
+                  </pic:spPr>
+                </pic:pic>
+              </a:graphicData>
+            </a:graphic>
+          </wp:inline>
+        </w:drawing>
+      </w:r>
+    </w:p>
+    <w:p>
+      <w:pPr>
+        <w:pStyle w:val="Ttulo2"/>
+      </w:pPr>
+      <w:r>
+        <w:lastRenderedPageBreak/>
+        <w:t>Adicionar ao</w:t>
+      </w:r>
+      <w:r>
+        <w:t xml:space="preserve"> Stock</w:t>
+      </w:r>
+    </w:p>
+    <w:p>
+      <w:pPr>
+        <w:pStyle w:val="Ttulo2"/>
+        <w:numPr>
+          <w:ilvl w:val="0"/>
+          <w:numId w:val="0"/>
+        </w:numPr>
+        <w:ind w:left="360"/>
+      </w:pPr>
+      <w:r>
+        <w:drawing>
+          <wp:inline distT="0" distB="0" distL="0" distR="0" wp14:anchorId="38C4F736" wp14:editId="6F084261">
+            <wp:extent cx="2501826" cy="5410200"/>
+            <wp:effectExtent l="0" t="0" r="0" b="0"/>
+            <wp:docPr id="2067727682" name="Imagem 1" descr="Uma imagem com texto, captura de ecrã, software, número&#10;&#10;Os conteúdos gerados por IA podem estar incorretos."/>
+            <wp:cNvGraphicFramePr>
+              <a:graphicFrameLocks xmlns:a="http://schemas.openxmlformats.org/drawingml/2006/main" noChangeAspect="1"/>
+            </wp:cNvGraphicFramePr>
+            <a:graphic xmlns:a="http://schemas.openxmlformats.org/drawingml/2006/main">
+              <a:graphicData uri="http://schemas.openxmlformats.org/drawingml/2006/picture">
+                <pic:pic xmlns:pic="http://schemas.openxmlformats.org/drawingml/2006/picture">
+                  <pic:nvPicPr>
+                    <pic:cNvPr id="2067727682" name="Imagem 1" descr="Uma imagem com texto, captura de ecrã, software, número&#10;&#10;Os conteúdos gerados por IA podem estar incorretos."/>
+                    <pic:cNvPicPr/>
+                  </pic:nvPicPr>
+                  <pic:blipFill>
+                    <a:blip r:embed="rId33"/>
+                    <a:stretch>
+                      <a:fillRect/>
+                    </a:stretch>
+                  </pic:blipFill>
+                  <pic:spPr>
+                    <a:xfrm>
+                      <a:off x="0" y="0"/>
+                      <a:ext cx="2503379" cy="5413559"/>
+                    </a:xfrm>
+                    <a:prstGeom prst="rect">
+                      <a:avLst/>
+                    </a:prstGeom>
+                  </pic:spPr>
+                </pic:pic>
+              </a:graphicData>
+            </a:graphic>
+          </wp:inline>
+        </w:drawing>
+      </w:r>
+      <w:r>
+        <w:t xml:space="preserve"> </w:t>
+      </w:r>
+    </w:p>
+    <w:p>
+      <w:pPr>
+        <w:spacing w:line="276" w:lineRule="auto"/>
+        <w:rPr>
+          <w:rFonts w:ascii="Arial" w:eastAsiaTheme="majorEastAsia" w:hAnsi="Arial" w:cstheme="majorBidi"/>
+          <w:b/>
+          <w:bCs/>
+          <w:color w:val="000000" w:themeColor="text1"/>
+          <w:sz w:val="26"/>
+          <w:szCs w:val="26"/>
+        </w:rPr>
+      </w:pPr>
+      <w:r>
+        <w:br w:type="page"/>
+      </w:r>
+    </w:p>
+    <w:p>
+      <w:pPr>
+        <w:pStyle w:val="Ttulo2"/>
+      </w:pPr>
+      <w:r>
+        <w:lastRenderedPageBreak/>
+        <w:t>Calendário</w:t>
+      </w:r>
+    </w:p>
+    <w:p>
+      <w:r>
+        <w:drawing>
+          <wp:inline distT="0" distB="0" distL="0" distR="0" wp14:anchorId="549A4A82" wp14:editId="6B6D11CC">
+            <wp:extent cx="2519360" cy="5060950"/>
+            <wp:effectExtent l="0" t="0" r="0" b="6350"/>
+            <wp:docPr id="406992473" name="Imagem 1" descr="Uma imagem com texto, captura de ecrã, número, software&#10;&#10;Os conteúdos gerados por IA podem estar incorretos."/>
+            <wp:cNvGraphicFramePr>
+              <a:graphicFrameLocks xmlns:a="http://schemas.openxmlformats.org/drawingml/2006/main" noChangeAspect="1"/>
+            </wp:cNvGraphicFramePr>
+            <a:graphic xmlns:a="http://schemas.openxmlformats.org/drawingml/2006/main">
+              <a:graphicData uri="http://schemas.openxmlformats.org/drawingml/2006/picture">
+                <pic:pic xmlns:pic="http://schemas.openxmlformats.org/drawingml/2006/picture">
+                  <pic:nvPicPr>
+                    <pic:cNvPr id="406992473" name="Imagem 1" descr="Uma imagem com texto, captura de ecrã, número, software&#10;&#10;Os conteúdos gerados por IA podem estar incorretos."/>
+                    <pic:cNvPicPr/>
+                  </pic:nvPicPr>
+                  <pic:blipFill>
+                    <a:blip r:embed="rId34"/>
+                    <a:stretch>
+                      <a:fillRect/>
+                    </a:stretch>
+                  </pic:blipFill>
+                  <pic:spPr>
+                    <a:xfrm>
+                      <a:off x="0" y="0"/>
+                      <a:ext cx="2521412" cy="5065073"/>
+                    </a:xfrm>
+                    <a:prstGeom prst="rect">
+                      <a:avLst/>
+                    </a:prstGeom>
+                  </pic:spPr>
+                </pic:pic>
+              </a:graphicData>
+            </a:graphic>
+          </wp:inline>
+        </w:drawing>
+      </w:r>
+    </w:p>
     <w:p/>
-    <w:p/>
-    <w:p/>
-    <w:p/>
-    <w:p/>
+    <w:p>
+      <w:pPr>
+        <w:spacing w:line="276" w:lineRule="auto"/>
+        <w:rPr>
+          <w:rFonts w:ascii="Arial" w:eastAsiaTheme="majorEastAsia" w:hAnsi="Arial" w:cstheme="majorBidi"/>
+          <w:b/>
+          <w:bCs/>
+          <w:sz w:val="28"/>
+          <w:szCs w:val="28"/>
+        </w:rPr>
+      </w:pPr>
+      <w:bookmarkStart w:id="53" w:name="_Toc215255754"/>
+      <w:r>
+        <w:br w:type="page"/>
+      </w:r>
+    </w:p>
     <w:p>
       <w:pPr>
         <w:pStyle w:val="Ttulo1"/>
       </w:pPr>
-      <w:bookmarkStart w:id="48" w:name="_Toc215255754"/>
-      <w:r>
+      <w:r>
+        <w:lastRenderedPageBreak/>
         <w:t>Conclusão</w:t>
       </w:r>
-      <w:bookmarkEnd w:id="48"/>
+      <w:bookmarkEnd w:id="53"/>
     </w:p>
     <w:p>
       <w:pPr>
@@ -9959,7 +10788,7 @@
           <w:rFonts w:cstheme="minorHAnsi"/>
         </w:rPr>
       </w:pPr>
-      <w:bookmarkStart w:id="49" w:name="_Toc448947953"/>
+      <w:bookmarkStart w:id="54" w:name="_Toc448947953"/>
       <w:r>
         <w:rPr>
           <w:rFonts w:cstheme="minorHAnsi"/>
@@ -9981,14 +10810,7 @@
         <w:rPr>
           <w:rFonts w:cstheme="minorHAnsi"/>
         </w:rPr>
-        <w:t xml:space="preserve">A modelação dos processos através de diagramas BPMN proporcionou uma visão estruturada do funcionamento da Loja Social, evidenciando os fluxos de informação, os papéis de cada ator e os </w:t>
-      </w:r>
-      <w:r>
-        <w:rPr>
-          <w:rFonts w:cstheme="minorHAnsi"/>
-        </w:rPr>
-        <w:lastRenderedPageBreak/>
-        <w:t>pontos críticos do processo. A definição da arquitetura técnica da aplicação reforçou a importância de um sistema que integre gestão de stock, notificações e registo de dados, garantindo maior eficiência operacional e transparência na prestação do apoio aos beneficiários.</w:t>
+        <w:t>A modelação dos processos através de diagramas BPMN proporcionou uma visão estruturada do funcionamento da Loja Social, evidenciando os fluxos de informação, os papéis de cada ator e os pontos críticos do processo. A definição da arquitetura técnica da aplicação reforçou a importância de um sistema que integre gestão de stock, notificações e registo de dados, garantindo maior eficiência operacional e transparência na prestação do apoio aos beneficiários.</w:t>
       </w:r>
     </w:p>
     <w:p>
@@ -10007,12 +10829,12 @@
         </w:rPr>
         <w:t>Em suma, o trabalho não só descreve o projeto de forma detalhada, como também fornece uma base sólida para a implementação futura da aplicação, contribuindo para a melhoria dos processos internos da Loja Social e para um apoio mais eficaz e organizado aos beneficiários.</w:t>
       </w:r>
-      <w:bookmarkEnd w:id="49"/>
+      <w:bookmarkEnd w:id="54"/>
     </w:p>
     <w:sectPr>
-      <w:headerReference w:type="default" r:id="rId28"/>
-      <w:footerReference w:type="default" r:id="rId29"/>
-      <w:footerReference w:type="first" r:id="rId30"/>
+      <w:headerReference w:type="default" r:id="rId35"/>
+      <w:footerReference w:type="default" r:id="rId36"/>
+      <w:footerReference w:type="first" r:id="rId37"/>
       <w:pgSz w:w="11906" w:h="16838"/>
       <w:pgMar w:top="1418" w:right="1418" w:bottom="1418" w:left="1701" w:header="709" w:footer="709" w:gutter="0"/>
       <w:cols w:space="708"/>
@@ -11239,6 +12061,99 @@
     <w:abstractNumId w:val="7"/>
   </w:num>
   <w:num w:numId="13" w16cid:durableId="1745955133">
+    <w:abstractNumId w:val="4"/>
+  </w:num>
+  <w:num w:numId="14" w16cid:durableId="320231436">
+    <w:abstractNumId w:val="4"/>
+    <w:lvlOverride w:ilvl="0">
+      <w:startOverride w:val="1"/>
+    </w:lvlOverride>
+    <w:lvlOverride w:ilvl="1">
+      <w:startOverride w:val="1"/>
+    </w:lvlOverride>
+    <w:lvlOverride w:ilvl="2">
+      <w:startOverride w:val="1"/>
+    </w:lvlOverride>
+    <w:lvlOverride w:ilvl="3">
+      <w:startOverride w:val="1"/>
+    </w:lvlOverride>
+    <w:lvlOverride w:ilvl="4">
+      <w:startOverride w:val="1"/>
+    </w:lvlOverride>
+    <w:lvlOverride w:ilvl="5">
+      <w:startOverride w:val="1"/>
+    </w:lvlOverride>
+    <w:lvlOverride w:ilvl="6">
+      <w:startOverride w:val="1"/>
+    </w:lvlOverride>
+    <w:lvlOverride w:ilvl="7">
+      <w:startOverride w:val="1"/>
+    </w:lvlOverride>
+    <w:lvlOverride w:ilvl="8">
+      <w:startOverride w:val="1"/>
+    </w:lvlOverride>
+  </w:num>
+  <w:num w:numId="15" w16cid:durableId="806702135">
+    <w:abstractNumId w:val="4"/>
+    <w:lvlOverride w:ilvl="0">
+      <w:startOverride w:val="1"/>
+    </w:lvlOverride>
+    <w:lvlOverride w:ilvl="1">
+      <w:startOverride w:val="1"/>
+    </w:lvlOverride>
+    <w:lvlOverride w:ilvl="2">
+      <w:startOverride w:val="1"/>
+    </w:lvlOverride>
+    <w:lvlOverride w:ilvl="3">
+      <w:startOverride w:val="1"/>
+    </w:lvlOverride>
+    <w:lvlOverride w:ilvl="4">
+      <w:startOverride w:val="1"/>
+    </w:lvlOverride>
+    <w:lvlOverride w:ilvl="5">
+      <w:startOverride w:val="1"/>
+    </w:lvlOverride>
+    <w:lvlOverride w:ilvl="6">
+      <w:startOverride w:val="1"/>
+    </w:lvlOverride>
+    <w:lvlOverride w:ilvl="7">
+      <w:startOverride w:val="1"/>
+    </w:lvlOverride>
+    <w:lvlOverride w:ilvl="8">
+      <w:startOverride w:val="1"/>
+    </w:lvlOverride>
+  </w:num>
+  <w:num w:numId="16" w16cid:durableId="1004550864">
+    <w:abstractNumId w:val="4"/>
+    <w:lvlOverride w:ilvl="0">
+      <w:startOverride w:val="1"/>
+    </w:lvlOverride>
+    <w:lvlOverride w:ilvl="1">
+      <w:startOverride w:val="1"/>
+    </w:lvlOverride>
+    <w:lvlOverride w:ilvl="2">
+      <w:startOverride w:val="1"/>
+    </w:lvlOverride>
+    <w:lvlOverride w:ilvl="3">
+      <w:startOverride w:val="1"/>
+    </w:lvlOverride>
+    <w:lvlOverride w:ilvl="4">
+      <w:startOverride w:val="1"/>
+    </w:lvlOverride>
+    <w:lvlOverride w:ilvl="5">
+      <w:startOverride w:val="1"/>
+    </w:lvlOverride>
+    <w:lvlOverride w:ilvl="6">
+      <w:startOverride w:val="1"/>
+    </w:lvlOverride>
+    <w:lvlOverride w:ilvl="7">
+      <w:startOverride w:val="1"/>
+    </w:lvlOverride>
+    <w:lvlOverride w:ilvl="8">
+      <w:startOverride w:val="1"/>
+    </w:lvlOverride>
+  </w:num>
+  <w:num w:numId="17" w16cid:durableId="470488121">
     <w:abstractNumId w:val="4"/>
     <w:lvlOverride w:ilvl="0">
       <w:startOverride w:val="1"/>
@@ -11687,10 +12602,9 @@
       <w:keepNext/>
       <w:keepLines/>
       <w:numPr>
-        <w:numId w:val="1"/>
+        <w:numId w:val="13"/>
       </w:numPr>
       <w:spacing w:before="480" w:after="480"/>
-      <w:ind w:left="360"/>
       <w:outlineLvl w:val="0"/>
     </w:pPr>
     <w:rPr>

--- a/docs/Relatorio.docx
+++ b/docs/Relatorio.docx
@@ -895,6 +895,7 @@
         <w:tabs>
           <w:tab w:val="right" w:leader="dot" w:pos="8777"/>
         </w:tabs>
+        <w:ind w:left="8777" w:hanging="8777"/>
         <w:rPr>
           <w:noProof/>
           <w:kern w:val="2"/>
@@ -4586,7 +4587,7 @@
                 <w:noProof/>
                 <w:webHidden/>
               </w:rPr>
-              <w:t>28</w:t>
+              <w:t>32</w:t>
             </w:r>
             <w:r>
               <w:rPr>
@@ -5811,27 +5812,14 @@
                             <w:r>
                               <w:t xml:space="preserve">Figura </w:t>
                             </w:r>
-                            <w:r>
-                              <w:fldChar w:fldCharType="begin"/>
-                            </w:r>
-                            <w:r>
-                              <w:instrText xml:space="preserve"> SEQ Figura \* ARABIC </w:instrText>
-                            </w:r>
-                            <w:r>
-                              <w:fldChar w:fldCharType="separate"/>
-                            </w:r>
-                            <w:r>
-                              <w:rPr>
-                                <w:noProof/>
-                              </w:rPr>
-                              <w:t>1</w:t>
-                            </w:r>
-                            <w:r>
-                              <w:rPr>
-                                <w:noProof/>
-                              </w:rPr>
-                              <w:fldChar w:fldCharType="end"/>
-                            </w:r>
+                            <w:fldSimple w:instr=" SEQ Figura \* ARABIC ">
+                              <w:r>
+                                <w:rPr>
+                                  <w:noProof/>
+                                </w:rPr>
+                                <w:t>1</w:t>
+                              </w:r>
+                            </w:fldSimple>
                             <w:r>
                               <w:t xml:space="preserve"> - Diagrama BPMN </w:t>
                             </w:r>
@@ -5996,12 +5984,12 @@
       <w:pPr>
         <w:pStyle w:val="Ttulo2"/>
       </w:pPr>
-      <w:bookmarkStart w:id="12" w:name="_Toc215255729"/>
+      <w:bookmarkStart w:id="11" w:name="_Toc215255729"/>
       <w:r>
         <w:lastRenderedPageBreak/>
         <w:t>Gestão de Inventário</w:t>
       </w:r>
-      <w:bookmarkEnd w:id="12"/>
+      <w:bookmarkEnd w:id="11"/>
     </w:p>
     <w:p>
       <w:pPr>
@@ -6081,31 +6069,18 @@
         <w:pStyle w:val="Legenda"/>
         <w:jc w:val="center"/>
       </w:pPr>
-      <w:bookmarkStart w:id="13" w:name="_Toc215255756"/>
+      <w:bookmarkStart w:id="12" w:name="_Toc215255756"/>
       <w:r>
         <w:t xml:space="preserve">Figura </w:t>
       </w:r>
-      <w:r>
-        <w:fldChar w:fldCharType="begin"/>
-      </w:r>
-      <w:r>
-        <w:instrText xml:space="preserve"> SEQ Figura \* ARABIC </w:instrText>
-      </w:r>
-      <w:r>
-        <w:fldChar w:fldCharType="separate"/>
-      </w:r>
-      <w:r>
-        <w:rPr>
-          <w:noProof/>
-        </w:rPr>
-        <w:t>2</w:t>
-      </w:r>
-      <w:r>
-        <w:rPr>
-          <w:noProof/>
-        </w:rPr>
-        <w:fldChar w:fldCharType="end"/>
-      </w:r>
+      <w:fldSimple w:instr=" SEQ Figura \* ARABIC ">
+        <w:r>
+          <w:rPr>
+            <w:noProof/>
+          </w:rPr>
+          <w:t>2</w:t>
+        </w:r>
+      </w:fldSimple>
       <w:r>
         <w:t xml:space="preserve"> - </w:t>
       </w:r>
@@ -6115,7 +6090,7 @@
       <w:r>
         <w:t xml:space="preserve"> Gestão Inventário</w:t>
       </w:r>
-      <w:bookmarkEnd w:id="13"/>
+      <w:bookmarkEnd w:id="12"/>
     </w:p>
     <w:p/>
     <w:p>
@@ -6138,7 +6113,7 @@
           <w:noProof/>
         </w:rPr>
       </w:pPr>
-      <w:bookmarkStart w:id="14" w:name="_Toc215255730"/>
+      <w:bookmarkStart w:id="13" w:name="_Toc215255730"/>
       <w:r>
         <w:rPr>
           <w:noProof/>
@@ -6146,7 +6121,7 @@
         <w:lastRenderedPageBreak/>
         <w:t>Agendamento de Entregas</w:t>
       </w:r>
-      <w:bookmarkEnd w:id="14"/>
+      <w:bookmarkEnd w:id="13"/>
     </w:p>
     <w:p>
       <w:r>
@@ -6200,35 +6175,22 @@
                                 <w:szCs w:val="22"/>
                               </w:rPr>
                             </w:pPr>
-                            <w:bookmarkStart w:id="15" w:name="_Toc215255757"/>
+                            <w:bookmarkStart w:id="14" w:name="_Toc215255757"/>
                             <w:r>
                               <w:t xml:space="preserve">Figura </w:t>
                             </w:r>
-                            <w:r>
-                              <w:fldChar w:fldCharType="begin"/>
-                            </w:r>
-                            <w:r>
-                              <w:instrText xml:space="preserve"> SEQ Figura \* ARABIC </w:instrText>
-                            </w:r>
-                            <w:r>
-                              <w:fldChar w:fldCharType="separate"/>
-                            </w:r>
-                            <w:r>
-                              <w:rPr>
-                                <w:noProof/>
-                              </w:rPr>
-                              <w:t>3</w:t>
-                            </w:r>
-                            <w:r>
-                              <w:rPr>
-                                <w:noProof/>
-                              </w:rPr>
-                              <w:fldChar w:fldCharType="end"/>
-                            </w:r>
+                            <w:fldSimple w:instr=" SEQ Figura \* ARABIC ">
+                              <w:r>
+                                <w:rPr>
+                                  <w:noProof/>
+                                </w:rPr>
+                                <w:t>3</w:t>
+                              </w:r>
+                            </w:fldSimple>
                             <w:r>
                               <w:t xml:space="preserve"> - Diagrama BPMN Agendamento De Entregas</w:t>
                             </w:r>
-                            <w:bookmarkEnd w:id="15"/>
+                            <w:bookmarkEnd w:id="14"/>
                           </w:p>
                         </w:txbxContent>
                       </wps:txbx>
@@ -6391,12 +6353,12 @@
       <w:pPr>
         <w:pStyle w:val="Ttulo2"/>
       </w:pPr>
-      <w:bookmarkStart w:id="17" w:name="_Toc215255731"/>
+      <w:bookmarkStart w:id="15" w:name="_Toc215255731"/>
       <w:r>
         <w:lastRenderedPageBreak/>
         <w:t>Gestão de Benificiários</w:t>
       </w:r>
-      <w:bookmarkEnd w:id="17"/>
+      <w:bookmarkEnd w:id="15"/>
     </w:p>
     <w:p>
       <w:pPr>
@@ -6453,35 +6415,22 @@
                                 <w:szCs w:val="22"/>
                               </w:rPr>
                             </w:pPr>
-                            <w:bookmarkStart w:id="18" w:name="_Toc215255758"/>
+                            <w:bookmarkStart w:id="16" w:name="_Toc215255758"/>
                             <w:r>
                               <w:t xml:space="preserve">Figura </w:t>
                             </w:r>
-                            <w:r>
-                              <w:fldChar w:fldCharType="begin"/>
-                            </w:r>
-                            <w:r>
-                              <w:instrText xml:space="preserve"> SEQ Figura \* ARABIC </w:instrText>
-                            </w:r>
-                            <w:r>
-                              <w:fldChar w:fldCharType="separate"/>
-                            </w:r>
-                            <w:r>
-                              <w:rPr>
-                                <w:noProof/>
-                              </w:rPr>
-                              <w:t>4</w:t>
-                            </w:r>
-                            <w:r>
-                              <w:rPr>
-                                <w:noProof/>
-                              </w:rPr>
-                              <w:fldChar w:fldCharType="end"/>
-                            </w:r>
+                            <w:fldSimple w:instr=" SEQ Figura \* ARABIC ">
+                              <w:r>
+                                <w:rPr>
+                                  <w:noProof/>
+                                </w:rPr>
+                                <w:t>4</w:t>
+                              </w:r>
+                            </w:fldSimple>
                             <w:r>
                               <w:t xml:space="preserve"> - Diagrama BPMN Gestão Benificiários</w:t>
                             </w:r>
-                            <w:bookmarkEnd w:id="18"/>
+                            <w:bookmarkEnd w:id="16"/>
                           </w:p>
                         </w:txbxContent>
                       </wps:txbx>
@@ -6648,12 +6597,12 @@
       <w:pPr>
         <w:pStyle w:val="Ttulo1"/>
       </w:pPr>
-      <w:bookmarkStart w:id="20" w:name="_Toc215255732"/>
+      <w:bookmarkStart w:id="17" w:name="_Toc215255732"/>
       <w:r>
         <w:lastRenderedPageBreak/>
         <w:t>Estudo de Viabilidade</w:t>
       </w:r>
-      <w:bookmarkEnd w:id="20"/>
+      <w:bookmarkEnd w:id="17"/>
     </w:p>
     <w:p>
       <w:pPr>
@@ -6714,11 +6663,11 @@
       <w:pPr>
         <w:pStyle w:val="Ttulo2"/>
       </w:pPr>
-      <w:bookmarkStart w:id="21" w:name="_Toc215255733"/>
+      <w:bookmarkStart w:id="18" w:name="_Toc215255733"/>
       <w:r>
         <w:t>Objetivo da Solução Digital</w:t>
       </w:r>
-      <w:bookmarkEnd w:id="21"/>
+      <w:bookmarkEnd w:id="18"/>
     </w:p>
     <w:p>
       <w:r>
@@ -6753,11 +6702,11 @@
       <w:pPr>
         <w:pStyle w:val="Ttulo2"/>
       </w:pPr>
-      <w:bookmarkStart w:id="22" w:name="_Toc215255734"/>
+      <w:bookmarkStart w:id="19" w:name="_Toc215255734"/>
       <w:r>
         <w:t>Viabilidade Técnica</w:t>
       </w:r>
-      <w:bookmarkEnd w:id="22"/>
+      <w:bookmarkEnd w:id="19"/>
       <w:r>
         <w:t xml:space="preserve"> </w:t>
       </w:r>
@@ -6936,12 +6885,12 @@
       <w:pPr>
         <w:pStyle w:val="Ttulo2"/>
       </w:pPr>
-      <w:bookmarkStart w:id="23" w:name="_Toc215255735"/>
+      <w:bookmarkStart w:id="20" w:name="_Toc215255735"/>
       <w:r>
         <w:lastRenderedPageBreak/>
         <w:t>Viabilidade Operacional</w:t>
       </w:r>
-      <w:bookmarkEnd w:id="23"/>
+      <w:bookmarkEnd w:id="20"/>
       <w:r>
         <w:t xml:space="preserve"> </w:t>
       </w:r>
@@ -7010,11 +6959,11 @@
       <w:pPr>
         <w:pStyle w:val="Ttulo2"/>
       </w:pPr>
-      <w:bookmarkStart w:id="24" w:name="_Toc215255736"/>
+      <w:bookmarkStart w:id="21" w:name="_Toc215255736"/>
       <w:r>
         <w:t>Analise de Riscos</w:t>
       </w:r>
-      <w:bookmarkEnd w:id="24"/>
+      <w:bookmarkEnd w:id="21"/>
       <w:r>
         <w:t xml:space="preserve"> </w:t>
       </w:r>
@@ -7355,12 +7304,12 @@
       <w:pPr>
         <w:pStyle w:val="Ttulo1"/>
       </w:pPr>
-      <w:bookmarkStart w:id="25" w:name="_Toc215255737"/>
+      <w:bookmarkStart w:id="22" w:name="_Toc215255737"/>
       <w:r>
         <w:lastRenderedPageBreak/>
         <w:t>Arquitetura Técnica da Aplicação</w:t>
       </w:r>
-      <w:bookmarkEnd w:id="25"/>
+      <w:bookmarkEnd w:id="22"/>
     </w:p>
     <w:p>
       <w:r>
@@ -7499,11 +7448,11 @@
       <w:pPr>
         <w:pStyle w:val="Ttulo2"/>
       </w:pPr>
-      <w:bookmarkStart w:id="26" w:name="_Toc215255738"/>
+      <w:bookmarkStart w:id="23" w:name="_Toc215255738"/>
       <w:r>
         <w:t>Tecnologias</w:t>
       </w:r>
-      <w:bookmarkEnd w:id="26"/>
+      <w:bookmarkEnd w:id="23"/>
       <w:r>
         <w:t xml:space="preserve"> </w:t>
       </w:r>
@@ -7748,12 +7697,12 @@
       <w:pPr>
         <w:pStyle w:val="Ttulo2"/>
       </w:pPr>
-      <w:bookmarkStart w:id="27" w:name="_Toc215255739"/>
+      <w:bookmarkStart w:id="24" w:name="_Toc215255739"/>
       <w:r>
         <w:lastRenderedPageBreak/>
         <w:t>Diagrama de Arquitetura Técnica</w:t>
       </w:r>
-      <w:bookmarkEnd w:id="27"/>
+      <w:bookmarkEnd w:id="24"/>
     </w:p>
     <w:p>
       <w:r>
@@ -7817,31 +7766,18 @@
         <w:pStyle w:val="Legenda"/>
         <w:jc w:val="center"/>
       </w:pPr>
-      <w:bookmarkStart w:id="28" w:name="_Toc215255759"/>
+      <w:bookmarkStart w:id="25" w:name="_Toc215255759"/>
       <w:r>
         <w:t xml:space="preserve">Figura </w:t>
       </w:r>
-      <w:r>
-        <w:fldChar w:fldCharType="begin"/>
-      </w:r>
-      <w:r>
-        <w:instrText xml:space="preserve"> SEQ Figura \* ARABIC </w:instrText>
-      </w:r>
-      <w:r>
-        <w:fldChar w:fldCharType="separate"/>
-      </w:r>
-      <w:r>
-        <w:rPr>
-          <w:noProof/>
-        </w:rPr>
-        <w:t>5</w:t>
-      </w:r>
-      <w:r>
-        <w:rPr>
-          <w:noProof/>
-        </w:rPr>
-        <w:fldChar w:fldCharType="end"/>
-      </w:r>
+      <w:fldSimple w:instr=" SEQ Figura \* ARABIC ">
+        <w:r>
+          <w:rPr>
+            <w:noProof/>
+          </w:rPr>
+          <w:t>5</w:t>
+        </w:r>
+      </w:fldSimple>
       <w:r>
         <w:t xml:space="preserve"> - Diagrama Arquitetura </w:t>
       </w:r>
@@ -7849,7 +7785,7 @@
       <w:r>
         <w:t>Tecnica</w:t>
       </w:r>
-      <w:bookmarkEnd w:id="28"/>
+      <w:bookmarkEnd w:id="25"/>
       <w:proofErr w:type="spellEnd"/>
     </w:p>
     <w:p>
@@ -7872,12 +7808,12 @@
       <w:pPr>
         <w:pStyle w:val="Ttulo1"/>
       </w:pPr>
-      <w:bookmarkStart w:id="29" w:name="_Toc215255740"/>
+      <w:bookmarkStart w:id="26" w:name="_Toc215255740"/>
       <w:r>
         <w:lastRenderedPageBreak/>
         <w:t>Diagrama de Estados</w:t>
       </w:r>
-      <w:bookmarkEnd w:id="29"/>
+      <w:bookmarkEnd w:id="26"/>
     </w:p>
     <w:p>
       <w:r>
@@ -7894,11 +7830,11 @@
       <w:pPr>
         <w:pStyle w:val="Ttulo2"/>
       </w:pPr>
-      <w:bookmarkStart w:id="30" w:name="_Toc215255741"/>
+      <w:bookmarkStart w:id="27" w:name="_Toc215255741"/>
       <w:r>
         <w:t>Pedir Apoio</w:t>
       </w:r>
-      <w:bookmarkEnd w:id="30"/>
+      <w:bookmarkEnd w:id="27"/>
     </w:p>
     <w:p>
       <w:r>
@@ -7972,35 +7908,22 @@
         <w:pStyle w:val="Legenda"/>
         <w:jc w:val="center"/>
       </w:pPr>
-      <w:bookmarkStart w:id="31" w:name="_Toc215255760"/>
+      <w:bookmarkStart w:id="28" w:name="_Toc215255760"/>
       <w:r>
         <w:t xml:space="preserve">Figura </w:t>
       </w:r>
-      <w:r>
-        <w:fldChar w:fldCharType="begin"/>
-      </w:r>
-      <w:r>
-        <w:instrText xml:space="preserve"> SEQ Figura \* ARABIC </w:instrText>
-      </w:r>
-      <w:r>
-        <w:fldChar w:fldCharType="separate"/>
-      </w:r>
-      <w:r>
-        <w:rPr>
-          <w:noProof/>
-        </w:rPr>
-        <w:t>6</w:t>
-      </w:r>
-      <w:r>
-        <w:rPr>
-          <w:noProof/>
-        </w:rPr>
-        <w:fldChar w:fldCharType="end"/>
-      </w:r>
+      <w:fldSimple w:instr=" SEQ Figura \* ARABIC ">
+        <w:r>
+          <w:rPr>
+            <w:noProof/>
+          </w:rPr>
+          <w:t>6</w:t>
+        </w:r>
+      </w:fldSimple>
       <w:r>
         <w:t xml:space="preserve"> - Diagrama de Estados Pedir Apoio</w:t>
       </w:r>
-      <w:bookmarkEnd w:id="31"/>
+      <w:bookmarkEnd w:id="28"/>
     </w:p>
     <w:p>
       <w:pPr>
@@ -8025,12 +7948,12 @@
       <w:pPr>
         <w:pStyle w:val="Ttulo2"/>
       </w:pPr>
-      <w:bookmarkStart w:id="32" w:name="_Toc215255742"/>
+      <w:bookmarkStart w:id="29" w:name="_Toc215255742"/>
       <w:r>
         <w:lastRenderedPageBreak/>
         <w:t>Gestão de Inventário</w:t>
       </w:r>
-      <w:bookmarkEnd w:id="32"/>
+      <w:bookmarkEnd w:id="29"/>
     </w:p>
     <w:p>
       <w:r>
@@ -8101,31 +8024,18 @@
         <w:pStyle w:val="Legenda"/>
         <w:jc w:val="center"/>
       </w:pPr>
-      <w:bookmarkStart w:id="33" w:name="_Toc215255761"/>
+      <w:bookmarkStart w:id="30" w:name="_Toc215255761"/>
       <w:r>
         <w:t xml:space="preserve">Figura </w:t>
       </w:r>
-      <w:r>
-        <w:fldChar w:fldCharType="begin"/>
-      </w:r>
-      <w:r>
-        <w:instrText xml:space="preserve"> SEQ Figura \* ARABIC </w:instrText>
-      </w:r>
-      <w:r>
-        <w:fldChar w:fldCharType="separate"/>
-      </w:r>
-      <w:r>
-        <w:rPr>
-          <w:noProof/>
-        </w:rPr>
-        <w:t>7</w:t>
-      </w:r>
-      <w:r>
-        <w:rPr>
-          <w:noProof/>
-        </w:rPr>
-        <w:fldChar w:fldCharType="end"/>
-      </w:r>
+      <w:fldSimple w:instr=" SEQ Figura \* ARABIC ">
+        <w:r>
+          <w:rPr>
+            <w:noProof/>
+          </w:rPr>
+          <w:t>7</w:t>
+        </w:r>
+      </w:fldSimple>
       <w:r>
         <w:t xml:space="preserve"> - </w:t>
       </w:r>
@@ -8135,7 +8045,7 @@
       <w:r>
         <w:t>Gestão de Inventário</w:t>
       </w:r>
-      <w:bookmarkEnd w:id="33"/>
+      <w:bookmarkEnd w:id="30"/>
     </w:p>
     <w:p>
       <w:pPr>
@@ -8183,12 +8093,12 @@
       <w:pPr>
         <w:pStyle w:val="Ttulo2"/>
       </w:pPr>
-      <w:bookmarkStart w:id="34" w:name="_Toc215255743"/>
+      <w:bookmarkStart w:id="31" w:name="_Toc215255743"/>
       <w:r>
         <w:lastRenderedPageBreak/>
         <w:t>Agendamento de Entregas</w:t>
       </w:r>
-      <w:bookmarkEnd w:id="34"/>
+      <w:bookmarkEnd w:id="31"/>
     </w:p>
     <w:p>
       <w:r>
@@ -8259,35 +8169,22 @@
         <w:pStyle w:val="Legenda"/>
         <w:jc w:val="center"/>
       </w:pPr>
-      <w:bookmarkStart w:id="35" w:name="_Toc215255762"/>
+      <w:bookmarkStart w:id="32" w:name="_Toc215255762"/>
       <w:r>
         <w:t xml:space="preserve">Figura </w:t>
       </w:r>
-      <w:r>
-        <w:fldChar w:fldCharType="begin"/>
-      </w:r>
-      <w:r>
-        <w:instrText xml:space="preserve"> SEQ Figura \* ARABIC </w:instrText>
-      </w:r>
-      <w:r>
-        <w:fldChar w:fldCharType="separate"/>
-      </w:r>
-      <w:r>
-        <w:rPr>
-          <w:noProof/>
-        </w:rPr>
-        <w:t>8</w:t>
-      </w:r>
-      <w:r>
-        <w:rPr>
-          <w:noProof/>
-        </w:rPr>
-        <w:fldChar w:fldCharType="end"/>
-      </w:r>
+      <w:fldSimple w:instr=" SEQ Figura \* ARABIC ">
+        <w:r>
+          <w:rPr>
+            <w:noProof/>
+          </w:rPr>
+          <w:t>8</w:t>
+        </w:r>
+      </w:fldSimple>
       <w:r>
         <w:t xml:space="preserve"> - Diagrama de Estados Agendamento de Entregas</w:t>
       </w:r>
-      <w:bookmarkEnd w:id="35"/>
+      <w:bookmarkEnd w:id="32"/>
     </w:p>
     <w:p>
       <w:pPr>
@@ -8323,12 +8220,12 @@
       <w:pPr>
         <w:pStyle w:val="Ttulo2"/>
       </w:pPr>
-      <w:bookmarkStart w:id="36" w:name="_Toc215255744"/>
+      <w:bookmarkStart w:id="33" w:name="_Toc215255744"/>
       <w:r>
         <w:lastRenderedPageBreak/>
         <w:t>Gestão dos Beneficiários</w:t>
       </w:r>
-      <w:bookmarkEnd w:id="36"/>
+      <w:bookmarkEnd w:id="33"/>
       <w:r>
         <w:t xml:space="preserve"> </w:t>
       </w:r>
@@ -8402,31 +8299,18 @@
         <w:pStyle w:val="Legenda"/>
         <w:jc w:val="center"/>
       </w:pPr>
-      <w:bookmarkStart w:id="37" w:name="_Toc215255763"/>
+      <w:bookmarkStart w:id="34" w:name="_Toc215255763"/>
       <w:r>
         <w:t xml:space="preserve">Figura </w:t>
       </w:r>
-      <w:r>
-        <w:fldChar w:fldCharType="begin"/>
-      </w:r>
-      <w:r>
-        <w:instrText xml:space="preserve"> SEQ Figura \* ARABIC </w:instrText>
-      </w:r>
-      <w:r>
-        <w:fldChar w:fldCharType="separate"/>
-      </w:r>
-      <w:r>
-        <w:rPr>
-          <w:noProof/>
-        </w:rPr>
-        <w:t>9</w:t>
-      </w:r>
-      <w:r>
-        <w:rPr>
-          <w:noProof/>
-        </w:rPr>
-        <w:fldChar w:fldCharType="end"/>
-      </w:r>
+      <w:fldSimple w:instr=" SEQ Figura \* ARABIC ">
+        <w:r>
+          <w:rPr>
+            <w:noProof/>
+          </w:rPr>
+          <w:t>9</w:t>
+        </w:r>
+      </w:fldSimple>
       <w:r>
         <w:t xml:space="preserve"> - </w:t>
       </w:r>
@@ -8436,7 +8320,7 @@
       <w:r>
         <w:t>Gestão dos Beneficiários</w:t>
       </w:r>
-      <w:bookmarkEnd w:id="37"/>
+      <w:bookmarkEnd w:id="34"/>
     </w:p>
     <w:p>
       <w:pPr>
@@ -8466,12 +8350,12 @@
       <w:pPr>
         <w:pStyle w:val="Ttulo1"/>
       </w:pPr>
-      <w:bookmarkStart w:id="38" w:name="_Toc215255745"/>
+      <w:bookmarkStart w:id="35" w:name="_Toc215255745"/>
       <w:r>
         <w:lastRenderedPageBreak/>
         <w:t>Diagrama de casos de uso</w:t>
       </w:r>
-      <w:bookmarkEnd w:id="38"/>
+      <w:bookmarkEnd w:id="35"/>
     </w:p>
     <w:p>
       <w:pPr>
@@ -8491,11 +8375,11 @@
       <w:pPr>
         <w:pStyle w:val="Ttulo2"/>
       </w:pPr>
-      <w:bookmarkStart w:id="39" w:name="_Toc215255746"/>
+      <w:bookmarkStart w:id="36" w:name="_Toc215255746"/>
       <w:r>
         <w:t>Pedir Apoio</w:t>
       </w:r>
-      <w:bookmarkEnd w:id="39"/>
+      <w:bookmarkEnd w:id="36"/>
     </w:p>
     <w:p>
       <w:r>
@@ -8571,31 +8455,18 @@
         <w:pStyle w:val="Legenda"/>
         <w:jc w:val="center"/>
       </w:pPr>
-      <w:bookmarkStart w:id="40" w:name="_Toc215255764"/>
+      <w:bookmarkStart w:id="37" w:name="_Toc215255764"/>
       <w:r>
         <w:t xml:space="preserve">Figura </w:t>
       </w:r>
-      <w:r>
-        <w:fldChar w:fldCharType="begin"/>
-      </w:r>
-      <w:r>
-        <w:instrText xml:space="preserve"> SEQ Figura \* ARABIC </w:instrText>
-      </w:r>
-      <w:r>
-        <w:fldChar w:fldCharType="separate"/>
-      </w:r>
-      <w:r>
-        <w:rPr>
-          <w:noProof/>
-        </w:rPr>
-        <w:t>10</w:t>
-      </w:r>
-      <w:r>
-        <w:rPr>
-          <w:noProof/>
-        </w:rPr>
-        <w:fldChar w:fldCharType="end"/>
-      </w:r>
+      <w:fldSimple w:instr=" SEQ Figura \* ARABIC ">
+        <w:r>
+          <w:rPr>
+            <w:noProof/>
+          </w:rPr>
+          <w:t>10</w:t>
+        </w:r>
+      </w:fldSimple>
       <w:r>
         <w:t xml:space="preserve">- </w:t>
       </w:r>
@@ -8605,7 +8476,7 @@
       <w:r>
         <w:t>Casos de Uso Pedir Apoio</w:t>
       </w:r>
-      <w:bookmarkEnd w:id="40"/>
+      <w:bookmarkEnd w:id="37"/>
     </w:p>
     <w:p>
       <w:pPr>
@@ -8646,12 +8517,12 @@
       <w:pPr>
         <w:pStyle w:val="Ttulo2"/>
       </w:pPr>
-      <w:bookmarkStart w:id="41" w:name="_Toc215255747"/>
+      <w:bookmarkStart w:id="38" w:name="_Toc215255747"/>
       <w:r>
         <w:lastRenderedPageBreak/>
         <w:t>Registo da doação</w:t>
       </w:r>
-      <w:bookmarkEnd w:id="41"/>
+      <w:bookmarkEnd w:id="38"/>
     </w:p>
     <w:p>
       <w:r>
@@ -8721,31 +8592,18 @@
         <w:pStyle w:val="Legenda"/>
         <w:jc w:val="center"/>
       </w:pPr>
-      <w:bookmarkStart w:id="42" w:name="_Toc215255765"/>
+      <w:bookmarkStart w:id="39" w:name="_Toc215255765"/>
       <w:r>
         <w:t xml:space="preserve">Figura </w:t>
       </w:r>
-      <w:r>
-        <w:fldChar w:fldCharType="begin"/>
-      </w:r>
-      <w:r>
-        <w:instrText xml:space="preserve"> SEQ Figura \* ARABIC </w:instrText>
-      </w:r>
-      <w:r>
-        <w:fldChar w:fldCharType="separate"/>
-      </w:r>
-      <w:r>
-        <w:rPr>
-          <w:noProof/>
-        </w:rPr>
-        <w:t>11</w:t>
-      </w:r>
-      <w:r>
-        <w:rPr>
-          <w:noProof/>
-        </w:rPr>
-        <w:fldChar w:fldCharType="end"/>
-      </w:r>
+      <w:fldSimple w:instr=" SEQ Figura \* ARABIC ">
+        <w:r>
+          <w:rPr>
+            <w:noProof/>
+          </w:rPr>
+          <w:t>11</w:t>
+        </w:r>
+      </w:fldSimple>
       <w:r>
         <w:t xml:space="preserve"> - </w:t>
       </w:r>
@@ -8755,7 +8613,7 @@
       <w:r>
         <w:t>Gestão do Inventário</w:t>
       </w:r>
-      <w:bookmarkEnd w:id="42"/>
+      <w:bookmarkEnd w:id="39"/>
     </w:p>
     <w:p/>
     <w:p>
@@ -8797,7 +8655,7 @@
           <w:noProof/>
         </w:rPr>
       </w:pPr>
-      <w:bookmarkStart w:id="43" w:name="_Toc215255748"/>
+      <w:bookmarkStart w:id="40" w:name="_Toc215255748"/>
       <w:r>
         <w:rPr>
           <w:noProof/>
@@ -8805,7 +8663,7 @@
         <w:lastRenderedPageBreak/>
         <w:t>Entregar bens</w:t>
       </w:r>
-      <w:bookmarkEnd w:id="43"/>
+      <w:bookmarkEnd w:id="40"/>
       <w:r>
         <w:rPr>
           <w:noProof/>
@@ -8917,12 +8775,12 @@
       <w:pPr>
         <w:pStyle w:val="Ttulo1"/>
       </w:pPr>
-      <w:bookmarkStart w:id="44" w:name="_Toc215255749"/>
+      <w:bookmarkStart w:id="41" w:name="_Toc215255749"/>
       <w:r>
         <w:lastRenderedPageBreak/>
         <w:t>Diagrama ER</w:t>
       </w:r>
-      <w:bookmarkEnd w:id="44"/>
+      <w:bookmarkEnd w:id="41"/>
     </w:p>
     <w:p>
       <w:r>
@@ -8982,31 +8840,18 @@
                                 <w:szCs w:val="22"/>
                               </w:rPr>
                             </w:pPr>
-                            <w:bookmarkStart w:id="45" w:name="_Toc215255766"/>
+                            <w:bookmarkStart w:id="42" w:name="_Toc215255766"/>
                             <w:r>
                               <w:t xml:space="preserve">Figura </w:t>
                             </w:r>
-                            <w:r>
-                              <w:fldChar w:fldCharType="begin"/>
-                            </w:r>
-                            <w:r>
-                              <w:instrText xml:space="preserve"> SEQ Figura \* ARABIC </w:instrText>
-                            </w:r>
-                            <w:r>
-                              <w:fldChar w:fldCharType="separate"/>
-                            </w:r>
-                            <w:r>
-                              <w:rPr>
-                                <w:noProof/>
-                              </w:rPr>
-                              <w:t>12</w:t>
-                            </w:r>
-                            <w:r>
-                              <w:rPr>
-                                <w:noProof/>
-                              </w:rPr>
-                              <w:fldChar w:fldCharType="end"/>
-                            </w:r>
+                            <w:fldSimple w:instr=" SEQ Figura \* ARABIC ">
+                              <w:r>
+                                <w:rPr>
+                                  <w:noProof/>
+                                </w:rPr>
+                                <w:t>12</w:t>
+                              </w:r>
+                            </w:fldSimple>
                             <w:r>
                               <w:t xml:space="preserve"> - Diagram</w:t>
                             </w:r>
@@ -9016,7 +8861,7 @@
                             <w:r>
                               <w:t xml:space="preserve"> Entidade-Relação</w:t>
                             </w:r>
-                            <w:bookmarkEnd w:id="45"/>
+                            <w:bookmarkEnd w:id="42"/>
                           </w:p>
                         </w:txbxContent>
                       </wps:txbx>
@@ -9196,15 +9041,7 @@
       </w:r>
       <w:proofErr w:type="spellEnd"/>
       <w:r>
-        <w:t xml:space="preserve"> da aplicação da Loja Social foi concebido para suportar os processos de negócio de forma </w:t>
-      </w:r>
-      <w:proofErr w:type="gramStart"/>
-      <w:r>
-        <w:t>otimizada ,</w:t>
-      </w:r>
-      <w:proofErr w:type="gramEnd"/>
-      <w:r>
-        <w:t xml:space="preserve"> utilizando o </w:t>
+        <w:t xml:space="preserve"> da aplicação da Loja Social foi concebido para suportar os processos de negócio de forma otimizada , utilizando o </w:t>
       </w:r>
       <w:proofErr w:type="spellStart"/>
       <w:r>
@@ -9227,11 +9064,11 @@
           <w:bCs w:val="0"/>
         </w:rPr>
       </w:pPr>
-      <w:bookmarkStart w:id="47" w:name="_Toc215255750"/>
+      <w:bookmarkStart w:id="43" w:name="_Toc215255750"/>
       <w:r>
         <w:t>Organização e Pessoas</w:t>
       </w:r>
-      <w:bookmarkEnd w:id="47"/>
+      <w:bookmarkEnd w:id="43"/>
     </w:p>
     <w:p>
       <w:pPr>
@@ -9303,12 +9140,12 @@
           <w:bCs w:val="0"/>
         </w:rPr>
       </w:pPr>
-      <w:bookmarkStart w:id="48" w:name="_Toc215255751"/>
+      <w:bookmarkStart w:id="44" w:name="_Toc215255751"/>
       <w:r>
         <w:lastRenderedPageBreak/>
         <w:t>Gestão de Inventário e Rastreio</w:t>
       </w:r>
-      <w:bookmarkEnd w:id="48"/>
+      <w:bookmarkEnd w:id="44"/>
     </w:p>
     <w:p>
       <w:pPr>
@@ -9415,11 +9252,11 @@
           <w:bCs w:val="0"/>
         </w:rPr>
       </w:pPr>
-      <w:bookmarkStart w:id="49" w:name="_Toc215255752"/>
+      <w:bookmarkStart w:id="45" w:name="_Toc215255752"/>
       <w:r>
         <w:t>Alertas e Auditoria</w:t>
       </w:r>
-      <w:bookmarkEnd w:id="49"/>
+      <w:bookmarkEnd w:id="45"/>
     </w:p>
     <w:p>
       <w:pPr>
@@ -9480,12 +9317,12 @@
       <w:pPr>
         <w:pStyle w:val="Ttulo1"/>
       </w:pPr>
-      <w:bookmarkStart w:id="50" w:name="_Toc215255753"/>
+      <w:bookmarkStart w:id="46" w:name="_Toc215255753"/>
       <w:r>
         <w:lastRenderedPageBreak/>
         <w:t>Diagrama de Classes</w:t>
       </w:r>
-      <w:bookmarkEnd w:id="50"/>
+      <w:bookmarkEnd w:id="46"/>
     </w:p>
     <w:p>
       <w:r>
@@ -9545,35 +9382,22 @@
                                 <w:szCs w:val="22"/>
                               </w:rPr>
                             </w:pPr>
-                            <w:bookmarkStart w:id="51" w:name="_Toc215255767"/>
+                            <w:bookmarkStart w:id="47" w:name="_Toc215255767"/>
                             <w:r>
                               <w:t xml:space="preserve">Figura </w:t>
                             </w:r>
-                            <w:r>
-                              <w:fldChar w:fldCharType="begin"/>
-                            </w:r>
-                            <w:r>
-                              <w:instrText xml:space="preserve"> SEQ Figura \* ARABIC </w:instrText>
-                            </w:r>
-                            <w:r>
-                              <w:fldChar w:fldCharType="separate"/>
-                            </w:r>
-                            <w:r>
-                              <w:rPr>
-                                <w:noProof/>
-                              </w:rPr>
-                              <w:t>13</w:t>
-                            </w:r>
-                            <w:r>
-                              <w:rPr>
-                                <w:noProof/>
-                              </w:rPr>
-                              <w:fldChar w:fldCharType="end"/>
-                            </w:r>
+                            <w:fldSimple w:instr=" SEQ Figura \* ARABIC ">
+                              <w:r>
+                                <w:rPr>
+                                  <w:noProof/>
+                                </w:rPr>
+                                <w:t>13</w:t>
+                              </w:r>
+                            </w:fldSimple>
                             <w:r>
                               <w:t>- Diagrama de Classes</w:t>
                             </w:r>
-                            <w:bookmarkEnd w:id="51"/>
+                            <w:bookmarkEnd w:id="47"/>
                           </w:p>
                         </w:txbxContent>
                       </wps:txbx>
@@ -9791,38 +9615,20 @@
         <w:t>: +</w:t>
       </w:r>
       <w:proofErr w:type="spellStart"/>
-      <w:proofErr w:type="gramStart"/>
       <w:r>
         <w:t>VerificarValidade</w:t>
       </w:r>
       <w:proofErr w:type="spellEnd"/>
       <w:r>
-        <w:t>(</w:t>
-      </w:r>
-      <w:proofErr w:type="gramEnd"/>
-      <w:r>
-        <w:t>), +</w:t>
+        <w:t>(), +</w:t>
       </w:r>
       <w:proofErr w:type="spellStart"/>
-      <w:proofErr w:type="gramStart"/>
       <w:r>
         <w:t>PrepararItens</w:t>
       </w:r>
       <w:proofErr w:type="spellEnd"/>
       <w:r>
-        <w:t>(</w:t>
-      </w:r>
-      <w:proofErr w:type="gramEnd"/>
-      <w:r>
-        <w:t>), +</w:t>
-      </w:r>
-      <w:proofErr w:type="gramStart"/>
-      <w:r>
-        <w:t>Login(</w:t>
-      </w:r>
-      <w:proofErr w:type="gramEnd"/>
-      <w:r>
-        <w:t xml:space="preserve">)), que representam as ações e funções que a aplicação executa para implementar os requisitos de negócio (como a verificação de expiração ou o fluxo de entrega). A estrutura da base de dados apenas define o </w:t>
+        <w:t xml:space="preserve">(), +Login()), que representam as ações e funções que a aplicação executa para implementar os requisitos de negócio (como a verificação de expiração ou o fluxo de entrega). A estrutura da base de dados apenas define o </w:t>
       </w:r>
       <w:r>
         <w:rPr>
@@ -9859,13 +9665,8 @@
         <w:t>ex</w:t>
       </w:r>
       <w:proofErr w:type="spellEnd"/>
-      <w:proofErr w:type="gramStart"/>
-      <w:r>
-        <w:t>: :</w:t>
-      </w:r>
-      <w:proofErr w:type="gramEnd"/>
-      <w:r>
-        <w:t xml:space="preserve"> Lista&lt;Entregas&gt;), o que é essencial para o desenvolvimento do código, mas irrelevante para a estrutura pura da base de dados.</w:t>
+      <w:r>
+        <w:t>: : Lista&lt;Entregas&gt;), o que é essencial para o desenvolvimento do código, mas irrelevante para a estrutura pura da base de dados.</w:t>
       </w:r>
     </w:p>
     <w:p>
@@ -10118,72 +9919,21 @@
         <w:pStyle w:val="Ttulo2"/>
       </w:pPr>
       <w:r>
-        <w:t>Página principal (</w:t>
-      </w:r>
-      <w:r>
-        <w:t>Administrador</w:t>
-      </w:r>
-      <w:r>
-        <w:t>)</w:t>
-      </w:r>
-    </w:p>
-    <w:p>
-      <w:r>
+        <w:rPr>
+          <w:noProof/>
+        </w:rPr>
         <w:drawing>
-          <wp:inline distT="0" distB="0" distL="0" distR="0" wp14:anchorId="48B3E02C" wp14:editId="7C59204A">
-            <wp:extent cx="2507928" cy="5251450"/>
-            <wp:effectExtent l="0" t="0" r="6985" b="6350"/>
-            <wp:docPr id="565023100" name="Imagem 1" descr="Uma imagem com texto, captura de ecrã, software, Página web&#10;&#10;Os conteúdos gerados por IA podem estar incorretos."/>
-            <wp:cNvGraphicFramePr>
-              <a:graphicFrameLocks xmlns:a="http://schemas.openxmlformats.org/drawingml/2006/main" noChangeAspect="1"/>
-            </wp:cNvGraphicFramePr>
-            <a:graphic xmlns:a="http://schemas.openxmlformats.org/drawingml/2006/main">
-              <a:graphicData uri="http://schemas.openxmlformats.org/drawingml/2006/picture">
-                <pic:pic xmlns:pic="http://schemas.openxmlformats.org/drawingml/2006/picture">
-                  <pic:nvPicPr>
-                    <pic:cNvPr id="565023100" name="Imagem 1" descr="Uma imagem com texto, captura de ecrã, software, Página web&#10;&#10;Os conteúdos gerados por IA podem estar incorretos."/>
-                    <pic:cNvPicPr/>
-                  </pic:nvPicPr>
-                  <pic:blipFill>
-                    <a:blip r:embed="rId24"/>
-                    <a:stretch>
-                      <a:fillRect/>
-                    </a:stretch>
-                  </pic:blipFill>
-                  <pic:spPr>
-                    <a:xfrm>
-                      <a:off x="0" y="0"/>
-                      <a:ext cx="2510875" cy="5257622"/>
-                    </a:xfrm>
-                    <a:prstGeom prst="rect">
-                      <a:avLst/>
-                    </a:prstGeom>
-                  </pic:spPr>
-                </pic:pic>
-              </a:graphicData>
-            </a:graphic>
-          </wp:inline>
-        </w:drawing>
-      </w:r>
-    </w:p>
-    <w:p>
-      <w:pPr>
-        <w:pStyle w:val="Ttulo2"/>
-      </w:pPr>
-      <w:r>
-        <w:lastRenderedPageBreak/>
-        <w:t>Página principal (Beneficiário)</w:t>
-      </w:r>
-    </w:p>
-    <w:p>
-      <w:r>
-        <w:rPr>
-          <w:noProof/>
-        </w:rPr>
-        <w:drawing>
-          <wp:inline distT="0" distB="0" distL="0" distR="0" wp14:anchorId="7BBEFBCB" wp14:editId="4D32704D">
-            <wp:extent cx="2463506" cy="5194300"/>
-            <wp:effectExtent l="0" t="0" r="0" b="6350"/>
+          <wp:anchor distT="0" distB="0" distL="114300" distR="114300" simplePos="0" relativeHeight="251688960" behindDoc="0" locked="0" layoutInCell="1" allowOverlap="1" wp14:anchorId="7BBEFBCB" wp14:editId="0A82B3F3">
+            <wp:simplePos x="0" y="0"/>
+            <wp:positionH relativeFrom="page">
+              <wp:align>center</wp:align>
+            </wp:positionH>
+            <wp:positionV relativeFrom="paragraph">
+              <wp:posOffset>459003</wp:posOffset>
+            </wp:positionV>
+            <wp:extent cx="3360420" cy="7085330"/>
+            <wp:effectExtent l="0" t="0" r="0" b="1270"/>
+            <wp:wrapTopAndBottom/>
             <wp:docPr id="1334781660" name="Imagem 11" descr="Uma imagem com texto, captura de ecrã, Página web, Publicidade online&#10;&#10;Os conteúdos gerados por IA podem estar incorretos."/>
             <wp:cNvGraphicFramePr>
               <a:graphicFrameLocks xmlns:a="http://schemas.openxmlformats.org/drawingml/2006/main" noChangeAspect="1"/>
@@ -10198,7 +9948,7 @@
                     </pic:cNvPicPr>
                   </pic:nvPicPr>
                   <pic:blipFill>
-                    <a:blip r:embed="rId25">
+                    <a:blip r:embed="rId24">
                       <a:extLst>
                         <a:ext uri="{28A0092B-C50C-407E-A947-70E740481C1C}">
                           <a14:useLocalDpi xmlns:a14="http://schemas.microsoft.com/office/drawing/2010/main" val="0"/>
@@ -10213,7 +9963,7 @@
                   <pic:spPr bwMode="auto">
                     <a:xfrm>
                       <a:off x="0" y="0"/>
-                      <a:ext cx="2471783" cy="5211753"/>
+                      <a:ext cx="3360420" cy="7085330"/>
                     </a:xfrm>
                     <a:prstGeom prst="rect">
                       <a:avLst/>
@@ -10226,8 +9976,44 @@
                 </pic:pic>
               </a:graphicData>
             </a:graphic>
-          </wp:inline>
+          </wp:anchor>
         </w:drawing>
+      </w:r>
+      <w:r>
+        <w:t>Página principal (Beneficiário)</w:t>
+      </w:r>
+    </w:p>
+    <w:p>
+      <w:pPr>
+        <w:keepNext/>
+      </w:pPr>
+    </w:p>
+    <w:p>
+      <w:pPr>
+        <w:pStyle w:val="Legenda"/>
+        <w:jc w:val="center"/>
+      </w:pPr>
+      <w:r>
+        <w:t xml:space="preserve">Figura </w:t>
+      </w:r>
+      <w:fldSimple w:instr=" SEQ Figura \* ARABIC ">
+        <w:r>
+          <w:rPr>
+            <w:noProof/>
+          </w:rPr>
+          <w:t>14</w:t>
+        </w:r>
+      </w:fldSimple>
+      <w:r>
+        <w:t xml:space="preserve"> - </w:t>
+      </w:r>
+      <w:proofErr w:type="spellStart"/>
+      <w:r>
+        <w:t>Mockup</w:t>
+      </w:r>
+      <w:proofErr w:type="spellEnd"/>
+      <w:r>
+        <w:t xml:space="preserve"> Página Principal</w:t>
       </w:r>
     </w:p>
     <w:p>
@@ -10241,19 +10027,162 @@
     </w:p>
     <w:p>
       <w:pPr>
-        <w:rPr>
-          <w:u w:val="single"/>
-        </w:rPr>
-      </w:pPr>
-      <w:r>
-        <w:rPr>
-          <w:noProof/>
-        </w:rPr>
+        <w:ind w:left="142"/>
+        <w:jc w:val="center"/>
+      </w:pPr>
+      <w:r>
+        <w:rPr>
+          <w:noProof/>
+        </w:rPr>
+        <mc:AlternateContent>
+          <mc:Choice Requires="wps">
+            <w:drawing>
+              <wp:anchor distT="0" distB="0" distL="114300" distR="114300" simplePos="0" relativeHeight="251691008" behindDoc="0" locked="0" layoutInCell="1" allowOverlap="1" wp14:anchorId="5A06CCB9" wp14:editId="430DE445">
+                <wp:simplePos x="0" y="0"/>
+                <wp:positionH relativeFrom="column">
+                  <wp:posOffset>1724093</wp:posOffset>
+                </wp:positionH>
+                <wp:positionV relativeFrom="paragraph">
+                  <wp:posOffset>6209597</wp:posOffset>
+                </wp:positionV>
+                <wp:extent cx="2318385" cy="635"/>
+                <wp:effectExtent l="0" t="0" r="5715" b="0"/>
+                <wp:wrapTopAndBottom/>
+                <wp:docPr id="1942921776" name="Caixa de texto 1"/>
+                <wp:cNvGraphicFramePr/>
+                <a:graphic xmlns:a="http://schemas.openxmlformats.org/drawingml/2006/main">
+                  <a:graphicData uri="http://schemas.microsoft.com/office/word/2010/wordprocessingShape">
+                    <wps:wsp>
+                      <wps:cNvSpPr txBox="1"/>
+                      <wps:spPr>
+                        <a:xfrm>
+                          <a:off x="0" y="0"/>
+                          <a:ext cx="2318385" cy="635"/>
+                        </a:xfrm>
+                        <a:prstGeom prst="rect">
+                          <a:avLst/>
+                        </a:prstGeom>
+                        <a:solidFill>
+                          <a:prstClr val="white"/>
+                        </a:solidFill>
+                        <a:ln>
+                          <a:noFill/>
+                        </a:ln>
+                      </wps:spPr>
+                      <wps:txbx>
+                        <w:txbxContent>
+                          <w:p>
+                            <w:pPr>
+                              <w:pStyle w:val="Legenda"/>
+                              <w:rPr>
+                                <w:rFonts w:ascii="Arial" w:hAnsi="Arial"/>
+                                <w:b/>
+                                <w:bCs/>
+                                <w:noProof/>
+                                <w:color w:val="000000" w:themeColor="text1"/>
+                                <w:sz w:val="26"/>
+                                <w:szCs w:val="26"/>
+                              </w:rPr>
+                            </w:pPr>
+                            <w:r>
+                              <w:t xml:space="preserve">Figura </w:t>
+                            </w:r>
+                            <w:fldSimple w:instr=" SEQ Figura \* ARABIC ">
+                              <w:r>
+                                <w:rPr>
+                                  <w:noProof/>
+                                </w:rPr>
+                                <w:t>15</w:t>
+                              </w:r>
+                            </w:fldSimple>
+                            <w:r>
+                              <w:t xml:space="preserve"> – </w:t>
+                            </w:r>
+                            <w:proofErr w:type="spellStart"/>
+                            <w:r>
+                              <w:t>Mockup</w:t>
+                            </w:r>
+                            <w:proofErr w:type="spellEnd"/>
+                            <w:r>
+                              <w:t xml:space="preserve"> da Criação da Candidatura</w:t>
+                            </w:r>
+                          </w:p>
+                        </w:txbxContent>
+                      </wps:txbx>
+                      <wps:bodyPr rot="0" spcFirstLastPara="0" vertOverflow="overflow" horzOverflow="overflow" vert="horz" wrap="square" lIns="0" tIns="0" rIns="0" bIns="0" numCol="1" spcCol="0" rtlCol="0" fromWordArt="0" anchor="t" anchorCtr="0" forceAA="0" compatLnSpc="1">
+                        <a:prstTxWarp prst="textNoShape">
+                          <a:avLst/>
+                        </a:prstTxWarp>
+                        <a:spAutoFit/>
+                      </wps:bodyPr>
+                    </wps:wsp>
+                  </a:graphicData>
+                </a:graphic>
+                <wp14:sizeRelH relativeFrom="margin">
+                  <wp14:pctWidth>0</wp14:pctWidth>
+                </wp14:sizeRelH>
+              </wp:anchor>
+            </w:drawing>
+          </mc:Choice>
+          <mc:Fallback>
+            <w:pict>
+              <v:shapetype w14:anchorId="5A06CCB9" id="_x0000_t202" coordsize="21600,21600" o:spt="202" path="m,l,21600r21600,l21600,xe">
+                <v:stroke joinstyle="miter"/>
+                <v:path gradientshapeok="t" o:connecttype="rect"/>
+              </v:shapetype>
+              <v:shape id="_x0000_s1032" type="#_x0000_t202" style="position:absolute;left:0;text-align:left;margin-left:135.75pt;margin-top:488.95pt;width:182.55pt;height:.05pt;z-index:251691008;visibility:visible;mso-wrap-style:square;mso-width-percent:0;mso-wrap-distance-left:9pt;mso-wrap-distance-top:0;mso-wrap-distance-right:9pt;mso-wrap-distance-bottom:0;mso-position-horizontal:absolute;mso-position-horizontal-relative:text;mso-position-vertical:absolute;mso-position-vertical-relative:text;mso-width-percent:0;mso-width-relative:margin;v-text-anchor:top" o:gfxdata="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" stroked="f">
+                <v:textbox style="mso-fit-shape-to-text:t" inset="0,0,0,0">
+                  <w:txbxContent>
+                    <w:p>
+                      <w:pPr>
+                        <w:pStyle w:val="Legenda"/>
+                        <w:rPr>
+                          <w:rFonts w:ascii="Arial" w:hAnsi="Arial"/>
+                          <w:b/>
+                          <w:bCs/>
+                          <w:noProof/>
+                          <w:color w:val="000000" w:themeColor="text1"/>
+                          <w:sz w:val="26"/>
+                          <w:szCs w:val="26"/>
+                        </w:rPr>
+                      </w:pPr>
+                      <w:r>
+                        <w:t xml:space="preserve">Figura </w:t>
+                      </w:r>
+                      <w:fldSimple w:instr=" SEQ Figura \* ARABIC ">
+                        <w:r>
+                          <w:rPr>
+                            <w:noProof/>
+                          </w:rPr>
+                          <w:t>15</w:t>
+                        </w:r>
+                      </w:fldSimple>
+                      <w:r>
+                        <w:t xml:space="preserve"> – </w:t>
+                      </w:r>
+                      <w:proofErr w:type="spellStart"/>
+                      <w:r>
+                        <w:t>Mockup</w:t>
+                      </w:r>
+                      <w:proofErr w:type="spellEnd"/>
+                      <w:r>
+                        <w:t xml:space="preserve"> da Criação da Candidatura</w:t>
+                      </w:r>
+                    </w:p>
+                  </w:txbxContent>
+                </v:textbox>
+                <w10:wrap type="topAndBottom"/>
+              </v:shape>
+            </w:pict>
+          </mc:Fallback>
+        </mc:AlternateContent>
+      </w:r>
+      <w:r>
         <w:drawing>
-          <wp:inline distT="0" distB="0" distL="0" distR="0" wp14:anchorId="46FB6EEA" wp14:editId="467B2E5B">
-            <wp:extent cx="2386264" cy="4883150"/>
-            <wp:effectExtent l="0" t="0" r="0" b="0"/>
-            <wp:docPr id="1778636303" name="Imagem 1" descr="Uma imagem com texto, captura de ecrã, número, Tipo de letra&#10;&#10;Os conteúdos gerados por IA podem estar incorretos."/>
+          <wp:inline distT="0" distB="0" distL="0" distR="0" wp14:anchorId="0247C105" wp14:editId="31D623DD">
+            <wp:extent cx="2753109" cy="6030167"/>
+            <wp:effectExtent l="0" t="0" r="9525" b="8890"/>
+            <wp:docPr id="1523838412" name="Imagem 1" descr="Uma imagem com texto, captura de ecrã, Tipo de letra, número&#10;&#10;Os conteúdos gerados por IA podem estar incorretos."/>
             <wp:cNvGraphicFramePr>
               <a:graphicFrameLocks xmlns:a="http://schemas.openxmlformats.org/drawingml/2006/main" noChangeAspect="1"/>
             </wp:cNvGraphicFramePr>
@@ -10261,11 +10190,11 @@
               <a:graphicData uri="http://schemas.openxmlformats.org/drawingml/2006/picture">
                 <pic:pic xmlns:pic="http://schemas.openxmlformats.org/drawingml/2006/picture">
                   <pic:nvPicPr>
-                    <pic:cNvPr id="1778636303" name="Imagem 1" descr="Uma imagem com texto, captura de ecrã, número, Tipo de letra&#10;&#10;Os conteúdos gerados por IA podem estar incorretos."/>
+                    <pic:cNvPr id="1523838412" name="Imagem 1" descr="Uma imagem com texto, captura de ecrã, Tipo de letra, número&#10;&#10;Os conteúdos gerados por IA podem estar incorretos."/>
                     <pic:cNvPicPr/>
                   </pic:nvPicPr>
                   <pic:blipFill>
-                    <a:blip r:embed="rId26"/>
+                    <a:blip r:embed="rId25"/>
                     <a:stretch>
                       <a:fillRect/>
                     </a:stretch>
@@ -10273,7 +10202,7 @@
                   <pic:spPr>
                     <a:xfrm>
                       <a:off x="0" y="0"/>
-                      <a:ext cx="2393344" cy="4897638"/>
+                      <a:ext cx="2753109" cy="6030167"/>
                     </a:xfrm>
                     <a:prstGeom prst="rect">
                       <a:avLst/>
@@ -10286,30 +10215,168 @@
         </w:drawing>
       </w:r>
     </w:p>
-    <w:p>
-      <w:pPr>
-        <w:pStyle w:val="Ttulo2"/>
-      </w:pPr>
-      <w:r>
+    <w:p/>
+    <w:p>
+      <w:pPr>
+        <w:pStyle w:val="Ttulo1"/>
+        <w:numPr>
+          <w:ilvl w:val="0"/>
+          <w:numId w:val="0"/>
+        </w:numPr>
+        <w:ind w:left="142" w:firstLine="566"/>
+      </w:pPr>
+      <w:r>
+        <w:rPr>
+          <w:noProof/>
+        </w:rPr>
         <w:lastRenderedPageBreak/>
-        <w:t>Candidaturas</w:t>
-      </w:r>
-    </w:p>
-    <w:p>
-      <w:pPr>
-        <w:rPr>
-          <w:u w:val="single"/>
-        </w:rPr>
-      </w:pPr>
-      <w:r>
-        <w:rPr>
-          <w:u w:val="single"/>
+        <mc:AlternateContent>
+          <mc:Choice Requires="wps">
+            <w:drawing>
+              <wp:anchor distT="0" distB="0" distL="114300" distR="114300" simplePos="0" relativeHeight="251693056" behindDoc="0" locked="0" layoutInCell="1" allowOverlap="1" wp14:anchorId="568A5AC6" wp14:editId="03C94766">
+                <wp:simplePos x="0" y="0"/>
+                <wp:positionH relativeFrom="margin">
+                  <wp:align>center</wp:align>
+                </wp:positionH>
+                <wp:positionV relativeFrom="paragraph">
+                  <wp:posOffset>2800122</wp:posOffset>
+                </wp:positionV>
+                <wp:extent cx="2751455" cy="635"/>
+                <wp:effectExtent l="0" t="0" r="0" b="0"/>
+                <wp:wrapTopAndBottom/>
+                <wp:docPr id="1571769223" name="Caixa de texto 1"/>
+                <wp:cNvGraphicFramePr/>
+                <a:graphic xmlns:a="http://schemas.openxmlformats.org/drawingml/2006/main">
+                  <a:graphicData uri="http://schemas.microsoft.com/office/word/2010/wordprocessingShape">
+                    <wps:wsp>
+                      <wps:cNvSpPr txBox="1"/>
+                      <wps:spPr>
+                        <a:xfrm>
+                          <a:off x="0" y="0"/>
+                          <a:ext cx="2751455" cy="635"/>
+                        </a:xfrm>
+                        <a:prstGeom prst="rect">
+                          <a:avLst/>
+                        </a:prstGeom>
+                        <a:solidFill>
+                          <a:prstClr val="white"/>
+                        </a:solidFill>
+                        <a:ln>
+                          <a:noFill/>
+                        </a:ln>
+                      </wps:spPr>
+                      <wps:txbx>
+                        <w:txbxContent>
+                          <w:p>
+                            <w:pPr>
+                              <w:pStyle w:val="Legenda"/>
+                              <w:rPr>
+                                <w:rFonts w:ascii="Arial" w:hAnsi="Arial"/>
+                                <w:b/>
+                                <w:bCs/>
+                                <w:noProof/>
+                                <w:color w:val="auto"/>
+                                <w:sz w:val="28"/>
+                                <w:szCs w:val="28"/>
+                              </w:rPr>
+                            </w:pPr>
+                            <w:r>
+                              <w:t xml:space="preserve">Figura </w:t>
+                            </w:r>
+                            <w:fldSimple w:instr=" SEQ Figura \* ARABIC ">
+                              <w:r>
+                                <w:rPr>
+                                  <w:noProof/>
+                                </w:rPr>
+                                <w:t>16</w:t>
+                              </w:r>
+                            </w:fldSimple>
+                            <w:r>
+                              <w:t xml:space="preserve"> - Diagrama Sequência da Criação de Candidatura</w:t>
+                            </w:r>
+                          </w:p>
+                        </w:txbxContent>
+                      </wps:txbx>
+                      <wps:bodyPr rot="0" spcFirstLastPara="0" vertOverflow="overflow" horzOverflow="overflow" vert="horz" wrap="square" lIns="0" tIns="0" rIns="0" bIns="0" numCol="1" spcCol="0" rtlCol="0" fromWordArt="0" anchor="t" anchorCtr="0" forceAA="0" compatLnSpc="1">
+                        <a:prstTxWarp prst="textNoShape">
+                          <a:avLst/>
+                        </a:prstTxWarp>
+                        <a:spAutoFit/>
+                      </wps:bodyPr>
+                    </wps:wsp>
+                  </a:graphicData>
+                </a:graphic>
+              </wp:anchor>
+            </w:drawing>
+          </mc:Choice>
+          <mc:Fallback>
+            <w:pict>
+              <v:shape w14:anchorId="568A5AC6" id="_x0000_s1033" type="#_x0000_t202" style="position:absolute;left:0;text-align:left;margin-left:0;margin-top:220.5pt;width:216.65pt;height:.05pt;z-index:251693056;visibility:visible;mso-wrap-style:square;mso-wrap-distance-left:9pt;mso-wrap-distance-top:0;mso-wrap-distance-right:9pt;mso-wrap-distance-bottom:0;mso-position-horizontal:center;mso-position-horizontal-relative:margin;mso-position-vertical:absolute;mso-position-vertical-relative:text;v-text-anchor:top" o:gfxdata="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" stroked="f">
+                <v:textbox style="mso-fit-shape-to-text:t" inset="0,0,0,0">
+                  <w:txbxContent>
+                    <w:p>
+                      <w:pPr>
+                        <w:pStyle w:val="Legenda"/>
+                        <w:rPr>
+                          <w:rFonts w:ascii="Arial" w:hAnsi="Arial"/>
+                          <w:b/>
+                          <w:bCs/>
+                          <w:noProof/>
+                          <w:color w:val="auto"/>
+                          <w:sz w:val="28"/>
+                          <w:szCs w:val="28"/>
+                        </w:rPr>
+                      </w:pPr>
+                      <w:r>
+                        <w:t xml:space="preserve">Figura </w:t>
+                      </w:r>
+                      <w:r>
+                        <w:fldChar w:fldCharType="begin"/>
+                      </w:r>
+                      <w:r>
+                        <w:instrText xml:space="preserve"> SEQ Figura \* ARABIC </w:instrText>
+                      </w:r>
+                      <w:r>
+                        <w:fldChar w:fldCharType="separate"/>
+                      </w:r>
+                      <w:r>
+                        <w:rPr>
+                          <w:noProof/>
+                        </w:rPr>
+                        <w:t>16</w:t>
+                      </w:r>
+                      <w:r>
+                        <w:fldChar w:fldCharType="end"/>
+                      </w:r>
+                      <w:r>
+                        <w:t xml:space="preserve"> - Diagrama Sequência da Criação de Candidatura</w:t>
+                      </w:r>
+                    </w:p>
+                  </w:txbxContent>
+                </v:textbox>
+                <w10:wrap type="topAndBottom" anchorx="margin"/>
+              </v:shape>
+            </w:pict>
+          </mc:Fallback>
+        </mc:AlternateContent>
+      </w:r>
+      <w:r>
+        <w:rPr>
+          <w:noProof/>
         </w:rPr>
         <w:drawing>
-          <wp:inline distT="0" distB="0" distL="0" distR="0" wp14:anchorId="38F42E58" wp14:editId="42057845">
-            <wp:extent cx="1988978" cy="4203700"/>
-            <wp:effectExtent l="0" t="0" r="0" b="6350"/>
-            <wp:docPr id="1404093097" name="Imagem 1" descr="Uma imagem com texto, captura de ecrã, Página web, software&#10;&#10;Os conteúdos gerados por IA podem estar incorretos."/>
+          <wp:anchor distT="0" distB="0" distL="114300" distR="114300" simplePos="0" relativeHeight="251686912" behindDoc="0" locked="0" layoutInCell="1" allowOverlap="1" wp14:anchorId="7A61F99F" wp14:editId="0B0474E4">
+            <wp:simplePos x="0" y="0"/>
+            <wp:positionH relativeFrom="margin">
+              <wp:align>center</wp:align>
+            </wp:positionH>
+            <wp:positionV relativeFrom="paragraph">
+              <wp:posOffset>679450</wp:posOffset>
+            </wp:positionV>
+            <wp:extent cx="2751455" cy="2071370"/>
+            <wp:effectExtent l="0" t="0" r="0" b="5080"/>
+            <wp:wrapTopAndBottom/>
+            <wp:docPr id="1300039491" name="Imagem 1" descr="Uma imagem com texto, captura de ecrã, file, diagrama&#10;&#10;Os conteúdos gerados por IA podem estar incorretos."/>
             <wp:cNvGraphicFramePr>
               <a:graphicFrameLocks xmlns:a="http://schemas.openxmlformats.org/drawingml/2006/main" noChangeAspect="1"/>
             </wp:cNvGraphicFramePr>
@@ -10317,189 +10384,11 @@
               <a:graphicData uri="http://schemas.openxmlformats.org/drawingml/2006/picture">
                 <pic:pic xmlns:pic="http://schemas.openxmlformats.org/drawingml/2006/picture">
                   <pic:nvPicPr>
-                    <pic:cNvPr id="1404093097" name="Imagem 1" descr="Uma imagem com texto, captura de ecrã, Página web, software&#10;&#10;Os conteúdos gerados por IA podem estar incorretos."/>
+                    <pic:cNvPr id="1300039491" name="Imagem 1" descr="Uma imagem com texto, captura de ecrã, file, diagrama&#10;&#10;Os conteúdos gerados por IA podem estar incorretos."/>
                     <pic:cNvPicPr/>
                   </pic:nvPicPr>
                   <pic:blipFill>
-                    <a:blip r:embed="rId27"/>
-                    <a:stretch>
-                      <a:fillRect/>
-                    </a:stretch>
-                  </pic:blipFill>
-                  <pic:spPr>
-                    <a:xfrm>
-                      <a:off x="0" y="0"/>
-                      <a:ext cx="1990296" cy="4206486"/>
-                    </a:xfrm>
-                    <a:prstGeom prst="rect">
-                      <a:avLst/>
-                    </a:prstGeom>
-                  </pic:spPr>
-                </pic:pic>
-              </a:graphicData>
-            </a:graphic>
-          </wp:inline>
-        </w:drawing>
-      </w:r>
-    </w:p>
-    <w:p>
-      <w:pPr>
-        <w:pStyle w:val="Ttulo2"/>
-      </w:pPr>
-      <w:r>
-        <w:lastRenderedPageBreak/>
-        <w:t>Subsidiários</w:t>
-      </w:r>
-    </w:p>
-    <w:p>
-      <w:r>
-        <w:drawing>
-          <wp:inline distT="0" distB="0" distL="0" distR="0" wp14:anchorId="59E2A5EE" wp14:editId="774D88E1">
-            <wp:extent cx="1746250" cy="3765354"/>
-            <wp:effectExtent l="0" t="0" r="6350" b="6985"/>
-            <wp:docPr id="371239653" name="Imagem 1" descr="Uma imagem com texto, captura de ecrã, número, software&#10;&#10;Os conteúdos gerados por IA podem estar incorretos."/>
-            <wp:cNvGraphicFramePr>
-              <a:graphicFrameLocks xmlns:a="http://schemas.openxmlformats.org/drawingml/2006/main" noChangeAspect="1"/>
-            </wp:cNvGraphicFramePr>
-            <a:graphic xmlns:a="http://schemas.openxmlformats.org/drawingml/2006/main">
-              <a:graphicData uri="http://schemas.openxmlformats.org/drawingml/2006/picture">
-                <pic:pic xmlns:pic="http://schemas.openxmlformats.org/drawingml/2006/picture">
-                  <pic:nvPicPr>
-                    <pic:cNvPr id="371239653" name="Imagem 1" descr="Uma imagem com texto, captura de ecrã, número, software&#10;&#10;Os conteúdos gerados por IA podem estar incorretos."/>
-                    <pic:cNvPicPr/>
-                  </pic:nvPicPr>
-                  <pic:blipFill>
-                    <a:blip r:embed="rId28"/>
-                    <a:stretch>
-                      <a:fillRect/>
-                    </a:stretch>
-                  </pic:blipFill>
-                  <pic:spPr>
-                    <a:xfrm>
-                      <a:off x="0" y="0"/>
-                      <a:ext cx="1751278" cy="3776195"/>
-                    </a:xfrm>
-                    <a:prstGeom prst="rect">
-                      <a:avLst/>
-                    </a:prstGeom>
-                  </pic:spPr>
-                </pic:pic>
-              </a:graphicData>
-            </a:graphic>
-          </wp:inline>
-        </w:drawing>
-      </w:r>
-    </w:p>
-    <w:p>
-      <w:pPr>
-        <w:pStyle w:val="Ttulo2"/>
-        <w:rPr>
-          <w:b w:val="0"/>
-          <w:bCs w:val="0"/>
-        </w:rPr>
-      </w:pPr>
-      <w:r>
-        <w:lastRenderedPageBreak/>
-        <w:t>Dados e documentação</w:t>
-      </w:r>
-      <w:r>
-        <w:t xml:space="preserve"> </w:t>
-      </w:r>
-      <w:r>
-        <w:rPr>
-          <w:noProof/>
-        </w:rPr>
-        <w:drawing>
-          <wp:inline distT="0" distB="0" distL="0" distR="0" wp14:anchorId="7C7E4FD5" wp14:editId="69C58014">
-            <wp:extent cx="3740150" cy="3635015"/>
-            <wp:effectExtent l="0" t="0" r="0" b="3810"/>
-            <wp:docPr id="641136723" name="Imagem 12" descr="Uma imagem com texto, captura de ecrã, software, Página web&#10;&#10;Os conteúdos gerados por IA podem estar incorretos."/>
-            <wp:cNvGraphicFramePr>
-              <a:graphicFrameLocks xmlns:a="http://schemas.openxmlformats.org/drawingml/2006/main" noChangeAspect="1"/>
-            </wp:cNvGraphicFramePr>
-            <a:graphic xmlns:a="http://schemas.openxmlformats.org/drawingml/2006/main">
-              <a:graphicData uri="http://schemas.openxmlformats.org/drawingml/2006/picture">
-                <pic:pic xmlns:pic="http://schemas.openxmlformats.org/drawingml/2006/picture">
-                  <pic:nvPicPr>
-                    <pic:cNvPr id="641136723" name="Imagem 12" descr="Uma imagem com texto, captura de ecrã, software, Página web&#10;&#10;Os conteúdos gerados por IA podem estar incorretos."/>
-                    <pic:cNvPicPr>
-                      <a:picLocks noChangeAspect="1" noChangeArrowheads="1"/>
-                    </pic:cNvPicPr>
-                  </pic:nvPicPr>
-                  <pic:blipFill>
-                    <a:blip r:embed="rId29">
-                      <a:extLst>
-                        <a:ext uri="{28A0092B-C50C-407E-A947-70E740481C1C}">
-                          <a14:useLocalDpi xmlns:a14="http://schemas.microsoft.com/office/drawing/2010/main" val="0"/>
-                        </a:ext>
-                      </a:extLst>
-                    </a:blip>
-                    <a:srcRect/>
-                    <a:stretch>
-                      <a:fillRect/>
-                    </a:stretch>
-                  </pic:blipFill>
-                  <pic:spPr bwMode="auto">
-                    <a:xfrm>
-                      <a:off x="0" y="0"/>
-                      <a:ext cx="3742322" cy="3637126"/>
-                    </a:xfrm>
-                    <a:prstGeom prst="rect">
-                      <a:avLst/>
-                    </a:prstGeom>
-                    <a:noFill/>
-                    <a:ln>
-                      <a:noFill/>
-                    </a:ln>
-                  </pic:spPr>
-                </pic:pic>
-              </a:graphicData>
-            </a:graphic>
-          </wp:inline>
-        </w:drawing>
-      </w:r>
-    </w:p>
-    <w:p/>
-    <w:p/>
-    <w:p>
-      <w:pPr>
-        <w:pStyle w:val="Ttulo2"/>
-      </w:pPr>
-      <w:r>
-        <w:lastRenderedPageBreak/>
-        <w:t>Estados da candidatura</w:t>
-      </w:r>
-    </w:p>
-    <w:p>
-      <w:pPr>
-        <w:pStyle w:val="Ttulo2"/>
-        <w:numPr>
-          <w:ilvl w:val="0"/>
-          <w:numId w:val="0"/>
-        </w:numPr>
-        <w:ind w:left="792"/>
-      </w:pPr>
-      <w:r>
-        <w:rPr>
-          <w:noProof/>
-        </w:rPr>
-        <w:drawing>
-          <wp:inline distT="0" distB="0" distL="0" distR="0" wp14:anchorId="7A2E47D4" wp14:editId="2DD76C5F">
-            <wp:extent cx="4248150" cy="2145105"/>
-            <wp:effectExtent l="0" t="0" r="0" b="7620"/>
-            <wp:docPr id="1719185855" name="Imagem 10" descr="Uma imagem com texto, captura de ecrã, Tipo de letra, Marca&#10;&#10;Os conteúdos gerados por IA podem estar incorretos."/>
-            <wp:cNvGraphicFramePr>
-              <a:graphicFrameLocks xmlns:a="http://schemas.openxmlformats.org/drawingml/2006/main" noChangeAspect="1"/>
-            </wp:cNvGraphicFramePr>
-            <a:graphic xmlns:a="http://schemas.openxmlformats.org/drawingml/2006/main">
-              <a:graphicData uri="http://schemas.openxmlformats.org/drawingml/2006/picture">
-                <pic:pic xmlns:pic="http://schemas.openxmlformats.org/drawingml/2006/picture">
-                  <pic:nvPicPr>
-                    <pic:cNvPr id="1719185855" name="Imagem 10" descr="Uma imagem com texto, captura de ecrã, Tipo de letra, Marca&#10;&#10;Os conteúdos gerados por IA podem estar incorretos."/>
-                    <pic:cNvPicPr/>
-                  </pic:nvPicPr>
-                  <pic:blipFill>
-                    <a:blip r:embed="rId30" cstate="print">
+                    <a:blip r:embed="rId26">
                       <a:extLst>
                         <a:ext uri="{28A0092B-C50C-407E-A947-70E740481C1C}">
                           <a14:useLocalDpi xmlns:a14="http://schemas.microsoft.com/office/drawing/2010/main" val="0"/>
@@ -10513,7 +10402,74 @@
                   <pic:spPr>
                     <a:xfrm>
                       <a:off x="0" y="0"/>
-                      <a:ext cx="4251396" cy="2146744"/>
+                      <a:ext cx="2751455" cy="2071370"/>
+                    </a:xfrm>
+                    <a:prstGeom prst="rect">
+                      <a:avLst/>
+                    </a:prstGeom>
+                  </pic:spPr>
+                </pic:pic>
+              </a:graphicData>
+            </a:graphic>
+            <wp14:sizeRelH relativeFrom="margin">
+              <wp14:pctWidth>0</wp14:pctWidth>
+            </wp14:sizeRelH>
+            <wp14:sizeRelV relativeFrom="margin">
+              <wp14:pctHeight>0</wp14:pctHeight>
+            </wp14:sizeRelV>
+          </wp:anchor>
+        </w:drawing>
+      </w:r>
+      <w:r>
+        <w:t>13.2.1. Diagrama de Sequência</w:t>
+      </w:r>
+    </w:p>
+    <w:p>
+      <w:r>
+        <w:t>Para a criação de candidatura, o beneficiário insere os seus dados na aplicação e é verificado se há colisões na base de dados. Caso haja, existe uma resposta para avisar o utilizador dessa situação. Caso esteja tudo em conformidade, o beneficiário é notificado por email a confirmar a criação da sua conta na aplicação.</w:t>
+      </w:r>
+    </w:p>
+    <w:p>
+      <w:pPr>
+        <w:pStyle w:val="Ttulo2"/>
+      </w:pPr>
+      <w:r>
+        <w:t>Dados e documentação</w:t>
+      </w:r>
+      <w:r>
+        <w:t xml:space="preserve"> </w:t>
+      </w:r>
+    </w:p>
+    <w:p>
+      <w:pPr>
+        <w:jc w:val="center"/>
+      </w:pPr>
+      <w:r>
+        <w:drawing>
+          <wp:inline distT="0" distB="0" distL="0" distR="0" wp14:anchorId="7D820E41" wp14:editId="0F2A7335">
+            <wp:extent cx="3820563" cy="3814476"/>
+            <wp:effectExtent l="0" t="0" r="8890" b="0"/>
+            <wp:docPr id="923988779" name="Imagem 1" descr="Uma imagem com texto, captura de ecrã, software, Página web&#10;&#10;Os conteúdos gerados por IA podem estar incorretos."/>
+            <wp:cNvGraphicFramePr>
+              <a:graphicFrameLocks xmlns:a="http://schemas.openxmlformats.org/drawingml/2006/main" noChangeAspect="1"/>
+            </wp:cNvGraphicFramePr>
+            <a:graphic xmlns:a="http://schemas.openxmlformats.org/drawingml/2006/main">
+              <a:graphicData uri="http://schemas.openxmlformats.org/drawingml/2006/picture">
+                <pic:pic xmlns:pic="http://schemas.openxmlformats.org/drawingml/2006/picture">
+                  <pic:nvPicPr>
+                    <pic:cNvPr id="923988779" name="Imagem 1" descr="Uma imagem com texto, captura de ecrã, software, Página web&#10;&#10;Os conteúdos gerados por IA podem estar incorretos."/>
+                    <pic:cNvPicPr/>
+                  </pic:nvPicPr>
+                  <pic:blipFill>
+                    <a:blip r:embed="rId27"/>
+                    <a:stretch>
+                      <a:fillRect/>
+                    </a:stretch>
+                  </pic:blipFill>
+                  <pic:spPr>
+                    <a:xfrm>
+                      <a:off x="0" y="0"/>
+                      <a:ext cx="3825401" cy="3819306"/>
                     </a:xfrm>
                     <a:prstGeom prst="rect">
                       <a:avLst/>
@@ -10525,25 +10481,173 @@
           </wp:inline>
         </w:drawing>
       </w:r>
-      <w:r>
-        <w:t xml:space="preserve"> </w:t>
-      </w:r>
-    </w:p>
+    </w:p>
+    <w:p/>
     <w:p>
       <w:pPr>
         <w:pStyle w:val="Ttulo2"/>
-      </w:pPr>
-      <w:r>
-        <w:t>Stock</w:t>
-      </w:r>
-    </w:p>
-    <w:p>
-      <w:r>
+        <w:numPr>
+          <w:ilvl w:val="0"/>
+          <w:numId w:val="0"/>
+        </w:numPr>
+        <w:ind w:left="792"/>
+        <w:rPr>
+          <w:noProof/>
+        </w:rPr>
+      </w:pPr>
+      <w:r>
+        <w:rPr>
+          <w:noProof/>
+        </w:rPr>
+        <w:t>13.3.1 Esquema</w:t>
+      </w:r>
+    </w:p>
+    <w:p>
+      <w:r>
+        <w:rPr>
+          <w:noProof/>
+        </w:rPr>
+        <mc:AlternateContent>
+          <mc:Choice Requires="wps">
+            <w:drawing>
+              <wp:anchor distT="0" distB="0" distL="114300" distR="114300" simplePos="0" relativeHeight="251682816" behindDoc="0" locked="0" layoutInCell="1" allowOverlap="1" wp14:anchorId="6A0084D5" wp14:editId="3E0CC0A0">
+                <wp:simplePos x="0" y="0"/>
+                <wp:positionH relativeFrom="column">
+                  <wp:posOffset>1189355</wp:posOffset>
+                </wp:positionH>
+                <wp:positionV relativeFrom="paragraph">
+                  <wp:posOffset>1506855</wp:posOffset>
+                </wp:positionV>
+                <wp:extent cx="3197860" cy="635"/>
+                <wp:effectExtent l="0" t="0" r="0" b="0"/>
+                <wp:wrapSquare wrapText="bothSides"/>
+                <wp:docPr id="1529535518" name="Caixa de texto 1"/>
+                <wp:cNvGraphicFramePr/>
+                <a:graphic xmlns:a="http://schemas.openxmlformats.org/drawingml/2006/main">
+                  <a:graphicData uri="http://schemas.microsoft.com/office/word/2010/wordprocessingShape">
+                    <wps:wsp>
+                      <wps:cNvSpPr txBox="1"/>
+                      <wps:spPr>
+                        <a:xfrm>
+                          <a:off x="0" y="0"/>
+                          <a:ext cx="3197860" cy="635"/>
+                        </a:xfrm>
+                        <a:prstGeom prst="rect">
+                          <a:avLst/>
+                        </a:prstGeom>
+                        <a:solidFill>
+                          <a:prstClr val="white"/>
+                        </a:solidFill>
+                        <a:ln>
+                          <a:noFill/>
+                        </a:ln>
+                      </wps:spPr>
+                      <wps:txbx>
+                        <w:txbxContent>
+                          <w:p>
+                            <w:pPr>
+                              <w:pStyle w:val="Legenda"/>
+                            </w:pPr>
+                            <w:r>
+                              <w:t xml:space="preserve">Figura </w:t>
+                            </w:r>
+                            <w:fldSimple w:instr=" SEQ Figura \* ARABIC ">
+                              <w:r>
+                                <w:rPr>
+                                  <w:noProof/>
+                                </w:rPr>
+                                <w:t>17</w:t>
+                              </w:r>
+                            </w:fldSimple>
+                            <w:r>
+                              <w:t xml:space="preserve"> – Diagrama de Sequência</w:t>
+                            </w:r>
+                            <w:r>
+                              <w:t xml:space="preserve"> de</w:t>
+                            </w:r>
+                            <w:r>
+                              <w:t xml:space="preserve"> Documentação</w:t>
+                            </w:r>
+                          </w:p>
+                        </w:txbxContent>
+                      </wps:txbx>
+                      <wps:bodyPr rot="0" spcFirstLastPara="0" vertOverflow="overflow" horzOverflow="overflow" vert="horz" wrap="square" lIns="0" tIns="0" rIns="0" bIns="0" numCol="1" spcCol="0" rtlCol="0" fromWordArt="0" anchor="t" anchorCtr="0" forceAA="0" compatLnSpc="1">
+                        <a:prstTxWarp prst="textNoShape">
+                          <a:avLst/>
+                        </a:prstTxWarp>
+                        <a:spAutoFit/>
+                      </wps:bodyPr>
+                    </wps:wsp>
+                  </a:graphicData>
+                </a:graphic>
+              </wp:anchor>
+            </w:drawing>
+          </mc:Choice>
+          <mc:Fallback>
+            <w:pict>
+              <v:shape w14:anchorId="6A0084D5" id="_x0000_s1034" type="#_x0000_t202" style="position:absolute;margin-left:93.65pt;margin-top:118.65pt;width:251.8pt;height:.05pt;z-index:251682816;visibility:visible;mso-wrap-style:square;mso-wrap-distance-left:9pt;mso-wrap-distance-top:0;mso-wrap-distance-right:9pt;mso-wrap-distance-bottom:0;mso-position-horizontal:absolute;mso-position-horizontal-relative:text;mso-position-vertical:absolute;mso-position-vertical-relative:text;v-text-anchor:top" o:gfxdata="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" stroked="f">
+                <v:textbox style="mso-fit-shape-to-text:t" inset="0,0,0,0">
+                  <w:txbxContent>
+                    <w:p>
+                      <w:pPr>
+                        <w:pStyle w:val="Legenda"/>
+                      </w:pPr>
+                      <w:r>
+                        <w:t xml:space="preserve">Figura </w:t>
+                      </w:r>
+                      <w:r>
+                        <w:fldChar w:fldCharType="begin"/>
+                      </w:r>
+                      <w:r>
+                        <w:instrText xml:space="preserve"> SEQ Figura \* ARABIC </w:instrText>
+                      </w:r>
+                      <w:r>
+                        <w:fldChar w:fldCharType="separate"/>
+                      </w:r>
+                      <w:r>
+                        <w:rPr>
+                          <w:noProof/>
+                        </w:rPr>
+                        <w:t>17</w:t>
+                      </w:r>
+                      <w:r>
+                        <w:fldChar w:fldCharType="end"/>
+                      </w:r>
+                      <w:r>
+                        <w:t xml:space="preserve"> – Diagrama de Sequência</w:t>
+                      </w:r>
+                      <w:r>
+                        <w:t xml:space="preserve"> de</w:t>
+                      </w:r>
+                      <w:r>
+                        <w:t xml:space="preserve"> Documentação</w:t>
+                      </w:r>
+                    </w:p>
+                  </w:txbxContent>
+                </v:textbox>
+                <w10:wrap type="square"/>
+              </v:shape>
+            </w:pict>
+          </mc:Fallback>
+        </mc:AlternateContent>
+      </w:r>
+      <w:r>
+        <w:rPr>
+          <w:noProof/>
+        </w:rPr>
         <w:drawing>
-          <wp:inline distT="0" distB="0" distL="0" distR="0" wp14:anchorId="570E4CB0" wp14:editId="1F82BDAD">
-            <wp:extent cx="2021748" cy="4248150"/>
-            <wp:effectExtent l="0" t="0" r="0" b="0"/>
-            <wp:docPr id="858307773" name="Imagem 1" descr="Uma imagem com texto, captura de ecrã, software, Sistema operativo&#10;&#10;Os conteúdos gerados por IA podem estar incorretos."/>
+          <wp:anchor distT="0" distB="0" distL="114300" distR="114300" simplePos="0" relativeHeight="251680768" behindDoc="0" locked="0" layoutInCell="1" allowOverlap="1" wp14:anchorId="4F3B64C3" wp14:editId="3E848665">
+            <wp:simplePos x="0" y="0"/>
+            <wp:positionH relativeFrom="margin">
+              <wp:align>center</wp:align>
+            </wp:positionH>
+            <wp:positionV relativeFrom="paragraph">
+              <wp:posOffset>14271</wp:posOffset>
+            </wp:positionV>
+            <wp:extent cx="3198233" cy="1822389"/>
+            <wp:effectExtent l="0" t="0" r="2540" b="6985"/>
+            <wp:wrapTopAndBottom/>
+            <wp:docPr id="1418357904" name="Imagem 1"/>
             <wp:cNvGraphicFramePr>
               <a:graphicFrameLocks xmlns:a="http://schemas.openxmlformats.org/drawingml/2006/main" noChangeAspect="1"/>
             </wp:cNvGraphicFramePr>
@@ -10551,7 +10655,382 @@
               <a:graphicData uri="http://schemas.openxmlformats.org/drawingml/2006/picture">
                 <pic:pic xmlns:pic="http://schemas.openxmlformats.org/drawingml/2006/picture">
                   <pic:nvPicPr>
-                    <pic:cNvPr id="858307773" name="Imagem 1" descr="Uma imagem com texto, captura de ecrã, software, Sistema operativo&#10;&#10;Os conteúdos gerados por IA podem estar incorretos."/>
+                    <pic:cNvPr id="1418357904" name=""/>
+                    <pic:cNvPicPr/>
+                  </pic:nvPicPr>
+                  <pic:blipFill>
+                    <a:blip r:embed="rId28">
+                      <a:extLst>
+                        <a:ext uri="{28A0092B-C50C-407E-A947-70E740481C1C}">
+                          <a14:useLocalDpi xmlns:a14="http://schemas.microsoft.com/office/drawing/2010/main" val="0"/>
+                        </a:ext>
+                      </a:extLst>
+                    </a:blip>
+                    <a:stretch>
+                      <a:fillRect/>
+                    </a:stretch>
+                  </pic:blipFill>
+                  <pic:spPr>
+                    <a:xfrm>
+                      <a:off x="0" y="0"/>
+                      <a:ext cx="3198233" cy="1822389"/>
+                    </a:xfrm>
+                    <a:prstGeom prst="rect">
+                      <a:avLst/>
+                    </a:prstGeom>
+                  </pic:spPr>
+                </pic:pic>
+              </a:graphicData>
+            </a:graphic>
+            <wp14:sizeRelH relativeFrom="page">
+              <wp14:pctWidth>0</wp14:pctWidth>
+            </wp14:sizeRelH>
+            <wp14:sizeRelV relativeFrom="page">
+              <wp14:pctHeight>0</wp14:pctHeight>
+            </wp14:sizeRelV>
+          </wp:anchor>
+        </w:drawing>
+      </w:r>
+      <w:r>
+        <w:t>Nesta página, o beneficiário começa por carregar os documentos necessários para a candidatura ao apoio da Loja Social. Estes são depois processados pelo sistema e inseridos na base de dados. A candidatura é então atualizada na base de dados e notifica o beneficiário dessa atualização.</w:t>
+      </w:r>
+    </w:p>
+    <w:p/>
+    <w:p>
+      <w:pPr>
+        <w:pStyle w:val="Ttulo2"/>
+      </w:pPr>
+      <w:r>
+        <w:t>Estados da candidatur</w:t>
+      </w:r>
+      <w:r>
+        <w:t>a</w:t>
+      </w:r>
+    </w:p>
+    <w:p>
+      <w:r>
+        <w:rPr>
+          <w:noProof/>
+        </w:rPr>
+        <w:drawing>
+          <wp:inline distT="0" distB="0" distL="0" distR="0" wp14:anchorId="33356D91" wp14:editId="691F1608">
+            <wp:extent cx="5321039" cy="2686862"/>
+            <wp:effectExtent l="0" t="0" r="0" b="0"/>
+            <wp:docPr id="1719185855" name="Imagem 10" descr="Uma imagem com texto, captura de ecrã, Tipo de letra, Marca&#10;&#10;Os conteúdos gerados por IA podem estar incorretos."/>
+            <wp:cNvGraphicFramePr>
+              <a:graphicFrameLocks xmlns:a="http://schemas.openxmlformats.org/drawingml/2006/main" noChangeAspect="1"/>
+            </wp:cNvGraphicFramePr>
+            <a:graphic xmlns:a="http://schemas.openxmlformats.org/drawingml/2006/main">
+              <a:graphicData uri="http://schemas.openxmlformats.org/drawingml/2006/picture">
+                <pic:pic xmlns:pic="http://schemas.openxmlformats.org/drawingml/2006/picture">
+                  <pic:nvPicPr>
+                    <pic:cNvPr id="1719185855" name="Imagem 10" descr="Uma imagem com texto, captura de ecrã, Tipo de letra, Marca&#10;&#10;Os conteúdos gerados por IA podem estar incorretos."/>
+                    <pic:cNvPicPr/>
+                  </pic:nvPicPr>
+                  <pic:blipFill>
+                    <a:blip r:embed="rId29" cstate="print">
+                      <a:extLst>
+                        <a:ext uri="{28A0092B-C50C-407E-A947-70E740481C1C}">
+                          <a14:useLocalDpi xmlns:a14="http://schemas.microsoft.com/office/drawing/2010/main" val="0"/>
+                        </a:ext>
+                      </a:extLst>
+                    </a:blip>
+                    <a:stretch>
+                      <a:fillRect/>
+                    </a:stretch>
+                  </pic:blipFill>
+                  <pic:spPr>
+                    <a:xfrm>
+                      <a:off x="0" y="0"/>
+                      <a:ext cx="5343737" cy="2698323"/>
+                    </a:xfrm>
+                    <a:prstGeom prst="rect">
+                      <a:avLst/>
+                    </a:prstGeom>
+                  </pic:spPr>
+                </pic:pic>
+              </a:graphicData>
+            </a:graphic>
+          </wp:inline>
+        </w:drawing>
+      </w:r>
+    </w:p>
+    <w:p>
+      <w:pPr>
+        <w:pStyle w:val="Ttulo2"/>
+        <w:numPr>
+          <w:ilvl w:val="2"/>
+          <w:numId w:val="13"/>
+        </w:numPr>
+      </w:pPr>
+      <w:r>
+        <w:rPr>
+          <w:noProof/>
+        </w:rPr>
+        <w:lastRenderedPageBreak/>
+        <w:drawing>
+          <wp:anchor distT="0" distB="0" distL="114300" distR="114300" simplePos="0" relativeHeight="251687936" behindDoc="1" locked="0" layoutInCell="1" allowOverlap="1" wp14:anchorId="6AF87720" wp14:editId="18B8D83F">
+            <wp:simplePos x="0" y="0"/>
+            <wp:positionH relativeFrom="page">
+              <wp:align>center</wp:align>
+            </wp:positionH>
+            <wp:positionV relativeFrom="paragraph">
+              <wp:posOffset>624205</wp:posOffset>
+            </wp:positionV>
+            <wp:extent cx="2357120" cy="2133600"/>
+            <wp:effectExtent l="0" t="0" r="5080" b="0"/>
+            <wp:wrapTight wrapText="bothSides">
+              <wp:wrapPolygon edited="0">
+                <wp:start x="0" y="0"/>
+                <wp:lineTo x="0" y="21407"/>
+                <wp:lineTo x="21472" y="21407"/>
+                <wp:lineTo x="21472" y="0"/>
+                <wp:lineTo x="0" y="0"/>
+              </wp:wrapPolygon>
+            </wp:wrapTight>
+            <wp:docPr id="332605477" name="Imagem 1" descr="Uma imagem com texto, captura de ecrã, diagrama, file&#10;&#10;Os conteúdos gerados por IA podem estar incorretos."/>
+            <wp:cNvGraphicFramePr>
+              <a:graphicFrameLocks xmlns:a="http://schemas.openxmlformats.org/drawingml/2006/main" noChangeAspect="1"/>
+            </wp:cNvGraphicFramePr>
+            <a:graphic xmlns:a="http://schemas.openxmlformats.org/drawingml/2006/main">
+              <a:graphicData uri="http://schemas.openxmlformats.org/drawingml/2006/picture">
+                <pic:pic xmlns:pic="http://schemas.openxmlformats.org/drawingml/2006/picture">
+                  <pic:nvPicPr>
+                    <pic:cNvPr id="332605477" name="Imagem 1" descr="Uma imagem com texto, captura de ecrã, diagrama, file&#10;&#10;Os conteúdos gerados por IA podem estar incorretos."/>
+                    <pic:cNvPicPr/>
+                  </pic:nvPicPr>
+                  <pic:blipFill>
+                    <a:blip r:embed="rId30">
+                      <a:extLst>
+                        <a:ext uri="{28A0092B-C50C-407E-A947-70E740481C1C}">
+                          <a14:useLocalDpi xmlns:a14="http://schemas.microsoft.com/office/drawing/2010/main" val="0"/>
+                        </a:ext>
+                      </a:extLst>
+                    </a:blip>
+                    <a:stretch>
+                      <a:fillRect/>
+                    </a:stretch>
+                  </pic:blipFill>
+                  <pic:spPr>
+                    <a:xfrm>
+                      <a:off x="0" y="0"/>
+                      <a:ext cx="2357120" cy="2133600"/>
+                    </a:xfrm>
+                    <a:prstGeom prst="rect">
+                      <a:avLst/>
+                    </a:prstGeom>
+                  </pic:spPr>
+                </pic:pic>
+              </a:graphicData>
+            </a:graphic>
+          </wp:anchor>
+        </w:drawing>
+      </w:r>
+      <w:r>
+        <w:t>Diagrama de Sequência</w:t>
+      </w:r>
+    </w:p>
+    <w:p/>
+    <w:p/>
+    <w:p/>
+    <w:p/>
+    <w:p/>
+    <w:p>
+      <w:r>
+        <w:rPr>
+          <w:noProof/>
+        </w:rPr>
+        <mc:AlternateContent>
+          <mc:Choice Requires="wps">
+            <w:drawing>
+              <wp:anchor distT="0" distB="0" distL="114300" distR="114300" simplePos="0" relativeHeight="251695104" behindDoc="1" locked="0" layoutInCell="1" allowOverlap="1" wp14:anchorId="19C457F3" wp14:editId="3BBB719B">
+                <wp:simplePos x="0" y="0"/>
+                <wp:positionH relativeFrom="margin">
+                  <wp:align>center</wp:align>
+                </wp:positionH>
+                <wp:positionV relativeFrom="paragraph">
+                  <wp:posOffset>105410</wp:posOffset>
+                </wp:positionV>
+                <wp:extent cx="2794635" cy="635"/>
+                <wp:effectExtent l="0" t="0" r="5715" b="0"/>
+                <wp:wrapTight wrapText="bothSides">
+                  <wp:wrapPolygon edited="0">
+                    <wp:start x="0" y="0"/>
+                    <wp:lineTo x="0" y="20057"/>
+                    <wp:lineTo x="21497" y="20057"/>
+                    <wp:lineTo x="21497" y="0"/>
+                    <wp:lineTo x="0" y="0"/>
+                  </wp:wrapPolygon>
+                </wp:wrapTight>
+                <wp:docPr id="1888990017" name="Caixa de texto 1"/>
+                <wp:cNvGraphicFramePr/>
+                <a:graphic xmlns:a="http://schemas.openxmlformats.org/drawingml/2006/main">
+                  <a:graphicData uri="http://schemas.microsoft.com/office/word/2010/wordprocessingShape">
+                    <wps:wsp>
+                      <wps:cNvSpPr txBox="1"/>
+                      <wps:spPr>
+                        <a:xfrm>
+                          <a:off x="0" y="0"/>
+                          <a:ext cx="2794635" cy="635"/>
+                        </a:xfrm>
+                        <a:prstGeom prst="rect">
+                          <a:avLst/>
+                        </a:prstGeom>
+                        <a:solidFill>
+                          <a:prstClr val="white"/>
+                        </a:solidFill>
+                        <a:ln>
+                          <a:noFill/>
+                        </a:ln>
+                      </wps:spPr>
+                      <wps:txbx>
+                        <w:txbxContent>
+                          <w:p>
+                            <w:pPr>
+                              <w:pStyle w:val="Legenda"/>
+                              <w:rPr>
+                                <w:rFonts w:ascii="Arial" w:hAnsi="Arial"/>
+                                <w:b/>
+                                <w:bCs/>
+                                <w:noProof/>
+                                <w:color w:val="000000" w:themeColor="text1"/>
+                                <w:sz w:val="26"/>
+                                <w:szCs w:val="26"/>
+                              </w:rPr>
+                            </w:pPr>
+                            <w:r>
+                              <w:t xml:space="preserve">Figura </w:t>
+                            </w:r>
+                            <w:fldSimple w:instr=" SEQ Figura \* ARABIC ">
+                              <w:r>
+                                <w:rPr>
+                                  <w:noProof/>
+                                </w:rPr>
+                                <w:t>18</w:t>
+                              </w:r>
+                            </w:fldSimple>
+                            <w:r>
+                              <w:t xml:space="preserve"> - Diagrama Sequência de Estado da Candidatura</w:t>
+                            </w:r>
+                          </w:p>
+                        </w:txbxContent>
+                      </wps:txbx>
+                      <wps:bodyPr rot="0" spcFirstLastPara="0" vertOverflow="overflow" horzOverflow="overflow" vert="horz" wrap="square" lIns="0" tIns="0" rIns="0" bIns="0" numCol="1" spcCol="0" rtlCol="0" fromWordArt="0" anchor="t" anchorCtr="0" forceAA="0" compatLnSpc="1">
+                        <a:prstTxWarp prst="textNoShape">
+                          <a:avLst/>
+                        </a:prstTxWarp>
+                        <a:spAutoFit/>
+                      </wps:bodyPr>
+                    </wps:wsp>
+                  </a:graphicData>
+                </a:graphic>
+                <wp14:sizeRelH relativeFrom="margin">
+                  <wp14:pctWidth>0</wp14:pctWidth>
+                </wp14:sizeRelH>
+              </wp:anchor>
+            </w:drawing>
+          </mc:Choice>
+          <mc:Fallback>
+            <w:pict>
+              <v:shape w14:anchorId="19C457F3" id="_x0000_s1035" type="#_x0000_t202" style="position:absolute;margin-left:0;margin-top:8.3pt;width:220.05pt;height:.05pt;z-index:-251621376;visibility:visible;mso-wrap-style:square;mso-width-percent:0;mso-wrap-distance-left:9pt;mso-wrap-distance-top:0;mso-wrap-distance-right:9pt;mso-wrap-distance-bottom:0;mso-position-horizontal:center;mso-position-horizontal-relative:margin;mso-position-vertical:absolute;mso-position-vertical-relative:text;mso-width-percent:0;mso-width-relative:margin;v-text-anchor:top" o:gfxdata="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" stroked="f">
+                <v:textbox style="mso-fit-shape-to-text:t" inset="0,0,0,0">
+                  <w:txbxContent>
+                    <w:p>
+                      <w:pPr>
+                        <w:pStyle w:val="Legenda"/>
+                        <w:rPr>
+                          <w:rFonts w:ascii="Arial" w:hAnsi="Arial"/>
+                          <w:b/>
+                          <w:bCs/>
+                          <w:noProof/>
+                          <w:color w:val="000000" w:themeColor="text1"/>
+                          <w:sz w:val="26"/>
+                          <w:szCs w:val="26"/>
+                        </w:rPr>
+                      </w:pPr>
+                      <w:r>
+                        <w:t xml:space="preserve">Figura </w:t>
+                      </w:r>
+                      <w:r>
+                        <w:fldChar w:fldCharType="begin"/>
+                      </w:r>
+                      <w:r>
+                        <w:instrText xml:space="preserve"> SEQ Figura \* ARABIC </w:instrText>
+                      </w:r>
+                      <w:r>
+                        <w:fldChar w:fldCharType="separate"/>
+                      </w:r>
+                      <w:r>
+                        <w:rPr>
+                          <w:noProof/>
+                        </w:rPr>
+                        <w:t>18</w:t>
+                      </w:r>
+                      <w:r>
+                        <w:fldChar w:fldCharType="end"/>
+                      </w:r>
+                      <w:r>
+                        <w:t xml:space="preserve"> - Diagrama Sequência de Estado da Candidatura</w:t>
+                      </w:r>
+                    </w:p>
+                  </w:txbxContent>
+                </v:textbox>
+                <w10:wrap type="tight" anchorx="margin"/>
+              </v:shape>
+            </w:pict>
+          </mc:Fallback>
+        </mc:AlternateContent>
+      </w:r>
+    </w:p>
+    <w:p>
+      <w:r>
+        <w:t>Esta página apresenta o estado da candidatura, após ser revista por um funcionário da Loja Social. Cada resultado</w:t>
+      </w:r>
+      <w:r>
+        <w:t xml:space="preserve"> é seguido por uma notificação para o beneficiário a clarificar o estado da candidatura. Dependendo do estado, o beneficiário pode ser pedido a reenviar documentos para melhor análise da candidatura.</w:t>
+      </w:r>
+    </w:p>
+    <w:p>
+      <w:pPr>
+        <w:pStyle w:val="Ttulo2"/>
+      </w:pPr>
+      <w:r>
+        <w:t>Página inicial (administrador)</w:t>
+      </w:r>
+    </w:p>
+    <w:p>
+      <w:r>
+        <w:t>Esta página contém os módulos principais da aplicação. Nesta um funcionário da Loja Social pode aceder às candidaturas recebidas, aos produtos no stock, agendamentos, relatórios e subsidiários.</w:t>
+      </w:r>
+    </w:p>
+    <w:p>
+      <w:r>
+        <w:t>Além disso apresenta também as notificações das atividades recentes</w:t>
+      </w:r>
+      <w:r>
+        <w:t>, com o nome e tempo desde o envio.</w:t>
+      </w:r>
+    </w:p>
+    <w:p/>
+    <w:p>
+      <w:pPr>
+        <w:jc w:val="center"/>
+      </w:pPr>
+      <w:r>
+        <w:lastRenderedPageBreak/>
+        <w:drawing>
+          <wp:inline distT="0" distB="0" distL="0" distR="0" wp14:anchorId="6D8DD1E5" wp14:editId="271E0445">
+            <wp:extent cx="2734057" cy="5830114"/>
+            <wp:effectExtent l="0" t="0" r="9525" b="0"/>
+            <wp:docPr id="802752240" name="Imagem 1" descr="Uma imagem com texto, captura de ecrã, Página web, software&#10;&#10;Os conteúdos gerados por IA podem estar incorretos."/>
+            <wp:cNvGraphicFramePr>
+              <a:graphicFrameLocks xmlns:a="http://schemas.openxmlformats.org/drawingml/2006/main" noChangeAspect="1"/>
+            </wp:cNvGraphicFramePr>
+            <a:graphic xmlns:a="http://schemas.openxmlformats.org/drawingml/2006/main">
+              <a:graphicData uri="http://schemas.openxmlformats.org/drawingml/2006/picture">
+                <pic:pic xmlns:pic="http://schemas.openxmlformats.org/drawingml/2006/picture">
+                  <pic:nvPicPr>
+                    <pic:cNvPr id="802752240" name="Imagem 1" descr="Uma imagem com texto, captura de ecrã, Página web, software&#10;&#10;Os conteúdos gerados por IA podem estar incorretos."/>
                     <pic:cNvPicPr/>
                   </pic:nvPicPr>
                   <pic:blipFill>
@@ -10563,7 +11042,7 @@
                   <pic:spPr>
                     <a:xfrm>
                       <a:off x="0" y="0"/>
-                      <a:ext cx="2026187" cy="4257478"/>
+                      <a:ext cx="2734057" cy="5830114"/>
                     </a:xfrm>
                     <a:prstGeom prst="rect">
                       <a:avLst/>
@@ -10577,22 +11056,180 @@
       </w:r>
     </w:p>
     <w:p>
+      <w:r>
+        <w:rPr>
+          <w:noProof/>
+        </w:rPr>
+        <mc:AlternateContent>
+          <mc:Choice Requires="wps">
+            <w:drawing>
+              <wp:anchor distT="0" distB="0" distL="114300" distR="114300" simplePos="0" relativeHeight="251697152" behindDoc="1" locked="0" layoutInCell="1" allowOverlap="1" wp14:anchorId="6C14E0B2" wp14:editId="5FB003BB">
+                <wp:simplePos x="0" y="0"/>
+                <wp:positionH relativeFrom="margin">
+                  <wp:align>center</wp:align>
+                </wp:positionH>
+                <wp:positionV relativeFrom="paragraph">
+                  <wp:posOffset>6350</wp:posOffset>
+                </wp:positionV>
+                <wp:extent cx="2794635" cy="635"/>
+                <wp:effectExtent l="0" t="0" r="5715" b="0"/>
+                <wp:wrapTight wrapText="bothSides">
+                  <wp:wrapPolygon edited="0">
+                    <wp:start x="0" y="0"/>
+                    <wp:lineTo x="0" y="20057"/>
+                    <wp:lineTo x="21497" y="20057"/>
+                    <wp:lineTo x="21497" y="0"/>
+                    <wp:lineTo x="0" y="0"/>
+                  </wp:wrapPolygon>
+                </wp:wrapTight>
+                <wp:docPr id="2081180297" name="Caixa de texto 1"/>
+                <wp:cNvGraphicFramePr/>
+                <a:graphic xmlns:a="http://schemas.openxmlformats.org/drawingml/2006/main">
+                  <a:graphicData uri="http://schemas.microsoft.com/office/word/2010/wordprocessingShape">
+                    <wps:wsp>
+                      <wps:cNvSpPr txBox="1"/>
+                      <wps:spPr>
+                        <a:xfrm>
+                          <a:off x="0" y="0"/>
+                          <a:ext cx="2794635" cy="635"/>
+                        </a:xfrm>
+                        <a:prstGeom prst="rect">
+                          <a:avLst/>
+                        </a:prstGeom>
+                        <a:solidFill>
+                          <a:prstClr val="white"/>
+                        </a:solidFill>
+                        <a:ln>
+                          <a:noFill/>
+                        </a:ln>
+                      </wps:spPr>
+                      <wps:txbx>
+                        <w:txbxContent>
+                          <w:p>
+                            <w:pPr>
+                              <w:pStyle w:val="Legenda"/>
+                              <w:rPr>
+                                <w:rFonts w:ascii="Arial" w:hAnsi="Arial"/>
+                                <w:b/>
+                                <w:bCs/>
+                                <w:noProof/>
+                                <w:color w:val="000000" w:themeColor="text1"/>
+                                <w:sz w:val="26"/>
+                                <w:szCs w:val="26"/>
+                              </w:rPr>
+                            </w:pPr>
+                            <w:r>
+                              <w:t xml:space="preserve">Figura </w:t>
+                            </w:r>
+                            <w:r>
+                              <w:t>19</w:t>
+                            </w:r>
+                            <w:r>
+                              <w:t xml:space="preserve"> </w:t>
+                            </w:r>
+                            <w:r>
+                              <w:t>–</w:t>
+                            </w:r>
+                            <w:r>
+                              <w:t xml:space="preserve"> </w:t>
+                            </w:r>
+                            <w:proofErr w:type="spellStart"/>
+                            <w:r>
+                              <w:t>Mockup</w:t>
+                            </w:r>
+                            <w:proofErr w:type="spellEnd"/>
+                            <w:r>
+                              <w:t xml:space="preserve"> da página inicial do Administrador</w:t>
+                            </w:r>
+                          </w:p>
+                        </w:txbxContent>
+                      </wps:txbx>
+                      <wps:bodyPr rot="0" spcFirstLastPara="0" vertOverflow="overflow" horzOverflow="overflow" vert="horz" wrap="square" lIns="0" tIns="0" rIns="0" bIns="0" numCol="1" spcCol="0" rtlCol="0" fromWordArt="0" anchor="t" anchorCtr="0" forceAA="0" compatLnSpc="1">
+                        <a:prstTxWarp prst="textNoShape">
+                          <a:avLst/>
+                        </a:prstTxWarp>
+                        <a:spAutoFit/>
+                      </wps:bodyPr>
+                    </wps:wsp>
+                  </a:graphicData>
+                </a:graphic>
+                <wp14:sizeRelH relativeFrom="margin">
+                  <wp14:pctWidth>0</wp14:pctWidth>
+                </wp14:sizeRelH>
+              </wp:anchor>
+            </w:drawing>
+          </mc:Choice>
+          <mc:Fallback>
+            <w:pict>
+              <v:shape w14:anchorId="6C14E0B2" id="_x0000_s1036" type="#_x0000_t202" style="position:absolute;margin-left:0;margin-top:.5pt;width:220.05pt;height:.05pt;z-index:-251619328;visibility:visible;mso-wrap-style:square;mso-width-percent:0;mso-wrap-distance-left:9pt;mso-wrap-distance-top:0;mso-wrap-distance-right:9pt;mso-wrap-distance-bottom:0;mso-position-horizontal:center;mso-position-horizontal-relative:margin;mso-position-vertical:absolute;mso-position-vertical-relative:text;mso-width-percent:0;mso-width-relative:margin;v-text-anchor:top" o:gfxdata="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" stroked="f">
+                <v:textbox style="mso-fit-shape-to-text:t" inset="0,0,0,0">
+                  <w:txbxContent>
+                    <w:p>
+                      <w:pPr>
+                        <w:pStyle w:val="Legenda"/>
+                        <w:rPr>
+                          <w:rFonts w:ascii="Arial" w:hAnsi="Arial"/>
+                          <w:b/>
+                          <w:bCs/>
+                          <w:noProof/>
+                          <w:color w:val="000000" w:themeColor="text1"/>
+                          <w:sz w:val="26"/>
+                          <w:szCs w:val="26"/>
+                        </w:rPr>
+                      </w:pPr>
+                      <w:r>
+                        <w:t xml:space="preserve">Figura </w:t>
+                      </w:r>
+                      <w:r>
+                        <w:t>19</w:t>
+                      </w:r>
+                      <w:r>
+                        <w:t xml:space="preserve"> </w:t>
+                      </w:r>
+                      <w:r>
+                        <w:t>–</w:t>
+                      </w:r>
+                      <w:r>
+                        <w:t xml:space="preserve"> </w:t>
+                      </w:r>
+                      <w:proofErr w:type="spellStart"/>
+                      <w:r>
+                        <w:t>Mockup</w:t>
+                      </w:r>
+                      <w:proofErr w:type="spellEnd"/>
+                      <w:r>
+                        <w:t xml:space="preserve"> da página inicial do Administrador</w:t>
+                      </w:r>
+                    </w:p>
+                  </w:txbxContent>
+                </v:textbox>
+                <w10:wrap type="tight" anchorx="margin"/>
+              </v:shape>
+            </w:pict>
+          </mc:Fallback>
+        </mc:AlternateContent>
+      </w:r>
+    </w:p>
+    <w:p/>
+    <w:p>
       <w:pPr>
         <w:pStyle w:val="Ttulo2"/>
       </w:pPr>
       <w:r>
         <w:lastRenderedPageBreak/>
-        <w:t>Gestão de Stock</w:t>
-      </w:r>
-    </w:p>
-    <w:p/>
-    <w:p>
+        <w:t>Candidaturas</w:t>
+      </w:r>
+    </w:p>
+    <w:p>
+      <w:pPr>
+        <w:jc w:val="center"/>
+      </w:pPr>
       <w:r>
         <w:drawing>
-          <wp:inline distT="0" distB="0" distL="0" distR="0" wp14:anchorId="58DD9B93" wp14:editId="126C18F9">
-            <wp:extent cx="4222750" cy="2918969"/>
-            <wp:effectExtent l="0" t="0" r="6350" b="0"/>
-            <wp:docPr id="1763677699" name="Imagem 1" descr="Uma imagem com texto, captura de ecrã, software, Ícone de computador&#10;&#10;Os conteúdos gerados por IA podem estar incorretos."/>
+          <wp:inline distT="0" distB="0" distL="0" distR="0" wp14:anchorId="0DE41C1C" wp14:editId="35608CEC">
+            <wp:extent cx="2876951" cy="6115904"/>
+            <wp:effectExtent l="0" t="0" r="0" b="0"/>
+            <wp:docPr id="160807330" name="Imagem 1" descr="Uma imagem com texto, captura de ecrã, software, Página web&#10;&#10;Os conteúdos gerados por IA podem estar incorretos."/>
             <wp:cNvGraphicFramePr>
               <a:graphicFrameLocks xmlns:a="http://schemas.openxmlformats.org/drawingml/2006/main" noChangeAspect="1"/>
             </wp:cNvGraphicFramePr>
@@ -10600,7 +11237,7 @@
               <a:graphicData uri="http://schemas.openxmlformats.org/drawingml/2006/picture">
                 <pic:pic xmlns:pic="http://schemas.openxmlformats.org/drawingml/2006/picture">
                   <pic:nvPicPr>
-                    <pic:cNvPr id="1763677699" name="Imagem 1" descr="Uma imagem com texto, captura de ecrã, software, Ícone de computador&#10;&#10;Os conteúdos gerados por IA podem estar incorretos."/>
+                    <pic:cNvPr id="160807330" name="Imagem 1" descr="Uma imagem com texto, captura de ecrã, software, Página web&#10;&#10;Os conteúdos gerados por IA podem estar incorretos."/>
                     <pic:cNvPicPr/>
                   </pic:nvPicPr>
                   <pic:blipFill>
@@ -10612,7 +11249,7 @@
                   <pic:spPr>
                     <a:xfrm>
                       <a:off x="0" y="0"/>
-                      <a:ext cx="4225226" cy="2920680"/>
+                      <a:ext cx="2876951" cy="6115904"/>
                     </a:xfrm>
                     <a:prstGeom prst="rect">
                       <a:avLst/>
@@ -10626,32 +11263,321 @@
       </w:r>
     </w:p>
     <w:p>
+      <w:r>
+        <w:rPr>
+          <w:noProof/>
+        </w:rPr>
+        <mc:AlternateContent>
+          <mc:Choice Requires="wps">
+            <w:drawing>
+              <wp:anchor distT="0" distB="0" distL="114300" distR="114300" simplePos="0" relativeHeight="251699200" behindDoc="1" locked="0" layoutInCell="1" allowOverlap="1" wp14:anchorId="10D6FB8B" wp14:editId="73A7137C">
+                <wp:simplePos x="0" y="0"/>
+                <wp:positionH relativeFrom="margin">
+                  <wp:align>center</wp:align>
+                </wp:positionH>
+                <wp:positionV relativeFrom="paragraph">
+                  <wp:posOffset>31115</wp:posOffset>
+                </wp:positionV>
+                <wp:extent cx="2794635" cy="635"/>
+                <wp:effectExtent l="0" t="0" r="5715" b="0"/>
+                <wp:wrapTight wrapText="bothSides">
+                  <wp:wrapPolygon edited="0">
+                    <wp:start x="0" y="0"/>
+                    <wp:lineTo x="0" y="20057"/>
+                    <wp:lineTo x="21497" y="20057"/>
+                    <wp:lineTo x="21497" y="0"/>
+                    <wp:lineTo x="0" y="0"/>
+                  </wp:wrapPolygon>
+                </wp:wrapTight>
+                <wp:docPr id="355105584" name="Caixa de texto 1"/>
+                <wp:cNvGraphicFramePr/>
+                <a:graphic xmlns:a="http://schemas.openxmlformats.org/drawingml/2006/main">
+                  <a:graphicData uri="http://schemas.microsoft.com/office/word/2010/wordprocessingShape">
+                    <wps:wsp>
+                      <wps:cNvSpPr txBox="1"/>
+                      <wps:spPr>
+                        <a:xfrm>
+                          <a:off x="0" y="0"/>
+                          <a:ext cx="2794635" cy="635"/>
+                        </a:xfrm>
+                        <a:prstGeom prst="rect">
+                          <a:avLst/>
+                        </a:prstGeom>
+                        <a:solidFill>
+                          <a:prstClr val="white"/>
+                        </a:solidFill>
+                        <a:ln>
+                          <a:noFill/>
+                        </a:ln>
+                      </wps:spPr>
+                      <wps:txbx>
+                        <w:txbxContent>
+                          <w:p>
+                            <w:pPr>
+                              <w:pStyle w:val="Legenda"/>
+                              <w:rPr>
+                                <w:rFonts w:ascii="Arial" w:hAnsi="Arial"/>
+                                <w:b/>
+                                <w:bCs/>
+                                <w:noProof/>
+                                <w:color w:val="000000" w:themeColor="text1"/>
+                                <w:sz w:val="26"/>
+                                <w:szCs w:val="26"/>
+                              </w:rPr>
+                            </w:pPr>
+                            <w:r>
+                              <w:t xml:space="preserve">Figura </w:t>
+                            </w:r>
+                            <w:r>
+                              <w:t>20</w:t>
+                            </w:r>
+                            <w:r>
+                              <w:t xml:space="preserve"> – </w:t>
+                            </w:r>
+                            <w:proofErr w:type="spellStart"/>
+                            <w:r>
+                              <w:t>Mockup</w:t>
+                            </w:r>
+                            <w:proofErr w:type="spellEnd"/>
+                            <w:r>
+                              <w:t xml:space="preserve"> da </w:t>
+                            </w:r>
+                            <w:r>
+                              <w:t>página de candidaturas</w:t>
+                            </w:r>
+                          </w:p>
+                        </w:txbxContent>
+                      </wps:txbx>
+                      <wps:bodyPr rot="0" spcFirstLastPara="0" vertOverflow="overflow" horzOverflow="overflow" vert="horz" wrap="square" lIns="0" tIns="0" rIns="0" bIns="0" numCol="1" spcCol="0" rtlCol="0" fromWordArt="0" anchor="t" anchorCtr="0" forceAA="0" compatLnSpc="1">
+                        <a:prstTxWarp prst="textNoShape">
+                          <a:avLst/>
+                        </a:prstTxWarp>
+                        <a:spAutoFit/>
+                      </wps:bodyPr>
+                    </wps:wsp>
+                  </a:graphicData>
+                </a:graphic>
+                <wp14:sizeRelH relativeFrom="margin">
+                  <wp14:pctWidth>0</wp14:pctWidth>
+                </wp14:sizeRelH>
+              </wp:anchor>
+            </w:drawing>
+          </mc:Choice>
+          <mc:Fallback>
+            <w:pict>
+              <v:shape w14:anchorId="10D6FB8B" id="_x0000_s1037" type="#_x0000_t202" style="position:absolute;margin-left:0;margin-top:2.45pt;width:220.05pt;height:.05pt;z-index:-251617280;visibility:visible;mso-wrap-style:square;mso-width-percent:0;mso-wrap-distance-left:9pt;mso-wrap-distance-top:0;mso-wrap-distance-right:9pt;mso-wrap-distance-bottom:0;mso-position-horizontal:center;mso-position-horizontal-relative:margin;mso-position-vertical:absolute;mso-position-vertical-relative:text;mso-width-percent:0;mso-width-relative:margin;v-text-anchor:top" o:gfxdata="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" stroked="f">
+                <v:textbox style="mso-fit-shape-to-text:t" inset="0,0,0,0">
+                  <w:txbxContent>
+                    <w:p>
+                      <w:pPr>
+                        <w:pStyle w:val="Legenda"/>
+                        <w:rPr>
+                          <w:rFonts w:ascii="Arial" w:hAnsi="Arial"/>
+                          <w:b/>
+                          <w:bCs/>
+                          <w:noProof/>
+                          <w:color w:val="000000" w:themeColor="text1"/>
+                          <w:sz w:val="26"/>
+                          <w:szCs w:val="26"/>
+                        </w:rPr>
+                      </w:pPr>
+                      <w:r>
+                        <w:t xml:space="preserve">Figura </w:t>
+                      </w:r>
+                      <w:r>
+                        <w:t>20</w:t>
+                      </w:r>
+                      <w:r>
+                        <w:t xml:space="preserve"> – </w:t>
+                      </w:r>
+                      <w:proofErr w:type="spellStart"/>
+                      <w:r>
+                        <w:t>Mockup</w:t>
+                      </w:r>
+                      <w:proofErr w:type="spellEnd"/>
+                      <w:r>
+                        <w:t xml:space="preserve"> da </w:t>
+                      </w:r>
+                      <w:r>
+                        <w:t>página de candidaturas</w:t>
+                      </w:r>
+                    </w:p>
+                  </w:txbxContent>
+                </v:textbox>
+                <w10:wrap type="tight" anchorx="margin"/>
+              </v:shape>
+            </w:pict>
+          </mc:Fallback>
+        </mc:AlternateContent>
+      </w:r>
+    </w:p>
+    <w:p/>
+    <w:p>
       <w:pPr>
         <w:pStyle w:val="Ttulo2"/>
       </w:pPr>
       <w:r>
         <w:lastRenderedPageBreak/>
-        <w:t>Adicionar ao</w:t>
-      </w:r>
-      <w:r>
-        <w:t xml:space="preserve"> Stock</w:t>
-      </w:r>
-    </w:p>
-    <w:p>
-      <w:pPr>
-        <w:pStyle w:val="Ttulo2"/>
-        <w:numPr>
-          <w:ilvl w:val="0"/>
-          <w:numId w:val="0"/>
-        </w:numPr>
-        <w:ind w:left="360"/>
-      </w:pPr>
+        <w:t>Stock</w:t>
+      </w:r>
+    </w:p>
+    <w:p>
+      <w:pPr>
+        <w:jc w:val="center"/>
+      </w:pPr>
+      <w:r>
+        <w:rPr>
+          <w:noProof/>
+        </w:rPr>
+        <mc:AlternateContent>
+          <mc:Choice Requires="wps">
+            <w:drawing>
+              <wp:anchor distT="0" distB="0" distL="114300" distR="114300" simplePos="0" relativeHeight="251701248" behindDoc="1" locked="0" layoutInCell="1" allowOverlap="1" wp14:anchorId="19DF9A79" wp14:editId="1E808734">
+                <wp:simplePos x="0" y="0"/>
+                <wp:positionH relativeFrom="margin">
+                  <wp:align>center</wp:align>
+                </wp:positionH>
+                <wp:positionV relativeFrom="paragraph">
+                  <wp:posOffset>5838825</wp:posOffset>
+                </wp:positionV>
+                <wp:extent cx="2794635" cy="635"/>
+                <wp:effectExtent l="0" t="0" r="5715" b="0"/>
+                <wp:wrapTight wrapText="bothSides">
+                  <wp:wrapPolygon edited="0">
+                    <wp:start x="0" y="0"/>
+                    <wp:lineTo x="0" y="20057"/>
+                    <wp:lineTo x="21497" y="20057"/>
+                    <wp:lineTo x="21497" y="0"/>
+                    <wp:lineTo x="0" y="0"/>
+                  </wp:wrapPolygon>
+                </wp:wrapTight>
+                <wp:docPr id="1924552404" name="Caixa de texto 1"/>
+                <wp:cNvGraphicFramePr/>
+                <a:graphic xmlns:a="http://schemas.openxmlformats.org/drawingml/2006/main">
+                  <a:graphicData uri="http://schemas.microsoft.com/office/word/2010/wordprocessingShape">
+                    <wps:wsp>
+                      <wps:cNvSpPr txBox="1"/>
+                      <wps:spPr>
+                        <a:xfrm>
+                          <a:off x="0" y="0"/>
+                          <a:ext cx="2794635" cy="635"/>
+                        </a:xfrm>
+                        <a:prstGeom prst="rect">
+                          <a:avLst/>
+                        </a:prstGeom>
+                        <a:solidFill>
+                          <a:prstClr val="white"/>
+                        </a:solidFill>
+                        <a:ln>
+                          <a:noFill/>
+                        </a:ln>
+                      </wps:spPr>
+                      <wps:txbx>
+                        <w:txbxContent>
+                          <w:p>
+                            <w:pPr>
+                              <w:pStyle w:val="Legenda"/>
+                              <w:rPr>
+                                <w:rFonts w:ascii="Arial" w:hAnsi="Arial"/>
+                                <w:b/>
+                                <w:bCs/>
+                                <w:noProof/>
+                                <w:color w:val="000000" w:themeColor="text1"/>
+                                <w:sz w:val="26"/>
+                                <w:szCs w:val="26"/>
+                              </w:rPr>
+                            </w:pPr>
+                            <w:r>
+                              <w:t>Figura 2</w:t>
+                            </w:r>
+                            <w:r>
+                              <w:t>1</w:t>
+                            </w:r>
+                            <w:r>
+                              <w:t xml:space="preserve"> – </w:t>
+                            </w:r>
+                            <w:proofErr w:type="spellStart"/>
+                            <w:r>
+                              <w:t>Mockup</w:t>
+                            </w:r>
+                            <w:proofErr w:type="spellEnd"/>
+                            <w:r>
+                              <w:t xml:space="preserve"> da página de </w:t>
+                            </w:r>
+                            <w:r>
+                              <w:t>stock</w:t>
+                            </w:r>
+                          </w:p>
+                        </w:txbxContent>
+                      </wps:txbx>
+                      <wps:bodyPr rot="0" spcFirstLastPara="0" vertOverflow="overflow" horzOverflow="overflow" vert="horz" wrap="square" lIns="0" tIns="0" rIns="0" bIns="0" numCol="1" spcCol="0" rtlCol="0" fromWordArt="0" anchor="t" anchorCtr="0" forceAA="0" compatLnSpc="1">
+                        <a:prstTxWarp prst="textNoShape">
+                          <a:avLst/>
+                        </a:prstTxWarp>
+                        <a:spAutoFit/>
+                      </wps:bodyPr>
+                    </wps:wsp>
+                  </a:graphicData>
+                </a:graphic>
+                <wp14:sizeRelH relativeFrom="margin">
+                  <wp14:pctWidth>0</wp14:pctWidth>
+                </wp14:sizeRelH>
+              </wp:anchor>
+            </w:drawing>
+          </mc:Choice>
+          <mc:Fallback>
+            <w:pict>
+              <v:shape w14:anchorId="19DF9A79" id="_x0000_s1038" type="#_x0000_t202" style="position:absolute;left:0;text-align:left;margin-left:0;margin-top:459.75pt;width:220.05pt;height:.05pt;z-index:-251615232;visibility:visible;mso-wrap-style:square;mso-width-percent:0;mso-wrap-distance-left:9pt;mso-wrap-distance-top:0;mso-wrap-distance-right:9pt;mso-wrap-distance-bottom:0;mso-position-horizontal:center;mso-position-horizontal-relative:margin;mso-position-vertical:absolute;mso-position-vertical-relative:text;mso-width-percent:0;mso-width-relative:margin;v-text-anchor:top" o:gfxdata="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" stroked="f">
+                <v:textbox style="mso-fit-shape-to-text:t" inset="0,0,0,0">
+                  <w:txbxContent>
+                    <w:p>
+                      <w:pPr>
+                        <w:pStyle w:val="Legenda"/>
+                        <w:rPr>
+                          <w:rFonts w:ascii="Arial" w:hAnsi="Arial"/>
+                          <w:b/>
+                          <w:bCs/>
+                          <w:noProof/>
+                          <w:color w:val="000000" w:themeColor="text1"/>
+                          <w:sz w:val="26"/>
+                          <w:szCs w:val="26"/>
+                        </w:rPr>
+                      </w:pPr>
+                      <w:r>
+                        <w:t>Figura 2</w:t>
+                      </w:r>
+                      <w:r>
+                        <w:t>1</w:t>
+                      </w:r>
+                      <w:r>
+                        <w:t xml:space="preserve"> – </w:t>
+                      </w:r>
+                      <w:proofErr w:type="spellStart"/>
+                      <w:r>
+                        <w:t>Mockup</w:t>
+                      </w:r>
+                      <w:proofErr w:type="spellEnd"/>
+                      <w:r>
+                        <w:t xml:space="preserve"> da página de </w:t>
+                      </w:r>
+                      <w:r>
+                        <w:t>stock</w:t>
+                      </w:r>
+                    </w:p>
+                  </w:txbxContent>
+                </v:textbox>
+                <w10:wrap type="tight" anchorx="margin"/>
+              </v:shape>
+            </w:pict>
+          </mc:Fallback>
+        </mc:AlternateContent>
+      </w:r>
       <w:r>
         <w:drawing>
-          <wp:inline distT="0" distB="0" distL="0" distR="0" wp14:anchorId="38C4F736" wp14:editId="6F084261">
-            <wp:extent cx="2501826" cy="5410200"/>
-            <wp:effectExtent l="0" t="0" r="0" b="0"/>
-            <wp:docPr id="2067727682" name="Imagem 1" descr="Uma imagem com texto, captura de ecrã, software, número&#10;&#10;Os conteúdos gerados por IA podem estar incorretos."/>
+          <wp:inline distT="0" distB="0" distL="0" distR="0" wp14:anchorId="4788F69D" wp14:editId="2D45A626">
+            <wp:extent cx="2734057" cy="5715798"/>
+            <wp:effectExtent l="0" t="0" r="9525" b="0"/>
+            <wp:docPr id="208156943" name="Imagem 1" descr="Uma imagem com texto, captura de ecrã, software, Página web&#10;&#10;Os conteúdos gerados por IA podem estar incorretos."/>
             <wp:cNvGraphicFramePr>
               <a:graphicFrameLocks xmlns:a="http://schemas.openxmlformats.org/drawingml/2006/main" noChangeAspect="1"/>
             </wp:cNvGraphicFramePr>
@@ -10659,7 +11585,7 @@
               <a:graphicData uri="http://schemas.openxmlformats.org/drawingml/2006/picture">
                 <pic:pic xmlns:pic="http://schemas.openxmlformats.org/drawingml/2006/picture">
                   <pic:nvPicPr>
-                    <pic:cNvPr id="2067727682" name="Imagem 1" descr="Uma imagem com texto, captura de ecrã, software, número&#10;&#10;Os conteúdos gerados por IA podem estar incorretos."/>
+                    <pic:cNvPr id="208156943" name="Imagem 1" descr="Uma imagem com texto, captura de ecrã, software, Página web&#10;&#10;Os conteúdos gerados por IA podem estar incorretos."/>
                     <pic:cNvPicPr/>
                   </pic:nvPicPr>
                   <pic:blipFill>
@@ -10671,7 +11597,7 @@
                   <pic:spPr>
                     <a:xfrm>
                       <a:off x="0" y="0"/>
-                      <a:ext cx="2503379" cy="5413559"/>
+                      <a:ext cx="2734057" cy="5715798"/>
                     </a:xfrm>
                     <a:prstGeom prst="rect">
                       <a:avLst/>
@@ -10683,100 +11609,18 @@
           </wp:inline>
         </w:drawing>
       </w:r>
-      <w:r>
-        <w:t xml:space="preserve"> </w:t>
-      </w:r>
-    </w:p>
-    <w:p>
-      <w:pPr>
-        <w:spacing w:line="276" w:lineRule="auto"/>
-        <w:rPr>
-          <w:rFonts w:ascii="Arial" w:eastAsiaTheme="majorEastAsia" w:hAnsi="Arial" w:cstheme="majorBidi"/>
-          <w:b/>
-          <w:bCs/>
-          <w:color w:val="000000" w:themeColor="text1"/>
-          <w:sz w:val="26"/>
-          <w:szCs w:val="26"/>
-        </w:rPr>
-      </w:pPr>
-      <w:r>
-        <w:br w:type="page"/>
-      </w:r>
-    </w:p>
-    <w:p>
-      <w:pPr>
-        <w:pStyle w:val="Ttulo2"/>
-      </w:pPr>
-      <w:r>
-        <w:lastRenderedPageBreak/>
-        <w:t>Calendário</w:t>
-      </w:r>
-    </w:p>
-    <w:p>
-      <w:r>
-        <w:drawing>
-          <wp:inline distT="0" distB="0" distL="0" distR="0" wp14:anchorId="549A4A82" wp14:editId="6B6D11CC">
-            <wp:extent cx="2519360" cy="5060950"/>
-            <wp:effectExtent l="0" t="0" r="0" b="6350"/>
-            <wp:docPr id="406992473" name="Imagem 1" descr="Uma imagem com texto, captura de ecrã, número, software&#10;&#10;Os conteúdos gerados por IA podem estar incorretos."/>
-            <wp:cNvGraphicFramePr>
-              <a:graphicFrameLocks xmlns:a="http://schemas.openxmlformats.org/drawingml/2006/main" noChangeAspect="1"/>
-            </wp:cNvGraphicFramePr>
-            <a:graphic xmlns:a="http://schemas.openxmlformats.org/drawingml/2006/main">
-              <a:graphicData uri="http://schemas.openxmlformats.org/drawingml/2006/picture">
-                <pic:pic xmlns:pic="http://schemas.openxmlformats.org/drawingml/2006/picture">
-                  <pic:nvPicPr>
-                    <pic:cNvPr id="406992473" name="Imagem 1" descr="Uma imagem com texto, captura de ecrã, número, software&#10;&#10;Os conteúdos gerados por IA podem estar incorretos."/>
-                    <pic:cNvPicPr/>
-                  </pic:nvPicPr>
-                  <pic:blipFill>
-                    <a:blip r:embed="rId34"/>
-                    <a:stretch>
-                      <a:fillRect/>
-                    </a:stretch>
-                  </pic:blipFill>
-                  <pic:spPr>
-                    <a:xfrm>
-                      <a:off x="0" y="0"/>
-                      <a:ext cx="2521412" cy="5065073"/>
-                    </a:xfrm>
-                    <a:prstGeom prst="rect">
-                      <a:avLst/>
-                    </a:prstGeom>
-                  </pic:spPr>
-                </pic:pic>
-              </a:graphicData>
-            </a:graphic>
-          </wp:inline>
-        </w:drawing>
-      </w:r>
     </w:p>
     <w:p/>
-    <w:p>
-      <w:pPr>
-        <w:spacing w:line="276" w:lineRule="auto"/>
-        <w:rPr>
-          <w:rFonts w:ascii="Arial" w:eastAsiaTheme="majorEastAsia" w:hAnsi="Arial" w:cstheme="majorBidi"/>
-          <w:b/>
-          <w:bCs/>
-          <w:sz w:val="28"/>
-          <w:szCs w:val="28"/>
-        </w:rPr>
-      </w:pPr>
-      <w:bookmarkStart w:id="53" w:name="_Toc215255754"/>
-      <w:r>
-        <w:br w:type="page"/>
-      </w:r>
-    </w:p>
+    <w:p/>
     <w:p>
       <w:pPr>
         <w:pStyle w:val="Ttulo1"/>
       </w:pPr>
-      <w:r>
-        <w:lastRenderedPageBreak/>
+      <w:bookmarkStart w:id="48" w:name="_Toc215255754"/>
+      <w:r>
         <w:t>Conclusão</w:t>
       </w:r>
-      <w:bookmarkEnd w:id="53"/>
+      <w:bookmarkEnd w:id="48"/>
     </w:p>
     <w:p>
       <w:pPr>
@@ -10788,12 +11632,19 @@
           <w:rFonts w:cstheme="minorHAnsi"/>
         </w:rPr>
       </w:pPr>
-      <w:bookmarkStart w:id="54" w:name="_Toc448947953"/>
+      <w:bookmarkStart w:id="49" w:name="_Toc448947953"/>
       <w:r>
         <w:rPr>
           <w:rFonts w:cstheme="minorHAnsi"/>
         </w:rPr>
-        <w:t>O presente trabalho permitiu desenvolver uma análise completa e detalhada do projeto da Loja Social, abordando desde a descrição da organização e dos seus objetivos até à modelação dos processos de negócio e a definição da arquitetura técnica da aplicação. Ao longo do estudo, foram identificados os principais problemas a resolver, tais como a gestão manual de pedidos, doações e entregas, e foram propostos mecanismos que permitem automatizar, organizar e monitorizar estas atividades de forma mais eficiente.</w:t>
+        <w:t xml:space="preserve">O presente trabalho permitiu desenvolver uma análise completa e detalhada do projeto da Loja Social, abordando desde a descrição da organização e dos seus objetivos até à modelação dos processos de negócio e a definição da arquitetura técnica da aplicação. Ao longo do estudo, foram </w:t>
+      </w:r>
+      <w:r>
+        <w:rPr>
+          <w:rFonts w:cstheme="minorHAnsi"/>
+        </w:rPr>
+        <w:lastRenderedPageBreak/>
+        <w:t>identificados os principais problemas a resolver, tais como a gestão manual de pedidos, doações e entregas, e foram propostos mecanismos que permitem automatizar, organizar e monitorizar estas atividades de forma mais eficiente.</w:t>
       </w:r>
     </w:p>
     <w:p>
@@ -10829,12 +11680,12 @@
         </w:rPr>
         <w:t>Em suma, o trabalho não só descreve o projeto de forma detalhada, como também fornece uma base sólida para a implementação futura da aplicação, contribuindo para a melhoria dos processos internos da Loja Social e para um apoio mais eficaz e organizado aos beneficiários.</w:t>
       </w:r>
-      <w:bookmarkEnd w:id="54"/>
+      <w:bookmarkEnd w:id="49"/>
     </w:p>
     <w:sectPr>
-      <w:headerReference w:type="default" r:id="rId35"/>
-      <w:footerReference w:type="default" r:id="rId36"/>
-      <w:footerReference w:type="first" r:id="rId37"/>
+      <w:headerReference w:type="default" r:id="rId34"/>
+      <w:footerReference w:type="default" r:id="rId35"/>
+      <w:footerReference w:type="first" r:id="rId36"/>
       <w:pgSz w:w="11906" w:h="16838"/>
       <w:pgMar w:top="1418" w:right="1418" w:bottom="1418" w:left="1701" w:header="709" w:footer="709" w:gutter="0"/>
       <w:cols w:space="708"/>
@@ -12063,7 +12914,7 @@
   <w:num w:numId="13" w16cid:durableId="1745955133">
     <w:abstractNumId w:val="4"/>
   </w:num>
-  <w:num w:numId="14" w16cid:durableId="320231436">
+  <w:num w:numId="14" w16cid:durableId="1153332724">
     <w:abstractNumId w:val="4"/>
     <w:lvlOverride w:ilvl="0">
       <w:startOverride w:val="1"/>
@@ -12093,7 +12944,7 @@
       <w:startOverride w:val="1"/>
     </w:lvlOverride>
   </w:num>
-  <w:num w:numId="15" w16cid:durableId="806702135">
+  <w:num w:numId="15" w16cid:durableId="260770092">
     <w:abstractNumId w:val="4"/>
     <w:lvlOverride w:ilvl="0">
       <w:startOverride w:val="1"/>
@@ -12123,37 +12974,7 @@
       <w:startOverride w:val="1"/>
     </w:lvlOverride>
   </w:num>
-  <w:num w:numId="16" w16cid:durableId="1004550864">
-    <w:abstractNumId w:val="4"/>
-    <w:lvlOverride w:ilvl="0">
-      <w:startOverride w:val="1"/>
-    </w:lvlOverride>
-    <w:lvlOverride w:ilvl="1">
-      <w:startOverride w:val="1"/>
-    </w:lvlOverride>
-    <w:lvlOverride w:ilvl="2">
-      <w:startOverride w:val="1"/>
-    </w:lvlOverride>
-    <w:lvlOverride w:ilvl="3">
-      <w:startOverride w:val="1"/>
-    </w:lvlOverride>
-    <w:lvlOverride w:ilvl="4">
-      <w:startOverride w:val="1"/>
-    </w:lvlOverride>
-    <w:lvlOverride w:ilvl="5">
-      <w:startOverride w:val="1"/>
-    </w:lvlOverride>
-    <w:lvlOverride w:ilvl="6">
-      <w:startOverride w:val="1"/>
-    </w:lvlOverride>
-    <w:lvlOverride w:ilvl="7">
-      <w:startOverride w:val="1"/>
-    </w:lvlOverride>
-    <w:lvlOverride w:ilvl="8">
-      <w:startOverride w:val="1"/>
-    </w:lvlOverride>
-  </w:num>
-  <w:num w:numId="17" w16cid:durableId="470488121">
+  <w:num w:numId="16" w16cid:durableId="664554041">
     <w:abstractNumId w:val="4"/>
     <w:lvlOverride w:ilvl="0">
       <w:startOverride w:val="1"/>

--- a/docs/Relatorio.docx
+++ b/docs/Relatorio.docx
@@ -649,14 +649,12 @@
         </w:rPr>
         <w:t xml:space="preserve"> | </w:t>
       </w:r>
-      <w:proofErr w:type="gramStart"/>
       <w:r>
         <w:rPr>
           <w:rFonts w:ascii="Arial" w:hAnsi="Arial" w:cs="Arial"/>
         </w:rPr>
         <w:t>Outubro</w:t>
       </w:r>
-      <w:proofErr w:type="gramEnd"/>
       <w:r>
         <w:rPr>
           <w:rFonts w:ascii="Arial" w:hAnsi="Arial" w:cs="Arial"/>
@@ -4667,15 +4665,7 @@
         <w:jc w:val="both"/>
       </w:pPr>
       <w:r>
-        <w:t xml:space="preserve">Face a este cenário, torna-se pertinente a criação de uma aplicação móvel de </w:t>
-      </w:r>
-      <w:proofErr w:type="spellStart"/>
-      <w:r>
-        <w:t>caráter</w:t>
-      </w:r>
-      <w:proofErr w:type="spellEnd"/>
-      <w:r>
-        <w:t xml:space="preserve"> administrativo, concebida exclusivamente para uso dos responsáveis pela Loja Social para simplificar e otimizar as tarefas de gestão da mesma.</w:t>
+        <w:t>Face a este cenário, torna-se pertinente a criação de uma aplicação móvel de caráter administrativo, concebida exclusivamente para uso dos responsáveis pela Loja Social para simplificar e otimizar as tarefas de gestão da mesma.</w:t>
       </w:r>
     </w:p>
     <w:p>
@@ -4769,15 +4759,7 @@
         <w:jc w:val="both"/>
       </w:pPr>
       <w:r>
-        <w:t xml:space="preserve">A Loja Social do IPCA é uma iniciativa de </w:t>
-      </w:r>
-      <w:proofErr w:type="spellStart"/>
-      <w:r>
-        <w:t>caráter</w:t>
-      </w:r>
-      <w:proofErr w:type="spellEnd"/>
-      <w:r>
-        <w:t xml:space="preserve"> solidário e sem fins lucrativos, criada com o propósito de apoiar a comunidade académica, em especial os estudantes em situação de vulnerabilidade socioeconómica. O seu funcionamento baseia-se na recolha de bens doados, que são posteriormente organizados e disponibilizados para distribuição de forma gratuita a quem deles necessite.</w:t>
+        <w:t>A Loja Social do IPCA é uma iniciativa de caráter solidário e sem fins lucrativos, criada com o propósito de apoiar a comunidade académica, em especial os estudantes em situação de vulnerabilidade socioeconómica. O seu funcionamento baseia-se na recolha de bens doados, que são posteriormente organizados e disponibilizados para distribuição de forma gratuita a quem deles necessite.</w:t>
       </w:r>
     </w:p>
     <w:p>
@@ -5691,15 +5673,7 @@
               <w:t xml:space="preserve"> e </w:t>
             </w:r>
             <w:r>
-              <w:t xml:space="preserve">com documentação. Permitir atualizações sem perda de dados, </w:t>
-            </w:r>
-            <w:proofErr w:type="spellStart"/>
-            <w:r>
-              <w:t>logs</w:t>
-            </w:r>
-            <w:proofErr w:type="spellEnd"/>
-            <w:r>
-              <w:t xml:space="preserve"> e métricas disponíveis para equipa técnica.</w:t>
+              <w:t>com documentação. Permitir atualizações sem perda de dados, logs e métricas disponíveis para equipa técnica.</w:t>
             </w:r>
           </w:p>
         </w:tc>
@@ -5812,14 +5786,27 @@
                             <w:r>
                               <w:t xml:space="preserve">Figura </w:t>
                             </w:r>
-                            <w:fldSimple w:instr=" SEQ Figura \* ARABIC ">
-                              <w:r>
-                                <w:rPr>
-                                  <w:noProof/>
-                                </w:rPr>
-                                <w:t>1</w:t>
-                              </w:r>
-                            </w:fldSimple>
+                            <w:r>
+                              <w:fldChar w:fldCharType="begin"/>
+                            </w:r>
+                            <w:r>
+                              <w:instrText xml:space="preserve"> SEQ Figura \* ARABIC </w:instrText>
+                            </w:r>
+                            <w:r>
+                              <w:fldChar w:fldCharType="separate"/>
+                            </w:r>
+                            <w:r>
+                              <w:rPr>
+                                <w:noProof/>
+                              </w:rPr>
+                              <w:t>1</w:t>
+                            </w:r>
+                            <w:r>
+                              <w:rPr>
+                                <w:noProof/>
+                              </w:rPr>
+                              <w:fldChar w:fldCharType="end"/>
+                            </w:r>
                             <w:r>
                               <w:t xml:space="preserve"> - Diagrama BPMN </w:t>
                             </w:r>
@@ -5984,12 +5971,12 @@
       <w:pPr>
         <w:pStyle w:val="Ttulo2"/>
       </w:pPr>
-      <w:bookmarkStart w:id="11" w:name="_Toc215255729"/>
+      <w:bookmarkStart w:id="12" w:name="_Toc215255729"/>
       <w:r>
         <w:lastRenderedPageBreak/>
         <w:t>Gestão de Inventário</w:t>
       </w:r>
-      <w:bookmarkEnd w:id="11"/>
+      <w:bookmarkEnd w:id="12"/>
     </w:p>
     <w:p>
       <w:pPr>
@@ -6069,18 +6056,31 @@
         <w:pStyle w:val="Legenda"/>
         <w:jc w:val="center"/>
       </w:pPr>
-      <w:bookmarkStart w:id="12" w:name="_Toc215255756"/>
+      <w:bookmarkStart w:id="13" w:name="_Toc215255756"/>
       <w:r>
         <w:t xml:space="preserve">Figura </w:t>
       </w:r>
-      <w:fldSimple w:instr=" SEQ Figura \* ARABIC ">
-        <w:r>
-          <w:rPr>
-            <w:noProof/>
-          </w:rPr>
-          <w:t>2</w:t>
-        </w:r>
-      </w:fldSimple>
+      <w:r>
+        <w:fldChar w:fldCharType="begin"/>
+      </w:r>
+      <w:r>
+        <w:instrText xml:space="preserve"> SEQ Figura \* ARABIC </w:instrText>
+      </w:r>
+      <w:r>
+        <w:fldChar w:fldCharType="separate"/>
+      </w:r>
+      <w:r>
+        <w:rPr>
+          <w:noProof/>
+        </w:rPr>
+        <w:t>2</w:t>
+      </w:r>
+      <w:r>
+        <w:rPr>
+          <w:noProof/>
+        </w:rPr>
+        <w:fldChar w:fldCharType="end"/>
+      </w:r>
       <w:r>
         <w:t xml:space="preserve"> - </w:t>
       </w:r>
@@ -6090,7 +6090,7 @@
       <w:r>
         <w:t xml:space="preserve"> Gestão Inventário</w:t>
       </w:r>
-      <w:bookmarkEnd w:id="12"/>
+      <w:bookmarkEnd w:id="13"/>
     </w:p>
     <w:p/>
     <w:p>
@@ -6113,7 +6113,7 @@
           <w:noProof/>
         </w:rPr>
       </w:pPr>
-      <w:bookmarkStart w:id="13" w:name="_Toc215255730"/>
+      <w:bookmarkStart w:id="14" w:name="_Toc215255730"/>
       <w:r>
         <w:rPr>
           <w:noProof/>
@@ -6121,7 +6121,7 @@
         <w:lastRenderedPageBreak/>
         <w:t>Agendamento de Entregas</w:t>
       </w:r>
-      <w:bookmarkEnd w:id="13"/>
+      <w:bookmarkEnd w:id="14"/>
     </w:p>
     <w:p>
       <w:r>
@@ -6175,22 +6175,35 @@
                                 <w:szCs w:val="22"/>
                               </w:rPr>
                             </w:pPr>
-                            <w:bookmarkStart w:id="14" w:name="_Toc215255757"/>
+                            <w:bookmarkStart w:id="15" w:name="_Toc215255757"/>
                             <w:r>
                               <w:t xml:space="preserve">Figura </w:t>
                             </w:r>
-                            <w:fldSimple w:instr=" SEQ Figura \* ARABIC ">
-                              <w:r>
-                                <w:rPr>
-                                  <w:noProof/>
-                                </w:rPr>
-                                <w:t>3</w:t>
-                              </w:r>
-                            </w:fldSimple>
+                            <w:r>
+                              <w:fldChar w:fldCharType="begin"/>
+                            </w:r>
+                            <w:r>
+                              <w:instrText xml:space="preserve"> SEQ Figura \* ARABIC </w:instrText>
+                            </w:r>
+                            <w:r>
+                              <w:fldChar w:fldCharType="separate"/>
+                            </w:r>
+                            <w:r>
+                              <w:rPr>
+                                <w:noProof/>
+                              </w:rPr>
+                              <w:t>3</w:t>
+                            </w:r>
+                            <w:r>
+                              <w:rPr>
+                                <w:noProof/>
+                              </w:rPr>
+                              <w:fldChar w:fldCharType="end"/>
+                            </w:r>
                             <w:r>
                               <w:t xml:space="preserve"> - Diagrama BPMN Agendamento De Entregas</w:t>
                             </w:r>
-                            <w:bookmarkEnd w:id="14"/>
+                            <w:bookmarkEnd w:id="15"/>
                           </w:p>
                         </w:txbxContent>
                       </wps:txbx>
@@ -6353,12 +6366,12 @@
       <w:pPr>
         <w:pStyle w:val="Ttulo2"/>
       </w:pPr>
-      <w:bookmarkStart w:id="15" w:name="_Toc215255731"/>
+      <w:bookmarkStart w:id="17" w:name="_Toc215255731"/>
       <w:r>
         <w:lastRenderedPageBreak/>
         <w:t>Gestão de Benificiários</w:t>
       </w:r>
-      <w:bookmarkEnd w:id="15"/>
+      <w:bookmarkEnd w:id="17"/>
     </w:p>
     <w:p>
       <w:pPr>
@@ -6415,22 +6428,35 @@
                                 <w:szCs w:val="22"/>
                               </w:rPr>
                             </w:pPr>
-                            <w:bookmarkStart w:id="16" w:name="_Toc215255758"/>
+                            <w:bookmarkStart w:id="18" w:name="_Toc215255758"/>
                             <w:r>
                               <w:t xml:space="preserve">Figura </w:t>
                             </w:r>
-                            <w:fldSimple w:instr=" SEQ Figura \* ARABIC ">
-                              <w:r>
-                                <w:rPr>
-                                  <w:noProof/>
-                                </w:rPr>
-                                <w:t>4</w:t>
-                              </w:r>
-                            </w:fldSimple>
+                            <w:r>
+                              <w:fldChar w:fldCharType="begin"/>
+                            </w:r>
+                            <w:r>
+                              <w:instrText xml:space="preserve"> SEQ Figura \* ARABIC </w:instrText>
+                            </w:r>
+                            <w:r>
+                              <w:fldChar w:fldCharType="separate"/>
+                            </w:r>
+                            <w:r>
+                              <w:rPr>
+                                <w:noProof/>
+                              </w:rPr>
+                              <w:t>4</w:t>
+                            </w:r>
+                            <w:r>
+                              <w:rPr>
+                                <w:noProof/>
+                              </w:rPr>
+                              <w:fldChar w:fldCharType="end"/>
+                            </w:r>
                             <w:r>
                               <w:t xml:space="preserve"> - Diagrama BPMN Gestão Benificiários</w:t>
                             </w:r>
-                            <w:bookmarkEnd w:id="16"/>
+                            <w:bookmarkEnd w:id="18"/>
                           </w:p>
                         </w:txbxContent>
                       </wps:txbx>
@@ -6597,12 +6623,12 @@
       <w:pPr>
         <w:pStyle w:val="Ttulo1"/>
       </w:pPr>
-      <w:bookmarkStart w:id="17" w:name="_Toc215255732"/>
+      <w:bookmarkStart w:id="20" w:name="_Toc215255732"/>
       <w:r>
         <w:lastRenderedPageBreak/>
         <w:t>Estudo de Viabilidade</w:t>
       </w:r>
-      <w:bookmarkEnd w:id="17"/>
+      <w:bookmarkEnd w:id="20"/>
     </w:p>
     <w:p>
       <w:pPr>
@@ -6663,11 +6689,11 @@
       <w:pPr>
         <w:pStyle w:val="Ttulo2"/>
       </w:pPr>
-      <w:bookmarkStart w:id="18" w:name="_Toc215255733"/>
+      <w:bookmarkStart w:id="21" w:name="_Toc215255733"/>
       <w:r>
         <w:t>Objetivo da Solução Digital</w:t>
       </w:r>
-      <w:bookmarkEnd w:id="18"/>
+      <w:bookmarkEnd w:id="21"/>
     </w:p>
     <w:p>
       <w:r>
@@ -6702,11 +6728,11 @@
       <w:pPr>
         <w:pStyle w:val="Ttulo2"/>
       </w:pPr>
-      <w:bookmarkStart w:id="19" w:name="_Toc215255734"/>
+      <w:bookmarkStart w:id="22" w:name="_Toc215255734"/>
       <w:r>
         <w:t>Viabilidade Técnica</w:t>
       </w:r>
-      <w:bookmarkEnd w:id="19"/>
+      <w:bookmarkEnd w:id="22"/>
       <w:r>
         <w:t xml:space="preserve"> </w:t>
       </w:r>
@@ -6779,15 +6805,7 @@
         <w:t>Aplica</w:t>
       </w:r>
       <w:r>
-        <w:t xml:space="preserve">ção movel com Android </w:t>
-      </w:r>
-      <w:proofErr w:type="spellStart"/>
-      <w:r>
-        <w:t>Studio</w:t>
-      </w:r>
-      <w:proofErr w:type="spellEnd"/>
-      <w:r>
-        <w:t>;</w:t>
+        <w:t>ção movel com Android Studio;</w:t>
       </w:r>
     </w:p>
     <w:p>
@@ -6800,15 +6818,7 @@
         <w:jc w:val="both"/>
       </w:pPr>
       <w:r>
-        <w:t xml:space="preserve">Website com </w:t>
-      </w:r>
-      <w:proofErr w:type="spellStart"/>
-      <w:r>
-        <w:t>React</w:t>
-      </w:r>
-      <w:proofErr w:type="spellEnd"/>
-      <w:r>
-        <w:t xml:space="preserve"> e Next.js;</w:t>
+        <w:t>Website com React e Next.js;</w:t>
       </w:r>
     </w:p>
     <w:p>
@@ -6885,12 +6895,12 @@
       <w:pPr>
         <w:pStyle w:val="Ttulo2"/>
       </w:pPr>
-      <w:bookmarkStart w:id="20" w:name="_Toc215255735"/>
+      <w:bookmarkStart w:id="23" w:name="_Toc215255735"/>
       <w:r>
         <w:lastRenderedPageBreak/>
         <w:t>Viabilidade Operacional</w:t>
       </w:r>
-      <w:bookmarkEnd w:id="20"/>
+      <w:bookmarkEnd w:id="23"/>
       <w:r>
         <w:t xml:space="preserve"> </w:t>
       </w:r>
@@ -6959,11 +6969,11 @@
       <w:pPr>
         <w:pStyle w:val="Ttulo2"/>
       </w:pPr>
-      <w:bookmarkStart w:id="21" w:name="_Toc215255736"/>
+      <w:bookmarkStart w:id="24" w:name="_Toc215255736"/>
       <w:r>
         <w:t>Analise de Riscos</w:t>
       </w:r>
-      <w:bookmarkEnd w:id="21"/>
+      <w:bookmarkEnd w:id="24"/>
       <w:r>
         <w:t xml:space="preserve"> </w:t>
       </w:r>
@@ -7304,12 +7314,12 @@
       <w:pPr>
         <w:pStyle w:val="Ttulo1"/>
       </w:pPr>
-      <w:bookmarkStart w:id="22" w:name="_Toc215255737"/>
+      <w:bookmarkStart w:id="25" w:name="_Toc215255737"/>
       <w:r>
         <w:lastRenderedPageBreak/>
         <w:t>Arquitetura Técnica da Aplicação</w:t>
       </w:r>
-      <w:bookmarkEnd w:id="22"/>
+      <w:bookmarkEnd w:id="25"/>
     </w:p>
     <w:p>
       <w:r>
@@ -7448,11 +7458,11 @@
       <w:pPr>
         <w:pStyle w:val="Ttulo2"/>
       </w:pPr>
-      <w:bookmarkStart w:id="23" w:name="_Toc215255738"/>
+      <w:bookmarkStart w:id="26" w:name="_Toc215255738"/>
       <w:r>
         <w:t>Tecnologias</w:t>
       </w:r>
-      <w:bookmarkEnd w:id="23"/>
+      <w:bookmarkEnd w:id="26"/>
       <w:r>
         <w:t xml:space="preserve"> </w:t>
       </w:r>
@@ -7539,13 +7549,8 @@
               <w:cnfStyle w:val="000000100000" w:firstRow="0" w:lastRow="0" w:firstColumn="0" w:lastColumn="0" w:oddVBand="0" w:evenVBand="0" w:oddHBand="1" w:evenHBand="0" w:firstRowFirstColumn="0" w:firstRowLastColumn="0" w:lastRowFirstColumn="0" w:lastRowLastColumn="0"/>
             </w:pPr>
             <w:r>
-              <w:t xml:space="preserve">Android </w:t>
-            </w:r>
-            <w:proofErr w:type="spellStart"/>
-            <w:r>
-              <w:t>Studio</w:t>
-            </w:r>
-            <w:proofErr w:type="spellEnd"/>
+              <w:t>Android Studio</w:t>
+            </w:r>
           </w:p>
         </w:tc>
       </w:tr>
@@ -7566,7 +7571,6 @@
                 <w:bCs w:val="0"/>
               </w:rPr>
             </w:pPr>
-            <w:proofErr w:type="spellStart"/>
             <w:r>
               <w:rPr>
                 <w:b w:val="0"/>
@@ -7574,7 +7578,6 @@
               </w:rPr>
               <w:t>Frontend</w:t>
             </w:r>
-            <w:proofErr w:type="spellEnd"/>
           </w:p>
         </w:tc>
         <w:tc>
@@ -7586,13 +7589,8 @@
               <w:jc w:val="center"/>
               <w:cnfStyle w:val="000000000000" w:firstRow="0" w:lastRow="0" w:firstColumn="0" w:lastColumn="0" w:oddVBand="0" w:evenVBand="0" w:oddHBand="0" w:evenHBand="0" w:firstRowFirstColumn="0" w:firstRowLastColumn="0" w:lastRowFirstColumn="0" w:lastRowLastColumn="0"/>
             </w:pPr>
-            <w:proofErr w:type="spellStart"/>
-            <w:r>
-              <w:t>React</w:t>
-            </w:r>
-            <w:proofErr w:type="spellEnd"/>
-            <w:r>
-              <w:t xml:space="preserve"> e Next.js</w:t>
+            <w:r>
+              <w:t>React e Next.js</w:t>
             </w:r>
           </w:p>
         </w:tc>
@@ -7615,7 +7613,6 @@
                 <w:bCs w:val="0"/>
               </w:rPr>
             </w:pPr>
-            <w:proofErr w:type="spellStart"/>
             <w:r>
               <w:rPr>
                 <w:b w:val="0"/>
@@ -7623,7 +7620,6 @@
               </w:rPr>
               <w:t>Backend</w:t>
             </w:r>
-            <w:proofErr w:type="spellEnd"/>
           </w:p>
         </w:tc>
         <w:tc>
@@ -7676,11 +7672,9 @@
               <w:jc w:val="center"/>
               <w:cnfStyle w:val="000000000000" w:firstRow="0" w:lastRow="0" w:firstColumn="0" w:lastColumn="0" w:oddVBand="0" w:evenVBand="0" w:oddHBand="0" w:evenHBand="0" w:firstRowFirstColumn="0" w:firstRowLastColumn="0" w:lastRowFirstColumn="0" w:lastRowLastColumn="0"/>
             </w:pPr>
-            <w:proofErr w:type="spellStart"/>
             <w:r>
               <w:t>PostgreSQL</w:t>
             </w:r>
-            <w:proofErr w:type="spellEnd"/>
           </w:p>
         </w:tc>
       </w:tr>
@@ -7697,12 +7691,12 @@
       <w:pPr>
         <w:pStyle w:val="Ttulo2"/>
       </w:pPr>
-      <w:bookmarkStart w:id="24" w:name="_Toc215255739"/>
+      <w:bookmarkStart w:id="27" w:name="_Toc215255739"/>
       <w:r>
         <w:lastRenderedPageBreak/>
         <w:t>Diagrama de Arquitetura Técnica</w:t>
       </w:r>
-      <w:bookmarkEnd w:id="24"/>
+      <w:bookmarkEnd w:id="27"/>
     </w:p>
     <w:p>
       <w:r>
@@ -7766,27 +7760,35 @@
         <w:pStyle w:val="Legenda"/>
         <w:jc w:val="center"/>
       </w:pPr>
-      <w:bookmarkStart w:id="25" w:name="_Toc215255759"/>
+      <w:bookmarkStart w:id="28" w:name="_Toc215255759"/>
       <w:r>
         <w:t xml:space="preserve">Figura </w:t>
       </w:r>
-      <w:fldSimple w:instr=" SEQ Figura \* ARABIC ">
-        <w:r>
-          <w:rPr>
-            <w:noProof/>
-          </w:rPr>
-          <w:t>5</w:t>
-        </w:r>
-      </w:fldSimple>
-      <w:r>
-        <w:t xml:space="preserve"> - Diagrama Arquitetura </w:t>
-      </w:r>
-      <w:proofErr w:type="spellStart"/>
-      <w:r>
-        <w:t>Tecnica</w:t>
-      </w:r>
-      <w:bookmarkEnd w:id="25"/>
-      <w:proofErr w:type="spellEnd"/>
+      <w:r>
+        <w:fldChar w:fldCharType="begin"/>
+      </w:r>
+      <w:r>
+        <w:instrText xml:space="preserve"> SEQ Figura \* ARABIC </w:instrText>
+      </w:r>
+      <w:r>
+        <w:fldChar w:fldCharType="separate"/>
+      </w:r>
+      <w:r>
+        <w:rPr>
+          <w:noProof/>
+        </w:rPr>
+        <w:t>5</w:t>
+      </w:r>
+      <w:r>
+        <w:rPr>
+          <w:noProof/>
+        </w:rPr>
+        <w:fldChar w:fldCharType="end"/>
+      </w:r>
+      <w:r>
+        <w:t xml:space="preserve"> - Diagrama Arquitetura Tecnica</w:t>
+      </w:r>
+      <w:bookmarkEnd w:id="28"/>
     </w:p>
     <w:p>
       <w:pPr>
@@ -7808,12 +7810,12 @@
       <w:pPr>
         <w:pStyle w:val="Ttulo1"/>
       </w:pPr>
-      <w:bookmarkStart w:id="26" w:name="_Toc215255740"/>
+      <w:bookmarkStart w:id="29" w:name="_Toc215255740"/>
       <w:r>
         <w:lastRenderedPageBreak/>
         <w:t>Diagrama de Estados</w:t>
       </w:r>
-      <w:bookmarkEnd w:id="26"/>
+      <w:bookmarkEnd w:id="29"/>
     </w:p>
     <w:p>
       <w:r>
@@ -7830,11 +7832,11 @@
       <w:pPr>
         <w:pStyle w:val="Ttulo2"/>
       </w:pPr>
-      <w:bookmarkStart w:id="27" w:name="_Toc215255741"/>
+      <w:bookmarkStart w:id="30" w:name="_Toc215255741"/>
       <w:r>
         <w:t>Pedir Apoio</w:t>
       </w:r>
-      <w:bookmarkEnd w:id="27"/>
+      <w:bookmarkEnd w:id="30"/>
     </w:p>
     <w:p>
       <w:r>
@@ -7908,22 +7910,35 @@
         <w:pStyle w:val="Legenda"/>
         <w:jc w:val="center"/>
       </w:pPr>
-      <w:bookmarkStart w:id="28" w:name="_Toc215255760"/>
+      <w:bookmarkStart w:id="31" w:name="_Toc215255760"/>
       <w:r>
         <w:t xml:space="preserve">Figura </w:t>
       </w:r>
-      <w:fldSimple w:instr=" SEQ Figura \* ARABIC ">
-        <w:r>
-          <w:rPr>
-            <w:noProof/>
-          </w:rPr>
-          <w:t>6</w:t>
-        </w:r>
-      </w:fldSimple>
+      <w:r>
+        <w:fldChar w:fldCharType="begin"/>
+      </w:r>
+      <w:r>
+        <w:instrText xml:space="preserve"> SEQ Figura \* ARABIC </w:instrText>
+      </w:r>
+      <w:r>
+        <w:fldChar w:fldCharType="separate"/>
+      </w:r>
+      <w:r>
+        <w:rPr>
+          <w:noProof/>
+        </w:rPr>
+        <w:t>6</w:t>
+      </w:r>
+      <w:r>
+        <w:rPr>
+          <w:noProof/>
+        </w:rPr>
+        <w:fldChar w:fldCharType="end"/>
+      </w:r>
       <w:r>
         <w:t xml:space="preserve"> - Diagrama de Estados Pedir Apoio</w:t>
       </w:r>
-      <w:bookmarkEnd w:id="28"/>
+      <w:bookmarkEnd w:id="31"/>
     </w:p>
     <w:p>
       <w:pPr>
@@ -7948,12 +7963,12 @@
       <w:pPr>
         <w:pStyle w:val="Ttulo2"/>
       </w:pPr>
-      <w:bookmarkStart w:id="29" w:name="_Toc215255742"/>
+      <w:bookmarkStart w:id="32" w:name="_Toc215255742"/>
       <w:r>
         <w:lastRenderedPageBreak/>
         <w:t>Gestão de Inventário</w:t>
       </w:r>
-      <w:bookmarkEnd w:id="29"/>
+      <w:bookmarkEnd w:id="32"/>
     </w:p>
     <w:p>
       <w:r>
@@ -8024,18 +8039,31 @@
         <w:pStyle w:val="Legenda"/>
         <w:jc w:val="center"/>
       </w:pPr>
-      <w:bookmarkStart w:id="30" w:name="_Toc215255761"/>
+      <w:bookmarkStart w:id="33" w:name="_Toc215255761"/>
       <w:r>
         <w:t xml:space="preserve">Figura </w:t>
       </w:r>
-      <w:fldSimple w:instr=" SEQ Figura \* ARABIC ">
-        <w:r>
-          <w:rPr>
-            <w:noProof/>
-          </w:rPr>
-          <w:t>7</w:t>
-        </w:r>
-      </w:fldSimple>
+      <w:r>
+        <w:fldChar w:fldCharType="begin"/>
+      </w:r>
+      <w:r>
+        <w:instrText xml:space="preserve"> SEQ Figura \* ARABIC </w:instrText>
+      </w:r>
+      <w:r>
+        <w:fldChar w:fldCharType="separate"/>
+      </w:r>
+      <w:r>
+        <w:rPr>
+          <w:noProof/>
+        </w:rPr>
+        <w:t>7</w:t>
+      </w:r>
+      <w:r>
+        <w:rPr>
+          <w:noProof/>
+        </w:rPr>
+        <w:fldChar w:fldCharType="end"/>
+      </w:r>
       <w:r>
         <w:t xml:space="preserve"> - </w:t>
       </w:r>
@@ -8045,7 +8073,7 @@
       <w:r>
         <w:t>Gestão de Inventário</w:t>
       </w:r>
-      <w:bookmarkEnd w:id="30"/>
+      <w:bookmarkEnd w:id="33"/>
     </w:p>
     <w:p>
       <w:pPr>
@@ -8093,12 +8121,12 @@
       <w:pPr>
         <w:pStyle w:val="Ttulo2"/>
       </w:pPr>
-      <w:bookmarkStart w:id="31" w:name="_Toc215255743"/>
+      <w:bookmarkStart w:id="34" w:name="_Toc215255743"/>
       <w:r>
         <w:lastRenderedPageBreak/>
         <w:t>Agendamento de Entregas</w:t>
       </w:r>
-      <w:bookmarkEnd w:id="31"/>
+      <w:bookmarkEnd w:id="34"/>
     </w:p>
     <w:p>
       <w:r>
@@ -8169,22 +8197,35 @@
         <w:pStyle w:val="Legenda"/>
         <w:jc w:val="center"/>
       </w:pPr>
-      <w:bookmarkStart w:id="32" w:name="_Toc215255762"/>
+      <w:bookmarkStart w:id="35" w:name="_Toc215255762"/>
       <w:r>
         <w:t xml:space="preserve">Figura </w:t>
       </w:r>
-      <w:fldSimple w:instr=" SEQ Figura \* ARABIC ">
-        <w:r>
-          <w:rPr>
-            <w:noProof/>
-          </w:rPr>
-          <w:t>8</w:t>
-        </w:r>
-      </w:fldSimple>
+      <w:r>
+        <w:fldChar w:fldCharType="begin"/>
+      </w:r>
+      <w:r>
+        <w:instrText xml:space="preserve"> SEQ Figura \* ARABIC </w:instrText>
+      </w:r>
+      <w:r>
+        <w:fldChar w:fldCharType="separate"/>
+      </w:r>
+      <w:r>
+        <w:rPr>
+          <w:noProof/>
+        </w:rPr>
+        <w:t>8</w:t>
+      </w:r>
+      <w:r>
+        <w:rPr>
+          <w:noProof/>
+        </w:rPr>
+        <w:fldChar w:fldCharType="end"/>
+      </w:r>
       <w:r>
         <w:t xml:space="preserve"> - Diagrama de Estados Agendamento de Entregas</w:t>
       </w:r>
-      <w:bookmarkEnd w:id="32"/>
+      <w:bookmarkEnd w:id="35"/>
     </w:p>
     <w:p>
       <w:pPr>
@@ -8220,12 +8261,12 @@
       <w:pPr>
         <w:pStyle w:val="Ttulo2"/>
       </w:pPr>
-      <w:bookmarkStart w:id="33" w:name="_Toc215255744"/>
+      <w:bookmarkStart w:id="36" w:name="_Toc215255744"/>
       <w:r>
         <w:lastRenderedPageBreak/>
         <w:t>Gestão dos Beneficiários</w:t>
       </w:r>
-      <w:bookmarkEnd w:id="33"/>
+      <w:bookmarkEnd w:id="36"/>
       <w:r>
         <w:t xml:space="preserve"> </w:t>
       </w:r>
@@ -8299,18 +8340,31 @@
         <w:pStyle w:val="Legenda"/>
         <w:jc w:val="center"/>
       </w:pPr>
-      <w:bookmarkStart w:id="34" w:name="_Toc215255763"/>
+      <w:bookmarkStart w:id="37" w:name="_Toc215255763"/>
       <w:r>
         <w:t xml:space="preserve">Figura </w:t>
       </w:r>
-      <w:fldSimple w:instr=" SEQ Figura \* ARABIC ">
-        <w:r>
-          <w:rPr>
-            <w:noProof/>
-          </w:rPr>
-          <w:t>9</w:t>
-        </w:r>
-      </w:fldSimple>
+      <w:r>
+        <w:fldChar w:fldCharType="begin"/>
+      </w:r>
+      <w:r>
+        <w:instrText xml:space="preserve"> SEQ Figura \* ARABIC </w:instrText>
+      </w:r>
+      <w:r>
+        <w:fldChar w:fldCharType="separate"/>
+      </w:r>
+      <w:r>
+        <w:rPr>
+          <w:noProof/>
+        </w:rPr>
+        <w:t>9</w:t>
+      </w:r>
+      <w:r>
+        <w:rPr>
+          <w:noProof/>
+        </w:rPr>
+        <w:fldChar w:fldCharType="end"/>
+      </w:r>
       <w:r>
         <w:t xml:space="preserve"> - </w:t>
       </w:r>
@@ -8320,7 +8374,7 @@
       <w:r>
         <w:t>Gestão dos Beneficiários</w:t>
       </w:r>
-      <w:bookmarkEnd w:id="34"/>
+      <w:bookmarkEnd w:id="37"/>
     </w:p>
     <w:p>
       <w:pPr>
@@ -8350,12 +8404,12 @@
       <w:pPr>
         <w:pStyle w:val="Ttulo1"/>
       </w:pPr>
-      <w:bookmarkStart w:id="35" w:name="_Toc215255745"/>
+      <w:bookmarkStart w:id="38" w:name="_Toc215255745"/>
       <w:r>
         <w:lastRenderedPageBreak/>
         <w:t>Diagrama de casos de uso</w:t>
       </w:r>
-      <w:bookmarkEnd w:id="35"/>
+      <w:bookmarkEnd w:id="38"/>
     </w:p>
     <w:p>
       <w:pPr>
@@ -8375,11 +8429,11 @@
       <w:pPr>
         <w:pStyle w:val="Ttulo2"/>
       </w:pPr>
-      <w:bookmarkStart w:id="36" w:name="_Toc215255746"/>
+      <w:bookmarkStart w:id="39" w:name="_Toc215255746"/>
       <w:r>
         <w:t>Pedir Apoio</w:t>
       </w:r>
-      <w:bookmarkEnd w:id="36"/>
+      <w:bookmarkEnd w:id="39"/>
     </w:p>
     <w:p>
       <w:r>
@@ -8455,18 +8509,31 @@
         <w:pStyle w:val="Legenda"/>
         <w:jc w:val="center"/>
       </w:pPr>
-      <w:bookmarkStart w:id="37" w:name="_Toc215255764"/>
+      <w:bookmarkStart w:id="40" w:name="_Toc215255764"/>
       <w:r>
         <w:t xml:space="preserve">Figura </w:t>
       </w:r>
-      <w:fldSimple w:instr=" SEQ Figura \* ARABIC ">
-        <w:r>
-          <w:rPr>
-            <w:noProof/>
-          </w:rPr>
-          <w:t>10</w:t>
-        </w:r>
-      </w:fldSimple>
+      <w:r>
+        <w:fldChar w:fldCharType="begin"/>
+      </w:r>
+      <w:r>
+        <w:instrText xml:space="preserve"> SEQ Figura \* ARABIC </w:instrText>
+      </w:r>
+      <w:r>
+        <w:fldChar w:fldCharType="separate"/>
+      </w:r>
+      <w:r>
+        <w:rPr>
+          <w:noProof/>
+        </w:rPr>
+        <w:t>10</w:t>
+      </w:r>
+      <w:r>
+        <w:rPr>
+          <w:noProof/>
+        </w:rPr>
+        <w:fldChar w:fldCharType="end"/>
+      </w:r>
       <w:r>
         <w:t xml:space="preserve">- </w:t>
       </w:r>
@@ -8476,7 +8543,7 @@
       <w:r>
         <w:t>Casos de Uso Pedir Apoio</w:t>
       </w:r>
-      <w:bookmarkEnd w:id="37"/>
+      <w:bookmarkEnd w:id="40"/>
     </w:p>
     <w:p>
       <w:pPr>
@@ -8492,15 +8559,7 @@
         <w:t xml:space="preserve">diagrama </w:t>
       </w:r>
       <w:r>
-        <w:t>ilustra as interações no módulo de Candidatura, envolvendo o Beneficiário, o Funcionário e o Sistema. O processo inicia-se com o Beneficiário a acionar o caso de uso "Submete ficheiros", carregando a documentação necessária na plataforma. Por sua vez, cabe ao Funcionário executar o caso de uso "Analisa situação", validando a elegibilidade do pedido; existe aqui uma relação de extensão (&lt;&lt;</w:t>
-      </w:r>
-      <w:proofErr w:type="spellStart"/>
-      <w:r>
-        <w:t>Extend</w:t>
-      </w:r>
-      <w:proofErr w:type="spellEnd"/>
-      <w:r>
-        <w:t>&gt;&gt;) para a ação "Insere dados", o que indica que o registo final dos dados no sistema é uma operação condicional, ocorrendo apenas se a análise for positiva e a situação do candidato for considerada regularizada.</w:t>
+        <w:t>ilustra as interações no módulo de Candidatura, envolvendo o Beneficiário, o Funcionário e o Sistema. O processo inicia-se com o Beneficiário a acionar o caso de uso "Submete ficheiros", carregando a documentação necessária na plataforma. Por sua vez, cabe ao Funcionário executar o caso de uso "Analisa situação", validando a elegibilidade do pedido; existe aqui uma relação de extensão (&lt;&lt;Extend&gt;&gt;) para a ação "Insere dados", o que indica que o registo final dos dados no sistema é uma operação condicional, ocorrendo apenas se a análise for positiva e a situação do candidato for considerada regularizada.</w:t>
       </w:r>
     </w:p>
     <w:p>
@@ -8517,12 +8576,12 @@
       <w:pPr>
         <w:pStyle w:val="Ttulo2"/>
       </w:pPr>
-      <w:bookmarkStart w:id="38" w:name="_Toc215255747"/>
+      <w:bookmarkStart w:id="41" w:name="_Toc215255747"/>
       <w:r>
         <w:lastRenderedPageBreak/>
         <w:t>Registo da doação</w:t>
       </w:r>
-      <w:bookmarkEnd w:id="38"/>
+      <w:bookmarkEnd w:id="41"/>
     </w:p>
     <w:p>
       <w:r>
@@ -8592,18 +8651,31 @@
         <w:pStyle w:val="Legenda"/>
         <w:jc w:val="center"/>
       </w:pPr>
-      <w:bookmarkStart w:id="39" w:name="_Toc215255765"/>
+      <w:bookmarkStart w:id="42" w:name="_Toc215255765"/>
       <w:r>
         <w:t xml:space="preserve">Figura </w:t>
       </w:r>
-      <w:fldSimple w:instr=" SEQ Figura \* ARABIC ">
-        <w:r>
-          <w:rPr>
-            <w:noProof/>
-          </w:rPr>
-          <w:t>11</w:t>
-        </w:r>
-      </w:fldSimple>
+      <w:r>
+        <w:fldChar w:fldCharType="begin"/>
+      </w:r>
+      <w:r>
+        <w:instrText xml:space="preserve"> SEQ Figura \* ARABIC </w:instrText>
+      </w:r>
+      <w:r>
+        <w:fldChar w:fldCharType="separate"/>
+      </w:r>
+      <w:r>
+        <w:rPr>
+          <w:noProof/>
+        </w:rPr>
+        <w:t>11</w:t>
+      </w:r>
+      <w:r>
+        <w:rPr>
+          <w:noProof/>
+        </w:rPr>
+        <w:fldChar w:fldCharType="end"/>
+      </w:r>
       <w:r>
         <w:t xml:space="preserve"> - </w:t>
       </w:r>
@@ -8613,7 +8685,7 @@
       <w:r>
         <w:t>Gestão do Inventário</w:t>
       </w:r>
-      <w:bookmarkEnd w:id="39"/>
+      <w:bookmarkEnd w:id="42"/>
     </w:p>
     <w:p/>
     <w:p>
@@ -8624,23 +8696,7 @@
         <w:t>O diagrama</w:t>
       </w:r>
       <w:r>
-        <w:t xml:space="preserve"> representa o processo de Registo de Doação, no qual o ator Funcionário desempenha o papel central na triagem e entrada de bens. O fluxo inicia-se com a receção física dos artigos (Recebe produtos) e a subsequente verificação do seu prazo de consumo (Verifica Validade). Dependendo do resultado desta análise, o sistema apresenta dois comportamentos distintos através de relações de extensão (&lt;&lt;</w:t>
-      </w:r>
-      <w:proofErr w:type="spellStart"/>
-      <w:r>
-        <w:t>Extend</w:t>
-      </w:r>
-      <w:proofErr w:type="spellEnd"/>
-      <w:r>
-        <w:t>&gt;&gt;): caso a validade esteja a terminar, o fluxo desvia para o caso de uso Envia para Associação; por outro lado, se a validade for considerada longa, prossegue-se para o Regista produtos no Sistema. Este último caso de uso incorpora obrigatoriamente, através de uma relação de inclusão (&lt;&lt;</w:t>
-      </w:r>
-      <w:proofErr w:type="spellStart"/>
-      <w:r>
-        <w:t>Include</w:t>
-      </w:r>
-      <w:proofErr w:type="spellEnd"/>
-      <w:r>
-        <w:t>&gt;&gt;), a ação Insere no Sistema, garantindo a persistência dos dados no inventário digital da Loja Social.</w:t>
+        <w:t xml:space="preserve"> representa o processo de Registo de Doação, no qual o ator Funcionário desempenha o papel central na triagem e entrada de bens. O fluxo inicia-se com a receção física dos artigos (Recebe produtos) e a subsequente verificação do seu prazo de consumo (Verifica Validade). Dependendo do resultado desta análise, o sistema apresenta dois comportamentos distintos através de relações de extensão (&lt;&lt;Extend&gt;&gt;): caso a validade esteja a terminar, o fluxo desvia para o caso de uso Envia para Associação; por outro lado, se a validade for considerada longa, prossegue-se para o Regista produtos no Sistema. Este último caso de uso incorpora obrigatoriamente, através de uma relação de inclusão (&lt;&lt;Include&gt;&gt;), a ação Insere no Sistema, garantindo a persistência dos dados no inventário digital da Loja Social.</w:t>
       </w:r>
     </w:p>
     <w:p>
@@ -8655,7 +8711,7 @@
           <w:noProof/>
         </w:rPr>
       </w:pPr>
-      <w:bookmarkStart w:id="40" w:name="_Toc215255748"/>
+      <w:bookmarkStart w:id="43" w:name="_Toc215255748"/>
       <w:r>
         <w:rPr>
           <w:noProof/>
@@ -8663,7 +8719,7 @@
         <w:lastRenderedPageBreak/>
         <w:t>Entregar bens</w:t>
       </w:r>
-      <w:bookmarkEnd w:id="40"/>
+      <w:bookmarkEnd w:id="43"/>
       <w:r>
         <w:rPr>
           <w:noProof/>
@@ -8755,15 +8811,7 @@
         <w:t>representa</w:t>
       </w:r>
       <w:r>
-        <w:t xml:space="preserve"> a colaboração entre o Beneficiário, o Funcionário e o Sistema para a concretização do apoio. O fluxo é coordenado através do caso de uso Agenda Entrega, onde os três intervenientes interagem para definir o momento da recolha. Ao Funcionário cabem as tarefas operacionais de Prepara Entrega (separação dos bens em stock) e Realiza Entrega (entrega física ao beneficiário), enquanto o Sistema assume um papel de suporte automatizado ao executar a </w:t>
-      </w:r>
-      <w:proofErr w:type="gramStart"/>
-      <w:r>
-        <w:t>ação Notifica</w:t>
-      </w:r>
-      <w:proofErr w:type="gramEnd"/>
-      <w:r>
-        <w:t>, garantindo que as partes envolvidas são alertadas sobre o estado e confirmação do agendamento.</w:t>
+        <w:t xml:space="preserve"> a colaboração entre o Beneficiário, o Funcionário e o Sistema para a concretização do apoio. O fluxo é coordenado através do caso de uso Agenda Entrega, onde os três intervenientes interagem para definir o momento da recolha. Ao Funcionário cabem as tarefas operacionais de Prepara Entrega (separação dos bens em stock) e Realiza Entrega (entrega física ao beneficiário), enquanto o Sistema assume um papel de suporte automatizado ao executar a ação Notifica, garantindo que as partes envolvidas são alertadas sobre o estado e confirmação do agendamento.</w:t>
       </w:r>
     </w:p>
     <w:p>
@@ -8775,12 +8823,12 @@
       <w:pPr>
         <w:pStyle w:val="Ttulo1"/>
       </w:pPr>
-      <w:bookmarkStart w:id="41" w:name="_Toc215255749"/>
+      <w:bookmarkStart w:id="44" w:name="_Toc215255749"/>
       <w:r>
         <w:lastRenderedPageBreak/>
         <w:t>Diagrama ER</w:t>
       </w:r>
-      <w:bookmarkEnd w:id="41"/>
+      <w:bookmarkEnd w:id="44"/>
     </w:p>
     <w:p>
       <w:r>
@@ -8840,18 +8888,31 @@
                                 <w:szCs w:val="22"/>
                               </w:rPr>
                             </w:pPr>
-                            <w:bookmarkStart w:id="42" w:name="_Toc215255766"/>
+                            <w:bookmarkStart w:id="45" w:name="_Toc215255766"/>
                             <w:r>
                               <w:t xml:space="preserve">Figura </w:t>
                             </w:r>
-                            <w:fldSimple w:instr=" SEQ Figura \* ARABIC ">
-                              <w:r>
-                                <w:rPr>
-                                  <w:noProof/>
-                                </w:rPr>
-                                <w:t>12</w:t>
-                              </w:r>
-                            </w:fldSimple>
+                            <w:r>
+                              <w:fldChar w:fldCharType="begin"/>
+                            </w:r>
+                            <w:r>
+                              <w:instrText xml:space="preserve"> SEQ Figura \* ARABIC </w:instrText>
+                            </w:r>
+                            <w:r>
+                              <w:fldChar w:fldCharType="separate"/>
+                            </w:r>
+                            <w:r>
+                              <w:rPr>
+                                <w:noProof/>
+                              </w:rPr>
+                              <w:t>12</w:t>
+                            </w:r>
+                            <w:r>
+                              <w:rPr>
+                                <w:noProof/>
+                              </w:rPr>
+                              <w:fldChar w:fldCharType="end"/>
+                            </w:r>
                             <w:r>
                               <w:t xml:space="preserve"> - Diagram</w:t>
                             </w:r>
@@ -8861,7 +8922,7 @@
                             <w:r>
                               <w:t xml:space="preserve"> Entidade-Relação</w:t>
                             </w:r>
-                            <w:bookmarkEnd w:id="42"/>
+                            <w:bookmarkEnd w:id="45"/>
                           </w:p>
                         </w:txbxContent>
                       </wps:txbx>
@@ -9030,20 +9091,14 @@
         <w:jc w:val="both"/>
       </w:pPr>
       <w:r>
-        <w:t>O Modelo Entidade-</w:t>
-      </w:r>
-      <w:proofErr w:type="spellStart"/>
-      <w:r>
-        <w:t>Relac</w:t>
+        <w:t>O Modelo Entidade-Relac</w:t>
       </w:r>
       <w:r>
         <w:t>ão</w:t>
       </w:r>
-      <w:proofErr w:type="spellEnd"/>
       <w:r>
         <w:t xml:space="preserve"> da aplicação da Loja Social foi concebido para suportar os processos de negócio de forma otimizada , utilizando o </w:t>
       </w:r>
-      <w:proofErr w:type="spellStart"/>
       <w:r>
         <w:rPr>
           <w:b/>
@@ -9051,7 +9106,6 @@
         </w:rPr>
         <w:t>PostgreSQL</w:t>
       </w:r>
-      <w:proofErr w:type="spellEnd"/>
       <w:r>
         <w:t>. A estrutura da base de dados garante a centralização de dados, o controlo rigoroso do inventário e a automação de alertas.</w:t>
       </w:r>
@@ -9064,11 +9118,11 @@
           <w:bCs w:val="0"/>
         </w:rPr>
       </w:pPr>
-      <w:bookmarkStart w:id="43" w:name="_Toc215255750"/>
+      <w:bookmarkStart w:id="47" w:name="_Toc215255750"/>
       <w:r>
         <w:t>Organização e Pessoas</w:t>
       </w:r>
-      <w:bookmarkEnd w:id="43"/>
+      <w:bookmarkEnd w:id="47"/>
     </w:p>
     <w:p>
       <w:pPr>
@@ -9078,7 +9132,6 @@
       <w:r>
         <w:t xml:space="preserve">As tabelas </w:t>
       </w:r>
-      <w:proofErr w:type="spellStart"/>
       <w:r>
         <w:rPr>
           <w:b/>
@@ -9086,11 +9139,9 @@
         </w:rPr>
         <w:t>Users</w:t>
       </w:r>
-      <w:proofErr w:type="spellEnd"/>
       <w:r>
         <w:t xml:space="preserve"> e </w:t>
       </w:r>
-      <w:proofErr w:type="spellStart"/>
       <w:r>
         <w:rPr>
           <w:b/>
@@ -9098,7 +9149,6 @@
         </w:rPr>
         <w:t>Beneficiario</w:t>
       </w:r>
-      <w:proofErr w:type="spellEnd"/>
       <w:r>
         <w:t xml:space="preserve"> estabelecem um registo centralizado dos utilizadores e estudantes elegíveis para apoio, sendo a base para a segurança do sistema. A gestão da logística é suportada pelas tabelas </w:t>
       </w:r>
@@ -9140,12 +9190,12 @@
           <w:bCs w:val="0"/>
         </w:rPr>
       </w:pPr>
-      <w:bookmarkStart w:id="44" w:name="_Toc215255751"/>
+      <w:bookmarkStart w:id="48" w:name="_Toc215255751"/>
       <w:r>
         <w:lastRenderedPageBreak/>
         <w:t>Gestão de Inventário e Rastreio</w:t>
       </w:r>
-      <w:bookmarkEnd w:id="44"/>
+      <w:bookmarkEnd w:id="48"/>
     </w:p>
     <w:p>
       <w:pPr>
@@ -9175,7 +9225,6 @@
       <w:r>
         <w:t xml:space="preserve">). Esta separação é vital, pois a tabela Stock armazena a </w:t>
       </w:r>
-      <w:proofErr w:type="spellStart"/>
       <w:r>
         <w:rPr>
           <w:b/>
@@ -9183,11 +9232,9 @@
         </w:rPr>
         <w:t>Data_Validade</w:t>
       </w:r>
-      <w:proofErr w:type="spellEnd"/>
       <w:r>
         <w:t xml:space="preserve">, permitindo ao sistema verificar a proximidade da expiração dos bens e evitar desperdícios. As transações de bens, tanto nas </w:t>
       </w:r>
-      <w:proofErr w:type="spellStart"/>
       <w:r>
         <w:rPr>
           <w:b/>
@@ -9195,7 +9242,6 @@
         </w:rPr>
         <w:t>Doacaos</w:t>
       </w:r>
-      <w:proofErr w:type="spellEnd"/>
       <w:r>
         <w:t xml:space="preserve"> quanto nas </w:t>
       </w:r>
@@ -9209,7 +9255,6 @@
       <w:r>
         <w:t>, são detalhadas através de tabelas específicas (</w:t>
       </w:r>
-      <w:proofErr w:type="spellStart"/>
       <w:r>
         <w:rPr>
           <w:b/>
@@ -9217,11 +9262,9 @@
         </w:rPr>
         <w:t>Doacao_Item</w:t>
       </w:r>
-      <w:proofErr w:type="spellEnd"/>
       <w:r>
         <w:t xml:space="preserve"> e </w:t>
       </w:r>
-      <w:proofErr w:type="spellStart"/>
       <w:r>
         <w:rPr>
           <w:b/>
@@ -9229,7 +9272,6 @@
         </w:rPr>
         <w:t>Entrega_Item</w:t>
       </w:r>
-      <w:proofErr w:type="spellEnd"/>
       <w:r>
         <w:t>), que registam a quantidade exata de cada Item movimentado.</w:t>
       </w:r>
@@ -9252,11 +9294,11 @@
           <w:bCs w:val="0"/>
         </w:rPr>
       </w:pPr>
-      <w:bookmarkStart w:id="45" w:name="_Toc215255752"/>
+      <w:bookmarkStart w:id="49" w:name="_Toc215255752"/>
       <w:r>
         <w:t>Alertas e Auditoria</w:t>
       </w:r>
-      <w:bookmarkEnd w:id="45"/>
+      <w:bookmarkEnd w:id="49"/>
     </w:p>
     <w:p>
       <w:pPr>
@@ -9265,7 +9307,6 @@
       <w:r>
         <w:t xml:space="preserve">Para apoio operacional, o sistema utiliza as tabelas </w:t>
       </w:r>
-      <w:proofErr w:type="spellStart"/>
       <w:r>
         <w:rPr>
           <w:b/>
@@ -9273,11 +9314,9 @@
         </w:rPr>
         <w:t>Notificacao_Agendamento</w:t>
       </w:r>
-      <w:proofErr w:type="spellEnd"/>
       <w:r>
         <w:t xml:space="preserve"> e </w:t>
       </w:r>
-      <w:proofErr w:type="spellStart"/>
       <w:r>
         <w:rPr>
           <w:b/>
@@ -9285,7 +9324,6 @@
         </w:rPr>
         <w:t>Notificacao_Stock</w:t>
       </w:r>
-      <w:proofErr w:type="spellEnd"/>
       <w:r>
         <w:t xml:space="preserve"> para armazenar o histórico de alertas, sendo esta última crucial para notificar sobre a validade próxima dos bens. A estrutura das tabelas permite, por fim, que a aplicação rastreie </w:t>
       </w:r>
@@ -9317,12 +9355,12 @@
       <w:pPr>
         <w:pStyle w:val="Ttulo1"/>
       </w:pPr>
-      <w:bookmarkStart w:id="46" w:name="_Toc215255753"/>
+      <w:bookmarkStart w:id="50" w:name="_Toc215255753"/>
       <w:r>
         <w:lastRenderedPageBreak/>
         <w:t>Diagrama de Classes</w:t>
       </w:r>
-      <w:bookmarkEnd w:id="46"/>
+      <w:bookmarkEnd w:id="50"/>
     </w:p>
     <w:p>
       <w:r>
@@ -9382,22 +9420,35 @@
                                 <w:szCs w:val="22"/>
                               </w:rPr>
                             </w:pPr>
-                            <w:bookmarkStart w:id="47" w:name="_Toc215255767"/>
+                            <w:bookmarkStart w:id="51" w:name="_Toc215255767"/>
                             <w:r>
                               <w:t xml:space="preserve">Figura </w:t>
                             </w:r>
-                            <w:fldSimple w:instr=" SEQ Figura \* ARABIC ">
-                              <w:r>
-                                <w:rPr>
-                                  <w:noProof/>
-                                </w:rPr>
-                                <w:t>13</w:t>
-                              </w:r>
-                            </w:fldSimple>
+                            <w:r>
+                              <w:fldChar w:fldCharType="begin"/>
+                            </w:r>
+                            <w:r>
+                              <w:instrText xml:space="preserve"> SEQ Figura \* ARABIC </w:instrText>
+                            </w:r>
+                            <w:r>
+                              <w:fldChar w:fldCharType="separate"/>
+                            </w:r>
+                            <w:r>
+                              <w:rPr>
+                                <w:noProof/>
+                              </w:rPr>
+                              <w:t>13</w:t>
+                            </w:r>
+                            <w:r>
+                              <w:rPr>
+                                <w:noProof/>
+                              </w:rPr>
+                              <w:fldChar w:fldCharType="end"/>
+                            </w:r>
                             <w:r>
                               <w:t>- Diagrama de Classes</w:t>
                             </w:r>
-                            <w:bookmarkEnd w:id="47"/>
+                            <w:bookmarkEnd w:id="51"/>
                           </w:p>
                         </w:txbxContent>
                       </wps:txbx>
@@ -9604,31 +9655,7 @@
         <w:t>Métodos</w:t>
       </w:r>
       <w:r>
-        <w:t xml:space="preserve"> (</w:t>
-      </w:r>
-      <w:proofErr w:type="spellStart"/>
-      <w:r>
-        <w:t>ex</w:t>
-      </w:r>
-      <w:proofErr w:type="spellEnd"/>
-      <w:r>
-        <w:t>: +</w:t>
-      </w:r>
-      <w:proofErr w:type="spellStart"/>
-      <w:r>
-        <w:t>VerificarValidade</w:t>
-      </w:r>
-      <w:proofErr w:type="spellEnd"/>
-      <w:r>
-        <w:t>(), +</w:t>
-      </w:r>
-      <w:proofErr w:type="spellStart"/>
-      <w:r>
-        <w:t>PrepararItens</w:t>
-      </w:r>
-      <w:proofErr w:type="spellEnd"/>
-      <w:r>
-        <w:t xml:space="preserve">(), +Login()), que representam as ações e funções que a aplicação executa para implementar os requisitos de negócio (como a verificação de expiração ou o fluxo de entrega). A estrutura da base de dados apenas define o </w:t>
+        <w:t xml:space="preserve"> (ex: +VerificarValidade(), +PrepararItens(), +Login()), que representam as ações e funções que a aplicação executa para implementar os requisitos de negócio (como a verificação de expiração ou o fluxo de entrega). A estrutura da base de dados apenas define o </w:t>
       </w:r>
       <w:r>
         <w:rPr>
@@ -9658,15 +9685,7 @@
         <w:t>tipos de dados de retorno</w:t>
       </w:r>
       <w:r>
-        <w:t xml:space="preserve"> dos métodos (</w:t>
-      </w:r>
-      <w:proofErr w:type="spellStart"/>
-      <w:r>
-        <w:t>ex</w:t>
-      </w:r>
-      <w:proofErr w:type="spellEnd"/>
-      <w:r>
-        <w:t>: : Lista&lt;Entregas&gt;), o que é essencial para o desenvolvimento do código, mas irrelevante para a estrutura pura da base de dados.</w:t>
+        <w:t xml:space="preserve"> dos métodos (ex: : Lista&lt;Entregas&gt;), o que é essencial para o desenvolvimento do código, mas irrelevante para a estrutura pura da base de dados.</w:t>
       </w:r>
     </w:p>
     <w:p>
@@ -9861,23 +9880,7 @@
         <w:t xml:space="preserve">. </w:t>
       </w:r>
       <w:r>
-        <w:t xml:space="preserve"> O foco está exclusivamente nos Atributos (</w:t>
-      </w:r>
-      <w:proofErr w:type="spellStart"/>
-      <w:r>
-        <w:t>ex</w:t>
-      </w:r>
-      <w:proofErr w:type="spellEnd"/>
-      <w:r>
-        <w:t xml:space="preserve">: Nome, </w:t>
-      </w:r>
-      <w:proofErr w:type="spellStart"/>
-      <w:r>
-        <w:t>Data_Nasc</w:t>
-      </w:r>
-      <w:proofErr w:type="spellEnd"/>
-      <w:r>
-        <w:t>, Quantidade) e nas Relações (Associações, Agregações), que representam as regras de dados essenciais para o negócio (como a relação entre Beneficiário e Entregas).</w:t>
+        <w:t xml:space="preserve"> O foco está exclusivamente nos Atributos (ex: Nome, Data_Nasc, Quantidade) e nas Relações (Associações, Agregações), que representam as regras de dados essenciais para o negócio (como a relação entre Beneficiário e Entregas).</w:t>
       </w:r>
     </w:p>
     <w:p>
@@ -9907,12 +9910,10 @@
       <w:pPr>
         <w:pStyle w:val="Ttulo1"/>
       </w:pPr>
-      <w:proofErr w:type="spellStart"/>
       <w:r>
         <w:lastRenderedPageBreak/>
         <w:t>Mockups</w:t>
       </w:r>
-      <w:proofErr w:type="spellEnd"/>
     </w:p>
     <w:p>
       <w:pPr>
@@ -9996,24 +9997,26 @@
       <w:r>
         <w:t xml:space="preserve">Figura </w:t>
       </w:r>
-      <w:fldSimple w:instr=" SEQ Figura \* ARABIC ">
-        <w:r>
-          <w:rPr>
-            <w:noProof/>
-          </w:rPr>
-          <w:t>14</w:t>
-        </w:r>
-      </w:fldSimple>
-      <w:r>
-        <w:t xml:space="preserve"> - </w:t>
-      </w:r>
-      <w:proofErr w:type="spellStart"/>
-      <w:r>
-        <w:t>Mockup</w:t>
-      </w:r>
-      <w:proofErr w:type="spellEnd"/>
-      <w:r>
-        <w:t xml:space="preserve"> Página Principal</w:t>
+      <w:r>
+        <w:fldChar w:fldCharType="begin"/>
+      </w:r>
+      <w:r>
+        <w:instrText xml:space="preserve"> SEQ Figura \* ARABIC </w:instrText>
+      </w:r>
+      <w:r>
+        <w:fldChar w:fldCharType="separate"/>
+      </w:r>
+      <w:r>
+        <w:rPr>
+          <w:noProof/>
+        </w:rPr>
+        <w:t>14</w:t>
+      </w:r>
+      <w:r>
+        <w:fldChar w:fldCharType="end"/>
+      </w:r>
+      <w:r>
+        <w:t xml:space="preserve"> - Mockup Página Principal</w:t>
       </w:r>
     </w:p>
     <w:p>
@@ -10087,24 +10090,26 @@
                             <w:r>
                               <w:t xml:space="preserve">Figura </w:t>
                             </w:r>
-                            <w:fldSimple w:instr=" SEQ Figura \* ARABIC ">
-                              <w:r>
-                                <w:rPr>
-                                  <w:noProof/>
-                                </w:rPr>
-                                <w:t>15</w:t>
-                              </w:r>
-                            </w:fldSimple>
                             <w:r>
-                              <w:t xml:space="preserve"> – </w:t>
+                              <w:fldChar w:fldCharType="begin"/>
                             </w:r>
-                            <w:proofErr w:type="spellStart"/>
                             <w:r>
-                              <w:t>Mockup</w:t>
+                              <w:instrText xml:space="preserve"> SEQ Figura \* ARABIC </w:instrText>
                             </w:r>
-                            <w:proofErr w:type="spellEnd"/>
                             <w:r>
-                              <w:t xml:space="preserve"> da Criação da Candidatura</w:t>
+                              <w:fldChar w:fldCharType="separate"/>
+                            </w:r>
+                            <w:r>
+                              <w:rPr>
+                                <w:noProof/>
+                              </w:rPr>
+                              <w:t>15</w:t>
+                            </w:r>
+                            <w:r>
+                              <w:fldChar w:fldCharType="end"/>
+                            </w:r>
+                            <w:r>
+                              <w:t xml:space="preserve"> – Mockup da Criação da Candidatura</w:t>
                             </w:r>
                           </w:p>
                         </w:txbxContent>
@@ -10126,11 +10131,7 @@
           </mc:Choice>
           <mc:Fallback>
             <w:pict>
-              <v:shapetype w14:anchorId="5A06CCB9" id="_x0000_t202" coordsize="21600,21600" o:spt="202" path="m,l,21600r21600,l21600,xe">
-                <v:stroke joinstyle="miter"/>
-                <v:path gradientshapeok="t" o:connecttype="rect"/>
-              </v:shapetype>
-              <v:shape id="_x0000_s1032" type="#_x0000_t202" style="position:absolute;left:0;text-align:left;margin-left:135.75pt;margin-top:488.95pt;width:182.55pt;height:.05pt;z-index:251691008;visibility:visible;mso-wrap-style:square;mso-width-percent:0;mso-wrap-distance-left:9pt;mso-wrap-distance-top:0;mso-wrap-distance-right:9pt;mso-wrap-distance-bottom:0;mso-position-horizontal:absolute;mso-position-horizontal-relative:text;mso-position-vertical:absolute;mso-position-vertical-relative:text;mso-width-percent:0;mso-width-relative:margin;v-text-anchor:top" o:gfxdata="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" stroked="f">
+              <v:shape w14:anchorId="5A06CCB9" id="_x0000_s1032" type="#_x0000_t202" style="position:absolute;left:0;text-align:left;margin-left:135.75pt;margin-top:488.95pt;width:182.55pt;height:.05pt;z-index:251691008;visibility:visible;mso-wrap-style:square;mso-width-percent:0;mso-wrap-distance-left:9pt;mso-wrap-distance-top:0;mso-wrap-distance-right:9pt;mso-wrap-distance-bottom:0;mso-position-horizontal:absolute;mso-position-horizontal-relative:text;mso-position-vertical:absolute;mso-position-vertical-relative:text;mso-width-percent:0;mso-width-relative:margin;v-text-anchor:top" o:gfxdata="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" stroked="f">
                 <v:textbox style="mso-fit-shape-to-text:t" inset="0,0,0,0">
                   <w:txbxContent>
                     <w:p>
@@ -10149,24 +10150,26 @@
                       <w:r>
                         <w:t xml:space="preserve">Figura </w:t>
                       </w:r>
-                      <w:fldSimple w:instr=" SEQ Figura \* ARABIC ">
-                        <w:r>
-                          <w:rPr>
-                            <w:noProof/>
-                          </w:rPr>
-                          <w:t>15</w:t>
-                        </w:r>
-                      </w:fldSimple>
                       <w:r>
-                        <w:t xml:space="preserve"> – </w:t>
+                        <w:fldChar w:fldCharType="begin"/>
                       </w:r>
-                      <w:proofErr w:type="spellStart"/>
                       <w:r>
-                        <w:t>Mockup</w:t>
+                        <w:instrText xml:space="preserve"> SEQ Figura \* ARABIC </w:instrText>
                       </w:r>
-                      <w:proofErr w:type="spellEnd"/>
                       <w:r>
-                        <w:t xml:space="preserve"> da Criação da Candidatura</w:t>
+                        <w:fldChar w:fldCharType="separate"/>
+                      </w:r>
+                      <w:r>
+                        <w:rPr>
+                          <w:noProof/>
+                        </w:rPr>
+                        <w:t>15</w:t>
+                      </w:r>
+                      <w:r>
+                        <w:fldChar w:fldCharType="end"/>
+                      </w:r>
+                      <w:r>
+                        <w:t xml:space="preserve"> – Mockup da Criação da Candidatura</w:t>
                       </w:r>
                     </w:p>
                   </w:txbxContent>
@@ -10283,14 +10286,24 @@
                             <w:r>
                               <w:t xml:space="preserve">Figura </w:t>
                             </w:r>
-                            <w:fldSimple w:instr=" SEQ Figura \* ARABIC ">
-                              <w:r>
-                                <w:rPr>
-                                  <w:noProof/>
-                                </w:rPr>
-                                <w:t>16</w:t>
-                              </w:r>
-                            </w:fldSimple>
+                            <w:r>
+                              <w:fldChar w:fldCharType="begin"/>
+                            </w:r>
+                            <w:r>
+                              <w:instrText xml:space="preserve"> SEQ Figura \* ARABIC </w:instrText>
+                            </w:r>
+                            <w:r>
+                              <w:fldChar w:fldCharType="separate"/>
+                            </w:r>
+                            <w:r>
+                              <w:rPr>
+                                <w:noProof/>
+                              </w:rPr>
+                              <w:t>16</w:t>
+                            </w:r>
+                            <w:r>
+                              <w:fldChar w:fldCharType="end"/>
+                            </w:r>
                             <w:r>
                               <w:t xml:space="preserve"> - Diagrama Sequência da Criação de Candidatura</w:t>
                             </w:r>
@@ -10551,14 +10564,24 @@
                             <w:r>
                               <w:t xml:space="preserve">Figura </w:t>
                             </w:r>
-                            <w:fldSimple w:instr=" SEQ Figura \* ARABIC ">
-                              <w:r>
-                                <w:rPr>
-                                  <w:noProof/>
-                                </w:rPr>
-                                <w:t>17</w:t>
-                              </w:r>
-                            </w:fldSimple>
+                            <w:r>
+                              <w:fldChar w:fldCharType="begin"/>
+                            </w:r>
+                            <w:r>
+                              <w:instrText xml:space="preserve"> SEQ Figura \* ARABIC </w:instrText>
+                            </w:r>
+                            <w:r>
+                              <w:fldChar w:fldCharType="separate"/>
+                            </w:r>
+                            <w:r>
+                              <w:rPr>
+                                <w:noProof/>
+                              </w:rPr>
+                              <w:t>17</w:t>
+                            </w:r>
+                            <w:r>
+                              <w:fldChar w:fldCharType="end"/>
+                            </w:r>
                             <w:r>
                               <w:t xml:space="preserve"> – Diagrama de Sequência</w:t>
                             </w:r>
@@ -10901,14 +10924,24 @@
                             <w:r>
                               <w:t xml:space="preserve">Figura </w:t>
                             </w:r>
-                            <w:fldSimple w:instr=" SEQ Figura \* ARABIC ">
-                              <w:r>
-                                <w:rPr>
-                                  <w:noProof/>
-                                </w:rPr>
-                                <w:t>18</w:t>
-                              </w:r>
-                            </w:fldSimple>
+                            <w:r>
+                              <w:fldChar w:fldCharType="begin"/>
+                            </w:r>
+                            <w:r>
+                              <w:instrText xml:space="preserve"> SEQ Figura \* ARABIC </w:instrText>
+                            </w:r>
+                            <w:r>
+                              <w:fldChar w:fldCharType="separate"/>
+                            </w:r>
+                            <w:r>
+                              <w:rPr>
+                                <w:noProof/>
+                              </w:rPr>
+                              <w:t>18</w:t>
+                            </w:r>
+                            <w:r>
+                              <w:fldChar w:fldCharType="end"/>
+                            </w:r>
                             <w:r>
                               <w:t xml:space="preserve"> - Diagrama Sequência de Estado da Candidatura</w:t>
                             </w:r>
@@ -11108,6 +11141,7 @@
                           <w:p>
                             <w:pPr>
                               <w:pStyle w:val="Legenda"/>
+                              <w:jc w:val="center"/>
                               <w:rPr>
                                 <w:rFonts w:ascii="Arial" w:hAnsi="Arial"/>
                                 <w:b/>
@@ -11133,13 +11167,8 @@
                             <w:r>
                               <w:t xml:space="preserve"> </w:t>
                             </w:r>
-                            <w:proofErr w:type="spellStart"/>
                             <w:r>
-                              <w:t>Mockup</w:t>
-                            </w:r>
-                            <w:proofErr w:type="spellEnd"/>
-                            <w:r>
-                              <w:t xml:space="preserve"> da página inicial do Administrador</w:t>
+                              <w:t>Mockup da página inicial do Administrador</w:t>
                             </w:r>
                           </w:p>
                         </w:txbxContent>
@@ -11167,6 +11196,7 @@
                     <w:p>
                       <w:pPr>
                         <w:pStyle w:val="Legenda"/>
+                        <w:jc w:val="center"/>
                         <w:rPr>
                           <w:rFonts w:ascii="Arial" w:hAnsi="Arial"/>
                           <w:b/>
@@ -11192,13 +11222,8 @@
                       <w:r>
                         <w:t xml:space="preserve"> </w:t>
                       </w:r>
-                      <w:proofErr w:type="spellStart"/>
                       <w:r>
-                        <w:t>Mockup</w:t>
-                      </w:r>
-                      <w:proofErr w:type="spellEnd"/>
-                      <w:r>
-                        <w:t xml:space="preserve"> da página inicial do Administrador</w:t>
+                        <w:t>Mockup da página inicial do Administrador</w:t>
                       </w:r>
                     </w:p>
                   </w:txbxContent>
@@ -11315,6 +11340,7 @@
                           <w:p>
                             <w:pPr>
                               <w:pStyle w:val="Legenda"/>
+                              <w:jc w:val="center"/>
                               <w:rPr>
                                 <w:rFonts w:ascii="Arial" w:hAnsi="Arial"/>
                                 <w:b/>
@@ -11332,15 +11358,7 @@
                               <w:t>20</w:t>
                             </w:r>
                             <w:r>
-                              <w:t xml:space="preserve"> – </w:t>
-                            </w:r>
-                            <w:proofErr w:type="spellStart"/>
-                            <w:r>
-                              <w:t>Mockup</w:t>
-                            </w:r>
-                            <w:proofErr w:type="spellEnd"/>
-                            <w:r>
-                              <w:t xml:space="preserve"> da </w:t>
+                              <w:t xml:space="preserve"> – Mockup da </w:t>
                             </w:r>
                             <w:r>
                               <w:t>página de candidaturas</w:t>
@@ -11371,6 +11389,7 @@
                     <w:p>
                       <w:pPr>
                         <w:pStyle w:val="Legenda"/>
+                        <w:jc w:val="center"/>
                         <w:rPr>
                           <w:rFonts w:ascii="Arial" w:hAnsi="Arial"/>
                           <w:b/>
@@ -11388,15 +11407,7 @@
                         <w:t>20</w:t>
                       </w:r>
                       <w:r>
-                        <w:t xml:space="preserve"> – </w:t>
-                      </w:r>
-                      <w:proofErr w:type="spellStart"/>
-                      <w:r>
-                        <w:t>Mockup</w:t>
-                      </w:r>
-                      <w:proofErr w:type="spellEnd"/>
-                      <w:r>
-                        <w:t xml:space="preserve"> da </w:t>
+                        <w:t xml:space="preserve"> – Mockup da </w:t>
                       </w:r>
                       <w:r>
                         <w:t>página de candidaturas</w:t>
@@ -11477,6 +11488,7 @@
                           <w:p>
                             <w:pPr>
                               <w:pStyle w:val="Legenda"/>
+                              <w:jc w:val="center"/>
                               <w:rPr>
                                 <w:rFonts w:ascii="Arial" w:hAnsi="Arial"/>
                                 <w:b/>
@@ -11494,15 +11506,7 @@
                               <w:t>1</w:t>
                             </w:r>
                             <w:r>
-                              <w:t xml:space="preserve"> – </w:t>
-                            </w:r>
-                            <w:proofErr w:type="spellStart"/>
-                            <w:r>
-                              <w:t>Mockup</w:t>
-                            </w:r>
-                            <w:proofErr w:type="spellEnd"/>
-                            <w:r>
-                              <w:t xml:space="preserve"> da página de </w:t>
+                              <w:t xml:space="preserve"> – Mockup da página de </w:t>
                             </w:r>
                             <w:r>
                               <w:t>stock</w:t>
@@ -11533,6 +11537,7 @@
                     <w:p>
                       <w:pPr>
                         <w:pStyle w:val="Legenda"/>
+                        <w:jc w:val="center"/>
                         <w:rPr>
                           <w:rFonts w:ascii="Arial" w:hAnsi="Arial"/>
                           <w:b/>
@@ -11550,15 +11555,7 @@
                         <w:t>1</w:t>
                       </w:r>
                       <w:r>
-                        <w:t xml:space="preserve"> – </w:t>
-                      </w:r>
-                      <w:proofErr w:type="spellStart"/>
-                      <w:r>
-                        <w:t>Mockup</w:t>
-                      </w:r>
-                      <w:proofErr w:type="spellEnd"/>
-                      <w:r>
-                        <w:t xml:space="preserve"> da página de </w:t>
+                        <w:t xml:space="preserve"> – Mockup da página de </w:t>
                       </w:r>
                       <w:r>
                         <w:t>stock</w:t>
@@ -11611,16 +11608,830 @@
       </w:r>
     </w:p>
     <w:p/>
+    <w:p>
+      <w:pPr>
+        <w:pStyle w:val="Ttulo2"/>
+      </w:pPr>
+      <w:r>
+        <w:lastRenderedPageBreak/>
+        <w:t>Adicionar produto ao s</w:t>
+      </w:r>
+      <w:r>
+        <w:t>tock</w:t>
+      </w:r>
+    </w:p>
+    <w:p>
+      <w:pPr>
+        <w:jc w:val="center"/>
+      </w:pPr>
+      <w:r>
+        <w:drawing>
+          <wp:inline distT="0" distB="0" distL="0" distR="0" wp14:anchorId="12975F56" wp14:editId="56A0A37D">
+            <wp:extent cx="2734057" cy="5725324"/>
+            <wp:effectExtent l="0" t="0" r="9525" b="0"/>
+            <wp:docPr id="558160869" name="Imagem 1" descr="Uma imagem com texto, captura de ecrã, software, número&#10;&#10;Os conteúdos gerados por IA podem estar incorretos."/>
+            <wp:cNvGraphicFramePr>
+              <a:graphicFrameLocks xmlns:a="http://schemas.openxmlformats.org/drawingml/2006/main" noChangeAspect="1"/>
+            </wp:cNvGraphicFramePr>
+            <a:graphic xmlns:a="http://schemas.openxmlformats.org/drawingml/2006/main">
+              <a:graphicData uri="http://schemas.openxmlformats.org/drawingml/2006/picture">
+                <pic:pic xmlns:pic="http://schemas.openxmlformats.org/drawingml/2006/picture">
+                  <pic:nvPicPr>
+                    <pic:cNvPr id="558160869" name="Imagem 1" descr="Uma imagem com texto, captura de ecrã, software, número&#10;&#10;Os conteúdos gerados por IA podem estar incorretos."/>
+                    <pic:cNvPicPr/>
+                  </pic:nvPicPr>
+                  <pic:blipFill>
+                    <a:blip r:embed="rId34"/>
+                    <a:stretch>
+                      <a:fillRect/>
+                    </a:stretch>
+                  </pic:blipFill>
+                  <pic:spPr>
+                    <a:xfrm>
+                      <a:off x="0" y="0"/>
+                      <a:ext cx="2734057" cy="5725324"/>
+                    </a:xfrm>
+                    <a:prstGeom prst="rect">
+                      <a:avLst/>
+                    </a:prstGeom>
+                  </pic:spPr>
+                </pic:pic>
+              </a:graphicData>
+            </a:graphic>
+          </wp:inline>
+        </w:drawing>
+      </w:r>
+    </w:p>
+    <w:p>
+      <w:pPr>
+        <w:jc w:val="center"/>
+      </w:pPr>
+      <w:r>
+        <w:rPr>
+          <w:noProof/>
+        </w:rPr>
+        <mc:AlternateContent>
+          <mc:Choice Requires="wps">
+            <w:drawing>
+              <wp:anchor distT="0" distB="0" distL="114300" distR="114300" simplePos="0" relativeHeight="251703296" behindDoc="1" locked="0" layoutInCell="1" allowOverlap="1" wp14:anchorId="386332F8" wp14:editId="0915F151">
+                <wp:simplePos x="0" y="0"/>
+                <wp:positionH relativeFrom="margin">
+                  <wp:align>center</wp:align>
+                </wp:positionH>
+                <wp:positionV relativeFrom="paragraph">
+                  <wp:posOffset>5715</wp:posOffset>
+                </wp:positionV>
+                <wp:extent cx="2794635" cy="635"/>
+                <wp:effectExtent l="0" t="0" r="5715" b="0"/>
+                <wp:wrapTight wrapText="bothSides">
+                  <wp:wrapPolygon edited="0">
+                    <wp:start x="0" y="0"/>
+                    <wp:lineTo x="0" y="20057"/>
+                    <wp:lineTo x="21497" y="20057"/>
+                    <wp:lineTo x="21497" y="0"/>
+                    <wp:lineTo x="0" y="0"/>
+                  </wp:wrapPolygon>
+                </wp:wrapTight>
+                <wp:docPr id="237228350" name="Caixa de texto 1"/>
+                <wp:cNvGraphicFramePr/>
+                <a:graphic xmlns:a="http://schemas.openxmlformats.org/drawingml/2006/main">
+                  <a:graphicData uri="http://schemas.microsoft.com/office/word/2010/wordprocessingShape">
+                    <wps:wsp>
+                      <wps:cNvSpPr txBox="1"/>
+                      <wps:spPr>
+                        <a:xfrm>
+                          <a:off x="0" y="0"/>
+                          <a:ext cx="2794635" cy="635"/>
+                        </a:xfrm>
+                        <a:prstGeom prst="rect">
+                          <a:avLst/>
+                        </a:prstGeom>
+                        <a:solidFill>
+                          <a:prstClr val="white"/>
+                        </a:solidFill>
+                        <a:ln>
+                          <a:noFill/>
+                        </a:ln>
+                      </wps:spPr>
+                      <wps:txbx>
+                        <w:txbxContent>
+                          <w:p>
+                            <w:pPr>
+                              <w:pStyle w:val="Legenda"/>
+                              <w:jc w:val="center"/>
+                              <w:rPr>
+                                <w:rFonts w:ascii="Arial" w:hAnsi="Arial"/>
+                                <w:b/>
+                                <w:bCs/>
+                                <w:noProof/>
+                                <w:color w:val="000000" w:themeColor="text1"/>
+                                <w:sz w:val="26"/>
+                                <w:szCs w:val="26"/>
+                              </w:rPr>
+                            </w:pPr>
+                            <w:r>
+                              <w:t>Figura 2</w:t>
+                            </w:r>
+                            <w:r>
+                              <w:t>2</w:t>
+                            </w:r>
+                            <w:r>
+                              <w:t xml:space="preserve"> – Mockup d</w:t>
+                            </w:r>
+                            <w:r>
+                              <w:t xml:space="preserve">o formulário de adição de produto ao </w:t>
+                            </w:r>
+                            <w:r>
+                              <w:t>stock</w:t>
+                            </w:r>
+                          </w:p>
+                        </w:txbxContent>
+                      </wps:txbx>
+                      <wps:bodyPr rot="0" spcFirstLastPara="0" vertOverflow="overflow" horzOverflow="overflow" vert="horz" wrap="square" lIns="0" tIns="0" rIns="0" bIns="0" numCol="1" spcCol="0" rtlCol="0" fromWordArt="0" anchor="t" anchorCtr="0" forceAA="0" compatLnSpc="1">
+                        <a:prstTxWarp prst="textNoShape">
+                          <a:avLst/>
+                        </a:prstTxWarp>
+                        <a:spAutoFit/>
+                      </wps:bodyPr>
+                    </wps:wsp>
+                  </a:graphicData>
+                </a:graphic>
+                <wp14:sizeRelH relativeFrom="margin">
+                  <wp14:pctWidth>0</wp14:pctWidth>
+                </wp14:sizeRelH>
+              </wp:anchor>
+            </w:drawing>
+          </mc:Choice>
+          <mc:Fallback>
+            <w:pict>
+              <v:shape w14:anchorId="386332F8" id="_x0000_s1039" type="#_x0000_t202" style="position:absolute;left:0;text-align:left;margin-left:0;margin-top:.45pt;width:220.05pt;height:.05pt;z-index:-251613184;visibility:visible;mso-wrap-style:square;mso-width-percent:0;mso-wrap-distance-left:9pt;mso-wrap-distance-top:0;mso-wrap-distance-right:9pt;mso-wrap-distance-bottom:0;mso-position-horizontal:center;mso-position-horizontal-relative:margin;mso-position-vertical:absolute;mso-position-vertical-relative:text;mso-width-percent:0;mso-width-relative:margin;v-text-anchor:top" o:gfxdata="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" stroked="f">
+                <v:textbox style="mso-fit-shape-to-text:t" inset="0,0,0,0">
+                  <w:txbxContent>
+                    <w:p>
+                      <w:pPr>
+                        <w:pStyle w:val="Legenda"/>
+                        <w:jc w:val="center"/>
+                        <w:rPr>
+                          <w:rFonts w:ascii="Arial" w:hAnsi="Arial"/>
+                          <w:b/>
+                          <w:bCs/>
+                          <w:noProof/>
+                          <w:color w:val="000000" w:themeColor="text1"/>
+                          <w:sz w:val="26"/>
+                          <w:szCs w:val="26"/>
+                        </w:rPr>
+                      </w:pPr>
+                      <w:r>
+                        <w:t>Figura 2</w:t>
+                      </w:r>
+                      <w:r>
+                        <w:t>2</w:t>
+                      </w:r>
+                      <w:r>
+                        <w:t xml:space="preserve"> – Mockup d</w:t>
+                      </w:r>
+                      <w:r>
+                        <w:t xml:space="preserve">o formulário de adição de produto ao </w:t>
+                      </w:r>
+                      <w:r>
+                        <w:t>stock</w:t>
+                      </w:r>
+                    </w:p>
+                  </w:txbxContent>
+                </v:textbox>
+                <w10:wrap type="tight" anchorx="margin"/>
+              </v:shape>
+            </w:pict>
+          </mc:Fallback>
+        </mc:AlternateContent>
+      </w:r>
+    </w:p>
     <w:p/>
     <w:p>
       <w:pPr>
+        <w:pStyle w:val="Ttulo2"/>
+      </w:pPr>
+      <w:r>
+        <w:lastRenderedPageBreak/>
+        <w:t>Gestão de produtos no</w:t>
+      </w:r>
+      <w:r>
+        <w:t xml:space="preserve"> stock</w:t>
+      </w:r>
+    </w:p>
+    <w:p>
+      <w:pPr>
+        <w:jc w:val="center"/>
+      </w:pPr>
+      <w:r>
+        <w:drawing>
+          <wp:inline distT="0" distB="0" distL="0" distR="0" wp14:anchorId="771C950B" wp14:editId="190DD7CE">
+            <wp:extent cx="5579745" cy="3786505"/>
+            <wp:effectExtent l="0" t="0" r="1905" b="4445"/>
+            <wp:docPr id="793567212" name="Imagem 1" descr="Uma imagem com texto, captura de ecrã, software, Ícone de computador&#10;&#10;Os conteúdos gerados por IA podem estar incorretos."/>
+            <wp:cNvGraphicFramePr>
+              <a:graphicFrameLocks xmlns:a="http://schemas.openxmlformats.org/drawingml/2006/main" noChangeAspect="1"/>
+            </wp:cNvGraphicFramePr>
+            <a:graphic xmlns:a="http://schemas.openxmlformats.org/drawingml/2006/main">
+              <a:graphicData uri="http://schemas.openxmlformats.org/drawingml/2006/picture">
+                <pic:pic xmlns:pic="http://schemas.openxmlformats.org/drawingml/2006/picture">
+                  <pic:nvPicPr>
+                    <pic:cNvPr id="793567212" name="Imagem 1" descr="Uma imagem com texto, captura de ecrã, software, Ícone de computador&#10;&#10;Os conteúdos gerados por IA podem estar incorretos."/>
+                    <pic:cNvPicPr/>
+                  </pic:nvPicPr>
+                  <pic:blipFill>
+                    <a:blip r:embed="rId35"/>
+                    <a:stretch>
+                      <a:fillRect/>
+                    </a:stretch>
+                  </pic:blipFill>
+                  <pic:spPr>
+                    <a:xfrm>
+                      <a:off x="0" y="0"/>
+                      <a:ext cx="5579745" cy="3786505"/>
+                    </a:xfrm>
+                    <a:prstGeom prst="rect">
+                      <a:avLst/>
+                    </a:prstGeom>
+                  </pic:spPr>
+                </pic:pic>
+              </a:graphicData>
+            </a:graphic>
+          </wp:inline>
+        </w:drawing>
+      </w:r>
+    </w:p>
+    <w:p>
+      <w:r>
+        <w:rPr>
+          <w:noProof/>
+        </w:rPr>
+        <mc:AlternateContent>
+          <mc:Choice Requires="wps">
+            <w:drawing>
+              <wp:anchor distT="0" distB="0" distL="114300" distR="114300" simplePos="0" relativeHeight="251705344" behindDoc="1" locked="0" layoutInCell="1" allowOverlap="1" wp14:anchorId="447FCAC5" wp14:editId="58E03DE9">
+                <wp:simplePos x="0" y="0"/>
+                <wp:positionH relativeFrom="margin">
+                  <wp:align>center</wp:align>
+                </wp:positionH>
+                <wp:positionV relativeFrom="paragraph">
+                  <wp:posOffset>5715</wp:posOffset>
+                </wp:positionV>
+                <wp:extent cx="2794635" cy="635"/>
+                <wp:effectExtent l="0" t="0" r="5715" b="0"/>
+                <wp:wrapTight wrapText="bothSides">
+                  <wp:wrapPolygon edited="0">
+                    <wp:start x="0" y="0"/>
+                    <wp:lineTo x="0" y="20282"/>
+                    <wp:lineTo x="21497" y="20282"/>
+                    <wp:lineTo x="21497" y="0"/>
+                    <wp:lineTo x="0" y="0"/>
+                  </wp:wrapPolygon>
+                </wp:wrapTight>
+                <wp:docPr id="1515682992" name="Caixa de texto 1"/>
+                <wp:cNvGraphicFramePr/>
+                <a:graphic xmlns:a="http://schemas.openxmlformats.org/drawingml/2006/main">
+                  <a:graphicData uri="http://schemas.microsoft.com/office/word/2010/wordprocessingShape">
+                    <wps:wsp>
+                      <wps:cNvSpPr txBox="1"/>
+                      <wps:spPr>
+                        <a:xfrm>
+                          <a:off x="0" y="0"/>
+                          <a:ext cx="2794635" cy="635"/>
+                        </a:xfrm>
+                        <a:prstGeom prst="rect">
+                          <a:avLst/>
+                        </a:prstGeom>
+                        <a:solidFill>
+                          <a:prstClr val="white"/>
+                        </a:solidFill>
+                        <a:ln>
+                          <a:noFill/>
+                        </a:ln>
+                      </wps:spPr>
+                      <wps:txbx>
+                        <w:txbxContent>
+                          <w:p>
+                            <w:pPr>
+                              <w:pStyle w:val="Legenda"/>
+                              <w:jc w:val="center"/>
+                              <w:rPr>
+                                <w:rFonts w:ascii="Arial" w:hAnsi="Arial"/>
+                                <w:b/>
+                                <w:bCs/>
+                                <w:noProof/>
+                                <w:color w:val="000000" w:themeColor="text1"/>
+                                <w:sz w:val="26"/>
+                                <w:szCs w:val="26"/>
+                              </w:rPr>
+                            </w:pPr>
+                            <w:r>
+                              <w:t>Figura 2</w:t>
+                            </w:r>
+                            <w:r>
+                              <w:t>3</w:t>
+                            </w:r>
+                            <w:r>
+                              <w:t xml:space="preserve"> – Mockup</w:t>
+                            </w:r>
+                            <w:r>
+                              <w:t>s</w:t>
+                            </w:r>
+                            <w:r>
+                              <w:t xml:space="preserve"> d</w:t>
+                            </w:r>
+                            <w:r>
+                              <w:t>as páginas de gestão de</w:t>
+                            </w:r>
+                            <w:r>
+                              <w:t xml:space="preserve"> produto</w:t>
+                            </w:r>
+                            <w:r>
+                              <w:t>s</w:t>
+                            </w:r>
+                            <w:r>
+                              <w:t xml:space="preserve"> </w:t>
+                            </w:r>
+                            <w:r>
+                              <w:t>n</w:t>
+                            </w:r>
+                            <w:r>
+                              <w:t>o stock</w:t>
+                            </w:r>
+                          </w:p>
+                        </w:txbxContent>
+                      </wps:txbx>
+                      <wps:bodyPr rot="0" spcFirstLastPara="0" vertOverflow="overflow" horzOverflow="overflow" vert="horz" wrap="square" lIns="0" tIns="0" rIns="0" bIns="0" numCol="1" spcCol="0" rtlCol="0" fromWordArt="0" anchor="t" anchorCtr="0" forceAA="0" compatLnSpc="1">
+                        <a:prstTxWarp prst="textNoShape">
+                          <a:avLst/>
+                        </a:prstTxWarp>
+                        <a:spAutoFit/>
+                      </wps:bodyPr>
+                    </wps:wsp>
+                  </a:graphicData>
+                </a:graphic>
+                <wp14:sizeRelH relativeFrom="margin">
+                  <wp14:pctWidth>0</wp14:pctWidth>
+                </wp14:sizeRelH>
+              </wp:anchor>
+            </w:drawing>
+          </mc:Choice>
+          <mc:Fallback>
+            <w:pict>
+              <v:shape w14:anchorId="447FCAC5" id="_x0000_s1040" type="#_x0000_t202" style="position:absolute;margin-left:0;margin-top:.45pt;width:220.05pt;height:.05pt;z-index:-251611136;visibility:visible;mso-wrap-style:square;mso-width-percent:0;mso-wrap-distance-left:9pt;mso-wrap-distance-top:0;mso-wrap-distance-right:9pt;mso-wrap-distance-bottom:0;mso-position-horizontal:center;mso-position-horizontal-relative:margin;mso-position-vertical:absolute;mso-position-vertical-relative:text;mso-width-percent:0;mso-width-relative:margin;v-text-anchor:top" o:gfxdata="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" stroked="f">
+                <v:textbox style="mso-fit-shape-to-text:t" inset="0,0,0,0">
+                  <w:txbxContent>
+                    <w:p>
+                      <w:pPr>
+                        <w:pStyle w:val="Legenda"/>
+                        <w:jc w:val="center"/>
+                        <w:rPr>
+                          <w:rFonts w:ascii="Arial" w:hAnsi="Arial"/>
+                          <w:b/>
+                          <w:bCs/>
+                          <w:noProof/>
+                          <w:color w:val="000000" w:themeColor="text1"/>
+                          <w:sz w:val="26"/>
+                          <w:szCs w:val="26"/>
+                        </w:rPr>
+                      </w:pPr>
+                      <w:r>
+                        <w:t>Figura 2</w:t>
+                      </w:r>
+                      <w:r>
+                        <w:t>3</w:t>
+                      </w:r>
+                      <w:r>
+                        <w:t xml:space="preserve"> – Mockup</w:t>
+                      </w:r>
+                      <w:r>
+                        <w:t>s</w:t>
+                      </w:r>
+                      <w:r>
+                        <w:t xml:space="preserve"> d</w:t>
+                      </w:r>
+                      <w:r>
+                        <w:t>as páginas de gestão de</w:t>
+                      </w:r>
+                      <w:r>
+                        <w:t xml:space="preserve"> produto</w:t>
+                      </w:r>
+                      <w:r>
+                        <w:t>s</w:t>
+                      </w:r>
+                      <w:r>
+                        <w:t xml:space="preserve"> </w:t>
+                      </w:r>
+                      <w:r>
+                        <w:t>n</w:t>
+                      </w:r>
+                      <w:r>
+                        <w:t>o stock</w:t>
+                      </w:r>
+                    </w:p>
+                  </w:txbxContent>
+                </v:textbox>
+                <w10:wrap type="tight" anchorx="margin"/>
+              </v:shape>
+            </w:pict>
+          </mc:Fallback>
+        </mc:AlternateContent>
+      </w:r>
+    </w:p>
+    <w:p/>
+    <w:p>
+      <w:pPr>
+        <w:pStyle w:val="Ttulo2"/>
+      </w:pPr>
+      <w:r>
+        <w:lastRenderedPageBreak/>
+        <w:t xml:space="preserve">Gestão de </w:t>
+      </w:r>
+      <w:r>
+        <w:t>subsidiários</w:t>
+      </w:r>
+    </w:p>
+    <w:p>
+      <w:pPr>
+        <w:jc w:val="center"/>
+      </w:pPr>
+      <w:r>
+        <w:rPr>
+          <w:noProof/>
+        </w:rPr>
+        <mc:AlternateContent>
+          <mc:Choice Requires="wps">
+            <w:drawing>
+              <wp:anchor distT="0" distB="0" distL="114300" distR="114300" simplePos="0" relativeHeight="251707392" behindDoc="1" locked="0" layoutInCell="1" allowOverlap="1" wp14:anchorId="394C169E" wp14:editId="17244F1F">
+                <wp:simplePos x="0" y="0"/>
+                <wp:positionH relativeFrom="margin">
+                  <wp:align>center</wp:align>
+                </wp:positionH>
+                <wp:positionV relativeFrom="paragraph">
+                  <wp:posOffset>5857875</wp:posOffset>
+                </wp:positionV>
+                <wp:extent cx="2794635" cy="635"/>
+                <wp:effectExtent l="0" t="0" r="5715" b="0"/>
+                <wp:wrapTight wrapText="bothSides">
+                  <wp:wrapPolygon edited="0">
+                    <wp:start x="0" y="0"/>
+                    <wp:lineTo x="0" y="20282"/>
+                    <wp:lineTo x="21497" y="20282"/>
+                    <wp:lineTo x="21497" y="0"/>
+                    <wp:lineTo x="0" y="0"/>
+                  </wp:wrapPolygon>
+                </wp:wrapTight>
+                <wp:docPr id="1561912282" name="Caixa de texto 1"/>
+                <wp:cNvGraphicFramePr/>
+                <a:graphic xmlns:a="http://schemas.openxmlformats.org/drawingml/2006/main">
+                  <a:graphicData uri="http://schemas.microsoft.com/office/word/2010/wordprocessingShape">
+                    <wps:wsp>
+                      <wps:cNvSpPr txBox="1"/>
+                      <wps:spPr>
+                        <a:xfrm>
+                          <a:off x="0" y="0"/>
+                          <a:ext cx="2794635" cy="635"/>
+                        </a:xfrm>
+                        <a:prstGeom prst="rect">
+                          <a:avLst/>
+                        </a:prstGeom>
+                        <a:solidFill>
+                          <a:prstClr val="white"/>
+                        </a:solidFill>
+                        <a:ln>
+                          <a:noFill/>
+                        </a:ln>
+                      </wps:spPr>
+                      <wps:txbx>
+                        <w:txbxContent>
+                          <w:p>
+                            <w:pPr>
+                              <w:pStyle w:val="Legenda"/>
+                              <w:jc w:val="center"/>
+                              <w:rPr>
+                                <w:rFonts w:ascii="Arial" w:hAnsi="Arial"/>
+                                <w:b/>
+                                <w:bCs/>
+                                <w:noProof/>
+                                <w:color w:val="000000" w:themeColor="text1"/>
+                                <w:sz w:val="26"/>
+                                <w:szCs w:val="26"/>
+                              </w:rPr>
+                            </w:pPr>
+                            <w:r>
+                              <w:t>Figura 2</w:t>
+                            </w:r>
+                            <w:r>
+                              <w:t>4</w:t>
+                            </w:r>
+                            <w:r>
+                              <w:t xml:space="preserve"> – Mockup </w:t>
+                            </w:r>
+                            <w:r>
+                              <w:t>da página de gestão de subsidiários</w:t>
+                            </w:r>
+                          </w:p>
+                        </w:txbxContent>
+                      </wps:txbx>
+                      <wps:bodyPr rot="0" spcFirstLastPara="0" vertOverflow="overflow" horzOverflow="overflow" vert="horz" wrap="square" lIns="0" tIns="0" rIns="0" bIns="0" numCol="1" spcCol="0" rtlCol="0" fromWordArt="0" anchor="t" anchorCtr="0" forceAA="0" compatLnSpc="1">
+                        <a:prstTxWarp prst="textNoShape">
+                          <a:avLst/>
+                        </a:prstTxWarp>
+                        <a:spAutoFit/>
+                      </wps:bodyPr>
+                    </wps:wsp>
+                  </a:graphicData>
+                </a:graphic>
+                <wp14:sizeRelH relativeFrom="margin">
+                  <wp14:pctWidth>0</wp14:pctWidth>
+                </wp14:sizeRelH>
+              </wp:anchor>
+            </w:drawing>
+          </mc:Choice>
+          <mc:Fallback>
+            <w:pict>
+              <v:shape w14:anchorId="394C169E" id="_x0000_s1041" type="#_x0000_t202" style="position:absolute;left:0;text-align:left;margin-left:0;margin-top:461.25pt;width:220.05pt;height:.05pt;z-index:-251609088;visibility:visible;mso-wrap-style:square;mso-width-percent:0;mso-wrap-distance-left:9pt;mso-wrap-distance-top:0;mso-wrap-distance-right:9pt;mso-wrap-distance-bottom:0;mso-position-horizontal:center;mso-position-horizontal-relative:margin;mso-position-vertical:absolute;mso-position-vertical-relative:text;mso-width-percent:0;mso-width-relative:margin;v-text-anchor:top" o:gfxdata="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" stroked="f">
+                <v:textbox style="mso-fit-shape-to-text:t" inset="0,0,0,0">
+                  <w:txbxContent>
+                    <w:p>
+                      <w:pPr>
+                        <w:pStyle w:val="Legenda"/>
+                        <w:jc w:val="center"/>
+                        <w:rPr>
+                          <w:rFonts w:ascii="Arial" w:hAnsi="Arial"/>
+                          <w:b/>
+                          <w:bCs/>
+                          <w:noProof/>
+                          <w:color w:val="000000" w:themeColor="text1"/>
+                          <w:sz w:val="26"/>
+                          <w:szCs w:val="26"/>
+                        </w:rPr>
+                      </w:pPr>
+                      <w:r>
+                        <w:t>Figura 2</w:t>
+                      </w:r>
+                      <w:r>
+                        <w:t>4</w:t>
+                      </w:r>
+                      <w:r>
+                        <w:t xml:space="preserve"> – Mockup </w:t>
+                      </w:r>
+                      <w:r>
+                        <w:t>da página de gestão de subsidiários</w:t>
+                      </w:r>
+                    </w:p>
+                  </w:txbxContent>
+                </v:textbox>
+                <w10:wrap type="tight" anchorx="margin"/>
+              </v:shape>
+            </w:pict>
+          </mc:Fallback>
+        </mc:AlternateContent>
+      </w:r>
+      <w:r>
+        <w:drawing>
+          <wp:inline distT="0" distB="0" distL="0" distR="0" wp14:anchorId="53FE6BF6" wp14:editId="29AC08D2">
+            <wp:extent cx="2657846" cy="5715798"/>
+            <wp:effectExtent l="0" t="0" r="9525" b="0"/>
+            <wp:docPr id="1946395785" name="Imagem 1" descr="Uma imagem com texto, captura de ecrã, software, número&#10;&#10;Os conteúdos gerados por IA podem estar incorretos."/>
+            <wp:cNvGraphicFramePr>
+              <a:graphicFrameLocks xmlns:a="http://schemas.openxmlformats.org/drawingml/2006/main" noChangeAspect="1"/>
+            </wp:cNvGraphicFramePr>
+            <a:graphic xmlns:a="http://schemas.openxmlformats.org/drawingml/2006/main">
+              <a:graphicData uri="http://schemas.openxmlformats.org/drawingml/2006/picture">
+                <pic:pic xmlns:pic="http://schemas.openxmlformats.org/drawingml/2006/picture">
+                  <pic:nvPicPr>
+                    <pic:cNvPr id="1946395785" name="Imagem 1" descr="Uma imagem com texto, captura de ecrã, software, número&#10;&#10;Os conteúdos gerados por IA podem estar incorretos."/>
+                    <pic:cNvPicPr/>
+                  </pic:nvPicPr>
+                  <pic:blipFill>
+                    <a:blip r:embed="rId36"/>
+                    <a:stretch>
+                      <a:fillRect/>
+                    </a:stretch>
+                  </pic:blipFill>
+                  <pic:spPr>
+                    <a:xfrm>
+                      <a:off x="0" y="0"/>
+                      <a:ext cx="2657846" cy="5715798"/>
+                    </a:xfrm>
+                    <a:prstGeom prst="rect">
+                      <a:avLst/>
+                    </a:prstGeom>
+                  </pic:spPr>
+                </pic:pic>
+              </a:graphicData>
+            </a:graphic>
+          </wp:inline>
+        </w:drawing>
+      </w:r>
+    </w:p>
+    <w:p>
+      <w:pPr>
+        <w:jc w:val="center"/>
+      </w:pPr>
+    </w:p>
+    <w:p>
+      <w:pPr>
+        <w:pStyle w:val="Ttulo2"/>
+      </w:pPr>
+      <w:r>
+        <w:lastRenderedPageBreak/>
+        <w:t>Calendário</w:t>
+      </w:r>
+    </w:p>
+    <w:p>
+      <w:pPr>
+        <w:jc w:val="center"/>
+      </w:pPr>
+      <w:r>
+        <w:rPr>
+          <w:noProof/>
+        </w:rPr>
+        <mc:AlternateContent>
+          <mc:Choice Requires="wps">
+            <w:drawing>
+              <wp:anchor distT="0" distB="0" distL="114300" distR="114300" simplePos="0" relativeHeight="251709440" behindDoc="1" locked="0" layoutInCell="1" allowOverlap="1" wp14:anchorId="5E851F1D" wp14:editId="18B58BD1">
+                <wp:simplePos x="0" y="0"/>
+                <wp:positionH relativeFrom="margin">
+                  <wp:align>center</wp:align>
+                </wp:positionH>
+                <wp:positionV relativeFrom="paragraph">
+                  <wp:posOffset>6054090</wp:posOffset>
+                </wp:positionV>
+                <wp:extent cx="2794635" cy="635"/>
+                <wp:effectExtent l="0" t="0" r="5715" b="0"/>
+                <wp:wrapTight wrapText="bothSides">
+                  <wp:wrapPolygon edited="0">
+                    <wp:start x="0" y="0"/>
+                    <wp:lineTo x="0" y="20282"/>
+                    <wp:lineTo x="21497" y="20282"/>
+                    <wp:lineTo x="21497" y="0"/>
+                    <wp:lineTo x="0" y="0"/>
+                  </wp:wrapPolygon>
+                </wp:wrapTight>
+                <wp:docPr id="982319483" name="Caixa de texto 1"/>
+                <wp:cNvGraphicFramePr/>
+                <a:graphic xmlns:a="http://schemas.openxmlformats.org/drawingml/2006/main">
+                  <a:graphicData uri="http://schemas.microsoft.com/office/word/2010/wordprocessingShape">
+                    <wps:wsp>
+                      <wps:cNvSpPr txBox="1"/>
+                      <wps:spPr>
+                        <a:xfrm>
+                          <a:off x="0" y="0"/>
+                          <a:ext cx="2794635" cy="635"/>
+                        </a:xfrm>
+                        <a:prstGeom prst="rect">
+                          <a:avLst/>
+                        </a:prstGeom>
+                        <a:solidFill>
+                          <a:prstClr val="white"/>
+                        </a:solidFill>
+                        <a:ln>
+                          <a:noFill/>
+                        </a:ln>
+                      </wps:spPr>
+                      <wps:txbx>
+                        <w:txbxContent>
+                          <w:p>
+                            <w:pPr>
+                              <w:pStyle w:val="Legenda"/>
+                              <w:jc w:val="center"/>
+                              <w:rPr>
+                                <w:rFonts w:ascii="Arial" w:hAnsi="Arial"/>
+                                <w:b/>
+                                <w:bCs/>
+                                <w:noProof/>
+                                <w:color w:val="000000" w:themeColor="text1"/>
+                                <w:sz w:val="26"/>
+                                <w:szCs w:val="26"/>
+                              </w:rPr>
+                            </w:pPr>
+                            <w:r>
+                              <w:t>Figura 2</w:t>
+                            </w:r>
+                            <w:r>
+                              <w:t>5</w:t>
+                            </w:r>
+                            <w:r>
+                              <w:t xml:space="preserve"> – Mockup</w:t>
+                            </w:r>
+                            <w:r>
+                              <w:t xml:space="preserve"> da página do calendário</w:t>
+                            </w:r>
+                          </w:p>
+                        </w:txbxContent>
+                      </wps:txbx>
+                      <wps:bodyPr rot="0" spcFirstLastPara="0" vertOverflow="overflow" horzOverflow="overflow" vert="horz" wrap="square" lIns="0" tIns="0" rIns="0" bIns="0" numCol="1" spcCol="0" rtlCol="0" fromWordArt="0" anchor="t" anchorCtr="0" forceAA="0" compatLnSpc="1">
+                        <a:prstTxWarp prst="textNoShape">
+                          <a:avLst/>
+                        </a:prstTxWarp>
+                        <a:spAutoFit/>
+                      </wps:bodyPr>
+                    </wps:wsp>
+                  </a:graphicData>
+                </a:graphic>
+                <wp14:sizeRelH relativeFrom="margin">
+                  <wp14:pctWidth>0</wp14:pctWidth>
+                </wp14:sizeRelH>
+              </wp:anchor>
+            </w:drawing>
+          </mc:Choice>
+          <mc:Fallback>
+            <w:pict>
+              <v:shape w14:anchorId="5E851F1D" id="_x0000_s1042" type="#_x0000_t202" style="position:absolute;left:0;text-align:left;margin-left:0;margin-top:476.7pt;width:220.05pt;height:.05pt;z-index:-251607040;visibility:visible;mso-wrap-style:square;mso-width-percent:0;mso-wrap-distance-left:9pt;mso-wrap-distance-top:0;mso-wrap-distance-right:9pt;mso-wrap-distance-bottom:0;mso-position-horizontal:center;mso-position-horizontal-relative:margin;mso-position-vertical:absolute;mso-position-vertical-relative:text;mso-width-percent:0;mso-width-relative:margin;v-text-anchor:top" o:gfxdata="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" stroked="f">
+                <v:textbox style="mso-fit-shape-to-text:t" inset="0,0,0,0">
+                  <w:txbxContent>
+                    <w:p>
+                      <w:pPr>
+                        <w:pStyle w:val="Legenda"/>
+                        <w:jc w:val="center"/>
+                        <w:rPr>
+                          <w:rFonts w:ascii="Arial" w:hAnsi="Arial"/>
+                          <w:b/>
+                          <w:bCs/>
+                          <w:noProof/>
+                          <w:color w:val="000000" w:themeColor="text1"/>
+                          <w:sz w:val="26"/>
+                          <w:szCs w:val="26"/>
+                        </w:rPr>
+                      </w:pPr>
+                      <w:r>
+                        <w:t>Figura 2</w:t>
+                      </w:r>
+                      <w:r>
+                        <w:t>5</w:t>
+                      </w:r>
+                      <w:r>
+                        <w:t xml:space="preserve"> – Mockup</w:t>
+                      </w:r>
+                      <w:r>
+                        <w:t xml:space="preserve"> da página do calendário</w:t>
+                      </w:r>
+                    </w:p>
+                  </w:txbxContent>
+                </v:textbox>
+                <w10:wrap type="tight" anchorx="margin"/>
+              </v:shape>
+            </w:pict>
+          </mc:Fallback>
+        </mc:AlternateContent>
+      </w:r>
+      <w:r>
+        <w:drawing>
+          <wp:inline distT="0" distB="0" distL="0" distR="0" wp14:anchorId="4B7FB77B" wp14:editId="35EB8DB4">
+            <wp:extent cx="2772162" cy="5896798"/>
+            <wp:effectExtent l="0" t="0" r="9525" b="8890"/>
+            <wp:docPr id="1501502541" name="Imagem 1" descr="Uma imagem com texto, captura de ecrã, número, design&#10;&#10;Os conteúdos gerados por IA podem estar incorretos."/>
+            <wp:cNvGraphicFramePr>
+              <a:graphicFrameLocks xmlns:a="http://schemas.openxmlformats.org/drawingml/2006/main" noChangeAspect="1"/>
+            </wp:cNvGraphicFramePr>
+            <a:graphic xmlns:a="http://schemas.openxmlformats.org/drawingml/2006/main">
+              <a:graphicData uri="http://schemas.openxmlformats.org/drawingml/2006/picture">
+                <pic:pic xmlns:pic="http://schemas.openxmlformats.org/drawingml/2006/picture">
+                  <pic:nvPicPr>
+                    <pic:cNvPr id="1501502541" name="Imagem 1" descr="Uma imagem com texto, captura de ecrã, número, design&#10;&#10;Os conteúdos gerados por IA podem estar incorretos."/>
+                    <pic:cNvPicPr/>
+                  </pic:nvPicPr>
+                  <pic:blipFill>
+                    <a:blip r:embed="rId37"/>
+                    <a:stretch>
+                      <a:fillRect/>
+                    </a:stretch>
+                  </pic:blipFill>
+                  <pic:spPr>
+                    <a:xfrm>
+                      <a:off x="0" y="0"/>
+                      <a:ext cx="2772162" cy="5896798"/>
+                    </a:xfrm>
+                    <a:prstGeom prst="rect">
+                      <a:avLst/>
+                    </a:prstGeom>
+                  </pic:spPr>
+                </pic:pic>
+              </a:graphicData>
+            </a:graphic>
+          </wp:inline>
+        </w:drawing>
+      </w:r>
+    </w:p>
+    <w:p>
+      <w:pPr>
+        <w:jc w:val="center"/>
+      </w:pPr>
+    </w:p>
+    <w:p/>
+    <w:p/>
+    <w:p>
+      <w:pPr>
         <w:pStyle w:val="Ttulo1"/>
       </w:pPr>
-      <w:bookmarkStart w:id="48" w:name="_Toc215255754"/>
-      <w:r>
+      <w:bookmarkStart w:id="53" w:name="_Toc215255754"/>
+      <w:r>
+        <w:lastRenderedPageBreak/>
         <w:t>Conclusão</w:t>
       </w:r>
-      <w:bookmarkEnd w:id="48"/>
+      <w:bookmarkEnd w:id="53"/>
     </w:p>
     <w:p>
       <w:pPr>
@@ -11632,19 +12443,12 @@
           <w:rFonts w:cstheme="minorHAnsi"/>
         </w:rPr>
       </w:pPr>
-      <w:bookmarkStart w:id="49" w:name="_Toc448947953"/>
+      <w:bookmarkStart w:id="54" w:name="_Toc448947953"/>
       <w:r>
         <w:rPr>
           <w:rFonts w:cstheme="minorHAnsi"/>
         </w:rPr>
-        <w:t xml:space="preserve">O presente trabalho permitiu desenvolver uma análise completa e detalhada do projeto da Loja Social, abordando desde a descrição da organização e dos seus objetivos até à modelação dos processos de negócio e a definição da arquitetura técnica da aplicação. Ao longo do estudo, foram </w:t>
-      </w:r>
-      <w:r>
-        <w:rPr>
-          <w:rFonts w:cstheme="minorHAnsi"/>
-        </w:rPr>
-        <w:lastRenderedPageBreak/>
-        <w:t>identificados os principais problemas a resolver, tais como a gestão manual de pedidos, doações e entregas, e foram propostos mecanismos que permitem automatizar, organizar e monitorizar estas atividades de forma mais eficiente.</w:t>
+        <w:t>O presente trabalho permitiu desenvolver uma análise completa e detalhada do projeto da Loja Social, abordando desde a descrição da organização e dos seus objetivos até à modelação dos processos de negócio e a definição da arquitetura técnica da aplicação. Ao longo do estudo, foram identificados os principais problemas a resolver, tais como a gestão manual de pedidos, doações e entregas, e foram propostos mecanismos que permitem automatizar, organizar e monitorizar estas atividades de forma mais eficiente.</w:t>
       </w:r>
     </w:p>
     <w:p>
@@ -11680,12 +12484,12 @@
         </w:rPr>
         <w:t>Em suma, o trabalho não só descreve o projeto de forma detalhada, como também fornece uma base sólida para a implementação futura da aplicação, contribuindo para a melhoria dos processos internos da Loja Social e para um apoio mais eficaz e organizado aos beneficiários.</w:t>
       </w:r>
-      <w:bookmarkEnd w:id="49"/>
+      <w:bookmarkEnd w:id="54"/>
     </w:p>
     <w:sectPr>
-      <w:headerReference w:type="default" r:id="rId34"/>
-      <w:footerReference w:type="default" r:id="rId35"/>
-      <w:footerReference w:type="first" r:id="rId36"/>
+      <w:headerReference w:type="default" r:id="rId38"/>
+      <w:footerReference w:type="default" r:id="rId39"/>
+      <w:footerReference w:type="first" r:id="rId40"/>
       <w:pgSz w:w="11906" w:h="16838"/>
       <w:pgMar w:top="1418" w:right="1418" w:bottom="1418" w:left="1701" w:header="709" w:footer="709" w:gutter="0"/>
       <w:cols w:space="708"/>
@@ -12975,6 +13779,126 @@
     </w:lvlOverride>
   </w:num>
   <w:num w:numId="16" w16cid:durableId="664554041">
+    <w:abstractNumId w:val="4"/>
+    <w:lvlOverride w:ilvl="0">
+      <w:startOverride w:val="1"/>
+    </w:lvlOverride>
+    <w:lvlOverride w:ilvl="1">
+      <w:startOverride w:val="1"/>
+    </w:lvlOverride>
+    <w:lvlOverride w:ilvl="2">
+      <w:startOverride w:val="1"/>
+    </w:lvlOverride>
+    <w:lvlOverride w:ilvl="3">
+      <w:startOverride w:val="1"/>
+    </w:lvlOverride>
+    <w:lvlOverride w:ilvl="4">
+      <w:startOverride w:val="1"/>
+    </w:lvlOverride>
+    <w:lvlOverride w:ilvl="5">
+      <w:startOverride w:val="1"/>
+    </w:lvlOverride>
+    <w:lvlOverride w:ilvl="6">
+      <w:startOverride w:val="1"/>
+    </w:lvlOverride>
+    <w:lvlOverride w:ilvl="7">
+      <w:startOverride w:val="1"/>
+    </w:lvlOverride>
+    <w:lvlOverride w:ilvl="8">
+      <w:startOverride w:val="1"/>
+    </w:lvlOverride>
+  </w:num>
+  <w:num w:numId="17" w16cid:durableId="1612712025">
+    <w:abstractNumId w:val="4"/>
+    <w:lvlOverride w:ilvl="0">
+      <w:startOverride w:val="1"/>
+    </w:lvlOverride>
+    <w:lvlOverride w:ilvl="1">
+      <w:startOverride w:val="1"/>
+    </w:lvlOverride>
+    <w:lvlOverride w:ilvl="2">
+      <w:startOverride w:val="1"/>
+    </w:lvlOverride>
+    <w:lvlOverride w:ilvl="3">
+      <w:startOverride w:val="1"/>
+    </w:lvlOverride>
+    <w:lvlOverride w:ilvl="4">
+      <w:startOverride w:val="1"/>
+    </w:lvlOverride>
+    <w:lvlOverride w:ilvl="5">
+      <w:startOverride w:val="1"/>
+    </w:lvlOverride>
+    <w:lvlOverride w:ilvl="6">
+      <w:startOverride w:val="1"/>
+    </w:lvlOverride>
+    <w:lvlOverride w:ilvl="7">
+      <w:startOverride w:val="1"/>
+    </w:lvlOverride>
+    <w:lvlOverride w:ilvl="8">
+      <w:startOverride w:val="1"/>
+    </w:lvlOverride>
+  </w:num>
+  <w:num w:numId="18" w16cid:durableId="1178696172">
+    <w:abstractNumId w:val="4"/>
+    <w:lvlOverride w:ilvl="0">
+      <w:startOverride w:val="1"/>
+    </w:lvlOverride>
+    <w:lvlOverride w:ilvl="1">
+      <w:startOverride w:val="1"/>
+    </w:lvlOverride>
+    <w:lvlOverride w:ilvl="2">
+      <w:startOverride w:val="1"/>
+    </w:lvlOverride>
+    <w:lvlOverride w:ilvl="3">
+      <w:startOverride w:val="1"/>
+    </w:lvlOverride>
+    <w:lvlOverride w:ilvl="4">
+      <w:startOverride w:val="1"/>
+    </w:lvlOverride>
+    <w:lvlOverride w:ilvl="5">
+      <w:startOverride w:val="1"/>
+    </w:lvlOverride>
+    <w:lvlOverride w:ilvl="6">
+      <w:startOverride w:val="1"/>
+    </w:lvlOverride>
+    <w:lvlOverride w:ilvl="7">
+      <w:startOverride w:val="1"/>
+    </w:lvlOverride>
+    <w:lvlOverride w:ilvl="8">
+      <w:startOverride w:val="1"/>
+    </w:lvlOverride>
+  </w:num>
+  <w:num w:numId="19" w16cid:durableId="200754442">
+    <w:abstractNumId w:val="4"/>
+    <w:lvlOverride w:ilvl="0">
+      <w:startOverride w:val="1"/>
+    </w:lvlOverride>
+    <w:lvlOverride w:ilvl="1">
+      <w:startOverride w:val="1"/>
+    </w:lvlOverride>
+    <w:lvlOverride w:ilvl="2">
+      <w:startOverride w:val="1"/>
+    </w:lvlOverride>
+    <w:lvlOverride w:ilvl="3">
+      <w:startOverride w:val="1"/>
+    </w:lvlOverride>
+    <w:lvlOverride w:ilvl="4">
+      <w:startOverride w:val="1"/>
+    </w:lvlOverride>
+    <w:lvlOverride w:ilvl="5">
+      <w:startOverride w:val="1"/>
+    </w:lvlOverride>
+    <w:lvlOverride w:ilvl="6">
+      <w:startOverride w:val="1"/>
+    </w:lvlOverride>
+    <w:lvlOverride w:ilvl="7">
+      <w:startOverride w:val="1"/>
+    </w:lvlOverride>
+    <w:lvlOverride w:ilvl="8">
+      <w:startOverride w:val="1"/>
+    </w:lvlOverride>
+  </w:num>
+  <w:num w:numId="20" w16cid:durableId="2041785104">
     <w:abstractNumId w:val="4"/>
     <w:lvlOverride w:ilvl="0">
       <w:startOverride w:val="1"/>

--- a/docs/Relatorio.docx
+++ b/docs/Relatorio.docx
@@ -11241,8 +11241,23 @@
         <w:pStyle w:val="Ttulo2"/>
       </w:pPr>
       <w:r>
+        <w:t>Candidaturas</w:t>
+      </w:r>
+    </w:p>
+    <w:p>
+      <w:r>
+        <w:t>Do lado dos administradores, através desta página é possível filtrar, pelo nome e estado, as candidaturas a beneficiário, enviadas.</w:t>
+      </w:r>
+    </w:p>
+    <w:p>
+      <w:r>
+        <w:t>Além disso em cada candidatura é apresentado um nome, tempo desde o envio, estado da candidatura e se o candidato é ou não estudante de um curso.</w:t>
+      </w:r>
+    </w:p>
+    <w:p>
+      <w:r>
         <w:lastRenderedPageBreak/>
-        <w:t>Candidaturas</w:t>
+        <w:t>Além disso é também possível expandir os detalhes e validar ou rejeitar a candidatura.</w:t>
       </w:r>
     </w:p>
     <w:p>
@@ -11428,10 +11443,41 @@
         <w:pStyle w:val="Ttulo2"/>
       </w:pPr>
       <w:r>
+        <w:t>Stock</w:t>
+      </w:r>
+    </w:p>
+    <w:p>
+      <w:r>
+        <w:t xml:space="preserve">Nesta página </w:t>
+      </w:r>
+      <w:r>
+        <w:t xml:space="preserve">é possível filtrar, pelo nome e </w:t>
+      </w:r>
+      <w:r>
+        <w:t>tipo</w:t>
+      </w:r>
+      <w:r>
+        <w:t xml:space="preserve">, </w:t>
+      </w:r>
+      <w:r>
+        <w:t>os produtos disponíveis no stock</w:t>
+      </w:r>
+      <w:r>
+        <w:t>.</w:t>
+      </w:r>
+    </w:p>
+    <w:p>
+      <w:r>
+        <w:t>Além disso, em cada produto é possível ler o nome, tipo e quantidade disponível.</w:t>
+      </w:r>
+    </w:p>
+    <w:p>
+      <w:r>
         <w:lastRenderedPageBreak/>
-        <w:t>Stock</w:t>
-      </w:r>
-    </w:p>
+        <w:t>Por fim, é apresentado um botão para adicionar novos produtos.</w:t>
+      </w:r>
+    </w:p>
+    <w:p/>
     <w:p>
       <w:pPr>
         <w:jc w:val="center"/>
@@ -11613,18 +11659,31 @@
         <w:pStyle w:val="Ttulo2"/>
       </w:pPr>
       <w:r>
+        <w:t>Adicionar produto ao s</w:t>
+      </w:r>
+      <w:r>
+        <w:t>tock</w:t>
+      </w:r>
+    </w:p>
+    <w:p>
+      <w:r>
+        <w:t>No formulário de adição de produtos está presente uma caixa de texto para definir o nome do produto a adicionar</w:t>
+      </w:r>
+      <w:r>
+        <w:t>, tipo, data de validade e quantidade.</w:t>
+      </w:r>
+    </w:p>
+    <w:p>
+      <w:r>
+        <w:t>Além disso é possível também adicionar várias datas e submeter o pedido.</w:t>
+      </w:r>
+    </w:p>
+    <w:p>
+      <w:pPr>
+        <w:jc w:val="center"/>
+      </w:pPr>
+      <w:r>
         <w:lastRenderedPageBreak/>
-        <w:t>Adicionar produto ao s</w:t>
-      </w:r>
-      <w:r>
-        <w:t>tock</w:t>
-      </w:r>
-    </w:p>
-    <w:p>
-      <w:pPr>
-        <w:jc w:val="center"/>
-      </w:pPr>
-      <w:r>
         <w:drawing>
           <wp:inline distT="0" distB="0" distL="0" distR="0" wp14:anchorId="12975F56" wp14:editId="56A0A37D">
             <wp:extent cx="2734057" cy="5725324"/>

--- a/docs/Relatorio.docx
+++ b/docs/Relatorio.docx
@@ -649,12 +649,14 @@
         </w:rPr>
         <w:t xml:space="preserve"> | </w:t>
       </w:r>
+      <w:proofErr w:type="gramStart"/>
       <w:r>
         <w:rPr>
           <w:rFonts w:ascii="Arial" w:hAnsi="Arial" w:cs="Arial"/>
         </w:rPr>
         <w:t>Outubro</w:t>
       </w:r>
+      <w:proofErr w:type="gramEnd"/>
       <w:r>
         <w:rPr>
           <w:rFonts w:ascii="Arial" w:hAnsi="Arial" w:cs="Arial"/>
@@ -4665,7 +4667,15 @@
         <w:jc w:val="both"/>
       </w:pPr>
       <w:r>
-        <w:t>Face a este cenário, torna-se pertinente a criação de uma aplicação móvel de caráter administrativo, concebida exclusivamente para uso dos responsáveis pela Loja Social para simplificar e otimizar as tarefas de gestão da mesma.</w:t>
+        <w:t xml:space="preserve">Face a este cenário, torna-se pertinente a criação de uma aplicação móvel de </w:t>
+      </w:r>
+      <w:proofErr w:type="spellStart"/>
+      <w:r>
+        <w:t>caráter</w:t>
+      </w:r>
+      <w:proofErr w:type="spellEnd"/>
+      <w:r>
+        <w:t xml:space="preserve"> administrativo, concebida exclusivamente para uso dos responsáveis pela Loja Social para simplificar e otimizar as tarefas de gestão da mesma.</w:t>
       </w:r>
     </w:p>
     <w:p>
@@ -4759,7 +4769,15 @@
         <w:jc w:val="both"/>
       </w:pPr>
       <w:r>
-        <w:t>A Loja Social do IPCA é uma iniciativa de caráter solidário e sem fins lucrativos, criada com o propósito de apoiar a comunidade académica, em especial os estudantes em situação de vulnerabilidade socioeconómica. O seu funcionamento baseia-se na recolha de bens doados, que são posteriormente organizados e disponibilizados para distribuição de forma gratuita a quem deles necessite.</w:t>
+        <w:t xml:space="preserve">A Loja Social do IPCA é uma iniciativa de </w:t>
+      </w:r>
+      <w:proofErr w:type="spellStart"/>
+      <w:r>
+        <w:t>caráter</w:t>
+      </w:r>
+      <w:proofErr w:type="spellEnd"/>
+      <w:r>
+        <w:t xml:space="preserve"> solidário e sem fins lucrativos, criada com o propósito de apoiar a comunidade académica, em especial os estudantes em situação de vulnerabilidade socioeconómica. O seu funcionamento baseia-se na recolha de bens doados, que são posteriormente organizados e disponibilizados para distribuição de forma gratuita a quem deles necessite.</w:t>
       </w:r>
     </w:p>
     <w:p>
@@ -5673,7 +5691,15 @@
               <w:t xml:space="preserve"> e </w:t>
             </w:r>
             <w:r>
-              <w:t>com documentação. Permitir atualizações sem perda de dados, logs e métricas disponíveis para equipa técnica.</w:t>
+              <w:t xml:space="preserve">com documentação. Permitir atualizações sem perda de dados, </w:t>
+            </w:r>
+            <w:proofErr w:type="spellStart"/>
+            <w:r>
+              <w:t>logs</w:t>
+            </w:r>
+            <w:proofErr w:type="spellEnd"/>
+            <w:r>
+              <w:t xml:space="preserve"> e métricas disponíveis para equipa técnica.</w:t>
             </w:r>
           </w:p>
         </w:tc>
@@ -5724,11 +5750,9 @@
       <w:pPr>
         <w:pStyle w:val="Ttulo2"/>
       </w:pPr>
-      <w:bookmarkStart w:id="9" w:name="_Toc215255728"/>
-      <w:r>
-        <w:t>Pedir Apoio</w:t>
-      </w:r>
-      <w:bookmarkEnd w:id="9"/>
+      <w:r>
+        <w:t>Criar candidatura</w:t>
+      </w:r>
     </w:p>
     <w:p>
       <w:r>
@@ -5738,13 +5762,13 @@
         <mc:AlternateContent>
           <mc:Choice Requires="wps">
             <w:drawing>
-              <wp:anchor distT="0" distB="0" distL="114300" distR="114300" simplePos="0" relativeHeight="251661312" behindDoc="0" locked="0" layoutInCell="1" allowOverlap="1" wp14:anchorId="5EFC864D" wp14:editId="224A0FE9">
+              <wp:anchor distT="0" distB="0" distL="114300" distR="114300" simplePos="0" relativeHeight="251661312" behindDoc="0" locked="0" layoutInCell="1" allowOverlap="1" wp14:anchorId="5EFC864D" wp14:editId="4993C4CA">
                 <wp:simplePos x="0" y="0"/>
                 <wp:positionH relativeFrom="column">
-                  <wp:posOffset>-848995</wp:posOffset>
+                  <wp:posOffset>-788035</wp:posOffset>
                 </wp:positionH>
                 <wp:positionV relativeFrom="paragraph">
-                  <wp:posOffset>3179445</wp:posOffset>
+                  <wp:posOffset>2382520</wp:posOffset>
                 </wp:positionV>
                 <wp:extent cx="7268210" cy="635"/>
                 <wp:effectExtent l="0" t="0" r="0" b="0"/>
@@ -5782,38 +5806,25 @@
                                 <w:szCs w:val="22"/>
                               </w:rPr>
                             </w:pPr>
-                            <w:bookmarkStart w:id="10" w:name="_Toc215255755"/>
+                            <w:bookmarkStart w:id="9" w:name="_Toc215255755"/>
                             <w:r>
                               <w:t xml:space="preserve">Figura </w:t>
                             </w:r>
-                            <w:r>
-                              <w:fldChar w:fldCharType="begin"/>
-                            </w:r>
-                            <w:r>
-                              <w:instrText xml:space="preserve"> SEQ Figura \* ARABIC </w:instrText>
-                            </w:r>
-                            <w:r>
-                              <w:fldChar w:fldCharType="separate"/>
-                            </w:r>
-                            <w:r>
-                              <w:rPr>
-                                <w:noProof/>
-                              </w:rPr>
-                              <w:t>1</w:t>
-                            </w:r>
-                            <w:r>
-                              <w:rPr>
-                                <w:noProof/>
-                              </w:rPr>
-                              <w:fldChar w:fldCharType="end"/>
-                            </w:r>
+                            <w:fldSimple w:instr=" SEQ Figura \* ARABIC ">
+                              <w:r>
+                                <w:rPr>
+                                  <w:noProof/>
+                                </w:rPr>
+                                <w:t>1</w:t>
+                              </w:r>
+                            </w:fldSimple>
                             <w:r>
                               <w:t xml:space="preserve"> - Diagrama BPMN </w:t>
                             </w:r>
+                            <w:bookmarkEnd w:id="9"/>
                             <w:r>
-                              <w:t>Pedir Apoio</w:t>
+                              <w:t>Candidatura</w:t>
                             </w:r>
-                            <w:bookmarkEnd w:id="10"/>
                           </w:p>
                         </w:txbxContent>
                       </wps:txbx>
@@ -5835,7 +5846,7 @@
                 <v:stroke joinstyle="miter"/>
                 <v:path gradientshapeok="t" o:connecttype="rect"/>
               </v:shapetype>
-              <v:shape id="Caixa de texto 1" o:spid="_x0000_s1026" type="#_x0000_t202" style="position:absolute;margin-left:-66.85pt;margin-top:250.35pt;width:572.3pt;height:.05pt;z-index:251661312;visibility:visible;mso-wrap-style:square;mso-wrap-distance-left:9pt;mso-wrap-distance-top:0;mso-wrap-distance-right:9pt;mso-wrap-distance-bottom:0;mso-position-horizontal:absolute;mso-position-horizontal-relative:text;mso-position-vertical:absolute;mso-position-vertical-relative:text;v-text-anchor:top" o:gfxdata="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" stroked="f">
+              <v:shape id="Caixa de texto 1" o:spid="_x0000_s1026" type="#_x0000_t202" style="position:absolute;margin-left:-62.05pt;margin-top:187.6pt;width:572.3pt;height:.05pt;z-index:251661312;visibility:visible;mso-wrap-style:square;mso-wrap-distance-left:9pt;mso-wrap-distance-top:0;mso-wrap-distance-right:9pt;mso-wrap-distance-bottom:0;mso-position-horizontal:absolute;mso-position-horizontal-relative:text;mso-position-vertical:absolute;mso-position-vertical-relative:text;v-text-anchor:top" o:gfxdata="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" stroked="f">
                 <v:textbox style="mso-fit-shape-to-text:t" inset="0,0,0,0">
                   <w:txbxContent>
                     <w:p>
@@ -5848,7 +5859,203 @@
                           <w:szCs w:val="22"/>
                         </w:rPr>
                       </w:pPr>
-                      <w:bookmarkStart w:id="11" w:name="_Toc215255755"/>
+                      <w:bookmarkStart w:id="10" w:name="_Toc215255755"/>
+                      <w:r>
+                        <w:t xml:space="preserve">Figura </w:t>
+                      </w:r>
+                      <w:fldSimple w:instr=" SEQ Figura \* ARABIC ">
+                        <w:r>
+                          <w:rPr>
+                            <w:noProof/>
+                          </w:rPr>
+                          <w:t>1</w:t>
+                        </w:r>
+                      </w:fldSimple>
+                      <w:r>
+                        <w:t xml:space="preserve"> - Diagrama BPMN </w:t>
+                      </w:r>
+                      <w:bookmarkEnd w:id="10"/>
+                      <w:r>
+                        <w:t>Candidatura</w:t>
+                      </w:r>
+                    </w:p>
+                  </w:txbxContent>
+                </v:textbox>
+                <w10:wrap type="topAndBottom"/>
+              </v:shape>
+            </w:pict>
+          </mc:Fallback>
+        </mc:AlternateContent>
+      </w:r>
+      <w:r>
+        <w:drawing>
+          <wp:inline distT="0" distB="0" distL="0" distR="0" wp14:anchorId="21652659" wp14:editId="5D443F82">
+            <wp:extent cx="5579745" cy="2286635"/>
+            <wp:effectExtent l="0" t="0" r="1905" b="0"/>
+            <wp:docPr id="252386271" name="Imagem 1" descr="Uma imagem com texto, captura de ecrã, diagrama, file&#10;&#10;Os conteúdos gerados por IA podem estar incorretos."/>
+            <wp:cNvGraphicFramePr>
+              <a:graphicFrameLocks xmlns:a="http://schemas.openxmlformats.org/drawingml/2006/main" noChangeAspect="1"/>
+            </wp:cNvGraphicFramePr>
+            <a:graphic xmlns:a="http://schemas.openxmlformats.org/drawingml/2006/main">
+              <a:graphicData uri="http://schemas.openxmlformats.org/drawingml/2006/picture">
+                <pic:pic xmlns:pic="http://schemas.openxmlformats.org/drawingml/2006/picture">
+                  <pic:nvPicPr>
+                    <pic:cNvPr id="252386271" name="Imagem 1" descr="Uma imagem com texto, captura de ecrã, diagrama, file&#10;&#10;Os conteúdos gerados por IA podem estar incorretos."/>
+                    <pic:cNvPicPr/>
+                  </pic:nvPicPr>
+                  <pic:blipFill>
+                    <a:blip r:embed="rId9"/>
+                    <a:stretch>
+                      <a:fillRect/>
+                    </a:stretch>
+                  </pic:blipFill>
+                  <pic:spPr>
+                    <a:xfrm>
+                      <a:off x="0" y="0"/>
+                      <a:ext cx="5579745" cy="2286635"/>
+                    </a:xfrm>
+                    <a:prstGeom prst="rect">
+                      <a:avLst/>
+                    </a:prstGeom>
+                  </pic:spPr>
+                </pic:pic>
+              </a:graphicData>
+            </a:graphic>
+          </wp:inline>
+        </w:drawing>
+      </w:r>
+    </w:p>
+    <w:p>
+      <w:pPr>
+        <w:pStyle w:val="Ttulo2"/>
+      </w:pPr>
+      <w:r>
+        <w:t>Pedido de bens</w:t>
+      </w:r>
+    </w:p>
+    <w:p>
+      <w:pPr>
+        <w:jc w:val="both"/>
+      </w:pPr>
+      <w:r>
+        <w:t xml:space="preserve">Na imagem seguinte é possível observar o diagrama BPMN do processo de pedir apoio á loja social. </w:t>
+      </w:r>
+    </w:p>
+    <w:p>
+      <w:pPr>
+        <w:jc w:val="center"/>
+      </w:pPr>
+      <w:r>
+        <w:rPr>
+          <w:noProof/>
+        </w:rPr>
+        <mc:AlternateContent>
+          <mc:Choice Requires="wps">
+            <w:drawing>
+              <wp:anchor distT="0" distB="0" distL="114300" distR="114300" simplePos="0" relativeHeight="251711488" behindDoc="0" locked="0" layoutInCell="1" allowOverlap="1" wp14:anchorId="7086C7D4" wp14:editId="72070B6A">
+                <wp:simplePos x="0" y="0"/>
+                <wp:positionH relativeFrom="page">
+                  <wp:posOffset>283210</wp:posOffset>
+                </wp:positionH>
+                <wp:positionV relativeFrom="paragraph">
+                  <wp:posOffset>2508250</wp:posOffset>
+                </wp:positionV>
+                <wp:extent cx="7268210" cy="635"/>
+                <wp:effectExtent l="0" t="0" r="8890" b="0"/>
+                <wp:wrapTopAndBottom/>
+                <wp:docPr id="216763284" name="Caixa de texto 1"/>
+                <wp:cNvGraphicFramePr/>
+                <a:graphic xmlns:a="http://schemas.openxmlformats.org/drawingml/2006/main">
+                  <a:graphicData uri="http://schemas.microsoft.com/office/word/2010/wordprocessingShape">
+                    <wps:wsp>
+                      <wps:cNvSpPr txBox="1"/>
+                      <wps:spPr>
+                        <a:xfrm>
+                          <a:off x="0" y="0"/>
+                          <a:ext cx="7268210" cy="635"/>
+                        </a:xfrm>
+                        <a:prstGeom prst="rect">
+                          <a:avLst/>
+                        </a:prstGeom>
+                        <a:solidFill>
+                          <a:prstClr val="white"/>
+                        </a:solidFill>
+                        <a:ln>
+                          <a:noFill/>
+                        </a:ln>
+                      </wps:spPr>
+                      <wps:txbx>
+                        <w:txbxContent>
+                          <w:p>
+                            <w:pPr>
+                              <w:pStyle w:val="Legenda"/>
+                              <w:jc w:val="center"/>
+                              <w:rPr>
+                                <w:noProof/>
+                                <w:sz w:val="22"/>
+                                <w:szCs w:val="22"/>
+                              </w:rPr>
+                            </w:pPr>
+                            <w:r>
+                              <w:t xml:space="preserve">Figura </w:t>
+                            </w:r>
+                            <w:r>
+                              <w:fldChar w:fldCharType="begin"/>
+                            </w:r>
+                            <w:r>
+                              <w:instrText xml:space="preserve"> SEQ Figura \* ARABIC </w:instrText>
+                            </w:r>
+                            <w:r>
+                              <w:fldChar w:fldCharType="separate"/>
+                            </w:r>
+                            <w:r>
+                              <w:rPr>
+                                <w:noProof/>
+                              </w:rPr>
+                              <w:t>2</w:t>
+                            </w:r>
+                            <w:r>
+                              <w:rPr>
+                                <w:noProof/>
+                              </w:rPr>
+                              <w:fldChar w:fldCharType="end"/>
+                            </w:r>
+                            <w:r>
+                              <w:t xml:space="preserve"> - Diagrama BPMN </w:t>
+                            </w:r>
+                            <w:r>
+                              <w:t>Pedir Apoio</w:t>
+                            </w:r>
+                          </w:p>
+                        </w:txbxContent>
+                      </wps:txbx>
+                      <wps:bodyPr rot="0" spcFirstLastPara="0" vertOverflow="overflow" horzOverflow="overflow" vert="horz" wrap="square" lIns="0" tIns="0" rIns="0" bIns="0" numCol="1" spcCol="0" rtlCol="0" fromWordArt="0" anchor="t" anchorCtr="0" forceAA="0" compatLnSpc="1">
+                        <a:prstTxWarp prst="textNoShape">
+                          <a:avLst/>
+                        </a:prstTxWarp>
+                        <a:spAutoFit/>
+                      </wps:bodyPr>
+                    </wps:wsp>
+                  </a:graphicData>
+                </a:graphic>
+              </wp:anchor>
+            </w:drawing>
+          </mc:Choice>
+          <mc:Fallback>
+            <w:pict>
+              <v:shape w14:anchorId="7086C7D4" id="_x0000_s1027" type="#_x0000_t202" style="position:absolute;left:0;text-align:left;margin-left:22.3pt;margin-top:197.5pt;width:572.3pt;height:.05pt;z-index:251711488;visibility:visible;mso-wrap-style:square;mso-wrap-distance-left:9pt;mso-wrap-distance-top:0;mso-wrap-distance-right:9pt;mso-wrap-distance-bottom:0;mso-position-horizontal:absolute;mso-position-horizontal-relative:page;mso-position-vertical:absolute;mso-position-vertical-relative:text;v-text-anchor:top" o:gfxdata="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" stroked="f">
+                <v:textbox style="mso-fit-shape-to-text:t" inset="0,0,0,0">
+                  <w:txbxContent>
+                    <w:p>
+                      <w:pPr>
+                        <w:pStyle w:val="Legenda"/>
+                        <w:jc w:val="center"/>
+                        <w:rPr>
+                          <w:noProof/>
+                          <w:sz w:val="22"/>
+                          <w:szCs w:val="22"/>
+                        </w:rPr>
+                      </w:pPr>
                       <w:r>
                         <w:t xml:space="preserve">Figura </w:t>
                       </w:r>
@@ -5865,7 +6072,7 @@
                         <w:rPr>
                           <w:noProof/>
                         </w:rPr>
-                        <w:t>1</w:t>
+                        <w:t>2</w:t>
                       </w:r>
                       <w:r>
                         <w:rPr>
@@ -5879,11 +6086,10 @@
                       <w:r>
                         <w:t>Pedir Apoio</w:t>
                       </w:r>
-                      <w:bookmarkEnd w:id="11"/>
                     </w:p>
                   </w:txbxContent>
                 </v:textbox>
-                <w10:wrap type="topAndBottom"/>
+                <w10:wrap type="topAndBottom" anchorx="page"/>
               </v:shape>
             </w:pict>
           </mc:Fallback>
@@ -5894,18 +6100,10 @@
           <w:noProof/>
         </w:rPr>
         <w:drawing>
-          <wp:anchor distT="0" distB="0" distL="114300" distR="114300" simplePos="0" relativeHeight="251658240" behindDoc="0" locked="0" layoutInCell="1" allowOverlap="1" wp14:anchorId="51B0B116" wp14:editId="6AFF29C7">
-            <wp:simplePos x="0" y="0"/>
-            <wp:positionH relativeFrom="margin">
-              <wp:align>center</wp:align>
-            </wp:positionH>
-            <wp:positionV relativeFrom="paragraph">
-              <wp:posOffset>550545</wp:posOffset>
-            </wp:positionV>
-            <wp:extent cx="7268210" cy="2571750"/>
-            <wp:effectExtent l="0" t="0" r="8890" b="0"/>
-            <wp:wrapTopAndBottom/>
-            <wp:docPr id="1974414558" name="Imagem 3" descr="Uma imagem com texto, captura de ecrã, file, diagrama&#10;&#10;Os conteúdos gerados por IA podem estar incorretos."/>
+          <wp:inline distT="0" distB="0" distL="0" distR="0" wp14:anchorId="6F228B50" wp14:editId="359C5CB0">
+            <wp:extent cx="3987067" cy="2355850"/>
+            <wp:effectExtent l="0" t="0" r="0" b="6350"/>
+            <wp:docPr id="826101158" name="Imagem 20" descr="Uma imagem com captura de ecrã, diagrama, texto, file&#10;&#10;Os conteúdos gerados por IA podem estar incorretos."/>
             <wp:cNvGraphicFramePr>
               <a:graphicFrameLocks xmlns:a="http://schemas.openxmlformats.org/drawingml/2006/main" noChangeAspect="1"/>
             </wp:cNvGraphicFramePr>
@@ -5913,11 +6111,11 @@
               <a:graphicData uri="http://schemas.openxmlformats.org/drawingml/2006/picture">
                 <pic:pic xmlns:pic="http://schemas.openxmlformats.org/drawingml/2006/picture">
                   <pic:nvPicPr>
-                    <pic:cNvPr id="1974414558" name="Imagem 3" descr="Uma imagem com texto, captura de ecrã, file, diagrama&#10;&#10;Os conteúdos gerados por IA podem estar incorretos."/>
+                    <pic:cNvPr id="826101158" name="Imagem 20" descr="Uma imagem com captura de ecrã, diagrama, texto, file&#10;&#10;Os conteúdos gerados por IA podem estar incorretos."/>
                     <pic:cNvPicPr/>
                   </pic:nvPicPr>
                   <pic:blipFill>
-                    <a:blip r:embed="rId9">
+                    <a:blip r:embed="rId10" cstate="print">
                       <a:extLst>
                         <a:ext uri="{28A0092B-C50C-407E-A947-70E740481C1C}">
                           <a14:useLocalDpi xmlns:a14="http://schemas.microsoft.com/office/drawing/2010/main" val="0"/>
@@ -5931,7 +6129,7 @@
                   <pic:spPr>
                     <a:xfrm>
                       <a:off x="0" y="0"/>
-                      <a:ext cx="7268210" cy="2571750"/>
+                      <a:ext cx="3998484" cy="2362596"/>
                     </a:xfrm>
                     <a:prstGeom prst="rect">
                       <a:avLst/>
@@ -5940,26 +6138,38 @@
                 </pic:pic>
               </a:graphicData>
             </a:graphic>
-            <wp14:sizeRelH relativeFrom="margin">
-              <wp14:pctWidth>0</wp14:pctWidth>
-            </wp14:sizeRelH>
-            <wp14:sizeRelV relativeFrom="margin">
-              <wp14:pctHeight>0</wp14:pctHeight>
-            </wp14:sizeRelV>
-          </wp:anchor>
+          </wp:inline>
         </w:drawing>
       </w:r>
-      <w:r>
-        <w:t xml:space="preserve">Na imagem seguinte é possível observar o diagrama BPMN do processo de pedir apoio á loja social. </w:t>
-      </w:r>
-    </w:p>
-    <w:p/>
+    </w:p>
     <w:p>
       <w:pPr>
         <w:jc w:val="both"/>
       </w:pPr>
       <w:r>
-        <w:t>O processo tem início com o beneficiário, que solicita apoio à Loja Social. Após receber o pedido, a loja entrega a documentação necessária para preenchimento. Em seguida, o beneficiário preenche e devolve os documentos à Loja Social. O colaborador responsável procede então à análise da documentação e, caso o beneficiário reúna as condições para o apoio, o pedido é registado no sistema e o beneficiário notificado da aprovação. Caso contrário, é apenas notificado da não atribuição do apoio, encerrando-se assim o processo.</w:t>
+        <w:lastRenderedPageBreak/>
+        <w:t xml:space="preserve">O processo tem início com o beneficiário, que solicita apoio à Loja Social. Após receber o pedido, a loja </w:t>
+      </w:r>
+      <w:r>
+        <w:t>procura os bens necessários no stock</w:t>
+      </w:r>
+      <w:r>
+        <w:t xml:space="preserve">. Em seguida, o beneficiário </w:t>
+      </w:r>
+      <w:r>
+        <w:t>é notificado no caso de não terem bens disponíveis</w:t>
+      </w:r>
+      <w:r>
+        <w:t>, c</w:t>
+      </w:r>
+      <w:r>
+        <w:t xml:space="preserve">aso contrário, </w:t>
+      </w:r>
+      <w:r>
+        <w:t>os bens são organizados e agendada a entrega</w:t>
+      </w:r>
+      <w:r>
+        <w:t>.</w:t>
       </w:r>
     </w:p>
     <w:p>
@@ -5971,17 +6181,14 @@
       <w:pPr>
         <w:pStyle w:val="Ttulo2"/>
       </w:pPr>
-      <w:bookmarkStart w:id="12" w:name="_Toc215255729"/>
+      <w:bookmarkStart w:id="11" w:name="_Toc215255729"/>
       <w:r>
         <w:lastRenderedPageBreak/>
         <w:t>Gestão de Inventário</w:t>
       </w:r>
-      <w:bookmarkEnd w:id="12"/>
-    </w:p>
-    <w:p>
-      <w:pPr>
-        <w:jc w:val="both"/>
-      </w:pPr>
+      <w:bookmarkEnd w:id="11"/>
+    </w:p>
+    <w:p>
       <w:r>
         <w:t>Na imagem seguinte é possível observar o diagrama BPMN do processo de</w:t>
       </w:r>
@@ -5990,6 +6197,9 @@
       </w:r>
       <w:r>
         <w:t>gestão de inventário</w:t>
+      </w:r>
+      <w:r>
+        <w:t>.</w:t>
       </w:r>
     </w:p>
     <w:p>
@@ -6019,7 +6229,7 @@
                     </pic:cNvPicPr>
                   </pic:nvPicPr>
                   <pic:blipFill>
-                    <a:blip r:embed="rId10">
+                    <a:blip r:embed="rId11">
                       <a:extLst>
                         <a:ext uri="{28A0092B-C50C-407E-A947-70E740481C1C}">
                           <a14:useLocalDpi xmlns:a14="http://schemas.microsoft.com/office/drawing/2010/main" val="0"/>
@@ -6056,31 +6266,18 @@
         <w:pStyle w:val="Legenda"/>
         <w:jc w:val="center"/>
       </w:pPr>
-      <w:bookmarkStart w:id="13" w:name="_Toc215255756"/>
+      <w:bookmarkStart w:id="12" w:name="_Toc215255756"/>
       <w:r>
         <w:t xml:space="preserve">Figura </w:t>
       </w:r>
-      <w:r>
-        <w:fldChar w:fldCharType="begin"/>
-      </w:r>
-      <w:r>
-        <w:instrText xml:space="preserve"> SEQ Figura \* ARABIC </w:instrText>
-      </w:r>
-      <w:r>
-        <w:fldChar w:fldCharType="separate"/>
-      </w:r>
-      <w:r>
-        <w:rPr>
-          <w:noProof/>
-        </w:rPr>
-        <w:t>2</w:t>
-      </w:r>
-      <w:r>
-        <w:rPr>
-          <w:noProof/>
-        </w:rPr>
-        <w:fldChar w:fldCharType="end"/>
-      </w:r>
+      <w:fldSimple w:instr=" SEQ Figura \* ARABIC ">
+        <w:r>
+          <w:rPr>
+            <w:noProof/>
+          </w:rPr>
+          <w:t>3</w:t>
+        </w:r>
+      </w:fldSimple>
       <w:r>
         <w:t xml:space="preserve"> - </w:t>
       </w:r>
@@ -6090,7 +6287,7 @@
       <w:r>
         <w:t xml:space="preserve"> Gestão Inventário</w:t>
       </w:r>
-      <w:bookmarkEnd w:id="13"/>
+      <w:bookmarkEnd w:id="12"/>
     </w:p>
     <w:p/>
     <w:p>
@@ -6113,7 +6310,7 @@
           <w:noProof/>
         </w:rPr>
       </w:pPr>
-      <w:bookmarkStart w:id="14" w:name="_Toc215255730"/>
+      <w:bookmarkStart w:id="13" w:name="_Toc215255730"/>
       <w:r>
         <w:rPr>
           <w:noProof/>
@@ -6121,7 +6318,7 @@
         <w:lastRenderedPageBreak/>
         <w:t>Agendamento de Entregas</w:t>
       </w:r>
-      <w:bookmarkEnd w:id="14"/>
+      <w:bookmarkEnd w:id="13"/>
     </w:p>
     <w:p>
       <w:r>
@@ -6131,13 +6328,13 @@
         <mc:AlternateContent>
           <mc:Choice Requires="wps">
             <w:drawing>
-              <wp:anchor distT="0" distB="0" distL="114300" distR="114300" simplePos="0" relativeHeight="251667456" behindDoc="0" locked="0" layoutInCell="1" allowOverlap="1" wp14:anchorId="2DBB5D37" wp14:editId="428C51B1">
+              <wp:anchor distT="0" distB="0" distL="114300" distR="114300" simplePos="0" relativeHeight="251667456" behindDoc="0" locked="0" layoutInCell="1" allowOverlap="1" wp14:anchorId="2DBB5D37" wp14:editId="5147036E">
                 <wp:simplePos x="0" y="0"/>
-                <wp:positionH relativeFrom="column">
-                  <wp:posOffset>-799465</wp:posOffset>
+                <wp:positionH relativeFrom="page">
+                  <wp:align>center</wp:align>
                 </wp:positionH>
                 <wp:positionV relativeFrom="paragraph">
-                  <wp:posOffset>2672715</wp:posOffset>
+                  <wp:posOffset>2190115</wp:posOffset>
                 </wp:positionV>
                 <wp:extent cx="6998970" cy="635"/>
                 <wp:effectExtent l="0" t="0" r="0" b="0"/>
@@ -6175,35 +6372,22 @@
                                 <w:szCs w:val="22"/>
                               </w:rPr>
                             </w:pPr>
-                            <w:bookmarkStart w:id="15" w:name="_Toc215255757"/>
+                            <w:bookmarkStart w:id="14" w:name="_Toc215255757"/>
                             <w:r>
                               <w:t xml:space="preserve">Figura </w:t>
                             </w:r>
-                            <w:r>
-                              <w:fldChar w:fldCharType="begin"/>
-                            </w:r>
-                            <w:r>
-                              <w:instrText xml:space="preserve"> SEQ Figura \* ARABIC </w:instrText>
-                            </w:r>
-                            <w:r>
-                              <w:fldChar w:fldCharType="separate"/>
-                            </w:r>
-                            <w:r>
-                              <w:rPr>
-                                <w:noProof/>
-                              </w:rPr>
-                              <w:t>3</w:t>
-                            </w:r>
-                            <w:r>
-                              <w:rPr>
-                                <w:noProof/>
-                              </w:rPr>
-                              <w:fldChar w:fldCharType="end"/>
-                            </w:r>
+                            <w:fldSimple w:instr=" SEQ Figura \* ARABIC ">
+                              <w:r>
+                                <w:rPr>
+                                  <w:noProof/>
+                                </w:rPr>
+                                <w:t>4</w:t>
+                              </w:r>
+                            </w:fldSimple>
                             <w:r>
                               <w:t xml:space="preserve"> - Diagrama BPMN Agendamento De Entregas</w:t>
                             </w:r>
-                            <w:bookmarkEnd w:id="15"/>
+                            <w:bookmarkEnd w:id="14"/>
                           </w:p>
                         </w:txbxContent>
                       </wps:txbx>
@@ -6221,7 +6405,7 @@
           </mc:Choice>
           <mc:Fallback>
             <w:pict>
-              <v:shape w14:anchorId="2DBB5D37" id="_x0000_s1027" type="#_x0000_t202" style="position:absolute;margin-left:-62.95pt;margin-top:210.45pt;width:551.1pt;height:.05pt;z-index:251667456;visibility:visible;mso-wrap-style:square;mso-wrap-distance-left:9pt;mso-wrap-distance-top:0;mso-wrap-distance-right:9pt;mso-wrap-distance-bottom:0;mso-position-horizontal:absolute;mso-position-horizontal-relative:text;mso-position-vertical:absolute;mso-position-vertical-relative:text;v-text-anchor:top" o:gfxdata="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" stroked="f">
+              <v:shape w14:anchorId="2DBB5D37" id="_x0000_s1028" type="#_x0000_t202" style="position:absolute;margin-left:0;margin-top:172.45pt;width:551.1pt;height:.05pt;z-index:251667456;visibility:visible;mso-wrap-style:square;mso-wrap-distance-left:9pt;mso-wrap-distance-top:0;mso-wrap-distance-right:9pt;mso-wrap-distance-bottom:0;mso-position-horizontal:center;mso-position-horizontal-relative:page;mso-position-vertical:absolute;mso-position-vertical-relative:text;v-text-anchor:top" o:gfxdata="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" stroked="f">
                 <v:textbox style="mso-fit-shape-to-text:t" inset="0,0,0,0">
                   <w:txbxContent>
                     <w:p>
@@ -6234,39 +6418,26 @@
                           <w:szCs w:val="22"/>
                         </w:rPr>
                       </w:pPr>
-                      <w:bookmarkStart w:id="16" w:name="_Toc215255757"/>
+                      <w:bookmarkStart w:id="15" w:name="_Toc215255757"/>
                       <w:r>
                         <w:t xml:space="preserve">Figura </w:t>
                       </w:r>
-                      <w:r>
-                        <w:fldChar w:fldCharType="begin"/>
-                      </w:r>
-                      <w:r>
-                        <w:instrText xml:space="preserve"> SEQ Figura \* ARABIC </w:instrText>
-                      </w:r>
-                      <w:r>
-                        <w:fldChar w:fldCharType="separate"/>
-                      </w:r>
-                      <w:r>
-                        <w:rPr>
-                          <w:noProof/>
-                        </w:rPr>
-                        <w:t>3</w:t>
-                      </w:r>
-                      <w:r>
-                        <w:rPr>
-                          <w:noProof/>
-                        </w:rPr>
-                        <w:fldChar w:fldCharType="end"/>
-                      </w:r>
+                      <w:fldSimple w:instr=" SEQ Figura \* ARABIC ">
+                        <w:r>
+                          <w:rPr>
+                            <w:noProof/>
+                          </w:rPr>
+                          <w:t>4</w:t>
+                        </w:r>
+                      </w:fldSimple>
                       <w:r>
                         <w:t xml:space="preserve"> - Diagrama BPMN Agendamento De Entregas</w:t>
                       </w:r>
-                      <w:bookmarkEnd w:id="16"/>
+                      <w:bookmarkEnd w:id="15"/>
                     </w:p>
                   </w:txbxContent>
                 </v:textbox>
-                <w10:wrap type="topAndBottom"/>
+                <w10:wrap type="topAndBottom" anchorx="page"/>
               </v:shape>
             </w:pict>
           </mc:Fallback>
@@ -6277,16 +6448,16 @@
           <w:noProof/>
         </w:rPr>
         <w:drawing>
-          <wp:anchor distT="0" distB="0" distL="114300" distR="114300" simplePos="0" relativeHeight="251663360" behindDoc="0" locked="0" layoutInCell="1" allowOverlap="1" wp14:anchorId="064CD912" wp14:editId="36AEF65B">
+          <wp:anchor distT="0" distB="0" distL="114300" distR="114300" simplePos="0" relativeHeight="251663360" behindDoc="0" locked="0" layoutInCell="1" allowOverlap="1" wp14:anchorId="064CD912" wp14:editId="60C31E78">
             <wp:simplePos x="0" y="0"/>
-            <wp:positionH relativeFrom="page">
+            <wp:positionH relativeFrom="margin">
               <wp:align>center</wp:align>
             </wp:positionH>
             <wp:positionV relativeFrom="paragraph">
-              <wp:posOffset>624840</wp:posOffset>
+              <wp:posOffset>586740</wp:posOffset>
             </wp:positionV>
-            <wp:extent cx="6998970" cy="1990725"/>
-            <wp:effectExtent l="0" t="0" r="0" b="9525"/>
+            <wp:extent cx="5327650" cy="1515110"/>
+            <wp:effectExtent l="0" t="0" r="6350" b="8890"/>
             <wp:wrapTopAndBottom/>
             <wp:docPr id="1468735584" name="Imagem 7" descr="Uma imagem com texto, file, software, diagrama&#10;&#10;Os conteúdos gerados por IA podem estar incorretos."/>
             <wp:cNvGraphicFramePr>
@@ -6300,7 +6471,7 @@
                     <pic:cNvPicPr/>
                   </pic:nvPicPr>
                   <pic:blipFill>
-                    <a:blip r:embed="rId11" cstate="print">
+                    <a:blip r:embed="rId12" cstate="print">
                       <a:extLst>
                         <a:ext uri="{28A0092B-C50C-407E-A947-70E740481C1C}">
                           <a14:useLocalDpi xmlns:a14="http://schemas.microsoft.com/office/drawing/2010/main" val="0"/>
@@ -6314,7 +6485,7 @@
                   <pic:spPr>
                     <a:xfrm>
                       <a:off x="0" y="0"/>
-                      <a:ext cx="6998970" cy="1990725"/>
+                      <a:ext cx="5327650" cy="1515110"/>
                     </a:xfrm>
                     <a:prstGeom prst="rect">
                       <a:avLst/>
@@ -6340,6 +6511,11 @@
       <w:pPr>
         <w:jc w:val="both"/>
       </w:pPr>
+    </w:p>
+    <w:p>
+      <w:pPr>
+        <w:jc w:val="both"/>
+      </w:pPr>
       <w:r>
         <w:t>O processo inicia-se com o sistema, que notifica o beneficiário. Este informa a sua disponibilidade para a receção do apoio, sendo essa informação recebida pelo sistema e transmitida ao colaborador. O colaborador analisa a disponibilidade e, caso exista compatibilidade, a entrega é agendada e o beneficiário é notificado pelo sistema.</w:t>
       </w:r>
@@ -6366,12 +6542,35 @@
       <w:pPr>
         <w:pStyle w:val="Ttulo2"/>
       </w:pPr>
-      <w:bookmarkStart w:id="17" w:name="_Toc215255731"/>
+      <w:bookmarkStart w:id="16" w:name="_Toc215255731"/>
       <w:r>
         <w:lastRenderedPageBreak/>
-        <w:t>Gestão de Benificiários</w:t>
-      </w:r>
-      <w:bookmarkEnd w:id="17"/>
+        <w:t>Gestão de Ben</w:t>
+      </w:r>
+      <w:r>
+        <w:t>e</w:t>
+      </w:r>
+      <w:r>
+        <w:t>ficiários</w:t>
+      </w:r>
+      <w:bookmarkEnd w:id="16"/>
+    </w:p>
+    <w:p>
+      <w:pPr>
+        <w:jc w:val="both"/>
+      </w:pPr>
+      <w:r>
+        <w:t xml:space="preserve">Na imagem seguinte é possível observar o diagrama BPMN do </w:t>
+      </w:r>
+      <w:r>
+        <w:t>processo de gestão de ben</w:t>
+      </w:r>
+      <w:r>
+        <w:t>e</w:t>
+      </w:r>
+      <w:r>
+        <w:t xml:space="preserve">ficiários. </w:t>
+      </w:r>
     </w:p>
     <w:p>
       <w:pPr>
@@ -6384,16 +6583,16 @@
         <mc:AlternateContent>
           <mc:Choice Requires="wps">
             <w:drawing>
-              <wp:anchor distT="0" distB="0" distL="114300" distR="114300" simplePos="0" relativeHeight="251670528" behindDoc="0" locked="0" layoutInCell="1" allowOverlap="1" wp14:anchorId="2076352C" wp14:editId="6E3C9232">
+              <wp:anchor distT="0" distB="0" distL="114300" distR="114300" simplePos="0" relativeHeight="251670528" behindDoc="0" locked="0" layoutInCell="1" allowOverlap="1" wp14:anchorId="2076352C" wp14:editId="4AC63CBC">
                 <wp:simplePos x="0" y="0"/>
-                <wp:positionH relativeFrom="column">
-                  <wp:posOffset>-890905</wp:posOffset>
+                <wp:positionH relativeFrom="page">
+                  <wp:align>center</wp:align>
                 </wp:positionH>
                 <wp:positionV relativeFrom="paragraph">
-                  <wp:posOffset>3367405</wp:posOffset>
+                  <wp:posOffset>2692400</wp:posOffset>
                 </wp:positionV>
                 <wp:extent cx="7180580" cy="635"/>
-                <wp:effectExtent l="0" t="0" r="0" b="0"/>
+                <wp:effectExtent l="0" t="0" r="1270" b="0"/>
                 <wp:wrapTopAndBottom/>
                 <wp:docPr id="1993558129" name="Caixa de texto 1"/>
                 <wp:cNvGraphicFramePr/>
@@ -6428,35 +6627,22 @@
                                 <w:szCs w:val="22"/>
                               </w:rPr>
                             </w:pPr>
-                            <w:bookmarkStart w:id="18" w:name="_Toc215255758"/>
+                            <w:bookmarkStart w:id="17" w:name="_Toc215255758"/>
                             <w:r>
                               <w:t xml:space="preserve">Figura </w:t>
                             </w:r>
-                            <w:r>
-                              <w:fldChar w:fldCharType="begin"/>
-                            </w:r>
-                            <w:r>
-                              <w:instrText xml:space="preserve"> SEQ Figura \* ARABIC </w:instrText>
-                            </w:r>
-                            <w:r>
-                              <w:fldChar w:fldCharType="separate"/>
-                            </w:r>
-                            <w:r>
-                              <w:rPr>
-                                <w:noProof/>
-                              </w:rPr>
-                              <w:t>4</w:t>
-                            </w:r>
-                            <w:r>
-                              <w:rPr>
-                                <w:noProof/>
-                              </w:rPr>
-                              <w:fldChar w:fldCharType="end"/>
-                            </w:r>
+                            <w:fldSimple w:instr=" SEQ Figura \* ARABIC ">
+                              <w:r>
+                                <w:rPr>
+                                  <w:noProof/>
+                                </w:rPr>
+                                <w:t>5</w:t>
+                              </w:r>
+                            </w:fldSimple>
                             <w:r>
                               <w:t xml:space="preserve"> - Diagrama BPMN Gestão Benificiários</w:t>
                             </w:r>
-                            <w:bookmarkEnd w:id="18"/>
+                            <w:bookmarkEnd w:id="17"/>
                           </w:p>
                         </w:txbxContent>
                       </wps:txbx>
@@ -6474,7 +6660,7 @@
           </mc:Choice>
           <mc:Fallback>
             <w:pict>
-              <v:shape w14:anchorId="2076352C" id="_x0000_s1028" type="#_x0000_t202" style="position:absolute;left:0;text-align:left;margin-left:-70.15pt;margin-top:265.15pt;width:565.4pt;height:.05pt;z-index:251670528;visibility:visible;mso-wrap-style:square;mso-wrap-distance-left:9pt;mso-wrap-distance-top:0;mso-wrap-distance-right:9pt;mso-wrap-distance-bottom:0;mso-position-horizontal:absolute;mso-position-horizontal-relative:text;mso-position-vertical:absolute;mso-position-vertical-relative:text;v-text-anchor:top" o:gfxdata="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" stroked="f">
+              <v:shape w14:anchorId="2076352C" id="_x0000_s1029" type="#_x0000_t202" style="position:absolute;left:0;text-align:left;margin-left:0;margin-top:212pt;width:565.4pt;height:.05pt;z-index:251670528;visibility:visible;mso-wrap-style:square;mso-wrap-distance-left:9pt;mso-wrap-distance-top:0;mso-wrap-distance-right:9pt;mso-wrap-distance-bottom:0;mso-position-horizontal:center;mso-position-horizontal-relative:page;mso-position-vertical:absolute;mso-position-vertical-relative:text;v-text-anchor:top" o:gfxdata="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" stroked="f">
                 <v:textbox style="mso-fit-shape-to-text:t" inset="0,0,0,0">
                   <w:txbxContent>
                     <w:p>
@@ -6487,61 +6673,37 @@
                           <w:szCs w:val="22"/>
                         </w:rPr>
                       </w:pPr>
-                      <w:bookmarkStart w:id="19" w:name="_Toc215255758"/>
+                      <w:bookmarkStart w:id="18" w:name="_Toc215255758"/>
                       <w:r>
                         <w:t xml:space="preserve">Figura </w:t>
                       </w:r>
-                      <w:r>
-                        <w:fldChar w:fldCharType="begin"/>
-                      </w:r>
-                      <w:r>
-                        <w:instrText xml:space="preserve"> SEQ Figura \* ARABIC </w:instrText>
-                      </w:r>
-                      <w:r>
-                        <w:fldChar w:fldCharType="separate"/>
-                      </w:r>
-                      <w:r>
-                        <w:rPr>
-                          <w:noProof/>
-                        </w:rPr>
-                        <w:t>4</w:t>
-                      </w:r>
-                      <w:r>
-                        <w:rPr>
-                          <w:noProof/>
-                        </w:rPr>
-                        <w:fldChar w:fldCharType="end"/>
-                      </w:r>
+                      <w:fldSimple w:instr=" SEQ Figura \* ARABIC ">
+                        <w:r>
+                          <w:rPr>
+                            <w:noProof/>
+                          </w:rPr>
+                          <w:t>5</w:t>
+                        </w:r>
+                      </w:fldSimple>
                       <w:r>
                         <w:t xml:space="preserve"> - Diagrama BPMN Gestão Benificiários</w:t>
                       </w:r>
-                      <w:bookmarkEnd w:id="19"/>
+                      <w:bookmarkEnd w:id="18"/>
                     </w:p>
                   </w:txbxContent>
                 </v:textbox>
-                <w10:wrap type="topAndBottom"/>
+                <w10:wrap type="topAndBottom" anchorx="page"/>
               </v:shape>
             </w:pict>
           </mc:Fallback>
         </mc:AlternateContent>
       </w:r>
       <w:r>
-        <w:rPr>
-          <w:noProof/>
-        </w:rPr>
         <w:drawing>
-          <wp:anchor distT="0" distB="0" distL="114300" distR="114300" simplePos="0" relativeHeight="251668480" behindDoc="0" locked="0" layoutInCell="1" allowOverlap="1" wp14:anchorId="12FCA96F" wp14:editId="2AAFB822">
-            <wp:simplePos x="0" y="0"/>
-            <wp:positionH relativeFrom="page">
-              <wp:align>center</wp:align>
-            </wp:positionH>
-            <wp:positionV relativeFrom="paragraph">
-              <wp:posOffset>328930</wp:posOffset>
-            </wp:positionV>
-            <wp:extent cx="7180580" cy="2981325"/>
-            <wp:effectExtent l="0" t="0" r="1270" b="9525"/>
-            <wp:wrapTopAndBottom/>
-            <wp:docPr id="63582754" name="Imagem 9" descr="Uma imagem com texto, captura de ecrã, diagrama, file&#10;&#10;Os conteúdos gerados por IA podem estar incorretos."/>
+          <wp:inline distT="0" distB="0" distL="0" distR="0" wp14:anchorId="4B2B01D6" wp14:editId="40F44CBA">
+            <wp:extent cx="5579745" cy="2504440"/>
+            <wp:effectExtent l="0" t="0" r="1905" b="0"/>
+            <wp:docPr id="416872794" name="Imagem 1" descr="Uma imagem com texto, captura de ecrã, diagrama, file&#10;&#10;Os conteúdos gerados por IA podem estar incorretos."/>
             <wp:cNvGraphicFramePr>
               <a:graphicFrameLocks xmlns:a="http://schemas.openxmlformats.org/drawingml/2006/main" noChangeAspect="1"/>
             </wp:cNvGraphicFramePr>
@@ -6549,17 +6711,11 @@
               <a:graphicData uri="http://schemas.openxmlformats.org/drawingml/2006/picture">
                 <pic:pic xmlns:pic="http://schemas.openxmlformats.org/drawingml/2006/picture">
                   <pic:nvPicPr>
-                    <pic:cNvPr id="63582754" name="Imagem 9" descr="Uma imagem com texto, captura de ecrã, diagrama, file&#10;&#10;Os conteúdos gerados por IA podem estar incorretos."/>
+                    <pic:cNvPr id="416872794" name="Imagem 1" descr="Uma imagem com texto, captura de ecrã, diagrama, file&#10;&#10;Os conteúdos gerados por IA podem estar incorretos."/>
                     <pic:cNvPicPr/>
                   </pic:nvPicPr>
                   <pic:blipFill>
-                    <a:blip r:embed="rId12">
-                      <a:extLst>
-                        <a:ext uri="{28A0092B-C50C-407E-A947-70E740481C1C}">
-                          <a14:useLocalDpi xmlns:a14="http://schemas.microsoft.com/office/drawing/2010/main" val="0"/>
-                        </a:ext>
-                      </a:extLst>
-                    </a:blip>
+                    <a:blip r:embed="rId13"/>
                     <a:stretch>
                       <a:fillRect/>
                     </a:stretch>
@@ -6567,7 +6723,7 @@
                   <pic:spPr>
                     <a:xfrm>
                       <a:off x="0" y="0"/>
-                      <a:ext cx="7180580" cy="2981325"/>
+                      <a:ext cx="5579745" cy="2504440"/>
                     </a:xfrm>
                     <a:prstGeom prst="rect">
                       <a:avLst/>
@@ -6576,41 +6732,48 @@
                 </pic:pic>
               </a:graphicData>
             </a:graphic>
-            <wp14:sizeRelH relativeFrom="margin">
-              <wp14:pctWidth>0</wp14:pctWidth>
-            </wp14:sizeRelH>
-            <wp14:sizeRelV relativeFrom="margin">
-              <wp14:pctHeight>0</wp14:pctHeight>
-            </wp14:sizeRelV>
-          </wp:anchor>
+          </wp:inline>
         </w:drawing>
       </w:r>
-      <w:r>
-        <w:t xml:space="preserve">Na imagem seguinte é possível observar o diagrama BPMN do </w:t>
-      </w:r>
-      <w:r>
-        <w:t xml:space="preserve">processo de gestão de benificiários. </w:t>
-      </w:r>
     </w:p>
     <w:p>
       <w:pPr>
         <w:jc w:val="both"/>
       </w:pPr>
+      <w:r>
+        <w:t xml:space="preserve">O processo tem início com o colaborador, que </w:t>
+      </w:r>
+      <w:r>
+        <w:t>agenda a entrega</w:t>
+      </w:r>
+      <w:r>
+        <w:t xml:space="preserve"> </w:t>
+      </w:r>
+      <w:r>
+        <w:t>d</w:t>
+      </w:r>
+      <w:r>
+        <w:t>os bens. Em seguida, o sistema notifica o beneficiário para proceder à recolha. Caso o beneficiário compareça, os bens são entregues e o stock é atualizado.</w:t>
+      </w:r>
     </w:p>
     <w:p>
       <w:pPr>
         <w:jc w:val="both"/>
       </w:pPr>
       <w:r>
-        <w:t>O processo tem início com o colaborador, que prepara os bens a serem entregues. Em seguida, o sistema notifica o beneficiário para proceder à recolha. Caso o beneficiário compareça, os bens são entregues e o stock é atualizado.</w:t>
-      </w:r>
-    </w:p>
-    <w:p>
-      <w:pPr>
-        <w:jc w:val="both"/>
-      </w:pPr>
-      <w:r>
-        <w:t>Se o beneficiário não comparecer, mas informar previamente, é agendada uma nova entrega. Caso não compareça nem informe, o colaborador verifica o número de ausências anteriores. Se o beneficiário ainda não tiver ultrapassado três faltas, é agendada nova data de entrega; contudo, se ultrapassar esse limite, o colaborador retira o apoio, e o sistema atualiza a lista de beneficiários e notifica o mesmo da decisão.</w:t>
+        <w:t>Se o beneficiário não comparecer, mas informar previamente, é agendada uma nova entrega. Caso não compareça nem informe, o colaborador verifica o número de ausências anteriores. Se o beneficiário ainda não tiver ultrapassado três faltas, é agendada nova data de entrega; contudo, se ultrapassar esse limite,</w:t>
+      </w:r>
+      <w:r>
+        <w:t xml:space="preserve"> </w:t>
+      </w:r>
+      <w:r>
+        <w:t xml:space="preserve">o caso é enviado para a administração que analisa e, dependendo da decisão, </w:t>
+      </w:r>
+      <w:r>
+        <w:t>mantem o apoio ou informa o beneficiário da perda da mesma</w:t>
+      </w:r>
+      <w:r>
+        <w:t>.</w:t>
       </w:r>
     </w:p>
     <w:p/>
@@ -6623,12 +6786,12 @@
       <w:pPr>
         <w:pStyle w:val="Ttulo1"/>
       </w:pPr>
-      <w:bookmarkStart w:id="20" w:name="_Toc215255732"/>
+      <w:bookmarkStart w:id="19" w:name="_Toc215255732"/>
       <w:r>
         <w:lastRenderedPageBreak/>
         <w:t>Estudo de Viabilidade</w:t>
       </w:r>
-      <w:bookmarkEnd w:id="20"/>
+      <w:bookmarkEnd w:id="19"/>
     </w:p>
     <w:p>
       <w:pPr>
@@ -6689,11 +6852,11 @@
       <w:pPr>
         <w:pStyle w:val="Ttulo2"/>
       </w:pPr>
-      <w:bookmarkStart w:id="21" w:name="_Toc215255733"/>
+      <w:bookmarkStart w:id="20" w:name="_Toc215255733"/>
       <w:r>
         <w:t>Objetivo da Solução Digital</w:t>
       </w:r>
-      <w:bookmarkEnd w:id="21"/>
+      <w:bookmarkEnd w:id="20"/>
     </w:p>
     <w:p>
       <w:r>
@@ -6728,11 +6891,11 @@
       <w:pPr>
         <w:pStyle w:val="Ttulo2"/>
       </w:pPr>
-      <w:bookmarkStart w:id="22" w:name="_Toc215255734"/>
+      <w:bookmarkStart w:id="21" w:name="_Toc215255734"/>
       <w:r>
         <w:t>Viabilidade Técnica</w:t>
       </w:r>
-      <w:bookmarkEnd w:id="22"/>
+      <w:bookmarkEnd w:id="21"/>
       <w:r>
         <w:t xml:space="preserve"> </w:t>
       </w:r>
@@ -6805,7 +6968,15 @@
         <w:t>Aplica</w:t>
       </w:r>
       <w:r>
-        <w:t>ção movel com Android Studio;</w:t>
+        <w:t xml:space="preserve">ção movel com Android </w:t>
+      </w:r>
+      <w:proofErr w:type="spellStart"/>
+      <w:r>
+        <w:t>Studio</w:t>
+      </w:r>
+      <w:proofErr w:type="spellEnd"/>
+      <w:r>
+        <w:t>;</w:t>
       </w:r>
     </w:p>
     <w:p>
@@ -6818,7 +6989,15 @@
         <w:jc w:val="both"/>
       </w:pPr>
       <w:r>
-        <w:t>Website com React e Next.js;</w:t>
+        <w:t xml:space="preserve">Website com </w:t>
+      </w:r>
+      <w:proofErr w:type="spellStart"/>
+      <w:r>
+        <w:t>React</w:t>
+      </w:r>
+      <w:proofErr w:type="spellEnd"/>
+      <w:r>
+        <w:t xml:space="preserve"> e Next.js;</w:t>
       </w:r>
     </w:p>
     <w:p>
@@ -6895,12 +7074,12 @@
       <w:pPr>
         <w:pStyle w:val="Ttulo2"/>
       </w:pPr>
-      <w:bookmarkStart w:id="23" w:name="_Toc215255735"/>
+      <w:bookmarkStart w:id="22" w:name="_Toc215255735"/>
       <w:r>
         <w:lastRenderedPageBreak/>
         <w:t>Viabilidade Operacional</w:t>
       </w:r>
-      <w:bookmarkEnd w:id="23"/>
+      <w:bookmarkEnd w:id="22"/>
       <w:r>
         <w:t xml:space="preserve"> </w:t>
       </w:r>
@@ -6969,11 +7148,11 @@
       <w:pPr>
         <w:pStyle w:val="Ttulo2"/>
       </w:pPr>
-      <w:bookmarkStart w:id="24" w:name="_Toc215255736"/>
+      <w:bookmarkStart w:id="23" w:name="_Toc215255736"/>
       <w:r>
         <w:t>Analise de Riscos</w:t>
       </w:r>
-      <w:bookmarkEnd w:id="24"/>
+      <w:bookmarkEnd w:id="23"/>
       <w:r>
         <w:t xml:space="preserve"> </w:t>
       </w:r>
@@ -7314,12 +7493,12 @@
       <w:pPr>
         <w:pStyle w:val="Ttulo1"/>
       </w:pPr>
-      <w:bookmarkStart w:id="25" w:name="_Toc215255737"/>
+      <w:bookmarkStart w:id="24" w:name="_Toc215255737"/>
       <w:r>
         <w:lastRenderedPageBreak/>
         <w:t>Arquitetura Técnica da Aplicação</w:t>
       </w:r>
-      <w:bookmarkEnd w:id="25"/>
+      <w:bookmarkEnd w:id="24"/>
     </w:p>
     <w:p>
       <w:r>
@@ -7458,11 +7637,11 @@
       <w:pPr>
         <w:pStyle w:val="Ttulo2"/>
       </w:pPr>
-      <w:bookmarkStart w:id="26" w:name="_Toc215255738"/>
+      <w:bookmarkStart w:id="25" w:name="_Toc215255738"/>
       <w:r>
         <w:t>Tecnologias</w:t>
       </w:r>
-      <w:bookmarkEnd w:id="26"/>
+      <w:bookmarkEnd w:id="25"/>
       <w:r>
         <w:t xml:space="preserve"> </w:t>
       </w:r>
@@ -7549,8 +7728,13 @@
               <w:cnfStyle w:val="000000100000" w:firstRow="0" w:lastRow="0" w:firstColumn="0" w:lastColumn="0" w:oddVBand="0" w:evenVBand="0" w:oddHBand="1" w:evenHBand="0" w:firstRowFirstColumn="0" w:firstRowLastColumn="0" w:lastRowFirstColumn="0" w:lastRowLastColumn="0"/>
             </w:pPr>
             <w:r>
-              <w:t>Android Studio</w:t>
-            </w:r>
+              <w:t xml:space="preserve">Android </w:t>
+            </w:r>
+            <w:proofErr w:type="spellStart"/>
+            <w:r>
+              <w:t>Studio</w:t>
+            </w:r>
+            <w:proofErr w:type="spellEnd"/>
           </w:p>
         </w:tc>
       </w:tr>
@@ -7571,6 +7755,7 @@
                 <w:bCs w:val="0"/>
               </w:rPr>
             </w:pPr>
+            <w:proofErr w:type="spellStart"/>
             <w:r>
               <w:rPr>
                 <w:b w:val="0"/>
@@ -7578,6 +7763,7 @@
               </w:rPr>
               <w:t>Frontend</w:t>
             </w:r>
+            <w:proofErr w:type="spellEnd"/>
           </w:p>
         </w:tc>
         <w:tc>
@@ -7589,8 +7775,13 @@
               <w:jc w:val="center"/>
               <w:cnfStyle w:val="000000000000" w:firstRow="0" w:lastRow="0" w:firstColumn="0" w:lastColumn="0" w:oddVBand="0" w:evenVBand="0" w:oddHBand="0" w:evenHBand="0" w:firstRowFirstColumn="0" w:firstRowLastColumn="0" w:lastRowFirstColumn="0" w:lastRowLastColumn="0"/>
             </w:pPr>
-            <w:r>
-              <w:t>React e Next.js</w:t>
+            <w:proofErr w:type="spellStart"/>
+            <w:r>
+              <w:t>React</w:t>
+            </w:r>
+            <w:proofErr w:type="spellEnd"/>
+            <w:r>
+              <w:t xml:space="preserve"> e Next.js</w:t>
             </w:r>
           </w:p>
         </w:tc>
@@ -7613,6 +7804,7 @@
                 <w:bCs w:val="0"/>
               </w:rPr>
             </w:pPr>
+            <w:proofErr w:type="spellStart"/>
             <w:r>
               <w:rPr>
                 <w:b w:val="0"/>
@@ -7620,6 +7812,7 @@
               </w:rPr>
               <w:t>Backend</w:t>
             </w:r>
+            <w:proofErr w:type="spellEnd"/>
           </w:p>
         </w:tc>
         <w:tc>
@@ -7672,9 +7865,11 @@
               <w:jc w:val="center"/>
               <w:cnfStyle w:val="000000000000" w:firstRow="0" w:lastRow="0" w:firstColumn="0" w:lastColumn="0" w:oddVBand="0" w:evenVBand="0" w:oddHBand="0" w:evenHBand="0" w:firstRowFirstColumn="0" w:firstRowLastColumn="0" w:lastRowFirstColumn="0" w:lastRowLastColumn="0"/>
             </w:pPr>
+            <w:proofErr w:type="spellStart"/>
             <w:r>
               <w:t>PostgreSQL</w:t>
             </w:r>
+            <w:proofErr w:type="spellEnd"/>
           </w:p>
         </w:tc>
       </w:tr>
@@ -7691,12 +7886,12 @@
       <w:pPr>
         <w:pStyle w:val="Ttulo2"/>
       </w:pPr>
-      <w:bookmarkStart w:id="27" w:name="_Toc215255739"/>
+      <w:bookmarkStart w:id="26" w:name="_Toc215255739"/>
       <w:r>
         <w:lastRenderedPageBreak/>
         <w:t>Diagrama de Arquitetura Técnica</w:t>
       </w:r>
-      <w:bookmarkEnd w:id="27"/>
+      <w:bookmarkEnd w:id="26"/>
     </w:p>
     <w:p>
       <w:r>
@@ -7728,7 +7923,7 @@
                     <pic:cNvPicPr/>
                   </pic:nvPicPr>
                   <pic:blipFill>
-                    <a:blip r:embed="rId13">
+                    <a:blip r:embed="rId14">
                       <a:extLst>
                         <a:ext uri="{28A0092B-C50C-407E-A947-70E740481C1C}">
                           <a14:useLocalDpi xmlns:a14="http://schemas.microsoft.com/office/drawing/2010/main" val="0"/>
@@ -7760,35 +7955,27 @@
         <w:pStyle w:val="Legenda"/>
         <w:jc w:val="center"/>
       </w:pPr>
-      <w:bookmarkStart w:id="28" w:name="_Toc215255759"/>
+      <w:bookmarkStart w:id="27" w:name="_Toc215255759"/>
       <w:r>
         <w:t xml:space="preserve">Figura </w:t>
       </w:r>
-      <w:r>
-        <w:fldChar w:fldCharType="begin"/>
-      </w:r>
-      <w:r>
-        <w:instrText xml:space="preserve"> SEQ Figura \* ARABIC </w:instrText>
-      </w:r>
-      <w:r>
-        <w:fldChar w:fldCharType="separate"/>
-      </w:r>
-      <w:r>
-        <w:rPr>
-          <w:noProof/>
-        </w:rPr>
-        <w:t>5</w:t>
-      </w:r>
-      <w:r>
-        <w:rPr>
-          <w:noProof/>
-        </w:rPr>
-        <w:fldChar w:fldCharType="end"/>
-      </w:r>
-      <w:r>
-        <w:t xml:space="preserve"> - Diagrama Arquitetura Tecnica</w:t>
-      </w:r>
-      <w:bookmarkEnd w:id="28"/>
+      <w:fldSimple w:instr=" SEQ Figura \* ARABIC ">
+        <w:r>
+          <w:rPr>
+            <w:noProof/>
+          </w:rPr>
+          <w:t>5</w:t>
+        </w:r>
+      </w:fldSimple>
+      <w:r>
+        <w:t xml:space="preserve"> - Diagrama Arquitetura </w:t>
+      </w:r>
+      <w:proofErr w:type="spellStart"/>
+      <w:r>
+        <w:t>Tecnica</w:t>
+      </w:r>
+      <w:bookmarkEnd w:id="27"/>
+      <w:proofErr w:type="spellEnd"/>
     </w:p>
     <w:p>
       <w:pPr>
@@ -7810,33 +7997,33 @@
       <w:pPr>
         <w:pStyle w:val="Ttulo1"/>
       </w:pPr>
-      <w:bookmarkStart w:id="29" w:name="_Toc215255740"/>
+      <w:bookmarkStart w:id="28" w:name="_Toc215255740"/>
       <w:r>
         <w:lastRenderedPageBreak/>
         <w:t>Diagrama de Estados</w:t>
       </w:r>
+      <w:bookmarkEnd w:id="28"/>
+    </w:p>
+    <w:p>
+      <w:r>
+        <w:t>Neste capítulo são apresentados os diagramas de estados (ou diagramas de estados)</w:t>
+      </w:r>
+      <w:r>
+        <w:t xml:space="preserve"> </w:t>
+      </w:r>
+      <w:r>
+        <w:t>desenvolvidos para o sistema da Loja Social do IPCA.</w:t>
+      </w:r>
+    </w:p>
+    <w:p>
+      <w:pPr>
+        <w:pStyle w:val="Ttulo2"/>
+      </w:pPr>
+      <w:bookmarkStart w:id="29" w:name="_Toc215255741"/>
+      <w:r>
+        <w:t>Pedir Apoio</w:t>
+      </w:r>
       <w:bookmarkEnd w:id="29"/>
-    </w:p>
-    <w:p>
-      <w:r>
-        <w:t>Neste capítulo são apresentados os diagramas de estados (ou diagramas de estados)</w:t>
-      </w:r>
-      <w:r>
-        <w:t xml:space="preserve"> </w:t>
-      </w:r>
-      <w:r>
-        <w:t>desenvolvidos para o sistema da Loja Social do IPCA.</w:t>
-      </w:r>
-    </w:p>
-    <w:p>
-      <w:pPr>
-        <w:pStyle w:val="Ttulo2"/>
-      </w:pPr>
-      <w:bookmarkStart w:id="30" w:name="_Toc215255741"/>
-      <w:r>
-        <w:t>Pedir Apoio</w:t>
-      </w:r>
-      <w:bookmarkEnd w:id="30"/>
     </w:p>
     <w:p>
       <w:r>
@@ -7873,7 +8060,7 @@
                     </pic:cNvPicPr>
                   </pic:nvPicPr>
                   <pic:blipFill>
-                    <a:blip r:embed="rId14">
+                    <a:blip r:embed="rId15">
                       <a:extLst>
                         <a:ext uri="{28A0092B-C50C-407E-A947-70E740481C1C}">
                           <a14:useLocalDpi xmlns:a14="http://schemas.microsoft.com/office/drawing/2010/main" val="0"/>
@@ -7910,35 +8097,22 @@
         <w:pStyle w:val="Legenda"/>
         <w:jc w:val="center"/>
       </w:pPr>
-      <w:bookmarkStart w:id="31" w:name="_Toc215255760"/>
+      <w:bookmarkStart w:id="30" w:name="_Toc215255760"/>
       <w:r>
         <w:t xml:space="preserve">Figura </w:t>
       </w:r>
-      <w:r>
-        <w:fldChar w:fldCharType="begin"/>
-      </w:r>
-      <w:r>
-        <w:instrText xml:space="preserve"> SEQ Figura \* ARABIC </w:instrText>
-      </w:r>
-      <w:r>
-        <w:fldChar w:fldCharType="separate"/>
-      </w:r>
-      <w:r>
-        <w:rPr>
-          <w:noProof/>
-        </w:rPr>
-        <w:t>6</w:t>
-      </w:r>
-      <w:r>
-        <w:rPr>
-          <w:noProof/>
-        </w:rPr>
-        <w:fldChar w:fldCharType="end"/>
-      </w:r>
+      <w:fldSimple w:instr=" SEQ Figura \* ARABIC ">
+        <w:r>
+          <w:rPr>
+            <w:noProof/>
+          </w:rPr>
+          <w:t>7</w:t>
+        </w:r>
+      </w:fldSimple>
       <w:r>
         <w:t xml:space="preserve"> - Diagrama de Estados Pedir Apoio</w:t>
       </w:r>
-      <w:bookmarkEnd w:id="31"/>
+      <w:bookmarkEnd w:id="30"/>
     </w:p>
     <w:p>
       <w:pPr>
@@ -7963,12 +8137,12 @@
       <w:pPr>
         <w:pStyle w:val="Ttulo2"/>
       </w:pPr>
-      <w:bookmarkStart w:id="32" w:name="_Toc215255742"/>
+      <w:bookmarkStart w:id="31" w:name="_Toc215255742"/>
       <w:r>
         <w:lastRenderedPageBreak/>
         <w:t>Gestão de Inventário</w:t>
       </w:r>
-      <w:bookmarkEnd w:id="32"/>
+      <w:bookmarkEnd w:id="31"/>
     </w:p>
     <w:p>
       <w:r>
@@ -8002,7 +8176,7 @@
                     </pic:cNvPicPr>
                   </pic:nvPicPr>
                   <pic:blipFill>
-                    <a:blip r:embed="rId15">
+                    <a:blip r:embed="rId16">
                       <a:extLst>
                         <a:ext uri="{28A0092B-C50C-407E-A947-70E740481C1C}">
                           <a14:useLocalDpi xmlns:a14="http://schemas.microsoft.com/office/drawing/2010/main" val="0"/>
@@ -8039,31 +8213,18 @@
         <w:pStyle w:val="Legenda"/>
         <w:jc w:val="center"/>
       </w:pPr>
-      <w:bookmarkStart w:id="33" w:name="_Toc215255761"/>
+      <w:bookmarkStart w:id="32" w:name="_Toc215255761"/>
       <w:r>
         <w:t xml:space="preserve">Figura </w:t>
       </w:r>
-      <w:r>
-        <w:fldChar w:fldCharType="begin"/>
-      </w:r>
-      <w:r>
-        <w:instrText xml:space="preserve"> SEQ Figura \* ARABIC </w:instrText>
-      </w:r>
-      <w:r>
-        <w:fldChar w:fldCharType="separate"/>
-      </w:r>
-      <w:r>
-        <w:rPr>
-          <w:noProof/>
-        </w:rPr>
-        <w:t>7</w:t>
-      </w:r>
-      <w:r>
-        <w:rPr>
-          <w:noProof/>
-        </w:rPr>
-        <w:fldChar w:fldCharType="end"/>
-      </w:r>
+      <w:fldSimple w:instr=" SEQ Figura \* ARABIC ">
+        <w:r>
+          <w:rPr>
+            <w:noProof/>
+          </w:rPr>
+          <w:t>8</w:t>
+        </w:r>
+      </w:fldSimple>
       <w:r>
         <w:t xml:space="preserve"> - </w:t>
       </w:r>
@@ -8073,7 +8234,7 @@
       <w:r>
         <w:t>Gestão de Inventário</w:t>
       </w:r>
-      <w:bookmarkEnd w:id="33"/>
+      <w:bookmarkEnd w:id="32"/>
     </w:p>
     <w:p>
       <w:pPr>
@@ -8121,12 +8282,12 @@
       <w:pPr>
         <w:pStyle w:val="Ttulo2"/>
       </w:pPr>
-      <w:bookmarkStart w:id="34" w:name="_Toc215255743"/>
+      <w:bookmarkStart w:id="33" w:name="_Toc215255743"/>
       <w:r>
         <w:lastRenderedPageBreak/>
         <w:t>Agendamento de Entregas</w:t>
       </w:r>
-      <w:bookmarkEnd w:id="34"/>
+      <w:bookmarkEnd w:id="33"/>
     </w:p>
     <w:p>
       <w:r>
@@ -8160,7 +8321,7 @@
                     </pic:cNvPicPr>
                   </pic:nvPicPr>
                   <pic:blipFill>
-                    <a:blip r:embed="rId16">
+                    <a:blip r:embed="rId17">
                       <a:extLst>
                         <a:ext uri="{28A0092B-C50C-407E-A947-70E740481C1C}">
                           <a14:useLocalDpi xmlns:a14="http://schemas.microsoft.com/office/drawing/2010/main" val="0"/>
@@ -8197,35 +8358,22 @@
         <w:pStyle w:val="Legenda"/>
         <w:jc w:val="center"/>
       </w:pPr>
-      <w:bookmarkStart w:id="35" w:name="_Toc215255762"/>
+      <w:bookmarkStart w:id="34" w:name="_Toc215255762"/>
       <w:r>
         <w:t xml:space="preserve">Figura </w:t>
       </w:r>
-      <w:r>
-        <w:fldChar w:fldCharType="begin"/>
-      </w:r>
-      <w:r>
-        <w:instrText xml:space="preserve"> SEQ Figura \* ARABIC </w:instrText>
-      </w:r>
-      <w:r>
-        <w:fldChar w:fldCharType="separate"/>
-      </w:r>
-      <w:r>
-        <w:rPr>
-          <w:noProof/>
-        </w:rPr>
-        <w:t>8</w:t>
-      </w:r>
-      <w:r>
-        <w:rPr>
-          <w:noProof/>
-        </w:rPr>
-        <w:fldChar w:fldCharType="end"/>
-      </w:r>
+      <w:fldSimple w:instr=" SEQ Figura \* ARABIC ">
+        <w:r>
+          <w:rPr>
+            <w:noProof/>
+          </w:rPr>
+          <w:t>9</w:t>
+        </w:r>
+      </w:fldSimple>
       <w:r>
         <w:t xml:space="preserve"> - Diagrama de Estados Agendamento de Entregas</w:t>
       </w:r>
-      <w:bookmarkEnd w:id="35"/>
+      <w:bookmarkEnd w:id="34"/>
     </w:p>
     <w:p>
       <w:pPr>
@@ -8261,12 +8409,12 @@
       <w:pPr>
         <w:pStyle w:val="Ttulo2"/>
       </w:pPr>
-      <w:bookmarkStart w:id="36" w:name="_Toc215255744"/>
+      <w:bookmarkStart w:id="35" w:name="_Toc215255744"/>
       <w:r>
         <w:lastRenderedPageBreak/>
         <w:t>Gestão dos Beneficiários</w:t>
       </w:r>
-      <w:bookmarkEnd w:id="36"/>
+      <w:bookmarkEnd w:id="35"/>
       <w:r>
         <w:t xml:space="preserve"> </w:t>
       </w:r>
@@ -8303,7 +8451,7 @@
                     </pic:cNvPicPr>
                   </pic:nvPicPr>
                   <pic:blipFill>
-                    <a:blip r:embed="rId17">
+                    <a:blip r:embed="rId18">
                       <a:extLst>
                         <a:ext uri="{28A0092B-C50C-407E-A947-70E740481C1C}">
                           <a14:useLocalDpi xmlns:a14="http://schemas.microsoft.com/office/drawing/2010/main" val="0"/>
@@ -8340,31 +8488,18 @@
         <w:pStyle w:val="Legenda"/>
         <w:jc w:val="center"/>
       </w:pPr>
-      <w:bookmarkStart w:id="37" w:name="_Toc215255763"/>
+      <w:bookmarkStart w:id="36" w:name="_Toc215255763"/>
       <w:r>
         <w:t xml:space="preserve">Figura </w:t>
       </w:r>
-      <w:r>
-        <w:fldChar w:fldCharType="begin"/>
-      </w:r>
-      <w:r>
-        <w:instrText xml:space="preserve"> SEQ Figura \* ARABIC </w:instrText>
-      </w:r>
-      <w:r>
-        <w:fldChar w:fldCharType="separate"/>
-      </w:r>
-      <w:r>
-        <w:rPr>
-          <w:noProof/>
-        </w:rPr>
-        <w:t>9</w:t>
-      </w:r>
-      <w:r>
-        <w:rPr>
-          <w:noProof/>
-        </w:rPr>
-        <w:fldChar w:fldCharType="end"/>
-      </w:r>
+      <w:fldSimple w:instr=" SEQ Figura \* ARABIC ">
+        <w:r>
+          <w:rPr>
+            <w:noProof/>
+          </w:rPr>
+          <w:t>10</w:t>
+        </w:r>
+      </w:fldSimple>
       <w:r>
         <w:t xml:space="preserve"> - </w:t>
       </w:r>
@@ -8374,7 +8509,7 @@
       <w:r>
         <w:t>Gestão dos Beneficiários</w:t>
       </w:r>
-      <w:bookmarkEnd w:id="37"/>
+      <w:bookmarkEnd w:id="36"/>
     </w:p>
     <w:p>
       <w:pPr>
@@ -8404,36 +8539,36 @@
       <w:pPr>
         <w:pStyle w:val="Ttulo1"/>
       </w:pPr>
-      <w:bookmarkStart w:id="38" w:name="_Toc215255745"/>
+      <w:bookmarkStart w:id="37" w:name="_Toc215255745"/>
       <w:r>
         <w:lastRenderedPageBreak/>
         <w:t>Diagrama de casos de uso</w:t>
       </w:r>
+      <w:bookmarkEnd w:id="37"/>
+    </w:p>
+    <w:p>
+      <w:pPr>
+        <w:jc w:val="both"/>
+      </w:pPr>
+      <w:r>
+        <w:t>Neste capítulo é apresentado o Diagrama de Casos de Uso</w:t>
+      </w:r>
+      <w:r>
+        <w:t xml:space="preserve">, </w:t>
+      </w:r>
+      <w:r>
+        <w:t>com o objetivo de ilustrar as funcionalidades do sistema e as interações estabelecidas entre os utilizadores e a aplicação da Loja Social do IPCA.</w:t>
+      </w:r>
+    </w:p>
+    <w:p>
+      <w:pPr>
+        <w:pStyle w:val="Ttulo2"/>
+      </w:pPr>
+      <w:bookmarkStart w:id="38" w:name="_Toc215255746"/>
+      <w:r>
+        <w:t>Pedir Apoio</w:t>
+      </w:r>
       <w:bookmarkEnd w:id="38"/>
-    </w:p>
-    <w:p>
-      <w:pPr>
-        <w:jc w:val="both"/>
-      </w:pPr>
-      <w:r>
-        <w:t>Neste capítulo é apresentado o Diagrama de Casos de Uso</w:t>
-      </w:r>
-      <w:r>
-        <w:t xml:space="preserve">, </w:t>
-      </w:r>
-      <w:r>
-        <w:t>com o objetivo de ilustrar as funcionalidades do sistema e as interações estabelecidas entre os utilizadores e a aplicação da Loja Social do IPCA.</w:t>
-      </w:r>
-    </w:p>
-    <w:p>
-      <w:pPr>
-        <w:pStyle w:val="Ttulo2"/>
-      </w:pPr>
-      <w:bookmarkStart w:id="39" w:name="_Toc215255746"/>
-      <w:r>
-        <w:t>Pedir Apoio</w:t>
-      </w:r>
-      <w:bookmarkEnd w:id="39"/>
     </w:p>
     <w:p>
       <w:r>
@@ -8467,7 +8602,7 @@
                     </pic:cNvPicPr>
                   </pic:nvPicPr>
                   <pic:blipFill rotWithShape="1">
-                    <a:blip r:embed="rId18">
+                    <a:blip r:embed="rId19">
                       <a:extLst>
                         <a:ext uri="{28A0092B-C50C-407E-A947-70E740481C1C}">
                           <a14:useLocalDpi xmlns:a14="http://schemas.microsoft.com/office/drawing/2010/main" val="0"/>
@@ -8509,31 +8644,18 @@
         <w:pStyle w:val="Legenda"/>
         <w:jc w:val="center"/>
       </w:pPr>
-      <w:bookmarkStart w:id="40" w:name="_Toc215255764"/>
+      <w:bookmarkStart w:id="39" w:name="_Toc215255764"/>
       <w:r>
         <w:t xml:space="preserve">Figura </w:t>
       </w:r>
-      <w:r>
-        <w:fldChar w:fldCharType="begin"/>
-      </w:r>
-      <w:r>
-        <w:instrText xml:space="preserve"> SEQ Figura \* ARABIC </w:instrText>
-      </w:r>
-      <w:r>
-        <w:fldChar w:fldCharType="separate"/>
-      </w:r>
-      <w:r>
-        <w:rPr>
-          <w:noProof/>
-        </w:rPr>
-        <w:t>10</w:t>
-      </w:r>
-      <w:r>
-        <w:rPr>
-          <w:noProof/>
-        </w:rPr>
-        <w:fldChar w:fldCharType="end"/>
-      </w:r>
+      <w:fldSimple w:instr=" SEQ Figura \* ARABIC ">
+        <w:r>
+          <w:rPr>
+            <w:noProof/>
+          </w:rPr>
+          <w:t>11</w:t>
+        </w:r>
+      </w:fldSimple>
       <w:r>
         <w:t xml:space="preserve">- </w:t>
       </w:r>
@@ -8543,7 +8665,7 @@
       <w:r>
         <w:t>Casos de Uso Pedir Apoio</w:t>
       </w:r>
-      <w:bookmarkEnd w:id="40"/>
+      <w:bookmarkEnd w:id="39"/>
     </w:p>
     <w:p>
       <w:pPr>
@@ -8559,7 +8681,15 @@
         <w:t xml:space="preserve">diagrama </w:t>
       </w:r>
       <w:r>
-        <w:t>ilustra as interações no módulo de Candidatura, envolvendo o Beneficiário, o Funcionário e o Sistema. O processo inicia-se com o Beneficiário a acionar o caso de uso "Submete ficheiros", carregando a documentação necessária na plataforma. Por sua vez, cabe ao Funcionário executar o caso de uso "Analisa situação", validando a elegibilidade do pedido; existe aqui uma relação de extensão (&lt;&lt;Extend&gt;&gt;) para a ação "Insere dados", o que indica que o registo final dos dados no sistema é uma operação condicional, ocorrendo apenas se a análise for positiva e a situação do candidato for considerada regularizada.</w:t>
+        <w:t>ilustra as interações no módulo de Candidatura, envolvendo o Beneficiário, o Funcionário e o Sistema. O processo inicia-se com o Beneficiário a acionar o caso de uso "Submete ficheiros", carregando a documentação necessária na plataforma. Por sua vez, cabe ao Funcionário executar o caso de uso "Analisa situação", validando a elegibilidade do pedido; existe aqui uma relação de extensão (&lt;&lt;</w:t>
+      </w:r>
+      <w:proofErr w:type="spellStart"/>
+      <w:r>
+        <w:t>Extend</w:t>
+      </w:r>
+      <w:proofErr w:type="spellEnd"/>
+      <w:r>
+        <w:t>&gt;&gt;) para a ação "Insere dados", o que indica que o registo final dos dados no sistema é uma operação condicional, ocorrendo apenas se a análise for positiva e a situação do candidato for considerada regularizada.</w:t>
       </w:r>
     </w:p>
     <w:p>
@@ -8576,12 +8706,12 @@
       <w:pPr>
         <w:pStyle w:val="Ttulo2"/>
       </w:pPr>
-      <w:bookmarkStart w:id="41" w:name="_Toc215255747"/>
+      <w:bookmarkStart w:id="40" w:name="_Toc215255747"/>
       <w:r>
         <w:lastRenderedPageBreak/>
         <w:t>Registo da doação</w:t>
       </w:r>
-      <w:bookmarkEnd w:id="41"/>
+      <w:bookmarkEnd w:id="40"/>
     </w:p>
     <w:p>
       <w:r>
@@ -8614,7 +8744,7 @@
                     </pic:cNvPicPr>
                   </pic:nvPicPr>
                   <pic:blipFill>
-                    <a:blip r:embed="rId19">
+                    <a:blip r:embed="rId20">
                       <a:extLst>
                         <a:ext uri="{28A0092B-C50C-407E-A947-70E740481C1C}">
                           <a14:useLocalDpi xmlns:a14="http://schemas.microsoft.com/office/drawing/2010/main" val="0"/>
@@ -8651,31 +8781,18 @@
         <w:pStyle w:val="Legenda"/>
         <w:jc w:val="center"/>
       </w:pPr>
-      <w:bookmarkStart w:id="42" w:name="_Toc215255765"/>
+      <w:bookmarkStart w:id="41" w:name="_Toc215255765"/>
       <w:r>
         <w:t xml:space="preserve">Figura </w:t>
       </w:r>
-      <w:r>
-        <w:fldChar w:fldCharType="begin"/>
-      </w:r>
-      <w:r>
-        <w:instrText xml:space="preserve"> SEQ Figura \* ARABIC </w:instrText>
-      </w:r>
-      <w:r>
-        <w:fldChar w:fldCharType="separate"/>
-      </w:r>
-      <w:r>
-        <w:rPr>
-          <w:noProof/>
-        </w:rPr>
-        <w:t>11</w:t>
-      </w:r>
-      <w:r>
-        <w:rPr>
-          <w:noProof/>
-        </w:rPr>
-        <w:fldChar w:fldCharType="end"/>
-      </w:r>
+      <w:fldSimple w:instr=" SEQ Figura \* ARABIC ">
+        <w:r>
+          <w:rPr>
+            <w:noProof/>
+          </w:rPr>
+          <w:t>12</w:t>
+        </w:r>
+      </w:fldSimple>
       <w:r>
         <w:t xml:space="preserve"> - </w:t>
       </w:r>
@@ -8685,7 +8802,7 @@
       <w:r>
         <w:t>Gestão do Inventário</w:t>
       </w:r>
-      <w:bookmarkEnd w:id="42"/>
+      <w:bookmarkEnd w:id="41"/>
     </w:p>
     <w:p/>
     <w:p>
@@ -8696,7 +8813,23 @@
         <w:t>O diagrama</w:t>
       </w:r>
       <w:r>
-        <w:t xml:space="preserve"> representa o processo de Registo de Doação, no qual o ator Funcionário desempenha o papel central na triagem e entrada de bens. O fluxo inicia-se com a receção física dos artigos (Recebe produtos) e a subsequente verificação do seu prazo de consumo (Verifica Validade). Dependendo do resultado desta análise, o sistema apresenta dois comportamentos distintos através de relações de extensão (&lt;&lt;Extend&gt;&gt;): caso a validade esteja a terminar, o fluxo desvia para o caso de uso Envia para Associação; por outro lado, se a validade for considerada longa, prossegue-se para o Regista produtos no Sistema. Este último caso de uso incorpora obrigatoriamente, através de uma relação de inclusão (&lt;&lt;Include&gt;&gt;), a ação Insere no Sistema, garantindo a persistência dos dados no inventário digital da Loja Social.</w:t>
+        <w:t xml:space="preserve"> representa o processo de Registo de Doação, no qual o ator Funcionário desempenha o papel central na triagem e entrada de bens. O fluxo inicia-se com a receção física dos artigos (Recebe produtos) e a subsequente verificação do seu prazo de consumo (Verifica Validade). Dependendo do resultado desta análise, o sistema apresenta dois comportamentos distintos através de relações de extensão (&lt;&lt;</w:t>
+      </w:r>
+      <w:proofErr w:type="spellStart"/>
+      <w:r>
+        <w:t>Extend</w:t>
+      </w:r>
+      <w:proofErr w:type="spellEnd"/>
+      <w:r>
+        <w:t>&gt;&gt;): caso a validade esteja a terminar, o fluxo desvia para o caso de uso Envia para Associação; por outro lado, se a validade for considerada longa, prossegue-se para o Regista produtos no Sistema. Este último caso de uso incorpora obrigatoriamente, através de uma relação de inclusão (&lt;&lt;</w:t>
+      </w:r>
+      <w:proofErr w:type="spellStart"/>
+      <w:r>
+        <w:t>Include</w:t>
+      </w:r>
+      <w:proofErr w:type="spellEnd"/>
+      <w:r>
+        <w:t>&gt;&gt;), a ação Insere no Sistema, garantindo a persistência dos dados no inventário digital da Loja Social.</w:t>
       </w:r>
     </w:p>
     <w:p>
@@ -8711,7 +8844,7 @@
           <w:noProof/>
         </w:rPr>
       </w:pPr>
-      <w:bookmarkStart w:id="43" w:name="_Toc215255748"/>
+      <w:bookmarkStart w:id="42" w:name="_Toc215255748"/>
       <w:r>
         <w:rPr>
           <w:noProof/>
@@ -8719,7 +8852,7 @@
         <w:lastRenderedPageBreak/>
         <w:t>Entregar bens</w:t>
       </w:r>
-      <w:bookmarkEnd w:id="43"/>
+      <w:bookmarkEnd w:id="42"/>
       <w:r>
         <w:rPr>
           <w:noProof/>
@@ -8765,7 +8898,7 @@
                     </pic:cNvPicPr>
                   </pic:nvPicPr>
                   <pic:blipFill>
-                    <a:blip r:embed="rId20">
+                    <a:blip r:embed="rId21">
                       <a:extLst>
                         <a:ext uri="{28A0092B-C50C-407E-A947-70E740481C1C}">
                           <a14:useLocalDpi xmlns:a14="http://schemas.microsoft.com/office/drawing/2010/main" val="0"/>
@@ -8811,7 +8944,15 @@
         <w:t>representa</w:t>
       </w:r>
       <w:r>
-        <w:t xml:space="preserve"> a colaboração entre o Beneficiário, o Funcionário e o Sistema para a concretização do apoio. O fluxo é coordenado através do caso de uso Agenda Entrega, onde os três intervenientes interagem para definir o momento da recolha. Ao Funcionário cabem as tarefas operacionais de Prepara Entrega (separação dos bens em stock) e Realiza Entrega (entrega física ao beneficiário), enquanto o Sistema assume um papel de suporte automatizado ao executar a ação Notifica, garantindo que as partes envolvidas são alertadas sobre o estado e confirmação do agendamento.</w:t>
+        <w:t xml:space="preserve"> a colaboração entre o Beneficiário, o Funcionário e o Sistema para a concretização do apoio. O fluxo é coordenado através do caso de uso Agenda Entrega, onde os três intervenientes interagem para definir o momento da recolha. Ao Funcionário cabem as tarefas operacionais de Prepara Entrega (separação dos bens em stock) e Realiza Entrega (entrega física ao beneficiário), enquanto o Sistema assume um papel de suporte automatizado ao executar a </w:t>
+      </w:r>
+      <w:proofErr w:type="gramStart"/>
+      <w:r>
+        <w:t>ação Notifica</w:t>
+      </w:r>
+      <w:proofErr w:type="gramEnd"/>
+      <w:r>
+        <w:t>, garantindo que as partes envolvidas são alertadas sobre o estado e confirmação do agendamento.</w:t>
       </w:r>
     </w:p>
     <w:p>
@@ -8823,12 +8964,12 @@
       <w:pPr>
         <w:pStyle w:val="Ttulo1"/>
       </w:pPr>
-      <w:bookmarkStart w:id="44" w:name="_Toc215255749"/>
+      <w:bookmarkStart w:id="43" w:name="_Toc215255749"/>
       <w:r>
         <w:lastRenderedPageBreak/>
         <w:t>Diagrama ER</w:t>
       </w:r>
-      <w:bookmarkEnd w:id="44"/>
+      <w:bookmarkEnd w:id="43"/>
     </w:p>
     <w:p>
       <w:r>
@@ -8888,31 +9029,18 @@
                                 <w:szCs w:val="22"/>
                               </w:rPr>
                             </w:pPr>
-                            <w:bookmarkStart w:id="45" w:name="_Toc215255766"/>
+                            <w:bookmarkStart w:id="44" w:name="_Toc215255766"/>
                             <w:r>
                               <w:t xml:space="preserve">Figura </w:t>
                             </w:r>
-                            <w:r>
-                              <w:fldChar w:fldCharType="begin"/>
-                            </w:r>
-                            <w:r>
-                              <w:instrText xml:space="preserve"> SEQ Figura \* ARABIC </w:instrText>
-                            </w:r>
-                            <w:r>
-                              <w:fldChar w:fldCharType="separate"/>
-                            </w:r>
-                            <w:r>
-                              <w:rPr>
-                                <w:noProof/>
-                              </w:rPr>
-                              <w:t>12</w:t>
-                            </w:r>
-                            <w:r>
-                              <w:rPr>
-                                <w:noProof/>
-                              </w:rPr>
-                              <w:fldChar w:fldCharType="end"/>
-                            </w:r>
+                            <w:fldSimple w:instr=" SEQ Figura \* ARABIC ">
+                              <w:r>
+                                <w:rPr>
+                                  <w:noProof/>
+                                </w:rPr>
+                                <w:t>13</w:t>
+                              </w:r>
+                            </w:fldSimple>
                             <w:r>
                               <w:t xml:space="preserve"> - Diagram</w:t>
                             </w:r>
@@ -8922,7 +9050,7 @@
                             <w:r>
                               <w:t xml:space="preserve"> Entidade-Relação</w:t>
                             </w:r>
-                            <w:bookmarkEnd w:id="45"/>
+                            <w:bookmarkEnd w:id="44"/>
                           </w:p>
                         </w:txbxContent>
                       </wps:txbx>
@@ -8940,7 +9068,7 @@
           </mc:Choice>
           <mc:Fallback>
             <w:pict>
-              <v:shape w14:anchorId="00213DF0" id="Text Box 1" o:spid="_x0000_s1029" type="#_x0000_t202" style="position:absolute;margin-left:-30.4pt;margin-top:317.35pt;width:485.35pt;height:.05pt;z-index:-251642880;visibility:visible;mso-wrap-style:square;mso-wrap-distance-left:9pt;mso-wrap-distance-top:0;mso-wrap-distance-right:9pt;mso-wrap-distance-bottom:0;mso-position-horizontal:absolute;mso-position-horizontal-relative:text;mso-position-vertical:absolute;mso-position-vertical-relative:text;v-text-anchor:top" o:gfxdata="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" stroked="f">
+              <v:shape w14:anchorId="00213DF0" id="Text Box 1" o:spid="_x0000_s1030" type="#_x0000_t202" style="position:absolute;margin-left:-30.4pt;margin-top:317.35pt;width:485.35pt;height:.05pt;z-index:-251642880;visibility:visible;mso-wrap-style:square;mso-wrap-distance-left:9pt;mso-wrap-distance-top:0;mso-wrap-distance-right:9pt;mso-wrap-distance-bottom:0;mso-position-horizontal:absolute;mso-position-horizontal-relative:text;mso-position-vertical:absolute;mso-position-vertical-relative:text;v-text-anchor:top" o:gfxdata="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" stroked="f">
                 <v:textbox style="mso-fit-shape-to-text:t" inset="0,0,0,0">
                   <w:txbxContent>
                     <w:p>
@@ -8952,31 +9080,18 @@
                           <w:szCs w:val="22"/>
                         </w:rPr>
                       </w:pPr>
-                      <w:bookmarkStart w:id="46" w:name="_Toc215255766"/>
+                      <w:bookmarkStart w:id="45" w:name="_Toc215255766"/>
                       <w:r>
                         <w:t xml:space="preserve">Figura </w:t>
                       </w:r>
-                      <w:r>
-                        <w:fldChar w:fldCharType="begin"/>
-                      </w:r>
-                      <w:r>
-                        <w:instrText xml:space="preserve"> SEQ Figura \* ARABIC </w:instrText>
-                      </w:r>
-                      <w:r>
-                        <w:fldChar w:fldCharType="separate"/>
-                      </w:r>
-                      <w:r>
-                        <w:rPr>
-                          <w:noProof/>
-                        </w:rPr>
-                        <w:t>12</w:t>
-                      </w:r>
-                      <w:r>
-                        <w:rPr>
-                          <w:noProof/>
-                        </w:rPr>
-                        <w:fldChar w:fldCharType="end"/>
-                      </w:r>
+                      <w:fldSimple w:instr=" SEQ Figura \* ARABIC ">
+                        <w:r>
+                          <w:rPr>
+                            <w:noProof/>
+                          </w:rPr>
+                          <w:t>13</w:t>
+                        </w:r>
+                      </w:fldSimple>
                       <w:r>
                         <w:t xml:space="preserve"> - Diagram</w:t>
                       </w:r>
@@ -8986,7 +9101,7 @@
                       <w:r>
                         <w:t xml:space="preserve"> Entidade-Relação</w:t>
                       </w:r>
-                      <w:bookmarkEnd w:id="46"/>
+                      <w:bookmarkEnd w:id="45"/>
                     </w:p>
                   </w:txbxContent>
                 </v:textbox>
@@ -9032,7 +9147,7 @@
                     <pic:cNvPicPr preferRelativeResize="0"/>
                   </pic:nvPicPr>
                   <pic:blipFill>
-                    <a:blip r:embed="rId21">
+                    <a:blip r:embed="rId22">
                       <a:extLst>
                         <a:ext uri="{28A0092B-C50C-407E-A947-70E740481C1C}">
                           <a14:useLocalDpi xmlns:a14="http://schemas.microsoft.com/office/drawing/2010/main" val="0"/>
@@ -9091,14 +9206,28 @@
         <w:jc w:val="both"/>
       </w:pPr>
       <w:r>
-        <w:t>O Modelo Entidade-Relac</w:t>
+        <w:t>O Modelo Entidade-</w:t>
+      </w:r>
+      <w:proofErr w:type="spellStart"/>
+      <w:r>
+        <w:t>Relac</w:t>
       </w:r>
       <w:r>
         <w:t>ão</w:t>
       </w:r>
-      <w:r>
-        <w:t xml:space="preserve"> da aplicação da Loja Social foi concebido para suportar os processos de negócio de forma otimizada , utilizando o </w:t>
-      </w:r>
+      <w:proofErr w:type="spellEnd"/>
+      <w:r>
+        <w:t xml:space="preserve"> da aplicação da Loja Social foi concebido para suportar os processos de negócio de forma </w:t>
+      </w:r>
+      <w:proofErr w:type="gramStart"/>
+      <w:r>
+        <w:t>otimizada ,</w:t>
+      </w:r>
+      <w:proofErr w:type="gramEnd"/>
+      <w:r>
+        <w:t xml:space="preserve"> utilizando o </w:t>
+      </w:r>
+      <w:proofErr w:type="spellStart"/>
       <w:r>
         <w:rPr>
           <w:b/>
@@ -9106,6 +9235,7 @@
         </w:rPr>
         <w:t>PostgreSQL</w:t>
       </w:r>
+      <w:proofErr w:type="spellEnd"/>
       <w:r>
         <w:t>. A estrutura da base de dados garante a centralização de dados, o controlo rigoroso do inventário e a automação de alertas.</w:t>
       </w:r>
@@ -9118,11 +9248,11 @@
           <w:bCs w:val="0"/>
         </w:rPr>
       </w:pPr>
-      <w:bookmarkStart w:id="47" w:name="_Toc215255750"/>
+      <w:bookmarkStart w:id="46" w:name="_Toc215255750"/>
       <w:r>
         <w:t>Organização e Pessoas</w:t>
       </w:r>
-      <w:bookmarkEnd w:id="47"/>
+      <w:bookmarkEnd w:id="46"/>
     </w:p>
     <w:p>
       <w:pPr>
@@ -9132,6 +9262,7 @@
       <w:r>
         <w:t xml:space="preserve">As tabelas </w:t>
       </w:r>
+      <w:proofErr w:type="spellStart"/>
       <w:r>
         <w:rPr>
           <w:b/>
@@ -9139,9 +9270,11 @@
         </w:rPr>
         <w:t>Users</w:t>
       </w:r>
+      <w:proofErr w:type="spellEnd"/>
       <w:r>
         <w:t xml:space="preserve"> e </w:t>
       </w:r>
+      <w:proofErr w:type="spellStart"/>
       <w:r>
         <w:rPr>
           <w:b/>
@@ -9149,6 +9282,7 @@
         </w:rPr>
         <w:t>Beneficiario</w:t>
       </w:r>
+      <w:proofErr w:type="spellEnd"/>
       <w:r>
         <w:t xml:space="preserve"> estabelecem um registo centralizado dos utilizadores e estudantes elegíveis para apoio, sendo a base para a segurança do sistema. A gestão da logística é suportada pelas tabelas </w:t>
       </w:r>
@@ -9190,12 +9324,12 @@
           <w:bCs w:val="0"/>
         </w:rPr>
       </w:pPr>
-      <w:bookmarkStart w:id="48" w:name="_Toc215255751"/>
+      <w:bookmarkStart w:id="47" w:name="_Toc215255751"/>
       <w:r>
         <w:lastRenderedPageBreak/>
         <w:t>Gestão de Inventário e Rastreio</w:t>
       </w:r>
-      <w:bookmarkEnd w:id="48"/>
+      <w:bookmarkEnd w:id="47"/>
     </w:p>
     <w:p>
       <w:pPr>
@@ -9225,6 +9359,7 @@
       <w:r>
         <w:t xml:space="preserve">). Esta separação é vital, pois a tabela Stock armazena a </w:t>
       </w:r>
+      <w:proofErr w:type="spellStart"/>
       <w:r>
         <w:rPr>
           <w:b/>
@@ -9232,9 +9367,11 @@
         </w:rPr>
         <w:t>Data_Validade</w:t>
       </w:r>
+      <w:proofErr w:type="spellEnd"/>
       <w:r>
         <w:t xml:space="preserve">, permitindo ao sistema verificar a proximidade da expiração dos bens e evitar desperdícios. As transações de bens, tanto nas </w:t>
       </w:r>
+      <w:proofErr w:type="spellStart"/>
       <w:r>
         <w:rPr>
           <w:b/>
@@ -9242,6 +9379,7 @@
         </w:rPr>
         <w:t>Doacaos</w:t>
       </w:r>
+      <w:proofErr w:type="spellEnd"/>
       <w:r>
         <w:t xml:space="preserve"> quanto nas </w:t>
       </w:r>
@@ -9255,6 +9393,7 @@
       <w:r>
         <w:t>, são detalhadas através de tabelas específicas (</w:t>
       </w:r>
+      <w:proofErr w:type="spellStart"/>
       <w:r>
         <w:rPr>
           <w:b/>
@@ -9262,9 +9401,11 @@
         </w:rPr>
         <w:t>Doacao_Item</w:t>
       </w:r>
+      <w:proofErr w:type="spellEnd"/>
       <w:r>
         <w:t xml:space="preserve"> e </w:t>
       </w:r>
+      <w:proofErr w:type="spellStart"/>
       <w:r>
         <w:rPr>
           <w:b/>
@@ -9272,6 +9413,7 @@
         </w:rPr>
         <w:t>Entrega_Item</w:t>
       </w:r>
+      <w:proofErr w:type="spellEnd"/>
       <w:r>
         <w:t>), que registam a quantidade exata de cada Item movimentado.</w:t>
       </w:r>
@@ -9294,11 +9436,11 @@
           <w:bCs w:val="0"/>
         </w:rPr>
       </w:pPr>
-      <w:bookmarkStart w:id="49" w:name="_Toc215255752"/>
+      <w:bookmarkStart w:id="48" w:name="_Toc215255752"/>
       <w:r>
         <w:t>Alertas e Auditoria</w:t>
       </w:r>
-      <w:bookmarkEnd w:id="49"/>
+      <w:bookmarkEnd w:id="48"/>
     </w:p>
     <w:p>
       <w:pPr>
@@ -9307,6 +9449,7 @@
       <w:r>
         <w:t xml:space="preserve">Para apoio operacional, o sistema utiliza as tabelas </w:t>
       </w:r>
+      <w:proofErr w:type="spellStart"/>
       <w:r>
         <w:rPr>
           <w:b/>
@@ -9314,9 +9457,11 @@
         </w:rPr>
         <w:t>Notificacao_Agendamento</w:t>
       </w:r>
+      <w:proofErr w:type="spellEnd"/>
       <w:r>
         <w:t xml:space="preserve"> e </w:t>
       </w:r>
+      <w:proofErr w:type="spellStart"/>
       <w:r>
         <w:rPr>
           <w:b/>
@@ -9324,6 +9469,7 @@
         </w:rPr>
         <w:t>Notificacao_Stock</w:t>
       </w:r>
+      <w:proofErr w:type="spellEnd"/>
       <w:r>
         <w:t xml:space="preserve"> para armazenar o histórico de alertas, sendo esta última crucial para notificar sobre a validade próxima dos bens. A estrutura das tabelas permite, por fim, que a aplicação rastreie </w:t>
       </w:r>
@@ -9355,12 +9501,12 @@
       <w:pPr>
         <w:pStyle w:val="Ttulo1"/>
       </w:pPr>
-      <w:bookmarkStart w:id="50" w:name="_Toc215255753"/>
+      <w:bookmarkStart w:id="49" w:name="_Toc215255753"/>
       <w:r>
         <w:lastRenderedPageBreak/>
         <w:t>Diagrama de Classes</w:t>
       </w:r>
-      <w:bookmarkEnd w:id="50"/>
+      <w:bookmarkEnd w:id="49"/>
     </w:p>
     <w:p>
       <w:r>
@@ -9420,35 +9566,22 @@
                                 <w:szCs w:val="22"/>
                               </w:rPr>
                             </w:pPr>
-                            <w:bookmarkStart w:id="51" w:name="_Toc215255767"/>
+                            <w:bookmarkStart w:id="50" w:name="_Toc215255767"/>
                             <w:r>
                               <w:t xml:space="preserve">Figura </w:t>
                             </w:r>
-                            <w:r>
-                              <w:fldChar w:fldCharType="begin"/>
-                            </w:r>
-                            <w:r>
-                              <w:instrText xml:space="preserve"> SEQ Figura \* ARABIC </w:instrText>
-                            </w:r>
-                            <w:r>
-                              <w:fldChar w:fldCharType="separate"/>
-                            </w:r>
-                            <w:r>
-                              <w:rPr>
-                                <w:noProof/>
-                              </w:rPr>
-                              <w:t>13</w:t>
-                            </w:r>
-                            <w:r>
-                              <w:rPr>
-                                <w:noProof/>
-                              </w:rPr>
-                              <w:fldChar w:fldCharType="end"/>
-                            </w:r>
+                            <w:fldSimple w:instr=" SEQ Figura \* ARABIC ">
+                              <w:r>
+                                <w:rPr>
+                                  <w:noProof/>
+                                </w:rPr>
+                                <w:t>14</w:t>
+                              </w:r>
+                            </w:fldSimple>
                             <w:r>
                               <w:t>- Diagrama de Classes</w:t>
                             </w:r>
-                            <w:bookmarkEnd w:id="51"/>
+                            <w:bookmarkEnd w:id="50"/>
                           </w:p>
                         </w:txbxContent>
                       </wps:txbx>
@@ -9466,7 +9599,7 @@
           </mc:Choice>
           <mc:Fallback>
             <w:pict>
-              <v:shape w14:anchorId="668A83A5" id="_x0000_s1030" type="#_x0000_t202" style="position:absolute;margin-left:-44.35pt;margin-top:417.85pt;width:527.35pt;height:.05pt;z-index:-251639808;visibility:visible;mso-wrap-style:square;mso-wrap-distance-left:9pt;mso-wrap-distance-top:0;mso-wrap-distance-right:9pt;mso-wrap-distance-bottom:0;mso-position-horizontal:absolute;mso-position-horizontal-relative:text;mso-position-vertical:absolute;mso-position-vertical-relative:text;v-text-anchor:top" o:gfxdata="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" stroked="f">
+              <v:shape w14:anchorId="668A83A5" id="_x0000_s1031" type="#_x0000_t202" style="position:absolute;margin-left:-44.35pt;margin-top:417.85pt;width:527.35pt;height:.05pt;z-index:-251639808;visibility:visible;mso-wrap-style:square;mso-wrap-distance-left:9pt;mso-wrap-distance-top:0;mso-wrap-distance-right:9pt;mso-wrap-distance-bottom:0;mso-position-horizontal:absolute;mso-position-horizontal-relative:text;mso-position-vertical:absolute;mso-position-vertical-relative:text;v-text-anchor:top" o:gfxdata="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" stroked="f">
                 <v:textbox style="mso-fit-shape-to-text:t" inset="0,0,0,0">
                   <w:txbxContent>
                     <w:p>
@@ -9478,35 +9611,22 @@
                           <w:szCs w:val="22"/>
                         </w:rPr>
                       </w:pPr>
-                      <w:bookmarkStart w:id="52" w:name="_Toc215255767"/>
+                      <w:bookmarkStart w:id="51" w:name="_Toc215255767"/>
                       <w:r>
                         <w:t xml:space="preserve">Figura </w:t>
                       </w:r>
-                      <w:r>
-                        <w:fldChar w:fldCharType="begin"/>
-                      </w:r>
-                      <w:r>
-                        <w:instrText xml:space="preserve"> SEQ Figura \* ARABIC </w:instrText>
-                      </w:r>
-                      <w:r>
-                        <w:fldChar w:fldCharType="separate"/>
-                      </w:r>
-                      <w:r>
-                        <w:rPr>
-                          <w:noProof/>
-                        </w:rPr>
-                        <w:t>13</w:t>
-                      </w:r>
-                      <w:r>
-                        <w:rPr>
-                          <w:noProof/>
-                        </w:rPr>
-                        <w:fldChar w:fldCharType="end"/>
-                      </w:r>
+                      <w:fldSimple w:instr=" SEQ Figura \* ARABIC ">
+                        <w:r>
+                          <w:rPr>
+                            <w:noProof/>
+                          </w:rPr>
+                          <w:t>14</w:t>
+                        </w:r>
+                      </w:fldSimple>
                       <w:r>
                         <w:t>- Diagrama de Classes</w:t>
                       </w:r>
-                      <w:bookmarkEnd w:id="52"/>
+                      <w:bookmarkEnd w:id="51"/>
                     </w:p>
                   </w:txbxContent>
                 </v:textbox>
@@ -9552,7 +9672,7 @@
                     <pic:cNvPicPr/>
                   </pic:nvPicPr>
                   <pic:blipFill>
-                    <a:blip r:embed="rId22">
+                    <a:blip r:embed="rId23">
                       <a:extLst>
                         <a:ext uri="{28A0092B-C50C-407E-A947-70E740481C1C}">
                           <a14:useLocalDpi xmlns:a14="http://schemas.microsoft.com/office/drawing/2010/main" val="0"/>
@@ -9655,7 +9775,49 @@
         <w:t>Métodos</w:t>
       </w:r>
       <w:r>
-        <w:t xml:space="preserve"> (ex: +VerificarValidade(), +PrepararItens(), +Login()), que representam as ações e funções que a aplicação executa para implementar os requisitos de negócio (como a verificação de expiração ou o fluxo de entrega). A estrutura da base de dados apenas define o </w:t>
+        <w:t xml:space="preserve"> (</w:t>
+      </w:r>
+      <w:proofErr w:type="spellStart"/>
+      <w:r>
+        <w:t>ex</w:t>
+      </w:r>
+      <w:proofErr w:type="spellEnd"/>
+      <w:r>
+        <w:t>: +</w:t>
+      </w:r>
+      <w:proofErr w:type="spellStart"/>
+      <w:proofErr w:type="gramStart"/>
+      <w:r>
+        <w:t>VerificarValidade</w:t>
+      </w:r>
+      <w:proofErr w:type="spellEnd"/>
+      <w:r>
+        <w:t>(</w:t>
+      </w:r>
+      <w:proofErr w:type="gramEnd"/>
+      <w:r>
+        <w:t>), +</w:t>
+      </w:r>
+      <w:proofErr w:type="spellStart"/>
+      <w:proofErr w:type="gramStart"/>
+      <w:r>
+        <w:t>PrepararItens</w:t>
+      </w:r>
+      <w:proofErr w:type="spellEnd"/>
+      <w:r>
+        <w:t>(</w:t>
+      </w:r>
+      <w:proofErr w:type="gramEnd"/>
+      <w:r>
+        <w:t>), +</w:t>
+      </w:r>
+      <w:proofErr w:type="gramStart"/>
+      <w:r>
+        <w:t>Login(</w:t>
+      </w:r>
+      <w:proofErr w:type="gramEnd"/>
+      <w:r>
+        <w:t xml:space="preserve">)), que representam as ações e funções que a aplicação executa para implementar os requisitos de negócio (como a verificação de expiração ou o fluxo de entrega). A estrutura da base de dados apenas define o </w:t>
       </w:r>
       <w:r>
         <w:rPr>
@@ -9685,7 +9847,20 @@
         <w:t>tipos de dados de retorno</w:t>
       </w:r>
       <w:r>
-        <w:t xml:space="preserve"> dos métodos (ex: : Lista&lt;Entregas&gt;), o que é essencial para o desenvolvimento do código, mas irrelevante para a estrutura pura da base de dados.</w:t>
+        <w:t xml:space="preserve"> dos métodos (</w:t>
+      </w:r>
+      <w:proofErr w:type="spellStart"/>
+      <w:r>
+        <w:t>ex</w:t>
+      </w:r>
+      <w:proofErr w:type="spellEnd"/>
+      <w:proofErr w:type="gramStart"/>
+      <w:r>
+        <w:t>: :</w:t>
+      </w:r>
+      <w:proofErr w:type="gramEnd"/>
+      <w:r>
+        <w:t xml:space="preserve"> Lista&lt;Entregas&gt;), o que é essencial para o desenvolvimento do código, mas irrelevante para a estrutura pura da base de dados.</w:t>
       </w:r>
     </w:p>
     <w:p>
@@ -9775,7 +9950,7 @@
           </mc:Choice>
           <mc:Fallback>
             <w:pict>
-              <v:shape w14:anchorId="19C2DD67" id="_x0000_s1031" type="#_x0000_t202" style="position:absolute;margin-left:-44.35pt;margin-top:344.85pt;width:527.35pt;height:.05pt;z-index:-251636736;visibility:visible;mso-wrap-style:square;mso-wrap-distance-left:9pt;mso-wrap-distance-top:0;mso-wrap-distance-right:9pt;mso-wrap-distance-bottom:0;mso-position-horizontal:absolute;mso-position-horizontal-relative:text;mso-position-vertical:absolute;mso-position-vertical-relative:text;v-text-anchor:top" o:gfxdata="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" stroked="f">
+              <v:shape w14:anchorId="19C2DD67" id="_x0000_s1032" type="#_x0000_t202" style="position:absolute;margin-left:-44.35pt;margin-top:344.85pt;width:527.35pt;height:.05pt;z-index:-251636736;visibility:visible;mso-wrap-style:square;mso-wrap-distance-left:9pt;mso-wrap-distance-top:0;mso-wrap-distance-right:9pt;mso-wrap-distance-bottom:0;mso-position-horizontal:absolute;mso-position-horizontal-relative:text;mso-position-vertical:absolute;mso-position-vertical-relative:text;v-text-anchor:top" o:gfxdata="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" stroked="f">
                 <v:textbox style="mso-fit-shape-to-text:t" inset="0,0,0,0">
                   <w:txbxContent>
                     <w:p>
@@ -9834,7 +10009,7 @@
                     <pic:cNvPicPr/>
                   </pic:nvPicPr>
                   <pic:blipFill>
-                    <a:blip r:embed="rId23">
+                    <a:blip r:embed="rId24">
                       <a:extLst>
                         <a:ext uri="{28A0092B-C50C-407E-A947-70E740481C1C}">
                           <a14:useLocalDpi xmlns:a14="http://schemas.microsoft.com/office/drawing/2010/main" val="0"/>
@@ -9880,7 +10055,23 @@
         <w:t xml:space="preserve">. </w:t>
       </w:r>
       <w:r>
-        <w:t xml:space="preserve"> O foco está exclusivamente nos Atributos (ex: Nome, Data_Nasc, Quantidade) e nas Relações (Associações, Agregações), que representam as regras de dados essenciais para o negócio (como a relação entre Beneficiário e Entregas).</w:t>
+        <w:t xml:space="preserve"> O foco está exclusivamente nos Atributos (</w:t>
+      </w:r>
+      <w:proofErr w:type="spellStart"/>
+      <w:r>
+        <w:t>ex</w:t>
+      </w:r>
+      <w:proofErr w:type="spellEnd"/>
+      <w:r>
+        <w:t xml:space="preserve">: Nome, </w:t>
+      </w:r>
+      <w:proofErr w:type="spellStart"/>
+      <w:r>
+        <w:t>Data_Nasc</w:t>
+      </w:r>
+      <w:proofErr w:type="spellEnd"/>
+      <w:r>
+        <w:t>, Quantidade) e nas Relações (Associações, Agregações), que representam as regras de dados essenciais para o negócio (como a relação entre Beneficiário e Entregas).</w:t>
       </w:r>
     </w:p>
     <w:p>
@@ -9910,10 +10101,12 @@
       <w:pPr>
         <w:pStyle w:val="Ttulo1"/>
       </w:pPr>
+      <w:proofErr w:type="spellStart"/>
       <w:r>
         <w:lastRenderedPageBreak/>
         <w:t>Mockups</w:t>
       </w:r>
+      <w:proofErr w:type="spellEnd"/>
     </w:p>
     <w:p>
       <w:pPr>
@@ -9949,7 +10142,7 @@
                     </pic:cNvPicPr>
                   </pic:nvPicPr>
                   <pic:blipFill>
-                    <a:blip r:embed="rId24">
+                    <a:blip r:embed="rId25">
                       <a:extLst>
                         <a:ext uri="{28A0092B-C50C-407E-A947-70E740481C1C}">
                           <a14:useLocalDpi xmlns:a14="http://schemas.microsoft.com/office/drawing/2010/main" val="0"/>
@@ -9997,26 +10190,24 @@
       <w:r>
         <w:t xml:space="preserve">Figura </w:t>
       </w:r>
-      <w:r>
-        <w:fldChar w:fldCharType="begin"/>
-      </w:r>
-      <w:r>
-        <w:instrText xml:space="preserve"> SEQ Figura \* ARABIC </w:instrText>
-      </w:r>
-      <w:r>
-        <w:fldChar w:fldCharType="separate"/>
-      </w:r>
-      <w:r>
-        <w:rPr>
-          <w:noProof/>
-        </w:rPr>
-        <w:t>14</w:t>
-      </w:r>
-      <w:r>
-        <w:fldChar w:fldCharType="end"/>
-      </w:r>
-      <w:r>
-        <w:t xml:space="preserve"> - Mockup Página Principal</w:t>
+      <w:fldSimple w:instr=" SEQ Figura \* ARABIC ">
+        <w:r>
+          <w:rPr>
+            <w:noProof/>
+          </w:rPr>
+          <w:t>14</w:t>
+        </w:r>
+      </w:fldSimple>
+      <w:r>
+        <w:t xml:space="preserve"> - </w:t>
+      </w:r>
+      <w:proofErr w:type="spellStart"/>
+      <w:r>
+        <w:t>Mockup</w:t>
+      </w:r>
+      <w:proofErr w:type="spellEnd"/>
+      <w:r>
+        <w:t xml:space="preserve"> Página Principal</w:t>
       </w:r>
     </w:p>
     <w:p>
@@ -10090,26 +10281,24 @@
                             <w:r>
                               <w:t xml:space="preserve">Figura </w:t>
                             </w:r>
+                            <w:fldSimple w:instr=" SEQ Figura \* ARABIC ">
+                              <w:r>
+                                <w:rPr>
+                                  <w:noProof/>
+                                </w:rPr>
+                                <w:t>15</w:t>
+                              </w:r>
+                            </w:fldSimple>
                             <w:r>
-                              <w:fldChar w:fldCharType="begin"/>
+                              <w:t xml:space="preserve"> – </w:t>
                             </w:r>
+                            <w:proofErr w:type="spellStart"/>
                             <w:r>
-                              <w:instrText xml:space="preserve"> SEQ Figura \* ARABIC </w:instrText>
+                              <w:t>Mockup</w:t>
                             </w:r>
+                            <w:proofErr w:type="spellEnd"/>
                             <w:r>
-                              <w:fldChar w:fldCharType="separate"/>
-                            </w:r>
-                            <w:r>
-                              <w:rPr>
-                                <w:noProof/>
-                              </w:rPr>
-                              <w:t>15</w:t>
-                            </w:r>
-                            <w:r>
-                              <w:fldChar w:fldCharType="end"/>
-                            </w:r>
-                            <w:r>
-                              <w:t xml:space="preserve"> – Mockup da Criação da Candidatura</w:t>
+                              <w:t xml:space="preserve"> da Criação da Candidatura</w:t>
                             </w:r>
                           </w:p>
                         </w:txbxContent>
@@ -10131,7 +10320,7 @@
           </mc:Choice>
           <mc:Fallback>
             <w:pict>
-              <v:shape w14:anchorId="5A06CCB9" id="_x0000_s1032" type="#_x0000_t202" style="position:absolute;left:0;text-align:left;margin-left:135.75pt;margin-top:488.95pt;width:182.55pt;height:.05pt;z-index:251691008;visibility:visible;mso-wrap-style:square;mso-width-percent:0;mso-wrap-distance-left:9pt;mso-wrap-distance-top:0;mso-wrap-distance-right:9pt;mso-wrap-distance-bottom:0;mso-position-horizontal:absolute;mso-position-horizontal-relative:text;mso-position-vertical:absolute;mso-position-vertical-relative:text;mso-width-percent:0;mso-width-relative:margin;v-text-anchor:top" o:gfxdata="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" stroked="f">
+              <v:shape w14:anchorId="5A06CCB9" id="_x0000_s1033" type="#_x0000_t202" style="position:absolute;left:0;text-align:left;margin-left:135.75pt;margin-top:488.95pt;width:182.55pt;height:.05pt;z-index:251691008;visibility:visible;mso-wrap-style:square;mso-width-percent:0;mso-wrap-distance-left:9pt;mso-wrap-distance-top:0;mso-wrap-distance-right:9pt;mso-wrap-distance-bottom:0;mso-position-horizontal:absolute;mso-position-horizontal-relative:text;mso-position-vertical:absolute;mso-position-vertical-relative:text;mso-width-percent:0;mso-width-relative:margin;v-text-anchor:top" o:gfxdata="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" stroked="f">
                 <v:textbox style="mso-fit-shape-to-text:t" inset="0,0,0,0">
                   <w:txbxContent>
                     <w:p>
@@ -10150,26 +10339,24 @@
                       <w:r>
                         <w:t xml:space="preserve">Figura </w:t>
                       </w:r>
+                      <w:fldSimple w:instr=" SEQ Figura \* ARABIC ">
+                        <w:r>
+                          <w:rPr>
+                            <w:noProof/>
+                          </w:rPr>
+                          <w:t>15</w:t>
+                        </w:r>
+                      </w:fldSimple>
                       <w:r>
-                        <w:fldChar w:fldCharType="begin"/>
+                        <w:t xml:space="preserve"> – </w:t>
                       </w:r>
+                      <w:proofErr w:type="spellStart"/>
                       <w:r>
-                        <w:instrText xml:space="preserve"> SEQ Figura \* ARABIC </w:instrText>
+                        <w:t>Mockup</w:t>
                       </w:r>
+                      <w:proofErr w:type="spellEnd"/>
                       <w:r>
-                        <w:fldChar w:fldCharType="separate"/>
-                      </w:r>
-                      <w:r>
-                        <w:rPr>
-                          <w:noProof/>
-                        </w:rPr>
-                        <w:t>15</w:t>
-                      </w:r>
-                      <w:r>
-                        <w:fldChar w:fldCharType="end"/>
-                      </w:r>
-                      <w:r>
-                        <w:t xml:space="preserve"> – Mockup da Criação da Candidatura</w:t>
+                        <w:t xml:space="preserve"> da Criação da Candidatura</w:t>
                       </w:r>
                     </w:p>
                   </w:txbxContent>
@@ -10181,6 +10368,9 @@
         </mc:AlternateContent>
       </w:r>
       <w:r>
+        <w:rPr>
+          <w:noProof/>
+        </w:rPr>
         <w:drawing>
           <wp:inline distT="0" distB="0" distL="0" distR="0" wp14:anchorId="0247C105" wp14:editId="31D623DD">
             <wp:extent cx="2753109" cy="6030167"/>
@@ -10197,7 +10387,7 @@
                     <pic:cNvPicPr/>
                   </pic:nvPicPr>
                   <pic:blipFill>
-                    <a:blip r:embed="rId25"/>
+                    <a:blip r:embed="rId26"/>
                     <a:stretch>
                       <a:fillRect/>
                     </a:stretch>
@@ -10286,24 +10476,14 @@
                             <w:r>
                               <w:t xml:space="preserve">Figura </w:t>
                             </w:r>
-                            <w:r>
-                              <w:fldChar w:fldCharType="begin"/>
-                            </w:r>
-                            <w:r>
-                              <w:instrText xml:space="preserve"> SEQ Figura \* ARABIC </w:instrText>
-                            </w:r>
-                            <w:r>
-                              <w:fldChar w:fldCharType="separate"/>
-                            </w:r>
-                            <w:r>
-                              <w:rPr>
-                                <w:noProof/>
-                              </w:rPr>
-                              <w:t>16</w:t>
-                            </w:r>
-                            <w:r>
-                              <w:fldChar w:fldCharType="end"/>
-                            </w:r>
+                            <w:fldSimple w:instr=" SEQ Figura \* ARABIC ">
+                              <w:r>
+                                <w:rPr>
+                                  <w:noProof/>
+                                </w:rPr>
+                                <w:t>16</w:t>
+                              </w:r>
+                            </w:fldSimple>
                             <w:r>
                               <w:t xml:space="preserve"> - Diagrama Sequência da Criação de Candidatura</w:t>
                             </w:r>
@@ -10324,7 +10504,7 @@
           </mc:Choice>
           <mc:Fallback>
             <w:pict>
-              <v:shape w14:anchorId="568A5AC6" id="_x0000_s1033" type="#_x0000_t202" style="position:absolute;left:0;text-align:left;margin-left:0;margin-top:220.5pt;width:216.65pt;height:.05pt;z-index:251693056;visibility:visible;mso-wrap-style:square;mso-wrap-distance-left:9pt;mso-wrap-distance-top:0;mso-wrap-distance-right:9pt;mso-wrap-distance-bottom:0;mso-position-horizontal:center;mso-position-horizontal-relative:margin;mso-position-vertical:absolute;mso-position-vertical-relative:text;v-text-anchor:top" o:gfxdata="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" stroked="f">
+              <v:shape w14:anchorId="568A5AC6" id="_x0000_s1034" type="#_x0000_t202" style="position:absolute;left:0;text-align:left;margin-left:0;margin-top:220.5pt;width:216.65pt;height:.05pt;z-index:251693056;visibility:visible;mso-wrap-style:square;mso-wrap-distance-left:9pt;mso-wrap-distance-top:0;mso-wrap-distance-right:9pt;mso-wrap-distance-bottom:0;mso-position-horizontal:center;mso-position-horizontal-relative:margin;mso-position-vertical:absolute;mso-position-vertical-relative:text;v-text-anchor:top" o:gfxdata="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" stroked="f">
                 <v:textbox style="mso-fit-shape-to-text:t" inset="0,0,0,0">
                   <w:txbxContent>
                     <w:p>
@@ -10343,24 +10523,14 @@
                       <w:r>
                         <w:t xml:space="preserve">Figura </w:t>
                       </w:r>
-                      <w:r>
-                        <w:fldChar w:fldCharType="begin"/>
-                      </w:r>
-                      <w:r>
-                        <w:instrText xml:space="preserve"> SEQ Figura \* ARABIC </w:instrText>
-                      </w:r>
-                      <w:r>
-                        <w:fldChar w:fldCharType="separate"/>
-                      </w:r>
-                      <w:r>
-                        <w:rPr>
-                          <w:noProof/>
-                        </w:rPr>
-                        <w:t>16</w:t>
-                      </w:r>
-                      <w:r>
-                        <w:fldChar w:fldCharType="end"/>
-                      </w:r>
+                      <w:fldSimple w:instr=" SEQ Figura \* ARABIC ">
+                        <w:r>
+                          <w:rPr>
+                            <w:noProof/>
+                          </w:rPr>
+                          <w:t>16</w:t>
+                        </w:r>
+                      </w:fldSimple>
                       <w:r>
                         <w:t xml:space="preserve"> - Diagrama Sequência da Criação de Candidatura</w:t>
                       </w:r>
@@ -10401,7 +10571,7 @@
                     <pic:cNvPicPr/>
                   </pic:nvPicPr>
                   <pic:blipFill>
-                    <a:blip r:embed="rId26">
+                    <a:blip r:embed="rId27">
                       <a:extLst>
                         <a:ext uri="{28A0092B-C50C-407E-A947-70E740481C1C}">
                           <a14:useLocalDpi xmlns:a14="http://schemas.microsoft.com/office/drawing/2010/main" val="0"/>
@@ -10458,6 +10628,9 @@
         <w:jc w:val="center"/>
       </w:pPr>
       <w:r>
+        <w:rPr>
+          <w:noProof/>
+        </w:rPr>
         <w:drawing>
           <wp:inline distT="0" distB="0" distL="0" distR="0" wp14:anchorId="7D820E41" wp14:editId="0F2A7335">
             <wp:extent cx="3820563" cy="3814476"/>
@@ -10474,7 +10647,7 @@
                     <pic:cNvPicPr/>
                   </pic:nvPicPr>
                   <pic:blipFill>
-                    <a:blip r:embed="rId27"/>
+                    <a:blip r:embed="rId28"/>
                     <a:stretch>
                       <a:fillRect/>
                     </a:stretch>
@@ -10564,24 +10737,14 @@
                             <w:r>
                               <w:t xml:space="preserve">Figura </w:t>
                             </w:r>
-                            <w:r>
-                              <w:fldChar w:fldCharType="begin"/>
-                            </w:r>
-                            <w:r>
-                              <w:instrText xml:space="preserve"> SEQ Figura \* ARABIC </w:instrText>
-                            </w:r>
-                            <w:r>
-                              <w:fldChar w:fldCharType="separate"/>
-                            </w:r>
-                            <w:r>
-                              <w:rPr>
-                                <w:noProof/>
-                              </w:rPr>
-                              <w:t>17</w:t>
-                            </w:r>
-                            <w:r>
-                              <w:fldChar w:fldCharType="end"/>
-                            </w:r>
+                            <w:fldSimple w:instr=" SEQ Figura \* ARABIC ">
+                              <w:r>
+                                <w:rPr>
+                                  <w:noProof/>
+                                </w:rPr>
+                                <w:t>17</w:t>
+                              </w:r>
+                            </w:fldSimple>
                             <w:r>
                               <w:t xml:space="preserve"> – Diagrama de Sequência</w:t>
                             </w:r>
@@ -10608,7 +10771,7 @@
           </mc:Choice>
           <mc:Fallback>
             <w:pict>
-              <v:shape w14:anchorId="6A0084D5" id="_x0000_s1034" type="#_x0000_t202" style="position:absolute;margin-left:93.65pt;margin-top:118.65pt;width:251.8pt;height:.05pt;z-index:251682816;visibility:visible;mso-wrap-style:square;mso-wrap-distance-left:9pt;mso-wrap-distance-top:0;mso-wrap-distance-right:9pt;mso-wrap-distance-bottom:0;mso-position-horizontal:absolute;mso-position-horizontal-relative:text;mso-position-vertical:absolute;mso-position-vertical-relative:text;v-text-anchor:top" o:gfxdata="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" stroked="f">
+              <v:shape w14:anchorId="6A0084D5" id="_x0000_s1035" type="#_x0000_t202" style="position:absolute;margin-left:93.65pt;margin-top:118.65pt;width:251.8pt;height:.05pt;z-index:251682816;visibility:visible;mso-wrap-style:square;mso-wrap-distance-left:9pt;mso-wrap-distance-top:0;mso-wrap-distance-right:9pt;mso-wrap-distance-bottom:0;mso-position-horizontal:absolute;mso-position-horizontal-relative:text;mso-position-vertical:absolute;mso-position-vertical-relative:text;v-text-anchor:top" o:gfxdata="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" stroked="f">
                 <v:textbox style="mso-fit-shape-to-text:t" inset="0,0,0,0">
                   <w:txbxContent>
                     <w:p>
@@ -10618,24 +10781,14 @@
                       <w:r>
                         <w:t xml:space="preserve">Figura </w:t>
                       </w:r>
-                      <w:r>
-                        <w:fldChar w:fldCharType="begin"/>
-                      </w:r>
-                      <w:r>
-                        <w:instrText xml:space="preserve"> SEQ Figura \* ARABIC </w:instrText>
-                      </w:r>
-                      <w:r>
-                        <w:fldChar w:fldCharType="separate"/>
-                      </w:r>
-                      <w:r>
-                        <w:rPr>
-                          <w:noProof/>
-                        </w:rPr>
-                        <w:t>17</w:t>
-                      </w:r>
-                      <w:r>
-                        <w:fldChar w:fldCharType="end"/>
-                      </w:r>
+                      <w:fldSimple w:instr=" SEQ Figura \* ARABIC ">
+                        <w:r>
+                          <w:rPr>
+                            <w:noProof/>
+                          </w:rPr>
+                          <w:t>17</w:t>
+                        </w:r>
+                      </w:fldSimple>
                       <w:r>
                         <w:t xml:space="preserve"> – Diagrama de Sequência</w:t>
                       </w:r>
@@ -10682,7 +10835,7 @@
                     <pic:cNvPicPr/>
                   </pic:nvPicPr>
                   <pic:blipFill>
-                    <a:blip r:embed="rId28">
+                    <a:blip r:embed="rId29">
                       <a:extLst>
                         <a:ext uri="{28A0092B-C50C-407E-A947-70E740481C1C}">
                           <a14:useLocalDpi xmlns:a14="http://schemas.microsoft.com/office/drawing/2010/main" val="0"/>
@@ -10736,7 +10889,7 @@
           <w:noProof/>
         </w:rPr>
         <w:drawing>
-          <wp:inline distT="0" distB="0" distL="0" distR="0" wp14:anchorId="33356D91" wp14:editId="691F1608">
+          <wp:inline distT="0" distB="0" distL="0" distR="0" wp14:anchorId="33356D91" wp14:editId="52C57E3C">
             <wp:extent cx="5321039" cy="2686862"/>
             <wp:effectExtent l="0" t="0" r="0" b="0"/>
             <wp:docPr id="1719185855" name="Imagem 10" descr="Uma imagem com texto, captura de ecrã, Tipo de letra, Marca&#10;&#10;Os conteúdos gerados por IA podem estar incorretos."/>
@@ -10751,7 +10904,7 @@
                     <pic:cNvPicPr/>
                   </pic:nvPicPr>
                   <pic:blipFill>
-                    <a:blip r:embed="rId29" cstate="print">
+                    <a:blip r:embed="rId30" cstate="print">
                       <a:extLst>
                         <a:ext uri="{28A0092B-C50C-407E-A947-70E740481C1C}">
                           <a14:useLocalDpi xmlns:a14="http://schemas.microsoft.com/office/drawing/2010/main" val="0"/>
@@ -10823,7 +10976,7 @@
                     <pic:cNvPicPr/>
                   </pic:nvPicPr>
                   <pic:blipFill>
-                    <a:blip r:embed="rId30">
+                    <a:blip r:embed="rId31">
                       <a:extLst>
                         <a:ext uri="{28A0092B-C50C-407E-A947-70E740481C1C}">
                           <a14:useLocalDpi xmlns:a14="http://schemas.microsoft.com/office/drawing/2010/main" val="0"/>
@@ -10924,24 +11077,14 @@
                             <w:r>
                               <w:t xml:space="preserve">Figura </w:t>
                             </w:r>
-                            <w:r>
-                              <w:fldChar w:fldCharType="begin"/>
-                            </w:r>
-                            <w:r>
-                              <w:instrText xml:space="preserve"> SEQ Figura \* ARABIC </w:instrText>
-                            </w:r>
-                            <w:r>
-                              <w:fldChar w:fldCharType="separate"/>
-                            </w:r>
-                            <w:r>
-                              <w:rPr>
-                                <w:noProof/>
-                              </w:rPr>
-                              <w:t>18</w:t>
-                            </w:r>
-                            <w:r>
-                              <w:fldChar w:fldCharType="end"/>
-                            </w:r>
+                            <w:fldSimple w:instr=" SEQ Figura \* ARABIC ">
+                              <w:r>
+                                <w:rPr>
+                                  <w:noProof/>
+                                </w:rPr>
+                                <w:t>18</w:t>
+                              </w:r>
+                            </w:fldSimple>
                             <w:r>
                               <w:t xml:space="preserve"> - Diagrama Sequência de Estado da Candidatura</w:t>
                             </w:r>
@@ -10965,7 +11108,7 @@
           </mc:Choice>
           <mc:Fallback>
             <w:pict>
-              <v:shape w14:anchorId="19C457F3" id="_x0000_s1035" type="#_x0000_t202" style="position:absolute;margin-left:0;margin-top:8.3pt;width:220.05pt;height:.05pt;z-index:-251621376;visibility:visible;mso-wrap-style:square;mso-width-percent:0;mso-wrap-distance-left:9pt;mso-wrap-distance-top:0;mso-wrap-distance-right:9pt;mso-wrap-distance-bottom:0;mso-position-horizontal:center;mso-position-horizontal-relative:margin;mso-position-vertical:absolute;mso-position-vertical-relative:text;mso-width-percent:0;mso-width-relative:margin;v-text-anchor:top" o:gfxdata="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" stroked="f">
+              <v:shape w14:anchorId="19C457F3" id="_x0000_s1036" type="#_x0000_t202" style="position:absolute;margin-left:0;margin-top:8.3pt;width:220.05pt;height:.05pt;z-index:-251621376;visibility:visible;mso-wrap-style:square;mso-width-percent:0;mso-wrap-distance-left:9pt;mso-wrap-distance-top:0;mso-wrap-distance-right:9pt;mso-wrap-distance-bottom:0;mso-position-horizontal:center;mso-position-horizontal-relative:margin;mso-position-vertical:absolute;mso-position-vertical-relative:text;mso-width-percent:0;mso-width-relative:margin;v-text-anchor:top" o:gfxdata="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" stroked="f">
                 <v:textbox style="mso-fit-shape-to-text:t" inset="0,0,0,0">
                   <w:txbxContent>
                     <w:p>
@@ -10984,24 +11127,14 @@
                       <w:r>
                         <w:t xml:space="preserve">Figura </w:t>
                       </w:r>
-                      <w:r>
-                        <w:fldChar w:fldCharType="begin"/>
-                      </w:r>
-                      <w:r>
-                        <w:instrText xml:space="preserve"> SEQ Figura \* ARABIC </w:instrText>
-                      </w:r>
-                      <w:r>
-                        <w:fldChar w:fldCharType="separate"/>
-                      </w:r>
-                      <w:r>
-                        <w:rPr>
-                          <w:noProof/>
-                        </w:rPr>
-                        <w:t>18</w:t>
-                      </w:r>
-                      <w:r>
-                        <w:fldChar w:fldCharType="end"/>
-                      </w:r>
+                      <w:fldSimple w:instr=" SEQ Figura \* ARABIC ">
+                        <w:r>
+                          <w:rPr>
+                            <w:noProof/>
+                          </w:rPr>
+                          <w:t>18</w:t>
+                        </w:r>
+                      </w:fldSimple>
                       <w:r>
                         <w:t xml:space="preserve"> - Diagrama Sequência de Estado da Candidatura</w:t>
                       </w:r>
@@ -11050,6 +11183,9 @@
         <w:jc w:val="center"/>
       </w:pPr>
       <w:r>
+        <w:rPr>
+          <w:noProof/>
+        </w:rPr>
         <w:lastRenderedPageBreak/>
         <w:drawing>
           <wp:inline distT="0" distB="0" distL="0" distR="0" wp14:anchorId="6D8DD1E5" wp14:editId="271E0445">
@@ -11067,7 +11203,7 @@
                     <pic:cNvPicPr/>
                   </pic:nvPicPr>
                   <pic:blipFill>
-                    <a:blip r:embed="rId31"/>
+                    <a:blip r:embed="rId32"/>
                     <a:stretch>
                       <a:fillRect/>
                     </a:stretch>
@@ -11153,22 +11289,15 @@
                               </w:rPr>
                             </w:pPr>
                             <w:r>
-                              <w:t xml:space="preserve">Figura </w:t>
+                              <w:t xml:space="preserve">Figura 19 – </w:t>
                             </w:r>
+                            <w:proofErr w:type="spellStart"/>
                             <w:r>
-                              <w:t>19</w:t>
+                              <w:t>Mockup</w:t>
                             </w:r>
+                            <w:proofErr w:type="spellEnd"/>
                             <w:r>
-                              <w:t xml:space="preserve"> </w:t>
-                            </w:r>
-                            <w:r>
-                              <w:t>–</w:t>
-                            </w:r>
-                            <w:r>
-                              <w:t xml:space="preserve"> </w:t>
-                            </w:r>
-                            <w:r>
-                              <w:t>Mockup da página inicial do Administrador</w:t>
+                              <w:t xml:space="preserve"> da página inicial do Administrador</w:t>
                             </w:r>
                           </w:p>
                         </w:txbxContent>
@@ -11190,7 +11319,7 @@
           </mc:Choice>
           <mc:Fallback>
             <w:pict>
-              <v:shape w14:anchorId="6C14E0B2" id="_x0000_s1036" type="#_x0000_t202" style="position:absolute;margin-left:0;margin-top:.5pt;width:220.05pt;height:.05pt;z-index:-251619328;visibility:visible;mso-wrap-style:square;mso-width-percent:0;mso-wrap-distance-left:9pt;mso-wrap-distance-top:0;mso-wrap-distance-right:9pt;mso-wrap-distance-bottom:0;mso-position-horizontal:center;mso-position-horizontal-relative:margin;mso-position-vertical:absolute;mso-position-vertical-relative:text;mso-width-percent:0;mso-width-relative:margin;v-text-anchor:top" o:gfxdata="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" stroked="f">
+              <v:shape w14:anchorId="6C14E0B2" id="_x0000_s1037" type="#_x0000_t202" style="position:absolute;margin-left:0;margin-top:.5pt;width:220.05pt;height:.05pt;z-index:-251619328;visibility:visible;mso-wrap-style:square;mso-width-percent:0;mso-wrap-distance-left:9pt;mso-wrap-distance-top:0;mso-wrap-distance-right:9pt;mso-wrap-distance-bottom:0;mso-position-horizontal:center;mso-position-horizontal-relative:margin;mso-position-vertical:absolute;mso-position-vertical-relative:text;mso-width-percent:0;mso-width-relative:margin;v-text-anchor:top" o:gfxdata="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" stroked="f">
                 <v:textbox style="mso-fit-shape-to-text:t" inset="0,0,0,0">
                   <w:txbxContent>
                     <w:p>
@@ -11208,22 +11337,15 @@
                         </w:rPr>
                       </w:pPr>
                       <w:r>
-                        <w:t xml:space="preserve">Figura </w:t>
+                        <w:t xml:space="preserve">Figura 19 – </w:t>
                       </w:r>
+                      <w:proofErr w:type="spellStart"/>
                       <w:r>
-                        <w:t>19</w:t>
+                        <w:t>Mockup</w:t>
                       </w:r>
+                      <w:proofErr w:type="spellEnd"/>
                       <w:r>
-                        <w:t xml:space="preserve"> </w:t>
-                      </w:r>
-                      <w:r>
-                        <w:t>–</w:t>
-                      </w:r>
-                      <w:r>
-                        <w:t xml:space="preserve"> </w:t>
-                      </w:r>
-                      <w:r>
-                        <w:t>Mockup da página inicial do Administrador</w:t>
+                        <w:t xml:space="preserve"> da página inicial do Administrador</w:t>
                       </w:r>
                     </w:p>
                   </w:txbxContent>
@@ -11265,6 +11387,9 @@
         <w:jc w:val="center"/>
       </w:pPr>
       <w:r>
+        <w:rPr>
+          <w:noProof/>
+        </w:rPr>
         <w:drawing>
           <wp:inline distT="0" distB="0" distL="0" distR="0" wp14:anchorId="0DE41C1C" wp14:editId="35608CEC">
             <wp:extent cx="2876951" cy="6115904"/>
@@ -11281,7 +11406,7 @@
                     <pic:cNvPicPr/>
                   </pic:nvPicPr>
                   <pic:blipFill>
-                    <a:blip r:embed="rId32"/>
+                    <a:blip r:embed="rId33"/>
                     <a:stretch>
                       <a:fillRect/>
                     </a:stretch>
@@ -11367,16 +11492,15 @@
                               </w:rPr>
                             </w:pPr>
                             <w:r>
-                              <w:t xml:space="preserve">Figura </w:t>
+                              <w:t xml:space="preserve">Figura 20 – </w:t>
                             </w:r>
+                            <w:proofErr w:type="spellStart"/>
                             <w:r>
-                              <w:t>20</w:t>
+                              <w:t>Mockup</w:t>
                             </w:r>
+                            <w:proofErr w:type="spellEnd"/>
                             <w:r>
-                              <w:t xml:space="preserve"> – Mockup da </w:t>
-                            </w:r>
-                            <w:r>
-                              <w:t>página de candidaturas</w:t>
+                              <w:t xml:space="preserve"> da página de candidaturas</w:t>
                             </w:r>
                           </w:p>
                         </w:txbxContent>
@@ -11398,7 +11522,7 @@
           </mc:Choice>
           <mc:Fallback>
             <w:pict>
-              <v:shape w14:anchorId="10D6FB8B" id="_x0000_s1037" type="#_x0000_t202" style="position:absolute;margin-left:0;margin-top:2.45pt;width:220.05pt;height:.05pt;z-index:-251617280;visibility:visible;mso-wrap-style:square;mso-width-percent:0;mso-wrap-distance-left:9pt;mso-wrap-distance-top:0;mso-wrap-distance-right:9pt;mso-wrap-distance-bottom:0;mso-position-horizontal:center;mso-position-horizontal-relative:margin;mso-position-vertical:absolute;mso-position-vertical-relative:text;mso-width-percent:0;mso-width-relative:margin;v-text-anchor:top" o:gfxdata="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" stroked="f">
+              <v:shape w14:anchorId="10D6FB8B" id="_x0000_s1038" type="#_x0000_t202" style="position:absolute;margin-left:0;margin-top:2.45pt;width:220.05pt;height:.05pt;z-index:-251617280;visibility:visible;mso-wrap-style:square;mso-width-percent:0;mso-wrap-distance-left:9pt;mso-wrap-distance-top:0;mso-wrap-distance-right:9pt;mso-wrap-distance-bottom:0;mso-position-horizontal:center;mso-position-horizontal-relative:margin;mso-position-vertical:absolute;mso-position-vertical-relative:text;mso-width-percent:0;mso-width-relative:margin;v-text-anchor:top" o:gfxdata="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" stroked="f">
                 <v:textbox style="mso-fit-shape-to-text:t" inset="0,0,0,0">
                   <w:txbxContent>
                     <w:p>
@@ -11416,16 +11540,15 @@
                         </w:rPr>
                       </w:pPr>
                       <w:r>
-                        <w:t xml:space="preserve">Figura </w:t>
+                        <w:t xml:space="preserve">Figura 20 – </w:t>
                       </w:r>
+                      <w:proofErr w:type="spellStart"/>
                       <w:r>
-                        <w:t>20</w:t>
+                        <w:t>Mockup</w:t>
                       </w:r>
+                      <w:proofErr w:type="spellEnd"/>
                       <w:r>
-                        <w:t xml:space="preserve"> – Mockup da </w:t>
-                      </w:r>
-                      <w:r>
-                        <w:t>página de candidaturas</w:t>
+                        <w:t xml:space="preserve"> da página de candidaturas</w:t>
                       </w:r>
                     </w:p>
                   </w:txbxContent>
@@ -11448,22 +11571,7 @@
     </w:p>
     <w:p>
       <w:r>
-        <w:t xml:space="preserve">Nesta página </w:t>
-      </w:r>
-      <w:r>
-        <w:t xml:space="preserve">é possível filtrar, pelo nome e </w:t>
-      </w:r>
-      <w:r>
-        <w:t>tipo</w:t>
-      </w:r>
-      <w:r>
-        <w:t xml:space="preserve">, </w:t>
-      </w:r>
-      <w:r>
-        <w:t>os produtos disponíveis no stock</w:t>
-      </w:r>
-      <w:r>
-        <w:t>.</w:t>
+        <w:t>Nesta página é possível filtrar, pelo nome e tipo, os produtos disponíveis no stock.</w:t>
       </w:r>
     </w:p>
     <w:p>
@@ -11546,16 +11654,15 @@
                               </w:rPr>
                             </w:pPr>
                             <w:r>
-                              <w:t>Figura 2</w:t>
+                              <w:t xml:space="preserve">Figura 21 – </w:t>
                             </w:r>
+                            <w:proofErr w:type="spellStart"/>
                             <w:r>
-                              <w:t>1</w:t>
+                              <w:t>Mockup</w:t>
                             </w:r>
+                            <w:proofErr w:type="spellEnd"/>
                             <w:r>
-                              <w:t xml:space="preserve"> – Mockup da página de </w:t>
-                            </w:r>
-                            <w:r>
-                              <w:t>stock</w:t>
+                              <w:t xml:space="preserve"> da página de stock</w:t>
                             </w:r>
                           </w:p>
                         </w:txbxContent>
@@ -11577,7 +11684,7 @@
           </mc:Choice>
           <mc:Fallback>
             <w:pict>
-              <v:shape w14:anchorId="19DF9A79" id="_x0000_s1038" type="#_x0000_t202" style="position:absolute;left:0;text-align:left;margin-left:0;margin-top:459.75pt;width:220.05pt;height:.05pt;z-index:-251615232;visibility:visible;mso-wrap-style:square;mso-width-percent:0;mso-wrap-distance-left:9pt;mso-wrap-distance-top:0;mso-wrap-distance-right:9pt;mso-wrap-distance-bottom:0;mso-position-horizontal:center;mso-position-horizontal-relative:margin;mso-position-vertical:absolute;mso-position-vertical-relative:text;mso-width-percent:0;mso-width-relative:margin;v-text-anchor:top" o:gfxdata="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" stroked="f">
+              <v:shape w14:anchorId="19DF9A79" id="_x0000_s1039" type="#_x0000_t202" style="position:absolute;left:0;text-align:left;margin-left:0;margin-top:459.75pt;width:220.05pt;height:.05pt;z-index:-251615232;visibility:visible;mso-wrap-style:square;mso-width-percent:0;mso-wrap-distance-left:9pt;mso-wrap-distance-top:0;mso-wrap-distance-right:9pt;mso-wrap-distance-bottom:0;mso-position-horizontal:center;mso-position-horizontal-relative:margin;mso-position-vertical:absolute;mso-position-vertical-relative:text;mso-width-percent:0;mso-width-relative:margin;v-text-anchor:top" o:gfxdata="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" stroked="f">
                 <v:textbox style="mso-fit-shape-to-text:t" inset="0,0,0,0">
                   <w:txbxContent>
                     <w:p>
@@ -11595,16 +11702,15 @@
                         </w:rPr>
                       </w:pPr>
                       <w:r>
-                        <w:t>Figura 2</w:t>
+                        <w:t xml:space="preserve">Figura 21 – </w:t>
                       </w:r>
+                      <w:proofErr w:type="spellStart"/>
                       <w:r>
-                        <w:t>1</w:t>
+                        <w:t>Mockup</w:t>
                       </w:r>
+                      <w:proofErr w:type="spellEnd"/>
                       <w:r>
-                        <w:t xml:space="preserve"> – Mockup da página de </w:t>
-                      </w:r>
-                      <w:r>
-                        <w:t>stock</w:t>
+                        <w:t xml:space="preserve"> da página de stock</w:t>
                       </w:r>
                     </w:p>
                   </w:txbxContent>
@@ -11616,6 +11722,9 @@
         </mc:AlternateContent>
       </w:r>
       <w:r>
+        <w:rPr>
+          <w:noProof/>
+        </w:rPr>
         <w:drawing>
           <wp:inline distT="0" distB="0" distL="0" distR="0" wp14:anchorId="4788F69D" wp14:editId="2D45A626">
             <wp:extent cx="2734057" cy="5715798"/>
@@ -11632,7 +11741,7 @@
                     <pic:cNvPicPr/>
                   </pic:nvPicPr>
                   <pic:blipFill>
-                    <a:blip r:embed="rId33"/>
+                    <a:blip r:embed="rId34"/>
                     <a:stretch>
                       <a:fillRect/>
                     </a:stretch>
@@ -11659,10 +11768,7 @@
         <w:pStyle w:val="Ttulo2"/>
       </w:pPr>
       <w:r>
-        <w:t>Adicionar produto ao s</w:t>
-      </w:r>
-      <w:r>
-        <w:t>tock</w:t>
+        <w:t>Adicionar produto ao stock</w:t>
       </w:r>
     </w:p>
     <w:p>
@@ -11683,6 +11789,9 @@
         <w:jc w:val="center"/>
       </w:pPr>
       <w:r>
+        <w:rPr>
+          <w:noProof/>
+        </w:rPr>
         <w:lastRenderedPageBreak/>
         <w:drawing>
           <wp:inline distT="0" distB="0" distL="0" distR="0" wp14:anchorId="12975F56" wp14:editId="56A0A37D">
@@ -11700,7 +11809,7 @@
                     <pic:cNvPicPr/>
                   </pic:nvPicPr>
                   <pic:blipFill>
-                    <a:blip r:embed="rId34"/>
+                    <a:blip r:embed="rId35"/>
                     <a:stretch>
                       <a:fillRect/>
                     </a:stretch>
@@ -11795,13 +11904,15 @@
                               <w:t>2</w:t>
                             </w:r>
                             <w:r>
-                              <w:t xml:space="preserve"> – Mockup d</w:t>
+                              <w:t xml:space="preserve"> – </w:t>
                             </w:r>
+                            <w:proofErr w:type="spellStart"/>
                             <w:r>
-                              <w:t xml:space="preserve">o formulário de adição de produto ao </w:t>
+                              <w:t>Mockup</w:t>
                             </w:r>
+                            <w:proofErr w:type="spellEnd"/>
                             <w:r>
-                              <w:t>stock</w:t>
+                              <w:t xml:space="preserve"> do formulário de adição de produto ao stock</w:t>
                             </w:r>
                           </w:p>
                         </w:txbxContent>
@@ -11823,7 +11934,7 @@
           </mc:Choice>
           <mc:Fallback>
             <w:pict>
-              <v:shape w14:anchorId="386332F8" id="_x0000_s1039" type="#_x0000_t202" style="position:absolute;left:0;text-align:left;margin-left:0;margin-top:.45pt;width:220.05pt;height:.05pt;z-index:-251613184;visibility:visible;mso-wrap-style:square;mso-width-percent:0;mso-wrap-distance-left:9pt;mso-wrap-distance-top:0;mso-wrap-distance-right:9pt;mso-wrap-distance-bottom:0;mso-position-horizontal:center;mso-position-horizontal-relative:margin;mso-position-vertical:absolute;mso-position-vertical-relative:text;mso-width-percent:0;mso-width-relative:margin;v-text-anchor:top" o:gfxdata="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" stroked="f">
+              <v:shape w14:anchorId="386332F8" id="_x0000_s1040" type="#_x0000_t202" style="position:absolute;left:0;text-align:left;margin-left:0;margin-top:.45pt;width:220.05pt;height:.05pt;z-index:-251613184;visibility:visible;mso-wrap-style:square;mso-width-percent:0;mso-wrap-distance-left:9pt;mso-wrap-distance-top:0;mso-wrap-distance-right:9pt;mso-wrap-distance-bottom:0;mso-position-horizontal:center;mso-position-horizontal-relative:margin;mso-position-vertical:absolute;mso-position-vertical-relative:text;mso-width-percent:0;mso-width-relative:margin;v-text-anchor:top" o:gfxdata="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" stroked="f">
                 <v:textbox style="mso-fit-shape-to-text:t" inset="0,0,0,0">
                   <w:txbxContent>
                     <w:p>
@@ -11847,13 +11958,15 @@
                         <w:t>2</w:t>
                       </w:r>
                       <w:r>
-                        <w:t xml:space="preserve"> – Mockup d</w:t>
+                        <w:t xml:space="preserve"> – </w:t>
                       </w:r>
+                      <w:proofErr w:type="spellStart"/>
                       <w:r>
-                        <w:t xml:space="preserve">o formulário de adição de produto ao </w:t>
+                        <w:t>Mockup</w:t>
                       </w:r>
+                      <w:proofErr w:type="spellEnd"/>
                       <w:r>
-                        <w:t>stock</w:t>
+                        <w:t xml:space="preserve"> do formulário de adição de produto ao stock</w:t>
                       </w:r>
                     </w:p>
                   </w:txbxContent>
@@ -11872,10 +11985,7 @@
       </w:pPr>
       <w:r>
         <w:lastRenderedPageBreak/>
-        <w:t>Gestão de produtos no</w:t>
-      </w:r>
-      <w:r>
-        <w:t xml:space="preserve"> stock</w:t>
+        <w:t>Gestão de produtos no stock</w:t>
       </w:r>
     </w:p>
     <w:p>
@@ -11883,6 +11993,9 @@
         <w:jc w:val="center"/>
       </w:pPr>
       <w:r>
+        <w:rPr>
+          <w:noProof/>
+        </w:rPr>
         <w:drawing>
           <wp:inline distT="0" distB="0" distL="0" distR="0" wp14:anchorId="771C950B" wp14:editId="190DD7CE">
             <wp:extent cx="5579745" cy="3786505"/>
@@ -11899,7 +12012,7 @@
                     <pic:cNvPicPr/>
                   </pic:nvPicPr>
                   <pic:blipFill>
-                    <a:blip r:embed="rId35"/>
+                    <a:blip r:embed="rId36"/>
                     <a:stretch>
                       <a:fillRect/>
                     </a:stretch>
@@ -11991,31 +12104,15 @@
                               <w:t>3</w:t>
                             </w:r>
                             <w:r>
-                              <w:t xml:space="preserve"> – Mockup</w:t>
+                              <w:t xml:space="preserve"> – </w:t>
                             </w:r>
+                            <w:proofErr w:type="spellStart"/>
                             <w:r>
-                              <w:t>s</w:t>
+                              <w:t>Mockups</w:t>
                             </w:r>
+                            <w:proofErr w:type="spellEnd"/>
                             <w:r>
-                              <w:t xml:space="preserve"> d</w:t>
-                            </w:r>
-                            <w:r>
-                              <w:t>as páginas de gestão de</w:t>
-                            </w:r>
-                            <w:r>
-                              <w:t xml:space="preserve"> produto</w:t>
-                            </w:r>
-                            <w:r>
-                              <w:t>s</w:t>
-                            </w:r>
-                            <w:r>
-                              <w:t xml:space="preserve"> </w:t>
-                            </w:r>
-                            <w:r>
-                              <w:t>n</w:t>
-                            </w:r>
-                            <w:r>
-                              <w:t>o stock</w:t>
+                              <w:t xml:space="preserve"> das páginas de gestão de produtos no stock</w:t>
                             </w:r>
                           </w:p>
                         </w:txbxContent>
@@ -12037,7 +12134,7 @@
           </mc:Choice>
           <mc:Fallback>
             <w:pict>
-              <v:shape w14:anchorId="447FCAC5" id="_x0000_s1040" type="#_x0000_t202" style="position:absolute;margin-left:0;margin-top:.45pt;width:220.05pt;height:.05pt;z-index:-251611136;visibility:visible;mso-wrap-style:square;mso-width-percent:0;mso-wrap-distance-left:9pt;mso-wrap-distance-top:0;mso-wrap-distance-right:9pt;mso-wrap-distance-bottom:0;mso-position-horizontal:center;mso-position-horizontal-relative:margin;mso-position-vertical:absolute;mso-position-vertical-relative:text;mso-width-percent:0;mso-width-relative:margin;v-text-anchor:top" o:gfxdata="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" stroked="f">
+              <v:shape w14:anchorId="447FCAC5" id="_x0000_s1041" type="#_x0000_t202" style="position:absolute;margin-left:0;margin-top:.45pt;width:220.05pt;height:.05pt;z-index:-251611136;visibility:visible;mso-wrap-style:square;mso-width-percent:0;mso-wrap-distance-left:9pt;mso-wrap-distance-top:0;mso-wrap-distance-right:9pt;mso-wrap-distance-bottom:0;mso-position-horizontal:center;mso-position-horizontal-relative:margin;mso-position-vertical:absolute;mso-position-vertical-relative:text;mso-width-percent:0;mso-width-relative:margin;v-text-anchor:top" o:gfxdata="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" stroked="f">
                 <v:textbox style="mso-fit-shape-to-text:t" inset="0,0,0,0">
                   <w:txbxContent>
                     <w:p>
@@ -12061,31 +12158,15 @@
                         <w:t>3</w:t>
                       </w:r>
                       <w:r>
-                        <w:t xml:space="preserve"> – Mockup</w:t>
+                        <w:t xml:space="preserve"> – </w:t>
                       </w:r>
+                      <w:proofErr w:type="spellStart"/>
                       <w:r>
-                        <w:t>s</w:t>
+                        <w:t>Mockups</w:t>
                       </w:r>
+                      <w:proofErr w:type="spellEnd"/>
                       <w:r>
-                        <w:t xml:space="preserve"> d</w:t>
-                      </w:r>
-                      <w:r>
-                        <w:t>as páginas de gestão de</w:t>
-                      </w:r>
-                      <w:r>
-                        <w:t xml:space="preserve"> produto</w:t>
-                      </w:r>
-                      <w:r>
-                        <w:t>s</w:t>
-                      </w:r>
-                      <w:r>
-                        <w:t xml:space="preserve"> </w:t>
-                      </w:r>
-                      <w:r>
-                        <w:t>n</w:t>
-                      </w:r>
-                      <w:r>
-                        <w:t>o stock</w:t>
+                        <w:t xml:space="preserve"> das páginas de gestão de produtos no stock</w:t>
                       </w:r>
                     </w:p>
                   </w:txbxContent>
@@ -12178,16 +12259,15 @@
                               </w:rPr>
                             </w:pPr>
                             <w:r>
-                              <w:t>Figura 2</w:t>
+                              <w:t xml:space="preserve">Figura 24 – </w:t>
                             </w:r>
+                            <w:proofErr w:type="spellStart"/>
                             <w:r>
-                              <w:t>4</w:t>
+                              <w:t>Mockup</w:t>
                             </w:r>
+                            <w:proofErr w:type="spellEnd"/>
                             <w:r>
-                              <w:t xml:space="preserve"> – Mockup </w:t>
-                            </w:r>
-                            <w:r>
-                              <w:t>da página de gestão de subsidiários</w:t>
+                              <w:t xml:space="preserve"> da página de gestão de subsidiários</w:t>
                             </w:r>
                           </w:p>
                         </w:txbxContent>
@@ -12209,7 +12289,7 @@
           </mc:Choice>
           <mc:Fallback>
             <w:pict>
-              <v:shape w14:anchorId="394C169E" id="_x0000_s1041" type="#_x0000_t202" style="position:absolute;left:0;text-align:left;margin-left:0;margin-top:461.25pt;width:220.05pt;height:.05pt;z-index:-251609088;visibility:visible;mso-wrap-style:square;mso-width-percent:0;mso-wrap-distance-left:9pt;mso-wrap-distance-top:0;mso-wrap-distance-right:9pt;mso-wrap-distance-bottom:0;mso-position-horizontal:center;mso-position-horizontal-relative:margin;mso-position-vertical:absolute;mso-position-vertical-relative:text;mso-width-percent:0;mso-width-relative:margin;v-text-anchor:top" o:gfxdata="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" stroked="f">
+              <v:shape w14:anchorId="394C169E" id="_x0000_s1042" type="#_x0000_t202" style="position:absolute;left:0;text-align:left;margin-left:0;margin-top:461.25pt;width:220.05pt;height:.05pt;z-index:-251609088;visibility:visible;mso-wrap-style:square;mso-width-percent:0;mso-wrap-distance-left:9pt;mso-wrap-distance-top:0;mso-wrap-distance-right:9pt;mso-wrap-distance-bottom:0;mso-position-horizontal:center;mso-position-horizontal-relative:margin;mso-position-vertical:absolute;mso-position-vertical-relative:text;mso-width-percent:0;mso-width-relative:margin;v-text-anchor:top" o:gfxdata="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" stroked="f">
                 <v:textbox style="mso-fit-shape-to-text:t" inset="0,0,0,0">
                   <w:txbxContent>
                     <w:p>
@@ -12227,16 +12307,15 @@
                         </w:rPr>
                       </w:pPr>
                       <w:r>
-                        <w:t>Figura 2</w:t>
+                        <w:t xml:space="preserve">Figura 24 – </w:t>
                       </w:r>
+                      <w:proofErr w:type="spellStart"/>
                       <w:r>
-                        <w:t>4</w:t>
+                        <w:t>Mockup</w:t>
                       </w:r>
+                      <w:proofErr w:type="spellEnd"/>
                       <w:r>
-                        <w:t xml:space="preserve"> – Mockup </w:t>
-                      </w:r>
-                      <w:r>
-                        <w:t>da página de gestão de subsidiários</w:t>
+                        <w:t xml:space="preserve"> da página de gestão de subsidiários</w:t>
                       </w:r>
                     </w:p>
                   </w:txbxContent>
@@ -12248,6 +12327,9 @@
         </mc:AlternateContent>
       </w:r>
       <w:r>
+        <w:rPr>
+          <w:noProof/>
+        </w:rPr>
         <w:drawing>
           <wp:inline distT="0" distB="0" distL="0" distR="0" wp14:anchorId="53FE6BF6" wp14:editId="29AC08D2">
             <wp:extent cx="2657846" cy="5715798"/>
@@ -12264,7 +12346,7 @@
                     <pic:cNvPicPr/>
                   </pic:nvPicPr>
                   <pic:blipFill>
-                    <a:blip r:embed="rId36"/>
+                    <a:blip r:embed="rId37"/>
                     <a:stretch>
                       <a:fillRect/>
                     </a:stretch>
@@ -12367,14 +12449,13 @@
                               </w:rPr>
                             </w:pPr>
                             <w:r>
-                              <w:t>Figura 2</w:t>
+                              <w:t xml:space="preserve">Figura 25 – </w:t>
                             </w:r>
+                            <w:proofErr w:type="spellStart"/>
                             <w:r>
-                              <w:t>5</w:t>
+                              <w:t>Mockup</w:t>
                             </w:r>
-                            <w:r>
-                              <w:t xml:space="preserve"> – Mockup</w:t>
-                            </w:r>
+                            <w:proofErr w:type="spellEnd"/>
                             <w:r>
                               <w:t xml:space="preserve"> da página do calendário</w:t>
                             </w:r>
@@ -12398,7 +12479,7 @@
           </mc:Choice>
           <mc:Fallback>
             <w:pict>
-              <v:shape w14:anchorId="5E851F1D" id="_x0000_s1042" type="#_x0000_t202" style="position:absolute;left:0;text-align:left;margin-left:0;margin-top:476.7pt;width:220.05pt;height:.05pt;z-index:-251607040;visibility:visible;mso-wrap-style:square;mso-width-percent:0;mso-wrap-distance-left:9pt;mso-wrap-distance-top:0;mso-wrap-distance-right:9pt;mso-wrap-distance-bottom:0;mso-position-horizontal:center;mso-position-horizontal-relative:margin;mso-position-vertical:absolute;mso-position-vertical-relative:text;mso-width-percent:0;mso-width-relative:margin;v-text-anchor:top" o:gfxdata="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" stroked="f">
+              <v:shape w14:anchorId="5E851F1D" id="_x0000_s1043" type="#_x0000_t202" style="position:absolute;left:0;text-align:left;margin-left:0;margin-top:476.7pt;width:220.05pt;height:.05pt;z-index:-251607040;visibility:visible;mso-wrap-style:square;mso-width-percent:0;mso-wrap-distance-left:9pt;mso-wrap-distance-top:0;mso-wrap-distance-right:9pt;mso-wrap-distance-bottom:0;mso-position-horizontal:center;mso-position-horizontal-relative:margin;mso-position-vertical:absolute;mso-position-vertical-relative:text;mso-width-percent:0;mso-width-relative:margin;v-text-anchor:top" o:gfxdata="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" stroked="f">
                 <v:textbox style="mso-fit-shape-to-text:t" inset="0,0,0,0">
                   <w:txbxContent>
                     <w:p>
@@ -12416,14 +12497,13 @@
                         </w:rPr>
                       </w:pPr>
                       <w:r>
-                        <w:t>Figura 2</w:t>
+                        <w:t xml:space="preserve">Figura 25 – </w:t>
                       </w:r>
+                      <w:proofErr w:type="spellStart"/>
                       <w:r>
-                        <w:t>5</w:t>
+                        <w:t>Mockup</w:t>
                       </w:r>
-                      <w:r>
-                        <w:t xml:space="preserve"> – Mockup</w:t>
-                      </w:r>
+                      <w:proofErr w:type="spellEnd"/>
                       <w:r>
                         <w:t xml:space="preserve"> da página do calendário</w:t>
                       </w:r>
@@ -12437,6 +12517,9 @@
         </mc:AlternateContent>
       </w:r>
       <w:r>
+        <w:rPr>
+          <w:noProof/>
+        </w:rPr>
         <w:drawing>
           <wp:inline distT="0" distB="0" distL="0" distR="0" wp14:anchorId="4B7FB77B" wp14:editId="35EB8DB4">
             <wp:extent cx="2772162" cy="5896798"/>
@@ -12453,7 +12536,7 @@
                     <pic:cNvPicPr/>
                   </pic:nvPicPr>
                   <pic:blipFill>
-                    <a:blip r:embed="rId37"/>
+                    <a:blip r:embed="rId38"/>
                     <a:stretch>
                       <a:fillRect/>
                     </a:stretch>
@@ -12485,12 +12568,12 @@
       <w:pPr>
         <w:pStyle w:val="Ttulo1"/>
       </w:pPr>
-      <w:bookmarkStart w:id="53" w:name="_Toc215255754"/>
+      <w:bookmarkStart w:id="52" w:name="_Toc215255754"/>
       <w:r>
         <w:lastRenderedPageBreak/>
         <w:t>Conclusão</w:t>
       </w:r>
-      <w:bookmarkEnd w:id="53"/>
+      <w:bookmarkEnd w:id="52"/>
     </w:p>
     <w:p>
       <w:pPr>
@@ -12502,7 +12585,7 @@
           <w:rFonts w:cstheme="minorHAnsi"/>
         </w:rPr>
       </w:pPr>
-      <w:bookmarkStart w:id="54" w:name="_Toc448947953"/>
+      <w:bookmarkStart w:id="53" w:name="_Toc448947953"/>
       <w:r>
         <w:rPr>
           <w:rFonts w:cstheme="minorHAnsi"/>
@@ -12543,12 +12626,12 @@
         </w:rPr>
         <w:t>Em suma, o trabalho não só descreve o projeto de forma detalhada, como também fornece uma base sólida para a implementação futura da aplicação, contribuindo para a melhoria dos processos internos da Loja Social e para um apoio mais eficaz e organizado aos beneficiários.</w:t>
       </w:r>
-      <w:bookmarkEnd w:id="54"/>
+      <w:bookmarkEnd w:id="53"/>
     </w:p>
     <w:sectPr>
-      <w:headerReference w:type="default" r:id="rId38"/>
-      <w:footerReference w:type="default" r:id="rId39"/>
-      <w:footerReference w:type="first" r:id="rId40"/>
+      <w:headerReference w:type="default" r:id="rId39"/>
+      <w:footerReference w:type="default" r:id="rId40"/>
+      <w:footerReference w:type="first" r:id="rId41"/>
       <w:pgSz w:w="11906" w:h="16838"/>
       <w:pgMar w:top="1418" w:right="1418" w:bottom="1418" w:left="1701" w:header="709" w:footer="709" w:gutter="0"/>
       <w:cols w:space="708"/>
@@ -13958,6 +14041,36 @@
     </w:lvlOverride>
   </w:num>
   <w:num w:numId="20" w16cid:durableId="2041785104">
+    <w:abstractNumId w:val="4"/>
+    <w:lvlOverride w:ilvl="0">
+      <w:startOverride w:val="1"/>
+    </w:lvlOverride>
+    <w:lvlOverride w:ilvl="1">
+      <w:startOverride w:val="1"/>
+    </w:lvlOverride>
+    <w:lvlOverride w:ilvl="2">
+      <w:startOverride w:val="1"/>
+    </w:lvlOverride>
+    <w:lvlOverride w:ilvl="3">
+      <w:startOverride w:val="1"/>
+    </w:lvlOverride>
+    <w:lvlOverride w:ilvl="4">
+      <w:startOverride w:val="1"/>
+    </w:lvlOverride>
+    <w:lvlOverride w:ilvl="5">
+      <w:startOverride w:val="1"/>
+    </w:lvlOverride>
+    <w:lvlOverride w:ilvl="6">
+      <w:startOverride w:val="1"/>
+    </w:lvlOverride>
+    <w:lvlOverride w:ilvl="7">
+      <w:startOverride w:val="1"/>
+    </w:lvlOverride>
+    <w:lvlOverride w:ilvl="8">
+      <w:startOverride w:val="1"/>
+    </w:lvlOverride>
+  </w:num>
+  <w:num w:numId="21" w16cid:durableId="2009091962">
     <w:abstractNumId w:val="4"/>
     <w:lvlOverride w:ilvl="0">
       <w:startOverride w:val="1"/>

--- a/docs/Relatorio.docx
+++ b/docs/Relatorio.docx
@@ -270,7 +270,6 @@
     <w:p>
       <w:pPr>
         <w:pStyle w:val="SemEspaamento"/>
-        <w:ind w:firstLine="2268"/>
         <w:jc w:val="center"/>
         <w:rPr>
           <w:rFonts w:ascii="Arial" w:hAnsi="Arial" w:cs="Arial"/>
@@ -309,7 +308,6 @@
     <w:p>
       <w:pPr>
         <w:pStyle w:val="SemEspaamento"/>
-        <w:ind w:firstLine="2268"/>
         <w:jc w:val="center"/>
         <w:rPr>
           <w:rFonts w:ascii="Arial" w:hAnsi="Arial" w:cs="Arial"/>
@@ -348,7 +346,6 @@
     <w:p>
       <w:pPr>
         <w:pStyle w:val="SemEspaamento"/>
-        <w:ind w:firstLine="2268"/>
         <w:jc w:val="center"/>
         <w:rPr>
           <w:rFonts w:ascii="Arial" w:hAnsi="Arial" w:cs="Arial"/>
@@ -387,7 +384,6 @@
     <w:p>
       <w:pPr>
         <w:pStyle w:val="SemEspaamento"/>
-        <w:ind w:firstLine="2268"/>
         <w:jc w:val="center"/>
         <w:rPr>
           <w:rFonts w:ascii="Arial" w:hAnsi="Arial" w:cs="Arial"/>
@@ -426,7 +422,6 @@
     <w:p>
       <w:pPr>
         <w:pStyle w:val="SemEspaamento"/>
-        <w:ind w:firstLine="2268"/>
         <w:jc w:val="center"/>
         <w:rPr>
           <w:rFonts w:ascii="Arial" w:hAnsi="Arial" w:cs="Arial"/>
@@ -5752,6 +5747,20 @@
       </w:pPr>
       <w:r>
         <w:t>Criar candidatura</w:t>
+      </w:r>
+    </w:p>
+    <w:p>
+      <w:pPr>
+        <w:jc w:val="both"/>
+      </w:pPr>
+      <w:r>
+        <w:t xml:space="preserve">Na imagem seguinte é possível observar o diagrama BPMN </w:t>
+      </w:r>
+      <w:r>
+        <w:t>de candidatura a beneficiário</w:t>
+      </w:r>
+      <w:r>
+        <w:t xml:space="preserve">. </w:t>
       </w:r>
     </w:p>
     <w:p>
@@ -5888,6 +5897,9 @@
         </mc:AlternateContent>
       </w:r>
       <w:r>
+        <w:rPr>
+          <w:noProof/>
+        </w:rPr>
         <w:drawing>
           <wp:inline distT="0" distB="0" distL="0" distR="0" wp14:anchorId="21652659" wp14:editId="5D443F82">
             <wp:extent cx="5579745" cy="2286635"/>
@@ -5927,9 +5939,109 @@
     </w:p>
     <w:p>
       <w:pPr>
+        <w:jc w:val="both"/>
+      </w:pPr>
+      <w:r>
+        <w:rPr>
+          <w:b/>
+          <w:bCs/>
+        </w:rPr>
+        <w:t>Intervenientes</w:t>
+      </w:r>
+      <w:r>
+        <w:t xml:space="preserve">: O processo divide-se em duas </w:t>
+      </w:r>
+      <w:proofErr w:type="spellStart"/>
+      <w:r>
+        <w:t>lanes</w:t>
+      </w:r>
+      <w:proofErr w:type="spellEnd"/>
+      <w:r>
+        <w:t>: o Utilizador e a Loja Social.</w:t>
+      </w:r>
+    </w:p>
+    <w:p>
+      <w:pPr>
+        <w:jc w:val="both"/>
+      </w:pPr>
+      <w:r>
+        <w:rPr>
+          <w:b/>
+          <w:bCs/>
+        </w:rPr>
+        <w:t>Fluxo do Processo:</w:t>
+      </w:r>
+      <w:r>
+        <w:t xml:space="preserve"> </w:t>
+      </w:r>
+      <w:r>
+        <w:t xml:space="preserve"> </w:t>
+      </w:r>
+      <w:r>
+        <w:t>O Utilizador inicia o processo com a tarefa "Cria candidatura".</w:t>
+      </w:r>
+    </w:p>
+    <w:p>
+      <w:pPr>
+        <w:jc w:val="both"/>
+      </w:pPr>
+      <w:r>
+        <w:t>A Loja Social recebe e "Analisa candidatura".</w:t>
+      </w:r>
+    </w:p>
+    <w:p>
+      <w:pPr>
+        <w:jc w:val="both"/>
+      </w:pPr>
+      <w:r>
+        <w:t>Existe um ponto de decisão (Gateway):</w:t>
+      </w:r>
+    </w:p>
+    <w:p>
+      <w:pPr>
+        <w:pStyle w:val="PargrafodaLista"/>
+        <w:numPr>
+          <w:ilvl w:val="0"/>
+          <w:numId w:val="22"/>
+        </w:numPr>
+        <w:jc w:val="both"/>
+      </w:pPr>
+      <w:r>
+        <w:t>Correção necessária: Se houver erros, a Loja "Notifica utilizador", que deve realizar a "Correção da candidatura".</w:t>
+      </w:r>
+    </w:p>
+    <w:p>
+      <w:pPr>
+        <w:pStyle w:val="PargrafodaLista"/>
+        <w:numPr>
+          <w:ilvl w:val="0"/>
+          <w:numId w:val="22"/>
+        </w:numPr>
+        <w:jc w:val="both"/>
+      </w:pPr>
+      <w:r>
+        <w:t>Recusada: Se não cumprir os requisitos, a candidatura é recusada e o processo termina.</w:t>
+      </w:r>
+    </w:p>
+    <w:p>
+      <w:pPr>
+        <w:pStyle w:val="PargrafodaLista"/>
+        <w:numPr>
+          <w:ilvl w:val="0"/>
+          <w:numId w:val="22"/>
+        </w:numPr>
+        <w:jc w:val="both"/>
+      </w:pPr>
+      <w:r>
+        <w:t>Aceite: Se tudo estiver conforme, a Loja "Toma a decisão" positiva, notifica o beneficiário e executa o "Regista beneficiário" no sistema.</w:t>
+      </w:r>
+    </w:p>
+    <w:p>
+      <w:pPr>
         <w:pStyle w:val="Ttulo2"/>
       </w:pPr>
       <w:r>
+        <w:lastRenderedPageBreak/>
         <w:t>Pedido de bens</w:t>
       </w:r>
     </w:p>
@@ -5999,27 +6111,14 @@
                             <w:r>
                               <w:t xml:space="preserve">Figura </w:t>
                             </w:r>
-                            <w:r>
-                              <w:fldChar w:fldCharType="begin"/>
-                            </w:r>
-                            <w:r>
-                              <w:instrText xml:space="preserve"> SEQ Figura \* ARABIC </w:instrText>
-                            </w:r>
-                            <w:r>
-                              <w:fldChar w:fldCharType="separate"/>
-                            </w:r>
-                            <w:r>
-                              <w:rPr>
-                                <w:noProof/>
-                              </w:rPr>
-                              <w:t>2</w:t>
-                            </w:r>
-                            <w:r>
-                              <w:rPr>
-                                <w:noProof/>
-                              </w:rPr>
-                              <w:fldChar w:fldCharType="end"/>
-                            </w:r>
+                            <w:fldSimple w:instr=" SEQ Figura \* ARABIC ">
+                              <w:r>
+                                <w:rPr>
+                                  <w:noProof/>
+                                </w:rPr>
+                                <w:t>2</w:t>
+                              </w:r>
+                            </w:fldSimple>
                             <w:r>
                               <w:t xml:space="preserve"> - Diagrama BPMN </w:t>
                             </w:r>
@@ -6059,27 +6158,14 @@
                       <w:r>
                         <w:t xml:space="preserve">Figura </w:t>
                       </w:r>
-                      <w:r>
-                        <w:fldChar w:fldCharType="begin"/>
-                      </w:r>
-                      <w:r>
-                        <w:instrText xml:space="preserve"> SEQ Figura \* ARABIC </w:instrText>
-                      </w:r>
-                      <w:r>
-                        <w:fldChar w:fldCharType="separate"/>
-                      </w:r>
-                      <w:r>
-                        <w:rPr>
-                          <w:noProof/>
-                        </w:rPr>
-                        <w:t>2</w:t>
-                      </w:r>
-                      <w:r>
-                        <w:rPr>
-                          <w:noProof/>
-                        </w:rPr>
-                        <w:fldChar w:fldCharType="end"/>
-                      </w:r>
+                      <w:fldSimple w:instr=" SEQ Figura \* ARABIC ">
+                        <w:r>
+                          <w:rPr>
+                            <w:noProof/>
+                          </w:rPr>
+                          <w:t>2</w:t>
+                        </w:r>
+                      </w:fldSimple>
                       <w:r>
                         <w:t xml:space="preserve"> - Diagrama BPMN </w:t>
                       </w:r>
@@ -6100,7 +6186,7 @@
           <w:noProof/>
         </w:rPr>
         <w:drawing>
-          <wp:inline distT="0" distB="0" distL="0" distR="0" wp14:anchorId="6F228B50" wp14:editId="359C5CB0">
+          <wp:inline distT="0" distB="0" distL="0" distR="0" wp14:anchorId="6F228B50" wp14:editId="3B2AAE39">
             <wp:extent cx="3987067" cy="2355850"/>
             <wp:effectExtent l="0" t="0" r="0" b="6350"/>
             <wp:docPr id="826101158" name="Imagem 20" descr="Uma imagem com captura de ecrã, diagrama, texto, file&#10;&#10;Os conteúdos gerados por IA podem estar incorretos."/>
@@ -6147,32 +6233,84 @@
         <w:jc w:val="both"/>
       </w:pPr>
       <w:r>
-        <w:lastRenderedPageBreak/>
-        <w:t xml:space="preserve">O processo tem início com o beneficiário, que solicita apoio à Loja Social. Após receber o pedido, a loja </w:t>
-      </w:r>
-      <w:r>
-        <w:t>procura os bens necessários no stock</w:t>
-      </w:r>
-      <w:r>
-        <w:t xml:space="preserve">. Em seguida, o beneficiário </w:t>
-      </w:r>
-      <w:r>
-        <w:t>é notificado no caso de não terem bens disponíveis</w:t>
-      </w:r>
-      <w:r>
-        <w:t>, c</w:t>
-      </w:r>
-      <w:r>
-        <w:t xml:space="preserve">aso contrário, </w:t>
-      </w:r>
-      <w:r>
-        <w:t>os bens são organizados e agendada a entrega</w:t>
-      </w:r>
-      <w:r>
-        <w:t>.</w:t>
-      </w:r>
-    </w:p>
-    <w:p>
+        <w:rPr>
+          <w:b/>
+          <w:bCs/>
+        </w:rPr>
+        <w:t>Intervenientes</w:t>
+      </w:r>
+      <w:r>
+        <w:t xml:space="preserve">: </w:t>
+      </w:r>
+      <w:r>
+        <w:t>Beneficiário</w:t>
+      </w:r>
+      <w:r>
+        <w:t xml:space="preserve"> e Loja Social.</w:t>
+      </w:r>
+    </w:p>
+    <w:p>
+      <w:pPr>
+        <w:jc w:val="both"/>
+      </w:pPr>
+      <w:r>
+        <w:rPr>
+          <w:b/>
+          <w:bCs/>
+        </w:rPr>
+        <w:t>Fluxo do Processo</w:t>
+      </w:r>
+      <w:r>
+        <w:t>:</w:t>
+      </w:r>
+      <w:r>
+        <w:t xml:space="preserve"> </w:t>
+      </w:r>
+      <w:r>
+        <w:t>O Beneficiário "Pede Bens".</w:t>
+      </w:r>
+    </w:p>
+    <w:p>
+      <w:pPr>
+        <w:jc w:val="both"/>
+      </w:pPr>
+      <w:r>
+        <w:t>A Loja Social "Recebe Pedido" e "Procura Bens no Stock".</w:t>
+      </w:r>
+    </w:p>
+    <w:p>
+      <w:pPr>
+        <w:jc w:val="both"/>
+      </w:pPr>
+      <w:r>
+        <w:t>Verificação de Stock:</w:t>
+      </w:r>
+    </w:p>
+    <w:p>
+      <w:pPr>
+        <w:pStyle w:val="PargrafodaLista"/>
+        <w:numPr>
+          <w:ilvl w:val="0"/>
+          <w:numId w:val="23"/>
+        </w:numPr>
+        <w:jc w:val="both"/>
+      </w:pPr>
+      <w:r>
+        <w:t>Não existe: O sistema "Notifica o Beneficiário" da indisponibilidade.</w:t>
+      </w:r>
+    </w:p>
+    <w:p>
+      <w:pPr>
+        <w:pStyle w:val="PargrafodaLista"/>
+        <w:numPr>
+          <w:ilvl w:val="0"/>
+          <w:numId w:val="23"/>
+        </w:numPr>
+        <w:jc w:val="both"/>
+      </w:pPr>
+      <w:r>
+        <w:t>Existe: A Loja "Organiza os bens para entrega" e "Agenda entrega", notificando o beneficiário com a data agendada.</w:t>
+      </w:r>
       <w:r>
         <w:br w:type="page"/>
       </w:r>
@@ -6291,14 +6429,81 @@
     </w:p>
     <w:p/>
     <w:p>
-      <w:pPr>
-        <w:jc w:val="both"/>
-      </w:pPr>
-      <w:r>
-        <w:t>O processo inicia-se com o doador, que entrega os bens à Loja Social. O colaborador procede à análise do estado dos bens e, caso estes não se encontrem em condições adequadas, contacta uma associação parceira para efetuar a doação. Se os bens estiverem em condições, o sistema regista a entrada e procede à atualização do stock.</w:t>
-      </w:r>
-    </w:p>
-    <w:p>
+      <w:r>
+        <w:t>Este processo detalha como a Loja Social recebe, analisa e integra novos bens no seu sistema, assegurando que apenas artigos em condições adequadas ficam disponíveis para os estudantes.</w:t>
+      </w:r>
+    </w:p>
+    <w:p>
+      <w:r>
+        <w:rPr>
+          <w:b/>
+          <w:bCs/>
+        </w:rPr>
+        <w:t>Intervenientes:</w:t>
+      </w:r>
+      <w:r>
+        <w:t xml:space="preserve"> Doador e Loja Social.</w:t>
+      </w:r>
+    </w:p>
+    <w:p>
+      <w:pPr>
+        <w:rPr>
+          <w:b/>
+          <w:bCs/>
+        </w:rPr>
+      </w:pPr>
+      <w:r>
+        <w:rPr>
+          <w:b/>
+          <w:bCs/>
+        </w:rPr>
+        <w:t>Fluxo do Processo:</w:t>
+      </w:r>
+      <w:r>
+        <w:rPr>
+          <w:b/>
+          <w:bCs/>
+        </w:rPr>
+        <w:t xml:space="preserve"> </w:t>
+      </w:r>
+      <w:r>
+        <w:t>Receção da Doação: O processo inicia-se externamente com o Doador, que se dirige à Loja Social e "Doa Bens".</w:t>
+      </w:r>
+    </w:p>
+    <w:p>
+      <w:r>
+        <w:t>O Colaborador recebe os itens e executa a tarefa "Analisar Bem" para verificar o estado de conservação e a validade dos produtos.</w:t>
+      </w:r>
+    </w:p>
+    <w:p>
+      <w:r>
+        <w:t>Decisão de Aceitação (Gateway): Ocorre um ponto de decisão baseado na qualidade/validade dos bens:</w:t>
+      </w:r>
+    </w:p>
+    <w:p>
+      <w:pPr>
+        <w:pStyle w:val="PargrafodaLista"/>
+        <w:numPr>
+          <w:ilvl w:val="0"/>
+          <w:numId w:val="26"/>
+        </w:numPr>
+      </w:pPr>
+      <w:r>
+        <w:t>Não Aceite (Condições inadequadas): Se os bens não reunirem as condições necessárias para a Loja Social, estes não são descartados, mas sim encaminhados para outra via. O colaborador retira o bem e contacta uma associação parceira para efetuar a doação a essa entidade externa. No diagrama, isto segue o fluxo de "Retirar Bem" e "Notifica Instituição".</w:t>
+      </w:r>
+    </w:p>
+    <w:p>
+      <w:pPr>
+        <w:pStyle w:val="PargrafodaLista"/>
+        <w:numPr>
+          <w:ilvl w:val="0"/>
+          <w:numId w:val="26"/>
+        </w:numPr>
+      </w:pPr>
+      <w:r>
+        <w:lastRenderedPageBreak/>
+        <w:t>Aceite (Boas condições): Se os bens estiverem em condições adequadas, o colaborador aceita a doação. O sistema regista a entrada e executa a tarefa "Atualizar stock", tornando os bens disponíveis para distribuição.</w:t>
+      </w:r>
       <w:r>
         <w:br w:type="page"/>
       </w:r>
@@ -6513,27 +6718,112 @@
       </w:pPr>
     </w:p>
     <w:p>
-      <w:pPr>
-        <w:jc w:val="both"/>
-      </w:pPr>
-      <w:r>
-        <w:t>O processo inicia-se com o sistema, que notifica o beneficiário. Este informa a sua disponibilidade para a receção do apoio, sendo essa informação recebida pelo sistema e transmitida ao colaborador. O colaborador analisa a disponibilidade e, caso exista compatibilidade, a entrega é agendada e o beneficiário é notificado pelo sistema.</w:t>
-      </w:r>
-    </w:p>
-    <w:p>
-      <w:pPr>
-        <w:jc w:val="both"/>
-      </w:pPr>
-    </w:p>
-    <w:p>
-      <w:pPr>
-        <w:jc w:val="both"/>
-      </w:pPr>
-      <w:r>
-        <w:t>Se não existir disponibilidade, o colaborador propõe uma nova data, sendo o beneficiário notificado pelo sistema para avaliar a proposta. Caso aceite, o sistema agenda a entrega e envia a confirmação. Caso contrário, o processo reinicia, repetindo-se estes passos até ser encontrada uma data mutuamente disponível.</w:t>
-      </w:r>
-    </w:p>
-    <w:p>
+      <w:r>
+        <w:rPr>
+          <w:b/>
+          <w:bCs/>
+        </w:rPr>
+        <w:t>Intervenientes</w:t>
+      </w:r>
+      <w:r>
+        <w:t>: Beneficiário e Colaborador SAS.</w:t>
+      </w:r>
+    </w:p>
+    <w:p>
+      <w:r>
+        <w:rPr>
+          <w:b/>
+          <w:bCs/>
+        </w:rPr>
+        <w:t>Fluxo do Processo:</w:t>
+      </w:r>
+      <w:r>
+        <w:t xml:space="preserve"> </w:t>
+      </w:r>
+      <w:r>
+        <w:t>Início e Notificação: O processo inicia-se com o Sistema a notificar o beneficiário sobre a necessidade de agendar uma entrega.</w:t>
+      </w:r>
+    </w:p>
+    <w:p>
+      <w:r>
+        <w:t>Disponibilidade: O Beneficiário informa a sua disponibilidade para receber o apoio. Esta informação é captada pelo Sistema e transmitida ao Colaborador.</w:t>
+      </w:r>
+    </w:p>
+    <w:p>
+      <w:r>
+        <w:t>Aná</w:t>
+      </w:r>
+      <w:r>
+        <w:t>l</w:t>
+      </w:r>
+      <w:r>
+        <w:t>ise e Decisão: O Colaborador analisa a disponibilidade indicada:</w:t>
+      </w:r>
+    </w:p>
+    <w:p>
+      <w:pPr>
+        <w:pStyle w:val="PargrafodaLista"/>
+        <w:numPr>
+          <w:ilvl w:val="0"/>
+          <w:numId w:val="25"/>
+        </w:numPr>
+      </w:pPr>
+      <w:r>
+        <w:t>Se compatível: A entrega é imediatamente agendada e o Sistema notifica o beneficiário com a confirmação.</w:t>
+      </w:r>
+    </w:p>
+    <w:p>
+      <w:pPr>
+        <w:pStyle w:val="PargrafodaLista"/>
+        <w:numPr>
+          <w:ilvl w:val="0"/>
+          <w:numId w:val="25"/>
+        </w:numPr>
+      </w:pPr>
+      <w:r>
+        <w:t>Se incompatível: O Colaborador propõe uma nova data alternativa.</w:t>
+      </w:r>
+    </w:p>
+    <w:p>
+      <w:r>
+        <w:t>Negociação</w:t>
+      </w:r>
+      <w:r>
+        <w:t xml:space="preserve">: </w:t>
+      </w:r>
+      <w:r>
+        <w:t>Caso seja proposta uma nova data, o Beneficiário é notificado para a avaliar:</w:t>
+      </w:r>
+    </w:p>
+    <w:p>
+      <w:r>
+        <w:t>Se aceitar: O Sistema agenda a entrega e envia a confirmação final.</w:t>
+      </w:r>
+    </w:p>
+    <w:p>
+      <w:r>
+        <w:t xml:space="preserve">Se recusar: O processo entra num </w:t>
+      </w:r>
+      <w:proofErr w:type="spellStart"/>
+      <w:r>
+        <w:t>loop</w:t>
+      </w:r>
+      <w:proofErr w:type="spellEnd"/>
+      <w:r>
+        <w:t xml:space="preserve">, </w:t>
+      </w:r>
+      <w:r>
+        <w:t>havendo a repetição</w:t>
+      </w:r>
+      <w:r>
+        <w:t xml:space="preserve"> </w:t>
+      </w:r>
+      <w:r>
+        <w:t>d</w:t>
+      </w:r>
+      <w:r>
+        <w:t>os passos anteriores até que se encontre uma data mutuamente disponível.</w:t>
+      </w:r>
       <w:r>
         <w:br w:type="page"/>
       </w:r>
@@ -6699,6 +6989,9 @@
         </mc:AlternateContent>
       </w:r>
       <w:r>
+        <w:rPr>
+          <w:noProof/>
+        </w:rPr>
         <w:drawing>
           <wp:inline distT="0" distB="0" distL="0" distR="0" wp14:anchorId="4B2B01D6" wp14:editId="40F44CBA">
             <wp:extent cx="5579745" cy="2504440"/>
@@ -6739,21 +7032,40 @@
     <w:p>
       <w:pPr>
         <w:jc w:val="both"/>
-      </w:pPr>
-      <w:r>
-        <w:t xml:space="preserve">O processo tem início com o colaborador, que </w:t>
-      </w:r>
-      <w:r>
-        <w:t>agenda a entrega</w:t>
+        <w:rPr>
+          <w:u w:val="single"/>
+        </w:rPr>
+      </w:pPr>
+      <w:r>
+        <w:rPr>
+          <w:b/>
+          <w:bCs/>
+        </w:rPr>
+        <w:t>Intervenientes</w:t>
+      </w:r>
+      <w:r>
+        <w:t>: Beneficiário e Loja Social.</w:t>
+      </w:r>
+    </w:p>
+    <w:p>
+      <w:pPr>
+        <w:jc w:val="both"/>
+      </w:pPr>
+      <w:r>
+        <w:rPr>
+          <w:b/>
+          <w:bCs/>
+        </w:rPr>
+        <w:t>Fluxo</w:t>
+      </w:r>
+      <w:r>
+        <w:t>:</w:t>
       </w:r>
       <w:r>
         <w:t xml:space="preserve"> </w:t>
       </w:r>
       <w:r>
-        <w:t>d</w:t>
-      </w:r>
-      <w:r>
-        <w:t>os bens. Em seguida, o sistema notifica o beneficiário para proceder à recolha. Caso o beneficiário compareça, os bens são entregues e o stock é atualizado.</w:t>
+        <w:t>Inicia-se com o agendamento da entrega de bens.</w:t>
       </w:r>
     </w:p>
     <w:p>
@@ -6761,22 +7073,51 @@
         <w:jc w:val="both"/>
       </w:pPr>
       <w:r>
-        <w:t>Se o beneficiário não comparecer, mas informar previamente, é agendada uma nova entrega. Caso não compareça nem informe, o colaborador verifica o número de ausências anteriores. Se o beneficiário ainda não tiver ultrapassado três faltas, é agendada nova data de entrega; contudo, se ultrapassar esse limite,</w:t>
-      </w:r>
-      <w:r>
-        <w:t xml:space="preserve"> </w:t>
-      </w:r>
-      <w:r>
-        <w:t xml:space="preserve">o caso é enviado para a administração que analisa e, dependendo da decisão, </w:t>
-      </w:r>
-      <w:r>
-        <w:t>mantem o apoio ou informa o beneficiário da perda da mesma</w:t>
-      </w:r>
-      <w:r>
-        <w:t>.</w:t>
-      </w:r>
-    </w:p>
-    <w:p/>
+        <w:t>Se o beneficiário comparece, "Recebe bens" e a Loja "Atualiza bens no stock".</w:t>
+      </w:r>
+    </w:p>
+    <w:p>
+      <w:pPr>
+        <w:jc w:val="both"/>
+      </w:pPr>
+      <w:r>
+        <w:t>Se o beneficiário não comparece:</w:t>
+      </w:r>
+    </w:p>
+    <w:p>
+      <w:pPr>
+        <w:pStyle w:val="PargrafodaLista"/>
+        <w:numPr>
+          <w:ilvl w:val="0"/>
+          <w:numId w:val="24"/>
+        </w:numPr>
+        <w:jc w:val="both"/>
+      </w:pPr>
+      <w:r>
+        <w:t>Pode "Procura justificação". Se justificar, reagenda-se.</w:t>
+      </w:r>
+    </w:p>
+    <w:p>
+      <w:pPr>
+        <w:pStyle w:val="PargrafodaLista"/>
+        <w:numPr>
+          <w:ilvl w:val="0"/>
+          <w:numId w:val="24"/>
+        </w:numPr>
+        <w:jc w:val="both"/>
+      </w:pPr>
+      <w:r>
+        <w:t>Se for falta injustificada, verifica-se o histórico ("Mais de 3 faltas?").</w:t>
+      </w:r>
+    </w:p>
+    <w:p>
+      <w:pPr>
+        <w:jc w:val="both"/>
+      </w:pPr>
+      <w:r>
+        <w:t>Consequência: Se ultrapassar 3 faltas, a Administração é informada para analisar o caso, podendo decidir "Suspende apoio" ou manter, informando o beneficiário.</w:t>
+      </w:r>
+    </w:p>
     <w:p>
       <w:r>
         <w:br w:type="page"/>
@@ -8946,11 +9287,9 @@
       <w:r>
         <w:t xml:space="preserve"> a colaboração entre o Beneficiário, o Funcionário e o Sistema para a concretização do apoio. O fluxo é coordenado através do caso de uso Agenda Entrega, onde os três intervenientes interagem para definir o momento da recolha. Ao Funcionário cabem as tarefas operacionais de Prepara Entrega (separação dos bens em stock) e Realiza Entrega (entrega física ao beneficiário), enquanto o Sistema assume um papel de suporte automatizado ao executar a </w:t>
       </w:r>
-      <w:proofErr w:type="gramStart"/>
-      <w:r>
-        <w:t>ação Notifica</w:t>
-      </w:r>
-      <w:proofErr w:type="gramEnd"/>
+      <w:r>
+        <w:t>ação. Notifica</w:t>
+      </w:r>
       <w:r>
         <w:t>, garantindo que as partes envolvidas são alertadas sobre o estado e confirmação do agendamento.</w:t>
       </w:r>
@@ -9208,14 +9547,12 @@
       <w:r>
         <w:t>O Modelo Entidade-</w:t>
       </w:r>
-      <w:proofErr w:type="spellStart"/>
-      <w:r>
-        <w:t>Relac</w:t>
+      <w:r>
+        <w:t>Relaç</w:t>
       </w:r>
       <w:r>
         <w:t>ão</w:t>
       </w:r>
-      <w:proofErr w:type="spellEnd"/>
       <w:r>
         <w:t xml:space="preserve"> da aplicação da Loja Social foi concebido para suportar os processos de negócio de forma </w:t>
       </w:r>
@@ -9274,15 +9611,13 @@
       <w:r>
         <w:t xml:space="preserve"> e </w:t>
       </w:r>
-      <w:proofErr w:type="spellStart"/>
       <w:r>
         <w:rPr>
           <w:b/>
           <w:bCs/>
         </w:rPr>
-        <w:t>Beneficiario</w:t>
-      </w:r>
-      <w:proofErr w:type="spellEnd"/>
+        <w:t>Beneficiário</w:t>
+      </w:r>
       <w:r>
         <w:t xml:space="preserve"> estabelecem um registo centralizado dos utilizadores e estudantes elegíveis para apoio, sendo a base para a segurança do sistema. A gestão da logística é suportada pelas tabelas </w:t>
       </w:r>
@@ -10290,15 +10625,7 @@
                               </w:r>
                             </w:fldSimple>
                             <w:r>
-                              <w:t xml:space="preserve"> – </w:t>
-                            </w:r>
-                            <w:proofErr w:type="spellStart"/>
-                            <w:r>
-                              <w:t>Mockup</w:t>
-                            </w:r>
-                            <w:proofErr w:type="spellEnd"/>
-                            <w:r>
-                              <w:t xml:space="preserve"> da Criação da Candidatura</w:t>
+                              <w:t xml:space="preserve"> – Mockup da Criação da Candidatura</w:t>
                             </w:r>
                           </w:p>
                         </w:txbxContent>
@@ -10348,15 +10675,7 @@
                         </w:r>
                       </w:fldSimple>
                       <w:r>
-                        <w:t xml:space="preserve"> – </w:t>
-                      </w:r>
-                      <w:proofErr w:type="spellStart"/>
-                      <w:r>
-                        <w:t>Mockup</w:t>
-                      </w:r>
-                      <w:proofErr w:type="spellEnd"/>
-                      <w:r>
-                        <w:t xml:space="preserve"> da Criação da Candidatura</w:t>
+                        <w:t xml:space="preserve"> – Mockup da Criação da Candidatura</w:t>
                       </w:r>
                     </w:p>
                   </w:txbxContent>
@@ -10889,7 +11208,7 @@
           <w:noProof/>
         </w:rPr>
         <w:drawing>
-          <wp:inline distT="0" distB="0" distL="0" distR="0" wp14:anchorId="33356D91" wp14:editId="52C57E3C">
+          <wp:inline distT="0" distB="0" distL="0" distR="0" wp14:anchorId="33356D91" wp14:editId="2511E92A">
             <wp:extent cx="5321039" cy="2686862"/>
             <wp:effectExtent l="0" t="0" r="0" b="0"/>
             <wp:docPr id="1719185855" name="Imagem 10" descr="Uma imagem com texto, captura de ecrã, Tipo de letra, Marca&#10;&#10;Os conteúdos gerados por IA podem estar incorretos."/>
@@ -11289,15 +11608,7 @@
                               </w:rPr>
                             </w:pPr>
                             <w:r>
-                              <w:t xml:space="preserve">Figura 19 – </w:t>
-                            </w:r>
-                            <w:proofErr w:type="spellStart"/>
-                            <w:r>
-                              <w:t>Mockup</w:t>
-                            </w:r>
-                            <w:proofErr w:type="spellEnd"/>
-                            <w:r>
-                              <w:t xml:space="preserve"> da página inicial do Administrador</w:t>
+                              <w:t>Figura 19 – Mockup da página inicial do Administrador</w:t>
                             </w:r>
                           </w:p>
                         </w:txbxContent>
@@ -11337,15 +11648,7 @@
                         </w:rPr>
                       </w:pPr>
                       <w:r>
-                        <w:t xml:space="preserve">Figura 19 – </w:t>
-                      </w:r>
-                      <w:proofErr w:type="spellStart"/>
-                      <w:r>
-                        <w:t>Mockup</w:t>
-                      </w:r>
-                      <w:proofErr w:type="spellEnd"/>
-                      <w:r>
-                        <w:t xml:space="preserve"> da página inicial do Administrador</w:t>
+                        <w:t>Figura 19 – Mockup da página inicial do Administrador</w:t>
                       </w:r>
                     </w:p>
                   </w:txbxContent>
@@ -11492,15 +11795,7 @@
                               </w:rPr>
                             </w:pPr>
                             <w:r>
-                              <w:t xml:space="preserve">Figura 20 – </w:t>
-                            </w:r>
-                            <w:proofErr w:type="spellStart"/>
-                            <w:r>
-                              <w:t>Mockup</w:t>
-                            </w:r>
-                            <w:proofErr w:type="spellEnd"/>
-                            <w:r>
-                              <w:t xml:space="preserve"> da página de candidaturas</w:t>
+                              <w:t>Figura 20 – Mockup da página de candidaturas</w:t>
                             </w:r>
                           </w:p>
                         </w:txbxContent>
@@ -11540,15 +11835,7 @@
                         </w:rPr>
                       </w:pPr>
                       <w:r>
-                        <w:t xml:space="preserve">Figura 20 – </w:t>
-                      </w:r>
-                      <w:proofErr w:type="spellStart"/>
-                      <w:r>
-                        <w:t>Mockup</w:t>
-                      </w:r>
-                      <w:proofErr w:type="spellEnd"/>
-                      <w:r>
-                        <w:t xml:space="preserve"> da página de candidaturas</w:t>
+                        <w:t>Figura 20 – Mockup da página de candidaturas</w:t>
                       </w:r>
                     </w:p>
                   </w:txbxContent>
@@ -11654,15 +11941,7 @@
                               </w:rPr>
                             </w:pPr>
                             <w:r>
-                              <w:t xml:space="preserve">Figura 21 – </w:t>
-                            </w:r>
-                            <w:proofErr w:type="spellStart"/>
-                            <w:r>
-                              <w:t>Mockup</w:t>
-                            </w:r>
-                            <w:proofErr w:type="spellEnd"/>
-                            <w:r>
-                              <w:t xml:space="preserve"> da página de stock</w:t>
+                              <w:t>Figura 21 – Mockup da página de stock</w:t>
                             </w:r>
                           </w:p>
                         </w:txbxContent>
@@ -11702,15 +11981,7 @@
                         </w:rPr>
                       </w:pPr>
                       <w:r>
-                        <w:t xml:space="preserve">Figura 21 – </w:t>
-                      </w:r>
-                      <w:proofErr w:type="spellStart"/>
-                      <w:r>
-                        <w:t>Mockup</w:t>
-                      </w:r>
-                      <w:proofErr w:type="spellEnd"/>
-                      <w:r>
-                        <w:t xml:space="preserve"> da página de stock</w:t>
+                        <w:t>Figura 21 – Mockup da página de stock</w:t>
                       </w:r>
                     </w:p>
                   </w:txbxContent>
@@ -11904,15 +12175,7 @@
                               <w:t>2</w:t>
                             </w:r>
                             <w:r>
-                              <w:t xml:space="preserve"> – </w:t>
-                            </w:r>
-                            <w:proofErr w:type="spellStart"/>
-                            <w:r>
-                              <w:t>Mockup</w:t>
-                            </w:r>
-                            <w:proofErr w:type="spellEnd"/>
-                            <w:r>
-                              <w:t xml:space="preserve"> do formulário de adição de produto ao stock</w:t>
+                              <w:t xml:space="preserve"> – Mockup do formulário de adição de produto ao stock</w:t>
                             </w:r>
                           </w:p>
                         </w:txbxContent>
@@ -11958,15 +12221,7 @@
                         <w:t>2</w:t>
                       </w:r>
                       <w:r>
-                        <w:t xml:space="preserve"> – </w:t>
-                      </w:r>
-                      <w:proofErr w:type="spellStart"/>
-                      <w:r>
-                        <w:t>Mockup</w:t>
-                      </w:r>
-                      <w:proofErr w:type="spellEnd"/>
-                      <w:r>
-                        <w:t xml:space="preserve"> do formulário de adição de produto ao stock</w:t>
+                        <w:t xml:space="preserve"> – Mockup do formulário de adição de produto ao stock</w:t>
                       </w:r>
                     </w:p>
                   </w:txbxContent>
@@ -12104,15 +12359,7 @@
                               <w:t>3</w:t>
                             </w:r>
                             <w:r>
-                              <w:t xml:space="preserve"> – </w:t>
-                            </w:r>
-                            <w:proofErr w:type="spellStart"/>
-                            <w:r>
-                              <w:t>Mockups</w:t>
-                            </w:r>
-                            <w:proofErr w:type="spellEnd"/>
-                            <w:r>
-                              <w:t xml:space="preserve"> das páginas de gestão de produtos no stock</w:t>
+                              <w:t xml:space="preserve"> – Mockups das páginas de gestão de produtos no stock</w:t>
                             </w:r>
                           </w:p>
                         </w:txbxContent>
@@ -12158,15 +12405,7 @@
                         <w:t>3</w:t>
                       </w:r>
                       <w:r>
-                        <w:t xml:space="preserve"> – </w:t>
-                      </w:r>
-                      <w:proofErr w:type="spellStart"/>
-                      <w:r>
-                        <w:t>Mockups</w:t>
-                      </w:r>
-                      <w:proofErr w:type="spellEnd"/>
-                      <w:r>
-                        <w:t xml:space="preserve"> das páginas de gestão de produtos no stock</w:t>
+                        <w:t xml:space="preserve"> – Mockups das páginas de gestão de produtos no stock</w:t>
                       </w:r>
                     </w:p>
                   </w:txbxContent>
@@ -12259,15 +12498,7 @@
                               </w:rPr>
                             </w:pPr>
                             <w:r>
-                              <w:t xml:space="preserve">Figura 24 – </w:t>
-                            </w:r>
-                            <w:proofErr w:type="spellStart"/>
-                            <w:r>
-                              <w:t>Mockup</w:t>
-                            </w:r>
-                            <w:proofErr w:type="spellEnd"/>
-                            <w:r>
-                              <w:t xml:space="preserve"> da página de gestão de subsidiários</w:t>
+                              <w:t>Figura 24 – Mockup da página de gestão de subsidiários</w:t>
                             </w:r>
                           </w:p>
                         </w:txbxContent>
@@ -12307,15 +12538,7 @@
                         </w:rPr>
                       </w:pPr>
                       <w:r>
-                        <w:t xml:space="preserve">Figura 24 – </w:t>
-                      </w:r>
-                      <w:proofErr w:type="spellStart"/>
-                      <w:r>
-                        <w:t>Mockup</w:t>
-                      </w:r>
-                      <w:proofErr w:type="spellEnd"/>
-                      <w:r>
-                        <w:t xml:space="preserve"> da página de gestão de subsidiários</w:t>
+                        <w:t>Figura 24 – Mockup da página de gestão de subsidiários</w:t>
                       </w:r>
                     </w:p>
                   </w:txbxContent>
@@ -12449,15 +12672,7 @@
                               </w:rPr>
                             </w:pPr>
                             <w:r>
-                              <w:t xml:space="preserve">Figura 25 – </w:t>
-                            </w:r>
-                            <w:proofErr w:type="spellStart"/>
-                            <w:r>
-                              <w:t>Mockup</w:t>
-                            </w:r>
-                            <w:proofErr w:type="spellEnd"/>
-                            <w:r>
-                              <w:t xml:space="preserve"> da página do calendário</w:t>
+                              <w:t>Figura 25 – Mockup da página do calendário</w:t>
                             </w:r>
                           </w:p>
                         </w:txbxContent>
@@ -12497,15 +12712,7 @@
                         </w:rPr>
                       </w:pPr>
                       <w:r>
-                        <w:t xml:space="preserve">Figura 25 – </w:t>
-                      </w:r>
-                      <w:proofErr w:type="spellStart"/>
-                      <w:r>
-                        <w:t>Mockup</w:t>
-                      </w:r>
-                      <w:proofErr w:type="spellEnd"/>
-                      <w:r>
-                        <w:t xml:space="preserve"> da página do calendário</w:t>
+                        <w:t>Figura 25 – Mockup da página do calendário</w:t>
                       </w:r>
                     </w:p>
                   </w:txbxContent>
@@ -12938,6 +13145,119 @@
     </w:lvl>
   </w:abstractNum>
   <w:abstractNum w:abstractNumId="1" w15:restartNumberingAfterBreak="0">
+    <w:nsid w:val="16D36100"/>
+    <w:multiLevelType w:val="hybridMultilevel"/>
+    <w:tmpl w:val="106ECCBA"/>
+    <w:lvl w:ilvl="0" w:tplc="08160001">
+      <w:start w:val="1"/>
+      <w:numFmt w:val="bullet"/>
+      <w:lvlText w:val=""/>
+      <w:lvlJc w:val="left"/>
+      <w:pPr>
+        <w:ind w:left="720" w:hanging="360"/>
+      </w:pPr>
+      <w:rPr>
+        <w:rFonts w:ascii="Symbol" w:hAnsi="Symbol" w:hint="default"/>
+      </w:rPr>
+    </w:lvl>
+    <w:lvl w:ilvl="1" w:tplc="08160003" w:tentative="1">
+      <w:start w:val="1"/>
+      <w:numFmt w:val="bullet"/>
+      <w:lvlText w:val="o"/>
+      <w:lvlJc w:val="left"/>
+      <w:pPr>
+        <w:ind w:left="1440" w:hanging="360"/>
+      </w:pPr>
+      <w:rPr>
+        <w:rFonts w:ascii="Courier New" w:hAnsi="Courier New" w:cs="Courier New" w:hint="default"/>
+      </w:rPr>
+    </w:lvl>
+    <w:lvl w:ilvl="2" w:tplc="08160005" w:tentative="1">
+      <w:start w:val="1"/>
+      <w:numFmt w:val="bullet"/>
+      <w:lvlText w:val=""/>
+      <w:lvlJc w:val="left"/>
+      <w:pPr>
+        <w:ind w:left="2160" w:hanging="360"/>
+      </w:pPr>
+      <w:rPr>
+        <w:rFonts w:ascii="Wingdings" w:hAnsi="Wingdings" w:hint="default"/>
+      </w:rPr>
+    </w:lvl>
+    <w:lvl w:ilvl="3" w:tplc="08160001" w:tentative="1">
+      <w:start w:val="1"/>
+      <w:numFmt w:val="bullet"/>
+      <w:lvlText w:val=""/>
+      <w:lvlJc w:val="left"/>
+      <w:pPr>
+        <w:ind w:left="2880" w:hanging="360"/>
+      </w:pPr>
+      <w:rPr>
+        <w:rFonts w:ascii="Symbol" w:hAnsi="Symbol" w:hint="default"/>
+      </w:rPr>
+    </w:lvl>
+    <w:lvl w:ilvl="4" w:tplc="08160003" w:tentative="1">
+      <w:start w:val="1"/>
+      <w:numFmt w:val="bullet"/>
+      <w:lvlText w:val="o"/>
+      <w:lvlJc w:val="left"/>
+      <w:pPr>
+        <w:ind w:left="3600" w:hanging="360"/>
+      </w:pPr>
+      <w:rPr>
+        <w:rFonts w:ascii="Courier New" w:hAnsi="Courier New" w:cs="Courier New" w:hint="default"/>
+      </w:rPr>
+    </w:lvl>
+    <w:lvl w:ilvl="5" w:tplc="08160005" w:tentative="1">
+      <w:start w:val="1"/>
+      <w:numFmt w:val="bullet"/>
+      <w:lvlText w:val=""/>
+      <w:lvlJc w:val="left"/>
+      <w:pPr>
+        <w:ind w:left="4320" w:hanging="360"/>
+      </w:pPr>
+      <w:rPr>
+        <w:rFonts w:ascii="Wingdings" w:hAnsi="Wingdings" w:hint="default"/>
+      </w:rPr>
+    </w:lvl>
+    <w:lvl w:ilvl="6" w:tplc="08160001" w:tentative="1">
+      <w:start w:val="1"/>
+      <w:numFmt w:val="bullet"/>
+      <w:lvlText w:val=""/>
+      <w:lvlJc w:val="left"/>
+      <w:pPr>
+        <w:ind w:left="5040" w:hanging="360"/>
+      </w:pPr>
+      <w:rPr>
+        <w:rFonts w:ascii="Symbol" w:hAnsi="Symbol" w:hint="default"/>
+      </w:rPr>
+    </w:lvl>
+    <w:lvl w:ilvl="7" w:tplc="08160003" w:tentative="1">
+      <w:start w:val="1"/>
+      <w:numFmt w:val="bullet"/>
+      <w:lvlText w:val="o"/>
+      <w:lvlJc w:val="left"/>
+      <w:pPr>
+        <w:ind w:left="5760" w:hanging="360"/>
+      </w:pPr>
+      <w:rPr>
+        <w:rFonts w:ascii="Courier New" w:hAnsi="Courier New" w:cs="Courier New" w:hint="default"/>
+      </w:rPr>
+    </w:lvl>
+    <w:lvl w:ilvl="8" w:tplc="08160005" w:tentative="1">
+      <w:start w:val="1"/>
+      <w:numFmt w:val="bullet"/>
+      <w:lvlText w:val=""/>
+      <w:lvlJc w:val="left"/>
+      <w:pPr>
+        <w:ind w:left="6480" w:hanging="360"/>
+      </w:pPr>
+      <w:rPr>
+        <w:rFonts w:ascii="Wingdings" w:hAnsi="Wingdings" w:hint="default"/>
+      </w:rPr>
+    </w:lvl>
+  </w:abstractNum>
+  <w:abstractNum w:abstractNumId="2" w15:restartNumberingAfterBreak="0">
     <w:nsid w:val="491870E4"/>
     <w:multiLevelType w:val="hybridMultilevel"/>
     <w:tmpl w:val="22E889C0"/>
@@ -13050,7 +13370,7 @@
       </w:rPr>
     </w:lvl>
   </w:abstractNum>
-  <w:abstractNum w:abstractNumId="2" w15:restartNumberingAfterBreak="0">
+  <w:abstractNum w:abstractNumId="3" w15:restartNumberingAfterBreak="0">
     <w:nsid w:val="4B721BE3"/>
     <w:multiLevelType w:val="hybridMultilevel"/>
     <w:tmpl w:val="0A2ECFDA"/>
@@ -13163,7 +13483,7 @@
       </w:rPr>
     </w:lvl>
   </w:abstractNum>
-  <w:abstractNum w:abstractNumId="3" w15:restartNumberingAfterBreak="0">
+  <w:abstractNum w:abstractNumId="4" w15:restartNumberingAfterBreak="0">
     <w:nsid w:val="4E8A5223"/>
     <w:multiLevelType w:val="hybridMultilevel"/>
     <w:tmpl w:val="A28E9AA6"/>
@@ -13252,7 +13572,7 @@
       </w:pPr>
     </w:lvl>
   </w:abstractNum>
-  <w:abstractNum w:abstractNumId="4" w15:restartNumberingAfterBreak="0">
+  <w:abstractNum w:abstractNumId="5" w15:restartNumberingAfterBreak="0">
     <w:nsid w:val="51BD7638"/>
     <w:multiLevelType w:val="multilevel"/>
     <w:tmpl w:val="7570EAE2"/>
@@ -13343,7 +13663,346 @@
       </w:pPr>
     </w:lvl>
   </w:abstractNum>
-  <w:abstractNum w:abstractNumId="5" w15:restartNumberingAfterBreak="0">
+  <w:abstractNum w:abstractNumId="6" w15:restartNumberingAfterBreak="0">
+    <w:nsid w:val="5AE96047"/>
+    <w:multiLevelType w:val="hybridMultilevel"/>
+    <w:tmpl w:val="B5B44A74"/>
+    <w:lvl w:ilvl="0" w:tplc="08160001">
+      <w:start w:val="1"/>
+      <w:numFmt w:val="bullet"/>
+      <w:lvlText w:val=""/>
+      <w:lvlJc w:val="left"/>
+      <w:pPr>
+        <w:ind w:left="720" w:hanging="360"/>
+      </w:pPr>
+      <w:rPr>
+        <w:rFonts w:ascii="Symbol" w:hAnsi="Symbol" w:hint="default"/>
+      </w:rPr>
+    </w:lvl>
+    <w:lvl w:ilvl="1" w:tplc="08160003" w:tentative="1">
+      <w:start w:val="1"/>
+      <w:numFmt w:val="bullet"/>
+      <w:lvlText w:val="o"/>
+      <w:lvlJc w:val="left"/>
+      <w:pPr>
+        <w:ind w:left="1440" w:hanging="360"/>
+      </w:pPr>
+      <w:rPr>
+        <w:rFonts w:ascii="Courier New" w:hAnsi="Courier New" w:cs="Courier New" w:hint="default"/>
+      </w:rPr>
+    </w:lvl>
+    <w:lvl w:ilvl="2" w:tplc="08160005" w:tentative="1">
+      <w:start w:val="1"/>
+      <w:numFmt w:val="bullet"/>
+      <w:lvlText w:val=""/>
+      <w:lvlJc w:val="left"/>
+      <w:pPr>
+        <w:ind w:left="2160" w:hanging="360"/>
+      </w:pPr>
+      <w:rPr>
+        <w:rFonts w:ascii="Wingdings" w:hAnsi="Wingdings" w:hint="default"/>
+      </w:rPr>
+    </w:lvl>
+    <w:lvl w:ilvl="3" w:tplc="08160001" w:tentative="1">
+      <w:start w:val="1"/>
+      <w:numFmt w:val="bullet"/>
+      <w:lvlText w:val=""/>
+      <w:lvlJc w:val="left"/>
+      <w:pPr>
+        <w:ind w:left="2880" w:hanging="360"/>
+      </w:pPr>
+      <w:rPr>
+        <w:rFonts w:ascii="Symbol" w:hAnsi="Symbol" w:hint="default"/>
+      </w:rPr>
+    </w:lvl>
+    <w:lvl w:ilvl="4" w:tplc="08160003" w:tentative="1">
+      <w:start w:val="1"/>
+      <w:numFmt w:val="bullet"/>
+      <w:lvlText w:val="o"/>
+      <w:lvlJc w:val="left"/>
+      <w:pPr>
+        <w:ind w:left="3600" w:hanging="360"/>
+      </w:pPr>
+      <w:rPr>
+        <w:rFonts w:ascii="Courier New" w:hAnsi="Courier New" w:cs="Courier New" w:hint="default"/>
+      </w:rPr>
+    </w:lvl>
+    <w:lvl w:ilvl="5" w:tplc="08160005" w:tentative="1">
+      <w:start w:val="1"/>
+      <w:numFmt w:val="bullet"/>
+      <w:lvlText w:val=""/>
+      <w:lvlJc w:val="left"/>
+      <w:pPr>
+        <w:ind w:left="4320" w:hanging="360"/>
+      </w:pPr>
+      <w:rPr>
+        <w:rFonts w:ascii="Wingdings" w:hAnsi="Wingdings" w:hint="default"/>
+      </w:rPr>
+    </w:lvl>
+    <w:lvl w:ilvl="6" w:tplc="08160001" w:tentative="1">
+      <w:start w:val="1"/>
+      <w:numFmt w:val="bullet"/>
+      <w:lvlText w:val=""/>
+      <w:lvlJc w:val="left"/>
+      <w:pPr>
+        <w:ind w:left="5040" w:hanging="360"/>
+      </w:pPr>
+      <w:rPr>
+        <w:rFonts w:ascii="Symbol" w:hAnsi="Symbol" w:hint="default"/>
+      </w:rPr>
+    </w:lvl>
+    <w:lvl w:ilvl="7" w:tplc="08160003" w:tentative="1">
+      <w:start w:val="1"/>
+      <w:numFmt w:val="bullet"/>
+      <w:lvlText w:val="o"/>
+      <w:lvlJc w:val="left"/>
+      <w:pPr>
+        <w:ind w:left="5760" w:hanging="360"/>
+      </w:pPr>
+      <w:rPr>
+        <w:rFonts w:ascii="Courier New" w:hAnsi="Courier New" w:cs="Courier New" w:hint="default"/>
+      </w:rPr>
+    </w:lvl>
+    <w:lvl w:ilvl="8" w:tplc="08160005" w:tentative="1">
+      <w:start w:val="1"/>
+      <w:numFmt w:val="bullet"/>
+      <w:lvlText w:val=""/>
+      <w:lvlJc w:val="left"/>
+      <w:pPr>
+        <w:ind w:left="6480" w:hanging="360"/>
+      </w:pPr>
+      <w:rPr>
+        <w:rFonts w:ascii="Wingdings" w:hAnsi="Wingdings" w:hint="default"/>
+      </w:rPr>
+    </w:lvl>
+  </w:abstractNum>
+  <w:abstractNum w:abstractNumId="7" w15:restartNumberingAfterBreak="0">
+    <w:nsid w:val="66895850"/>
+    <w:multiLevelType w:val="hybridMultilevel"/>
+    <w:tmpl w:val="9808E29A"/>
+    <w:lvl w:ilvl="0" w:tplc="08160001">
+      <w:start w:val="1"/>
+      <w:numFmt w:val="bullet"/>
+      <w:lvlText w:val=""/>
+      <w:lvlJc w:val="left"/>
+      <w:pPr>
+        <w:ind w:left="720" w:hanging="360"/>
+      </w:pPr>
+      <w:rPr>
+        <w:rFonts w:ascii="Symbol" w:hAnsi="Symbol" w:hint="default"/>
+      </w:rPr>
+    </w:lvl>
+    <w:lvl w:ilvl="1" w:tplc="08160003" w:tentative="1">
+      <w:start w:val="1"/>
+      <w:numFmt w:val="bullet"/>
+      <w:lvlText w:val="o"/>
+      <w:lvlJc w:val="left"/>
+      <w:pPr>
+        <w:ind w:left="1440" w:hanging="360"/>
+      </w:pPr>
+      <w:rPr>
+        <w:rFonts w:ascii="Courier New" w:hAnsi="Courier New" w:cs="Courier New" w:hint="default"/>
+      </w:rPr>
+    </w:lvl>
+    <w:lvl w:ilvl="2" w:tplc="08160005" w:tentative="1">
+      <w:start w:val="1"/>
+      <w:numFmt w:val="bullet"/>
+      <w:lvlText w:val=""/>
+      <w:lvlJc w:val="left"/>
+      <w:pPr>
+        <w:ind w:left="2160" w:hanging="360"/>
+      </w:pPr>
+      <w:rPr>
+        <w:rFonts w:ascii="Wingdings" w:hAnsi="Wingdings" w:hint="default"/>
+      </w:rPr>
+    </w:lvl>
+    <w:lvl w:ilvl="3" w:tplc="08160001" w:tentative="1">
+      <w:start w:val="1"/>
+      <w:numFmt w:val="bullet"/>
+      <w:lvlText w:val=""/>
+      <w:lvlJc w:val="left"/>
+      <w:pPr>
+        <w:ind w:left="2880" w:hanging="360"/>
+      </w:pPr>
+      <w:rPr>
+        <w:rFonts w:ascii="Symbol" w:hAnsi="Symbol" w:hint="default"/>
+      </w:rPr>
+    </w:lvl>
+    <w:lvl w:ilvl="4" w:tplc="08160003" w:tentative="1">
+      <w:start w:val="1"/>
+      <w:numFmt w:val="bullet"/>
+      <w:lvlText w:val="o"/>
+      <w:lvlJc w:val="left"/>
+      <w:pPr>
+        <w:ind w:left="3600" w:hanging="360"/>
+      </w:pPr>
+      <w:rPr>
+        <w:rFonts w:ascii="Courier New" w:hAnsi="Courier New" w:cs="Courier New" w:hint="default"/>
+      </w:rPr>
+    </w:lvl>
+    <w:lvl w:ilvl="5" w:tplc="08160005" w:tentative="1">
+      <w:start w:val="1"/>
+      <w:numFmt w:val="bullet"/>
+      <w:lvlText w:val=""/>
+      <w:lvlJc w:val="left"/>
+      <w:pPr>
+        <w:ind w:left="4320" w:hanging="360"/>
+      </w:pPr>
+      <w:rPr>
+        <w:rFonts w:ascii="Wingdings" w:hAnsi="Wingdings" w:hint="default"/>
+      </w:rPr>
+    </w:lvl>
+    <w:lvl w:ilvl="6" w:tplc="08160001" w:tentative="1">
+      <w:start w:val="1"/>
+      <w:numFmt w:val="bullet"/>
+      <w:lvlText w:val=""/>
+      <w:lvlJc w:val="left"/>
+      <w:pPr>
+        <w:ind w:left="5040" w:hanging="360"/>
+      </w:pPr>
+      <w:rPr>
+        <w:rFonts w:ascii="Symbol" w:hAnsi="Symbol" w:hint="default"/>
+      </w:rPr>
+    </w:lvl>
+    <w:lvl w:ilvl="7" w:tplc="08160003" w:tentative="1">
+      <w:start w:val="1"/>
+      <w:numFmt w:val="bullet"/>
+      <w:lvlText w:val="o"/>
+      <w:lvlJc w:val="left"/>
+      <w:pPr>
+        <w:ind w:left="5760" w:hanging="360"/>
+      </w:pPr>
+      <w:rPr>
+        <w:rFonts w:ascii="Courier New" w:hAnsi="Courier New" w:cs="Courier New" w:hint="default"/>
+      </w:rPr>
+    </w:lvl>
+    <w:lvl w:ilvl="8" w:tplc="08160005" w:tentative="1">
+      <w:start w:val="1"/>
+      <w:numFmt w:val="bullet"/>
+      <w:lvlText w:val=""/>
+      <w:lvlJc w:val="left"/>
+      <w:pPr>
+        <w:ind w:left="6480" w:hanging="360"/>
+      </w:pPr>
+      <w:rPr>
+        <w:rFonts w:ascii="Wingdings" w:hAnsi="Wingdings" w:hint="default"/>
+      </w:rPr>
+    </w:lvl>
+  </w:abstractNum>
+  <w:abstractNum w:abstractNumId="8" w15:restartNumberingAfterBreak="0">
+    <w:nsid w:val="6CAA7169"/>
+    <w:multiLevelType w:val="hybridMultilevel"/>
+    <w:tmpl w:val="2E6AE494"/>
+    <w:lvl w:ilvl="0" w:tplc="08160001">
+      <w:start w:val="1"/>
+      <w:numFmt w:val="bullet"/>
+      <w:lvlText w:val=""/>
+      <w:lvlJc w:val="left"/>
+      <w:pPr>
+        <w:ind w:left="720" w:hanging="360"/>
+      </w:pPr>
+      <w:rPr>
+        <w:rFonts w:ascii="Symbol" w:hAnsi="Symbol" w:hint="default"/>
+      </w:rPr>
+    </w:lvl>
+    <w:lvl w:ilvl="1" w:tplc="08160003" w:tentative="1">
+      <w:start w:val="1"/>
+      <w:numFmt w:val="bullet"/>
+      <w:lvlText w:val="o"/>
+      <w:lvlJc w:val="left"/>
+      <w:pPr>
+        <w:ind w:left="1440" w:hanging="360"/>
+      </w:pPr>
+      <w:rPr>
+        <w:rFonts w:ascii="Courier New" w:hAnsi="Courier New" w:cs="Courier New" w:hint="default"/>
+      </w:rPr>
+    </w:lvl>
+    <w:lvl w:ilvl="2" w:tplc="08160005" w:tentative="1">
+      <w:start w:val="1"/>
+      <w:numFmt w:val="bullet"/>
+      <w:lvlText w:val=""/>
+      <w:lvlJc w:val="left"/>
+      <w:pPr>
+        <w:ind w:left="2160" w:hanging="360"/>
+      </w:pPr>
+      <w:rPr>
+        <w:rFonts w:ascii="Wingdings" w:hAnsi="Wingdings" w:hint="default"/>
+      </w:rPr>
+    </w:lvl>
+    <w:lvl w:ilvl="3" w:tplc="08160001" w:tentative="1">
+      <w:start w:val="1"/>
+      <w:numFmt w:val="bullet"/>
+      <w:lvlText w:val=""/>
+      <w:lvlJc w:val="left"/>
+      <w:pPr>
+        <w:ind w:left="2880" w:hanging="360"/>
+      </w:pPr>
+      <w:rPr>
+        <w:rFonts w:ascii="Symbol" w:hAnsi="Symbol" w:hint="default"/>
+      </w:rPr>
+    </w:lvl>
+    <w:lvl w:ilvl="4" w:tplc="08160003" w:tentative="1">
+      <w:start w:val="1"/>
+      <w:numFmt w:val="bullet"/>
+      <w:lvlText w:val="o"/>
+      <w:lvlJc w:val="left"/>
+      <w:pPr>
+        <w:ind w:left="3600" w:hanging="360"/>
+      </w:pPr>
+      <w:rPr>
+        <w:rFonts w:ascii="Courier New" w:hAnsi="Courier New" w:cs="Courier New" w:hint="default"/>
+      </w:rPr>
+    </w:lvl>
+    <w:lvl w:ilvl="5" w:tplc="08160005" w:tentative="1">
+      <w:start w:val="1"/>
+      <w:numFmt w:val="bullet"/>
+      <w:lvlText w:val=""/>
+      <w:lvlJc w:val="left"/>
+      <w:pPr>
+        <w:ind w:left="4320" w:hanging="360"/>
+      </w:pPr>
+      <w:rPr>
+        <w:rFonts w:ascii="Wingdings" w:hAnsi="Wingdings" w:hint="default"/>
+      </w:rPr>
+    </w:lvl>
+    <w:lvl w:ilvl="6" w:tplc="08160001" w:tentative="1">
+      <w:start w:val="1"/>
+      <w:numFmt w:val="bullet"/>
+      <w:lvlText w:val=""/>
+      <w:lvlJc w:val="left"/>
+      <w:pPr>
+        <w:ind w:left="5040" w:hanging="360"/>
+      </w:pPr>
+      <w:rPr>
+        <w:rFonts w:ascii="Symbol" w:hAnsi="Symbol" w:hint="default"/>
+      </w:rPr>
+    </w:lvl>
+    <w:lvl w:ilvl="7" w:tplc="08160003" w:tentative="1">
+      <w:start w:val="1"/>
+      <w:numFmt w:val="bullet"/>
+      <w:lvlText w:val="o"/>
+      <w:lvlJc w:val="left"/>
+      <w:pPr>
+        <w:ind w:left="5760" w:hanging="360"/>
+      </w:pPr>
+      <w:rPr>
+        <w:rFonts w:ascii="Courier New" w:hAnsi="Courier New" w:cs="Courier New" w:hint="default"/>
+      </w:rPr>
+    </w:lvl>
+    <w:lvl w:ilvl="8" w:tplc="08160005" w:tentative="1">
+      <w:start w:val="1"/>
+      <w:numFmt w:val="bullet"/>
+      <w:lvlText w:val=""/>
+      <w:lvlJc w:val="left"/>
+      <w:pPr>
+        <w:ind w:left="6480" w:hanging="360"/>
+      </w:pPr>
+      <w:rPr>
+        <w:rFonts w:ascii="Wingdings" w:hAnsi="Wingdings" w:hint="default"/>
+      </w:rPr>
+    </w:lvl>
+  </w:abstractNum>
+  <w:abstractNum w:abstractNumId="9" w15:restartNumberingAfterBreak="0">
     <w:nsid w:val="70F071EB"/>
     <w:multiLevelType w:val="multilevel"/>
     <w:tmpl w:val="4080E3BA"/>
@@ -13456,7 +14115,7 @@
       </w:rPr>
     </w:lvl>
   </w:abstractNum>
-  <w:abstractNum w:abstractNumId="6" w15:restartNumberingAfterBreak="0">
+  <w:abstractNum w:abstractNumId="10" w15:restartNumberingAfterBreak="0">
     <w:nsid w:val="71CA1B65"/>
     <w:multiLevelType w:val="hybridMultilevel"/>
     <w:tmpl w:val="CAD49EBA"/>
@@ -13568,7 +14227,7 @@
       </w:rPr>
     </w:lvl>
   </w:abstractNum>
-  <w:abstractNum w:abstractNumId="7" w15:restartNumberingAfterBreak="0">
+  <w:abstractNum w:abstractNumId="11" w15:restartNumberingAfterBreak="0">
     <w:nsid w:val="77717036"/>
     <w:multiLevelType w:val="hybridMultilevel"/>
     <w:tmpl w:val="40C8A86E"/>
@@ -13681,7 +14340,7 @@
       </w:rPr>
     </w:lvl>
   </w:abstractNum>
-  <w:abstractNum w:abstractNumId="8" w15:restartNumberingAfterBreak="0">
+  <w:abstractNum w:abstractNumId="12" w15:restartNumberingAfterBreak="0">
     <w:nsid w:val="791159AC"/>
     <w:multiLevelType w:val="hybridMultilevel"/>
     <w:tmpl w:val="E494B5F6"/>
@@ -13794,23 +14453,136 @@
       </w:rPr>
     </w:lvl>
   </w:abstractNum>
+  <w:abstractNum w:abstractNumId="13" w15:restartNumberingAfterBreak="0">
+    <w:nsid w:val="7FC5078D"/>
+    <w:multiLevelType w:val="hybridMultilevel"/>
+    <w:tmpl w:val="AE9C0E8A"/>
+    <w:lvl w:ilvl="0" w:tplc="08160001">
+      <w:start w:val="1"/>
+      <w:numFmt w:val="bullet"/>
+      <w:lvlText w:val=""/>
+      <w:lvlJc w:val="left"/>
+      <w:pPr>
+        <w:ind w:left="720" w:hanging="360"/>
+      </w:pPr>
+      <w:rPr>
+        <w:rFonts w:ascii="Symbol" w:hAnsi="Symbol" w:hint="default"/>
+      </w:rPr>
+    </w:lvl>
+    <w:lvl w:ilvl="1" w:tplc="08160003" w:tentative="1">
+      <w:start w:val="1"/>
+      <w:numFmt w:val="bullet"/>
+      <w:lvlText w:val="o"/>
+      <w:lvlJc w:val="left"/>
+      <w:pPr>
+        <w:ind w:left="1440" w:hanging="360"/>
+      </w:pPr>
+      <w:rPr>
+        <w:rFonts w:ascii="Courier New" w:hAnsi="Courier New" w:cs="Courier New" w:hint="default"/>
+      </w:rPr>
+    </w:lvl>
+    <w:lvl w:ilvl="2" w:tplc="08160005" w:tentative="1">
+      <w:start w:val="1"/>
+      <w:numFmt w:val="bullet"/>
+      <w:lvlText w:val=""/>
+      <w:lvlJc w:val="left"/>
+      <w:pPr>
+        <w:ind w:left="2160" w:hanging="360"/>
+      </w:pPr>
+      <w:rPr>
+        <w:rFonts w:ascii="Wingdings" w:hAnsi="Wingdings" w:hint="default"/>
+      </w:rPr>
+    </w:lvl>
+    <w:lvl w:ilvl="3" w:tplc="08160001" w:tentative="1">
+      <w:start w:val="1"/>
+      <w:numFmt w:val="bullet"/>
+      <w:lvlText w:val=""/>
+      <w:lvlJc w:val="left"/>
+      <w:pPr>
+        <w:ind w:left="2880" w:hanging="360"/>
+      </w:pPr>
+      <w:rPr>
+        <w:rFonts w:ascii="Symbol" w:hAnsi="Symbol" w:hint="default"/>
+      </w:rPr>
+    </w:lvl>
+    <w:lvl w:ilvl="4" w:tplc="08160003" w:tentative="1">
+      <w:start w:val="1"/>
+      <w:numFmt w:val="bullet"/>
+      <w:lvlText w:val="o"/>
+      <w:lvlJc w:val="left"/>
+      <w:pPr>
+        <w:ind w:left="3600" w:hanging="360"/>
+      </w:pPr>
+      <w:rPr>
+        <w:rFonts w:ascii="Courier New" w:hAnsi="Courier New" w:cs="Courier New" w:hint="default"/>
+      </w:rPr>
+    </w:lvl>
+    <w:lvl w:ilvl="5" w:tplc="08160005" w:tentative="1">
+      <w:start w:val="1"/>
+      <w:numFmt w:val="bullet"/>
+      <w:lvlText w:val=""/>
+      <w:lvlJc w:val="left"/>
+      <w:pPr>
+        <w:ind w:left="4320" w:hanging="360"/>
+      </w:pPr>
+      <w:rPr>
+        <w:rFonts w:ascii="Wingdings" w:hAnsi="Wingdings" w:hint="default"/>
+      </w:rPr>
+    </w:lvl>
+    <w:lvl w:ilvl="6" w:tplc="08160001" w:tentative="1">
+      <w:start w:val="1"/>
+      <w:numFmt w:val="bullet"/>
+      <w:lvlText w:val=""/>
+      <w:lvlJc w:val="left"/>
+      <w:pPr>
+        <w:ind w:left="5040" w:hanging="360"/>
+      </w:pPr>
+      <w:rPr>
+        <w:rFonts w:ascii="Symbol" w:hAnsi="Symbol" w:hint="default"/>
+      </w:rPr>
+    </w:lvl>
+    <w:lvl w:ilvl="7" w:tplc="08160003" w:tentative="1">
+      <w:start w:val="1"/>
+      <w:numFmt w:val="bullet"/>
+      <w:lvlText w:val="o"/>
+      <w:lvlJc w:val="left"/>
+      <w:pPr>
+        <w:ind w:left="5760" w:hanging="360"/>
+      </w:pPr>
+      <w:rPr>
+        <w:rFonts w:ascii="Courier New" w:hAnsi="Courier New" w:cs="Courier New" w:hint="default"/>
+      </w:rPr>
+    </w:lvl>
+    <w:lvl w:ilvl="8" w:tplc="08160005" w:tentative="1">
+      <w:start w:val="1"/>
+      <w:numFmt w:val="bullet"/>
+      <w:lvlText w:val=""/>
+      <w:lvlJc w:val="left"/>
+      <w:pPr>
+        <w:ind w:left="6480" w:hanging="360"/>
+      </w:pPr>
+      <w:rPr>
+        <w:rFonts w:ascii="Wingdings" w:hAnsi="Wingdings" w:hint="default"/>
+      </w:rPr>
+    </w:lvl>
+  </w:abstractNum>
   <w:num w:numId="1" w16cid:durableId="1378385288">
+    <w:abstractNumId w:val="5"/>
+  </w:num>
+  <w:num w:numId="2" w16cid:durableId="2094349142">
+    <w:abstractNumId w:val="9"/>
+  </w:num>
+  <w:num w:numId="3" w16cid:durableId="387728177">
     <w:abstractNumId w:val="4"/>
   </w:num>
-  <w:num w:numId="2" w16cid:durableId="2094349142">
+  <w:num w:numId="4" w16cid:durableId="1018698418">
     <w:abstractNumId w:val="5"/>
   </w:num>
-  <w:num w:numId="3" w16cid:durableId="387728177">
-    <w:abstractNumId w:val="3"/>
-  </w:num>
-  <w:num w:numId="4" w16cid:durableId="1018698418">
-    <w:abstractNumId w:val="4"/>
-  </w:num>
   <w:num w:numId="5" w16cid:durableId="1641033722">
-    <w:abstractNumId w:val="4"/>
+    <w:abstractNumId w:val="5"/>
   </w:num>
   <w:num w:numId="6" w16cid:durableId="391730874">
-    <w:abstractNumId w:val="4"/>
+    <w:abstractNumId w:val="5"/>
     <w:lvlOverride w:ilvl="0">
       <w:startOverride w:val="1"/>
     </w:lvlOverride>
@@ -13840,28 +14612,28 @@
     </w:lvlOverride>
   </w:num>
   <w:num w:numId="7" w16cid:durableId="61876254">
-    <w:abstractNumId w:val="1"/>
+    <w:abstractNumId w:val="2"/>
   </w:num>
   <w:num w:numId="8" w16cid:durableId="1231815040">
-    <w:abstractNumId w:val="2"/>
+    <w:abstractNumId w:val="3"/>
   </w:num>
   <w:num w:numId="9" w16cid:durableId="1126656068">
-    <w:abstractNumId w:val="6"/>
+    <w:abstractNumId w:val="10"/>
   </w:num>
   <w:num w:numId="10" w16cid:durableId="1784684789">
     <w:abstractNumId w:val="0"/>
   </w:num>
   <w:num w:numId="11" w16cid:durableId="855774475">
-    <w:abstractNumId w:val="8"/>
+    <w:abstractNumId w:val="12"/>
   </w:num>
   <w:num w:numId="12" w16cid:durableId="375811482">
-    <w:abstractNumId w:val="7"/>
+    <w:abstractNumId w:val="11"/>
   </w:num>
   <w:num w:numId="13" w16cid:durableId="1745955133">
-    <w:abstractNumId w:val="4"/>
+    <w:abstractNumId w:val="5"/>
   </w:num>
   <w:num w:numId="14" w16cid:durableId="1153332724">
-    <w:abstractNumId w:val="4"/>
+    <w:abstractNumId w:val="5"/>
     <w:lvlOverride w:ilvl="0">
       <w:startOverride w:val="1"/>
     </w:lvlOverride>
@@ -13891,7 +14663,7 @@
     </w:lvlOverride>
   </w:num>
   <w:num w:numId="15" w16cid:durableId="260770092">
-    <w:abstractNumId w:val="4"/>
+    <w:abstractNumId w:val="5"/>
     <w:lvlOverride w:ilvl="0">
       <w:startOverride w:val="1"/>
     </w:lvlOverride>
@@ -13921,7 +14693,7 @@
     </w:lvlOverride>
   </w:num>
   <w:num w:numId="16" w16cid:durableId="664554041">
-    <w:abstractNumId w:val="4"/>
+    <w:abstractNumId w:val="5"/>
     <w:lvlOverride w:ilvl="0">
       <w:startOverride w:val="1"/>
     </w:lvlOverride>
@@ -13951,7 +14723,7 @@
     </w:lvlOverride>
   </w:num>
   <w:num w:numId="17" w16cid:durableId="1612712025">
-    <w:abstractNumId w:val="4"/>
+    <w:abstractNumId w:val="5"/>
     <w:lvlOverride w:ilvl="0">
       <w:startOverride w:val="1"/>
     </w:lvlOverride>
@@ -13981,7 +14753,7 @@
     </w:lvlOverride>
   </w:num>
   <w:num w:numId="18" w16cid:durableId="1178696172">
-    <w:abstractNumId w:val="4"/>
+    <w:abstractNumId w:val="5"/>
     <w:lvlOverride w:ilvl="0">
       <w:startOverride w:val="1"/>
     </w:lvlOverride>
@@ -14011,7 +14783,7 @@
     </w:lvlOverride>
   </w:num>
   <w:num w:numId="19" w16cid:durableId="200754442">
-    <w:abstractNumId w:val="4"/>
+    <w:abstractNumId w:val="5"/>
     <w:lvlOverride w:ilvl="0">
       <w:startOverride w:val="1"/>
     </w:lvlOverride>
@@ -14041,7 +14813,7 @@
     </w:lvlOverride>
   </w:num>
   <w:num w:numId="20" w16cid:durableId="2041785104">
-    <w:abstractNumId w:val="4"/>
+    <w:abstractNumId w:val="5"/>
     <w:lvlOverride w:ilvl="0">
       <w:startOverride w:val="1"/>
     </w:lvlOverride>
@@ -14071,7 +14843,7 @@
     </w:lvlOverride>
   </w:num>
   <w:num w:numId="21" w16cid:durableId="2009091962">
-    <w:abstractNumId w:val="4"/>
+    <w:abstractNumId w:val="5"/>
     <w:lvlOverride w:ilvl="0">
       <w:startOverride w:val="1"/>
     </w:lvlOverride>
@@ -14099,6 +14871,21 @@
     <w:lvlOverride w:ilvl="8">
       <w:startOverride w:val="1"/>
     </w:lvlOverride>
+  </w:num>
+  <w:num w:numId="22" w16cid:durableId="710879724">
+    <w:abstractNumId w:val="8"/>
+  </w:num>
+  <w:num w:numId="23" w16cid:durableId="984353287">
+    <w:abstractNumId w:val="7"/>
+  </w:num>
+  <w:num w:numId="24" w16cid:durableId="535235570">
+    <w:abstractNumId w:val="13"/>
+  </w:num>
+  <w:num w:numId="25" w16cid:durableId="433209563">
+    <w:abstractNumId w:val="6"/>
+  </w:num>
+  <w:num w:numId="26" w16cid:durableId="1570730282">
+    <w:abstractNumId w:val="1"/>
   </w:num>
   <w:numIdMacAtCleanup w:val="3"/>
 </w:numbering>
@@ -14502,7 +15289,7 @@
   <w:style w:type="paragraph" w:default="1" w:styleId="Normal">
     <w:name w:val="Normal"/>
     <w:qFormat/>
-    <w:rsid w:val="00520D9A"/>
+    <w:rsid w:val="00764C8C"/>
     <w:pPr>
       <w:spacing w:line="360" w:lineRule="auto"/>
     </w:pPr>

--- a/docs/Relatorio.docx
+++ b/docs/Relatorio.docx
@@ -716,7 +716,7 @@
         <w:rPr>
           <w:noProof/>
         </w:rPr>
-        <w:t>Figura 1 - Diagrama BPMN Pedir Apoio</w:t>
+        <w:t>Figura 1 - Diagrama BPMN Candidatura</w:t>
       </w:r>
       <w:r>
         <w:rPr>
@@ -734,7 +734,7 @@
         <w:rPr>
           <w:noProof/>
         </w:rPr>
-        <w:instrText xml:space="preserve"> PAGEREF _Toc215255755 \h </w:instrText>
+        <w:instrText xml:space="preserve"> PAGEREF _Toc218717408 \h </w:instrText>
       </w:r>
       <w:r>
         <w:rPr>
@@ -751,7 +751,7 @@
         <w:rPr>
           <w:noProof/>
         </w:rPr>
-        <w:t>10</w:t>
+        <w:t>11</w:t>
       </w:r>
       <w:r>
         <w:rPr>
@@ -778,7 +778,7 @@
         <w:rPr>
           <w:noProof/>
         </w:rPr>
-        <w:t>Figura 2 - Diagrama BPMN Gestão Inventário</w:t>
+        <w:t>Figura 2 - Diagrama BPMN Pedir Apoio</w:t>
       </w:r>
       <w:r>
         <w:rPr>
@@ -796,7 +796,7 @@
         <w:rPr>
           <w:noProof/>
         </w:rPr>
-        <w:instrText xml:space="preserve"> PAGEREF _Toc215255756 \h </w:instrText>
+        <w:instrText xml:space="preserve"> PAGEREF _Toc218717409 \h </w:instrText>
       </w:r>
       <w:r>
         <w:rPr>
@@ -813,7 +813,7 @@
         <w:rPr>
           <w:noProof/>
         </w:rPr>
-        <w:t>11</w:t>
+        <w:t>12</w:t>
       </w:r>
       <w:r>
         <w:rPr>
@@ -840,7 +840,7 @@
         <w:rPr>
           <w:noProof/>
         </w:rPr>
-        <w:t>Figura 3 - Diagrama BPMN Agendamento De Entregas</w:t>
+        <w:t>Figura 3 - Diagrama BPMN Gestão Inventário</w:t>
       </w:r>
       <w:r>
         <w:rPr>
@@ -858,7 +858,7 @@
         <w:rPr>
           <w:noProof/>
         </w:rPr>
-        <w:instrText xml:space="preserve"> PAGEREF _Toc215255757 \h </w:instrText>
+        <w:instrText xml:space="preserve"> PAGEREF _Toc218717410 \h </w:instrText>
       </w:r>
       <w:r>
         <w:rPr>
@@ -875,7 +875,7 @@
         <w:rPr>
           <w:noProof/>
         </w:rPr>
-        <w:t>12</w:t>
+        <w:t>13</w:t>
       </w:r>
       <w:r>
         <w:rPr>
@@ -890,7 +890,6 @@
         <w:tabs>
           <w:tab w:val="right" w:leader="dot" w:pos="8777"/>
         </w:tabs>
-        <w:ind w:left="8777" w:hanging="8777"/>
         <w:rPr>
           <w:noProof/>
           <w:kern w:val="2"/>
@@ -903,7 +902,7 @@
         <w:rPr>
           <w:noProof/>
         </w:rPr>
-        <w:t>Figura 4 - Diagrama BPMN Gestão Benificiários</w:t>
+        <w:t>Figura 4 - Diagrama BPMN Agendamento De Entregas</w:t>
       </w:r>
       <w:r>
         <w:rPr>
@@ -921,7 +920,7 @@
         <w:rPr>
           <w:noProof/>
         </w:rPr>
-        <w:instrText xml:space="preserve"> PAGEREF _Toc215255758 \h </w:instrText>
+        <w:instrText xml:space="preserve"> PAGEREF _Toc218717411 \h </w:instrText>
       </w:r>
       <w:r>
         <w:rPr>
@@ -938,7 +937,7 @@
         <w:rPr>
           <w:noProof/>
         </w:rPr>
-        <w:t>13</w:t>
+        <w:t>15</w:t>
       </w:r>
       <w:r>
         <w:rPr>
@@ -965,7 +964,7 @@
         <w:rPr>
           <w:noProof/>
         </w:rPr>
-        <w:t>Figura 5 - Diagrama Arquitetura Tecnica</w:t>
+        <w:t>Figura 5 - Diagrama BPMN Gestão Benificiários</w:t>
       </w:r>
       <w:r>
         <w:rPr>
@@ -983,7 +982,7 @@
         <w:rPr>
           <w:noProof/>
         </w:rPr>
-        <w:instrText xml:space="preserve"> PAGEREF _Toc215255759 \h </w:instrText>
+        <w:instrText xml:space="preserve"> PAGEREF _Toc218717412 \h </w:instrText>
       </w:r>
       <w:r>
         <w:rPr>
@@ -1000,7 +999,7 @@
         <w:rPr>
           <w:noProof/>
         </w:rPr>
-        <w:t>17</w:t>
+        <w:t>16</w:t>
       </w:r>
       <w:r>
         <w:rPr>
@@ -1027,7 +1026,7 @@
         <w:rPr>
           <w:noProof/>
         </w:rPr>
-        <w:t>Figura 6 - Diagrama de Estados Pedir Apoio</w:t>
+        <w:t>Figura 5 - Diagrama Arquitetura Técnica</w:t>
       </w:r>
       <w:r>
         <w:rPr>
@@ -1045,7 +1044,7 @@
         <w:rPr>
           <w:noProof/>
         </w:rPr>
-        <w:instrText xml:space="preserve"> PAGEREF _Toc215255760 \h </w:instrText>
+        <w:instrText xml:space="preserve"> PAGEREF _Toc218717413 \h </w:instrText>
       </w:r>
       <w:r>
         <w:rPr>
@@ -1062,7 +1061,7 @@
         <w:rPr>
           <w:noProof/>
         </w:rPr>
-        <w:t>18</w:t>
+        <w:t>20</w:t>
       </w:r>
       <w:r>
         <w:rPr>
@@ -1089,7 +1088,7 @@
         <w:rPr>
           <w:noProof/>
         </w:rPr>
-        <w:t>Figura 7 - Diagrama de Estados Gestão de Inventário</w:t>
+        <w:t>Figura 7 - Diagrama de Estados Pedir Apoio</w:t>
       </w:r>
       <w:r>
         <w:rPr>
@@ -1107,7 +1106,7 @@
         <w:rPr>
           <w:noProof/>
         </w:rPr>
-        <w:instrText xml:space="preserve"> PAGEREF _Toc215255761 \h </w:instrText>
+        <w:instrText xml:space="preserve"> PAGEREF _Toc218717414 \h </w:instrText>
       </w:r>
       <w:r>
         <w:rPr>
@@ -1124,7 +1123,7 @@
         <w:rPr>
           <w:noProof/>
         </w:rPr>
-        <w:t>19</w:t>
+        <w:t>21</w:t>
       </w:r>
       <w:r>
         <w:rPr>
@@ -1151,7 +1150,7 @@
         <w:rPr>
           <w:noProof/>
         </w:rPr>
-        <w:t>Figura 8 - Diagrama de Estados Agendamento de Entregas</w:t>
+        <w:t>Figura 8 - Diagrama de Estados Gestão de Inventário</w:t>
       </w:r>
       <w:r>
         <w:rPr>
@@ -1169,7 +1168,7 @@
         <w:rPr>
           <w:noProof/>
         </w:rPr>
-        <w:instrText xml:space="preserve"> PAGEREF _Toc215255762 \h </w:instrText>
+        <w:instrText xml:space="preserve"> PAGEREF _Toc218717415 \h </w:instrText>
       </w:r>
       <w:r>
         <w:rPr>
@@ -1186,7 +1185,7 @@
         <w:rPr>
           <w:noProof/>
         </w:rPr>
-        <w:t>20</w:t>
+        <w:t>22</w:t>
       </w:r>
       <w:r>
         <w:rPr>
@@ -1213,7 +1212,7 @@
         <w:rPr>
           <w:noProof/>
         </w:rPr>
-        <w:t>Figura 9 - Diagrama de Estados Gestão dos Beneficiários</w:t>
+        <w:t>Figura 9 - Diagrama de Estados Agendamento de Entregas</w:t>
       </w:r>
       <w:r>
         <w:rPr>
@@ -1231,7 +1230,7 @@
         <w:rPr>
           <w:noProof/>
         </w:rPr>
-        <w:instrText xml:space="preserve"> PAGEREF _Toc215255763 \h </w:instrText>
+        <w:instrText xml:space="preserve"> PAGEREF _Toc218717416 \h </w:instrText>
       </w:r>
       <w:r>
         <w:rPr>
@@ -1248,7 +1247,7 @@
         <w:rPr>
           <w:noProof/>
         </w:rPr>
-        <w:t>21</w:t>
+        <w:t>23</w:t>
       </w:r>
       <w:r>
         <w:rPr>
@@ -1275,7 +1274,7 @@
         <w:rPr>
           <w:noProof/>
         </w:rPr>
-        <w:t>Figura 10- Diagrama de Casos de Uso Pedir Apoio</w:t>
+        <w:t>Figura 10 - Diagrama de Estados Gestão dos Beneficiários</w:t>
       </w:r>
       <w:r>
         <w:rPr>
@@ -1293,7 +1292,7 @@
         <w:rPr>
           <w:noProof/>
         </w:rPr>
-        <w:instrText xml:space="preserve"> PAGEREF _Toc215255764 \h </w:instrText>
+        <w:instrText xml:space="preserve"> PAGEREF _Toc218717417 \h </w:instrText>
       </w:r>
       <w:r>
         <w:rPr>
@@ -1310,7 +1309,7 @@
         <w:rPr>
           <w:noProof/>
         </w:rPr>
-        <w:t>22</w:t>
+        <w:t>24</w:t>
       </w:r>
       <w:r>
         <w:rPr>
@@ -1337,7 +1336,7 @@
         <w:rPr>
           <w:noProof/>
         </w:rPr>
-        <w:t>Figura 11 - Diagrama de Casos de Uso Gestão do Inventário</w:t>
+        <w:t>Figura 11 - Diagrama de Casos de Uso de Candidatura</w:t>
       </w:r>
       <w:r>
         <w:rPr>
@@ -1355,7 +1354,7 @@
         <w:rPr>
           <w:noProof/>
         </w:rPr>
-        <w:instrText xml:space="preserve"> PAGEREF _Toc215255765 \h </w:instrText>
+        <w:instrText xml:space="preserve"> PAGEREF _Toc218717418 \h </w:instrText>
       </w:r>
       <w:r>
         <w:rPr>
@@ -1372,7 +1371,7 @@
         <w:rPr>
           <w:noProof/>
         </w:rPr>
-        <w:t>23</w:t>
+        <w:t>25</w:t>
       </w:r>
       <w:r>
         <w:rPr>
@@ -1399,7 +1398,7 @@
         <w:rPr>
           <w:noProof/>
         </w:rPr>
-        <w:t>Figura 12 - Diagrama Entidade-Relação</w:t>
+        <w:t>Figura 12 - Diagrama de Casos de Uso de Pedidos de doação</w:t>
       </w:r>
       <w:r>
         <w:rPr>
@@ -1417,7 +1416,7 @@
         <w:rPr>
           <w:noProof/>
         </w:rPr>
-        <w:instrText xml:space="preserve"> PAGEREF _Toc215255766 \h </w:instrText>
+        <w:instrText xml:space="preserve"> PAGEREF _Toc218717419 \h </w:instrText>
       </w:r>
       <w:r>
         <w:rPr>
@@ -1434,7 +1433,7 @@
         <w:rPr>
           <w:noProof/>
         </w:rPr>
-        <w:t>25</w:t>
+        <w:t>26</w:t>
       </w:r>
       <w:r>
         <w:rPr>
@@ -1461,7 +1460,7 @@
         <w:rPr>
           <w:noProof/>
         </w:rPr>
-        <w:t>Figura 13- Diagrama de Classes</w:t>
+        <w:t>Figura 13 - Diagrama de Casos de Uso da entrega de bens</w:t>
       </w:r>
       <w:r>
         <w:rPr>
@@ -1479,7 +1478,7 @@
         <w:rPr>
           <w:noProof/>
         </w:rPr>
-        <w:instrText xml:space="preserve"> PAGEREF _Toc215255767 \h </w:instrText>
+        <w:instrText xml:space="preserve"> PAGEREF _Toc218717420 \h </w:instrText>
       </w:r>
       <w:r>
         <w:rPr>
@@ -1497,6 +1496,502 @@
           <w:noProof/>
         </w:rPr>
         <w:t>27</w:t>
+      </w:r>
+      <w:r>
+        <w:rPr>
+          <w:noProof/>
+        </w:rPr>
+        <w:fldChar w:fldCharType="end"/>
+      </w:r>
+    </w:p>
+    <w:p>
+      <w:pPr>
+        <w:pStyle w:val="ndicedeilustraes"/>
+        <w:tabs>
+          <w:tab w:val="right" w:leader="dot" w:pos="8777"/>
+        </w:tabs>
+        <w:rPr>
+          <w:noProof/>
+          <w:kern w:val="2"/>
+          <w:sz w:val="24"/>
+          <w:szCs w:val="24"/>
+          <w14:ligatures w14:val="standardContextual"/>
+        </w:rPr>
+      </w:pPr>
+      <w:r>
+        <w:rPr>
+          <w:noProof/>
+        </w:rPr>
+        <w:t>Figura 14 - Diagrama de Casos de Uso de Candidatura</w:t>
+      </w:r>
+      <w:r>
+        <w:rPr>
+          <w:noProof/>
+        </w:rPr>
+        <w:tab/>
+      </w:r>
+      <w:r>
+        <w:rPr>
+          <w:noProof/>
+        </w:rPr>
+        <w:fldChar w:fldCharType="begin"/>
+      </w:r>
+      <w:r>
+        <w:rPr>
+          <w:noProof/>
+        </w:rPr>
+        <w:instrText xml:space="preserve"> PAGEREF _Toc218717421 \h </w:instrText>
+      </w:r>
+      <w:r>
+        <w:rPr>
+          <w:noProof/>
+        </w:rPr>
+      </w:r>
+      <w:r>
+        <w:rPr>
+          <w:noProof/>
+        </w:rPr>
+        <w:fldChar w:fldCharType="separate"/>
+      </w:r>
+      <w:r>
+        <w:rPr>
+          <w:noProof/>
+        </w:rPr>
+        <w:t>28</w:t>
+      </w:r>
+      <w:r>
+        <w:rPr>
+          <w:noProof/>
+        </w:rPr>
+        <w:fldChar w:fldCharType="end"/>
+      </w:r>
+    </w:p>
+    <w:p>
+      <w:pPr>
+        <w:pStyle w:val="ndicedeilustraes"/>
+        <w:tabs>
+          <w:tab w:val="right" w:leader="dot" w:pos="8777"/>
+        </w:tabs>
+        <w:rPr>
+          <w:noProof/>
+          <w:kern w:val="2"/>
+          <w:sz w:val="24"/>
+          <w:szCs w:val="24"/>
+          <w14:ligatures w14:val="standardContextual"/>
+        </w:rPr>
+      </w:pPr>
+      <w:r>
+        <w:rPr>
+          <w:noProof/>
+        </w:rPr>
+        <w:t>Figura 15 - Diagrama Entidade-Relação</w:t>
+      </w:r>
+      <w:r>
+        <w:rPr>
+          <w:noProof/>
+        </w:rPr>
+        <w:tab/>
+      </w:r>
+      <w:r>
+        <w:rPr>
+          <w:noProof/>
+        </w:rPr>
+        <w:fldChar w:fldCharType="begin"/>
+      </w:r>
+      <w:r>
+        <w:rPr>
+          <w:noProof/>
+        </w:rPr>
+        <w:instrText xml:space="preserve"> PAGEREF _Toc218717422 \h </w:instrText>
+      </w:r>
+      <w:r>
+        <w:rPr>
+          <w:noProof/>
+        </w:rPr>
+      </w:r>
+      <w:r>
+        <w:rPr>
+          <w:noProof/>
+        </w:rPr>
+        <w:fldChar w:fldCharType="separate"/>
+      </w:r>
+      <w:r>
+        <w:rPr>
+          <w:noProof/>
+        </w:rPr>
+        <w:t>29</w:t>
+      </w:r>
+      <w:r>
+        <w:rPr>
+          <w:noProof/>
+        </w:rPr>
+        <w:fldChar w:fldCharType="end"/>
+      </w:r>
+    </w:p>
+    <w:p>
+      <w:pPr>
+        <w:pStyle w:val="ndicedeilustraes"/>
+        <w:tabs>
+          <w:tab w:val="right" w:leader="dot" w:pos="8777"/>
+        </w:tabs>
+        <w:rPr>
+          <w:noProof/>
+          <w:kern w:val="2"/>
+          <w:sz w:val="24"/>
+          <w:szCs w:val="24"/>
+          <w14:ligatures w14:val="standardContextual"/>
+        </w:rPr>
+      </w:pPr>
+      <w:r>
+        <w:rPr>
+          <w:noProof/>
+        </w:rPr>
+        <w:t>Figura 14- Diagrama de Classes</w:t>
+      </w:r>
+      <w:r>
+        <w:rPr>
+          <w:noProof/>
+        </w:rPr>
+        <w:tab/>
+      </w:r>
+      <w:r>
+        <w:rPr>
+          <w:noProof/>
+        </w:rPr>
+        <w:fldChar w:fldCharType="begin"/>
+      </w:r>
+      <w:r>
+        <w:rPr>
+          <w:noProof/>
+        </w:rPr>
+        <w:instrText xml:space="preserve"> PAGEREF _Toc218717423 \h </w:instrText>
+      </w:r>
+      <w:r>
+        <w:rPr>
+          <w:noProof/>
+        </w:rPr>
+      </w:r>
+      <w:r>
+        <w:rPr>
+          <w:noProof/>
+        </w:rPr>
+        <w:fldChar w:fldCharType="separate"/>
+      </w:r>
+      <w:r>
+        <w:rPr>
+          <w:noProof/>
+        </w:rPr>
+        <w:t>31</w:t>
+      </w:r>
+      <w:r>
+        <w:rPr>
+          <w:noProof/>
+        </w:rPr>
+        <w:fldChar w:fldCharType="end"/>
+      </w:r>
+    </w:p>
+    <w:p>
+      <w:pPr>
+        <w:pStyle w:val="ndicedeilustraes"/>
+        <w:tabs>
+          <w:tab w:val="right" w:leader="dot" w:pos="8777"/>
+        </w:tabs>
+        <w:rPr>
+          <w:noProof/>
+          <w:kern w:val="2"/>
+          <w:sz w:val="24"/>
+          <w:szCs w:val="24"/>
+          <w14:ligatures w14:val="standardContextual"/>
+        </w:rPr>
+      </w:pPr>
+      <w:r>
+        <w:rPr>
+          <w:noProof/>
+        </w:rPr>
+        <w:t>Figura 14 - Mockup Página Principal</w:t>
+      </w:r>
+      <w:r>
+        <w:rPr>
+          <w:noProof/>
+        </w:rPr>
+        <w:tab/>
+      </w:r>
+      <w:r>
+        <w:rPr>
+          <w:noProof/>
+        </w:rPr>
+        <w:fldChar w:fldCharType="begin"/>
+      </w:r>
+      <w:r>
+        <w:rPr>
+          <w:noProof/>
+        </w:rPr>
+        <w:instrText xml:space="preserve"> PAGEREF _Toc218717424 \h </w:instrText>
+      </w:r>
+      <w:r>
+        <w:rPr>
+          <w:noProof/>
+        </w:rPr>
+      </w:r>
+      <w:r>
+        <w:rPr>
+          <w:noProof/>
+        </w:rPr>
+        <w:fldChar w:fldCharType="separate"/>
+      </w:r>
+      <w:r>
+        <w:rPr>
+          <w:noProof/>
+        </w:rPr>
+        <w:t>33</w:t>
+      </w:r>
+      <w:r>
+        <w:rPr>
+          <w:noProof/>
+        </w:rPr>
+        <w:fldChar w:fldCharType="end"/>
+      </w:r>
+    </w:p>
+    <w:p>
+      <w:pPr>
+        <w:pStyle w:val="ndicedeilustraes"/>
+        <w:tabs>
+          <w:tab w:val="right" w:leader="dot" w:pos="8777"/>
+        </w:tabs>
+        <w:rPr>
+          <w:noProof/>
+          <w:kern w:val="2"/>
+          <w:sz w:val="24"/>
+          <w:szCs w:val="24"/>
+          <w14:ligatures w14:val="standardContextual"/>
+        </w:rPr>
+      </w:pPr>
+      <w:r>
+        <w:rPr>
+          <w:noProof/>
+        </w:rPr>
+        <w:t>Figura 15 – Mockup da Criação da Candidatura</w:t>
+      </w:r>
+      <w:r>
+        <w:rPr>
+          <w:noProof/>
+        </w:rPr>
+        <w:tab/>
+      </w:r>
+      <w:r>
+        <w:rPr>
+          <w:noProof/>
+        </w:rPr>
+        <w:fldChar w:fldCharType="begin"/>
+      </w:r>
+      <w:r>
+        <w:rPr>
+          <w:noProof/>
+        </w:rPr>
+        <w:instrText xml:space="preserve"> PAGEREF _Toc218717425 \h </w:instrText>
+      </w:r>
+      <w:r>
+        <w:rPr>
+          <w:noProof/>
+        </w:rPr>
+      </w:r>
+      <w:r>
+        <w:rPr>
+          <w:noProof/>
+        </w:rPr>
+        <w:fldChar w:fldCharType="separate"/>
+      </w:r>
+      <w:r>
+        <w:rPr>
+          <w:noProof/>
+        </w:rPr>
+        <w:t>34</w:t>
+      </w:r>
+      <w:r>
+        <w:rPr>
+          <w:noProof/>
+        </w:rPr>
+        <w:fldChar w:fldCharType="end"/>
+      </w:r>
+    </w:p>
+    <w:p>
+      <w:pPr>
+        <w:pStyle w:val="ndicedeilustraes"/>
+        <w:tabs>
+          <w:tab w:val="right" w:leader="dot" w:pos="8777"/>
+        </w:tabs>
+        <w:rPr>
+          <w:noProof/>
+          <w:kern w:val="2"/>
+          <w:sz w:val="24"/>
+          <w:szCs w:val="24"/>
+          <w14:ligatures w14:val="standardContextual"/>
+        </w:rPr>
+      </w:pPr>
+      <w:r>
+        <w:rPr>
+          <w:noProof/>
+        </w:rPr>
+        <w:t>Figura 16 - Diagrama Sequência da Criação de Candidatura</w:t>
+      </w:r>
+      <w:r>
+        <w:rPr>
+          <w:noProof/>
+        </w:rPr>
+        <w:tab/>
+      </w:r>
+      <w:r>
+        <w:rPr>
+          <w:noProof/>
+        </w:rPr>
+        <w:fldChar w:fldCharType="begin"/>
+      </w:r>
+      <w:r>
+        <w:rPr>
+          <w:noProof/>
+        </w:rPr>
+        <w:instrText xml:space="preserve"> PAGEREF _Toc218717426 \h </w:instrText>
+      </w:r>
+      <w:r>
+        <w:rPr>
+          <w:noProof/>
+        </w:rPr>
+      </w:r>
+      <w:r>
+        <w:rPr>
+          <w:noProof/>
+        </w:rPr>
+        <w:fldChar w:fldCharType="separate"/>
+      </w:r>
+      <w:r>
+        <w:rPr>
+          <w:noProof/>
+        </w:rPr>
+        <w:t>35</w:t>
+      </w:r>
+      <w:r>
+        <w:rPr>
+          <w:noProof/>
+        </w:rPr>
+        <w:fldChar w:fldCharType="end"/>
+      </w:r>
+    </w:p>
+    <w:p>
+      <w:pPr>
+        <w:pStyle w:val="ndicedeilustraes"/>
+        <w:tabs>
+          <w:tab w:val="right" w:leader="dot" w:pos="8777"/>
+        </w:tabs>
+        <w:rPr>
+          <w:noProof/>
+          <w:kern w:val="2"/>
+          <w:sz w:val="24"/>
+          <w:szCs w:val="24"/>
+          <w14:ligatures w14:val="standardContextual"/>
+        </w:rPr>
+      </w:pPr>
+      <w:r>
+        <w:rPr>
+          <w:noProof/>
+        </w:rPr>
+        <w:t>Figura 17 – Diagrama de Sequência de Documentação</w:t>
+      </w:r>
+      <w:r>
+        <w:rPr>
+          <w:noProof/>
+        </w:rPr>
+        <w:tab/>
+      </w:r>
+      <w:r>
+        <w:rPr>
+          <w:noProof/>
+        </w:rPr>
+        <w:fldChar w:fldCharType="begin"/>
+      </w:r>
+      <w:r>
+        <w:rPr>
+          <w:noProof/>
+        </w:rPr>
+        <w:instrText xml:space="preserve"> PAGEREF _Toc218717427 \h </w:instrText>
+      </w:r>
+      <w:r>
+        <w:rPr>
+          <w:noProof/>
+        </w:rPr>
+      </w:r>
+      <w:r>
+        <w:rPr>
+          <w:noProof/>
+        </w:rPr>
+        <w:fldChar w:fldCharType="separate"/>
+      </w:r>
+      <w:r>
+        <w:rPr>
+          <w:noProof/>
+        </w:rPr>
+        <w:t>36</w:t>
+      </w:r>
+      <w:r>
+        <w:rPr>
+          <w:noProof/>
+        </w:rPr>
+        <w:fldChar w:fldCharType="end"/>
+      </w:r>
+    </w:p>
+    <w:p>
+      <w:pPr>
+        <w:pStyle w:val="ndicedeilustraes"/>
+        <w:tabs>
+          <w:tab w:val="right" w:leader="dot" w:pos="8777"/>
+        </w:tabs>
+        <w:rPr>
+          <w:noProof/>
+          <w:kern w:val="2"/>
+          <w:sz w:val="24"/>
+          <w:szCs w:val="24"/>
+          <w14:ligatures w14:val="standardContextual"/>
+        </w:rPr>
+      </w:pPr>
+      <w:r>
+        <w:rPr>
+          <w:noProof/>
+        </w:rPr>
+        <w:t>Figura 18 - Diagrama Sequência de Estado da Candidatura</w:t>
+      </w:r>
+      <w:r>
+        <w:rPr>
+          <w:noProof/>
+        </w:rPr>
+        <w:tab/>
+      </w:r>
+      <w:r>
+        <w:rPr>
+          <w:noProof/>
+        </w:rPr>
+        <w:fldChar w:fldCharType="begin"/>
+      </w:r>
+      <w:r>
+        <w:rPr>
+          <w:noProof/>
+        </w:rPr>
+        <w:instrText xml:space="preserve"> PAGEREF _Toc218717428 \h </w:instrText>
+      </w:r>
+      <w:r>
+        <w:rPr>
+          <w:noProof/>
+        </w:rPr>
+      </w:r>
+      <w:r>
+        <w:rPr>
+          <w:noProof/>
+        </w:rPr>
+        <w:fldChar w:fldCharType="separate"/>
+      </w:r>
+      <w:r>
+        <w:rPr>
+          <w:noProof/>
+        </w:rPr>
+        <w:t>37</w:t>
       </w:r>
       <w:r>
         <w:rPr>
@@ -1533,6 +2028,7 @@
           <w:rFonts w:ascii="Arial" w:hAnsi="Arial" w:cs="Arial"/>
           <w:b/>
         </w:rPr>
+        <w:lastRenderedPageBreak/>
         <w:br w:type="page"/>
       </w:r>
     </w:p>
@@ -1594,7 +2090,7 @@
             </w:rPr>
             <w:fldChar w:fldCharType="separate"/>
           </w:r>
-          <w:hyperlink w:anchor="_Toc215255720" w:history="1">
+          <w:hyperlink w:anchor="_Toc218717429" w:history="1">
             <w:r>
               <w:rPr>
                 <w:rStyle w:val="Hiperligao"/>
@@ -1638,7 +2134,7 @@
                 <w:noProof/>
                 <w:webHidden/>
               </w:rPr>
-              <w:instrText xml:space="preserve"> PAGEREF _Toc215255720 \h </w:instrText>
+              <w:instrText xml:space="preserve"> PAGEREF _Toc218717429 \h </w:instrText>
             </w:r>
             <w:r>
               <w:rPr>
@@ -1658,7 +2154,7 @@
                 <w:noProof/>
                 <w:webHidden/>
               </w:rPr>
-              <w:t>5</w:t>
+              <w:t>6</w:t>
             </w:r>
             <w:r>
               <w:rPr>
@@ -1680,7 +2176,7 @@
               <w14:ligatures w14:val="standardContextual"/>
             </w:rPr>
           </w:pPr>
-          <w:hyperlink w:anchor="_Toc215255721" w:history="1">
+          <w:hyperlink w:anchor="_Toc218717430" w:history="1">
             <w:r>
               <w:rPr>
                 <w:rStyle w:val="Hiperligao"/>
@@ -1724,7 +2220,7 @@
                 <w:noProof/>
                 <w:webHidden/>
               </w:rPr>
-              <w:instrText xml:space="preserve"> PAGEREF _Toc215255721 \h </w:instrText>
+              <w:instrText xml:space="preserve"> PAGEREF _Toc218717430 \h </w:instrText>
             </w:r>
             <w:r>
               <w:rPr>
@@ -1744,7 +2240,7 @@
                 <w:noProof/>
                 <w:webHidden/>
               </w:rPr>
-              <w:t>6</w:t>
+              <w:t>7</w:t>
             </w:r>
             <w:r>
               <w:rPr>
@@ -1766,7 +2262,7 @@
               <w14:ligatures w14:val="standardContextual"/>
             </w:rPr>
           </w:pPr>
-          <w:hyperlink w:anchor="_Toc215255722" w:history="1">
+          <w:hyperlink w:anchor="_Toc218717431" w:history="1">
             <w:r>
               <w:rPr>
                 <w:rStyle w:val="Hiperligao"/>
@@ -1810,7 +2306,7 @@
                 <w:noProof/>
                 <w:webHidden/>
               </w:rPr>
-              <w:instrText xml:space="preserve"> PAGEREF _Toc215255722 \h </w:instrText>
+              <w:instrText xml:space="preserve"> PAGEREF _Toc218717431 \h </w:instrText>
             </w:r>
             <w:r>
               <w:rPr>
@@ -1830,7 +2326,7 @@
                 <w:noProof/>
                 <w:webHidden/>
               </w:rPr>
-              <w:t>6</w:t>
+              <w:t>7</w:t>
             </w:r>
             <w:r>
               <w:rPr>
@@ -1852,7 +2348,7 @@
               <w14:ligatures w14:val="standardContextual"/>
             </w:rPr>
           </w:pPr>
-          <w:hyperlink w:anchor="_Toc215255723" w:history="1">
+          <w:hyperlink w:anchor="_Toc218717432" w:history="1">
             <w:r>
               <w:rPr>
                 <w:rStyle w:val="Hiperligao"/>
@@ -1896,7 +2392,7 @@
                 <w:noProof/>
                 <w:webHidden/>
               </w:rPr>
-              <w:instrText xml:space="preserve"> PAGEREF _Toc215255723 \h </w:instrText>
+              <w:instrText xml:space="preserve"> PAGEREF _Toc218717432 \h </w:instrText>
             </w:r>
             <w:r>
               <w:rPr>
@@ -1916,7 +2412,7 @@
                 <w:noProof/>
                 <w:webHidden/>
               </w:rPr>
-              <w:t>7</w:t>
+              <w:t>8</w:t>
             </w:r>
             <w:r>
               <w:rPr>
@@ -1938,7 +2434,7 @@
               <w14:ligatures w14:val="standardContextual"/>
             </w:rPr>
           </w:pPr>
-          <w:hyperlink w:anchor="_Toc215255724" w:history="1">
+          <w:hyperlink w:anchor="_Toc218717433" w:history="1">
             <w:r>
               <w:rPr>
                 <w:rStyle w:val="Hiperligao"/>
@@ -1982,7 +2478,7 @@
                 <w:noProof/>
                 <w:webHidden/>
               </w:rPr>
-              <w:instrText xml:space="preserve"> PAGEREF _Toc215255724 \h </w:instrText>
+              <w:instrText xml:space="preserve"> PAGEREF _Toc218717433 \h </w:instrText>
             </w:r>
             <w:r>
               <w:rPr>
@@ -2002,7 +2498,7 @@
                 <w:noProof/>
                 <w:webHidden/>
               </w:rPr>
-              <w:t>7</w:t>
+              <w:t>8</w:t>
             </w:r>
             <w:r>
               <w:rPr>
@@ -2024,7 +2520,7 @@
               <w14:ligatures w14:val="standardContextual"/>
             </w:rPr>
           </w:pPr>
-          <w:hyperlink w:anchor="_Toc215255725" w:history="1">
+          <w:hyperlink w:anchor="_Toc218717434" w:history="1">
             <w:r>
               <w:rPr>
                 <w:rStyle w:val="Hiperligao"/>
@@ -2068,7 +2564,7 @@
                 <w:noProof/>
                 <w:webHidden/>
               </w:rPr>
-              <w:instrText xml:space="preserve"> PAGEREF _Toc215255725 \h </w:instrText>
+              <w:instrText xml:space="preserve"> PAGEREF _Toc218717434 \h </w:instrText>
             </w:r>
             <w:r>
               <w:rPr>
@@ -2088,7 +2584,7 @@
                 <w:noProof/>
                 <w:webHidden/>
               </w:rPr>
-              <w:t>8</w:t>
+              <w:t>9</w:t>
             </w:r>
             <w:r>
               <w:rPr>
@@ -2110,7 +2606,7 @@
               <w14:ligatures w14:val="standardContextual"/>
             </w:rPr>
           </w:pPr>
-          <w:hyperlink w:anchor="_Toc215255726" w:history="1">
+          <w:hyperlink w:anchor="_Toc218717435" w:history="1">
             <w:r>
               <w:rPr>
                 <w:rStyle w:val="Hiperligao"/>
@@ -2154,7 +2650,7 @@
                 <w:noProof/>
                 <w:webHidden/>
               </w:rPr>
-              <w:instrText xml:space="preserve"> PAGEREF _Toc215255726 \h </w:instrText>
+              <w:instrText xml:space="preserve"> PAGEREF _Toc218717435 \h </w:instrText>
             </w:r>
             <w:r>
               <w:rPr>
@@ -2174,7 +2670,7 @@
                 <w:noProof/>
                 <w:webHidden/>
               </w:rPr>
-              <w:t>9</w:t>
+              <w:t>10</w:t>
             </w:r>
             <w:r>
               <w:rPr>
@@ -2196,7 +2692,7 @@
               <w14:ligatures w14:val="standardContextual"/>
             </w:rPr>
           </w:pPr>
-          <w:hyperlink w:anchor="_Toc215255727" w:history="1">
+          <w:hyperlink w:anchor="_Toc218717436" w:history="1">
             <w:r>
               <w:rPr>
                 <w:rStyle w:val="Hiperligao"/>
@@ -2240,7 +2736,7 @@
                 <w:noProof/>
                 <w:webHidden/>
               </w:rPr>
-              <w:instrText xml:space="preserve"> PAGEREF _Toc215255727 \h </w:instrText>
+              <w:instrText xml:space="preserve"> PAGEREF _Toc218717436 \h </w:instrText>
             </w:r>
             <w:r>
               <w:rPr>
@@ -2260,7 +2756,7 @@
                 <w:noProof/>
                 <w:webHidden/>
               </w:rPr>
-              <w:t>10</w:t>
+              <w:t>11</w:t>
             </w:r>
             <w:r>
               <w:rPr>
@@ -2282,7 +2778,7 @@
               <w14:ligatures w14:val="standardContextual"/>
             </w:rPr>
           </w:pPr>
-          <w:hyperlink w:anchor="_Toc215255728" w:history="1">
+          <w:hyperlink w:anchor="_Toc218717437" w:history="1">
             <w:r>
               <w:rPr>
                 <w:rStyle w:val="Hiperligao"/>
@@ -2305,7 +2801,7 @@
                 <w:rStyle w:val="Hiperligao"/>
                 <w:noProof/>
               </w:rPr>
-              <w:t>Pedir Apoio</w:t>
+              <w:t>Criar candidatura</w:t>
             </w:r>
             <w:r>
               <w:rPr>
@@ -2326,7 +2822,7 @@
                 <w:noProof/>
                 <w:webHidden/>
               </w:rPr>
-              <w:instrText xml:space="preserve"> PAGEREF _Toc215255728 \h </w:instrText>
+              <w:instrText xml:space="preserve"> PAGEREF _Toc218717437 \h </w:instrText>
             </w:r>
             <w:r>
               <w:rPr>
@@ -2346,7 +2842,7 @@
                 <w:noProof/>
                 <w:webHidden/>
               </w:rPr>
-              <w:t>10</w:t>
+              <w:t>11</w:t>
             </w:r>
             <w:r>
               <w:rPr>
@@ -2368,7 +2864,7 @@
               <w14:ligatures w14:val="standardContextual"/>
             </w:rPr>
           </w:pPr>
-          <w:hyperlink w:anchor="_Toc215255729" w:history="1">
+          <w:hyperlink w:anchor="_Toc218717438" w:history="1">
             <w:r>
               <w:rPr>
                 <w:rStyle w:val="Hiperligao"/>
@@ -2391,7 +2887,7 @@
                 <w:rStyle w:val="Hiperligao"/>
                 <w:noProof/>
               </w:rPr>
-              <w:t>Gestão de Inventário</w:t>
+              <w:t>Pedido de bens</w:t>
             </w:r>
             <w:r>
               <w:rPr>
@@ -2412,7 +2908,7 @@
                 <w:noProof/>
                 <w:webHidden/>
               </w:rPr>
-              <w:instrText xml:space="preserve"> PAGEREF _Toc215255729 \h </w:instrText>
+              <w:instrText xml:space="preserve"> PAGEREF _Toc218717438 \h </w:instrText>
             </w:r>
             <w:r>
               <w:rPr>
@@ -2432,7 +2928,7 @@
                 <w:noProof/>
                 <w:webHidden/>
               </w:rPr>
-              <w:t>11</w:t>
+              <w:t>12</w:t>
             </w:r>
             <w:r>
               <w:rPr>
@@ -2454,7 +2950,7 @@
               <w14:ligatures w14:val="standardContextual"/>
             </w:rPr>
           </w:pPr>
-          <w:hyperlink w:anchor="_Toc215255730" w:history="1">
+          <w:hyperlink w:anchor="_Toc218717439" w:history="1">
             <w:r>
               <w:rPr>
                 <w:rStyle w:val="Hiperligao"/>
@@ -2477,7 +2973,7 @@
                 <w:rStyle w:val="Hiperligao"/>
                 <w:noProof/>
               </w:rPr>
-              <w:t>Agendamento de Entregas</w:t>
+              <w:t>Gestão de Inventário</w:t>
             </w:r>
             <w:r>
               <w:rPr>
@@ -2498,7 +2994,7 @@
                 <w:noProof/>
                 <w:webHidden/>
               </w:rPr>
-              <w:instrText xml:space="preserve"> PAGEREF _Toc215255730 \h </w:instrText>
+              <w:instrText xml:space="preserve"> PAGEREF _Toc218717439 \h </w:instrText>
             </w:r>
             <w:r>
               <w:rPr>
@@ -2518,7 +3014,7 @@
                 <w:noProof/>
                 <w:webHidden/>
               </w:rPr>
-              <w:t>12</w:t>
+              <w:t>13</w:t>
             </w:r>
             <w:r>
               <w:rPr>
@@ -2540,7 +3036,7 @@
               <w14:ligatures w14:val="standardContextual"/>
             </w:rPr>
           </w:pPr>
-          <w:hyperlink w:anchor="_Toc215255731" w:history="1">
+          <w:hyperlink w:anchor="_Toc218717440" w:history="1">
             <w:r>
               <w:rPr>
                 <w:rStyle w:val="Hiperligao"/>
@@ -2563,7 +3059,7 @@
                 <w:rStyle w:val="Hiperligao"/>
                 <w:noProof/>
               </w:rPr>
-              <w:t>Gestão de Benificiários</w:t>
+              <w:t>Agendamento de Entregas</w:t>
             </w:r>
             <w:r>
               <w:rPr>
@@ -2584,7 +3080,7 @@
                 <w:noProof/>
                 <w:webHidden/>
               </w:rPr>
-              <w:instrText xml:space="preserve"> PAGEREF _Toc215255731 \h </w:instrText>
+              <w:instrText xml:space="preserve"> PAGEREF _Toc218717440 \h </w:instrText>
             </w:r>
             <w:r>
               <w:rPr>
@@ -2604,7 +3100,93 @@
                 <w:noProof/>
                 <w:webHidden/>
               </w:rPr>
-              <w:t>13</w:t>
+              <w:t>15</w:t>
+            </w:r>
+            <w:r>
+              <w:rPr>
+                <w:noProof/>
+                <w:webHidden/>
+              </w:rPr>
+              <w:fldChar w:fldCharType="end"/>
+            </w:r>
+          </w:hyperlink>
+        </w:p>
+        <w:p>
+          <w:pPr>
+            <w:pStyle w:val="ndice2"/>
+            <w:rPr>
+              <w:noProof/>
+              <w:kern w:val="2"/>
+              <w:sz w:val="24"/>
+              <w:szCs w:val="24"/>
+              <w14:ligatures w14:val="standardContextual"/>
+            </w:rPr>
+          </w:pPr>
+          <w:hyperlink w:anchor="_Toc218717441" w:history="1">
+            <w:r>
+              <w:rPr>
+                <w:rStyle w:val="Hiperligao"/>
+                <w:noProof/>
+              </w:rPr>
+              <w:t>5.5.</w:t>
+            </w:r>
+            <w:r>
+              <w:rPr>
+                <w:noProof/>
+                <w:kern w:val="2"/>
+                <w:sz w:val="24"/>
+                <w:szCs w:val="24"/>
+                <w14:ligatures w14:val="standardContextual"/>
+              </w:rPr>
+              <w:tab/>
+            </w:r>
+            <w:r>
+              <w:rPr>
+                <w:rStyle w:val="Hiperligao"/>
+                <w:noProof/>
+              </w:rPr>
+              <w:t>Gestão de Beneficiários</w:t>
+            </w:r>
+            <w:r>
+              <w:rPr>
+                <w:noProof/>
+                <w:webHidden/>
+              </w:rPr>
+              <w:tab/>
+            </w:r>
+            <w:r>
+              <w:rPr>
+                <w:noProof/>
+                <w:webHidden/>
+              </w:rPr>
+              <w:fldChar w:fldCharType="begin"/>
+            </w:r>
+            <w:r>
+              <w:rPr>
+                <w:noProof/>
+                <w:webHidden/>
+              </w:rPr>
+              <w:instrText xml:space="preserve"> PAGEREF _Toc218717441 \h </w:instrText>
+            </w:r>
+            <w:r>
+              <w:rPr>
+                <w:noProof/>
+                <w:webHidden/>
+              </w:rPr>
+            </w:r>
+            <w:r>
+              <w:rPr>
+                <w:noProof/>
+                <w:webHidden/>
+              </w:rPr>
+              <w:fldChar w:fldCharType="separate"/>
+            </w:r>
+            <w:r>
+              <w:rPr>
+                <w:noProof/>
+                <w:webHidden/>
+              </w:rPr>
+              <w:t>16</w:t>
             </w:r>
             <w:r>
               <w:rPr>
@@ -2626,7 +3208,7 @@
               <w14:ligatures w14:val="standardContextual"/>
             </w:rPr>
           </w:pPr>
-          <w:hyperlink w:anchor="_Toc215255732" w:history="1">
+          <w:hyperlink w:anchor="_Toc218717442" w:history="1">
             <w:r>
               <w:rPr>
                 <w:rStyle w:val="Hiperligao"/>
@@ -2670,7 +3252,7 @@
                 <w:noProof/>
                 <w:webHidden/>
               </w:rPr>
-              <w:instrText xml:space="preserve"> PAGEREF _Toc215255732 \h </w:instrText>
+              <w:instrText xml:space="preserve"> PAGEREF _Toc218717442 \h </w:instrText>
             </w:r>
             <w:r>
               <w:rPr>
@@ -2690,7 +3272,7 @@
                 <w:noProof/>
                 <w:webHidden/>
               </w:rPr>
-              <w:t>14</w:t>
+              <w:t>17</w:t>
             </w:r>
             <w:r>
               <w:rPr>
@@ -2712,7 +3294,7 @@
               <w14:ligatures w14:val="standardContextual"/>
             </w:rPr>
           </w:pPr>
-          <w:hyperlink w:anchor="_Toc215255733" w:history="1">
+          <w:hyperlink w:anchor="_Toc218717443" w:history="1">
             <w:r>
               <w:rPr>
                 <w:rStyle w:val="Hiperligao"/>
@@ -2756,7 +3338,7 @@
                 <w:noProof/>
                 <w:webHidden/>
               </w:rPr>
-              <w:instrText xml:space="preserve"> PAGEREF _Toc215255733 \h </w:instrText>
+              <w:instrText xml:space="preserve"> PAGEREF _Toc218717443 \h </w:instrText>
             </w:r>
             <w:r>
               <w:rPr>
@@ -2776,7 +3358,7 @@
                 <w:noProof/>
                 <w:webHidden/>
               </w:rPr>
-              <w:t>14</w:t>
+              <w:t>17</w:t>
             </w:r>
             <w:r>
               <w:rPr>
@@ -2798,7 +3380,7 @@
               <w14:ligatures w14:val="standardContextual"/>
             </w:rPr>
           </w:pPr>
-          <w:hyperlink w:anchor="_Toc215255734" w:history="1">
+          <w:hyperlink w:anchor="_Toc218717444" w:history="1">
             <w:r>
               <w:rPr>
                 <w:rStyle w:val="Hiperligao"/>
@@ -2842,7 +3424,7 @@
                 <w:noProof/>
                 <w:webHidden/>
               </w:rPr>
-              <w:instrText xml:space="preserve"> PAGEREF _Toc215255734 \h </w:instrText>
+              <w:instrText xml:space="preserve"> PAGEREF _Toc218717444 \h </w:instrText>
             </w:r>
             <w:r>
               <w:rPr>
@@ -2862,7 +3444,7 @@
                 <w:noProof/>
                 <w:webHidden/>
               </w:rPr>
-              <w:t>14</w:t>
+              <w:t>17</w:t>
             </w:r>
             <w:r>
               <w:rPr>
@@ -2884,7 +3466,7 @@
               <w14:ligatures w14:val="standardContextual"/>
             </w:rPr>
           </w:pPr>
-          <w:hyperlink w:anchor="_Toc215255735" w:history="1">
+          <w:hyperlink w:anchor="_Toc218717445" w:history="1">
             <w:r>
               <w:rPr>
                 <w:rStyle w:val="Hiperligao"/>
@@ -2928,7 +3510,7 @@
                 <w:noProof/>
                 <w:webHidden/>
               </w:rPr>
-              <w:instrText xml:space="preserve"> PAGEREF _Toc215255735 \h </w:instrText>
+              <w:instrText xml:space="preserve"> PAGEREF _Toc218717445 \h </w:instrText>
             </w:r>
             <w:r>
               <w:rPr>
@@ -2948,7 +3530,7 @@
                 <w:noProof/>
                 <w:webHidden/>
               </w:rPr>
-              <w:t>15</w:t>
+              <w:t>18</w:t>
             </w:r>
             <w:r>
               <w:rPr>
@@ -2970,7 +3552,7 @@
               <w14:ligatures w14:val="standardContextual"/>
             </w:rPr>
           </w:pPr>
-          <w:hyperlink w:anchor="_Toc215255736" w:history="1">
+          <w:hyperlink w:anchor="_Toc218717446" w:history="1">
             <w:r>
               <w:rPr>
                 <w:rStyle w:val="Hiperligao"/>
@@ -3014,7 +3596,7 @@
                 <w:noProof/>
                 <w:webHidden/>
               </w:rPr>
-              <w:instrText xml:space="preserve"> PAGEREF _Toc215255736 \h </w:instrText>
+              <w:instrText xml:space="preserve"> PAGEREF _Toc218717446 \h </w:instrText>
             </w:r>
             <w:r>
               <w:rPr>
@@ -3034,7 +3616,7 @@
                 <w:noProof/>
                 <w:webHidden/>
               </w:rPr>
-              <w:t>15</w:t>
+              <w:t>18</w:t>
             </w:r>
             <w:r>
               <w:rPr>
@@ -3056,7 +3638,7 @@
               <w14:ligatures w14:val="standardContextual"/>
             </w:rPr>
           </w:pPr>
-          <w:hyperlink w:anchor="_Toc215255737" w:history="1">
+          <w:hyperlink w:anchor="_Toc218717447" w:history="1">
             <w:r>
               <w:rPr>
                 <w:rStyle w:val="Hiperligao"/>
@@ -3100,7 +3682,7 @@
                 <w:noProof/>
                 <w:webHidden/>
               </w:rPr>
-              <w:instrText xml:space="preserve"> PAGEREF _Toc215255737 \h </w:instrText>
+              <w:instrText xml:space="preserve"> PAGEREF _Toc218717447 \h </w:instrText>
             </w:r>
             <w:r>
               <w:rPr>
@@ -3120,7 +3702,7 @@
                 <w:noProof/>
                 <w:webHidden/>
               </w:rPr>
-              <w:t>16</w:t>
+              <w:t>19</w:t>
             </w:r>
             <w:r>
               <w:rPr>
@@ -3142,7 +3724,7 @@
               <w14:ligatures w14:val="standardContextual"/>
             </w:rPr>
           </w:pPr>
-          <w:hyperlink w:anchor="_Toc215255738" w:history="1">
+          <w:hyperlink w:anchor="_Toc218717448" w:history="1">
             <w:r>
               <w:rPr>
                 <w:rStyle w:val="Hiperligao"/>
@@ -3186,7 +3768,7 @@
                 <w:noProof/>
                 <w:webHidden/>
               </w:rPr>
-              <w:instrText xml:space="preserve"> PAGEREF _Toc215255738 \h </w:instrText>
+              <w:instrText xml:space="preserve"> PAGEREF _Toc218717448 \h </w:instrText>
             </w:r>
             <w:r>
               <w:rPr>
@@ -3206,7 +3788,7 @@
                 <w:noProof/>
                 <w:webHidden/>
               </w:rPr>
-              <w:t>16</w:t>
+              <w:t>19</w:t>
             </w:r>
             <w:r>
               <w:rPr>
@@ -3228,7 +3810,7 @@
               <w14:ligatures w14:val="standardContextual"/>
             </w:rPr>
           </w:pPr>
-          <w:hyperlink w:anchor="_Toc215255739" w:history="1">
+          <w:hyperlink w:anchor="_Toc218717449" w:history="1">
             <w:r>
               <w:rPr>
                 <w:rStyle w:val="Hiperligao"/>
@@ -3272,7 +3854,7 @@
                 <w:noProof/>
                 <w:webHidden/>
               </w:rPr>
-              <w:instrText xml:space="preserve"> PAGEREF _Toc215255739 \h </w:instrText>
+              <w:instrText xml:space="preserve"> PAGEREF _Toc218717449 \h </w:instrText>
             </w:r>
             <w:r>
               <w:rPr>
@@ -3292,7 +3874,7 @@
                 <w:noProof/>
                 <w:webHidden/>
               </w:rPr>
-              <w:t>17</w:t>
+              <w:t>20</w:t>
             </w:r>
             <w:r>
               <w:rPr>
@@ -3314,7 +3896,7 @@
               <w14:ligatures w14:val="standardContextual"/>
             </w:rPr>
           </w:pPr>
-          <w:hyperlink w:anchor="_Toc215255740" w:history="1">
+          <w:hyperlink w:anchor="_Toc218717450" w:history="1">
             <w:r>
               <w:rPr>
                 <w:rStyle w:val="Hiperligao"/>
@@ -3358,7 +3940,7 @@
                 <w:noProof/>
                 <w:webHidden/>
               </w:rPr>
-              <w:instrText xml:space="preserve"> PAGEREF _Toc215255740 \h </w:instrText>
+              <w:instrText xml:space="preserve"> PAGEREF _Toc218717450 \h </w:instrText>
             </w:r>
             <w:r>
               <w:rPr>
@@ -3378,7 +3960,7 @@
                 <w:noProof/>
                 <w:webHidden/>
               </w:rPr>
-              <w:t>18</w:t>
+              <w:t>21</w:t>
             </w:r>
             <w:r>
               <w:rPr>
@@ -3400,7 +3982,7 @@
               <w14:ligatures w14:val="standardContextual"/>
             </w:rPr>
           </w:pPr>
-          <w:hyperlink w:anchor="_Toc215255741" w:history="1">
+          <w:hyperlink w:anchor="_Toc218717451" w:history="1">
             <w:r>
               <w:rPr>
                 <w:rStyle w:val="Hiperligao"/>
@@ -3444,7 +4026,7 @@
                 <w:noProof/>
                 <w:webHidden/>
               </w:rPr>
-              <w:instrText xml:space="preserve"> PAGEREF _Toc215255741 \h </w:instrText>
+              <w:instrText xml:space="preserve"> PAGEREF _Toc218717451 \h </w:instrText>
             </w:r>
             <w:r>
               <w:rPr>
@@ -3464,7 +4046,7 @@
                 <w:noProof/>
                 <w:webHidden/>
               </w:rPr>
-              <w:t>18</w:t>
+              <w:t>21</w:t>
             </w:r>
             <w:r>
               <w:rPr>
@@ -3486,7 +4068,7 @@
               <w14:ligatures w14:val="standardContextual"/>
             </w:rPr>
           </w:pPr>
-          <w:hyperlink w:anchor="_Toc215255742" w:history="1">
+          <w:hyperlink w:anchor="_Toc218717452" w:history="1">
             <w:r>
               <w:rPr>
                 <w:rStyle w:val="Hiperligao"/>
@@ -3530,7 +4112,7 @@
                 <w:noProof/>
                 <w:webHidden/>
               </w:rPr>
-              <w:instrText xml:space="preserve"> PAGEREF _Toc215255742 \h </w:instrText>
+              <w:instrText xml:space="preserve"> PAGEREF _Toc218717452 \h </w:instrText>
             </w:r>
             <w:r>
               <w:rPr>
@@ -3550,7 +4132,7 @@
                 <w:noProof/>
                 <w:webHidden/>
               </w:rPr>
-              <w:t>19</w:t>
+              <w:t>22</w:t>
             </w:r>
             <w:r>
               <w:rPr>
@@ -3572,7 +4154,7 @@
               <w14:ligatures w14:val="standardContextual"/>
             </w:rPr>
           </w:pPr>
-          <w:hyperlink w:anchor="_Toc215255743" w:history="1">
+          <w:hyperlink w:anchor="_Toc218717453" w:history="1">
             <w:r>
               <w:rPr>
                 <w:rStyle w:val="Hiperligao"/>
@@ -3616,7 +4198,7 @@
                 <w:noProof/>
                 <w:webHidden/>
               </w:rPr>
-              <w:instrText xml:space="preserve"> PAGEREF _Toc215255743 \h </w:instrText>
+              <w:instrText xml:space="preserve"> PAGEREF _Toc218717453 \h </w:instrText>
             </w:r>
             <w:r>
               <w:rPr>
@@ -3636,7 +4218,7 @@
                 <w:noProof/>
                 <w:webHidden/>
               </w:rPr>
-              <w:t>20</w:t>
+              <w:t>23</w:t>
             </w:r>
             <w:r>
               <w:rPr>
@@ -3658,7 +4240,7 @@
               <w14:ligatures w14:val="standardContextual"/>
             </w:rPr>
           </w:pPr>
-          <w:hyperlink w:anchor="_Toc215255744" w:history="1">
+          <w:hyperlink w:anchor="_Toc218717454" w:history="1">
             <w:r>
               <w:rPr>
                 <w:rStyle w:val="Hiperligao"/>
@@ -3702,7 +4284,7 @@
                 <w:noProof/>
                 <w:webHidden/>
               </w:rPr>
-              <w:instrText xml:space="preserve"> PAGEREF _Toc215255744 \h </w:instrText>
+              <w:instrText xml:space="preserve"> PAGEREF _Toc218717454 \h </w:instrText>
             </w:r>
             <w:r>
               <w:rPr>
@@ -3722,7 +4304,7 @@
                 <w:noProof/>
                 <w:webHidden/>
               </w:rPr>
-              <w:t>21</w:t>
+              <w:t>24</w:t>
             </w:r>
             <w:r>
               <w:rPr>
@@ -3744,7 +4326,7 @@
               <w14:ligatures w14:val="standardContextual"/>
             </w:rPr>
           </w:pPr>
-          <w:hyperlink w:anchor="_Toc215255745" w:history="1">
+          <w:hyperlink w:anchor="_Toc218717455" w:history="1">
             <w:r>
               <w:rPr>
                 <w:rStyle w:val="Hiperligao"/>
@@ -3788,7 +4370,7 @@
                 <w:noProof/>
                 <w:webHidden/>
               </w:rPr>
-              <w:instrText xml:space="preserve"> PAGEREF _Toc215255745 \h </w:instrText>
+              <w:instrText xml:space="preserve"> PAGEREF _Toc218717455 \h </w:instrText>
             </w:r>
             <w:r>
               <w:rPr>
@@ -3808,7 +4390,7 @@
                 <w:noProof/>
                 <w:webHidden/>
               </w:rPr>
-              <w:t>22</w:t>
+              <w:t>25</w:t>
             </w:r>
             <w:r>
               <w:rPr>
@@ -3830,7 +4412,7 @@
               <w14:ligatures w14:val="standardContextual"/>
             </w:rPr>
           </w:pPr>
-          <w:hyperlink w:anchor="_Toc215255746" w:history="1">
+          <w:hyperlink w:anchor="_Toc218717456" w:history="1">
             <w:r>
               <w:rPr>
                 <w:rStyle w:val="Hiperligao"/>
@@ -3853,7 +4435,7 @@
                 <w:rStyle w:val="Hiperligao"/>
                 <w:noProof/>
               </w:rPr>
-              <w:t>Pedir Apoio</w:t>
+              <w:t>Candidatura a beneficiário</w:t>
             </w:r>
             <w:r>
               <w:rPr>
@@ -3874,7 +4456,7 @@
                 <w:noProof/>
                 <w:webHidden/>
               </w:rPr>
-              <w:instrText xml:space="preserve"> PAGEREF _Toc215255746 \h </w:instrText>
+              <w:instrText xml:space="preserve"> PAGEREF _Toc218717456 \h </w:instrText>
             </w:r>
             <w:r>
               <w:rPr>
@@ -3894,7 +4476,7 @@
                 <w:noProof/>
                 <w:webHidden/>
               </w:rPr>
-              <w:t>22</w:t>
+              <w:t>25</w:t>
             </w:r>
             <w:r>
               <w:rPr>
@@ -3916,7 +4498,7 @@
               <w14:ligatures w14:val="standardContextual"/>
             </w:rPr>
           </w:pPr>
-          <w:hyperlink w:anchor="_Toc215255747" w:history="1">
+          <w:hyperlink w:anchor="_Toc218717457" w:history="1">
             <w:r>
               <w:rPr>
                 <w:rStyle w:val="Hiperligao"/>
@@ -3939,7 +4521,7 @@
                 <w:rStyle w:val="Hiperligao"/>
                 <w:noProof/>
               </w:rPr>
-              <w:t>Registo da doação</w:t>
+              <w:t>Pedido de Doação</w:t>
             </w:r>
             <w:r>
               <w:rPr>
@@ -3960,7 +4542,7 @@
                 <w:noProof/>
                 <w:webHidden/>
               </w:rPr>
-              <w:instrText xml:space="preserve"> PAGEREF _Toc215255747 \h </w:instrText>
+              <w:instrText xml:space="preserve"> PAGEREF _Toc218717457 \h </w:instrText>
             </w:r>
             <w:r>
               <w:rPr>
@@ -3980,7 +4562,7 @@
                 <w:noProof/>
                 <w:webHidden/>
               </w:rPr>
-              <w:t>23</w:t>
+              <w:t>26</w:t>
             </w:r>
             <w:r>
               <w:rPr>
@@ -4002,7 +4584,7 @@
               <w14:ligatures w14:val="standardContextual"/>
             </w:rPr>
           </w:pPr>
-          <w:hyperlink w:anchor="_Toc215255748" w:history="1">
+          <w:hyperlink w:anchor="_Toc218717458" w:history="1">
             <w:r>
               <w:rPr>
                 <w:rStyle w:val="Hiperligao"/>
@@ -4046,7 +4628,7 @@
                 <w:noProof/>
                 <w:webHidden/>
               </w:rPr>
-              <w:instrText xml:space="preserve"> PAGEREF _Toc215255748 \h </w:instrText>
+              <w:instrText xml:space="preserve"> PAGEREF _Toc218717458 \h </w:instrText>
             </w:r>
             <w:r>
               <w:rPr>
@@ -4066,7 +4648,93 @@
                 <w:noProof/>
                 <w:webHidden/>
               </w:rPr>
-              <w:t>24</w:t>
+              <w:t>27</w:t>
+            </w:r>
+            <w:r>
+              <w:rPr>
+                <w:noProof/>
+                <w:webHidden/>
+              </w:rPr>
+              <w:fldChar w:fldCharType="end"/>
+            </w:r>
+          </w:hyperlink>
+        </w:p>
+        <w:p>
+          <w:pPr>
+            <w:pStyle w:val="ndice2"/>
+            <w:rPr>
+              <w:noProof/>
+              <w:kern w:val="2"/>
+              <w:sz w:val="24"/>
+              <w:szCs w:val="24"/>
+              <w14:ligatures w14:val="standardContextual"/>
+            </w:rPr>
+          </w:pPr>
+          <w:hyperlink w:anchor="_Toc218717459" w:history="1">
+            <w:r>
+              <w:rPr>
+                <w:rStyle w:val="Hiperligao"/>
+                <w:noProof/>
+              </w:rPr>
+              <w:t>9.4.</w:t>
+            </w:r>
+            <w:r>
+              <w:rPr>
+                <w:noProof/>
+                <w:kern w:val="2"/>
+                <w:sz w:val="24"/>
+                <w:szCs w:val="24"/>
+                <w14:ligatures w14:val="standardContextual"/>
+              </w:rPr>
+              <w:tab/>
+            </w:r>
+            <w:r>
+              <w:rPr>
+                <w:rStyle w:val="Hiperligao"/>
+                <w:noProof/>
+              </w:rPr>
+              <w:t>Gestão de beneficiários</w:t>
+            </w:r>
+            <w:r>
+              <w:rPr>
+                <w:noProof/>
+                <w:webHidden/>
+              </w:rPr>
+              <w:tab/>
+            </w:r>
+            <w:r>
+              <w:rPr>
+                <w:noProof/>
+                <w:webHidden/>
+              </w:rPr>
+              <w:fldChar w:fldCharType="begin"/>
+            </w:r>
+            <w:r>
+              <w:rPr>
+                <w:noProof/>
+                <w:webHidden/>
+              </w:rPr>
+              <w:instrText xml:space="preserve"> PAGEREF _Toc218717459 \h </w:instrText>
+            </w:r>
+            <w:r>
+              <w:rPr>
+                <w:noProof/>
+                <w:webHidden/>
+              </w:rPr>
+            </w:r>
+            <w:r>
+              <w:rPr>
+                <w:noProof/>
+                <w:webHidden/>
+              </w:rPr>
+              <w:fldChar w:fldCharType="separate"/>
+            </w:r>
+            <w:r>
+              <w:rPr>
+                <w:noProof/>
+                <w:webHidden/>
+              </w:rPr>
+              <w:t>28</w:t>
             </w:r>
             <w:r>
               <w:rPr>
@@ -4088,7 +4756,7 @@
               <w14:ligatures w14:val="standardContextual"/>
             </w:rPr>
           </w:pPr>
-          <w:hyperlink w:anchor="_Toc215255749" w:history="1">
+          <w:hyperlink w:anchor="_Toc218717460" w:history="1">
             <w:r>
               <w:rPr>
                 <w:rStyle w:val="Hiperligao"/>
@@ -4132,7 +4800,7 @@
                 <w:noProof/>
                 <w:webHidden/>
               </w:rPr>
-              <w:instrText xml:space="preserve"> PAGEREF _Toc215255749 \h </w:instrText>
+              <w:instrText xml:space="preserve"> PAGEREF _Toc218717460 \h </w:instrText>
             </w:r>
             <w:r>
               <w:rPr>
@@ -4152,7 +4820,7 @@
                 <w:noProof/>
                 <w:webHidden/>
               </w:rPr>
-              <w:t>25</w:t>
+              <w:t>29</w:t>
             </w:r>
             <w:r>
               <w:rPr>
@@ -4174,7 +4842,7 @@
               <w14:ligatures w14:val="standardContextual"/>
             </w:rPr>
           </w:pPr>
-          <w:hyperlink w:anchor="_Toc215255750" w:history="1">
+          <w:hyperlink w:anchor="_Toc218717461" w:history="1">
             <w:r>
               <w:rPr>
                 <w:rStyle w:val="Hiperligao"/>
@@ -4218,7 +4886,7 @@
                 <w:noProof/>
                 <w:webHidden/>
               </w:rPr>
-              <w:instrText xml:space="preserve"> PAGEREF _Toc215255750 \h </w:instrText>
+              <w:instrText xml:space="preserve"> PAGEREF _Toc218717461 \h </w:instrText>
             </w:r>
             <w:r>
               <w:rPr>
@@ -4238,7 +4906,7 @@
                 <w:noProof/>
                 <w:webHidden/>
               </w:rPr>
-              <w:t>25</w:t>
+              <w:t>29</w:t>
             </w:r>
             <w:r>
               <w:rPr>
@@ -4260,7 +4928,7 @@
               <w14:ligatures w14:val="standardContextual"/>
             </w:rPr>
           </w:pPr>
-          <w:hyperlink w:anchor="_Toc215255751" w:history="1">
+          <w:hyperlink w:anchor="_Toc218717462" w:history="1">
             <w:r>
               <w:rPr>
                 <w:rStyle w:val="Hiperligao"/>
@@ -4304,7 +4972,7 @@
                 <w:noProof/>
                 <w:webHidden/>
               </w:rPr>
-              <w:instrText xml:space="preserve"> PAGEREF _Toc215255751 \h </w:instrText>
+              <w:instrText xml:space="preserve"> PAGEREF _Toc218717462 \h </w:instrText>
             </w:r>
             <w:r>
               <w:rPr>
@@ -4324,7 +4992,7 @@
                 <w:noProof/>
                 <w:webHidden/>
               </w:rPr>
-              <w:t>26</w:t>
+              <w:t>30</w:t>
             </w:r>
             <w:r>
               <w:rPr>
@@ -4346,7 +5014,7 @@
               <w14:ligatures w14:val="standardContextual"/>
             </w:rPr>
           </w:pPr>
-          <w:hyperlink w:anchor="_Toc215255752" w:history="1">
+          <w:hyperlink w:anchor="_Toc218717463" w:history="1">
             <w:r>
               <w:rPr>
                 <w:rStyle w:val="Hiperligao"/>
@@ -4390,7 +5058,7 @@
                 <w:noProof/>
                 <w:webHidden/>
               </w:rPr>
-              <w:instrText xml:space="preserve"> PAGEREF _Toc215255752 \h </w:instrText>
+              <w:instrText xml:space="preserve"> PAGEREF _Toc218717463 \h </w:instrText>
             </w:r>
             <w:r>
               <w:rPr>
@@ -4410,7 +5078,7 @@
                 <w:noProof/>
                 <w:webHidden/>
               </w:rPr>
-              <w:t>26</w:t>
+              <w:t>30</w:t>
             </w:r>
             <w:r>
               <w:rPr>
@@ -4432,7 +5100,7 @@
               <w14:ligatures w14:val="standardContextual"/>
             </w:rPr>
           </w:pPr>
-          <w:hyperlink w:anchor="_Toc215255753" w:history="1">
+          <w:hyperlink w:anchor="_Toc218717464" w:history="1">
             <w:r>
               <w:rPr>
                 <w:rStyle w:val="Hiperligao"/>
@@ -4476,7 +5144,7 @@
                 <w:noProof/>
                 <w:webHidden/>
               </w:rPr>
-              <w:instrText xml:space="preserve"> PAGEREF _Toc215255753 \h </w:instrText>
+              <w:instrText xml:space="preserve"> PAGEREF _Toc218717464 \h </w:instrText>
             </w:r>
             <w:r>
               <w:rPr>
@@ -4496,7 +5164,7 @@
                 <w:noProof/>
                 <w:webHidden/>
               </w:rPr>
-              <w:t>27</w:t>
+              <w:t>31</w:t>
             </w:r>
             <w:r>
               <w:rPr>
@@ -4518,7 +5186,7 @@
               <w14:ligatures w14:val="standardContextual"/>
             </w:rPr>
           </w:pPr>
-          <w:hyperlink w:anchor="_Toc215255754" w:history="1">
+          <w:hyperlink w:anchor="_Toc218717465" w:history="1">
             <w:r>
               <w:rPr>
                 <w:rStyle w:val="Hiperligao"/>
@@ -4541,6 +5209,1348 @@
                 <w:rStyle w:val="Hiperligao"/>
                 <w:noProof/>
               </w:rPr>
+              <w:t>Diagrama de Domínio</w:t>
+            </w:r>
+            <w:r>
+              <w:rPr>
+                <w:noProof/>
+                <w:webHidden/>
+              </w:rPr>
+              <w:tab/>
+            </w:r>
+            <w:r>
+              <w:rPr>
+                <w:noProof/>
+                <w:webHidden/>
+              </w:rPr>
+              <w:fldChar w:fldCharType="begin"/>
+            </w:r>
+            <w:r>
+              <w:rPr>
+                <w:noProof/>
+                <w:webHidden/>
+              </w:rPr>
+              <w:instrText xml:space="preserve"> PAGEREF _Toc218717465 \h </w:instrText>
+            </w:r>
+            <w:r>
+              <w:rPr>
+                <w:noProof/>
+                <w:webHidden/>
+              </w:rPr>
+            </w:r>
+            <w:r>
+              <w:rPr>
+                <w:noProof/>
+                <w:webHidden/>
+              </w:rPr>
+              <w:fldChar w:fldCharType="separate"/>
+            </w:r>
+            <w:r>
+              <w:rPr>
+                <w:noProof/>
+                <w:webHidden/>
+              </w:rPr>
+              <w:t>32</w:t>
+            </w:r>
+            <w:r>
+              <w:rPr>
+                <w:noProof/>
+                <w:webHidden/>
+              </w:rPr>
+              <w:fldChar w:fldCharType="end"/>
+            </w:r>
+          </w:hyperlink>
+        </w:p>
+        <w:p>
+          <w:pPr>
+            <w:pStyle w:val="ndice1"/>
+            <w:rPr>
+              <w:noProof/>
+              <w:kern w:val="2"/>
+              <w:sz w:val="24"/>
+              <w:szCs w:val="24"/>
+              <w14:ligatures w14:val="standardContextual"/>
+            </w:rPr>
+          </w:pPr>
+          <w:hyperlink w:anchor="_Toc218717466" w:history="1">
+            <w:r>
+              <w:rPr>
+                <w:rStyle w:val="Hiperligao"/>
+                <w:noProof/>
+              </w:rPr>
+              <w:t>13.</w:t>
+            </w:r>
+            <w:r>
+              <w:rPr>
+                <w:noProof/>
+                <w:kern w:val="2"/>
+                <w:sz w:val="24"/>
+                <w:szCs w:val="24"/>
+                <w14:ligatures w14:val="standardContextual"/>
+              </w:rPr>
+              <w:tab/>
+            </w:r>
+            <w:r>
+              <w:rPr>
+                <w:rStyle w:val="Hiperligao"/>
+                <w:noProof/>
+              </w:rPr>
+              <w:t>Mockups</w:t>
+            </w:r>
+            <w:r>
+              <w:rPr>
+                <w:noProof/>
+                <w:webHidden/>
+              </w:rPr>
+              <w:tab/>
+            </w:r>
+            <w:r>
+              <w:rPr>
+                <w:noProof/>
+                <w:webHidden/>
+              </w:rPr>
+              <w:fldChar w:fldCharType="begin"/>
+            </w:r>
+            <w:r>
+              <w:rPr>
+                <w:noProof/>
+                <w:webHidden/>
+              </w:rPr>
+              <w:instrText xml:space="preserve"> PAGEREF _Toc218717466 \h </w:instrText>
+            </w:r>
+            <w:r>
+              <w:rPr>
+                <w:noProof/>
+                <w:webHidden/>
+              </w:rPr>
+            </w:r>
+            <w:r>
+              <w:rPr>
+                <w:noProof/>
+                <w:webHidden/>
+              </w:rPr>
+              <w:fldChar w:fldCharType="separate"/>
+            </w:r>
+            <w:r>
+              <w:rPr>
+                <w:noProof/>
+                <w:webHidden/>
+              </w:rPr>
+              <w:t>33</w:t>
+            </w:r>
+            <w:r>
+              <w:rPr>
+                <w:noProof/>
+                <w:webHidden/>
+              </w:rPr>
+              <w:fldChar w:fldCharType="end"/>
+            </w:r>
+          </w:hyperlink>
+        </w:p>
+        <w:p>
+          <w:pPr>
+            <w:pStyle w:val="ndice2"/>
+            <w:rPr>
+              <w:noProof/>
+              <w:kern w:val="2"/>
+              <w:sz w:val="24"/>
+              <w:szCs w:val="24"/>
+              <w14:ligatures w14:val="standardContextual"/>
+            </w:rPr>
+          </w:pPr>
+          <w:hyperlink w:anchor="_Toc218717467" w:history="1">
+            <w:r>
+              <w:rPr>
+                <w:rStyle w:val="Hiperligao"/>
+                <w:noProof/>
+              </w:rPr>
+              <w:t>13.1.</w:t>
+            </w:r>
+            <w:r>
+              <w:rPr>
+                <w:noProof/>
+                <w:kern w:val="2"/>
+                <w:sz w:val="24"/>
+                <w:szCs w:val="24"/>
+                <w14:ligatures w14:val="standardContextual"/>
+              </w:rPr>
+              <w:tab/>
+            </w:r>
+            <w:r>
+              <w:rPr>
+                <w:rStyle w:val="Hiperligao"/>
+                <w:noProof/>
+              </w:rPr>
+              <w:t>Página principal (Beneficiário)</w:t>
+            </w:r>
+            <w:r>
+              <w:rPr>
+                <w:noProof/>
+                <w:webHidden/>
+              </w:rPr>
+              <w:tab/>
+            </w:r>
+            <w:r>
+              <w:rPr>
+                <w:noProof/>
+                <w:webHidden/>
+              </w:rPr>
+              <w:fldChar w:fldCharType="begin"/>
+            </w:r>
+            <w:r>
+              <w:rPr>
+                <w:noProof/>
+                <w:webHidden/>
+              </w:rPr>
+              <w:instrText xml:space="preserve"> PAGEREF _Toc218717467 \h </w:instrText>
+            </w:r>
+            <w:r>
+              <w:rPr>
+                <w:noProof/>
+                <w:webHidden/>
+              </w:rPr>
+            </w:r>
+            <w:r>
+              <w:rPr>
+                <w:noProof/>
+                <w:webHidden/>
+              </w:rPr>
+              <w:fldChar w:fldCharType="separate"/>
+            </w:r>
+            <w:r>
+              <w:rPr>
+                <w:noProof/>
+                <w:webHidden/>
+              </w:rPr>
+              <w:t>33</w:t>
+            </w:r>
+            <w:r>
+              <w:rPr>
+                <w:noProof/>
+                <w:webHidden/>
+              </w:rPr>
+              <w:fldChar w:fldCharType="end"/>
+            </w:r>
+          </w:hyperlink>
+        </w:p>
+        <w:p>
+          <w:pPr>
+            <w:pStyle w:val="ndice2"/>
+            <w:rPr>
+              <w:noProof/>
+              <w:kern w:val="2"/>
+              <w:sz w:val="24"/>
+              <w:szCs w:val="24"/>
+              <w14:ligatures w14:val="standardContextual"/>
+            </w:rPr>
+          </w:pPr>
+          <w:hyperlink w:anchor="_Toc218717468" w:history="1">
+            <w:r>
+              <w:rPr>
+                <w:rStyle w:val="Hiperligao"/>
+                <w:noProof/>
+              </w:rPr>
+              <w:t>13.2.</w:t>
+            </w:r>
+            <w:r>
+              <w:rPr>
+                <w:noProof/>
+                <w:kern w:val="2"/>
+                <w:sz w:val="24"/>
+                <w:szCs w:val="24"/>
+                <w14:ligatures w14:val="standardContextual"/>
+              </w:rPr>
+              <w:tab/>
+            </w:r>
+            <w:r>
+              <w:rPr>
+                <w:rStyle w:val="Hiperligao"/>
+                <w:noProof/>
+              </w:rPr>
+              <w:t>Criar candidatura</w:t>
+            </w:r>
+            <w:r>
+              <w:rPr>
+                <w:noProof/>
+                <w:webHidden/>
+              </w:rPr>
+              <w:tab/>
+            </w:r>
+            <w:r>
+              <w:rPr>
+                <w:noProof/>
+                <w:webHidden/>
+              </w:rPr>
+              <w:fldChar w:fldCharType="begin"/>
+            </w:r>
+            <w:r>
+              <w:rPr>
+                <w:noProof/>
+                <w:webHidden/>
+              </w:rPr>
+              <w:instrText xml:space="preserve"> PAGEREF _Toc218717468 \h </w:instrText>
+            </w:r>
+            <w:r>
+              <w:rPr>
+                <w:noProof/>
+                <w:webHidden/>
+              </w:rPr>
+            </w:r>
+            <w:r>
+              <w:rPr>
+                <w:noProof/>
+                <w:webHidden/>
+              </w:rPr>
+              <w:fldChar w:fldCharType="separate"/>
+            </w:r>
+            <w:r>
+              <w:rPr>
+                <w:noProof/>
+                <w:webHidden/>
+              </w:rPr>
+              <w:t>34</w:t>
+            </w:r>
+            <w:r>
+              <w:rPr>
+                <w:noProof/>
+                <w:webHidden/>
+              </w:rPr>
+              <w:fldChar w:fldCharType="end"/>
+            </w:r>
+          </w:hyperlink>
+        </w:p>
+        <w:p>
+          <w:pPr>
+            <w:pStyle w:val="ndice1"/>
+            <w:rPr>
+              <w:noProof/>
+              <w:kern w:val="2"/>
+              <w:sz w:val="24"/>
+              <w:szCs w:val="24"/>
+              <w14:ligatures w14:val="standardContextual"/>
+            </w:rPr>
+          </w:pPr>
+          <w:hyperlink w:anchor="_Toc218717469" w:history="1">
+            <w:r>
+              <w:rPr>
+                <w:rStyle w:val="Hiperligao"/>
+                <w:noProof/>
+              </w:rPr>
+              <w:t>13.2.1. Diagrama de Sequência</w:t>
+            </w:r>
+            <w:r>
+              <w:rPr>
+                <w:noProof/>
+                <w:webHidden/>
+              </w:rPr>
+              <w:tab/>
+            </w:r>
+            <w:r>
+              <w:rPr>
+                <w:noProof/>
+                <w:webHidden/>
+              </w:rPr>
+              <w:fldChar w:fldCharType="begin"/>
+            </w:r>
+            <w:r>
+              <w:rPr>
+                <w:noProof/>
+                <w:webHidden/>
+              </w:rPr>
+              <w:instrText xml:space="preserve"> PAGEREF _Toc218717469 \h </w:instrText>
+            </w:r>
+            <w:r>
+              <w:rPr>
+                <w:noProof/>
+                <w:webHidden/>
+              </w:rPr>
+            </w:r>
+            <w:r>
+              <w:rPr>
+                <w:noProof/>
+                <w:webHidden/>
+              </w:rPr>
+              <w:fldChar w:fldCharType="separate"/>
+            </w:r>
+            <w:r>
+              <w:rPr>
+                <w:noProof/>
+                <w:webHidden/>
+              </w:rPr>
+              <w:t>35</w:t>
+            </w:r>
+            <w:r>
+              <w:rPr>
+                <w:noProof/>
+                <w:webHidden/>
+              </w:rPr>
+              <w:fldChar w:fldCharType="end"/>
+            </w:r>
+          </w:hyperlink>
+        </w:p>
+        <w:p>
+          <w:pPr>
+            <w:pStyle w:val="ndice2"/>
+            <w:rPr>
+              <w:noProof/>
+              <w:kern w:val="2"/>
+              <w:sz w:val="24"/>
+              <w:szCs w:val="24"/>
+              <w14:ligatures w14:val="standardContextual"/>
+            </w:rPr>
+          </w:pPr>
+          <w:hyperlink w:anchor="_Toc218717470" w:history="1">
+            <w:r>
+              <w:rPr>
+                <w:rStyle w:val="Hiperligao"/>
+                <w:noProof/>
+              </w:rPr>
+              <w:t>13.3.</w:t>
+            </w:r>
+            <w:r>
+              <w:rPr>
+                <w:noProof/>
+                <w:kern w:val="2"/>
+                <w:sz w:val="24"/>
+                <w:szCs w:val="24"/>
+                <w14:ligatures w14:val="standardContextual"/>
+              </w:rPr>
+              <w:tab/>
+            </w:r>
+            <w:r>
+              <w:rPr>
+                <w:rStyle w:val="Hiperligao"/>
+                <w:noProof/>
+              </w:rPr>
+              <w:t>Dados e documentação</w:t>
+            </w:r>
+            <w:r>
+              <w:rPr>
+                <w:noProof/>
+                <w:webHidden/>
+              </w:rPr>
+              <w:tab/>
+            </w:r>
+            <w:r>
+              <w:rPr>
+                <w:noProof/>
+                <w:webHidden/>
+              </w:rPr>
+              <w:fldChar w:fldCharType="begin"/>
+            </w:r>
+            <w:r>
+              <w:rPr>
+                <w:noProof/>
+                <w:webHidden/>
+              </w:rPr>
+              <w:instrText xml:space="preserve"> PAGEREF _Toc218717470 \h </w:instrText>
+            </w:r>
+            <w:r>
+              <w:rPr>
+                <w:noProof/>
+                <w:webHidden/>
+              </w:rPr>
+            </w:r>
+            <w:r>
+              <w:rPr>
+                <w:noProof/>
+                <w:webHidden/>
+              </w:rPr>
+              <w:fldChar w:fldCharType="separate"/>
+            </w:r>
+            <w:r>
+              <w:rPr>
+                <w:noProof/>
+                <w:webHidden/>
+              </w:rPr>
+              <w:t>35</w:t>
+            </w:r>
+            <w:r>
+              <w:rPr>
+                <w:noProof/>
+                <w:webHidden/>
+              </w:rPr>
+              <w:fldChar w:fldCharType="end"/>
+            </w:r>
+          </w:hyperlink>
+        </w:p>
+        <w:p>
+          <w:pPr>
+            <w:pStyle w:val="ndice2"/>
+            <w:rPr>
+              <w:noProof/>
+              <w:kern w:val="2"/>
+              <w:sz w:val="24"/>
+              <w:szCs w:val="24"/>
+              <w14:ligatures w14:val="standardContextual"/>
+            </w:rPr>
+          </w:pPr>
+          <w:hyperlink w:anchor="_Toc218717471" w:history="1">
+            <w:r>
+              <w:rPr>
+                <w:rStyle w:val="Hiperligao"/>
+                <w:noProof/>
+              </w:rPr>
+              <w:t>13.3.1 Esquema</w:t>
+            </w:r>
+            <w:r>
+              <w:rPr>
+                <w:noProof/>
+                <w:webHidden/>
+              </w:rPr>
+              <w:tab/>
+            </w:r>
+            <w:r>
+              <w:rPr>
+                <w:noProof/>
+                <w:webHidden/>
+              </w:rPr>
+              <w:fldChar w:fldCharType="begin"/>
+            </w:r>
+            <w:r>
+              <w:rPr>
+                <w:noProof/>
+                <w:webHidden/>
+              </w:rPr>
+              <w:instrText xml:space="preserve"> PAGEREF _Toc218717471 \h </w:instrText>
+            </w:r>
+            <w:r>
+              <w:rPr>
+                <w:noProof/>
+                <w:webHidden/>
+              </w:rPr>
+            </w:r>
+            <w:r>
+              <w:rPr>
+                <w:noProof/>
+                <w:webHidden/>
+              </w:rPr>
+              <w:fldChar w:fldCharType="separate"/>
+            </w:r>
+            <w:r>
+              <w:rPr>
+                <w:noProof/>
+                <w:webHidden/>
+              </w:rPr>
+              <w:t>36</w:t>
+            </w:r>
+            <w:r>
+              <w:rPr>
+                <w:noProof/>
+                <w:webHidden/>
+              </w:rPr>
+              <w:fldChar w:fldCharType="end"/>
+            </w:r>
+          </w:hyperlink>
+        </w:p>
+        <w:p>
+          <w:pPr>
+            <w:pStyle w:val="ndice2"/>
+            <w:rPr>
+              <w:noProof/>
+              <w:kern w:val="2"/>
+              <w:sz w:val="24"/>
+              <w:szCs w:val="24"/>
+              <w14:ligatures w14:val="standardContextual"/>
+            </w:rPr>
+          </w:pPr>
+          <w:hyperlink w:anchor="_Toc218717472" w:history="1">
+            <w:r>
+              <w:rPr>
+                <w:rStyle w:val="Hiperligao"/>
+                <w:noProof/>
+              </w:rPr>
+              <w:t>13.4.</w:t>
+            </w:r>
+            <w:r>
+              <w:rPr>
+                <w:noProof/>
+                <w:kern w:val="2"/>
+                <w:sz w:val="24"/>
+                <w:szCs w:val="24"/>
+                <w14:ligatures w14:val="standardContextual"/>
+              </w:rPr>
+              <w:tab/>
+            </w:r>
+            <w:r>
+              <w:rPr>
+                <w:rStyle w:val="Hiperligao"/>
+                <w:noProof/>
+              </w:rPr>
+              <w:t>Estados da candidatura</w:t>
+            </w:r>
+            <w:r>
+              <w:rPr>
+                <w:noProof/>
+                <w:webHidden/>
+              </w:rPr>
+              <w:tab/>
+            </w:r>
+            <w:r>
+              <w:rPr>
+                <w:noProof/>
+                <w:webHidden/>
+              </w:rPr>
+              <w:fldChar w:fldCharType="begin"/>
+            </w:r>
+            <w:r>
+              <w:rPr>
+                <w:noProof/>
+                <w:webHidden/>
+              </w:rPr>
+              <w:instrText xml:space="preserve"> PAGEREF _Toc218717472 \h </w:instrText>
+            </w:r>
+            <w:r>
+              <w:rPr>
+                <w:noProof/>
+                <w:webHidden/>
+              </w:rPr>
+            </w:r>
+            <w:r>
+              <w:rPr>
+                <w:noProof/>
+                <w:webHidden/>
+              </w:rPr>
+              <w:fldChar w:fldCharType="separate"/>
+            </w:r>
+            <w:r>
+              <w:rPr>
+                <w:noProof/>
+                <w:webHidden/>
+              </w:rPr>
+              <w:t>36</w:t>
+            </w:r>
+            <w:r>
+              <w:rPr>
+                <w:noProof/>
+                <w:webHidden/>
+              </w:rPr>
+              <w:fldChar w:fldCharType="end"/>
+            </w:r>
+          </w:hyperlink>
+        </w:p>
+        <w:p>
+          <w:pPr>
+            <w:pStyle w:val="ndice2"/>
+            <w:rPr>
+              <w:noProof/>
+              <w:kern w:val="2"/>
+              <w:sz w:val="24"/>
+              <w:szCs w:val="24"/>
+              <w14:ligatures w14:val="standardContextual"/>
+            </w:rPr>
+          </w:pPr>
+          <w:hyperlink w:anchor="_Toc218717473" w:history="1">
+            <w:r>
+              <w:rPr>
+                <w:rStyle w:val="Hiperligao"/>
+                <w:noProof/>
+              </w:rPr>
+              <w:t>13.4.1.</w:t>
+            </w:r>
+            <w:r>
+              <w:rPr>
+                <w:noProof/>
+                <w:kern w:val="2"/>
+                <w:sz w:val="24"/>
+                <w:szCs w:val="24"/>
+                <w14:ligatures w14:val="standardContextual"/>
+              </w:rPr>
+              <w:tab/>
+            </w:r>
+            <w:r>
+              <w:rPr>
+                <w:rStyle w:val="Hiperligao"/>
+                <w:noProof/>
+              </w:rPr>
+              <w:t>Diagrama de Sequência</w:t>
+            </w:r>
+            <w:r>
+              <w:rPr>
+                <w:noProof/>
+                <w:webHidden/>
+              </w:rPr>
+              <w:tab/>
+            </w:r>
+            <w:r>
+              <w:rPr>
+                <w:noProof/>
+                <w:webHidden/>
+              </w:rPr>
+              <w:fldChar w:fldCharType="begin"/>
+            </w:r>
+            <w:r>
+              <w:rPr>
+                <w:noProof/>
+                <w:webHidden/>
+              </w:rPr>
+              <w:instrText xml:space="preserve"> PAGEREF _Toc218717473 \h </w:instrText>
+            </w:r>
+            <w:r>
+              <w:rPr>
+                <w:noProof/>
+                <w:webHidden/>
+              </w:rPr>
+            </w:r>
+            <w:r>
+              <w:rPr>
+                <w:noProof/>
+                <w:webHidden/>
+              </w:rPr>
+              <w:fldChar w:fldCharType="separate"/>
+            </w:r>
+            <w:r>
+              <w:rPr>
+                <w:noProof/>
+                <w:webHidden/>
+              </w:rPr>
+              <w:t>37</w:t>
+            </w:r>
+            <w:r>
+              <w:rPr>
+                <w:noProof/>
+                <w:webHidden/>
+              </w:rPr>
+              <w:fldChar w:fldCharType="end"/>
+            </w:r>
+          </w:hyperlink>
+        </w:p>
+        <w:p>
+          <w:pPr>
+            <w:pStyle w:val="ndice2"/>
+            <w:rPr>
+              <w:noProof/>
+              <w:kern w:val="2"/>
+              <w:sz w:val="24"/>
+              <w:szCs w:val="24"/>
+              <w14:ligatures w14:val="standardContextual"/>
+            </w:rPr>
+          </w:pPr>
+          <w:hyperlink w:anchor="_Toc218717474" w:history="1">
+            <w:r>
+              <w:rPr>
+                <w:rStyle w:val="Hiperligao"/>
+                <w:noProof/>
+              </w:rPr>
+              <w:t>13.5.</w:t>
+            </w:r>
+            <w:r>
+              <w:rPr>
+                <w:noProof/>
+                <w:kern w:val="2"/>
+                <w:sz w:val="24"/>
+                <w:szCs w:val="24"/>
+                <w14:ligatures w14:val="standardContextual"/>
+              </w:rPr>
+              <w:tab/>
+            </w:r>
+            <w:r>
+              <w:rPr>
+                <w:rStyle w:val="Hiperligao"/>
+                <w:noProof/>
+              </w:rPr>
+              <w:t>Página inicial (administrador)</w:t>
+            </w:r>
+            <w:r>
+              <w:rPr>
+                <w:noProof/>
+                <w:webHidden/>
+              </w:rPr>
+              <w:tab/>
+            </w:r>
+            <w:r>
+              <w:rPr>
+                <w:noProof/>
+                <w:webHidden/>
+              </w:rPr>
+              <w:fldChar w:fldCharType="begin"/>
+            </w:r>
+            <w:r>
+              <w:rPr>
+                <w:noProof/>
+                <w:webHidden/>
+              </w:rPr>
+              <w:instrText xml:space="preserve"> PAGEREF _Toc218717474 \h </w:instrText>
+            </w:r>
+            <w:r>
+              <w:rPr>
+                <w:noProof/>
+                <w:webHidden/>
+              </w:rPr>
+            </w:r>
+            <w:r>
+              <w:rPr>
+                <w:noProof/>
+                <w:webHidden/>
+              </w:rPr>
+              <w:fldChar w:fldCharType="separate"/>
+            </w:r>
+            <w:r>
+              <w:rPr>
+                <w:noProof/>
+                <w:webHidden/>
+              </w:rPr>
+              <w:t>37</w:t>
+            </w:r>
+            <w:r>
+              <w:rPr>
+                <w:noProof/>
+                <w:webHidden/>
+              </w:rPr>
+              <w:fldChar w:fldCharType="end"/>
+            </w:r>
+          </w:hyperlink>
+        </w:p>
+        <w:p>
+          <w:pPr>
+            <w:pStyle w:val="ndice2"/>
+            <w:rPr>
+              <w:noProof/>
+              <w:kern w:val="2"/>
+              <w:sz w:val="24"/>
+              <w:szCs w:val="24"/>
+              <w14:ligatures w14:val="standardContextual"/>
+            </w:rPr>
+          </w:pPr>
+          <w:hyperlink w:anchor="_Toc218717475" w:history="1">
+            <w:r>
+              <w:rPr>
+                <w:rStyle w:val="Hiperligao"/>
+                <w:noProof/>
+              </w:rPr>
+              <w:t>13.6.</w:t>
+            </w:r>
+            <w:r>
+              <w:rPr>
+                <w:noProof/>
+                <w:kern w:val="2"/>
+                <w:sz w:val="24"/>
+                <w:szCs w:val="24"/>
+                <w14:ligatures w14:val="standardContextual"/>
+              </w:rPr>
+              <w:tab/>
+            </w:r>
+            <w:r>
+              <w:rPr>
+                <w:rStyle w:val="Hiperligao"/>
+                <w:noProof/>
+              </w:rPr>
+              <w:t>Candidaturas</w:t>
+            </w:r>
+            <w:r>
+              <w:rPr>
+                <w:noProof/>
+                <w:webHidden/>
+              </w:rPr>
+              <w:tab/>
+            </w:r>
+            <w:r>
+              <w:rPr>
+                <w:noProof/>
+                <w:webHidden/>
+              </w:rPr>
+              <w:fldChar w:fldCharType="begin"/>
+            </w:r>
+            <w:r>
+              <w:rPr>
+                <w:noProof/>
+                <w:webHidden/>
+              </w:rPr>
+              <w:instrText xml:space="preserve"> PAGEREF _Toc218717475 \h </w:instrText>
+            </w:r>
+            <w:r>
+              <w:rPr>
+                <w:noProof/>
+                <w:webHidden/>
+              </w:rPr>
+            </w:r>
+            <w:r>
+              <w:rPr>
+                <w:noProof/>
+                <w:webHidden/>
+              </w:rPr>
+              <w:fldChar w:fldCharType="separate"/>
+            </w:r>
+            <w:r>
+              <w:rPr>
+                <w:noProof/>
+                <w:webHidden/>
+              </w:rPr>
+              <w:t>38</w:t>
+            </w:r>
+            <w:r>
+              <w:rPr>
+                <w:noProof/>
+                <w:webHidden/>
+              </w:rPr>
+              <w:fldChar w:fldCharType="end"/>
+            </w:r>
+          </w:hyperlink>
+        </w:p>
+        <w:p>
+          <w:pPr>
+            <w:pStyle w:val="ndice2"/>
+            <w:rPr>
+              <w:noProof/>
+              <w:kern w:val="2"/>
+              <w:sz w:val="24"/>
+              <w:szCs w:val="24"/>
+              <w14:ligatures w14:val="standardContextual"/>
+            </w:rPr>
+          </w:pPr>
+          <w:hyperlink w:anchor="_Toc218717476" w:history="1">
+            <w:r>
+              <w:rPr>
+                <w:rStyle w:val="Hiperligao"/>
+                <w:noProof/>
+              </w:rPr>
+              <w:t>13.7.</w:t>
+            </w:r>
+            <w:r>
+              <w:rPr>
+                <w:noProof/>
+                <w:kern w:val="2"/>
+                <w:sz w:val="24"/>
+                <w:szCs w:val="24"/>
+                <w14:ligatures w14:val="standardContextual"/>
+              </w:rPr>
+              <w:tab/>
+            </w:r>
+            <w:r>
+              <w:rPr>
+                <w:rStyle w:val="Hiperligao"/>
+                <w:noProof/>
+              </w:rPr>
+              <w:t>Stock</w:t>
+            </w:r>
+            <w:r>
+              <w:rPr>
+                <w:noProof/>
+                <w:webHidden/>
+              </w:rPr>
+              <w:tab/>
+            </w:r>
+            <w:r>
+              <w:rPr>
+                <w:noProof/>
+                <w:webHidden/>
+              </w:rPr>
+              <w:fldChar w:fldCharType="begin"/>
+            </w:r>
+            <w:r>
+              <w:rPr>
+                <w:noProof/>
+                <w:webHidden/>
+              </w:rPr>
+              <w:instrText xml:space="preserve"> PAGEREF _Toc218717476 \h </w:instrText>
+            </w:r>
+            <w:r>
+              <w:rPr>
+                <w:noProof/>
+                <w:webHidden/>
+              </w:rPr>
+            </w:r>
+            <w:r>
+              <w:rPr>
+                <w:noProof/>
+                <w:webHidden/>
+              </w:rPr>
+              <w:fldChar w:fldCharType="separate"/>
+            </w:r>
+            <w:r>
+              <w:rPr>
+                <w:noProof/>
+                <w:webHidden/>
+              </w:rPr>
+              <w:t>39</w:t>
+            </w:r>
+            <w:r>
+              <w:rPr>
+                <w:noProof/>
+                <w:webHidden/>
+              </w:rPr>
+              <w:fldChar w:fldCharType="end"/>
+            </w:r>
+          </w:hyperlink>
+        </w:p>
+        <w:p>
+          <w:pPr>
+            <w:pStyle w:val="ndice2"/>
+            <w:rPr>
+              <w:noProof/>
+              <w:kern w:val="2"/>
+              <w:sz w:val="24"/>
+              <w:szCs w:val="24"/>
+              <w14:ligatures w14:val="standardContextual"/>
+            </w:rPr>
+          </w:pPr>
+          <w:hyperlink w:anchor="_Toc218717477" w:history="1">
+            <w:r>
+              <w:rPr>
+                <w:rStyle w:val="Hiperligao"/>
+                <w:noProof/>
+              </w:rPr>
+              <w:t>13.8.</w:t>
+            </w:r>
+            <w:r>
+              <w:rPr>
+                <w:noProof/>
+                <w:kern w:val="2"/>
+                <w:sz w:val="24"/>
+                <w:szCs w:val="24"/>
+                <w14:ligatures w14:val="standardContextual"/>
+              </w:rPr>
+              <w:tab/>
+            </w:r>
+            <w:r>
+              <w:rPr>
+                <w:rStyle w:val="Hiperligao"/>
+                <w:noProof/>
+              </w:rPr>
+              <w:t>Adicionar produto ao stock</w:t>
+            </w:r>
+            <w:r>
+              <w:rPr>
+                <w:noProof/>
+                <w:webHidden/>
+              </w:rPr>
+              <w:tab/>
+            </w:r>
+            <w:r>
+              <w:rPr>
+                <w:noProof/>
+                <w:webHidden/>
+              </w:rPr>
+              <w:fldChar w:fldCharType="begin"/>
+            </w:r>
+            <w:r>
+              <w:rPr>
+                <w:noProof/>
+                <w:webHidden/>
+              </w:rPr>
+              <w:instrText xml:space="preserve"> PAGEREF _Toc218717477 \h </w:instrText>
+            </w:r>
+            <w:r>
+              <w:rPr>
+                <w:noProof/>
+                <w:webHidden/>
+              </w:rPr>
+            </w:r>
+            <w:r>
+              <w:rPr>
+                <w:noProof/>
+                <w:webHidden/>
+              </w:rPr>
+              <w:fldChar w:fldCharType="separate"/>
+            </w:r>
+            <w:r>
+              <w:rPr>
+                <w:noProof/>
+                <w:webHidden/>
+              </w:rPr>
+              <w:t>40</w:t>
+            </w:r>
+            <w:r>
+              <w:rPr>
+                <w:noProof/>
+                <w:webHidden/>
+              </w:rPr>
+              <w:fldChar w:fldCharType="end"/>
+            </w:r>
+          </w:hyperlink>
+        </w:p>
+        <w:p>
+          <w:pPr>
+            <w:pStyle w:val="ndice2"/>
+            <w:rPr>
+              <w:noProof/>
+              <w:kern w:val="2"/>
+              <w:sz w:val="24"/>
+              <w:szCs w:val="24"/>
+              <w14:ligatures w14:val="standardContextual"/>
+            </w:rPr>
+          </w:pPr>
+          <w:hyperlink w:anchor="_Toc218717478" w:history="1">
+            <w:r>
+              <w:rPr>
+                <w:rStyle w:val="Hiperligao"/>
+                <w:noProof/>
+              </w:rPr>
+              <w:t>13.9.</w:t>
+            </w:r>
+            <w:r>
+              <w:rPr>
+                <w:noProof/>
+                <w:kern w:val="2"/>
+                <w:sz w:val="24"/>
+                <w:szCs w:val="24"/>
+                <w14:ligatures w14:val="standardContextual"/>
+              </w:rPr>
+              <w:tab/>
+            </w:r>
+            <w:r>
+              <w:rPr>
+                <w:rStyle w:val="Hiperligao"/>
+                <w:noProof/>
+              </w:rPr>
+              <w:t>Gestão de produtos no stock</w:t>
+            </w:r>
+            <w:r>
+              <w:rPr>
+                <w:noProof/>
+                <w:webHidden/>
+              </w:rPr>
+              <w:tab/>
+            </w:r>
+            <w:r>
+              <w:rPr>
+                <w:noProof/>
+                <w:webHidden/>
+              </w:rPr>
+              <w:fldChar w:fldCharType="begin"/>
+            </w:r>
+            <w:r>
+              <w:rPr>
+                <w:noProof/>
+                <w:webHidden/>
+              </w:rPr>
+              <w:instrText xml:space="preserve"> PAGEREF _Toc218717478 \h </w:instrText>
+            </w:r>
+            <w:r>
+              <w:rPr>
+                <w:noProof/>
+                <w:webHidden/>
+              </w:rPr>
+            </w:r>
+            <w:r>
+              <w:rPr>
+                <w:noProof/>
+                <w:webHidden/>
+              </w:rPr>
+              <w:fldChar w:fldCharType="separate"/>
+            </w:r>
+            <w:r>
+              <w:rPr>
+                <w:noProof/>
+                <w:webHidden/>
+              </w:rPr>
+              <w:t>42</w:t>
+            </w:r>
+            <w:r>
+              <w:rPr>
+                <w:noProof/>
+                <w:webHidden/>
+              </w:rPr>
+              <w:fldChar w:fldCharType="end"/>
+            </w:r>
+          </w:hyperlink>
+        </w:p>
+        <w:p>
+          <w:pPr>
+            <w:pStyle w:val="ndice2"/>
+            <w:rPr>
+              <w:noProof/>
+              <w:kern w:val="2"/>
+              <w:sz w:val="24"/>
+              <w:szCs w:val="24"/>
+              <w14:ligatures w14:val="standardContextual"/>
+            </w:rPr>
+          </w:pPr>
+          <w:hyperlink w:anchor="_Toc218717479" w:history="1">
+            <w:r>
+              <w:rPr>
+                <w:rStyle w:val="Hiperligao"/>
+                <w:noProof/>
+              </w:rPr>
+              <w:t>13.10.</w:t>
+            </w:r>
+            <w:r>
+              <w:rPr>
+                <w:noProof/>
+                <w:kern w:val="2"/>
+                <w:sz w:val="24"/>
+                <w:szCs w:val="24"/>
+                <w14:ligatures w14:val="standardContextual"/>
+              </w:rPr>
+              <w:tab/>
+            </w:r>
+            <w:r>
+              <w:rPr>
+                <w:rStyle w:val="Hiperligao"/>
+                <w:noProof/>
+              </w:rPr>
+              <w:t>Gestão de subsidiários</w:t>
+            </w:r>
+            <w:r>
+              <w:rPr>
+                <w:noProof/>
+                <w:webHidden/>
+              </w:rPr>
+              <w:tab/>
+            </w:r>
+            <w:r>
+              <w:rPr>
+                <w:noProof/>
+                <w:webHidden/>
+              </w:rPr>
+              <w:fldChar w:fldCharType="begin"/>
+            </w:r>
+            <w:r>
+              <w:rPr>
+                <w:noProof/>
+                <w:webHidden/>
+              </w:rPr>
+              <w:instrText xml:space="preserve"> PAGEREF _Toc218717479 \h </w:instrText>
+            </w:r>
+            <w:r>
+              <w:rPr>
+                <w:noProof/>
+                <w:webHidden/>
+              </w:rPr>
+            </w:r>
+            <w:r>
+              <w:rPr>
+                <w:noProof/>
+                <w:webHidden/>
+              </w:rPr>
+              <w:fldChar w:fldCharType="separate"/>
+            </w:r>
+            <w:r>
+              <w:rPr>
+                <w:noProof/>
+                <w:webHidden/>
+              </w:rPr>
+              <w:t>43</w:t>
+            </w:r>
+            <w:r>
+              <w:rPr>
+                <w:noProof/>
+                <w:webHidden/>
+              </w:rPr>
+              <w:fldChar w:fldCharType="end"/>
+            </w:r>
+          </w:hyperlink>
+        </w:p>
+        <w:p>
+          <w:pPr>
+            <w:pStyle w:val="ndice2"/>
+            <w:rPr>
+              <w:noProof/>
+              <w:kern w:val="2"/>
+              <w:sz w:val="24"/>
+              <w:szCs w:val="24"/>
+              <w14:ligatures w14:val="standardContextual"/>
+            </w:rPr>
+          </w:pPr>
+          <w:hyperlink w:anchor="_Toc218717480" w:history="1">
+            <w:r>
+              <w:rPr>
+                <w:rStyle w:val="Hiperligao"/>
+                <w:noProof/>
+              </w:rPr>
+              <w:t>13.11.</w:t>
+            </w:r>
+            <w:r>
+              <w:rPr>
+                <w:noProof/>
+                <w:kern w:val="2"/>
+                <w:sz w:val="24"/>
+                <w:szCs w:val="24"/>
+                <w14:ligatures w14:val="standardContextual"/>
+              </w:rPr>
+              <w:tab/>
+            </w:r>
+            <w:r>
+              <w:rPr>
+                <w:rStyle w:val="Hiperligao"/>
+                <w:noProof/>
+              </w:rPr>
+              <w:t>Calendário</w:t>
+            </w:r>
+            <w:r>
+              <w:rPr>
+                <w:noProof/>
+                <w:webHidden/>
+              </w:rPr>
+              <w:tab/>
+            </w:r>
+            <w:r>
+              <w:rPr>
+                <w:noProof/>
+                <w:webHidden/>
+              </w:rPr>
+              <w:fldChar w:fldCharType="begin"/>
+            </w:r>
+            <w:r>
+              <w:rPr>
+                <w:noProof/>
+                <w:webHidden/>
+              </w:rPr>
+              <w:instrText xml:space="preserve"> PAGEREF _Toc218717480 \h </w:instrText>
+            </w:r>
+            <w:r>
+              <w:rPr>
+                <w:noProof/>
+                <w:webHidden/>
+              </w:rPr>
+            </w:r>
+            <w:r>
+              <w:rPr>
+                <w:noProof/>
+                <w:webHidden/>
+              </w:rPr>
+              <w:fldChar w:fldCharType="separate"/>
+            </w:r>
+            <w:r>
+              <w:rPr>
+                <w:noProof/>
+                <w:webHidden/>
+              </w:rPr>
+              <w:t>44</w:t>
+            </w:r>
+            <w:r>
+              <w:rPr>
+                <w:noProof/>
+                <w:webHidden/>
+              </w:rPr>
+              <w:fldChar w:fldCharType="end"/>
+            </w:r>
+          </w:hyperlink>
+        </w:p>
+        <w:p>
+          <w:pPr>
+            <w:pStyle w:val="ndice1"/>
+            <w:rPr>
+              <w:noProof/>
+              <w:kern w:val="2"/>
+              <w:sz w:val="24"/>
+              <w:szCs w:val="24"/>
+              <w14:ligatures w14:val="standardContextual"/>
+            </w:rPr>
+          </w:pPr>
+          <w:hyperlink w:anchor="_Toc218717481" w:history="1">
+            <w:r>
+              <w:rPr>
+                <w:rStyle w:val="Hiperligao"/>
+                <w:noProof/>
+              </w:rPr>
+              <w:t>14.</w:t>
+            </w:r>
+            <w:r>
+              <w:rPr>
+                <w:noProof/>
+                <w:kern w:val="2"/>
+                <w:sz w:val="24"/>
+                <w:szCs w:val="24"/>
+                <w14:ligatures w14:val="standardContextual"/>
+              </w:rPr>
+              <w:tab/>
+            </w:r>
+            <w:r>
+              <w:rPr>
+                <w:rStyle w:val="Hiperligao"/>
+                <w:noProof/>
+              </w:rPr>
               <w:t>Conclusão</w:t>
             </w:r>
             <w:r>
@@ -4562,7 +6572,7 @@
                 <w:noProof/>
                 <w:webHidden/>
               </w:rPr>
-              <w:instrText xml:space="preserve"> PAGEREF _Toc215255754 \h </w:instrText>
+              <w:instrText xml:space="preserve"> PAGEREF _Toc218717481 \h </w:instrText>
             </w:r>
             <w:r>
               <w:rPr>
@@ -4582,7 +6592,7 @@
                 <w:noProof/>
                 <w:webHidden/>
               </w:rPr>
-              <w:t>32</w:t>
+              <w:t>45</w:t>
             </w:r>
             <w:r>
               <w:rPr>
@@ -4598,7 +6608,6 @@
             <w:pStyle w:val="ndice1"/>
           </w:pPr>
           <w:r>
-            <w:lastRenderedPageBreak/>
             <w:fldChar w:fldCharType="end"/>
           </w:r>
         </w:p>
@@ -4630,7 +6639,7 @@
           <w:numId w:val="3"/>
         </w:numPr>
       </w:pPr>
-      <w:bookmarkStart w:id="1" w:name="_Toc215255720"/>
+      <w:bookmarkStart w:id="1" w:name="_Toc218717429"/>
       <w:r>
         <w:lastRenderedPageBreak/>
         <w:t>Introdução</w:t>
@@ -4685,7 +6694,7 @@
       <w:pPr>
         <w:pStyle w:val="Ttulo2"/>
       </w:pPr>
-      <w:bookmarkStart w:id="2" w:name="_Toc215255721"/>
+      <w:bookmarkStart w:id="2" w:name="_Toc218717430"/>
       <w:r>
         <w:lastRenderedPageBreak/>
         <w:t>Problemas a resolver</w:t>
@@ -4707,7 +6716,7 @@
       <w:pPr>
         <w:pStyle w:val="Ttulo2"/>
       </w:pPr>
-      <w:bookmarkStart w:id="3" w:name="_Toc215255722"/>
+      <w:bookmarkStart w:id="3" w:name="_Toc218717431"/>
       <w:r>
         <w:t>Objetivos do Negócio</w:t>
       </w:r>
@@ -4749,7 +6758,7 @@
       <w:pPr>
         <w:pStyle w:val="Ttulo1"/>
       </w:pPr>
-      <w:bookmarkStart w:id="4" w:name="_Toc215255723"/>
+      <w:bookmarkStart w:id="4" w:name="_Toc218717432"/>
       <w:r>
         <w:lastRenderedPageBreak/>
         <w:t>Descrição do Negócio</w:t>
@@ -4779,7 +6788,7 @@
       <w:pPr>
         <w:pStyle w:val="Ttulo2"/>
       </w:pPr>
-      <w:bookmarkStart w:id="5" w:name="_Toc215255724"/>
+      <w:bookmarkStart w:id="5" w:name="_Toc218717433"/>
       <w:r>
         <w:t>Descrição dos Interessados</w:t>
       </w:r>
@@ -4951,7 +6960,7 @@
       <w:pPr>
         <w:pStyle w:val="Ttulo1"/>
       </w:pPr>
-      <w:bookmarkStart w:id="6" w:name="_Toc215255725"/>
+      <w:bookmarkStart w:id="6" w:name="_Toc218717434"/>
       <w:r>
         <w:lastRenderedPageBreak/>
         <w:t>Requisitos Funcionais</w:t>
@@ -5445,7 +7454,7 @@
       <w:pPr>
         <w:pStyle w:val="Ttulo1"/>
       </w:pPr>
-      <w:bookmarkStart w:id="7" w:name="_Toc215255726"/>
+      <w:bookmarkStart w:id="7" w:name="_Toc218717435"/>
       <w:r>
         <w:lastRenderedPageBreak/>
         <w:t>Requisitos Não Funcionais</w:t>
@@ -5710,7 +7719,7 @@
       <w:pPr>
         <w:pStyle w:val="Ttulo1"/>
       </w:pPr>
-      <w:bookmarkStart w:id="8" w:name="_Toc215255727"/>
+      <w:bookmarkStart w:id="8" w:name="_Toc218717436"/>
       <w:r>
         <w:lastRenderedPageBreak/>
         <w:t>Diagramas BPMN</w:t>
@@ -5745,22 +7754,18 @@
       <w:pPr>
         <w:pStyle w:val="Ttulo2"/>
       </w:pPr>
+      <w:bookmarkStart w:id="9" w:name="_Toc218717437"/>
       <w:r>
         <w:t>Criar candidatura</w:t>
       </w:r>
+      <w:bookmarkEnd w:id="9"/>
     </w:p>
     <w:p>
       <w:pPr>
         <w:jc w:val="both"/>
       </w:pPr>
       <w:r>
-        <w:t xml:space="preserve">Na imagem seguinte é possível observar o diagrama BPMN </w:t>
-      </w:r>
-      <w:r>
-        <w:t>de candidatura a beneficiário</w:t>
-      </w:r>
-      <w:r>
-        <w:t xml:space="preserve">. </w:t>
+        <w:t xml:space="preserve">Na imagem seguinte é possível observar o diagrama BPMN de candidatura a beneficiário. </w:t>
       </w:r>
     </w:p>
     <w:p>
@@ -5815,25 +7820,38 @@
                                 <w:szCs w:val="22"/>
                               </w:rPr>
                             </w:pPr>
-                            <w:bookmarkStart w:id="9" w:name="_Toc215255755"/>
+                            <w:bookmarkStart w:id="10" w:name="_Toc218717408"/>
                             <w:r>
                               <w:t xml:space="preserve">Figura </w:t>
                             </w:r>
-                            <w:fldSimple w:instr=" SEQ Figura \* ARABIC ">
-                              <w:r>
-                                <w:rPr>
-                                  <w:noProof/>
-                                </w:rPr>
-                                <w:t>1</w:t>
-                              </w:r>
-                            </w:fldSimple>
+                            <w:r>
+                              <w:fldChar w:fldCharType="begin"/>
+                            </w:r>
+                            <w:r>
+                              <w:instrText xml:space="preserve"> SEQ Figura \* ARABIC </w:instrText>
+                            </w:r>
+                            <w:r>
+                              <w:fldChar w:fldCharType="separate"/>
+                            </w:r>
+                            <w:r>
+                              <w:rPr>
+                                <w:noProof/>
+                              </w:rPr>
+                              <w:t>1</w:t>
+                            </w:r>
+                            <w:r>
+                              <w:rPr>
+                                <w:noProof/>
+                              </w:rPr>
+                              <w:fldChar w:fldCharType="end"/>
+                            </w:r>
                             <w:r>
                               <w:t xml:space="preserve"> - Diagrama BPMN </w:t>
                             </w:r>
-                            <w:bookmarkEnd w:id="9"/>
                             <w:r>
                               <w:t>Candidatura</w:t>
                             </w:r>
+                            <w:bookmarkEnd w:id="10"/>
                           </w:p>
                         </w:txbxContent>
                       </wps:txbx>
@@ -5868,25 +7886,38 @@
                           <w:szCs w:val="22"/>
                         </w:rPr>
                       </w:pPr>
-                      <w:bookmarkStart w:id="10" w:name="_Toc215255755"/>
+                      <w:bookmarkStart w:id="11" w:name="_Toc218717408"/>
                       <w:r>
                         <w:t xml:space="preserve">Figura </w:t>
                       </w:r>
-                      <w:fldSimple w:instr=" SEQ Figura \* ARABIC ">
-                        <w:r>
-                          <w:rPr>
-                            <w:noProof/>
-                          </w:rPr>
-                          <w:t>1</w:t>
-                        </w:r>
-                      </w:fldSimple>
+                      <w:r>
+                        <w:fldChar w:fldCharType="begin"/>
+                      </w:r>
+                      <w:r>
+                        <w:instrText xml:space="preserve"> SEQ Figura \* ARABIC </w:instrText>
+                      </w:r>
+                      <w:r>
+                        <w:fldChar w:fldCharType="separate"/>
+                      </w:r>
+                      <w:r>
+                        <w:rPr>
+                          <w:noProof/>
+                        </w:rPr>
+                        <w:t>1</w:t>
+                      </w:r>
+                      <w:r>
+                        <w:rPr>
+                          <w:noProof/>
+                        </w:rPr>
+                        <w:fldChar w:fldCharType="end"/>
+                      </w:r>
                       <w:r>
                         <w:t xml:space="preserve"> - Diagrama BPMN </w:t>
                       </w:r>
-                      <w:bookmarkEnd w:id="10"/>
                       <w:r>
                         <w:t>Candidatura</w:t>
                       </w:r>
+                      <w:bookmarkEnd w:id="11"/>
                     </w:p>
                   </w:txbxContent>
                 </v:textbox>
@@ -6040,10 +8071,12 @@
       <w:pPr>
         <w:pStyle w:val="Ttulo2"/>
       </w:pPr>
+      <w:bookmarkStart w:id="12" w:name="_Toc218717438"/>
       <w:r>
         <w:lastRenderedPageBreak/>
         <w:t>Pedido de bens</w:t>
       </w:r>
+      <w:bookmarkEnd w:id="12"/>
     </w:p>
     <w:p>
       <w:pPr>
@@ -6108,23 +8141,38 @@
                                 <w:szCs w:val="22"/>
                               </w:rPr>
                             </w:pPr>
+                            <w:bookmarkStart w:id="13" w:name="_Toc218717409"/>
                             <w:r>
                               <w:t xml:space="preserve">Figura </w:t>
                             </w:r>
-                            <w:fldSimple w:instr=" SEQ Figura \* ARABIC ">
-                              <w:r>
-                                <w:rPr>
-                                  <w:noProof/>
-                                </w:rPr>
-                                <w:t>2</w:t>
-                              </w:r>
-                            </w:fldSimple>
+                            <w:r>
+                              <w:fldChar w:fldCharType="begin"/>
+                            </w:r>
+                            <w:r>
+                              <w:instrText xml:space="preserve"> SEQ Figura \* ARABIC </w:instrText>
+                            </w:r>
+                            <w:r>
+                              <w:fldChar w:fldCharType="separate"/>
+                            </w:r>
+                            <w:r>
+                              <w:rPr>
+                                <w:noProof/>
+                              </w:rPr>
+                              <w:t>2</w:t>
+                            </w:r>
+                            <w:r>
+                              <w:rPr>
+                                <w:noProof/>
+                              </w:rPr>
+                              <w:fldChar w:fldCharType="end"/>
+                            </w:r>
                             <w:r>
                               <w:t xml:space="preserve"> - Diagrama BPMN </w:t>
                             </w:r>
                             <w:r>
                               <w:t>Pedir Apoio</w:t>
                             </w:r>
+                            <w:bookmarkEnd w:id="13"/>
                           </w:p>
                         </w:txbxContent>
                       </wps:txbx>
@@ -6155,23 +8203,38 @@
                           <w:szCs w:val="22"/>
                         </w:rPr>
                       </w:pPr>
+                      <w:bookmarkStart w:id="14" w:name="_Toc218717409"/>
                       <w:r>
                         <w:t xml:space="preserve">Figura </w:t>
                       </w:r>
-                      <w:fldSimple w:instr=" SEQ Figura \* ARABIC ">
-                        <w:r>
-                          <w:rPr>
-                            <w:noProof/>
-                          </w:rPr>
-                          <w:t>2</w:t>
-                        </w:r>
-                      </w:fldSimple>
+                      <w:r>
+                        <w:fldChar w:fldCharType="begin"/>
+                      </w:r>
+                      <w:r>
+                        <w:instrText xml:space="preserve"> SEQ Figura \* ARABIC </w:instrText>
+                      </w:r>
+                      <w:r>
+                        <w:fldChar w:fldCharType="separate"/>
+                      </w:r>
+                      <w:r>
+                        <w:rPr>
+                          <w:noProof/>
+                        </w:rPr>
+                        <w:t>2</w:t>
+                      </w:r>
+                      <w:r>
+                        <w:rPr>
+                          <w:noProof/>
+                        </w:rPr>
+                        <w:fldChar w:fldCharType="end"/>
+                      </w:r>
                       <w:r>
                         <w:t xml:space="preserve"> - Diagrama BPMN </w:t>
                       </w:r>
                       <w:r>
                         <w:t>Pedir Apoio</w:t>
                       </w:r>
+                      <w:bookmarkEnd w:id="14"/>
                     </w:p>
                   </w:txbxContent>
                 </v:textbox>
@@ -6186,7 +8249,7 @@
           <w:noProof/>
         </w:rPr>
         <w:drawing>
-          <wp:inline distT="0" distB="0" distL="0" distR="0" wp14:anchorId="6F228B50" wp14:editId="3B2AAE39">
+          <wp:inline distT="0" distB="0" distL="0" distR="0" wp14:anchorId="6F228B50" wp14:editId="63CF1AD1">
             <wp:extent cx="3987067" cy="2355850"/>
             <wp:effectExtent l="0" t="0" r="0" b="6350"/>
             <wp:docPr id="826101158" name="Imagem 20" descr="Uma imagem com captura de ecrã, diagrama, texto, file&#10;&#10;Os conteúdos gerados por IA podem estar incorretos."/>
@@ -6240,13 +8303,7 @@
         <w:t>Intervenientes</w:t>
       </w:r>
       <w:r>
-        <w:t xml:space="preserve">: </w:t>
-      </w:r>
-      <w:r>
-        <w:t>Beneficiário</w:t>
-      </w:r>
-      <w:r>
-        <w:t xml:space="preserve"> e Loja Social.</w:t>
+        <w:t>: Beneficiário e Loja Social.</w:t>
       </w:r>
     </w:p>
     <w:p>
@@ -6261,13 +8318,7 @@
         <w:t>Fluxo do Processo</w:t>
       </w:r>
       <w:r>
-        <w:t>:</w:t>
-      </w:r>
-      <w:r>
-        <w:t xml:space="preserve"> </w:t>
-      </w:r>
-      <w:r>
-        <w:t>O Beneficiário "Pede Bens".</w:t>
+        <w:t>: O Beneficiário "Pede Bens".</w:t>
       </w:r>
     </w:p>
     <w:p>
@@ -6319,12 +8370,12 @@
       <w:pPr>
         <w:pStyle w:val="Ttulo2"/>
       </w:pPr>
-      <w:bookmarkStart w:id="11" w:name="_Toc215255729"/>
+      <w:bookmarkStart w:id="15" w:name="_Toc218717439"/>
       <w:r>
         <w:lastRenderedPageBreak/>
         <w:t>Gestão de Inventário</w:t>
       </w:r>
-      <w:bookmarkEnd w:id="11"/>
+      <w:bookmarkEnd w:id="15"/>
     </w:p>
     <w:p>
       <w:r>
@@ -6404,18 +8455,31 @@
         <w:pStyle w:val="Legenda"/>
         <w:jc w:val="center"/>
       </w:pPr>
-      <w:bookmarkStart w:id="12" w:name="_Toc215255756"/>
+      <w:bookmarkStart w:id="16" w:name="_Toc218717410"/>
       <w:r>
         <w:t xml:space="preserve">Figura </w:t>
       </w:r>
-      <w:fldSimple w:instr=" SEQ Figura \* ARABIC ">
-        <w:r>
-          <w:rPr>
-            <w:noProof/>
-          </w:rPr>
-          <w:t>3</w:t>
-        </w:r>
-      </w:fldSimple>
+      <w:r>
+        <w:fldChar w:fldCharType="begin"/>
+      </w:r>
+      <w:r>
+        <w:instrText xml:space="preserve"> SEQ Figura \* ARABIC </w:instrText>
+      </w:r>
+      <w:r>
+        <w:fldChar w:fldCharType="separate"/>
+      </w:r>
+      <w:r>
+        <w:rPr>
+          <w:noProof/>
+        </w:rPr>
+        <w:t>3</w:t>
+      </w:r>
+      <w:r>
+        <w:rPr>
+          <w:noProof/>
+        </w:rPr>
+        <w:fldChar w:fldCharType="end"/>
+      </w:r>
       <w:r>
         <w:t xml:space="preserve"> - </w:t>
       </w:r>
@@ -6425,7 +8489,7 @@
       <w:r>
         <w:t xml:space="preserve"> Gestão Inventário</w:t>
       </w:r>
-      <w:bookmarkEnd w:id="12"/>
+      <w:bookmarkEnd w:id="16"/>
     </w:p>
     <w:p/>
     <w:p>
@@ -6515,7 +8579,7 @@
           <w:noProof/>
         </w:rPr>
       </w:pPr>
-      <w:bookmarkStart w:id="13" w:name="_Toc215255730"/>
+      <w:bookmarkStart w:id="17" w:name="_Toc218717440"/>
       <w:r>
         <w:rPr>
           <w:noProof/>
@@ -6523,7 +8587,7 @@
         <w:lastRenderedPageBreak/>
         <w:t>Agendamento de Entregas</w:t>
       </w:r>
-      <w:bookmarkEnd w:id="13"/>
+      <w:bookmarkEnd w:id="17"/>
     </w:p>
     <w:p>
       <w:r>
@@ -6577,22 +8641,35 @@
                                 <w:szCs w:val="22"/>
                               </w:rPr>
                             </w:pPr>
-                            <w:bookmarkStart w:id="14" w:name="_Toc215255757"/>
+                            <w:bookmarkStart w:id="18" w:name="_Toc218717411"/>
                             <w:r>
                               <w:t xml:space="preserve">Figura </w:t>
                             </w:r>
-                            <w:fldSimple w:instr=" SEQ Figura \* ARABIC ">
-                              <w:r>
-                                <w:rPr>
-                                  <w:noProof/>
-                                </w:rPr>
-                                <w:t>4</w:t>
-                              </w:r>
-                            </w:fldSimple>
+                            <w:r>
+                              <w:fldChar w:fldCharType="begin"/>
+                            </w:r>
+                            <w:r>
+                              <w:instrText xml:space="preserve"> SEQ Figura \* ARABIC </w:instrText>
+                            </w:r>
+                            <w:r>
+                              <w:fldChar w:fldCharType="separate"/>
+                            </w:r>
+                            <w:r>
+                              <w:rPr>
+                                <w:noProof/>
+                              </w:rPr>
+                              <w:t>4</w:t>
+                            </w:r>
+                            <w:r>
+                              <w:rPr>
+                                <w:noProof/>
+                              </w:rPr>
+                              <w:fldChar w:fldCharType="end"/>
+                            </w:r>
                             <w:r>
                               <w:t xml:space="preserve"> - Diagrama BPMN Agendamento De Entregas</w:t>
                             </w:r>
-                            <w:bookmarkEnd w:id="14"/>
+                            <w:bookmarkEnd w:id="18"/>
                           </w:p>
                         </w:txbxContent>
                       </wps:txbx>
@@ -6623,22 +8700,35 @@
                           <w:szCs w:val="22"/>
                         </w:rPr>
                       </w:pPr>
-                      <w:bookmarkStart w:id="15" w:name="_Toc215255757"/>
+                      <w:bookmarkStart w:id="19" w:name="_Toc218717411"/>
                       <w:r>
                         <w:t xml:space="preserve">Figura </w:t>
                       </w:r>
-                      <w:fldSimple w:instr=" SEQ Figura \* ARABIC ">
-                        <w:r>
-                          <w:rPr>
-                            <w:noProof/>
-                          </w:rPr>
-                          <w:t>4</w:t>
-                        </w:r>
-                      </w:fldSimple>
+                      <w:r>
+                        <w:fldChar w:fldCharType="begin"/>
+                      </w:r>
+                      <w:r>
+                        <w:instrText xml:space="preserve"> SEQ Figura \* ARABIC </w:instrText>
+                      </w:r>
+                      <w:r>
+                        <w:fldChar w:fldCharType="separate"/>
+                      </w:r>
+                      <w:r>
+                        <w:rPr>
+                          <w:noProof/>
+                        </w:rPr>
+                        <w:t>4</w:t>
+                      </w:r>
+                      <w:r>
+                        <w:rPr>
+                          <w:noProof/>
+                        </w:rPr>
+                        <w:fldChar w:fldCharType="end"/>
+                      </w:r>
                       <w:r>
                         <w:t xml:space="preserve"> - Diagrama BPMN Agendamento De Entregas</w:t>
                       </w:r>
-                      <w:bookmarkEnd w:id="15"/>
+                      <w:bookmarkEnd w:id="19"/>
                     </w:p>
                   </w:txbxContent>
                 </v:textbox>
@@ -6738,10 +8828,7 @@
         <w:t>Fluxo do Processo:</w:t>
       </w:r>
       <w:r>
-        <w:t xml:space="preserve"> </w:t>
-      </w:r>
-      <w:r>
-        <w:t>Início e Notificação: O processo inicia-se com o Sistema a notificar o beneficiário sobre a necessidade de agendar uma entrega.</w:t>
+        <w:t xml:space="preserve"> Início e Notificação: O processo inicia-se com o Sistema a notificar o beneficiário sobre a necessidade de agendar uma entrega.</w:t>
       </w:r>
     </w:p>
     <w:p>
@@ -6751,13 +8838,7 @@
     </w:p>
     <w:p>
       <w:r>
-        <w:t>Aná</w:t>
-      </w:r>
-      <w:r>
-        <w:t>l</w:t>
-      </w:r>
-      <w:r>
-        <w:t>ise e Decisão: O Colaborador analisa a disponibilidade indicada:</w:t>
+        <w:t>Análise e Decisão: O Colaborador analisa a disponibilidade indicada:</w:t>
       </w:r>
     </w:p>
     <w:p>
@@ -6786,13 +8867,7 @@
     </w:p>
     <w:p>
       <w:r>
-        <w:t>Negociação</w:t>
-      </w:r>
-      <w:r>
-        <w:t xml:space="preserve">: </w:t>
-      </w:r>
-      <w:r>
-        <w:t>Caso seja proposta uma nova data, o Beneficiário é notificado para a avaliar:</w:t>
+        <w:t>Negociação: Caso seja proposta uma nova data, o Beneficiário é notificado para a avaliar:</w:t>
       </w:r>
     </w:p>
     <w:p>
@@ -6832,7 +8907,7 @@
       <w:pPr>
         <w:pStyle w:val="Ttulo2"/>
       </w:pPr>
-      <w:bookmarkStart w:id="16" w:name="_Toc215255731"/>
+      <w:bookmarkStart w:id="20" w:name="_Toc218717441"/>
       <w:r>
         <w:lastRenderedPageBreak/>
         <w:t>Gestão de Ben</w:t>
@@ -6843,7 +8918,7 @@
       <w:r>
         <w:t>ficiários</w:t>
       </w:r>
-      <w:bookmarkEnd w:id="16"/>
+      <w:bookmarkEnd w:id="20"/>
     </w:p>
     <w:p>
       <w:pPr>
@@ -6917,22 +8992,35 @@
                                 <w:szCs w:val="22"/>
                               </w:rPr>
                             </w:pPr>
-                            <w:bookmarkStart w:id="17" w:name="_Toc215255758"/>
+                            <w:bookmarkStart w:id="21" w:name="_Toc218717412"/>
                             <w:r>
                               <w:t xml:space="preserve">Figura </w:t>
                             </w:r>
-                            <w:fldSimple w:instr=" SEQ Figura \* ARABIC ">
-                              <w:r>
-                                <w:rPr>
-                                  <w:noProof/>
-                                </w:rPr>
-                                <w:t>5</w:t>
-                              </w:r>
-                            </w:fldSimple>
+                            <w:r>
+                              <w:fldChar w:fldCharType="begin"/>
+                            </w:r>
+                            <w:r>
+                              <w:instrText xml:space="preserve"> SEQ Figura \* ARABIC </w:instrText>
+                            </w:r>
+                            <w:r>
+                              <w:fldChar w:fldCharType="separate"/>
+                            </w:r>
+                            <w:r>
+                              <w:rPr>
+                                <w:noProof/>
+                              </w:rPr>
+                              <w:t>5</w:t>
+                            </w:r>
+                            <w:r>
+                              <w:rPr>
+                                <w:noProof/>
+                              </w:rPr>
+                              <w:fldChar w:fldCharType="end"/>
+                            </w:r>
                             <w:r>
                               <w:t xml:space="preserve"> - Diagrama BPMN Gestão Benificiários</w:t>
                             </w:r>
-                            <w:bookmarkEnd w:id="17"/>
+                            <w:bookmarkEnd w:id="21"/>
                           </w:p>
                         </w:txbxContent>
                       </wps:txbx>
@@ -6963,22 +9051,35 @@
                           <w:szCs w:val="22"/>
                         </w:rPr>
                       </w:pPr>
-                      <w:bookmarkStart w:id="18" w:name="_Toc215255758"/>
+                      <w:bookmarkStart w:id="22" w:name="_Toc218717412"/>
                       <w:r>
                         <w:t xml:space="preserve">Figura </w:t>
                       </w:r>
-                      <w:fldSimple w:instr=" SEQ Figura \* ARABIC ">
-                        <w:r>
-                          <w:rPr>
-                            <w:noProof/>
-                          </w:rPr>
-                          <w:t>5</w:t>
-                        </w:r>
-                      </w:fldSimple>
+                      <w:r>
+                        <w:fldChar w:fldCharType="begin"/>
+                      </w:r>
+                      <w:r>
+                        <w:instrText xml:space="preserve"> SEQ Figura \* ARABIC </w:instrText>
+                      </w:r>
+                      <w:r>
+                        <w:fldChar w:fldCharType="separate"/>
+                      </w:r>
+                      <w:r>
+                        <w:rPr>
+                          <w:noProof/>
+                        </w:rPr>
+                        <w:t>5</w:t>
+                      </w:r>
+                      <w:r>
+                        <w:rPr>
+                          <w:noProof/>
+                        </w:rPr>
+                        <w:fldChar w:fldCharType="end"/>
+                      </w:r>
                       <w:r>
                         <w:t xml:space="preserve"> - Diagrama BPMN Gestão Benificiários</w:t>
                       </w:r>
-                      <w:bookmarkEnd w:id="18"/>
+                      <w:bookmarkEnd w:id="22"/>
                     </w:p>
                   </w:txbxContent>
                 </v:textbox>
@@ -7059,13 +9160,7 @@
         <w:t>Fluxo</w:t>
       </w:r>
       <w:r>
-        <w:t>:</w:t>
-      </w:r>
-      <w:r>
-        <w:t xml:space="preserve"> </w:t>
-      </w:r>
-      <w:r>
-        <w:t>Inicia-se com o agendamento da entrega de bens.</w:t>
+        <w:t>: Inicia-se com o agendamento da entrega de bens.</w:t>
       </w:r>
     </w:p>
     <w:p>
@@ -7127,12 +9222,12 @@
       <w:pPr>
         <w:pStyle w:val="Ttulo1"/>
       </w:pPr>
-      <w:bookmarkStart w:id="19" w:name="_Toc215255732"/>
+      <w:bookmarkStart w:id="23" w:name="_Toc218717442"/>
       <w:r>
         <w:lastRenderedPageBreak/>
         <w:t>Estudo de Viabilidade</w:t>
       </w:r>
-      <w:bookmarkEnd w:id="19"/>
+      <w:bookmarkEnd w:id="23"/>
     </w:p>
     <w:p>
       <w:pPr>
@@ -7193,11 +9288,11 @@
       <w:pPr>
         <w:pStyle w:val="Ttulo2"/>
       </w:pPr>
-      <w:bookmarkStart w:id="20" w:name="_Toc215255733"/>
+      <w:bookmarkStart w:id="24" w:name="_Toc218717443"/>
       <w:r>
         <w:t>Objetivo da Solução Digital</w:t>
       </w:r>
-      <w:bookmarkEnd w:id="20"/>
+      <w:bookmarkEnd w:id="24"/>
     </w:p>
     <w:p>
       <w:r>
@@ -7232,11 +9327,11 @@
       <w:pPr>
         <w:pStyle w:val="Ttulo2"/>
       </w:pPr>
-      <w:bookmarkStart w:id="21" w:name="_Toc215255734"/>
+      <w:bookmarkStart w:id="25" w:name="_Toc218717444"/>
       <w:r>
         <w:t>Viabilidade Técnica</w:t>
       </w:r>
-      <w:bookmarkEnd w:id="21"/>
+      <w:bookmarkEnd w:id="25"/>
       <w:r>
         <w:t xml:space="preserve"> </w:t>
       </w:r>
@@ -7415,12 +9510,12 @@
       <w:pPr>
         <w:pStyle w:val="Ttulo2"/>
       </w:pPr>
-      <w:bookmarkStart w:id="22" w:name="_Toc215255735"/>
+      <w:bookmarkStart w:id="26" w:name="_Toc218717445"/>
       <w:r>
         <w:lastRenderedPageBreak/>
         <w:t>Viabilidade Operacional</w:t>
       </w:r>
-      <w:bookmarkEnd w:id="22"/>
+      <w:bookmarkEnd w:id="26"/>
       <w:r>
         <w:t xml:space="preserve"> </w:t>
       </w:r>
@@ -7489,11 +9584,11 @@
       <w:pPr>
         <w:pStyle w:val="Ttulo2"/>
       </w:pPr>
-      <w:bookmarkStart w:id="23" w:name="_Toc215255736"/>
+      <w:bookmarkStart w:id="27" w:name="_Toc218717446"/>
       <w:r>
         <w:t>Analise de Riscos</w:t>
       </w:r>
-      <w:bookmarkEnd w:id="23"/>
+      <w:bookmarkEnd w:id="27"/>
       <w:r>
         <w:t xml:space="preserve"> </w:t>
       </w:r>
@@ -7834,12 +9929,12 @@
       <w:pPr>
         <w:pStyle w:val="Ttulo1"/>
       </w:pPr>
-      <w:bookmarkStart w:id="24" w:name="_Toc215255737"/>
+      <w:bookmarkStart w:id="28" w:name="_Toc218717447"/>
       <w:r>
         <w:lastRenderedPageBreak/>
         <w:t>Arquitetura Técnica da Aplicação</w:t>
       </w:r>
-      <w:bookmarkEnd w:id="24"/>
+      <w:bookmarkEnd w:id="28"/>
     </w:p>
     <w:p>
       <w:r>
@@ -7978,11 +10073,11 @@
       <w:pPr>
         <w:pStyle w:val="Ttulo2"/>
       </w:pPr>
-      <w:bookmarkStart w:id="25" w:name="_Toc215255738"/>
+      <w:bookmarkStart w:id="29" w:name="_Toc218717448"/>
       <w:r>
         <w:t>Tecnologias</w:t>
       </w:r>
-      <w:bookmarkEnd w:id="25"/>
+      <w:bookmarkEnd w:id="29"/>
       <w:r>
         <w:t xml:space="preserve"> </w:t>
       </w:r>
@@ -8227,12 +10322,12 @@
       <w:pPr>
         <w:pStyle w:val="Ttulo2"/>
       </w:pPr>
-      <w:bookmarkStart w:id="26" w:name="_Toc215255739"/>
+      <w:bookmarkStart w:id="30" w:name="_Toc218717449"/>
       <w:r>
         <w:lastRenderedPageBreak/>
         <w:t>Diagrama de Arquitetura Técnica</w:t>
       </w:r>
-      <w:bookmarkEnd w:id="26"/>
+      <w:bookmarkEnd w:id="30"/>
     </w:p>
     <w:p>
       <w:r>
@@ -8296,27 +10391,38 @@
         <w:pStyle w:val="Legenda"/>
         <w:jc w:val="center"/>
       </w:pPr>
-      <w:bookmarkStart w:id="27" w:name="_Toc215255759"/>
+      <w:bookmarkStart w:id="31" w:name="_Toc218717413"/>
       <w:r>
         <w:t xml:space="preserve">Figura </w:t>
       </w:r>
-      <w:fldSimple w:instr=" SEQ Figura \* ARABIC ">
-        <w:r>
-          <w:rPr>
-            <w:noProof/>
-          </w:rPr>
-          <w:t>5</w:t>
-        </w:r>
-      </w:fldSimple>
+      <w:r>
+        <w:fldChar w:fldCharType="begin"/>
+      </w:r>
+      <w:r>
+        <w:instrText xml:space="preserve"> SEQ Figura \* ARABIC </w:instrText>
+      </w:r>
+      <w:r>
+        <w:fldChar w:fldCharType="separate"/>
+      </w:r>
+      <w:r>
+        <w:rPr>
+          <w:noProof/>
+        </w:rPr>
+        <w:t>5</w:t>
+      </w:r>
+      <w:r>
+        <w:rPr>
+          <w:noProof/>
+        </w:rPr>
+        <w:fldChar w:fldCharType="end"/>
+      </w:r>
       <w:r>
         <w:t xml:space="preserve"> - Diagrama Arquitetura </w:t>
       </w:r>
-      <w:proofErr w:type="spellStart"/>
-      <w:r>
-        <w:t>Tecnica</w:t>
-      </w:r>
-      <w:bookmarkEnd w:id="27"/>
-      <w:proofErr w:type="spellEnd"/>
+      <w:r>
+        <w:t>Técnica</w:t>
+      </w:r>
+      <w:bookmarkEnd w:id="31"/>
     </w:p>
     <w:p>
       <w:pPr>
@@ -8338,12 +10444,12 @@
       <w:pPr>
         <w:pStyle w:val="Ttulo1"/>
       </w:pPr>
-      <w:bookmarkStart w:id="28" w:name="_Toc215255740"/>
+      <w:bookmarkStart w:id="32" w:name="_Toc218717450"/>
       <w:r>
         <w:lastRenderedPageBreak/>
         <w:t>Diagrama de Estados</w:t>
       </w:r>
-      <w:bookmarkEnd w:id="28"/>
+      <w:bookmarkEnd w:id="32"/>
     </w:p>
     <w:p>
       <w:r>
@@ -8360,11 +10466,11 @@
       <w:pPr>
         <w:pStyle w:val="Ttulo2"/>
       </w:pPr>
-      <w:bookmarkStart w:id="29" w:name="_Toc215255741"/>
+      <w:bookmarkStart w:id="33" w:name="_Toc218717451"/>
       <w:r>
         <w:t>Pedir Apoio</w:t>
       </w:r>
-      <w:bookmarkEnd w:id="29"/>
+      <w:bookmarkEnd w:id="33"/>
     </w:p>
     <w:p>
       <w:r>
@@ -8438,22 +10544,35 @@
         <w:pStyle w:val="Legenda"/>
         <w:jc w:val="center"/>
       </w:pPr>
-      <w:bookmarkStart w:id="30" w:name="_Toc215255760"/>
+      <w:bookmarkStart w:id="34" w:name="_Toc218717414"/>
       <w:r>
         <w:t xml:space="preserve">Figura </w:t>
       </w:r>
-      <w:fldSimple w:instr=" SEQ Figura \* ARABIC ">
-        <w:r>
-          <w:rPr>
-            <w:noProof/>
-          </w:rPr>
-          <w:t>7</w:t>
-        </w:r>
-      </w:fldSimple>
+      <w:r>
+        <w:fldChar w:fldCharType="begin"/>
+      </w:r>
+      <w:r>
+        <w:instrText xml:space="preserve"> SEQ Figura \* ARABIC </w:instrText>
+      </w:r>
+      <w:r>
+        <w:fldChar w:fldCharType="separate"/>
+      </w:r>
+      <w:r>
+        <w:rPr>
+          <w:noProof/>
+        </w:rPr>
+        <w:t>7</w:t>
+      </w:r>
+      <w:r>
+        <w:rPr>
+          <w:noProof/>
+        </w:rPr>
+        <w:fldChar w:fldCharType="end"/>
+      </w:r>
       <w:r>
         <w:t xml:space="preserve"> - Diagrama de Estados Pedir Apoio</w:t>
       </w:r>
-      <w:bookmarkEnd w:id="30"/>
+      <w:bookmarkEnd w:id="34"/>
     </w:p>
     <w:p>
       <w:pPr>
@@ -8478,12 +10597,12 @@
       <w:pPr>
         <w:pStyle w:val="Ttulo2"/>
       </w:pPr>
-      <w:bookmarkStart w:id="31" w:name="_Toc215255742"/>
+      <w:bookmarkStart w:id="35" w:name="_Toc218717452"/>
       <w:r>
         <w:lastRenderedPageBreak/>
         <w:t>Gestão de Inventário</w:t>
       </w:r>
-      <w:bookmarkEnd w:id="31"/>
+      <w:bookmarkEnd w:id="35"/>
     </w:p>
     <w:p>
       <w:r>
@@ -8554,18 +10673,31 @@
         <w:pStyle w:val="Legenda"/>
         <w:jc w:val="center"/>
       </w:pPr>
-      <w:bookmarkStart w:id="32" w:name="_Toc215255761"/>
+      <w:bookmarkStart w:id="36" w:name="_Toc218717415"/>
       <w:r>
         <w:t xml:space="preserve">Figura </w:t>
       </w:r>
-      <w:fldSimple w:instr=" SEQ Figura \* ARABIC ">
-        <w:r>
-          <w:rPr>
-            <w:noProof/>
-          </w:rPr>
-          <w:t>8</w:t>
-        </w:r>
-      </w:fldSimple>
+      <w:r>
+        <w:fldChar w:fldCharType="begin"/>
+      </w:r>
+      <w:r>
+        <w:instrText xml:space="preserve"> SEQ Figura \* ARABIC </w:instrText>
+      </w:r>
+      <w:r>
+        <w:fldChar w:fldCharType="separate"/>
+      </w:r>
+      <w:r>
+        <w:rPr>
+          <w:noProof/>
+        </w:rPr>
+        <w:t>8</w:t>
+      </w:r>
+      <w:r>
+        <w:rPr>
+          <w:noProof/>
+        </w:rPr>
+        <w:fldChar w:fldCharType="end"/>
+      </w:r>
       <w:r>
         <w:t xml:space="preserve"> - </w:t>
       </w:r>
@@ -8575,7 +10707,7 @@
       <w:r>
         <w:t>Gestão de Inventário</w:t>
       </w:r>
-      <w:bookmarkEnd w:id="32"/>
+      <w:bookmarkEnd w:id="36"/>
     </w:p>
     <w:p>
       <w:pPr>
@@ -8623,12 +10755,12 @@
       <w:pPr>
         <w:pStyle w:val="Ttulo2"/>
       </w:pPr>
-      <w:bookmarkStart w:id="33" w:name="_Toc215255743"/>
+      <w:bookmarkStart w:id="37" w:name="_Toc218717453"/>
       <w:r>
         <w:lastRenderedPageBreak/>
         <w:t>Agendamento de Entregas</w:t>
       </w:r>
-      <w:bookmarkEnd w:id="33"/>
+      <w:bookmarkEnd w:id="37"/>
     </w:p>
     <w:p>
       <w:r>
@@ -8699,22 +10831,35 @@
         <w:pStyle w:val="Legenda"/>
         <w:jc w:val="center"/>
       </w:pPr>
-      <w:bookmarkStart w:id="34" w:name="_Toc215255762"/>
+      <w:bookmarkStart w:id="38" w:name="_Toc218717416"/>
       <w:r>
         <w:t xml:space="preserve">Figura </w:t>
       </w:r>
-      <w:fldSimple w:instr=" SEQ Figura \* ARABIC ">
-        <w:r>
-          <w:rPr>
-            <w:noProof/>
-          </w:rPr>
-          <w:t>9</w:t>
-        </w:r>
-      </w:fldSimple>
+      <w:r>
+        <w:fldChar w:fldCharType="begin"/>
+      </w:r>
+      <w:r>
+        <w:instrText xml:space="preserve"> SEQ Figura \* ARABIC </w:instrText>
+      </w:r>
+      <w:r>
+        <w:fldChar w:fldCharType="separate"/>
+      </w:r>
+      <w:r>
+        <w:rPr>
+          <w:noProof/>
+        </w:rPr>
+        <w:t>9</w:t>
+      </w:r>
+      <w:r>
+        <w:rPr>
+          <w:noProof/>
+        </w:rPr>
+        <w:fldChar w:fldCharType="end"/>
+      </w:r>
       <w:r>
         <w:t xml:space="preserve"> - Diagrama de Estados Agendamento de Entregas</w:t>
       </w:r>
-      <w:bookmarkEnd w:id="34"/>
+      <w:bookmarkEnd w:id="38"/>
     </w:p>
     <w:p>
       <w:pPr>
@@ -8750,12 +10895,12 @@
       <w:pPr>
         <w:pStyle w:val="Ttulo2"/>
       </w:pPr>
-      <w:bookmarkStart w:id="35" w:name="_Toc215255744"/>
+      <w:bookmarkStart w:id="39" w:name="_Toc218717454"/>
       <w:r>
         <w:lastRenderedPageBreak/>
         <w:t>Gestão dos Beneficiários</w:t>
       </w:r>
-      <w:bookmarkEnd w:id="35"/>
+      <w:bookmarkEnd w:id="39"/>
       <w:r>
         <w:t xml:space="preserve"> </w:t>
       </w:r>
@@ -8829,18 +10974,31 @@
         <w:pStyle w:val="Legenda"/>
         <w:jc w:val="center"/>
       </w:pPr>
-      <w:bookmarkStart w:id="36" w:name="_Toc215255763"/>
+      <w:bookmarkStart w:id="40" w:name="_Toc218717417"/>
       <w:r>
         <w:t xml:space="preserve">Figura </w:t>
       </w:r>
-      <w:fldSimple w:instr=" SEQ Figura \* ARABIC ">
-        <w:r>
-          <w:rPr>
-            <w:noProof/>
-          </w:rPr>
-          <w:t>10</w:t>
-        </w:r>
-      </w:fldSimple>
+      <w:r>
+        <w:fldChar w:fldCharType="begin"/>
+      </w:r>
+      <w:r>
+        <w:instrText xml:space="preserve"> SEQ Figura \* ARABIC </w:instrText>
+      </w:r>
+      <w:r>
+        <w:fldChar w:fldCharType="separate"/>
+      </w:r>
+      <w:r>
+        <w:rPr>
+          <w:noProof/>
+        </w:rPr>
+        <w:t>10</w:t>
+      </w:r>
+      <w:r>
+        <w:rPr>
+          <w:noProof/>
+        </w:rPr>
+        <w:fldChar w:fldCharType="end"/>
+      </w:r>
       <w:r>
         <w:t xml:space="preserve"> - </w:t>
       </w:r>
@@ -8850,7 +11008,7 @@
       <w:r>
         <w:t>Gestão dos Beneficiários</w:t>
       </w:r>
-      <w:bookmarkEnd w:id="36"/>
+      <w:bookmarkEnd w:id="40"/>
     </w:p>
     <w:p>
       <w:pPr>
@@ -8880,12 +11038,12 @@
       <w:pPr>
         <w:pStyle w:val="Ttulo1"/>
       </w:pPr>
-      <w:bookmarkStart w:id="37" w:name="_Toc215255745"/>
+      <w:bookmarkStart w:id="41" w:name="_Toc218717455"/>
       <w:r>
         <w:lastRenderedPageBreak/>
         <w:t>Diagrama de casos de uso</w:t>
       </w:r>
-      <w:bookmarkEnd w:id="37"/>
+      <w:bookmarkEnd w:id="41"/>
     </w:p>
     <w:p>
       <w:pPr>
@@ -8905,15 +11063,24 @@
       <w:pPr>
         <w:pStyle w:val="Ttulo2"/>
       </w:pPr>
-      <w:bookmarkStart w:id="38" w:name="_Toc215255746"/>
-      <w:r>
-        <w:t>Pedir Apoio</w:t>
-      </w:r>
-      <w:bookmarkEnd w:id="38"/>
-    </w:p>
-    <w:p>
-      <w:r>
-        <w:t>Na imagem seguinte é possível observar o diagrama de casos do processo de pedir apoio.</w:t>
+      <w:bookmarkStart w:id="42" w:name="_Toc218717456"/>
+      <w:r>
+        <w:t>Candidatura a beneficiário</w:t>
+      </w:r>
+      <w:bookmarkEnd w:id="42"/>
+    </w:p>
+    <w:p>
+      <w:pPr>
+        <w:jc w:val="both"/>
+      </w:pPr>
+      <w:r>
+        <w:t xml:space="preserve">Na imagem seguinte é possível observar o diagrama de casos do processo </w:t>
+      </w:r>
+      <w:r>
+        <w:t>criação da candidatura a beneficiário</w:t>
+      </w:r>
+      <w:r>
+        <w:t>.</w:t>
       </w:r>
     </w:p>
     <w:p>
@@ -8925,11 +11092,165 @@
         <w:rPr>
           <w:noProof/>
         </w:rPr>
+        <mc:AlternateContent>
+          <mc:Choice Requires="wps">
+            <w:drawing>
+              <wp:anchor distT="0" distB="0" distL="114300" distR="114300" simplePos="0" relativeHeight="251715584" behindDoc="0" locked="0" layoutInCell="1" allowOverlap="1" wp14:anchorId="564A8382" wp14:editId="608D7B51">
+                <wp:simplePos x="0" y="0"/>
+                <wp:positionH relativeFrom="margin">
+                  <wp:align>center</wp:align>
+                </wp:positionH>
+                <wp:positionV relativeFrom="paragraph">
+                  <wp:posOffset>2378075</wp:posOffset>
+                </wp:positionV>
+                <wp:extent cx="7180580" cy="635"/>
+                <wp:effectExtent l="0" t="0" r="1270" b="0"/>
+                <wp:wrapTopAndBottom/>
+                <wp:docPr id="536054965" name="Caixa de texto 1"/>
+                <wp:cNvGraphicFramePr/>
+                <a:graphic xmlns:a="http://schemas.openxmlformats.org/drawingml/2006/main">
+                  <a:graphicData uri="http://schemas.microsoft.com/office/word/2010/wordprocessingShape">
+                    <wps:wsp>
+                      <wps:cNvSpPr txBox="1"/>
+                      <wps:spPr>
+                        <a:xfrm>
+                          <a:off x="0" y="0"/>
+                          <a:ext cx="7180580" cy="635"/>
+                        </a:xfrm>
+                        <a:prstGeom prst="rect">
+                          <a:avLst/>
+                        </a:prstGeom>
+                        <a:solidFill>
+                          <a:prstClr val="white"/>
+                        </a:solidFill>
+                        <a:ln>
+                          <a:noFill/>
+                        </a:ln>
+                      </wps:spPr>
+                      <wps:txbx>
+                        <w:txbxContent>
+                          <w:p>
+                            <w:pPr>
+                              <w:pStyle w:val="Legenda"/>
+                              <w:jc w:val="center"/>
+                              <w:rPr>
+                                <w:noProof/>
+                                <w:sz w:val="22"/>
+                                <w:szCs w:val="22"/>
+                              </w:rPr>
+                            </w:pPr>
+                            <w:bookmarkStart w:id="43" w:name="_Toc218717418"/>
+                            <w:r>
+                              <w:t xml:space="preserve">Figura </w:t>
+                            </w:r>
+                            <w:r>
+                              <w:fldChar w:fldCharType="begin"/>
+                            </w:r>
+                            <w:r>
+                              <w:instrText xml:space="preserve"> SEQ Figura \* ARABIC </w:instrText>
+                            </w:r>
+                            <w:r>
+                              <w:fldChar w:fldCharType="separate"/>
+                            </w:r>
+                            <w:r>
+                              <w:rPr>
+                                <w:noProof/>
+                              </w:rPr>
+                              <w:t>11</w:t>
+                            </w:r>
+                            <w:r>
+                              <w:rPr>
+                                <w:noProof/>
+                              </w:rPr>
+                              <w:fldChar w:fldCharType="end"/>
+                            </w:r>
+                            <w:r>
+                              <w:t xml:space="preserve"> - Diagrama </w:t>
+                            </w:r>
+                            <w:r>
+                              <w:t>de Casos de Uso de Candidatura</w:t>
+                            </w:r>
+                            <w:bookmarkEnd w:id="43"/>
+                          </w:p>
+                        </w:txbxContent>
+                      </wps:txbx>
+                      <wps:bodyPr rot="0" spcFirstLastPara="0" vertOverflow="overflow" horzOverflow="overflow" vert="horz" wrap="square" lIns="0" tIns="0" rIns="0" bIns="0" numCol="1" spcCol="0" rtlCol="0" fromWordArt="0" anchor="t" anchorCtr="0" forceAA="0" compatLnSpc="1">
+                        <a:prstTxWarp prst="textNoShape">
+                          <a:avLst/>
+                        </a:prstTxWarp>
+                        <a:spAutoFit/>
+                      </wps:bodyPr>
+                    </wps:wsp>
+                  </a:graphicData>
+                </a:graphic>
+              </wp:anchor>
+            </w:drawing>
+          </mc:Choice>
+          <mc:Fallback>
+            <w:pict>
+              <v:shape w14:anchorId="564A8382" id="_x0000_s1030" type="#_x0000_t202" style="position:absolute;left:0;text-align:left;margin-left:0;margin-top:187.25pt;width:565.4pt;height:.05pt;z-index:251715584;visibility:visible;mso-wrap-style:square;mso-wrap-distance-left:9pt;mso-wrap-distance-top:0;mso-wrap-distance-right:9pt;mso-wrap-distance-bottom:0;mso-position-horizontal:center;mso-position-horizontal-relative:margin;mso-position-vertical:absolute;mso-position-vertical-relative:text;v-text-anchor:top" o:gfxdata="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" stroked="f">
+                <v:textbox style="mso-fit-shape-to-text:t" inset="0,0,0,0">
+                  <w:txbxContent>
+                    <w:p>
+                      <w:pPr>
+                        <w:pStyle w:val="Legenda"/>
+                        <w:jc w:val="center"/>
+                        <w:rPr>
+                          <w:noProof/>
+                          <w:sz w:val="22"/>
+                          <w:szCs w:val="22"/>
+                        </w:rPr>
+                      </w:pPr>
+                      <w:bookmarkStart w:id="44" w:name="_Toc218717418"/>
+                      <w:r>
+                        <w:t xml:space="preserve">Figura </w:t>
+                      </w:r>
+                      <w:r>
+                        <w:fldChar w:fldCharType="begin"/>
+                      </w:r>
+                      <w:r>
+                        <w:instrText xml:space="preserve"> SEQ Figura \* ARABIC </w:instrText>
+                      </w:r>
+                      <w:r>
+                        <w:fldChar w:fldCharType="separate"/>
+                      </w:r>
+                      <w:r>
+                        <w:rPr>
+                          <w:noProof/>
+                        </w:rPr>
+                        <w:t>11</w:t>
+                      </w:r>
+                      <w:r>
+                        <w:rPr>
+                          <w:noProof/>
+                        </w:rPr>
+                        <w:fldChar w:fldCharType="end"/>
+                      </w:r>
+                      <w:r>
+                        <w:t xml:space="preserve"> - Diagrama </w:t>
+                      </w:r>
+                      <w:r>
+                        <w:t>de Casos de Uso de Candidatura</w:t>
+                      </w:r>
+                      <w:bookmarkEnd w:id="44"/>
+                    </w:p>
+                  </w:txbxContent>
+                </v:textbox>
+                <w10:wrap type="topAndBottom" anchorx="margin"/>
+              </v:shape>
+            </w:pict>
+          </mc:Fallback>
+        </mc:AlternateContent>
+      </w:r>
+      <w:r>
+        <w:rPr>
+          <w:noProof/>
+        </w:rPr>
         <w:drawing>
-          <wp:inline distT="0" distB="0" distL="0" distR="0" wp14:anchorId="5C500F2F" wp14:editId="4426F214">
-            <wp:extent cx="4529470" cy="3236550"/>
-            <wp:effectExtent l="0" t="0" r="4445" b="2540"/>
-            <wp:docPr id="2015768692" name="Imagem 6"/>
+          <wp:inline distT="0" distB="0" distL="0" distR="0" wp14:anchorId="15710973" wp14:editId="6266B097">
+            <wp:extent cx="5579745" cy="2362200"/>
+            <wp:effectExtent l="0" t="0" r="1905" b="0"/>
+            <wp:docPr id="445136266" name="Imagem 19" descr="Uma imagem com texto, diagrama, captura de ecrã, escrita à mão&#10;&#10;Os conteúdos gerados por IA podem estar incorretos."/>
             <wp:cNvGraphicFramePr>
               <a:graphicFrameLocks xmlns:a="http://schemas.openxmlformats.org/drawingml/2006/main" noChangeAspect="1"/>
             </wp:cNvGraphicFramePr>
@@ -8937,10 +11258,8 @@
               <a:graphicData uri="http://schemas.openxmlformats.org/drawingml/2006/picture">
                 <pic:pic xmlns:pic="http://schemas.openxmlformats.org/drawingml/2006/picture">
                   <pic:nvPicPr>
-                    <pic:cNvPr id="0" name="Picture 1"/>
-                    <pic:cNvPicPr>
-                      <a:picLocks noChangeAspect="1" noChangeArrowheads="1"/>
-                    </pic:cNvPicPr>
+                    <pic:cNvPr id="445136266" name="Imagem 19" descr="Uma imagem com texto, diagrama, captura de ecrã, escrita à mão&#10;&#10;Os conteúdos gerados por IA podem estar incorretos."/>
+                    <pic:cNvPicPr/>
                   </pic:nvPicPr>
                   <pic:blipFill rotWithShape="1">
                     <a:blip r:embed="rId19">
@@ -8950,7 +11269,7 @@
                         </a:ext>
                       </a:extLst>
                     </a:blip>
-                    <a:srcRect r="19085"/>
+                    <a:srcRect b="21996"/>
                     <a:stretch>
                       <a:fillRect/>
                     </a:stretch>
@@ -8958,7 +11277,399 @@
                   <pic:spPr bwMode="auto">
                     <a:xfrm>
                       <a:off x="0" y="0"/>
-                      <a:ext cx="4530637" cy="3237384"/>
+                      <a:ext cx="5579745" cy="2362200"/>
+                    </a:xfrm>
+                    <a:prstGeom prst="rect">
+                      <a:avLst/>
+                    </a:prstGeom>
+                    <a:ln>
+                      <a:noFill/>
+                    </a:ln>
+                    <a:extLst>
+                      <a:ext uri="{53640926-AAD7-44D8-BBD7-CCE9431645EC}">
+                        <a14:shadowObscured xmlns:a14="http://schemas.microsoft.com/office/drawing/2010/main"/>
+                      </a:ext>
+                    </a:extLst>
+                  </pic:spPr>
+                </pic:pic>
+              </a:graphicData>
+            </a:graphic>
+          </wp:inline>
+        </w:drawing>
+      </w:r>
+    </w:p>
+    <w:p>
+      <w:pPr>
+        <w:keepNext/>
+        <w:jc w:val="center"/>
+      </w:pPr>
+    </w:p>
+    <w:p>
+      <w:pPr>
+        <w:keepNext/>
+      </w:pPr>
+      <w:r>
+        <w:rPr>
+          <w:b/>
+          <w:bCs/>
+        </w:rPr>
+        <w:t>Atores</w:t>
+      </w:r>
+      <w:r>
+        <w:t>: Utilizador e Loja Social.</w:t>
+      </w:r>
+    </w:p>
+    <w:p>
+      <w:pPr>
+        <w:keepNext/>
+      </w:pPr>
+      <w:r>
+        <w:rPr>
+          <w:b/>
+          <w:bCs/>
+        </w:rPr>
+        <w:t>Funcionalidades</w:t>
+      </w:r>
+      <w:r>
+        <w:t>:</w:t>
+      </w:r>
+      <w:r>
+        <w:t xml:space="preserve"> </w:t>
+      </w:r>
+    </w:p>
+    <w:p>
+      <w:pPr>
+        <w:keepNext/>
+      </w:pPr>
+      <w:r>
+        <w:t>Criar Candidatura:</w:t>
+      </w:r>
+      <w:r>
+        <w:t xml:space="preserve"> </w:t>
+      </w:r>
+      <w:r>
+        <w:t>O utilizador submete os seus dados/ficheiros.</w:t>
+      </w:r>
+    </w:p>
+    <w:p>
+      <w:pPr>
+        <w:keepNext/>
+      </w:pPr>
+      <w:r>
+        <w:t>Análise: A Loja Social analisa a candidatura. Este caso de uso tem extensões (&lt;&lt;</w:t>
+      </w:r>
+      <w:proofErr w:type="spellStart"/>
+      <w:r>
+        <w:t>Extend</w:t>
+      </w:r>
+      <w:proofErr w:type="spellEnd"/>
+      <w:r>
+        <w:t>&gt;&gt;) importantes:</w:t>
+      </w:r>
+    </w:p>
+    <w:p>
+      <w:pPr>
+        <w:pStyle w:val="PargrafodaLista"/>
+        <w:keepNext/>
+        <w:numPr>
+          <w:ilvl w:val="0"/>
+          <w:numId w:val="28"/>
+        </w:numPr>
+      </w:pPr>
+      <w:r>
+        <w:t>Pedir Correção: Se a documentação estiver incompleta.</w:t>
+      </w:r>
+    </w:p>
+    <w:p>
+      <w:pPr>
+        <w:pStyle w:val="PargrafodaLista"/>
+        <w:keepNext/>
+        <w:numPr>
+          <w:ilvl w:val="0"/>
+          <w:numId w:val="28"/>
+        </w:numPr>
+      </w:pPr>
+      <w:r>
+        <w:t xml:space="preserve">Aceitar ou Recusar: O </w:t>
+      </w:r>
+      <w:r>
+        <w:t>resultado</w:t>
+      </w:r>
+      <w:r>
+        <w:t xml:space="preserve"> da análise.</w:t>
+      </w:r>
+    </w:p>
+    <w:p>
+      <w:pPr>
+        <w:keepNext/>
+      </w:pPr>
+      <w:r>
+        <w:t>Notificar: O sistema notifica o utilizador sobre o estado.</w:t>
+      </w:r>
+    </w:p>
+    <w:p>
+      <w:pPr>
+        <w:pStyle w:val="Ttulo2"/>
+      </w:pPr>
+      <w:r>
+        <w:br w:type="page"/>
+      </w:r>
+      <w:bookmarkStart w:id="45" w:name="_Toc218717457"/>
+      <w:r>
+        <w:lastRenderedPageBreak/>
+        <w:t>Pedido de Doação</w:t>
+      </w:r>
+      <w:bookmarkEnd w:id="45"/>
+    </w:p>
+    <w:p>
+      <w:r>
+        <w:t xml:space="preserve">Na imagem seguinte é possível observar o diagrama de casos do processo de </w:t>
+      </w:r>
+      <w:r>
+        <w:t>pedido de doação</w:t>
+      </w:r>
+      <w:r>
+        <w:t>.</w:t>
+      </w:r>
+    </w:p>
+    <w:p>
+      <w:pPr>
+        <w:keepNext/>
+      </w:pPr>
+      <w:r>
+        <w:rPr>
+          <w:noProof/>
+        </w:rPr>
+        <w:drawing>
+          <wp:inline distT="0" distB="0" distL="0" distR="0" wp14:anchorId="5B1BE496" wp14:editId="1EFC3A8E">
+            <wp:extent cx="5579745" cy="2997835"/>
+            <wp:effectExtent l="0" t="0" r="1905" b="0"/>
+            <wp:docPr id="1234906752" name="Imagem 20" descr="Uma imagem com texto, diagrama, captura de ecrã, file&#10;&#10;Os conteúdos gerados por IA podem estar incorretos."/>
+            <wp:cNvGraphicFramePr>
+              <a:graphicFrameLocks xmlns:a="http://schemas.openxmlformats.org/drawingml/2006/main" noChangeAspect="1"/>
+            </wp:cNvGraphicFramePr>
+            <a:graphic xmlns:a="http://schemas.openxmlformats.org/drawingml/2006/main">
+              <a:graphicData uri="http://schemas.openxmlformats.org/drawingml/2006/picture">
+                <pic:pic xmlns:pic="http://schemas.openxmlformats.org/drawingml/2006/picture">
+                  <pic:nvPicPr>
+                    <pic:cNvPr id="1234906752" name="Imagem 20" descr="Uma imagem com texto, diagrama, captura de ecrã, file&#10;&#10;Os conteúdos gerados por IA podem estar incorretos."/>
+                    <pic:cNvPicPr/>
+                  </pic:nvPicPr>
+                  <pic:blipFill>
+                    <a:blip r:embed="rId20">
+                      <a:extLst>
+                        <a:ext uri="{28A0092B-C50C-407E-A947-70E740481C1C}">
+                          <a14:useLocalDpi xmlns:a14="http://schemas.microsoft.com/office/drawing/2010/main" val="0"/>
+                        </a:ext>
+                      </a:extLst>
+                    </a:blip>
+                    <a:stretch>
+                      <a:fillRect/>
+                    </a:stretch>
+                  </pic:blipFill>
+                  <pic:spPr>
+                    <a:xfrm>
+                      <a:off x="0" y="0"/>
+                      <a:ext cx="5579745" cy="2997835"/>
+                    </a:xfrm>
+                    <a:prstGeom prst="rect">
+                      <a:avLst/>
+                    </a:prstGeom>
+                  </pic:spPr>
+                </pic:pic>
+              </a:graphicData>
+            </a:graphic>
+          </wp:inline>
+        </w:drawing>
+      </w:r>
+    </w:p>
+    <w:p>
+      <w:pPr>
+        <w:pStyle w:val="Legenda"/>
+        <w:jc w:val="center"/>
+      </w:pPr>
+      <w:bookmarkStart w:id="46" w:name="_Toc218717419"/>
+      <w:r>
+        <w:t xml:space="preserve">Figura </w:t>
+      </w:r>
+      <w:r>
+        <w:fldChar w:fldCharType="begin"/>
+      </w:r>
+      <w:r>
+        <w:instrText xml:space="preserve"> SEQ Figura \* ARABIC </w:instrText>
+      </w:r>
+      <w:r>
+        <w:fldChar w:fldCharType="separate"/>
+      </w:r>
+      <w:r>
+        <w:rPr>
+          <w:noProof/>
+        </w:rPr>
+        <w:t>12</w:t>
+      </w:r>
+      <w:r>
+        <w:rPr>
+          <w:noProof/>
+        </w:rPr>
+        <w:fldChar w:fldCharType="end"/>
+      </w:r>
+      <w:r>
+        <w:t xml:space="preserve"> - </w:t>
+      </w:r>
+      <w:r>
+        <w:t xml:space="preserve">Diagrama de Casos de Uso </w:t>
+      </w:r>
+      <w:r>
+        <w:t>de Pedidos de doação</w:t>
+      </w:r>
+      <w:bookmarkEnd w:id="46"/>
+    </w:p>
+    <w:p/>
+    <w:p>
+      <w:pPr>
+        <w:jc w:val="both"/>
+      </w:pPr>
+      <w:r>
+        <w:rPr>
+          <w:b/>
+          <w:bCs/>
+        </w:rPr>
+        <w:t>Atores</w:t>
+      </w:r>
+      <w:r>
+        <w:t>: Beneficiário e Loja Social.</w:t>
+      </w:r>
+    </w:p>
+    <w:p>
+      <w:pPr>
+        <w:jc w:val="both"/>
+      </w:pPr>
+      <w:r>
+        <w:rPr>
+          <w:b/>
+          <w:bCs/>
+        </w:rPr>
+        <w:t>Funcionalidades</w:t>
+      </w:r>
+      <w:r>
+        <w:t>:</w:t>
+      </w:r>
+    </w:p>
+    <w:p>
+      <w:pPr>
+        <w:jc w:val="both"/>
+      </w:pPr>
+      <w:r>
+        <w:t>O Beneficiário realiza o caso de uso "Pede Bens".</w:t>
+      </w:r>
+    </w:p>
+    <w:p>
+      <w:pPr>
+        <w:jc w:val="both"/>
+      </w:pPr>
+      <w:r>
+        <w:t>A</w:t>
+      </w:r>
+      <w:r>
+        <w:t xml:space="preserve"> </w:t>
+      </w:r>
+      <w:r>
+        <w:t>Loja Social executa "Procura Bens no Stock".</w:t>
+      </w:r>
+    </w:p>
+    <w:p>
+      <w:pPr>
+        <w:jc w:val="both"/>
+      </w:pPr>
+      <w:r>
+        <w:t>Existem relações de dependência onde a procura de bens pode incluir (&lt;&lt;</w:t>
+      </w:r>
+      <w:proofErr w:type="spellStart"/>
+      <w:r>
+        <w:t>Include</w:t>
+      </w:r>
+      <w:proofErr w:type="spellEnd"/>
+      <w:r>
+        <w:t>&gt;&gt;) a notificação ao beneficiário ou estender para "Agenda Entrega" caso os bens existam.</w:t>
+      </w:r>
+      <w:r>
+        <w:br w:type="page"/>
+      </w:r>
+    </w:p>
+    <w:p>
+      <w:pPr>
+        <w:pStyle w:val="Ttulo2"/>
+        <w:rPr>
+          <w:noProof/>
+        </w:rPr>
+      </w:pPr>
+      <w:bookmarkStart w:id="47" w:name="_Toc218717458"/>
+      <w:r>
+        <w:rPr>
+          <w:noProof/>
+        </w:rPr>
+        <w:lastRenderedPageBreak/>
+        <w:t>Entregar bens</w:t>
+      </w:r>
+      <w:bookmarkEnd w:id="47"/>
+      <w:r>
+        <w:rPr>
+          <w:noProof/>
+        </w:rPr>
+        <w:t xml:space="preserve"> </w:t>
+      </w:r>
+    </w:p>
+    <w:p>
+      <w:r>
+        <w:t xml:space="preserve">Na imagem seguinte é possível observar o diagrama de </w:t>
+      </w:r>
+      <w:r>
+        <w:t>casos</w:t>
+      </w:r>
+      <w:r>
+        <w:t xml:space="preserve"> do processo de entregar bens.</w:t>
+      </w:r>
+    </w:p>
+    <w:p/>
+    <w:p>
+      <w:r>
+        <w:rPr>
+          <w:noProof/>
+        </w:rPr>
+        <w:drawing>
+          <wp:inline distT="0" distB="0" distL="0" distR="0" wp14:anchorId="5774D92F" wp14:editId="10528564">
+            <wp:extent cx="5571490" cy="3149600"/>
+            <wp:effectExtent l="0" t="0" r="0" b="0"/>
+            <wp:docPr id="314955150" name="Imagem 8"/>
+            <wp:cNvGraphicFramePr>
+              <a:graphicFrameLocks xmlns:a="http://schemas.openxmlformats.org/drawingml/2006/main" noChangeAspect="1"/>
+            </wp:cNvGraphicFramePr>
+            <a:graphic xmlns:a="http://schemas.openxmlformats.org/drawingml/2006/main">
+              <a:graphicData uri="http://schemas.openxmlformats.org/drawingml/2006/picture">
+                <pic:pic xmlns:pic="http://schemas.openxmlformats.org/drawingml/2006/picture">
+                  <pic:nvPicPr>
+                    <pic:cNvPr id="0" name="Picture 3"/>
+                    <pic:cNvPicPr>
+                      <a:picLocks noChangeAspect="1" noChangeArrowheads="1"/>
+                    </pic:cNvPicPr>
+                  </pic:nvPicPr>
+                  <pic:blipFill rotWithShape="1">
+                    <a:blip r:embed="rId21">
+                      <a:extLst>
+                        <a:ext uri="{28A0092B-C50C-407E-A947-70E740481C1C}">
+                          <a14:useLocalDpi xmlns:a14="http://schemas.microsoft.com/office/drawing/2010/main" val="0"/>
+                        </a:ext>
+                      </a:extLst>
+                    </a:blip>
+                    <a:srcRect b="20589"/>
+                    <a:stretch>
+                      <a:fillRect/>
+                    </a:stretch>
+                  </pic:blipFill>
+                  <pic:spPr bwMode="auto">
+                    <a:xfrm>
+                      <a:off x="0" y="0"/>
+                      <a:ext cx="5571490" cy="3149600"/>
                     </a:xfrm>
                     <a:prstGeom prst="rect">
                       <a:avLst/>
@@ -8981,97 +11692,387 @@
       </w:r>
     </w:p>
     <w:p>
-      <w:pPr>
-        <w:pStyle w:val="Legenda"/>
-        <w:jc w:val="center"/>
-      </w:pPr>
-      <w:bookmarkStart w:id="39" w:name="_Toc215255764"/>
-      <w:r>
-        <w:t xml:space="preserve">Figura </w:t>
-      </w:r>
-      <w:fldSimple w:instr=" SEQ Figura \* ARABIC ">
-        <w:r>
-          <w:rPr>
-            <w:noProof/>
-          </w:rPr>
-          <w:t>11</w:t>
-        </w:r>
-      </w:fldSimple>
-      <w:r>
-        <w:t xml:space="preserve">- </w:t>
-      </w:r>
-      <w:r>
-        <w:t xml:space="preserve">Diagrama de </w:t>
-      </w:r>
-      <w:r>
-        <w:t>Casos de Uso Pedir Apoio</w:t>
-      </w:r>
-      <w:bookmarkEnd w:id="39"/>
+      <w:r>
+        <w:rPr>
+          <w:noProof/>
+        </w:rPr>
+        <mc:AlternateContent>
+          <mc:Choice Requires="wps">
+            <w:drawing>
+              <wp:anchor distT="0" distB="0" distL="114300" distR="114300" simplePos="0" relativeHeight="251717632" behindDoc="0" locked="0" layoutInCell="1" allowOverlap="1" wp14:anchorId="5B80D1A9" wp14:editId="77F824B8">
+                <wp:simplePos x="0" y="0"/>
+                <wp:positionH relativeFrom="margin">
+                  <wp:posOffset>-701675</wp:posOffset>
+                </wp:positionH>
+                <wp:positionV relativeFrom="paragraph">
+                  <wp:posOffset>381000</wp:posOffset>
+                </wp:positionV>
+                <wp:extent cx="7180580" cy="635"/>
+                <wp:effectExtent l="0" t="0" r="1270" b="0"/>
+                <wp:wrapTopAndBottom/>
+                <wp:docPr id="377929961" name="Caixa de texto 1"/>
+                <wp:cNvGraphicFramePr/>
+                <a:graphic xmlns:a="http://schemas.openxmlformats.org/drawingml/2006/main">
+                  <a:graphicData uri="http://schemas.microsoft.com/office/word/2010/wordprocessingShape">
+                    <wps:wsp>
+                      <wps:cNvSpPr txBox="1"/>
+                      <wps:spPr>
+                        <a:xfrm>
+                          <a:off x="0" y="0"/>
+                          <a:ext cx="7180580" cy="635"/>
+                        </a:xfrm>
+                        <a:prstGeom prst="rect">
+                          <a:avLst/>
+                        </a:prstGeom>
+                        <a:solidFill>
+                          <a:prstClr val="white"/>
+                        </a:solidFill>
+                        <a:ln>
+                          <a:noFill/>
+                        </a:ln>
+                      </wps:spPr>
+                      <wps:txbx>
+                        <w:txbxContent>
+                          <w:p>
+                            <w:pPr>
+                              <w:pStyle w:val="Legenda"/>
+                              <w:jc w:val="center"/>
+                              <w:rPr>
+                                <w:noProof/>
+                                <w:sz w:val="22"/>
+                                <w:szCs w:val="22"/>
+                              </w:rPr>
+                            </w:pPr>
+                            <w:bookmarkStart w:id="48" w:name="_Toc218717420"/>
+                            <w:r>
+                              <w:t xml:space="preserve">Figura </w:t>
+                            </w:r>
+                            <w:r>
+                              <w:fldChar w:fldCharType="begin"/>
+                            </w:r>
+                            <w:r>
+                              <w:instrText xml:space="preserve"> SEQ Figura \* ARABIC </w:instrText>
+                            </w:r>
+                            <w:r>
+                              <w:fldChar w:fldCharType="separate"/>
+                            </w:r>
+                            <w:r>
+                              <w:rPr>
+                                <w:noProof/>
+                              </w:rPr>
+                              <w:t>13</w:t>
+                            </w:r>
+                            <w:r>
+                              <w:rPr>
+                                <w:noProof/>
+                              </w:rPr>
+                              <w:fldChar w:fldCharType="end"/>
+                            </w:r>
+                            <w:r>
+                              <w:t xml:space="preserve"> - Diagrama de Casos de Uso </w:t>
+                            </w:r>
+                            <w:r>
+                              <w:t>da entrega de bens</w:t>
+                            </w:r>
+                            <w:bookmarkEnd w:id="48"/>
+                          </w:p>
+                        </w:txbxContent>
+                      </wps:txbx>
+                      <wps:bodyPr rot="0" spcFirstLastPara="0" vertOverflow="overflow" horzOverflow="overflow" vert="horz" wrap="square" lIns="0" tIns="0" rIns="0" bIns="0" numCol="1" spcCol="0" rtlCol="0" fromWordArt="0" anchor="t" anchorCtr="0" forceAA="0" compatLnSpc="1">
+                        <a:prstTxWarp prst="textNoShape">
+                          <a:avLst/>
+                        </a:prstTxWarp>
+                        <a:spAutoFit/>
+                      </wps:bodyPr>
+                    </wps:wsp>
+                  </a:graphicData>
+                </a:graphic>
+              </wp:anchor>
+            </w:drawing>
+          </mc:Choice>
+          <mc:Fallback>
+            <w:pict>
+              <v:shape w14:anchorId="5B80D1A9" id="_x0000_s1031" type="#_x0000_t202" style="position:absolute;margin-left:-55.25pt;margin-top:30pt;width:565.4pt;height:.05pt;z-index:251717632;visibility:visible;mso-wrap-style:square;mso-wrap-distance-left:9pt;mso-wrap-distance-top:0;mso-wrap-distance-right:9pt;mso-wrap-distance-bottom:0;mso-position-horizontal:absolute;mso-position-horizontal-relative:margin;mso-position-vertical:absolute;mso-position-vertical-relative:text;v-text-anchor:top" o:gfxdata="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" stroked="f">
+                <v:textbox style="mso-fit-shape-to-text:t" inset="0,0,0,0">
+                  <w:txbxContent>
+                    <w:p>
+                      <w:pPr>
+                        <w:pStyle w:val="Legenda"/>
+                        <w:jc w:val="center"/>
+                        <w:rPr>
+                          <w:noProof/>
+                          <w:sz w:val="22"/>
+                          <w:szCs w:val="22"/>
+                        </w:rPr>
+                      </w:pPr>
+                      <w:bookmarkStart w:id="49" w:name="_Toc218717420"/>
+                      <w:r>
+                        <w:t xml:space="preserve">Figura </w:t>
+                      </w:r>
+                      <w:r>
+                        <w:fldChar w:fldCharType="begin"/>
+                      </w:r>
+                      <w:r>
+                        <w:instrText xml:space="preserve"> SEQ Figura \* ARABIC </w:instrText>
+                      </w:r>
+                      <w:r>
+                        <w:fldChar w:fldCharType="separate"/>
+                      </w:r>
+                      <w:r>
+                        <w:rPr>
+                          <w:noProof/>
+                        </w:rPr>
+                        <w:t>13</w:t>
+                      </w:r>
+                      <w:r>
+                        <w:rPr>
+                          <w:noProof/>
+                        </w:rPr>
+                        <w:fldChar w:fldCharType="end"/>
+                      </w:r>
+                      <w:r>
+                        <w:t xml:space="preserve"> - Diagrama de Casos de Uso </w:t>
+                      </w:r>
+                      <w:r>
+                        <w:t>da entrega de bens</w:t>
+                      </w:r>
+                      <w:bookmarkEnd w:id="49"/>
+                    </w:p>
+                  </w:txbxContent>
+                </v:textbox>
+                <w10:wrap type="topAndBottom" anchorx="margin"/>
+              </v:shape>
+            </w:pict>
+          </mc:Fallback>
+        </mc:AlternateContent>
+      </w:r>
     </w:p>
     <w:p>
       <w:pPr>
         <w:jc w:val="both"/>
       </w:pPr>
       <w:r>
-        <w:t>O</w:t>
+        <w:t>O diagrama</w:t>
       </w:r>
       <w:r>
         <w:t xml:space="preserve"> </w:t>
       </w:r>
       <w:r>
-        <w:t xml:space="preserve">diagrama </w:t>
-      </w:r>
-      <w:r>
-        <w:t>ilustra as interações no módulo de Candidatura, envolvendo o Beneficiário, o Funcionário e o Sistema. O processo inicia-se com o Beneficiário a acionar o caso de uso "Submete ficheiros", carregando a documentação necessária na plataforma. Por sua vez, cabe ao Funcionário executar o caso de uso "Analisa situação", validando a elegibilidade do pedido; existe aqui uma relação de extensão (&lt;&lt;</w:t>
-      </w:r>
-      <w:proofErr w:type="spellStart"/>
-      <w:r>
-        <w:t>Extend</w:t>
-      </w:r>
-      <w:proofErr w:type="spellEnd"/>
-      <w:r>
-        <w:t>&gt;&gt;) para a ação "Insere dados", o que indica que o registo final dos dados no sistema é uma operação condicional, ocorrendo apenas se a análise for positiva e a situação do candidato for considerada regularizada.</w:t>
-      </w:r>
-    </w:p>
-    <w:p>
-      <w:pPr>
-        <w:rPr>
-          <w:u w:val="single"/>
-        </w:rPr>
-      </w:pPr>
-      <w:r>
+        <w:t>representa</w:t>
+      </w:r>
+      <w:r>
+        <w:t xml:space="preserve"> a colaboração entre o Beneficiário, o Funcionário e o Sistema para a concretização do apoio. O fluxo é coordenado através do caso de uso Agenda Entrega, onde os três intervenientes interagem para definir o momento da recolha. Ao Funcionário cabem as tarefas operacionais de Prepara Entrega (separação dos bens em stock) e Realiza Entrega (entrega física ao beneficiário), enquanto o Sistema assume um papel de suporte automatizado ao executar a </w:t>
+      </w:r>
+      <w:r>
+        <w:t>ação. Notifica</w:t>
+      </w:r>
+      <w:r>
+        <w:t>, garantindo que as partes envolvidas são alertadas sobre o estado e confirmação do agendamento.</w:t>
+      </w:r>
+    </w:p>
+    <w:p>
+      <w:pPr>
+        <w:spacing w:line="276" w:lineRule="auto"/>
+      </w:pPr>
+    </w:p>
+    <w:p>
+      <w:pPr>
+        <w:spacing w:line="276" w:lineRule="auto"/>
+        <w:rPr>
+          <w:rFonts w:ascii="Arial" w:eastAsiaTheme="majorEastAsia" w:hAnsi="Arial" w:cstheme="majorBidi"/>
+          <w:b/>
+          <w:bCs/>
+          <w:noProof/>
+          <w:color w:val="000000" w:themeColor="text1"/>
+          <w:sz w:val="26"/>
+          <w:szCs w:val="26"/>
+        </w:rPr>
+      </w:pPr>
+      <w:r>
+        <w:rPr>
+          <w:noProof/>
+        </w:rPr>
         <w:br w:type="page"/>
       </w:r>
     </w:p>
     <w:p>
       <w:pPr>
         <w:pStyle w:val="Ttulo2"/>
-      </w:pPr>
-      <w:bookmarkStart w:id="40" w:name="_Toc215255747"/>
-      <w:r>
+        <w:rPr>
+          <w:noProof/>
+        </w:rPr>
+      </w:pPr>
+      <w:bookmarkStart w:id="50" w:name="_Toc218717459"/>
+      <w:r>
+        <w:rPr>
+          <w:noProof/>
+        </w:rPr>
         <w:lastRenderedPageBreak/>
-        <w:t>Registo da doação</w:t>
-      </w:r>
-      <w:bookmarkEnd w:id="40"/>
-    </w:p>
-    <w:p>
-      <w:r>
-        <w:t>Na imagem seguinte é possível observar o diagrama de casos do processo de gestão de inventário.</w:t>
-      </w:r>
-    </w:p>
-    <w:p>
-      <w:pPr>
-        <w:keepNext/>
-      </w:pPr>
-      <w:r>
-        <w:rPr>
-          <w:noProof/>
-        </w:rPr>
+        <w:t>Gestão de beneficiários</w:t>
+      </w:r>
+      <w:bookmarkEnd w:id="50"/>
+    </w:p>
+    <w:p>
+      <w:r>
+        <w:rPr>
+          <w:noProof/>
+        </w:rPr>
+        <mc:AlternateContent>
+          <mc:Choice Requires="wps">
+            <w:drawing>
+              <wp:anchor distT="0" distB="0" distL="114300" distR="114300" simplePos="0" relativeHeight="251719680" behindDoc="0" locked="0" layoutInCell="1" allowOverlap="1" wp14:anchorId="066E5DF1" wp14:editId="03AA4F0F">
+                <wp:simplePos x="0" y="0"/>
+                <wp:positionH relativeFrom="page">
+                  <wp:posOffset>283210</wp:posOffset>
+                </wp:positionH>
+                <wp:positionV relativeFrom="paragraph">
+                  <wp:posOffset>2160270</wp:posOffset>
+                </wp:positionV>
+                <wp:extent cx="7180580" cy="635"/>
+                <wp:effectExtent l="0" t="0" r="1270" b="0"/>
+                <wp:wrapTopAndBottom/>
+                <wp:docPr id="1736331558" name="Caixa de texto 1"/>
+                <wp:cNvGraphicFramePr/>
+                <a:graphic xmlns:a="http://schemas.openxmlformats.org/drawingml/2006/main">
+                  <a:graphicData uri="http://schemas.microsoft.com/office/word/2010/wordprocessingShape">
+                    <wps:wsp>
+                      <wps:cNvSpPr txBox="1"/>
+                      <wps:spPr>
+                        <a:xfrm>
+                          <a:off x="0" y="0"/>
+                          <a:ext cx="7180580" cy="635"/>
+                        </a:xfrm>
+                        <a:prstGeom prst="rect">
+                          <a:avLst/>
+                        </a:prstGeom>
+                        <a:solidFill>
+                          <a:prstClr val="white"/>
+                        </a:solidFill>
+                        <a:ln>
+                          <a:noFill/>
+                        </a:ln>
+                      </wps:spPr>
+                      <wps:txbx>
+                        <w:txbxContent>
+                          <w:p>
+                            <w:pPr>
+                              <w:pStyle w:val="Legenda"/>
+                              <w:jc w:val="center"/>
+                              <w:rPr>
+                                <w:noProof/>
+                                <w:sz w:val="22"/>
+                                <w:szCs w:val="22"/>
+                              </w:rPr>
+                            </w:pPr>
+                            <w:bookmarkStart w:id="51" w:name="_Toc218717421"/>
+                            <w:r>
+                              <w:t xml:space="preserve">Figura </w:t>
+                            </w:r>
+                            <w:r>
+                              <w:fldChar w:fldCharType="begin"/>
+                            </w:r>
+                            <w:r>
+                              <w:instrText xml:space="preserve"> SEQ Figura \* ARABIC </w:instrText>
+                            </w:r>
+                            <w:r>
+                              <w:fldChar w:fldCharType="separate"/>
+                            </w:r>
+                            <w:r>
+                              <w:rPr>
+                                <w:noProof/>
+                              </w:rPr>
+                              <w:t>14</w:t>
+                            </w:r>
+                            <w:r>
+                              <w:rPr>
+                                <w:noProof/>
+                              </w:rPr>
+                              <w:fldChar w:fldCharType="end"/>
+                            </w:r>
+                            <w:r>
+                              <w:t xml:space="preserve"> - Diagrama de Casos de Uso de Candidatura</w:t>
+                            </w:r>
+                            <w:bookmarkEnd w:id="51"/>
+                          </w:p>
+                        </w:txbxContent>
+                      </wps:txbx>
+                      <wps:bodyPr rot="0" spcFirstLastPara="0" vertOverflow="overflow" horzOverflow="overflow" vert="horz" wrap="square" lIns="0" tIns="0" rIns="0" bIns="0" numCol="1" spcCol="0" rtlCol="0" fromWordArt="0" anchor="t" anchorCtr="0" forceAA="0" compatLnSpc="1">
+                        <a:prstTxWarp prst="textNoShape">
+                          <a:avLst/>
+                        </a:prstTxWarp>
+                        <a:spAutoFit/>
+                      </wps:bodyPr>
+                    </wps:wsp>
+                  </a:graphicData>
+                </a:graphic>
+              </wp:anchor>
+            </w:drawing>
+          </mc:Choice>
+          <mc:Fallback>
+            <w:pict>
+              <v:shape w14:anchorId="066E5DF1" id="_x0000_s1032" type="#_x0000_t202" style="position:absolute;margin-left:22.3pt;margin-top:170.1pt;width:565.4pt;height:.05pt;z-index:251719680;visibility:visible;mso-wrap-style:square;mso-wrap-distance-left:9pt;mso-wrap-distance-top:0;mso-wrap-distance-right:9pt;mso-wrap-distance-bottom:0;mso-position-horizontal:absolute;mso-position-horizontal-relative:page;mso-position-vertical:absolute;mso-position-vertical-relative:text;v-text-anchor:top" o:gfxdata="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" stroked="f">
+                <v:textbox style="mso-fit-shape-to-text:t" inset="0,0,0,0">
+                  <w:txbxContent>
+                    <w:p>
+                      <w:pPr>
+                        <w:pStyle w:val="Legenda"/>
+                        <w:jc w:val="center"/>
+                        <w:rPr>
+                          <w:noProof/>
+                          <w:sz w:val="22"/>
+                          <w:szCs w:val="22"/>
+                        </w:rPr>
+                      </w:pPr>
+                      <w:bookmarkStart w:id="52" w:name="_Toc218717421"/>
+                      <w:r>
+                        <w:t xml:space="preserve">Figura </w:t>
+                      </w:r>
+                      <w:r>
+                        <w:fldChar w:fldCharType="begin"/>
+                      </w:r>
+                      <w:r>
+                        <w:instrText xml:space="preserve"> SEQ Figura \* ARABIC </w:instrText>
+                      </w:r>
+                      <w:r>
+                        <w:fldChar w:fldCharType="separate"/>
+                      </w:r>
+                      <w:r>
+                        <w:rPr>
+                          <w:noProof/>
+                        </w:rPr>
+                        <w:t>14</w:t>
+                      </w:r>
+                      <w:r>
+                        <w:rPr>
+                          <w:noProof/>
+                        </w:rPr>
+                        <w:fldChar w:fldCharType="end"/>
+                      </w:r>
+                      <w:r>
+                        <w:t xml:space="preserve"> - Diagrama de Casos de Uso de Candidatura</w:t>
+                      </w:r>
+                      <w:bookmarkEnd w:id="52"/>
+                    </w:p>
+                  </w:txbxContent>
+                </v:textbox>
+                <w10:wrap type="topAndBottom" anchorx="page"/>
+              </v:shape>
+            </w:pict>
+          </mc:Fallback>
+        </mc:AlternateContent>
+      </w:r>
+      <w:r>
+        <w:t>Na imagem seguinte é possível observar o diagrama de casos do processo de entregar bens.</w:t>
+      </w:r>
+      <w:r>
+        <w:t xml:space="preserve"> </w:t>
+      </w:r>
+      <w:r>
         <w:drawing>
-          <wp:inline distT="0" distB="0" distL="0" distR="0" wp14:anchorId="753A2B29" wp14:editId="1D74CB3D">
-            <wp:extent cx="5571490" cy="3030220"/>
-            <wp:effectExtent l="0" t="0" r="0" b="0"/>
-            <wp:docPr id="960698117" name="Imagem 7"/>
+          <wp:inline distT="0" distB="0" distL="0" distR="0" wp14:anchorId="69F4733C" wp14:editId="1198E89A">
+            <wp:extent cx="5579745" cy="1839595"/>
+            <wp:effectExtent l="0" t="0" r="1905" b="8255"/>
+            <wp:docPr id="1804715459" name="Imagem 1" descr="Uma imagem com texto, diagrama, file, captura de ecrã&#10;&#10;Os conteúdos gerados por IA podem estar incorretos."/>
             <wp:cNvGraphicFramePr>
               <a:graphicFrameLocks xmlns:a="http://schemas.openxmlformats.org/drawingml/2006/main" noChangeAspect="1"/>
             </wp:cNvGraphicFramePr>
@@ -9079,36 +12080,23 @@
               <a:graphicData uri="http://schemas.openxmlformats.org/drawingml/2006/picture">
                 <pic:pic xmlns:pic="http://schemas.openxmlformats.org/drawingml/2006/picture">
                   <pic:nvPicPr>
-                    <pic:cNvPr id="0" name="Picture 2"/>
-                    <pic:cNvPicPr>
-                      <a:picLocks noChangeAspect="1" noChangeArrowheads="1"/>
-                    </pic:cNvPicPr>
+                    <pic:cNvPr id="1804715459" name="Imagem 1" descr="Uma imagem com texto, diagrama, file, captura de ecrã&#10;&#10;Os conteúdos gerados por IA podem estar incorretos."/>
+                    <pic:cNvPicPr/>
                   </pic:nvPicPr>
                   <pic:blipFill>
-                    <a:blip r:embed="rId20">
-                      <a:extLst>
-                        <a:ext uri="{28A0092B-C50C-407E-A947-70E740481C1C}">
-                          <a14:useLocalDpi xmlns:a14="http://schemas.microsoft.com/office/drawing/2010/main" val="0"/>
-                        </a:ext>
-                      </a:extLst>
-                    </a:blip>
-                    <a:srcRect/>
+                    <a:blip r:embed="rId22"/>
                     <a:stretch>
                       <a:fillRect/>
                     </a:stretch>
                   </pic:blipFill>
-                  <pic:spPr bwMode="auto">
+                  <pic:spPr>
                     <a:xfrm>
                       <a:off x="0" y="0"/>
-                      <a:ext cx="5571490" cy="3030220"/>
+                      <a:ext cx="5579745" cy="1839595"/>
                     </a:xfrm>
                     <a:prstGeom prst="rect">
                       <a:avLst/>
                     </a:prstGeom>
-                    <a:noFill/>
-                    <a:ln>
-                      <a:noFill/>
-                    </a:ln>
                   </pic:spPr>
                 </pic:pic>
               </a:graphicData>
@@ -9117,198 +12105,81 @@
         </w:drawing>
       </w:r>
     </w:p>
-    <w:p>
-      <w:pPr>
-        <w:pStyle w:val="Legenda"/>
-        <w:jc w:val="center"/>
-      </w:pPr>
-      <w:bookmarkStart w:id="41" w:name="_Toc215255765"/>
-      <w:r>
-        <w:t xml:space="preserve">Figura </w:t>
-      </w:r>
-      <w:fldSimple w:instr=" SEQ Figura \* ARABIC ">
-        <w:r>
-          <w:rPr>
-            <w:noProof/>
-          </w:rPr>
-          <w:t>12</w:t>
-        </w:r>
-      </w:fldSimple>
-      <w:r>
-        <w:t xml:space="preserve"> - </w:t>
-      </w:r>
-      <w:r>
-        <w:t xml:space="preserve">Diagrama de Casos de Uso </w:t>
-      </w:r>
-      <w:r>
-        <w:t>Gestão do Inventário</w:t>
-      </w:r>
-      <w:bookmarkEnd w:id="41"/>
-    </w:p>
     <w:p/>
     <w:p>
       <w:pPr>
         <w:jc w:val="both"/>
       </w:pPr>
       <w:r>
-        <w:t>O diagrama</w:t>
-      </w:r>
-      <w:r>
-        <w:t xml:space="preserve"> representa o processo de Registo de Doação, no qual o ator Funcionário desempenha o papel central na triagem e entrada de bens. O fluxo inicia-se com a receção física dos artigos (Recebe produtos) e a subsequente verificação do seu prazo de consumo (Verifica Validade). Dependendo do resultado desta análise, o sistema apresenta dois comportamentos distintos através de relações de extensão (&lt;&lt;</w:t>
-      </w:r>
-      <w:proofErr w:type="spellStart"/>
-      <w:r>
-        <w:t>Extend</w:t>
-      </w:r>
-      <w:proofErr w:type="spellEnd"/>
-      <w:r>
-        <w:t>&gt;&gt;): caso a validade esteja a terminar, o fluxo desvia para o caso de uso Envia para Associação; por outro lado, se a validade for considerada longa, prossegue-se para o Regista produtos no Sistema. Este último caso de uso incorpora obrigatoriamente, através de uma relação de inclusão (&lt;&lt;</w:t>
-      </w:r>
-      <w:proofErr w:type="spellStart"/>
-      <w:r>
-        <w:t>Include</w:t>
-      </w:r>
-      <w:proofErr w:type="spellEnd"/>
-      <w:r>
-        <w:t>&gt;&gt;), a ação Insere no Sistema, garantindo a persistência dos dados no inventário digital da Loja Social.</w:t>
-      </w:r>
-    </w:p>
-    <w:p>
+        <w:rPr>
+          <w:b/>
+          <w:bCs/>
+        </w:rPr>
+        <w:t>Atores:</w:t>
+      </w:r>
+      <w:r>
+        <w:t xml:space="preserve"> Beneficiário, Loja Social e Administração.</w:t>
+      </w:r>
+    </w:p>
+    <w:p>
+      <w:pPr>
+        <w:jc w:val="both"/>
+        <w:rPr>
+          <w:b/>
+          <w:bCs/>
+        </w:rPr>
+      </w:pPr>
+      <w:r>
+        <w:rPr>
+          <w:b/>
+          <w:bCs/>
+        </w:rPr>
+        <w:t>Funcionalidades:</w:t>
+      </w:r>
+    </w:p>
+    <w:p>
+      <w:pPr>
+        <w:jc w:val="both"/>
+      </w:pPr>
+      <w:r>
+        <w:t>Comparecer na Entrega: O fluxo normal.</w:t>
+      </w:r>
+    </w:p>
+    <w:p>
+      <w:pPr>
+        <w:jc w:val="both"/>
+      </w:pPr>
+      <w:r>
+        <w:t>Justificar Atraso:</w:t>
+      </w:r>
+      <w:r>
+        <w:t xml:space="preserve"> Um ponto de extensão caso o beneficiário falhe.</w:t>
+      </w:r>
+    </w:p>
+    <w:p>
+      <w:pPr>
+        <w:jc w:val="both"/>
+      </w:pPr>
+      <w:r>
+        <w:t>Suspende Apoio:</w:t>
+      </w:r>
+      <w:r>
+        <w:t xml:space="preserve"> A Loja Social pode suspender o apoio (extensão), o que leva à interação com a Administração que tem a autoridade final para "Decide Manter ou Terminar apoio", refletindo a regra de negócio das 3 faltas.</w:t>
+      </w:r>
       <w:r>
         <w:br w:type="page"/>
       </w:r>
     </w:p>
     <w:p>
       <w:pPr>
-        <w:pStyle w:val="Ttulo2"/>
-        <w:rPr>
-          <w:noProof/>
-        </w:rPr>
-      </w:pPr>
-      <w:bookmarkStart w:id="42" w:name="_Toc215255748"/>
-      <w:r>
-        <w:rPr>
-          <w:noProof/>
-        </w:rPr>
-        <w:lastRenderedPageBreak/>
-        <w:t>Entregar bens</w:t>
-      </w:r>
-      <w:bookmarkEnd w:id="42"/>
-      <w:r>
-        <w:rPr>
-          <w:noProof/>
-        </w:rPr>
-        <w:t xml:space="preserve"> </w:t>
-      </w:r>
-    </w:p>
-    <w:p>
-      <w:r>
-        <w:t xml:space="preserve">Na imagem seguinte é possível observar o diagrama de </w:t>
-      </w:r>
-      <w:r>
-        <w:rPr>
-          <w:u w:val="single"/>
-        </w:rPr>
-        <w:t>casos</w:t>
-      </w:r>
-      <w:r>
-        <w:t xml:space="preserve"> do processo de entregar bens.</w:t>
-      </w:r>
-    </w:p>
-    <w:p/>
-    <w:p>
-      <w:r>
-        <w:rPr>
-          <w:noProof/>
-        </w:rPr>
-        <w:drawing>
-          <wp:inline distT="0" distB="0" distL="0" distR="0" wp14:anchorId="5774D92F" wp14:editId="77B19F2F">
-            <wp:extent cx="5571490" cy="3966210"/>
-            <wp:effectExtent l="0" t="0" r="0" b="0"/>
-            <wp:docPr id="314955150" name="Imagem 8"/>
-            <wp:cNvGraphicFramePr>
-              <a:graphicFrameLocks xmlns:a="http://schemas.openxmlformats.org/drawingml/2006/main" noChangeAspect="1"/>
-            </wp:cNvGraphicFramePr>
-            <a:graphic xmlns:a="http://schemas.openxmlformats.org/drawingml/2006/main">
-              <a:graphicData uri="http://schemas.openxmlformats.org/drawingml/2006/picture">
-                <pic:pic xmlns:pic="http://schemas.openxmlformats.org/drawingml/2006/picture">
-                  <pic:nvPicPr>
-                    <pic:cNvPr id="0" name="Picture 3"/>
-                    <pic:cNvPicPr>
-                      <a:picLocks noChangeAspect="1" noChangeArrowheads="1"/>
-                    </pic:cNvPicPr>
-                  </pic:nvPicPr>
-                  <pic:blipFill>
-                    <a:blip r:embed="rId21">
-                      <a:extLst>
-                        <a:ext uri="{28A0092B-C50C-407E-A947-70E740481C1C}">
-                          <a14:useLocalDpi xmlns:a14="http://schemas.microsoft.com/office/drawing/2010/main" val="0"/>
-                        </a:ext>
-                      </a:extLst>
-                    </a:blip>
-                    <a:srcRect/>
-                    <a:stretch>
-                      <a:fillRect/>
-                    </a:stretch>
-                  </pic:blipFill>
-                  <pic:spPr bwMode="auto">
-                    <a:xfrm>
-                      <a:off x="0" y="0"/>
-                      <a:ext cx="5571490" cy="3966210"/>
-                    </a:xfrm>
-                    <a:prstGeom prst="rect">
-                      <a:avLst/>
-                    </a:prstGeom>
-                    <a:noFill/>
-                    <a:ln>
-                      <a:noFill/>
-                    </a:ln>
-                  </pic:spPr>
-                </pic:pic>
-              </a:graphicData>
-            </a:graphic>
-          </wp:inline>
-        </w:drawing>
-      </w:r>
-    </w:p>
-    <w:p>
-      <w:pPr>
-        <w:jc w:val="both"/>
-      </w:pPr>
-      <w:r>
-        <w:t>O diagrama</w:t>
-      </w:r>
-      <w:r>
-        <w:t xml:space="preserve"> </w:t>
-      </w:r>
-      <w:r>
-        <w:t>representa</w:t>
-      </w:r>
-      <w:r>
-        <w:t xml:space="preserve"> a colaboração entre o Beneficiário, o Funcionário e o Sistema para a concretização do apoio. O fluxo é coordenado através do caso de uso Agenda Entrega, onde os três intervenientes interagem para definir o momento da recolha. Ao Funcionário cabem as tarefas operacionais de Prepara Entrega (separação dos bens em stock) e Realiza Entrega (entrega física ao beneficiário), enquanto o Sistema assume um papel de suporte automatizado ao executar a </w:t>
-      </w:r>
-      <w:r>
-        <w:t>ação. Notifica</w:t>
-      </w:r>
-      <w:r>
-        <w:t>, garantindo que as partes envolvidas são alertadas sobre o estado e confirmação do agendamento.</w:t>
-      </w:r>
-    </w:p>
-    <w:p>
-      <w:r>
-        <w:br w:type="page"/>
-      </w:r>
-    </w:p>
-    <w:p>
-      <w:pPr>
         <w:pStyle w:val="Ttulo1"/>
       </w:pPr>
-      <w:bookmarkStart w:id="43" w:name="_Toc215255749"/>
+      <w:bookmarkStart w:id="53" w:name="_Toc218717460"/>
       <w:r>
         <w:lastRenderedPageBreak/>
         <w:t>Diagrama ER</w:t>
       </w:r>
-      <w:bookmarkEnd w:id="43"/>
+      <w:bookmarkEnd w:id="53"/>
     </w:p>
     <w:p>
       <w:r>
@@ -9368,18 +12239,31 @@
                                 <w:szCs w:val="22"/>
                               </w:rPr>
                             </w:pPr>
-                            <w:bookmarkStart w:id="44" w:name="_Toc215255766"/>
+                            <w:bookmarkStart w:id="54" w:name="_Toc218717422"/>
                             <w:r>
                               <w:t xml:space="preserve">Figura </w:t>
                             </w:r>
-                            <w:fldSimple w:instr=" SEQ Figura \* ARABIC ">
-                              <w:r>
-                                <w:rPr>
-                                  <w:noProof/>
-                                </w:rPr>
-                                <w:t>13</w:t>
-                              </w:r>
-                            </w:fldSimple>
+                            <w:r>
+                              <w:fldChar w:fldCharType="begin"/>
+                            </w:r>
+                            <w:r>
+                              <w:instrText xml:space="preserve"> SEQ Figura \* ARABIC </w:instrText>
+                            </w:r>
+                            <w:r>
+                              <w:fldChar w:fldCharType="separate"/>
+                            </w:r>
+                            <w:r>
+                              <w:rPr>
+                                <w:noProof/>
+                              </w:rPr>
+                              <w:t>15</w:t>
+                            </w:r>
+                            <w:r>
+                              <w:rPr>
+                                <w:noProof/>
+                              </w:rPr>
+                              <w:fldChar w:fldCharType="end"/>
+                            </w:r>
                             <w:r>
                               <w:t xml:space="preserve"> - Diagram</w:t>
                             </w:r>
@@ -9389,7 +12273,7 @@
                             <w:r>
                               <w:t xml:space="preserve"> Entidade-Relação</w:t>
                             </w:r>
-                            <w:bookmarkEnd w:id="44"/>
+                            <w:bookmarkEnd w:id="54"/>
                           </w:p>
                         </w:txbxContent>
                       </wps:txbx>
@@ -9407,7 +12291,7 @@
           </mc:Choice>
           <mc:Fallback>
             <w:pict>
-              <v:shape w14:anchorId="00213DF0" id="Text Box 1" o:spid="_x0000_s1030" type="#_x0000_t202" style="position:absolute;margin-left:-30.4pt;margin-top:317.35pt;width:485.35pt;height:.05pt;z-index:-251642880;visibility:visible;mso-wrap-style:square;mso-wrap-distance-left:9pt;mso-wrap-distance-top:0;mso-wrap-distance-right:9pt;mso-wrap-distance-bottom:0;mso-position-horizontal:absolute;mso-position-horizontal-relative:text;mso-position-vertical:absolute;mso-position-vertical-relative:text;v-text-anchor:top" o:gfxdata="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" stroked="f">
+              <v:shape w14:anchorId="00213DF0" id="Text Box 1" o:spid="_x0000_s1033" type="#_x0000_t202" style="position:absolute;margin-left:-30.4pt;margin-top:317.35pt;width:485.35pt;height:.05pt;z-index:-251642880;visibility:visible;mso-wrap-style:square;mso-wrap-distance-left:9pt;mso-wrap-distance-top:0;mso-wrap-distance-right:9pt;mso-wrap-distance-bottom:0;mso-position-horizontal:absolute;mso-position-horizontal-relative:text;mso-position-vertical:absolute;mso-position-vertical-relative:text;v-text-anchor:top" o:gfxdata="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" stroked="f">
                 <v:textbox style="mso-fit-shape-to-text:t" inset="0,0,0,0">
                   <w:txbxContent>
                     <w:p>
@@ -9419,18 +12303,31 @@
                           <w:szCs w:val="22"/>
                         </w:rPr>
                       </w:pPr>
-                      <w:bookmarkStart w:id="45" w:name="_Toc215255766"/>
+                      <w:bookmarkStart w:id="55" w:name="_Toc218717422"/>
                       <w:r>
                         <w:t xml:space="preserve">Figura </w:t>
                       </w:r>
-                      <w:fldSimple w:instr=" SEQ Figura \* ARABIC ">
-                        <w:r>
-                          <w:rPr>
-                            <w:noProof/>
-                          </w:rPr>
-                          <w:t>13</w:t>
-                        </w:r>
-                      </w:fldSimple>
+                      <w:r>
+                        <w:fldChar w:fldCharType="begin"/>
+                      </w:r>
+                      <w:r>
+                        <w:instrText xml:space="preserve"> SEQ Figura \* ARABIC </w:instrText>
+                      </w:r>
+                      <w:r>
+                        <w:fldChar w:fldCharType="separate"/>
+                      </w:r>
+                      <w:r>
+                        <w:rPr>
+                          <w:noProof/>
+                        </w:rPr>
+                        <w:t>15</w:t>
+                      </w:r>
+                      <w:r>
+                        <w:rPr>
+                          <w:noProof/>
+                        </w:rPr>
+                        <w:fldChar w:fldCharType="end"/>
+                      </w:r>
                       <w:r>
                         <w:t xml:space="preserve"> - Diagram</w:t>
                       </w:r>
@@ -9440,7 +12337,7 @@
                       <w:r>
                         <w:t xml:space="preserve"> Entidade-Relação</w:t>
                       </w:r>
-                      <w:bookmarkEnd w:id="45"/>
+                      <w:bookmarkEnd w:id="55"/>
                     </w:p>
                   </w:txbxContent>
                 </v:textbox>
@@ -9451,42 +12348,47 @@
         </mc:AlternateContent>
       </w:r>
       <w:r>
+        <w:t xml:space="preserve">Neste capítulo </w:t>
+      </w:r>
+      <w:r>
+        <w:t xml:space="preserve">é </w:t>
+      </w:r>
+      <w:r>
+        <w:t xml:space="preserve">apresentado o diagrama de </w:t>
+      </w:r>
+      <w:r>
+        <w:t>entidade-relação</w:t>
+      </w:r>
+      <w:r>
+        <w:t xml:space="preserve"> desenvolvido para o sistema da Loja Social do IPCA.</w:t>
+      </w:r>
+      <w:r>
+        <w:rPr>
+          <w:noProof/>
+        </w:rPr>
+        <w:t xml:space="preserve"> </w:t>
+      </w:r>
+      <w:r>
         <w:rPr>
           <w:noProof/>
         </w:rPr>
         <w:drawing>
-          <wp:anchor distT="0" distB="0" distL="114300" distR="114300" simplePos="0" relativeHeight="251671552" behindDoc="1" locked="0" layoutInCell="1" allowOverlap="1" wp14:anchorId="484D7724" wp14:editId="6DD58690">
-            <wp:simplePos x="0" y="0"/>
-            <wp:positionH relativeFrom="page">
-              <wp:align>center</wp:align>
-            </wp:positionH>
-            <wp:positionV relativeFrom="paragraph">
-              <wp:posOffset>742008</wp:posOffset>
-            </wp:positionV>
-            <wp:extent cx="6163945" cy="3231515"/>
-            <wp:effectExtent l="0" t="0" r="8255" b="6985"/>
-            <wp:wrapTight wrapText="bothSides">
-              <wp:wrapPolygon edited="0">
-                <wp:start x="0" y="0"/>
-                <wp:lineTo x="0" y="21519"/>
-                <wp:lineTo x="21562" y="21519"/>
-                <wp:lineTo x="21562" y="0"/>
-                <wp:lineTo x="0" y="0"/>
-              </wp:wrapPolygon>
-            </wp:wrapTight>
-            <wp:docPr id="887290551" name="Picture 1" descr="A screenshot of a computer program&#10;&#10;AI-generated content may be incorrect."/>
+          <wp:inline distT="0" distB="0" distL="0" distR="0" wp14:anchorId="13377887" wp14:editId="618A5F32">
+            <wp:extent cx="5579745" cy="3037840"/>
+            <wp:effectExtent l="0" t="0" r="1905" b="0"/>
+            <wp:docPr id="1982451995" name="Imagem 22" descr="Uma imagem com texto, Retângulo, Esquema, Nota em post-it&#10;&#10;Os conteúdos gerados por IA podem estar incorretos."/>
             <wp:cNvGraphicFramePr>
-              <a:graphicFrameLocks xmlns:a="http://schemas.openxmlformats.org/drawingml/2006/main"/>
+              <a:graphicFrameLocks xmlns:a="http://schemas.openxmlformats.org/drawingml/2006/main" noChangeAspect="1"/>
             </wp:cNvGraphicFramePr>
             <a:graphic xmlns:a="http://schemas.openxmlformats.org/drawingml/2006/main">
               <a:graphicData uri="http://schemas.openxmlformats.org/drawingml/2006/picture">
                 <pic:pic xmlns:pic="http://schemas.openxmlformats.org/drawingml/2006/picture">
                   <pic:nvPicPr>
-                    <pic:cNvPr id="887290551" name="Picture 1" descr="A screenshot of a computer program&#10;&#10;AI-generated content may be incorrect."/>
-                    <pic:cNvPicPr preferRelativeResize="0"/>
+                    <pic:cNvPr id="1982451995" name="Imagem 22" descr="Uma imagem com texto, Retângulo, Esquema, Nota em post-it&#10;&#10;Os conteúdos gerados por IA podem estar incorretos."/>
+                    <pic:cNvPicPr/>
                   </pic:nvPicPr>
                   <pic:blipFill>
-                    <a:blip r:embed="rId22">
+                    <a:blip r:embed="rId23">
                       <a:extLst>
                         <a:ext uri="{28A0092B-C50C-407E-A947-70E740481C1C}">
                           <a14:useLocalDpi xmlns:a14="http://schemas.microsoft.com/office/drawing/2010/main" val="0"/>
@@ -9500,7 +12402,7 @@
                   <pic:spPr>
                     <a:xfrm>
                       <a:off x="0" y="0"/>
-                      <a:ext cx="6163945" cy="3231515"/>
+                      <a:ext cx="5579745" cy="3037840"/>
                     </a:xfrm>
                     <a:prstGeom prst="rect">
                       <a:avLst/>
@@ -9509,29 +12411,8 @@
                 </pic:pic>
               </a:graphicData>
             </a:graphic>
-            <wp14:sizeRelH relativeFrom="margin">
-              <wp14:pctWidth>0</wp14:pctWidth>
-            </wp14:sizeRelH>
-            <wp14:sizeRelV relativeFrom="margin">
-              <wp14:pctHeight>0</wp14:pctHeight>
-            </wp14:sizeRelV>
-          </wp:anchor>
+          </wp:inline>
         </w:drawing>
-      </w:r>
-      <w:r>
-        <w:t xml:space="preserve">Neste capítulo </w:t>
-      </w:r>
-      <w:r>
-        <w:t xml:space="preserve">é </w:t>
-      </w:r>
-      <w:r>
-        <w:t xml:space="preserve">apresentado o diagrama de </w:t>
-      </w:r>
-      <w:r>
-        <w:t>entidade-relação</w:t>
-      </w:r>
-      <w:r>
-        <w:t xml:space="preserve"> desenvolvido para o sistema da Loja Social do IPCA.</w:t>
       </w:r>
     </w:p>
     <w:p>
@@ -9556,11 +12437,9 @@
       <w:r>
         <w:t xml:space="preserve"> da aplicação da Loja Social foi concebido para suportar os processos de negócio de forma </w:t>
       </w:r>
-      <w:proofErr w:type="gramStart"/>
-      <w:r>
-        <w:t>otimizada ,</w:t>
-      </w:r>
-      <w:proofErr w:type="gramEnd"/>
+      <w:r>
+        <w:t>otimizada,</w:t>
+      </w:r>
       <w:r>
         <w:t xml:space="preserve"> utilizando o </w:t>
       </w:r>
@@ -9585,11 +12464,11 @@
           <w:bCs w:val="0"/>
         </w:rPr>
       </w:pPr>
-      <w:bookmarkStart w:id="46" w:name="_Toc215255750"/>
+      <w:bookmarkStart w:id="56" w:name="_Toc218717461"/>
       <w:r>
         <w:t>Organização e Pessoas</w:t>
       </w:r>
-      <w:bookmarkEnd w:id="46"/>
+      <w:bookmarkEnd w:id="56"/>
     </w:p>
     <w:p>
       <w:pPr>
@@ -9599,44 +12478,167 @@
       <w:r>
         <w:t xml:space="preserve">As tabelas </w:t>
       </w:r>
-      <w:proofErr w:type="spellStart"/>
       <w:r>
         <w:rPr>
           <w:b/>
           <w:bCs/>
         </w:rPr>
-        <w:t>Users</w:t>
-      </w:r>
-      <w:proofErr w:type="spellEnd"/>
-      <w:r>
-        <w:t xml:space="preserve"> e </w:t>
+        <w:t>U</w:t>
       </w:r>
       <w:r>
         <w:rPr>
           <w:b/>
           <w:bCs/>
         </w:rPr>
-        <w:t>Beneficiário</w:t>
-      </w:r>
-      <w:r>
-        <w:t xml:space="preserve"> estabelecem um registo centralizado dos utilizadores e estudantes elegíveis para apoio, sendo a base para a segurança do sistema. A gestão da logística é suportada pelas tabelas </w:t>
-      </w:r>
+        <w:t>tilizadores (</w:t>
+      </w:r>
+      <w:proofErr w:type="spellStart"/>
       <w:r>
         <w:rPr>
           <w:b/>
           <w:bCs/>
         </w:rPr>
-        <w:t>Agendamentos</w:t>
-      </w:r>
-      <w:r>
-        <w:t xml:space="preserve"> e </w:t>
-      </w:r>
+        <w:t>User</w:t>
+      </w:r>
+      <w:proofErr w:type="spellEnd"/>
       <w:r>
         <w:rPr>
           <w:b/>
           <w:bCs/>
         </w:rPr>
+        <w:t>)</w:t>
+      </w:r>
+      <w:r>
+        <w:t xml:space="preserve"> </w:t>
+      </w:r>
+      <w:proofErr w:type="gramStart"/>
+      <w:r>
+        <w:t xml:space="preserve">e </w:t>
+      </w:r>
+      <w:r>
+        <w:rPr>
+          <w:b/>
+          <w:bCs/>
+        </w:rPr>
+        <w:t>B</w:t>
+      </w:r>
+      <w:r>
+        <w:rPr>
+          <w:b/>
+          <w:bCs/>
+        </w:rPr>
+        <w:t>eneficiário</w:t>
+      </w:r>
+      <w:r>
+        <w:rPr>
+          <w:b/>
+          <w:bCs/>
+        </w:rPr>
+        <w:t>s</w:t>
+      </w:r>
+      <w:proofErr w:type="gramEnd"/>
+      <w:r>
+        <w:rPr>
+          <w:b/>
+          <w:bCs/>
+        </w:rPr>
+        <w:t xml:space="preserve"> (</w:t>
+      </w:r>
+      <w:proofErr w:type="spellStart"/>
+      <w:r>
+        <w:rPr>
+          <w:b/>
+          <w:bCs/>
+        </w:rPr>
+        <w:t>beneficiary</w:t>
+      </w:r>
+      <w:proofErr w:type="spellEnd"/>
+      <w:r>
+        <w:rPr>
+          <w:b/>
+          <w:bCs/>
+        </w:rPr>
+        <w:t>)</w:t>
+      </w:r>
+      <w:r>
+        <w:t xml:space="preserve"> estabelecem um registo centralizado dos utilizadores e estudantes elegíveis para apoio, sendo a base para a segurança do sistema. A gestão da logística é suportada pelas tabelas </w:t>
+      </w:r>
+      <w:r>
+        <w:rPr>
+          <w:b/>
+          <w:bCs/>
+        </w:rPr>
+        <w:t>Agendamentos</w:t>
+      </w:r>
+      <w:r>
+        <w:rPr>
+          <w:b/>
+          <w:bCs/>
+        </w:rPr>
+        <w:t xml:space="preserve"> </w:t>
+      </w:r>
+      <w:r>
+        <w:rPr>
+          <w:b/>
+          <w:bCs/>
+        </w:rPr>
+        <w:t>(</w:t>
+      </w:r>
+      <w:proofErr w:type="spellStart"/>
+      <w:r>
+        <w:rPr>
+          <w:b/>
+          <w:bCs/>
+        </w:rPr>
+        <w:t>Scheduling</w:t>
+      </w:r>
+      <w:proofErr w:type="spellEnd"/>
+      <w:r>
+        <w:rPr>
+          <w:b/>
+          <w:bCs/>
+        </w:rPr>
+        <w:t>)</w:t>
+      </w:r>
+      <w:r>
+        <w:t xml:space="preserve"> e </w:t>
+      </w:r>
+      <w:r>
+        <w:rPr>
+          <w:b/>
+          <w:bCs/>
+        </w:rPr>
         <w:t>Entregas</w:t>
+      </w:r>
+      <w:r>
+        <w:rPr>
+          <w:b/>
+          <w:bCs/>
+        </w:rPr>
+        <w:t xml:space="preserve"> </w:t>
+      </w:r>
+      <w:r>
+        <w:rPr>
+          <w:b/>
+          <w:bCs/>
+        </w:rPr>
+        <w:t>(</w:t>
+      </w:r>
+      <w:proofErr w:type="spellStart"/>
+      <w:r>
+        <w:rPr>
+          <w:b/>
+          <w:bCs/>
+        </w:rPr>
+        <w:t>deliveries</w:t>
+      </w:r>
+      <w:proofErr w:type="spellEnd"/>
+      <w:r>
+        <w:rPr>
+          <w:b/>
+          <w:bCs/>
+        </w:rPr>
+        <w:t>)</w:t>
       </w:r>
       <w:r>
         <w:t>, que rastreiam as datas de levantamento e o estado das distribuições.</w:t>
@@ -9659,12 +12661,12 @@
           <w:bCs w:val="0"/>
         </w:rPr>
       </w:pPr>
-      <w:bookmarkStart w:id="47" w:name="_Toc215255751"/>
+      <w:bookmarkStart w:id="57" w:name="_Toc218717462"/>
       <w:r>
         <w:lastRenderedPageBreak/>
         <w:t>Gestão de Inventário e Rastreio</w:t>
       </w:r>
-      <w:bookmarkEnd w:id="47"/>
+      <w:bookmarkEnd w:id="57"/>
     </w:p>
     <w:p>
       <w:pPr>
@@ -9694,51 +12696,33 @@
       <w:r>
         <w:t xml:space="preserve">). Esta separação é vital, pois a tabela Stock armazena a </w:t>
       </w:r>
-      <w:proofErr w:type="spellStart"/>
       <w:r>
         <w:rPr>
           <w:b/>
           <w:bCs/>
         </w:rPr>
-        <w:t>Data_Validade</w:t>
-      </w:r>
-      <w:proofErr w:type="spellEnd"/>
-      <w:r>
-        <w:t xml:space="preserve">, permitindo ao sistema verificar a proximidade da expiração dos bens e evitar desperdícios. As transações de bens, tanto nas </w:t>
-      </w:r>
-      <w:proofErr w:type="spellStart"/>
+        <w:t>Data</w:t>
+      </w:r>
       <w:r>
         <w:rPr>
           <w:b/>
           <w:bCs/>
         </w:rPr>
-        <w:t>Doacaos</w:t>
-      </w:r>
-      <w:proofErr w:type="spellEnd"/>
-      <w:r>
-        <w:t xml:space="preserve"> quanto nas </w:t>
+        <w:t xml:space="preserve"> de </w:t>
       </w:r>
       <w:r>
         <w:rPr>
           <w:b/>
           <w:bCs/>
         </w:rPr>
-        <w:t>Entregas</w:t>
-      </w:r>
-      <w:r>
-        <w:t>, são detalhadas através de tabelas específicas (</w:t>
-      </w:r>
-      <w:proofErr w:type="spellStart"/>
+        <w:t>Validade</w:t>
+      </w:r>
       <w:r>
         <w:rPr>
           <w:b/>
           <w:bCs/>
         </w:rPr>
-        <w:t>Doacao_Item</w:t>
-      </w:r>
-      <w:proofErr w:type="spellEnd"/>
-      <w:r>
-        <w:t xml:space="preserve"> e </w:t>
+        <w:t xml:space="preserve"> (</w:t>
       </w:r>
       <w:proofErr w:type="spellStart"/>
       <w:r>
@@ -9746,7 +12730,116 @@
           <w:b/>
           <w:bCs/>
         </w:rPr>
-        <w:t>Entrega_Item</w:t>
+        <w:t>expiration_date</w:t>
+      </w:r>
+      <w:proofErr w:type="spellEnd"/>
+      <w:r>
+        <w:rPr>
+          <w:b/>
+          <w:bCs/>
+        </w:rPr>
+        <w:t>)</w:t>
+      </w:r>
+      <w:r>
+        <w:t xml:space="preserve">, permitindo ao sistema verificar a proximidade da expiração dos bens e evitar desperdícios. As transações de bens, tanto nas </w:t>
+      </w:r>
+      <w:r>
+        <w:rPr>
+          <w:b/>
+          <w:bCs/>
+        </w:rPr>
+        <w:t>Doa</w:t>
+      </w:r>
+      <w:r>
+        <w:rPr>
+          <w:b/>
+          <w:bCs/>
+        </w:rPr>
+        <w:t>çõe</w:t>
+      </w:r>
+      <w:r>
+        <w:rPr>
+          <w:b/>
+          <w:bCs/>
+        </w:rPr>
+        <w:t>s</w:t>
+      </w:r>
+      <w:r>
+        <w:rPr>
+          <w:b/>
+          <w:bCs/>
+        </w:rPr>
+        <w:t xml:space="preserve"> (</w:t>
+      </w:r>
+      <w:proofErr w:type="spellStart"/>
+      <w:r>
+        <w:rPr>
+          <w:b/>
+          <w:bCs/>
+        </w:rPr>
+        <w:t>donation</w:t>
+      </w:r>
+      <w:proofErr w:type="spellEnd"/>
+      <w:r>
+        <w:rPr>
+          <w:b/>
+          <w:bCs/>
+        </w:rPr>
+        <w:t>)</w:t>
+      </w:r>
+      <w:r>
+        <w:t xml:space="preserve"> quanto nas </w:t>
+      </w:r>
+      <w:r>
+        <w:rPr>
+          <w:b/>
+          <w:bCs/>
+        </w:rPr>
+        <w:t>Entregas</w:t>
+      </w:r>
+      <w:r>
+        <w:t>, são detalhadas através de tabelas específicas (</w:t>
+      </w:r>
+      <w:proofErr w:type="spellStart"/>
+      <w:r>
+        <w:rPr>
+          <w:b/>
+          <w:bCs/>
+        </w:rPr>
+        <w:t>donation</w:t>
+      </w:r>
+      <w:r>
+        <w:rPr>
+          <w:b/>
+          <w:bCs/>
+        </w:rPr>
+        <w:t>_</w:t>
+      </w:r>
+      <w:r>
+        <w:rPr>
+          <w:b/>
+          <w:bCs/>
+        </w:rPr>
+        <w:t>i</w:t>
+      </w:r>
+      <w:r>
+        <w:rPr>
+          <w:b/>
+          <w:bCs/>
+        </w:rPr>
+        <w:t>tem</w:t>
+      </w:r>
+      <w:proofErr w:type="spellEnd"/>
+      <w:r>
+        <w:t xml:space="preserve"> e </w:t>
+      </w:r>
+      <w:proofErr w:type="spellStart"/>
+      <w:r>
+        <w:rPr>
+          <w:b/>
+          <w:bCs/>
+        </w:rPr>
+        <w:t>delivery_items</w:t>
       </w:r>
       <w:proofErr w:type="spellEnd"/>
       <w:r>
@@ -9771,18 +12864,18 @@
           <w:bCs w:val="0"/>
         </w:rPr>
       </w:pPr>
-      <w:bookmarkStart w:id="48" w:name="_Toc215255752"/>
+      <w:bookmarkStart w:id="58" w:name="_Toc218717463"/>
       <w:r>
         <w:t>Alertas e Auditoria</w:t>
       </w:r>
-      <w:bookmarkEnd w:id="48"/>
+      <w:bookmarkEnd w:id="58"/>
     </w:p>
     <w:p>
       <w:pPr>
         <w:spacing w:line="276" w:lineRule="auto"/>
       </w:pPr>
       <w:r>
-        <w:t xml:space="preserve">Para apoio operacional, o sistema utiliza as tabelas </w:t>
+        <w:t xml:space="preserve">Para apoio operacional, o sistema utiliza a tabela </w:t>
       </w:r>
       <w:proofErr w:type="spellStart"/>
       <w:r>
@@ -9790,29 +12883,17 @@
           <w:b/>
           <w:bCs/>
         </w:rPr>
-        <w:t>Notificacao_Agendamento</w:t>
+        <w:t>notification_scheduled</w:t>
       </w:r>
       <w:proofErr w:type="spellEnd"/>
       <w:r>
-        <w:t xml:space="preserve"> e </w:t>
-      </w:r>
-      <w:proofErr w:type="spellStart"/>
+        <w:t xml:space="preserve"> para armazenar o histórico de alertas, sendo esta última crucial para notificar sobre a validade próxima dos bens. A estrutura das tabelas permite, por fim, que a aplicação rastreie </w:t>
+      </w:r>
       <w:r>
         <w:rPr>
           <w:b/>
           <w:bCs/>
         </w:rPr>
-        <w:t>Notificacao_Stock</w:t>
-      </w:r>
-      <w:proofErr w:type="spellEnd"/>
-      <w:r>
-        <w:t xml:space="preserve"> para armazenar o histórico de alertas, sendo esta última crucial para notificar sobre a validade próxima dos bens. A estrutura das tabelas permite, por fim, que a aplicação rastreie </w:t>
-      </w:r>
-      <w:r>
-        <w:rPr>
-          <w:b/>
-          <w:bCs/>
-        </w:rPr>
         <w:t>quem realizou cada ação</w:t>
       </w:r>
       <w:r>
@@ -9836,12 +12917,12 @@
       <w:pPr>
         <w:pStyle w:val="Ttulo1"/>
       </w:pPr>
-      <w:bookmarkStart w:id="49" w:name="_Toc215255753"/>
+      <w:bookmarkStart w:id="59" w:name="_Toc218717464"/>
       <w:r>
         <w:lastRenderedPageBreak/>
         <w:t>Diagrama de Classes</w:t>
       </w:r>
-      <w:bookmarkEnd w:id="49"/>
+      <w:bookmarkEnd w:id="59"/>
     </w:p>
     <w:p>
       <w:r>
@@ -9901,22 +12982,35 @@
                                 <w:szCs w:val="22"/>
                               </w:rPr>
                             </w:pPr>
-                            <w:bookmarkStart w:id="50" w:name="_Toc215255767"/>
+                            <w:bookmarkStart w:id="60" w:name="_Toc218717423"/>
                             <w:r>
                               <w:t xml:space="preserve">Figura </w:t>
                             </w:r>
-                            <w:fldSimple w:instr=" SEQ Figura \* ARABIC ">
-                              <w:r>
-                                <w:rPr>
-                                  <w:noProof/>
-                                </w:rPr>
-                                <w:t>14</w:t>
-                              </w:r>
-                            </w:fldSimple>
+                            <w:r>
+                              <w:fldChar w:fldCharType="begin"/>
+                            </w:r>
+                            <w:r>
+                              <w:instrText xml:space="preserve"> SEQ Figura \* ARABIC </w:instrText>
+                            </w:r>
+                            <w:r>
+                              <w:fldChar w:fldCharType="separate"/>
+                            </w:r>
+                            <w:r>
+                              <w:rPr>
+                                <w:noProof/>
+                              </w:rPr>
+                              <w:t>14</w:t>
+                            </w:r>
+                            <w:r>
+                              <w:rPr>
+                                <w:noProof/>
+                              </w:rPr>
+                              <w:fldChar w:fldCharType="end"/>
+                            </w:r>
                             <w:r>
                               <w:t>- Diagrama de Classes</w:t>
                             </w:r>
-                            <w:bookmarkEnd w:id="50"/>
+                            <w:bookmarkEnd w:id="60"/>
                           </w:p>
                         </w:txbxContent>
                       </wps:txbx>
@@ -9934,7 +13028,7 @@
           </mc:Choice>
           <mc:Fallback>
             <w:pict>
-              <v:shape w14:anchorId="668A83A5" id="_x0000_s1031" type="#_x0000_t202" style="position:absolute;margin-left:-44.35pt;margin-top:417.85pt;width:527.35pt;height:.05pt;z-index:-251639808;visibility:visible;mso-wrap-style:square;mso-wrap-distance-left:9pt;mso-wrap-distance-top:0;mso-wrap-distance-right:9pt;mso-wrap-distance-bottom:0;mso-position-horizontal:absolute;mso-position-horizontal-relative:text;mso-position-vertical:absolute;mso-position-vertical-relative:text;v-text-anchor:top" o:gfxdata="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" stroked="f">
+              <v:shape w14:anchorId="668A83A5" id="_x0000_s1034" type="#_x0000_t202" style="position:absolute;margin-left:-44.35pt;margin-top:417.85pt;width:527.35pt;height:.05pt;z-index:-251639808;visibility:visible;mso-wrap-style:square;mso-wrap-distance-left:9pt;mso-wrap-distance-top:0;mso-wrap-distance-right:9pt;mso-wrap-distance-bottom:0;mso-position-horizontal:absolute;mso-position-horizontal-relative:text;mso-position-vertical:absolute;mso-position-vertical-relative:text;v-text-anchor:top" o:gfxdata="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" stroked="f">
                 <v:textbox style="mso-fit-shape-to-text:t" inset="0,0,0,0">
                   <w:txbxContent>
                     <w:p>
@@ -9946,22 +13040,35 @@
                           <w:szCs w:val="22"/>
                         </w:rPr>
                       </w:pPr>
-                      <w:bookmarkStart w:id="51" w:name="_Toc215255767"/>
+                      <w:bookmarkStart w:id="61" w:name="_Toc218717423"/>
                       <w:r>
                         <w:t xml:space="preserve">Figura </w:t>
                       </w:r>
-                      <w:fldSimple w:instr=" SEQ Figura \* ARABIC ">
-                        <w:r>
-                          <w:rPr>
-                            <w:noProof/>
-                          </w:rPr>
-                          <w:t>14</w:t>
-                        </w:r>
-                      </w:fldSimple>
+                      <w:r>
+                        <w:fldChar w:fldCharType="begin"/>
+                      </w:r>
+                      <w:r>
+                        <w:instrText xml:space="preserve"> SEQ Figura \* ARABIC </w:instrText>
+                      </w:r>
+                      <w:r>
+                        <w:fldChar w:fldCharType="separate"/>
+                      </w:r>
+                      <w:r>
+                        <w:rPr>
+                          <w:noProof/>
+                        </w:rPr>
+                        <w:t>14</w:t>
+                      </w:r>
+                      <w:r>
+                        <w:rPr>
+                          <w:noProof/>
+                        </w:rPr>
+                        <w:fldChar w:fldCharType="end"/>
+                      </w:r>
                       <w:r>
                         <w:t>- Diagrama de Classes</w:t>
                       </w:r>
-                      <w:bookmarkEnd w:id="51"/>
+                      <w:bookmarkEnd w:id="61"/>
                     </w:p>
                   </w:txbxContent>
                 </v:textbox>
@@ -10007,7 +13114,7 @@
                     <pic:cNvPicPr/>
                   </pic:nvPicPr>
                   <pic:blipFill>
-                    <a:blip r:embed="rId23">
+                    <a:blip r:embed="rId24">
                       <a:extLst>
                         <a:ext uri="{28A0092B-C50C-407E-A947-70E740481C1C}">
                           <a14:useLocalDpi xmlns:a14="http://schemas.microsoft.com/office/drawing/2010/main" val="0"/>
@@ -10202,10 +13309,12 @@
       <w:pPr>
         <w:pStyle w:val="Ttulo1"/>
       </w:pPr>
+      <w:bookmarkStart w:id="62" w:name="_Toc218717465"/>
       <w:r>
         <w:lastRenderedPageBreak/>
         <w:t>Diagrama de Domínio</w:t>
       </w:r>
+      <w:bookmarkEnd w:id="62"/>
     </w:p>
     <w:p>
       <w:r>
@@ -10285,7 +13394,7 @@
           </mc:Choice>
           <mc:Fallback>
             <w:pict>
-              <v:shape w14:anchorId="19C2DD67" id="_x0000_s1032" type="#_x0000_t202" style="position:absolute;margin-left:-44.35pt;margin-top:344.85pt;width:527.35pt;height:.05pt;z-index:-251636736;visibility:visible;mso-wrap-style:square;mso-wrap-distance-left:9pt;mso-wrap-distance-top:0;mso-wrap-distance-right:9pt;mso-wrap-distance-bottom:0;mso-position-horizontal:absolute;mso-position-horizontal-relative:text;mso-position-vertical:absolute;mso-position-vertical-relative:text;v-text-anchor:top" o:gfxdata="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" stroked="f">
+              <v:shape w14:anchorId="19C2DD67" id="_x0000_s1035" type="#_x0000_t202" style="position:absolute;margin-left:-44.35pt;margin-top:344.85pt;width:527.35pt;height:.05pt;z-index:-251636736;visibility:visible;mso-wrap-style:square;mso-wrap-distance-left:9pt;mso-wrap-distance-top:0;mso-wrap-distance-right:9pt;mso-wrap-distance-bottom:0;mso-position-horizontal:absolute;mso-position-horizontal-relative:text;mso-position-vertical:absolute;mso-position-vertical-relative:text;v-text-anchor:top" o:gfxdata="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" stroked="f">
                 <v:textbox style="mso-fit-shape-to-text:t" inset="0,0,0,0">
                   <w:txbxContent>
                     <w:p>
@@ -10344,7 +13453,7 @@
                     <pic:cNvPicPr/>
                   </pic:nvPicPr>
                   <pic:blipFill>
-                    <a:blip r:embed="rId24">
+                    <a:blip r:embed="rId25">
                       <a:extLst>
                         <a:ext uri="{28A0092B-C50C-407E-A947-70E740481C1C}">
                           <a14:useLocalDpi xmlns:a14="http://schemas.microsoft.com/office/drawing/2010/main" val="0"/>
@@ -10436,17 +13545,20 @@
       <w:pPr>
         <w:pStyle w:val="Ttulo1"/>
       </w:pPr>
+      <w:bookmarkStart w:id="63" w:name="_Toc218717466"/>
       <w:proofErr w:type="spellStart"/>
       <w:r>
         <w:lastRenderedPageBreak/>
         <w:t>Mockups</w:t>
       </w:r>
+      <w:bookmarkEnd w:id="63"/>
       <w:proofErr w:type="spellEnd"/>
     </w:p>
     <w:p>
       <w:pPr>
         <w:pStyle w:val="Ttulo2"/>
       </w:pPr>
+      <w:bookmarkStart w:id="64" w:name="_Toc218717467"/>
       <w:r>
         <w:rPr>
           <w:noProof/>
@@ -10477,7 +13589,7 @@
                     </pic:cNvPicPr>
                   </pic:nvPicPr>
                   <pic:blipFill>
-                    <a:blip r:embed="rId25">
+                    <a:blip r:embed="rId26">
                       <a:extLst>
                         <a:ext uri="{28A0092B-C50C-407E-A947-70E740481C1C}">
                           <a14:useLocalDpi xmlns:a14="http://schemas.microsoft.com/office/drawing/2010/main" val="0"/>
@@ -10511,6 +13623,7 @@
       <w:r>
         <w:t>Página principal (Beneficiário)</w:t>
       </w:r>
+      <w:bookmarkEnd w:id="64"/>
     </w:p>
     <w:p>
       <w:pPr>
@@ -10522,17 +13635,31 @@
         <w:pStyle w:val="Legenda"/>
         <w:jc w:val="center"/>
       </w:pPr>
+      <w:bookmarkStart w:id="65" w:name="_Toc218717424"/>
       <w:r>
         <w:t xml:space="preserve">Figura </w:t>
       </w:r>
-      <w:fldSimple w:instr=" SEQ Figura \* ARABIC ">
-        <w:r>
-          <w:rPr>
-            <w:noProof/>
-          </w:rPr>
-          <w:t>14</w:t>
-        </w:r>
-      </w:fldSimple>
+      <w:r>
+        <w:fldChar w:fldCharType="begin"/>
+      </w:r>
+      <w:r>
+        <w:instrText xml:space="preserve"> SEQ Figura \* ARABIC </w:instrText>
+      </w:r>
+      <w:r>
+        <w:fldChar w:fldCharType="separate"/>
+      </w:r>
+      <w:r>
+        <w:rPr>
+          <w:noProof/>
+        </w:rPr>
+        <w:t>14</w:t>
+      </w:r>
+      <w:r>
+        <w:rPr>
+          <w:noProof/>
+        </w:rPr>
+        <w:fldChar w:fldCharType="end"/>
+      </w:r>
       <w:r>
         <w:t xml:space="preserve"> - </w:t>
       </w:r>
@@ -10544,15 +13671,18 @@
       <w:r>
         <w:t xml:space="preserve"> Página Principal</w:t>
       </w:r>
+      <w:bookmarkEnd w:id="65"/>
     </w:p>
     <w:p>
       <w:pPr>
         <w:pStyle w:val="Ttulo2"/>
       </w:pPr>
+      <w:bookmarkStart w:id="66" w:name="_Toc218717468"/>
       <w:r>
         <w:lastRenderedPageBreak/>
         <w:t>Criar candidatura</w:t>
       </w:r>
+      <w:bookmarkEnd w:id="66"/>
     </w:p>
     <w:p>
       <w:pPr>
@@ -10613,20 +13743,35 @@
                                 <w:szCs w:val="26"/>
                               </w:rPr>
                             </w:pPr>
+                            <w:bookmarkStart w:id="67" w:name="_Toc218717425"/>
                             <w:r>
                               <w:t xml:space="preserve">Figura </w:t>
                             </w:r>
-                            <w:fldSimple w:instr=" SEQ Figura \* ARABIC ">
-                              <w:r>
-                                <w:rPr>
-                                  <w:noProof/>
-                                </w:rPr>
-                                <w:t>15</w:t>
-                              </w:r>
-                            </w:fldSimple>
+                            <w:r>
+                              <w:fldChar w:fldCharType="begin"/>
+                            </w:r>
+                            <w:r>
+                              <w:instrText xml:space="preserve"> SEQ Figura \* ARABIC </w:instrText>
+                            </w:r>
+                            <w:r>
+                              <w:fldChar w:fldCharType="separate"/>
+                            </w:r>
+                            <w:r>
+                              <w:rPr>
+                                <w:noProof/>
+                              </w:rPr>
+                              <w:t>15</w:t>
+                            </w:r>
+                            <w:r>
+                              <w:rPr>
+                                <w:noProof/>
+                              </w:rPr>
+                              <w:fldChar w:fldCharType="end"/>
+                            </w:r>
                             <w:r>
                               <w:t xml:space="preserve"> – Mockup da Criação da Candidatura</w:t>
                             </w:r>
+                            <w:bookmarkEnd w:id="67"/>
                           </w:p>
                         </w:txbxContent>
                       </wps:txbx>
@@ -10647,7 +13792,7 @@
           </mc:Choice>
           <mc:Fallback>
             <w:pict>
-              <v:shape w14:anchorId="5A06CCB9" id="_x0000_s1033" type="#_x0000_t202" style="position:absolute;left:0;text-align:left;margin-left:135.75pt;margin-top:488.95pt;width:182.55pt;height:.05pt;z-index:251691008;visibility:visible;mso-wrap-style:square;mso-width-percent:0;mso-wrap-distance-left:9pt;mso-wrap-distance-top:0;mso-wrap-distance-right:9pt;mso-wrap-distance-bottom:0;mso-position-horizontal:absolute;mso-position-horizontal-relative:text;mso-position-vertical:absolute;mso-position-vertical-relative:text;mso-width-percent:0;mso-width-relative:margin;v-text-anchor:top" o:gfxdata="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" stroked="f">
+              <v:shape w14:anchorId="5A06CCB9" id="_x0000_s1036" type="#_x0000_t202" style="position:absolute;left:0;text-align:left;margin-left:135.75pt;margin-top:488.95pt;width:182.55pt;height:.05pt;z-index:251691008;visibility:visible;mso-wrap-style:square;mso-width-percent:0;mso-wrap-distance-left:9pt;mso-wrap-distance-top:0;mso-wrap-distance-right:9pt;mso-wrap-distance-bottom:0;mso-position-horizontal:absolute;mso-position-horizontal-relative:text;mso-position-vertical:absolute;mso-position-vertical-relative:text;mso-width-percent:0;mso-width-relative:margin;v-text-anchor:top" o:gfxdata="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" stroked="f">
                 <v:textbox style="mso-fit-shape-to-text:t" inset="0,0,0,0">
                   <w:txbxContent>
                     <w:p>
@@ -10663,20 +13808,35 @@
                           <w:szCs w:val="26"/>
                         </w:rPr>
                       </w:pPr>
+                      <w:bookmarkStart w:id="68" w:name="_Toc218717425"/>
                       <w:r>
                         <w:t xml:space="preserve">Figura </w:t>
                       </w:r>
-                      <w:fldSimple w:instr=" SEQ Figura \* ARABIC ">
-                        <w:r>
-                          <w:rPr>
-                            <w:noProof/>
-                          </w:rPr>
-                          <w:t>15</w:t>
-                        </w:r>
-                      </w:fldSimple>
+                      <w:r>
+                        <w:fldChar w:fldCharType="begin"/>
+                      </w:r>
+                      <w:r>
+                        <w:instrText xml:space="preserve"> SEQ Figura \* ARABIC </w:instrText>
+                      </w:r>
+                      <w:r>
+                        <w:fldChar w:fldCharType="separate"/>
+                      </w:r>
+                      <w:r>
+                        <w:rPr>
+                          <w:noProof/>
+                        </w:rPr>
+                        <w:t>15</w:t>
+                      </w:r>
+                      <w:r>
+                        <w:rPr>
+                          <w:noProof/>
+                        </w:rPr>
+                        <w:fldChar w:fldCharType="end"/>
+                      </w:r>
                       <w:r>
                         <w:t xml:space="preserve"> – Mockup da Criação da Candidatura</w:t>
                       </w:r>
+                      <w:bookmarkEnd w:id="68"/>
                     </w:p>
                   </w:txbxContent>
                 </v:textbox>
@@ -10706,7 +13866,7 @@
                     <pic:cNvPicPr/>
                   </pic:nvPicPr>
                   <pic:blipFill>
-                    <a:blip r:embed="rId26"/>
+                    <a:blip r:embed="rId27"/>
                     <a:stretch>
                       <a:fillRect/>
                     </a:stretch>
@@ -10737,6 +13897,7 @@
         </w:numPr>
         <w:ind w:left="142" w:firstLine="566"/>
       </w:pPr>
+      <w:bookmarkStart w:id="69" w:name="_Toc218717469"/>
       <w:r>
         <w:rPr>
           <w:noProof/>
@@ -10792,20 +13953,35 @@
                                 <w:szCs w:val="28"/>
                               </w:rPr>
                             </w:pPr>
+                            <w:bookmarkStart w:id="70" w:name="_Toc218717426"/>
                             <w:r>
                               <w:t xml:space="preserve">Figura </w:t>
                             </w:r>
-                            <w:fldSimple w:instr=" SEQ Figura \* ARABIC ">
-                              <w:r>
-                                <w:rPr>
-                                  <w:noProof/>
-                                </w:rPr>
-                                <w:t>16</w:t>
-                              </w:r>
-                            </w:fldSimple>
+                            <w:r>
+                              <w:fldChar w:fldCharType="begin"/>
+                            </w:r>
+                            <w:r>
+                              <w:instrText xml:space="preserve"> SEQ Figura \* ARABIC </w:instrText>
+                            </w:r>
+                            <w:r>
+                              <w:fldChar w:fldCharType="separate"/>
+                            </w:r>
+                            <w:r>
+                              <w:rPr>
+                                <w:noProof/>
+                              </w:rPr>
+                              <w:t>16</w:t>
+                            </w:r>
+                            <w:r>
+                              <w:rPr>
+                                <w:noProof/>
+                              </w:rPr>
+                              <w:fldChar w:fldCharType="end"/>
+                            </w:r>
                             <w:r>
                               <w:t xml:space="preserve"> - Diagrama Sequência da Criação de Candidatura</w:t>
                             </w:r>
+                            <w:bookmarkEnd w:id="70"/>
                           </w:p>
                         </w:txbxContent>
                       </wps:txbx>
@@ -10823,7 +13999,7 @@
           </mc:Choice>
           <mc:Fallback>
             <w:pict>
-              <v:shape w14:anchorId="568A5AC6" id="_x0000_s1034" type="#_x0000_t202" style="position:absolute;left:0;text-align:left;margin-left:0;margin-top:220.5pt;width:216.65pt;height:.05pt;z-index:251693056;visibility:visible;mso-wrap-style:square;mso-wrap-distance-left:9pt;mso-wrap-distance-top:0;mso-wrap-distance-right:9pt;mso-wrap-distance-bottom:0;mso-position-horizontal:center;mso-position-horizontal-relative:margin;mso-position-vertical:absolute;mso-position-vertical-relative:text;v-text-anchor:top" o:gfxdata="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" stroked="f">
+              <v:shape w14:anchorId="568A5AC6" id="_x0000_s1037" type="#_x0000_t202" style="position:absolute;left:0;text-align:left;margin-left:0;margin-top:220.5pt;width:216.65pt;height:.05pt;z-index:251693056;visibility:visible;mso-wrap-style:square;mso-wrap-distance-left:9pt;mso-wrap-distance-top:0;mso-wrap-distance-right:9pt;mso-wrap-distance-bottom:0;mso-position-horizontal:center;mso-position-horizontal-relative:margin;mso-position-vertical:absolute;mso-position-vertical-relative:text;v-text-anchor:top" o:gfxdata="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" stroked="f">
                 <v:textbox style="mso-fit-shape-to-text:t" inset="0,0,0,0">
                   <w:txbxContent>
                     <w:p>
@@ -10839,20 +14015,35 @@
                           <w:szCs w:val="28"/>
                         </w:rPr>
                       </w:pPr>
+                      <w:bookmarkStart w:id="71" w:name="_Toc218717426"/>
                       <w:r>
                         <w:t xml:space="preserve">Figura </w:t>
                       </w:r>
-                      <w:fldSimple w:instr=" SEQ Figura \* ARABIC ">
-                        <w:r>
-                          <w:rPr>
-                            <w:noProof/>
-                          </w:rPr>
-                          <w:t>16</w:t>
-                        </w:r>
-                      </w:fldSimple>
+                      <w:r>
+                        <w:fldChar w:fldCharType="begin"/>
+                      </w:r>
+                      <w:r>
+                        <w:instrText xml:space="preserve"> SEQ Figura \* ARABIC </w:instrText>
+                      </w:r>
+                      <w:r>
+                        <w:fldChar w:fldCharType="separate"/>
+                      </w:r>
+                      <w:r>
+                        <w:rPr>
+                          <w:noProof/>
+                        </w:rPr>
+                        <w:t>16</w:t>
+                      </w:r>
+                      <w:r>
+                        <w:rPr>
+                          <w:noProof/>
+                        </w:rPr>
+                        <w:fldChar w:fldCharType="end"/>
+                      </w:r>
                       <w:r>
                         <w:t xml:space="preserve"> - Diagrama Sequência da Criação de Candidatura</w:t>
                       </w:r>
+                      <w:bookmarkEnd w:id="71"/>
                     </w:p>
                   </w:txbxContent>
                 </v:textbox>
@@ -10890,7 +14081,7 @@
                     <pic:cNvPicPr/>
                   </pic:nvPicPr>
                   <pic:blipFill>
-                    <a:blip r:embed="rId27">
+                    <a:blip r:embed="rId28">
                       <a:extLst>
                         <a:ext uri="{28A0092B-C50C-407E-A947-70E740481C1C}">
                           <a14:useLocalDpi xmlns:a14="http://schemas.microsoft.com/office/drawing/2010/main" val="0"/>
@@ -10925,6 +14116,7 @@
       <w:r>
         <w:t>13.2.1. Diagrama de Sequência</w:t>
       </w:r>
+      <w:bookmarkEnd w:id="69"/>
     </w:p>
     <w:p>
       <w:r>
@@ -10935,9 +14127,11 @@
       <w:pPr>
         <w:pStyle w:val="Ttulo2"/>
       </w:pPr>
+      <w:bookmarkStart w:id="72" w:name="_Toc218717470"/>
       <w:r>
         <w:t>Dados e documentação</w:t>
       </w:r>
+      <w:bookmarkEnd w:id="72"/>
       <w:r>
         <w:t xml:space="preserve"> </w:t>
       </w:r>
@@ -10966,7 +14160,7 @@
                     <pic:cNvPicPr/>
                   </pic:nvPicPr>
                   <pic:blipFill>
-                    <a:blip r:embed="rId28"/>
+                    <a:blip r:embed="rId29"/>
                     <a:stretch>
                       <a:fillRect/>
                     </a:stretch>
@@ -11000,12 +14194,14 @@
           <w:noProof/>
         </w:rPr>
       </w:pPr>
+      <w:bookmarkStart w:id="73" w:name="_Toc218717471"/>
       <w:r>
         <w:rPr>
           <w:noProof/>
         </w:rPr>
         <w:t>13.3.1 Esquema</w:t>
       </w:r>
+      <w:bookmarkEnd w:id="73"/>
     </w:p>
     <w:p>
       <w:r>
@@ -11053,17 +14249,31 @@
                             <w:pPr>
                               <w:pStyle w:val="Legenda"/>
                             </w:pPr>
+                            <w:bookmarkStart w:id="74" w:name="_Toc218717427"/>
                             <w:r>
                               <w:t xml:space="preserve">Figura </w:t>
                             </w:r>
-                            <w:fldSimple w:instr=" SEQ Figura \* ARABIC ">
-                              <w:r>
-                                <w:rPr>
-                                  <w:noProof/>
-                                </w:rPr>
-                                <w:t>17</w:t>
-                              </w:r>
-                            </w:fldSimple>
+                            <w:r>
+                              <w:fldChar w:fldCharType="begin"/>
+                            </w:r>
+                            <w:r>
+                              <w:instrText xml:space="preserve"> SEQ Figura \* ARABIC </w:instrText>
+                            </w:r>
+                            <w:r>
+                              <w:fldChar w:fldCharType="separate"/>
+                            </w:r>
+                            <w:r>
+                              <w:rPr>
+                                <w:noProof/>
+                              </w:rPr>
+                              <w:t>17</w:t>
+                            </w:r>
+                            <w:r>
+                              <w:rPr>
+                                <w:noProof/>
+                              </w:rPr>
+                              <w:fldChar w:fldCharType="end"/>
+                            </w:r>
                             <w:r>
                               <w:t xml:space="preserve"> – Diagrama de Sequência</w:t>
                             </w:r>
@@ -11073,6 +14283,7 @@
                             <w:r>
                               <w:t xml:space="preserve"> Documentação</w:t>
                             </w:r>
+                            <w:bookmarkEnd w:id="74"/>
                           </w:p>
                         </w:txbxContent>
                       </wps:txbx>
@@ -11090,24 +14301,38 @@
           </mc:Choice>
           <mc:Fallback>
             <w:pict>
-              <v:shape w14:anchorId="6A0084D5" id="_x0000_s1035" type="#_x0000_t202" style="position:absolute;margin-left:93.65pt;margin-top:118.65pt;width:251.8pt;height:.05pt;z-index:251682816;visibility:visible;mso-wrap-style:square;mso-wrap-distance-left:9pt;mso-wrap-distance-top:0;mso-wrap-distance-right:9pt;mso-wrap-distance-bottom:0;mso-position-horizontal:absolute;mso-position-horizontal-relative:text;mso-position-vertical:absolute;mso-position-vertical-relative:text;v-text-anchor:top" o:gfxdata="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" stroked="f">
+              <v:shape w14:anchorId="6A0084D5" id="_x0000_s1038" type="#_x0000_t202" style="position:absolute;margin-left:93.65pt;margin-top:118.65pt;width:251.8pt;height:.05pt;z-index:251682816;visibility:visible;mso-wrap-style:square;mso-wrap-distance-left:9pt;mso-wrap-distance-top:0;mso-wrap-distance-right:9pt;mso-wrap-distance-bottom:0;mso-position-horizontal:absolute;mso-position-horizontal-relative:text;mso-position-vertical:absolute;mso-position-vertical-relative:text;v-text-anchor:top" o:gfxdata="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" stroked="f">
                 <v:textbox style="mso-fit-shape-to-text:t" inset="0,0,0,0">
                   <w:txbxContent>
                     <w:p>
                       <w:pPr>
                         <w:pStyle w:val="Legenda"/>
                       </w:pPr>
+                      <w:bookmarkStart w:id="75" w:name="_Toc218717427"/>
                       <w:r>
                         <w:t xml:space="preserve">Figura </w:t>
                       </w:r>
-                      <w:fldSimple w:instr=" SEQ Figura \* ARABIC ">
-                        <w:r>
-                          <w:rPr>
-                            <w:noProof/>
-                          </w:rPr>
-                          <w:t>17</w:t>
-                        </w:r>
-                      </w:fldSimple>
+                      <w:r>
+                        <w:fldChar w:fldCharType="begin"/>
+                      </w:r>
+                      <w:r>
+                        <w:instrText xml:space="preserve"> SEQ Figura \* ARABIC </w:instrText>
+                      </w:r>
+                      <w:r>
+                        <w:fldChar w:fldCharType="separate"/>
+                      </w:r>
+                      <w:r>
+                        <w:rPr>
+                          <w:noProof/>
+                        </w:rPr>
+                        <w:t>17</w:t>
+                      </w:r>
+                      <w:r>
+                        <w:rPr>
+                          <w:noProof/>
+                        </w:rPr>
+                        <w:fldChar w:fldCharType="end"/>
+                      </w:r>
                       <w:r>
                         <w:t xml:space="preserve"> – Diagrama de Sequência</w:t>
                       </w:r>
@@ -11117,6 +14342,7 @@
                       <w:r>
                         <w:t xml:space="preserve"> Documentação</w:t>
                       </w:r>
+                      <w:bookmarkEnd w:id="75"/>
                     </w:p>
                   </w:txbxContent>
                 </v:textbox>
@@ -11154,7 +14380,7 @@
                     <pic:cNvPicPr/>
                   </pic:nvPicPr>
                   <pic:blipFill>
-                    <a:blip r:embed="rId29">
+                    <a:blip r:embed="rId30">
                       <a:extLst>
                         <a:ext uri="{28A0092B-C50C-407E-A947-70E740481C1C}">
                           <a14:useLocalDpi xmlns:a14="http://schemas.microsoft.com/office/drawing/2010/main" val="0"/>
@@ -11195,12 +14421,14 @@
       <w:pPr>
         <w:pStyle w:val="Ttulo2"/>
       </w:pPr>
+      <w:bookmarkStart w:id="76" w:name="_Toc218717472"/>
       <w:r>
         <w:t>Estados da candidatur</w:t>
       </w:r>
       <w:r>
         <w:t>a</w:t>
       </w:r>
+      <w:bookmarkEnd w:id="76"/>
     </w:p>
     <w:p>
       <w:r>
@@ -11208,7 +14436,7 @@
           <w:noProof/>
         </w:rPr>
         <w:drawing>
-          <wp:inline distT="0" distB="0" distL="0" distR="0" wp14:anchorId="33356D91" wp14:editId="2511E92A">
+          <wp:inline distT="0" distB="0" distL="0" distR="0" wp14:anchorId="33356D91" wp14:editId="7D8B4B27">
             <wp:extent cx="5321039" cy="2686862"/>
             <wp:effectExtent l="0" t="0" r="0" b="0"/>
             <wp:docPr id="1719185855" name="Imagem 10" descr="Uma imagem com texto, captura de ecrã, Tipo de letra, Marca&#10;&#10;Os conteúdos gerados por IA podem estar incorretos."/>
@@ -11223,7 +14451,7 @@
                     <pic:cNvPicPr/>
                   </pic:nvPicPr>
                   <pic:blipFill>
-                    <a:blip r:embed="rId30" cstate="print">
+                    <a:blip r:embed="rId31" cstate="print">
                       <a:extLst>
                         <a:ext uri="{28A0092B-C50C-407E-A947-70E740481C1C}">
                           <a14:useLocalDpi xmlns:a14="http://schemas.microsoft.com/office/drawing/2010/main" val="0"/>
@@ -11258,6 +14486,7 @@
           <w:numId w:val="13"/>
         </w:numPr>
       </w:pPr>
+      <w:bookmarkStart w:id="77" w:name="_Toc218717473"/>
       <w:r>
         <w:rPr>
           <w:noProof/>
@@ -11295,7 +14524,7 @@
                     <pic:cNvPicPr/>
                   </pic:nvPicPr>
                   <pic:blipFill>
-                    <a:blip r:embed="rId31">
+                    <a:blip r:embed="rId32">
                       <a:extLst>
                         <a:ext uri="{28A0092B-C50C-407E-A947-70E740481C1C}">
                           <a14:useLocalDpi xmlns:a14="http://schemas.microsoft.com/office/drawing/2010/main" val="0"/>
@@ -11324,6 +14553,7 @@
       <w:r>
         <w:t>Diagrama de Sequência</w:t>
       </w:r>
+      <w:bookmarkEnd w:id="77"/>
     </w:p>
     <w:p/>
     <w:p/>
@@ -11393,20 +14623,35 @@
                                 <w:szCs w:val="26"/>
                               </w:rPr>
                             </w:pPr>
+                            <w:bookmarkStart w:id="78" w:name="_Toc218717428"/>
                             <w:r>
                               <w:t xml:space="preserve">Figura </w:t>
                             </w:r>
-                            <w:fldSimple w:instr=" SEQ Figura \* ARABIC ">
-                              <w:r>
-                                <w:rPr>
-                                  <w:noProof/>
-                                </w:rPr>
-                                <w:t>18</w:t>
-                              </w:r>
-                            </w:fldSimple>
+                            <w:r>
+                              <w:fldChar w:fldCharType="begin"/>
+                            </w:r>
+                            <w:r>
+                              <w:instrText xml:space="preserve"> SEQ Figura \* ARABIC </w:instrText>
+                            </w:r>
+                            <w:r>
+                              <w:fldChar w:fldCharType="separate"/>
+                            </w:r>
+                            <w:r>
+                              <w:rPr>
+                                <w:noProof/>
+                              </w:rPr>
+                              <w:t>18</w:t>
+                            </w:r>
+                            <w:r>
+                              <w:rPr>
+                                <w:noProof/>
+                              </w:rPr>
+                              <w:fldChar w:fldCharType="end"/>
+                            </w:r>
                             <w:r>
                               <w:t xml:space="preserve"> - Diagrama Sequência de Estado da Candidatura</w:t>
                             </w:r>
+                            <w:bookmarkEnd w:id="78"/>
                           </w:p>
                         </w:txbxContent>
                       </wps:txbx>
@@ -11427,7 +14672,7 @@
           </mc:Choice>
           <mc:Fallback>
             <w:pict>
-              <v:shape w14:anchorId="19C457F3" id="_x0000_s1036" type="#_x0000_t202" style="position:absolute;margin-left:0;margin-top:8.3pt;width:220.05pt;height:.05pt;z-index:-251621376;visibility:visible;mso-wrap-style:square;mso-width-percent:0;mso-wrap-distance-left:9pt;mso-wrap-distance-top:0;mso-wrap-distance-right:9pt;mso-wrap-distance-bottom:0;mso-position-horizontal:center;mso-position-horizontal-relative:margin;mso-position-vertical:absolute;mso-position-vertical-relative:text;mso-width-percent:0;mso-width-relative:margin;v-text-anchor:top" o:gfxdata="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" stroked="f">
+              <v:shape w14:anchorId="19C457F3" id="_x0000_s1039" type="#_x0000_t202" style="position:absolute;margin-left:0;margin-top:8.3pt;width:220.05pt;height:.05pt;z-index:-251621376;visibility:visible;mso-wrap-style:square;mso-width-percent:0;mso-wrap-distance-left:9pt;mso-wrap-distance-top:0;mso-wrap-distance-right:9pt;mso-wrap-distance-bottom:0;mso-position-horizontal:center;mso-position-horizontal-relative:margin;mso-position-vertical:absolute;mso-position-vertical-relative:text;mso-width-percent:0;mso-width-relative:margin;v-text-anchor:top" o:gfxdata="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" stroked="f">
                 <v:textbox style="mso-fit-shape-to-text:t" inset="0,0,0,0">
                   <w:txbxContent>
                     <w:p>
@@ -11443,20 +14688,35 @@
                           <w:szCs w:val="26"/>
                         </w:rPr>
                       </w:pPr>
+                      <w:bookmarkStart w:id="79" w:name="_Toc218717428"/>
                       <w:r>
                         <w:t xml:space="preserve">Figura </w:t>
                       </w:r>
-                      <w:fldSimple w:instr=" SEQ Figura \* ARABIC ">
-                        <w:r>
-                          <w:rPr>
-                            <w:noProof/>
-                          </w:rPr>
-                          <w:t>18</w:t>
-                        </w:r>
-                      </w:fldSimple>
+                      <w:r>
+                        <w:fldChar w:fldCharType="begin"/>
+                      </w:r>
+                      <w:r>
+                        <w:instrText xml:space="preserve"> SEQ Figura \* ARABIC </w:instrText>
+                      </w:r>
+                      <w:r>
+                        <w:fldChar w:fldCharType="separate"/>
+                      </w:r>
+                      <w:r>
+                        <w:rPr>
+                          <w:noProof/>
+                        </w:rPr>
+                        <w:t>18</w:t>
+                      </w:r>
+                      <w:r>
+                        <w:rPr>
+                          <w:noProof/>
+                        </w:rPr>
+                        <w:fldChar w:fldCharType="end"/>
+                      </w:r>
                       <w:r>
                         <w:t xml:space="preserve"> - Diagrama Sequência de Estado da Candidatura</w:t>
                       </w:r>
+                      <w:bookmarkEnd w:id="79"/>
                     </w:p>
                   </w:txbxContent>
                 </v:textbox>
@@ -11479,9 +14739,11 @@
       <w:pPr>
         <w:pStyle w:val="Ttulo2"/>
       </w:pPr>
+      <w:bookmarkStart w:id="80" w:name="_Toc218717474"/>
       <w:r>
         <w:t>Página inicial (administrador)</w:t>
       </w:r>
+      <w:bookmarkEnd w:id="80"/>
     </w:p>
     <w:p>
       <w:r>
@@ -11522,7 +14784,7 @@
                     <pic:cNvPicPr/>
                   </pic:nvPicPr>
                   <pic:blipFill>
-                    <a:blip r:embed="rId32"/>
+                    <a:blip r:embed="rId33"/>
                     <a:stretch>
                       <a:fillRect/>
                     </a:stretch>
@@ -11630,7 +14892,7 @@
           </mc:Choice>
           <mc:Fallback>
             <w:pict>
-              <v:shape w14:anchorId="6C14E0B2" id="_x0000_s1037" type="#_x0000_t202" style="position:absolute;margin-left:0;margin-top:.5pt;width:220.05pt;height:.05pt;z-index:-251619328;visibility:visible;mso-wrap-style:square;mso-width-percent:0;mso-wrap-distance-left:9pt;mso-wrap-distance-top:0;mso-wrap-distance-right:9pt;mso-wrap-distance-bottom:0;mso-position-horizontal:center;mso-position-horizontal-relative:margin;mso-position-vertical:absolute;mso-position-vertical-relative:text;mso-width-percent:0;mso-width-relative:margin;v-text-anchor:top" o:gfxdata="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" stroked="f">
+              <v:shape w14:anchorId="6C14E0B2" id="_x0000_s1040" type="#_x0000_t202" style="position:absolute;margin-left:0;margin-top:.5pt;width:220.05pt;height:.05pt;z-index:-251619328;visibility:visible;mso-wrap-style:square;mso-width-percent:0;mso-wrap-distance-left:9pt;mso-wrap-distance-top:0;mso-wrap-distance-right:9pt;mso-wrap-distance-bottom:0;mso-position-horizontal:center;mso-position-horizontal-relative:margin;mso-position-vertical:absolute;mso-position-vertical-relative:text;mso-width-percent:0;mso-width-relative:margin;v-text-anchor:top" o:gfxdata="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" stroked="f">
                 <v:textbox style="mso-fit-shape-to-text:t" inset="0,0,0,0">
                   <w:txbxContent>
                     <w:p>
@@ -11665,9 +14927,11 @@
       <w:pPr>
         <w:pStyle w:val="Ttulo2"/>
       </w:pPr>
+      <w:bookmarkStart w:id="81" w:name="_Toc218717475"/>
       <w:r>
         <w:t>Candidaturas</w:t>
       </w:r>
+      <w:bookmarkEnd w:id="81"/>
     </w:p>
     <w:p>
       <w:r>
@@ -11709,7 +14973,7 @@
                     <pic:cNvPicPr/>
                   </pic:nvPicPr>
                   <pic:blipFill>
-                    <a:blip r:embed="rId33"/>
+                    <a:blip r:embed="rId34"/>
                     <a:stretch>
                       <a:fillRect/>
                     </a:stretch>
@@ -11817,7 +15081,7 @@
           </mc:Choice>
           <mc:Fallback>
             <w:pict>
-              <v:shape w14:anchorId="10D6FB8B" id="_x0000_s1038" type="#_x0000_t202" style="position:absolute;margin-left:0;margin-top:2.45pt;width:220.05pt;height:.05pt;z-index:-251617280;visibility:visible;mso-wrap-style:square;mso-width-percent:0;mso-wrap-distance-left:9pt;mso-wrap-distance-top:0;mso-wrap-distance-right:9pt;mso-wrap-distance-bottom:0;mso-position-horizontal:center;mso-position-horizontal-relative:margin;mso-position-vertical:absolute;mso-position-vertical-relative:text;mso-width-percent:0;mso-width-relative:margin;v-text-anchor:top" o:gfxdata="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" stroked="f">
+              <v:shape w14:anchorId="10D6FB8B" id="_x0000_s1041" type="#_x0000_t202" style="position:absolute;margin-left:0;margin-top:2.45pt;width:220.05pt;height:.05pt;z-index:-251617280;visibility:visible;mso-wrap-style:square;mso-width-percent:0;mso-wrap-distance-left:9pt;mso-wrap-distance-top:0;mso-wrap-distance-right:9pt;mso-wrap-distance-bottom:0;mso-position-horizontal:center;mso-position-horizontal-relative:margin;mso-position-vertical:absolute;mso-position-vertical-relative:text;mso-width-percent:0;mso-width-relative:margin;v-text-anchor:top" o:gfxdata="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" stroked="f">
                 <v:textbox style="mso-fit-shape-to-text:t" inset="0,0,0,0">
                   <w:txbxContent>
                     <w:p>
@@ -11852,9 +15116,11 @@
       <w:pPr>
         <w:pStyle w:val="Ttulo2"/>
       </w:pPr>
+      <w:bookmarkStart w:id="82" w:name="_Toc218717476"/>
       <w:r>
         <w:t>Stock</w:t>
       </w:r>
+      <w:bookmarkEnd w:id="82"/>
     </w:p>
     <w:p>
       <w:r>
@@ -11963,7 +15229,7 @@
           </mc:Choice>
           <mc:Fallback>
             <w:pict>
-              <v:shape w14:anchorId="19DF9A79" id="_x0000_s1039" type="#_x0000_t202" style="position:absolute;left:0;text-align:left;margin-left:0;margin-top:459.75pt;width:220.05pt;height:.05pt;z-index:-251615232;visibility:visible;mso-wrap-style:square;mso-width-percent:0;mso-wrap-distance-left:9pt;mso-wrap-distance-top:0;mso-wrap-distance-right:9pt;mso-wrap-distance-bottom:0;mso-position-horizontal:center;mso-position-horizontal-relative:margin;mso-position-vertical:absolute;mso-position-vertical-relative:text;mso-width-percent:0;mso-width-relative:margin;v-text-anchor:top" o:gfxdata="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" stroked="f">
+              <v:shape w14:anchorId="19DF9A79" id="_x0000_s1042" type="#_x0000_t202" style="position:absolute;left:0;text-align:left;margin-left:0;margin-top:459.75pt;width:220.05pt;height:.05pt;z-index:-251615232;visibility:visible;mso-wrap-style:square;mso-width-percent:0;mso-wrap-distance-left:9pt;mso-wrap-distance-top:0;mso-wrap-distance-right:9pt;mso-wrap-distance-bottom:0;mso-position-horizontal:center;mso-position-horizontal-relative:margin;mso-position-vertical:absolute;mso-position-vertical-relative:text;mso-width-percent:0;mso-width-relative:margin;v-text-anchor:top" o:gfxdata="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" stroked="f">
                 <v:textbox style="mso-fit-shape-to-text:t" inset="0,0,0,0">
                   <w:txbxContent>
                     <w:p>
@@ -12012,7 +15278,7 @@
                     <pic:cNvPicPr/>
                   </pic:nvPicPr>
                   <pic:blipFill>
-                    <a:blip r:embed="rId34"/>
+                    <a:blip r:embed="rId35"/>
                     <a:stretch>
                       <a:fillRect/>
                     </a:stretch>
@@ -12038,9 +15304,11 @@
       <w:pPr>
         <w:pStyle w:val="Ttulo2"/>
       </w:pPr>
+      <w:bookmarkStart w:id="83" w:name="_Toc218717477"/>
       <w:r>
         <w:t>Adicionar produto ao stock</w:t>
       </w:r>
+      <w:bookmarkEnd w:id="83"/>
     </w:p>
     <w:p>
       <w:r>
@@ -12080,7 +15348,7 @@
                     <pic:cNvPicPr/>
                   </pic:nvPicPr>
                   <pic:blipFill>
-                    <a:blip r:embed="rId35"/>
+                    <a:blip r:embed="rId36"/>
                     <a:stretch>
                       <a:fillRect/>
                     </a:stretch>
@@ -12197,7 +15465,7 @@
           </mc:Choice>
           <mc:Fallback>
             <w:pict>
-              <v:shape w14:anchorId="386332F8" id="_x0000_s1040" type="#_x0000_t202" style="position:absolute;left:0;text-align:left;margin-left:0;margin-top:.45pt;width:220.05pt;height:.05pt;z-index:-251613184;visibility:visible;mso-wrap-style:square;mso-width-percent:0;mso-wrap-distance-left:9pt;mso-wrap-distance-top:0;mso-wrap-distance-right:9pt;mso-wrap-distance-bottom:0;mso-position-horizontal:center;mso-position-horizontal-relative:margin;mso-position-vertical:absolute;mso-position-vertical-relative:text;mso-width-percent:0;mso-width-relative:margin;v-text-anchor:top" o:gfxdata="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" stroked="f">
+              <v:shape w14:anchorId="386332F8" id="_x0000_s1043" type="#_x0000_t202" style="position:absolute;left:0;text-align:left;margin-left:0;margin-top:.45pt;width:220.05pt;height:.05pt;z-index:-251613184;visibility:visible;mso-wrap-style:square;mso-width-percent:0;mso-wrap-distance-left:9pt;mso-wrap-distance-top:0;mso-wrap-distance-right:9pt;mso-wrap-distance-bottom:0;mso-position-horizontal:center;mso-position-horizontal-relative:margin;mso-position-vertical:absolute;mso-position-vertical-relative:text;mso-width-percent:0;mso-width-relative:margin;v-text-anchor:top" o:gfxdata="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" stroked="f">
                 <v:textbox style="mso-fit-shape-to-text:t" inset="0,0,0,0">
                   <w:txbxContent>
                     <w:p>
@@ -12238,10 +15506,12 @@
       <w:pPr>
         <w:pStyle w:val="Ttulo2"/>
       </w:pPr>
+      <w:bookmarkStart w:id="84" w:name="_Toc218717478"/>
       <w:r>
         <w:lastRenderedPageBreak/>
         <w:t>Gestão de produtos no stock</w:t>
       </w:r>
+      <w:bookmarkEnd w:id="84"/>
     </w:p>
     <w:p>
       <w:pPr>
@@ -12267,7 +15537,7 @@
                     <pic:cNvPicPr/>
                   </pic:nvPicPr>
                   <pic:blipFill>
-                    <a:blip r:embed="rId36"/>
+                    <a:blip r:embed="rId37"/>
                     <a:stretch>
                       <a:fillRect/>
                     </a:stretch>
@@ -12381,7 +15651,7 @@
           </mc:Choice>
           <mc:Fallback>
             <w:pict>
-              <v:shape w14:anchorId="447FCAC5" id="_x0000_s1041" type="#_x0000_t202" style="position:absolute;margin-left:0;margin-top:.45pt;width:220.05pt;height:.05pt;z-index:-251611136;visibility:visible;mso-wrap-style:square;mso-width-percent:0;mso-wrap-distance-left:9pt;mso-wrap-distance-top:0;mso-wrap-distance-right:9pt;mso-wrap-distance-bottom:0;mso-position-horizontal:center;mso-position-horizontal-relative:margin;mso-position-vertical:absolute;mso-position-vertical-relative:text;mso-width-percent:0;mso-width-relative:margin;v-text-anchor:top" o:gfxdata="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" stroked="f">
+              <v:shape w14:anchorId="447FCAC5" id="_x0000_s1044" type="#_x0000_t202" style="position:absolute;margin-left:0;margin-top:.45pt;width:220.05pt;height:.05pt;z-index:-251611136;visibility:visible;mso-wrap-style:square;mso-width-percent:0;mso-wrap-distance-left:9pt;mso-wrap-distance-top:0;mso-wrap-distance-right:9pt;mso-wrap-distance-bottom:0;mso-position-horizontal:center;mso-position-horizontal-relative:margin;mso-position-vertical:absolute;mso-position-vertical-relative:text;mso-width-percent:0;mso-width-relative:margin;v-text-anchor:top" o:gfxdata="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" stroked="f">
                 <v:textbox style="mso-fit-shape-to-text:t" inset="0,0,0,0">
                   <w:txbxContent>
                     <w:p>
@@ -12422,6 +15692,7 @@
       <w:pPr>
         <w:pStyle w:val="Ttulo2"/>
       </w:pPr>
+      <w:bookmarkStart w:id="85" w:name="_Toc218717479"/>
       <w:r>
         <w:lastRenderedPageBreak/>
         <w:t xml:space="preserve">Gestão de </w:t>
@@ -12429,6 +15700,7 @@
       <w:r>
         <w:t>subsidiários</w:t>
       </w:r>
+      <w:bookmarkEnd w:id="85"/>
     </w:p>
     <w:p>
       <w:pPr>
@@ -12520,7 +15792,7 @@
           </mc:Choice>
           <mc:Fallback>
             <w:pict>
-              <v:shape w14:anchorId="394C169E" id="_x0000_s1042" type="#_x0000_t202" style="position:absolute;left:0;text-align:left;margin-left:0;margin-top:461.25pt;width:220.05pt;height:.05pt;z-index:-251609088;visibility:visible;mso-wrap-style:square;mso-width-percent:0;mso-wrap-distance-left:9pt;mso-wrap-distance-top:0;mso-wrap-distance-right:9pt;mso-wrap-distance-bottom:0;mso-position-horizontal:center;mso-position-horizontal-relative:margin;mso-position-vertical:absolute;mso-position-vertical-relative:text;mso-width-percent:0;mso-width-relative:margin;v-text-anchor:top" o:gfxdata="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" stroked="f">
+              <v:shape w14:anchorId="394C169E" id="_x0000_s1045" type="#_x0000_t202" style="position:absolute;left:0;text-align:left;margin-left:0;margin-top:461.25pt;width:220.05pt;height:.05pt;z-index:-251609088;visibility:visible;mso-wrap-style:square;mso-width-percent:0;mso-wrap-distance-left:9pt;mso-wrap-distance-top:0;mso-wrap-distance-right:9pt;mso-wrap-distance-bottom:0;mso-position-horizontal:center;mso-position-horizontal-relative:margin;mso-position-vertical:absolute;mso-position-vertical-relative:text;mso-width-percent:0;mso-width-relative:margin;v-text-anchor:top" o:gfxdata="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" stroked="f">
                 <v:textbox style="mso-fit-shape-to-text:t" inset="0,0,0,0">
                   <w:txbxContent>
                     <w:p>
@@ -12569,7 +15841,7 @@
                     <pic:cNvPicPr/>
                   </pic:nvPicPr>
                   <pic:blipFill>
-                    <a:blip r:embed="rId37"/>
+                    <a:blip r:embed="rId38"/>
                     <a:stretch>
                       <a:fillRect/>
                     </a:stretch>
@@ -12599,10 +15871,12 @@
       <w:pPr>
         <w:pStyle w:val="Ttulo2"/>
       </w:pPr>
+      <w:bookmarkStart w:id="86" w:name="_Toc218717480"/>
       <w:r>
         <w:lastRenderedPageBreak/>
         <w:t>Calendário</w:t>
       </w:r>
+      <w:bookmarkEnd w:id="86"/>
     </w:p>
     <w:p>
       <w:pPr>
@@ -12694,7 +15968,7 @@
           </mc:Choice>
           <mc:Fallback>
             <w:pict>
-              <v:shape w14:anchorId="5E851F1D" id="_x0000_s1043" type="#_x0000_t202" style="position:absolute;left:0;text-align:left;margin-left:0;margin-top:476.7pt;width:220.05pt;height:.05pt;z-index:-251607040;visibility:visible;mso-wrap-style:square;mso-width-percent:0;mso-wrap-distance-left:9pt;mso-wrap-distance-top:0;mso-wrap-distance-right:9pt;mso-wrap-distance-bottom:0;mso-position-horizontal:center;mso-position-horizontal-relative:margin;mso-position-vertical:absolute;mso-position-vertical-relative:text;mso-width-percent:0;mso-width-relative:margin;v-text-anchor:top" o:gfxdata="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" stroked="f">
+              <v:shape w14:anchorId="5E851F1D" id="_x0000_s1046" type="#_x0000_t202" style="position:absolute;left:0;text-align:left;margin-left:0;margin-top:476.7pt;width:220.05pt;height:.05pt;z-index:-251607040;visibility:visible;mso-wrap-style:square;mso-width-percent:0;mso-wrap-distance-left:9pt;mso-wrap-distance-top:0;mso-wrap-distance-right:9pt;mso-wrap-distance-bottom:0;mso-position-horizontal:center;mso-position-horizontal-relative:margin;mso-position-vertical:absolute;mso-position-vertical-relative:text;mso-width-percent:0;mso-width-relative:margin;v-text-anchor:top" o:gfxdata="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" stroked="f">
                 <v:textbox style="mso-fit-shape-to-text:t" inset="0,0,0,0">
                   <w:txbxContent>
                     <w:p>
@@ -12743,7 +16017,7 @@
                     <pic:cNvPicPr/>
                   </pic:nvPicPr>
                   <pic:blipFill>
-                    <a:blip r:embed="rId38"/>
+                    <a:blip r:embed="rId39"/>
                     <a:stretch>
                       <a:fillRect/>
                     </a:stretch>
@@ -12775,12 +16049,12 @@
       <w:pPr>
         <w:pStyle w:val="Ttulo1"/>
       </w:pPr>
-      <w:bookmarkStart w:id="52" w:name="_Toc215255754"/>
+      <w:bookmarkStart w:id="87" w:name="_Toc218717481"/>
       <w:r>
         <w:lastRenderedPageBreak/>
         <w:t>Conclusão</w:t>
       </w:r>
-      <w:bookmarkEnd w:id="52"/>
+      <w:bookmarkEnd w:id="87"/>
     </w:p>
     <w:p>
       <w:pPr>
@@ -12792,7 +16066,7 @@
           <w:rFonts w:cstheme="minorHAnsi"/>
         </w:rPr>
       </w:pPr>
-      <w:bookmarkStart w:id="53" w:name="_Toc448947953"/>
+      <w:bookmarkStart w:id="88" w:name="_Toc448947953"/>
       <w:r>
         <w:rPr>
           <w:rFonts w:cstheme="minorHAnsi"/>
@@ -12833,12 +16107,12 @@
         </w:rPr>
         <w:t>Em suma, o trabalho não só descreve o projeto de forma detalhada, como também fornece uma base sólida para a implementação futura da aplicação, contribuindo para a melhoria dos processos internos da Loja Social e para um apoio mais eficaz e organizado aos beneficiários.</w:t>
       </w:r>
-      <w:bookmarkEnd w:id="53"/>
+      <w:bookmarkEnd w:id="88"/>
     </w:p>
     <w:sectPr>
-      <w:headerReference w:type="default" r:id="rId39"/>
-      <w:footerReference w:type="default" r:id="rId40"/>
-      <w:footerReference w:type="first" r:id="rId41"/>
+      <w:headerReference w:type="default" r:id="rId40"/>
+      <w:footerReference w:type="default" r:id="rId41"/>
+      <w:footerReference w:type="first" r:id="rId42"/>
       <w:pgSz w:w="11906" w:h="16838"/>
       <w:pgMar w:top="1418" w:right="1418" w:bottom="1418" w:left="1701" w:header="709" w:footer="709" w:gutter="0"/>
       <w:cols w:space="708"/>
@@ -13258,6 +16532,268 @@
     </w:lvl>
   </w:abstractNum>
   <w:abstractNum w:abstractNumId="2" w15:restartNumberingAfterBreak="0">
+    <w:nsid w:val="1B2B71E6"/>
+    <w:multiLevelType w:val="multilevel"/>
+    <w:tmpl w:val="C9987C06"/>
+    <w:lvl w:ilvl="0">
+      <w:start w:val="1"/>
+      <w:numFmt w:val="bullet"/>
+      <w:lvlText w:val=""/>
+      <w:lvlJc w:val="left"/>
+      <w:pPr>
+        <w:tabs>
+          <w:tab w:val="num" w:pos="720"/>
+        </w:tabs>
+        <w:ind w:left="720" w:hanging="360"/>
+      </w:pPr>
+      <w:rPr>
+        <w:rFonts w:ascii="Symbol" w:hAnsi="Symbol" w:hint="default"/>
+        <w:sz w:val="20"/>
+      </w:rPr>
+    </w:lvl>
+    <w:lvl w:ilvl="1" w:tentative="1">
+      <w:start w:val="1"/>
+      <w:numFmt w:val="bullet"/>
+      <w:lvlText w:val="o"/>
+      <w:lvlJc w:val="left"/>
+      <w:pPr>
+        <w:tabs>
+          <w:tab w:val="num" w:pos="1440"/>
+        </w:tabs>
+        <w:ind w:left="1440" w:hanging="360"/>
+      </w:pPr>
+      <w:rPr>
+        <w:rFonts w:ascii="Courier New" w:hAnsi="Courier New" w:hint="default"/>
+        <w:sz w:val="20"/>
+      </w:rPr>
+    </w:lvl>
+    <w:lvl w:ilvl="2" w:tentative="1">
+      <w:start w:val="1"/>
+      <w:numFmt w:val="bullet"/>
+      <w:lvlText w:val=""/>
+      <w:lvlJc w:val="left"/>
+      <w:pPr>
+        <w:tabs>
+          <w:tab w:val="num" w:pos="2160"/>
+        </w:tabs>
+        <w:ind w:left="2160" w:hanging="360"/>
+      </w:pPr>
+      <w:rPr>
+        <w:rFonts w:ascii="Wingdings" w:hAnsi="Wingdings" w:hint="default"/>
+        <w:sz w:val="20"/>
+      </w:rPr>
+    </w:lvl>
+    <w:lvl w:ilvl="3" w:tentative="1">
+      <w:start w:val="1"/>
+      <w:numFmt w:val="bullet"/>
+      <w:lvlText w:val=""/>
+      <w:lvlJc w:val="left"/>
+      <w:pPr>
+        <w:tabs>
+          <w:tab w:val="num" w:pos="2880"/>
+        </w:tabs>
+        <w:ind w:left="2880" w:hanging="360"/>
+      </w:pPr>
+      <w:rPr>
+        <w:rFonts w:ascii="Wingdings" w:hAnsi="Wingdings" w:hint="default"/>
+        <w:sz w:val="20"/>
+      </w:rPr>
+    </w:lvl>
+    <w:lvl w:ilvl="4" w:tentative="1">
+      <w:start w:val="1"/>
+      <w:numFmt w:val="bullet"/>
+      <w:lvlText w:val=""/>
+      <w:lvlJc w:val="left"/>
+      <w:pPr>
+        <w:tabs>
+          <w:tab w:val="num" w:pos="3600"/>
+        </w:tabs>
+        <w:ind w:left="3600" w:hanging="360"/>
+      </w:pPr>
+      <w:rPr>
+        <w:rFonts w:ascii="Wingdings" w:hAnsi="Wingdings" w:hint="default"/>
+        <w:sz w:val="20"/>
+      </w:rPr>
+    </w:lvl>
+    <w:lvl w:ilvl="5" w:tentative="1">
+      <w:start w:val="1"/>
+      <w:numFmt w:val="bullet"/>
+      <w:lvlText w:val=""/>
+      <w:lvlJc w:val="left"/>
+      <w:pPr>
+        <w:tabs>
+          <w:tab w:val="num" w:pos="4320"/>
+        </w:tabs>
+        <w:ind w:left="4320" w:hanging="360"/>
+      </w:pPr>
+      <w:rPr>
+        <w:rFonts w:ascii="Wingdings" w:hAnsi="Wingdings" w:hint="default"/>
+        <w:sz w:val="20"/>
+      </w:rPr>
+    </w:lvl>
+    <w:lvl w:ilvl="6" w:tentative="1">
+      <w:start w:val="1"/>
+      <w:numFmt w:val="bullet"/>
+      <w:lvlText w:val=""/>
+      <w:lvlJc w:val="left"/>
+      <w:pPr>
+        <w:tabs>
+          <w:tab w:val="num" w:pos="5040"/>
+        </w:tabs>
+        <w:ind w:left="5040" w:hanging="360"/>
+      </w:pPr>
+      <w:rPr>
+        <w:rFonts w:ascii="Wingdings" w:hAnsi="Wingdings" w:hint="default"/>
+        <w:sz w:val="20"/>
+      </w:rPr>
+    </w:lvl>
+    <w:lvl w:ilvl="7" w:tentative="1">
+      <w:start w:val="1"/>
+      <w:numFmt w:val="bullet"/>
+      <w:lvlText w:val=""/>
+      <w:lvlJc w:val="left"/>
+      <w:pPr>
+        <w:tabs>
+          <w:tab w:val="num" w:pos="5760"/>
+        </w:tabs>
+        <w:ind w:left="5760" w:hanging="360"/>
+      </w:pPr>
+      <w:rPr>
+        <w:rFonts w:ascii="Wingdings" w:hAnsi="Wingdings" w:hint="default"/>
+        <w:sz w:val="20"/>
+      </w:rPr>
+    </w:lvl>
+    <w:lvl w:ilvl="8" w:tentative="1">
+      <w:start w:val="1"/>
+      <w:numFmt w:val="bullet"/>
+      <w:lvlText w:val=""/>
+      <w:lvlJc w:val="left"/>
+      <w:pPr>
+        <w:tabs>
+          <w:tab w:val="num" w:pos="6480"/>
+        </w:tabs>
+        <w:ind w:left="6480" w:hanging="360"/>
+      </w:pPr>
+      <w:rPr>
+        <w:rFonts w:ascii="Wingdings" w:hAnsi="Wingdings" w:hint="default"/>
+        <w:sz w:val="20"/>
+      </w:rPr>
+    </w:lvl>
+  </w:abstractNum>
+  <w:abstractNum w:abstractNumId="3" w15:restartNumberingAfterBreak="0">
+    <w:nsid w:val="3C9C7F53"/>
+    <w:multiLevelType w:val="hybridMultilevel"/>
+    <w:tmpl w:val="D818C47A"/>
+    <w:lvl w:ilvl="0" w:tplc="08160001">
+      <w:start w:val="1"/>
+      <w:numFmt w:val="bullet"/>
+      <w:lvlText w:val=""/>
+      <w:lvlJc w:val="left"/>
+      <w:pPr>
+        <w:ind w:left="720" w:hanging="360"/>
+      </w:pPr>
+      <w:rPr>
+        <w:rFonts w:ascii="Symbol" w:hAnsi="Symbol" w:hint="default"/>
+      </w:rPr>
+    </w:lvl>
+    <w:lvl w:ilvl="1" w:tplc="08160003" w:tentative="1">
+      <w:start w:val="1"/>
+      <w:numFmt w:val="bullet"/>
+      <w:lvlText w:val="o"/>
+      <w:lvlJc w:val="left"/>
+      <w:pPr>
+        <w:ind w:left="1440" w:hanging="360"/>
+      </w:pPr>
+      <w:rPr>
+        <w:rFonts w:ascii="Courier New" w:hAnsi="Courier New" w:cs="Courier New" w:hint="default"/>
+      </w:rPr>
+    </w:lvl>
+    <w:lvl w:ilvl="2" w:tplc="08160005" w:tentative="1">
+      <w:start w:val="1"/>
+      <w:numFmt w:val="bullet"/>
+      <w:lvlText w:val=""/>
+      <w:lvlJc w:val="left"/>
+      <w:pPr>
+        <w:ind w:left="2160" w:hanging="360"/>
+      </w:pPr>
+      <w:rPr>
+        <w:rFonts w:ascii="Wingdings" w:hAnsi="Wingdings" w:hint="default"/>
+      </w:rPr>
+    </w:lvl>
+    <w:lvl w:ilvl="3" w:tplc="08160001" w:tentative="1">
+      <w:start w:val="1"/>
+      <w:numFmt w:val="bullet"/>
+      <w:lvlText w:val=""/>
+      <w:lvlJc w:val="left"/>
+      <w:pPr>
+        <w:ind w:left="2880" w:hanging="360"/>
+      </w:pPr>
+      <w:rPr>
+        <w:rFonts w:ascii="Symbol" w:hAnsi="Symbol" w:hint="default"/>
+      </w:rPr>
+    </w:lvl>
+    <w:lvl w:ilvl="4" w:tplc="08160003" w:tentative="1">
+      <w:start w:val="1"/>
+      <w:numFmt w:val="bullet"/>
+      <w:lvlText w:val="o"/>
+      <w:lvlJc w:val="left"/>
+      <w:pPr>
+        <w:ind w:left="3600" w:hanging="360"/>
+      </w:pPr>
+      <w:rPr>
+        <w:rFonts w:ascii="Courier New" w:hAnsi="Courier New" w:cs="Courier New" w:hint="default"/>
+      </w:rPr>
+    </w:lvl>
+    <w:lvl w:ilvl="5" w:tplc="08160005" w:tentative="1">
+      <w:start w:val="1"/>
+      <w:numFmt w:val="bullet"/>
+      <w:lvlText w:val=""/>
+      <w:lvlJc w:val="left"/>
+      <w:pPr>
+        <w:ind w:left="4320" w:hanging="360"/>
+      </w:pPr>
+      <w:rPr>
+        <w:rFonts w:ascii="Wingdings" w:hAnsi="Wingdings" w:hint="default"/>
+      </w:rPr>
+    </w:lvl>
+    <w:lvl w:ilvl="6" w:tplc="08160001" w:tentative="1">
+      <w:start w:val="1"/>
+      <w:numFmt w:val="bullet"/>
+      <w:lvlText w:val=""/>
+      <w:lvlJc w:val="left"/>
+      <w:pPr>
+        <w:ind w:left="5040" w:hanging="360"/>
+      </w:pPr>
+      <w:rPr>
+        <w:rFonts w:ascii="Symbol" w:hAnsi="Symbol" w:hint="default"/>
+      </w:rPr>
+    </w:lvl>
+    <w:lvl w:ilvl="7" w:tplc="08160003" w:tentative="1">
+      <w:start w:val="1"/>
+      <w:numFmt w:val="bullet"/>
+      <w:lvlText w:val="o"/>
+      <w:lvlJc w:val="left"/>
+      <w:pPr>
+        <w:ind w:left="5760" w:hanging="360"/>
+      </w:pPr>
+      <w:rPr>
+        <w:rFonts w:ascii="Courier New" w:hAnsi="Courier New" w:cs="Courier New" w:hint="default"/>
+      </w:rPr>
+    </w:lvl>
+    <w:lvl w:ilvl="8" w:tplc="08160005" w:tentative="1">
+      <w:start w:val="1"/>
+      <w:numFmt w:val="bullet"/>
+      <w:lvlText w:val=""/>
+      <w:lvlJc w:val="left"/>
+      <w:pPr>
+        <w:ind w:left="6480" w:hanging="360"/>
+      </w:pPr>
+      <w:rPr>
+        <w:rFonts w:ascii="Wingdings" w:hAnsi="Wingdings" w:hint="default"/>
+      </w:rPr>
+    </w:lvl>
+  </w:abstractNum>
+  <w:abstractNum w:abstractNumId="4" w15:restartNumberingAfterBreak="0">
     <w:nsid w:val="491870E4"/>
     <w:multiLevelType w:val="hybridMultilevel"/>
     <w:tmpl w:val="22E889C0"/>
@@ -13370,7 +16906,7 @@
       </w:rPr>
     </w:lvl>
   </w:abstractNum>
-  <w:abstractNum w:abstractNumId="3" w15:restartNumberingAfterBreak="0">
+  <w:abstractNum w:abstractNumId="5" w15:restartNumberingAfterBreak="0">
     <w:nsid w:val="4B721BE3"/>
     <w:multiLevelType w:val="hybridMultilevel"/>
     <w:tmpl w:val="0A2ECFDA"/>
@@ -13483,7 +17019,7 @@
       </w:rPr>
     </w:lvl>
   </w:abstractNum>
-  <w:abstractNum w:abstractNumId="4" w15:restartNumberingAfterBreak="0">
+  <w:abstractNum w:abstractNumId="6" w15:restartNumberingAfterBreak="0">
     <w:nsid w:val="4E8A5223"/>
     <w:multiLevelType w:val="hybridMultilevel"/>
     <w:tmpl w:val="A28E9AA6"/>
@@ -13572,7 +17108,7 @@
       </w:pPr>
     </w:lvl>
   </w:abstractNum>
-  <w:abstractNum w:abstractNumId="5" w15:restartNumberingAfterBreak="0">
+  <w:abstractNum w:abstractNumId="7" w15:restartNumberingAfterBreak="0">
     <w:nsid w:val="51BD7638"/>
     <w:multiLevelType w:val="multilevel"/>
     <w:tmpl w:val="7570EAE2"/>
@@ -13663,7 +17199,7 @@
       </w:pPr>
     </w:lvl>
   </w:abstractNum>
-  <w:abstractNum w:abstractNumId="6" w15:restartNumberingAfterBreak="0">
+  <w:abstractNum w:abstractNumId="8" w15:restartNumberingAfterBreak="0">
     <w:nsid w:val="5AE96047"/>
     <w:multiLevelType w:val="hybridMultilevel"/>
     <w:tmpl w:val="B5B44A74"/>
@@ -13776,7 +17312,7 @@
       </w:rPr>
     </w:lvl>
   </w:abstractNum>
-  <w:abstractNum w:abstractNumId="7" w15:restartNumberingAfterBreak="0">
+  <w:abstractNum w:abstractNumId="9" w15:restartNumberingAfterBreak="0">
     <w:nsid w:val="66895850"/>
     <w:multiLevelType w:val="hybridMultilevel"/>
     <w:tmpl w:val="9808E29A"/>
@@ -13889,7 +17425,7 @@
       </w:rPr>
     </w:lvl>
   </w:abstractNum>
-  <w:abstractNum w:abstractNumId="8" w15:restartNumberingAfterBreak="0">
+  <w:abstractNum w:abstractNumId="10" w15:restartNumberingAfterBreak="0">
     <w:nsid w:val="6CAA7169"/>
     <w:multiLevelType w:val="hybridMultilevel"/>
     <w:tmpl w:val="2E6AE494"/>
@@ -14002,7 +17538,7 @@
       </w:rPr>
     </w:lvl>
   </w:abstractNum>
-  <w:abstractNum w:abstractNumId="9" w15:restartNumberingAfterBreak="0">
+  <w:abstractNum w:abstractNumId="11" w15:restartNumberingAfterBreak="0">
     <w:nsid w:val="70F071EB"/>
     <w:multiLevelType w:val="multilevel"/>
     <w:tmpl w:val="4080E3BA"/>
@@ -14115,7 +17651,7 @@
       </w:rPr>
     </w:lvl>
   </w:abstractNum>
-  <w:abstractNum w:abstractNumId="10" w15:restartNumberingAfterBreak="0">
+  <w:abstractNum w:abstractNumId="12" w15:restartNumberingAfterBreak="0">
     <w:nsid w:val="71CA1B65"/>
     <w:multiLevelType w:val="hybridMultilevel"/>
     <w:tmpl w:val="CAD49EBA"/>
@@ -14227,7 +17763,7 @@
       </w:rPr>
     </w:lvl>
   </w:abstractNum>
-  <w:abstractNum w:abstractNumId="11" w15:restartNumberingAfterBreak="0">
+  <w:abstractNum w:abstractNumId="13" w15:restartNumberingAfterBreak="0">
     <w:nsid w:val="77717036"/>
     <w:multiLevelType w:val="hybridMultilevel"/>
     <w:tmpl w:val="40C8A86E"/>
@@ -14340,7 +17876,7 @@
       </w:rPr>
     </w:lvl>
   </w:abstractNum>
-  <w:abstractNum w:abstractNumId="12" w15:restartNumberingAfterBreak="0">
+  <w:abstractNum w:abstractNumId="14" w15:restartNumberingAfterBreak="0">
     <w:nsid w:val="791159AC"/>
     <w:multiLevelType w:val="hybridMultilevel"/>
     <w:tmpl w:val="E494B5F6"/>
@@ -14453,7 +17989,7 @@
       </w:rPr>
     </w:lvl>
   </w:abstractNum>
-  <w:abstractNum w:abstractNumId="13" w15:restartNumberingAfterBreak="0">
+  <w:abstractNum w:abstractNumId="15" w15:restartNumberingAfterBreak="0">
     <w:nsid w:val="7FC5078D"/>
     <w:multiLevelType w:val="hybridMultilevel"/>
     <w:tmpl w:val="AE9C0E8A"/>
@@ -14567,22 +18103,22 @@
     </w:lvl>
   </w:abstractNum>
   <w:num w:numId="1" w16cid:durableId="1378385288">
-    <w:abstractNumId w:val="5"/>
+    <w:abstractNumId w:val="7"/>
   </w:num>
   <w:num w:numId="2" w16cid:durableId="2094349142">
-    <w:abstractNumId w:val="9"/>
+    <w:abstractNumId w:val="11"/>
   </w:num>
   <w:num w:numId="3" w16cid:durableId="387728177">
-    <w:abstractNumId w:val="4"/>
+    <w:abstractNumId w:val="6"/>
   </w:num>
   <w:num w:numId="4" w16cid:durableId="1018698418">
-    <w:abstractNumId w:val="5"/>
+    <w:abstractNumId w:val="7"/>
   </w:num>
   <w:num w:numId="5" w16cid:durableId="1641033722">
-    <w:abstractNumId w:val="5"/>
+    <w:abstractNumId w:val="7"/>
   </w:num>
   <w:num w:numId="6" w16cid:durableId="391730874">
-    <w:abstractNumId w:val="5"/>
+    <w:abstractNumId w:val="7"/>
     <w:lvlOverride w:ilvl="0">
       <w:startOverride w:val="1"/>
     </w:lvlOverride>
@@ -14612,28 +18148,28 @@
     </w:lvlOverride>
   </w:num>
   <w:num w:numId="7" w16cid:durableId="61876254">
-    <w:abstractNumId w:val="2"/>
+    <w:abstractNumId w:val="4"/>
   </w:num>
   <w:num w:numId="8" w16cid:durableId="1231815040">
-    <w:abstractNumId w:val="3"/>
+    <w:abstractNumId w:val="5"/>
   </w:num>
   <w:num w:numId="9" w16cid:durableId="1126656068">
-    <w:abstractNumId w:val="10"/>
+    <w:abstractNumId w:val="12"/>
   </w:num>
   <w:num w:numId="10" w16cid:durableId="1784684789">
     <w:abstractNumId w:val="0"/>
   </w:num>
   <w:num w:numId="11" w16cid:durableId="855774475">
-    <w:abstractNumId w:val="12"/>
+    <w:abstractNumId w:val="14"/>
   </w:num>
   <w:num w:numId="12" w16cid:durableId="375811482">
-    <w:abstractNumId w:val="11"/>
+    <w:abstractNumId w:val="13"/>
   </w:num>
   <w:num w:numId="13" w16cid:durableId="1745955133">
-    <w:abstractNumId w:val="5"/>
+    <w:abstractNumId w:val="7"/>
   </w:num>
   <w:num w:numId="14" w16cid:durableId="1153332724">
-    <w:abstractNumId w:val="5"/>
+    <w:abstractNumId w:val="7"/>
     <w:lvlOverride w:ilvl="0">
       <w:startOverride w:val="1"/>
     </w:lvlOverride>
@@ -14663,7 +18199,7 @@
     </w:lvlOverride>
   </w:num>
   <w:num w:numId="15" w16cid:durableId="260770092">
-    <w:abstractNumId w:val="5"/>
+    <w:abstractNumId w:val="7"/>
     <w:lvlOverride w:ilvl="0">
       <w:startOverride w:val="1"/>
     </w:lvlOverride>
@@ -14693,7 +18229,7 @@
     </w:lvlOverride>
   </w:num>
   <w:num w:numId="16" w16cid:durableId="664554041">
-    <w:abstractNumId w:val="5"/>
+    <w:abstractNumId w:val="7"/>
     <w:lvlOverride w:ilvl="0">
       <w:startOverride w:val="1"/>
     </w:lvlOverride>
@@ -14723,7 +18259,7 @@
     </w:lvlOverride>
   </w:num>
   <w:num w:numId="17" w16cid:durableId="1612712025">
-    <w:abstractNumId w:val="5"/>
+    <w:abstractNumId w:val="7"/>
     <w:lvlOverride w:ilvl="0">
       <w:startOverride w:val="1"/>
     </w:lvlOverride>
@@ -14753,7 +18289,7 @@
     </w:lvlOverride>
   </w:num>
   <w:num w:numId="18" w16cid:durableId="1178696172">
-    <w:abstractNumId w:val="5"/>
+    <w:abstractNumId w:val="7"/>
     <w:lvlOverride w:ilvl="0">
       <w:startOverride w:val="1"/>
     </w:lvlOverride>
@@ -14783,7 +18319,7 @@
     </w:lvlOverride>
   </w:num>
   <w:num w:numId="19" w16cid:durableId="200754442">
-    <w:abstractNumId w:val="5"/>
+    <w:abstractNumId w:val="7"/>
     <w:lvlOverride w:ilvl="0">
       <w:startOverride w:val="1"/>
     </w:lvlOverride>
@@ -14813,7 +18349,7 @@
     </w:lvlOverride>
   </w:num>
   <w:num w:numId="20" w16cid:durableId="2041785104">
-    <w:abstractNumId w:val="5"/>
+    <w:abstractNumId w:val="7"/>
     <w:lvlOverride w:ilvl="0">
       <w:startOverride w:val="1"/>
     </w:lvlOverride>
@@ -14843,7 +18379,7 @@
     </w:lvlOverride>
   </w:num>
   <w:num w:numId="21" w16cid:durableId="2009091962">
-    <w:abstractNumId w:val="5"/>
+    <w:abstractNumId w:val="7"/>
     <w:lvlOverride w:ilvl="0">
       <w:startOverride w:val="1"/>
     </w:lvlOverride>
@@ -14873,19 +18409,55 @@
     </w:lvlOverride>
   </w:num>
   <w:num w:numId="22" w16cid:durableId="710879724">
-    <w:abstractNumId w:val="8"/>
+    <w:abstractNumId w:val="10"/>
   </w:num>
   <w:num w:numId="23" w16cid:durableId="984353287">
-    <w:abstractNumId w:val="7"/>
+    <w:abstractNumId w:val="9"/>
   </w:num>
   <w:num w:numId="24" w16cid:durableId="535235570">
-    <w:abstractNumId w:val="13"/>
+    <w:abstractNumId w:val="15"/>
   </w:num>
   <w:num w:numId="25" w16cid:durableId="433209563">
-    <w:abstractNumId w:val="6"/>
+    <w:abstractNumId w:val="8"/>
   </w:num>
   <w:num w:numId="26" w16cid:durableId="1570730282">
     <w:abstractNumId w:val="1"/>
+  </w:num>
+  <w:num w:numId="27" w16cid:durableId="946426550">
+    <w:abstractNumId w:val="2"/>
+  </w:num>
+  <w:num w:numId="28" w16cid:durableId="1846555589">
+    <w:abstractNumId w:val="3"/>
+  </w:num>
+  <w:num w:numId="29" w16cid:durableId="2075156328">
+    <w:abstractNumId w:val="7"/>
+    <w:lvlOverride w:ilvl="0">
+      <w:startOverride w:val="1"/>
+    </w:lvlOverride>
+    <w:lvlOverride w:ilvl="1">
+      <w:startOverride w:val="1"/>
+    </w:lvlOverride>
+    <w:lvlOverride w:ilvl="2">
+      <w:startOverride w:val="1"/>
+    </w:lvlOverride>
+    <w:lvlOverride w:ilvl="3">
+      <w:startOverride w:val="1"/>
+    </w:lvlOverride>
+    <w:lvlOverride w:ilvl="4">
+      <w:startOverride w:val="1"/>
+    </w:lvlOverride>
+    <w:lvlOverride w:ilvl="5">
+      <w:startOverride w:val="1"/>
+    </w:lvlOverride>
+    <w:lvlOverride w:ilvl="6">
+      <w:startOverride w:val="1"/>
+    </w:lvlOverride>
+    <w:lvlOverride w:ilvl="7">
+      <w:startOverride w:val="1"/>
+    </w:lvlOverride>
+    <w:lvlOverride w:ilvl="8">
+      <w:startOverride w:val="1"/>
+    </w:lvlOverride>
   </w:num>
   <w:numIdMacAtCleanup w:val="3"/>
 </w:numbering>
@@ -15361,7 +18933,6 @@
   <w:style w:type="character" w:default="1" w:styleId="Tipodeletrapredefinidodopargrafo">
     <w:name w:val="Default Paragraph Font"/>
     <w:uiPriority w:val="1"/>
-    <w:semiHidden/>
     <w:unhideWhenUsed/>
   </w:style>
   <w:style w:type="table" w:default="1" w:styleId="Tabelanormal">

--- a/docs/Relatorio.docx
+++ b/docs/Relatorio.docx
@@ -7824,27 +7824,14 @@
                             <w:r>
                               <w:t xml:space="preserve">Figura </w:t>
                             </w:r>
-                            <w:r>
-                              <w:fldChar w:fldCharType="begin"/>
-                            </w:r>
-                            <w:r>
-                              <w:instrText xml:space="preserve"> SEQ Figura \* ARABIC </w:instrText>
-                            </w:r>
-                            <w:r>
-                              <w:fldChar w:fldCharType="separate"/>
-                            </w:r>
-                            <w:r>
-                              <w:rPr>
-                                <w:noProof/>
-                              </w:rPr>
-                              <w:t>1</w:t>
-                            </w:r>
-                            <w:r>
-                              <w:rPr>
-                                <w:noProof/>
-                              </w:rPr>
-                              <w:fldChar w:fldCharType="end"/>
-                            </w:r>
+                            <w:fldSimple w:instr=" SEQ Figura \* ARABIC ">
+                              <w:r>
+                                <w:rPr>
+                                  <w:noProof/>
+                                </w:rPr>
+                                <w:t>1</w:t>
+                              </w:r>
+                            </w:fldSimple>
                             <w:r>
                               <w:t xml:space="preserve"> - Diagrama BPMN </w:t>
                             </w:r>
@@ -7890,27 +7877,14 @@
                       <w:r>
                         <w:t xml:space="preserve">Figura </w:t>
                       </w:r>
-                      <w:r>
-                        <w:fldChar w:fldCharType="begin"/>
-                      </w:r>
-                      <w:r>
-                        <w:instrText xml:space="preserve"> SEQ Figura \* ARABIC </w:instrText>
-                      </w:r>
-                      <w:r>
-                        <w:fldChar w:fldCharType="separate"/>
-                      </w:r>
-                      <w:r>
-                        <w:rPr>
-                          <w:noProof/>
-                        </w:rPr>
-                        <w:t>1</w:t>
-                      </w:r>
-                      <w:r>
-                        <w:rPr>
-                          <w:noProof/>
-                        </w:rPr>
-                        <w:fldChar w:fldCharType="end"/>
-                      </w:r>
+                      <w:fldSimple w:instr=" SEQ Figura \* ARABIC ">
+                        <w:r>
+                          <w:rPr>
+                            <w:noProof/>
+                          </w:rPr>
+                          <w:t>1</w:t>
+                        </w:r>
+                      </w:fldSimple>
                       <w:r>
                         <w:t xml:space="preserve"> - Diagrama BPMN </w:t>
                       </w:r>
@@ -8145,27 +8119,14 @@
                             <w:r>
                               <w:t xml:space="preserve">Figura </w:t>
                             </w:r>
-                            <w:r>
-                              <w:fldChar w:fldCharType="begin"/>
-                            </w:r>
-                            <w:r>
-                              <w:instrText xml:space="preserve"> SEQ Figura \* ARABIC </w:instrText>
-                            </w:r>
-                            <w:r>
-                              <w:fldChar w:fldCharType="separate"/>
-                            </w:r>
-                            <w:r>
-                              <w:rPr>
-                                <w:noProof/>
-                              </w:rPr>
-                              <w:t>2</w:t>
-                            </w:r>
-                            <w:r>
-                              <w:rPr>
-                                <w:noProof/>
-                              </w:rPr>
-                              <w:fldChar w:fldCharType="end"/>
-                            </w:r>
+                            <w:fldSimple w:instr=" SEQ Figura \* ARABIC ">
+                              <w:r>
+                                <w:rPr>
+                                  <w:noProof/>
+                                </w:rPr>
+                                <w:t>2</w:t>
+                              </w:r>
+                            </w:fldSimple>
                             <w:r>
                               <w:t xml:space="preserve"> - Diagrama BPMN </w:t>
                             </w:r>
@@ -8207,27 +8168,14 @@
                       <w:r>
                         <w:t xml:space="preserve">Figura </w:t>
                       </w:r>
-                      <w:r>
-                        <w:fldChar w:fldCharType="begin"/>
-                      </w:r>
-                      <w:r>
-                        <w:instrText xml:space="preserve"> SEQ Figura \* ARABIC </w:instrText>
-                      </w:r>
-                      <w:r>
-                        <w:fldChar w:fldCharType="separate"/>
-                      </w:r>
-                      <w:r>
-                        <w:rPr>
-                          <w:noProof/>
-                        </w:rPr>
-                        <w:t>2</w:t>
-                      </w:r>
-                      <w:r>
-                        <w:rPr>
-                          <w:noProof/>
-                        </w:rPr>
-                        <w:fldChar w:fldCharType="end"/>
-                      </w:r>
+                      <w:fldSimple w:instr=" SEQ Figura \* ARABIC ">
+                        <w:r>
+                          <w:rPr>
+                            <w:noProof/>
+                          </w:rPr>
+                          <w:t>2</w:t>
+                        </w:r>
+                      </w:fldSimple>
                       <w:r>
                         <w:t xml:space="preserve"> - Diagrama BPMN </w:t>
                       </w:r>
@@ -8249,7 +8197,7 @@
           <w:noProof/>
         </w:rPr>
         <w:drawing>
-          <wp:inline distT="0" distB="0" distL="0" distR="0" wp14:anchorId="6F228B50" wp14:editId="63CF1AD1">
+          <wp:inline distT="0" distB="0" distL="0" distR="0" wp14:anchorId="6F228B50" wp14:editId="3B088F00">
             <wp:extent cx="3987067" cy="2355850"/>
             <wp:effectExtent l="0" t="0" r="0" b="6350"/>
             <wp:docPr id="826101158" name="Imagem 20" descr="Uma imagem com captura de ecrã, diagrama, texto, file&#10;&#10;Os conteúdos gerados por IA podem estar incorretos."/>
@@ -8459,27 +8407,14 @@
       <w:r>
         <w:t xml:space="preserve">Figura </w:t>
       </w:r>
-      <w:r>
-        <w:fldChar w:fldCharType="begin"/>
-      </w:r>
-      <w:r>
-        <w:instrText xml:space="preserve"> SEQ Figura \* ARABIC </w:instrText>
-      </w:r>
-      <w:r>
-        <w:fldChar w:fldCharType="separate"/>
-      </w:r>
-      <w:r>
-        <w:rPr>
-          <w:noProof/>
-        </w:rPr>
-        <w:t>3</w:t>
-      </w:r>
-      <w:r>
-        <w:rPr>
-          <w:noProof/>
-        </w:rPr>
-        <w:fldChar w:fldCharType="end"/>
-      </w:r>
+      <w:fldSimple w:instr=" SEQ Figura \* ARABIC ">
+        <w:r>
+          <w:rPr>
+            <w:noProof/>
+          </w:rPr>
+          <w:t>3</w:t>
+        </w:r>
+      </w:fldSimple>
       <w:r>
         <w:t xml:space="preserve"> - </w:t>
       </w:r>
@@ -8645,27 +8580,14 @@
                             <w:r>
                               <w:t xml:space="preserve">Figura </w:t>
                             </w:r>
-                            <w:r>
-                              <w:fldChar w:fldCharType="begin"/>
-                            </w:r>
-                            <w:r>
-                              <w:instrText xml:space="preserve"> SEQ Figura \* ARABIC </w:instrText>
-                            </w:r>
-                            <w:r>
-                              <w:fldChar w:fldCharType="separate"/>
-                            </w:r>
-                            <w:r>
-                              <w:rPr>
-                                <w:noProof/>
-                              </w:rPr>
-                              <w:t>4</w:t>
-                            </w:r>
-                            <w:r>
-                              <w:rPr>
-                                <w:noProof/>
-                              </w:rPr>
-                              <w:fldChar w:fldCharType="end"/>
-                            </w:r>
+                            <w:fldSimple w:instr=" SEQ Figura \* ARABIC ">
+                              <w:r>
+                                <w:rPr>
+                                  <w:noProof/>
+                                </w:rPr>
+                                <w:t>4</w:t>
+                              </w:r>
+                            </w:fldSimple>
                             <w:r>
                               <w:t xml:space="preserve"> - Diagrama BPMN Agendamento De Entregas</w:t>
                             </w:r>
@@ -8704,27 +8626,14 @@
                       <w:r>
                         <w:t xml:space="preserve">Figura </w:t>
                       </w:r>
-                      <w:r>
-                        <w:fldChar w:fldCharType="begin"/>
-                      </w:r>
-                      <w:r>
-                        <w:instrText xml:space="preserve"> SEQ Figura \* ARABIC </w:instrText>
-                      </w:r>
-                      <w:r>
-                        <w:fldChar w:fldCharType="separate"/>
-                      </w:r>
-                      <w:r>
-                        <w:rPr>
-                          <w:noProof/>
-                        </w:rPr>
-                        <w:t>4</w:t>
-                      </w:r>
-                      <w:r>
-                        <w:rPr>
-                          <w:noProof/>
-                        </w:rPr>
-                        <w:fldChar w:fldCharType="end"/>
-                      </w:r>
+                      <w:fldSimple w:instr=" SEQ Figura \* ARABIC ">
+                        <w:r>
+                          <w:rPr>
+                            <w:noProof/>
+                          </w:rPr>
+                          <w:t>4</w:t>
+                        </w:r>
+                      </w:fldSimple>
                       <w:r>
                         <w:t xml:space="preserve"> - Diagrama BPMN Agendamento De Entregas</w:t>
                       </w:r>
@@ -8996,27 +8905,14 @@
                             <w:r>
                               <w:t xml:space="preserve">Figura </w:t>
                             </w:r>
-                            <w:r>
-                              <w:fldChar w:fldCharType="begin"/>
-                            </w:r>
-                            <w:r>
-                              <w:instrText xml:space="preserve"> SEQ Figura \* ARABIC </w:instrText>
-                            </w:r>
-                            <w:r>
-                              <w:fldChar w:fldCharType="separate"/>
-                            </w:r>
-                            <w:r>
-                              <w:rPr>
-                                <w:noProof/>
-                              </w:rPr>
-                              <w:t>5</w:t>
-                            </w:r>
-                            <w:r>
-                              <w:rPr>
-                                <w:noProof/>
-                              </w:rPr>
-                              <w:fldChar w:fldCharType="end"/>
-                            </w:r>
+                            <w:fldSimple w:instr=" SEQ Figura \* ARABIC ">
+                              <w:r>
+                                <w:rPr>
+                                  <w:noProof/>
+                                </w:rPr>
+                                <w:t>5</w:t>
+                              </w:r>
+                            </w:fldSimple>
                             <w:r>
                               <w:t xml:space="preserve"> - Diagrama BPMN Gestão Benificiários</w:t>
                             </w:r>
@@ -9055,27 +8951,14 @@
                       <w:r>
                         <w:t xml:space="preserve">Figura </w:t>
                       </w:r>
-                      <w:r>
-                        <w:fldChar w:fldCharType="begin"/>
-                      </w:r>
-                      <w:r>
-                        <w:instrText xml:space="preserve"> SEQ Figura \* ARABIC </w:instrText>
-                      </w:r>
-                      <w:r>
-                        <w:fldChar w:fldCharType="separate"/>
-                      </w:r>
-                      <w:r>
-                        <w:rPr>
-                          <w:noProof/>
-                        </w:rPr>
-                        <w:t>5</w:t>
-                      </w:r>
-                      <w:r>
-                        <w:rPr>
-                          <w:noProof/>
-                        </w:rPr>
-                        <w:fldChar w:fldCharType="end"/>
-                      </w:r>
+                      <w:fldSimple w:instr=" SEQ Figura \* ARABIC ">
+                        <w:r>
+                          <w:rPr>
+                            <w:noProof/>
+                          </w:rPr>
+                          <w:t>5</w:t>
+                        </w:r>
+                      </w:fldSimple>
                       <w:r>
                         <w:t xml:space="preserve"> - Diagrama BPMN Gestão Benificiários</w:t>
                       </w:r>
@@ -10395,27 +10278,14 @@
       <w:r>
         <w:t xml:space="preserve">Figura </w:t>
       </w:r>
-      <w:r>
-        <w:fldChar w:fldCharType="begin"/>
-      </w:r>
-      <w:r>
-        <w:instrText xml:space="preserve"> SEQ Figura \* ARABIC </w:instrText>
-      </w:r>
-      <w:r>
-        <w:fldChar w:fldCharType="separate"/>
-      </w:r>
-      <w:r>
-        <w:rPr>
-          <w:noProof/>
-        </w:rPr>
-        <w:t>5</w:t>
-      </w:r>
-      <w:r>
-        <w:rPr>
-          <w:noProof/>
-        </w:rPr>
-        <w:fldChar w:fldCharType="end"/>
-      </w:r>
+      <w:fldSimple w:instr=" SEQ Figura \* ARABIC ">
+        <w:r>
+          <w:rPr>
+            <w:noProof/>
+          </w:rPr>
+          <w:t>5</w:t>
+        </w:r>
+      </w:fldSimple>
       <w:r>
         <w:t xml:space="preserve"> - Diagrama Arquitetura </w:t>
       </w:r>
@@ -10548,27 +10418,14 @@
       <w:r>
         <w:t xml:space="preserve">Figura </w:t>
       </w:r>
-      <w:r>
-        <w:fldChar w:fldCharType="begin"/>
-      </w:r>
-      <w:r>
-        <w:instrText xml:space="preserve"> SEQ Figura \* ARABIC </w:instrText>
-      </w:r>
-      <w:r>
-        <w:fldChar w:fldCharType="separate"/>
-      </w:r>
-      <w:r>
-        <w:rPr>
-          <w:noProof/>
-        </w:rPr>
-        <w:t>7</w:t>
-      </w:r>
-      <w:r>
-        <w:rPr>
-          <w:noProof/>
-        </w:rPr>
-        <w:fldChar w:fldCharType="end"/>
-      </w:r>
+      <w:fldSimple w:instr=" SEQ Figura \* ARABIC ">
+        <w:r>
+          <w:rPr>
+            <w:noProof/>
+          </w:rPr>
+          <w:t>7</w:t>
+        </w:r>
+      </w:fldSimple>
       <w:r>
         <w:t xml:space="preserve"> - Diagrama de Estados Pedir Apoio</w:t>
       </w:r>
@@ -10677,27 +10534,14 @@
       <w:r>
         <w:t xml:space="preserve">Figura </w:t>
       </w:r>
-      <w:r>
-        <w:fldChar w:fldCharType="begin"/>
-      </w:r>
-      <w:r>
-        <w:instrText xml:space="preserve"> SEQ Figura \* ARABIC </w:instrText>
-      </w:r>
-      <w:r>
-        <w:fldChar w:fldCharType="separate"/>
-      </w:r>
-      <w:r>
-        <w:rPr>
-          <w:noProof/>
-        </w:rPr>
-        <w:t>8</w:t>
-      </w:r>
-      <w:r>
-        <w:rPr>
-          <w:noProof/>
-        </w:rPr>
-        <w:fldChar w:fldCharType="end"/>
-      </w:r>
+      <w:fldSimple w:instr=" SEQ Figura \* ARABIC ">
+        <w:r>
+          <w:rPr>
+            <w:noProof/>
+          </w:rPr>
+          <w:t>8</w:t>
+        </w:r>
+      </w:fldSimple>
       <w:r>
         <w:t xml:space="preserve"> - </w:t>
       </w:r>
@@ -10835,27 +10679,14 @@
       <w:r>
         <w:t xml:space="preserve">Figura </w:t>
       </w:r>
-      <w:r>
-        <w:fldChar w:fldCharType="begin"/>
-      </w:r>
-      <w:r>
-        <w:instrText xml:space="preserve"> SEQ Figura \* ARABIC </w:instrText>
-      </w:r>
-      <w:r>
-        <w:fldChar w:fldCharType="separate"/>
-      </w:r>
-      <w:r>
-        <w:rPr>
-          <w:noProof/>
-        </w:rPr>
-        <w:t>9</w:t>
-      </w:r>
-      <w:r>
-        <w:rPr>
-          <w:noProof/>
-        </w:rPr>
-        <w:fldChar w:fldCharType="end"/>
-      </w:r>
+      <w:fldSimple w:instr=" SEQ Figura \* ARABIC ">
+        <w:r>
+          <w:rPr>
+            <w:noProof/>
+          </w:rPr>
+          <w:t>9</w:t>
+        </w:r>
+      </w:fldSimple>
       <w:r>
         <w:t xml:space="preserve"> - Diagrama de Estados Agendamento de Entregas</w:t>
       </w:r>
@@ -10978,27 +10809,14 @@
       <w:r>
         <w:t xml:space="preserve">Figura </w:t>
       </w:r>
-      <w:r>
-        <w:fldChar w:fldCharType="begin"/>
-      </w:r>
-      <w:r>
-        <w:instrText xml:space="preserve"> SEQ Figura \* ARABIC </w:instrText>
-      </w:r>
-      <w:r>
-        <w:fldChar w:fldCharType="separate"/>
-      </w:r>
-      <w:r>
-        <w:rPr>
-          <w:noProof/>
-        </w:rPr>
-        <w:t>10</w:t>
-      </w:r>
-      <w:r>
-        <w:rPr>
-          <w:noProof/>
-        </w:rPr>
-        <w:fldChar w:fldCharType="end"/>
-      </w:r>
+      <w:fldSimple w:instr=" SEQ Figura \* ARABIC ">
+        <w:r>
+          <w:rPr>
+            <w:noProof/>
+          </w:rPr>
+          <w:t>10</w:t>
+        </w:r>
+      </w:fldSimple>
       <w:r>
         <w:t xml:space="preserve"> - </w:t>
       </w:r>
@@ -11143,32 +10961,16 @@
                             <w:r>
                               <w:t xml:space="preserve">Figura </w:t>
                             </w:r>
+                            <w:fldSimple w:instr=" SEQ Figura \* ARABIC ">
+                              <w:r>
+                                <w:rPr>
+                                  <w:noProof/>
+                                </w:rPr>
+                                <w:t>11</w:t>
+                              </w:r>
+                            </w:fldSimple>
                             <w:r>
-                              <w:fldChar w:fldCharType="begin"/>
-                            </w:r>
-                            <w:r>
-                              <w:instrText xml:space="preserve"> SEQ Figura \* ARABIC </w:instrText>
-                            </w:r>
-                            <w:r>
-                              <w:fldChar w:fldCharType="separate"/>
-                            </w:r>
-                            <w:r>
-                              <w:rPr>
-                                <w:noProof/>
-                              </w:rPr>
-                              <w:t>11</w:t>
-                            </w:r>
-                            <w:r>
-                              <w:rPr>
-                                <w:noProof/>
-                              </w:rPr>
-                              <w:fldChar w:fldCharType="end"/>
-                            </w:r>
-                            <w:r>
-                              <w:t xml:space="preserve"> - Diagrama </w:t>
-                            </w:r>
-                            <w:r>
-                              <w:t>de Casos de Uso de Candidatura</w:t>
+                              <w:t xml:space="preserve"> - Diagrama de Casos de Uso de Candidatura</w:t>
                             </w:r>
                             <w:bookmarkEnd w:id="43"/>
                           </w:p>
@@ -11205,32 +11007,16 @@
                       <w:r>
                         <w:t xml:space="preserve">Figura </w:t>
                       </w:r>
+                      <w:fldSimple w:instr=" SEQ Figura \* ARABIC ">
+                        <w:r>
+                          <w:rPr>
+                            <w:noProof/>
+                          </w:rPr>
+                          <w:t>11</w:t>
+                        </w:r>
+                      </w:fldSimple>
                       <w:r>
-                        <w:fldChar w:fldCharType="begin"/>
-                      </w:r>
-                      <w:r>
-                        <w:instrText xml:space="preserve"> SEQ Figura \* ARABIC </w:instrText>
-                      </w:r>
-                      <w:r>
-                        <w:fldChar w:fldCharType="separate"/>
-                      </w:r>
-                      <w:r>
-                        <w:rPr>
-                          <w:noProof/>
-                        </w:rPr>
-                        <w:t>11</w:t>
-                      </w:r>
-                      <w:r>
-                        <w:rPr>
-                          <w:noProof/>
-                        </w:rPr>
-                        <w:fldChar w:fldCharType="end"/>
-                      </w:r>
-                      <w:r>
-                        <w:t xml:space="preserve"> - Diagrama </w:t>
-                      </w:r>
-                      <w:r>
-                        <w:t>de Casos de Uso de Candidatura</w:t>
+                        <w:t xml:space="preserve"> - Diagrama de Casos de Uso de Candidatura</w:t>
                       </w:r>
                       <w:bookmarkEnd w:id="44"/>
                     </w:p>
@@ -11492,27 +11278,14 @@
       <w:r>
         <w:t xml:space="preserve">Figura </w:t>
       </w:r>
-      <w:r>
-        <w:fldChar w:fldCharType="begin"/>
-      </w:r>
-      <w:r>
-        <w:instrText xml:space="preserve"> SEQ Figura \* ARABIC </w:instrText>
-      </w:r>
-      <w:r>
-        <w:fldChar w:fldCharType="separate"/>
-      </w:r>
-      <w:r>
-        <w:rPr>
-          <w:noProof/>
-        </w:rPr>
-        <w:t>12</w:t>
-      </w:r>
-      <w:r>
-        <w:rPr>
-          <w:noProof/>
-        </w:rPr>
-        <w:fldChar w:fldCharType="end"/>
-      </w:r>
+      <w:fldSimple w:instr=" SEQ Figura \* ARABIC ">
+        <w:r>
+          <w:rPr>
+            <w:noProof/>
+          </w:rPr>
+          <w:t>12</w:t>
+        </w:r>
+      </w:fldSimple>
       <w:r>
         <w:t xml:space="preserve"> - </w:t>
       </w:r>
@@ -11568,13 +11341,7 @@
         <w:jc w:val="both"/>
       </w:pPr>
       <w:r>
-        <w:t>A</w:t>
-      </w:r>
-      <w:r>
-        <w:t xml:space="preserve"> </w:t>
-      </w:r>
-      <w:r>
-        <w:t>Loja Social executa "Procura Bens no Stock".</w:t>
+        <w:t>A Loja Social executa "Procura Bens no Stock".</w:t>
       </w:r>
     </w:p>
     <w:p>
@@ -11747,32 +11514,16 @@
                             <w:r>
                               <w:t xml:space="preserve">Figura </w:t>
                             </w:r>
+                            <w:fldSimple w:instr=" SEQ Figura \* ARABIC ">
+                              <w:r>
+                                <w:rPr>
+                                  <w:noProof/>
+                                </w:rPr>
+                                <w:t>13</w:t>
+                              </w:r>
+                            </w:fldSimple>
                             <w:r>
-                              <w:fldChar w:fldCharType="begin"/>
-                            </w:r>
-                            <w:r>
-                              <w:instrText xml:space="preserve"> SEQ Figura \* ARABIC </w:instrText>
-                            </w:r>
-                            <w:r>
-                              <w:fldChar w:fldCharType="separate"/>
-                            </w:r>
-                            <w:r>
-                              <w:rPr>
-                                <w:noProof/>
-                              </w:rPr>
-                              <w:t>13</w:t>
-                            </w:r>
-                            <w:r>
-                              <w:rPr>
-                                <w:noProof/>
-                              </w:rPr>
-                              <w:fldChar w:fldCharType="end"/>
-                            </w:r>
-                            <w:r>
-                              <w:t xml:space="preserve"> - Diagrama de Casos de Uso </w:t>
-                            </w:r>
-                            <w:r>
-                              <w:t>da entrega de bens</w:t>
+                              <w:t xml:space="preserve"> - Diagrama de Casos de Uso da entrega de bens</w:t>
                             </w:r>
                             <w:bookmarkEnd w:id="48"/>
                           </w:p>
@@ -11809,32 +11560,16 @@
                       <w:r>
                         <w:t xml:space="preserve">Figura </w:t>
                       </w:r>
+                      <w:fldSimple w:instr=" SEQ Figura \* ARABIC ">
+                        <w:r>
+                          <w:rPr>
+                            <w:noProof/>
+                          </w:rPr>
+                          <w:t>13</w:t>
+                        </w:r>
+                      </w:fldSimple>
                       <w:r>
-                        <w:fldChar w:fldCharType="begin"/>
-                      </w:r>
-                      <w:r>
-                        <w:instrText xml:space="preserve"> SEQ Figura \* ARABIC </w:instrText>
-                      </w:r>
-                      <w:r>
-                        <w:fldChar w:fldCharType="separate"/>
-                      </w:r>
-                      <w:r>
-                        <w:rPr>
-                          <w:noProof/>
-                        </w:rPr>
-                        <w:t>13</w:t>
-                      </w:r>
-                      <w:r>
-                        <w:rPr>
-                          <w:noProof/>
-                        </w:rPr>
-                        <w:fldChar w:fldCharType="end"/>
-                      </w:r>
-                      <w:r>
-                        <w:t xml:space="preserve"> - Diagrama de Casos de Uso </w:t>
-                      </w:r>
-                      <w:r>
-                        <w:t>da entrega de bens</w:t>
+                        <w:t xml:space="preserve"> - Diagrama de Casos de Uso da entrega de bens</w:t>
                       </w:r>
                       <w:bookmarkEnd w:id="49"/>
                     </w:p>
@@ -11968,27 +11703,14 @@
                             <w:r>
                               <w:t xml:space="preserve">Figura </w:t>
                             </w:r>
-                            <w:r>
-                              <w:fldChar w:fldCharType="begin"/>
-                            </w:r>
-                            <w:r>
-                              <w:instrText xml:space="preserve"> SEQ Figura \* ARABIC </w:instrText>
-                            </w:r>
-                            <w:r>
-                              <w:fldChar w:fldCharType="separate"/>
-                            </w:r>
-                            <w:r>
-                              <w:rPr>
-                                <w:noProof/>
-                              </w:rPr>
-                              <w:t>14</w:t>
-                            </w:r>
-                            <w:r>
-                              <w:rPr>
-                                <w:noProof/>
-                              </w:rPr>
-                              <w:fldChar w:fldCharType="end"/>
-                            </w:r>
+                            <w:fldSimple w:instr=" SEQ Figura \* ARABIC ">
+                              <w:r>
+                                <w:rPr>
+                                  <w:noProof/>
+                                </w:rPr>
+                                <w:t>14</w:t>
+                              </w:r>
+                            </w:fldSimple>
                             <w:r>
                               <w:t xml:space="preserve"> - Diagrama de Casos de Uso de Candidatura</w:t>
                             </w:r>
@@ -12027,27 +11749,14 @@
                       <w:r>
                         <w:t xml:space="preserve">Figura </w:t>
                       </w:r>
-                      <w:r>
-                        <w:fldChar w:fldCharType="begin"/>
-                      </w:r>
-                      <w:r>
-                        <w:instrText xml:space="preserve"> SEQ Figura \* ARABIC </w:instrText>
-                      </w:r>
-                      <w:r>
-                        <w:fldChar w:fldCharType="separate"/>
-                      </w:r>
-                      <w:r>
-                        <w:rPr>
-                          <w:noProof/>
-                        </w:rPr>
-                        <w:t>14</w:t>
-                      </w:r>
-                      <w:r>
-                        <w:rPr>
-                          <w:noProof/>
-                        </w:rPr>
-                        <w:fldChar w:fldCharType="end"/>
-                      </w:r>
+                      <w:fldSimple w:instr=" SEQ Figura \* ARABIC ">
+                        <w:r>
+                          <w:rPr>
+                            <w:noProof/>
+                          </w:rPr>
+                          <w:t>14</w:t>
+                        </w:r>
+                      </w:fldSimple>
                       <w:r>
                         <w:t xml:space="preserve"> - Diagrama de Casos de Uso de Candidatura</w:t>
                       </w:r>
@@ -12068,6 +11777,9 @@
         <w:t xml:space="preserve"> </w:t>
       </w:r>
       <w:r>
+        <w:rPr>
+          <w:noProof/>
+        </w:rPr>
         <w:drawing>
           <wp:inline distT="0" distB="0" distL="0" distR="0" wp14:anchorId="69F4733C" wp14:editId="1198E89A">
             <wp:extent cx="5579745" cy="1839595"/>
@@ -12189,22 +11901,23 @@
         <mc:AlternateContent>
           <mc:Choice Requires="wps">
             <w:drawing>
-              <wp:anchor distT="0" distB="0" distL="114300" distR="114300" simplePos="0" relativeHeight="251673600" behindDoc="1" locked="0" layoutInCell="1" allowOverlap="1" wp14:anchorId="00213DF0" wp14:editId="63496A0B">
+              <wp:anchor distT="0" distB="0" distL="114300" distR="114300" simplePos="0" relativeHeight="251673600" behindDoc="1" locked="0" layoutInCell="1" allowOverlap="1" wp14:anchorId="00213DF0" wp14:editId="79D8FA16">
                 <wp:simplePos x="0" y="0"/>
-                <wp:positionH relativeFrom="column">
-                  <wp:posOffset>-386080</wp:posOffset>
+                <wp:positionH relativeFrom="page">
+                  <wp:align>center</wp:align>
                 </wp:positionH>
                 <wp:positionV relativeFrom="paragraph">
-                  <wp:posOffset>4030345</wp:posOffset>
+                  <wp:posOffset>3731895</wp:posOffset>
                 </wp:positionV>
                 <wp:extent cx="6163945" cy="635"/>
-                <wp:effectExtent l="0" t="0" r="0" b="0"/>
+                <wp:effectExtent l="0" t="0" r="8255" b="0"/>
                 <wp:wrapTight wrapText="bothSides">
                   <wp:wrapPolygon edited="0">
                     <wp:start x="0" y="0"/>
-                    <wp:lineTo x="0" y="21600"/>
-                    <wp:lineTo x="21600" y="21600"/>
-                    <wp:lineTo x="21600" y="0"/>
+                    <wp:lineTo x="0" y="20057"/>
+                    <wp:lineTo x="21562" y="20057"/>
+                    <wp:lineTo x="21562" y="0"/>
+                    <wp:lineTo x="0" y="0"/>
                   </wp:wrapPolygon>
                 </wp:wrapTight>
                 <wp:docPr id="1861890514" name="Text Box 1"/>
@@ -12243,27 +11956,14 @@
                             <w:r>
                               <w:t xml:space="preserve">Figura </w:t>
                             </w:r>
-                            <w:r>
-                              <w:fldChar w:fldCharType="begin"/>
-                            </w:r>
-                            <w:r>
-                              <w:instrText xml:space="preserve"> SEQ Figura \* ARABIC </w:instrText>
-                            </w:r>
-                            <w:r>
-                              <w:fldChar w:fldCharType="separate"/>
-                            </w:r>
-                            <w:r>
-                              <w:rPr>
-                                <w:noProof/>
-                              </w:rPr>
-                              <w:t>15</w:t>
-                            </w:r>
-                            <w:r>
-                              <w:rPr>
-                                <w:noProof/>
-                              </w:rPr>
-                              <w:fldChar w:fldCharType="end"/>
-                            </w:r>
+                            <w:fldSimple w:instr=" SEQ Figura \* ARABIC ">
+                              <w:r>
+                                <w:rPr>
+                                  <w:noProof/>
+                                </w:rPr>
+                                <w:t>15</w:t>
+                              </w:r>
+                            </w:fldSimple>
                             <w:r>
                               <w:t xml:space="preserve"> - Diagram</w:t>
                             </w:r>
@@ -12291,7 +11991,7 @@
           </mc:Choice>
           <mc:Fallback>
             <w:pict>
-              <v:shape w14:anchorId="00213DF0" id="Text Box 1" o:spid="_x0000_s1033" type="#_x0000_t202" style="position:absolute;margin-left:-30.4pt;margin-top:317.35pt;width:485.35pt;height:.05pt;z-index:-251642880;visibility:visible;mso-wrap-style:square;mso-wrap-distance-left:9pt;mso-wrap-distance-top:0;mso-wrap-distance-right:9pt;mso-wrap-distance-bottom:0;mso-position-horizontal:absolute;mso-position-horizontal-relative:text;mso-position-vertical:absolute;mso-position-vertical-relative:text;v-text-anchor:top" o:gfxdata="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" stroked="f">
+              <v:shape w14:anchorId="00213DF0" id="Text Box 1" o:spid="_x0000_s1033" type="#_x0000_t202" style="position:absolute;margin-left:0;margin-top:293.85pt;width:485.35pt;height:.05pt;z-index:-251642880;visibility:visible;mso-wrap-style:square;mso-wrap-distance-left:9pt;mso-wrap-distance-top:0;mso-wrap-distance-right:9pt;mso-wrap-distance-bottom:0;mso-position-horizontal:center;mso-position-horizontal-relative:page;mso-position-vertical:absolute;mso-position-vertical-relative:text;v-text-anchor:top" o:gfxdata="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" stroked="f">
                 <v:textbox style="mso-fit-shape-to-text:t" inset="0,0,0,0">
                   <w:txbxContent>
                     <w:p>
@@ -12307,27 +12007,14 @@
                       <w:r>
                         <w:t xml:space="preserve">Figura </w:t>
                       </w:r>
-                      <w:r>
-                        <w:fldChar w:fldCharType="begin"/>
-                      </w:r>
-                      <w:r>
-                        <w:instrText xml:space="preserve"> SEQ Figura \* ARABIC </w:instrText>
-                      </w:r>
-                      <w:r>
-                        <w:fldChar w:fldCharType="separate"/>
-                      </w:r>
-                      <w:r>
-                        <w:rPr>
-                          <w:noProof/>
-                        </w:rPr>
-                        <w:t>15</w:t>
-                      </w:r>
-                      <w:r>
-                        <w:rPr>
-                          <w:noProof/>
-                        </w:rPr>
-                        <w:fldChar w:fldCharType="end"/>
-                      </w:r>
+                      <w:fldSimple w:instr=" SEQ Figura \* ARABIC ">
+                        <w:r>
+                          <w:rPr>
+                            <w:noProof/>
+                          </w:rPr>
+                          <w:t>15</w:t>
+                        </w:r>
+                      </w:fldSimple>
                       <w:r>
                         <w:t xml:space="preserve"> - Diagram</w:t>
                       </w:r>
@@ -12341,7 +12028,7 @@
                     </w:p>
                   </w:txbxContent>
                 </v:textbox>
-                <w10:wrap type="tight"/>
+                <w10:wrap type="tight" anchorx="page"/>
               </v:shape>
             </w:pict>
           </mc:Fallback>
@@ -12373,10 +12060,10 @@
           <w:noProof/>
         </w:rPr>
         <w:drawing>
-          <wp:inline distT="0" distB="0" distL="0" distR="0" wp14:anchorId="13377887" wp14:editId="618A5F32">
-            <wp:extent cx="5579745" cy="3037840"/>
-            <wp:effectExtent l="0" t="0" r="1905" b="0"/>
-            <wp:docPr id="1982451995" name="Imagem 22" descr="Uma imagem com texto, Retângulo, Esquema, Nota em post-it&#10;&#10;Os conteúdos gerados por IA podem estar incorretos."/>
+          <wp:inline distT="0" distB="0" distL="0" distR="0" wp14:anchorId="292451F9" wp14:editId="6682734A">
+            <wp:extent cx="5579745" cy="2943860"/>
+            <wp:effectExtent l="0" t="0" r="1905" b="8890"/>
+            <wp:docPr id="1218708799" name="Imagem 22" descr="Uma imagem com texto, Retângulo&#10;&#10;Os conteúdos gerados por IA podem estar incorretos."/>
             <wp:cNvGraphicFramePr>
               <a:graphicFrameLocks xmlns:a="http://schemas.openxmlformats.org/drawingml/2006/main" noChangeAspect="1"/>
             </wp:cNvGraphicFramePr>
@@ -12384,10 +12071,10 @@
               <a:graphicData uri="http://schemas.openxmlformats.org/drawingml/2006/picture">
                 <pic:pic xmlns:pic="http://schemas.openxmlformats.org/drawingml/2006/picture">
                   <pic:nvPicPr>
-                    <pic:cNvPr id="1982451995" name="Imagem 22" descr="Uma imagem com texto, Retângulo, Esquema, Nota em post-it&#10;&#10;Os conteúdos gerados por IA podem estar incorretos."/>
+                    <pic:cNvPr id="1218708799" name="Imagem 22" descr="Uma imagem com texto, Retângulo&#10;&#10;Os conteúdos gerados por IA podem estar incorretos."/>
                     <pic:cNvPicPr/>
                   </pic:nvPicPr>
-                  <pic:blipFill>
+                  <pic:blipFill rotWithShape="1">
                     <a:blip r:embed="rId23">
                       <a:extLst>
                         <a:ext uri="{28A0092B-C50C-407E-A947-70E740481C1C}">
@@ -12395,18 +12082,27 @@
                         </a:ext>
                       </a:extLst>
                     </a:blip>
+                    <a:srcRect t="1277"/>
                     <a:stretch>
                       <a:fillRect/>
                     </a:stretch>
                   </pic:blipFill>
-                  <pic:spPr>
+                  <pic:spPr bwMode="auto">
                     <a:xfrm>
                       <a:off x="0" y="0"/>
-                      <a:ext cx="5579745" cy="3037840"/>
+                      <a:ext cx="5579745" cy="2943860"/>
                     </a:xfrm>
                     <a:prstGeom prst="rect">
                       <a:avLst/>
                     </a:prstGeom>
+                    <a:ln>
+                      <a:noFill/>
+                    </a:ln>
+                    <a:extLst>
+                      <a:ext uri="{53640926-AAD7-44D8-BBD7-CCE9431645EC}">
+                        <a14:shadowObscured xmlns:a14="http://schemas.microsoft.com/office/drawing/2010/main"/>
+                      </a:ext>
+                    </a:extLst>
                   </pic:spPr>
                 </pic:pic>
               </a:graphicData>
@@ -12414,11 +12110,6 @@
           </wp:inline>
         </w:drawing>
       </w:r>
-    </w:p>
-    <w:p>
-      <w:pPr>
-        <w:spacing w:line="276" w:lineRule="auto"/>
-      </w:pPr>
     </w:p>
     <w:p>
       <w:pPr>
@@ -12986,27 +12677,14 @@
                             <w:r>
                               <w:t xml:space="preserve">Figura </w:t>
                             </w:r>
-                            <w:r>
-                              <w:fldChar w:fldCharType="begin"/>
-                            </w:r>
-                            <w:r>
-                              <w:instrText xml:space="preserve"> SEQ Figura \* ARABIC </w:instrText>
-                            </w:r>
-                            <w:r>
-                              <w:fldChar w:fldCharType="separate"/>
-                            </w:r>
-                            <w:r>
-                              <w:rPr>
-                                <w:noProof/>
-                              </w:rPr>
-                              <w:t>14</w:t>
-                            </w:r>
-                            <w:r>
-                              <w:rPr>
-                                <w:noProof/>
-                              </w:rPr>
-                              <w:fldChar w:fldCharType="end"/>
-                            </w:r>
+                            <w:fldSimple w:instr=" SEQ Figura \* ARABIC ">
+                              <w:r>
+                                <w:rPr>
+                                  <w:noProof/>
+                                </w:rPr>
+                                <w:t>14</w:t>
+                              </w:r>
+                            </w:fldSimple>
                             <w:r>
                               <w:t>- Diagrama de Classes</w:t>
                             </w:r>
@@ -13044,27 +12722,14 @@
                       <w:r>
                         <w:t xml:space="preserve">Figura </w:t>
                       </w:r>
-                      <w:r>
-                        <w:fldChar w:fldCharType="begin"/>
-                      </w:r>
-                      <w:r>
-                        <w:instrText xml:space="preserve"> SEQ Figura \* ARABIC </w:instrText>
-                      </w:r>
-                      <w:r>
-                        <w:fldChar w:fldCharType="separate"/>
-                      </w:r>
-                      <w:r>
-                        <w:rPr>
-                          <w:noProof/>
-                        </w:rPr>
-                        <w:t>14</w:t>
-                      </w:r>
-                      <w:r>
-                        <w:rPr>
-                          <w:noProof/>
-                        </w:rPr>
-                        <w:fldChar w:fldCharType="end"/>
-                      </w:r>
+                      <w:fldSimple w:instr=" SEQ Figura \* ARABIC ">
+                        <w:r>
+                          <w:rPr>
+                            <w:noProof/>
+                          </w:rPr>
+                          <w:t>14</w:t>
+                        </w:r>
+                      </w:fldSimple>
                       <w:r>
                         <w:t>- Diagrama de Classes</w:t>
                       </w:r>
@@ -13639,27 +13304,14 @@
       <w:r>
         <w:t xml:space="preserve">Figura </w:t>
       </w:r>
-      <w:r>
-        <w:fldChar w:fldCharType="begin"/>
-      </w:r>
-      <w:r>
-        <w:instrText xml:space="preserve"> SEQ Figura \* ARABIC </w:instrText>
-      </w:r>
-      <w:r>
-        <w:fldChar w:fldCharType="separate"/>
-      </w:r>
-      <w:r>
-        <w:rPr>
-          <w:noProof/>
-        </w:rPr>
-        <w:t>14</w:t>
-      </w:r>
-      <w:r>
-        <w:rPr>
-          <w:noProof/>
-        </w:rPr>
-        <w:fldChar w:fldCharType="end"/>
-      </w:r>
+      <w:fldSimple w:instr=" SEQ Figura \* ARABIC ">
+        <w:r>
+          <w:rPr>
+            <w:noProof/>
+          </w:rPr>
+          <w:t>14</w:t>
+        </w:r>
+      </w:fldSimple>
       <w:r>
         <w:t xml:space="preserve"> - </w:t>
       </w:r>
@@ -13747,27 +13399,14 @@
                             <w:r>
                               <w:t xml:space="preserve">Figura </w:t>
                             </w:r>
-                            <w:r>
-                              <w:fldChar w:fldCharType="begin"/>
-                            </w:r>
-                            <w:r>
-                              <w:instrText xml:space="preserve"> SEQ Figura \* ARABIC </w:instrText>
-                            </w:r>
-                            <w:r>
-                              <w:fldChar w:fldCharType="separate"/>
-                            </w:r>
-                            <w:r>
-                              <w:rPr>
-                                <w:noProof/>
-                              </w:rPr>
-                              <w:t>15</w:t>
-                            </w:r>
-                            <w:r>
-                              <w:rPr>
-                                <w:noProof/>
-                              </w:rPr>
-                              <w:fldChar w:fldCharType="end"/>
-                            </w:r>
+                            <w:fldSimple w:instr=" SEQ Figura \* ARABIC ">
+                              <w:r>
+                                <w:rPr>
+                                  <w:noProof/>
+                                </w:rPr>
+                                <w:t>15</w:t>
+                              </w:r>
+                            </w:fldSimple>
                             <w:r>
                               <w:t xml:space="preserve"> – Mockup da Criação da Candidatura</w:t>
                             </w:r>
@@ -13812,27 +13451,14 @@
                       <w:r>
                         <w:t xml:space="preserve">Figura </w:t>
                       </w:r>
-                      <w:r>
-                        <w:fldChar w:fldCharType="begin"/>
-                      </w:r>
-                      <w:r>
-                        <w:instrText xml:space="preserve"> SEQ Figura \* ARABIC </w:instrText>
-                      </w:r>
-                      <w:r>
-                        <w:fldChar w:fldCharType="separate"/>
-                      </w:r>
-                      <w:r>
-                        <w:rPr>
-                          <w:noProof/>
-                        </w:rPr>
-                        <w:t>15</w:t>
-                      </w:r>
-                      <w:r>
-                        <w:rPr>
-                          <w:noProof/>
-                        </w:rPr>
-                        <w:fldChar w:fldCharType="end"/>
-                      </w:r>
+                      <w:fldSimple w:instr=" SEQ Figura \* ARABIC ">
+                        <w:r>
+                          <w:rPr>
+                            <w:noProof/>
+                          </w:rPr>
+                          <w:t>15</w:t>
+                        </w:r>
+                      </w:fldSimple>
                       <w:r>
                         <w:t xml:space="preserve"> – Mockup da Criação da Candidatura</w:t>
                       </w:r>
@@ -13957,27 +13583,14 @@
                             <w:r>
                               <w:t xml:space="preserve">Figura </w:t>
                             </w:r>
-                            <w:r>
-                              <w:fldChar w:fldCharType="begin"/>
-                            </w:r>
-                            <w:r>
-                              <w:instrText xml:space="preserve"> SEQ Figura \* ARABIC </w:instrText>
-                            </w:r>
-                            <w:r>
-                              <w:fldChar w:fldCharType="separate"/>
-                            </w:r>
-                            <w:r>
-                              <w:rPr>
-                                <w:noProof/>
-                              </w:rPr>
-                              <w:t>16</w:t>
-                            </w:r>
-                            <w:r>
-                              <w:rPr>
-                                <w:noProof/>
-                              </w:rPr>
-                              <w:fldChar w:fldCharType="end"/>
-                            </w:r>
+                            <w:fldSimple w:instr=" SEQ Figura \* ARABIC ">
+                              <w:r>
+                                <w:rPr>
+                                  <w:noProof/>
+                                </w:rPr>
+                                <w:t>16</w:t>
+                              </w:r>
+                            </w:fldSimple>
                             <w:r>
                               <w:t xml:space="preserve"> - Diagrama Sequência da Criação de Candidatura</w:t>
                             </w:r>
@@ -14019,27 +13632,14 @@
                       <w:r>
                         <w:t xml:space="preserve">Figura </w:t>
                       </w:r>
-                      <w:r>
-                        <w:fldChar w:fldCharType="begin"/>
-                      </w:r>
-                      <w:r>
-                        <w:instrText xml:space="preserve"> SEQ Figura \* ARABIC </w:instrText>
-                      </w:r>
-                      <w:r>
-                        <w:fldChar w:fldCharType="separate"/>
-                      </w:r>
-                      <w:r>
-                        <w:rPr>
-                          <w:noProof/>
-                        </w:rPr>
-                        <w:t>16</w:t>
-                      </w:r>
-                      <w:r>
-                        <w:rPr>
-                          <w:noProof/>
-                        </w:rPr>
-                        <w:fldChar w:fldCharType="end"/>
-                      </w:r>
+                      <w:fldSimple w:instr=" SEQ Figura \* ARABIC ">
+                        <w:r>
+                          <w:rPr>
+                            <w:noProof/>
+                          </w:rPr>
+                          <w:t>16</w:t>
+                        </w:r>
+                      </w:fldSimple>
                       <w:r>
                         <w:t xml:space="preserve"> - Diagrama Sequência da Criação de Candidatura</w:t>
                       </w:r>
@@ -14253,27 +13853,14 @@
                             <w:r>
                               <w:t xml:space="preserve">Figura </w:t>
                             </w:r>
-                            <w:r>
-                              <w:fldChar w:fldCharType="begin"/>
-                            </w:r>
-                            <w:r>
-                              <w:instrText xml:space="preserve"> SEQ Figura \* ARABIC </w:instrText>
-                            </w:r>
-                            <w:r>
-                              <w:fldChar w:fldCharType="separate"/>
-                            </w:r>
-                            <w:r>
-                              <w:rPr>
-                                <w:noProof/>
-                              </w:rPr>
-                              <w:t>17</w:t>
-                            </w:r>
-                            <w:r>
-                              <w:rPr>
-                                <w:noProof/>
-                              </w:rPr>
-                              <w:fldChar w:fldCharType="end"/>
-                            </w:r>
+                            <w:fldSimple w:instr=" SEQ Figura \* ARABIC ">
+                              <w:r>
+                                <w:rPr>
+                                  <w:noProof/>
+                                </w:rPr>
+                                <w:t>17</w:t>
+                              </w:r>
+                            </w:fldSimple>
                             <w:r>
                               <w:t xml:space="preserve"> – Diagrama de Sequência</w:t>
                             </w:r>
@@ -14312,27 +13899,14 @@
                       <w:r>
                         <w:t xml:space="preserve">Figura </w:t>
                       </w:r>
-                      <w:r>
-                        <w:fldChar w:fldCharType="begin"/>
-                      </w:r>
-                      <w:r>
-                        <w:instrText xml:space="preserve"> SEQ Figura \* ARABIC </w:instrText>
-                      </w:r>
-                      <w:r>
-                        <w:fldChar w:fldCharType="separate"/>
-                      </w:r>
-                      <w:r>
-                        <w:rPr>
-                          <w:noProof/>
-                        </w:rPr>
-                        <w:t>17</w:t>
-                      </w:r>
-                      <w:r>
-                        <w:rPr>
-                          <w:noProof/>
-                        </w:rPr>
-                        <w:fldChar w:fldCharType="end"/>
-                      </w:r>
+                      <w:fldSimple w:instr=" SEQ Figura \* ARABIC ">
+                        <w:r>
+                          <w:rPr>
+                            <w:noProof/>
+                          </w:rPr>
+                          <w:t>17</w:t>
+                        </w:r>
+                      </w:fldSimple>
                       <w:r>
                         <w:t xml:space="preserve"> – Diagrama de Sequência</w:t>
                       </w:r>
@@ -14436,7 +14010,7 @@
           <w:noProof/>
         </w:rPr>
         <w:drawing>
-          <wp:inline distT="0" distB="0" distL="0" distR="0" wp14:anchorId="33356D91" wp14:editId="7D8B4B27">
+          <wp:inline distT="0" distB="0" distL="0" distR="0" wp14:anchorId="33356D91" wp14:editId="13FF0FA9">
             <wp:extent cx="5321039" cy="2686862"/>
             <wp:effectExtent l="0" t="0" r="0" b="0"/>
             <wp:docPr id="1719185855" name="Imagem 10" descr="Uma imagem com texto, captura de ecrã, Tipo de letra, Marca&#10;&#10;Os conteúdos gerados por IA podem estar incorretos."/>
@@ -14627,27 +14201,14 @@
                             <w:r>
                               <w:t xml:space="preserve">Figura </w:t>
                             </w:r>
-                            <w:r>
-                              <w:fldChar w:fldCharType="begin"/>
-                            </w:r>
-                            <w:r>
-                              <w:instrText xml:space="preserve"> SEQ Figura \* ARABIC </w:instrText>
-                            </w:r>
-                            <w:r>
-                              <w:fldChar w:fldCharType="separate"/>
-                            </w:r>
-                            <w:r>
-                              <w:rPr>
-                                <w:noProof/>
-                              </w:rPr>
-                              <w:t>18</w:t>
-                            </w:r>
-                            <w:r>
-                              <w:rPr>
-                                <w:noProof/>
-                              </w:rPr>
-                              <w:fldChar w:fldCharType="end"/>
-                            </w:r>
+                            <w:fldSimple w:instr=" SEQ Figura \* ARABIC ">
+                              <w:r>
+                                <w:rPr>
+                                  <w:noProof/>
+                                </w:rPr>
+                                <w:t>18</w:t>
+                              </w:r>
+                            </w:fldSimple>
                             <w:r>
                               <w:t xml:space="preserve"> - Diagrama Sequência de Estado da Candidatura</w:t>
                             </w:r>
@@ -14692,27 +14253,14 @@
                       <w:r>
                         <w:t xml:space="preserve">Figura </w:t>
                       </w:r>
-                      <w:r>
-                        <w:fldChar w:fldCharType="begin"/>
-                      </w:r>
-                      <w:r>
-                        <w:instrText xml:space="preserve"> SEQ Figura \* ARABIC </w:instrText>
-                      </w:r>
-                      <w:r>
-                        <w:fldChar w:fldCharType="separate"/>
-                      </w:r>
-                      <w:r>
-                        <w:rPr>
-                          <w:noProof/>
-                        </w:rPr>
-                        <w:t>18</w:t>
-                      </w:r>
-                      <w:r>
-                        <w:rPr>
-                          <w:noProof/>
-                        </w:rPr>
-                        <w:fldChar w:fldCharType="end"/>
-                      </w:r>
+                      <w:fldSimple w:instr=" SEQ Figura \* ARABIC ">
+                        <w:r>
+                          <w:rPr>
+                            <w:noProof/>
+                          </w:rPr>
+                          <w:t>18</w:t>
+                        </w:r>
+                      </w:fldSimple>
                       <w:r>
                         <w:t xml:space="preserve"> - Diagrama Sequência de Estado da Candidatura</w:t>
                       </w:r>
@@ -18933,6 +18481,7 @@
   <w:style w:type="character" w:default="1" w:styleId="Tipodeletrapredefinidodopargrafo">
     <w:name w:val="Default Paragraph Font"/>
     <w:uiPriority w:val="1"/>
+    <w:semiHidden/>
     <w:unhideWhenUsed/>
   </w:style>
   <w:style w:type="table" w:default="1" w:styleId="Tabelanormal">

--- a/docs/Relatorio.docx
+++ b/docs/Relatorio.docx
@@ -8197,7 +8197,7 @@
           <w:noProof/>
         </w:rPr>
         <w:drawing>
-          <wp:inline distT="0" distB="0" distL="0" distR="0" wp14:anchorId="6F228B50" wp14:editId="3B088F00">
+          <wp:inline distT="0" distB="0" distL="0" distR="0" wp14:anchorId="6F228B50" wp14:editId="6D0C444C">
             <wp:extent cx="3987067" cy="2355850"/>
             <wp:effectExtent l="0" t="0" r="0" b="6350"/>
             <wp:docPr id="826101158" name="Imagem 20" descr="Uma imagem com captura de ecrã, diagrama, texto, file&#10;&#10;Os conteúdos gerados por IA podem estar incorretos."/>
@@ -12617,28 +12617,46 @@
     </w:p>
     <w:p>
       <w:r>
+        <w:t xml:space="preserve">Neste capítulo </w:t>
+      </w:r>
+      <w:r>
+        <w:t xml:space="preserve">é </w:t>
+      </w:r>
+      <w:r>
+        <w:t xml:space="preserve">apresentado o diagrama de </w:t>
+      </w:r>
+      <w:r>
+        <w:t xml:space="preserve">classes </w:t>
+      </w:r>
+      <w:r>
+        <w:t>desenvolvido para o sistema da Loja Social do IPCA</w:t>
+      </w:r>
+    </w:p>
+    <w:p>
+      <w:r>
         <w:rPr>
           <w:noProof/>
         </w:rPr>
         <mc:AlternateContent>
           <mc:Choice Requires="wps">
             <w:drawing>
-              <wp:anchor distT="0" distB="0" distL="114300" distR="114300" simplePos="0" relativeHeight="251676672" behindDoc="1" locked="0" layoutInCell="1" allowOverlap="1" wp14:anchorId="668A83A5" wp14:editId="28FC7F7B">
+              <wp:anchor distT="0" distB="0" distL="114300" distR="114300" simplePos="0" relativeHeight="251676672" behindDoc="1" locked="0" layoutInCell="1" allowOverlap="1" wp14:anchorId="668A83A5" wp14:editId="69010E29">
                 <wp:simplePos x="0" y="0"/>
-                <wp:positionH relativeFrom="column">
-                  <wp:posOffset>-563245</wp:posOffset>
+                <wp:positionH relativeFrom="margin">
+                  <wp:align>center</wp:align>
                 </wp:positionH>
                 <wp:positionV relativeFrom="paragraph">
-                  <wp:posOffset>5306695</wp:posOffset>
+                  <wp:posOffset>2820035</wp:posOffset>
                 </wp:positionV>
                 <wp:extent cx="6697345" cy="635"/>
-                <wp:effectExtent l="0" t="0" r="0" b="0"/>
+                <wp:effectExtent l="0" t="0" r="8255" b="0"/>
                 <wp:wrapTight wrapText="bothSides">
                   <wp:wrapPolygon edited="0">
                     <wp:start x="0" y="0"/>
-                    <wp:lineTo x="0" y="21600"/>
-                    <wp:lineTo x="21600" y="21600"/>
-                    <wp:lineTo x="21600" y="0"/>
+                    <wp:lineTo x="0" y="20057"/>
+                    <wp:lineTo x="21565" y="20057"/>
+                    <wp:lineTo x="21565" y="0"/>
+                    <wp:lineTo x="0" y="0"/>
                   </wp:wrapPolygon>
                 </wp:wrapTight>
                 <wp:docPr id="239183755" name="Text Box 1"/>
@@ -12706,7 +12724,7 @@
           </mc:Choice>
           <mc:Fallback>
             <w:pict>
-              <v:shape w14:anchorId="668A83A5" id="_x0000_s1034" type="#_x0000_t202" style="position:absolute;margin-left:-44.35pt;margin-top:417.85pt;width:527.35pt;height:.05pt;z-index:-251639808;visibility:visible;mso-wrap-style:square;mso-wrap-distance-left:9pt;mso-wrap-distance-top:0;mso-wrap-distance-right:9pt;mso-wrap-distance-bottom:0;mso-position-horizontal:absolute;mso-position-horizontal-relative:text;mso-position-vertical:absolute;mso-position-vertical-relative:text;v-text-anchor:top" o:gfxdata="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" stroked="f">
+              <v:shape w14:anchorId="668A83A5" id="_x0000_s1034" type="#_x0000_t202" style="position:absolute;margin-left:0;margin-top:222.05pt;width:527.35pt;height:.05pt;z-index:-251639808;visibility:visible;mso-wrap-style:square;mso-wrap-distance-left:9pt;mso-wrap-distance-top:0;mso-wrap-distance-right:9pt;mso-wrap-distance-bottom:0;mso-position-horizontal:center;mso-position-horizontal-relative:margin;mso-position-vertical:absolute;mso-position-vertical-relative:text;v-text-anchor:top" o:gfxdata="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" stroked="f">
                 <v:textbox style="mso-fit-shape-to-text:t" inset="0,0,0,0">
                   <w:txbxContent>
                     <w:p>
@@ -12737,7 +12755,7 @@
                     </w:p>
                   </w:txbxContent>
                 </v:textbox>
-                <w10:wrap type="tight"/>
+                <w10:wrap type="tight" anchorx="margin"/>
               </v:shape>
             </w:pict>
           </mc:Fallback>
@@ -12748,26 +12766,10 @@
           <w:noProof/>
         </w:rPr>
         <w:drawing>
-          <wp:anchor distT="0" distB="0" distL="114300" distR="114300" simplePos="0" relativeHeight="251674624" behindDoc="1" locked="0" layoutInCell="1" allowOverlap="1" wp14:anchorId="554E7910" wp14:editId="6A444CA0">
-            <wp:simplePos x="0" y="0"/>
-            <wp:positionH relativeFrom="margin">
-              <wp:align>center</wp:align>
-            </wp:positionH>
-            <wp:positionV relativeFrom="paragraph">
-              <wp:posOffset>743964</wp:posOffset>
-            </wp:positionV>
-            <wp:extent cx="6697345" cy="4505960"/>
-            <wp:effectExtent l="0" t="0" r="8255" b="8890"/>
-            <wp:wrapTight wrapText="bothSides">
-              <wp:wrapPolygon edited="0">
-                <wp:start x="0" y="0"/>
-                <wp:lineTo x="0" y="21551"/>
-                <wp:lineTo x="21565" y="21551"/>
-                <wp:lineTo x="21565" y="0"/>
-                <wp:lineTo x="0" y="0"/>
-              </wp:wrapPolygon>
-            </wp:wrapTight>
-            <wp:docPr id="452613059" name="Picture 1" descr="A computer screen shot of a computer flow chart&#10;&#10;AI-generated content may be incorrect."/>
+          <wp:inline distT="0" distB="0" distL="0" distR="0" wp14:anchorId="5A9E3B83" wp14:editId="68892494">
+            <wp:extent cx="5579745" cy="2667000"/>
+            <wp:effectExtent l="0" t="0" r="1905" b="0"/>
+            <wp:docPr id="1735752534" name="Imagem 23"/>
             <wp:cNvGraphicFramePr>
               <a:graphicFrameLocks xmlns:a="http://schemas.openxmlformats.org/drawingml/2006/main" noChangeAspect="1"/>
             </wp:cNvGraphicFramePr>
@@ -12775,11 +12777,11 @@
               <a:graphicData uri="http://schemas.openxmlformats.org/drawingml/2006/picture">
                 <pic:pic xmlns:pic="http://schemas.openxmlformats.org/drawingml/2006/picture">
                   <pic:nvPicPr>
-                    <pic:cNvPr id="452613059" name="Picture 1" descr="A computer screen shot of a computer flow chart&#10;&#10;AI-generated content may be incorrect."/>
+                    <pic:cNvPr id="1735752534" name="Imagem 1735752534"/>
                     <pic:cNvPicPr/>
                   </pic:nvPicPr>
                   <pic:blipFill>
-                    <a:blip r:embed="rId24">
+                    <a:blip r:embed="rId24" cstate="print">
                       <a:extLst>
                         <a:ext uri="{28A0092B-C50C-407E-A947-70E740481C1C}">
                           <a14:useLocalDpi xmlns:a14="http://schemas.microsoft.com/office/drawing/2010/main" val="0"/>
@@ -12793,7 +12795,7 @@
                   <pic:spPr>
                     <a:xfrm>
                       <a:off x="0" y="0"/>
-                      <a:ext cx="6697345" cy="4505960"/>
+                      <a:ext cx="5579745" cy="2667000"/>
                     </a:xfrm>
                     <a:prstGeom prst="rect">
                       <a:avLst/>
@@ -12802,32 +12804,10 @@
                 </pic:pic>
               </a:graphicData>
             </a:graphic>
-            <wp14:sizeRelH relativeFrom="margin">
-              <wp14:pctWidth>0</wp14:pctWidth>
-            </wp14:sizeRelH>
-            <wp14:sizeRelV relativeFrom="margin">
-              <wp14:pctHeight>0</wp14:pctHeight>
-            </wp14:sizeRelV>
-          </wp:anchor>
+          </wp:inline>
         </w:drawing>
       </w:r>
-      <w:r>
-        <w:t xml:space="preserve">Neste capítulo </w:t>
-      </w:r>
-      <w:r>
-        <w:t xml:space="preserve">é </w:t>
-      </w:r>
-      <w:r>
-        <w:t xml:space="preserve">apresentado o diagrama de </w:t>
-      </w:r>
-      <w:r>
-        <w:t xml:space="preserve">classes </w:t>
-      </w:r>
-      <w:r>
-        <w:t>desenvolvido para o sistema da Loja Social do IPCA</w:t>
-      </w:r>
-    </w:p>
-    <w:p/>
+    </w:p>
     <w:p>
       <w:r>
         <w:t xml:space="preserve">O </w:t>
@@ -12980,6 +12960,69 @@
         <w:t>Diagrama de Domínio</w:t>
       </w:r>
       <w:bookmarkEnd w:id="62"/>
+    </w:p>
+    <w:p>
+      <w:r>
+        <w:t xml:space="preserve">Neste capítulo </w:t>
+      </w:r>
+      <w:r>
+        <w:t xml:space="preserve">é </w:t>
+      </w:r>
+      <w:r>
+        <w:t xml:space="preserve">apresentado o diagrama de </w:t>
+      </w:r>
+      <w:r>
+        <w:t xml:space="preserve">Domínio </w:t>
+      </w:r>
+      <w:r>
+        <w:t>desenvolvido para o sistema da Loja Social do IPCA</w:t>
+      </w:r>
+      <w:r>
+        <w:rPr>
+          <w:noProof/>
+        </w:rPr>
+        <w:drawing>
+          <wp:inline distT="0" distB="0" distL="0" distR="0" wp14:anchorId="00933CAF" wp14:editId="341A3912">
+            <wp:extent cx="5579745" cy="2687955"/>
+            <wp:effectExtent l="0" t="0" r="1905" b="0"/>
+            <wp:docPr id="1256170331" name="Imagem 22"/>
+            <wp:cNvGraphicFramePr>
+              <a:graphicFrameLocks xmlns:a="http://schemas.openxmlformats.org/drawingml/2006/main" noChangeAspect="1"/>
+            </wp:cNvGraphicFramePr>
+            <a:graphic xmlns:a="http://schemas.openxmlformats.org/drawingml/2006/main">
+              <a:graphicData uri="http://schemas.openxmlformats.org/drawingml/2006/picture">
+                <pic:pic xmlns:pic="http://schemas.openxmlformats.org/drawingml/2006/picture">
+                  <pic:nvPicPr>
+                    <pic:cNvPr id="1256170331" name="Imagem 1256170331"/>
+                    <pic:cNvPicPr/>
+                  </pic:nvPicPr>
+                  <pic:blipFill>
+                    <a:blip r:embed="rId25" cstate="print">
+                      <a:extLst>
+                        <a:ext uri="{28A0092B-C50C-407E-A947-70E740481C1C}">
+                          <a14:useLocalDpi xmlns:a14="http://schemas.microsoft.com/office/drawing/2010/main" val="0"/>
+                        </a:ext>
+                      </a:extLst>
+                    </a:blip>
+                    <a:stretch>
+                      <a:fillRect/>
+                    </a:stretch>
+                  </pic:blipFill>
+                  <pic:spPr>
+                    <a:xfrm>
+                      <a:off x="0" y="0"/>
+                      <a:ext cx="5579745" cy="2687955"/>
+                    </a:xfrm>
+                    <a:prstGeom prst="rect">
+                      <a:avLst/>
+                    </a:prstGeom>
+                  </pic:spPr>
+                </pic:pic>
+              </a:graphicData>
+            </a:graphic>
+          </wp:inline>
+        </w:drawing>
+      </w:r>
     </w:p>
     <w:p>
       <w:r>
@@ -12989,22 +13032,23 @@
         <mc:AlternateContent>
           <mc:Choice Requires="wps">
             <w:drawing>
-              <wp:anchor distT="0" distB="0" distL="114300" distR="114300" simplePos="0" relativeHeight="251679744" behindDoc="1" locked="0" layoutInCell="1" allowOverlap="1" wp14:anchorId="19C2DD67" wp14:editId="4F97C68D">
+              <wp:anchor distT="0" distB="0" distL="114300" distR="114300" simplePos="0" relativeHeight="251679744" behindDoc="1" locked="0" layoutInCell="1" allowOverlap="1" wp14:anchorId="19C2DD67" wp14:editId="365AFD13">
                 <wp:simplePos x="0" y="0"/>
-                <wp:positionH relativeFrom="column">
-                  <wp:posOffset>-563245</wp:posOffset>
+                <wp:positionH relativeFrom="margin">
+                  <wp:align>center</wp:align>
                 </wp:positionH>
                 <wp:positionV relativeFrom="paragraph">
-                  <wp:posOffset>4379595</wp:posOffset>
+                  <wp:posOffset>288290</wp:posOffset>
                 </wp:positionV>
                 <wp:extent cx="6697345" cy="635"/>
-                <wp:effectExtent l="0" t="0" r="0" b="0"/>
+                <wp:effectExtent l="0" t="0" r="8255" b="0"/>
                 <wp:wrapTight wrapText="bothSides">
                   <wp:wrapPolygon edited="0">
                     <wp:start x="0" y="0"/>
-                    <wp:lineTo x="0" y="21600"/>
-                    <wp:lineTo x="21600" y="21600"/>
-                    <wp:lineTo x="21600" y="0"/>
+                    <wp:lineTo x="0" y="20057"/>
+                    <wp:lineTo x="21565" y="20057"/>
+                    <wp:lineTo x="21565" y="0"/>
+                    <wp:lineTo x="0" y="0"/>
                   </wp:wrapPolygon>
                 </wp:wrapTight>
                 <wp:docPr id="1332394653" name="Text Box 1"/>
@@ -13059,7 +13103,7 @@
           </mc:Choice>
           <mc:Fallback>
             <w:pict>
-              <v:shape w14:anchorId="19C2DD67" id="_x0000_s1035" type="#_x0000_t202" style="position:absolute;margin-left:-44.35pt;margin-top:344.85pt;width:527.35pt;height:.05pt;z-index:-251636736;visibility:visible;mso-wrap-style:square;mso-wrap-distance-left:9pt;mso-wrap-distance-top:0;mso-wrap-distance-right:9pt;mso-wrap-distance-bottom:0;mso-position-horizontal:absolute;mso-position-horizontal-relative:text;mso-position-vertical:absolute;mso-position-vertical-relative:text;v-text-anchor:top" o:gfxdata="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" stroked="f">
+              <v:shape w14:anchorId="19C2DD67" id="_x0000_s1035" type="#_x0000_t202" style="position:absolute;margin-left:0;margin-top:22.7pt;width:527.35pt;height:.05pt;z-index:-251636736;visibility:visible;mso-wrap-style:square;mso-wrap-distance-left:9pt;mso-wrap-distance-top:0;mso-wrap-distance-right:9pt;mso-wrap-distance-bottom:0;mso-position-horizontal:center;mso-position-horizontal-relative:margin;mso-position-vertical:absolute;mso-position-vertical-relative:text;v-text-anchor:top" o:gfxdata="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" stroked="f">
                 <v:textbox style="mso-fit-shape-to-text:t" inset="0,0,0,0">
                   <w:txbxContent>
                     <w:p>
@@ -13077,75 +13121,13 @@
                     </w:p>
                   </w:txbxContent>
                 </v:textbox>
-                <w10:wrap type="tight"/>
+                <w10:wrap type="tight" anchorx="margin"/>
               </v:shape>
             </w:pict>
           </mc:Fallback>
         </mc:AlternateContent>
       </w:r>
-      <w:r>
-        <w:t xml:space="preserve">Neste capítulo </w:t>
-      </w:r>
-      <w:r>
-        <w:t xml:space="preserve">é </w:t>
-      </w:r>
-      <w:r>
-        <w:t xml:space="preserve">apresentado o diagrama de </w:t>
-      </w:r>
-      <w:r>
-        <w:t xml:space="preserve">Domínio </w:t>
-      </w:r>
-      <w:r>
-        <w:t>desenvolvido para o sistema da Loja Social do IPCA</w:t>
-      </w:r>
-      <w:r>
-        <w:rPr>
-          <w:noProof/>
-        </w:rPr>
-        <w:drawing>
-          <wp:inline distT="0" distB="0" distL="0" distR="0" wp14:anchorId="70BA8141" wp14:editId="26D48BC8">
-            <wp:extent cx="5579745" cy="3705860"/>
-            <wp:effectExtent l="0" t="0" r="1905" b="8890"/>
-            <wp:docPr id="536000837" name="Imagem 6" descr="Uma imagem com texto, captura de ecrã, Tipo de letra, Retângulo&#10;&#10;Os conteúdos gerados por IA podem estar incorretos."/>
-            <wp:cNvGraphicFramePr>
-              <a:graphicFrameLocks xmlns:a="http://schemas.openxmlformats.org/drawingml/2006/main" noChangeAspect="1"/>
-            </wp:cNvGraphicFramePr>
-            <a:graphic xmlns:a="http://schemas.openxmlformats.org/drawingml/2006/main">
-              <a:graphicData uri="http://schemas.openxmlformats.org/drawingml/2006/picture">
-                <pic:pic xmlns:pic="http://schemas.openxmlformats.org/drawingml/2006/picture">
-                  <pic:nvPicPr>
-                    <pic:cNvPr id="536000837" name="Imagem 6" descr="Uma imagem com texto, captura de ecrã, Tipo de letra, Retângulo&#10;&#10;Os conteúdos gerados por IA podem estar incorretos."/>
-                    <pic:cNvPicPr/>
-                  </pic:nvPicPr>
-                  <pic:blipFill>
-                    <a:blip r:embed="rId25">
-                      <a:extLst>
-                        <a:ext uri="{28A0092B-C50C-407E-A947-70E740481C1C}">
-                          <a14:useLocalDpi xmlns:a14="http://schemas.microsoft.com/office/drawing/2010/main" val="0"/>
-                        </a:ext>
-                      </a:extLst>
-                    </a:blip>
-                    <a:stretch>
-                      <a:fillRect/>
-                    </a:stretch>
-                  </pic:blipFill>
-                  <pic:spPr>
-                    <a:xfrm>
-                      <a:off x="0" y="0"/>
-                      <a:ext cx="5579745" cy="3705860"/>
-                    </a:xfrm>
-                    <a:prstGeom prst="rect">
-                      <a:avLst/>
-                    </a:prstGeom>
-                  </pic:spPr>
-                </pic:pic>
-              </a:graphicData>
-            </a:graphic>
-          </wp:inline>
-        </w:drawing>
-      </w:r>
-    </w:p>
-    <w:p/>
+    </w:p>
     <w:p>
       <w:r>
         <w:t xml:space="preserve">O </w:t>
@@ -14010,7 +13992,7 @@
           <w:noProof/>
         </w:rPr>
         <w:drawing>
-          <wp:inline distT="0" distB="0" distL="0" distR="0" wp14:anchorId="33356D91" wp14:editId="13FF0FA9">
+          <wp:inline distT="0" distB="0" distL="0" distR="0" wp14:anchorId="33356D91" wp14:editId="2D1C5CA0">
             <wp:extent cx="5321039" cy="2686862"/>
             <wp:effectExtent l="0" t="0" r="0" b="0"/>
             <wp:docPr id="1719185855" name="Imagem 10" descr="Uma imagem com texto, captura de ecrã, Tipo de letra, Marca&#10;&#10;Os conteúdos gerados por IA podem estar incorretos."/>

--- a/docs/Relatorio.docx
+++ b/docs/Relatorio.docx
@@ -7824,14 +7824,27 @@
                             <w:r>
                               <w:t xml:space="preserve">Figura </w:t>
                             </w:r>
-                            <w:fldSimple w:instr=" SEQ Figura \* ARABIC ">
-                              <w:r>
-                                <w:rPr>
-                                  <w:noProof/>
-                                </w:rPr>
-                                <w:t>1</w:t>
-                              </w:r>
-                            </w:fldSimple>
+                            <w:r>
+                              <w:fldChar w:fldCharType="begin"/>
+                            </w:r>
+                            <w:r>
+                              <w:instrText xml:space="preserve"> SEQ Figura \* ARABIC </w:instrText>
+                            </w:r>
+                            <w:r>
+                              <w:fldChar w:fldCharType="separate"/>
+                            </w:r>
+                            <w:r>
+                              <w:rPr>
+                                <w:noProof/>
+                              </w:rPr>
+                              <w:t>1</w:t>
+                            </w:r>
+                            <w:r>
+                              <w:rPr>
+                                <w:noProof/>
+                              </w:rPr>
+                              <w:fldChar w:fldCharType="end"/>
+                            </w:r>
                             <w:r>
                               <w:t xml:space="preserve"> - Diagrama BPMN </w:t>
                             </w:r>
@@ -7877,14 +7890,27 @@
                       <w:r>
                         <w:t xml:space="preserve">Figura </w:t>
                       </w:r>
-                      <w:fldSimple w:instr=" SEQ Figura \* ARABIC ">
-                        <w:r>
-                          <w:rPr>
-                            <w:noProof/>
-                          </w:rPr>
-                          <w:t>1</w:t>
-                        </w:r>
-                      </w:fldSimple>
+                      <w:r>
+                        <w:fldChar w:fldCharType="begin"/>
+                      </w:r>
+                      <w:r>
+                        <w:instrText xml:space="preserve"> SEQ Figura \* ARABIC </w:instrText>
+                      </w:r>
+                      <w:r>
+                        <w:fldChar w:fldCharType="separate"/>
+                      </w:r>
+                      <w:r>
+                        <w:rPr>
+                          <w:noProof/>
+                        </w:rPr>
+                        <w:t>1</w:t>
+                      </w:r>
+                      <w:r>
+                        <w:rPr>
+                          <w:noProof/>
+                        </w:rPr>
+                        <w:fldChar w:fldCharType="end"/>
+                      </w:r>
                       <w:r>
                         <w:t xml:space="preserve"> - Diagrama BPMN </w:t>
                       </w:r>
@@ -8119,14 +8145,27 @@
                             <w:r>
                               <w:t xml:space="preserve">Figura </w:t>
                             </w:r>
-                            <w:fldSimple w:instr=" SEQ Figura \* ARABIC ">
-                              <w:r>
-                                <w:rPr>
-                                  <w:noProof/>
-                                </w:rPr>
-                                <w:t>2</w:t>
-                              </w:r>
-                            </w:fldSimple>
+                            <w:r>
+                              <w:fldChar w:fldCharType="begin"/>
+                            </w:r>
+                            <w:r>
+                              <w:instrText xml:space="preserve"> SEQ Figura \* ARABIC </w:instrText>
+                            </w:r>
+                            <w:r>
+                              <w:fldChar w:fldCharType="separate"/>
+                            </w:r>
+                            <w:r>
+                              <w:rPr>
+                                <w:noProof/>
+                              </w:rPr>
+                              <w:t>2</w:t>
+                            </w:r>
+                            <w:r>
+                              <w:rPr>
+                                <w:noProof/>
+                              </w:rPr>
+                              <w:fldChar w:fldCharType="end"/>
+                            </w:r>
                             <w:r>
                               <w:t xml:space="preserve"> - Diagrama BPMN </w:t>
                             </w:r>
@@ -8168,14 +8207,27 @@
                       <w:r>
                         <w:t xml:space="preserve">Figura </w:t>
                       </w:r>
-                      <w:fldSimple w:instr=" SEQ Figura \* ARABIC ">
-                        <w:r>
-                          <w:rPr>
-                            <w:noProof/>
-                          </w:rPr>
-                          <w:t>2</w:t>
-                        </w:r>
-                      </w:fldSimple>
+                      <w:r>
+                        <w:fldChar w:fldCharType="begin"/>
+                      </w:r>
+                      <w:r>
+                        <w:instrText xml:space="preserve"> SEQ Figura \* ARABIC </w:instrText>
+                      </w:r>
+                      <w:r>
+                        <w:fldChar w:fldCharType="separate"/>
+                      </w:r>
+                      <w:r>
+                        <w:rPr>
+                          <w:noProof/>
+                        </w:rPr>
+                        <w:t>2</w:t>
+                      </w:r>
+                      <w:r>
+                        <w:rPr>
+                          <w:noProof/>
+                        </w:rPr>
+                        <w:fldChar w:fldCharType="end"/>
+                      </w:r>
                       <w:r>
                         <w:t xml:space="preserve"> - Diagrama BPMN </w:t>
                       </w:r>
@@ -8197,7 +8249,7 @@
           <w:noProof/>
         </w:rPr>
         <w:drawing>
-          <wp:inline distT="0" distB="0" distL="0" distR="0" wp14:anchorId="6F228B50" wp14:editId="6D0C444C">
+          <wp:inline distT="0" distB="0" distL="0" distR="0" wp14:anchorId="6F228B50" wp14:editId="33D92367">
             <wp:extent cx="3987067" cy="2355850"/>
             <wp:effectExtent l="0" t="0" r="0" b="6350"/>
             <wp:docPr id="826101158" name="Imagem 20" descr="Uma imagem com captura de ecrã, diagrama, texto, file&#10;&#10;Os conteúdos gerados por IA podem estar incorretos."/>
@@ -8407,14 +8459,27 @@
       <w:r>
         <w:t xml:space="preserve">Figura </w:t>
       </w:r>
-      <w:fldSimple w:instr=" SEQ Figura \* ARABIC ">
-        <w:r>
-          <w:rPr>
-            <w:noProof/>
-          </w:rPr>
-          <w:t>3</w:t>
-        </w:r>
-      </w:fldSimple>
+      <w:r>
+        <w:fldChar w:fldCharType="begin"/>
+      </w:r>
+      <w:r>
+        <w:instrText xml:space="preserve"> SEQ Figura \* ARABIC </w:instrText>
+      </w:r>
+      <w:r>
+        <w:fldChar w:fldCharType="separate"/>
+      </w:r>
+      <w:r>
+        <w:rPr>
+          <w:noProof/>
+        </w:rPr>
+        <w:t>3</w:t>
+      </w:r>
+      <w:r>
+        <w:rPr>
+          <w:noProof/>
+        </w:rPr>
+        <w:fldChar w:fldCharType="end"/>
+      </w:r>
       <w:r>
         <w:t xml:space="preserve"> - </w:t>
       </w:r>
@@ -8580,14 +8645,27 @@
                             <w:r>
                               <w:t xml:space="preserve">Figura </w:t>
                             </w:r>
-                            <w:fldSimple w:instr=" SEQ Figura \* ARABIC ">
-                              <w:r>
-                                <w:rPr>
-                                  <w:noProof/>
-                                </w:rPr>
-                                <w:t>4</w:t>
-                              </w:r>
-                            </w:fldSimple>
+                            <w:r>
+                              <w:fldChar w:fldCharType="begin"/>
+                            </w:r>
+                            <w:r>
+                              <w:instrText xml:space="preserve"> SEQ Figura \* ARABIC </w:instrText>
+                            </w:r>
+                            <w:r>
+                              <w:fldChar w:fldCharType="separate"/>
+                            </w:r>
+                            <w:r>
+                              <w:rPr>
+                                <w:noProof/>
+                              </w:rPr>
+                              <w:t>4</w:t>
+                            </w:r>
+                            <w:r>
+                              <w:rPr>
+                                <w:noProof/>
+                              </w:rPr>
+                              <w:fldChar w:fldCharType="end"/>
+                            </w:r>
                             <w:r>
                               <w:t xml:space="preserve"> - Diagrama BPMN Agendamento De Entregas</w:t>
                             </w:r>
@@ -8626,14 +8704,27 @@
                       <w:r>
                         <w:t xml:space="preserve">Figura </w:t>
                       </w:r>
-                      <w:fldSimple w:instr=" SEQ Figura \* ARABIC ">
-                        <w:r>
-                          <w:rPr>
-                            <w:noProof/>
-                          </w:rPr>
-                          <w:t>4</w:t>
-                        </w:r>
-                      </w:fldSimple>
+                      <w:r>
+                        <w:fldChar w:fldCharType="begin"/>
+                      </w:r>
+                      <w:r>
+                        <w:instrText xml:space="preserve"> SEQ Figura \* ARABIC </w:instrText>
+                      </w:r>
+                      <w:r>
+                        <w:fldChar w:fldCharType="separate"/>
+                      </w:r>
+                      <w:r>
+                        <w:rPr>
+                          <w:noProof/>
+                        </w:rPr>
+                        <w:t>4</w:t>
+                      </w:r>
+                      <w:r>
+                        <w:rPr>
+                          <w:noProof/>
+                        </w:rPr>
+                        <w:fldChar w:fldCharType="end"/>
+                      </w:r>
                       <w:r>
                         <w:t xml:space="preserve"> - Diagrama BPMN Agendamento De Entregas</w:t>
                       </w:r>
@@ -8905,14 +8996,27 @@
                             <w:r>
                               <w:t xml:space="preserve">Figura </w:t>
                             </w:r>
-                            <w:fldSimple w:instr=" SEQ Figura \* ARABIC ">
-                              <w:r>
-                                <w:rPr>
-                                  <w:noProof/>
-                                </w:rPr>
-                                <w:t>5</w:t>
-                              </w:r>
-                            </w:fldSimple>
+                            <w:r>
+                              <w:fldChar w:fldCharType="begin"/>
+                            </w:r>
+                            <w:r>
+                              <w:instrText xml:space="preserve"> SEQ Figura \* ARABIC </w:instrText>
+                            </w:r>
+                            <w:r>
+                              <w:fldChar w:fldCharType="separate"/>
+                            </w:r>
+                            <w:r>
+                              <w:rPr>
+                                <w:noProof/>
+                              </w:rPr>
+                              <w:t>5</w:t>
+                            </w:r>
+                            <w:r>
+                              <w:rPr>
+                                <w:noProof/>
+                              </w:rPr>
+                              <w:fldChar w:fldCharType="end"/>
+                            </w:r>
                             <w:r>
                               <w:t xml:space="preserve"> - Diagrama BPMN Gestão Benificiários</w:t>
                             </w:r>
@@ -8951,14 +9055,27 @@
                       <w:r>
                         <w:t xml:space="preserve">Figura </w:t>
                       </w:r>
-                      <w:fldSimple w:instr=" SEQ Figura \* ARABIC ">
-                        <w:r>
-                          <w:rPr>
-                            <w:noProof/>
-                          </w:rPr>
-                          <w:t>5</w:t>
-                        </w:r>
-                      </w:fldSimple>
+                      <w:r>
+                        <w:fldChar w:fldCharType="begin"/>
+                      </w:r>
+                      <w:r>
+                        <w:instrText xml:space="preserve"> SEQ Figura \* ARABIC </w:instrText>
+                      </w:r>
+                      <w:r>
+                        <w:fldChar w:fldCharType="separate"/>
+                      </w:r>
+                      <w:r>
+                        <w:rPr>
+                          <w:noProof/>
+                        </w:rPr>
+                        <w:t>5</w:t>
+                      </w:r>
+                      <w:r>
+                        <w:rPr>
+                          <w:noProof/>
+                        </w:rPr>
+                        <w:fldChar w:fldCharType="end"/>
+                      </w:r>
                       <w:r>
                         <w:t xml:space="preserve"> - Diagrama BPMN Gestão Benificiários</w:t>
                       </w:r>
@@ -10278,14 +10395,27 @@
       <w:r>
         <w:t xml:space="preserve">Figura </w:t>
       </w:r>
-      <w:fldSimple w:instr=" SEQ Figura \* ARABIC ">
-        <w:r>
-          <w:rPr>
-            <w:noProof/>
-          </w:rPr>
-          <w:t>5</w:t>
-        </w:r>
-      </w:fldSimple>
+      <w:r>
+        <w:fldChar w:fldCharType="begin"/>
+      </w:r>
+      <w:r>
+        <w:instrText xml:space="preserve"> SEQ Figura \* ARABIC </w:instrText>
+      </w:r>
+      <w:r>
+        <w:fldChar w:fldCharType="separate"/>
+      </w:r>
+      <w:r>
+        <w:rPr>
+          <w:noProof/>
+        </w:rPr>
+        <w:t>5</w:t>
+      </w:r>
+      <w:r>
+        <w:rPr>
+          <w:noProof/>
+        </w:rPr>
+        <w:fldChar w:fldCharType="end"/>
+      </w:r>
       <w:r>
         <w:t xml:space="preserve"> - Diagrama Arquitetura </w:t>
       </w:r>
@@ -10418,14 +10548,27 @@
       <w:r>
         <w:t xml:space="preserve">Figura </w:t>
       </w:r>
-      <w:fldSimple w:instr=" SEQ Figura \* ARABIC ">
-        <w:r>
-          <w:rPr>
-            <w:noProof/>
-          </w:rPr>
-          <w:t>7</w:t>
-        </w:r>
-      </w:fldSimple>
+      <w:r>
+        <w:fldChar w:fldCharType="begin"/>
+      </w:r>
+      <w:r>
+        <w:instrText xml:space="preserve"> SEQ Figura \* ARABIC </w:instrText>
+      </w:r>
+      <w:r>
+        <w:fldChar w:fldCharType="separate"/>
+      </w:r>
+      <w:r>
+        <w:rPr>
+          <w:noProof/>
+        </w:rPr>
+        <w:t>7</w:t>
+      </w:r>
+      <w:r>
+        <w:rPr>
+          <w:noProof/>
+        </w:rPr>
+        <w:fldChar w:fldCharType="end"/>
+      </w:r>
       <w:r>
         <w:t xml:space="preserve"> - Diagrama de Estados Pedir Apoio</w:t>
       </w:r>
@@ -10534,14 +10677,27 @@
       <w:r>
         <w:t xml:space="preserve">Figura </w:t>
       </w:r>
-      <w:fldSimple w:instr=" SEQ Figura \* ARABIC ">
-        <w:r>
-          <w:rPr>
-            <w:noProof/>
-          </w:rPr>
-          <w:t>8</w:t>
-        </w:r>
-      </w:fldSimple>
+      <w:r>
+        <w:fldChar w:fldCharType="begin"/>
+      </w:r>
+      <w:r>
+        <w:instrText xml:space="preserve"> SEQ Figura \* ARABIC </w:instrText>
+      </w:r>
+      <w:r>
+        <w:fldChar w:fldCharType="separate"/>
+      </w:r>
+      <w:r>
+        <w:rPr>
+          <w:noProof/>
+        </w:rPr>
+        <w:t>8</w:t>
+      </w:r>
+      <w:r>
+        <w:rPr>
+          <w:noProof/>
+        </w:rPr>
+        <w:fldChar w:fldCharType="end"/>
+      </w:r>
       <w:r>
         <w:t xml:space="preserve"> - </w:t>
       </w:r>
@@ -10607,24 +10763,32 @@
       <w:bookmarkEnd w:id="37"/>
     </w:p>
     <w:p>
+      <w:pPr>
+        <w:jc w:val="center"/>
+      </w:pPr>
+    </w:p>
+    <w:p>
+      <w:pPr>
+        <w:jc w:val="center"/>
+      </w:pPr>
       <w:r>
         <w:t>Na imagem seguinte é possível observar o diagrama de estados do agendamento de entregas.</w:t>
       </w:r>
-    </w:p>
-    <w:p>
-      <w:pPr>
-        <w:keepNext/>
-        <w:jc w:val="center"/>
-      </w:pPr>
+      <w:r>
+        <w:rPr>
+          <w:noProof/>
+        </w:rPr>
+        <w:t xml:space="preserve"> </w:t>
+      </w:r>
       <w:r>
         <w:rPr>
           <w:noProof/>
         </w:rPr>
         <w:drawing>
-          <wp:inline distT="0" distB="0" distL="0" distR="0" wp14:anchorId="5B476E53" wp14:editId="1824EC65">
-            <wp:extent cx="3743325" cy="3781425"/>
-            <wp:effectExtent l="0" t="0" r="9525" b="9525"/>
-            <wp:docPr id="59514520" name="Imagem 8"/>
+          <wp:inline distT="0" distB="0" distL="0" distR="0" wp14:anchorId="59785407" wp14:editId="783C64B0">
+            <wp:extent cx="2328985" cy="3251200"/>
+            <wp:effectExtent l="0" t="0" r="0" b="6350"/>
+            <wp:docPr id="1440163972" name="Imagem 26" descr="Uma imagem com texto, captura de ecrã, diagrama, file&#10;&#10;Os conteúdos gerados por IA podem estar incorretos."/>
             <wp:cNvGraphicFramePr>
               <a:graphicFrameLocks xmlns:a="http://schemas.openxmlformats.org/drawingml/2006/main" noChangeAspect="1"/>
             </wp:cNvGraphicFramePr>
@@ -10632,7 +10796,7 @@
               <a:graphicData uri="http://schemas.openxmlformats.org/drawingml/2006/picture">
                 <pic:pic xmlns:pic="http://schemas.openxmlformats.org/drawingml/2006/picture">
                   <pic:nvPicPr>
-                    <pic:cNvPr id="0" name="Picture 4"/>
+                    <pic:cNvPr id="1440163972" name="Imagem 26" descr="Uma imagem com texto, captura de ecrã, diagrama, file&#10;&#10;Os conteúdos gerados por IA podem estar incorretos."/>
                     <pic:cNvPicPr>
                       <a:picLocks noChangeAspect="1" noChangeArrowheads="1"/>
                     </pic:cNvPicPr>
@@ -10653,15 +10817,12 @@
                   <pic:spPr bwMode="auto">
                     <a:xfrm>
                       <a:off x="0" y="0"/>
-                      <a:ext cx="3743325" cy="3781425"/>
+                      <a:ext cx="2347903" cy="3277608"/>
                     </a:xfrm>
                     <a:prstGeom prst="rect">
                       <a:avLst/>
                     </a:prstGeom>
                     <a:noFill/>
-                    <a:ln>
-                      <a:noFill/>
-                    </a:ln>
                   </pic:spPr>
                 </pic:pic>
               </a:graphicData>
@@ -10679,14 +10840,27 @@
       <w:r>
         <w:t xml:space="preserve">Figura </w:t>
       </w:r>
-      <w:fldSimple w:instr=" SEQ Figura \* ARABIC ">
-        <w:r>
-          <w:rPr>
-            <w:noProof/>
-          </w:rPr>
-          <w:t>9</w:t>
-        </w:r>
-      </w:fldSimple>
+      <w:r>
+        <w:fldChar w:fldCharType="begin"/>
+      </w:r>
+      <w:r>
+        <w:instrText xml:space="preserve"> SEQ Figura \* ARABIC </w:instrText>
+      </w:r>
+      <w:r>
+        <w:fldChar w:fldCharType="separate"/>
+      </w:r>
+      <w:r>
+        <w:rPr>
+          <w:noProof/>
+        </w:rPr>
+        <w:t>9</w:t>
+      </w:r>
+      <w:r>
+        <w:rPr>
+          <w:noProof/>
+        </w:rPr>
+        <w:fldChar w:fldCharType="end"/>
+      </w:r>
       <w:r>
         <w:t xml:space="preserve"> - Diagrama de Estados Agendamento de Entregas</w:t>
       </w:r>
@@ -10751,10 +10925,10 @@
           <w:noProof/>
         </w:rPr>
         <w:drawing>
-          <wp:inline distT="0" distB="0" distL="0" distR="0" wp14:anchorId="10927F08" wp14:editId="4B2ED540">
-            <wp:extent cx="5162550" cy="3532735"/>
-            <wp:effectExtent l="0" t="0" r="0" b="0"/>
-            <wp:docPr id="599050028" name="Imagem 9"/>
+          <wp:inline distT="0" distB="0" distL="0" distR="0" wp14:anchorId="34416A4B" wp14:editId="5CCF11A7">
+            <wp:extent cx="4591050" cy="3366084"/>
+            <wp:effectExtent l="0" t="0" r="0" b="6350"/>
+            <wp:docPr id="364665800" name="Imagem 25"/>
             <wp:cNvGraphicFramePr>
               <a:graphicFrameLocks xmlns:a="http://schemas.openxmlformats.org/drawingml/2006/main" noChangeAspect="1"/>
             </wp:cNvGraphicFramePr>
@@ -10762,7 +10936,7 @@
               <a:graphicData uri="http://schemas.openxmlformats.org/drawingml/2006/picture">
                 <pic:pic xmlns:pic="http://schemas.openxmlformats.org/drawingml/2006/picture">
                   <pic:nvPicPr>
-                    <pic:cNvPr id="0" name="Picture 5"/>
+                    <pic:cNvPr id="0" name="Picture 2"/>
                     <pic:cNvPicPr>
                       <a:picLocks noChangeAspect="1" noChangeArrowheads="1"/>
                     </pic:cNvPicPr>
@@ -10783,15 +10957,12 @@
                   <pic:spPr bwMode="auto">
                     <a:xfrm>
                       <a:off x="0" y="0"/>
-                      <a:ext cx="5166055" cy="3535133"/>
+                      <a:ext cx="4605412" cy="3376614"/>
                     </a:xfrm>
                     <a:prstGeom prst="rect">
                       <a:avLst/>
                     </a:prstGeom>
                     <a:noFill/>
-                    <a:ln>
-                      <a:noFill/>
-                    </a:ln>
                   </pic:spPr>
                 </pic:pic>
               </a:graphicData>
@@ -10809,14 +10980,27 @@
       <w:r>
         <w:t xml:space="preserve">Figura </w:t>
       </w:r>
-      <w:fldSimple w:instr=" SEQ Figura \* ARABIC ">
-        <w:r>
-          <w:rPr>
-            <w:noProof/>
-          </w:rPr>
-          <w:t>10</w:t>
-        </w:r>
-      </w:fldSimple>
+      <w:r>
+        <w:fldChar w:fldCharType="begin"/>
+      </w:r>
+      <w:r>
+        <w:instrText xml:space="preserve"> SEQ Figura \* ARABIC </w:instrText>
+      </w:r>
+      <w:r>
+        <w:fldChar w:fldCharType="separate"/>
+      </w:r>
+      <w:r>
+        <w:rPr>
+          <w:noProof/>
+        </w:rPr>
+        <w:t>10</w:t>
+      </w:r>
+      <w:r>
+        <w:rPr>
+          <w:noProof/>
+        </w:rPr>
+        <w:fldChar w:fldCharType="end"/>
+      </w:r>
       <w:r>
         <w:t xml:space="preserve"> - </w:t>
       </w:r>
@@ -10961,14 +11145,27 @@
                             <w:r>
                               <w:t xml:space="preserve">Figura </w:t>
                             </w:r>
-                            <w:fldSimple w:instr=" SEQ Figura \* ARABIC ">
-                              <w:r>
-                                <w:rPr>
-                                  <w:noProof/>
-                                </w:rPr>
-                                <w:t>11</w:t>
-                              </w:r>
-                            </w:fldSimple>
+                            <w:r>
+                              <w:fldChar w:fldCharType="begin"/>
+                            </w:r>
+                            <w:r>
+                              <w:instrText xml:space="preserve"> SEQ Figura \* ARABIC </w:instrText>
+                            </w:r>
+                            <w:r>
+                              <w:fldChar w:fldCharType="separate"/>
+                            </w:r>
+                            <w:r>
+                              <w:rPr>
+                                <w:noProof/>
+                              </w:rPr>
+                              <w:t>11</w:t>
+                            </w:r>
+                            <w:r>
+                              <w:rPr>
+                                <w:noProof/>
+                              </w:rPr>
+                              <w:fldChar w:fldCharType="end"/>
+                            </w:r>
                             <w:r>
                               <w:t xml:space="preserve"> - Diagrama de Casos de Uso de Candidatura</w:t>
                             </w:r>
@@ -11007,14 +11204,27 @@
                       <w:r>
                         <w:t xml:space="preserve">Figura </w:t>
                       </w:r>
-                      <w:fldSimple w:instr=" SEQ Figura \* ARABIC ">
-                        <w:r>
-                          <w:rPr>
-                            <w:noProof/>
-                          </w:rPr>
-                          <w:t>11</w:t>
-                        </w:r>
-                      </w:fldSimple>
+                      <w:r>
+                        <w:fldChar w:fldCharType="begin"/>
+                      </w:r>
+                      <w:r>
+                        <w:instrText xml:space="preserve"> SEQ Figura \* ARABIC </w:instrText>
+                      </w:r>
+                      <w:r>
+                        <w:fldChar w:fldCharType="separate"/>
+                      </w:r>
+                      <w:r>
+                        <w:rPr>
+                          <w:noProof/>
+                        </w:rPr>
+                        <w:t>11</w:t>
+                      </w:r>
+                      <w:r>
+                        <w:rPr>
+                          <w:noProof/>
+                        </w:rPr>
+                        <w:fldChar w:fldCharType="end"/>
+                      </w:r>
                       <w:r>
                         <w:t xml:space="preserve"> - Diagrama de Casos de Uso de Candidatura</w:t>
                       </w:r>
@@ -11278,14 +11488,27 @@
       <w:r>
         <w:t xml:space="preserve">Figura </w:t>
       </w:r>
-      <w:fldSimple w:instr=" SEQ Figura \* ARABIC ">
-        <w:r>
-          <w:rPr>
-            <w:noProof/>
-          </w:rPr>
-          <w:t>12</w:t>
-        </w:r>
-      </w:fldSimple>
+      <w:r>
+        <w:fldChar w:fldCharType="begin"/>
+      </w:r>
+      <w:r>
+        <w:instrText xml:space="preserve"> SEQ Figura \* ARABIC </w:instrText>
+      </w:r>
+      <w:r>
+        <w:fldChar w:fldCharType="separate"/>
+      </w:r>
+      <w:r>
+        <w:rPr>
+          <w:noProof/>
+        </w:rPr>
+        <w:t>12</w:t>
+      </w:r>
+      <w:r>
+        <w:rPr>
+          <w:noProof/>
+        </w:rPr>
+        <w:fldChar w:fldCharType="end"/>
+      </w:r>
       <w:r>
         <w:t xml:space="preserve"> - </w:t>
       </w:r>
@@ -11514,14 +11737,27 @@
                             <w:r>
                               <w:t xml:space="preserve">Figura </w:t>
                             </w:r>
-                            <w:fldSimple w:instr=" SEQ Figura \* ARABIC ">
-                              <w:r>
-                                <w:rPr>
-                                  <w:noProof/>
-                                </w:rPr>
-                                <w:t>13</w:t>
-                              </w:r>
-                            </w:fldSimple>
+                            <w:r>
+                              <w:fldChar w:fldCharType="begin"/>
+                            </w:r>
+                            <w:r>
+                              <w:instrText xml:space="preserve"> SEQ Figura \* ARABIC </w:instrText>
+                            </w:r>
+                            <w:r>
+                              <w:fldChar w:fldCharType="separate"/>
+                            </w:r>
+                            <w:r>
+                              <w:rPr>
+                                <w:noProof/>
+                              </w:rPr>
+                              <w:t>13</w:t>
+                            </w:r>
+                            <w:r>
+                              <w:rPr>
+                                <w:noProof/>
+                              </w:rPr>
+                              <w:fldChar w:fldCharType="end"/>
+                            </w:r>
                             <w:r>
                               <w:t xml:space="preserve"> - Diagrama de Casos de Uso da entrega de bens</w:t>
                             </w:r>
@@ -11560,14 +11796,27 @@
                       <w:r>
                         <w:t xml:space="preserve">Figura </w:t>
                       </w:r>
-                      <w:fldSimple w:instr=" SEQ Figura \* ARABIC ">
-                        <w:r>
-                          <w:rPr>
-                            <w:noProof/>
-                          </w:rPr>
-                          <w:t>13</w:t>
-                        </w:r>
-                      </w:fldSimple>
+                      <w:r>
+                        <w:fldChar w:fldCharType="begin"/>
+                      </w:r>
+                      <w:r>
+                        <w:instrText xml:space="preserve"> SEQ Figura \* ARABIC </w:instrText>
+                      </w:r>
+                      <w:r>
+                        <w:fldChar w:fldCharType="separate"/>
+                      </w:r>
+                      <w:r>
+                        <w:rPr>
+                          <w:noProof/>
+                        </w:rPr>
+                        <w:t>13</w:t>
+                      </w:r>
+                      <w:r>
+                        <w:rPr>
+                          <w:noProof/>
+                        </w:rPr>
+                        <w:fldChar w:fldCharType="end"/>
+                      </w:r>
                       <w:r>
                         <w:t xml:space="preserve"> - Diagrama de Casos de Uso da entrega de bens</w:t>
                       </w:r>
@@ -11703,14 +11952,27 @@
                             <w:r>
                               <w:t xml:space="preserve">Figura </w:t>
                             </w:r>
-                            <w:fldSimple w:instr=" SEQ Figura \* ARABIC ">
-                              <w:r>
-                                <w:rPr>
-                                  <w:noProof/>
-                                </w:rPr>
-                                <w:t>14</w:t>
-                              </w:r>
-                            </w:fldSimple>
+                            <w:r>
+                              <w:fldChar w:fldCharType="begin"/>
+                            </w:r>
+                            <w:r>
+                              <w:instrText xml:space="preserve"> SEQ Figura \* ARABIC </w:instrText>
+                            </w:r>
+                            <w:r>
+                              <w:fldChar w:fldCharType="separate"/>
+                            </w:r>
+                            <w:r>
+                              <w:rPr>
+                                <w:noProof/>
+                              </w:rPr>
+                              <w:t>14</w:t>
+                            </w:r>
+                            <w:r>
+                              <w:rPr>
+                                <w:noProof/>
+                              </w:rPr>
+                              <w:fldChar w:fldCharType="end"/>
+                            </w:r>
                             <w:r>
                               <w:t xml:space="preserve"> - Diagrama de Casos de Uso de Candidatura</w:t>
                             </w:r>
@@ -11749,14 +12011,27 @@
                       <w:r>
                         <w:t xml:space="preserve">Figura </w:t>
                       </w:r>
-                      <w:fldSimple w:instr=" SEQ Figura \* ARABIC ">
-                        <w:r>
-                          <w:rPr>
-                            <w:noProof/>
-                          </w:rPr>
-                          <w:t>14</w:t>
-                        </w:r>
-                      </w:fldSimple>
+                      <w:r>
+                        <w:fldChar w:fldCharType="begin"/>
+                      </w:r>
+                      <w:r>
+                        <w:instrText xml:space="preserve"> SEQ Figura \* ARABIC </w:instrText>
+                      </w:r>
+                      <w:r>
+                        <w:fldChar w:fldCharType="separate"/>
+                      </w:r>
+                      <w:r>
+                        <w:rPr>
+                          <w:noProof/>
+                        </w:rPr>
+                        <w:t>14</w:t>
+                      </w:r>
+                      <w:r>
+                        <w:rPr>
+                          <w:noProof/>
+                        </w:rPr>
+                        <w:fldChar w:fldCharType="end"/>
+                      </w:r>
                       <w:r>
                         <w:t xml:space="preserve"> - Diagrama de Casos de Uso de Candidatura</w:t>
                       </w:r>
@@ -11956,14 +12231,27 @@
                             <w:r>
                               <w:t xml:space="preserve">Figura </w:t>
                             </w:r>
-                            <w:fldSimple w:instr=" SEQ Figura \* ARABIC ">
-                              <w:r>
-                                <w:rPr>
-                                  <w:noProof/>
-                                </w:rPr>
-                                <w:t>15</w:t>
-                              </w:r>
-                            </w:fldSimple>
+                            <w:r>
+                              <w:fldChar w:fldCharType="begin"/>
+                            </w:r>
+                            <w:r>
+                              <w:instrText xml:space="preserve"> SEQ Figura \* ARABIC </w:instrText>
+                            </w:r>
+                            <w:r>
+                              <w:fldChar w:fldCharType="separate"/>
+                            </w:r>
+                            <w:r>
+                              <w:rPr>
+                                <w:noProof/>
+                              </w:rPr>
+                              <w:t>15</w:t>
+                            </w:r>
+                            <w:r>
+                              <w:rPr>
+                                <w:noProof/>
+                              </w:rPr>
+                              <w:fldChar w:fldCharType="end"/>
+                            </w:r>
                             <w:r>
                               <w:t xml:space="preserve"> - Diagram</w:t>
                             </w:r>
@@ -12007,14 +12295,27 @@
                       <w:r>
                         <w:t xml:space="preserve">Figura </w:t>
                       </w:r>
-                      <w:fldSimple w:instr=" SEQ Figura \* ARABIC ">
-                        <w:r>
-                          <w:rPr>
-                            <w:noProof/>
-                          </w:rPr>
-                          <w:t>15</w:t>
-                        </w:r>
-                      </w:fldSimple>
+                      <w:r>
+                        <w:fldChar w:fldCharType="begin"/>
+                      </w:r>
+                      <w:r>
+                        <w:instrText xml:space="preserve"> SEQ Figura \* ARABIC </w:instrText>
+                      </w:r>
+                      <w:r>
+                        <w:fldChar w:fldCharType="separate"/>
+                      </w:r>
+                      <w:r>
+                        <w:rPr>
+                          <w:noProof/>
+                        </w:rPr>
+                        <w:t>15</w:t>
+                      </w:r>
+                      <w:r>
+                        <w:rPr>
+                          <w:noProof/>
+                        </w:rPr>
+                        <w:fldChar w:fldCharType="end"/>
+                      </w:r>
                       <w:r>
                         <w:t xml:space="preserve"> - Diagram</w:t>
                       </w:r>
@@ -12695,14 +12996,27 @@
                             <w:r>
                               <w:t xml:space="preserve">Figura </w:t>
                             </w:r>
-                            <w:fldSimple w:instr=" SEQ Figura \* ARABIC ">
-                              <w:r>
-                                <w:rPr>
-                                  <w:noProof/>
-                                </w:rPr>
-                                <w:t>14</w:t>
-                              </w:r>
-                            </w:fldSimple>
+                            <w:r>
+                              <w:fldChar w:fldCharType="begin"/>
+                            </w:r>
+                            <w:r>
+                              <w:instrText xml:space="preserve"> SEQ Figura \* ARABIC </w:instrText>
+                            </w:r>
+                            <w:r>
+                              <w:fldChar w:fldCharType="separate"/>
+                            </w:r>
+                            <w:r>
+                              <w:rPr>
+                                <w:noProof/>
+                              </w:rPr>
+                              <w:t>14</w:t>
+                            </w:r>
+                            <w:r>
+                              <w:rPr>
+                                <w:noProof/>
+                              </w:rPr>
+                              <w:fldChar w:fldCharType="end"/>
+                            </w:r>
                             <w:r>
                               <w:t>- Diagrama de Classes</w:t>
                             </w:r>
@@ -12740,14 +13054,27 @@
                       <w:r>
                         <w:t xml:space="preserve">Figura </w:t>
                       </w:r>
-                      <w:fldSimple w:instr=" SEQ Figura \* ARABIC ">
-                        <w:r>
-                          <w:rPr>
-                            <w:noProof/>
-                          </w:rPr>
-                          <w:t>14</w:t>
-                        </w:r>
-                      </w:fldSimple>
+                      <w:r>
+                        <w:fldChar w:fldCharType="begin"/>
+                      </w:r>
+                      <w:r>
+                        <w:instrText xml:space="preserve"> SEQ Figura \* ARABIC </w:instrText>
+                      </w:r>
+                      <w:r>
+                        <w:fldChar w:fldCharType="separate"/>
+                      </w:r>
+                      <w:r>
+                        <w:rPr>
+                          <w:noProof/>
+                        </w:rPr>
+                        <w:t>14</w:t>
+                      </w:r>
+                      <w:r>
+                        <w:rPr>
+                          <w:noProof/>
+                        </w:rPr>
+                        <w:fldChar w:fldCharType="end"/>
+                      </w:r>
                       <w:r>
                         <w:t>- Diagrama de Classes</w:t>
                       </w:r>
@@ -12766,7 +13093,7 @@
           <w:noProof/>
         </w:rPr>
         <w:drawing>
-          <wp:inline distT="0" distB="0" distL="0" distR="0" wp14:anchorId="5A9E3B83" wp14:editId="68892494">
+          <wp:inline distT="0" distB="0" distL="0" distR="0" wp14:anchorId="5A9E3B83" wp14:editId="30BF3ECE">
             <wp:extent cx="5579745" cy="2667000"/>
             <wp:effectExtent l="0" t="0" r="1905" b="0"/>
             <wp:docPr id="1735752534" name="Imagem 23"/>
@@ -13207,9 +13534,162 @@
       </w:pPr>
       <w:bookmarkStart w:id="64" w:name="_Toc218717467"/>
       <w:r>
-        <w:rPr>
-          <w:noProof/>
-        </w:rPr>
+        <w:t>Login/Registar</w:t>
+      </w:r>
+    </w:p>
+    <w:p>
+      <w:pPr>
+        <w:jc w:val="center"/>
+      </w:pPr>
+      <w:r>
+        <w:drawing>
+          <wp:inline distT="0" distB="0" distL="0" distR="0" wp14:anchorId="76DB8A07" wp14:editId="7BCC97A3">
+            <wp:extent cx="5579745" cy="5706745"/>
+            <wp:effectExtent l="0" t="0" r="1905" b="8255"/>
+            <wp:docPr id="1055848884" name="Imagem 1" descr="Uma imagem com texto, captura de ecrã, Tipo de letra, design&#10;&#10;Os conteúdos gerados por IA podem estar incorretos."/>
+            <wp:cNvGraphicFramePr>
+              <a:graphicFrameLocks xmlns:a="http://schemas.openxmlformats.org/drawingml/2006/main" noChangeAspect="1"/>
+            </wp:cNvGraphicFramePr>
+            <a:graphic xmlns:a="http://schemas.openxmlformats.org/drawingml/2006/main">
+              <a:graphicData uri="http://schemas.openxmlformats.org/drawingml/2006/picture">
+                <pic:pic xmlns:pic="http://schemas.openxmlformats.org/drawingml/2006/picture">
+                  <pic:nvPicPr>
+                    <pic:cNvPr id="1055848884" name="Imagem 1" descr="Uma imagem com texto, captura de ecrã, Tipo de letra, design&#10;&#10;Os conteúdos gerados por IA podem estar incorretos."/>
+                    <pic:cNvPicPr/>
+                  </pic:nvPicPr>
+                  <pic:blipFill>
+                    <a:blip r:embed="rId26"/>
+                    <a:stretch>
+                      <a:fillRect/>
+                    </a:stretch>
+                  </pic:blipFill>
+                  <pic:spPr>
+                    <a:xfrm>
+                      <a:off x="0" y="0"/>
+                      <a:ext cx="5579745" cy="5706745"/>
+                    </a:xfrm>
+                    <a:prstGeom prst="rect">
+                      <a:avLst/>
+                    </a:prstGeom>
+                  </pic:spPr>
+                </pic:pic>
+              </a:graphicData>
+            </a:graphic>
+          </wp:inline>
+        </w:drawing>
+      </w:r>
+    </w:p>
+    <w:p>
+      <w:pPr>
+        <w:pStyle w:val="Ttulo2"/>
+      </w:pPr>
+      <w:r>
+        <w:lastRenderedPageBreak/>
+        <w:t>Editar Dados</w:t>
+      </w:r>
+    </w:p>
+    <w:p>
+      <w:pPr>
+        <w:jc w:val="center"/>
+      </w:pPr>
+      <w:r>
+        <w:drawing>
+          <wp:inline distT="0" distB="0" distL="0" distR="0" wp14:anchorId="48FF3760" wp14:editId="440EF7DC">
+            <wp:extent cx="3229426" cy="6868484"/>
+            <wp:effectExtent l="0" t="0" r="9525" b="8890"/>
+            <wp:docPr id="1075869403" name="Imagem 1" descr="Uma imagem com texto, captura de ecrã, Tipo de letra, número&#10;&#10;Os conteúdos gerados por IA podem estar incorretos."/>
+            <wp:cNvGraphicFramePr>
+              <a:graphicFrameLocks xmlns:a="http://schemas.openxmlformats.org/drawingml/2006/main" noChangeAspect="1"/>
+            </wp:cNvGraphicFramePr>
+            <a:graphic xmlns:a="http://schemas.openxmlformats.org/drawingml/2006/main">
+              <a:graphicData uri="http://schemas.openxmlformats.org/drawingml/2006/picture">
+                <pic:pic xmlns:pic="http://schemas.openxmlformats.org/drawingml/2006/picture">
+                  <pic:nvPicPr>
+                    <pic:cNvPr id="1075869403" name="Imagem 1" descr="Uma imagem com texto, captura de ecrã, Tipo de letra, número&#10;&#10;Os conteúdos gerados por IA podem estar incorretos."/>
+                    <pic:cNvPicPr/>
+                  </pic:nvPicPr>
+                  <pic:blipFill>
+                    <a:blip r:embed="rId27"/>
+                    <a:stretch>
+                      <a:fillRect/>
+                    </a:stretch>
+                  </pic:blipFill>
+                  <pic:spPr>
+                    <a:xfrm>
+                      <a:off x="0" y="0"/>
+                      <a:ext cx="3229426" cy="6868484"/>
+                    </a:xfrm>
+                    <a:prstGeom prst="rect">
+                      <a:avLst/>
+                    </a:prstGeom>
+                  </pic:spPr>
+                </pic:pic>
+              </a:graphicData>
+            </a:graphic>
+          </wp:inline>
+        </w:drawing>
+      </w:r>
+    </w:p>
+    <w:p>
+      <w:pPr>
+        <w:pStyle w:val="Ttulo2"/>
+      </w:pPr>
+      <w:r>
+        <w:lastRenderedPageBreak/>
+        <w:t>Mudar Palavra-Passe</w:t>
+      </w:r>
+    </w:p>
+    <w:p>
+      <w:pPr>
+        <w:jc w:val="center"/>
+      </w:pPr>
+      <w:r>
+        <w:drawing>
+          <wp:inline distT="0" distB="0" distL="0" distR="0" wp14:anchorId="054989D1" wp14:editId="2A9CE462">
+            <wp:extent cx="3238952" cy="6868484"/>
+            <wp:effectExtent l="0" t="0" r="0" b="8890"/>
+            <wp:docPr id="161041327" name="Imagem 1" descr="Uma imagem com texto, captura de ecrã, Tipo de letra, número&#10;&#10;Os conteúdos gerados por IA podem estar incorretos."/>
+            <wp:cNvGraphicFramePr>
+              <a:graphicFrameLocks xmlns:a="http://schemas.openxmlformats.org/drawingml/2006/main" noChangeAspect="1"/>
+            </wp:cNvGraphicFramePr>
+            <a:graphic xmlns:a="http://schemas.openxmlformats.org/drawingml/2006/main">
+              <a:graphicData uri="http://schemas.openxmlformats.org/drawingml/2006/picture">
+                <pic:pic xmlns:pic="http://schemas.openxmlformats.org/drawingml/2006/picture">
+                  <pic:nvPicPr>
+                    <pic:cNvPr id="161041327" name="Imagem 1" descr="Uma imagem com texto, captura de ecrã, Tipo de letra, número&#10;&#10;Os conteúdos gerados por IA podem estar incorretos."/>
+                    <pic:cNvPicPr/>
+                  </pic:nvPicPr>
+                  <pic:blipFill>
+                    <a:blip r:embed="rId28"/>
+                    <a:stretch>
+                      <a:fillRect/>
+                    </a:stretch>
+                  </pic:blipFill>
+                  <pic:spPr>
+                    <a:xfrm>
+                      <a:off x="0" y="0"/>
+                      <a:ext cx="3238952" cy="6868484"/>
+                    </a:xfrm>
+                    <a:prstGeom prst="rect">
+                      <a:avLst/>
+                    </a:prstGeom>
+                  </pic:spPr>
+                </pic:pic>
+              </a:graphicData>
+            </a:graphic>
+          </wp:inline>
+        </w:drawing>
+      </w:r>
+    </w:p>
+    <w:p>
+      <w:pPr>
+        <w:pStyle w:val="Ttulo2"/>
+      </w:pPr>
+      <w:r>
+        <w:rPr>
+          <w:noProof/>
+        </w:rPr>
+        <w:lastRenderedPageBreak/>
         <w:drawing>
           <wp:anchor distT="0" distB="0" distL="114300" distR="114300" simplePos="0" relativeHeight="251688960" behindDoc="0" locked="0" layoutInCell="1" allowOverlap="1" wp14:anchorId="7BBEFBCB" wp14:editId="0A82B3F3">
             <wp:simplePos x="0" y="0"/>
@@ -13236,7 +13716,7 @@
                     </pic:cNvPicPr>
                   </pic:nvPicPr>
                   <pic:blipFill>
-                    <a:blip r:embed="rId26">
+                    <a:blip r:embed="rId29">
                       <a:extLst>
                         <a:ext uri="{28A0092B-C50C-407E-A947-70E740481C1C}">
                           <a14:useLocalDpi xmlns:a14="http://schemas.microsoft.com/office/drawing/2010/main" val="0"/>
@@ -13268,7 +13748,7 @@
         </w:drawing>
       </w:r>
       <w:r>
-        <w:t>Página principal (Beneficiário)</w:t>
+        <w:t>Página principal</w:t>
       </w:r>
       <w:bookmarkEnd w:id="64"/>
     </w:p>
@@ -13286,14 +13766,27 @@
       <w:r>
         <w:t xml:space="preserve">Figura </w:t>
       </w:r>
-      <w:fldSimple w:instr=" SEQ Figura \* ARABIC ">
-        <w:r>
-          <w:rPr>
-            <w:noProof/>
-          </w:rPr>
-          <w:t>14</w:t>
-        </w:r>
-      </w:fldSimple>
+      <w:r>
+        <w:fldChar w:fldCharType="begin"/>
+      </w:r>
+      <w:r>
+        <w:instrText xml:space="preserve"> SEQ Figura \* ARABIC </w:instrText>
+      </w:r>
+      <w:r>
+        <w:fldChar w:fldCharType="separate"/>
+      </w:r>
+      <w:r>
+        <w:rPr>
+          <w:noProof/>
+        </w:rPr>
+        <w:t>14</w:t>
+      </w:r>
+      <w:r>
+        <w:rPr>
+          <w:noProof/>
+        </w:rPr>
+        <w:fldChar w:fldCharType="end"/>
+      </w:r>
       <w:r>
         <w:t xml:space="preserve"> - </w:t>
       </w:r>
@@ -13312,6 +13805,57 @@
         <w:pStyle w:val="Ttulo2"/>
       </w:pPr>
       <w:bookmarkStart w:id="66" w:name="_Toc218717468"/>
+      <w:r>
+        <w:lastRenderedPageBreak/>
+        <w:t>Ajuda</w:t>
+      </w:r>
+    </w:p>
+    <w:p>
+      <w:pPr>
+        <w:jc w:val="center"/>
+      </w:pPr>
+      <w:r>
+        <w:drawing>
+          <wp:inline distT="0" distB="0" distL="0" distR="0" wp14:anchorId="43130166" wp14:editId="1189AC76">
+            <wp:extent cx="2715004" cy="5715798"/>
+            <wp:effectExtent l="0" t="0" r="9525" b="0"/>
+            <wp:docPr id="1849489438" name="Imagem 1" descr="Uma imagem com texto, captura de ecrã, Tipo de letra, número&#10;&#10;Os conteúdos gerados por IA podem estar incorretos."/>
+            <wp:cNvGraphicFramePr>
+              <a:graphicFrameLocks xmlns:a="http://schemas.openxmlformats.org/drawingml/2006/main" noChangeAspect="1"/>
+            </wp:cNvGraphicFramePr>
+            <a:graphic xmlns:a="http://schemas.openxmlformats.org/drawingml/2006/main">
+              <a:graphicData uri="http://schemas.openxmlformats.org/drawingml/2006/picture">
+                <pic:pic xmlns:pic="http://schemas.openxmlformats.org/drawingml/2006/picture">
+                  <pic:nvPicPr>
+                    <pic:cNvPr id="1849489438" name="Imagem 1" descr="Uma imagem com texto, captura de ecrã, Tipo de letra, número&#10;&#10;Os conteúdos gerados por IA podem estar incorretos."/>
+                    <pic:cNvPicPr/>
+                  </pic:nvPicPr>
+                  <pic:blipFill>
+                    <a:blip r:embed="rId30"/>
+                    <a:stretch>
+                      <a:fillRect/>
+                    </a:stretch>
+                  </pic:blipFill>
+                  <pic:spPr>
+                    <a:xfrm>
+                      <a:off x="0" y="0"/>
+                      <a:ext cx="2715004" cy="5715798"/>
+                    </a:xfrm>
+                    <a:prstGeom prst="rect">
+                      <a:avLst/>
+                    </a:prstGeom>
+                  </pic:spPr>
+                </pic:pic>
+              </a:graphicData>
+            </a:graphic>
+          </wp:inline>
+        </w:drawing>
+      </w:r>
+    </w:p>
+    <w:p>
+      <w:pPr>
+        <w:pStyle w:val="Ttulo2"/>
+      </w:pPr>
       <w:r>
         <w:lastRenderedPageBreak/>
         <w:t>Criar candidatura</w:t>
@@ -13381,14 +13925,27 @@
                             <w:r>
                               <w:t xml:space="preserve">Figura </w:t>
                             </w:r>
-                            <w:fldSimple w:instr=" SEQ Figura \* ARABIC ">
-                              <w:r>
-                                <w:rPr>
-                                  <w:noProof/>
-                                </w:rPr>
-                                <w:t>15</w:t>
-                              </w:r>
-                            </w:fldSimple>
+                            <w:r>
+                              <w:fldChar w:fldCharType="begin"/>
+                            </w:r>
+                            <w:r>
+                              <w:instrText xml:space="preserve"> SEQ Figura \* ARABIC </w:instrText>
+                            </w:r>
+                            <w:r>
+                              <w:fldChar w:fldCharType="separate"/>
+                            </w:r>
+                            <w:r>
+                              <w:rPr>
+                                <w:noProof/>
+                              </w:rPr>
+                              <w:t>15</w:t>
+                            </w:r>
+                            <w:r>
+                              <w:rPr>
+                                <w:noProof/>
+                              </w:rPr>
+                              <w:fldChar w:fldCharType="end"/>
+                            </w:r>
                             <w:r>
                               <w:t xml:space="preserve"> – Mockup da Criação da Candidatura</w:t>
                             </w:r>
@@ -13433,14 +13990,27 @@
                       <w:r>
                         <w:t xml:space="preserve">Figura </w:t>
                       </w:r>
-                      <w:fldSimple w:instr=" SEQ Figura \* ARABIC ">
-                        <w:r>
-                          <w:rPr>
-                            <w:noProof/>
-                          </w:rPr>
-                          <w:t>15</w:t>
-                        </w:r>
-                      </w:fldSimple>
+                      <w:r>
+                        <w:fldChar w:fldCharType="begin"/>
+                      </w:r>
+                      <w:r>
+                        <w:instrText xml:space="preserve"> SEQ Figura \* ARABIC </w:instrText>
+                      </w:r>
+                      <w:r>
+                        <w:fldChar w:fldCharType="separate"/>
+                      </w:r>
+                      <w:r>
+                        <w:rPr>
+                          <w:noProof/>
+                        </w:rPr>
+                        <w:t>15</w:t>
+                      </w:r>
+                      <w:r>
+                        <w:rPr>
+                          <w:noProof/>
+                        </w:rPr>
+                        <w:fldChar w:fldCharType="end"/>
+                      </w:r>
                       <w:r>
                         <w:t xml:space="preserve"> – Mockup da Criação da Candidatura</w:t>
                       </w:r>
@@ -13474,7 +14044,7 @@
                     <pic:cNvPicPr/>
                   </pic:nvPicPr>
                   <pic:blipFill>
-                    <a:blip r:embed="rId27"/>
+                    <a:blip r:embed="rId31"/>
                     <a:stretch>
                       <a:fillRect/>
                     </a:stretch>
@@ -13500,27 +14070,35 @@
       <w:pPr>
         <w:pStyle w:val="Ttulo1"/>
         <w:numPr>
-          <w:ilvl w:val="0"/>
-          <w:numId w:val="0"/>
+          <w:ilvl w:val="2"/>
+          <w:numId w:val="13"/>
         </w:numPr>
-        <w:ind w:left="142" w:firstLine="566"/>
       </w:pPr>
       <w:bookmarkStart w:id="69" w:name="_Toc218717469"/>
       <w:r>
-        <w:rPr>
-          <w:noProof/>
-        </w:rPr>
         <w:lastRenderedPageBreak/>
+        <w:t>Diagrama de Sequência</w:t>
+      </w:r>
+      <w:bookmarkEnd w:id="69"/>
+    </w:p>
+    <w:p>
+      <w:pPr>
+        <w:jc w:val="center"/>
+      </w:pPr>
+      <w:r>
+        <w:rPr>
+          <w:noProof/>
+        </w:rPr>
         <mc:AlternateContent>
           <mc:Choice Requires="wps">
             <w:drawing>
-              <wp:anchor distT="0" distB="0" distL="114300" distR="114300" simplePos="0" relativeHeight="251693056" behindDoc="0" locked="0" layoutInCell="1" allowOverlap="1" wp14:anchorId="568A5AC6" wp14:editId="03C94766">
+              <wp:anchor distT="0" distB="0" distL="114300" distR="114300" simplePos="0" relativeHeight="251693056" behindDoc="1" locked="0" layoutInCell="1" allowOverlap="1" wp14:anchorId="568A5AC6" wp14:editId="72C15909">
                 <wp:simplePos x="0" y="0"/>
                 <wp:positionH relativeFrom="margin">
-                  <wp:align>center</wp:align>
+                  <wp:posOffset>1180465</wp:posOffset>
                 </wp:positionH>
                 <wp:positionV relativeFrom="paragraph">
-                  <wp:posOffset>2800122</wp:posOffset>
+                  <wp:posOffset>4114165</wp:posOffset>
                 </wp:positionV>
                 <wp:extent cx="2751455" cy="635"/>
                 <wp:effectExtent l="0" t="0" r="0" b="0"/>
@@ -13565,14 +14143,27 @@
                             <w:r>
                               <w:t xml:space="preserve">Figura </w:t>
                             </w:r>
-                            <w:fldSimple w:instr=" SEQ Figura \* ARABIC ">
-                              <w:r>
-                                <w:rPr>
-                                  <w:noProof/>
-                                </w:rPr>
-                                <w:t>16</w:t>
-                              </w:r>
-                            </w:fldSimple>
+                            <w:r>
+                              <w:fldChar w:fldCharType="begin"/>
+                            </w:r>
+                            <w:r>
+                              <w:instrText xml:space="preserve"> SEQ Figura \* ARABIC </w:instrText>
+                            </w:r>
+                            <w:r>
+                              <w:fldChar w:fldCharType="separate"/>
+                            </w:r>
+                            <w:r>
+                              <w:rPr>
+                                <w:noProof/>
+                              </w:rPr>
+                              <w:t>16</w:t>
+                            </w:r>
+                            <w:r>
+                              <w:rPr>
+                                <w:noProof/>
+                              </w:rPr>
+                              <w:fldChar w:fldCharType="end"/>
+                            </w:r>
                             <w:r>
                               <w:t xml:space="preserve"> - Diagrama Sequência da Criação de Candidatura</w:t>
                             </w:r>
@@ -13594,7 +14185,7 @@
           </mc:Choice>
           <mc:Fallback>
             <w:pict>
-              <v:shape w14:anchorId="568A5AC6" id="_x0000_s1037" type="#_x0000_t202" style="position:absolute;left:0;text-align:left;margin-left:0;margin-top:220.5pt;width:216.65pt;height:.05pt;z-index:251693056;visibility:visible;mso-wrap-style:square;mso-wrap-distance-left:9pt;mso-wrap-distance-top:0;mso-wrap-distance-right:9pt;mso-wrap-distance-bottom:0;mso-position-horizontal:center;mso-position-horizontal-relative:margin;mso-position-vertical:absolute;mso-position-vertical-relative:text;v-text-anchor:top" o:gfxdata="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" stroked="f">
+              <v:shape w14:anchorId="568A5AC6" id="_x0000_s1037" type="#_x0000_t202" style="position:absolute;left:0;text-align:left;margin-left:92.95pt;margin-top:323.95pt;width:216.65pt;height:.05pt;z-index:-251623424;visibility:visible;mso-wrap-style:square;mso-wrap-distance-left:9pt;mso-wrap-distance-top:0;mso-wrap-distance-right:9pt;mso-wrap-distance-bottom:0;mso-position-horizontal:absolute;mso-position-horizontal-relative:margin;mso-position-vertical:absolute;mso-position-vertical-relative:text;v-text-anchor:top" o:gfxdata="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" stroked="f">
                 <v:textbox style="mso-fit-shape-to-text:t" inset="0,0,0,0">
                   <w:txbxContent>
                     <w:p>
@@ -13614,14 +14205,27 @@
                       <w:r>
                         <w:t xml:space="preserve">Figura </w:t>
                       </w:r>
-                      <w:fldSimple w:instr=" SEQ Figura \* ARABIC ">
-                        <w:r>
-                          <w:rPr>
-                            <w:noProof/>
-                          </w:rPr>
-                          <w:t>16</w:t>
-                        </w:r>
-                      </w:fldSimple>
+                      <w:r>
+                        <w:fldChar w:fldCharType="begin"/>
+                      </w:r>
+                      <w:r>
+                        <w:instrText xml:space="preserve"> SEQ Figura \* ARABIC </w:instrText>
+                      </w:r>
+                      <w:r>
+                        <w:fldChar w:fldCharType="separate"/>
+                      </w:r>
+                      <w:r>
+                        <w:rPr>
+                          <w:noProof/>
+                        </w:rPr>
+                        <w:t>16</w:t>
+                      </w:r>
+                      <w:r>
+                        <w:rPr>
+                          <w:noProof/>
+                        </w:rPr>
+                        <w:fldChar w:fldCharType="end"/>
+                      </w:r>
                       <w:r>
                         <w:t xml:space="preserve"> - Diagrama Sequência da Criação de Candidatura</w:t>
                       </w:r>
@@ -13640,18 +14244,10 @@
           <w:noProof/>
         </w:rPr>
         <w:drawing>
-          <wp:anchor distT="0" distB="0" distL="114300" distR="114300" simplePos="0" relativeHeight="251686912" behindDoc="0" locked="0" layoutInCell="1" allowOverlap="1" wp14:anchorId="7A61F99F" wp14:editId="0B0474E4">
-            <wp:simplePos x="0" y="0"/>
-            <wp:positionH relativeFrom="margin">
-              <wp:align>center</wp:align>
-            </wp:positionH>
-            <wp:positionV relativeFrom="paragraph">
-              <wp:posOffset>679450</wp:posOffset>
-            </wp:positionV>
-            <wp:extent cx="2751455" cy="2071370"/>
-            <wp:effectExtent l="0" t="0" r="0" b="5080"/>
-            <wp:wrapTopAndBottom/>
-            <wp:docPr id="1300039491" name="Imagem 1" descr="Uma imagem com texto, captura de ecrã, file, diagrama&#10;&#10;Os conteúdos gerados por IA podem estar incorretos."/>
+          <wp:inline distT="0" distB="0" distL="0" distR="0" wp14:anchorId="05B9CA29" wp14:editId="4BFD1EF8">
+            <wp:extent cx="3346450" cy="3940680"/>
+            <wp:effectExtent l="0" t="0" r="6350" b="3175"/>
+            <wp:docPr id="1703433499" name="Imagem 23" descr="Uma imagem com texto, Paralelo, file, diagrama&#10;&#10;Os conteúdos gerados por IA podem estar incorretos."/>
             <wp:cNvGraphicFramePr>
               <a:graphicFrameLocks xmlns:a="http://schemas.openxmlformats.org/drawingml/2006/main" noChangeAspect="1"/>
             </wp:cNvGraphicFramePr>
@@ -13659,11 +14255,11 @@
               <a:graphicData uri="http://schemas.openxmlformats.org/drawingml/2006/picture">
                 <pic:pic xmlns:pic="http://schemas.openxmlformats.org/drawingml/2006/picture">
                   <pic:nvPicPr>
-                    <pic:cNvPr id="1300039491" name="Imagem 1" descr="Uma imagem com texto, captura de ecrã, file, diagrama&#10;&#10;Os conteúdos gerados por IA podem estar incorretos."/>
+                    <pic:cNvPr id="1703433499" name="Imagem 23" descr="Uma imagem com texto, Paralelo, file, diagrama&#10;&#10;Os conteúdos gerados por IA podem estar incorretos."/>
                     <pic:cNvPicPr/>
                   </pic:nvPicPr>
                   <pic:blipFill>
-                    <a:blip r:embed="rId28">
+                    <a:blip r:embed="rId32">
                       <a:extLst>
                         <a:ext uri="{28A0092B-C50C-407E-A947-70E740481C1C}">
                           <a14:useLocalDpi xmlns:a14="http://schemas.microsoft.com/office/drawing/2010/main" val="0"/>
@@ -13677,7 +14273,7 @@
                   <pic:spPr>
                     <a:xfrm>
                       <a:off x="0" y="0"/>
-                      <a:ext cx="2751455" cy="2071370"/>
+                      <a:ext cx="3352388" cy="3947673"/>
                     </a:xfrm>
                     <a:prstGeom prst="rect">
                       <a:avLst/>
@@ -13686,23 +14282,31 @@
                 </pic:pic>
               </a:graphicData>
             </a:graphic>
-            <wp14:sizeRelH relativeFrom="margin">
-              <wp14:pctWidth>0</wp14:pctWidth>
-            </wp14:sizeRelH>
-            <wp14:sizeRelV relativeFrom="margin">
-              <wp14:pctHeight>0</wp14:pctHeight>
-            </wp14:sizeRelV>
-          </wp:anchor>
+          </wp:inline>
         </w:drawing>
       </w:r>
-      <w:r>
-        <w:t>13.2.1. Diagrama de Sequência</w:t>
-      </w:r>
-      <w:bookmarkEnd w:id="69"/>
-    </w:p>
-    <w:p>
-      <w:r>
-        <w:t>Para a criação de candidatura, o beneficiário insere os seus dados na aplicação e é verificado se há colisões na base de dados. Caso haja, existe uma resposta para avisar o utilizador dessa situação. Caso esteja tudo em conformidade, o beneficiário é notificado por email a confirmar a criação da sua conta na aplicação.</w:t>
+    </w:p>
+    <w:p>
+      <w:r>
+        <w:t xml:space="preserve">Para a criação de candidatura, o beneficiário insere os seus dados na aplicação e é verificado se há </w:t>
+      </w:r>
+      <w:r>
+        <w:t>se os dados estão corretos</w:t>
+      </w:r>
+      <w:r>
+        <w:t xml:space="preserve">. Caso </w:t>
+      </w:r>
+      <w:r>
+        <w:t>contrário</w:t>
+      </w:r>
+      <w:r>
+        <w:t>, existe uma resposta para avisar o utilizador dessa situação. Caso esteja tudo em conformidade, o beneficiário é notificado por email a confirmar a criação da sua conta na aplicação</w:t>
+      </w:r>
+      <w:r>
+        <w:t xml:space="preserve"> caso esteja habilitado, caso contrário é enviada uma resposta a informar que a candidatura foi recusada</w:t>
+      </w:r>
+      <w:r>
+        <w:t>.</w:t>
       </w:r>
     </w:p>
     <w:p>
@@ -13711,6 +14315,7 @@
       </w:pPr>
       <w:bookmarkStart w:id="72" w:name="_Toc218717470"/>
       <w:r>
+        <w:lastRenderedPageBreak/>
         <w:t>Dados e documentação</w:t>
       </w:r>
       <w:bookmarkEnd w:id="72"/>
@@ -13742,7 +14347,7 @@
                     <pic:cNvPicPr/>
                   </pic:nvPicPr>
                   <pic:blipFill>
-                    <a:blip r:embed="rId29"/>
+                    <a:blip r:embed="rId33"/>
                     <a:stretch>
                       <a:fillRect/>
                     </a:stretch>
@@ -13835,14 +14440,27 @@
                             <w:r>
                               <w:t xml:space="preserve">Figura </w:t>
                             </w:r>
-                            <w:fldSimple w:instr=" SEQ Figura \* ARABIC ">
-                              <w:r>
-                                <w:rPr>
-                                  <w:noProof/>
-                                </w:rPr>
-                                <w:t>17</w:t>
-                              </w:r>
-                            </w:fldSimple>
+                            <w:r>
+                              <w:fldChar w:fldCharType="begin"/>
+                            </w:r>
+                            <w:r>
+                              <w:instrText xml:space="preserve"> SEQ Figura \* ARABIC </w:instrText>
+                            </w:r>
+                            <w:r>
+                              <w:fldChar w:fldCharType="separate"/>
+                            </w:r>
+                            <w:r>
+                              <w:rPr>
+                                <w:noProof/>
+                              </w:rPr>
+                              <w:t>17</w:t>
+                            </w:r>
+                            <w:r>
+                              <w:rPr>
+                                <w:noProof/>
+                              </w:rPr>
+                              <w:fldChar w:fldCharType="end"/>
+                            </w:r>
                             <w:r>
                               <w:t xml:space="preserve"> – Diagrama de Sequência</w:t>
                             </w:r>
@@ -13881,14 +14499,27 @@
                       <w:r>
                         <w:t xml:space="preserve">Figura </w:t>
                       </w:r>
-                      <w:fldSimple w:instr=" SEQ Figura \* ARABIC ">
-                        <w:r>
-                          <w:rPr>
-                            <w:noProof/>
-                          </w:rPr>
-                          <w:t>17</w:t>
-                        </w:r>
-                      </w:fldSimple>
+                      <w:r>
+                        <w:fldChar w:fldCharType="begin"/>
+                      </w:r>
+                      <w:r>
+                        <w:instrText xml:space="preserve"> SEQ Figura \* ARABIC </w:instrText>
+                      </w:r>
+                      <w:r>
+                        <w:fldChar w:fldCharType="separate"/>
+                      </w:r>
+                      <w:r>
+                        <w:rPr>
+                          <w:noProof/>
+                        </w:rPr>
+                        <w:t>17</w:t>
+                      </w:r>
+                      <w:r>
+                        <w:rPr>
+                          <w:noProof/>
+                        </w:rPr>
+                        <w:fldChar w:fldCharType="end"/>
+                      </w:r>
                       <w:r>
                         <w:t xml:space="preserve"> – Diagrama de Sequência</w:t>
                       </w:r>
@@ -13936,7 +14567,7 @@
                     <pic:cNvPicPr/>
                   </pic:nvPicPr>
                   <pic:blipFill>
-                    <a:blip r:embed="rId30">
+                    <a:blip r:embed="rId34">
                       <a:extLst>
                         <a:ext uri="{28A0092B-C50C-407E-A947-70E740481C1C}">
                           <a14:useLocalDpi xmlns:a14="http://schemas.microsoft.com/office/drawing/2010/main" val="0"/>
@@ -13979,6 +14610,7 @@
       </w:pPr>
       <w:bookmarkStart w:id="76" w:name="_Toc218717472"/>
       <w:r>
+        <w:lastRenderedPageBreak/>
         <w:t>Estados da candidatur</w:t>
       </w:r>
       <w:r>
@@ -13992,7 +14624,7 @@
           <w:noProof/>
         </w:rPr>
         <w:drawing>
-          <wp:inline distT="0" distB="0" distL="0" distR="0" wp14:anchorId="33356D91" wp14:editId="2D1C5CA0">
+          <wp:inline distT="0" distB="0" distL="0" distR="0" wp14:anchorId="33356D91" wp14:editId="6D09EC68">
             <wp:extent cx="5321039" cy="2686862"/>
             <wp:effectExtent l="0" t="0" r="0" b="0"/>
             <wp:docPr id="1719185855" name="Imagem 10" descr="Uma imagem com texto, captura de ecrã, Tipo de letra, Marca&#10;&#10;Os conteúdos gerados por IA podem estar incorretos."/>
@@ -14007,7 +14639,7 @@
                     <pic:cNvPicPr/>
                   </pic:nvPicPr>
                   <pic:blipFill>
-                    <a:blip r:embed="rId31" cstate="print">
+                    <a:blip r:embed="rId35" cstate="print">
                       <a:extLst>
                         <a:ext uri="{28A0092B-C50C-407E-A947-70E740481C1C}">
                           <a14:useLocalDpi xmlns:a14="http://schemas.microsoft.com/office/drawing/2010/main" val="0"/>
@@ -14047,7 +14679,6 @@
         <w:rPr>
           <w:noProof/>
         </w:rPr>
-        <w:lastRenderedPageBreak/>
         <w:drawing>
           <wp:anchor distT="0" distB="0" distL="114300" distR="114300" simplePos="0" relativeHeight="251687936" behindDoc="1" locked="0" layoutInCell="1" allowOverlap="1" wp14:anchorId="6AF87720" wp14:editId="18B8D83F">
             <wp:simplePos x="0" y="0"/>
@@ -14080,7 +14711,7 @@
                     <pic:cNvPicPr/>
                   </pic:nvPicPr>
                   <pic:blipFill>
-                    <a:blip r:embed="rId32">
+                    <a:blip r:embed="rId36">
                       <a:extLst>
                         <a:ext uri="{28A0092B-C50C-407E-A947-70E740481C1C}">
                           <a14:useLocalDpi xmlns:a14="http://schemas.microsoft.com/office/drawing/2010/main" val="0"/>
@@ -14183,14 +14814,27 @@
                             <w:r>
                               <w:t xml:space="preserve">Figura </w:t>
                             </w:r>
-                            <w:fldSimple w:instr=" SEQ Figura \* ARABIC ">
-                              <w:r>
-                                <w:rPr>
-                                  <w:noProof/>
-                                </w:rPr>
-                                <w:t>18</w:t>
-                              </w:r>
-                            </w:fldSimple>
+                            <w:r>
+                              <w:fldChar w:fldCharType="begin"/>
+                            </w:r>
+                            <w:r>
+                              <w:instrText xml:space="preserve"> SEQ Figura \* ARABIC </w:instrText>
+                            </w:r>
+                            <w:r>
+                              <w:fldChar w:fldCharType="separate"/>
+                            </w:r>
+                            <w:r>
+                              <w:rPr>
+                                <w:noProof/>
+                              </w:rPr>
+                              <w:t>18</w:t>
+                            </w:r>
+                            <w:r>
+                              <w:rPr>
+                                <w:noProof/>
+                              </w:rPr>
+                              <w:fldChar w:fldCharType="end"/>
+                            </w:r>
                             <w:r>
                               <w:t xml:space="preserve"> - Diagrama Sequência de Estado da Candidatura</w:t>
                             </w:r>
@@ -14235,14 +14879,27 @@
                       <w:r>
                         <w:t xml:space="preserve">Figura </w:t>
                       </w:r>
-                      <w:fldSimple w:instr=" SEQ Figura \* ARABIC ">
-                        <w:r>
-                          <w:rPr>
-                            <w:noProof/>
-                          </w:rPr>
-                          <w:t>18</w:t>
-                        </w:r>
-                      </w:fldSimple>
+                      <w:r>
+                        <w:fldChar w:fldCharType="begin"/>
+                      </w:r>
+                      <w:r>
+                        <w:instrText xml:space="preserve"> SEQ Figura \* ARABIC </w:instrText>
+                      </w:r>
+                      <w:r>
+                        <w:fldChar w:fldCharType="separate"/>
+                      </w:r>
+                      <w:r>
+                        <w:rPr>
+                          <w:noProof/>
+                        </w:rPr>
+                        <w:t>18</w:t>
+                      </w:r>
+                      <w:r>
+                        <w:rPr>
+                          <w:noProof/>
+                        </w:rPr>
+                        <w:fldChar w:fldCharType="end"/>
+                      </w:r>
                       <w:r>
                         <w:t xml:space="preserve"> - Diagrama Sequência de Estado da Candidatura</w:t>
                       </w:r>
@@ -14271,25 +14928,12 @@
       </w:pPr>
       <w:bookmarkStart w:id="80" w:name="_Toc218717474"/>
       <w:r>
+        <w:lastRenderedPageBreak/>
         <w:t>Página inicial (administrador)</w:t>
       </w:r>
       <w:bookmarkEnd w:id="80"/>
     </w:p>
     <w:p>
-      <w:r>
-        <w:t>Esta página contém os módulos principais da aplicação. Nesta um funcionário da Loja Social pode aceder às candidaturas recebidas, aos produtos no stock, agendamentos, relatórios e subsidiários.</w:t>
-      </w:r>
-    </w:p>
-    <w:p>
-      <w:r>
-        <w:t>Além disso apresenta também as notificações das atividades recentes</w:t>
-      </w:r>
-      <w:r>
-        <w:t>, com o nome e tempo desde o envio.</w:t>
-      </w:r>
-    </w:p>
-    <w:p/>
-    <w:p>
       <w:pPr>
         <w:jc w:val="center"/>
       </w:pPr>
@@ -14297,7 +14941,6 @@
         <w:rPr>
           <w:noProof/>
         </w:rPr>
-        <w:lastRenderedPageBreak/>
         <w:drawing>
           <wp:inline distT="0" distB="0" distL="0" distR="0" wp14:anchorId="6D8DD1E5" wp14:editId="271E0445">
             <wp:extent cx="2734057" cy="5830114"/>
@@ -14314,7 +14957,7 @@
                     <pic:cNvPicPr/>
                   </pic:nvPicPr>
                   <pic:blipFill>
-                    <a:blip r:embed="rId33"/>
+                    <a:blip r:embed="rId37"/>
                     <a:stretch>
                       <a:fillRect/>
                     </a:stretch>
@@ -14400,7 +15043,42 @@
                               </w:rPr>
                             </w:pPr>
                             <w:r>
-                              <w:t>Figura 19 – Mockup da página inicial do Administrador</w:t>
+                              <w:t>F</w:t>
+                            </w:r>
+                            <w:r>
+                              <w:t xml:space="preserve">igura </w:t>
+                            </w:r>
+                            <w:r>
+                              <w:fldChar w:fldCharType="begin"/>
+                            </w:r>
+                            <w:r>
+                              <w:instrText xml:space="preserve"> SEQ Figura \* ARABIC </w:instrText>
+                            </w:r>
+                            <w:r>
+                              <w:fldChar w:fldCharType="separate"/>
+                            </w:r>
+                            <w:r>
+                              <w:rPr>
+                                <w:noProof/>
+                              </w:rPr>
+                              <w:t>22</w:t>
+                            </w:r>
+                            <w:r>
+                              <w:rPr>
+                                <w:noProof/>
+                              </w:rPr>
+                              <w:fldChar w:fldCharType="end"/>
+                            </w:r>
+                            <w:r>
+                              <w:t xml:space="preserve">– </w:t>
+                            </w:r>
+                            <w:proofErr w:type="spellStart"/>
+                            <w:r>
+                              <w:t>Mockup</w:t>
+                            </w:r>
+                            <w:proofErr w:type="spellEnd"/>
+                            <w:r>
+                              <w:t xml:space="preserve"> da página inicial do Administrador</w:t>
                             </w:r>
                           </w:p>
                         </w:txbxContent>
@@ -14440,7 +15118,42 @@
                         </w:rPr>
                       </w:pPr>
                       <w:r>
-                        <w:t>Figura 19 – Mockup da página inicial do Administrador</w:t>
+                        <w:t>F</w:t>
+                      </w:r>
+                      <w:r>
+                        <w:t xml:space="preserve">igura </w:t>
+                      </w:r>
+                      <w:r>
+                        <w:fldChar w:fldCharType="begin"/>
+                      </w:r>
+                      <w:r>
+                        <w:instrText xml:space="preserve"> SEQ Figura \* ARABIC </w:instrText>
+                      </w:r>
+                      <w:r>
+                        <w:fldChar w:fldCharType="separate"/>
+                      </w:r>
+                      <w:r>
+                        <w:rPr>
+                          <w:noProof/>
+                        </w:rPr>
+                        <w:t>22</w:t>
+                      </w:r>
+                      <w:r>
+                        <w:rPr>
+                          <w:noProof/>
+                        </w:rPr>
+                        <w:fldChar w:fldCharType="end"/>
+                      </w:r>
+                      <w:r>
+                        <w:t xml:space="preserve">– </w:t>
+                      </w:r>
+                      <w:proofErr w:type="spellStart"/>
+                      <w:r>
+                        <w:t>Mockup</w:t>
+                      </w:r>
+                      <w:proofErr w:type="spellEnd"/>
+                      <w:r>
+                        <w:t xml:space="preserve"> da página inicial do Administrador</w:t>
                       </w:r>
                     </w:p>
                   </w:txbxContent>
@@ -14452,6 +15165,22 @@
         </mc:AlternateContent>
       </w:r>
     </w:p>
+    <w:p>
+      <w:pPr>
+        <w:jc w:val="both"/>
+      </w:pPr>
+      <w:r>
+        <w:t>Esta página contém os módulos principais da aplicação. Nesta um funcionário da Loja Social pode aceder às candidaturas recebidas, aos produtos no stock, agendamentos, relatórios e subsidiários.</w:t>
+      </w:r>
+    </w:p>
+    <w:p>
+      <w:pPr>
+        <w:jc w:val="both"/>
+      </w:pPr>
+      <w:r>
+        <w:t>Além disso apresenta também as notificações das atividades recentes, com o nome e tempo desde o envio.</w:t>
+      </w:r>
+    </w:p>
     <w:p/>
     <w:p>
       <w:pPr>
@@ -14459,27 +15188,12 @@
       </w:pPr>
       <w:bookmarkStart w:id="81" w:name="_Toc218717475"/>
       <w:r>
+        <w:lastRenderedPageBreak/>
         <w:t>Candidaturas</w:t>
       </w:r>
       <w:bookmarkEnd w:id="81"/>
     </w:p>
     <w:p>
-      <w:r>
-        <w:t>Do lado dos administradores, através desta página é possível filtrar, pelo nome e estado, as candidaturas a beneficiário, enviadas.</w:t>
-      </w:r>
-    </w:p>
-    <w:p>
-      <w:r>
-        <w:t>Além disso em cada candidatura é apresentado um nome, tempo desde o envio, estado da candidatura e se o candidato é ou não estudante de um curso.</w:t>
-      </w:r>
-    </w:p>
-    <w:p>
-      <w:r>
-        <w:lastRenderedPageBreak/>
-        <w:t>Além disso é também possível expandir os detalhes e validar ou rejeitar a candidatura.</w:t>
-      </w:r>
-    </w:p>
-    <w:p>
       <w:pPr>
         <w:jc w:val="center"/>
       </w:pPr>
@@ -14488,9 +15202,9 @@
           <w:noProof/>
         </w:rPr>
         <w:drawing>
-          <wp:inline distT="0" distB="0" distL="0" distR="0" wp14:anchorId="0DE41C1C" wp14:editId="35608CEC">
-            <wp:extent cx="2876951" cy="6115904"/>
-            <wp:effectExtent l="0" t="0" r="0" b="0"/>
+          <wp:inline distT="0" distB="0" distL="0" distR="0" wp14:anchorId="0DE41C1C" wp14:editId="1C5B8DCB">
+            <wp:extent cx="2461138" cy="5231958"/>
+            <wp:effectExtent l="0" t="0" r="0" b="6985"/>
             <wp:docPr id="160807330" name="Imagem 1" descr="Uma imagem com texto, captura de ecrã, software, Página web&#10;&#10;Os conteúdos gerados por IA podem estar incorretos."/>
             <wp:cNvGraphicFramePr>
               <a:graphicFrameLocks xmlns:a="http://schemas.openxmlformats.org/drawingml/2006/main" noChangeAspect="1"/>
@@ -14503,7 +15217,7 @@
                     <pic:cNvPicPr/>
                   </pic:nvPicPr>
                   <pic:blipFill>
-                    <a:blip r:embed="rId34"/>
+                    <a:blip r:embed="rId38"/>
                     <a:stretch>
                       <a:fillRect/>
                     </a:stretch>
@@ -14511,7 +15225,7 @@
                   <pic:spPr>
                     <a:xfrm>
                       <a:off x="0" y="0"/>
-                      <a:ext cx="2876951" cy="6115904"/>
+                      <a:ext cx="2464331" cy="5238745"/>
                     </a:xfrm>
                     <a:prstGeom prst="rect">
                       <a:avLst/>
@@ -14532,13 +15246,13 @@
         <mc:AlternateContent>
           <mc:Choice Requires="wps">
             <w:drawing>
-              <wp:anchor distT="0" distB="0" distL="114300" distR="114300" simplePos="0" relativeHeight="251699200" behindDoc="1" locked="0" layoutInCell="1" allowOverlap="1" wp14:anchorId="10D6FB8B" wp14:editId="73A7137C">
+              <wp:anchor distT="0" distB="0" distL="114300" distR="114300" simplePos="0" relativeHeight="251699200" behindDoc="1" locked="0" layoutInCell="1" allowOverlap="1" wp14:anchorId="10D6FB8B" wp14:editId="4B11BF5F">
                 <wp:simplePos x="0" y="0"/>
                 <wp:positionH relativeFrom="margin">
                   <wp:align>center</wp:align>
                 </wp:positionH>
                 <wp:positionV relativeFrom="paragraph">
-                  <wp:posOffset>31115</wp:posOffset>
+                  <wp:posOffset>8504</wp:posOffset>
                 </wp:positionV>
                 <wp:extent cx="2794635" cy="635"/>
                 <wp:effectExtent l="0" t="0" r="5715" b="0"/>
@@ -14589,7 +15303,42 @@
                               </w:rPr>
                             </w:pPr>
                             <w:r>
-                              <w:t>Figura 20 – Mockup da página de candidaturas</w:t>
+                              <w:t>F</w:t>
+                            </w:r>
+                            <w:r>
+                              <w:t xml:space="preserve">igura </w:t>
+                            </w:r>
+                            <w:r>
+                              <w:fldChar w:fldCharType="begin"/>
+                            </w:r>
+                            <w:r>
+                              <w:instrText xml:space="preserve"> SEQ Figura \* ARABIC </w:instrText>
+                            </w:r>
+                            <w:r>
+                              <w:fldChar w:fldCharType="separate"/>
+                            </w:r>
+                            <w:r>
+                              <w:rPr>
+                                <w:noProof/>
+                              </w:rPr>
+                              <w:t>23</w:t>
+                            </w:r>
+                            <w:r>
+                              <w:rPr>
+                                <w:noProof/>
+                              </w:rPr>
+                              <w:fldChar w:fldCharType="end"/>
+                            </w:r>
+                            <w:r>
+                              <w:t xml:space="preserve"> – </w:t>
+                            </w:r>
+                            <w:proofErr w:type="spellStart"/>
+                            <w:r>
+                              <w:t>Mockup</w:t>
+                            </w:r>
+                            <w:proofErr w:type="spellEnd"/>
+                            <w:r>
+                              <w:t xml:space="preserve"> da página de candidaturas</w:t>
                             </w:r>
                           </w:p>
                         </w:txbxContent>
@@ -14611,7 +15360,7 @@
           </mc:Choice>
           <mc:Fallback>
             <w:pict>
-              <v:shape w14:anchorId="10D6FB8B" id="_x0000_s1041" type="#_x0000_t202" style="position:absolute;margin-left:0;margin-top:2.45pt;width:220.05pt;height:.05pt;z-index:-251617280;visibility:visible;mso-wrap-style:square;mso-width-percent:0;mso-wrap-distance-left:9pt;mso-wrap-distance-top:0;mso-wrap-distance-right:9pt;mso-wrap-distance-bottom:0;mso-position-horizontal:center;mso-position-horizontal-relative:margin;mso-position-vertical:absolute;mso-position-vertical-relative:text;mso-width-percent:0;mso-width-relative:margin;v-text-anchor:top" o:gfxdata="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" stroked="f">
+              <v:shape w14:anchorId="10D6FB8B" id="_x0000_s1041" type="#_x0000_t202" style="position:absolute;margin-left:0;margin-top:.65pt;width:220.05pt;height:.05pt;z-index:-251617280;visibility:visible;mso-wrap-style:square;mso-width-percent:0;mso-wrap-distance-left:9pt;mso-wrap-distance-top:0;mso-wrap-distance-right:9pt;mso-wrap-distance-bottom:0;mso-position-horizontal:center;mso-position-horizontal-relative:margin;mso-position-vertical:absolute;mso-position-vertical-relative:text;mso-width-percent:0;mso-width-relative:margin;v-text-anchor:top" o:gfxdata="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" stroked="f">
                 <v:textbox style="mso-fit-shape-to-text:t" inset="0,0,0,0">
                   <w:txbxContent>
                     <w:p>
@@ -14629,7 +15378,42 @@
                         </w:rPr>
                       </w:pPr>
                       <w:r>
-                        <w:t>Figura 20 – Mockup da página de candidaturas</w:t>
+                        <w:t>F</w:t>
+                      </w:r>
+                      <w:r>
+                        <w:t xml:space="preserve">igura </w:t>
+                      </w:r>
+                      <w:r>
+                        <w:fldChar w:fldCharType="begin"/>
+                      </w:r>
+                      <w:r>
+                        <w:instrText xml:space="preserve"> SEQ Figura \* ARABIC </w:instrText>
+                      </w:r>
+                      <w:r>
+                        <w:fldChar w:fldCharType="separate"/>
+                      </w:r>
+                      <w:r>
+                        <w:rPr>
+                          <w:noProof/>
+                        </w:rPr>
+                        <w:t>23</w:t>
+                      </w:r>
+                      <w:r>
+                        <w:rPr>
+                          <w:noProof/>
+                        </w:rPr>
+                        <w:fldChar w:fldCharType="end"/>
+                      </w:r>
+                      <w:r>
+                        <w:t xml:space="preserve"> – </w:t>
+                      </w:r>
+                      <w:proofErr w:type="spellStart"/>
+                      <w:r>
+                        <w:t>Mockup</w:t>
+                      </w:r>
+                      <w:proofErr w:type="spellEnd"/>
+                      <w:r>
+                        <w:t xml:space="preserve"> da página de candidaturas</w:t>
                       </w:r>
                     </w:p>
                   </w:txbxContent>
@@ -14641,42 +15425,138 @@
         </mc:AlternateContent>
       </w:r>
     </w:p>
+    <w:p>
+      <w:r>
+        <w:t>Do lado dos administradores, através desta página é possível filtrar, pelo nome e estado, as candidaturas a beneficiário, enviadas.</w:t>
+      </w:r>
+    </w:p>
+    <w:p>
+      <w:r>
+        <w:t>Além disso em cada candidatura é apresentado um nome, tempo desde o envio, estado da candidatura e se o candidato é ou não estudante de um curso.</w:t>
+      </w:r>
+    </w:p>
+    <w:p>
+      <w:r>
+        <w:t>Além disso é também possível expandir os detalhes e validar ou rejeitar a candidatura.</w:t>
+      </w:r>
+    </w:p>
     <w:p/>
     <w:p>
       <w:pPr>
         <w:pStyle w:val="Ttulo2"/>
       </w:pPr>
+      <w:r>
+        <w:lastRenderedPageBreak/>
+        <w:t>Gestão de candidaturas</w:t>
+      </w:r>
+    </w:p>
+    <w:p>
+      <w:r>
+        <w:drawing>
+          <wp:inline distT="0" distB="0" distL="0" distR="0" wp14:anchorId="3E6D3569" wp14:editId="0DB138C2">
+            <wp:extent cx="5579745" cy="2872740"/>
+            <wp:effectExtent l="0" t="0" r="1905" b="3810"/>
+            <wp:docPr id="1779849438" name="Imagem 1" descr="Uma imagem com texto, captura de ecrã, Tipo de letra, número&#10;&#10;Os conteúdos gerados por IA podem estar incorretos."/>
+            <wp:cNvGraphicFramePr>
+              <a:graphicFrameLocks xmlns:a="http://schemas.openxmlformats.org/drawingml/2006/main" noChangeAspect="1"/>
+            </wp:cNvGraphicFramePr>
+            <a:graphic xmlns:a="http://schemas.openxmlformats.org/drawingml/2006/main">
+              <a:graphicData uri="http://schemas.openxmlformats.org/drawingml/2006/picture">
+                <pic:pic xmlns:pic="http://schemas.openxmlformats.org/drawingml/2006/picture">
+                  <pic:nvPicPr>
+                    <pic:cNvPr id="1779849438" name="Imagem 1" descr="Uma imagem com texto, captura de ecrã, Tipo de letra, número&#10;&#10;Os conteúdos gerados por IA podem estar incorretos."/>
+                    <pic:cNvPicPr/>
+                  </pic:nvPicPr>
+                  <pic:blipFill>
+                    <a:blip r:embed="rId39"/>
+                    <a:stretch>
+                      <a:fillRect/>
+                    </a:stretch>
+                  </pic:blipFill>
+                  <pic:spPr>
+                    <a:xfrm>
+                      <a:off x="0" y="0"/>
+                      <a:ext cx="5579745" cy="2872740"/>
+                    </a:xfrm>
+                    <a:prstGeom prst="rect">
+                      <a:avLst/>
+                    </a:prstGeom>
+                  </pic:spPr>
+                </pic:pic>
+              </a:graphicData>
+            </a:graphic>
+          </wp:inline>
+        </w:drawing>
+      </w:r>
+    </w:p>
+    <w:p>
+      <w:pPr>
+        <w:pStyle w:val="Ttulo2"/>
+      </w:pPr>
+      <w:r>
+        <w:lastRenderedPageBreak/>
+        <w:t>Página Inicial (Beneficiário)</w:t>
+      </w:r>
+    </w:p>
+    <w:p>
+      <w:r>
+        <w:drawing>
+          <wp:inline distT="0" distB="0" distL="0" distR="0" wp14:anchorId="29DEC0DD" wp14:editId="5C822B9D">
+            <wp:extent cx="2876951" cy="6239746"/>
+            <wp:effectExtent l="0" t="0" r="0" b="8890"/>
+            <wp:docPr id="1254552380" name="Imagem 1" descr="Uma imagem com texto, captura de ecrã, software, Página web&#10;&#10;Os conteúdos gerados por IA podem estar incorretos."/>
+            <wp:cNvGraphicFramePr>
+              <a:graphicFrameLocks xmlns:a="http://schemas.openxmlformats.org/drawingml/2006/main" noChangeAspect="1"/>
+            </wp:cNvGraphicFramePr>
+            <a:graphic xmlns:a="http://schemas.openxmlformats.org/drawingml/2006/main">
+              <a:graphicData uri="http://schemas.openxmlformats.org/drawingml/2006/picture">
+                <pic:pic xmlns:pic="http://schemas.openxmlformats.org/drawingml/2006/picture">
+                  <pic:nvPicPr>
+                    <pic:cNvPr id="1254552380" name="Imagem 1" descr="Uma imagem com texto, captura de ecrã, software, Página web&#10;&#10;Os conteúdos gerados por IA podem estar incorretos."/>
+                    <pic:cNvPicPr/>
+                  </pic:nvPicPr>
+                  <pic:blipFill>
+                    <a:blip r:embed="rId40"/>
+                    <a:stretch>
+                      <a:fillRect/>
+                    </a:stretch>
+                  </pic:blipFill>
+                  <pic:spPr>
+                    <a:xfrm>
+                      <a:off x="0" y="0"/>
+                      <a:ext cx="2876951" cy="6239746"/>
+                    </a:xfrm>
+                    <a:prstGeom prst="rect">
+                      <a:avLst/>
+                    </a:prstGeom>
+                  </pic:spPr>
+                </pic:pic>
+              </a:graphicData>
+            </a:graphic>
+          </wp:inline>
+        </w:drawing>
+      </w:r>
+    </w:p>
+    <w:p>
+      <w:pPr>
+        <w:pStyle w:val="Ttulo2"/>
+      </w:pPr>
       <w:bookmarkStart w:id="82" w:name="_Toc218717476"/>
       <w:r>
         <w:t>Stock</w:t>
       </w:r>
       <w:bookmarkEnd w:id="82"/>
     </w:p>
-    <w:p>
-      <w:r>
-        <w:t>Nesta página é possível filtrar, pelo nome e tipo, os produtos disponíveis no stock.</w:t>
-      </w:r>
-    </w:p>
-    <w:p>
-      <w:r>
-        <w:t>Além disso, em cada produto é possível ler o nome, tipo e quantidade disponível.</w:t>
-      </w:r>
-    </w:p>
-    <w:p>
-      <w:r>
+    <w:p/>
+    <w:p>
+      <w:pPr>
+        <w:jc w:val="center"/>
+      </w:pPr>
+      <w:r>
+        <w:rPr>
+          <w:noProof/>
+        </w:rPr>
         <w:lastRenderedPageBreak/>
-        <w:t>Por fim, é apresentado um botão para adicionar novos produtos.</w:t>
-      </w:r>
-    </w:p>
-    <w:p/>
-    <w:p>
-      <w:pPr>
-        <w:jc w:val="center"/>
-      </w:pPr>
-      <w:r>
-        <w:rPr>
-          <w:noProof/>
-        </w:rPr>
         <mc:AlternateContent>
           <mc:Choice Requires="wps">
             <w:drawing>
@@ -14737,7 +15617,42 @@
                               </w:rPr>
                             </w:pPr>
                             <w:r>
-                              <w:t>Figura 21 – Mockup da página de stock</w:t>
+                              <w:t>F</w:t>
+                            </w:r>
+                            <w:r>
+                              <w:t xml:space="preserve">igura </w:t>
+                            </w:r>
+                            <w:r>
+                              <w:fldChar w:fldCharType="begin"/>
+                            </w:r>
+                            <w:r>
+                              <w:instrText xml:space="preserve"> SEQ Figura \* ARABIC </w:instrText>
+                            </w:r>
+                            <w:r>
+                              <w:fldChar w:fldCharType="separate"/>
+                            </w:r>
+                            <w:r>
+                              <w:rPr>
+                                <w:noProof/>
+                              </w:rPr>
+                              <w:t>24</w:t>
+                            </w:r>
+                            <w:r>
+                              <w:rPr>
+                                <w:noProof/>
+                              </w:rPr>
+                              <w:fldChar w:fldCharType="end"/>
+                            </w:r>
+                            <w:r>
+                              <w:t xml:space="preserve">– </w:t>
+                            </w:r>
+                            <w:proofErr w:type="spellStart"/>
+                            <w:r>
+                              <w:t>Mockup</w:t>
+                            </w:r>
+                            <w:proofErr w:type="spellEnd"/>
+                            <w:r>
+                              <w:t xml:space="preserve"> da página de stock</w:t>
                             </w:r>
                           </w:p>
                         </w:txbxContent>
@@ -14777,7 +15692,42 @@
                         </w:rPr>
                       </w:pPr>
                       <w:r>
-                        <w:t>Figura 21 – Mockup da página de stock</w:t>
+                        <w:t>F</w:t>
+                      </w:r>
+                      <w:r>
+                        <w:t xml:space="preserve">igura </w:t>
+                      </w:r>
+                      <w:r>
+                        <w:fldChar w:fldCharType="begin"/>
+                      </w:r>
+                      <w:r>
+                        <w:instrText xml:space="preserve"> SEQ Figura \* ARABIC </w:instrText>
+                      </w:r>
+                      <w:r>
+                        <w:fldChar w:fldCharType="separate"/>
+                      </w:r>
+                      <w:r>
+                        <w:rPr>
+                          <w:noProof/>
+                        </w:rPr>
+                        <w:t>24</w:t>
+                      </w:r>
+                      <w:r>
+                        <w:rPr>
+                          <w:noProof/>
+                        </w:rPr>
+                        <w:fldChar w:fldCharType="end"/>
+                      </w:r>
+                      <w:r>
+                        <w:t xml:space="preserve">– </w:t>
+                      </w:r>
+                      <w:proofErr w:type="spellStart"/>
+                      <w:r>
+                        <w:t>Mockup</w:t>
+                      </w:r>
+                      <w:proofErr w:type="spellEnd"/>
+                      <w:r>
+                        <w:t xml:space="preserve"> da página de stock</w:t>
                       </w:r>
                     </w:p>
                   </w:txbxContent>
@@ -14808,7 +15758,7 @@
                     <pic:cNvPicPr/>
                   </pic:nvPicPr>
                   <pic:blipFill>
-                    <a:blip r:embed="rId35"/>
+                    <a:blip r:embed="rId41"/>
                     <a:stretch>
                       <a:fillRect/>
                     </a:stretch>
@@ -14836,37 +15786,21 @@
       </w:pPr>
       <w:bookmarkStart w:id="83" w:name="_Toc218717477"/>
       <w:r>
+        <w:lastRenderedPageBreak/>
         <w:t>Adicionar produto ao stock</w:t>
       </w:r>
       <w:bookmarkEnd w:id="83"/>
     </w:p>
     <w:p>
-      <w:r>
-        <w:t>No formulário de adição de produtos está presente uma caixa de texto para definir o nome do produto a adicionar</w:t>
-      </w:r>
-      <w:r>
-        <w:t>, tipo, data de validade e quantidade.</w:t>
-      </w:r>
-    </w:p>
-    <w:p>
-      <w:r>
-        <w:t>Além disso é possível também adicionar várias datas e submeter o pedido.</w:t>
-      </w:r>
-    </w:p>
-    <w:p>
       <w:pPr>
         <w:jc w:val="center"/>
       </w:pPr>
       <w:r>
-        <w:rPr>
-          <w:noProof/>
-        </w:rPr>
-        <w:lastRenderedPageBreak/>
         <w:drawing>
-          <wp:inline distT="0" distB="0" distL="0" distR="0" wp14:anchorId="12975F56" wp14:editId="56A0A37D">
-            <wp:extent cx="2734057" cy="5725324"/>
-            <wp:effectExtent l="0" t="0" r="9525" b="0"/>
-            <wp:docPr id="558160869" name="Imagem 1" descr="Uma imagem com texto, captura de ecrã, software, número&#10;&#10;Os conteúdos gerados por IA podem estar incorretos."/>
+          <wp:inline distT="0" distB="0" distL="0" distR="0" wp14:anchorId="576C26DA" wp14:editId="162185D8">
+            <wp:extent cx="2648320" cy="5601482"/>
+            <wp:effectExtent l="0" t="0" r="0" b="0"/>
+            <wp:docPr id="212671426" name="Imagem 1" descr="Uma imagem com texto, captura de ecrã, Tipo de letra, número&#10;&#10;Os conteúdos gerados por IA podem estar incorretos."/>
             <wp:cNvGraphicFramePr>
               <a:graphicFrameLocks xmlns:a="http://schemas.openxmlformats.org/drawingml/2006/main" noChangeAspect="1"/>
             </wp:cNvGraphicFramePr>
@@ -14874,11 +15808,11 @@
               <a:graphicData uri="http://schemas.openxmlformats.org/drawingml/2006/picture">
                 <pic:pic xmlns:pic="http://schemas.openxmlformats.org/drawingml/2006/picture">
                   <pic:nvPicPr>
-                    <pic:cNvPr id="558160869" name="Imagem 1" descr="Uma imagem com texto, captura de ecrã, software, número&#10;&#10;Os conteúdos gerados por IA podem estar incorretos."/>
+                    <pic:cNvPr id="212671426" name="Imagem 1" descr="Uma imagem com texto, captura de ecrã, Tipo de letra, número&#10;&#10;Os conteúdos gerados por IA podem estar incorretos."/>
                     <pic:cNvPicPr/>
                   </pic:nvPicPr>
                   <pic:blipFill>
-                    <a:blip r:embed="rId36"/>
+                    <a:blip r:embed="rId42"/>
                     <a:stretch>
                       <a:fillRect/>
                     </a:stretch>
@@ -14886,7 +15820,7 @@
                   <pic:spPr>
                     <a:xfrm>
                       <a:off x="0" y="0"/>
-                      <a:ext cx="2734057" cy="5725324"/>
+                      <a:ext cx="2648320" cy="5601482"/>
                     </a:xfrm>
                     <a:prstGeom prst="rect">
                       <a:avLst/>
@@ -14967,13 +15901,42 @@
                               </w:rPr>
                             </w:pPr>
                             <w:r>
-                              <w:t>Figura 2</w:t>
+                              <w:t>F</w:t>
                             </w:r>
                             <w:r>
-                              <w:t>2</w:t>
+                              <w:t xml:space="preserve">igura </w:t>
                             </w:r>
                             <w:r>
-                              <w:t xml:space="preserve"> – Mockup do formulário de adição de produto ao stock</w:t>
+                              <w:fldChar w:fldCharType="begin"/>
+                            </w:r>
+                            <w:r>
+                              <w:instrText xml:space="preserve"> SEQ Figura \* ARABIC </w:instrText>
+                            </w:r>
+                            <w:r>
+                              <w:fldChar w:fldCharType="separate"/>
+                            </w:r>
+                            <w:r>
+                              <w:rPr>
+                                <w:noProof/>
+                              </w:rPr>
+                              <w:t>25</w:t>
+                            </w:r>
+                            <w:r>
+                              <w:rPr>
+                                <w:noProof/>
+                              </w:rPr>
+                              <w:fldChar w:fldCharType="end"/>
+                            </w:r>
+                            <w:r>
+                              <w:t xml:space="preserve"> – </w:t>
+                            </w:r>
+                            <w:proofErr w:type="spellStart"/>
+                            <w:r>
+                              <w:t>Mockup</w:t>
+                            </w:r>
+                            <w:proofErr w:type="spellEnd"/>
+                            <w:r>
+                              <w:t xml:space="preserve"> do formulário de adição de produto ao stock</w:t>
                             </w:r>
                           </w:p>
                         </w:txbxContent>
@@ -15013,13 +15976,42 @@
                         </w:rPr>
                       </w:pPr>
                       <w:r>
-                        <w:t>Figura 2</w:t>
+                        <w:t>F</w:t>
                       </w:r>
                       <w:r>
-                        <w:t>2</w:t>
+                        <w:t xml:space="preserve">igura </w:t>
                       </w:r>
                       <w:r>
-                        <w:t xml:space="preserve"> – Mockup do formulário de adição de produto ao stock</w:t>
+                        <w:fldChar w:fldCharType="begin"/>
+                      </w:r>
+                      <w:r>
+                        <w:instrText xml:space="preserve"> SEQ Figura \* ARABIC </w:instrText>
+                      </w:r>
+                      <w:r>
+                        <w:fldChar w:fldCharType="separate"/>
+                      </w:r>
+                      <w:r>
+                        <w:rPr>
+                          <w:noProof/>
+                        </w:rPr>
+                        <w:t>25</w:t>
+                      </w:r>
+                      <w:r>
+                        <w:rPr>
+                          <w:noProof/>
+                        </w:rPr>
+                        <w:fldChar w:fldCharType="end"/>
+                      </w:r>
+                      <w:r>
+                        <w:t xml:space="preserve"> – </w:t>
+                      </w:r>
+                      <w:proofErr w:type="spellStart"/>
+                      <w:r>
+                        <w:t>Mockup</w:t>
+                      </w:r>
+                      <w:proofErr w:type="spellEnd"/>
+                      <w:r>
+                        <w:t xml:space="preserve"> do formulário de adição de produto ao stock</w:t>
                       </w:r>
                     </w:p>
                   </w:txbxContent>
@@ -15029,6 +16021,16 @@
             </w:pict>
           </mc:Fallback>
         </mc:AlternateContent>
+      </w:r>
+    </w:p>
+    <w:p>
+      <w:r>
+        <w:t>No formulário de adição de produtos está presente uma caixa de texto para definir o nome do produto a adicionar, tipo, data de validade e quantidade.</w:t>
+      </w:r>
+    </w:p>
+    <w:p>
+      <w:r>
+        <w:t>Além disso é possível também adicionar várias datas e submeter o pedido.</w:t>
       </w:r>
     </w:p>
     <w:p/>
@@ -15067,7 +16069,7 @@
                     <pic:cNvPicPr/>
                   </pic:nvPicPr>
                   <pic:blipFill>
-                    <a:blip r:embed="rId37"/>
+                    <a:blip r:embed="rId43"/>
                     <a:stretch>
                       <a:fillRect/>
                     </a:stretch>
@@ -15153,13 +16155,42 @@
                               </w:rPr>
                             </w:pPr>
                             <w:r>
-                              <w:t>Figura 2</w:t>
+                              <w:t>F</w:t>
                             </w:r>
                             <w:r>
-                              <w:t>3</w:t>
+                              <w:t xml:space="preserve">igura </w:t>
                             </w:r>
                             <w:r>
-                              <w:t xml:space="preserve"> – Mockups das páginas de gestão de produtos no stock</w:t>
+                              <w:fldChar w:fldCharType="begin"/>
+                            </w:r>
+                            <w:r>
+                              <w:instrText xml:space="preserve"> SEQ Figura \* ARABIC </w:instrText>
+                            </w:r>
+                            <w:r>
+                              <w:fldChar w:fldCharType="separate"/>
+                            </w:r>
+                            <w:r>
+                              <w:rPr>
+                                <w:noProof/>
+                              </w:rPr>
+                              <w:t>26</w:t>
+                            </w:r>
+                            <w:r>
+                              <w:rPr>
+                                <w:noProof/>
+                              </w:rPr>
+                              <w:fldChar w:fldCharType="end"/>
+                            </w:r>
+                            <w:r>
+                              <w:t xml:space="preserve">– </w:t>
+                            </w:r>
+                            <w:proofErr w:type="spellStart"/>
+                            <w:r>
+                              <w:t>Mockups</w:t>
+                            </w:r>
+                            <w:proofErr w:type="spellEnd"/>
+                            <w:r>
+                              <w:t xml:space="preserve"> das páginas de gestão de produtos no stock</w:t>
                             </w:r>
                           </w:p>
                         </w:txbxContent>
@@ -15199,13 +16230,42 @@
                         </w:rPr>
                       </w:pPr>
                       <w:r>
-                        <w:t>Figura 2</w:t>
+                        <w:t>F</w:t>
                       </w:r>
                       <w:r>
-                        <w:t>3</w:t>
+                        <w:t xml:space="preserve">igura </w:t>
                       </w:r>
                       <w:r>
-                        <w:t xml:space="preserve"> – Mockups das páginas de gestão de produtos no stock</w:t>
+                        <w:fldChar w:fldCharType="begin"/>
+                      </w:r>
+                      <w:r>
+                        <w:instrText xml:space="preserve"> SEQ Figura \* ARABIC </w:instrText>
+                      </w:r>
+                      <w:r>
+                        <w:fldChar w:fldCharType="separate"/>
+                      </w:r>
+                      <w:r>
+                        <w:rPr>
+                          <w:noProof/>
+                        </w:rPr>
+                        <w:t>26</w:t>
+                      </w:r>
+                      <w:r>
+                        <w:rPr>
+                          <w:noProof/>
+                        </w:rPr>
+                        <w:fldChar w:fldCharType="end"/>
+                      </w:r>
+                      <w:r>
+                        <w:t xml:space="preserve">– </w:t>
+                      </w:r>
+                      <w:proofErr w:type="spellStart"/>
+                      <w:r>
+                        <w:t>Mockups</w:t>
+                      </w:r>
+                      <w:proofErr w:type="spellEnd"/>
+                      <w:r>
+                        <w:t xml:space="preserve"> das páginas de gestão de produtos no stock</w:t>
                       </w:r>
                     </w:p>
                   </w:txbxContent>
@@ -15227,10 +16287,10 @@
         <w:lastRenderedPageBreak/>
         <w:t xml:space="preserve">Gestão de </w:t>
       </w:r>
-      <w:r>
-        <w:t>subsidiários</w:t>
-      </w:r>
       <w:bookmarkEnd w:id="85"/>
+      <w:r>
+        <w:t>Beneficiários</w:t>
+      </w:r>
     </w:p>
     <w:p>
       <w:pPr>
@@ -15243,13 +16303,13 @@
         <mc:AlternateContent>
           <mc:Choice Requires="wps">
             <w:drawing>
-              <wp:anchor distT="0" distB="0" distL="114300" distR="114300" simplePos="0" relativeHeight="251707392" behindDoc="1" locked="0" layoutInCell="1" allowOverlap="1" wp14:anchorId="394C169E" wp14:editId="17244F1F">
+              <wp:anchor distT="0" distB="0" distL="114300" distR="114300" simplePos="0" relativeHeight="251707392" behindDoc="1" locked="0" layoutInCell="1" allowOverlap="1" wp14:anchorId="394C169E" wp14:editId="2AA1A20D">
                 <wp:simplePos x="0" y="0"/>
                 <wp:positionH relativeFrom="margin">
-                  <wp:align>center</wp:align>
+                  <wp:posOffset>1414780</wp:posOffset>
                 </wp:positionH>
                 <wp:positionV relativeFrom="paragraph">
-                  <wp:posOffset>5857875</wp:posOffset>
+                  <wp:posOffset>3711575</wp:posOffset>
                 </wp:positionV>
                 <wp:extent cx="2794635" cy="635"/>
                 <wp:effectExtent l="0" t="0" r="5715" b="0"/>
@@ -15300,7 +16360,60 @@
                               </w:rPr>
                             </w:pPr>
                             <w:r>
-                              <w:t>Figura 24 – Mockup da página de gestão de subsidiários</w:t>
+                              <w:t>F</w:t>
+                            </w:r>
+                            <w:r>
+                              <w:t xml:space="preserve">igura </w:t>
+                            </w:r>
+                            <w:r>
+                              <w:fldChar w:fldCharType="begin"/>
+                            </w:r>
+                            <w:r>
+                              <w:instrText xml:space="preserve"> SEQ Figura \* ARABIC </w:instrText>
+                            </w:r>
+                            <w:r>
+                              <w:fldChar w:fldCharType="separate"/>
+                            </w:r>
+                            <w:r>
+                              <w:rPr>
+                                <w:noProof/>
+                              </w:rPr>
+                              <w:t>27</w:t>
+                            </w:r>
+                            <w:r>
+                              <w:rPr>
+                                <w:noProof/>
+                              </w:rPr>
+                              <w:fldChar w:fldCharType="end"/>
+                            </w:r>
+                            <w:r>
+                              <w:t xml:space="preserve">– </w:t>
+                            </w:r>
+                            <w:proofErr w:type="spellStart"/>
+                            <w:r>
+                              <w:t>Mockup</w:t>
+                            </w:r>
+                            <w:r>
+                              <w:t>s</w:t>
+                            </w:r>
+                            <w:proofErr w:type="spellEnd"/>
+                            <w:r>
+                              <w:t xml:space="preserve"> da</w:t>
+                            </w:r>
+                            <w:r>
+                              <w:t>s</w:t>
+                            </w:r>
+                            <w:r>
+                              <w:t xml:space="preserve"> página</w:t>
+                            </w:r>
+                            <w:r>
+                              <w:t>s</w:t>
+                            </w:r>
+                            <w:r>
+                              <w:t xml:space="preserve"> de gestão de </w:t>
+                            </w:r>
+                            <w:r>
+                              <w:t>beneficiários</w:t>
                             </w:r>
                           </w:p>
                         </w:txbxContent>
@@ -15322,7 +16435,7 @@
           </mc:Choice>
           <mc:Fallback>
             <w:pict>
-              <v:shape w14:anchorId="394C169E" id="_x0000_s1045" type="#_x0000_t202" style="position:absolute;left:0;text-align:left;margin-left:0;margin-top:461.25pt;width:220.05pt;height:.05pt;z-index:-251609088;visibility:visible;mso-wrap-style:square;mso-width-percent:0;mso-wrap-distance-left:9pt;mso-wrap-distance-top:0;mso-wrap-distance-right:9pt;mso-wrap-distance-bottom:0;mso-position-horizontal:center;mso-position-horizontal-relative:margin;mso-position-vertical:absolute;mso-position-vertical-relative:text;mso-width-percent:0;mso-width-relative:margin;v-text-anchor:top" o:gfxdata="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" stroked="f">
+              <v:shape w14:anchorId="394C169E" id="_x0000_s1045" type="#_x0000_t202" style="position:absolute;left:0;text-align:left;margin-left:111.4pt;margin-top:292.25pt;width:220.05pt;height:.05pt;z-index:-251609088;visibility:visible;mso-wrap-style:square;mso-width-percent:0;mso-wrap-distance-left:9pt;mso-wrap-distance-top:0;mso-wrap-distance-right:9pt;mso-wrap-distance-bottom:0;mso-position-horizontal:absolute;mso-position-horizontal-relative:margin;mso-position-vertical:absolute;mso-position-vertical-relative:text;mso-width-percent:0;mso-width-relative:margin;v-text-anchor:top" o:gfxdata="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" stroked="f">
                 <v:textbox style="mso-fit-shape-to-text:t" inset="0,0,0,0">
                   <w:txbxContent>
                     <w:p>
@@ -15340,7 +16453,60 @@
                         </w:rPr>
                       </w:pPr>
                       <w:r>
-                        <w:t>Figura 24 – Mockup da página de gestão de subsidiários</w:t>
+                        <w:t>F</w:t>
+                      </w:r>
+                      <w:r>
+                        <w:t xml:space="preserve">igura </w:t>
+                      </w:r>
+                      <w:r>
+                        <w:fldChar w:fldCharType="begin"/>
+                      </w:r>
+                      <w:r>
+                        <w:instrText xml:space="preserve"> SEQ Figura \* ARABIC </w:instrText>
+                      </w:r>
+                      <w:r>
+                        <w:fldChar w:fldCharType="separate"/>
+                      </w:r>
+                      <w:r>
+                        <w:rPr>
+                          <w:noProof/>
+                        </w:rPr>
+                        <w:t>27</w:t>
+                      </w:r>
+                      <w:r>
+                        <w:rPr>
+                          <w:noProof/>
+                        </w:rPr>
+                        <w:fldChar w:fldCharType="end"/>
+                      </w:r>
+                      <w:r>
+                        <w:t xml:space="preserve">– </w:t>
+                      </w:r>
+                      <w:proofErr w:type="spellStart"/>
+                      <w:r>
+                        <w:t>Mockup</w:t>
+                      </w:r>
+                      <w:r>
+                        <w:t>s</w:t>
+                      </w:r>
+                      <w:proofErr w:type="spellEnd"/>
+                      <w:r>
+                        <w:t xml:space="preserve"> da</w:t>
+                      </w:r>
+                      <w:r>
+                        <w:t>s</w:t>
+                      </w:r>
+                      <w:r>
+                        <w:t xml:space="preserve"> página</w:t>
+                      </w:r>
+                      <w:r>
+                        <w:t>s</w:t>
+                      </w:r>
+                      <w:r>
+                        <w:t xml:space="preserve"> de gestão de </w:t>
+                      </w:r>
+                      <w:r>
+                        <w:t>beneficiários</w:t>
                       </w:r>
                     </w:p>
                   </w:txbxContent>
@@ -15356,9 +16522,9 @@
           <w:noProof/>
         </w:rPr>
         <w:drawing>
-          <wp:inline distT="0" distB="0" distL="0" distR="0" wp14:anchorId="53FE6BF6" wp14:editId="29AC08D2">
-            <wp:extent cx="2657846" cy="5715798"/>
-            <wp:effectExtent l="0" t="0" r="9525" b="0"/>
+          <wp:inline distT="0" distB="0" distL="0" distR="0" wp14:anchorId="53FE6BF6" wp14:editId="210477AF">
+            <wp:extent cx="1635315" cy="3516807"/>
+            <wp:effectExtent l="0" t="0" r="3175" b="7620"/>
             <wp:docPr id="1946395785" name="Imagem 1" descr="Uma imagem com texto, captura de ecrã, software, número&#10;&#10;Os conteúdos gerados por IA podem estar incorretos."/>
             <wp:cNvGraphicFramePr>
               <a:graphicFrameLocks xmlns:a="http://schemas.openxmlformats.org/drawingml/2006/main" noChangeAspect="1"/>
@@ -15371,7 +16537,7 @@
                     <pic:cNvPicPr/>
                   </pic:nvPicPr>
                   <pic:blipFill>
-                    <a:blip r:embed="rId38"/>
+                    <a:blip r:embed="rId44"/>
                     <a:stretch>
                       <a:fillRect/>
                     </a:stretch>
@@ -15379,7 +16545,7 @@
                   <pic:spPr>
                     <a:xfrm>
                       <a:off x="0" y="0"/>
-                      <a:ext cx="2657846" cy="5715798"/>
+                      <a:ext cx="1653924" cy="3556827"/>
                     </a:xfrm>
                     <a:prstGeom prst="rect">
                       <a:avLst/>
@@ -15391,6 +16557,80 @@
           </wp:inline>
         </w:drawing>
       </w:r>
+      <w:r>
+        <w:drawing>
+          <wp:inline distT="0" distB="0" distL="0" distR="0" wp14:anchorId="50FB3DD6" wp14:editId="51800E36">
+            <wp:extent cx="1685903" cy="3530048"/>
+            <wp:effectExtent l="0" t="0" r="0" b="0"/>
+            <wp:docPr id="1714152719" name="Imagem 1" descr="Uma imagem com texto, captura de ecrã, Tipo de letra, número&#10;&#10;Os conteúdos gerados por IA podem estar incorretos."/>
+            <wp:cNvGraphicFramePr>
+              <a:graphicFrameLocks xmlns:a="http://schemas.openxmlformats.org/drawingml/2006/main" noChangeAspect="1"/>
+            </wp:cNvGraphicFramePr>
+            <a:graphic xmlns:a="http://schemas.openxmlformats.org/drawingml/2006/main">
+              <a:graphicData uri="http://schemas.openxmlformats.org/drawingml/2006/picture">
+                <pic:pic xmlns:pic="http://schemas.openxmlformats.org/drawingml/2006/picture">
+                  <pic:nvPicPr>
+                    <pic:cNvPr id="1714152719" name="Imagem 1" descr="Uma imagem com texto, captura de ecrã, Tipo de letra, número&#10;&#10;Os conteúdos gerados por IA podem estar incorretos."/>
+                    <pic:cNvPicPr/>
+                  </pic:nvPicPr>
+                  <pic:blipFill>
+                    <a:blip r:embed="rId45"/>
+                    <a:stretch>
+                      <a:fillRect/>
+                    </a:stretch>
+                  </pic:blipFill>
+                  <pic:spPr>
+                    <a:xfrm>
+                      <a:off x="0" y="0"/>
+                      <a:ext cx="1694156" cy="3547329"/>
+                    </a:xfrm>
+                    <a:prstGeom prst="rect">
+                      <a:avLst/>
+                    </a:prstGeom>
+                  </pic:spPr>
+                </pic:pic>
+              </a:graphicData>
+            </a:graphic>
+          </wp:inline>
+        </w:drawing>
+      </w:r>
+      <w:r>
+        <w:drawing>
+          <wp:inline distT="0" distB="0" distL="0" distR="0" wp14:anchorId="3551DADF" wp14:editId="0CFD7BEB">
+            <wp:extent cx="1716102" cy="3516208"/>
+            <wp:effectExtent l="0" t="0" r="0" b="8255"/>
+            <wp:docPr id="363479900" name="Imagem 1" descr="Uma imagem com texto, captura de ecrã, número, software&#10;&#10;Os conteúdos gerados por IA podem estar incorretos."/>
+            <wp:cNvGraphicFramePr>
+              <a:graphicFrameLocks xmlns:a="http://schemas.openxmlformats.org/drawingml/2006/main" noChangeAspect="1"/>
+            </wp:cNvGraphicFramePr>
+            <a:graphic xmlns:a="http://schemas.openxmlformats.org/drawingml/2006/main">
+              <a:graphicData uri="http://schemas.openxmlformats.org/drawingml/2006/picture">
+                <pic:pic xmlns:pic="http://schemas.openxmlformats.org/drawingml/2006/picture">
+                  <pic:nvPicPr>
+                    <pic:cNvPr id="363479900" name="Imagem 1" descr="Uma imagem com texto, captura de ecrã, número, software&#10;&#10;Os conteúdos gerados por IA podem estar incorretos."/>
+                    <pic:cNvPicPr/>
+                  </pic:nvPicPr>
+                  <pic:blipFill>
+                    <a:blip r:embed="rId46"/>
+                    <a:stretch>
+                      <a:fillRect/>
+                    </a:stretch>
+                  </pic:blipFill>
+                  <pic:spPr>
+                    <a:xfrm>
+                      <a:off x="0" y="0"/>
+                      <a:ext cx="1722096" cy="3528490"/>
+                    </a:xfrm>
+                    <a:prstGeom prst="rect">
+                      <a:avLst/>
+                    </a:prstGeom>
+                  </pic:spPr>
+                </pic:pic>
+              </a:graphicData>
+            </a:graphic>
+          </wp:inline>
+        </w:drawing>
+      </w:r>
     </w:p>
     <w:p>
       <w:pPr>
@@ -15399,14 +16639,37 @@
     </w:p>
     <w:p>
       <w:pPr>
+        <w:jc w:val="both"/>
+      </w:pPr>
+      <w:r>
+        <w:t>Nesta página é possível consultar a lista de todos os estudantes beneficiários registados na aplicação. É possível pesquisar por nome e utilizar os filtros para ver apenas os "Ativos" ou "Suspensos".</w:t>
+      </w:r>
+    </w:p>
+    <w:p>
+      <w:pPr>
+        <w:jc w:val="both"/>
+      </w:pPr>
+      <w:r>
+        <w:t>Ao selecionar um estudante, é apresentado o seu perfil detalhado, onde é possível consultar os próximos agendamentos e o estado das faltas. Além disso, existe um botão para "Preparar Cabaz".</w:t>
+      </w:r>
+    </w:p>
+    <w:p>
+      <w:pPr>
+        <w:jc w:val="both"/>
+      </w:pPr>
+      <w:r>
+        <w:t>No ecrã de preparação de cabaz, o funcionário pode selecionar a data do agendamento e adicionar os itens a entregar (como iogurtes ou papel higiénico), ajustando as quantidades antes de confirmar a saída de stock.</w:t>
+      </w:r>
+    </w:p>
+    <w:p/>
+    <w:p>
+      <w:pPr>
         <w:pStyle w:val="Ttulo2"/>
       </w:pPr>
-      <w:bookmarkStart w:id="86" w:name="_Toc218717480"/>
       <w:r>
         <w:lastRenderedPageBreak/>
-        <w:t>Calendário</w:t>
-      </w:r>
-      <w:bookmarkEnd w:id="86"/>
+        <w:t>Pedido de Bens</w:t>
+      </w:r>
     </w:p>
     <w:p>
       <w:pPr>
@@ -15419,21 +16682,364 @@
         <mc:AlternateContent>
           <mc:Choice Requires="wps">
             <w:drawing>
-              <wp:anchor distT="0" distB="0" distL="114300" distR="114300" simplePos="0" relativeHeight="251709440" behindDoc="1" locked="0" layoutInCell="1" allowOverlap="1" wp14:anchorId="5E851F1D" wp14:editId="18B58BD1">
+              <wp:anchor distT="0" distB="0" distL="114300" distR="114300" simplePos="0" relativeHeight="251721728" behindDoc="1" locked="0" layoutInCell="1" allowOverlap="1" wp14:anchorId="75FE844B" wp14:editId="399FF068">
                 <wp:simplePos x="0" y="0"/>
                 <wp:positionH relativeFrom="margin">
                   <wp:align>center</wp:align>
                 </wp:positionH>
                 <wp:positionV relativeFrom="paragraph">
-                  <wp:posOffset>6054090</wp:posOffset>
+                  <wp:posOffset>5903042</wp:posOffset>
                 </wp:positionV>
                 <wp:extent cx="2794635" cy="635"/>
                 <wp:effectExtent l="0" t="0" r="5715" b="0"/>
                 <wp:wrapTight wrapText="bothSides">
                   <wp:wrapPolygon edited="0">
                     <wp:start x="0" y="0"/>
-                    <wp:lineTo x="0" y="20282"/>
-                    <wp:lineTo x="21497" y="20282"/>
+                    <wp:lineTo x="0" y="20057"/>
+                    <wp:lineTo x="21497" y="20057"/>
+                    <wp:lineTo x="21497" y="0"/>
+                    <wp:lineTo x="0" y="0"/>
+                  </wp:wrapPolygon>
+                </wp:wrapTight>
+                <wp:docPr id="700441459" name="Caixa de texto 1"/>
+                <wp:cNvGraphicFramePr/>
+                <a:graphic xmlns:a="http://schemas.openxmlformats.org/drawingml/2006/main">
+                  <a:graphicData uri="http://schemas.microsoft.com/office/word/2010/wordprocessingShape">
+                    <wps:wsp>
+                      <wps:cNvSpPr txBox="1"/>
+                      <wps:spPr>
+                        <a:xfrm>
+                          <a:off x="0" y="0"/>
+                          <a:ext cx="2794635" cy="635"/>
+                        </a:xfrm>
+                        <a:prstGeom prst="rect">
+                          <a:avLst/>
+                        </a:prstGeom>
+                        <a:solidFill>
+                          <a:prstClr val="white"/>
+                        </a:solidFill>
+                        <a:ln>
+                          <a:noFill/>
+                        </a:ln>
+                      </wps:spPr>
+                      <wps:txbx>
+                        <w:txbxContent>
+                          <w:p>
+                            <w:pPr>
+                              <w:pStyle w:val="Legenda"/>
+                              <w:jc w:val="center"/>
+                              <w:rPr>
+                                <w:rFonts w:ascii="Arial" w:hAnsi="Arial"/>
+                                <w:b/>
+                                <w:bCs/>
+                                <w:noProof/>
+                                <w:color w:val="000000" w:themeColor="text1"/>
+                                <w:sz w:val="26"/>
+                                <w:szCs w:val="26"/>
+                              </w:rPr>
+                            </w:pPr>
+                            <w:r>
+                              <w:t>F</w:t>
+                            </w:r>
+                            <w:r>
+                              <w:t xml:space="preserve">igura </w:t>
+                            </w:r>
+                            <w:r>
+                              <w:fldChar w:fldCharType="begin"/>
+                            </w:r>
+                            <w:r>
+                              <w:instrText xml:space="preserve"> SEQ Figura \* ARABIC </w:instrText>
+                            </w:r>
+                            <w:r>
+                              <w:fldChar w:fldCharType="separate"/>
+                            </w:r>
+                            <w:r>
+                              <w:rPr>
+                                <w:noProof/>
+                              </w:rPr>
+                              <w:t>28</w:t>
+                            </w:r>
+                            <w:r>
+                              <w:rPr>
+                                <w:noProof/>
+                              </w:rPr>
+                              <w:fldChar w:fldCharType="end"/>
+                            </w:r>
+                            <w:r>
+                              <w:t xml:space="preserve">– </w:t>
+                            </w:r>
+                            <w:proofErr w:type="spellStart"/>
+                            <w:r>
+                              <w:t>Mockups</w:t>
+                            </w:r>
+                            <w:proofErr w:type="spellEnd"/>
+                            <w:r>
+                              <w:t xml:space="preserve"> das páginas de gestão de beneficiários</w:t>
+                            </w:r>
+                          </w:p>
+                        </w:txbxContent>
+                      </wps:txbx>
+                      <wps:bodyPr rot="0" spcFirstLastPara="0" vertOverflow="overflow" horzOverflow="overflow" vert="horz" wrap="square" lIns="0" tIns="0" rIns="0" bIns="0" numCol="1" spcCol="0" rtlCol="0" fromWordArt="0" anchor="t" anchorCtr="0" forceAA="0" compatLnSpc="1">
+                        <a:prstTxWarp prst="textNoShape">
+                          <a:avLst/>
+                        </a:prstTxWarp>
+                        <a:spAutoFit/>
+                      </wps:bodyPr>
+                    </wps:wsp>
+                  </a:graphicData>
+                </a:graphic>
+                <wp14:sizeRelH relativeFrom="margin">
+                  <wp14:pctWidth>0</wp14:pctWidth>
+                </wp14:sizeRelH>
+              </wp:anchor>
+            </w:drawing>
+          </mc:Choice>
+          <mc:Fallback>
+            <w:pict>
+              <v:shape w14:anchorId="75FE844B" id="_x0000_s1046" type="#_x0000_t202" style="position:absolute;left:0;text-align:left;margin-left:0;margin-top:464.8pt;width:220.05pt;height:.05pt;z-index:-251594752;visibility:visible;mso-wrap-style:square;mso-width-percent:0;mso-wrap-distance-left:9pt;mso-wrap-distance-top:0;mso-wrap-distance-right:9pt;mso-wrap-distance-bottom:0;mso-position-horizontal:center;mso-position-horizontal-relative:margin;mso-position-vertical:absolute;mso-position-vertical-relative:text;mso-width-percent:0;mso-width-relative:margin;v-text-anchor:top" o:gfxdata="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" stroked="f">
+                <v:textbox style="mso-fit-shape-to-text:t" inset="0,0,0,0">
+                  <w:txbxContent>
+                    <w:p>
+                      <w:pPr>
+                        <w:pStyle w:val="Legenda"/>
+                        <w:jc w:val="center"/>
+                        <w:rPr>
+                          <w:rFonts w:ascii="Arial" w:hAnsi="Arial"/>
+                          <w:b/>
+                          <w:bCs/>
+                          <w:noProof/>
+                          <w:color w:val="000000" w:themeColor="text1"/>
+                          <w:sz w:val="26"/>
+                          <w:szCs w:val="26"/>
+                        </w:rPr>
+                      </w:pPr>
+                      <w:r>
+                        <w:t>F</w:t>
+                      </w:r>
+                      <w:r>
+                        <w:t xml:space="preserve">igura </w:t>
+                      </w:r>
+                      <w:r>
+                        <w:fldChar w:fldCharType="begin"/>
+                      </w:r>
+                      <w:r>
+                        <w:instrText xml:space="preserve"> SEQ Figura \* ARABIC </w:instrText>
+                      </w:r>
+                      <w:r>
+                        <w:fldChar w:fldCharType="separate"/>
+                      </w:r>
+                      <w:r>
+                        <w:rPr>
+                          <w:noProof/>
+                        </w:rPr>
+                        <w:t>28</w:t>
+                      </w:r>
+                      <w:r>
+                        <w:rPr>
+                          <w:noProof/>
+                        </w:rPr>
+                        <w:fldChar w:fldCharType="end"/>
+                      </w:r>
+                      <w:r>
+                        <w:t xml:space="preserve">– </w:t>
+                      </w:r>
+                      <w:proofErr w:type="spellStart"/>
+                      <w:r>
+                        <w:t>Mockups</w:t>
+                      </w:r>
+                      <w:proofErr w:type="spellEnd"/>
+                      <w:r>
+                        <w:t xml:space="preserve"> das páginas de gestão de beneficiários</w:t>
+                      </w:r>
+                    </w:p>
+                  </w:txbxContent>
+                </v:textbox>
+                <w10:wrap type="tight" anchorx="margin"/>
+              </v:shape>
+            </w:pict>
+          </mc:Fallback>
+        </mc:AlternateContent>
+      </w:r>
+      <w:r>
+        <w:drawing>
+          <wp:inline distT="0" distB="0" distL="0" distR="0" wp14:anchorId="1271D1A4" wp14:editId="73465DD0">
+            <wp:extent cx="2762636" cy="5763429"/>
+            <wp:effectExtent l="0" t="0" r="0" b="0"/>
+            <wp:docPr id="276345522" name="Imagem 1" descr="Uma imagem com texto, captura de ecrã, Tipo de letra, número&#10;&#10;Os conteúdos gerados por IA podem estar incorretos."/>
+            <wp:cNvGraphicFramePr>
+              <a:graphicFrameLocks xmlns:a="http://schemas.openxmlformats.org/drawingml/2006/main" noChangeAspect="1"/>
+            </wp:cNvGraphicFramePr>
+            <a:graphic xmlns:a="http://schemas.openxmlformats.org/drawingml/2006/main">
+              <a:graphicData uri="http://schemas.openxmlformats.org/drawingml/2006/picture">
+                <pic:pic xmlns:pic="http://schemas.openxmlformats.org/drawingml/2006/picture">
+                  <pic:nvPicPr>
+                    <pic:cNvPr id="276345522" name="Imagem 1" descr="Uma imagem com texto, captura de ecrã, Tipo de letra, número&#10;&#10;Os conteúdos gerados por IA podem estar incorretos."/>
+                    <pic:cNvPicPr/>
+                  </pic:nvPicPr>
+                  <pic:blipFill>
+                    <a:blip r:embed="rId47"/>
+                    <a:stretch>
+                      <a:fillRect/>
+                    </a:stretch>
+                  </pic:blipFill>
+                  <pic:spPr>
+                    <a:xfrm>
+                      <a:off x="0" y="0"/>
+                      <a:ext cx="2762636" cy="5763429"/>
+                    </a:xfrm>
+                    <a:prstGeom prst="rect">
+                      <a:avLst/>
+                    </a:prstGeom>
+                  </pic:spPr>
+                </pic:pic>
+              </a:graphicData>
+            </a:graphic>
+          </wp:inline>
+        </w:drawing>
+      </w:r>
+    </w:p>
+    <w:p/>
+    <w:p>
+      <w:pPr>
+        <w:jc w:val="both"/>
+      </w:pPr>
+      <w:r>
+        <w:t>No formulário de pedido de bens, o utilizador deve preencher os seus dados de identificação, como nome, data de nascimento e número de telemóvel.</w:t>
+      </w:r>
+    </w:p>
+    <w:p>
+      <w:pPr>
+        <w:jc w:val="both"/>
+        <w:rPr>
+          <w:rFonts w:ascii="Arial" w:eastAsiaTheme="majorEastAsia" w:hAnsi="Arial" w:cstheme="majorBidi"/>
+          <w:b/>
+          <w:bCs/>
+          <w:color w:val="000000" w:themeColor="text1"/>
+          <w:sz w:val="26"/>
+          <w:szCs w:val="26"/>
+        </w:rPr>
+      </w:pPr>
+      <w:r>
+        <w:t>Além disso, é necessário indicar o ano letivo e selecionar o tipo de bens que necessita (Alimentar, Produtos de Higiene ou Limpeza). Por fim, existe uma opção para confirmar se é estudante atualmente, habilitando o preenchimento dos dados escolares.</w:t>
+      </w:r>
+      <w:r>
+        <w:br w:type="page"/>
+      </w:r>
+    </w:p>
+    <w:p>
+      <w:pPr>
+        <w:pStyle w:val="Ttulo2"/>
+      </w:pPr>
+      <w:r>
+        <w:lastRenderedPageBreak/>
+        <w:t>Calendário</w:t>
+      </w:r>
+    </w:p>
+    <w:p>
+      <w:pPr>
+        <w:jc w:val="center"/>
+      </w:pPr>
+      <w:r>
+        <w:rPr>
+          <w:noProof/>
+        </w:rPr>
+        <w:drawing>
+          <wp:inline distT="0" distB="0" distL="0" distR="0" wp14:anchorId="4B7FB77B" wp14:editId="213F3411">
+            <wp:extent cx="2115027" cy="4498975"/>
+            <wp:effectExtent l="0" t="0" r="0" b="0"/>
+            <wp:docPr id="1501502541" name="Imagem 1" descr="Uma imagem com texto, captura de ecrã, número, design&#10;&#10;Os conteúdos gerados por IA podem estar incorretos."/>
+            <wp:cNvGraphicFramePr>
+              <a:graphicFrameLocks xmlns:a="http://schemas.openxmlformats.org/drawingml/2006/main" noChangeAspect="1"/>
+            </wp:cNvGraphicFramePr>
+            <a:graphic xmlns:a="http://schemas.openxmlformats.org/drawingml/2006/main">
+              <a:graphicData uri="http://schemas.openxmlformats.org/drawingml/2006/picture">
+                <pic:pic xmlns:pic="http://schemas.openxmlformats.org/drawingml/2006/picture">
+                  <pic:nvPicPr>
+                    <pic:cNvPr id="1501502541" name="Imagem 1" descr="Uma imagem com texto, captura de ecrã, número, design&#10;&#10;Os conteúdos gerados por IA podem estar incorretos."/>
+                    <pic:cNvPicPr/>
+                  </pic:nvPicPr>
+                  <pic:blipFill>
+                    <a:blip r:embed="rId48"/>
+                    <a:stretch>
+                      <a:fillRect/>
+                    </a:stretch>
+                  </pic:blipFill>
+                  <pic:spPr>
+                    <a:xfrm>
+                      <a:off x="0" y="0"/>
+                      <a:ext cx="2118881" cy="4507173"/>
+                    </a:xfrm>
+                    <a:prstGeom prst="rect">
+                      <a:avLst/>
+                    </a:prstGeom>
+                  </pic:spPr>
+                </pic:pic>
+              </a:graphicData>
+            </a:graphic>
+          </wp:inline>
+        </w:drawing>
+      </w:r>
+      <w:r>
+        <w:drawing>
+          <wp:inline distT="0" distB="0" distL="0" distR="0" wp14:anchorId="04A16C32" wp14:editId="69C50FB9">
+            <wp:extent cx="2150559" cy="4493820"/>
+            <wp:effectExtent l="0" t="0" r="2540" b="2540"/>
+            <wp:docPr id="810955217" name="Imagem 1" descr="Uma imagem com texto, captura de ecrã, software, Sistema operativo&#10;&#10;Os conteúdos gerados por IA podem estar incorretos."/>
+            <wp:cNvGraphicFramePr>
+              <a:graphicFrameLocks xmlns:a="http://schemas.openxmlformats.org/drawingml/2006/main" noChangeAspect="1"/>
+            </wp:cNvGraphicFramePr>
+            <a:graphic xmlns:a="http://schemas.openxmlformats.org/drawingml/2006/main">
+              <a:graphicData uri="http://schemas.openxmlformats.org/drawingml/2006/picture">
+                <pic:pic xmlns:pic="http://schemas.openxmlformats.org/drawingml/2006/picture">
+                  <pic:nvPicPr>
+                    <pic:cNvPr id="810955217" name="Imagem 1" descr="Uma imagem com texto, captura de ecrã, software, Sistema operativo&#10;&#10;Os conteúdos gerados por IA podem estar incorretos."/>
+                    <pic:cNvPicPr/>
+                  </pic:nvPicPr>
+                  <pic:blipFill>
+                    <a:blip r:embed="rId49"/>
+                    <a:stretch>
+                      <a:fillRect/>
+                    </a:stretch>
+                  </pic:blipFill>
+                  <pic:spPr>
+                    <a:xfrm>
+                      <a:off x="0" y="0"/>
+                      <a:ext cx="2155554" cy="4504258"/>
+                    </a:xfrm>
+                    <a:prstGeom prst="rect">
+                      <a:avLst/>
+                    </a:prstGeom>
+                  </pic:spPr>
+                </pic:pic>
+              </a:graphicData>
+            </a:graphic>
+          </wp:inline>
+        </w:drawing>
+      </w:r>
+    </w:p>
+    <w:p>
+      <w:r>
+        <w:rPr>
+          <w:noProof/>
+        </w:rPr>
+        <mc:AlternateContent>
+          <mc:Choice Requires="wps">
+            <w:drawing>
+              <wp:anchor distT="0" distB="0" distL="114300" distR="114300" simplePos="0" relativeHeight="251709440" behindDoc="1" locked="0" layoutInCell="1" allowOverlap="1" wp14:anchorId="5E851F1D" wp14:editId="6EBD6BA2">
+                <wp:simplePos x="0" y="0"/>
+                <wp:positionH relativeFrom="margin">
+                  <wp:align>center</wp:align>
+                </wp:positionH>
+                <wp:positionV relativeFrom="paragraph">
+                  <wp:posOffset>9997</wp:posOffset>
+                </wp:positionV>
+                <wp:extent cx="2794635" cy="635"/>
+                <wp:effectExtent l="0" t="0" r="5715" b="0"/>
+                <wp:wrapTight wrapText="bothSides">
+                  <wp:wrapPolygon edited="0">
+                    <wp:start x="0" y="0"/>
+                    <wp:lineTo x="0" y="20057"/>
+                    <wp:lineTo x="21497" y="20057"/>
                     <wp:lineTo x="21497" y="0"/>
                     <wp:lineTo x="0" y="0"/>
                   </wp:wrapPolygon>
@@ -15476,7 +17082,42 @@
                               </w:rPr>
                             </w:pPr>
                             <w:r>
-                              <w:t>Figura 25 – Mockup da página do calendário</w:t>
+                              <w:t>F</w:t>
+                            </w:r>
+                            <w:r>
+                              <w:t xml:space="preserve">igura </w:t>
+                            </w:r>
+                            <w:r>
+                              <w:fldChar w:fldCharType="begin"/>
+                            </w:r>
+                            <w:r>
+                              <w:instrText xml:space="preserve"> SEQ Figura \* ARABIC </w:instrText>
+                            </w:r>
+                            <w:r>
+                              <w:fldChar w:fldCharType="separate"/>
+                            </w:r>
+                            <w:r>
+                              <w:rPr>
+                                <w:noProof/>
+                              </w:rPr>
+                              <w:t>29</w:t>
+                            </w:r>
+                            <w:r>
+                              <w:rPr>
+                                <w:noProof/>
+                              </w:rPr>
+                              <w:fldChar w:fldCharType="end"/>
+                            </w:r>
+                            <w:r>
+                              <w:t xml:space="preserve">– </w:t>
+                            </w:r>
+                            <w:proofErr w:type="spellStart"/>
+                            <w:r>
+                              <w:t>Mockup</w:t>
+                            </w:r>
+                            <w:proofErr w:type="spellEnd"/>
+                            <w:r>
+                              <w:t xml:space="preserve"> da página do calendário</w:t>
                             </w:r>
                           </w:p>
                         </w:txbxContent>
@@ -15498,7 +17139,7 @@
           </mc:Choice>
           <mc:Fallback>
             <w:pict>
-              <v:shape w14:anchorId="5E851F1D" id="_x0000_s1046" type="#_x0000_t202" style="position:absolute;left:0;text-align:left;margin-left:0;margin-top:476.7pt;width:220.05pt;height:.05pt;z-index:-251607040;visibility:visible;mso-wrap-style:square;mso-width-percent:0;mso-wrap-distance-left:9pt;mso-wrap-distance-top:0;mso-wrap-distance-right:9pt;mso-wrap-distance-bottom:0;mso-position-horizontal:center;mso-position-horizontal-relative:margin;mso-position-vertical:absolute;mso-position-vertical-relative:text;mso-width-percent:0;mso-width-relative:margin;v-text-anchor:top" o:gfxdata="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" stroked="f">
+              <v:shape w14:anchorId="5E851F1D" id="_x0000_s1047" type="#_x0000_t202" style="position:absolute;margin-left:0;margin-top:.8pt;width:220.05pt;height:.05pt;z-index:-251607040;visibility:visible;mso-wrap-style:square;mso-width-percent:0;mso-wrap-distance-left:9pt;mso-wrap-distance-top:0;mso-wrap-distance-right:9pt;mso-wrap-distance-bottom:0;mso-position-horizontal:center;mso-position-horizontal-relative:margin;mso-position-vertical:absolute;mso-position-vertical-relative:text;mso-width-percent:0;mso-width-relative:margin;v-text-anchor:top" o:gfxdata="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" stroked="f">
                 <v:textbox style="mso-fit-shape-to-text:t" inset="0,0,0,0">
                   <w:txbxContent>
                     <w:p>
@@ -15516,7 +17157,42 @@
                         </w:rPr>
                       </w:pPr>
                       <w:r>
-                        <w:t>Figura 25 – Mockup da página do calendário</w:t>
+                        <w:t>F</w:t>
+                      </w:r>
+                      <w:r>
+                        <w:t xml:space="preserve">igura </w:t>
+                      </w:r>
+                      <w:r>
+                        <w:fldChar w:fldCharType="begin"/>
+                      </w:r>
+                      <w:r>
+                        <w:instrText xml:space="preserve"> SEQ Figura \* ARABIC </w:instrText>
+                      </w:r>
+                      <w:r>
+                        <w:fldChar w:fldCharType="separate"/>
+                      </w:r>
+                      <w:r>
+                        <w:rPr>
+                          <w:noProof/>
+                        </w:rPr>
+                        <w:t>29</w:t>
+                      </w:r>
+                      <w:r>
+                        <w:rPr>
+                          <w:noProof/>
+                        </w:rPr>
+                        <w:fldChar w:fldCharType="end"/>
+                      </w:r>
+                      <w:r>
+                        <w:t xml:space="preserve">– </w:t>
+                      </w:r>
+                      <w:proofErr w:type="spellStart"/>
+                      <w:r>
+                        <w:t>Mockup</w:t>
+                      </w:r>
+                      <w:proofErr w:type="spellEnd"/>
+                      <w:r>
+                        <w:t xml:space="preserve"> da página do calendário</w:t>
                       </w:r>
                     </w:p>
                   </w:txbxContent>
@@ -15527,15 +17203,42 @@
           </mc:Fallback>
         </mc:AlternateContent>
       </w:r>
-      <w:r>
-        <w:rPr>
-          <w:noProof/>
-        </w:rPr>
+    </w:p>
+    <w:p>
+      <w:pPr>
+        <w:jc w:val="both"/>
+      </w:pPr>
+      <w:r>
+        <w:t>Nesta página é apresentado um calendário mensal que permite visualizar as entregas marcadas. Os dias com agendamentos estão destacados para facilitar a organização.</w:t>
+      </w:r>
+    </w:p>
+    <w:p>
+      <w:pPr>
+        <w:jc w:val="both"/>
+      </w:pPr>
+      <w:r>
+        <w:t>Além disso, é possível criar um agendamento selecionando um dia no calendário. No formulário que surge, o administrador deve selecionar o beneficiário, confirmar a data e, se necessário, adicionar notas adicionais antes de confirmar a marcação.</w:t>
+      </w:r>
+    </w:p>
+    <w:p>
+      <w:pPr>
+        <w:pStyle w:val="Ttulo2"/>
+      </w:pPr>
+      <w:r>
+        <w:lastRenderedPageBreak/>
+        <w:t>Justificação de Falta</w:t>
+      </w:r>
+    </w:p>
+    <w:p>
+      <w:pPr>
+        <w:jc w:val="center"/>
+      </w:pPr>
+      <w:r>
         <w:drawing>
-          <wp:inline distT="0" distB="0" distL="0" distR="0" wp14:anchorId="4B7FB77B" wp14:editId="35EB8DB4">
-            <wp:extent cx="2772162" cy="5896798"/>
-            <wp:effectExtent l="0" t="0" r="9525" b="8890"/>
-            <wp:docPr id="1501502541" name="Imagem 1" descr="Uma imagem com texto, captura de ecrã, número, design&#10;&#10;Os conteúdos gerados por IA podem estar incorretos."/>
+          <wp:inline distT="0" distB="0" distL="0" distR="0" wp14:anchorId="6E3921B3" wp14:editId="7D29E16B">
+            <wp:extent cx="2167787" cy="4635374"/>
+            <wp:effectExtent l="0" t="0" r="4445" b="0"/>
+            <wp:docPr id="284994766" name="Imagem 1" descr="Uma imagem com texto, captura de ecrã, Tipo de letra, número&#10;&#10;Os conteúdos gerados por IA podem estar incorretos."/>
             <wp:cNvGraphicFramePr>
               <a:graphicFrameLocks xmlns:a="http://schemas.openxmlformats.org/drawingml/2006/main" noChangeAspect="1"/>
             </wp:cNvGraphicFramePr>
@@ -15543,11 +17246,11 @@
               <a:graphicData uri="http://schemas.openxmlformats.org/drawingml/2006/picture">
                 <pic:pic xmlns:pic="http://schemas.openxmlformats.org/drawingml/2006/picture">
                   <pic:nvPicPr>
-                    <pic:cNvPr id="1501502541" name="Imagem 1" descr="Uma imagem com texto, captura de ecrã, número, design&#10;&#10;Os conteúdos gerados por IA podem estar incorretos."/>
+                    <pic:cNvPr id="284994766" name="Imagem 1" descr="Uma imagem com texto, captura de ecrã, Tipo de letra, número&#10;&#10;Os conteúdos gerados por IA podem estar incorretos."/>
                     <pic:cNvPicPr/>
                   </pic:nvPicPr>
                   <pic:blipFill>
-                    <a:blip r:embed="rId39"/>
+                    <a:blip r:embed="rId50"/>
                     <a:stretch>
                       <a:fillRect/>
                     </a:stretch>
@@ -15555,7 +17258,7 @@
                   <pic:spPr>
                     <a:xfrm>
                       <a:off x="0" y="0"/>
-                      <a:ext cx="2772162" cy="5896798"/>
+                      <a:ext cx="2179416" cy="4660240"/>
                     </a:xfrm>
                     <a:prstGeom prst="rect">
                       <a:avLst/>
@@ -15569,22 +17272,511 @@
       </w:r>
     </w:p>
     <w:p>
-      <w:pPr>
-        <w:jc w:val="center"/>
-      </w:pPr>
-    </w:p>
-    <w:p/>
-    <w:p/>
+      <w:r>
+        <w:rPr>
+          <w:noProof/>
+        </w:rPr>
+        <mc:AlternateContent>
+          <mc:Choice Requires="wps">
+            <w:drawing>
+              <wp:anchor distT="0" distB="0" distL="114300" distR="114300" simplePos="0" relativeHeight="251723776" behindDoc="1" locked="0" layoutInCell="1" allowOverlap="1" wp14:anchorId="2094BEB0" wp14:editId="4EEA5DD2">
+                <wp:simplePos x="0" y="0"/>
+                <wp:positionH relativeFrom="page">
+                  <wp:align>center</wp:align>
+                </wp:positionH>
+                <wp:positionV relativeFrom="paragraph">
+                  <wp:posOffset>1698</wp:posOffset>
+                </wp:positionV>
+                <wp:extent cx="2794635" cy="635"/>
+                <wp:effectExtent l="0" t="0" r="5715" b="0"/>
+                <wp:wrapTight wrapText="bothSides">
+                  <wp:wrapPolygon edited="0">
+                    <wp:start x="0" y="0"/>
+                    <wp:lineTo x="0" y="20057"/>
+                    <wp:lineTo x="21497" y="20057"/>
+                    <wp:lineTo x="21497" y="0"/>
+                    <wp:lineTo x="0" y="0"/>
+                  </wp:wrapPolygon>
+                </wp:wrapTight>
+                <wp:docPr id="338945048" name="Caixa de texto 1"/>
+                <wp:cNvGraphicFramePr/>
+                <a:graphic xmlns:a="http://schemas.openxmlformats.org/drawingml/2006/main">
+                  <a:graphicData uri="http://schemas.microsoft.com/office/word/2010/wordprocessingShape">
+                    <wps:wsp>
+                      <wps:cNvSpPr txBox="1"/>
+                      <wps:spPr>
+                        <a:xfrm>
+                          <a:off x="0" y="0"/>
+                          <a:ext cx="2794635" cy="635"/>
+                        </a:xfrm>
+                        <a:prstGeom prst="rect">
+                          <a:avLst/>
+                        </a:prstGeom>
+                        <a:solidFill>
+                          <a:prstClr val="white"/>
+                        </a:solidFill>
+                        <a:ln>
+                          <a:noFill/>
+                        </a:ln>
+                      </wps:spPr>
+                      <wps:txbx>
+                        <w:txbxContent>
+                          <w:p>
+                            <w:pPr>
+                              <w:pStyle w:val="Legenda"/>
+                              <w:jc w:val="center"/>
+                              <w:rPr>
+                                <w:rFonts w:ascii="Arial" w:hAnsi="Arial"/>
+                                <w:b/>
+                                <w:bCs/>
+                                <w:noProof/>
+                                <w:color w:val="000000" w:themeColor="text1"/>
+                                <w:sz w:val="26"/>
+                                <w:szCs w:val="26"/>
+                              </w:rPr>
+                            </w:pPr>
+                            <w:r>
+                              <w:t xml:space="preserve">Figura </w:t>
+                            </w:r>
+                            <w:r>
+                              <w:fldChar w:fldCharType="begin"/>
+                            </w:r>
+                            <w:r>
+                              <w:instrText xml:space="preserve"> SEQ Figura \* ARABIC </w:instrText>
+                            </w:r>
+                            <w:r>
+                              <w:fldChar w:fldCharType="separate"/>
+                            </w:r>
+                            <w:r>
+                              <w:rPr>
+                                <w:noProof/>
+                              </w:rPr>
+                              <w:t>30</w:t>
+                            </w:r>
+                            <w:r>
+                              <w:rPr>
+                                <w:noProof/>
+                              </w:rPr>
+                              <w:fldChar w:fldCharType="end"/>
+                            </w:r>
+                            <w:r>
+                              <w:t xml:space="preserve">– </w:t>
+                            </w:r>
+                            <w:proofErr w:type="spellStart"/>
+                            <w:r>
+                              <w:t>Mockup</w:t>
+                            </w:r>
+                            <w:proofErr w:type="spellEnd"/>
+                            <w:r>
+                              <w:t xml:space="preserve"> da página do calendário</w:t>
+                            </w:r>
+                          </w:p>
+                        </w:txbxContent>
+                      </wps:txbx>
+                      <wps:bodyPr rot="0" spcFirstLastPara="0" vertOverflow="overflow" horzOverflow="overflow" vert="horz" wrap="square" lIns="0" tIns="0" rIns="0" bIns="0" numCol="1" spcCol="0" rtlCol="0" fromWordArt="0" anchor="t" anchorCtr="0" forceAA="0" compatLnSpc="1">
+                        <a:prstTxWarp prst="textNoShape">
+                          <a:avLst/>
+                        </a:prstTxWarp>
+                        <a:spAutoFit/>
+                      </wps:bodyPr>
+                    </wps:wsp>
+                  </a:graphicData>
+                </a:graphic>
+                <wp14:sizeRelH relativeFrom="margin">
+                  <wp14:pctWidth>0</wp14:pctWidth>
+                </wp14:sizeRelH>
+              </wp:anchor>
+            </w:drawing>
+          </mc:Choice>
+          <mc:Fallback>
+            <w:pict>
+              <v:shape w14:anchorId="2094BEB0" id="_x0000_s1048" type="#_x0000_t202" style="position:absolute;margin-left:0;margin-top:.15pt;width:220.05pt;height:.05pt;z-index:-251592704;visibility:visible;mso-wrap-style:square;mso-width-percent:0;mso-wrap-distance-left:9pt;mso-wrap-distance-top:0;mso-wrap-distance-right:9pt;mso-wrap-distance-bottom:0;mso-position-horizontal:center;mso-position-horizontal-relative:page;mso-position-vertical:absolute;mso-position-vertical-relative:text;mso-width-percent:0;mso-width-relative:margin;v-text-anchor:top" o:gfxdata="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" stroked="f">
+                <v:textbox style="mso-fit-shape-to-text:t" inset="0,0,0,0">
+                  <w:txbxContent>
+                    <w:p>
+                      <w:pPr>
+                        <w:pStyle w:val="Legenda"/>
+                        <w:jc w:val="center"/>
+                        <w:rPr>
+                          <w:rFonts w:ascii="Arial" w:hAnsi="Arial"/>
+                          <w:b/>
+                          <w:bCs/>
+                          <w:noProof/>
+                          <w:color w:val="000000" w:themeColor="text1"/>
+                          <w:sz w:val="26"/>
+                          <w:szCs w:val="26"/>
+                        </w:rPr>
+                      </w:pPr>
+                      <w:r>
+                        <w:t xml:space="preserve">Figura </w:t>
+                      </w:r>
+                      <w:r>
+                        <w:fldChar w:fldCharType="begin"/>
+                      </w:r>
+                      <w:r>
+                        <w:instrText xml:space="preserve"> SEQ Figura \* ARABIC </w:instrText>
+                      </w:r>
+                      <w:r>
+                        <w:fldChar w:fldCharType="separate"/>
+                      </w:r>
+                      <w:r>
+                        <w:rPr>
+                          <w:noProof/>
+                        </w:rPr>
+                        <w:t>30</w:t>
+                      </w:r>
+                      <w:r>
+                        <w:rPr>
+                          <w:noProof/>
+                        </w:rPr>
+                        <w:fldChar w:fldCharType="end"/>
+                      </w:r>
+                      <w:r>
+                        <w:t xml:space="preserve">– </w:t>
+                      </w:r>
+                      <w:proofErr w:type="spellStart"/>
+                      <w:r>
+                        <w:t>Mockup</w:t>
+                      </w:r>
+                      <w:proofErr w:type="spellEnd"/>
+                      <w:r>
+                        <w:t xml:space="preserve"> da página do calendário</w:t>
+                      </w:r>
+                    </w:p>
+                  </w:txbxContent>
+                </v:textbox>
+                <w10:wrap type="tight" anchorx="page"/>
+              </v:shape>
+            </w:pict>
+          </mc:Fallback>
+        </mc:AlternateContent>
+      </w:r>
+    </w:p>
+    <w:p>
+      <w:pPr>
+        <w:jc w:val="both"/>
+      </w:pPr>
+      <w:r>
+        <w:t>Nesta página, o sistema apresenta os dados do beneficiário e a data da falta registada.</w:t>
+      </w:r>
+    </w:p>
+    <w:p>
+      <w:pPr>
+        <w:jc w:val="both"/>
+      </w:pPr>
+      <w:r>
+        <w:t>Além disso, existe uma caixa de texto onde é obrigatório descrever o motivo detalhado da ausência. Por fim, é apresentado o botão para enviar a justificação, que ficará pendente de análise pela administração.</w:t>
+      </w:r>
+    </w:p>
+    <w:p>
+      <w:pPr>
+        <w:pStyle w:val="Ttulo2"/>
+      </w:pPr>
+      <w:r>
+        <w:lastRenderedPageBreak/>
+        <w:t>Criar</w:t>
+      </w:r>
+      <w:r>
+        <w:t>/Editar</w:t>
+      </w:r>
+      <w:r>
+        <w:t xml:space="preserve"> </w:t>
+      </w:r>
+      <w:r>
+        <w:t>Campanha</w:t>
+      </w:r>
+    </w:p>
+    <w:p>
+      <w:r>
+        <w:drawing>
+          <wp:inline distT="0" distB="0" distL="0" distR="0" wp14:anchorId="3416D1DA" wp14:editId="6A7D5FE6">
+            <wp:extent cx="1627390" cy="3412268"/>
+            <wp:effectExtent l="0" t="0" r="0" b="0"/>
+            <wp:docPr id="1792807829" name="Imagem 1" descr="Uma imagem com texto, captura de ecrã, software, Página web&#10;&#10;Os conteúdos gerados por IA podem estar incorretos."/>
+            <wp:cNvGraphicFramePr>
+              <a:graphicFrameLocks xmlns:a="http://schemas.openxmlformats.org/drawingml/2006/main" noChangeAspect="1"/>
+            </wp:cNvGraphicFramePr>
+            <a:graphic xmlns:a="http://schemas.openxmlformats.org/drawingml/2006/main">
+              <a:graphicData uri="http://schemas.openxmlformats.org/drawingml/2006/picture">
+                <pic:pic xmlns:pic="http://schemas.openxmlformats.org/drawingml/2006/picture">
+                  <pic:nvPicPr>
+                    <pic:cNvPr id="1792807829" name="Imagem 1" descr="Uma imagem com texto, captura de ecrã, software, Página web&#10;&#10;Os conteúdos gerados por IA podem estar incorretos."/>
+                    <pic:cNvPicPr/>
+                  </pic:nvPicPr>
+                  <pic:blipFill>
+                    <a:blip r:embed="rId51"/>
+                    <a:stretch>
+                      <a:fillRect/>
+                    </a:stretch>
+                  </pic:blipFill>
+                  <pic:spPr>
+                    <a:xfrm>
+                      <a:off x="0" y="0"/>
+                      <a:ext cx="1636823" cy="3432047"/>
+                    </a:xfrm>
+                    <a:prstGeom prst="rect">
+                      <a:avLst/>
+                    </a:prstGeom>
+                  </pic:spPr>
+                </pic:pic>
+              </a:graphicData>
+            </a:graphic>
+          </wp:inline>
+        </w:drawing>
+      </w:r>
+      <w:r>
+        <w:drawing>
+          <wp:inline distT="0" distB="0" distL="0" distR="0" wp14:anchorId="11753141" wp14:editId="75D43D37">
+            <wp:extent cx="3256240" cy="3395050"/>
+            <wp:effectExtent l="0" t="0" r="1905" b="0"/>
+            <wp:docPr id="430107061" name="Imagem 1" descr="Uma imagem com texto, captura de ecrã, Tipo de letra, número&#10;&#10;Os conteúdos gerados por IA podem estar incorretos."/>
+            <wp:cNvGraphicFramePr>
+              <a:graphicFrameLocks xmlns:a="http://schemas.openxmlformats.org/drawingml/2006/main" noChangeAspect="1"/>
+            </wp:cNvGraphicFramePr>
+            <a:graphic xmlns:a="http://schemas.openxmlformats.org/drawingml/2006/main">
+              <a:graphicData uri="http://schemas.openxmlformats.org/drawingml/2006/picture">
+                <pic:pic xmlns:pic="http://schemas.openxmlformats.org/drawingml/2006/picture">
+                  <pic:nvPicPr>
+                    <pic:cNvPr id="430107061" name="Imagem 1" descr="Uma imagem com texto, captura de ecrã, Tipo de letra, número&#10;&#10;Os conteúdos gerados por IA podem estar incorretos."/>
+                    <pic:cNvPicPr/>
+                  </pic:nvPicPr>
+                  <pic:blipFill>
+                    <a:blip r:embed="rId52"/>
+                    <a:stretch>
+                      <a:fillRect/>
+                    </a:stretch>
+                  </pic:blipFill>
+                  <pic:spPr>
+                    <a:xfrm>
+                      <a:off x="0" y="0"/>
+                      <a:ext cx="3262170" cy="3401233"/>
+                    </a:xfrm>
+                    <a:prstGeom prst="rect">
+                      <a:avLst/>
+                    </a:prstGeom>
+                  </pic:spPr>
+                </pic:pic>
+              </a:graphicData>
+            </a:graphic>
+          </wp:inline>
+        </w:drawing>
+      </w:r>
+    </w:p>
+    <w:p>
+      <w:r>
+        <w:rPr>
+          <w:noProof/>
+        </w:rPr>
+        <mc:AlternateContent>
+          <mc:Choice Requires="wps">
+            <w:drawing>
+              <wp:anchor distT="0" distB="0" distL="114300" distR="114300" simplePos="0" relativeHeight="251725824" behindDoc="1" locked="0" layoutInCell="1" allowOverlap="1" wp14:anchorId="5EC35913" wp14:editId="3F405AE8">
+                <wp:simplePos x="0" y="0"/>
+                <wp:positionH relativeFrom="page">
+                  <wp:align>center</wp:align>
+                </wp:positionH>
+                <wp:positionV relativeFrom="paragraph">
+                  <wp:posOffset>92069</wp:posOffset>
+                </wp:positionV>
+                <wp:extent cx="2794635" cy="635"/>
+                <wp:effectExtent l="0" t="0" r="5715" b="0"/>
+                <wp:wrapTight wrapText="bothSides">
+                  <wp:wrapPolygon edited="0">
+                    <wp:start x="0" y="0"/>
+                    <wp:lineTo x="0" y="20057"/>
+                    <wp:lineTo x="21497" y="20057"/>
+                    <wp:lineTo x="21497" y="0"/>
+                    <wp:lineTo x="0" y="0"/>
+                  </wp:wrapPolygon>
+                </wp:wrapTight>
+                <wp:docPr id="676448435" name="Caixa de texto 1"/>
+                <wp:cNvGraphicFramePr/>
+                <a:graphic xmlns:a="http://schemas.openxmlformats.org/drawingml/2006/main">
+                  <a:graphicData uri="http://schemas.microsoft.com/office/word/2010/wordprocessingShape">
+                    <wps:wsp>
+                      <wps:cNvSpPr txBox="1"/>
+                      <wps:spPr>
+                        <a:xfrm>
+                          <a:off x="0" y="0"/>
+                          <a:ext cx="2794635" cy="635"/>
+                        </a:xfrm>
+                        <a:prstGeom prst="rect">
+                          <a:avLst/>
+                        </a:prstGeom>
+                        <a:solidFill>
+                          <a:prstClr val="white"/>
+                        </a:solidFill>
+                        <a:ln>
+                          <a:noFill/>
+                        </a:ln>
+                      </wps:spPr>
+                      <wps:txbx>
+                        <w:txbxContent>
+                          <w:p>
+                            <w:pPr>
+                              <w:pStyle w:val="Legenda"/>
+                              <w:jc w:val="center"/>
+                              <w:rPr>
+                                <w:rFonts w:ascii="Arial" w:hAnsi="Arial"/>
+                                <w:b/>
+                                <w:bCs/>
+                                <w:noProof/>
+                                <w:color w:val="000000" w:themeColor="text1"/>
+                                <w:sz w:val="26"/>
+                                <w:szCs w:val="26"/>
+                              </w:rPr>
+                            </w:pPr>
+                            <w:r>
+                              <w:t xml:space="preserve">Figura </w:t>
+                            </w:r>
+                            <w:r>
+                              <w:fldChar w:fldCharType="begin"/>
+                            </w:r>
+                            <w:r>
+                              <w:instrText xml:space="preserve"> SEQ Figura \* ARABIC </w:instrText>
+                            </w:r>
+                            <w:r>
+                              <w:fldChar w:fldCharType="separate"/>
+                            </w:r>
+                            <w:r>
+                              <w:rPr>
+                                <w:noProof/>
+                              </w:rPr>
+                              <w:t>31</w:t>
+                            </w:r>
+                            <w:r>
+                              <w:rPr>
+                                <w:noProof/>
+                              </w:rPr>
+                              <w:fldChar w:fldCharType="end"/>
+                            </w:r>
+                            <w:r>
+                              <w:t xml:space="preserve">– </w:t>
+                            </w:r>
+                            <w:proofErr w:type="spellStart"/>
+                            <w:r>
+                              <w:t>Mockup</w:t>
+                            </w:r>
+                            <w:proofErr w:type="spellEnd"/>
+                            <w:r>
+                              <w:t xml:space="preserve"> da página do calendário</w:t>
+                            </w:r>
+                          </w:p>
+                        </w:txbxContent>
+                      </wps:txbx>
+                      <wps:bodyPr rot="0" spcFirstLastPara="0" vertOverflow="overflow" horzOverflow="overflow" vert="horz" wrap="square" lIns="0" tIns="0" rIns="0" bIns="0" numCol="1" spcCol="0" rtlCol="0" fromWordArt="0" anchor="t" anchorCtr="0" forceAA="0" compatLnSpc="1">
+                        <a:prstTxWarp prst="textNoShape">
+                          <a:avLst/>
+                        </a:prstTxWarp>
+                        <a:spAutoFit/>
+                      </wps:bodyPr>
+                    </wps:wsp>
+                  </a:graphicData>
+                </a:graphic>
+                <wp14:sizeRelH relativeFrom="margin">
+                  <wp14:pctWidth>0</wp14:pctWidth>
+                </wp14:sizeRelH>
+              </wp:anchor>
+            </w:drawing>
+          </mc:Choice>
+          <mc:Fallback>
+            <w:pict>
+              <v:shape w14:anchorId="5EC35913" id="_x0000_s1049" type="#_x0000_t202" style="position:absolute;margin-left:0;margin-top:7.25pt;width:220.05pt;height:.05pt;z-index:-251590656;visibility:visible;mso-wrap-style:square;mso-width-percent:0;mso-wrap-distance-left:9pt;mso-wrap-distance-top:0;mso-wrap-distance-right:9pt;mso-wrap-distance-bottom:0;mso-position-horizontal:center;mso-position-horizontal-relative:page;mso-position-vertical:absolute;mso-position-vertical-relative:text;mso-width-percent:0;mso-width-relative:margin;v-text-anchor:top" o:gfxdata="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" stroked="f">
+                <v:textbox style="mso-fit-shape-to-text:t" inset="0,0,0,0">
+                  <w:txbxContent>
+                    <w:p>
+                      <w:pPr>
+                        <w:pStyle w:val="Legenda"/>
+                        <w:jc w:val="center"/>
+                        <w:rPr>
+                          <w:rFonts w:ascii="Arial" w:hAnsi="Arial"/>
+                          <w:b/>
+                          <w:bCs/>
+                          <w:noProof/>
+                          <w:color w:val="000000" w:themeColor="text1"/>
+                          <w:sz w:val="26"/>
+                          <w:szCs w:val="26"/>
+                        </w:rPr>
+                      </w:pPr>
+                      <w:r>
+                        <w:t xml:space="preserve">Figura </w:t>
+                      </w:r>
+                      <w:r>
+                        <w:fldChar w:fldCharType="begin"/>
+                      </w:r>
+                      <w:r>
+                        <w:instrText xml:space="preserve"> SEQ Figura \* ARABIC </w:instrText>
+                      </w:r>
+                      <w:r>
+                        <w:fldChar w:fldCharType="separate"/>
+                      </w:r>
+                      <w:r>
+                        <w:rPr>
+                          <w:noProof/>
+                        </w:rPr>
+                        <w:t>31</w:t>
+                      </w:r>
+                      <w:r>
+                        <w:rPr>
+                          <w:noProof/>
+                        </w:rPr>
+                        <w:fldChar w:fldCharType="end"/>
+                      </w:r>
+                      <w:r>
+                        <w:t xml:space="preserve">– </w:t>
+                      </w:r>
+                      <w:proofErr w:type="spellStart"/>
+                      <w:r>
+                        <w:t>Mockup</w:t>
+                      </w:r>
+                      <w:proofErr w:type="spellEnd"/>
+                      <w:r>
+                        <w:t xml:space="preserve"> da página do calendário</w:t>
+                      </w:r>
+                    </w:p>
+                  </w:txbxContent>
+                </v:textbox>
+                <w10:wrap type="tight" anchorx="page"/>
+              </v:shape>
+            </w:pict>
+          </mc:Fallback>
+        </mc:AlternateContent>
+      </w:r>
+    </w:p>
+    <w:p>
+      <w:pPr>
+        <w:jc w:val="both"/>
+      </w:pPr>
+      <w:r>
+        <w:t>Nesta página é possível visualizar as campanhas de recolha existentes. Em cada cartão de campanha, é apresentada uma barra de progresso que mostra a quantidade de bens recolhidos face ao objetivo.</w:t>
+      </w:r>
+    </w:p>
+    <w:p>
+      <w:pPr>
+        <w:jc w:val="both"/>
+      </w:pPr>
+      <w:r>
+        <w:t>Além disso, nos formulários de criação e edição de campanha, é possível definir o nome, a descrição, a categoria dos produtos aceites e as datas de início e fim. Por fim, o utilizador pode registar a campanha para que fique visível na aplicação.</w:t>
+      </w:r>
+    </w:p>
+    <w:p>
+      <w:pPr>
+        <w:spacing w:line="276" w:lineRule="auto"/>
+      </w:pPr>
+      <w:r>
+        <w:br w:type="page"/>
+      </w:r>
+    </w:p>
     <w:p>
       <w:pPr>
         <w:pStyle w:val="Ttulo1"/>
       </w:pPr>
-      <w:bookmarkStart w:id="87" w:name="_Toc218717481"/>
+      <w:bookmarkStart w:id="86" w:name="_Toc218717481"/>
       <w:r>
         <w:lastRenderedPageBreak/>
         <w:t>Conclusão</w:t>
       </w:r>
-      <w:bookmarkEnd w:id="87"/>
+      <w:bookmarkEnd w:id="86"/>
     </w:p>
     <w:p>
       <w:pPr>
@@ -15596,7 +17788,7 @@
           <w:rFonts w:cstheme="minorHAnsi"/>
         </w:rPr>
       </w:pPr>
-      <w:bookmarkStart w:id="88" w:name="_Toc448947953"/>
+      <w:bookmarkStart w:id="87" w:name="_Toc448947953"/>
       <w:r>
         <w:rPr>
           <w:rFonts w:cstheme="minorHAnsi"/>
@@ -15637,12 +17829,12 @@
         </w:rPr>
         <w:t>Em suma, o trabalho não só descreve o projeto de forma detalhada, como também fornece uma base sólida para a implementação futura da aplicação, contribuindo para a melhoria dos processos internos da Loja Social e para um apoio mais eficaz e organizado aos beneficiários.</w:t>
       </w:r>
-      <w:bookmarkEnd w:id="88"/>
+      <w:bookmarkEnd w:id="87"/>
     </w:p>
     <w:sectPr>
-      <w:headerReference w:type="default" r:id="rId40"/>
-      <w:footerReference w:type="default" r:id="rId41"/>
-      <w:footerReference w:type="first" r:id="rId42"/>
+      <w:headerReference w:type="default" r:id="rId53"/>
+      <w:footerReference w:type="default" r:id="rId54"/>
+      <w:footerReference w:type="first" r:id="rId55"/>
       <w:pgSz w:w="11906" w:h="16838"/>
       <w:pgMar w:top="1418" w:right="1418" w:bottom="1418" w:left="1701" w:header="709" w:footer="709" w:gutter="0"/>
       <w:cols w:space="708"/>
@@ -17960,6 +20152,96 @@
     <w:abstractNumId w:val="3"/>
   </w:num>
   <w:num w:numId="29" w16cid:durableId="2075156328">
+    <w:abstractNumId w:val="7"/>
+    <w:lvlOverride w:ilvl="0">
+      <w:startOverride w:val="1"/>
+    </w:lvlOverride>
+    <w:lvlOverride w:ilvl="1">
+      <w:startOverride w:val="1"/>
+    </w:lvlOverride>
+    <w:lvlOverride w:ilvl="2">
+      <w:startOverride w:val="1"/>
+    </w:lvlOverride>
+    <w:lvlOverride w:ilvl="3">
+      <w:startOverride w:val="1"/>
+    </w:lvlOverride>
+    <w:lvlOverride w:ilvl="4">
+      <w:startOverride w:val="1"/>
+    </w:lvlOverride>
+    <w:lvlOverride w:ilvl="5">
+      <w:startOverride w:val="1"/>
+    </w:lvlOverride>
+    <w:lvlOverride w:ilvl="6">
+      <w:startOverride w:val="1"/>
+    </w:lvlOverride>
+    <w:lvlOverride w:ilvl="7">
+      <w:startOverride w:val="1"/>
+    </w:lvlOverride>
+    <w:lvlOverride w:ilvl="8">
+      <w:startOverride w:val="1"/>
+    </w:lvlOverride>
+  </w:num>
+  <w:num w:numId="30" w16cid:durableId="2119372405">
+    <w:abstractNumId w:val="7"/>
+    <w:lvlOverride w:ilvl="0">
+      <w:startOverride w:val="1"/>
+    </w:lvlOverride>
+    <w:lvlOverride w:ilvl="1">
+      <w:startOverride w:val="1"/>
+    </w:lvlOverride>
+    <w:lvlOverride w:ilvl="2">
+      <w:startOverride w:val="1"/>
+    </w:lvlOverride>
+    <w:lvlOverride w:ilvl="3">
+      <w:startOverride w:val="1"/>
+    </w:lvlOverride>
+    <w:lvlOverride w:ilvl="4">
+      <w:startOverride w:val="1"/>
+    </w:lvlOverride>
+    <w:lvlOverride w:ilvl="5">
+      <w:startOverride w:val="1"/>
+    </w:lvlOverride>
+    <w:lvlOverride w:ilvl="6">
+      <w:startOverride w:val="1"/>
+    </w:lvlOverride>
+    <w:lvlOverride w:ilvl="7">
+      <w:startOverride w:val="1"/>
+    </w:lvlOverride>
+    <w:lvlOverride w:ilvl="8">
+      <w:startOverride w:val="1"/>
+    </w:lvlOverride>
+  </w:num>
+  <w:num w:numId="31" w16cid:durableId="359204003">
+    <w:abstractNumId w:val="7"/>
+    <w:lvlOverride w:ilvl="0">
+      <w:startOverride w:val="1"/>
+    </w:lvlOverride>
+    <w:lvlOverride w:ilvl="1">
+      <w:startOverride w:val="1"/>
+    </w:lvlOverride>
+    <w:lvlOverride w:ilvl="2">
+      <w:startOverride w:val="1"/>
+    </w:lvlOverride>
+    <w:lvlOverride w:ilvl="3">
+      <w:startOverride w:val="1"/>
+    </w:lvlOverride>
+    <w:lvlOverride w:ilvl="4">
+      <w:startOverride w:val="1"/>
+    </w:lvlOverride>
+    <w:lvlOverride w:ilvl="5">
+      <w:startOverride w:val="1"/>
+    </w:lvlOverride>
+    <w:lvlOverride w:ilvl="6">
+      <w:startOverride w:val="1"/>
+    </w:lvlOverride>
+    <w:lvlOverride w:ilvl="7">
+      <w:startOverride w:val="1"/>
+    </w:lvlOverride>
+    <w:lvlOverride w:ilvl="8">
+      <w:startOverride w:val="1"/>
+    </w:lvlOverride>
+  </w:num>
+  <w:num w:numId="32" w16cid:durableId="520510691">
     <w:abstractNumId w:val="7"/>
     <w:lvlOverride w:ilvl="0">
       <w:startOverride w:val="1"/>
@@ -18463,7 +20745,6 @@
   <w:style w:type="character" w:default="1" w:styleId="Tipodeletrapredefinidodopargrafo">
     <w:name w:val="Default Paragraph Font"/>
     <w:uiPriority w:val="1"/>
-    <w:semiHidden/>
     <w:unhideWhenUsed/>
   </w:style>
   <w:style w:type="table" w:default="1" w:styleId="Tabelanormal">

--- a/docs/Relatorio.docx
+++ b/docs/Relatorio.docx
@@ -734,7 +734,7 @@
         <w:rPr>
           <w:noProof/>
         </w:rPr>
-        <w:instrText xml:space="preserve"> PAGEREF _Toc218717408 \h </w:instrText>
+        <w:instrText xml:space="preserve"> PAGEREF _Toc219064813 \h </w:instrText>
       </w:r>
       <w:r>
         <w:rPr>
@@ -796,7 +796,7 @@
         <w:rPr>
           <w:noProof/>
         </w:rPr>
-        <w:instrText xml:space="preserve"> PAGEREF _Toc218717409 \h </w:instrText>
+        <w:instrText xml:space="preserve"> PAGEREF _Toc219064814 \h </w:instrText>
       </w:r>
       <w:r>
         <w:rPr>
@@ -858,7 +858,7 @@
         <w:rPr>
           <w:noProof/>
         </w:rPr>
-        <w:instrText xml:space="preserve"> PAGEREF _Toc218717410 \h </w:instrText>
+        <w:instrText xml:space="preserve"> PAGEREF _Toc219064815 \h </w:instrText>
       </w:r>
       <w:r>
         <w:rPr>
@@ -920,7 +920,7 @@
         <w:rPr>
           <w:noProof/>
         </w:rPr>
-        <w:instrText xml:space="preserve"> PAGEREF _Toc218717411 \h </w:instrText>
+        <w:instrText xml:space="preserve"> PAGEREF _Toc219064816 \h </w:instrText>
       </w:r>
       <w:r>
         <w:rPr>
@@ -982,7 +982,7 @@
         <w:rPr>
           <w:noProof/>
         </w:rPr>
-        <w:instrText xml:space="preserve"> PAGEREF _Toc218717412 \h </w:instrText>
+        <w:instrText xml:space="preserve"> PAGEREF _Toc219064817 \h </w:instrText>
       </w:r>
       <w:r>
         <w:rPr>
@@ -1044,7 +1044,7 @@
         <w:rPr>
           <w:noProof/>
         </w:rPr>
-        <w:instrText xml:space="preserve"> PAGEREF _Toc218717413 \h </w:instrText>
+        <w:instrText xml:space="preserve"> PAGEREF _Toc219064818 \h </w:instrText>
       </w:r>
       <w:r>
         <w:rPr>
@@ -1106,7 +1106,7 @@
         <w:rPr>
           <w:noProof/>
         </w:rPr>
-        <w:instrText xml:space="preserve"> PAGEREF _Toc218717414 \h </w:instrText>
+        <w:instrText xml:space="preserve"> PAGEREF _Toc219064819 \h </w:instrText>
       </w:r>
       <w:r>
         <w:rPr>
@@ -1168,7 +1168,7 @@
         <w:rPr>
           <w:noProof/>
         </w:rPr>
-        <w:instrText xml:space="preserve"> PAGEREF _Toc218717415 \h </w:instrText>
+        <w:instrText xml:space="preserve"> PAGEREF _Toc219064820 \h </w:instrText>
       </w:r>
       <w:r>
         <w:rPr>
@@ -1230,7 +1230,7 @@
         <w:rPr>
           <w:noProof/>
         </w:rPr>
-        <w:instrText xml:space="preserve"> PAGEREF _Toc218717416 \h </w:instrText>
+        <w:instrText xml:space="preserve"> PAGEREF _Toc219064821 \h </w:instrText>
       </w:r>
       <w:r>
         <w:rPr>
@@ -1292,7 +1292,7 @@
         <w:rPr>
           <w:noProof/>
         </w:rPr>
-        <w:instrText xml:space="preserve"> PAGEREF _Toc218717417 \h </w:instrText>
+        <w:instrText xml:space="preserve"> PAGEREF _Toc219064822 \h </w:instrText>
       </w:r>
       <w:r>
         <w:rPr>
@@ -1354,7 +1354,7 @@
         <w:rPr>
           <w:noProof/>
         </w:rPr>
-        <w:instrText xml:space="preserve"> PAGEREF _Toc218717418 \h </w:instrText>
+        <w:instrText xml:space="preserve"> PAGEREF _Toc219064823 \h </w:instrText>
       </w:r>
       <w:r>
         <w:rPr>
@@ -1416,7 +1416,7 @@
         <w:rPr>
           <w:noProof/>
         </w:rPr>
-        <w:instrText xml:space="preserve"> PAGEREF _Toc218717419 \h </w:instrText>
+        <w:instrText xml:space="preserve"> PAGEREF _Toc219064824 \h </w:instrText>
       </w:r>
       <w:r>
         <w:rPr>
@@ -1478,7 +1478,7 @@
         <w:rPr>
           <w:noProof/>
         </w:rPr>
-        <w:instrText xml:space="preserve"> PAGEREF _Toc218717420 \h </w:instrText>
+        <w:instrText xml:space="preserve"> PAGEREF _Toc219064825 \h </w:instrText>
       </w:r>
       <w:r>
         <w:rPr>
@@ -1540,7 +1540,7 @@
         <w:rPr>
           <w:noProof/>
         </w:rPr>
-        <w:instrText xml:space="preserve"> PAGEREF _Toc218717421 \h </w:instrText>
+        <w:instrText xml:space="preserve"> PAGEREF _Toc219064826 \h </w:instrText>
       </w:r>
       <w:r>
         <w:rPr>
@@ -1602,7 +1602,7 @@
         <w:rPr>
           <w:noProof/>
         </w:rPr>
-        <w:instrText xml:space="preserve"> PAGEREF _Toc218717422 \h </w:instrText>
+        <w:instrText xml:space="preserve"> PAGEREF _Toc219064827 \h </w:instrText>
       </w:r>
       <w:r>
         <w:rPr>
@@ -1664,7 +1664,7 @@
         <w:rPr>
           <w:noProof/>
         </w:rPr>
-        <w:instrText xml:space="preserve"> PAGEREF _Toc218717423 \h </w:instrText>
+        <w:instrText xml:space="preserve"> PAGEREF _Toc219064828 \h </w:instrText>
       </w:r>
       <w:r>
         <w:rPr>
@@ -1726,7 +1726,7 @@
         <w:rPr>
           <w:noProof/>
         </w:rPr>
-        <w:instrText xml:space="preserve"> PAGEREF _Toc218717424 \h </w:instrText>
+        <w:instrText xml:space="preserve"> PAGEREF _Toc219064829 \h </w:instrText>
       </w:r>
       <w:r>
         <w:rPr>
@@ -1743,7 +1743,7 @@
         <w:rPr>
           <w:noProof/>
         </w:rPr>
-        <w:t>33</w:t>
+        <w:t>36</w:t>
       </w:r>
       <w:r>
         <w:rPr>
@@ -1788,7 +1788,7 @@
         <w:rPr>
           <w:noProof/>
         </w:rPr>
-        <w:instrText xml:space="preserve"> PAGEREF _Toc218717425 \h </w:instrText>
+        <w:instrText xml:space="preserve"> PAGEREF _Toc219064830 \h </w:instrText>
       </w:r>
       <w:r>
         <w:rPr>
@@ -1805,7 +1805,7 @@
         <w:rPr>
           <w:noProof/>
         </w:rPr>
-        <w:t>34</w:t>
+        <w:t>38</w:t>
       </w:r>
       <w:r>
         <w:rPr>
@@ -1850,7 +1850,7 @@
         <w:rPr>
           <w:noProof/>
         </w:rPr>
-        <w:instrText xml:space="preserve"> PAGEREF _Toc218717426 \h </w:instrText>
+        <w:instrText xml:space="preserve"> PAGEREF _Toc219064831 \h </w:instrText>
       </w:r>
       <w:r>
         <w:rPr>
@@ -1867,7 +1867,7 @@
         <w:rPr>
           <w:noProof/>
         </w:rPr>
-        <w:t>35</w:t>
+        <w:t>39</w:t>
       </w:r>
       <w:r>
         <w:rPr>
@@ -1912,7 +1912,7 @@
         <w:rPr>
           <w:noProof/>
         </w:rPr>
-        <w:instrText xml:space="preserve"> PAGEREF _Toc218717427 \h </w:instrText>
+        <w:instrText xml:space="preserve"> PAGEREF _Toc219064832 \h </w:instrText>
       </w:r>
       <w:r>
         <w:rPr>
@@ -1929,7 +1929,7 @@
         <w:rPr>
           <w:noProof/>
         </w:rPr>
-        <w:t>36</w:t>
+        <w:t>40</w:t>
       </w:r>
       <w:r>
         <w:rPr>
@@ -1974,7 +1974,7 @@
         <w:rPr>
           <w:noProof/>
         </w:rPr>
-        <w:instrText xml:space="preserve"> PAGEREF _Toc218717428 \h </w:instrText>
+        <w:instrText xml:space="preserve"> PAGEREF _Toc219064833 \h </w:instrText>
       </w:r>
       <w:r>
         <w:rPr>
@@ -1991,7 +1991,628 @@
         <w:rPr>
           <w:noProof/>
         </w:rPr>
-        <w:t>37</w:t>
+        <w:t>41</w:t>
+      </w:r>
+      <w:r>
+        <w:rPr>
+          <w:noProof/>
+        </w:rPr>
+        <w:fldChar w:fldCharType="end"/>
+      </w:r>
+    </w:p>
+    <w:p>
+      <w:pPr>
+        <w:pStyle w:val="ndicedeilustraes"/>
+        <w:tabs>
+          <w:tab w:val="right" w:leader="dot" w:pos="8777"/>
+        </w:tabs>
+        <w:rPr>
+          <w:noProof/>
+          <w:kern w:val="2"/>
+          <w:sz w:val="24"/>
+          <w:szCs w:val="24"/>
+          <w14:ligatures w14:val="standardContextual"/>
+        </w:rPr>
+      </w:pPr>
+      <w:r>
+        <w:rPr>
+          <w:noProof/>
+        </w:rPr>
+        <w:t>Figura 22– Mockup da página inicial do Administrador</w:t>
+      </w:r>
+      <w:r>
+        <w:rPr>
+          <w:noProof/>
+        </w:rPr>
+        <w:tab/>
+      </w:r>
+      <w:r>
+        <w:rPr>
+          <w:noProof/>
+        </w:rPr>
+        <w:fldChar w:fldCharType="begin"/>
+      </w:r>
+      <w:r>
+        <w:rPr>
+          <w:noProof/>
+        </w:rPr>
+        <w:instrText xml:space="preserve"> PAGEREF _Toc219064834 \h </w:instrText>
+      </w:r>
+      <w:r>
+        <w:rPr>
+          <w:noProof/>
+        </w:rPr>
+      </w:r>
+      <w:r>
+        <w:rPr>
+          <w:noProof/>
+        </w:rPr>
+        <w:fldChar w:fldCharType="separate"/>
+      </w:r>
+      <w:r>
+        <w:rPr>
+          <w:noProof/>
+        </w:rPr>
+        <w:t>42</w:t>
+      </w:r>
+      <w:r>
+        <w:rPr>
+          <w:noProof/>
+        </w:rPr>
+        <w:fldChar w:fldCharType="end"/>
+      </w:r>
+    </w:p>
+    <w:p>
+      <w:pPr>
+        <w:pStyle w:val="ndicedeilustraes"/>
+        <w:tabs>
+          <w:tab w:val="right" w:leader="dot" w:pos="8777"/>
+        </w:tabs>
+        <w:rPr>
+          <w:noProof/>
+          <w:kern w:val="2"/>
+          <w:sz w:val="24"/>
+          <w:szCs w:val="24"/>
+          <w14:ligatures w14:val="standardContextual"/>
+        </w:rPr>
+      </w:pPr>
+      <w:r>
+        <w:rPr>
+          <w:noProof/>
+        </w:rPr>
+        <w:lastRenderedPageBreak/>
+        <w:t>Figura 23 – Mockup da página de candidaturas</w:t>
+      </w:r>
+      <w:r>
+        <w:rPr>
+          <w:noProof/>
+        </w:rPr>
+        <w:tab/>
+      </w:r>
+      <w:r>
+        <w:rPr>
+          <w:noProof/>
+        </w:rPr>
+        <w:fldChar w:fldCharType="begin"/>
+      </w:r>
+      <w:r>
+        <w:rPr>
+          <w:noProof/>
+        </w:rPr>
+        <w:instrText xml:space="preserve"> PAGEREF _Toc219064835 \h </w:instrText>
+      </w:r>
+      <w:r>
+        <w:rPr>
+          <w:noProof/>
+        </w:rPr>
+      </w:r>
+      <w:r>
+        <w:rPr>
+          <w:noProof/>
+        </w:rPr>
+        <w:fldChar w:fldCharType="separate"/>
+      </w:r>
+      <w:r>
+        <w:rPr>
+          <w:noProof/>
+        </w:rPr>
+        <w:t>43</w:t>
+      </w:r>
+      <w:r>
+        <w:rPr>
+          <w:noProof/>
+        </w:rPr>
+        <w:fldChar w:fldCharType="end"/>
+      </w:r>
+    </w:p>
+    <w:p>
+      <w:pPr>
+        <w:pStyle w:val="ndicedeilustraes"/>
+        <w:tabs>
+          <w:tab w:val="right" w:leader="dot" w:pos="8777"/>
+        </w:tabs>
+        <w:rPr>
+          <w:noProof/>
+          <w:kern w:val="2"/>
+          <w:sz w:val="24"/>
+          <w:szCs w:val="24"/>
+          <w14:ligatures w14:val="standardContextual"/>
+        </w:rPr>
+      </w:pPr>
+      <w:r>
+        <w:rPr>
+          <w:noProof/>
+        </w:rPr>
+        <w:t>Figura 24– Mockup da página de stock</w:t>
+      </w:r>
+      <w:r>
+        <w:rPr>
+          <w:noProof/>
+        </w:rPr>
+        <w:tab/>
+      </w:r>
+      <w:r>
+        <w:rPr>
+          <w:noProof/>
+        </w:rPr>
+        <w:fldChar w:fldCharType="begin"/>
+      </w:r>
+      <w:r>
+        <w:rPr>
+          <w:noProof/>
+        </w:rPr>
+        <w:instrText xml:space="preserve"> PAGEREF _Toc219064836 \h </w:instrText>
+      </w:r>
+      <w:r>
+        <w:rPr>
+          <w:noProof/>
+        </w:rPr>
+      </w:r>
+      <w:r>
+        <w:rPr>
+          <w:noProof/>
+        </w:rPr>
+        <w:fldChar w:fldCharType="separate"/>
+      </w:r>
+      <w:r>
+        <w:rPr>
+          <w:noProof/>
+        </w:rPr>
+        <w:t>46</w:t>
+      </w:r>
+      <w:r>
+        <w:rPr>
+          <w:noProof/>
+        </w:rPr>
+        <w:fldChar w:fldCharType="end"/>
+      </w:r>
+    </w:p>
+    <w:p>
+      <w:pPr>
+        <w:pStyle w:val="ndicedeilustraes"/>
+        <w:tabs>
+          <w:tab w:val="right" w:leader="dot" w:pos="8777"/>
+        </w:tabs>
+        <w:rPr>
+          <w:noProof/>
+          <w:kern w:val="2"/>
+          <w:sz w:val="24"/>
+          <w:szCs w:val="24"/>
+          <w14:ligatures w14:val="standardContextual"/>
+        </w:rPr>
+      </w:pPr>
+      <w:r>
+        <w:rPr>
+          <w:noProof/>
+        </w:rPr>
+        <w:t>Figura 25 – Mockup do formulário de adição de produto ao stock</w:t>
+      </w:r>
+      <w:r>
+        <w:rPr>
+          <w:noProof/>
+        </w:rPr>
+        <w:tab/>
+      </w:r>
+      <w:r>
+        <w:rPr>
+          <w:noProof/>
+        </w:rPr>
+        <w:fldChar w:fldCharType="begin"/>
+      </w:r>
+      <w:r>
+        <w:rPr>
+          <w:noProof/>
+        </w:rPr>
+        <w:instrText xml:space="preserve"> PAGEREF _Toc219064837 \h </w:instrText>
+      </w:r>
+      <w:r>
+        <w:rPr>
+          <w:noProof/>
+        </w:rPr>
+      </w:r>
+      <w:r>
+        <w:rPr>
+          <w:noProof/>
+        </w:rPr>
+        <w:fldChar w:fldCharType="separate"/>
+      </w:r>
+      <w:r>
+        <w:rPr>
+          <w:noProof/>
+        </w:rPr>
+        <w:t>47</w:t>
+      </w:r>
+      <w:r>
+        <w:rPr>
+          <w:noProof/>
+        </w:rPr>
+        <w:fldChar w:fldCharType="end"/>
+      </w:r>
+    </w:p>
+    <w:p>
+      <w:pPr>
+        <w:pStyle w:val="ndicedeilustraes"/>
+        <w:tabs>
+          <w:tab w:val="right" w:leader="dot" w:pos="8777"/>
+        </w:tabs>
+        <w:rPr>
+          <w:noProof/>
+          <w:kern w:val="2"/>
+          <w:sz w:val="24"/>
+          <w:szCs w:val="24"/>
+          <w14:ligatures w14:val="standardContextual"/>
+        </w:rPr>
+      </w:pPr>
+      <w:r>
+        <w:rPr>
+          <w:noProof/>
+        </w:rPr>
+        <w:t>Figura 26– Mockups das páginas de gestão de produtos no stock</w:t>
+      </w:r>
+      <w:r>
+        <w:rPr>
+          <w:noProof/>
+        </w:rPr>
+        <w:tab/>
+      </w:r>
+      <w:r>
+        <w:rPr>
+          <w:noProof/>
+        </w:rPr>
+        <w:fldChar w:fldCharType="begin"/>
+      </w:r>
+      <w:r>
+        <w:rPr>
+          <w:noProof/>
+        </w:rPr>
+        <w:instrText xml:space="preserve"> PAGEREF _Toc219064838 \h </w:instrText>
+      </w:r>
+      <w:r>
+        <w:rPr>
+          <w:noProof/>
+        </w:rPr>
+      </w:r>
+      <w:r>
+        <w:rPr>
+          <w:noProof/>
+        </w:rPr>
+        <w:fldChar w:fldCharType="separate"/>
+      </w:r>
+      <w:r>
+        <w:rPr>
+          <w:noProof/>
+        </w:rPr>
+        <w:t>48</w:t>
+      </w:r>
+      <w:r>
+        <w:rPr>
+          <w:noProof/>
+        </w:rPr>
+        <w:fldChar w:fldCharType="end"/>
+      </w:r>
+    </w:p>
+    <w:p>
+      <w:pPr>
+        <w:pStyle w:val="ndicedeilustraes"/>
+        <w:tabs>
+          <w:tab w:val="right" w:leader="dot" w:pos="8777"/>
+        </w:tabs>
+        <w:rPr>
+          <w:noProof/>
+          <w:kern w:val="2"/>
+          <w:sz w:val="24"/>
+          <w:szCs w:val="24"/>
+          <w14:ligatures w14:val="standardContextual"/>
+        </w:rPr>
+      </w:pPr>
+      <w:r>
+        <w:rPr>
+          <w:noProof/>
+        </w:rPr>
+        <w:t>Figura 27– Mockups das páginas de gestão de beneficiários</w:t>
+      </w:r>
+      <w:r>
+        <w:rPr>
+          <w:noProof/>
+        </w:rPr>
+        <w:tab/>
+      </w:r>
+      <w:r>
+        <w:rPr>
+          <w:noProof/>
+        </w:rPr>
+        <w:fldChar w:fldCharType="begin"/>
+      </w:r>
+      <w:r>
+        <w:rPr>
+          <w:noProof/>
+        </w:rPr>
+        <w:instrText xml:space="preserve"> PAGEREF _Toc219064839 \h </w:instrText>
+      </w:r>
+      <w:r>
+        <w:rPr>
+          <w:noProof/>
+        </w:rPr>
+      </w:r>
+      <w:r>
+        <w:rPr>
+          <w:noProof/>
+        </w:rPr>
+        <w:fldChar w:fldCharType="separate"/>
+      </w:r>
+      <w:r>
+        <w:rPr>
+          <w:noProof/>
+        </w:rPr>
+        <w:t>49</w:t>
+      </w:r>
+      <w:r>
+        <w:rPr>
+          <w:noProof/>
+        </w:rPr>
+        <w:fldChar w:fldCharType="end"/>
+      </w:r>
+    </w:p>
+    <w:p>
+      <w:pPr>
+        <w:pStyle w:val="ndicedeilustraes"/>
+        <w:tabs>
+          <w:tab w:val="right" w:leader="dot" w:pos="8777"/>
+        </w:tabs>
+        <w:rPr>
+          <w:noProof/>
+          <w:kern w:val="2"/>
+          <w:sz w:val="24"/>
+          <w:szCs w:val="24"/>
+          <w14:ligatures w14:val="standardContextual"/>
+        </w:rPr>
+      </w:pPr>
+      <w:r>
+        <w:rPr>
+          <w:noProof/>
+        </w:rPr>
+        <w:t>Figura 28– Mockup do formulário de pedido de bens</w:t>
+      </w:r>
+      <w:r>
+        <w:rPr>
+          <w:noProof/>
+        </w:rPr>
+        <w:tab/>
+      </w:r>
+      <w:r>
+        <w:rPr>
+          <w:noProof/>
+        </w:rPr>
+        <w:fldChar w:fldCharType="begin"/>
+      </w:r>
+      <w:r>
+        <w:rPr>
+          <w:noProof/>
+        </w:rPr>
+        <w:instrText xml:space="preserve"> PAGEREF _Toc219064840 \h </w:instrText>
+      </w:r>
+      <w:r>
+        <w:rPr>
+          <w:noProof/>
+        </w:rPr>
+      </w:r>
+      <w:r>
+        <w:rPr>
+          <w:noProof/>
+        </w:rPr>
+        <w:fldChar w:fldCharType="separate"/>
+      </w:r>
+      <w:r>
+        <w:rPr>
+          <w:noProof/>
+        </w:rPr>
+        <w:t>50</w:t>
+      </w:r>
+      <w:r>
+        <w:rPr>
+          <w:noProof/>
+        </w:rPr>
+        <w:fldChar w:fldCharType="end"/>
+      </w:r>
+    </w:p>
+    <w:p>
+      <w:pPr>
+        <w:pStyle w:val="ndicedeilustraes"/>
+        <w:tabs>
+          <w:tab w:val="right" w:leader="dot" w:pos="8777"/>
+        </w:tabs>
+        <w:rPr>
+          <w:noProof/>
+          <w:kern w:val="2"/>
+          <w:sz w:val="24"/>
+          <w:szCs w:val="24"/>
+          <w14:ligatures w14:val="standardContextual"/>
+        </w:rPr>
+      </w:pPr>
+      <w:r>
+        <w:rPr>
+          <w:noProof/>
+        </w:rPr>
+        <w:t>Figura 29– Mockup da página do calendário</w:t>
+      </w:r>
+      <w:r>
+        <w:rPr>
+          <w:noProof/>
+        </w:rPr>
+        <w:tab/>
+      </w:r>
+      <w:r>
+        <w:rPr>
+          <w:noProof/>
+        </w:rPr>
+        <w:fldChar w:fldCharType="begin"/>
+      </w:r>
+      <w:r>
+        <w:rPr>
+          <w:noProof/>
+        </w:rPr>
+        <w:instrText xml:space="preserve"> PAGEREF _Toc219064841 \h </w:instrText>
+      </w:r>
+      <w:r>
+        <w:rPr>
+          <w:noProof/>
+        </w:rPr>
+      </w:r>
+      <w:r>
+        <w:rPr>
+          <w:noProof/>
+        </w:rPr>
+        <w:fldChar w:fldCharType="separate"/>
+      </w:r>
+      <w:r>
+        <w:rPr>
+          <w:noProof/>
+        </w:rPr>
+        <w:t>51</w:t>
+      </w:r>
+      <w:r>
+        <w:rPr>
+          <w:noProof/>
+        </w:rPr>
+        <w:fldChar w:fldCharType="end"/>
+      </w:r>
+    </w:p>
+    <w:p>
+      <w:pPr>
+        <w:pStyle w:val="ndicedeilustraes"/>
+        <w:tabs>
+          <w:tab w:val="right" w:leader="dot" w:pos="8777"/>
+        </w:tabs>
+        <w:rPr>
+          <w:noProof/>
+          <w:kern w:val="2"/>
+          <w:sz w:val="24"/>
+          <w:szCs w:val="24"/>
+          <w14:ligatures w14:val="standardContextual"/>
+        </w:rPr>
+      </w:pPr>
+      <w:r>
+        <w:rPr>
+          <w:noProof/>
+        </w:rPr>
+        <w:t>Figura 30– Mockup da página de justificação de falta</w:t>
+      </w:r>
+      <w:r>
+        <w:rPr>
+          <w:noProof/>
+        </w:rPr>
+        <w:tab/>
+      </w:r>
+      <w:r>
+        <w:rPr>
+          <w:noProof/>
+        </w:rPr>
+        <w:fldChar w:fldCharType="begin"/>
+      </w:r>
+      <w:r>
+        <w:rPr>
+          <w:noProof/>
+        </w:rPr>
+        <w:instrText xml:space="preserve"> PAGEREF _Toc219064842 \h </w:instrText>
+      </w:r>
+      <w:r>
+        <w:rPr>
+          <w:noProof/>
+        </w:rPr>
+      </w:r>
+      <w:r>
+        <w:rPr>
+          <w:noProof/>
+        </w:rPr>
+        <w:fldChar w:fldCharType="separate"/>
+      </w:r>
+      <w:r>
+        <w:rPr>
+          <w:noProof/>
+        </w:rPr>
+        <w:t>52</w:t>
+      </w:r>
+      <w:r>
+        <w:rPr>
+          <w:noProof/>
+        </w:rPr>
+        <w:fldChar w:fldCharType="end"/>
+      </w:r>
+    </w:p>
+    <w:p>
+      <w:pPr>
+        <w:pStyle w:val="ndicedeilustraes"/>
+        <w:tabs>
+          <w:tab w:val="right" w:leader="dot" w:pos="8777"/>
+        </w:tabs>
+        <w:rPr>
+          <w:noProof/>
+          <w:kern w:val="2"/>
+          <w:sz w:val="24"/>
+          <w:szCs w:val="24"/>
+          <w14:ligatures w14:val="standardContextual"/>
+        </w:rPr>
+      </w:pPr>
+      <w:r>
+        <w:rPr>
+          <w:noProof/>
+        </w:rPr>
+        <w:t>Figura 31– Mockups de gestão de campanhas</w:t>
+      </w:r>
+      <w:r>
+        <w:rPr>
+          <w:noProof/>
+        </w:rPr>
+        <w:tab/>
+      </w:r>
+      <w:r>
+        <w:rPr>
+          <w:noProof/>
+        </w:rPr>
+        <w:fldChar w:fldCharType="begin"/>
+      </w:r>
+      <w:r>
+        <w:rPr>
+          <w:noProof/>
+        </w:rPr>
+        <w:instrText xml:space="preserve"> PAGEREF _Toc219064843 \h </w:instrText>
+      </w:r>
+      <w:r>
+        <w:rPr>
+          <w:noProof/>
+        </w:rPr>
+      </w:r>
+      <w:r>
+        <w:rPr>
+          <w:noProof/>
+        </w:rPr>
+        <w:fldChar w:fldCharType="separate"/>
+      </w:r>
+      <w:r>
+        <w:rPr>
+          <w:noProof/>
+        </w:rPr>
+        <w:t>53</w:t>
       </w:r>
       <w:r>
         <w:rPr>
@@ -2028,7 +2649,6 @@
           <w:rFonts w:ascii="Arial" w:hAnsi="Arial" w:cs="Arial"/>
           <w:b/>
         </w:rPr>
-        <w:lastRenderedPageBreak/>
         <w:br w:type="page"/>
       </w:r>
     </w:p>
@@ -2090,7 +2710,7 @@
             </w:rPr>
             <w:fldChar w:fldCharType="separate"/>
           </w:r>
-          <w:hyperlink w:anchor="_Toc218717429" w:history="1">
+          <w:hyperlink w:anchor="_Toc219064751" w:history="1">
             <w:r>
               <w:rPr>
                 <w:rStyle w:val="Hiperligao"/>
@@ -2134,7 +2754,7 @@
                 <w:noProof/>
                 <w:webHidden/>
               </w:rPr>
-              <w:instrText xml:space="preserve"> PAGEREF _Toc218717429 \h </w:instrText>
+              <w:instrText xml:space="preserve"> PAGEREF _Toc219064751 \h </w:instrText>
             </w:r>
             <w:r>
               <w:rPr>
@@ -2176,7 +2796,7 @@
               <w14:ligatures w14:val="standardContextual"/>
             </w:rPr>
           </w:pPr>
-          <w:hyperlink w:anchor="_Toc218717430" w:history="1">
+          <w:hyperlink w:anchor="_Toc219064752" w:history="1">
             <w:r>
               <w:rPr>
                 <w:rStyle w:val="Hiperligao"/>
@@ -2220,7 +2840,7 @@
                 <w:noProof/>
                 <w:webHidden/>
               </w:rPr>
-              <w:instrText xml:space="preserve"> PAGEREF _Toc218717430 \h </w:instrText>
+              <w:instrText xml:space="preserve"> PAGEREF _Toc219064752 \h </w:instrText>
             </w:r>
             <w:r>
               <w:rPr>
@@ -2262,7 +2882,7 @@
               <w14:ligatures w14:val="standardContextual"/>
             </w:rPr>
           </w:pPr>
-          <w:hyperlink w:anchor="_Toc218717431" w:history="1">
+          <w:hyperlink w:anchor="_Toc219064753" w:history="1">
             <w:r>
               <w:rPr>
                 <w:rStyle w:val="Hiperligao"/>
@@ -2306,7 +2926,7 @@
                 <w:noProof/>
                 <w:webHidden/>
               </w:rPr>
-              <w:instrText xml:space="preserve"> PAGEREF _Toc218717431 \h </w:instrText>
+              <w:instrText xml:space="preserve"> PAGEREF _Toc219064753 \h </w:instrText>
             </w:r>
             <w:r>
               <w:rPr>
@@ -2348,7 +2968,7 @@
               <w14:ligatures w14:val="standardContextual"/>
             </w:rPr>
           </w:pPr>
-          <w:hyperlink w:anchor="_Toc218717432" w:history="1">
+          <w:hyperlink w:anchor="_Toc219064754" w:history="1">
             <w:r>
               <w:rPr>
                 <w:rStyle w:val="Hiperligao"/>
@@ -2392,7 +3012,7 @@
                 <w:noProof/>
                 <w:webHidden/>
               </w:rPr>
-              <w:instrText xml:space="preserve"> PAGEREF _Toc218717432 \h </w:instrText>
+              <w:instrText xml:space="preserve"> PAGEREF _Toc219064754 \h </w:instrText>
             </w:r>
             <w:r>
               <w:rPr>
@@ -2434,7 +3054,7 @@
               <w14:ligatures w14:val="standardContextual"/>
             </w:rPr>
           </w:pPr>
-          <w:hyperlink w:anchor="_Toc218717433" w:history="1">
+          <w:hyperlink w:anchor="_Toc219064755" w:history="1">
             <w:r>
               <w:rPr>
                 <w:rStyle w:val="Hiperligao"/>
@@ -2478,7 +3098,7 @@
                 <w:noProof/>
                 <w:webHidden/>
               </w:rPr>
-              <w:instrText xml:space="preserve"> PAGEREF _Toc218717433 \h </w:instrText>
+              <w:instrText xml:space="preserve"> PAGEREF _Toc219064755 \h </w:instrText>
             </w:r>
             <w:r>
               <w:rPr>
@@ -2520,7 +3140,7 @@
               <w14:ligatures w14:val="standardContextual"/>
             </w:rPr>
           </w:pPr>
-          <w:hyperlink w:anchor="_Toc218717434" w:history="1">
+          <w:hyperlink w:anchor="_Toc219064756" w:history="1">
             <w:r>
               <w:rPr>
                 <w:rStyle w:val="Hiperligao"/>
@@ -2564,7 +3184,7 @@
                 <w:noProof/>
                 <w:webHidden/>
               </w:rPr>
-              <w:instrText xml:space="preserve"> PAGEREF _Toc218717434 \h </w:instrText>
+              <w:instrText xml:space="preserve"> PAGEREF _Toc219064756 \h </w:instrText>
             </w:r>
             <w:r>
               <w:rPr>
@@ -2606,7 +3226,7 @@
               <w14:ligatures w14:val="standardContextual"/>
             </w:rPr>
           </w:pPr>
-          <w:hyperlink w:anchor="_Toc218717435" w:history="1">
+          <w:hyperlink w:anchor="_Toc219064757" w:history="1">
             <w:r>
               <w:rPr>
                 <w:rStyle w:val="Hiperligao"/>
@@ -2650,7 +3270,7 @@
                 <w:noProof/>
                 <w:webHidden/>
               </w:rPr>
-              <w:instrText xml:space="preserve"> PAGEREF _Toc218717435 \h </w:instrText>
+              <w:instrText xml:space="preserve"> PAGEREF _Toc219064757 \h </w:instrText>
             </w:r>
             <w:r>
               <w:rPr>
@@ -2692,7 +3312,7 @@
               <w14:ligatures w14:val="standardContextual"/>
             </w:rPr>
           </w:pPr>
-          <w:hyperlink w:anchor="_Toc218717436" w:history="1">
+          <w:hyperlink w:anchor="_Toc219064758" w:history="1">
             <w:r>
               <w:rPr>
                 <w:rStyle w:val="Hiperligao"/>
@@ -2736,7 +3356,7 @@
                 <w:noProof/>
                 <w:webHidden/>
               </w:rPr>
-              <w:instrText xml:space="preserve"> PAGEREF _Toc218717436 \h </w:instrText>
+              <w:instrText xml:space="preserve"> PAGEREF _Toc219064758 \h </w:instrText>
             </w:r>
             <w:r>
               <w:rPr>
@@ -2778,7 +3398,7 @@
               <w14:ligatures w14:val="standardContextual"/>
             </w:rPr>
           </w:pPr>
-          <w:hyperlink w:anchor="_Toc218717437" w:history="1">
+          <w:hyperlink w:anchor="_Toc219064759" w:history="1">
             <w:r>
               <w:rPr>
                 <w:rStyle w:val="Hiperligao"/>
@@ -2822,7 +3442,7 @@
                 <w:noProof/>
                 <w:webHidden/>
               </w:rPr>
-              <w:instrText xml:space="preserve"> PAGEREF _Toc218717437 \h </w:instrText>
+              <w:instrText xml:space="preserve"> PAGEREF _Toc219064759 \h </w:instrText>
             </w:r>
             <w:r>
               <w:rPr>
@@ -2864,7 +3484,7 @@
               <w14:ligatures w14:val="standardContextual"/>
             </w:rPr>
           </w:pPr>
-          <w:hyperlink w:anchor="_Toc218717438" w:history="1">
+          <w:hyperlink w:anchor="_Toc219064760" w:history="1">
             <w:r>
               <w:rPr>
                 <w:rStyle w:val="Hiperligao"/>
@@ -2908,7 +3528,7 @@
                 <w:noProof/>
                 <w:webHidden/>
               </w:rPr>
-              <w:instrText xml:space="preserve"> PAGEREF _Toc218717438 \h </w:instrText>
+              <w:instrText xml:space="preserve"> PAGEREF _Toc219064760 \h </w:instrText>
             </w:r>
             <w:r>
               <w:rPr>
@@ -2950,7 +3570,7 @@
               <w14:ligatures w14:val="standardContextual"/>
             </w:rPr>
           </w:pPr>
-          <w:hyperlink w:anchor="_Toc218717439" w:history="1">
+          <w:hyperlink w:anchor="_Toc219064761" w:history="1">
             <w:r>
               <w:rPr>
                 <w:rStyle w:val="Hiperligao"/>
@@ -2994,7 +3614,7 @@
                 <w:noProof/>
                 <w:webHidden/>
               </w:rPr>
-              <w:instrText xml:space="preserve"> PAGEREF _Toc218717439 \h </w:instrText>
+              <w:instrText xml:space="preserve"> PAGEREF _Toc219064761 \h </w:instrText>
             </w:r>
             <w:r>
               <w:rPr>
@@ -3036,7 +3656,7 @@
               <w14:ligatures w14:val="standardContextual"/>
             </w:rPr>
           </w:pPr>
-          <w:hyperlink w:anchor="_Toc218717440" w:history="1">
+          <w:hyperlink w:anchor="_Toc219064762" w:history="1">
             <w:r>
               <w:rPr>
                 <w:rStyle w:val="Hiperligao"/>
@@ -3080,7 +3700,7 @@
                 <w:noProof/>
                 <w:webHidden/>
               </w:rPr>
-              <w:instrText xml:space="preserve"> PAGEREF _Toc218717440 \h </w:instrText>
+              <w:instrText xml:space="preserve"> PAGEREF _Toc219064762 \h </w:instrText>
             </w:r>
             <w:r>
               <w:rPr>
@@ -3122,7 +3742,7 @@
               <w14:ligatures w14:val="standardContextual"/>
             </w:rPr>
           </w:pPr>
-          <w:hyperlink w:anchor="_Toc218717441" w:history="1">
+          <w:hyperlink w:anchor="_Toc219064763" w:history="1">
             <w:r>
               <w:rPr>
                 <w:rStyle w:val="Hiperligao"/>
@@ -3166,7 +3786,7 @@
                 <w:noProof/>
                 <w:webHidden/>
               </w:rPr>
-              <w:instrText xml:space="preserve"> PAGEREF _Toc218717441 \h </w:instrText>
+              <w:instrText xml:space="preserve"> PAGEREF _Toc219064763 \h </w:instrText>
             </w:r>
             <w:r>
               <w:rPr>
@@ -3208,7 +3828,7 @@
               <w14:ligatures w14:val="standardContextual"/>
             </w:rPr>
           </w:pPr>
-          <w:hyperlink w:anchor="_Toc218717442" w:history="1">
+          <w:hyperlink w:anchor="_Toc219064764" w:history="1">
             <w:r>
               <w:rPr>
                 <w:rStyle w:val="Hiperligao"/>
@@ -3252,7 +3872,7 @@
                 <w:noProof/>
                 <w:webHidden/>
               </w:rPr>
-              <w:instrText xml:space="preserve"> PAGEREF _Toc218717442 \h </w:instrText>
+              <w:instrText xml:space="preserve"> PAGEREF _Toc219064764 \h </w:instrText>
             </w:r>
             <w:r>
               <w:rPr>
@@ -3294,7 +3914,7 @@
               <w14:ligatures w14:val="standardContextual"/>
             </w:rPr>
           </w:pPr>
-          <w:hyperlink w:anchor="_Toc218717443" w:history="1">
+          <w:hyperlink w:anchor="_Toc219064765" w:history="1">
             <w:r>
               <w:rPr>
                 <w:rStyle w:val="Hiperligao"/>
@@ -3338,7 +3958,7 @@
                 <w:noProof/>
                 <w:webHidden/>
               </w:rPr>
-              <w:instrText xml:space="preserve"> PAGEREF _Toc218717443 \h </w:instrText>
+              <w:instrText xml:space="preserve"> PAGEREF _Toc219064765 \h </w:instrText>
             </w:r>
             <w:r>
               <w:rPr>
@@ -3380,7 +4000,7 @@
               <w14:ligatures w14:val="standardContextual"/>
             </w:rPr>
           </w:pPr>
-          <w:hyperlink w:anchor="_Toc218717444" w:history="1">
+          <w:hyperlink w:anchor="_Toc219064766" w:history="1">
             <w:r>
               <w:rPr>
                 <w:rStyle w:val="Hiperligao"/>
@@ -3424,7 +4044,7 @@
                 <w:noProof/>
                 <w:webHidden/>
               </w:rPr>
-              <w:instrText xml:space="preserve"> PAGEREF _Toc218717444 \h </w:instrText>
+              <w:instrText xml:space="preserve"> PAGEREF _Toc219064766 \h </w:instrText>
             </w:r>
             <w:r>
               <w:rPr>
@@ -3466,7 +4086,7 @@
               <w14:ligatures w14:val="standardContextual"/>
             </w:rPr>
           </w:pPr>
-          <w:hyperlink w:anchor="_Toc218717445" w:history="1">
+          <w:hyperlink w:anchor="_Toc219064767" w:history="1">
             <w:r>
               <w:rPr>
                 <w:rStyle w:val="Hiperligao"/>
@@ -3510,7 +4130,7 @@
                 <w:noProof/>
                 <w:webHidden/>
               </w:rPr>
-              <w:instrText xml:space="preserve"> PAGEREF _Toc218717445 \h </w:instrText>
+              <w:instrText xml:space="preserve"> PAGEREF _Toc219064767 \h </w:instrText>
             </w:r>
             <w:r>
               <w:rPr>
@@ -3552,7 +4172,7 @@
               <w14:ligatures w14:val="standardContextual"/>
             </w:rPr>
           </w:pPr>
-          <w:hyperlink w:anchor="_Toc218717446" w:history="1">
+          <w:hyperlink w:anchor="_Toc219064768" w:history="1">
             <w:r>
               <w:rPr>
                 <w:rStyle w:val="Hiperligao"/>
@@ -3596,7 +4216,7 @@
                 <w:noProof/>
                 <w:webHidden/>
               </w:rPr>
-              <w:instrText xml:space="preserve"> PAGEREF _Toc218717446 \h </w:instrText>
+              <w:instrText xml:space="preserve"> PAGEREF _Toc219064768 \h </w:instrText>
             </w:r>
             <w:r>
               <w:rPr>
@@ -3638,7 +4258,7 @@
               <w14:ligatures w14:val="standardContextual"/>
             </w:rPr>
           </w:pPr>
-          <w:hyperlink w:anchor="_Toc218717447" w:history="1">
+          <w:hyperlink w:anchor="_Toc219064769" w:history="1">
             <w:r>
               <w:rPr>
                 <w:rStyle w:val="Hiperligao"/>
@@ -3682,7 +4302,7 @@
                 <w:noProof/>
                 <w:webHidden/>
               </w:rPr>
-              <w:instrText xml:space="preserve"> PAGEREF _Toc218717447 \h </w:instrText>
+              <w:instrText xml:space="preserve"> PAGEREF _Toc219064769 \h </w:instrText>
             </w:r>
             <w:r>
               <w:rPr>
@@ -3724,7 +4344,7 @@
               <w14:ligatures w14:val="standardContextual"/>
             </w:rPr>
           </w:pPr>
-          <w:hyperlink w:anchor="_Toc218717448" w:history="1">
+          <w:hyperlink w:anchor="_Toc219064770" w:history="1">
             <w:r>
               <w:rPr>
                 <w:rStyle w:val="Hiperligao"/>
@@ -3768,7 +4388,7 @@
                 <w:noProof/>
                 <w:webHidden/>
               </w:rPr>
-              <w:instrText xml:space="preserve"> PAGEREF _Toc218717448 \h </w:instrText>
+              <w:instrText xml:space="preserve"> PAGEREF _Toc219064770 \h </w:instrText>
             </w:r>
             <w:r>
               <w:rPr>
@@ -3810,7 +4430,7 @@
               <w14:ligatures w14:val="standardContextual"/>
             </w:rPr>
           </w:pPr>
-          <w:hyperlink w:anchor="_Toc218717449" w:history="1">
+          <w:hyperlink w:anchor="_Toc219064771" w:history="1">
             <w:r>
               <w:rPr>
                 <w:rStyle w:val="Hiperligao"/>
@@ -3854,7 +4474,7 @@
                 <w:noProof/>
                 <w:webHidden/>
               </w:rPr>
-              <w:instrText xml:space="preserve"> PAGEREF _Toc218717449 \h </w:instrText>
+              <w:instrText xml:space="preserve"> PAGEREF _Toc219064771 \h </w:instrText>
             </w:r>
             <w:r>
               <w:rPr>
@@ -3896,7 +4516,7 @@
               <w14:ligatures w14:val="standardContextual"/>
             </w:rPr>
           </w:pPr>
-          <w:hyperlink w:anchor="_Toc218717450" w:history="1">
+          <w:hyperlink w:anchor="_Toc219064772" w:history="1">
             <w:r>
               <w:rPr>
                 <w:rStyle w:val="Hiperligao"/>
@@ -3940,7 +4560,7 @@
                 <w:noProof/>
                 <w:webHidden/>
               </w:rPr>
-              <w:instrText xml:space="preserve"> PAGEREF _Toc218717450 \h </w:instrText>
+              <w:instrText xml:space="preserve"> PAGEREF _Toc219064772 \h </w:instrText>
             </w:r>
             <w:r>
               <w:rPr>
@@ -3982,7 +4602,7 @@
               <w14:ligatures w14:val="standardContextual"/>
             </w:rPr>
           </w:pPr>
-          <w:hyperlink w:anchor="_Toc218717451" w:history="1">
+          <w:hyperlink w:anchor="_Toc219064773" w:history="1">
             <w:r>
               <w:rPr>
                 <w:rStyle w:val="Hiperligao"/>
@@ -4026,7 +4646,7 @@
                 <w:noProof/>
                 <w:webHidden/>
               </w:rPr>
-              <w:instrText xml:space="preserve"> PAGEREF _Toc218717451 \h </w:instrText>
+              <w:instrText xml:space="preserve"> PAGEREF _Toc219064773 \h </w:instrText>
             </w:r>
             <w:r>
               <w:rPr>
@@ -4068,7 +4688,7 @@
               <w14:ligatures w14:val="standardContextual"/>
             </w:rPr>
           </w:pPr>
-          <w:hyperlink w:anchor="_Toc218717452" w:history="1">
+          <w:hyperlink w:anchor="_Toc219064774" w:history="1">
             <w:r>
               <w:rPr>
                 <w:rStyle w:val="Hiperligao"/>
@@ -4112,7 +4732,7 @@
                 <w:noProof/>
                 <w:webHidden/>
               </w:rPr>
-              <w:instrText xml:space="preserve"> PAGEREF _Toc218717452 \h </w:instrText>
+              <w:instrText xml:space="preserve"> PAGEREF _Toc219064774 \h </w:instrText>
             </w:r>
             <w:r>
               <w:rPr>
@@ -4154,7 +4774,7 @@
               <w14:ligatures w14:val="standardContextual"/>
             </w:rPr>
           </w:pPr>
-          <w:hyperlink w:anchor="_Toc218717453" w:history="1">
+          <w:hyperlink w:anchor="_Toc219064775" w:history="1">
             <w:r>
               <w:rPr>
                 <w:rStyle w:val="Hiperligao"/>
@@ -4198,7 +4818,7 @@
                 <w:noProof/>
                 <w:webHidden/>
               </w:rPr>
-              <w:instrText xml:space="preserve"> PAGEREF _Toc218717453 \h </w:instrText>
+              <w:instrText xml:space="preserve"> PAGEREF _Toc219064775 \h </w:instrText>
             </w:r>
             <w:r>
               <w:rPr>
@@ -4240,7 +4860,7 @@
               <w14:ligatures w14:val="standardContextual"/>
             </w:rPr>
           </w:pPr>
-          <w:hyperlink w:anchor="_Toc218717454" w:history="1">
+          <w:hyperlink w:anchor="_Toc219064776" w:history="1">
             <w:r>
               <w:rPr>
                 <w:rStyle w:val="Hiperligao"/>
@@ -4284,7 +4904,7 @@
                 <w:noProof/>
                 <w:webHidden/>
               </w:rPr>
-              <w:instrText xml:space="preserve"> PAGEREF _Toc218717454 \h </w:instrText>
+              <w:instrText xml:space="preserve"> PAGEREF _Toc219064776 \h </w:instrText>
             </w:r>
             <w:r>
               <w:rPr>
@@ -4326,7 +4946,7 @@
               <w14:ligatures w14:val="standardContextual"/>
             </w:rPr>
           </w:pPr>
-          <w:hyperlink w:anchor="_Toc218717455" w:history="1">
+          <w:hyperlink w:anchor="_Toc219064777" w:history="1">
             <w:r>
               <w:rPr>
                 <w:rStyle w:val="Hiperligao"/>
@@ -4370,7 +4990,7 @@
                 <w:noProof/>
                 <w:webHidden/>
               </w:rPr>
-              <w:instrText xml:space="preserve"> PAGEREF _Toc218717455 \h </w:instrText>
+              <w:instrText xml:space="preserve"> PAGEREF _Toc219064777 \h </w:instrText>
             </w:r>
             <w:r>
               <w:rPr>
@@ -4412,7 +5032,7 @@
               <w14:ligatures w14:val="standardContextual"/>
             </w:rPr>
           </w:pPr>
-          <w:hyperlink w:anchor="_Toc218717456" w:history="1">
+          <w:hyperlink w:anchor="_Toc219064778" w:history="1">
             <w:r>
               <w:rPr>
                 <w:rStyle w:val="Hiperligao"/>
@@ -4456,7 +5076,7 @@
                 <w:noProof/>
                 <w:webHidden/>
               </w:rPr>
-              <w:instrText xml:space="preserve"> PAGEREF _Toc218717456 \h </w:instrText>
+              <w:instrText xml:space="preserve"> PAGEREF _Toc219064778 \h </w:instrText>
             </w:r>
             <w:r>
               <w:rPr>
@@ -4498,7 +5118,7 @@
               <w14:ligatures w14:val="standardContextual"/>
             </w:rPr>
           </w:pPr>
-          <w:hyperlink w:anchor="_Toc218717457" w:history="1">
+          <w:hyperlink w:anchor="_Toc219064779" w:history="1">
             <w:r>
               <w:rPr>
                 <w:rStyle w:val="Hiperligao"/>
@@ -4542,7 +5162,7 @@
                 <w:noProof/>
                 <w:webHidden/>
               </w:rPr>
-              <w:instrText xml:space="preserve"> PAGEREF _Toc218717457 \h </w:instrText>
+              <w:instrText xml:space="preserve"> PAGEREF _Toc219064779 \h </w:instrText>
             </w:r>
             <w:r>
               <w:rPr>
@@ -4584,7 +5204,7 @@
               <w14:ligatures w14:val="standardContextual"/>
             </w:rPr>
           </w:pPr>
-          <w:hyperlink w:anchor="_Toc218717458" w:history="1">
+          <w:hyperlink w:anchor="_Toc219064780" w:history="1">
             <w:r>
               <w:rPr>
                 <w:rStyle w:val="Hiperligao"/>
@@ -4628,7 +5248,7 @@
                 <w:noProof/>
                 <w:webHidden/>
               </w:rPr>
-              <w:instrText xml:space="preserve"> PAGEREF _Toc218717458 \h </w:instrText>
+              <w:instrText xml:space="preserve"> PAGEREF _Toc219064780 \h </w:instrText>
             </w:r>
             <w:r>
               <w:rPr>
@@ -4670,7 +5290,7 @@
               <w14:ligatures w14:val="standardContextual"/>
             </w:rPr>
           </w:pPr>
-          <w:hyperlink w:anchor="_Toc218717459" w:history="1">
+          <w:hyperlink w:anchor="_Toc219064781" w:history="1">
             <w:r>
               <w:rPr>
                 <w:rStyle w:val="Hiperligao"/>
@@ -4714,7 +5334,7 @@
                 <w:noProof/>
                 <w:webHidden/>
               </w:rPr>
-              <w:instrText xml:space="preserve"> PAGEREF _Toc218717459 \h </w:instrText>
+              <w:instrText xml:space="preserve"> PAGEREF _Toc219064781 \h </w:instrText>
             </w:r>
             <w:r>
               <w:rPr>
@@ -4756,7 +5376,7 @@
               <w14:ligatures w14:val="standardContextual"/>
             </w:rPr>
           </w:pPr>
-          <w:hyperlink w:anchor="_Toc218717460" w:history="1">
+          <w:hyperlink w:anchor="_Toc219064782" w:history="1">
             <w:r>
               <w:rPr>
                 <w:rStyle w:val="Hiperligao"/>
@@ -4800,7 +5420,7 @@
                 <w:noProof/>
                 <w:webHidden/>
               </w:rPr>
-              <w:instrText xml:space="preserve"> PAGEREF _Toc218717460 \h </w:instrText>
+              <w:instrText xml:space="preserve"> PAGEREF _Toc219064782 \h </w:instrText>
             </w:r>
             <w:r>
               <w:rPr>
@@ -4842,7 +5462,7 @@
               <w14:ligatures w14:val="standardContextual"/>
             </w:rPr>
           </w:pPr>
-          <w:hyperlink w:anchor="_Toc218717461" w:history="1">
+          <w:hyperlink w:anchor="_Toc219064783" w:history="1">
             <w:r>
               <w:rPr>
                 <w:rStyle w:val="Hiperligao"/>
@@ -4886,7 +5506,7 @@
                 <w:noProof/>
                 <w:webHidden/>
               </w:rPr>
-              <w:instrText xml:space="preserve"> PAGEREF _Toc218717461 \h </w:instrText>
+              <w:instrText xml:space="preserve"> PAGEREF _Toc219064783 \h </w:instrText>
             </w:r>
             <w:r>
               <w:rPr>
@@ -4928,7 +5548,7 @@
               <w14:ligatures w14:val="standardContextual"/>
             </w:rPr>
           </w:pPr>
-          <w:hyperlink w:anchor="_Toc218717462" w:history="1">
+          <w:hyperlink w:anchor="_Toc219064784" w:history="1">
             <w:r>
               <w:rPr>
                 <w:rStyle w:val="Hiperligao"/>
@@ -4972,7 +5592,7 @@
                 <w:noProof/>
                 <w:webHidden/>
               </w:rPr>
-              <w:instrText xml:space="preserve"> PAGEREF _Toc218717462 \h </w:instrText>
+              <w:instrText xml:space="preserve"> PAGEREF _Toc219064784 \h </w:instrText>
             </w:r>
             <w:r>
               <w:rPr>
@@ -5014,7 +5634,7 @@
               <w14:ligatures w14:val="standardContextual"/>
             </w:rPr>
           </w:pPr>
-          <w:hyperlink w:anchor="_Toc218717463" w:history="1">
+          <w:hyperlink w:anchor="_Toc219064785" w:history="1">
             <w:r>
               <w:rPr>
                 <w:rStyle w:val="Hiperligao"/>
@@ -5058,7 +5678,7 @@
                 <w:noProof/>
                 <w:webHidden/>
               </w:rPr>
-              <w:instrText xml:space="preserve"> PAGEREF _Toc218717463 \h </w:instrText>
+              <w:instrText xml:space="preserve"> PAGEREF _Toc219064785 \h </w:instrText>
             </w:r>
             <w:r>
               <w:rPr>
@@ -5100,7 +5720,7 @@
               <w14:ligatures w14:val="standardContextual"/>
             </w:rPr>
           </w:pPr>
-          <w:hyperlink w:anchor="_Toc218717464" w:history="1">
+          <w:hyperlink w:anchor="_Toc219064786" w:history="1">
             <w:r>
               <w:rPr>
                 <w:rStyle w:val="Hiperligao"/>
@@ -5144,7 +5764,7 @@
                 <w:noProof/>
                 <w:webHidden/>
               </w:rPr>
-              <w:instrText xml:space="preserve"> PAGEREF _Toc218717464 \h </w:instrText>
+              <w:instrText xml:space="preserve"> PAGEREF _Toc219064786 \h </w:instrText>
             </w:r>
             <w:r>
               <w:rPr>
@@ -5186,7 +5806,7 @@
               <w14:ligatures w14:val="standardContextual"/>
             </w:rPr>
           </w:pPr>
-          <w:hyperlink w:anchor="_Toc218717465" w:history="1">
+          <w:hyperlink w:anchor="_Toc219064787" w:history="1">
             <w:r>
               <w:rPr>
                 <w:rStyle w:val="Hiperligao"/>
@@ -5230,7 +5850,7 @@
                 <w:noProof/>
                 <w:webHidden/>
               </w:rPr>
-              <w:instrText xml:space="preserve"> PAGEREF _Toc218717465 \h </w:instrText>
+              <w:instrText xml:space="preserve"> PAGEREF _Toc219064787 \h </w:instrText>
             </w:r>
             <w:r>
               <w:rPr>
@@ -5272,7 +5892,7 @@
               <w14:ligatures w14:val="standardContextual"/>
             </w:rPr>
           </w:pPr>
-          <w:hyperlink w:anchor="_Toc218717466" w:history="1">
+          <w:hyperlink w:anchor="_Toc219064788" w:history="1">
             <w:r>
               <w:rPr>
                 <w:rStyle w:val="Hiperligao"/>
@@ -5316,7 +5936,7 @@
                 <w:noProof/>
                 <w:webHidden/>
               </w:rPr>
-              <w:instrText xml:space="preserve"> PAGEREF _Toc218717466 \h </w:instrText>
+              <w:instrText xml:space="preserve"> PAGEREF _Toc219064788 \h </w:instrText>
             </w:r>
             <w:r>
               <w:rPr>
@@ -5358,7 +5978,7 @@
               <w14:ligatures w14:val="standardContextual"/>
             </w:rPr>
           </w:pPr>
-          <w:hyperlink w:anchor="_Toc218717467" w:history="1">
+          <w:hyperlink w:anchor="_Toc219064789" w:history="1">
             <w:r>
               <w:rPr>
                 <w:rStyle w:val="Hiperligao"/>
@@ -5381,7 +6001,7 @@
                 <w:rStyle w:val="Hiperligao"/>
                 <w:noProof/>
               </w:rPr>
-              <w:t>Página principal (Beneficiário)</w:t>
+              <w:t>Login/Registar</w:t>
             </w:r>
             <w:r>
               <w:rPr>
@@ -5402,7 +6022,7 @@
                 <w:noProof/>
                 <w:webHidden/>
               </w:rPr>
-              <w:instrText xml:space="preserve"> PAGEREF _Toc218717467 \h </w:instrText>
+              <w:instrText xml:space="preserve"> PAGEREF _Toc219064789 \h </w:instrText>
             </w:r>
             <w:r>
               <w:rPr>
@@ -5444,7 +6064,7 @@
               <w14:ligatures w14:val="standardContextual"/>
             </w:rPr>
           </w:pPr>
-          <w:hyperlink w:anchor="_Toc218717468" w:history="1">
+          <w:hyperlink w:anchor="_Toc219064790" w:history="1">
             <w:r>
               <w:rPr>
                 <w:rStyle w:val="Hiperligao"/>
@@ -5467,6 +6087,350 @@
                 <w:rStyle w:val="Hiperligao"/>
                 <w:noProof/>
               </w:rPr>
+              <w:t>Editar Dados</w:t>
+            </w:r>
+            <w:r>
+              <w:rPr>
+                <w:noProof/>
+                <w:webHidden/>
+              </w:rPr>
+              <w:tab/>
+            </w:r>
+            <w:r>
+              <w:rPr>
+                <w:noProof/>
+                <w:webHidden/>
+              </w:rPr>
+              <w:fldChar w:fldCharType="begin"/>
+            </w:r>
+            <w:r>
+              <w:rPr>
+                <w:noProof/>
+                <w:webHidden/>
+              </w:rPr>
+              <w:instrText xml:space="preserve"> PAGEREF _Toc219064790 \h </w:instrText>
+            </w:r>
+            <w:r>
+              <w:rPr>
+                <w:noProof/>
+                <w:webHidden/>
+              </w:rPr>
+            </w:r>
+            <w:r>
+              <w:rPr>
+                <w:noProof/>
+                <w:webHidden/>
+              </w:rPr>
+              <w:fldChar w:fldCharType="separate"/>
+            </w:r>
+            <w:r>
+              <w:rPr>
+                <w:noProof/>
+                <w:webHidden/>
+              </w:rPr>
+              <w:t>34</w:t>
+            </w:r>
+            <w:r>
+              <w:rPr>
+                <w:noProof/>
+                <w:webHidden/>
+              </w:rPr>
+              <w:fldChar w:fldCharType="end"/>
+            </w:r>
+          </w:hyperlink>
+        </w:p>
+        <w:p>
+          <w:pPr>
+            <w:pStyle w:val="ndice2"/>
+            <w:rPr>
+              <w:noProof/>
+              <w:kern w:val="2"/>
+              <w:sz w:val="24"/>
+              <w:szCs w:val="24"/>
+              <w14:ligatures w14:val="standardContextual"/>
+            </w:rPr>
+          </w:pPr>
+          <w:hyperlink w:anchor="_Toc219064791" w:history="1">
+            <w:r>
+              <w:rPr>
+                <w:rStyle w:val="Hiperligao"/>
+                <w:noProof/>
+              </w:rPr>
+              <w:t>13.3.</w:t>
+            </w:r>
+            <w:r>
+              <w:rPr>
+                <w:noProof/>
+                <w:kern w:val="2"/>
+                <w:sz w:val="24"/>
+                <w:szCs w:val="24"/>
+                <w14:ligatures w14:val="standardContextual"/>
+              </w:rPr>
+              <w:tab/>
+            </w:r>
+            <w:r>
+              <w:rPr>
+                <w:rStyle w:val="Hiperligao"/>
+                <w:noProof/>
+              </w:rPr>
+              <w:t>Mudar Palavra-Passe</w:t>
+            </w:r>
+            <w:r>
+              <w:rPr>
+                <w:noProof/>
+                <w:webHidden/>
+              </w:rPr>
+              <w:tab/>
+            </w:r>
+            <w:r>
+              <w:rPr>
+                <w:noProof/>
+                <w:webHidden/>
+              </w:rPr>
+              <w:fldChar w:fldCharType="begin"/>
+            </w:r>
+            <w:r>
+              <w:rPr>
+                <w:noProof/>
+                <w:webHidden/>
+              </w:rPr>
+              <w:instrText xml:space="preserve"> PAGEREF _Toc219064791 \h </w:instrText>
+            </w:r>
+            <w:r>
+              <w:rPr>
+                <w:noProof/>
+                <w:webHidden/>
+              </w:rPr>
+            </w:r>
+            <w:r>
+              <w:rPr>
+                <w:noProof/>
+                <w:webHidden/>
+              </w:rPr>
+              <w:fldChar w:fldCharType="separate"/>
+            </w:r>
+            <w:r>
+              <w:rPr>
+                <w:noProof/>
+                <w:webHidden/>
+              </w:rPr>
+              <w:t>35</w:t>
+            </w:r>
+            <w:r>
+              <w:rPr>
+                <w:noProof/>
+                <w:webHidden/>
+              </w:rPr>
+              <w:fldChar w:fldCharType="end"/>
+            </w:r>
+          </w:hyperlink>
+        </w:p>
+        <w:p>
+          <w:pPr>
+            <w:pStyle w:val="ndice2"/>
+            <w:rPr>
+              <w:noProof/>
+              <w:kern w:val="2"/>
+              <w:sz w:val="24"/>
+              <w:szCs w:val="24"/>
+              <w14:ligatures w14:val="standardContextual"/>
+            </w:rPr>
+          </w:pPr>
+          <w:hyperlink w:anchor="_Toc219064792" w:history="1">
+            <w:r>
+              <w:rPr>
+                <w:rStyle w:val="Hiperligao"/>
+                <w:noProof/>
+              </w:rPr>
+              <w:t>13.4.</w:t>
+            </w:r>
+            <w:r>
+              <w:rPr>
+                <w:noProof/>
+                <w:kern w:val="2"/>
+                <w:sz w:val="24"/>
+                <w:szCs w:val="24"/>
+                <w14:ligatures w14:val="standardContextual"/>
+              </w:rPr>
+              <w:tab/>
+            </w:r>
+            <w:r>
+              <w:rPr>
+                <w:rStyle w:val="Hiperligao"/>
+                <w:noProof/>
+              </w:rPr>
+              <w:t>Página principal</w:t>
+            </w:r>
+            <w:r>
+              <w:rPr>
+                <w:noProof/>
+                <w:webHidden/>
+              </w:rPr>
+              <w:tab/>
+            </w:r>
+            <w:r>
+              <w:rPr>
+                <w:noProof/>
+                <w:webHidden/>
+              </w:rPr>
+              <w:fldChar w:fldCharType="begin"/>
+            </w:r>
+            <w:r>
+              <w:rPr>
+                <w:noProof/>
+                <w:webHidden/>
+              </w:rPr>
+              <w:instrText xml:space="preserve"> PAGEREF _Toc219064792 \h </w:instrText>
+            </w:r>
+            <w:r>
+              <w:rPr>
+                <w:noProof/>
+                <w:webHidden/>
+              </w:rPr>
+            </w:r>
+            <w:r>
+              <w:rPr>
+                <w:noProof/>
+                <w:webHidden/>
+              </w:rPr>
+              <w:fldChar w:fldCharType="separate"/>
+            </w:r>
+            <w:r>
+              <w:rPr>
+                <w:noProof/>
+                <w:webHidden/>
+              </w:rPr>
+              <w:t>36</w:t>
+            </w:r>
+            <w:r>
+              <w:rPr>
+                <w:noProof/>
+                <w:webHidden/>
+              </w:rPr>
+              <w:fldChar w:fldCharType="end"/>
+            </w:r>
+          </w:hyperlink>
+        </w:p>
+        <w:p>
+          <w:pPr>
+            <w:pStyle w:val="ndice2"/>
+            <w:rPr>
+              <w:noProof/>
+              <w:kern w:val="2"/>
+              <w:sz w:val="24"/>
+              <w:szCs w:val="24"/>
+              <w14:ligatures w14:val="standardContextual"/>
+            </w:rPr>
+          </w:pPr>
+          <w:hyperlink w:anchor="_Toc219064793" w:history="1">
+            <w:r>
+              <w:rPr>
+                <w:rStyle w:val="Hiperligao"/>
+                <w:noProof/>
+              </w:rPr>
+              <w:t>13.5.</w:t>
+            </w:r>
+            <w:r>
+              <w:rPr>
+                <w:noProof/>
+                <w:kern w:val="2"/>
+                <w:sz w:val="24"/>
+                <w:szCs w:val="24"/>
+                <w14:ligatures w14:val="standardContextual"/>
+              </w:rPr>
+              <w:tab/>
+            </w:r>
+            <w:r>
+              <w:rPr>
+                <w:rStyle w:val="Hiperligao"/>
+                <w:noProof/>
+              </w:rPr>
+              <w:t>Ajuda</w:t>
+            </w:r>
+            <w:r>
+              <w:rPr>
+                <w:noProof/>
+                <w:webHidden/>
+              </w:rPr>
+              <w:tab/>
+            </w:r>
+            <w:r>
+              <w:rPr>
+                <w:noProof/>
+                <w:webHidden/>
+              </w:rPr>
+              <w:fldChar w:fldCharType="begin"/>
+            </w:r>
+            <w:r>
+              <w:rPr>
+                <w:noProof/>
+                <w:webHidden/>
+              </w:rPr>
+              <w:instrText xml:space="preserve"> PAGEREF _Toc219064793 \h </w:instrText>
+            </w:r>
+            <w:r>
+              <w:rPr>
+                <w:noProof/>
+                <w:webHidden/>
+              </w:rPr>
+            </w:r>
+            <w:r>
+              <w:rPr>
+                <w:noProof/>
+                <w:webHidden/>
+              </w:rPr>
+              <w:fldChar w:fldCharType="separate"/>
+            </w:r>
+            <w:r>
+              <w:rPr>
+                <w:noProof/>
+                <w:webHidden/>
+              </w:rPr>
+              <w:t>37</w:t>
+            </w:r>
+            <w:r>
+              <w:rPr>
+                <w:noProof/>
+                <w:webHidden/>
+              </w:rPr>
+              <w:fldChar w:fldCharType="end"/>
+            </w:r>
+          </w:hyperlink>
+        </w:p>
+        <w:p>
+          <w:pPr>
+            <w:pStyle w:val="ndice2"/>
+            <w:rPr>
+              <w:noProof/>
+              <w:kern w:val="2"/>
+              <w:sz w:val="24"/>
+              <w:szCs w:val="24"/>
+              <w14:ligatures w14:val="standardContextual"/>
+            </w:rPr>
+          </w:pPr>
+          <w:hyperlink w:anchor="_Toc219064794" w:history="1">
+            <w:r>
+              <w:rPr>
+                <w:rStyle w:val="Hiperligao"/>
+                <w:noProof/>
+              </w:rPr>
+              <w:t>13.6.</w:t>
+            </w:r>
+            <w:r>
+              <w:rPr>
+                <w:noProof/>
+                <w:kern w:val="2"/>
+                <w:sz w:val="24"/>
+                <w:szCs w:val="24"/>
+                <w14:ligatures w14:val="standardContextual"/>
+              </w:rPr>
+              <w:tab/>
+            </w:r>
+            <w:r>
+              <w:rPr>
+                <w:rStyle w:val="Hiperligao"/>
+                <w:noProof/>
+              </w:rPr>
               <w:t>Criar candidatura</w:t>
             </w:r>
             <w:r>
@@ -5488,7 +6452,7 @@
                 <w:noProof/>
                 <w:webHidden/>
               </w:rPr>
-              <w:instrText xml:space="preserve"> PAGEREF _Toc218717468 \h </w:instrText>
+              <w:instrText xml:space="preserve"> PAGEREF _Toc219064794 \h </w:instrText>
             </w:r>
             <w:r>
               <w:rPr>
@@ -5508,7 +6472,1455 @@
                 <w:noProof/>
                 <w:webHidden/>
               </w:rPr>
-              <w:t>34</w:t>
+              <w:t>38</w:t>
+            </w:r>
+            <w:r>
+              <w:rPr>
+                <w:noProof/>
+                <w:webHidden/>
+              </w:rPr>
+              <w:fldChar w:fldCharType="end"/>
+            </w:r>
+          </w:hyperlink>
+        </w:p>
+        <w:p>
+          <w:pPr>
+            <w:pStyle w:val="ndice1"/>
+            <w:tabs>
+              <w:tab w:val="left" w:pos="960"/>
+            </w:tabs>
+            <w:rPr>
+              <w:noProof/>
+              <w:kern w:val="2"/>
+              <w:sz w:val="24"/>
+              <w:szCs w:val="24"/>
+              <w14:ligatures w14:val="standardContextual"/>
+            </w:rPr>
+          </w:pPr>
+          <w:hyperlink w:anchor="_Toc219064795" w:history="1">
+            <w:r>
+              <w:rPr>
+                <w:rStyle w:val="Hiperligao"/>
+                <w:noProof/>
+              </w:rPr>
+              <w:t>13.6.1.</w:t>
+            </w:r>
+            <w:r>
+              <w:rPr>
+                <w:noProof/>
+                <w:kern w:val="2"/>
+                <w:sz w:val="24"/>
+                <w:szCs w:val="24"/>
+                <w14:ligatures w14:val="standardContextual"/>
+              </w:rPr>
+              <w:tab/>
+            </w:r>
+            <w:r>
+              <w:rPr>
+                <w:rStyle w:val="Hiperligao"/>
+                <w:noProof/>
+              </w:rPr>
+              <w:t>Diagrama de Sequência</w:t>
+            </w:r>
+            <w:r>
+              <w:rPr>
+                <w:noProof/>
+                <w:webHidden/>
+              </w:rPr>
+              <w:tab/>
+            </w:r>
+            <w:r>
+              <w:rPr>
+                <w:noProof/>
+                <w:webHidden/>
+              </w:rPr>
+              <w:fldChar w:fldCharType="begin"/>
+            </w:r>
+            <w:r>
+              <w:rPr>
+                <w:noProof/>
+                <w:webHidden/>
+              </w:rPr>
+              <w:instrText xml:space="preserve"> PAGEREF _Toc219064795 \h </w:instrText>
+            </w:r>
+            <w:r>
+              <w:rPr>
+                <w:noProof/>
+                <w:webHidden/>
+              </w:rPr>
+            </w:r>
+            <w:r>
+              <w:rPr>
+                <w:noProof/>
+                <w:webHidden/>
+              </w:rPr>
+              <w:fldChar w:fldCharType="separate"/>
+            </w:r>
+            <w:r>
+              <w:rPr>
+                <w:noProof/>
+                <w:webHidden/>
+              </w:rPr>
+              <w:t>39</w:t>
+            </w:r>
+            <w:r>
+              <w:rPr>
+                <w:noProof/>
+                <w:webHidden/>
+              </w:rPr>
+              <w:fldChar w:fldCharType="end"/>
+            </w:r>
+          </w:hyperlink>
+        </w:p>
+        <w:p>
+          <w:pPr>
+            <w:pStyle w:val="ndice2"/>
+            <w:rPr>
+              <w:noProof/>
+              <w:kern w:val="2"/>
+              <w:sz w:val="24"/>
+              <w:szCs w:val="24"/>
+              <w14:ligatures w14:val="standardContextual"/>
+            </w:rPr>
+          </w:pPr>
+          <w:hyperlink w:anchor="_Toc219064796" w:history="1">
+            <w:r>
+              <w:rPr>
+                <w:rStyle w:val="Hiperligao"/>
+                <w:noProof/>
+              </w:rPr>
+              <w:t>13.7.</w:t>
+            </w:r>
+            <w:r>
+              <w:rPr>
+                <w:noProof/>
+                <w:kern w:val="2"/>
+                <w:sz w:val="24"/>
+                <w:szCs w:val="24"/>
+                <w14:ligatures w14:val="standardContextual"/>
+              </w:rPr>
+              <w:tab/>
+            </w:r>
+            <w:r>
+              <w:rPr>
+                <w:rStyle w:val="Hiperligao"/>
+                <w:noProof/>
+              </w:rPr>
+              <w:t>Dados e documentação</w:t>
+            </w:r>
+            <w:r>
+              <w:rPr>
+                <w:noProof/>
+                <w:webHidden/>
+              </w:rPr>
+              <w:tab/>
+            </w:r>
+            <w:r>
+              <w:rPr>
+                <w:noProof/>
+                <w:webHidden/>
+              </w:rPr>
+              <w:fldChar w:fldCharType="begin"/>
+            </w:r>
+            <w:r>
+              <w:rPr>
+                <w:noProof/>
+                <w:webHidden/>
+              </w:rPr>
+              <w:instrText xml:space="preserve"> PAGEREF _Toc219064796 \h </w:instrText>
+            </w:r>
+            <w:r>
+              <w:rPr>
+                <w:noProof/>
+                <w:webHidden/>
+              </w:rPr>
+            </w:r>
+            <w:r>
+              <w:rPr>
+                <w:noProof/>
+                <w:webHidden/>
+              </w:rPr>
+              <w:fldChar w:fldCharType="separate"/>
+            </w:r>
+            <w:r>
+              <w:rPr>
+                <w:noProof/>
+                <w:webHidden/>
+              </w:rPr>
+              <w:t>40</w:t>
+            </w:r>
+            <w:r>
+              <w:rPr>
+                <w:noProof/>
+                <w:webHidden/>
+              </w:rPr>
+              <w:fldChar w:fldCharType="end"/>
+            </w:r>
+          </w:hyperlink>
+        </w:p>
+        <w:p>
+          <w:pPr>
+            <w:pStyle w:val="ndice2"/>
+            <w:rPr>
+              <w:noProof/>
+              <w:kern w:val="2"/>
+              <w:sz w:val="24"/>
+              <w:szCs w:val="24"/>
+              <w14:ligatures w14:val="standardContextual"/>
+            </w:rPr>
+          </w:pPr>
+          <w:hyperlink w:anchor="_Toc219064797" w:history="1">
+            <w:r>
+              <w:rPr>
+                <w:rStyle w:val="Hiperligao"/>
+                <w:noProof/>
+              </w:rPr>
+              <w:t>13.3.1 Esquema</w:t>
+            </w:r>
+            <w:r>
+              <w:rPr>
+                <w:noProof/>
+                <w:webHidden/>
+              </w:rPr>
+              <w:tab/>
+            </w:r>
+            <w:r>
+              <w:rPr>
+                <w:noProof/>
+                <w:webHidden/>
+              </w:rPr>
+              <w:fldChar w:fldCharType="begin"/>
+            </w:r>
+            <w:r>
+              <w:rPr>
+                <w:noProof/>
+                <w:webHidden/>
+              </w:rPr>
+              <w:instrText xml:space="preserve"> PAGEREF _Toc219064797 \h </w:instrText>
+            </w:r>
+            <w:r>
+              <w:rPr>
+                <w:noProof/>
+                <w:webHidden/>
+              </w:rPr>
+            </w:r>
+            <w:r>
+              <w:rPr>
+                <w:noProof/>
+                <w:webHidden/>
+              </w:rPr>
+              <w:fldChar w:fldCharType="separate"/>
+            </w:r>
+            <w:r>
+              <w:rPr>
+                <w:noProof/>
+                <w:webHidden/>
+              </w:rPr>
+              <w:t>40</w:t>
+            </w:r>
+            <w:r>
+              <w:rPr>
+                <w:noProof/>
+                <w:webHidden/>
+              </w:rPr>
+              <w:fldChar w:fldCharType="end"/>
+            </w:r>
+          </w:hyperlink>
+        </w:p>
+        <w:p>
+          <w:pPr>
+            <w:pStyle w:val="ndice2"/>
+            <w:rPr>
+              <w:noProof/>
+              <w:kern w:val="2"/>
+              <w:sz w:val="24"/>
+              <w:szCs w:val="24"/>
+              <w14:ligatures w14:val="standardContextual"/>
+            </w:rPr>
+          </w:pPr>
+          <w:hyperlink w:anchor="_Toc219064798" w:history="1">
+            <w:r>
+              <w:rPr>
+                <w:rStyle w:val="Hiperligao"/>
+                <w:noProof/>
+              </w:rPr>
+              <w:t>13.8.</w:t>
+            </w:r>
+            <w:r>
+              <w:rPr>
+                <w:noProof/>
+                <w:kern w:val="2"/>
+                <w:sz w:val="24"/>
+                <w:szCs w:val="24"/>
+                <w14:ligatures w14:val="standardContextual"/>
+              </w:rPr>
+              <w:tab/>
+            </w:r>
+            <w:r>
+              <w:rPr>
+                <w:rStyle w:val="Hiperligao"/>
+                <w:noProof/>
+              </w:rPr>
+              <w:t>Estados da candidatura</w:t>
+            </w:r>
+            <w:r>
+              <w:rPr>
+                <w:noProof/>
+                <w:webHidden/>
+              </w:rPr>
+              <w:tab/>
+            </w:r>
+            <w:r>
+              <w:rPr>
+                <w:noProof/>
+                <w:webHidden/>
+              </w:rPr>
+              <w:fldChar w:fldCharType="begin"/>
+            </w:r>
+            <w:r>
+              <w:rPr>
+                <w:noProof/>
+                <w:webHidden/>
+              </w:rPr>
+              <w:instrText xml:space="preserve"> PAGEREF _Toc219064798 \h </w:instrText>
+            </w:r>
+            <w:r>
+              <w:rPr>
+                <w:noProof/>
+                <w:webHidden/>
+              </w:rPr>
+            </w:r>
+            <w:r>
+              <w:rPr>
+                <w:noProof/>
+                <w:webHidden/>
+              </w:rPr>
+              <w:fldChar w:fldCharType="separate"/>
+            </w:r>
+            <w:r>
+              <w:rPr>
+                <w:noProof/>
+                <w:webHidden/>
+              </w:rPr>
+              <w:t>41</w:t>
+            </w:r>
+            <w:r>
+              <w:rPr>
+                <w:noProof/>
+                <w:webHidden/>
+              </w:rPr>
+              <w:fldChar w:fldCharType="end"/>
+            </w:r>
+          </w:hyperlink>
+        </w:p>
+        <w:p>
+          <w:pPr>
+            <w:pStyle w:val="ndice2"/>
+            <w:rPr>
+              <w:noProof/>
+              <w:kern w:val="2"/>
+              <w:sz w:val="24"/>
+              <w:szCs w:val="24"/>
+              <w14:ligatures w14:val="standardContextual"/>
+            </w:rPr>
+          </w:pPr>
+          <w:hyperlink w:anchor="_Toc219064799" w:history="1">
+            <w:r>
+              <w:rPr>
+                <w:rStyle w:val="Hiperligao"/>
+                <w:noProof/>
+              </w:rPr>
+              <w:t>13.8.1.</w:t>
+            </w:r>
+            <w:r>
+              <w:rPr>
+                <w:noProof/>
+                <w:kern w:val="2"/>
+                <w:sz w:val="24"/>
+                <w:szCs w:val="24"/>
+                <w14:ligatures w14:val="standardContextual"/>
+              </w:rPr>
+              <w:tab/>
+            </w:r>
+            <w:r>
+              <w:rPr>
+                <w:rStyle w:val="Hiperligao"/>
+                <w:noProof/>
+              </w:rPr>
+              <w:t>Diagrama de Sequência</w:t>
+            </w:r>
+            <w:r>
+              <w:rPr>
+                <w:noProof/>
+                <w:webHidden/>
+              </w:rPr>
+              <w:tab/>
+            </w:r>
+            <w:r>
+              <w:rPr>
+                <w:noProof/>
+                <w:webHidden/>
+              </w:rPr>
+              <w:fldChar w:fldCharType="begin"/>
+            </w:r>
+            <w:r>
+              <w:rPr>
+                <w:noProof/>
+                <w:webHidden/>
+              </w:rPr>
+              <w:instrText xml:space="preserve"> PAGEREF _Toc219064799 \h </w:instrText>
+            </w:r>
+            <w:r>
+              <w:rPr>
+                <w:noProof/>
+                <w:webHidden/>
+              </w:rPr>
+            </w:r>
+            <w:r>
+              <w:rPr>
+                <w:noProof/>
+                <w:webHidden/>
+              </w:rPr>
+              <w:fldChar w:fldCharType="separate"/>
+            </w:r>
+            <w:r>
+              <w:rPr>
+                <w:noProof/>
+                <w:webHidden/>
+              </w:rPr>
+              <w:t>41</w:t>
+            </w:r>
+            <w:r>
+              <w:rPr>
+                <w:noProof/>
+                <w:webHidden/>
+              </w:rPr>
+              <w:fldChar w:fldCharType="end"/>
+            </w:r>
+          </w:hyperlink>
+        </w:p>
+        <w:p>
+          <w:pPr>
+            <w:pStyle w:val="ndice2"/>
+            <w:rPr>
+              <w:noProof/>
+              <w:kern w:val="2"/>
+              <w:sz w:val="24"/>
+              <w:szCs w:val="24"/>
+              <w14:ligatures w14:val="standardContextual"/>
+            </w:rPr>
+          </w:pPr>
+          <w:hyperlink w:anchor="_Toc219064800" w:history="1">
+            <w:r>
+              <w:rPr>
+                <w:rStyle w:val="Hiperligao"/>
+                <w:noProof/>
+              </w:rPr>
+              <w:t>13.9.</w:t>
+            </w:r>
+            <w:r>
+              <w:rPr>
+                <w:noProof/>
+                <w:kern w:val="2"/>
+                <w:sz w:val="24"/>
+                <w:szCs w:val="24"/>
+                <w14:ligatures w14:val="standardContextual"/>
+              </w:rPr>
+              <w:tab/>
+            </w:r>
+            <w:r>
+              <w:rPr>
+                <w:rStyle w:val="Hiperligao"/>
+                <w:noProof/>
+              </w:rPr>
+              <w:t>Página inicial (administrador)</w:t>
+            </w:r>
+            <w:r>
+              <w:rPr>
+                <w:noProof/>
+                <w:webHidden/>
+              </w:rPr>
+              <w:tab/>
+            </w:r>
+            <w:r>
+              <w:rPr>
+                <w:noProof/>
+                <w:webHidden/>
+              </w:rPr>
+              <w:fldChar w:fldCharType="begin"/>
+            </w:r>
+            <w:r>
+              <w:rPr>
+                <w:noProof/>
+                <w:webHidden/>
+              </w:rPr>
+              <w:instrText xml:space="preserve"> PAGEREF _Toc219064800 \h </w:instrText>
+            </w:r>
+            <w:r>
+              <w:rPr>
+                <w:noProof/>
+                <w:webHidden/>
+              </w:rPr>
+            </w:r>
+            <w:r>
+              <w:rPr>
+                <w:noProof/>
+                <w:webHidden/>
+              </w:rPr>
+              <w:fldChar w:fldCharType="separate"/>
+            </w:r>
+            <w:r>
+              <w:rPr>
+                <w:noProof/>
+                <w:webHidden/>
+              </w:rPr>
+              <w:t>42</w:t>
+            </w:r>
+            <w:r>
+              <w:rPr>
+                <w:noProof/>
+                <w:webHidden/>
+              </w:rPr>
+              <w:fldChar w:fldCharType="end"/>
+            </w:r>
+          </w:hyperlink>
+        </w:p>
+        <w:p>
+          <w:pPr>
+            <w:pStyle w:val="ndice2"/>
+            <w:rPr>
+              <w:noProof/>
+              <w:kern w:val="2"/>
+              <w:sz w:val="24"/>
+              <w:szCs w:val="24"/>
+              <w14:ligatures w14:val="standardContextual"/>
+            </w:rPr>
+          </w:pPr>
+          <w:hyperlink w:anchor="_Toc219064801" w:history="1">
+            <w:r>
+              <w:rPr>
+                <w:rStyle w:val="Hiperligao"/>
+                <w:noProof/>
+              </w:rPr>
+              <w:t>13.10.</w:t>
+            </w:r>
+            <w:r>
+              <w:rPr>
+                <w:noProof/>
+                <w:kern w:val="2"/>
+                <w:sz w:val="24"/>
+                <w:szCs w:val="24"/>
+                <w14:ligatures w14:val="standardContextual"/>
+              </w:rPr>
+              <w:tab/>
+            </w:r>
+            <w:r>
+              <w:rPr>
+                <w:rStyle w:val="Hiperligao"/>
+                <w:noProof/>
+              </w:rPr>
+              <w:t>Candidaturas</w:t>
+            </w:r>
+            <w:r>
+              <w:rPr>
+                <w:noProof/>
+                <w:webHidden/>
+              </w:rPr>
+              <w:tab/>
+            </w:r>
+            <w:r>
+              <w:rPr>
+                <w:noProof/>
+                <w:webHidden/>
+              </w:rPr>
+              <w:fldChar w:fldCharType="begin"/>
+            </w:r>
+            <w:r>
+              <w:rPr>
+                <w:noProof/>
+                <w:webHidden/>
+              </w:rPr>
+              <w:instrText xml:space="preserve"> PAGEREF _Toc219064801 \h </w:instrText>
+            </w:r>
+            <w:r>
+              <w:rPr>
+                <w:noProof/>
+                <w:webHidden/>
+              </w:rPr>
+            </w:r>
+            <w:r>
+              <w:rPr>
+                <w:noProof/>
+                <w:webHidden/>
+              </w:rPr>
+              <w:fldChar w:fldCharType="separate"/>
+            </w:r>
+            <w:r>
+              <w:rPr>
+                <w:noProof/>
+                <w:webHidden/>
+              </w:rPr>
+              <w:t>43</w:t>
+            </w:r>
+            <w:r>
+              <w:rPr>
+                <w:noProof/>
+                <w:webHidden/>
+              </w:rPr>
+              <w:fldChar w:fldCharType="end"/>
+            </w:r>
+          </w:hyperlink>
+        </w:p>
+        <w:p>
+          <w:pPr>
+            <w:pStyle w:val="ndice2"/>
+            <w:rPr>
+              <w:noProof/>
+              <w:kern w:val="2"/>
+              <w:sz w:val="24"/>
+              <w:szCs w:val="24"/>
+              <w14:ligatures w14:val="standardContextual"/>
+            </w:rPr>
+          </w:pPr>
+          <w:hyperlink w:anchor="_Toc219064802" w:history="1">
+            <w:r>
+              <w:rPr>
+                <w:rStyle w:val="Hiperligao"/>
+                <w:noProof/>
+              </w:rPr>
+              <w:t>13.11.</w:t>
+            </w:r>
+            <w:r>
+              <w:rPr>
+                <w:noProof/>
+                <w:kern w:val="2"/>
+                <w:sz w:val="24"/>
+                <w:szCs w:val="24"/>
+                <w14:ligatures w14:val="standardContextual"/>
+              </w:rPr>
+              <w:tab/>
+            </w:r>
+            <w:r>
+              <w:rPr>
+                <w:rStyle w:val="Hiperligao"/>
+                <w:noProof/>
+              </w:rPr>
+              <w:t>Gestão de candidaturas</w:t>
+            </w:r>
+            <w:r>
+              <w:rPr>
+                <w:noProof/>
+                <w:webHidden/>
+              </w:rPr>
+              <w:tab/>
+            </w:r>
+            <w:r>
+              <w:rPr>
+                <w:noProof/>
+                <w:webHidden/>
+              </w:rPr>
+              <w:fldChar w:fldCharType="begin"/>
+            </w:r>
+            <w:r>
+              <w:rPr>
+                <w:noProof/>
+                <w:webHidden/>
+              </w:rPr>
+              <w:instrText xml:space="preserve"> PAGEREF _Toc219064802 \h </w:instrText>
+            </w:r>
+            <w:r>
+              <w:rPr>
+                <w:noProof/>
+                <w:webHidden/>
+              </w:rPr>
+            </w:r>
+            <w:r>
+              <w:rPr>
+                <w:noProof/>
+                <w:webHidden/>
+              </w:rPr>
+              <w:fldChar w:fldCharType="separate"/>
+            </w:r>
+            <w:r>
+              <w:rPr>
+                <w:noProof/>
+                <w:webHidden/>
+              </w:rPr>
+              <w:t>44</w:t>
+            </w:r>
+            <w:r>
+              <w:rPr>
+                <w:noProof/>
+                <w:webHidden/>
+              </w:rPr>
+              <w:fldChar w:fldCharType="end"/>
+            </w:r>
+          </w:hyperlink>
+        </w:p>
+        <w:p>
+          <w:pPr>
+            <w:pStyle w:val="ndice2"/>
+            <w:rPr>
+              <w:noProof/>
+              <w:kern w:val="2"/>
+              <w:sz w:val="24"/>
+              <w:szCs w:val="24"/>
+              <w14:ligatures w14:val="standardContextual"/>
+            </w:rPr>
+          </w:pPr>
+          <w:hyperlink w:anchor="_Toc219064803" w:history="1">
+            <w:r>
+              <w:rPr>
+                <w:rStyle w:val="Hiperligao"/>
+                <w:noProof/>
+              </w:rPr>
+              <w:t>13.12.</w:t>
+            </w:r>
+            <w:r>
+              <w:rPr>
+                <w:noProof/>
+                <w:kern w:val="2"/>
+                <w:sz w:val="24"/>
+                <w:szCs w:val="24"/>
+                <w14:ligatures w14:val="standardContextual"/>
+              </w:rPr>
+              <w:tab/>
+            </w:r>
+            <w:r>
+              <w:rPr>
+                <w:rStyle w:val="Hiperligao"/>
+                <w:noProof/>
+              </w:rPr>
+              <w:t>Página Inicial (Beneficiário)</w:t>
+            </w:r>
+            <w:r>
+              <w:rPr>
+                <w:noProof/>
+                <w:webHidden/>
+              </w:rPr>
+              <w:tab/>
+            </w:r>
+            <w:r>
+              <w:rPr>
+                <w:noProof/>
+                <w:webHidden/>
+              </w:rPr>
+              <w:fldChar w:fldCharType="begin"/>
+            </w:r>
+            <w:r>
+              <w:rPr>
+                <w:noProof/>
+                <w:webHidden/>
+              </w:rPr>
+              <w:instrText xml:space="preserve"> PAGEREF _Toc219064803 \h </w:instrText>
+            </w:r>
+            <w:r>
+              <w:rPr>
+                <w:noProof/>
+                <w:webHidden/>
+              </w:rPr>
+            </w:r>
+            <w:r>
+              <w:rPr>
+                <w:noProof/>
+                <w:webHidden/>
+              </w:rPr>
+              <w:fldChar w:fldCharType="separate"/>
+            </w:r>
+            <w:r>
+              <w:rPr>
+                <w:noProof/>
+                <w:webHidden/>
+              </w:rPr>
+              <w:t>45</w:t>
+            </w:r>
+            <w:r>
+              <w:rPr>
+                <w:noProof/>
+                <w:webHidden/>
+              </w:rPr>
+              <w:fldChar w:fldCharType="end"/>
+            </w:r>
+          </w:hyperlink>
+        </w:p>
+        <w:p>
+          <w:pPr>
+            <w:pStyle w:val="ndice2"/>
+            <w:rPr>
+              <w:noProof/>
+              <w:kern w:val="2"/>
+              <w:sz w:val="24"/>
+              <w:szCs w:val="24"/>
+              <w14:ligatures w14:val="standardContextual"/>
+            </w:rPr>
+          </w:pPr>
+          <w:hyperlink w:anchor="_Toc219064804" w:history="1">
+            <w:r>
+              <w:rPr>
+                <w:rStyle w:val="Hiperligao"/>
+                <w:noProof/>
+              </w:rPr>
+              <w:t>13.13.</w:t>
+            </w:r>
+            <w:r>
+              <w:rPr>
+                <w:noProof/>
+                <w:kern w:val="2"/>
+                <w:sz w:val="24"/>
+                <w:szCs w:val="24"/>
+                <w14:ligatures w14:val="standardContextual"/>
+              </w:rPr>
+              <w:tab/>
+            </w:r>
+            <w:r>
+              <w:rPr>
+                <w:rStyle w:val="Hiperligao"/>
+                <w:noProof/>
+              </w:rPr>
+              <w:t>Stock</w:t>
+            </w:r>
+            <w:r>
+              <w:rPr>
+                <w:noProof/>
+                <w:webHidden/>
+              </w:rPr>
+              <w:tab/>
+            </w:r>
+            <w:r>
+              <w:rPr>
+                <w:noProof/>
+                <w:webHidden/>
+              </w:rPr>
+              <w:fldChar w:fldCharType="begin"/>
+            </w:r>
+            <w:r>
+              <w:rPr>
+                <w:noProof/>
+                <w:webHidden/>
+              </w:rPr>
+              <w:instrText xml:space="preserve"> PAGEREF _Toc219064804 \h </w:instrText>
+            </w:r>
+            <w:r>
+              <w:rPr>
+                <w:noProof/>
+                <w:webHidden/>
+              </w:rPr>
+            </w:r>
+            <w:r>
+              <w:rPr>
+                <w:noProof/>
+                <w:webHidden/>
+              </w:rPr>
+              <w:fldChar w:fldCharType="separate"/>
+            </w:r>
+            <w:r>
+              <w:rPr>
+                <w:noProof/>
+                <w:webHidden/>
+              </w:rPr>
+              <w:t>45</w:t>
+            </w:r>
+            <w:r>
+              <w:rPr>
+                <w:noProof/>
+                <w:webHidden/>
+              </w:rPr>
+              <w:fldChar w:fldCharType="end"/>
+            </w:r>
+          </w:hyperlink>
+        </w:p>
+        <w:p>
+          <w:pPr>
+            <w:pStyle w:val="ndice2"/>
+            <w:rPr>
+              <w:noProof/>
+              <w:kern w:val="2"/>
+              <w:sz w:val="24"/>
+              <w:szCs w:val="24"/>
+              <w14:ligatures w14:val="standardContextual"/>
+            </w:rPr>
+          </w:pPr>
+          <w:hyperlink w:anchor="_Toc219064805" w:history="1">
+            <w:r>
+              <w:rPr>
+                <w:rStyle w:val="Hiperligao"/>
+                <w:noProof/>
+              </w:rPr>
+              <w:t>13.14.</w:t>
+            </w:r>
+            <w:r>
+              <w:rPr>
+                <w:noProof/>
+                <w:kern w:val="2"/>
+                <w:sz w:val="24"/>
+                <w:szCs w:val="24"/>
+                <w14:ligatures w14:val="standardContextual"/>
+              </w:rPr>
+              <w:tab/>
+            </w:r>
+            <w:r>
+              <w:rPr>
+                <w:rStyle w:val="Hiperligao"/>
+                <w:noProof/>
+              </w:rPr>
+              <w:t>Adicionar produto ao stock</w:t>
+            </w:r>
+            <w:r>
+              <w:rPr>
+                <w:noProof/>
+                <w:webHidden/>
+              </w:rPr>
+              <w:tab/>
+            </w:r>
+            <w:r>
+              <w:rPr>
+                <w:noProof/>
+                <w:webHidden/>
+              </w:rPr>
+              <w:fldChar w:fldCharType="begin"/>
+            </w:r>
+            <w:r>
+              <w:rPr>
+                <w:noProof/>
+                <w:webHidden/>
+              </w:rPr>
+              <w:instrText xml:space="preserve"> PAGEREF _Toc219064805 \h </w:instrText>
+            </w:r>
+            <w:r>
+              <w:rPr>
+                <w:noProof/>
+                <w:webHidden/>
+              </w:rPr>
+            </w:r>
+            <w:r>
+              <w:rPr>
+                <w:noProof/>
+                <w:webHidden/>
+              </w:rPr>
+              <w:fldChar w:fldCharType="separate"/>
+            </w:r>
+            <w:r>
+              <w:rPr>
+                <w:noProof/>
+                <w:webHidden/>
+              </w:rPr>
+              <w:t>47</w:t>
+            </w:r>
+            <w:r>
+              <w:rPr>
+                <w:noProof/>
+                <w:webHidden/>
+              </w:rPr>
+              <w:fldChar w:fldCharType="end"/>
+            </w:r>
+          </w:hyperlink>
+        </w:p>
+        <w:p>
+          <w:pPr>
+            <w:pStyle w:val="ndice2"/>
+            <w:rPr>
+              <w:noProof/>
+              <w:kern w:val="2"/>
+              <w:sz w:val="24"/>
+              <w:szCs w:val="24"/>
+              <w14:ligatures w14:val="standardContextual"/>
+            </w:rPr>
+          </w:pPr>
+          <w:hyperlink w:anchor="_Toc219064806" w:history="1">
+            <w:r>
+              <w:rPr>
+                <w:rStyle w:val="Hiperligao"/>
+                <w:noProof/>
+              </w:rPr>
+              <w:t>13.15.</w:t>
+            </w:r>
+            <w:r>
+              <w:rPr>
+                <w:noProof/>
+                <w:kern w:val="2"/>
+                <w:sz w:val="24"/>
+                <w:szCs w:val="24"/>
+                <w14:ligatures w14:val="standardContextual"/>
+              </w:rPr>
+              <w:tab/>
+            </w:r>
+            <w:r>
+              <w:rPr>
+                <w:rStyle w:val="Hiperligao"/>
+                <w:noProof/>
+              </w:rPr>
+              <w:t>Gestão de produtos no stock</w:t>
+            </w:r>
+            <w:r>
+              <w:rPr>
+                <w:noProof/>
+                <w:webHidden/>
+              </w:rPr>
+              <w:tab/>
+            </w:r>
+            <w:r>
+              <w:rPr>
+                <w:noProof/>
+                <w:webHidden/>
+              </w:rPr>
+              <w:fldChar w:fldCharType="begin"/>
+            </w:r>
+            <w:r>
+              <w:rPr>
+                <w:noProof/>
+                <w:webHidden/>
+              </w:rPr>
+              <w:instrText xml:space="preserve"> PAGEREF _Toc219064806 \h </w:instrText>
+            </w:r>
+            <w:r>
+              <w:rPr>
+                <w:noProof/>
+                <w:webHidden/>
+              </w:rPr>
+            </w:r>
+            <w:r>
+              <w:rPr>
+                <w:noProof/>
+                <w:webHidden/>
+              </w:rPr>
+              <w:fldChar w:fldCharType="separate"/>
+            </w:r>
+            <w:r>
+              <w:rPr>
+                <w:noProof/>
+                <w:webHidden/>
+              </w:rPr>
+              <w:t>48</w:t>
+            </w:r>
+            <w:r>
+              <w:rPr>
+                <w:noProof/>
+                <w:webHidden/>
+              </w:rPr>
+              <w:fldChar w:fldCharType="end"/>
+            </w:r>
+          </w:hyperlink>
+        </w:p>
+        <w:p>
+          <w:pPr>
+            <w:pStyle w:val="ndice2"/>
+            <w:rPr>
+              <w:noProof/>
+              <w:kern w:val="2"/>
+              <w:sz w:val="24"/>
+              <w:szCs w:val="24"/>
+              <w14:ligatures w14:val="standardContextual"/>
+            </w:rPr>
+          </w:pPr>
+          <w:hyperlink w:anchor="_Toc219064807" w:history="1">
+            <w:r>
+              <w:rPr>
+                <w:rStyle w:val="Hiperligao"/>
+                <w:noProof/>
+              </w:rPr>
+              <w:t>13.16.</w:t>
+            </w:r>
+            <w:r>
+              <w:rPr>
+                <w:noProof/>
+                <w:kern w:val="2"/>
+                <w:sz w:val="24"/>
+                <w:szCs w:val="24"/>
+                <w14:ligatures w14:val="standardContextual"/>
+              </w:rPr>
+              <w:tab/>
+            </w:r>
+            <w:r>
+              <w:rPr>
+                <w:rStyle w:val="Hiperligao"/>
+                <w:noProof/>
+              </w:rPr>
+              <w:t>Gestão de Beneficiários</w:t>
+            </w:r>
+            <w:r>
+              <w:rPr>
+                <w:noProof/>
+                <w:webHidden/>
+              </w:rPr>
+              <w:tab/>
+            </w:r>
+            <w:r>
+              <w:rPr>
+                <w:noProof/>
+                <w:webHidden/>
+              </w:rPr>
+              <w:fldChar w:fldCharType="begin"/>
+            </w:r>
+            <w:r>
+              <w:rPr>
+                <w:noProof/>
+                <w:webHidden/>
+              </w:rPr>
+              <w:instrText xml:space="preserve"> PAGEREF _Toc219064807 \h </w:instrText>
+            </w:r>
+            <w:r>
+              <w:rPr>
+                <w:noProof/>
+                <w:webHidden/>
+              </w:rPr>
+            </w:r>
+            <w:r>
+              <w:rPr>
+                <w:noProof/>
+                <w:webHidden/>
+              </w:rPr>
+              <w:fldChar w:fldCharType="separate"/>
+            </w:r>
+            <w:r>
+              <w:rPr>
+                <w:noProof/>
+                <w:webHidden/>
+              </w:rPr>
+              <w:t>49</w:t>
+            </w:r>
+            <w:r>
+              <w:rPr>
+                <w:noProof/>
+                <w:webHidden/>
+              </w:rPr>
+              <w:fldChar w:fldCharType="end"/>
+            </w:r>
+          </w:hyperlink>
+        </w:p>
+        <w:p>
+          <w:pPr>
+            <w:pStyle w:val="ndice2"/>
+            <w:rPr>
+              <w:noProof/>
+              <w:kern w:val="2"/>
+              <w:sz w:val="24"/>
+              <w:szCs w:val="24"/>
+              <w14:ligatures w14:val="standardContextual"/>
+            </w:rPr>
+          </w:pPr>
+          <w:hyperlink w:anchor="_Toc219064808" w:history="1">
+            <w:r>
+              <w:rPr>
+                <w:rStyle w:val="Hiperligao"/>
+                <w:noProof/>
+              </w:rPr>
+              <w:t>13.17.</w:t>
+            </w:r>
+            <w:r>
+              <w:rPr>
+                <w:noProof/>
+                <w:kern w:val="2"/>
+                <w:sz w:val="24"/>
+                <w:szCs w:val="24"/>
+                <w14:ligatures w14:val="standardContextual"/>
+              </w:rPr>
+              <w:tab/>
+            </w:r>
+            <w:r>
+              <w:rPr>
+                <w:rStyle w:val="Hiperligao"/>
+                <w:noProof/>
+              </w:rPr>
+              <w:t>Pedido de Bens</w:t>
+            </w:r>
+            <w:r>
+              <w:rPr>
+                <w:noProof/>
+                <w:webHidden/>
+              </w:rPr>
+              <w:tab/>
+            </w:r>
+            <w:r>
+              <w:rPr>
+                <w:noProof/>
+                <w:webHidden/>
+              </w:rPr>
+              <w:fldChar w:fldCharType="begin"/>
+            </w:r>
+            <w:r>
+              <w:rPr>
+                <w:noProof/>
+                <w:webHidden/>
+              </w:rPr>
+              <w:instrText xml:space="preserve"> PAGEREF _Toc219064808 \h </w:instrText>
+            </w:r>
+            <w:r>
+              <w:rPr>
+                <w:noProof/>
+                <w:webHidden/>
+              </w:rPr>
+            </w:r>
+            <w:r>
+              <w:rPr>
+                <w:noProof/>
+                <w:webHidden/>
+              </w:rPr>
+              <w:fldChar w:fldCharType="separate"/>
+            </w:r>
+            <w:r>
+              <w:rPr>
+                <w:noProof/>
+                <w:webHidden/>
+              </w:rPr>
+              <w:t>50</w:t>
+            </w:r>
+            <w:r>
+              <w:rPr>
+                <w:noProof/>
+                <w:webHidden/>
+              </w:rPr>
+              <w:fldChar w:fldCharType="end"/>
+            </w:r>
+          </w:hyperlink>
+        </w:p>
+        <w:p>
+          <w:pPr>
+            <w:pStyle w:val="ndice2"/>
+            <w:rPr>
+              <w:noProof/>
+              <w:kern w:val="2"/>
+              <w:sz w:val="24"/>
+              <w:szCs w:val="24"/>
+              <w14:ligatures w14:val="standardContextual"/>
+            </w:rPr>
+          </w:pPr>
+          <w:hyperlink w:anchor="_Toc219064809" w:history="1">
+            <w:r>
+              <w:rPr>
+                <w:rStyle w:val="Hiperligao"/>
+                <w:noProof/>
+              </w:rPr>
+              <w:t>13.18.</w:t>
+            </w:r>
+            <w:r>
+              <w:rPr>
+                <w:noProof/>
+                <w:kern w:val="2"/>
+                <w:sz w:val="24"/>
+                <w:szCs w:val="24"/>
+                <w14:ligatures w14:val="standardContextual"/>
+              </w:rPr>
+              <w:tab/>
+            </w:r>
+            <w:r>
+              <w:rPr>
+                <w:rStyle w:val="Hiperligao"/>
+                <w:noProof/>
+              </w:rPr>
+              <w:t>Calendário</w:t>
+            </w:r>
+            <w:r>
+              <w:rPr>
+                <w:noProof/>
+                <w:webHidden/>
+              </w:rPr>
+              <w:tab/>
+            </w:r>
+            <w:r>
+              <w:rPr>
+                <w:noProof/>
+                <w:webHidden/>
+              </w:rPr>
+              <w:fldChar w:fldCharType="begin"/>
+            </w:r>
+            <w:r>
+              <w:rPr>
+                <w:noProof/>
+                <w:webHidden/>
+              </w:rPr>
+              <w:instrText xml:space="preserve"> PAGEREF _Toc219064809 \h </w:instrText>
+            </w:r>
+            <w:r>
+              <w:rPr>
+                <w:noProof/>
+                <w:webHidden/>
+              </w:rPr>
+            </w:r>
+            <w:r>
+              <w:rPr>
+                <w:noProof/>
+                <w:webHidden/>
+              </w:rPr>
+              <w:fldChar w:fldCharType="separate"/>
+            </w:r>
+            <w:r>
+              <w:rPr>
+                <w:noProof/>
+                <w:webHidden/>
+              </w:rPr>
+              <w:t>51</w:t>
+            </w:r>
+            <w:r>
+              <w:rPr>
+                <w:noProof/>
+                <w:webHidden/>
+              </w:rPr>
+              <w:fldChar w:fldCharType="end"/>
+            </w:r>
+          </w:hyperlink>
+        </w:p>
+        <w:p>
+          <w:pPr>
+            <w:pStyle w:val="ndice2"/>
+            <w:rPr>
+              <w:noProof/>
+              <w:kern w:val="2"/>
+              <w:sz w:val="24"/>
+              <w:szCs w:val="24"/>
+              <w14:ligatures w14:val="standardContextual"/>
+            </w:rPr>
+          </w:pPr>
+          <w:hyperlink w:anchor="_Toc219064810" w:history="1">
+            <w:r>
+              <w:rPr>
+                <w:rStyle w:val="Hiperligao"/>
+                <w:noProof/>
+              </w:rPr>
+              <w:t>13.19.</w:t>
+            </w:r>
+            <w:r>
+              <w:rPr>
+                <w:noProof/>
+                <w:kern w:val="2"/>
+                <w:sz w:val="24"/>
+                <w:szCs w:val="24"/>
+                <w14:ligatures w14:val="standardContextual"/>
+              </w:rPr>
+              <w:tab/>
+            </w:r>
+            <w:r>
+              <w:rPr>
+                <w:rStyle w:val="Hiperligao"/>
+                <w:noProof/>
+              </w:rPr>
+              <w:t>Justificação de Falta</w:t>
+            </w:r>
+            <w:r>
+              <w:rPr>
+                <w:noProof/>
+                <w:webHidden/>
+              </w:rPr>
+              <w:tab/>
+            </w:r>
+            <w:r>
+              <w:rPr>
+                <w:noProof/>
+                <w:webHidden/>
+              </w:rPr>
+              <w:fldChar w:fldCharType="begin"/>
+            </w:r>
+            <w:r>
+              <w:rPr>
+                <w:noProof/>
+                <w:webHidden/>
+              </w:rPr>
+              <w:instrText xml:space="preserve"> PAGEREF _Toc219064810 \h </w:instrText>
+            </w:r>
+            <w:r>
+              <w:rPr>
+                <w:noProof/>
+                <w:webHidden/>
+              </w:rPr>
+            </w:r>
+            <w:r>
+              <w:rPr>
+                <w:noProof/>
+                <w:webHidden/>
+              </w:rPr>
+              <w:fldChar w:fldCharType="separate"/>
+            </w:r>
+            <w:r>
+              <w:rPr>
+                <w:noProof/>
+                <w:webHidden/>
+              </w:rPr>
+              <w:t>52</w:t>
+            </w:r>
+            <w:r>
+              <w:rPr>
+                <w:noProof/>
+                <w:webHidden/>
+              </w:rPr>
+              <w:fldChar w:fldCharType="end"/>
+            </w:r>
+          </w:hyperlink>
+        </w:p>
+        <w:p>
+          <w:pPr>
+            <w:pStyle w:val="ndice2"/>
+            <w:rPr>
+              <w:noProof/>
+              <w:kern w:val="2"/>
+              <w:sz w:val="24"/>
+              <w:szCs w:val="24"/>
+              <w14:ligatures w14:val="standardContextual"/>
+            </w:rPr>
+          </w:pPr>
+          <w:hyperlink w:anchor="_Toc219064811" w:history="1">
+            <w:r>
+              <w:rPr>
+                <w:rStyle w:val="Hiperligao"/>
+                <w:noProof/>
+              </w:rPr>
+              <w:t>13.20.</w:t>
+            </w:r>
+            <w:r>
+              <w:rPr>
+                <w:noProof/>
+                <w:kern w:val="2"/>
+                <w:sz w:val="24"/>
+                <w:szCs w:val="24"/>
+                <w14:ligatures w14:val="standardContextual"/>
+              </w:rPr>
+              <w:tab/>
+            </w:r>
+            <w:r>
+              <w:rPr>
+                <w:rStyle w:val="Hiperligao"/>
+                <w:noProof/>
+              </w:rPr>
+              <w:t>Criar/Editar Campanha</w:t>
+            </w:r>
+            <w:r>
+              <w:rPr>
+                <w:noProof/>
+                <w:webHidden/>
+              </w:rPr>
+              <w:tab/>
+            </w:r>
+            <w:r>
+              <w:rPr>
+                <w:noProof/>
+                <w:webHidden/>
+              </w:rPr>
+              <w:fldChar w:fldCharType="begin"/>
+            </w:r>
+            <w:r>
+              <w:rPr>
+                <w:noProof/>
+                <w:webHidden/>
+              </w:rPr>
+              <w:instrText xml:space="preserve"> PAGEREF _Toc219064811 \h </w:instrText>
+            </w:r>
+            <w:r>
+              <w:rPr>
+                <w:noProof/>
+                <w:webHidden/>
+              </w:rPr>
+            </w:r>
+            <w:r>
+              <w:rPr>
+                <w:noProof/>
+                <w:webHidden/>
+              </w:rPr>
+              <w:fldChar w:fldCharType="separate"/>
+            </w:r>
+            <w:r>
+              <w:rPr>
+                <w:noProof/>
+                <w:webHidden/>
+              </w:rPr>
+              <w:t>53</w:t>
             </w:r>
             <w:r>
               <w:rPr>
@@ -5530,82 +7942,13 @@
               <w14:ligatures w14:val="standardContextual"/>
             </w:rPr>
           </w:pPr>
-          <w:hyperlink w:anchor="_Toc218717469" w:history="1">
+          <w:hyperlink w:anchor="_Toc219064812" w:history="1">
             <w:r>
               <w:rPr>
                 <w:rStyle w:val="Hiperligao"/>
                 <w:noProof/>
               </w:rPr>
-              <w:t>13.2.1. Diagrama de Sequência</w:t>
-            </w:r>
-            <w:r>
-              <w:rPr>
-                <w:noProof/>
-                <w:webHidden/>
-              </w:rPr>
-              <w:tab/>
-            </w:r>
-            <w:r>
-              <w:rPr>
-                <w:noProof/>
-                <w:webHidden/>
-              </w:rPr>
-              <w:fldChar w:fldCharType="begin"/>
-            </w:r>
-            <w:r>
-              <w:rPr>
-                <w:noProof/>
-                <w:webHidden/>
-              </w:rPr>
-              <w:instrText xml:space="preserve"> PAGEREF _Toc218717469 \h </w:instrText>
-            </w:r>
-            <w:r>
-              <w:rPr>
-                <w:noProof/>
-                <w:webHidden/>
-              </w:rPr>
-            </w:r>
-            <w:r>
-              <w:rPr>
-                <w:noProof/>
-                <w:webHidden/>
-              </w:rPr>
-              <w:fldChar w:fldCharType="separate"/>
-            </w:r>
-            <w:r>
-              <w:rPr>
-                <w:noProof/>
-                <w:webHidden/>
-              </w:rPr>
-              <w:t>35</w:t>
-            </w:r>
-            <w:r>
-              <w:rPr>
-                <w:noProof/>
-                <w:webHidden/>
-              </w:rPr>
-              <w:fldChar w:fldCharType="end"/>
-            </w:r>
-          </w:hyperlink>
-        </w:p>
-        <w:p>
-          <w:pPr>
-            <w:pStyle w:val="ndice2"/>
-            <w:rPr>
-              <w:noProof/>
-              <w:kern w:val="2"/>
-              <w:sz w:val="24"/>
-              <w:szCs w:val="24"/>
-              <w14:ligatures w14:val="standardContextual"/>
-            </w:rPr>
-          </w:pPr>
-          <w:hyperlink w:anchor="_Toc218717470" w:history="1">
-            <w:r>
-              <w:rPr>
-                <w:rStyle w:val="Hiperligao"/>
-                <w:noProof/>
-              </w:rPr>
-              <w:t>13.3.</w:t>
+              <w:t>14.</w:t>
             </w:r>
             <w:r>
               <w:rPr>
@@ -5622,7 +7965,7 @@
                 <w:rStyle w:val="Hiperligao"/>
                 <w:noProof/>
               </w:rPr>
-              <w:t>Dados e documentação</w:t>
+              <w:t>Conclusão</w:t>
             </w:r>
             <w:r>
               <w:rPr>
@@ -5643,7 +7986,7 @@
                 <w:noProof/>
                 <w:webHidden/>
               </w:rPr>
-              <w:instrText xml:space="preserve"> PAGEREF _Toc218717470 \h </w:instrText>
+              <w:instrText xml:space="preserve"> PAGEREF _Toc219064812 \h </w:instrText>
             </w:r>
             <w:r>
               <w:rPr>
@@ -5663,936 +8006,7 @@
                 <w:noProof/>
                 <w:webHidden/>
               </w:rPr>
-              <w:t>35</w:t>
-            </w:r>
-            <w:r>
-              <w:rPr>
-                <w:noProof/>
-                <w:webHidden/>
-              </w:rPr>
-              <w:fldChar w:fldCharType="end"/>
-            </w:r>
-          </w:hyperlink>
-        </w:p>
-        <w:p>
-          <w:pPr>
-            <w:pStyle w:val="ndice2"/>
-            <w:rPr>
-              <w:noProof/>
-              <w:kern w:val="2"/>
-              <w:sz w:val="24"/>
-              <w:szCs w:val="24"/>
-              <w14:ligatures w14:val="standardContextual"/>
-            </w:rPr>
-          </w:pPr>
-          <w:hyperlink w:anchor="_Toc218717471" w:history="1">
-            <w:r>
-              <w:rPr>
-                <w:rStyle w:val="Hiperligao"/>
-                <w:noProof/>
-              </w:rPr>
-              <w:t>13.3.1 Esquema</w:t>
-            </w:r>
-            <w:r>
-              <w:rPr>
-                <w:noProof/>
-                <w:webHidden/>
-              </w:rPr>
-              <w:tab/>
-            </w:r>
-            <w:r>
-              <w:rPr>
-                <w:noProof/>
-                <w:webHidden/>
-              </w:rPr>
-              <w:fldChar w:fldCharType="begin"/>
-            </w:r>
-            <w:r>
-              <w:rPr>
-                <w:noProof/>
-                <w:webHidden/>
-              </w:rPr>
-              <w:instrText xml:space="preserve"> PAGEREF _Toc218717471 \h </w:instrText>
-            </w:r>
-            <w:r>
-              <w:rPr>
-                <w:noProof/>
-                <w:webHidden/>
-              </w:rPr>
-            </w:r>
-            <w:r>
-              <w:rPr>
-                <w:noProof/>
-                <w:webHidden/>
-              </w:rPr>
-              <w:fldChar w:fldCharType="separate"/>
-            </w:r>
-            <w:r>
-              <w:rPr>
-                <w:noProof/>
-                <w:webHidden/>
-              </w:rPr>
-              <w:t>36</w:t>
-            </w:r>
-            <w:r>
-              <w:rPr>
-                <w:noProof/>
-                <w:webHidden/>
-              </w:rPr>
-              <w:fldChar w:fldCharType="end"/>
-            </w:r>
-          </w:hyperlink>
-        </w:p>
-        <w:p>
-          <w:pPr>
-            <w:pStyle w:val="ndice2"/>
-            <w:rPr>
-              <w:noProof/>
-              <w:kern w:val="2"/>
-              <w:sz w:val="24"/>
-              <w:szCs w:val="24"/>
-              <w14:ligatures w14:val="standardContextual"/>
-            </w:rPr>
-          </w:pPr>
-          <w:hyperlink w:anchor="_Toc218717472" w:history="1">
-            <w:r>
-              <w:rPr>
-                <w:rStyle w:val="Hiperligao"/>
-                <w:noProof/>
-              </w:rPr>
-              <w:t>13.4.</w:t>
-            </w:r>
-            <w:r>
-              <w:rPr>
-                <w:noProof/>
-                <w:kern w:val="2"/>
-                <w:sz w:val="24"/>
-                <w:szCs w:val="24"/>
-                <w14:ligatures w14:val="standardContextual"/>
-              </w:rPr>
-              <w:tab/>
-            </w:r>
-            <w:r>
-              <w:rPr>
-                <w:rStyle w:val="Hiperligao"/>
-                <w:noProof/>
-              </w:rPr>
-              <w:t>Estados da candidatura</w:t>
-            </w:r>
-            <w:r>
-              <w:rPr>
-                <w:noProof/>
-                <w:webHidden/>
-              </w:rPr>
-              <w:tab/>
-            </w:r>
-            <w:r>
-              <w:rPr>
-                <w:noProof/>
-                <w:webHidden/>
-              </w:rPr>
-              <w:fldChar w:fldCharType="begin"/>
-            </w:r>
-            <w:r>
-              <w:rPr>
-                <w:noProof/>
-                <w:webHidden/>
-              </w:rPr>
-              <w:instrText xml:space="preserve"> PAGEREF _Toc218717472 \h </w:instrText>
-            </w:r>
-            <w:r>
-              <w:rPr>
-                <w:noProof/>
-                <w:webHidden/>
-              </w:rPr>
-            </w:r>
-            <w:r>
-              <w:rPr>
-                <w:noProof/>
-                <w:webHidden/>
-              </w:rPr>
-              <w:fldChar w:fldCharType="separate"/>
-            </w:r>
-            <w:r>
-              <w:rPr>
-                <w:noProof/>
-                <w:webHidden/>
-              </w:rPr>
-              <w:t>36</w:t>
-            </w:r>
-            <w:r>
-              <w:rPr>
-                <w:noProof/>
-                <w:webHidden/>
-              </w:rPr>
-              <w:fldChar w:fldCharType="end"/>
-            </w:r>
-          </w:hyperlink>
-        </w:p>
-        <w:p>
-          <w:pPr>
-            <w:pStyle w:val="ndice2"/>
-            <w:rPr>
-              <w:noProof/>
-              <w:kern w:val="2"/>
-              <w:sz w:val="24"/>
-              <w:szCs w:val="24"/>
-              <w14:ligatures w14:val="standardContextual"/>
-            </w:rPr>
-          </w:pPr>
-          <w:hyperlink w:anchor="_Toc218717473" w:history="1">
-            <w:r>
-              <w:rPr>
-                <w:rStyle w:val="Hiperligao"/>
-                <w:noProof/>
-              </w:rPr>
-              <w:t>13.4.1.</w:t>
-            </w:r>
-            <w:r>
-              <w:rPr>
-                <w:noProof/>
-                <w:kern w:val="2"/>
-                <w:sz w:val="24"/>
-                <w:szCs w:val="24"/>
-                <w14:ligatures w14:val="standardContextual"/>
-              </w:rPr>
-              <w:tab/>
-            </w:r>
-            <w:r>
-              <w:rPr>
-                <w:rStyle w:val="Hiperligao"/>
-                <w:noProof/>
-              </w:rPr>
-              <w:t>Diagrama de Sequência</w:t>
-            </w:r>
-            <w:r>
-              <w:rPr>
-                <w:noProof/>
-                <w:webHidden/>
-              </w:rPr>
-              <w:tab/>
-            </w:r>
-            <w:r>
-              <w:rPr>
-                <w:noProof/>
-                <w:webHidden/>
-              </w:rPr>
-              <w:fldChar w:fldCharType="begin"/>
-            </w:r>
-            <w:r>
-              <w:rPr>
-                <w:noProof/>
-                <w:webHidden/>
-              </w:rPr>
-              <w:instrText xml:space="preserve"> PAGEREF _Toc218717473 \h </w:instrText>
-            </w:r>
-            <w:r>
-              <w:rPr>
-                <w:noProof/>
-                <w:webHidden/>
-              </w:rPr>
-            </w:r>
-            <w:r>
-              <w:rPr>
-                <w:noProof/>
-                <w:webHidden/>
-              </w:rPr>
-              <w:fldChar w:fldCharType="separate"/>
-            </w:r>
-            <w:r>
-              <w:rPr>
-                <w:noProof/>
-                <w:webHidden/>
-              </w:rPr>
-              <w:t>37</w:t>
-            </w:r>
-            <w:r>
-              <w:rPr>
-                <w:noProof/>
-                <w:webHidden/>
-              </w:rPr>
-              <w:fldChar w:fldCharType="end"/>
-            </w:r>
-          </w:hyperlink>
-        </w:p>
-        <w:p>
-          <w:pPr>
-            <w:pStyle w:val="ndice2"/>
-            <w:rPr>
-              <w:noProof/>
-              <w:kern w:val="2"/>
-              <w:sz w:val="24"/>
-              <w:szCs w:val="24"/>
-              <w14:ligatures w14:val="standardContextual"/>
-            </w:rPr>
-          </w:pPr>
-          <w:hyperlink w:anchor="_Toc218717474" w:history="1">
-            <w:r>
-              <w:rPr>
-                <w:rStyle w:val="Hiperligao"/>
-                <w:noProof/>
-              </w:rPr>
-              <w:t>13.5.</w:t>
-            </w:r>
-            <w:r>
-              <w:rPr>
-                <w:noProof/>
-                <w:kern w:val="2"/>
-                <w:sz w:val="24"/>
-                <w:szCs w:val="24"/>
-                <w14:ligatures w14:val="standardContextual"/>
-              </w:rPr>
-              <w:tab/>
-            </w:r>
-            <w:r>
-              <w:rPr>
-                <w:rStyle w:val="Hiperligao"/>
-                <w:noProof/>
-              </w:rPr>
-              <w:t>Página inicial (administrador)</w:t>
-            </w:r>
-            <w:r>
-              <w:rPr>
-                <w:noProof/>
-                <w:webHidden/>
-              </w:rPr>
-              <w:tab/>
-            </w:r>
-            <w:r>
-              <w:rPr>
-                <w:noProof/>
-                <w:webHidden/>
-              </w:rPr>
-              <w:fldChar w:fldCharType="begin"/>
-            </w:r>
-            <w:r>
-              <w:rPr>
-                <w:noProof/>
-                <w:webHidden/>
-              </w:rPr>
-              <w:instrText xml:space="preserve"> PAGEREF _Toc218717474 \h </w:instrText>
-            </w:r>
-            <w:r>
-              <w:rPr>
-                <w:noProof/>
-                <w:webHidden/>
-              </w:rPr>
-            </w:r>
-            <w:r>
-              <w:rPr>
-                <w:noProof/>
-                <w:webHidden/>
-              </w:rPr>
-              <w:fldChar w:fldCharType="separate"/>
-            </w:r>
-            <w:r>
-              <w:rPr>
-                <w:noProof/>
-                <w:webHidden/>
-              </w:rPr>
-              <w:t>37</w:t>
-            </w:r>
-            <w:r>
-              <w:rPr>
-                <w:noProof/>
-                <w:webHidden/>
-              </w:rPr>
-              <w:fldChar w:fldCharType="end"/>
-            </w:r>
-          </w:hyperlink>
-        </w:p>
-        <w:p>
-          <w:pPr>
-            <w:pStyle w:val="ndice2"/>
-            <w:rPr>
-              <w:noProof/>
-              <w:kern w:val="2"/>
-              <w:sz w:val="24"/>
-              <w:szCs w:val="24"/>
-              <w14:ligatures w14:val="standardContextual"/>
-            </w:rPr>
-          </w:pPr>
-          <w:hyperlink w:anchor="_Toc218717475" w:history="1">
-            <w:r>
-              <w:rPr>
-                <w:rStyle w:val="Hiperligao"/>
-                <w:noProof/>
-              </w:rPr>
-              <w:t>13.6.</w:t>
-            </w:r>
-            <w:r>
-              <w:rPr>
-                <w:noProof/>
-                <w:kern w:val="2"/>
-                <w:sz w:val="24"/>
-                <w:szCs w:val="24"/>
-                <w14:ligatures w14:val="standardContextual"/>
-              </w:rPr>
-              <w:tab/>
-            </w:r>
-            <w:r>
-              <w:rPr>
-                <w:rStyle w:val="Hiperligao"/>
-                <w:noProof/>
-              </w:rPr>
-              <w:t>Candidaturas</w:t>
-            </w:r>
-            <w:r>
-              <w:rPr>
-                <w:noProof/>
-                <w:webHidden/>
-              </w:rPr>
-              <w:tab/>
-            </w:r>
-            <w:r>
-              <w:rPr>
-                <w:noProof/>
-                <w:webHidden/>
-              </w:rPr>
-              <w:fldChar w:fldCharType="begin"/>
-            </w:r>
-            <w:r>
-              <w:rPr>
-                <w:noProof/>
-                <w:webHidden/>
-              </w:rPr>
-              <w:instrText xml:space="preserve"> PAGEREF _Toc218717475 \h </w:instrText>
-            </w:r>
-            <w:r>
-              <w:rPr>
-                <w:noProof/>
-                <w:webHidden/>
-              </w:rPr>
-            </w:r>
-            <w:r>
-              <w:rPr>
-                <w:noProof/>
-                <w:webHidden/>
-              </w:rPr>
-              <w:fldChar w:fldCharType="separate"/>
-            </w:r>
-            <w:r>
-              <w:rPr>
-                <w:noProof/>
-                <w:webHidden/>
-              </w:rPr>
-              <w:t>38</w:t>
-            </w:r>
-            <w:r>
-              <w:rPr>
-                <w:noProof/>
-                <w:webHidden/>
-              </w:rPr>
-              <w:fldChar w:fldCharType="end"/>
-            </w:r>
-          </w:hyperlink>
-        </w:p>
-        <w:p>
-          <w:pPr>
-            <w:pStyle w:val="ndice2"/>
-            <w:rPr>
-              <w:noProof/>
-              <w:kern w:val="2"/>
-              <w:sz w:val="24"/>
-              <w:szCs w:val="24"/>
-              <w14:ligatures w14:val="standardContextual"/>
-            </w:rPr>
-          </w:pPr>
-          <w:hyperlink w:anchor="_Toc218717476" w:history="1">
-            <w:r>
-              <w:rPr>
-                <w:rStyle w:val="Hiperligao"/>
-                <w:noProof/>
-              </w:rPr>
-              <w:t>13.7.</w:t>
-            </w:r>
-            <w:r>
-              <w:rPr>
-                <w:noProof/>
-                <w:kern w:val="2"/>
-                <w:sz w:val="24"/>
-                <w:szCs w:val="24"/>
-                <w14:ligatures w14:val="standardContextual"/>
-              </w:rPr>
-              <w:tab/>
-            </w:r>
-            <w:r>
-              <w:rPr>
-                <w:rStyle w:val="Hiperligao"/>
-                <w:noProof/>
-              </w:rPr>
-              <w:t>Stock</w:t>
-            </w:r>
-            <w:r>
-              <w:rPr>
-                <w:noProof/>
-                <w:webHidden/>
-              </w:rPr>
-              <w:tab/>
-            </w:r>
-            <w:r>
-              <w:rPr>
-                <w:noProof/>
-                <w:webHidden/>
-              </w:rPr>
-              <w:fldChar w:fldCharType="begin"/>
-            </w:r>
-            <w:r>
-              <w:rPr>
-                <w:noProof/>
-                <w:webHidden/>
-              </w:rPr>
-              <w:instrText xml:space="preserve"> PAGEREF _Toc218717476 \h </w:instrText>
-            </w:r>
-            <w:r>
-              <w:rPr>
-                <w:noProof/>
-                <w:webHidden/>
-              </w:rPr>
-            </w:r>
-            <w:r>
-              <w:rPr>
-                <w:noProof/>
-                <w:webHidden/>
-              </w:rPr>
-              <w:fldChar w:fldCharType="separate"/>
-            </w:r>
-            <w:r>
-              <w:rPr>
-                <w:noProof/>
-                <w:webHidden/>
-              </w:rPr>
-              <w:t>39</w:t>
-            </w:r>
-            <w:r>
-              <w:rPr>
-                <w:noProof/>
-                <w:webHidden/>
-              </w:rPr>
-              <w:fldChar w:fldCharType="end"/>
-            </w:r>
-          </w:hyperlink>
-        </w:p>
-        <w:p>
-          <w:pPr>
-            <w:pStyle w:val="ndice2"/>
-            <w:rPr>
-              <w:noProof/>
-              <w:kern w:val="2"/>
-              <w:sz w:val="24"/>
-              <w:szCs w:val="24"/>
-              <w14:ligatures w14:val="standardContextual"/>
-            </w:rPr>
-          </w:pPr>
-          <w:hyperlink w:anchor="_Toc218717477" w:history="1">
-            <w:r>
-              <w:rPr>
-                <w:rStyle w:val="Hiperligao"/>
-                <w:noProof/>
-              </w:rPr>
-              <w:t>13.8.</w:t>
-            </w:r>
-            <w:r>
-              <w:rPr>
-                <w:noProof/>
-                <w:kern w:val="2"/>
-                <w:sz w:val="24"/>
-                <w:szCs w:val="24"/>
-                <w14:ligatures w14:val="standardContextual"/>
-              </w:rPr>
-              <w:tab/>
-            </w:r>
-            <w:r>
-              <w:rPr>
-                <w:rStyle w:val="Hiperligao"/>
-                <w:noProof/>
-              </w:rPr>
-              <w:t>Adicionar produto ao stock</w:t>
-            </w:r>
-            <w:r>
-              <w:rPr>
-                <w:noProof/>
-                <w:webHidden/>
-              </w:rPr>
-              <w:tab/>
-            </w:r>
-            <w:r>
-              <w:rPr>
-                <w:noProof/>
-                <w:webHidden/>
-              </w:rPr>
-              <w:fldChar w:fldCharType="begin"/>
-            </w:r>
-            <w:r>
-              <w:rPr>
-                <w:noProof/>
-                <w:webHidden/>
-              </w:rPr>
-              <w:instrText xml:space="preserve"> PAGEREF _Toc218717477 \h </w:instrText>
-            </w:r>
-            <w:r>
-              <w:rPr>
-                <w:noProof/>
-                <w:webHidden/>
-              </w:rPr>
-            </w:r>
-            <w:r>
-              <w:rPr>
-                <w:noProof/>
-                <w:webHidden/>
-              </w:rPr>
-              <w:fldChar w:fldCharType="separate"/>
-            </w:r>
-            <w:r>
-              <w:rPr>
-                <w:noProof/>
-                <w:webHidden/>
-              </w:rPr>
-              <w:t>40</w:t>
-            </w:r>
-            <w:r>
-              <w:rPr>
-                <w:noProof/>
-                <w:webHidden/>
-              </w:rPr>
-              <w:fldChar w:fldCharType="end"/>
-            </w:r>
-          </w:hyperlink>
-        </w:p>
-        <w:p>
-          <w:pPr>
-            <w:pStyle w:val="ndice2"/>
-            <w:rPr>
-              <w:noProof/>
-              <w:kern w:val="2"/>
-              <w:sz w:val="24"/>
-              <w:szCs w:val="24"/>
-              <w14:ligatures w14:val="standardContextual"/>
-            </w:rPr>
-          </w:pPr>
-          <w:hyperlink w:anchor="_Toc218717478" w:history="1">
-            <w:r>
-              <w:rPr>
-                <w:rStyle w:val="Hiperligao"/>
-                <w:noProof/>
-              </w:rPr>
-              <w:t>13.9.</w:t>
-            </w:r>
-            <w:r>
-              <w:rPr>
-                <w:noProof/>
-                <w:kern w:val="2"/>
-                <w:sz w:val="24"/>
-                <w:szCs w:val="24"/>
-                <w14:ligatures w14:val="standardContextual"/>
-              </w:rPr>
-              <w:tab/>
-            </w:r>
-            <w:r>
-              <w:rPr>
-                <w:rStyle w:val="Hiperligao"/>
-                <w:noProof/>
-              </w:rPr>
-              <w:t>Gestão de produtos no stock</w:t>
-            </w:r>
-            <w:r>
-              <w:rPr>
-                <w:noProof/>
-                <w:webHidden/>
-              </w:rPr>
-              <w:tab/>
-            </w:r>
-            <w:r>
-              <w:rPr>
-                <w:noProof/>
-                <w:webHidden/>
-              </w:rPr>
-              <w:fldChar w:fldCharType="begin"/>
-            </w:r>
-            <w:r>
-              <w:rPr>
-                <w:noProof/>
-                <w:webHidden/>
-              </w:rPr>
-              <w:instrText xml:space="preserve"> PAGEREF _Toc218717478 \h </w:instrText>
-            </w:r>
-            <w:r>
-              <w:rPr>
-                <w:noProof/>
-                <w:webHidden/>
-              </w:rPr>
-            </w:r>
-            <w:r>
-              <w:rPr>
-                <w:noProof/>
-                <w:webHidden/>
-              </w:rPr>
-              <w:fldChar w:fldCharType="separate"/>
-            </w:r>
-            <w:r>
-              <w:rPr>
-                <w:noProof/>
-                <w:webHidden/>
-              </w:rPr>
-              <w:t>42</w:t>
-            </w:r>
-            <w:r>
-              <w:rPr>
-                <w:noProof/>
-                <w:webHidden/>
-              </w:rPr>
-              <w:fldChar w:fldCharType="end"/>
-            </w:r>
-          </w:hyperlink>
-        </w:p>
-        <w:p>
-          <w:pPr>
-            <w:pStyle w:val="ndice2"/>
-            <w:rPr>
-              <w:noProof/>
-              <w:kern w:val="2"/>
-              <w:sz w:val="24"/>
-              <w:szCs w:val="24"/>
-              <w14:ligatures w14:val="standardContextual"/>
-            </w:rPr>
-          </w:pPr>
-          <w:hyperlink w:anchor="_Toc218717479" w:history="1">
-            <w:r>
-              <w:rPr>
-                <w:rStyle w:val="Hiperligao"/>
-                <w:noProof/>
-              </w:rPr>
-              <w:t>13.10.</w:t>
-            </w:r>
-            <w:r>
-              <w:rPr>
-                <w:noProof/>
-                <w:kern w:val="2"/>
-                <w:sz w:val="24"/>
-                <w:szCs w:val="24"/>
-                <w14:ligatures w14:val="standardContextual"/>
-              </w:rPr>
-              <w:tab/>
-            </w:r>
-            <w:r>
-              <w:rPr>
-                <w:rStyle w:val="Hiperligao"/>
-                <w:noProof/>
-              </w:rPr>
-              <w:t>Gestão de subsidiários</w:t>
-            </w:r>
-            <w:r>
-              <w:rPr>
-                <w:noProof/>
-                <w:webHidden/>
-              </w:rPr>
-              <w:tab/>
-            </w:r>
-            <w:r>
-              <w:rPr>
-                <w:noProof/>
-                <w:webHidden/>
-              </w:rPr>
-              <w:fldChar w:fldCharType="begin"/>
-            </w:r>
-            <w:r>
-              <w:rPr>
-                <w:noProof/>
-                <w:webHidden/>
-              </w:rPr>
-              <w:instrText xml:space="preserve"> PAGEREF _Toc218717479 \h </w:instrText>
-            </w:r>
-            <w:r>
-              <w:rPr>
-                <w:noProof/>
-                <w:webHidden/>
-              </w:rPr>
-            </w:r>
-            <w:r>
-              <w:rPr>
-                <w:noProof/>
-                <w:webHidden/>
-              </w:rPr>
-              <w:fldChar w:fldCharType="separate"/>
-            </w:r>
-            <w:r>
-              <w:rPr>
-                <w:noProof/>
-                <w:webHidden/>
-              </w:rPr>
-              <w:t>43</w:t>
-            </w:r>
-            <w:r>
-              <w:rPr>
-                <w:noProof/>
-                <w:webHidden/>
-              </w:rPr>
-              <w:fldChar w:fldCharType="end"/>
-            </w:r>
-          </w:hyperlink>
-        </w:p>
-        <w:p>
-          <w:pPr>
-            <w:pStyle w:val="ndice2"/>
-            <w:rPr>
-              <w:noProof/>
-              <w:kern w:val="2"/>
-              <w:sz w:val="24"/>
-              <w:szCs w:val="24"/>
-              <w14:ligatures w14:val="standardContextual"/>
-            </w:rPr>
-          </w:pPr>
-          <w:hyperlink w:anchor="_Toc218717480" w:history="1">
-            <w:r>
-              <w:rPr>
-                <w:rStyle w:val="Hiperligao"/>
-                <w:noProof/>
-              </w:rPr>
-              <w:t>13.11.</w:t>
-            </w:r>
-            <w:r>
-              <w:rPr>
-                <w:noProof/>
-                <w:kern w:val="2"/>
-                <w:sz w:val="24"/>
-                <w:szCs w:val="24"/>
-                <w14:ligatures w14:val="standardContextual"/>
-              </w:rPr>
-              <w:tab/>
-            </w:r>
-            <w:r>
-              <w:rPr>
-                <w:rStyle w:val="Hiperligao"/>
-                <w:noProof/>
-              </w:rPr>
-              <w:t>Calendário</w:t>
-            </w:r>
-            <w:r>
-              <w:rPr>
-                <w:noProof/>
-                <w:webHidden/>
-              </w:rPr>
-              <w:tab/>
-            </w:r>
-            <w:r>
-              <w:rPr>
-                <w:noProof/>
-                <w:webHidden/>
-              </w:rPr>
-              <w:fldChar w:fldCharType="begin"/>
-            </w:r>
-            <w:r>
-              <w:rPr>
-                <w:noProof/>
-                <w:webHidden/>
-              </w:rPr>
-              <w:instrText xml:space="preserve"> PAGEREF _Toc218717480 \h </w:instrText>
-            </w:r>
-            <w:r>
-              <w:rPr>
-                <w:noProof/>
-                <w:webHidden/>
-              </w:rPr>
-            </w:r>
-            <w:r>
-              <w:rPr>
-                <w:noProof/>
-                <w:webHidden/>
-              </w:rPr>
-              <w:fldChar w:fldCharType="separate"/>
-            </w:r>
-            <w:r>
-              <w:rPr>
-                <w:noProof/>
-                <w:webHidden/>
-              </w:rPr>
-              <w:t>44</w:t>
-            </w:r>
-            <w:r>
-              <w:rPr>
-                <w:noProof/>
-                <w:webHidden/>
-              </w:rPr>
-              <w:fldChar w:fldCharType="end"/>
-            </w:r>
-          </w:hyperlink>
-        </w:p>
-        <w:p>
-          <w:pPr>
-            <w:pStyle w:val="ndice1"/>
-            <w:rPr>
-              <w:noProof/>
-              <w:kern w:val="2"/>
-              <w:sz w:val="24"/>
-              <w:szCs w:val="24"/>
-              <w14:ligatures w14:val="standardContextual"/>
-            </w:rPr>
-          </w:pPr>
-          <w:hyperlink w:anchor="_Toc218717481" w:history="1">
-            <w:r>
-              <w:rPr>
-                <w:rStyle w:val="Hiperligao"/>
-                <w:noProof/>
-              </w:rPr>
-              <w:t>14.</w:t>
-            </w:r>
-            <w:r>
-              <w:rPr>
-                <w:noProof/>
-                <w:kern w:val="2"/>
-                <w:sz w:val="24"/>
-                <w:szCs w:val="24"/>
-                <w14:ligatures w14:val="standardContextual"/>
-              </w:rPr>
-              <w:tab/>
-            </w:r>
-            <w:r>
-              <w:rPr>
-                <w:rStyle w:val="Hiperligao"/>
-                <w:noProof/>
-              </w:rPr>
-              <w:t>Conclusão</w:t>
-            </w:r>
-            <w:r>
-              <w:rPr>
-                <w:noProof/>
-                <w:webHidden/>
-              </w:rPr>
-              <w:tab/>
-            </w:r>
-            <w:r>
-              <w:rPr>
-                <w:noProof/>
-                <w:webHidden/>
-              </w:rPr>
-              <w:fldChar w:fldCharType="begin"/>
-            </w:r>
-            <w:r>
-              <w:rPr>
-                <w:noProof/>
-                <w:webHidden/>
-              </w:rPr>
-              <w:instrText xml:space="preserve"> PAGEREF _Toc218717481 \h </w:instrText>
-            </w:r>
-            <w:r>
-              <w:rPr>
-                <w:noProof/>
-                <w:webHidden/>
-              </w:rPr>
-            </w:r>
-            <w:r>
-              <w:rPr>
-                <w:noProof/>
-                <w:webHidden/>
-              </w:rPr>
-              <w:fldChar w:fldCharType="separate"/>
-            </w:r>
-            <w:r>
-              <w:rPr>
-                <w:noProof/>
-                <w:webHidden/>
-              </w:rPr>
-              <w:t>45</w:t>
+              <w:t>54</w:t>
             </w:r>
             <w:r>
               <w:rPr>
@@ -6639,7 +8053,7 @@
           <w:numId w:val="3"/>
         </w:numPr>
       </w:pPr>
-      <w:bookmarkStart w:id="1" w:name="_Toc218717429"/>
+      <w:bookmarkStart w:id="1" w:name="_Toc219064751"/>
       <w:r>
         <w:lastRenderedPageBreak/>
         <w:t>Introdução</w:t>
@@ -6694,7 +8108,7 @@
       <w:pPr>
         <w:pStyle w:val="Ttulo2"/>
       </w:pPr>
-      <w:bookmarkStart w:id="2" w:name="_Toc218717430"/>
+      <w:bookmarkStart w:id="2" w:name="_Toc219064752"/>
       <w:r>
         <w:lastRenderedPageBreak/>
         <w:t>Problemas a resolver</w:t>
@@ -6716,7 +8130,7 @@
       <w:pPr>
         <w:pStyle w:val="Ttulo2"/>
       </w:pPr>
-      <w:bookmarkStart w:id="3" w:name="_Toc218717431"/>
+      <w:bookmarkStart w:id="3" w:name="_Toc219064753"/>
       <w:r>
         <w:t>Objetivos do Negócio</w:t>
       </w:r>
@@ -6758,7 +8172,7 @@
       <w:pPr>
         <w:pStyle w:val="Ttulo1"/>
       </w:pPr>
-      <w:bookmarkStart w:id="4" w:name="_Toc218717432"/>
+      <w:bookmarkStart w:id="4" w:name="_Toc219064754"/>
       <w:r>
         <w:lastRenderedPageBreak/>
         <w:t>Descrição do Negócio</w:t>
@@ -6788,7 +8202,7 @@
       <w:pPr>
         <w:pStyle w:val="Ttulo2"/>
       </w:pPr>
-      <w:bookmarkStart w:id="5" w:name="_Toc218717433"/>
+      <w:bookmarkStart w:id="5" w:name="_Toc219064755"/>
       <w:r>
         <w:t>Descrição dos Interessados</w:t>
       </w:r>
@@ -6960,7 +8374,7 @@
       <w:pPr>
         <w:pStyle w:val="Ttulo1"/>
       </w:pPr>
-      <w:bookmarkStart w:id="6" w:name="_Toc218717434"/>
+      <w:bookmarkStart w:id="6" w:name="_Toc219064756"/>
       <w:r>
         <w:lastRenderedPageBreak/>
         <w:t>Requisitos Funcionais</w:t>
@@ -7454,7 +8868,7 @@
       <w:pPr>
         <w:pStyle w:val="Ttulo1"/>
       </w:pPr>
-      <w:bookmarkStart w:id="7" w:name="_Toc218717435"/>
+      <w:bookmarkStart w:id="7" w:name="_Toc219064757"/>
       <w:r>
         <w:lastRenderedPageBreak/>
         <w:t>Requisitos Não Funcionais</w:t>
@@ -7719,7 +9133,7 @@
       <w:pPr>
         <w:pStyle w:val="Ttulo1"/>
       </w:pPr>
-      <w:bookmarkStart w:id="8" w:name="_Toc218717436"/>
+      <w:bookmarkStart w:id="8" w:name="_Toc219064758"/>
       <w:r>
         <w:lastRenderedPageBreak/>
         <w:t>Diagramas BPMN</w:t>
@@ -7754,7 +9168,7 @@
       <w:pPr>
         <w:pStyle w:val="Ttulo2"/>
       </w:pPr>
-      <w:bookmarkStart w:id="9" w:name="_Toc218717437"/>
+      <w:bookmarkStart w:id="9" w:name="_Toc219064759"/>
       <w:r>
         <w:t>Criar candidatura</w:t>
       </w:r>
@@ -7820,7 +9234,7 @@
                                 <w:szCs w:val="22"/>
                               </w:rPr>
                             </w:pPr>
-                            <w:bookmarkStart w:id="10" w:name="_Toc218717408"/>
+                            <w:bookmarkStart w:id="10" w:name="_Toc219064813"/>
                             <w:r>
                               <w:t xml:space="preserve">Figura </w:t>
                             </w:r>
@@ -7886,7 +9300,7 @@
                           <w:szCs w:val="22"/>
                         </w:rPr>
                       </w:pPr>
-                      <w:bookmarkStart w:id="11" w:name="_Toc218717408"/>
+                      <w:bookmarkStart w:id="11" w:name="_Toc219064813"/>
                       <w:r>
                         <w:t xml:space="preserve">Figura </w:t>
                       </w:r>
@@ -8071,7 +9485,7 @@
       <w:pPr>
         <w:pStyle w:val="Ttulo2"/>
       </w:pPr>
-      <w:bookmarkStart w:id="12" w:name="_Toc218717438"/>
+      <w:bookmarkStart w:id="12" w:name="_Toc219064760"/>
       <w:r>
         <w:lastRenderedPageBreak/>
         <w:t>Pedido de bens</w:t>
@@ -8141,7 +9555,7 @@
                                 <w:szCs w:val="22"/>
                               </w:rPr>
                             </w:pPr>
-                            <w:bookmarkStart w:id="13" w:name="_Toc218717409"/>
+                            <w:bookmarkStart w:id="13" w:name="_Toc219064814"/>
                             <w:r>
                               <w:t xml:space="preserve">Figura </w:t>
                             </w:r>
@@ -8203,7 +9617,7 @@
                           <w:szCs w:val="22"/>
                         </w:rPr>
                       </w:pPr>
-                      <w:bookmarkStart w:id="14" w:name="_Toc218717409"/>
+                      <w:bookmarkStart w:id="14" w:name="_Toc219064814"/>
                       <w:r>
                         <w:t xml:space="preserve">Figura </w:t>
                       </w:r>
@@ -8370,7 +9784,7 @@
       <w:pPr>
         <w:pStyle w:val="Ttulo2"/>
       </w:pPr>
-      <w:bookmarkStart w:id="15" w:name="_Toc218717439"/>
+      <w:bookmarkStart w:id="15" w:name="_Toc219064761"/>
       <w:r>
         <w:lastRenderedPageBreak/>
         <w:t>Gestão de Inventário</w:t>
@@ -8455,7 +9869,7 @@
         <w:pStyle w:val="Legenda"/>
         <w:jc w:val="center"/>
       </w:pPr>
-      <w:bookmarkStart w:id="16" w:name="_Toc218717410"/>
+      <w:bookmarkStart w:id="16" w:name="_Toc219064815"/>
       <w:r>
         <w:t xml:space="preserve">Figura </w:t>
       </w:r>
@@ -8579,7 +9993,7 @@
           <w:noProof/>
         </w:rPr>
       </w:pPr>
-      <w:bookmarkStart w:id="17" w:name="_Toc218717440"/>
+      <w:bookmarkStart w:id="17" w:name="_Toc219064762"/>
       <w:r>
         <w:rPr>
           <w:noProof/>
@@ -8641,7 +10055,7 @@
                                 <w:szCs w:val="22"/>
                               </w:rPr>
                             </w:pPr>
-                            <w:bookmarkStart w:id="18" w:name="_Toc218717411"/>
+                            <w:bookmarkStart w:id="18" w:name="_Toc219064816"/>
                             <w:r>
                               <w:t xml:space="preserve">Figura </w:t>
                             </w:r>
@@ -8700,7 +10114,7 @@
                           <w:szCs w:val="22"/>
                         </w:rPr>
                       </w:pPr>
-                      <w:bookmarkStart w:id="19" w:name="_Toc218717411"/>
+                      <w:bookmarkStart w:id="19" w:name="_Toc219064816"/>
                       <w:r>
                         <w:t xml:space="preserve">Figura </w:t>
                       </w:r>
@@ -8907,7 +10321,7 @@
       <w:pPr>
         <w:pStyle w:val="Ttulo2"/>
       </w:pPr>
-      <w:bookmarkStart w:id="20" w:name="_Toc218717441"/>
+      <w:bookmarkStart w:id="20" w:name="_Toc219064763"/>
       <w:r>
         <w:lastRenderedPageBreak/>
         <w:t>Gestão de Ben</w:t>
@@ -8992,7 +10406,7 @@
                                 <w:szCs w:val="22"/>
                               </w:rPr>
                             </w:pPr>
-                            <w:bookmarkStart w:id="21" w:name="_Toc218717412"/>
+                            <w:bookmarkStart w:id="21" w:name="_Toc219064817"/>
                             <w:r>
                               <w:t xml:space="preserve">Figura </w:t>
                             </w:r>
@@ -9051,7 +10465,7 @@
                           <w:szCs w:val="22"/>
                         </w:rPr>
                       </w:pPr>
-                      <w:bookmarkStart w:id="22" w:name="_Toc218717412"/>
+                      <w:bookmarkStart w:id="22" w:name="_Toc219064817"/>
                       <w:r>
                         <w:t xml:space="preserve">Figura </w:t>
                       </w:r>
@@ -9222,7 +10636,7 @@
       <w:pPr>
         <w:pStyle w:val="Ttulo1"/>
       </w:pPr>
-      <w:bookmarkStart w:id="23" w:name="_Toc218717442"/>
+      <w:bookmarkStart w:id="23" w:name="_Toc219064764"/>
       <w:r>
         <w:lastRenderedPageBreak/>
         <w:t>Estudo de Viabilidade</w:t>
@@ -9288,7 +10702,7 @@
       <w:pPr>
         <w:pStyle w:val="Ttulo2"/>
       </w:pPr>
-      <w:bookmarkStart w:id="24" w:name="_Toc218717443"/>
+      <w:bookmarkStart w:id="24" w:name="_Toc219064765"/>
       <w:r>
         <w:t>Objetivo da Solução Digital</w:t>
       </w:r>
@@ -9327,7 +10741,7 @@
       <w:pPr>
         <w:pStyle w:val="Ttulo2"/>
       </w:pPr>
-      <w:bookmarkStart w:id="25" w:name="_Toc218717444"/>
+      <w:bookmarkStart w:id="25" w:name="_Toc219064766"/>
       <w:r>
         <w:t>Viabilidade Técnica</w:t>
       </w:r>
@@ -9510,7 +10924,7 @@
       <w:pPr>
         <w:pStyle w:val="Ttulo2"/>
       </w:pPr>
-      <w:bookmarkStart w:id="26" w:name="_Toc218717445"/>
+      <w:bookmarkStart w:id="26" w:name="_Toc219064767"/>
       <w:r>
         <w:lastRenderedPageBreak/>
         <w:t>Viabilidade Operacional</w:t>
@@ -9584,7 +10998,7 @@
       <w:pPr>
         <w:pStyle w:val="Ttulo2"/>
       </w:pPr>
-      <w:bookmarkStart w:id="27" w:name="_Toc218717446"/>
+      <w:bookmarkStart w:id="27" w:name="_Toc219064768"/>
       <w:r>
         <w:t>Analise de Riscos</w:t>
       </w:r>
@@ -9929,7 +11343,7 @@
       <w:pPr>
         <w:pStyle w:val="Ttulo1"/>
       </w:pPr>
-      <w:bookmarkStart w:id="28" w:name="_Toc218717447"/>
+      <w:bookmarkStart w:id="28" w:name="_Toc219064769"/>
       <w:r>
         <w:lastRenderedPageBreak/>
         <w:t>Arquitetura Técnica da Aplicação</w:t>
@@ -10073,7 +11487,7 @@
       <w:pPr>
         <w:pStyle w:val="Ttulo2"/>
       </w:pPr>
-      <w:bookmarkStart w:id="29" w:name="_Toc218717448"/>
+      <w:bookmarkStart w:id="29" w:name="_Toc219064770"/>
       <w:r>
         <w:t>Tecnologias</w:t>
       </w:r>
@@ -10322,7 +11736,7 @@
       <w:pPr>
         <w:pStyle w:val="Ttulo2"/>
       </w:pPr>
-      <w:bookmarkStart w:id="30" w:name="_Toc218717449"/>
+      <w:bookmarkStart w:id="30" w:name="_Toc219064771"/>
       <w:r>
         <w:lastRenderedPageBreak/>
         <w:t>Diagrama de Arquitetura Técnica</w:t>
@@ -10391,7 +11805,7 @@
         <w:pStyle w:val="Legenda"/>
         <w:jc w:val="center"/>
       </w:pPr>
-      <w:bookmarkStart w:id="31" w:name="_Toc218717413"/>
+      <w:bookmarkStart w:id="31" w:name="_Toc219064818"/>
       <w:r>
         <w:t xml:space="preserve">Figura </w:t>
       </w:r>
@@ -10408,7 +11822,7 @@
         <w:rPr>
           <w:noProof/>
         </w:rPr>
-        <w:t>5</w:t>
+        <w:t>6</w:t>
       </w:r>
       <w:r>
         <w:rPr>
@@ -10444,7 +11858,7 @@
       <w:pPr>
         <w:pStyle w:val="Ttulo1"/>
       </w:pPr>
-      <w:bookmarkStart w:id="32" w:name="_Toc218717450"/>
+      <w:bookmarkStart w:id="32" w:name="_Toc219064772"/>
       <w:r>
         <w:lastRenderedPageBreak/>
         <w:t>Diagrama de Estados</w:t>
@@ -10466,7 +11880,7 @@
       <w:pPr>
         <w:pStyle w:val="Ttulo2"/>
       </w:pPr>
-      <w:bookmarkStart w:id="33" w:name="_Toc218717451"/>
+      <w:bookmarkStart w:id="33" w:name="_Toc219064773"/>
       <w:r>
         <w:t>Pedir Apoio</w:t>
       </w:r>
@@ -10544,7 +11958,7 @@
         <w:pStyle w:val="Legenda"/>
         <w:jc w:val="center"/>
       </w:pPr>
-      <w:bookmarkStart w:id="34" w:name="_Toc218717414"/>
+      <w:bookmarkStart w:id="34" w:name="_Toc219064819"/>
       <w:r>
         <w:t xml:space="preserve">Figura </w:t>
       </w:r>
@@ -10597,7 +12011,7 @@
       <w:pPr>
         <w:pStyle w:val="Ttulo2"/>
       </w:pPr>
-      <w:bookmarkStart w:id="35" w:name="_Toc218717452"/>
+      <w:bookmarkStart w:id="35" w:name="_Toc219064774"/>
       <w:r>
         <w:lastRenderedPageBreak/>
         <w:t>Gestão de Inventário</w:t>
@@ -10673,7 +12087,7 @@
         <w:pStyle w:val="Legenda"/>
         <w:jc w:val="center"/>
       </w:pPr>
-      <w:bookmarkStart w:id="36" w:name="_Toc218717415"/>
+      <w:bookmarkStart w:id="36" w:name="_Toc219064820"/>
       <w:r>
         <w:t xml:space="preserve">Figura </w:t>
       </w:r>
@@ -10755,7 +12169,7 @@
       <w:pPr>
         <w:pStyle w:val="Ttulo2"/>
       </w:pPr>
-      <w:bookmarkStart w:id="37" w:name="_Toc218717453"/>
+      <w:bookmarkStart w:id="37" w:name="_Toc219064775"/>
       <w:r>
         <w:lastRenderedPageBreak/>
         <w:t>Agendamento de Entregas</w:t>
@@ -10836,7 +12250,7 @@
         <w:pStyle w:val="Legenda"/>
         <w:jc w:val="center"/>
       </w:pPr>
-      <w:bookmarkStart w:id="38" w:name="_Toc218717416"/>
+      <w:bookmarkStart w:id="38" w:name="_Toc219064821"/>
       <w:r>
         <w:t xml:space="preserve">Figura </w:t>
       </w:r>
@@ -10900,7 +12314,7 @@
       <w:pPr>
         <w:pStyle w:val="Ttulo2"/>
       </w:pPr>
-      <w:bookmarkStart w:id="39" w:name="_Toc218717454"/>
+      <w:bookmarkStart w:id="39" w:name="_Toc219064776"/>
       <w:r>
         <w:lastRenderedPageBreak/>
         <w:t>Gestão dos Beneficiários</w:t>
@@ -10976,7 +12390,7 @@
         <w:pStyle w:val="Legenda"/>
         <w:jc w:val="center"/>
       </w:pPr>
-      <w:bookmarkStart w:id="40" w:name="_Toc218717417"/>
+      <w:bookmarkStart w:id="40" w:name="_Toc219064822"/>
       <w:r>
         <w:t xml:space="preserve">Figura </w:t>
       </w:r>
@@ -11040,7 +12454,7 @@
       <w:pPr>
         <w:pStyle w:val="Ttulo1"/>
       </w:pPr>
-      <w:bookmarkStart w:id="41" w:name="_Toc218717455"/>
+      <w:bookmarkStart w:id="41" w:name="_Toc219064777"/>
       <w:r>
         <w:lastRenderedPageBreak/>
         <w:t>Diagrama de casos de uso</w:t>
@@ -11065,7 +12479,7 @@
       <w:pPr>
         <w:pStyle w:val="Ttulo2"/>
       </w:pPr>
-      <w:bookmarkStart w:id="42" w:name="_Toc218717456"/>
+      <w:bookmarkStart w:id="42" w:name="_Toc219064778"/>
       <w:r>
         <w:t>Candidatura a beneficiário</w:t>
       </w:r>
@@ -11141,7 +12555,7 @@
                                 <w:szCs w:val="22"/>
                               </w:rPr>
                             </w:pPr>
-                            <w:bookmarkStart w:id="43" w:name="_Toc218717418"/>
+                            <w:bookmarkStart w:id="43" w:name="_Toc219064823"/>
                             <w:r>
                               <w:t xml:space="preserve">Figura </w:t>
                             </w:r>
@@ -11200,7 +12614,7 @@
                           <w:szCs w:val="22"/>
                         </w:rPr>
                       </w:pPr>
-                      <w:bookmarkStart w:id="44" w:name="_Toc218717418"/>
+                      <w:bookmarkStart w:id="44" w:name="_Toc219064823"/>
                       <w:r>
                         <w:t xml:space="preserve">Figura </w:t>
                       </w:r>
@@ -11410,7 +12824,7 @@
       <w:r>
         <w:br w:type="page"/>
       </w:r>
-      <w:bookmarkStart w:id="45" w:name="_Toc218717457"/>
+      <w:bookmarkStart w:id="45" w:name="_Toc219064779"/>
       <w:r>
         <w:lastRenderedPageBreak/>
         <w:t>Pedido de Doação</w:t>
@@ -11418,6 +12832,9 @@
       <w:bookmarkEnd w:id="45"/>
     </w:p>
     <w:p>
+      <w:pPr>
+        <w:jc w:val="both"/>
+      </w:pPr>
       <w:r>
         <w:t xml:space="preserve">Na imagem seguinte é possível observar o diagrama de casos do processo de </w:t>
       </w:r>
@@ -11484,7 +12901,7 @@
         <w:pStyle w:val="Legenda"/>
         <w:jc w:val="center"/>
       </w:pPr>
-      <w:bookmarkStart w:id="46" w:name="_Toc218717419"/>
+      <w:bookmarkStart w:id="46" w:name="_Toc219064824"/>
       <w:r>
         <w:t xml:space="preserve">Figura </w:t>
       </w:r>
@@ -11593,7 +13010,7 @@
           <w:noProof/>
         </w:rPr>
       </w:pPr>
-      <w:bookmarkStart w:id="47" w:name="_Toc218717458"/>
+      <w:bookmarkStart w:id="47" w:name="_Toc219064780"/>
       <w:r>
         <w:rPr>
           <w:noProof/>
@@ -11610,6 +13027,9 @@
       </w:r>
     </w:p>
     <w:p>
+      <w:pPr>
+        <w:jc w:val="both"/>
+      </w:pPr>
       <w:r>
         <w:t xml:space="preserve">Na imagem seguinte é possível observar o diagrama de </w:t>
       </w:r>
@@ -11622,6 +13042,154 @@
     </w:p>
     <w:p/>
     <w:p>
+      <w:r>
+        <w:rPr>
+          <w:noProof/>
+        </w:rPr>
+        <mc:AlternateContent>
+          <mc:Choice Requires="wps">
+            <w:drawing>
+              <wp:anchor distT="0" distB="0" distL="114300" distR="114300" simplePos="0" relativeHeight="251717632" behindDoc="0" locked="0" layoutInCell="1" allowOverlap="1" wp14:anchorId="5B80D1A9" wp14:editId="270E5FEC">
+                <wp:simplePos x="0" y="0"/>
+                <wp:positionH relativeFrom="margin">
+                  <wp:posOffset>-701647</wp:posOffset>
+                </wp:positionH>
+                <wp:positionV relativeFrom="paragraph">
+                  <wp:posOffset>3297417</wp:posOffset>
+                </wp:positionV>
+                <wp:extent cx="7180580" cy="635"/>
+                <wp:effectExtent l="0" t="0" r="1270" b="0"/>
+                <wp:wrapTopAndBottom/>
+                <wp:docPr id="377929961" name="Caixa de texto 1"/>
+                <wp:cNvGraphicFramePr/>
+                <a:graphic xmlns:a="http://schemas.openxmlformats.org/drawingml/2006/main">
+                  <a:graphicData uri="http://schemas.microsoft.com/office/word/2010/wordprocessingShape">
+                    <wps:wsp>
+                      <wps:cNvSpPr txBox="1"/>
+                      <wps:spPr>
+                        <a:xfrm>
+                          <a:off x="0" y="0"/>
+                          <a:ext cx="7180580" cy="635"/>
+                        </a:xfrm>
+                        <a:prstGeom prst="rect">
+                          <a:avLst/>
+                        </a:prstGeom>
+                        <a:solidFill>
+                          <a:prstClr val="white"/>
+                        </a:solidFill>
+                        <a:ln>
+                          <a:noFill/>
+                        </a:ln>
+                      </wps:spPr>
+                      <wps:txbx>
+                        <w:txbxContent>
+                          <w:p>
+                            <w:pPr>
+                              <w:pStyle w:val="Legenda"/>
+                              <w:jc w:val="center"/>
+                              <w:rPr>
+                                <w:noProof/>
+                                <w:sz w:val="22"/>
+                                <w:szCs w:val="22"/>
+                              </w:rPr>
+                            </w:pPr>
+                            <w:bookmarkStart w:id="48" w:name="_Toc219064825"/>
+                            <w:r>
+                              <w:t xml:space="preserve">Figura </w:t>
+                            </w:r>
+                            <w:r>
+                              <w:fldChar w:fldCharType="begin"/>
+                            </w:r>
+                            <w:r>
+                              <w:instrText xml:space="preserve"> SEQ Figura \* ARABIC </w:instrText>
+                            </w:r>
+                            <w:r>
+                              <w:fldChar w:fldCharType="separate"/>
+                            </w:r>
+                            <w:r>
+                              <w:rPr>
+                                <w:noProof/>
+                              </w:rPr>
+                              <w:t>13</w:t>
+                            </w:r>
+                            <w:r>
+                              <w:rPr>
+                                <w:noProof/>
+                              </w:rPr>
+                              <w:fldChar w:fldCharType="end"/>
+                            </w:r>
+                            <w:r>
+                              <w:t xml:space="preserve"> - Diagrama de Casos de Uso da entrega de bens</w:t>
+                            </w:r>
+                            <w:bookmarkEnd w:id="48"/>
+                          </w:p>
+                        </w:txbxContent>
+                      </wps:txbx>
+                      <wps:bodyPr rot="0" spcFirstLastPara="0" vertOverflow="overflow" horzOverflow="overflow" vert="horz" wrap="square" lIns="0" tIns="0" rIns="0" bIns="0" numCol="1" spcCol="0" rtlCol="0" fromWordArt="0" anchor="t" anchorCtr="0" forceAA="0" compatLnSpc="1">
+                        <a:prstTxWarp prst="textNoShape">
+                          <a:avLst/>
+                        </a:prstTxWarp>
+                        <a:spAutoFit/>
+                      </wps:bodyPr>
+                    </wps:wsp>
+                  </a:graphicData>
+                </a:graphic>
+              </wp:anchor>
+            </w:drawing>
+          </mc:Choice>
+          <mc:Fallback>
+            <w:pict>
+              <v:shape w14:anchorId="5B80D1A9" id="_x0000_s1031" type="#_x0000_t202" style="position:absolute;margin-left:-55.25pt;margin-top:259.65pt;width:565.4pt;height:.05pt;z-index:251717632;visibility:visible;mso-wrap-style:square;mso-wrap-distance-left:9pt;mso-wrap-distance-top:0;mso-wrap-distance-right:9pt;mso-wrap-distance-bottom:0;mso-position-horizontal:absolute;mso-position-horizontal-relative:margin;mso-position-vertical:absolute;mso-position-vertical-relative:text;v-text-anchor:top" o:gfxdata="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" stroked="f">
+                <v:textbox style="mso-fit-shape-to-text:t" inset="0,0,0,0">
+                  <w:txbxContent>
+                    <w:p>
+                      <w:pPr>
+                        <w:pStyle w:val="Legenda"/>
+                        <w:jc w:val="center"/>
+                        <w:rPr>
+                          <w:noProof/>
+                          <w:sz w:val="22"/>
+                          <w:szCs w:val="22"/>
+                        </w:rPr>
+                      </w:pPr>
+                      <w:bookmarkStart w:id="49" w:name="_Toc219064825"/>
+                      <w:r>
+                        <w:t xml:space="preserve">Figura </w:t>
+                      </w:r>
+                      <w:r>
+                        <w:fldChar w:fldCharType="begin"/>
+                      </w:r>
+                      <w:r>
+                        <w:instrText xml:space="preserve"> SEQ Figura \* ARABIC </w:instrText>
+                      </w:r>
+                      <w:r>
+                        <w:fldChar w:fldCharType="separate"/>
+                      </w:r>
+                      <w:r>
+                        <w:rPr>
+                          <w:noProof/>
+                        </w:rPr>
+                        <w:t>13</w:t>
+                      </w:r>
+                      <w:r>
+                        <w:rPr>
+                          <w:noProof/>
+                        </w:rPr>
+                        <w:fldChar w:fldCharType="end"/>
+                      </w:r>
+                      <w:r>
+                        <w:t xml:space="preserve"> - Diagrama de Casos de Uso da entrega de bens</w:t>
+                      </w:r>
+                      <w:bookmarkEnd w:id="49"/>
+                    </w:p>
+                  </w:txbxContent>
+                </v:textbox>
+                <w10:wrap type="topAndBottom" anchorx="margin"/>
+              </v:shape>
+            </w:pict>
+          </mc:Fallback>
+        </mc:AlternateContent>
+      </w:r>
       <w:r>
         <w:rPr>
           <w:noProof/>
@@ -11682,156 +13250,6 @@
       </w:r>
     </w:p>
     <w:p>
-      <w:r>
-        <w:rPr>
-          <w:noProof/>
-        </w:rPr>
-        <mc:AlternateContent>
-          <mc:Choice Requires="wps">
-            <w:drawing>
-              <wp:anchor distT="0" distB="0" distL="114300" distR="114300" simplePos="0" relativeHeight="251717632" behindDoc="0" locked="0" layoutInCell="1" allowOverlap="1" wp14:anchorId="5B80D1A9" wp14:editId="77F824B8">
-                <wp:simplePos x="0" y="0"/>
-                <wp:positionH relativeFrom="margin">
-                  <wp:posOffset>-701675</wp:posOffset>
-                </wp:positionH>
-                <wp:positionV relativeFrom="paragraph">
-                  <wp:posOffset>381000</wp:posOffset>
-                </wp:positionV>
-                <wp:extent cx="7180580" cy="635"/>
-                <wp:effectExtent l="0" t="0" r="1270" b="0"/>
-                <wp:wrapTopAndBottom/>
-                <wp:docPr id="377929961" name="Caixa de texto 1"/>
-                <wp:cNvGraphicFramePr/>
-                <a:graphic xmlns:a="http://schemas.openxmlformats.org/drawingml/2006/main">
-                  <a:graphicData uri="http://schemas.microsoft.com/office/word/2010/wordprocessingShape">
-                    <wps:wsp>
-                      <wps:cNvSpPr txBox="1"/>
-                      <wps:spPr>
-                        <a:xfrm>
-                          <a:off x="0" y="0"/>
-                          <a:ext cx="7180580" cy="635"/>
-                        </a:xfrm>
-                        <a:prstGeom prst="rect">
-                          <a:avLst/>
-                        </a:prstGeom>
-                        <a:solidFill>
-                          <a:prstClr val="white"/>
-                        </a:solidFill>
-                        <a:ln>
-                          <a:noFill/>
-                        </a:ln>
-                      </wps:spPr>
-                      <wps:txbx>
-                        <w:txbxContent>
-                          <w:p>
-                            <w:pPr>
-                              <w:pStyle w:val="Legenda"/>
-                              <w:jc w:val="center"/>
-                              <w:rPr>
-                                <w:noProof/>
-                                <w:sz w:val="22"/>
-                                <w:szCs w:val="22"/>
-                              </w:rPr>
-                            </w:pPr>
-                            <w:bookmarkStart w:id="48" w:name="_Toc218717420"/>
-                            <w:r>
-                              <w:t xml:space="preserve">Figura </w:t>
-                            </w:r>
-                            <w:r>
-                              <w:fldChar w:fldCharType="begin"/>
-                            </w:r>
-                            <w:r>
-                              <w:instrText xml:space="preserve"> SEQ Figura \* ARABIC </w:instrText>
-                            </w:r>
-                            <w:r>
-                              <w:fldChar w:fldCharType="separate"/>
-                            </w:r>
-                            <w:r>
-                              <w:rPr>
-                                <w:noProof/>
-                              </w:rPr>
-                              <w:t>13</w:t>
-                            </w:r>
-                            <w:r>
-                              <w:rPr>
-                                <w:noProof/>
-                              </w:rPr>
-                              <w:fldChar w:fldCharType="end"/>
-                            </w:r>
-                            <w:r>
-                              <w:t xml:space="preserve"> - Diagrama de Casos de Uso da entrega de bens</w:t>
-                            </w:r>
-                            <w:bookmarkEnd w:id="48"/>
-                          </w:p>
-                        </w:txbxContent>
-                      </wps:txbx>
-                      <wps:bodyPr rot="0" spcFirstLastPara="0" vertOverflow="overflow" horzOverflow="overflow" vert="horz" wrap="square" lIns="0" tIns="0" rIns="0" bIns="0" numCol="1" spcCol="0" rtlCol="0" fromWordArt="0" anchor="t" anchorCtr="0" forceAA="0" compatLnSpc="1">
-                        <a:prstTxWarp prst="textNoShape">
-                          <a:avLst/>
-                        </a:prstTxWarp>
-                        <a:spAutoFit/>
-                      </wps:bodyPr>
-                    </wps:wsp>
-                  </a:graphicData>
-                </a:graphic>
-              </wp:anchor>
-            </w:drawing>
-          </mc:Choice>
-          <mc:Fallback>
-            <w:pict>
-              <v:shape w14:anchorId="5B80D1A9" id="_x0000_s1031" type="#_x0000_t202" style="position:absolute;margin-left:-55.25pt;margin-top:30pt;width:565.4pt;height:.05pt;z-index:251717632;visibility:visible;mso-wrap-style:square;mso-wrap-distance-left:9pt;mso-wrap-distance-top:0;mso-wrap-distance-right:9pt;mso-wrap-distance-bottom:0;mso-position-horizontal:absolute;mso-position-horizontal-relative:margin;mso-position-vertical:absolute;mso-position-vertical-relative:text;v-text-anchor:top" o:gfxdata="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" stroked="f">
-                <v:textbox style="mso-fit-shape-to-text:t" inset="0,0,0,0">
-                  <w:txbxContent>
-                    <w:p>
-                      <w:pPr>
-                        <w:pStyle w:val="Legenda"/>
-                        <w:jc w:val="center"/>
-                        <w:rPr>
-                          <w:noProof/>
-                          <w:sz w:val="22"/>
-                          <w:szCs w:val="22"/>
-                        </w:rPr>
-                      </w:pPr>
-                      <w:bookmarkStart w:id="49" w:name="_Toc218717420"/>
-                      <w:r>
-                        <w:t xml:space="preserve">Figura </w:t>
-                      </w:r>
-                      <w:r>
-                        <w:fldChar w:fldCharType="begin"/>
-                      </w:r>
-                      <w:r>
-                        <w:instrText xml:space="preserve"> SEQ Figura \* ARABIC </w:instrText>
-                      </w:r>
-                      <w:r>
-                        <w:fldChar w:fldCharType="separate"/>
-                      </w:r>
-                      <w:r>
-                        <w:rPr>
-                          <w:noProof/>
-                        </w:rPr>
-                        <w:t>13</w:t>
-                      </w:r>
-                      <w:r>
-                        <w:rPr>
-                          <w:noProof/>
-                        </w:rPr>
-                        <w:fldChar w:fldCharType="end"/>
-                      </w:r>
-                      <w:r>
-                        <w:t xml:space="preserve"> - Diagrama de Casos de Uso da entrega de bens</w:t>
-                      </w:r>
-                      <w:bookmarkEnd w:id="49"/>
-                    </w:p>
-                  </w:txbxContent>
-                </v:textbox>
-                <w10:wrap type="topAndBottom" anchorx="margin"/>
-              </v:shape>
-            </w:pict>
-          </mc:Fallback>
-        </mc:AlternateContent>
-      </w:r>
-    </w:p>
-    <w:p>
       <w:pPr>
         <w:jc w:val="both"/>
       </w:pPr>
@@ -11886,7 +13304,7 @@
           <w:noProof/>
         </w:rPr>
       </w:pPr>
-      <w:bookmarkStart w:id="50" w:name="_Toc218717459"/>
+      <w:bookmarkStart w:id="50" w:name="_Toc219064781"/>
       <w:r>
         <w:rPr>
           <w:noProof/>
@@ -11948,7 +13366,7 @@
                                 <w:szCs w:val="22"/>
                               </w:rPr>
                             </w:pPr>
-                            <w:bookmarkStart w:id="51" w:name="_Toc218717421"/>
+                            <w:bookmarkStart w:id="51" w:name="_Toc219064826"/>
                             <w:r>
                               <w:t xml:space="preserve">Figura </w:t>
                             </w:r>
@@ -12007,7 +13425,7 @@
                           <w:szCs w:val="22"/>
                         </w:rPr>
                       </w:pPr>
-                      <w:bookmarkStart w:id="52" w:name="_Toc218717421"/>
+                      <w:bookmarkStart w:id="52" w:name="_Toc219064826"/>
                       <w:r>
                         <w:t xml:space="preserve">Figura </w:t>
                       </w:r>
@@ -12161,7 +13579,7 @@
       <w:pPr>
         <w:pStyle w:val="Ttulo1"/>
       </w:pPr>
-      <w:bookmarkStart w:id="53" w:name="_Toc218717460"/>
+      <w:bookmarkStart w:id="53" w:name="_Toc219064782"/>
       <w:r>
         <w:lastRenderedPageBreak/>
         <w:t>Diagrama ER</w:t>
@@ -12227,7 +13645,7 @@
                                 <w:szCs w:val="22"/>
                               </w:rPr>
                             </w:pPr>
-                            <w:bookmarkStart w:id="54" w:name="_Toc218717422"/>
+                            <w:bookmarkStart w:id="54" w:name="_Toc219064827"/>
                             <w:r>
                               <w:t xml:space="preserve">Figura </w:t>
                             </w:r>
@@ -12291,7 +13709,7 @@
                           <w:szCs w:val="22"/>
                         </w:rPr>
                       </w:pPr>
-                      <w:bookmarkStart w:id="55" w:name="_Toc218717422"/>
+                      <w:bookmarkStart w:id="55" w:name="_Toc219064827"/>
                       <w:r>
                         <w:t xml:space="preserve">Figura </w:t>
                       </w:r>
@@ -12414,39 +13832,422 @@
     </w:p>
     <w:p>
       <w:pPr>
+        <w:jc w:val="both"/>
+      </w:pPr>
+      <w:r>
+        <w:t>O Modelo Entidade-</w:t>
+      </w:r>
+      <w:r>
+        <w:t>Relaç</w:t>
+      </w:r>
+      <w:r>
+        <w:t>ão</w:t>
+      </w:r>
+      <w:r>
+        <w:t xml:space="preserve"> da aplicação da Loja Social foi concebido para suportar os processos de negócio de forma </w:t>
+      </w:r>
+      <w:r>
+        <w:t>otimizada,</w:t>
+      </w:r>
+      <w:r>
+        <w:t xml:space="preserve"> utilizando o </w:t>
+      </w:r>
+      <w:proofErr w:type="spellStart"/>
+      <w:r>
+        <w:rPr>
+          <w:b/>
+          <w:bCs/>
+        </w:rPr>
+        <w:t>PostgreSQL</w:t>
+      </w:r>
+      <w:proofErr w:type="spellEnd"/>
+      <w:r>
+        <w:t>. A estrutura da base de dados garante a centralização de dados, o controlo rigoroso do inventário e a automação de alertas.</w:t>
+      </w:r>
+    </w:p>
+    <w:p>
+      <w:pPr>
+        <w:pStyle w:val="Ttulo2"/>
+        <w:rPr>
+          <w:b w:val="0"/>
+          <w:bCs w:val="0"/>
+        </w:rPr>
+      </w:pPr>
+      <w:bookmarkStart w:id="56" w:name="_Toc219064783"/>
+      <w:r>
+        <w:t>Organização e Pessoas</w:t>
+      </w:r>
+      <w:bookmarkEnd w:id="56"/>
+    </w:p>
+    <w:p>
+      <w:pPr>
+        <w:jc w:val="both"/>
+      </w:pPr>
+      <w:r>
+        <w:t xml:space="preserve">As tabelas </w:t>
+      </w:r>
+      <w:r>
+        <w:rPr>
+          <w:b/>
+          <w:bCs/>
+        </w:rPr>
+        <w:t>U</w:t>
+      </w:r>
+      <w:r>
+        <w:rPr>
+          <w:b/>
+          <w:bCs/>
+        </w:rPr>
+        <w:t>tilizadores (</w:t>
+      </w:r>
+      <w:proofErr w:type="spellStart"/>
+      <w:r>
+        <w:rPr>
+          <w:b/>
+          <w:bCs/>
+        </w:rPr>
+        <w:t>User</w:t>
+      </w:r>
+      <w:proofErr w:type="spellEnd"/>
+      <w:r>
+        <w:rPr>
+          <w:b/>
+          <w:bCs/>
+        </w:rPr>
+        <w:t>)</w:t>
+      </w:r>
+      <w:r>
+        <w:t xml:space="preserve"> </w:t>
+      </w:r>
+      <w:proofErr w:type="gramStart"/>
+      <w:r>
+        <w:t xml:space="preserve">e </w:t>
+      </w:r>
+      <w:r>
+        <w:rPr>
+          <w:b/>
+          <w:bCs/>
+        </w:rPr>
+        <w:t>Beneficiários</w:t>
+      </w:r>
+      <w:proofErr w:type="gramEnd"/>
+      <w:r>
+        <w:rPr>
+          <w:b/>
+          <w:bCs/>
+        </w:rPr>
+        <w:t xml:space="preserve"> (</w:t>
+      </w:r>
+      <w:proofErr w:type="spellStart"/>
+      <w:r>
+        <w:rPr>
+          <w:b/>
+          <w:bCs/>
+        </w:rPr>
+        <w:t>beneficiary</w:t>
+      </w:r>
+      <w:proofErr w:type="spellEnd"/>
+      <w:r>
+        <w:rPr>
+          <w:b/>
+          <w:bCs/>
+        </w:rPr>
+        <w:t>)</w:t>
+      </w:r>
+      <w:r>
+        <w:t xml:space="preserve"> estabelecem um registo centralizado dos utilizadores e estudantes elegíveis para apoio, sendo a base para a segurança do sistema. A gestão da logística é suportada pelas tabelas </w:t>
+      </w:r>
+      <w:r>
+        <w:rPr>
+          <w:b/>
+          <w:bCs/>
+        </w:rPr>
+        <w:t>Agendamentos</w:t>
+      </w:r>
+      <w:r>
+        <w:rPr>
+          <w:b/>
+          <w:bCs/>
+        </w:rPr>
+        <w:t xml:space="preserve"> </w:t>
+      </w:r>
+      <w:r>
+        <w:rPr>
+          <w:b/>
+          <w:bCs/>
+        </w:rPr>
+        <w:t>(</w:t>
+      </w:r>
+      <w:proofErr w:type="spellStart"/>
+      <w:r>
+        <w:rPr>
+          <w:b/>
+          <w:bCs/>
+        </w:rPr>
+        <w:t>Scheduling</w:t>
+      </w:r>
+      <w:proofErr w:type="spellEnd"/>
+      <w:r>
+        <w:rPr>
+          <w:b/>
+          <w:bCs/>
+        </w:rPr>
+        <w:t>)</w:t>
+      </w:r>
+      <w:r>
+        <w:t xml:space="preserve"> e </w:t>
+      </w:r>
+      <w:r>
+        <w:rPr>
+          <w:b/>
+          <w:bCs/>
+        </w:rPr>
+        <w:t>Entregas</w:t>
+      </w:r>
+      <w:r>
+        <w:rPr>
+          <w:b/>
+          <w:bCs/>
+        </w:rPr>
+        <w:t xml:space="preserve"> </w:t>
+      </w:r>
+      <w:r>
+        <w:rPr>
+          <w:b/>
+          <w:bCs/>
+        </w:rPr>
+        <w:t>(</w:t>
+      </w:r>
+      <w:proofErr w:type="spellStart"/>
+      <w:r>
+        <w:rPr>
+          <w:b/>
+          <w:bCs/>
+        </w:rPr>
+        <w:t>deliveries</w:t>
+      </w:r>
+      <w:proofErr w:type="spellEnd"/>
+      <w:r>
+        <w:rPr>
+          <w:b/>
+          <w:bCs/>
+        </w:rPr>
+        <w:t>)</w:t>
+      </w:r>
+      <w:r>
+        <w:t>, que rastreiam as datas de levantamento e o estado das distribuições.</w:t>
+      </w:r>
+    </w:p>
+    <w:p>
+      <w:pPr>
         <w:spacing w:line="276" w:lineRule="auto"/>
         <w:jc w:val="both"/>
       </w:pPr>
       <w:r>
-        <w:t>O Modelo Entidade-</w:t>
-      </w:r>
-      <w:r>
-        <w:t>Relaç</w:t>
-      </w:r>
-      <w:r>
-        <w:t>ão</w:t>
-      </w:r>
-      <w:r>
-        <w:t xml:space="preserve"> da aplicação da Loja Social foi concebido para suportar os processos de negócio de forma </w:t>
-      </w:r>
-      <w:r>
-        <w:t>otimizada,</w:t>
-      </w:r>
-      <w:r>
-        <w:t xml:space="preserve"> utilizando o </w:t>
-      </w:r>
-      <w:proofErr w:type="spellStart"/>
+        <w:br w:type="page"/>
+      </w:r>
+    </w:p>
+    <w:p>
+      <w:pPr>
+        <w:pStyle w:val="Ttulo2"/>
+        <w:rPr>
+          <w:b w:val="0"/>
+          <w:bCs w:val="0"/>
+        </w:rPr>
+      </w:pPr>
+      <w:bookmarkStart w:id="57" w:name="_Toc219064784"/>
+      <w:r>
+        <w:lastRenderedPageBreak/>
+        <w:t>Gestão de Inventário e Rastreio</w:t>
+      </w:r>
+      <w:bookmarkEnd w:id="57"/>
+    </w:p>
+    <w:p>
+      <w:pPr>
+        <w:jc w:val="both"/>
+      </w:pPr>
+      <w:r>
+        <w:t>O sistema separa o catálogo de produtos (</w:t>
+      </w:r>
       <w:r>
         <w:rPr>
           <w:b/>
           <w:bCs/>
         </w:rPr>
-        <w:t>PostgreSQL</w:t>
+        <w:t>Item</w:t>
+      </w:r>
+      <w:r>
+        <w:t>) do seu registo em armazém (</w:t>
+      </w:r>
+      <w:r>
+        <w:rPr>
+          <w:b/>
+          <w:bCs/>
+        </w:rPr>
+        <w:t>Stock</w:t>
+      </w:r>
+      <w:r>
+        <w:t xml:space="preserve">). Esta separação é vital, pois a tabela Stock armazena a </w:t>
+      </w:r>
+      <w:r>
+        <w:rPr>
+          <w:b/>
+          <w:bCs/>
+        </w:rPr>
+        <w:t>Data</w:t>
+      </w:r>
+      <w:r>
+        <w:rPr>
+          <w:b/>
+          <w:bCs/>
+        </w:rPr>
+        <w:t xml:space="preserve"> de </w:t>
+      </w:r>
+      <w:r>
+        <w:rPr>
+          <w:b/>
+          <w:bCs/>
+        </w:rPr>
+        <w:t>Validade</w:t>
+      </w:r>
+      <w:r>
+        <w:rPr>
+          <w:b/>
+          <w:bCs/>
+        </w:rPr>
+        <w:t xml:space="preserve"> (</w:t>
+      </w:r>
+      <w:proofErr w:type="spellStart"/>
+      <w:r>
+        <w:rPr>
+          <w:b/>
+          <w:bCs/>
+        </w:rPr>
+        <w:t>expiration_date</w:t>
       </w:r>
       <w:proofErr w:type="spellEnd"/>
       <w:r>
-        <w:t>. A estrutura da base de dados garante a centralização de dados, o controlo rigoroso do inventário e a automação de alertas.</w:t>
-      </w:r>
+        <w:rPr>
+          <w:b/>
+          <w:bCs/>
+        </w:rPr>
+        <w:t>)</w:t>
+      </w:r>
+      <w:r>
+        <w:t xml:space="preserve">, permitindo ao sistema verificar a proximidade da expiração dos bens e evitar desperdícios. As transações de bens, tanto nas </w:t>
+      </w:r>
+      <w:r>
+        <w:rPr>
+          <w:b/>
+          <w:bCs/>
+        </w:rPr>
+        <w:t>Doa</w:t>
+      </w:r>
+      <w:r>
+        <w:rPr>
+          <w:b/>
+          <w:bCs/>
+        </w:rPr>
+        <w:t>çõe</w:t>
+      </w:r>
+      <w:r>
+        <w:rPr>
+          <w:b/>
+          <w:bCs/>
+        </w:rPr>
+        <w:t>s</w:t>
+      </w:r>
+      <w:r>
+        <w:rPr>
+          <w:b/>
+          <w:bCs/>
+        </w:rPr>
+        <w:t xml:space="preserve"> (</w:t>
+      </w:r>
+      <w:proofErr w:type="spellStart"/>
+      <w:r>
+        <w:rPr>
+          <w:b/>
+          <w:bCs/>
+        </w:rPr>
+        <w:t>donation</w:t>
+      </w:r>
+      <w:proofErr w:type="spellEnd"/>
+      <w:r>
+        <w:rPr>
+          <w:b/>
+          <w:bCs/>
+        </w:rPr>
+        <w:t>)</w:t>
+      </w:r>
+      <w:r>
+        <w:t xml:space="preserve"> quanto nas </w:t>
+      </w:r>
+      <w:r>
+        <w:rPr>
+          <w:b/>
+          <w:bCs/>
+        </w:rPr>
+        <w:t>Entregas</w:t>
+      </w:r>
+      <w:r>
+        <w:t>, são detalhadas através de tabelas específicas (</w:t>
+      </w:r>
+      <w:proofErr w:type="spellStart"/>
+      <w:r>
+        <w:rPr>
+          <w:b/>
+          <w:bCs/>
+        </w:rPr>
+        <w:t>donation</w:t>
+      </w:r>
+      <w:r>
+        <w:rPr>
+          <w:b/>
+          <w:bCs/>
+        </w:rPr>
+        <w:t>_</w:t>
+      </w:r>
+      <w:r>
+        <w:rPr>
+          <w:b/>
+          <w:bCs/>
+        </w:rPr>
+        <w:t>i</w:t>
+      </w:r>
+      <w:r>
+        <w:rPr>
+          <w:b/>
+          <w:bCs/>
+        </w:rPr>
+        <w:t>tem</w:t>
+      </w:r>
+      <w:proofErr w:type="spellEnd"/>
+      <w:r>
+        <w:t xml:space="preserve"> e </w:t>
+      </w:r>
+      <w:proofErr w:type="spellStart"/>
+      <w:r>
+        <w:rPr>
+          <w:b/>
+          <w:bCs/>
+        </w:rPr>
+        <w:t>delivery_items</w:t>
+      </w:r>
+      <w:proofErr w:type="spellEnd"/>
+      <w:r>
+        <w:t>), que registam a quantidade exata de cada Item movimentado.</w:t>
+      </w:r>
+    </w:p>
+    <w:p>
+      <w:pPr>
+        <w:spacing w:line="276" w:lineRule="auto"/>
+        <w:ind w:left="142"/>
+        <w:rPr>
+          <w:b/>
+          <w:bCs/>
+        </w:rPr>
+      </w:pPr>
     </w:p>
     <w:p>
       <w:pPr>
@@ -12456,190 +14257,50 @@
           <w:bCs w:val="0"/>
         </w:rPr>
       </w:pPr>
-      <w:bookmarkStart w:id="56" w:name="_Toc218717461"/>
-      <w:r>
-        <w:t>Organização e Pessoas</w:t>
-      </w:r>
-      <w:bookmarkEnd w:id="56"/>
-    </w:p>
-    <w:p>
-      <w:pPr>
-        <w:spacing w:line="276" w:lineRule="auto"/>
+      <w:bookmarkStart w:id="58" w:name="_Toc219064785"/>
+      <w:r>
+        <w:t>Alertas e Auditoria</w:t>
+      </w:r>
+      <w:bookmarkEnd w:id="58"/>
+    </w:p>
+    <w:p>
+      <w:pPr>
         <w:jc w:val="both"/>
       </w:pPr>
       <w:r>
-        <w:t xml:space="preserve">As tabelas </w:t>
-      </w:r>
+        <w:t xml:space="preserve">Para apoio operacional, o sistema utiliza a tabela </w:t>
+      </w:r>
+      <w:proofErr w:type="spellStart"/>
       <w:r>
         <w:rPr>
           <w:b/>
           <w:bCs/>
         </w:rPr>
-        <w:t>U</w:t>
+        <w:t>notification_scheduled</w:t>
+      </w:r>
+      <w:proofErr w:type="spellEnd"/>
+      <w:r>
+        <w:t xml:space="preserve"> para armazenar o histórico de alertas, sendo esta última crucial para notificar sobre a validade próxima dos bens. A estrutura das tabelas permite, por fim, que a aplicação rastreie </w:t>
       </w:r>
       <w:r>
         <w:rPr>
           <w:b/>
           <w:bCs/>
         </w:rPr>
-        <w:t>tilizadores (</w:t>
-      </w:r>
-      <w:proofErr w:type="spellStart"/>
-      <w:r>
-        <w:rPr>
-          <w:b/>
-          <w:bCs/>
-        </w:rPr>
-        <w:t>User</w:t>
-      </w:r>
-      <w:proofErr w:type="spellEnd"/>
-      <w:r>
-        <w:rPr>
-          <w:b/>
-          <w:bCs/>
-        </w:rPr>
-        <w:t>)</w:t>
-      </w:r>
-      <w:r>
-        <w:t xml:space="preserve"> </w:t>
-      </w:r>
-      <w:proofErr w:type="gramStart"/>
-      <w:r>
-        <w:t xml:space="preserve">e </w:t>
-      </w:r>
-      <w:r>
-        <w:rPr>
-          <w:b/>
-          <w:bCs/>
-        </w:rPr>
-        <w:t>B</w:t>
-      </w:r>
-      <w:r>
-        <w:rPr>
-          <w:b/>
-          <w:bCs/>
-        </w:rPr>
-        <w:t>eneficiário</w:t>
-      </w:r>
-      <w:r>
-        <w:rPr>
-          <w:b/>
-          <w:bCs/>
-        </w:rPr>
-        <w:t>s</w:t>
-      </w:r>
-      <w:proofErr w:type="gramEnd"/>
-      <w:r>
-        <w:rPr>
-          <w:b/>
-          <w:bCs/>
-        </w:rPr>
-        <w:t xml:space="preserve"> (</w:t>
-      </w:r>
-      <w:proofErr w:type="spellStart"/>
-      <w:r>
-        <w:rPr>
-          <w:b/>
-          <w:bCs/>
-        </w:rPr>
-        <w:t>beneficiary</w:t>
-      </w:r>
-      <w:proofErr w:type="spellEnd"/>
-      <w:r>
-        <w:rPr>
-          <w:b/>
-          <w:bCs/>
-        </w:rPr>
-        <w:t>)</w:t>
-      </w:r>
-      <w:r>
-        <w:t xml:space="preserve"> estabelecem um registo centralizado dos utilizadores e estudantes elegíveis para apoio, sendo a base para a segurança do sistema. A gestão da logística é suportada pelas tabelas </w:t>
-      </w:r>
-      <w:r>
-        <w:rPr>
-          <w:b/>
-          <w:bCs/>
-        </w:rPr>
-        <w:t>Agendamentos</w:t>
-      </w:r>
-      <w:r>
-        <w:rPr>
-          <w:b/>
-          <w:bCs/>
-        </w:rPr>
-        <w:t xml:space="preserve"> </w:t>
-      </w:r>
-      <w:r>
-        <w:rPr>
-          <w:b/>
-          <w:bCs/>
-        </w:rPr>
-        <w:t>(</w:t>
-      </w:r>
-      <w:proofErr w:type="spellStart"/>
-      <w:r>
-        <w:rPr>
-          <w:b/>
-          <w:bCs/>
-        </w:rPr>
-        <w:t>Scheduling</w:t>
-      </w:r>
-      <w:proofErr w:type="spellEnd"/>
-      <w:r>
-        <w:rPr>
-          <w:b/>
-          <w:bCs/>
-        </w:rPr>
-        <w:t>)</w:t>
-      </w:r>
-      <w:r>
-        <w:t xml:space="preserve"> e </w:t>
-      </w:r>
-      <w:r>
-        <w:rPr>
-          <w:b/>
-          <w:bCs/>
-        </w:rPr>
-        <w:t>Entregas</w:t>
-      </w:r>
-      <w:r>
-        <w:rPr>
-          <w:b/>
-          <w:bCs/>
-        </w:rPr>
-        <w:t xml:space="preserve"> </w:t>
-      </w:r>
-      <w:r>
-        <w:rPr>
-          <w:b/>
-          <w:bCs/>
-        </w:rPr>
-        <w:t>(</w:t>
-      </w:r>
-      <w:proofErr w:type="spellStart"/>
-      <w:r>
-        <w:rPr>
-          <w:b/>
-          <w:bCs/>
-        </w:rPr>
-        <w:t>deliveries</w:t>
-      </w:r>
-      <w:proofErr w:type="spellEnd"/>
-      <w:r>
-        <w:rPr>
-          <w:b/>
-          <w:bCs/>
-        </w:rPr>
-        <w:t>)</w:t>
-      </w:r>
-      <w:r>
-        <w:t>, que rastreiam as datas de levantamento e o estado das distribuições.</w:t>
+        <w:t>quem realizou cada ação</w:t>
+      </w:r>
+      <w:r>
+        <w:t xml:space="preserve"> no sistema, fornecendo uma base sólida para relatórios de auditoria e gestão.</w:t>
       </w:r>
     </w:p>
     <w:p>
       <w:pPr>
         <w:spacing w:line="276" w:lineRule="auto"/>
-        <w:jc w:val="both"/>
+      </w:pPr>
+    </w:p>
+    <w:p>
+      <w:pPr>
+        <w:spacing w:line="276" w:lineRule="auto"/>
       </w:pPr>
       <w:r>
         <w:br w:type="page"/>
@@ -12647,269 +14308,9 @@
     </w:p>
     <w:p>
       <w:pPr>
-        <w:pStyle w:val="Ttulo2"/>
-        <w:rPr>
-          <w:b w:val="0"/>
-          <w:bCs w:val="0"/>
-        </w:rPr>
-      </w:pPr>
-      <w:bookmarkStart w:id="57" w:name="_Toc218717462"/>
-      <w:r>
-        <w:lastRenderedPageBreak/>
-        <w:t>Gestão de Inventário e Rastreio</w:t>
-      </w:r>
-      <w:bookmarkEnd w:id="57"/>
-    </w:p>
-    <w:p>
-      <w:pPr>
-        <w:spacing w:line="276" w:lineRule="auto"/>
-        <w:jc w:val="both"/>
-      </w:pPr>
-      <w:r>
-        <w:t>O sistema separa o catálogo de produtos (</w:t>
-      </w:r>
-      <w:r>
-        <w:rPr>
-          <w:b/>
-          <w:bCs/>
-        </w:rPr>
-        <w:t>Item</w:t>
-      </w:r>
-      <w:r>
-        <w:t>) do seu registo em armazém (</w:t>
-      </w:r>
-      <w:r>
-        <w:rPr>
-          <w:b/>
-          <w:bCs/>
-        </w:rPr>
-        <w:t>Stock</w:t>
-      </w:r>
-      <w:r>
-        <w:t xml:space="preserve">). Esta separação é vital, pois a tabela Stock armazena a </w:t>
-      </w:r>
-      <w:r>
-        <w:rPr>
-          <w:b/>
-          <w:bCs/>
-        </w:rPr>
-        <w:t>Data</w:t>
-      </w:r>
-      <w:r>
-        <w:rPr>
-          <w:b/>
-          <w:bCs/>
-        </w:rPr>
-        <w:t xml:space="preserve"> de </w:t>
-      </w:r>
-      <w:r>
-        <w:rPr>
-          <w:b/>
-          <w:bCs/>
-        </w:rPr>
-        <w:t>Validade</w:t>
-      </w:r>
-      <w:r>
-        <w:rPr>
-          <w:b/>
-          <w:bCs/>
-        </w:rPr>
-        <w:t xml:space="preserve"> (</w:t>
-      </w:r>
-      <w:proofErr w:type="spellStart"/>
-      <w:r>
-        <w:rPr>
-          <w:b/>
-          <w:bCs/>
-        </w:rPr>
-        <w:t>expiration_date</w:t>
-      </w:r>
-      <w:proofErr w:type="spellEnd"/>
-      <w:r>
-        <w:rPr>
-          <w:b/>
-          <w:bCs/>
-        </w:rPr>
-        <w:t>)</w:t>
-      </w:r>
-      <w:r>
-        <w:t xml:space="preserve">, permitindo ao sistema verificar a proximidade da expiração dos bens e evitar desperdícios. As transações de bens, tanto nas </w:t>
-      </w:r>
-      <w:r>
-        <w:rPr>
-          <w:b/>
-          <w:bCs/>
-        </w:rPr>
-        <w:t>Doa</w:t>
-      </w:r>
-      <w:r>
-        <w:rPr>
-          <w:b/>
-          <w:bCs/>
-        </w:rPr>
-        <w:t>çõe</w:t>
-      </w:r>
-      <w:r>
-        <w:rPr>
-          <w:b/>
-          <w:bCs/>
-        </w:rPr>
-        <w:t>s</w:t>
-      </w:r>
-      <w:r>
-        <w:rPr>
-          <w:b/>
-          <w:bCs/>
-        </w:rPr>
-        <w:t xml:space="preserve"> (</w:t>
-      </w:r>
-      <w:proofErr w:type="spellStart"/>
-      <w:r>
-        <w:rPr>
-          <w:b/>
-          <w:bCs/>
-        </w:rPr>
-        <w:t>donation</w:t>
-      </w:r>
-      <w:proofErr w:type="spellEnd"/>
-      <w:r>
-        <w:rPr>
-          <w:b/>
-          <w:bCs/>
-        </w:rPr>
-        <w:t>)</w:t>
-      </w:r>
-      <w:r>
-        <w:t xml:space="preserve"> quanto nas </w:t>
-      </w:r>
-      <w:r>
-        <w:rPr>
-          <w:b/>
-          <w:bCs/>
-        </w:rPr>
-        <w:t>Entregas</w:t>
-      </w:r>
-      <w:r>
-        <w:t>, são detalhadas através de tabelas específicas (</w:t>
-      </w:r>
-      <w:proofErr w:type="spellStart"/>
-      <w:r>
-        <w:rPr>
-          <w:b/>
-          <w:bCs/>
-        </w:rPr>
-        <w:t>donation</w:t>
-      </w:r>
-      <w:r>
-        <w:rPr>
-          <w:b/>
-          <w:bCs/>
-        </w:rPr>
-        <w:t>_</w:t>
-      </w:r>
-      <w:r>
-        <w:rPr>
-          <w:b/>
-          <w:bCs/>
-        </w:rPr>
-        <w:t>i</w:t>
-      </w:r>
-      <w:r>
-        <w:rPr>
-          <w:b/>
-          <w:bCs/>
-        </w:rPr>
-        <w:t>tem</w:t>
-      </w:r>
-      <w:proofErr w:type="spellEnd"/>
-      <w:r>
-        <w:t xml:space="preserve"> e </w:t>
-      </w:r>
-      <w:proofErr w:type="spellStart"/>
-      <w:r>
-        <w:rPr>
-          <w:b/>
-          <w:bCs/>
-        </w:rPr>
-        <w:t>delivery_items</w:t>
-      </w:r>
-      <w:proofErr w:type="spellEnd"/>
-      <w:r>
-        <w:t>), que registam a quantidade exata de cada Item movimentado.</w:t>
-      </w:r>
-    </w:p>
-    <w:p>
-      <w:pPr>
-        <w:spacing w:line="276" w:lineRule="auto"/>
-        <w:ind w:left="142"/>
-        <w:rPr>
-          <w:b/>
-          <w:bCs/>
-        </w:rPr>
-      </w:pPr>
-    </w:p>
-    <w:p>
-      <w:pPr>
-        <w:pStyle w:val="Ttulo2"/>
-        <w:rPr>
-          <w:b w:val="0"/>
-          <w:bCs w:val="0"/>
-        </w:rPr>
-      </w:pPr>
-      <w:bookmarkStart w:id="58" w:name="_Toc218717463"/>
-      <w:r>
-        <w:t>Alertas e Auditoria</w:t>
-      </w:r>
-      <w:bookmarkEnd w:id="58"/>
-    </w:p>
-    <w:p>
-      <w:pPr>
-        <w:spacing w:line="276" w:lineRule="auto"/>
-      </w:pPr>
-      <w:r>
-        <w:t xml:space="preserve">Para apoio operacional, o sistema utiliza a tabela </w:t>
-      </w:r>
-      <w:proofErr w:type="spellStart"/>
-      <w:r>
-        <w:rPr>
-          <w:b/>
-          <w:bCs/>
-        </w:rPr>
-        <w:t>notification_scheduled</w:t>
-      </w:r>
-      <w:proofErr w:type="spellEnd"/>
-      <w:r>
-        <w:t xml:space="preserve"> para armazenar o histórico de alertas, sendo esta última crucial para notificar sobre a validade próxima dos bens. A estrutura das tabelas permite, por fim, que a aplicação rastreie </w:t>
-      </w:r>
-      <w:r>
-        <w:rPr>
-          <w:b/>
-          <w:bCs/>
-        </w:rPr>
-        <w:t>quem realizou cada ação</w:t>
-      </w:r>
-      <w:r>
-        <w:t xml:space="preserve"> no sistema, fornecendo uma base sólida para relatórios de auditoria e gestão.</w:t>
-      </w:r>
-    </w:p>
-    <w:p>
-      <w:pPr>
-        <w:spacing w:line="276" w:lineRule="auto"/>
-      </w:pPr>
-    </w:p>
-    <w:p>
-      <w:pPr>
-        <w:spacing w:line="276" w:lineRule="auto"/>
-      </w:pPr>
-      <w:r>
-        <w:br w:type="page"/>
-      </w:r>
-    </w:p>
-    <w:p>
-      <w:pPr>
         <w:pStyle w:val="Ttulo1"/>
       </w:pPr>
-      <w:bookmarkStart w:id="59" w:name="_Toc218717464"/>
+      <w:bookmarkStart w:id="59" w:name="_Toc219064786"/>
       <w:r>
         <w:lastRenderedPageBreak/>
         <w:t>Diagrama de Classes</w:t>
@@ -12992,7 +14393,7 @@
                                 <w:szCs w:val="22"/>
                               </w:rPr>
                             </w:pPr>
-                            <w:bookmarkStart w:id="60" w:name="_Toc218717423"/>
+                            <w:bookmarkStart w:id="60" w:name="_Toc219064828"/>
                             <w:r>
                               <w:t xml:space="preserve">Figura </w:t>
                             </w:r>
@@ -13009,7 +14410,7 @@
                               <w:rPr>
                                 <w:noProof/>
                               </w:rPr>
-                              <w:t>14</w:t>
+                              <w:t>16</w:t>
                             </w:r>
                             <w:r>
                               <w:rPr>
@@ -13050,7 +14451,7 @@
                           <w:szCs w:val="22"/>
                         </w:rPr>
                       </w:pPr>
-                      <w:bookmarkStart w:id="61" w:name="_Toc218717423"/>
+                      <w:bookmarkStart w:id="61" w:name="_Toc219064828"/>
                       <w:r>
                         <w:t xml:space="preserve">Figura </w:t>
                       </w:r>
@@ -13067,7 +14468,7 @@
                         <w:rPr>
                           <w:noProof/>
                         </w:rPr>
-                        <w:t>14</w:t>
+                        <w:t>16</w:t>
                       </w:r>
                       <w:r>
                         <w:rPr>
@@ -13281,7 +14682,7 @@
       <w:pPr>
         <w:pStyle w:val="Ttulo1"/>
       </w:pPr>
-      <w:bookmarkStart w:id="62" w:name="_Toc218717465"/>
+      <w:bookmarkStart w:id="62" w:name="_Toc219064787"/>
       <w:r>
         <w:lastRenderedPageBreak/>
         <w:t>Diagrama de Domínio</w:t>
@@ -13411,7 +14812,31 @@
                               </w:rPr>
                             </w:pPr>
                             <w:r>
-                              <w:t>Figura 14- Diagrama de Domínio</w:t>
+                              <w:t xml:space="preserve">Figura </w:t>
+                            </w:r>
+                            <w:r>
+                              <w:fldChar w:fldCharType="begin"/>
+                            </w:r>
+                            <w:r>
+                              <w:instrText xml:space="preserve"> SEQ Figura \* ARABIC </w:instrText>
+                            </w:r>
+                            <w:r>
+                              <w:fldChar w:fldCharType="separate"/>
+                            </w:r>
+                            <w:r>
+                              <w:rPr>
+                                <w:noProof/>
+                              </w:rPr>
+                              <w:t>17</w:t>
+                            </w:r>
+                            <w:r>
+                              <w:rPr>
+                                <w:noProof/>
+                              </w:rPr>
+                              <w:fldChar w:fldCharType="end"/>
+                            </w:r>
+                            <w:r>
+                              <w:t>- Diagrama de Domínio</w:t>
                             </w:r>
                           </w:p>
                         </w:txbxContent>
@@ -13443,7 +14868,31 @@
                         </w:rPr>
                       </w:pPr>
                       <w:r>
-                        <w:t>Figura 14- Diagrama de Domínio</w:t>
+                        <w:t xml:space="preserve">Figura </w:t>
+                      </w:r>
+                      <w:r>
+                        <w:fldChar w:fldCharType="begin"/>
+                      </w:r>
+                      <w:r>
+                        <w:instrText xml:space="preserve"> SEQ Figura \* ARABIC </w:instrText>
+                      </w:r>
+                      <w:r>
+                        <w:fldChar w:fldCharType="separate"/>
+                      </w:r>
+                      <w:r>
+                        <w:rPr>
+                          <w:noProof/>
+                        </w:rPr>
+                        <w:t>17</w:t>
+                      </w:r>
+                      <w:r>
+                        <w:rPr>
+                          <w:noProof/>
+                        </w:rPr>
+                        <w:fldChar w:fldCharType="end"/>
+                      </w:r>
+                      <w:r>
+                        <w:t>- Diagrama de Domínio</w:t>
                       </w:r>
                     </w:p>
                   </w:txbxContent>
@@ -13519,7 +14968,7 @@
       <w:pPr>
         <w:pStyle w:val="Ttulo1"/>
       </w:pPr>
-      <w:bookmarkStart w:id="63" w:name="_Toc218717466"/>
+      <w:bookmarkStart w:id="63" w:name="_Toc219064788"/>
       <w:proofErr w:type="spellStart"/>
       <w:r>
         <w:lastRenderedPageBreak/>
@@ -13532,15 +14981,182 @@
       <w:pPr>
         <w:pStyle w:val="Ttulo2"/>
       </w:pPr>
-      <w:bookmarkStart w:id="64" w:name="_Toc218717467"/>
+      <w:bookmarkStart w:id="64" w:name="_Toc219064789"/>
       <w:r>
         <w:t>Login/Registar</w:t>
       </w:r>
+      <w:bookmarkEnd w:id="64"/>
     </w:p>
     <w:p>
       <w:pPr>
         <w:jc w:val="center"/>
       </w:pPr>
+      <w:r>
+        <w:rPr>
+          <w:noProof/>
+        </w:rPr>
+        <mc:AlternateContent>
+          <mc:Choice Requires="wps">
+            <w:drawing>
+              <wp:anchor distT="0" distB="0" distL="114300" distR="114300" simplePos="0" relativeHeight="251727872" behindDoc="1" locked="0" layoutInCell="1" allowOverlap="1" wp14:anchorId="5C2189B4" wp14:editId="54B3D96C">
+                <wp:simplePos x="0" y="0"/>
+                <wp:positionH relativeFrom="margin">
+                  <wp:align>center</wp:align>
+                </wp:positionH>
+                <wp:positionV relativeFrom="paragraph">
+                  <wp:posOffset>5855501</wp:posOffset>
+                </wp:positionV>
+                <wp:extent cx="6697345" cy="635"/>
+                <wp:effectExtent l="0" t="0" r="8255" b="0"/>
+                <wp:wrapTight wrapText="bothSides">
+                  <wp:wrapPolygon edited="0">
+                    <wp:start x="0" y="0"/>
+                    <wp:lineTo x="0" y="20057"/>
+                    <wp:lineTo x="21565" y="20057"/>
+                    <wp:lineTo x="21565" y="0"/>
+                    <wp:lineTo x="0" y="0"/>
+                  </wp:wrapPolygon>
+                </wp:wrapTight>
+                <wp:docPr id="1662554383" name="Text Box 1"/>
+                <wp:cNvGraphicFramePr/>
+                <a:graphic xmlns:a="http://schemas.openxmlformats.org/drawingml/2006/main">
+                  <a:graphicData uri="http://schemas.microsoft.com/office/word/2010/wordprocessingShape">
+                    <wps:wsp>
+                      <wps:cNvSpPr txBox="1"/>
+                      <wps:spPr>
+                        <a:xfrm>
+                          <a:off x="0" y="0"/>
+                          <a:ext cx="6697345" cy="635"/>
+                        </a:xfrm>
+                        <a:prstGeom prst="rect">
+                          <a:avLst/>
+                        </a:prstGeom>
+                        <a:solidFill>
+                          <a:prstClr val="white"/>
+                        </a:solidFill>
+                        <a:ln>
+                          <a:noFill/>
+                        </a:ln>
+                      </wps:spPr>
+                      <wps:txbx>
+                        <w:txbxContent>
+                          <w:p>
+                            <w:pPr>
+                              <w:pStyle w:val="Legenda"/>
+                              <w:jc w:val="center"/>
+                              <w:rPr>
+                                <w:sz w:val="22"/>
+                                <w:szCs w:val="22"/>
+                              </w:rPr>
+                            </w:pPr>
+                            <w:r>
+                              <w:t xml:space="preserve">Figura </w:t>
+                            </w:r>
+                            <w:r>
+                              <w:fldChar w:fldCharType="begin"/>
+                            </w:r>
+                            <w:r>
+                              <w:instrText xml:space="preserve"> SEQ Figura \* ARABIC </w:instrText>
+                            </w:r>
+                            <w:r>
+                              <w:fldChar w:fldCharType="separate"/>
+                            </w:r>
+                            <w:r>
+                              <w:rPr>
+                                <w:noProof/>
+                              </w:rPr>
+                              <w:t>18</w:t>
+                            </w:r>
+                            <w:r>
+                              <w:rPr>
+                                <w:noProof/>
+                              </w:rPr>
+                              <w:fldChar w:fldCharType="end"/>
+                            </w:r>
+                            <w:r>
+                              <w:t xml:space="preserve">- </w:t>
+                            </w:r>
+                            <w:proofErr w:type="spellStart"/>
+                            <w:r>
+                              <w:t>Mockups</w:t>
+                            </w:r>
+                            <w:proofErr w:type="spellEnd"/>
+                            <w:r>
+                              <w:t xml:space="preserve"> das páginas de Login e Registo</w:t>
+                            </w:r>
+                          </w:p>
+                        </w:txbxContent>
+                      </wps:txbx>
+                      <wps:bodyPr rot="0" spcFirstLastPara="0" vertOverflow="overflow" horzOverflow="overflow" vert="horz" wrap="square" lIns="0" tIns="0" rIns="0" bIns="0" numCol="1" spcCol="0" rtlCol="0" fromWordArt="0" anchor="t" anchorCtr="0" forceAA="0" compatLnSpc="1">
+                        <a:prstTxWarp prst="textNoShape">
+                          <a:avLst/>
+                        </a:prstTxWarp>
+                        <a:spAutoFit/>
+                      </wps:bodyPr>
+                    </wps:wsp>
+                  </a:graphicData>
+                </a:graphic>
+              </wp:anchor>
+            </w:drawing>
+          </mc:Choice>
+          <mc:Fallback>
+            <w:pict>
+              <v:shape w14:anchorId="5C2189B4" id="_x0000_s1036" type="#_x0000_t202" style="position:absolute;left:0;text-align:left;margin-left:0;margin-top:461.05pt;width:527.35pt;height:.05pt;z-index:-251588608;visibility:visible;mso-wrap-style:square;mso-wrap-distance-left:9pt;mso-wrap-distance-top:0;mso-wrap-distance-right:9pt;mso-wrap-distance-bottom:0;mso-position-horizontal:center;mso-position-horizontal-relative:margin;mso-position-vertical:absolute;mso-position-vertical-relative:text;v-text-anchor:top" o:gfxdata="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" stroked="f">
+                <v:textbox style="mso-fit-shape-to-text:t" inset="0,0,0,0">
+                  <w:txbxContent>
+                    <w:p>
+                      <w:pPr>
+                        <w:pStyle w:val="Legenda"/>
+                        <w:jc w:val="center"/>
+                        <w:rPr>
+                          <w:sz w:val="22"/>
+                          <w:szCs w:val="22"/>
+                        </w:rPr>
+                      </w:pPr>
+                      <w:r>
+                        <w:t xml:space="preserve">Figura </w:t>
+                      </w:r>
+                      <w:r>
+                        <w:fldChar w:fldCharType="begin"/>
+                      </w:r>
+                      <w:r>
+                        <w:instrText xml:space="preserve"> SEQ Figura \* ARABIC </w:instrText>
+                      </w:r>
+                      <w:r>
+                        <w:fldChar w:fldCharType="separate"/>
+                      </w:r>
+                      <w:r>
+                        <w:rPr>
+                          <w:noProof/>
+                        </w:rPr>
+                        <w:t>18</w:t>
+                      </w:r>
+                      <w:r>
+                        <w:rPr>
+                          <w:noProof/>
+                        </w:rPr>
+                        <w:fldChar w:fldCharType="end"/>
+                      </w:r>
+                      <w:r>
+                        <w:t xml:space="preserve">- </w:t>
+                      </w:r>
+                      <w:proofErr w:type="spellStart"/>
+                      <w:r>
+                        <w:t>Mockups</w:t>
+                      </w:r>
+                      <w:proofErr w:type="spellEnd"/>
+                      <w:r>
+                        <w:t xml:space="preserve"> das páginas de Login e Registo</w:t>
+                      </w:r>
+                    </w:p>
+                  </w:txbxContent>
+                </v:textbox>
+                <w10:wrap type="tight" anchorx="margin"/>
+              </v:shape>
+            </w:pict>
+          </mc:Fallback>
+        </mc:AlternateContent>
+      </w:r>
       <w:r>
         <w:drawing>
           <wp:inline distT="0" distB="0" distL="0" distR="0" wp14:anchorId="76DB8A07" wp14:editId="7BCC97A3">
@@ -13581,17 +15197,196 @@
     </w:p>
     <w:p>
       <w:pPr>
+        <w:jc w:val="center"/>
+      </w:pPr>
+    </w:p>
+    <w:p>
+      <w:pPr>
         <w:pStyle w:val="Ttulo2"/>
       </w:pPr>
+      <w:bookmarkStart w:id="65" w:name="_Toc219064790"/>
       <w:r>
         <w:lastRenderedPageBreak/>
         <w:t>Editar Dados</w:t>
       </w:r>
+      <w:bookmarkEnd w:id="65"/>
     </w:p>
     <w:p>
       <w:pPr>
         <w:jc w:val="center"/>
       </w:pPr>
+      <w:r>
+        <w:rPr>
+          <w:noProof/>
+        </w:rPr>
+        <mc:AlternateContent>
+          <mc:Choice Requires="wps">
+            <w:drawing>
+              <wp:anchor distT="0" distB="0" distL="114300" distR="114300" simplePos="0" relativeHeight="251729920" behindDoc="1" locked="0" layoutInCell="1" allowOverlap="1" wp14:anchorId="0F4B2EF8" wp14:editId="79C4C156">
+                <wp:simplePos x="0" y="0"/>
+                <wp:positionH relativeFrom="page">
+                  <wp:align>center</wp:align>
+                </wp:positionH>
+                <wp:positionV relativeFrom="paragraph">
+                  <wp:posOffset>7025502</wp:posOffset>
+                </wp:positionV>
+                <wp:extent cx="6697345" cy="635"/>
+                <wp:effectExtent l="0" t="0" r="8255" b="0"/>
+                <wp:wrapTight wrapText="bothSides">
+                  <wp:wrapPolygon edited="0">
+                    <wp:start x="0" y="0"/>
+                    <wp:lineTo x="0" y="20057"/>
+                    <wp:lineTo x="21565" y="20057"/>
+                    <wp:lineTo x="21565" y="0"/>
+                    <wp:lineTo x="0" y="0"/>
+                  </wp:wrapPolygon>
+                </wp:wrapTight>
+                <wp:docPr id="2028315012" name="Text Box 1"/>
+                <wp:cNvGraphicFramePr/>
+                <a:graphic xmlns:a="http://schemas.openxmlformats.org/drawingml/2006/main">
+                  <a:graphicData uri="http://schemas.microsoft.com/office/word/2010/wordprocessingShape">
+                    <wps:wsp>
+                      <wps:cNvSpPr txBox="1"/>
+                      <wps:spPr>
+                        <a:xfrm>
+                          <a:off x="0" y="0"/>
+                          <a:ext cx="6697345" cy="635"/>
+                        </a:xfrm>
+                        <a:prstGeom prst="rect">
+                          <a:avLst/>
+                        </a:prstGeom>
+                        <a:solidFill>
+                          <a:prstClr val="white"/>
+                        </a:solidFill>
+                        <a:ln>
+                          <a:noFill/>
+                        </a:ln>
+                      </wps:spPr>
+                      <wps:txbx>
+                        <w:txbxContent>
+                          <w:p>
+                            <w:pPr>
+                              <w:pStyle w:val="Legenda"/>
+                              <w:jc w:val="center"/>
+                              <w:rPr>
+                                <w:sz w:val="22"/>
+                                <w:szCs w:val="22"/>
+                              </w:rPr>
+                            </w:pPr>
+                            <w:r>
+                              <w:t xml:space="preserve">Figura </w:t>
+                            </w:r>
+                            <w:r>
+                              <w:fldChar w:fldCharType="begin"/>
+                            </w:r>
+                            <w:r>
+                              <w:instrText xml:space="preserve"> SEQ Figura \* ARABIC </w:instrText>
+                            </w:r>
+                            <w:r>
+                              <w:fldChar w:fldCharType="separate"/>
+                            </w:r>
+                            <w:r>
+                              <w:rPr>
+                                <w:noProof/>
+                              </w:rPr>
+                              <w:t>19</w:t>
+                            </w:r>
+                            <w:r>
+                              <w:rPr>
+                                <w:noProof/>
+                              </w:rPr>
+                              <w:fldChar w:fldCharType="end"/>
+                            </w:r>
+                            <w:r>
+                              <w:t xml:space="preserve">- </w:t>
+                            </w:r>
+                            <w:proofErr w:type="spellStart"/>
+                            <w:r>
+                              <w:t>Mockups</w:t>
+                            </w:r>
+                            <w:proofErr w:type="spellEnd"/>
+                            <w:r>
+                              <w:t xml:space="preserve"> </w:t>
+                            </w:r>
+                            <w:r>
+                              <w:t>da página de edição de perfil</w:t>
+                            </w:r>
+                          </w:p>
+                        </w:txbxContent>
+                      </wps:txbx>
+                      <wps:bodyPr rot="0" spcFirstLastPara="0" vertOverflow="overflow" horzOverflow="overflow" vert="horz" wrap="square" lIns="0" tIns="0" rIns="0" bIns="0" numCol="1" spcCol="0" rtlCol="0" fromWordArt="0" anchor="t" anchorCtr="0" forceAA="0" compatLnSpc="1">
+                        <a:prstTxWarp prst="textNoShape">
+                          <a:avLst/>
+                        </a:prstTxWarp>
+                        <a:spAutoFit/>
+                      </wps:bodyPr>
+                    </wps:wsp>
+                  </a:graphicData>
+                </a:graphic>
+              </wp:anchor>
+            </w:drawing>
+          </mc:Choice>
+          <mc:Fallback>
+            <w:pict>
+              <v:shape w14:anchorId="0F4B2EF8" id="_x0000_s1037" type="#_x0000_t202" style="position:absolute;left:0;text-align:left;margin-left:0;margin-top:553.2pt;width:527.35pt;height:.05pt;z-index:-251586560;visibility:visible;mso-wrap-style:square;mso-wrap-distance-left:9pt;mso-wrap-distance-top:0;mso-wrap-distance-right:9pt;mso-wrap-distance-bottom:0;mso-position-horizontal:center;mso-position-horizontal-relative:page;mso-position-vertical:absolute;mso-position-vertical-relative:text;v-text-anchor:top" o:gfxdata="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" stroked="f">
+                <v:textbox style="mso-fit-shape-to-text:t" inset="0,0,0,0">
+                  <w:txbxContent>
+                    <w:p>
+                      <w:pPr>
+                        <w:pStyle w:val="Legenda"/>
+                        <w:jc w:val="center"/>
+                        <w:rPr>
+                          <w:sz w:val="22"/>
+                          <w:szCs w:val="22"/>
+                        </w:rPr>
+                      </w:pPr>
+                      <w:r>
+                        <w:t xml:space="preserve">Figura </w:t>
+                      </w:r>
+                      <w:r>
+                        <w:fldChar w:fldCharType="begin"/>
+                      </w:r>
+                      <w:r>
+                        <w:instrText xml:space="preserve"> SEQ Figura \* ARABIC </w:instrText>
+                      </w:r>
+                      <w:r>
+                        <w:fldChar w:fldCharType="separate"/>
+                      </w:r>
+                      <w:r>
+                        <w:rPr>
+                          <w:noProof/>
+                        </w:rPr>
+                        <w:t>19</w:t>
+                      </w:r>
+                      <w:r>
+                        <w:rPr>
+                          <w:noProof/>
+                        </w:rPr>
+                        <w:fldChar w:fldCharType="end"/>
+                      </w:r>
+                      <w:r>
+                        <w:t xml:space="preserve">- </w:t>
+                      </w:r>
+                      <w:proofErr w:type="spellStart"/>
+                      <w:r>
+                        <w:t>Mockups</w:t>
+                      </w:r>
+                      <w:proofErr w:type="spellEnd"/>
+                      <w:r>
+                        <w:t xml:space="preserve"> </w:t>
+                      </w:r>
+                      <w:r>
+                        <w:t>da página de edição de perfil</w:t>
+                      </w:r>
+                    </w:p>
+                  </w:txbxContent>
+                </v:textbox>
+                <w10:wrap type="tight" anchorx="page"/>
+              </v:shape>
+            </w:pict>
+          </mc:Fallback>
+        </mc:AlternateContent>
+      </w:r>
       <w:r>
         <w:drawing>
           <wp:inline distT="0" distB="0" distL="0" distR="0" wp14:anchorId="48FF3760" wp14:editId="440EF7DC">
@@ -13632,17 +15427,196 @@
     </w:p>
     <w:p>
       <w:pPr>
+        <w:jc w:val="center"/>
+      </w:pPr>
+    </w:p>
+    <w:p>
+      <w:pPr>
         <w:pStyle w:val="Ttulo2"/>
       </w:pPr>
+      <w:bookmarkStart w:id="66" w:name="_Toc219064791"/>
       <w:r>
         <w:lastRenderedPageBreak/>
         <w:t>Mudar Palavra-Passe</w:t>
       </w:r>
+      <w:bookmarkEnd w:id="66"/>
     </w:p>
     <w:p>
       <w:pPr>
         <w:jc w:val="center"/>
       </w:pPr>
+      <w:r>
+        <w:rPr>
+          <w:noProof/>
+        </w:rPr>
+        <mc:AlternateContent>
+          <mc:Choice Requires="wps">
+            <w:drawing>
+              <wp:anchor distT="0" distB="0" distL="114300" distR="114300" simplePos="0" relativeHeight="251731968" behindDoc="1" locked="0" layoutInCell="1" allowOverlap="1" wp14:anchorId="5F1D4D1B" wp14:editId="4D979F0F">
+                <wp:simplePos x="0" y="0"/>
+                <wp:positionH relativeFrom="margin">
+                  <wp:align>center</wp:align>
+                </wp:positionH>
+                <wp:positionV relativeFrom="paragraph">
+                  <wp:posOffset>6993697</wp:posOffset>
+                </wp:positionV>
+                <wp:extent cx="6697345" cy="635"/>
+                <wp:effectExtent l="0" t="0" r="8255" b="0"/>
+                <wp:wrapTight wrapText="bothSides">
+                  <wp:wrapPolygon edited="0">
+                    <wp:start x="0" y="0"/>
+                    <wp:lineTo x="0" y="20057"/>
+                    <wp:lineTo x="21565" y="20057"/>
+                    <wp:lineTo x="21565" y="0"/>
+                    <wp:lineTo x="0" y="0"/>
+                  </wp:wrapPolygon>
+                </wp:wrapTight>
+                <wp:docPr id="1805689353" name="Text Box 1"/>
+                <wp:cNvGraphicFramePr/>
+                <a:graphic xmlns:a="http://schemas.openxmlformats.org/drawingml/2006/main">
+                  <a:graphicData uri="http://schemas.microsoft.com/office/word/2010/wordprocessingShape">
+                    <wps:wsp>
+                      <wps:cNvSpPr txBox="1"/>
+                      <wps:spPr>
+                        <a:xfrm>
+                          <a:off x="0" y="0"/>
+                          <a:ext cx="6697345" cy="635"/>
+                        </a:xfrm>
+                        <a:prstGeom prst="rect">
+                          <a:avLst/>
+                        </a:prstGeom>
+                        <a:solidFill>
+                          <a:prstClr val="white"/>
+                        </a:solidFill>
+                        <a:ln>
+                          <a:noFill/>
+                        </a:ln>
+                      </wps:spPr>
+                      <wps:txbx>
+                        <w:txbxContent>
+                          <w:p>
+                            <w:pPr>
+                              <w:pStyle w:val="Legenda"/>
+                              <w:jc w:val="center"/>
+                              <w:rPr>
+                                <w:sz w:val="22"/>
+                                <w:szCs w:val="22"/>
+                              </w:rPr>
+                            </w:pPr>
+                            <w:r>
+                              <w:t xml:space="preserve">Figura </w:t>
+                            </w:r>
+                            <w:r>
+                              <w:fldChar w:fldCharType="begin"/>
+                            </w:r>
+                            <w:r>
+                              <w:instrText xml:space="preserve"> SEQ Figura \* ARABIC </w:instrText>
+                            </w:r>
+                            <w:r>
+                              <w:fldChar w:fldCharType="separate"/>
+                            </w:r>
+                            <w:r>
+                              <w:rPr>
+                                <w:noProof/>
+                              </w:rPr>
+                              <w:t>20</w:t>
+                            </w:r>
+                            <w:r>
+                              <w:rPr>
+                                <w:noProof/>
+                              </w:rPr>
+                              <w:fldChar w:fldCharType="end"/>
+                            </w:r>
+                            <w:r>
+                              <w:t xml:space="preserve">- </w:t>
+                            </w:r>
+                            <w:proofErr w:type="spellStart"/>
+                            <w:r>
+                              <w:t>Mockups</w:t>
+                            </w:r>
+                            <w:proofErr w:type="spellEnd"/>
+                            <w:r>
+                              <w:t xml:space="preserve"> </w:t>
+                            </w:r>
+                            <w:r>
+                              <w:t>da página de edição de Palavra-passe</w:t>
+                            </w:r>
+                          </w:p>
+                        </w:txbxContent>
+                      </wps:txbx>
+                      <wps:bodyPr rot="0" spcFirstLastPara="0" vertOverflow="overflow" horzOverflow="overflow" vert="horz" wrap="square" lIns="0" tIns="0" rIns="0" bIns="0" numCol="1" spcCol="0" rtlCol="0" fromWordArt="0" anchor="t" anchorCtr="0" forceAA="0" compatLnSpc="1">
+                        <a:prstTxWarp prst="textNoShape">
+                          <a:avLst/>
+                        </a:prstTxWarp>
+                        <a:spAutoFit/>
+                      </wps:bodyPr>
+                    </wps:wsp>
+                  </a:graphicData>
+                </a:graphic>
+              </wp:anchor>
+            </w:drawing>
+          </mc:Choice>
+          <mc:Fallback>
+            <w:pict>
+              <v:shape w14:anchorId="5F1D4D1B" id="_x0000_s1038" type="#_x0000_t202" style="position:absolute;left:0;text-align:left;margin-left:0;margin-top:550.7pt;width:527.35pt;height:.05pt;z-index:-251584512;visibility:visible;mso-wrap-style:square;mso-wrap-distance-left:9pt;mso-wrap-distance-top:0;mso-wrap-distance-right:9pt;mso-wrap-distance-bottom:0;mso-position-horizontal:center;mso-position-horizontal-relative:margin;mso-position-vertical:absolute;mso-position-vertical-relative:text;v-text-anchor:top" o:gfxdata="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" stroked="f">
+                <v:textbox style="mso-fit-shape-to-text:t" inset="0,0,0,0">
+                  <w:txbxContent>
+                    <w:p>
+                      <w:pPr>
+                        <w:pStyle w:val="Legenda"/>
+                        <w:jc w:val="center"/>
+                        <w:rPr>
+                          <w:sz w:val="22"/>
+                          <w:szCs w:val="22"/>
+                        </w:rPr>
+                      </w:pPr>
+                      <w:r>
+                        <w:t xml:space="preserve">Figura </w:t>
+                      </w:r>
+                      <w:r>
+                        <w:fldChar w:fldCharType="begin"/>
+                      </w:r>
+                      <w:r>
+                        <w:instrText xml:space="preserve"> SEQ Figura \* ARABIC </w:instrText>
+                      </w:r>
+                      <w:r>
+                        <w:fldChar w:fldCharType="separate"/>
+                      </w:r>
+                      <w:r>
+                        <w:rPr>
+                          <w:noProof/>
+                        </w:rPr>
+                        <w:t>20</w:t>
+                      </w:r>
+                      <w:r>
+                        <w:rPr>
+                          <w:noProof/>
+                        </w:rPr>
+                        <w:fldChar w:fldCharType="end"/>
+                      </w:r>
+                      <w:r>
+                        <w:t xml:space="preserve">- </w:t>
+                      </w:r>
+                      <w:proofErr w:type="spellStart"/>
+                      <w:r>
+                        <w:t>Mockups</w:t>
+                      </w:r>
+                      <w:proofErr w:type="spellEnd"/>
+                      <w:r>
+                        <w:t xml:space="preserve"> </w:t>
+                      </w:r>
+                      <w:r>
+                        <w:t>da página de edição de Palavra-passe</w:t>
+                      </w:r>
+                    </w:p>
+                  </w:txbxContent>
+                </v:textbox>
+                <w10:wrap type="tight" anchorx="margin"/>
+              </v:shape>
+            </w:pict>
+          </mc:Fallback>
+        </mc:AlternateContent>
+      </w:r>
       <w:r>
         <w:drawing>
           <wp:inline distT="0" distB="0" distL="0" distR="0" wp14:anchorId="054989D1" wp14:editId="2A9CE462">
@@ -13683,8 +15657,14 @@
     </w:p>
     <w:p>
       <w:pPr>
+        <w:jc w:val="center"/>
+      </w:pPr>
+    </w:p>
+    <w:p>
+      <w:pPr>
         <w:pStyle w:val="Ttulo2"/>
       </w:pPr>
+      <w:bookmarkStart w:id="67" w:name="_Toc219064792"/>
       <w:r>
         <w:rPr>
           <w:noProof/>
@@ -13750,7 +15730,7 @@
       <w:r>
         <w:t>Página principal</w:t>
       </w:r>
-      <w:bookmarkEnd w:id="64"/>
+      <w:bookmarkEnd w:id="67"/>
     </w:p>
     <w:p>
       <w:pPr>
@@ -13762,7 +15742,7 @@
         <w:pStyle w:val="Legenda"/>
         <w:jc w:val="center"/>
       </w:pPr>
-      <w:bookmarkStart w:id="65" w:name="_Toc218717424"/>
+      <w:bookmarkStart w:id="68" w:name="_Toc219064829"/>
       <w:r>
         <w:t xml:space="preserve">Figura </w:t>
       </w:r>
@@ -13779,7 +15759,7 @@
         <w:rPr>
           <w:noProof/>
         </w:rPr>
-        <w:t>14</w:t>
+        <w:t>21</w:t>
       </w:r>
       <w:r>
         <w:rPr>
@@ -13798,22 +15778,189 @@
       <w:r>
         <w:t xml:space="preserve"> Página Principal</w:t>
       </w:r>
-      <w:bookmarkEnd w:id="65"/>
+      <w:bookmarkEnd w:id="68"/>
     </w:p>
     <w:p>
       <w:pPr>
         <w:pStyle w:val="Ttulo2"/>
       </w:pPr>
-      <w:bookmarkStart w:id="66" w:name="_Toc218717468"/>
+      <w:bookmarkStart w:id="69" w:name="_Toc219064793"/>
       <w:r>
         <w:lastRenderedPageBreak/>
         <w:t>Ajuda</w:t>
       </w:r>
+      <w:bookmarkEnd w:id="69"/>
     </w:p>
     <w:p>
       <w:pPr>
         <w:jc w:val="center"/>
       </w:pPr>
+      <w:r>
+        <w:rPr>
+          <w:noProof/>
+        </w:rPr>
+        <mc:AlternateContent>
+          <mc:Choice Requires="wps">
+            <w:drawing>
+              <wp:anchor distT="0" distB="0" distL="114300" distR="114300" simplePos="0" relativeHeight="251734016" behindDoc="1" locked="0" layoutInCell="1" allowOverlap="1" wp14:anchorId="54804F3E" wp14:editId="3013E128">
+                <wp:simplePos x="0" y="0"/>
+                <wp:positionH relativeFrom="margin">
+                  <wp:align>center</wp:align>
+                </wp:positionH>
+                <wp:positionV relativeFrom="paragraph">
+                  <wp:posOffset>5872039</wp:posOffset>
+                </wp:positionV>
+                <wp:extent cx="6697345" cy="635"/>
+                <wp:effectExtent l="0" t="0" r="8255" b="0"/>
+                <wp:wrapTight wrapText="bothSides">
+                  <wp:wrapPolygon edited="0">
+                    <wp:start x="0" y="0"/>
+                    <wp:lineTo x="0" y="20057"/>
+                    <wp:lineTo x="21565" y="20057"/>
+                    <wp:lineTo x="21565" y="0"/>
+                    <wp:lineTo x="0" y="0"/>
+                  </wp:wrapPolygon>
+                </wp:wrapTight>
+                <wp:docPr id="348605572" name="Text Box 1"/>
+                <wp:cNvGraphicFramePr/>
+                <a:graphic xmlns:a="http://schemas.openxmlformats.org/drawingml/2006/main">
+                  <a:graphicData uri="http://schemas.microsoft.com/office/word/2010/wordprocessingShape">
+                    <wps:wsp>
+                      <wps:cNvSpPr txBox="1"/>
+                      <wps:spPr>
+                        <a:xfrm>
+                          <a:off x="0" y="0"/>
+                          <a:ext cx="6697345" cy="635"/>
+                        </a:xfrm>
+                        <a:prstGeom prst="rect">
+                          <a:avLst/>
+                        </a:prstGeom>
+                        <a:solidFill>
+                          <a:prstClr val="white"/>
+                        </a:solidFill>
+                        <a:ln>
+                          <a:noFill/>
+                        </a:ln>
+                      </wps:spPr>
+                      <wps:txbx>
+                        <w:txbxContent>
+                          <w:p>
+                            <w:pPr>
+                              <w:pStyle w:val="Legenda"/>
+                              <w:jc w:val="center"/>
+                              <w:rPr>
+                                <w:sz w:val="22"/>
+                                <w:szCs w:val="22"/>
+                              </w:rPr>
+                            </w:pPr>
+                            <w:r>
+                              <w:t xml:space="preserve">Figura </w:t>
+                            </w:r>
+                            <w:r>
+                              <w:fldChar w:fldCharType="begin"/>
+                            </w:r>
+                            <w:r>
+                              <w:instrText xml:space="preserve"> SEQ Figura \* ARABIC </w:instrText>
+                            </w:r>
+                            <w:r>
+                              <w:fldChar w:fldCharType="separate"/>
+                            </w:r>
+                            <w:r>
+                              <w:rPr>
+                                <w:noProof/>
+                              </w:rPr>
+                              <w:t>22</w:t>
+                            </w:r>
+                            <w:r>
+                              <w:rPr>
+                                <w:noProof/>
+                              </w:rPr>
+                              <w:fldChar w:fldCharType="end"/>
+                            </w:r>
+                            <w:r>
+                              <w:t xml:space="preserve">- </w:t>
+                            </w:r>
+                            <w:proofErr w:type="spellStart"/>
+                            <w:r>
+                              <w:t>Mockup</w:t>
+                            </w:r>
+                            <w:proofErr w:type="spellEnd"/>
+                            <w:r>
+                              <w:t xml:space="preserve"> da página de ajuda</w:t>
+                            </w:r>
+                          </w:p>
+                        </w:txbxContent>
+                      </wps:txbx>
+                      <wps:bodyPr rot="0" spcFirstLastPara="0" vertOverflow="overflow" horzOverflow="overflow" vert="horz" wrap="square" lIns="0" tIns="0" rIns="0" bIns="0" numCol="1" spcCol="0" rtlCol="0" fromWordArt="0" anchor="t" anchorCtr="0" forceAA="0" compatLnSpc="1">
+                        <a:prstTxWarp prst="textNoShape">
+                          <a:avLst/>
+                        </a:prstTxWarp>
+                        <a:spAutoFit/>
+                      </wps:bodyPr>
+                    </wps:wsp>
+                  </a:graphicData>
+                </a:graphic>
+              </wp:anchor>
+            </w:drawing>
+          </mc:Choice>
+          <mc:Fallback>
+            <w:pict>
+              <v:shape w14:anchorId="54804F3E" id="_x0000_s1039" type="#_x0000_t202" style="position:absolute;left:0;text-align:left;margin-left:0;margin-top:462.35pt;width:527.35pt;height:.05pt;z-index:-251582464;visibility:visible;mso-wrap-style:square;mso-wrap-distance-left:9pt;mso-wrap-distance-top:0;mso-wrap-distance-right:9pt;mso-wrap-distance-bottom:0;mso-position-horizontal:center;mso-position-horizontal-relative:margin;mso-position-vertical:absolute;mso-position-vertical-relative:text;v-text-anchor:top" o:gfxdata="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" stroked="f">
+                <v:textbox style="mso-fit-shape-to-text:t" inset="0,0,0,0">
+                  <w:txbxContent>
+                    <w:p>
+                      <w:pPr>
+                        <w:pStyle w:val="Legenda"/>
+                        <w:jc w:val="center"/>
+                        <w:rPr>
+                          <w:sz w:val="22"/>
+                          <w:szCs w:val="22"/>
+                        </w:rPr>
+                      </w:pPr>
+                      <w:r>
+                        <w:t xml:space="preserve">Figura </w:t>
+                      </w:r>
+                      <w:r>
+                        <w:fldChar w:fldCharType="begin"/>
+                      </w:r>
+                      <w:r>
+                        <w:instrText xml:space="preserve"> SEQ Figura \* ARABIC </w:instrText>
+                      </w:r>
+                      <w:r>
+                        <w:fldChar w:fldCharType="separate"/>
+                      </w:r>
+                      <w:r>
+                        <w:rPr>
+                          <w:noProof/>
+                        </w:rPr>
+                        <w:t>22</w:t>
+                      </w:r>
+                      <w:r>
+                        <w:rPr>
+                          <w:noProof/>
+                        </w:rPr>
+                        <w:fldChar w:fldCharType="end"/>
+                      </w:r>
+                      <w:r>
+                        <w:t xml:space="preserve">- </w:t>
+                      </w:r>
+                      <w:proofErr w:type="spellStart"/>
+                      <w:r>
+                        <w:t>Mockup</w:t>
+                      </w:r>
+                      <w:proofErr w:type="spellEnd"/>
+                      <w:r>
+                        <w:t xml:space="preserve"> da página de ajuda</w:t>
+                      </w:r>
+                    </w:p>
+                  </w:txbxContent>
+                </v:textbox>
+                <w10:wrap type="tight" anchorx="margin"/>
+              </v:shape>
+            </w:pict>
+          </mc:Fallback>
+        </mc:AlternateContent>
+      </w:r>
       <w:r>
         <w:drawing>
           <wp:inline distT="0" distB="0" distL="0" distR="0" wp14:anchorId="43130166" wp14:editId="1189AC76">
@@ -13854,13 +16001,19 @@
     </w:p>
     <w:p>
       <w:pPr>
+        <w:jc w:val="center"/>
+      </w:pPr>
+    </w:p>
+    <w:p>
+      <w:pPr>
         <w:pStyle w:val="Ttulo2"/>
       </w:pPr>
+      <w:bookmarkStart w:id="70" w:name="_Toc219064794"/>
       <w:r>
         <w:lastRenderedPageBreak/>
         <w:t>Criar candidatura</w:t>
       </w:r>
-      <w:bookmarkEnd w:id="66"/>
+      <w:bookmarkEnd w:id="70"/>
     </w:p>
     <w:p>
       <w:pPr>
@@ -13921,7 +16074,7 @@
                                 <w:szCs w:val="26"/>
                               </w:rPr>
                             </w:pPr>
-                            <w:bookmarkStart w:id="67" w:name="_Toc218717425"/>
+                            <w:bookmarkStart w:id="71" w:name="_Toc219064830"/>
                             <w:r>
                               <w:t xml:space="preserve">Figura </w:t>
                             </w:r>
@@ -13938,7 +16091,7 @@
                               <w:rPr>
                                 <w:noProof/>
                               </w:rPr>
-                              <w:t>15</w:t>
+                              <w:t>23</w:t>
                             </w:r>
                             <w:r>
                               <w:rPr>
@@ -13949,7 +16102,7 @@
                             <w:r>
                               <w:t xml:space="preserve"> – Mockup da Criação da Candidatura</w:t>
                             </w:r>
-                            <w:bookmarkEnd w:id="67"/>
+                            <w:bookmarkEnd w:id="71"/>
                           </w:p>
                         </w:txbxContent>
                       </wps:txbx>
@@ -13970,7 +16123,7 @@
           </mc:Choice>
           <mc:Fallback>
             <w:pict>
-              <v:shape w14:anchorId="5A06CCB9" id="_x0000_s1036" type="#_x0000_t202" style="position:absolute;left:0;text-align:left;margin-left:135.75pt;margin-top:488.95pt;width:182.55pt;height:.05pt;z-index:251691008;visibility:visible;mso-wrap-style:square;mso-width-percent:0;mso-wrap-distance-left:9pt;mso-wrap-distance-top:0;mso-wrap-distance-right:9pt;mso-wrap-distance-bottom:0;mso-position-horizontal:absolute;mso-position-horizontal-relative:text;mso-position-vertical:absolute;mso-position-vertical-relative:text;mso-width-percent:0;mso-width-relative:margin;v-text-anchor:top" o:gfxdata="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" stroked="f">
+              <v:shape w14:anchorId="5A06CCB9" id="_x0000_s1040" type="#_x0000_t202" style="position:absolute;left:0;text-align:left;margin-left:135.75pt;margin-top:488.95pt;width:182.55pt;height:.05pt;z-index:251691008;visibility:visible;mso-wrap-style:square;mso-width-percent:0;mso-wrap-distance-left:9pt;mso-wrap-distance-top:0;mso-wrap-distance-right:9pt;mso-wrap-distance-bottom:0;mso-position-horizontal:absolute;mso-position-horizontal-relative:text;mso-position-vertical:absolute;mso-position-vertical-relative:text;mso-width-percent:0;mso-width-relative:margin;v-text-anchor:top" o:gfxdata="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" stroked="f">
                 <v:textbox style="mso-fit-shape-to-text:t" inset="0,0,0,0">
                   <w:txbxContent>
                     <w:p>
@@ -13986,7 +16139,7 @@
                           <w:szCs w:val="26"/>
                         </w:rPr>
                       </w:pPr>
-                      <w:bookmarkStart w:id="68" w:name="_Toc218717425"/>
+                      <w:bookmarkStart w:id="72" w:name="_Toc219064830"/>
                       <w:r>
                         <w:t xml:space="preserve">Figura </w:t>
                       </w:r>
@@ -14003,7 +16156,7 @@
                         <w:rPr>
                           <w:noProof/>
                         </w:rPr>
-                        <w:t>15</w:t>
+                        <w:t>23</w:t>
                       </w:r>
                       <w:r>
                         <w:rPr>
@@ -14014,7 +16167,7 @@
                       <w:r>
                         <w:t xml:space="preserve"> – Mockup da Criação da Candidatura</w:t>
                       </w:r>
-                      <w:bookmarkEnd w:id="68"/>
+                      <w:bookmarkEnd w:id="72"/>
                     </w:p>
                   </w:txbxContent>
                 </v:textbox>
@@ -14074,12 +16227,12 @@
           <w:numId w:val="13"/>
         </w:numPr>
       </w:pPr>
-      <w:bookmarkStart w:id="69" w:name="_Toc218717469"/>
+      <w:bookmarkStart w:id="73" w:name="_Toc219064795"/>
       <w:r>
         <w:lastRenderedPageBreak/>
         <w:t>Diagrama de Sequência</w:t>
       </w:r>
-      <w:bookmarkEnd w:id="69"/>
+      <w:bookmarkEnd w:id="73"/>
     </w:p>
     <w:p>
       <w:pPr>
@@ -14139,7 +16292,7 @@
                                 <w:szCs w:val="28"/>
                               </w:rPr>
                             </w:pPr>
-                            <w:bookmarkStart w:id="70" w:name="_Toc218717426"/>
+                            <w:bookmarkStart w:id="74" w:name="_Toc219064831"/>
                             <w:r>
                               <w:t xml:space="preserve">Figura </w:t>
                             </w:r>
@@ -14156,7 +16309,7 @@
                               <w:rPr>
                                 <w:noProof/>
                               </w:rPr>
-                              <w:t>16</w:t>
+                              <w:t>24</w:t>
                             </w:r>
                             <w:r>
                               <w:rPr>
@@ -14167,7 +16320,7 @@
                             <w:r>
                               <w:t xml:space="preserve"> - Diagrama Sequência da Criação de Candidatura</w:t>
                             </w:r>
-                            <w:bookmarkEnd w:id="70"/>
+                            <w:bookmarkEnd w:id="74"/>
                           </w:p>
                         </w:txbxContent>
                       </wps:txbx>
@@ -14185,7 +16338,7 @@
           </mc:Choice>
           <mc:Fallback>
             <w:pict>
-              <v:shape w14:anchorId="568A5AC6" id="_x0000_s1037" type="#_x0000_t202" style="position:absolute;left:0;text-align:left;margin-left:92.95pt;margin-top:323.95pt;width:216.65pt;height:.05pt;z-index:-251623424;visibility:visible;mso-wrap-style:square;mso-wrap-distance-left:9pt;mso-wrap-distance-top:0;mso-wrap-distance-right:9pt;mso-wrap-distance-bottom:0;mso-position-horizontal:absolute;mso-position-horizontal-relative:margin;mso-position-vertical:absolute;mso-position-vertical-relative:text;v-text-anchor:top" o:gfxdata="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" stroked="f">
+              <v:shape w14:anchorId="568A5AC6" id="_x0000_s1041" type="#_x0000_t202" style="position:absolute;left:0;text-align:left;margin-left:92.95pt;margin-top:323.95pt;width:216.65pt;height:.05pt;z-index:-251623424;visibility:visible;mso-wrap-style:square;mso-wrap-distance-left:9pt;mso-wrap-distance-top:0;mso-wrap-distance-right:9pt;mso-wrap-distance-bottom:0;mso-position-horizontal:absolute;mso-position-horizontal-relative:margin;mso-position-vertical:absolute;mso-position-vertical-relative:text;v-text-anchor:top" o:gfxdata="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" stroked="f">
                 <v:textbox style="mso-fit-shape-to-text:t" inset="0,0,0,0">
                   <w:txbxContent>
                     <w:p>
@@ -14201,7 +16354,7 @@
                           <w:szCs w:val="28"/>
                         </w:rPr>
                       </w:pPr>
-                      <w:bookmarkStart w:id="71" w:name="_Toc218717426"/>
+                      <w:bookmarkStart w:id="75" w:name="_Toc219064831"/>
                       <w:r>
                         <w:t xml:space="preserve">Figura </w:t>
                       </w:r>
@@ -14218,7 +16371,7 @@
                         <w:rPr>
                           <w:noProof/>
                         </w:rPr>
-                        <w:t>16</w:t>
+                        <w:t>24</w:t>
                       </w:r>
                       <w:r>
                         <w:rPr>
@@ -14229,7 +16382,7 @@
                       <w:r>
                         <w:t xml:space="preserve"> - Diagrama Sequência da Criação de Candidatura</w:t>
                       </w:r>
-                      <w:bookmarkEnd w:id="71"/>
+                      <w:bookmarkEnd w:id="75"/>
                     </w:p>
                   </w:txbxContent>
                 </v:textbox>
@@ -14313,12 +16466,12 @@
       <w:pPr>
         <w:pStyle w:val="Ttulo2"/>
       </w:pPr>
-      <w:bookmarkStart w:id="72" w:name="_Toc218717470"/>
+      <w:bookmarkStart w:id="76" w:name="_Toc219064796"/>
       <w:r>
         <w:lastRenderedPageBreak/>
         <w:t>Dados e documentação</w:t>
       </w:r>
-      <w:bookmarkEnd w:id="72"/>
+      <w:bookmarkEnd w:id="76"/>
       <w:r>
         <w:t xml:space="preserve"> </w:t>
       </w:r>
@@ -14327,6 +16480,178 @@
       <w:pPr>
         <w:jc w:val="center"/>
       </w:pPr>
+      <w:r>
+        <w:rPr>
+          <w:noProof/>
+        </w:rPr>
+        <mc:AlternateContent>
+          <mc:Choice Requires="wps">
+            <w:drawing>
+              <wp:anchor distT="0" distB="0" distL="114300" distR="114300" simplePos="0" relativeHeight="251736064" behindDoc="1" locked="0" layoutInCell="1" allowOverlap="1" wp14:anchorId="51931630" wp14:editId="1CA4F1FB">
+                <wp:simplePos x="0" y="0"/>
+                <wp:positionH relativeFrom="margin">
+                  <wp:align>center</wp:align>
+                </wp:positionH>
+                <wp:positionV relativeFrom="paragraph">
+                  <wp:posOffset>3946994</wp:posOffset>
+                </wp:positionV>
+                <wp:extent cx="6697345" cy="635"/>
+                <wp:effectExtent l="0" t="0" r="8255" b="0"/>
+                <wp:wrapTight wrapText="bothSides">
+                  <wp:wrapPolygon edited="0">
+                    <wp:start x="0" y="0"/>
+                    <wp:lineTo x="0" y="20057"/>
+                    <wp:lineTo x="21565" y="20057"/>
+                    <wp:lineTo x="21565" y="0"/>
+                    <wp:lineTo x="0" y="0"/>
+                  </wp:wrapPolygon>
+                </wp:wrapTight>
+                <wp:docPr id="2068861667" name="Text Box 1"/>
+                <wp:cNvGraphicFramePr/>
+                <a:graphic xmlns:a="http://schemas.openxmlformats.org/drawingml/2006/main">
+                  <a:graphicData uri="http://schemas.microsoft.com/office/word/2010/wordprocessingShape">
+                    <wps:wsp>
+                      <wps:cNvSpPr txBox="1"/>
+                      <wps:spPr>
+                        <a:xfrm>
+                          <a:off x="0" y="0"/>
+                          <a:ext cx="6697345" cy="635"/>
+                        </a:xfrm>
+                        <a:prstGeom prst="rect">
+                          <a:avLst/>
+                        </a:prstGeom>
+                        <a:solidFill>
+                          <a:prstClr val="white"/>
+                        </a:solidFill>
+                        <a:ln>
+                          <a:noFill/>
+                        </a:ln>
+                      </wps:spPr>
+                      <wps:txbx>
+                        <w:txbxContent>
+                          <w:p>
+                            <w:pPr>
+                              <w:pStyle w:val="Legenda"/>
+                              <w:jc w:val="center"/>
+                              <w:rPr>
+                                <w:sz w:val="22"/>
+                                <w:szCs w:val="22"/>
+                              </w:rPr>
+                            </w:pPr>
+                            <w:r>
+                              <w:t xml:space="preserve">Figura </w:t>
+                            </w:r>
+                            <w:r>
+                              <w:fldChar w:fldCharType="begin"/>
+                            </w:r>
+                            <w:r>
+                              <w:instrText xml:space="preserve"> SEQ Figura \* ARABIC </w:instrText>
+                            </w:r>
+                            <w:r>
+                              <w:fldChar w:fldCharType="separate"/>
+                            </w:r>
+                            <w:r>
+                              <w:rPr>
+                                <w:noProof/>
+                              </w:rPr>
+                              <w:t>25</w:t>
+                            </w:r>
+                            <w:r>
+                              <w:rPr>
+                                <w:noProof/>
+                              </w:rPr>
+                              <w:fldChar w:fldCharType="end"/>
+                            </w:r>
+                            <w:r>
+                              <w:t xml:space="preserve">- </w:t>
+                            </w:r>
+                            <w:proofErr w:type="spellStart"/>
+                            <w:r>
+                              <w:t>Mockups</w:t>
+                            </w:r>
+                            <w:proofErr w:type="spellEnd"/>
+                            <w:r>
+                              <w:t xml:space="preserve"> das páginas </w:t>
+                            </w:r>
+                            <w:r>
+                              <w:t>de dados e documentos</w:t>
+                            </w:r>
+                          </w:p>
+                        </w:txbxContent>
+                      </wps:txbx>
+                      <wps:bodyPr rot="0" spcFirstLastPara="0" vertOverflow="overflow" horzOverflow="overflow" vert="horz" wrap="square" lIns="0" tIns="0" rIns="0" bIns="0" numCol="1" spcCol="0" rtlCol="0" fromWordArt="0" anchor="t" anchorCtr="0" forceAA="0" compatLnSpc="1">
+                        <a:prstTxWarp prst="textNoShape">
+                          <a:avLst/>
+                        </a:prstTxWarp>
+                        <a:spAutoFit/>
+                      </wps:bodyPr>
+                    </wps:wsp>
+                  </a:graphicData>
+                </a:graphic>
+              </wp:anchor>
+            </w:drawing>
+          </mc:Choice>
+          <mc:Fallback>
+            <w:pict>
+              <v:shape w14:anchorId="51931630" id="_x0000_s1042" type="#_x0000_t202" style="position:absolute;left:0;text-align:left;margin-left:0;margin-top:310.8pt;width:527.35pt;height:.05pt;z-index:-251580416;visibility:visible;mso-wrap-style:square;mso-wrap-distance-left:9pt;mso-wrap-distance-top:0;mso-wrap-distance-right:9pt;mso-wrap-distance-bottom:0;mso-position-horizontal:center;mso-position-horizontal-relative:margin;mso-position-vertical:absolute;mso-position-vertical-relative:text;v-text-anchor:top" o:gfxdata="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" stroked="f">
+                <v:textbox style="mso-fit-shape-to-text:t" inset="0,0,0,0">
+                  <w:txbxContent>
+                    <w:p>
+                      <w:pPr>
+                        <w:pStyle w:val="Legenda"/>
+                        <w:jc w:val="center"/>
+                        <w:rPr>
+                          <w:sz w:val="22"/>
+                          <w:szCs w:val="22"/>
+                        </w:rPr>
+                      </w:pPr>
+                      <w:r>
+                        <w:t xml:space="preserve">Figura </w:t>
+                      </w:r>
+                      <w:r>
+                        <w:fldChar w:fldCharType="begin"/>
+                      </w:r>
+                      <w:r>
+                        <w:instrText xml:space="preserve"> SEQ Figura \* ARABIC </w:instrText>
+                      </w:r>
+                      <w:r>
+                        <w:fldChar w:fldCharType="separate"/>
+                      </w:r>
+                      <w:r>
+                        <w:rPr>
+                          <w:noProof/>
+                        </w:rPr>
+                        <w:t>25</w:t>
+                      </w:r>
+                      <w:r>
+                        <w:rPr>
+                          <w:noProof/>
+                        </w:rPr>
+                        <w:fldChar w:fldCharType="end"/>
+                      </w:r>
+                      <w:r>
+                        <w:t xml:space="preserve">- </w:t>
+                      </w:r>
+                      <w:proofErr w:type="spellStart"/>
+                      <w:r>
+                        <w:t>Mockups</w:t>
+                      </w:r>
+                      <w:proofErr w:type="spellEnd"/>
+                      <w:r>
+                        <w:t xml:space="preserve"> das páginas </w:t>
+                      </w:r>
+                      <w:r>
+                        <w:t>de dados e documentos</w:t>
+                      </w:r>
+                    </w:p>
+                  </w:txbxContent>
+                </v:textbox>
+                <w10:wrap type="tight" anchorx="margin"/>
+              </v:shape>
+            </w:pict>
+          </mc:Fallback>
+        </mc:AlternateContent>
+      </w:r>
       <w:r>
         <w:rPr>
           <w:noProof/>
@@ -14381,16 +16706,7 @@
           <w:noProof/>
         </w:rPr>
       </w:pPr>
-      <w:bookmarkStart w:id="73" w:name="_Toc218717471"/>
-      <w:r>
-        <w:rPr>
-          <w:noProof/>
-        </w:rPr>
-        <w:t>13.3.1 Esquema</w:t>
-      </w:r>
-      <w:bookmarkEnd w:id="73"/>
-    </w:p>
-    <w:p>
+      <w:bookmarkStart w:id="77" w:name="_Toc219064797"/>
       <w:r>
         <w:rPr>
           <w:noProof/>
@@ -14398,16 +16714,16 @@
         <mc:AlternateContent>
           <mc:Choice Requires="wps">
             <w:drawing>
-              <wp:anchor distT="0" distB="0" distL="114300" distR="114300" simplePos="0" relativeHeight="251682816" behindDoc="0" locked="0" layoutInCell="1" allowOverlap="1" wp14:anchorId="6A0084D5" wp14:editId="3E0CC0A0">
+              <wp:anchor distT="0" distB="0" distL="114300" distR="114300" simplePos="0" relativeHeight="251682816" behindDoc="0" locked="0" layoutInCell="1" allowOverlap="1" wp14:anchorId="6A0084D5" wp14:editId="5367EFBC">
                 <wp:simplePos x="0" y="0"/>
-                <wp:positionH relativeFrom="column">
-                  <wp:posOffset>1189355</wp:posOffset>
+                <wp:positionH relativeFrom="margin">
+                  <wp:align>center</wp:align>
                 </wp:positionH>
                 <wp:positionV relativeFrom="paragraph">
-                  <wp:posOffset>1506855</wp:posOffset>
+                  <wp:posOffset>2282521</wp:posOffset>
                 </wp:positionV>
                 <wp:extent cx="3197860" cy="635"/>
-                <wp:effectExtent l="0" t="0" r="0" b="0"/>
+                <wp:effectExtent l="0" t="0" r="2540" b="0"/>
                 <wp:wrapSquare wrapText="bothSides"/>
                 <wp:docPr id="1529535518" name="Caixa de texto 1"/>
                 <wp:cNvGraphicFramePr/>
@@ -14435,8 +16751,9 @@
                           <w:p>
                             <w:pPr>
                               <w:pStyle w:val="Legenda"/>
+                              <w:jc w:val="center"/>
                             </w:pPr>
-                            <w:bookmarkStart w:id="74" w:name="_Toc218717427"/>
+                            <w:bookmarkStart w:id="78" w:name="_Toc219064832"/>
                             <w:r>
                               <w:t xml:space="preserve">Figura </w:t>
                             </w:r>
@@ -14453,7 +16770,7 @@
                               <w:rPr>
                                 <w:noProof/>
                               </w:rPr>
-                              <w:t>17</w:t>
+                              <w:t>26</w:t>
                             </w:r>
                             <w:r>
                               <w:rPr>
@@ -14470,7 +16787,7 @@
                             <w:r>
                               <w:t xml:space="preserve"> Documentação</w:t>
                             </w:r>
-                            <w:bookmarkEnd w:id="74"/>
+                            <w:bookmarkEnd w:id="78"/>
                           </w:p>
                         </w:txbxContent>
                       </wps:txbx>
@@ -14488,14 +16805,15 @@
           </mc:Choice>
           <mc:Fallback>
             <w:pict>
-              <v:shape w14:anchorId="6A0084D5" id="_x0000_s1038" type="#_x0000_t202" style="position:absolute;margin-left:93.65pt;margin-top:118.65pt;width:251.8pt;height:.05pt;z-index:251682816;visibility:visible;mso-wrap-style:square;mso-wrap-distance-left:9pt;mso-wrap-distance-top:0;mso-wrap-distance-right:9pt;mso-wrap-distance-bottom:0;mso-position-horizontal:absolute;mso-position-horizontal-relative:text;mso-position-vertical:absolute;mso-position-vertical-relative:text;v-text-anchor:top" o:gfxdata="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" stroked="f">
+              <v:shape w14:anchorId="6A0084D5" id="_x0000_s1043" type="#_x0000_t202" style="position:absolute;left:0;text-align:left;margin-left:0;margin-top:179.75pt;width:251.8pt;height:.05pt;z-index:251682816;visibility:visible;mso-wrap-style:square;mso-wrap-distance-left:9pt;mso-wrap-distance-top:0;mso-wrap-distance-right:9pt;mso-wrap-distance-bottom:0;mso-position-horizontal:center;mso-position-horizontal-relative:margin;mso-position-vertical:absolute;mso-position-vertical-relative:text;v-text-anchor:top" o:gfxdata="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" stroked="f">
                 <v:textbox style="mso-fit-shape-to-text:t" inset="0,0,0,0">
                   <w:txbxContent>
                     <w:p>
                       <w:pPr>
                         <w:pStyle w:val="Legenda"/>
+                        <w:jc w:val="center"/>
                       </w:pPr>
-                      <w:bookmarkStart w:id="75" w:name="_Toc218717427"/>
+                      <w:bookmarkStart w:id="79" w:name="_Toc219064832"/>
                       <w:r>
                         <w:t xml:space="preserve">Figura </w:t>
                       </w:r>
@@ -14512,7 +16830,7 @@
                         <w:rPr>
                           <w:noProof/>
                         </w:rPr>
-                        <w:t>17</w:t>
+                        <w:t>26</w:t>
                       </w:r>
                       <w:r>
                         <w:rPr>
@@ -14529,16 +16847,25 @@
                       <w:r>
                         <w:t xml:space="preserve"> Documentação</w:t>
                       </w:r>
-                      <w:bookmarkEnd w:id="75"/>
+                      <w:bookmarkEnd w:id="79"/>
                     </w:p>
                   </w:txbxContent>
                 </v:textbox>
-                <w10:wrap type="square"/>
+                <w10:wrap type="square" anchorx="margin"/>
               </v:shape>
             </w:pict>
           </mc:Fallback>
         </mc:AlternateContent>
       </w:r>
+      <w:r>
+        <w:rPr>
+          <w:noProof/>
+        </w:rPr>
+        <w:t>13.3.1 Esquema</w:t>
+      </w:r>
+      <w:bookmarkEnd w:id="77"/>
+    </w:p>
+    <w:p>
       <w:r>
         <w:rPr>
           <w:noProof/>
@@ -14608,7 +16935,7 @@
       <w:pPr>
         <w:pStyle w:val="Ttulo2"/>
       </w:pPr>
-      <w:bookmarkStart w:id="76" w:name="_Toc218717472"/>
+      <w:bookmarkStart w:id="80" w:name="_Toc219064798"/>
       <w:r>
         <w:lastRenderedPageBreak/>
         <w:t>Estados da candidatur</w:t>
@@ -14616,9 +16943,181 @@
       <w:r>
         <w:t>a</w:t>
       </w:r>
-      <w:bookmarkEnd w:id="76"/>
-    </w:p>
-    <w:p>
+      <w:bookmarkEnd w:id="80"/>
+    </w:p>
+    <w:p>
+      <w:r>
+        <w:rPr>
+          <w:noProof/>
+        </w:rPr>
+        <mc:AlternateContent>
+          <mc:Choice Requires="wps">
+            <w:drawing>
+              <wp:anchor distT="0" distB="0" distL="114300" distR="114300" simplePos="0" relativeHeight="251738112" behindDoc="1" locked="0" layoutInCell="1" allowOverlap="1" wp14:anchorId="0691EECF" wp14:editId="7DD9C939">
+                <wp:simplePos x="0" y="0"/>
+                <wp:positionH relativeFrom="margin">
+                  <wp:align>center</wp:align>
+                </wp:positionH>
+                <wp:positionV relativeFrom="paragraph">
+                  <wp:posOffset>2827185</wp:posOffset>
+                </wp:positionV>
+                <wp:extent cx="6697345" cy="635"/>
+                <wp:effectExtent l="0" t="0" r="8255" b="0"/>
+                <wp:wrapTight wrapText="bothSides">
+                  <wp:wrapPolygon edited="0">
+                    <wp:start x="0" y="0"/>
+                    <wp:lineTo x="0" y="20057"/>
+                    <wp:lineTo x="21565" y="20057"/>
+                    <wp:lineTo x="21565" y="0"/>
+                    <wp:lineTo x="0" y="0"/>
+                  </wp:wrapPolygon>
+                </wp:wrapTight>
+                <wp:docPr id="1444987151" name="Text Box 1"/>
+                <wp:cNvGraphicFramePr/>
+                <a:graphic xmlns:a="http://schemas.openxmlformats.org/drawingml/2006/main">
+                  <a:graphicData uri="http://schemas.microsoft.com/office/word/2010/wordprocessingShape">
+                    <wps:wsp>
+                      <wps:cNvSpPr txBox="1"/>
+                      <wps:spPr>
+                        <a:xfrm>
+                          <a:off x="0" y="0"/>
+                          <a:ext cx="6697345" cy="635"/>
+                        </a:xfrm>
+                        <a:prstGeom prst="rect">
+                          <a:avLst/>
+                        </a:prstGeom>
+                        <a:solidFill>
+                          <a:prstClr val="white"/>
+                        </a:solidFill>
+                        <a:ln>
+                          <a:noFill/>
+                        </a:ln>
+                      </wps:spPr>
+                      <wps:txbx>
+                        <w:txbxContent>
+                          <w:p>
+                            <w:pPr>
+                              <w:pStyle w:val="Legenda"/>
+                              <w:jc w:val="center"/>
+                              <w:rPr>
+                                <w:sz w:val="22"/>
+                                <w:szCs w:val="22"/>
+                              </w:rPr>
+                            </w:pPr>
+                            <w:r>
+                              <w:t xml:space="preserve">Figura </w:t>
+                            </w:r>
+                            <w:r>
+                              <w:fldChar w:fldCharType="begin"/>
+                            </w:r>
+                            <w:r>
+                              <w:instrText xml:space="preserve"> SEQ Figura \* ARABIC </w:instrText>
+                            </w:r>
+                            <w:r>
+                              <w:fldChar w:fldCharType="separate"/>
+                            </w:r>
+                            <w:r>
+                              <w:rPr>
+                                <w:noProof/>
+                              </w:rPr>
+                              <w:t>27</w:t>
+                            </w:r>
+                            <w:r>
+                              <w:rPr>
+                                <w:noProof/>
+                              </w:rPr>
+                              <w:fldChar w:fldCharType="end"/>
+                            </w:r>
+                            <w:r>
+                              <w:t xml:space="preserve">- </w:t>
+                            </w:r>
+                            <w:proofErr w:type="spellStart"/>
+                            <w:r>
+                              <w:t>Mockups</w:t>
+                            </w:r>
+                            <w:proofErr w:type="spellEnd"/>
+                            <w:r>
+                              <w:t xml:space="preserve"> das páginas </w:t>
+                            </w:r>
+                            <w:r>
+                              <w:t>de Estados da candidatura</w:t>
+                            </w:r>
+                          </w:p>
+                        </w:txbxContent>
+                      </wps:txbx>
+                      <wps:bodyPr rot="0" spcFirstLastPara="0" vertOverflow="overflow" horzOverflow="overflow" vert="horz" wrap="square" lIns="0" tIns="0" rIns="0" bIns="0" numCol="1" spcCol="0" rtlCol="0" fromWordArt="0" anchor="t" anchorCtr="0" forceAA="0" compatLnSpc="1">
+                        <a:prstTxWarp prst="textNoShape">
+                          <a:avLst/>
+                        </a:prstTxWarp>
+                        <a:spAutoFit/>
+                      </wps:bodyPr>
+                    </wps:wsp>
+                  </a:graphicData>
+                </a:graphic>
+              </wp:anchor>
+            </w:drawing>
+          </mc:Choice>
+          <mc:Fallback>
+            <w:pict>
+              <v:shape w14:anchorId="0691EECF" id="_x0000_s1044" type="#_x0000_t202" style="position:absolute;margin-left:0;margin-top:222.6pt;width:527.35pt;height:.05pt;z-index:-251578368;visibility:visible;mso-wrap-style:square;mso-wrap-distance-left:9pt;mso-wrap-distance-top:0;mso-wrap-distance-right:9pt;mso-wrap-distance-bottom:0;mso-position-horizontal:center;mso-position-horizontal-relative:margin;mso-position-vertical:absolute;mso-position-vertical-relative:text;v-text-anchor:top" o:gfxdata="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" stroked="f">
+                <v:textbox style="mso-fit-shape-to-text:t" inset="0,0,0,0">
+                  <w:txbxContent>
+                    <w:p>
+                      <w:pPr>
+                        <w:pStyle w:val="Legenda"/>
+                        <w:jc w:val="center"/>
+                        <w:rPr>
+                          <w:sz w:val="22"/>
+                          <w:szCs w:val="22"/>
+                        </w:rPr>
+                      </w:pPr>
+                      <w:r>
+                        <w:t xml:space="preserve">Figura </w:t>
+                      </w:r>
+                      <w:r>
+                        <w:fldChar w:fldCharType="begin"/>
+                      </w:r>
+                      <w:r>
+                        <w:instrText xml:space="preserve"> SEQ Figura \* ARABIC </w:instrText>
+                      </w:r>
+                      <w:r>
+                        <w:fldChar w:fldCharType="separate"/>
+                      </w:r>
+                      <w:r>
+                        <w:rPr>
+                          <w:noProof/>
+                        </w:rPr>
+                        <w:t>27</w:t>
+                      </w:r>
+                      <w:r>
+                        <w:rPr>
+                          <w:noProof/>
+                        </w:rPr>
+                        <w:fldChar w:fldCharType="end"/>
+                      </w:r>
+                      <w:r>
+                        <w:t xml:space="preserve">- </w:t>
+                      </w:r>
+                      <w:proofErr w:type="spellStart"/>
+                      <w:r>
+                        <w:t>Mockups</w:t>
+                      </w:r>
+                      <w:proofErr w:type="spellEnd"/>
+                      <w:r>
+                        <w:t xml:space="preserve"> das páginas </w:t>
+                      </w:r>
+                      <w:r>
+                        <w:t>de Estados da candidatura</w:t>
+                      </w:r>
+                    </w:p>
+                  </w:txbxContent>
+                </v:textbox>
+                <w10:wrap type="tight" anchorx="margin"/>
+              </v:shape>
+            </w:pict>
+          </mc:Fallback>
+        </mc:AlternateContent>
+      </w:r>
       <w:r>
         <w:rPr>
           <w:noProof/>
@@ -14666,6 +17165,7 @@
         </w:drawing>
       </w:r>
     </w:p>
+    <w:p/>
     <w:p>
       <w:pPr>
         <w:pStyle w:val="Ttulo2"/>
@@ -14674,7 +17174,7 @@
           <w:numId w:val="13"/>
         </w:numPr>
       </w:pPr>
-      <w:bookmarkStart w:id="77" w:name="_Toc218717473"/>
+      <w:bookmarkStart w:id="81" w:name="_Toc219064799"/>
       <w:r>
         <w:rPr>
           <w:noProof/>
@@ -14740,7 +17240,7 @@
       <w:r>
         <w:t>Diagrama de Sequência</w:t>
       </w:r>
-      <w:bookmarkEnd w:id="77"/>
+      <w:bookmarkEnd w:id="81"/>
     </w:p>
     <w:p/>
     <w:p/>
@@ -14810,7 +17310,7 @@
                                 <w:szCs w:val="26"/>
                               </w:rPr>
                             </w:pPr>
-                            <w:bookmarkStart w:id="78" w:name="_Toc218717428"/>
+                            <w:bookmarkStart w:id="82" w:name="_Toc219064833"/>
                             <w:r>
                               <w:t xml:space="preserve">Figura </w:t>
                             </w:r>
@@ -14827,7 +17327,7 @@
                               <w:rPr>
                                 <w:noProof/>
                               </w:rPr>
-                              <w:t>18</w:t>
+                              <w:t>28</w:t>
                             </w:r>
                             <w:r>
                               <w:rPr>
@@ -14838,7 +17338,7 @@
                             <w:r>
                               <w:t xml:space="preserve"> - Diagrama Sequência de Estado da Candidatura</w:t>
                             </w:r>
-                            <w:bookmarkEnd w:id="78"/>
+                            <w:bookmarkEnd w:id="82"/>
                           </w:p>
                         </w:txbxContent>
                       </wps:txbx>
@@ -14859,7 +17359,7 @@
           </mc:Choice>
           <mc:Fallback>
             <w:pict>
-              <v:shape w14:anchorId="19C457F3" id="_x0000_s1039" type="#_x0000_t202" style="position:absolute;margin-left:0;margin-top:8.3pt;width:220.05pt;height:.05pt;z-index:-251621376;visibility:visible;mso-wrap-style:square;mso-width-percent:0;mso-wrap-distance-left:9pt;mso-wrap-distance-top:0;mso-wrap-distance-right:9pt;mso-wrap-distance-bottom:0;mso-position-horizontal:center;mso-position-horizontal-relative:margin;mso-position-vertical:absolute;mso-position-vertical-relative:text;mso-width-percent:0;mso-width-relative:margin;v-text-anchor:top" o:gfxdata="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" stroked="f">
+              <v:shape w14:anchorId="19C457F3" id="_x0000_s1045" type="#_x0000_t202" style="position:absolute;margin-left:0;margin-top:8.3pt;width:220.05pt;height:.05pt;z-index:-251621376;visibility:visible;mso-wrap-style:square;mso-width-percent:0;mso-wrap-distance-left:9pt;mso-wrap-distance-top:0;mso-wrap-distance-right:9pt;mso-wrap-distance-bottom:0;mso-position-horizontal:center;mso-position-horizontal-relative:margin;mso-position-vertical:absolute;mso-position-vertical-relative:text;mso-width-percent:0;mso-width-relative:margin;v-text-anchor:top" o:gfxdata="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" stroked="f">
                 <v:textbox style="mso-fit-shape-to-text:t" inset="0,0,0,0">
                   <w:txbxContent>
                     <w:p>
@@ -14875,7 +17375,7 @@
                           <w:szCs w:val="26"/>
                         </w:rPr>
                       </w:pPr>
-                      <w:bookmarkStart w:id="79" w:name="_Toc218717428"/>
+                      <w:bookmarkStart w:id="83" w:name="_Toc219064833"/>
                       <w:r>
                         <w:t xml:space="preserve">Figura </w:t>
                       </w:r>
@@ -14892,7 +17392,7 @@
                         <w:rPr>
                           <w:noProof/>
                         </w:rPr>
-                        <w:t>18</w:t>
+                        <w:t>28</w:t>
                       </w:r>
                       <w:r>
                         <w:rPr>
@@ -14903,7 +17403,7 @@
                       <w:r>
                         <w:t xml:space="preserve"> - Diagrama Sequência de Estado da Candidatura</w:t>
                       </w:r>
-                      <w:bookmarkEnd w:id="79"/>
+                      <w:bookmarkEnd w:id="83"/>
                     </w:p>
                   </w:txbxContent>
                 </v:textbox>
@@ -14926,12 +17426,12 @@
       <w:pPr>
         <w:pStyle w:val="Ttulo2"/>
       </w:pPr>
-      <w:bookmarkStart w:id="80" w:name="_Toc218717474"/>
+      <w:bookmarkStart w:id="84" w:name="_Toc219064800"/>
       <w:r>
         <w:lastRenderedPageBreak/>
         <w:t>Página inicial (administrador)</w:t>
       </w:r>
-      <w:bookmarkEnd w:id="80"/>
+      <w:bookmarkEnd w:id="84"/>
     </w:p>
     <w:p>
       <w:pPr>
@@ -15042,6 +17542,7 @@
                                 <w:szCs w:val="26"/>
                               </w:rPr>
                             </w:pPr>
+                            <w:bookmarkStart w:id="85" w:name="_Toc219064834"/>
                             <w:r>
                               <w:t>F</w:t>
                             </w:r>
@@ -15061,7 +17562,7 @@
                               <w:rPr>
                                 <w:noProof/>
                               </w:rPr>
-                              <w:t>22</w:t>
+                              <w:t>29</w:t>
                             </w:r>
                             <w:r>
                               <w:rPr>
@@ -15080,6 +17581,7 @@
                             <w:r>
                               <w:t xml:space="preserve"> da página inicial do Administrador</w:t>
                             </w:r>
+                            <w:bookmarkEnd w:id="85"/>
                           </w:p>
                         </w:txbxContent>
                       </wps:txbx>
@@ -15100,7 +17602,7 @@
           </mc:Choice>
           <mc:Fallback>
             <w:pict>
-              <v:shape w14:anchorId="6C14E0B2" id="_x0000_s1040" type="#_x0000_t202" style="position:absolute;margin-left:0;margin-top:.5pt;width:220.05pt;height:.05pt;z-index:-251619328;visibility:visible;mso-wrap-style:square;mso-width-percent:0;mso-wrap-distance-left:9pt;mso-wrap-distance-top:0;mso-wrap-distance-right:9pt;mso-wrap-distance-bottom:0;mso-position-horizontal:center;mso-position-horizontal-relative:margin;mso-position-vertical:absolute;mso-position-vertical-relative:text;mso-width-percent:0;mso-width-relative:margin;v-text-anchor:top" o:gfxdata="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" stroked="f">
+              <v:shape w14:anchorId="6C14E0B2" id="_x0000_s1046" type="#_x0000_t202" style="position:absolute;margin-left:0;margin-top:.5pt;width:220.05pt;height:.05pt;z-index:-251619328;visibility:visible;mso-wrap-style:square;mso-width-percent:0;mso-wrap-distance-left:9pt;mso-wrap-distance-top:0;mso-wrap-distance-right:9pt;mso-wrap-distance-bottom:0;mso-position-horizontal:center;mso-position-horizontal-relative:margin;mso-position-vertical:absolute;mso-position-vertical-relative:text;mso-width-percent:0;mso-width-relative:margin;v-text-anchor:top" o:gfxdata="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" stroked="f">
                 <v:textbox style="mso-fit-shape-to-text:t" inset="0,0,0,0">
                   <w:txbxContent>
                     <w:p>
@@ -15117,6 +17619,7 @@
                           <w:szCs w:val="26"/>
                         </w:rPr>
                       </w:pPr>
+                      <w:bookmarkStart w:id="86" w:name="_Toc219064834"/>
                       <w:r>
                         <w:t>F</w:t>
                       </w:r>
@@ -15136,7 +17639,7 @@
                         <w:rPr>
                           <w:noProof/>
                         </w:rPr>
-                        <w:t>22</w:t>
+                        <w:t>29</w:t>
                       </w:r>
                       <w:r>
                         <w:rPr>
@@ -15155,6 +17658,7 @@
                       <w:r>
                         <w:t xml:space="preserve"> da página inicial do Administrador</w:t>
                       </w:r>
+                      <w:bookmarkEnd w:id="86"/>
                     </w:p>
                   </w:txbxContent>
                 </v:textbox>
@@ -15186,12 +17690,12 @@
       <w:pPr>
         <w:pStyle w:val="Ttulo2"/>
       </w:pPr>
-      <w:bookmarkStart w:id="81" w:name="_Toc218717475"/>
+      <w:bookmarkStart w:id="87" w:name="_Toc219064801"/>
       <w:r>
         <w:lastRenderedPageBreak/>
         <w:t>Candidaturas</w:t>
       </w:r>
-      <w:bookmarkEnd w:id="81"/>
+      <w:bookmarkEnd w:id="87"/>
     </w:p>
     <w:p>
       <w:pPr>
@@ -15302,6 +17806,7 @@
                                 <w:szCs w:val="26"/>
                               </w:rPr>
                             </w:pPr>
+                            <w:bookmarkStart w:id="88" w:name="_Toc219064835"/>
                             <w:r>
                               <w:t>F</w:t>
                             </w:r>
@@ -15321,7 +17826,7 @@
                               <w:rPr>
                                 <w:noProof/>
                               </w:rPr>
-                              <w:t>23</w:t>
+                              <w:t>30</w:t>
                             </w:r>
                             <w:r>
                               <w:rPr>
@@ -15340,6 +17845,7 @@
                             <w:r>
                               <w:t xml:space="preserve"> da página de candidaturas</w:t>
                             </w:r>
+                            <w:bookmarkEnd w:id="88"/>
                           </w:p>
                         </w:txbxContent>
                       </wps:txbx>
@@ -15360,7 +17866,7 @@
           </mc:Choice>
           <mc:Fallback>
             <w:pict>
-              <v:shape w14:anchorId="10D6FB8B" id="_x0000_s1041" type="#_x0000_t202" style="position:absolute;margin-left:0;margin-top:.65pt;width:220.05pt;height:.05pt;z-index:-251617280;visibility:visible;mso-wrap-style:square;mso-width-percent:0;mso-wrap-distance-left:9pt;mso-wrap-distance-top:0;mso-wrap-distance-right:9pt;mso-wrap-distance-bottom:0;mso-position-horizontal:center;mso-position-horizontal-relative:margin;mso-position-vertical:absolute;mso-position-vertical-relative:text;mso-width-percent:0;mso-width-relative:margin;v-text-anchor:top" o:gfxdata="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" stroked="f">
+              <v:shape w14:anchorId="10D6FB8B" id="_x0000_s1047" type="#_x0000_t202" style="position:absolute;margin-left:0;margin-top:.65pt;width:220.05pt;height:.05pt;z-index:-251617280;visibility:visible;mso-wrap-style:square;mso-width-percent:0;mso-wrap-distance-left:9pt;mso-wrap-distance-top:0;mso-wrap-distance-right:9pt;mso-wrap-distance-bottom:0;mso-position-horizontal:center;mso-position-horizontal-relative:margin;mso-position-vertical:absolute;mso-position-vertical-relative:text;mso-width-percent:0;mso-width-relative:margin;v-text-anchor:top" o:gfxdata="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" stroked="f">
                 <v:textbox style="mso-fit-shape-to-text:t" inset="0,0,0,0">
                   <w:txbxContent>
                     <w:p>
@@ -15377,6 +17883,7 @@
                           <w:szCs w:val="26"/>
                         </w:rPr>
                       </w:pPr>
+                      <w:bookmarkStart w:id="89" w:name="_Toc219064835"/>
                       <w:r>
                         <w:t>F</w:t>
                       </w:r>
@@ -15396,7 +17903,7 @@
                         <w:rPr>
                           <w:noProof/>
                         </w:rPr>
-                        <w:t>23</w:t>
+                        <w:t>30</w:t>
                       </w:r>
                       <w:r>
                         <w:rPr>
@@ -15415,6 +17922,7 @@
                       <w:r>
                         <w:t xml:space="preserve"> da página de candidaturas</w:t>
                       </w:r>
+                      <w:bookmarkEnd w:id="89"/>
                     </w:p>
                   </w:txbxContent>
                 </v:textbox>
@@ -15445,12 +17953,186 @@
       <w:pPr>
         <w:pStyle w:val="Ttulo2"/>
       </w:pPr>
+      <w:bookmarkStart w:id="90" w:name="_Toc219064802"/>
       <w:r>
         <w:lastRenderedPageBreak/>
         <w:t>Gestão de candidaturas</w:t>
       </w:r>
-    </w:p>
-    <w:p>
+      <w:bookmarkEnd w:id="90"/>
+    </w:p>
+    <w:p>
+      <w:r>
+        <w:rPr>
+          <w:noProof/>
+        </w:rPr>
+        <mc:AlternateContent>
+          <mc:Choice Requires="wps">
+            <w:drawing>
+              <wp:anchor distT="0" distB="0" distL="114300" distR="114300" simplePos="0" relativeHeight="251740160" behindDoc="1" locked="0" layoutInCell="1" allowOverlap="1" wp14:anchorId="5823E391" wp14:editId="7949D109">
+                <wp:simplePos x="0" y="0"/>
+                <wp:positionH relativeFrom="margin">
+                  <wp:align>center</wp:align>
+                </wp:positionH>
+                <wp:positionV relativeFrom="paragraph">
+                  <wp:posOffset>2985246</wp:posOffset>
+                </wp:positionV>
+                <wp:extent cx="6697345" cy="635"/>
+                <wp:effectExtent l="0" t="0" r="8255" b="0"/>
+                <wp:wrapTight wrapText="bothSides">
+                  <wp:wrapPolygon edited="0">
+                    <wp:start x="0" y="0"/>
+                    <wp:lineTo x="0" y="20057"/>
+                    <wp:lineTo x="21565" y="20057"/>
+                    <wp:lineTo x="21565" y="0"/>
+                    <wp:lineTo x="0" y="0"/>
+                  </wp:wrapPolygon>
+                </wp:wrapTight>
+                <wp:docPr id="1982790152" name="Text Box 1"/>
+                <wp:cNvGraphicFramePr/>
+                <a:graphic xmlns:a="http://schemas.openxmlformats.org/drawingml/2006/main">
+                  <a:graphicData uri="http://schemas.microsoft.com/office/word/2010/wordprocessingShape">
+                    <wps:wsp>
+                      <wps:cNvSpPr txBox="1"/>
+                      <wps:spPr>
+                        <a:xfrm>
+                          <a:off x="0" y="0"/>
+                          <a:ext cx="6697345" cy="635"/>
+                        </a:xfrm>
+                        <a:prstGeom prst="rect">
+                          <a:avLst/>
+                        </a:prstGeom>
+                        <a:solidFill>
+                          <a:prstClr val="white"/>
+                        </a:solidFill>
+                        <a:ln>
+                          <a:noFill/>
+                        </a:ln>
+                      </wps:spPr>
+                      <wps:txbx>
+                        <w:txbxContent>
+                          <w:p>
+                            <w:pPr>
+                              <w:pStyle w:val="Legenda"/>
+                              <w:jc w:val="center"/>
+                              <w:rPr>
+                                <w:sz w:val="22"/>
+                                <w:szCs w:val="22"/>
+                              </w:rPr>
+                            </w:pPr>
+                            <w:r>
+                              <w:t xml:space="preserve">Figura </w:t>
+                            </w:r>
+                            <w:r>
+                              <w:fldChar w:fldCharType="begin"/>
+                            </w:r>
+                            <w:r>
+                              <w:instrText xml:space="preserve"> SEQ Figura \* ARABIC </w:instrText>
+                            </w:r>
+                            <w:r>
+                              <w:fldChar w:fldCharType="separate"/>
+                            </w:r>
+                            <w:r>
+                              <w:rPr>
+                                <w:noProof/>
+                              </w:rPr>
+                              <w:t>31</w:t>
+                            </w:r>
+                            <w:r>
+                              <w:rPr>
+                                <w:noProof/>
+                              </w:rPr>
+                              <w:fldChar w:fldCharType="end"/>
+                            </w:r>
+                            <w:r>
+                              <w:t xml:space="preserve">- </w:t>
+                            </w:r>
+                            <w:proofErr w:type="spellStart"/>
+                            <w:r>
+                              <w:t>Mockups</w:t>
+                            </w:r>
+                            <w:proofErr w:type="spellEnd"/>
+                            <w:r>
+                              <w:t xml:space="preserve"> das páginas </w:t>
+                            </w:r>
+                            <w:r>
+                              <w:t>de gestão de candidaturas</w:t>
+                            </w:r>
+                          </w:p>
+                        </w:txbxContent>
+                      </wps:txbx>
+                      <wps:bodyPr rot="0" spcFirstLastPara="0" vertOverflow="overflow" horzOverflow="overflow" vert="horz" wrap="square" lIns="0" tIns="0" rIns="0" bIns="0" numCol="1" spcCol="0" rtlCol="0" fromWordArt="0" anchor="t" anchorCtr="0" forceAA="0" compatLnSpc="1">
+                        <a:prstTxWarp prst="textNoShape">
+                          <a:avLst/>
+                        </a:prstTxWarp>
+                        <a:spAutoFit/>
+                      </wps:bodyPr>
+                    </wps:wsp>
+                  </a:graphicData>
+                </a:graphic>
+              </wp:anchor>
+            </w:drawing>
+          </mc:Choice>
+          <mc:Fallback>
+            <w:pict>
+              <v:shape w14:anchorId="5823E391" id="_x0000_s1048" type="#_x0000_t202" style="position:absolute;margin-left:0;margin-top:235.05pt;width:527.35pt;height:.05pt;z-index:-251576320;visibility:visible;mso-wrap-style:square;mso-wrap-distance-left:9pt;mso-wrap-distance-top:0;mso-wrap-distance-right:9pt;mso-wrap-distance-bottom:0;mso-position-horizontal:center;mso-position-horizontal-relative:margin;mso-position-vertical:absolute;mso-position-vertical-relative:text;v-text-anchor:top" o:gfxdata="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" stroked="f">
+                <v:textbox style="mso-fit-shape-to-text:t" inset="0,0,0,0">
+                  <w:txbxContent>
+                    <w:p>
+                      <w:pPr>
+                        <w:pStyle w:val="Legenda"/>
+                        <w:jc w:val="center"/>
+                        <w:rPr>
+                          <w:sz w:val="22"/>
+                          <w:szCs w:val="22"/>
+                        </w:rPr>
+                      </w:pPr>
+                      <w:r>
+                        <w:t xml:space="preserve">Figura </w:t>
+                      </w:r>
+                      <w:r>
+                        <w:fldChar w:fldCharType="begin"/>
+                      </w:r>
+                      <w:r>
+                        <w:instrText xml:space="preserve"> SEQ Figura \* ARABIC </w:instrText>
+                      </w:r>
+                      <w:r>
+                        <w:fldChar w:fldCharType="separate"/>
+                      </w:r>
+                      <w:r>
+                        <w:rPr>
+                          <w:noProof/>
+                        </w:rPr>
+                        <w:t>31</w:t>
+                      </w:r>
+                      <w:r>
+                        <w:rPr>
+                          <w:noProof/>
+                        </w:rPr>
+                        <w:fldChar w:fldCharType="end"/>
+                      </w:r>
+                      <w:r>
+                        <w:t xml:space="preserve">- </w:t>
+                      </w:r>
+                      <w:proofErr w:type="spellStart"/>
+                      <w:r>
+                        <w:t>Mockups</w:t>
+                      </w:r>
+                      <w:proofErr w:type="spellEnd"/>
+                      <w:r>
+                        <w:t xml:space="preserve"> das páginas </w:t>
+                      </w:r>
+                      <w:r>
+                        <w:t>de gestão de candidaturas</w:t>
+                      </w:r>
+                    </w:p>
+                  </w:txbxContent>
+                </v:textbox>
+                <w10:wrap type="tight" anchorx="margin"/>
+              </v:shape>
+            </w:pict>
+          </mc:Fallback>
+        </mc:AlternateContent>
+      </w:r>
       <w:r>
         <w:drawing>
           <wp:inline distT="0" distB="0" distL="0" distR="0" wp14:anchorId="3E6D3569" wp14:editId="0DB138C2">
@@ -15489,16 +18171,194 @@
         </w:drawing>
       </w:r>
     </w:p>
+    <w:p/>
     <w:p>
       <w:pPr>
         <w:pStyle w:val="Ttulo2"/>
       </w:pPr>
+      <w:bookmarkStart w:id="91" w:name="_Toc219064803"/>
       <w:r>
         <w:lastRenderedPageBreak/>
         <w:t>Página Inicial (Beneficiário)</w:t>
       </w:r>
-    </w:p>
-    <w:p>
+      <w:bookmarkEnd w:id="91"/>
+    </w:p>
+    <w:p>
+      <w:pPr>
+        <w:jc w:val="center"/>
+      </w:pPr>
+      <w:r>
+        <w:rPr>
+          <w:noProof/>
+        </w:rPr>
+        <mc:AlternateContent>
+          <mc:Choice Requires="wps">
+            <w:drawing>
+              <wp:anchor distT="0" distB="0" distL="114300" distR="114300" simplePos="0" relativeHeight="251742208" behindDoc="1" locked="0" layoutInCell="1" allowOverlap="1" wp14:anchorId="7F4F8814" wp14:editId="046DCD21">
+                <wp:simplePos x="0" y="0"/>
+                <wp:positionH relativeFrom="page">
+                  <wp:align>center</wp:align>
+                </wp:positionH>
+                <wp:positionV relativeFrom="paragraph">
+                  <wp:posOffset>6404804</wp:posOffset>
+                </wp:positionV>
+                <wp:extent cx="6697345" cy="635"/>
+                <wp:effectExtent l="0" t="0" r="8255" b="0"/>
+                <wp:wrapTight wrapText="bothSides">
+                  <wp:wrapPolygon edited="0">
+                    <wp:start x="0" y="0"/>
+                    <wp:lineTo x="0" y="20057"/>
+                    <wp:lineTo x="21565" y="20057"/>
+                    <wp:lineTo x="21565" y="0"/>
+                    <wp:lineTo x="0" y="0"/>
+                  </wp:wrapPolygon>
+                </wp:wrapTight>
+                <wp:docPr id="288439617" name="Text Box 1"/>
+                <wp:cNvGraphicFramePr/>
+                <a:graphic xmlns:a="http://schemas.openxmlformats.org/drawingml/2006/main">
+                  <a:graphicData uri="http://schemas.microsoft.com/office/word/2010/wordprocessingShape">
+                    <wps:wsp>
+                      <wps:cNvSpPr txBox="1"/>
+                      <wps:spPr>
+                        <a:xfrm>
+                          <a:off x="0" y="0"/>
+                          <a:ext cx="6697345" cy="635"/>
+                        </a:xfrm>
+                        <a:prstGeom prst="rect">
+                          <a:avLst/>
+                        </a:prstGeom>
+                        <a:solidFill>
+                          <a:prstClr val="white"/>
+                        </a:solidFill>
+                        <a:ln>
+                          <a:noFill/>
+                        </a:ln>
+                      </wps:spPr>
+                      <wps:txbx>
+                        <w:txbxContent>
+                          <w:p>
+                            <w:pPr>
+                              <w:pStyle w:val="Legenda"/>
+                              <w:jc w:val="center"/>
+                              <w:rPr>
+                                <w:sz w:val="22"/>
+                                <w:szCs w:val="22"/>
+                              </w:rPr>
+                            </w:pPr>
+                            <w:r>
+                              <w:t xml:space="preserve">Figura </w:t>
+                            </w:r>
+                            <w:r>
+                              <w:fldChar w:fldCharType="begin"/>
+                            </w:r>
+                            <w:r>
+                              <w:instrText xml:space="preserve"> SEQ Figura \* ARABIC </w:instrText>
+                            </w:r>
+                            <w:r>
+                              <w:fldChar w:fldCharType="separate"/>
+                            </w:r>
+                            <w:r>
+                              <w:rPr>
+                                <w:noProof/>
+                              </w:rPr>
+                              <w:t>17</w:t>
+                            </w:r>
+                            <w:r>
+                              <w:rPr>
+                                <w:noProof/>
+                              </w:rPr>
+                              <w:fldChar w:fldCharType="end"/>
+                            </w:r>
+                            <w:r>
+                              <w:t xml:space="preserve">- </w:t>
+                            </w:r>
+                            <w:proofErr w:type="spellStart"/>
+                            <w:r>
+                              <w:t>Mockups</w:t>
+                            </w:r>
+                            <w:proofErr w:type="spellEnd"/>
+                            <w:r>
+                              <w:t xml:space="preserve"> da</w:t>
+                            </w:r>
+                            <w:r>
+                              <w:t xml:space="preserve"> página inicial do beneficiário</w:t>
+                            </w:r>
+                          </w:p>
+                        </w:txbxContent>
+                      </wps:txbx>
+                      <wps:bodyPr rot="0" spcFirstLastPara="0" vertOverflow="overflow" horzOverflow="overflow" vert="horz" wrap="square" lIns="0" tIns="0" rIns="0" bIns="0" numCol="1" spcCol="0" rtlCol="0" fromWordArt="0" anchor="t" anchorCtr="0" forceAA="0" compatLnSpc="1">
+                        <a:prstTxWarp prst="textNoShape">
+                          <a:avLst/>
+                        </a:prstTxWarp>
+                        <a:spAutoFit/>
+                      </wps:bodyPr>
+                    </wps:wsp>
+                  </a:graphicData>
+                </a:graphic>
+              </wp:anchor>
+            </w:drawing>
+          </mc:Choice>
+          <mc:Fallback>
+            <w:pict>
+              <v:shape w14:anchorId="7F4F8814" id="_x0000_s1049" type="#_x0000_t202" style="position:absolute;left:0;text-align:left;margin-left:0;margin-top:504.3pt;width:527.35pt;height:.05pt;z-index:-251574272;visibility:visible;mso-wrap-style:square;mso-wrap-distance-left:9pt;mso-wrap-distance-top:0;mso-wrap-distance-right:9pt;mso-wrap-distance-bottom:0;mso-position-horizontal:center;mso-position-horizontal-relative:page;mso-position-vertical:absolute;mso-position-vertical-relative:text;v-text-anchor:top" o:gfxdata="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" stroked="f">
+                <v:textbox style="mso-fit-shape-to-text:t" inset="0,0,0,0">
+                  <w:txbxContent>
+                    <w:p>
+                      <w:pPr>
+                        <w:pStyle w:val="Legenda"/>
+                        <w:jc w:val="center"/>
+                        <w:rPr>
+                          <w:sz w:val="22"/>
+                          <w:szCs w:val="22"/>
+                        </w:rPr>
+                      </w:pPr>
+                      <w:r>
+                        <w:t xml:space="preserve">Figura </w:t>
+                      </w:r>
+                      <w:r>
+                        <w:fldChar w:fldCharType="begin"/>
+                      </w:r>
+                      <w:r>
+                        <w:instrText xml:space="preserve"> SEQ Figura \* ARABIC </w:instrText>
+                      </w:r>
+                      <w:r>
+                        <w:fldChar w:fldCharType="separate"/>
+                      </w:r>
+                      <w:r>
+                        <w:rPr>
+                          <w:noProof/>
+                        </w:rPr>
+                        <w:t>17</w:t>
+                      </w:r>
+                      <w:r>
+                        <w:rPr>
+                          <w:noProof/>
+                        </w:rPr>
+                        <w:fldChar w:fldCharType="end"/>
+                      </w:r>
+                      <w:r>
+                        <w:t xml:space="preserve">- </w:t>
+                      </w:r>
+                      <w:proofErr w:type="spellStart"/>
+                      <w:r>
+                        <w:t>Mockups</w:t>
+                      </w:r>
+                      <w:proofErr w:type="spellEnd"/>
+                      <w:r>
+                        <w:t xml:space="preserve"> da</w:t>
+                      </w:r>
+                      <w:r>
+                        <w:t xml:space="preserve"> página inicial do beneficiário</w:t>
+                      </w:r>
+                    </w:p>
+                  </w:txbxContent>
+                </v:textbox>
+                <w10:wrap type="tight" anchorx="page"/>
+              </v:shape>
+            </w:pict>
+          </mc:Fallback>
+        </mc:AlternateContent>
+      </w:r>
       <w:r>
         <w:drawing>
           <wp:inline distT="0" distB="0" distL="0" distR="0" wp14:anchorId="29DEC0DD" wp14:editId="5C822B9D">
@@ -15539,13 +18399,22 @@
     </w:p>
     <w:p>
       <w:pPr>
+        <w:spacing w:line="276" w:lineRule="auto"/>
+      </w:pPr>
+      <w:r>
+        <w:br w:type="page"/>
+      </w:r>
+    </w:p>
+    <w:p>
+      <w:pPr>
         <w:pStyle w:val="Ttulo2"/>
       </w:pPr>
-      <w:bookmarkStart w:id="82" w:name="_Toc218717476"/>
-      <w:r>
+      <w:bookmarkStart w:id="92" w:name="_Toc219064804"/>
+      <w:r>
+        <w:lastRenderedPageBreak/>
         <w:t>Stock</w:t>
       </w:r>
-      <w:bookmarkEnd w:id="82"/>
+      <w:bookmarkEnd w:id="92"/>
     </w:p>
     <w:p/>
     <w:p>
@@ -15556,7 +18425,6 @@
         <w:rPr>
           <w:noProof/>
         </w:rPr>
-        <w:lastRenderedPageBreak/>
         <mc:AlternateContent>
           <mc:Choice Requires="wps">
             <w:drawing>
@@ -15616,6 +18484,7 @@
                                 <w:szCs w:val="26"/>
                               </w:rPr>
                             </w:pPr>
+                            <w:bookmarkStart w:id="93" w:name="_Toc219064836"/>
                             <w:r>
                               <w:t>F</w:t>
                             </w:r>
@@ -15635,7 +18504,7 @@
                               <w:rPr>
                                 <w:noProof/>
                               </w:rPr>
-                              <w:t>24</w:t>
+                              <w:t>33</w:t>
                             </w:r>
                             <w:r>
                               <w:rPr>
@@ -15654,6 +18523,7 @@
                             <w:r>
                               <w:t xml:space="preserve"> da página de stock</w:t>
                             </w:r>
+                            <w:bookmarkEnd w:id="93"/>
                           </w:p>
                         </w:txbxContent>
                       </wps:txbx>
@@ -15674,7 +18544,7 @@
           </mc:Choice>
           <mc:Fallback>
             <w:pict>
-              <v:shape w14:anchorId="19DF9A79" id="_x0000_s1042" type="#_x0000_t202" style="position:absolute;left:0;text-align:left;margin-left:0;margin-top:459.75pt;width:220.05pt;height:.05pt;z-index:-251615232;visibility:visible;mso-wrap-style:square;mso-width-percent:0;mso-wrap-distance-left:9pt;mso-wrap-distance-top:0;mso-wrap-distance-right:9pt;mso-wrap-distance-bottom:0;mso-position-horizontal:center;mso-position-horizontal-relative:margin;mso-position-vertical:absolute;mso-position-vertical-relative:text;mso-width-percent:0;mso-width-relative:margin;v-text-anchor:top" o:gfxdata="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" stroked="f">
+              <v:shape w14:anchorId="19DF9A79" id="_x0000_s1050" type="#_x0000_t202" style="position:absolute;left:0;text-align:left;margin-left:0;margin-top:459.75pt;width:220.05pt;height:.05pt;z-index:-251615232;visibility:visible;mso-wrap-style:square;mso-width-percent:0;mso-wrap-distance-left:9pt;mso-wrap-distance-top:0;mso-wrap-distance-right:9pt;mso-wrap-distance-bottom:0;mso-position-horizontal:center;mso-position-horizontal-relative:margin;mso-position-vertical:absolute;mso-position-vertical-relative:text;mso-width-percent:0;mso-width-relative:margin;v-text-anchor:top" o:gfxdata="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" stroked="f">
                 <v:textbox style="mso-fit-shape-to-text:t" inset="0,0,0,0">
                   <w:txbxContent>
                     <w:p>
@@ -15691,6 +18561,7 @@
                           <w:szCs w:val="26"/>
                         </w:rPr>
                       </w:pPr>
+                      <w:bookmarkStart w:id="94" w:name="_Toc219064836"/>
                       <w:r>
                         <w:t>F</w:t>
                       </w:r>
@@ -15710,7 +18581,7 @@
                         <w:rPr>
                           <w:noProof/>
                         </w:rPr>
-                        <w:t>24</w:t>
+                        <w:t>33</w:t>
                       </w:r>
                       <w:r>
                         <w:rPr>
@@ -15729,6 +18600,7 @@
                       <w:r>
                         <w:t xml:space="preserve"> da página de stock</w:t>
                       </w:r>
+                      <w:bookmarkEnd w:id="94"/>
                     </w:p>
                   </w:txbxContent>
                 </v:textbox>
@@ -15784,12 +18656,12 @@
       <w:pPr>
         <w:pStyle w:val="Ttulo2"/>
       </w:pPr>
-      <w:bookmarkStart w:id="83" w:name="_Toc218717477"/>
+      <w:bookmarkStart w:id="95" w:name="_Toc219064805"/>
       <w:r>
         <w:lastRenderedPageBreak/>
         <w:t>Adicionar produto ao stock</w:t>
       </w:r>
-      <w:bookmarkEnd w:id="83"/>
+      <w:bookmarkEnd w:id="95"/>
     </w:p>
     <w:p>
       <w:pPr>
@@ -15900,6 +18772,7 @@
                                 <w:szCs w:val="26"/>
                               </w:rPr>
                             </w:pPr>
+                            <w:bookmarkStart w:id="96" w:name="_Toc219064837"/>
                             <w:r>
                               <w:t>F</w:t>
                             </w:r>
@@ -15919,7 +18792,7 @@
                               <w:rPr>
                                 <w:noProof/>
                               </w:rPr>
-                              <w:t>25</w:t>
+                              <w:t>34</w:t>
                             </w:r>
                             <w:r>
                               <w:rPr>
@@ -15938,6 +18811,7 @@
                             <w:r>
                               <w:t xml:space="preserve"> do formulário de adição de produto ao stock</w:t>
                             </w:r>
+                            <w:bookmarkEnd w:id="96"/>
                           </w:p>
                         </w:txbxContent>
                       </wps:txbx>
@@ -15958,7 +18832,7 @@
           </mc:Choice>
           <mc:Fallback>
             <w:pict>
-              <v:shape w14:anchorId="386332F8" id="_x0000_s1043" type="#_x0000_t202" style="position:absolute;left:0;text-align:left;margin-left:0;margin-top:.45pt;width:220.05pt;height:.05pt;z-index:-251613184;visibility:visible;mso-wrap-style:square;mso-width-percent:0;mso-wrap-distance-left:9pt;mso-wrap-distance-top:0;mso-wrap-distance-right:9pt;mso-wrap-distance-bottom:0;mso-position-horizontal:center;mso-position-horizontal-relative:margin;mso-position-vertical:absolute;mso-position-vertical-relative:text;mso-width-percent:0;mso-width-relative:margin;v-text-anchor:top" o:gfxdata="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" stroked="f">
+              <v:shape w14:anchorId="386332F8" id="_x0000_s1051" type="#_x0000_t202" style="position:absolute;left:0;text-align:left;margin-left:0;margin-top:.45pt;width:220.05pt;height:.05pt;z-index:-251613184;visibility:visible;mso-wrap-style:square;mso-width-percent:0;mso-wrap-distance-left:9pt;mso-wrap-distance-top:0;mso-wrap-distance-right:9pt;mso-wrap-distance-bottom:0;mso-position-horizontal:center;mso-position-horizontal-relative:margin;mso-position-vertical:absolute;mso-position-vertical-relative:text;mso-width-percent:0;mso-width-relative:margin;v-text-anchor:top" o:gfxdata="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" stroked="f">
                 <v:textbox style="mso-fit-shape-to-text:t" inset="0,0,0,0">
                   <w:txbxContent>
                     <w:p>
@@ -15975,6 +18849,7 @@
                           <w:szCs w:val="26"/>
                         </w:rPr>
                       </w:pPr>
+                      <w:bookmarkStart w:id="97" w:name="_Toc219064837"/>
                       <w:r>
                         <w:t>F</w:t>
                       </w:r>
@@ -15994,7 +18869,7 @@
                         <w:rPr>
                           <w:noProof/>
                         </w:rPr>
-                        <w:t>25</w:t>
+                        <w:t>34</w:t>
                       </w:r>
                       <w:r>
                         <w:rPr>
@@ -16013,6 +18888,7 @@
                       <w:r>
                         <w:t xml:space="preserve"> do formulário de adição de produto ao stock</w:t>
                       </w:r>
+                      <w:bookmarkEnd w:id="97"/>
                     </w:p>
                   </w:txbxContent>
                 </v:textbox>
@@ -16038,12 +18914,12 @@
       <w:pPr>
         <w:pStyle w:val="Ttulo2"/>
       </w:pPr>
-      <w:bookmarkStart w:id="84" w:name="_Toc218717478"/>
+      <w:bookmarkStart w:id="98" w:name="_Toc219064806"/>
       <w:r>
         <w:lastRenderedPageBreak/>
         <w:t>Gestão de produtos no stock</w:t>
       </w:r>
-      <w:bookmarkEnd w:id="84"/>
+      <w:bookmarkEnd w:id="98"/>
     </w:p>
     <w:p>
       <w:pPr>
@@ -16154,6 +19030,7 @@
                                 <w:szCs w:val="26"/>
                               </w:rPr>
                             </w:pPr>
+                            <w:bookmarkStart w:id="99" w:name="_Toc219064838"/>
                             <w:r>
                               <w:t>F</w:t>
                             </w:r>
@@ -16173,7 +19050,7 @@
                               <w:rPr>
                                 <w:noProof/>
                               </w:rPr>
-                              <w:t>26</w:t>
+                              <w:t>35</w:t>
                             </w:r>
                             <w:r>
                               <w:rPr>
@@ -16192,6 +19069,7 @@
                             <w:r>
                               <w:t xml:space="preserve"> das páginas de gestão de produtos no stock</w:t>
                             </w:r>
+                            <w:bookmarkEnd w:id="99"/>
                           </w:p>
                         </w:txbxContent>
                       </wps:txbx>
@@ -16212,7 +19090,7 @@
           </mc:Choice>
           <mc:Fallback>
             <w:pict>
-              <v:shape w14:anchorId="447FCAC5" id="_x0000_s1044" type="#_x0000_t202" style="position:absolute;margin-left:0;margin-top:.45pt;width:220.05pt;height:.05pt;z-index:-251611136;visibility:visible;mso-wrap-style:square;mso-width-percent:0;mso-wrap-distance-left:9pt;mso-wrap-distance-top:0;mso-wrap-distance-right:9pt;mso-wrap-distance-bottom:0;mso-position-horizontal:center;mso-position-horizontal-relative:margin;mso-position-vertical:absolute;mso-position-vertical-relative:text;mso-width-percent:0;mso-width-relative:margin;v-text-anchor:top" o:gfxdata="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" stroked="f">
+              <v:shape w14:anchorId="447FCAC5" id="_x0000_s1052" type="#_x0000_t202" style="position:absolute;margin-left:0;margin-top:.45pt;width:220.05pt;height:.05pt;z-index:-251611136;visibility:visible;mso-wrap-style:square;mso-width-percent:0;mso-wrap-distance-left:9pt;mso-wrap-distance-top:0;mso-wrap-distance-right:9pt;mso-wrap-distance-bottom:0;mso-position-horizontal:center;mso-position-horizontal-relative:margin;mso-position-vertical:absolute;mso-position-vertical-relative:text;mso-width-percent:0;mso-width-relative:margin;v-text-anchor:top" o:gfxdata="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" stroked="f">
                 <v:textbox style="mso-fit-shape-to-text:t" inset="0,0,0,0">
                   <w:txbxContent>
                     <w:p>
@@ -16229,6 +19107,7 @@
                           <w:szCs w:val="26"/>
                         </w:rPr>
                       </w:pPr>
+                      <w:bookmarkStart w:id="100" w:name="_Toc219064838"/>
                       <w:r>
                         <w:t>F</w:t>
                       </w:r>
@@ -16248,7 +19127,7 @@
                         <w:rPr>
                           <w:noProof/>
                         </w:rPr>
-                        <w:t>26</w:t>
+                        <w:t>35</w:t>
                       </w:r>
                       <w:r>
                         <w:rPr>
@@ -16267,6 +19146,7 @@
                       <w:r>
                         <w:t xml:space="preserve"> das páginas de gestão de produtos no stock</w:t>
                       </w:r>
+                      <w:bookmarkEnd w:id="100"/>
                     </w:p>
                   </w:txbxContent>
                 </v:textbox>
@@ -16282,15 +19162,15 @@
       <w:pPr>
         <w:pStyle w:val="Ttulo2"/>
       </w:pPr>
-      <w:bookmarkStart w:id="85" w:name="_Toc218717479"/>
+      <w:bookmarkStart w:id="101" w:name="_Toc219064807"/>
       <w:r>
         <w:lastRenderedPageBreak/>
         <w:t xml:space="preserve">Gestão de </w:t>
       </w:r>
-      <w:bookmarkEnd w:id="85"/>
       <w:r>
         <w:t>Beneficiários</w:t>
       </w:r>
+      <w:bookmarkEnd w:id="101"/>
     </w:p>
     <w:p>
       <w:pPr>
@@ -16359,6 +19239,7 @@
                                 <w:szCs w:val="26"/>
                               </w:rPr>
                             </w:pPr>
+                            <w:bookmarkStart w:id="102" w:name="_Toc219064839"/>
                             <w:r>
                               <w:t>F</w:t>
                             </w:r>
@@ -16378,7 +19259,7 @@
                               <w:rPr>
                                 <w:noProof/>
                               </w:rPr>
-                              <w:t>27</w:t>
+                              <w:t>36</w:t>
                             </w:r>
                             <w:r>
                               <w:rPr>
@@ -16415,6 +19296,7 @@
                             <w:r>
                               <w:t>beneficiários</w:t>
                             </w:r>
+                            <w:bookmarkEnd w:id="102"/>
                           </w:p>
                         </w:txbxContent>
                       </wps:txbx>
@@ -16435,7 +19317,7 @@
           </mc:Choice>
           <mc:Fallback>
             <w:pict>
-              <v:shape w14:anchorId="394C169E" id="_x0000_s1045" type="#_x0000_t202" style="position:absolute;left:0;text-align:left;margin-left:111.4pt;margin-top:292.25pt;width:220.05pt;height:.05pt;z-index:-251609088;visibility:visible;mso-wrap-style:square;mso-width-percent:0;mso-wrap-distance-left:9pt;mso-wrap-distance-top:0;mso-wrap-distance-right:9pt;mso-wrap-distance-bottom:0;mso-position-horizontal:absolute;mso-position-horizontal-relative:margin;mso-position-vertical:absolute;mso-position-vertical-relative:text;mso-width-percent:0;mso-width-relative:margin;v-text-anchor:top" o:gfxdata="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" stroked="f">
+              <v:shape w14:anchorId="394C169E" id="_x0000_s1053" type="#_x0000_t202" style="position:absolute;left:0;text-align:left;margin-left:111.4pt;margin-top:292.25pt;width:220.05pt;height:.05pt;z-index:-251609088;visibility:visible;mso-wrap-style:square;mso-width-percent:0;mso-wrap-distance-left:9pt;mso-wrap-distance-top:0;mso-wrap-distance-right:9pt;mso-wrap-distance-bottom:0;mso-position-horizontal:absolute;mso-position-horizontal-relative:margin;mso-position-vertical:absolute;mso-position-vertical-relative:text;mso-width-percent:0;mso-width-relative:margin;v-text-anchor:top" o:gfxdata="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" stroked="f">
                 <v:textbox style="mso-fit-shape-to-text:t" inset="0,0,0,0">
                   <w:txbxContent>
                     <w:p>
@@ -16452,6 +19334,7 @@
                           <w:szCs w:val="26"/>
                         </w:rPr>
                       </w:pPr>
+                      <w:bookmarkStart w:id="103" w:name="_Toc219064839"/>
                       <w:r>
                         <w:t>F</w:t>
                       </w:r>
@@ -16471,7 +19354,7 @@
                         <w:rPr>
                           <w:noProof/>
                         </w:rPr>
-                        <w:t>27</w:t>
+                        <w:t>36</w:t>
                       </w:r>
                       <w:r>
                         <w:rPr>
@@ -16508,6 +19391,7 @@
                       <w:r>
                         <w:t>beneficiários</w:t>
                       </w:r>
+                      <w:bookmarkEnd w:id="103"/>
                     </w:p>
                   </w:txbxContent>
                 </v:textbox>
@@ -16666,10 +19550,12 @@
       <w:pPr>
         <w:pStyle w:val="Ttulo2"/>
       </w:pPr>
+      <w:bookmarkStart w:id="104" w:name="_Toc219064808"/>
       <w:r>
         <w:lastRenderedPageBreak/>
         <w:t>Pedido de Bens</w:t>
       </w:r>
+      <w:bookmarkEnd w:id="104"/>
     </w:p>
     <w:p>
       <w:pPr>
@@ -16738,6 +19624,7 @@
                                 <w:szCs w:val="26"/>
                               </w:rPr>
                             </w:pPr>
+                            <w:bookmarkStart w:id="105" w:name="_Toc219064840"/>
                             <w:r>
                               <w:t>F</w:t>
                             </w:r>
@@ -16757,7 +19644,7 @@
                               <w:rPr>
                                 <w:noProof/>
                               </w:rPr>
-                              <w:t>28</w:t>
+                              <w:t>37</w:t>
                             </w:r>
                             <w:r>
                               <w:rPr>
@@ -16770,12 +19657,13 @@
                             </w:r>
                             <w:proofErr w:type="spellStart"/>
                             <w:r>
-                              <w:t>Mockups</w:t>
+                              <w:t>Mockup</w:t>
                             </w:r>
                             <w:proofErr w:type="spellEnd"/>
                             <w:r>
-                              <w:t xml:space="preserve"> das páginas de gestão de beneficiários</w:t>
-                            </w:r>
+                              <w:t xml:space="preserve"> do formulário de pedido de bens</w:t>
+                            </w:r>
+                            <w:bookmarkEnd w:id="105"/>
                           </w:p>
                         </w:txbxContent>
                       </wps:txbx>
@@ -16796,7 +19684,7 @@
           </mc:Choice>
           <mc:Fallback>
             <w:pict>
-              <v:shape w14:anchorId="75FE844B" id="_x0000_s1046" type="#_x0000_t202" style="position:absolute;left:0;text-align:left;margin-left:0;margin-top:464.8pt;width:220.05pt;height:.05pt;z-index:-251594752;visibility:visible;mso-wrap-style:square;mso-width-percent:0;mso-wrap-distance-left:9pt;mso-wrap-distance-top:0;mso-wrap-distance-right:9pt;mso-wrap-distance-bottom:0;mso-position-horizontal:center;mso-position-horizontal-relative:margin;mso-position-vertical:absolute;mso-position-vertical-relative:text;mso-width-percent:0;mso-width-relative:margin;v-text-anchor:top" o:gfxdata="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" stroked="f">
+              <v:shape w14:anchorId="75FE844B" id="_x0000_s1054" type="#_x0000_t202" style="position:absolute;left:0;text-align:left;margin-left:0;margin-top:464.8pt;width:220.05pt;height:.05pt;z-index:-251594752;visibility:visible;mso-wrap-style:square;mso-width-percent:0;mso-wrap-distance-left:9pt;mso-wrap-distance-top:0;mso-wrap-distance-right:9pt;mso-wrap-distance-bottom:0;mso-position-horizontal:center;mso-position-horizontal-relative:margin;mso-position-vertical:absolute;mso-position-vertical-relative:text;mso-width-percent:0;mso-width-relative:margin;v-text-anchor:top" o:gfxdata="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" stroked="f">
                 <v:textbox style="mso-fit-shape-to-text:t" inset="0,0,0,0">
                   <w:txbxContent>
                     <w:p>
@@ -16813,6 +19701,7 @@
                           <w:szCs w:val="26"/>
                         </w:rPr>
                       </w:pPr>
+                      <w:bookmarkStart w:id="106" w:name="_Toc219064840"/>
                       <w:r>
                         <w:t>F</w:t>
                       </w:r>
@@ -16832,7 +19721,7 @@
                         <w:rPr>
                           <w:noProof/>
                         </w:rPr>
-                        <w:t>28</w:t>
+                        <w:t>37</w:t>
                       </w:r>
                       <w:r>
                         <w:rPr>
@@ -16845,12 +19734,13 @@
                       </w:r>
                       <w:proofErr w:type="spellStart"/>
                       <w:r>
-                        <w:t>Mockups</w:t>
+                        <w:t>Mockup</w:t>
                       </w:r>
                       <w:proofErr w:type="spellEnd"/>
                       <w:r>
-                        <w:t xml:space="preserve"> das páginas de gestão de beneficiários</w:t>
-                      </w:r>
+                        <w:t xml:space="preserve"> do formulário de pedido de bens</w:t>
+                      </w:r>
+                      <w:bookmarkEnd w:id="106"/>
                     </w:p>
                   </w:txbxContent>
                 </v:textbox>
@@ -16930,10 +19820,12 @@
       <w:pPr>
         <w:pStyle w:val="Ttulo2"/>
       </w:pPr>
+      <w:bookmarkStart w:id="107" w:name="_Toc219064809"/>
       <w:r>
         <w:lastRenderedPageBreak/>
         <w:t>Calendário</w:t>
       </w:r>
+      <w:bookmarkEnd w:id="107"/>
     </w:p>
     <w:p>
       <w:pPr>
@@ -17081,6 +19973,7 @@
                                 <w:szCs w:val="26"/>
                               </w:rPr>
                             </w:pPr>
+                            <w:bookmarkStart w:id="108" w:name="_Toc219064841"/>
                             <w:r>
                               <w:t>F</w:t>
                             </w:r>
@@ -17100,7 +19993,7 @@
                               <w:rPr>
                                 <w:noProof/>
                               </w:rPr>
-                              <w:t>29</w:t>
+                              <w:t>38</w:t>
                             </w:r>
                             <w:r>
                               <w:rPr>
@@ -17119,6 +20012,7 @@
                             <w:r>
                               <w:t xml:space="preserve"> da página do calendário</w:t>
                             </w:r>
+                            <w:bookmarkEnd w:id="108"/>
                           </w:p>
                         </w:txbxContent>
                       </wps:txbx>
@@ -17139,7 +20033,7 @@
           </mc:Choice>
           <mc:Fallback>
             <w:pict>
-              <v:shape w14:anchorId="5E851F1D" id="_x0000_s1047" type="#_x0000_t202" style="position:absolute;margin-left:0;margin-top:.8pt;width:220.05pt;height:.05pt;z-index:-251607040;visibility:visible;mso-wrap-style:square;mso-width-percent:0;mso-wrap-distance-left:9pt;mso-wrap-distance-top:0;mso-wrap-distance-right:9pt;mso-wrap-distance-bottom:0;mso-position-horizontal:center;mso-position-horizontal-relative:margin;mso-position-vertical:absolute;mso-position-vertical-relative:text;mso-width-percent:0;mso-width-relative:margin;v-text-anchor:top" o:gfxdata="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" stroked="f">
+              <v:shape w14:anchorId="5E851F1D" id="_x0000_s1055" type="#_x0000_t202" style="position:absolute;margin-left:0;margin-top:.8pt;width:220.05pt;height:.05pt;z-index:-251607040;visibility:visible;mso-wrap-style:square;mso-width-percent:0;mso-wrap-distance-left:9pt;mso-wrap-distance-top:0;mso-wrap-distance-right:9pt;mso-wrap-distance-bottom:0;mso-position-horizontal:center;mso-position-horizontal-relative:margin;mso-position-vertical:absolute;mso-position-vertical-relative:text;mso-width-percent:0;mso-width-relative:margin;v-text-anchor:top" o:gfxdata="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" stroked="f">
                 <v:textbox style="mso-fit-shape-to-text:t" inset="0,0,0,0">
                   <w:txbxContent>
                     <w:p>
@@ -17156,6 +20050,7 @@
                           <w:szCs w:val="26"/>
                         </w:rPr>
                       </w:pPr>
+                      <w:bookmarkStart w:id="109" w:name="_Toc219064841"/>
                       <w:r>
                         <w:t>F</w:t>
                       </w:r>
@@ -17175,7 +20070,7 @@
                         <w:rPr>
                           <w:noProof/>
                         </w:rPr>
-                        <w:t>29</w:t>
+                        <w:t>38</w:t>
                       </w:r>
                       <w:r>
                         <w:rPr>
@@ -17194,6 +20089,7 @@
                       <w:r>
                         <w:t xml:space="preserve"> da página do calendário</w:t>
                       </w:r>
+                      <w:bookmarkEnd w:id="109"/>
                     </w:p>
                   </w:txbxContent>
                 </v:textbox>
@@ -17224,10 +20120,12 @@
       <w:pPr>
         <w:pStyle w:val="Ttulo2"/>
       </w:pPr>
+      <w:bookmarkStart w:id="110" w:name="_Toc219064810"/>
       <w:r>
         <w:lastRenderedPageBreak/>
         <w:t>Justificação de Falta</w:t>
       </w:r>
+      <w:bookmarkEnd w:id="110"/>
     </w:p>
     <w:p>
       <w:pPr>
@@ -17333,8 +20231,10 @@
                                 <w:color w:val="000000" w:themeColor="text1"/>
                                 <w:sz w:val="26"/>
                                 <w:szCs w:val="26"/>
+                                <w:u w:val="single"/>
                               </w:rPr>
                             </w:pPr>
+                            <w:bookmarkStart w:id="111" w:name="_Toc219064842"/>
                             <w:r>
                               <w:t xml:space="preserve">Figura </w:t>
                             </w:r>
@@ -17351,7 +20251,7 @@
                               <w:rPr>
                                 <w:noProof/>
                               </w:rPr>
-                              <w:t>30</w:t>
+                              <w:t>39</w:t>
                             </w:r>
                             <w:r>
                               <w:rPr>
@@ -17368,8 +20268,9 @@
                             </w:r>
                             <w:proofErr w:type="spellEnd"/>
                             <w:r>
-                              <w:t xml:space="preserve"> da página do calendário</w:t>
-                            </w:r>
+                              <w:t xml:space="preserve"> da página de justificação de falta</w:t>
+                            </w:r>
+                            <w:bookmarkEnd w:id="111"/>
                           </w:p>
                         </w:txbxContent>
                       </wps:txbx>
@@ -17390,7 +20291,7 @@
           </mc:Choice>
           <mc:Fallback>
             <w:pict>
-              <v:shape w14:anchorId="2094BEB0" id="_x0000_s1048" type="#_x0000_t202" style="position:absolute;margin-left:0;margin-top:.15pt;width:220.05pt;height:.05pt;z-index:-251592704;visibility:visible;mso-wrap-style:square;mso-width-percent:0;mso-wrap-distance-left:9pt;mso-wrap-distance-top:0;mso-wrap-distance-right:9pt;mso-wrap-distance-bottom:0;mso-position-horizontal:center;mso-position-horizontal-relative:page;mso-position-vertical:absolute;mso-position-vertical-relative:text;mso-width-percent:0;mso-width-relative:margin;v-text-anchor:top" o:gfxdata="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" stroked="f">
+              <v:shape w14:anchorId="2094BEB0" id="_x0000_s1056" type="#_x0000_t202" style="position:absolute;margin-left:0;margin-top:.15pt;width:220.05pt;height:.05pt;z-index:-251592704;visibility:visible;mso-wrap-style:square;mso-width-percent:0;mso-wrap-distance-left:9pt;mso-wrap-distance-top:0;mso-wrap-distance-right:9pt;mso-wrap-distance-bottom:0;mso-position-horizontal:center;mso-position-horizontal-relative:page;mso-position-vertical:absolute;mso-position-vertical-relative:text;mso-width-percent:0;mso-width-relative:margin;v-text-anchor:top" o:gfxdata="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" stroked="f">
                 <v:textbox style="mso-fit-shape-to-text:t" inset="0,0,0,0">
                   <w:txbxContent>
                     <w:p>
@@ -17405,8 +20306,10 @@
                           <w:color w:val="000000" w:themeColor="text1"/>
                           <w:sz w:val="26"/>
                           <w:szCs w:val="26"/>
+                          <w:u w:val="single"/>
                         </w:rPr>
                       </w:pPr>
+                      <w:bookmarkStart w:id="112" w:name="_Toc219064842"/>
                       <w:r>
                         <w:t xml:space="preserve">Figura </w:t>
                       </w:r>
@@ -17423,7 +20326,7 @@
                         <w:rPr>
                           <w:noProof/>
                         </w:rPr>
-                        <w:t>30</w:t>
+                        <w:t>39</w:t>
                       </w:r>
                       <w:r>
                         <w:rPr>
@@ -17440,8 +20343,9 @@
                       </w:r>
                       <w:proofErr w:type="spellEnd"/>
                       <w:r>
-                        <w:t xml:space="preserve"> da página do calendário</w:t>
-                      </w:r>
+                        <w:t xml:space="preserve"> da página de justificação de falta</w:t>
+                      </w:r>
+                      <w:bookmarkEnd w:id="112"/>
                     </w:p>
                   </w:txbxContent>
                 </v:textbox>
@@ -17472,6 +20376,7 @@
       <w:pPr>
         <w:pStyle w:val="Ttulo2"/>
       </w:pPr>
+      <w:bookmarkStart w:id="113" w:name="_Toc219064811"/>
       <w:r>
         <w:lastRenderedPageBreak/>
         <w:t>Criar</w:t>
@@ -17485,6 +20390,7 @@
       <w:r>
         <w:t>Campanha</w:t>
       </w:r>
+      <w:bookmarkEnd w:id="113"/>
     </w:p>
     <w:p>
       <w:r>
@@ -17624,8 +20530,10 @@
                                 <w:color w:val="000000" w:themeColor="text1"/>
                                 <w:sz w:val="26"/>
                                 <w:szCs w:val="26"/>
+                                <w:u w:val="single"/>
                               </w:rPr>
                             </w:pPr>
+                            <w:bookmarkStart w:id="114" w:name="_Toc219064843"/>
                             <w:r>
                               <w:t xml:space="preserve">Figura </w:t>
                             </w:r>
@@ -17642,7 +20550,7 @@
                               <w:rPr>
                                 <w:noProof/>
                               </w:rPr>
-                              <w:t>31</w:t>
+                              <w:t>40</w:t>
                             </w:r>
                             <w:r>
                               <w:rPr>
@@ -17655,12 +20563,13 @@
                             </w:r>
                             <w:proofErr w:type="spellStart"/>
                             <w:r>
-                              <w:t>Mockup</w:t>
+                              <w:t>Mockups</w:t>
                             </w:r>
                             <w:proofErr w:type="spellEnd"/>
                             <w:r>
-                              <w:t xml:space="preserve"> da página do calendário</w:t>
-                            </w:r>
+                              <w:t xml:space="preserve"> de gestão de campanhas</w:t>
+                            </w:r>
+                            <w:bookmarkEnd w:id="114"/>
                           </w:p>
                         </w:txbxContent>
                       </wps:txbx>
@@ -17681,7 +20590,7 @@
           </mc:Choice>
           <mc:Fallback>
             <w:pict>
-              <v:shape w14:anchorId="5EC35913" id="_x0000_s1049" type="#_x0000_t202" style="position:absolute;margin-left:0;margin-top:7.25pt;width:220.05pt;height:.05pt;z-index:-251590656;visibility:visible;mso-wrap-style:square;mso-width-percent:0;mso-wrap-distance-left:9pt;mso-wrap-distance-top:0;mso-wrap-distance-right:9pt;mso-wrap-distance-bottom:0;mso-position-horizontal:center;mso-position-horizontal-relative:page;mso-position-vertical:absolute;mso-position-vertical-relative:text;mso-width-percent:0;mso-width-relative:margin;v-text-anchor:top" o:gfxdata="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" stroked="f">
+              <v:shape w14:anchorId="5EC35913" id="_x0000_s1057" type="#_x0000_t202" style="position:absolute;margin-left:0;margin-top:7.25pt;width:220.05pt;height:.05pt;z-index:-251590656;visibility:visible;mso-wrap-style:square;mso-width-percent:0;mso-wrap-distance-left:9pt;mso-wrap-distance-top:0;mso-wrap-distance-right:9pt;mso-wrap-distance-bottom:0;mso-position-horizontal:center;mso-position-horizontal-relative:page;mso-position-vertical:absolute;mso-position-vertical-relative:text;mso-width-percent:0;mso-width-relative:margin;v-text-anchor:top" o:gfxdata="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" stroked="f">
                 <v:textbox style="mso-fit-shape-to-text:t" inset="0,0,0,0">
                   <w:txbxContent>
                     <w:p>
@@ -17696,8 +20605,10 @@
                           <w:color w:val="000000" w:themeColor="text1"/>
                           <w:sz w:val="26"/>
                           <w:szCs w:val="26"/>
+                          <w:u w:val="single"/>
                         </w:rPr>
                       </w:pPr>
+                      <w:bookmarkStart w:id="115" w:name="_Toc219064843"/>
                       <w:r>
                         <w:t xml:space="preserve">Figura </w:t>
                       </w:r>
@@ -17714,7 +20625,7 @@
                         <w:rPr>
                           <w:noProof/>
                         </w:rPr>
-                        <w:t>31</w:t>
+                        <w:t>40</w:t>
                       </w:r>
                       <w:r>
                         <w:rPr>
@@ -17727,12 +20638,13 @@
                       </w:r>
                       <w:proofErr w:type="spellStart"/>
                       <w:r>
-                        <w:t>Mockup</w:t>
+                        <w:t>Mockups</w:t>
                       </w:r>
                       <w:proofErr w:type="spellEnd"/>
                       <w:r>
-                        <w:t xml:space="preserve"> da página do calendário</w:t>
-                      </w:r>
+                        <w:t xml:space="preserve"> de gestão de campanhas</w:t>
+                      </w:r>
+                      <w:bookmarkEnd w:id="115"/>
                     </w:p>
                   </w:txbxContent>
                 </v:textbox>
@@ -17771,12 +20683,12 @@
       <w:pPr>
         <w:pStyle w:val="Ttulo1"/>
       </w:pPr>
-      <w:bookmarkStart w:id="86" w:name="_Toc218717481"/>
+      <w:bookmarkStart w:id="116" w:name="_Toc219064812"/>
       <w:r>
         <w:lastRenderedPageBreak/>
         <w:t>Conclusão</w:t>
       </w:r>
-      <w:bookmarkEnd w:id="86"/>
+      <w:bookmarkEnd w:id="116"/>
     </w:p>
     <w:p>
       <w:pPr>
@@ -17788,7 +20700,7 @@
           <w:rFonts w:cstheme="minorHAnsi"/>
         </w:rPr>
       </w:pPr>
-      <w:bookmarkStart w:id="87" w:name="_Toc448947953"/>
+      <w:bookmarkStart w:id="117" w:name="_Toc448947953"/>
       <w:r>
         <w:rPr>
           <w:rFonts w:cstheme="minorHAnsi"/>
@@ -17829,7 +20741,7 @@
         </w:rPr>
         <w:t>Em suma, o trabalho não só descreve o projeto de forma detalhada, como também fornece uma base sólida para a implementação futura da aplicação, contribuindo para a melhoria dos processos internos da Loja Social e para um apoio mais eficaz e organizado aos beneficiários.</w:t>
       </w:r>
-      <w:bookmarkEnd w:id="87"/>
+      <w:bookmarkEnd w:id="117"/>
     </w:p>
     <w:sectPr>
       <w:headerReference w:type="default" r:id="rId53"/>

--- a/docs/Relatorio.docx
+++ b/docs/Relatorio.docx
@@ -644,14 +644,12 @@
         </w:rPr>
         <w:t xml:space="preserve"> | </w:t>
       </w:r>
-      <w:proofErr w:type="gramStart"/>
       <w:r>
         <w:rPr>
           <w:rFonts w:ascii="Arial" w:hAnsi="Arial" w:cs="Arial"/>
         </w:rPr>
         <w:t>Outubro</w:t>
       </w:r>
-      <w:proofErr w:type="gramEnd"/>
       <w:r>
         <w:rPr>
           <w:rFonts w:ascii="Arial" w:hAnsi="Arial" w:cs="Arial"/>
@@ -8085,15 +8083,7 @@
         <w:jc w:val="both"/>
       </w:pPr>
       <w:r>
-        <w:t xml:space="preserve">Face a este cenário, torna-se pertinente a criação de uma aplicação móvel de </w:t>
-      </w:r>
-      <w:proofErr w:type="spellStart"/>
-      <w:r>
-        <w:t>caráter</w:t>
-      </w:r>
-      <w:proofErr w:type="spellEnd"/>
-      <w:r>
-        <w:t xml:space="preserve"> administrativo, concebida exclusivamente para uso dos responsáveis pela Loja Social para simplificar e otimizar as tarefas de gestão da mesma.</w:t>
+        <w:t>Face a este cenário, torna-se pertinente a criação de uma aplicação móvel de caráter administrativo, concebida exclusivamente para uso dos responsáveis pela Loja Social para simplificar e otimizar as tarefas de gestão da mesma.</w:t>
       </w:r>
     </w:p>
     <w:p>
@@ -8187,15 +8177,7 @@
         <w:jc w:val="both"/>
       </w:pPr>
       <w:r>
-        <w:t xml:space="preserve">A Loja Social do IPCA é uma iniciativa de </w:t>
-      </w:r>
-      <w:proofErr w:type="spellStart"/>
-      <w:r>
-        <w:t>caráter</w:t>
-      </w:r>
-      <w:proofErr w:type="spellEnd"/>
-      <w:r>
-        <w:t xml:space="preserve"> solidário e sem fins lucrativos, criada com o propósito de apoiar a comunidade académica, em especial os estudantes em situação de vulnerabilidade socioeconómica. O seu funcionamento baseia-se na recolha de bens doados, que são posteriormente organizados e disponibilizados para distribuição de forma gratuita a quem deles necessite.</w:t>
+        <w:t>A Loja Social do IPCA é uma iniciativa de caráter solidário e sem fins lucrativos, criada com o propósito de apoiar a comunidade académica, em especial os estudantes em situação de vulnerabilidade socioeconómica. O seu funcionamento baseia-se na recolha de bens doados, que são posteriormente organizados e disponibilizados para distribuição de forma gratuita a quem deles necessite.</w:t>
       </w:r>
     </w:p>
     <w:p>
@@ -9109,15 +9091,7 @@
               <w:t xml:space="preserve"> e </w:t>
             </w:r>
             <w:r>
-              <w:t xml:space="preserve">com documentação. Permitir atualizações sem perda de dados, </w:t>
-            </w:r>
-            <w:proofErr w:type="spellStart"/>
-            <w:r>
-              <w:t>logs</w:t>
-            </w:r>
-            <w:proofErr w:type="spellEnd"/>
-            <w:r>
-              <w:t xml:space="preserve"> e métricas disponíveis para equipa técnica.</w:t>
+              <w:t>com documentação. Permitir atualizações sem perda de dados, logs e métricas disponíveis para equipa técnica.</w:t>
             </w:r>
           </w:p>
         </w:tc>
@@ -9394,15 +9368,7 @@
         <w:t>Intervenientes</w:t>
       </w:r>
       <w:r>
-        <w:t xml:space="preserve">: O processo divide-se em duas </w:t>
-      </w:r>
-      <w:proofErr w:type="spellStart"/>
-      <w:r>
-        <w:t>lanes</w:t>
-      </w:r>
-      <w:proofErr w:type="spellEnd"/>
-      <w:r>
-        <w:t>: o Utilizador e a Loja Social.</w:t>
+        <w:t>: O processo divide-se em duas lanes: o Utilizador e a Loja Social.</w:t>
       </w:r>
     </w:p>
     <w:p>
@@ -9663,7 +9629,7 @@
           <w:noProof/>
         </w:rPr>
         <w:drawing>
-          <wp:inline distT="0" distB="0" distL="0" distR="0" wp14:anchorId="6F228B50" wp14:editId="33D92367">
+          <wp:inline distT="0" distB="0" distL="0" distR="0" wp14:anchorId="6F228B50" wp14:editId="3B55A2EC">
             <wp:extent cx="3987067" cy="2355850"/>
             <wp:effectExtent l="0" t="0" r="0" b="6350"/>
             <wp:docPr id="826101158" name="Imagem 20" descr="Uma imagem com captura de ecrã, diagrama, texto, file&#10;&#10;Os conteúdos gerados por IA podem estar incorretos."/>
@@ -10291,15 +10257,7 @@
     </w:p>
     <w:p>
       <w:r>
-        <w:t xml:space="preserve">Se recusar: O processo entra num </w:t>
-      </w:r>
-      <w:proofErr w:type="spellStart"/>
-      <w:r>
-        <w:t>loop</w:t>
-      </w:r>
-      <w:proofErr w:type="spellEnd"/>
-      <w:r>
-        <w:t xml:space="preserve">, </w:t>
+        <w:t xml:space="preserve">Se recusar: O processo entra num loop, </w:t>
       </w:r>
       <w:r>
         <w:t>havendo a repetição</w:t>
@@ -10818,15 +10776,7 @@
         <w:t>Aplica</w:t>
       </w:r>
       <w:r>
-        <w:t xml:space="preserve">ção movel com Android </w:t>
-      </w:r>
-      <w:proofErr w:type="spellStart"/>
-      <w:r>
-        <w:t>Studio</w:t>
-      </w:r>
-      <w:proofErr w:type="spellEnd"/>
-      <w:r>
-        <w:t>;</w:t>
+        <w:t>ção movel com Android Studio;</w:t>
       </w:r>
     </w:p>
     <w:p>
@@ -10839,15 +10789,7 @@
         <w:jc w:val="both"/>
       </w:pPr>
       <w:r>
-        <w:t xml:space="preserve">Website com </w:t>
-      </w:r>
-      <w:proofErr w:type="spellStart"/>
-      <w:r>
-        <w:t>React</w:t>
-      </w:r>
-      <w:proofErr w:type="spellEnd"/>
-      <w:r>
-        <w:t xml:space="preserve"> e Next.js;</w:t>
+        <w:t>Website com React e Next.js;</w:t>
       </w:r>
     </w:p>
     <w:p>
@@ -11578,13 +11520,8 @@
               <w:cnfStyle w:val="000000100000" w:firstRow="0" w:lastRow="0" w:firstColumn="0" w:lastColumn="0" w:oddVBand="0" w:evenVBand="0" w:oddHBand="1" w:evenHBand="0" w:firstRowFirstColumn="0" w:firstRowLastColumn="0" w:lastRowFirstColumn="0" w:lastRowLastColumn="0"/>
             </w:pPr>
             <w:r>
-              <w:t xml:space="preserve">Android </w:t>
-            </w:r>
-            <w:proofErr w:type="spellStart"/>
-            <w:r>
-              <w:t>Studio</w:t>
-            </w:r>
-            <w:proofErr w:type="spellEnd"/>
+              <w:t>Android Studio</w:t>
+            </w:r>
           </w:p>
         </w:tc>
       </w:tr>
@@ -11605,7 +11542,6 @@
                 <w:bCs w:val="0"/>
               </w:rPr>
             </w:pPr>
-            <w:proofErr w:type="spellStart"/>
             <w:r>
               <w:rPr>
                 <w:b w:val="0"/>
@@ -11613,7 +11549,6 @@
               </w:rPr>
               <w:t>Frontend</w:t>
             </w:r>
-            <w:proofErr w:type="spellEnd"/>
           </w:p>
         </w:tc>
         <w:tc>
@@ -11625,13 +11560,8 @@
               <w:jc w:val="center"/>
               <w:cnfStyle w:val="000000000000" w:firstRow="0" w:lastRow="0" w:firstColumn="0" w:lastColumn="0" w:oddVBand="0" w:evenVBand="0" w:oddHBand="0" w:evenHBand="0" w:firstRowFirstColumn="0" w:firstRowLastColumn="0" w:lastRowFirstColumn="0" w:lastRowLastColumn="0"/>
             </w:pPr>
-            <w:proofErr w:type="spellStart"/>
-            <w:r>
-              <w:t>React</w:t>
-            </w:r>
-            <w:proofErr w:type="spellEnd"/>
-            <w:r>
-              <w:t xml:space="preserve"> e Next.js</w:t>
+            <w:r>
+              <w:t>React e Next.js</w:t>
             </w:r>
           </w:p>
         </w:tc>
@@ -11654,7 +11584,6 @@
                 <w:bCs w:val="0"/>
               </w:rPr>
             </w:pPr>
-            <w:proofErr w:type="spellStart"/>
             <w:r>
               <w:rPr>
                 <w:b w:val="0"/>
@@ -11662,7 +11591,6 @@
               </w:rPr>
               <w:t>Backend</w:t>
             </w:r>
-            <w:proofErr w:type="spellEnd"/>
           </w:p>
         </w:tc>
         <w:tc>
@@ -11715,11 +11643,9 @@
               <w:jc w:val="center"/>
               <w:cnfStyle w:val="000000000000" w:firstRow="0" w:lastRow="0" w:firstColumn="0" w:lastColumn="0" w:oddVBand="0" w:evenVBand="0" w:oddHBand="0" w:evenHBand="0" w:firstRowFirstColumn="0" w:firstRowLastColumn="0" w:lastRowFirstColumn="0" w:lastRowLastColumn="0"/>
             </w:pPr>
-            <w:proofErr w:type="spellStart"/>
             <w:r>
               <w:t>PostgreSQL</w:t>
             </w:r>
-            <w:proofErr w:type="spellEnd"/>
           </w:p>
         </w:tc>
       </w:tr>
@@ -12766,15 +12692,7 @@
         <w:keepNext/>
       </w:pPr>
       <w:r>
-        <w:t>Análise: A Loja Social analisa a candidatura. Este caso de uso tem extensões (&lt;&lt;</w:t>
-      </w:r>
-      <w:proofErr w:type="spellStart"/>
-      <w:r>
-        <w:t>Extend</w:t>
-      </w:r>
-      <w:proofErr w:type="spellEnd"/>
-      <w:r>
-        <w:t>&gt;&gt;) importantes:</w:t>
+        <w:t>Análise: A Loja Social analisa a candidatura. Este caso de uso tem extensões (&lt;&lt;Extend&gt;&gt;) importantes:</w:t>
       </w:r>
     </w:p>
     <w:p>
@@ -12989,15 +12907,7 @@
         <w:jc w:val="both"/>
       </w:pPr>
       <w:r>
-        <w:t>Existem relações de dependência onde a procura de bens pode incluir (&lt;&lt;</w:t>
-      </w:r>
-      <w:proofErr w:type="spellStart"/>
-      <w:r>
-        <w:t>Include</w:t>
-      </w:r>
-      <w:proofErr w:type="spellEnd"/>
-      <w:r>
-        <w:t>&gt;&gt;) a notificação ao beneficiário ou estender para "Agenda Entrega" caso os bens existam.</w:t>
+        <w:t>Existem relações de dependência onde a procura de bens pode incluir (&lt;&lt;Include&gt;&gt;) a notificação ao beneficiário ou estender para "Agenda Entrega" caso os bens existam.</w:t>
       </w:r>
       <w:r>
         <w:br w:type="page"/>
@@ -13852,7 +13762,6 @@
       <w:r>
         <w:t xml:space="preserve"> utilizando o </w:t>
       </w:r>
-      <w:proofErr w:type="spellStart"/>
       <w:r>
         <w:rPr>
           <w:b/>
@@ -13860,7 +13769,6 @@
         </w:rPr>
         <w:t>PostgreSQL</w:t>
       </w:r>
-      <w:proofErr w:type="spellEnd"/>
       <w:r>
         <w:t>. A estrutura da base de dados garante a centralização de dados, o controlo rigoroso do inventário e a automação de alertas.</w:t>
       </w:r>
@@ -13898,154 +13806,268 @@
           <w:b/>
           <w:bCs/>
         </w:rPr>
-        <w:t>tilizadores (</w:t>
-      </w:r>
-      <w:proofErr w:type="spellStart"/>
+        <w:t>tilizadores (User)</w:t>
+      </w:r>
+      <w:r>
+        <w:t xml:space="preserve"> </w:t>
+      </w:r>
+      <w:r>
+        <w:t xml:space="preserve">e </w:t>
+      </w:r>
       <w:r>
         <w:rPr>
           <w:b/>
           <w:bCs/>
         </w:rPr>
-        <w:t>User</w:t>
-      </w:r>
-      <w:proofErr w:type="spellEnd"/>
+        <w:t>Beneficiários</w:t>
+      </w:r>
       <w:r>
         <w:rPr>
           <w:b/>
           <w:bCs/>
         </w:rPr>
-        <w:t>)</w:t>
-      </w:r>
-      <w:r>
-        <w:t xml:space="preserve"> </w:t>
-      </w:r>
-      <w:proofErr w:type="gramStart"/>
-      <w:r>
-        <w:t xml:space="preserve">e </w:t>
+        <w:t xml:space="preserve"> (beneficiary)</w:t>
+      </w:r>
+      <w:r>
+        <w:t xml:space="preserve"> estabelecem um registo centralizado dos utilizadores e estudantes elegíveis para apoio, sendo a base para a segurança do sistema. A gestão da logística é suportada pelas tabelas </w:t>
       </w:r>
       <w:r>
         <w:rPr>
           <w:b/>
           <w:bCs/>
         </w:rPr>
-        <w:t>Beneficiários</w:t>
-      </w:r>
-      <w:proofErr w:type="gramEnd"/>
+        <w:t>Agendamentos</w:t>
+      </w:r>
       <w:r>
         <w:rPr>
           <w:b/>
           <w:bCs/>
         </w:rPr>
-        <w:t xml:space="preserve"> (</w:t>
-      </w:r>
-      <w:proofErr w:type="spellStart"/>
+        <w:t xml:space="preserve"> </w:t>
+      </w:r>
       <w:r>
         <w:rPr>
           <w:b/>
           <w:bCs/>
         </w:rPr>
-        <w:t>beneficiary</w:t>
-      </w:r>
-      <w:proofErr w:type="spellEnd"/>
+        <w:t>(</w:t>
+      </w:r>
       <w:r>
         <w:rPr>
           <w:b/>
           <w:bCs/>
         </w:rPr>
-        <w:t>)</w:t>
-      </w:r>
-      <w:r>
-        <w:t xml:space="preserve"> estabelecem um registo centralizado dos utilizadores e estudantes elegíveis para apoio, sendo a base para a segurança do sistema. A gestão da logística é suportada pelas tabelas </w:t>
+        <w:t>Scheduling</w:t>
       </w:r>
       <w:r>
         <w:rPr>
           <w:b/>
           <w:bCs/>
         </w:rPr>
-        <w:t>Agendamentos</w:t>
+        <w:t>)</w:t>
+      </w:r>
+      <w:r>
+        <w:t xml:space="preserve"> e </w:t>
       </w:r>
       <w:r>
         <w:rPr>
           <w:b/>
           <w:bCs/>
         </w:rPr>
-        <w:t xml:space="preserve"> </w:t>
+        <w:t>Entregas</w:t>
       </w:r>
       <w:r>
         <w:rPr>
           <w:b/>
           <w:bCs/>
         </w:rPr>
-        <w:t>(</w:t>
-      </w:r>
-      <w:proofErr w:type="spellStart"/>
+        <w:t xml:space="preserve"> </w:t>
+      </w:r>
       <w:r>
         <w:rPr>
           <w:b/>
           <w:bCs/>
         </w:rPr>
-        <w:t>Scheduling</w:t>
-      </w:r>
-      <w:proofErr w:type="spellEnd"/>
+        <w:t>(deliveries)</w:t>
+      </w:r>
+      <w:r>
+        <w:t>, que rastreiam as datas de levantamento e o estado das distribuições.</w:t>
+      </w:r>
+    </w:p>
+    <w:p>
+      <w:pPr>
+        <w:spacing w:line="276" w:lineRule="auto"/>
+        <w:jc w:val="both"/>
+      </w:pPr>
+      <w:r>
+        <w:br w:type="page"/>
+      </w:r>
+    </w:p>
+    <w:p>
+      <w:pPr>
+        <w:pStyle w:val="Ttulo2"/>
+        <w:rPr>
+          <w:b w:val="0"/>
+          <w:bCs w:val="0"/>
+        </w:rPr>
+      </w:pPr>
+      <w:bookmarkStart w:id="57" w:name="_Toc219064784"/>
+      <w:r>
+        <w:lastRenderedPageBreak/>
+        <w:t>Gestão de Inventário e Rastreio</w:t>
+      </w:r>
+      <w:bookmarkEnd w:id="57"/>
+    </w:p>
+    <w:p>
+      <w:pPr>
+        <w:jc w:val="both"/>
+      </w:pPr>
+      <w:r>
+        <w:t>O sistema separa o catálogo de produtos (</w:t>
+      </w:r>
       <w:r>
         <w:rPr>
           <w:b/>
           <w:bCs/>
         </w:rPr>
-        <w:t>)</w:t>
-      </w:r>
-      <w:r>
-        <w:t xml:space="preserve"> e </w:t>
+        <w:t>Item</w:t>
+      </w:r>
+      <w:r>
+        <w:t>) do seu registo em armazém (</w:t>
       </w:r>
       <w:r>
         <w:rPr>
           <w:b/>
           <w:bCs/>
         </w:rPr>
-        <w:t>Entregas</w:t>
+        <w:t>Stock</w:t>
+      </w:r>
+      <w:r>
+        <w:t xml:space="preserve">). Esta separação é vital, pois a tabela Stock armazena a </w:t>
       </w:r>
       <w:r>
         <w:rPr>
           <w:b/>
           <w:bCs/>
         </w:rPr>
-        <w:t xml:space="preserve"> </w:t>
+        <w:t>Data</w:t>
       </w:r>
       <w:r>
         <w:rPr>
           <w:b/>
           <w:bCs/>
         </w:rPr>
-        <w:t>(</w:t>
-      </w:r>
-      <w:proofErr w:type="spellStart"/>
+        <w:t xml:space="preserve"> de </w:t>
+      </w:r>
       <w:r>
         <w:rPr>
           <w:b/>
           <w:bCs/>
         </w:rPr>
-        <w:t>deliveries</w:t>
-      </w:r>
-      <w:proofErr w:type="spellEnd"/>
+        <w:t>Validade</w:t>
+      </w:r>
       <w:r>
         <w:rPr>
           <w:b/>
           <w:bCs/>
         </w:rPr>
-        <w:t>)</w:t>
-      </w:r>
-      <w:r>
-        <w:t>, que rastreiam as datas de levantamento e o estado das distribuições.</w:t>
+        <w:t xml:space="preserve"> (expiration_date)</w:t>
+      </w:r>
+      <w:r>
+        <w:t xml:space="preserve">, permitindo ao sistema verificar a proximidade da expiração dos bens e evitar desperdícios. As transações de bens, tanto nas </w:t>
+      </w:r>
+      <w:r>
+        <w:rPr>
+          <w:b/>
+          <w:bCs/>
+        </w:rPr>
+        <w:t>Doa</w:t>
+      </w:r>
+      <w:r>
+        <w:rPr>
+          <w:b/>
+          <w:bCs/>
+        </w:rPr>
+        <w:t>çõe</w:t>
+      </w:r>
+      <w:r>
+        <w:rPr>
+          <w:b/>
+          <w:bCs/>
+        </w:rPr>
+        <w:t>s</w:t>
+      </w:r>
+      <w:r>
+        <w:rPr>
+          <w:b/>
+          <w:bCs/>
+        </w:rPr>
+        <w:t xml:space="preserve"> (donation)</w:t>
+      </w:r>
+      <w:r>
+        <w:t xml:space="preserve"> quanto nas </w:t>
+      </w:r>
+      <w:r>
+        <w:rPr>
+          <w:b/>
+          <w:bCs/>
+        </w:rPr>
+        <w:t>Entregas</w:t>
+      </w:r>
+      <w:r>
+        <w:t>, são detalhadas através de tabelas específicas (</w:t>
+      </w:r>
+      <w:r>
+        <w:rPr>
+          <w:b/>
+          <w:bCs/>
+        </w:rPr>
+        <w:t>donation</w:t>
+      </w:r>
+      <w:r>
+        <w:rPr>
+          <w:b/>
+          <w:bCs/>
+        </w:rPr>
+        <w:t>_</w:t>
+      </w:r>
+      <w:r>
+        <w:rPr>
+          <w:b/>
+          <w:bCs/>
+        </w:rPr>
+        <w:t>i</w:t>
+      </w:r>
+      <w:r>
+        <w:rPr>
+          <w:b/>
+          <w:bCs/>
+        </w:rPr>
+        <w:t>tem</w:t>
+      </w:r>
+      <w:r>
+        <w:t xml:space="preserve"> e </w:t>
+      </w:r>
+      <w:r>
+        <w:rPr>
+          <w:b/>
+          <w:bCs/>
+        </w:rPr>
+        <w:t>delivery_items</w:t>
+      </w:r>
+      <w:r>
+        <w:t>), que registam a quantidade exata de cada Item movimentado.</w:t>
       </w:r>
     </w:p>
     <w:p>
       <w:pPr>
         <w:spacing w:line="276" w:lineRule="auto"/>
-        <w:jc w:val="both"/>
-      </w:pPr>
-      <w:r>
-        <w:br w:type="page"/>
-      </w:r>
+        <w:ind w:left="142"/>
+        <w:rPr>
+          <w:b/>
+          <w:bCs/>
+        </w:rPr>
+      </w:pPr>
     </w:p>
     <w:p>
       <w:pPr>
@@ -14055,230 +14077,26 @@
           <w:bCs w:val="0"/>
         </w:rPr>
       </w:pPr>
-      <w:bookmarkStart w:id="57" w:name="_Toc219064784"/>
-      <w:r>
-        <w:lastRenderedPageBreak/>
-        <w:t>Gestão de Inventário e Rastreio</w:t>
-      </w:r>
-      <w:bookmarkEnd w:id="57"/>
+      <w:bookmarkStart w:id="58" w:name="_Toc219064785"/>
+      <w:r>
+        <w:t>Alertas e Auditoria</w:t>
+      </w:r>
+      <w:bookmarkEnd w:id="58"/>
     </w:p>
     <w:p>
       <w:pPr>
         <w:jc w:val="both"/>
       </w:pPr>
       <w:r>
-        <w:t>O sistema separa o catálogo de produtos (</w:t>
+        <w:t xml:space="preserve">Para apoio operacional, o sistema utiliza a tabela </w:t>
       </w:r>
       <w:r>
         <w:rPr>
           <w:b/>
           <w:bCs/>
         </w:rPr>
-        <w:t>Item</w:t>
-      </w:r>
-      <w:r>
-        <w:t>) do seu registo em armazém (</w:t>
-      </w:r>
-      <w:r>
-        <w:rPr>
-          <w:b/>
-          <w:bCs/>
-        </w:rPr>
-        <w:t>Stock</w:t>
-      </w:r>
-      <w:r>
-        <w:t xml:space="preserve">). Esta separação é vital, pois a tabela Stock armazena a </w:t>
-      </w:r>
-      <w:r>
-        <w:rPr>
-          <w:b/>
-          <w:bCs/>
-        </w:rPr>
-        <w:t>Data</w:t>
-      </w:r>
-      <w:r>
-        <w:rPr>
-          <w:b/>
-          <w:bCs/>
-        </w:rPr>
-        <w:t xml:space="preserve"> de </w:t>
-      </w:r>
-      <w:r>
-        <w:rPr>
-          <w:b/>
-          <w:bCs/>
-        </w:rPr>
-        <w:t>Validade</w:t>
-      </w:r>
-      <w:r>
-        <w:rPr>
-          <w:b/>
-          <w:bCs/>
-        </w:rPr>
-        <w:t xml:space="preserve"> (</w:t>
-      </w:r>
-      <w:proofErr w:type="spellStart"/>
-      <w:r>
-        <w:rPr>
-          <w:b/>
-          <w:bCs/>
-        </w:rPr>
-        <w:t>expiration_date</w:t>
-      </w:r>
-      <w:proofErr w:type="spellEnd"/>
-      <w:r>
-        <w:rPr>
-          <w:b/>
-          <w:bCs/>
-        </w:rPr>
-        <w:t>)</w:t>
-      </w:r>
-      <w:r>
-        <w:t xml:space="preserve">, permitindo ao sistema verificar a proximidade da expiração dos bens e evitar desperdícios. As transações de bens, tanto nas </w:t>
-      </w:r>
-      <w:r>
-        <w:rPr>
-          <w:b/>
-          <w:bCs/>
-        </w:rPr>
-        <w:t>Doa</w:t>
-      </w:r>
-      <w:r>
-        <w:rPr>
-          <w:b/>
-          <w:bCs/>
-        </w:rPr>
-        <w:t>çõe</w:t>
-      </w:r>
-      <w:r>
-        <w:rPr>
-          <w:b/>
-          <w:bCs/>
-        </w:rPr>
-        <w:t>s</w:t>
-      </w:r>
-      <w:r>
-        <w:rPr>
-          <w:b/>
-          <w:bCs/>
-        </w:rPr>
-        <w:t xml:space="preserve"> (</w:t>
-      </w:r>
-      <w:proofErr w:type="spellStart"/>
-      <w:r>
-        <w:rPr>
-          <w:b/>
-          <w:bCs/>
-        </w:rPr>
-        <w:t>donation</w:t>
-      </w:r>
-      <w:proofErr w:type="spellEnd"/>
-      <w:r>
-        <w:rPr>
-          <w:b/>
-          <w:bCs/>
-        </w:rPr>
-        <w:t>)</w:t>
-      </w:r>
-      <w:r>
-        <w:t xml:space="preserve"> quanto nas </w:t>
-      </w:r>
-      <w:r>
-        <w:rPr>
-          <w:b/>
-          <w:bCs/>
-        </w:rPr>
-        <w:t>Entregas</w:t>
-      </w:r>
-      <w:r>
-        <w:t>, são detalhadas através de tabelas específicas (</w:t>
-      </w:r>
-      <w:proofErr w:type="spellStart"/>
-      <w:r>
-        <w:rPr>
-          <w:b/>
-          <w:bCs/>
-        </w:rPr>
-        <w:t>donation</w:t>
-      </w:r>
-      <w:r>
-        <w:rPr>
-          <w:b/>
-          <w:bCs/>
-        </w:rPr>
-        <w:t>_</w:t>
-      </w:r>
-      <w:r>
-        <w:rPr>
-          <w:b/>
-          <w:bCs/>
-        </w:rPr>
-        <w:t>i</w:t>
-      </w:r>
-      <w:r>
-        <w:rPr>
-          <w:b/>
-          <w:bCs/>
-        </w:rPr>
-        <w:t>tem</w:t>
-      </w:r>
-      <w:proofErr w:type="spellEnd"/>
-      <w:r>
-        <w:t xml:space="preserve"> e </w:t>
-      </w:r>
-      <w:proofErr w:type="spellStart"/>
-      <w:r>
-        <w:rPr>
-          <w:b/>
-          <w:bCs/>
-        </w:rPr>
-        <w:t>delivery_items</w:t>
-      </w:r>
-      <w:proofErr w:type="spellEnd"/>
-      <w:r>
-        <w:t>), que registam a quantidade exata de cada Item movimentado.</w:t>
-      </w:r>
-    </w:p>
-    <w:p>
-      <w:pPr>
-        <w:spacing w:line="276" w:lineRule="auto"/>
-        <w:ind w:left="142"/>
-        <w:rPr>
-          <w:b/>
-          <w:bCs/>
-        </w:rPr>
-      </w:pPr>
-    </w:p>
-    <w:p>
-      <w:pPr>
-        <w:pStyle w:val="Ttulo2"/>
-        <w:rPr>
-          <w:b w:val="0"/>
-          <w:bCs w:val="0"/>
-        </w:rPr>
-      </w:pPr>
-      <w:bookmarkStart w:id="58" w:name="_Toc219064785"/>
-      <w:r>
-        <w:t>Alertas e Auditoria</w:t>
-      </w:r>
-      <w:bookmarkEnd w:id="58"/>
-    </w:p>
-    <w:p>
-      <w:pPr>
-        <w:jc w:val="both"/>
-      </w:pPr>
-      <w:r>
-        <w:t xml:space="preserve">Para apoio operacional, o sistema utiliza a tabela </w:t>
-      </w:r>
-      <w:proofErr w:type="spellStart"/>
-      <w:r>
-        <w:rPr>
-          <w:b/>
-          <w:bCs/>
-        </w:rPr>
         <w:t>notification_scheduled</w:t>
       </w:r>
-      <w:proofErr w:type="spellEnd"/>
       <w:r>
         <w:t xml:space="preserve"> para armazenar o histórico de alertas, sendo esta última crucial para notificar sobre a validade próxima dos bens. A estrutura das tabelas permite, por fim, que a aplicação rastreie </w:t>
       </w:r>
@@ -14494,7 +14312,7 @@
           <w:noProof/>
         </w:rPr>
         <w:drawing>
-          <wp:inline distT="0" distB="0" distL="0" distR="0" wp14:anchorId="5A9E3B83" wp14:editId="30BF3ECE">
+          <wp:inline distT="0" distB="0" distL="0" distR="0" wp14:anchorId="5A9E3B83" wp14:editId="690D3921">
             <wp:extent cx="5579745" cy="2667000"/>
             <wp:effectExtent l="0" t="0" r="1905" b="0"/>
             <wp:docPr id="1735752534" name="Imagem 23"/>
@@ -14590,49 +14408,7 @@
         <w:t>Métodos</w:t>
       </w:r>
       <w:r>
-        <w:t xml:space="preserve"> (</w:t>
-      </w:r>
-      <w:proofErr w:type="spellStart"/>
-      <w:r>
-        <w:t>ex</w:t>
-      </w:r>
-      <w:proofErr w:type="spellEnd"/>
-      <w:r>
-        <w:t>: +</w:t>
-      </w:r>
-      <w:proofErr w:type="spellStart"/>
-      <w:proofErr w:type="gramStart"/>
-      <w:r>
-        <w:t>VerificarValidade</w:t>
-      </w:r>
-      <w:proofErr w:type="spellEnd"/>
-      <w:r>
-        <w:t>(</w:t>
-      </w:r>
-      <w:proofErr w:type="gramEnd"/>
-      <w:r>
-        <w:t>), +</w:t>
-      </w:r>
-      <w:proofErr w:type="spellStart"/>
-      <w:proofErr w:type="gramStart"/>
-      <w:r>
-        <w:t>PrepararItens</w:t>
-      </w:r>
-      <w:proofErr w:type="spellEnd"/>
-      <w:r>
-        <w:t>(</w:t>
-      </w:r>
-      <w:proofErr w:type="gramEnd"/>
-      <w:r>
-        <w:t>), +</w:t>
-      </w:r>
-      <w:proofErr w:type="gramStart"/>
-      <w:r>
-        <w:t>Login(</w:t>
-      </w:r>
-      <w:proofErr w:type="gramEnd"/>
-      <w:r>
-        <w:t xml:space="preserve">)), que representam as ações e funções que a aplicação executa para implementar os requisitos de negócio (como a verificação de expiração ou o fluxo de entrega). A estrutura da base de dados apenas define o </w:t>
+        <w:t xml:space="preserve"> (ex: +VerificarValidade(), +PrepararItens(), +Login()), que representam as ações e funções que a aplicação executa para implementar os requisitos de negócio (como a verificação de expiração ou o fluxo de entrega). A estrutura da base de dados apenas define o </w:t>
       </w:r>
       <w:r>
         <w:rPr>
@@ -14662,20 +14438,7 @@
         <w:t>tipos de dados de retorno</w:t>
       </w:r>
       <w:r>
-        <w:t xml:space="preserve"> dos métodos (</w:t>
-      </w:r>
-      <w:proofErr w:type="spellStart"/>
-      <w:r>
-        <w:t>ex</w:t>
-      </w:r>
-      <w:proofErr w:type="spellEnd"/>
-      <w:proofErr w:type="gramStart"/>
-      <w:r>
-        <w:t>: :</w:t>
-      </w:r>
-      <w:proofErr w:type="gramEnd"/>
-      <w:r>
-        <w:t xml:space="preserve"> Lista&lt;Entregas&gt;), o que é essencial para o desenvolvimento do código, mas irrelevante para a estrutura pura da base de dados.</w:t>
+        <w:t xml:space="preserve"> dos métodos (ex: : Lista&lt;Entregas&gt;), o que é essencial para o desenvolvimento do código, mas irrelevante para a estrutura pura da base de dados.</w:t>
       </w:r>
     </w:p>
     <w:p>
@@ -14922,23 +14685,7 @@
         <w:t xml:space="preserve">. </w:t>
       </w:r>
       <w:r>
-        <w:t xml:space="preserve"> O foco está exclusivamente nos Atributos (</w:t>
-      </w:r>
-      <w:proofErr w:type="spellStart"/>
-      <w:r>
-        <w:t>ex</w:t>
-      </w:r>
-      <w:proofErr w:type="spellEnd"/>
-      <w:r>
-        <w:t xml:space="preserve">: Nome, </w:t>
-      </w:r>
-      <w:proofErr w:type="spellStart"/>
-      <w:r>
-        <w:t>Data_Nasc</w:t>
-      </w:r>
-      <w:proofErr w:type="spellEnd"/>
-      <w:r>
-        <w:t>, Quantidade) e nas Relações (Associações, Agregações), que representam as regras de dados essenciais para o negócio (como a relação entre Beneficiário e Entregas).</w:t>
+        <w:t xml:space="preserve"> O foco está exclusivamente nos Atributos (ex: Nome, Data_Nasc, Quantidade) e nas Relações (Associações, Agregações), que representam as regras de dados essenciais para o negócio (como a relação entre Beneficiário e Entregas).</w:t>
       </w:r>
     </w:p>
     <w:p>
@@ -14969,13 +14716,11 @@
         <w:pStyle w:val="Ttulo1"/>
       </w:pPr>
       <w:bookmarkStart w:id="63" w:name="_Toc219064788"/>
-      <w:proofErr w:type="spellStart"/>
       <w:r>
         <w:lastRenderedPageBreak/>
         <w:t>Mockups</w:t>
       </w:r>
       <w:bookmarkEnd w:id="63"/>
-      <w:proofErr w:type="spellEnd"/>
     </w:p>
     <w:p>
       <w:pPr>
@@ -14998,13 +14743,13 @@
         <mc:AlternateContent>
           <mc:Choice Requires="wps">
             <w:drawing>
-              <wp:anchor distT="0" distB="0" distL="114300" distR="114300" simplePos="0" relativeHeight="251727872" behindDoc="1" locked="0" layoutInCell="1" allowOverlap="1" wp14:anchorId="5C2189B4" wp14:editId="54B3D96C">
+              <wp:anchor distT="0" distB="0" distL="114300" distR="114300" simplePos="0" relativeHeight="251727872" behindDoc="1" locked="0" layoutInCell="1" allowOverlap="1" wp14:anchorId="5C2189B4" wp14:editId="215C1162">
                 <wp:simplePos x="0" y="0"/>
                 <wp:positionH relativeFrom="margin">
                   <wp:align>center</wp:align>
                 </wp:positionH>
                 <wp:positionV relativeFrom="paragraph">
-                  <wp:posOffset>5855501</wp:posOffset>
+                  <wp:posOffset>5099961</wp:posOffset>
                 </wp:positionV>
                 <wp:extent cx="6697345" cy="635"/>
                 <wp:effectExtent l="0" t="0" r="8255" b="0"/>
@@ -15074,15 +14819,7 @@
                               <w:fldChar w:fldCharType="end"/>
                             </w:r>
                             <w:r>
-                              <w:t xml:space="preserve">- </w:t>
-                            </w:r>
-                            <w:proofErr w:type="spellStart"/>
-                            <w:r>
-                              <w:t>Mockups</w:t>
-                            </w:r>
-                            <w:proofErr w:type="spellEnd"/>
-                            <w:r>
-                              <w:t xml:space="preserve"> das páginas de Login e Registo</w:t>
+                              <w:t>- Mockups das páginas de Login e Registo</w:t>
                             </w:r>
                           </w:p>
                         </w:txbxContent>
@@ -15101,7 +14838,7 @@
           </mc:Choice>
           <mc:Fallback>
             <w:pict>
-              <v:shape w14:anchorId="5C2189B4" id="_x0000_s1036" type="#_x0000_t202" style="position:absolute;left:0;text-align:left;margin-left:0;margin-top:461.05pt;width:527.35pt;height:.05pt;z-index:-251588608;visibility:visible;mso-wrap-style:square;mso-wrap-distance-left:9pt;mso-wrap-distance-top:0;mso-wrap-distance-right:9pt;mso-wrap-distance-bottom:0;mso-position-horizontal:center;mso-position-horizontal-relative:margin;mso-position-vertical:absolute;mso-position-vertical-relative:text;v-text-anchor:top" o:gfxdata="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" stroked="f">
+              <v:shape w14:anchorId="5C2189B4" id="_x0000_s1036" type="#_x0000_t202" style="position:absolute;left:0;text-align:left;margin-left:0;margin-top:401.55pt;width:527.35pt;height:.05pt;z-index:-251588608;visibility:visible;mso-wrap-style:square;mso-wrap-distance-left:9pt;mso-wrap-distance-top:0;mso-wrap-distance-right:9pt;mso-wrap-distance-bottom:0;mso-position-horizontal:center;mso-position-horizontal-relative:margin;mso-position-vertical:absolute;mso-position-vertical-relative:text;v-text-anchor:top" o:gfxdata="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" stroked="f">
                 <v:textbox style="mso-fit-shape-to-text:t" inset="0,0,0,0">
                   <w:txbxContent>
                     <w:p>
@@ -15138,15 +14875,7 @@
                         <w:fldChar w:fldCharType="end"/>
                       </w:r>
                       <w:r>
-                        <w:t xml:space="preserve">- </w:t>
-                      </w:r>
-                      <w:proofErr w:type="spellStart"/>
-                      <w:r>
-                        <w:t>Mockups</w:t>
-                      </w:r>
-                      <w:proofErr w:type="spellEnd"/>
-                      <w:r>
-                        <w:t xml:space="preserve"> das páginas de Login e Registo</w:t>
+                        <w:t>- Mockups das páginas de Login e Registo</w:t>
                       </w:r>
                     </w:p>
                   </w:txbxContent>
@@ -15158,10 +14887,13 @@
         </mc:AlternateContent>
       </w:r>
       <w:r>
+        <w:rPr>
+          <w:noProof/>
+        </w:rPr>
         <w:drawing>
-          <wp:inline distT="0" distB="0" distL="0" distR="0" wp14:anchorId="76DB8A07" wp14:editId="7BCC97A3">
-            <wp:extent cx="5579745" cy="5706745"/>
-            <wp:effectExtent l="0" t="0" r="1905" b="8255"/>
+          <wp:inline distT="0" distB="0" distL="0" distR="0" wp14:anchorId="76DB8A07" wp14:editId="79A2591F">
+            <wp:extent cx="4834393" cy="4944428"/>
+            <wp:effectExtent l="0" t="0" r="4445" b="8890"/>
             <wp:docPr id="1055848884" name="Imagem 1" descr="Uma imagem com texto, captura de ecrã, Tipo de letra, design&#10;&#10;Os conteúdos gerados por IA podem estar incorretos."/>
             <wp:cNvGraphicFramePr>
               <a:graphicFrameLocks xmlns:a="http://schemas.openxmlformats.org/drawingml/2006/main" noChangeAspect="1"/>
@@ -15182,7 +14914,7 @@
                   <pic:spPr>
                     <a:xfrm>
                       <a:off x="0" y="0"/>
-                      <a:ext cx="5579745" cy="5706745"/>
+                      <a:ext cx="4836288" cy="4946366"/>
                     </a:xfrm>
                     <a:prstGeom prst="rect">
                       <a:avLst/>
@@ -15197,7 +14929,23 @@
     </w:p>
     <w:p>
       <w:pPr>
-        <w:jc w:val="center"/>
+        <w:jc w:val="both"/>
+      </w:pPr>
+      <w:r>
+        <w:t>Nestas páginas, é apresentada a interface de autenticação e de registo de novos utilizadores na aplicação. No formulário de login, o utilizador deve introduzir o seu email institucional e a respetiva palavra-passe para aceder ao sistema.</w:t>
+      </w:r>
+    </w:p>
+    <w:p>
+      <w:pPr>
+        <w:jc w:val="both"/>
+      </w:pPr>
+      <w:r>
+        <w:t>Além disso, caso o utilizador ainda não possua conta, pode selecionar a opção de registo, onde lhe são solicitados dados essenciais como o nome completo, email e a definição de uma palavra-passe segura.</w:t>
+      </w:r>
+    </w:p>
+    <w:p>
+      <w:pPr>
+        <w:jc w:val="both"/>
       </w:pPr>
     </w:p>
     <w:p>
@@ -15222,13 +14970,13 @@
         <mc:AlternateContent>
           <mc:Choice Requires="wps">
             <w:drawing>
-              <wp:anchor distT="0" distB="0" distL="114300" distR="114300" simplePos="0" relativeHeight="251729920" behindDoc="1" locked="0" layoutInCell="1" allowOverlap="1" wp14:anchorId="0F4B2EF8" wp14:editId="79C4C156">
+              <wp:anchor distT="0" distB="0" distL="114300" distR="114300" simplePos="0" relativeHeight="251729920" behindDoc="1" locked="0" layoutInCell="1" allowOverlap="1" wp14:anchorId="0F4B2EF8" wp14:editId="2FB73E7D">
                 <wp:simplePos x="0" y="0"/>
-                <wp:positionH relativeFrom="page">
+                <wp:positionH relativeFrom="margin">
                   <wp:align>center</wp:align>
                 </wp:positionH>
                 <wp:positionV relativeFrom="paragraph">
-                  <wp:posOffset>7025502</wp:posOffset>
+                  <wp:posOffset>5585819</wp:posOffset>
                 </wp:positionV>
                 <wp:extent cx="6697345" cy="635"/>
                 <wp:effectExtent l="0" t="0" r="8255" b="0"/>
@@ -15298,18 +15046,7 @@
                               <w:fldChar w:fldCharType="end"/>
                             </w:r>
                             <w:r>
-                              <w:t xml:space="preserve">- </w:t>
-                            </w:r>
-                            <w:proofErr w:type="spellStart"/>
-                            <w:r>
-                              <w:t>Mockups</w:t>
-                            </w:r>
-                            <w:proofErr w:type="spellEnd"/>
-                            <w:r>
-                              <w:t xml:space="preserve"> </w:t>
-                            </w:r>
-                            <w:r>
-                              <w:t>da página de edição de perfil</w:t>
+                              <w:t>- Mockups da página de edição de perfil</w:t>
                             </w:r>
                           </w:p>
                         </w:txbxContent>
@@ -15328,7 +15065,7 @@
           </mc:Choice>
           <mc:Fallback>
             <w:pict>
-              <v:shape w14:anchorId="0F4B2EF8" id="_x0000_s1037" type="#_x0000_t202" style="position:absolute;left:0;text-align:left;margin-left:0;margin-top:553.2pt;width:527.35pt;height:.05pt;z-index:-251586560;visibility:visible;mso-wrap-style:square;mso-wrap-distance-left:9pt;mso-wrap-distance-top:0;mso-wrap-distance-right:9pt;mso-wrap-distance-bottom:0;mso-position-horizontal:center;mso-position-horizontal-relative:page;mso-position-vertical:absolute;mso-position-vertical-relative:text;v-text-anchor:top" o:gfxdata="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" stroked="f">
+              <v:shape w14:anchorId="0F4B2EF8" id="_x0000_s1037" type="#_x0000_t202" style="position:absolute;left:0;text-align:left;margin-left:0;margin-top:439.85pt;width:527.35pt;height:.05pt;z-index:-251586560;visibility:visible;mso-wrap-style:square;mso-wrap-distance-left:9pt;mso-wrap-distance-top:0;mso-wrap-distance-right:9pt;mso-wrap-distance-bottom:0;mso-position-horizontal:center;mso-position-horizontal-relative:margin;mso-position-vertical:absolute;mso-position-vertical-relative:text;v-text-anchor:top" o:gfxdata="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" stroked="f">
                 <v:textbox style="mso-fit-shape-to-text:t" inset="0,0,0,0">
                   <w:txbxContent>
                     <w:p>
@@ -15365,33 +15102,25 @@
                         <w:fldChar w:fldCharType="end"/>
                       </w:r>
                       <w:r>
-                        <w:t xml:space="preserve">- </w:t>
-                      </w:r>
-                      <w:proofErr w:type="spellStart"/>
-                      <w:r>
-                        <w:t>Mockups</w:t>
-                      </w:r>
-                      <w:proofErr w:type="spellEnd"/>
-                      <w:r>
-                        <w:t xml:space="preserve"> </w:t>
-                      </w:r>
-                      <w:r>
-                        <w:t>da página de edição de perfil</w:t>
+                        <w:t>- Mockups da página de edição de perfil</w:t>
                       </w:r>
                     </w:p>
                   </w:txbxContent>
                 </v:textbox>
-                <w10:wrap type="tight" anchorx="page"/>
+                <w10:wrap type="tight" anchorx="margin"/>
               </v:shape>
             </w:pict>
           </mc:Fallback>
         </mc:AlternateContent>
       </w:r>
       <w:r>
+        <w:rPr>
+          <w:noProof/>
+        </w:rPr>
         <w:drawing>
-          <wp:inline distT="0" distB="0" distL="0" distR="0" wp14:anchorId="48FF3760" wp14:editId="440EF7DC">
-            <wp:extent cx="3229426" cy="6868484"/>
-            <wp:effectExtent l="0" t="0" r="9525" b="8890"/>
+          <wp:inline distT="0" distB="0" distL="0" distR="0" wp14:anchorId="48FF3760" wp14:editId="033A0F87">
+            <wp:extent cx="2542212" cy="5406887"/>
+            <wp:effectExtent l="0" t="0" r="0" b="3810"/>
             <wp:docPr id="1075869403" name="Imagem 1" descr="Uma imagem com texto, captura de ecrã, Tipo de letra, número&#10;&#10;Os conteúdos gerados por IA podem estar incorretos."/>
             <wp:cNvGraphicFramePr>
               <a:graphicFrameLocks xmlns:a="http://schemas.openxmlformats.org/drawingml/2006/main" noChangeAspect="1"/>
@@ -15412,7 +15141,7 @@
                   <pic:spPr>
                     <a:xfrm>
                       <a:off x="0" y="0"/>
-                      <a:ext cx="3229426" cy="6868484"/>
+                      <a:ext cx="2544840" cy="5412477"/>
                     </a:xfrm>
                     <a:prstGeom prst="rect">
                       <a:avLst/>
@@ -15427,8 +15156,22 @@
     </w:p>
     <w:p>
       <w:pPr>
-        <w:jc w:val="center"/>
-      </w:pPr>
+        <w:jc w:val="both"/>
+      </w:pPr>
+      <w:r>
+        <w:t>Nesta página, o utilizador tem a possibilidade de visualizar e atualizar os seus dados pessoais registados na aplicação. O formulário apresenta caixas de texto editáveis para alterar informações como o nome, o número de telemóvel e a fotografia de perfil.</w:t>
+      </w:r>
+    </w:p>
+    <w:p>
+      <w:pPr>
+        <w:jc w:val="both"/>
+      </w:pPr>
+      <w:r>
+        <w:t xml:space="preserve">Também </w:t>
+      </w:r>
+      <w:r>
+        <w:t>existe um botão para guardar as alterações, que atualiza a informação na base de dados e notifica o utilizador de que o perfil foi editado com sucesso.</w:t>
+      </w:r>
     </w:p>
     <w:p>
       <w:pPr>
@@ -15452,13 +15195,13 @@
         <mc:AlternateContent>
           <mc:Choice Requires="wps">
             <w:drawing>
-              <wp:anchor distT="0" distB="0" distL="114300" distR="114300" simplePos="0" relativeHeight="251731968" behindDoc="1" locked="0" layoutInCell="1" allowOverlap="1" wp14:anchorId="5F1D4D1B" wp14:editId="4D979F0F">
+              <wp:anchor distT="0" distB="0" distL="114300" distR="114300" simplePos="0" relativeHeight="251731968" behindDoc="1" locked="0" layoutInCell="1" allowOverlap="1" wp14:anchorId="5F1D4D1B" wp14:editId="1A2EA718">
                 <wp:simplePos x="0" y="0"/>
                 <wp:positionH relativeFrom="margin">
                   <wp:align>center</wp:align>
                 </wp:positionH>
                 <wp:positionV relativeFrom="paragraph">
-                  <wp:posOffset>6993697</wp:posOffset>
+                  <wp:posOffset>5180357</wp:posOffset>
                 </wp:positionV>
                 <wp:extent cx="6697345" cy="635"/>
                 <wp:effectExtent l="0" t="0" r="8255" b="0"/>
@@ -15528,18 +15271,7 @@
                               <w:fldChar w:fldCharType="end"/>
                             </w:r>
                             <w:r>
-                              <w:t xml:space="preserve">- </w:t>
-                            </w:r>
-                            <w:proofErr w:type="spellStart"/>
-                            <w:r>
-                              <w:t>Mockups</w:t>
-                            </w:r>
-                            <w:proofErr w:type="spellEnd"/>
-                            <w:r>
-                              <w:t xml:space="preserve"> </w:t>
-                            </w:r>
-                            <w:r>
-                              <w:t>da página de edição de Palavra-passe</w:t>
+                              <w:t>- Mockups da página de edição de Palavra-passe</w:t>
                             </w:r>
                           </w:p>
                         </w:txbxContent>
@@ -15558,7 +15290,7 @@
           </mc:Choice>
           <mc:Fallback>
             <w:pict>
-              <v:shape w14:anchorId="5F1D4D1B" id="_x0000_s1038" type="#_x0000_t202" style="position:absolute;left:0;text-align:left;margin-left:0;margin-top:550.7pt;width:527.35pt;height:.05pt;z-index:-251584512;visibility:visible;mso-wrap-style:square;mso-wrap-distance-left:9pt;mso-wrap-distance-top:0;mso-wrap-distance-right:9pt;mso-wrap-distance-bottom:0;mso-position-horizontal:center;mso-position-horizontal-relative:margin;mso-position-vertical:absolute;mso-position-vertical-relative:text;v-text-anchor:top" o:gfxdata="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" stroked="f">
+              <v:shape w14:anchorId="5F1D4D1B" id="_x0000_s1038" type="#_x0000_t202" style="position:absolute;left:0;text-align:left;margin-left:0;margin-top:407.9pt;width:527.35pt;height:.05pt;z-index:-251584512;visibility:visible;mso-wrap-style:square;mso-wrap-distance-left:9pt;mso-wrap-distance-top:0;mso-wrap-distance-right:9pt;mso-wrap-distance-bottom:0;mso-position-horizontal:center;mso-position-horizontal-relative:margin;mso-position-vertical:absolute;mso-position-vertical-relative:text;v-text-anchor:top" o:gfxdata="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" stroked="f">
                 <v:textbox style="mso-fit-shape-to-text:t" inset="0,0,0,0">
                   <w:txbxContent>
                     <w:p>
@@ -15595,18 +15327,7 @@
                         <w:fldChar w:fldCharType="end"/>
                       </w:r>
                       <w:r>
-                        <w:t xml:space="preserve">- </w:t>
-                      </w:r>
-                      <w:proofErr w:type="spellStart"/>
-                      <w:r>
-                        <w:t>Mockups</w:t>
-                      </w:r>
-                      <w:proofErr w:type="spellEnd"/>
-                      <w:r>
-                        <w:t xml:space="preserve"> </w:t>
-                      </w:r>
-                      <w:r>
-                        <w:t>da página de edição de Palavra-passe</w:t>
+                        <w:t>- Mockups da página de edição de Palavra-passe</w:t>
                       </w:r>
                     </w:p>
                   </w:txbxContent>
@@ -15618,10 +15339,13 @@
         </mc:AlternateContent>
       </w:r>
       <w:r>
+        <w:rPr>
+          <w:noProof/>
+        </w:rPr>
         <w:drawing>
-          <wp:inline distT="0" distB="0" distL="0" distR="0" wp14:anchorId="054989D1" wp14:editId="2A9CE462">
-            <wp:extent cx="3238952" cy="6868484"/>
-            <wp:effectExtent l="0" t="0" r="0" b="8890"/>
+          <wp:inline distT="0" distB="0" distL="0" distR="0" wp14:anchorId="054989D1" wp14:editId="6DF82358">
+            <wp:extent cx="2337684" cy="4957265"/>
+            <wp:effectExtent l="0" t="0" r="5715" b="0"/>
             <wp:docPr id="161041327" name="Imagem 1" descr="Uma imagem com texto, captura de ecrã, Tipo de letra, número&#10;&#10;Os conteúdos gerados por IA podem estar incorretos."/>
             <wp:cNvGraphicFramePr>
               <a:graphicFrameLocks xmlns:a="http://schemas.openxmlformats.org/drawingml/2006/main" noChangeAspect="1"/>
@@ -15642,7 +15366,7 @@
                   <pic:spPr>
                     <a:xfrm>
                       <a:off x="0" y="0"/>
-                      <a:ext cx="3238952" cy="6868484"/>
+                      <a:ext cx="2340232" cy="4962669"/>
                     </a:xfrm>
                     <a:prstGeom prst="rect">
                       <a:avLst/>
@@ -15657,6 +15381,30 @@
     </w:p>
     <w:p>
       <w:pPr>
+        <w:jc w:val="both"/>
+      </w:pPr>
+      <w:r>
+        <w:t>Nesta página, dedicada à segurança da conta, o utilizador pode proceder à alteração das suas credenciais de acesso. O formulário exige o preenchimento da palavra-passe atual, seguido da introdução da nova palavra-passe e da sua confirmação.</w:t>
+      </w:r>
+    </w:p>
+    <w:p>
+      <w:pPr>
+        <w:jc w:val="both"/>
+      </w:pPr>
+      <w:r>
+        <w:t>Além disso, o sistema verifica se a nova palavra-passe cumpre os requisitos mínimos de segurança e se os campos da nova senha coincidem.</w:t>
+      </w:r>
+    </w:p>
+    <w:p>
+      <w:pPr>
+        <w:jc w:val="both"/>
+      </w:pPr>
+      <w:r>
+        <w:t>Por fim, ao submeter o formulário, a palavra-passe é atualizada no sistema e o utilizador recebe uma confirmação da operação.</w:t>
+      </w:r>
+    </w:p>
+    <w:p>
+      <w:pPr>
         <w:jc w:val="center"/>
       </w:pPr>
     </w:p>
@@ -15671,16 +15419,16 @@
         </w:rPr>
         <w:lastRenderedPageBreak/>
         <w:drawing>
-          <wp:anchor distT="0" distB="0" distL="114300" distR="114300" simplePos="0" relativeHeight="251688960" behindDoc="0" locked="0" layoutInCell="1" allowOverlap="1" wp14:anchorId="7BBEFBCB" wp14:editId="0A82B3F3">
+          <wp:anchor distT="0" distB="0" distL="114300" distR="114300" simplePos="0" relativeHeight="251688960" behindDoc="0" locked="0" layoutInCell="1" allowOverlap="1" wp14:anchorId="7BBEFBCB" wp14:editId="661700DC">
             <wp:simplePos x="0" y="0"/>
             <wp:positionH relativeFrom="page">
               <wp:align>center</wp:align>
             </wp:positionH>
             <wp:positionV relativeFrom="paragraph">
-              <wp:posOffset>459003</wp:posOffset>
+              <wp:posOffset>475008</wp:posOffset>
             </wp:positionV>
-            <wp:extent cx="3360420" cy="7085330"/>
-            <wp:effectExtent l="0" t="0" r="0" b="1270"/>
+            <wp:extent cx="2647315" cy="5582285"/>
+            <wp:effectExtent l="0" t="0" r="635" b="0"/>
             <wp:wrapTopAndBottom/>
             <wp:docPr id="1334781660" name="Imagem 11" descr="Uma imagem com texto, captura de ecrã, Página web, Publicidade online&#10;&#10;Os conteúdos gerados por IA podem estar incorretos."/>
             <wp:cNvGraphicFramePr>
@@ -15711,7 +15459,7 @@
                   <pic:spPr bwMode="auto">
                     <a:xfrm>
                       <a:off x="0" y="0"/>
-                      <a:ext cx="3360420" cy="7085330"/>
+                      <a:ext cx="2647315" cy="5582285"/>
                     </a:xfrm>
                     <a:prstGeom prst="rect">
                       <a:avLst/>
@@ -15724,6 +15472,12 @@
                 </pic:pic>
               </a:graphicData>
             </a:graphic>
+            <wp14:sizeRelH relativeFrom="margin">
+              <wp14:pctWidth>0</wp14:pctWidth>
+            </wp14:sizeRelH>
+            <wp14:sizeRelV relativeFrom="margin">
+              <wp14:pctHeight>0</wp14:pctHeight>
+            </wp14:sizeRelV>
           </wp:anchor>
         </w:drawing>
       </w:r>
@@ -15734,11 +15488,6 @@
     </w:p>
     <w:p>
       <w:pPr>
-        <w:keepNext/>
-      </w:pPr>
-    </w:p>
-    <w:p>
-      <w:pPr>
         <w:pStyle w:val="Legenda"/>
         <w:jc w:val="center"/>
       </w:pPr>
@@ -15768,18 +15517,42 @@
         <w:fldChar w:fldCharType="end"/>
       </w:r>
       <w:r>
-        <w:t xml:space="preserve"> - </w:t>
-      </w:r>
-      <w:proofErr w:type="spellStart"/>
-      <w:r>
-        <w:t>Mockup</w:t>
-      </w:r>
-      <w:proofErr w:type="spellEnd"/>
-      <w:r>
-        <w:t xml:space="preserve"> Página Principal</w:t>
+        <w:t xml:space="preserve"> - Mockup Página Principal</w:t>
       </w:r>
       <w:bookmarkEnd w:id="68"/>
     </w:p>
+    <w:p/>
+    <w:p>
+      <w:r>
+        <w:t xml:space="preserve">Nesta </w:t>
+      </w:r>
+      <w:r>
+        <w:t>página</w:t>
+      </w:r>
+      <w:r>
+        <w:t xml:space="preserve"> é possível visualizar as campanhas de solidariedade a decorrer e estatísticas sobre o impacto da Loja Social.</w:t>
+      </w:r>
+    </w:p>
+    <w:p>
+      <w:r>
+        <w:t xml:space="preserve">Além disso, é apresentado um </w:t>
+      </w:r>
+      <w:r>
+        <w:t>botão</w:t>
+      </w:r>
+      <w:r>
+        <w:t xml:space="preserve"> para "Pedir Apoio", facilitando o acesso rápido ao processo de candidatura</w:t>
+      </w:r>
+      <w:r>
+        <w:t>.</w:t>
+      </w:r>
+    </w:p>
+    <w:p>
+      <w:r>
+        <w:t>Por fim, a página contém um menu de navegação inferior que permite ao utilizador alternar facilmente entre as diferentes funcionalidades, como o perfil, notificações e documentos.</w:t>
+      </w:r>
+    </w:p>
+    <w:p/>
     <w:p>
       <w:pPr>
         <w:pStyle w:val="Ttulo2"/>
@@ -15802,13 +15575,13 @@
         <mc:AlternateContent>
           <mc:Choice Requires="wps">
             <w:drawing>
-              <wp:anchor distT="0" distB="0" distL="114300" distR="114300" simplePos="0" relativeHeight="251734016" behindDoc="1" locked="0" layoutInCell="1" allowOverlap="1" wp14:anchorId="54804F3E" wp14:editId="3013E128">
+              <wp:anchor distT="0" distB="0" distL="114300" distR="114300" simplePos="0" relativeHeight="251734016" behindDoc="1" locked="0" layoutInCell="1" allowOverlap="1" wp14:anchorId="54804F3E" wp14:editId="32780DED">
                 <wp:simplePos x="0" y="0"/>
                 <wp:positionH relativeFrom="margin">
                   <wp:align>center</wp:align>
                 </wp:positionH>
                 <wp:positionV relativeFrom="paragraph">
-                  <wp:posOffset>5872039</wp:posOffset>
+                  <wp:posOffset>4559880</wp:posOffset>
                 </wp:positionV>
                 <wp:extent cx="6697345" cy="635"/>
                 <wp:effectExtent l="0" t="0" r="8255" b="0"/>
@@ -15878,15 +15651,7 @@
                               <w:fldChar w:fldCharType="end"/>
                             </w:r>
                             <w:r>
-                              <w:t xml:space="preserve">- </w:t>
-                            </w:r>
-                            <w:proofErr w:type="spellStart"/>
-                            <w:r>
-                              <w:t>Mockup</w:t>
-                            </w:r>
-                            <w:proofErr w:type="spellEnd"/>
-                            <w:r>
-                              <w:t xml:space="preserve"> da página de ajuda</w:t>
+                              <w:t>- Mockup da página de ajuda</w:t>
                             </w:r>
                           </w:p>
                         </w:txbxContent>
@@ -15905,7 +15670,7 @@
           </mc:Choice>
           <mc:Fallback>
             <w:pict>
-              <v:shape w14:anchorId="54804F3E" id="_x0000_s1039" type="#_x0000_t202" style="position:absolute;left:0;text-align:left;margin-left:0;margin-top:462.35pt;width:527.35pt;height:.05pt;z-index:-251582464;visibility:visible;mso-wrap-style:square;mso-wrap-distance-left:9pt;mso-wrap-distance-top:0;mso-wrap-distance-right:9pt;mso-wrap-distance-bottom:0;mso-position-horizontal:center;mso-position-horizontal-relative:margin;mso-position-vertical:absolute;mso-position-vertical-relative:text;v-text-anchor:top" o:gfxdata="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" stroked="f">
+              <v:shape w14:anchorId="54804F3E" id="_x0000_s1039" type="#_x0000_t202" style="position:absolute;left:0;text-align:left;margin-left:0;margin-top:359.05pt;width:527.35pt;height:.05pt;z-index:-251582464;visibility:visible;mso-wrap-style:square;mso-wrap-distance-left:9pt;mso-wrap-distance-top:0;mso-wrap-distance-right:9pt;mso-wrap-distance-bottom:0;mso-position-horizontal:center;mso-position-horizontal-relative:margin;mso-position-vertical:absolute;mso-position-vertical-relative:text;v-text-anchor:top" o:gfxdata="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" stroked="f">
                 <v:textbox style="mso-fit-shape-to-text:t" inset="0,0,0,0">
                   <w:txbxContent>
                     <w:p>
@@ -15942,15 +15707,7 @@
                         <w:fldChar w:fldCharType="end"/>
                       </w:r>
                       <w:r>
-                        <w:t xml:space="preserve">- </w:t>
-                      </w:r>
-                      <w:proofErr w:type="spellStart"/>
-                      <w:r>
-                        <w:t>Mockup</w:t>
-                      </w:r>
-                      <w:proofErr w:type="spellEnd"/>
-                      <w:r>
-                        <w:t xml:space="preserve"> da página de ajuda</w:t>
+                        <w:t>- Mockup da página de ajuda</w:t>
                       </w:r>
                     </w:p>
                   </w:txbxContent>
@@ -15962,10 +15719,13 @@
         </mc:AlternateContent>
       </w:r>
       <w:r>
+        <w:rPr>
+          <w:noProof/>
+        </w:rPr>
         <w:drawing>
-          <wp:inline distT="0" distB="0" distL="0" distR="0" wp14:anchorId="43130166" wp14:editId="1189AC76">
-            <wp:extent cx="2715004" cy="5715798"/>
-            <wp:effectExtent l="0" t="0" r="9525" b="0"/>
+          <wp:inline distT="0" distB="0" distL="0" distR="0" wp14:anchorId="43130166" wp14:editId="00C424CD">
+            <wp:extent cx="2077278" cy="4373217"/>
+            <wp:effectExtent l="0" t="0" r="0" b="8890"/>
             <wp:docPr id="1849489438" name="Imagem 1" descr="Uma imagem com texto, captura de ecrã, Tipo de letra, número&#10;&#10;Os conteúdos gerados por IA podem estar incorretos."/>
             <wp:cNvGraphicFramePr>
               <a:graphicFrameLocks xmlns:a="http://schemas.openxmlformats.org/drawingml/2006/main" noChangeAspect="1"/>
@@ -15986,7 +15746,7 @@
                   <pic:spPr>
                     <a:xfrm>
                       <a:off x="0" y="0"/>
-                      <a:ext cx="2715004" cy="5715798"/>
+                      <a:ext cx="2080038" cy="4379028"/>
                     </a:xfrm>
                     <a:prstGeom prst="rect">
                       <a:avLst/>
@@ -16001,8 +15761,40 @@
     </w:p>
     <w:p>
       <w:pPr>
-        <w:jc w:val="center"/>
-      </w:pPr>
+        <w:jc w:val="both"/>
+      </w:pPr>
+      <w:r>
+        <w:t xml:space="preserve">Nesta página, o utilizador encontra </w:t>
+      </w:r>
+      <w:r>
+        <w:t>os apoios disponíveis</w:t>
+      </w:r>
+      <w:r>
+        <w:t xml:space="preserve"> </w:t>
+      </w:r>
+      <w:r>
+        <w:t>n</w:t>
+      </w:r>
+      <w:r>
+        <w:t>a Loja Social</w:t>
+      </w:r>
+      <w:r>
+        <w:t>, que pode candidatar-se e como funciona o processo de candidatura</w:t>
+      </w:r>
+      <w:r>
+        <w:t>.</w:t>
+      </w:r>
+    </w:p>
+    <w:p>
+      <w:pPr>
+        <w:jc w:val="both"/>
+      </w:pPr>
+      <w:r>
+        <w:t xml:space="preserve">Por fim, existe </w:t>
+      </w:r>
+      <w:r>
+        <w:t>um botão na parte superior que permite criar uma candidatura.</w:t>
+      </w:r>
     </w:p>
     <w:p>
       <w:pPr>
@@ -16563,18 +16355,7 @@
                               <w:fldChar w:fldCharType="end"/>
                             </w:r>
                             <w:r>
-                              <w:t xml:space="preserve">- </w:t>
-                            </w:r>
-                            <w:proofErr w:type="spellStart"/>
-                            <w:r>
-                              <w:t>Mockups</w:t>
-                            </w:r>
-                            <w:proofErr w:type="spellEnd"/>
-                            <w:r>
-                              <w:t xml:space="preserve"> das páginas </w:t>
-                            </w:r>
-                            <w:r>
-                              <w:t>de dados e documentos</w:t>
+                              <w:t>- Mockups das páginas de dados e documentos</w:t>
                             </w:r>
                           </w:p>
                         </w:txbxContent>
@@ -16630,18 +16411,7 @@
                         <w:fldChar w:fldCharType="end"/>
                       </w:r>
                       <w:r>
-                        <w:t xml:space="preserve">- </w:t>
-                      </w:r>
-                      <w:proofErr w:type="spellStart"/>
-                      <w:r>
-                        <w:t>Mockups</w:t>
-                      </w:r>
-                      <w:proofErr w:type="spellEnd"/>
-                      <w:r>
-                        <w:t xml:space="preserve"> das páginas </w:t>
-                      </w:r>
-                      <w:r>
-                        <w:t>de dados e documentos</w:t>
+                        <w:t>- Mockups das páginas de dados e documentos</w:t>
                       </w:r>
                     </w:p>
                   </w:txbxContent>
@@ -17029,18 +16799,7 @@
                               <w:fldChar w:fldCharType="end"/>
                             </w:r>
                             <w:r>
-                              <w:t xml:space="preserve">- </w:t>
-                            </w:r>
-                            <w:proofErr w:type="spellStart"/>
-                            <w:r>
-                              <w:t>Mockups</w:t>
-                            </w:r>
-                            <w:proofErr w:type="spellEnd"/>
-                            <w:r>
-                              <w:t xml:space="preserve"> das páginas </w:t>
-                            </w:r>
-                            <w:r>
-                              <w:t>de Estados da candidatura</w:t>
+                              <w:t>- Mockups das páginas de Estados da candidatura</w:t>
                             </w:r>
                           </w:p>
                         </w:txbxContent>
@@ -17096,18 +16855,7 @@
                         <w:fldChar w:fldCharType="end"/>
                       </w:r>
                       <w:r>
-                        <w:t xml:space="preserve">- </w:t>
-                      </w:r>
-                      <w:proofErr w:type="spellStart"/>
-                      <w:r>
-                        <w:t>Mockups</w:t>
-                      </w:r>
-                      <w:proofErr w:type="spellEnd"/>
-                      <w:r>
-                        <w:t xml:space="preserve"> das páginas </w:t>
-                      </w:r>
-                      <w:r>
-                        <w:t>de Estados da candidatura</w:t>
+                        <w:t>- Mockups das páginas de Estados da candidatura</w:t>
                       </w:r>
                     </w:p>
                   </w:txbxContent>
@@ -17123,7 +16871,7 @@
           <w:noProof/>
         </w:rPr>
         <w:drawing>
-          <wp:inline distT="0" distB="0" distL="0" distR="0" wp14:anchorId="33356D91" wp14:editId="6D09EC68">
+          <wp:inline distT="0" distB="0" distL="0" distR="0" wp14:anchorId="33356D91" wp14:editId="2F0EE252">
             <wp:extent cx="5321039" cy="2686862"/>
             <wp:effectExtent l="0" t="0" r="0" b="0"/>
             <wp:docPr id="1719185855" name="Imagem 10" descr="Uma imagem com texto, captura de ecrã, Tipo de letra, Marca&#10;&#10;Os conteúdos gerados por IA podem estar incorretos."/>
@@ -17544,10 +17292,7 @@
                             </w:pPr>
                             <w:bookmarkStart w:id="85" w:name="_Toc219064834"/>
                             <w:r>
-                              <w:t>F</w:t>
-                            </w:r>
-                            <w:r>
-                              <w:t xml:space="preserve">igura </w:t>
+                              <w:t xml:space="preserve">Figura </w:t>
                             </w:r>
                             <w:r>
                               <w:fldChar w:fldCharType="begin"/>
@@ -17571,15 +17316,7 @@
                               <w:fldChar w:fldCharType="end"/>
                             </w:r>
                             <w:r>
-                              <w:t xml:space="preserve">– </w:t>
-                            </w:r>
-                            <w:proofErr w:type="spellStart"/>
-                            <w:r>
-                              <w:t>Mockup</w:t>
-                            </w:r>
-                            <w:proofErr w:type="spellEnd"/>
-                            <w:r>
-                              <w:t xml:space="preserve"> da página inicial do Administrador</w:t>
+                              <w:t>– Mockup da página inicial do Administrador</w:t>
                             </w:r>
                             <w:bookmarkEnd w:id="85"/>
                           </w:p>
@@ -17621,10 +17358,7 @@
                       </w:pPr>
                       <w:bookmarkStart w:id="86" w:name="_Toc219064834"/>
                       <w:r>
-                        <w:t>F</w:t>
-                      </w:r>
-                      <w:r>
-                        <w:t xml:space="preserve">igura </w:t>
+                        <w:t xml:space="preserve">Figura </w:t>
                       </w:r>
                       <w:r>
                         <w:fldChar w:fldCharType="begin"/>
@@ -17648,15 +17382,7 @@
                         <w:fldChar w:fldCharType="end"/>
                       </w:r>
                       <w:r>
-                        <w:t xml:space="preserve">– </w:t>
-                      </w:r>
-                      <w:proofErr w:type="spellStart"/>
-                      <w:r>
-                        <w:t>Mockup</w:t>
-                      </w:r>
-                      <w:proofErr w:type="spellEnd"/>
-                      <w:r>
-                        <w:t xml:space="preserve"> da página inicial do Administrador</w:t>
+                        <w:t>– Mockup da página inicial do Administrador</w:t>
                       </w:r>
                       <w:bookmarkEnd w:id="86"/>
                     </w:p>
@@ -17808,10 +17534,7 @@
                             </w:pPr>
                             <w:bookmarkStart w:id="88" w:name="_Toc219064835"/>
                             <w:r>
-                              <w:t>F</w:t>
-                            </w:r>
-                            <w:r>
-                              <w:t xml:space="preserve">igura </w:t>
+                              <w:t xml:space="preserve">Figura </w:t>
                             </w:r>
                             <w:r>
                               <w:fldChar w:fldCharType="begin"/>
@@ -17835,15 +17558,7 @@
                               <w:fldChar w:fldCharType="end"/>
                             </w:r>
                             <w:r>
-                              <w:t xml:space="preserve"> – </w:t>
-                            </w:r>
-                            <w:proofErr w:type="spellStart"/>
-                            <w:r>
-                              <w:t>Mockup</w:t>
-                            </w:r>
-                            <w:proofErr w:type="spellEnd"/>
-                            <w:r>
-                              <w:t xml:space="preserve"> da página de candidaturas</w:t>
+                              <w:t xml:space="preserve"> – Mockup da página de candidaturas</w:t>
                             </w:r>
                             <w:bookmarkEnd w:id="88"/>
                           </w:p>
@@ -17885,10 +17600,7 @@
                       </w:pPr>
                       <w:bookmarkStart w:id="89" w:name="_Toc219064835"/>
                       <w:r>
-                        <w:t>F</w:t>
-                      </w:r>
-                      <w:r>
-                        <w:t xml:space="preserve">igura </w:t>
+                        <w:t xml:space="preserve">Figura </w:t>
                       </w:r>
                       <w:r>
                         <w:fldChar w:fldCharType="begin"/>
@@ -17912,15 +17624,7 @@
                         <w:fldChar w:fldCharType="end"/>
                       </w:r>
                       <w:r>
-                        <w:t xml:space="preserve"> – </w:t>
-                      </w:r>
-                      <w:proofErr w:type="spellStart"/>
-                      <w:r>
-                        <w:t>Mockup</w:t>
-                      </w:r>
-                      <w:proofErr w:type="spellEnd"/>
-                      <w:r>
-                        <w:t xml:space="preserve"> da página de candidaturas</w:t>
+                        <w:t xml:space="preserve"> – Mockup da página de candidaturas</w:t>
                       </w:r>
                       <w:bookmarkEnd w:id="89"/>
                     </w:p>
@@ -18044,18 +17748,7 @@
                               <w:fldChar w:fldCharType="end"/>
                             </w:r>
                             <w:r>
-                              <w:t xml:space="preserve">- </w:t>
-                            </w:r>
-                            <w:proofErr w:type="spellStart"/>
-                            <w:r>
-                              <w:t>Mockups</w:t>
-                            </w:r>
-                            <w:proofErr w:type="spellEnd"/>
-                            <w:r>
-                              <w:t xml:space="preserve"> das páginas </w:t>
-                            </w:r>
-                            <w:r>
-                              <w:t>de gestão de candidaturas</w:t>
+                              <w:t>- Mockups das páginas de gestão de candidaturas</w:t>
                             </w:r>
                           </w:p>
                         </w:txbxContent>
@@ -18111,18 +17804,7 @@
                         <w:fldChar w:fldCharType="end"/>
                       </w:r>
                       <w:r>
-                        <w:t xml:space="preserve">- </w:t>
-                      </w:r>
-                      <w:proofErr w:type="spellStart"/>
-                      <w:r>
-                        <w:t>Mockups</w:t>
-                      </w:r>
-                      <w:proofErr w:type="spellEnd"/>
-                      <w:r>
-                        <w:t xml:space="preserve"> das páginas </w:t>
-                      </w:r>
-                      <w:r>
-                        <w:t>de gestão de candidaturas</w:t>
+                        <w:t>- Mockups das páginas de gestão de candidaturas</w:t>
                       </w:r>
                     </w:p>
                   </w:txbxContent>
@@ -18134,6 +17816,9 @@
         </mc:AlternateContent>
       </w:r>
       <w:r>
+        <w:rPr>
+          <w:noProof/>
+        </w:rPr>
         <w:drawing>
           <wp:inline distT="0" distB="0" distL="0" distR="0" wp14:anchorId="3E6D3569" wp14:editId="0DB138C2">
             <wp:extent cx="5579745" cy="2872740"/>
@@ -18270,18 +17955,7 @@
                               <w:fldChar w:fldCharType="end"/>
                             </w:r>
                             <w:r>
-                              <w:t xml:space="preserve">- </w:t>
-                            </w:r>
-                            <w:proofErr w:type="spellStart"/>
-                            <w:r>
-                              <w:t>Mockups</w:t>
-                            </w:r>
-                            <w:proofErr w:type="spellEnd"/>
-                            <w:r>
-                              <w:t xml:space="preserve"> da</w:t>
-                            </w:r>
-                            <w:r>
-                              <w:t xml:space="preserve"> página inicial do beneficiário</w:t>
+                              <w:t>- Mockups da página inicial do beneficiário</w:t>
                             </w:r>
                           </w:p>
                         </w:txbxContent>
@@ -18337,18 +18011,7 @@
                         <w:fldChar w:fldCharType="end"/>
                       </w:r>
                       <w:r>
-                        <w:t xml:space="preserve">- </w:t>
-                      </w:r>
-                      <w:proofErr w:type="spellStart"/>
-                      <w:r>
-                        <w:t>Mockups</w:t>
-                      </w:r>
-                      <w:proofErr w:type="spellEnd"/>
-                      <w:r>
-                        <w:t xml:space="preserve"> da</w:t>
-                      </w:r>
-                      <w:r>
-                        <w:t xml:space="preserve"> página inicial do beneficiário</w:t>
+                        <w:t>- Mockups da página inicial do beneficiário</w:t>
                       </w:r>
                     </w:p>
                   </w:txbxContent>
@@ -18360,6 +18023,9 @@
         </mc:AlternateContent>
       </w:r>
       <w:r>
+        <w:rPr>
+          <w:noProof/>
+        </w:rPr>
         <w:drawing>
           <wp:inline distT="0" distB="0" distL="0" distR="0" wp14:anchorId="29DEC0DD" wp14:editId="5C822B9D">
             <wp:extent cx="2876951" cy="6239746"/>
@@ -18486,10 +18152,7 @@
                             </w:pPr>
                             <w:bookmarkStart w:id="93" w:name="_Toc219064836"/>
                             <w:r>
-                              <w:t>F</w:t>
-                            </w:r>
-                            <w:r>
-                              <w:t xml:space="preserve">igura </w:t>
+                              <w:t xml:space="preserve">Figura </w:t>
                             </w:r>
                             <w:r>
                               <w:fldChar w:fldCharType="begin"/>
@@ -18513,15 +18176,7 @@
                               <w:fldChar w:fldCharType="end"/>
                             </w:r>
                             <w:r>
-                              <w:t xml:space="preserve">– </w:t>
-                            </w:r>
-                            <w:proofErr w:type="spellStart"/>
-                            <w:r>
-                              <w:t>Mockup</w:t>
-                            </w:r>
-                            <w:proofErr w:type="spellEnd"/>
-                            <w:r>
-                              <w:t xml:space="preserve"> da página de stock</w:t>
+                              <w:t>– Mockup da página de stock</w:t>
                             </w:r>
                             <w:bookmarkEnd w:id="93"/>
                           </w:p>
@@ -18563,10 +18218,7 @@
                       </w:pPr>
                       <w:bookmarkStart w:id="94" w:name="_Toc219064836"/>
                       <w:r>
-                        <w:t>F</w:t>
-                      </w:r>
-                      <w:r>
-                        <w:t xml:space="preserve">igura </w:t>
+                        <w:t xml:space="preserve">Figura </w:t>
                       </w:r>
                       <w:r>
                         <w:fldChar w:fldCharType="begin"/>
@@ -18590,15 +18242,7 @@
                         <w:fldChar w:fldCharType="end"/>
                       </w:r>
                       <w:r>
-                        <w:t xml:space="preserve">– </w:t>
-                      </w:r>
-                      <w:proofErr w:type="spellStart"/>
-                      <w:r>
-                        <w:t>Mockup</w:t>
-                      </w:r>
-                      <w:proofErr w:type="spellEnd"/>
-                      <w:r>
-                        <w:t xml:space="preserve"> da página de stock</w:t>
+                        <w:t>– Mockup da página de stock</w:t>
                       </w:r>
                       <w:bookmarkEnd w:id="94"/>
                     </w:p>
@@ -18668,6 +18312,9 @@
         <w:jc w:val="center"/>
       </w:pPr>
       <w:r>
+        <w:rPr>
+          <w:noProof/>
+        </w:rPr>
         <w:drawing>
           <wp:inline distT="0" distB="0" distL="0" distR="0" wp14:anchorId="576C26DA" wp14:editId="162185D8">
             <wp:extent cx="2648320" cy="5601482"/>
@@ -18774,10 +18421,7 @@
                             </w:pPr>
                             <w:bookmarkStart w:id="96" w:name="_Toc219064837"/>
                             <w:r>
-                              <w:t>F</w:t>
-                            </w:r>
-                            <w:r>
-                              <w:t xml:space="preserve">igura </w:t>
+                              <w:t xml:space="preserve">Figura </w:t>
                             </w:r>
                             <w:r>
                               <w:fldChar w:fldCharType="begin"/>
@@ -18801,15 +18445,7 @@
                               <w:fldChar w:fldCharType="end"/>
                             </w:r>
                             <w:r>
-                              <w:t xml:space="preserve"> – </w:t>
-                            </w:r>
-                            <w:proofErr w:type="spellStart"/>
-                            <w:r>
-                              <w:t>Mockup</w:t>
-                            </w:r>
-                            <w:proofErr w:type="spellEnd"/>
-                            <w:r>
-                              <w:t xml:space="preserve"> do formulário de adição de produto ao stock</w:t>
+                              <w:t xml:space="preserve"> – Mockup do formulário de adição de produto ao stock</w:t>
                             </w:r>
                             <w:bookmarkEnd w:id="96"/>
                           </w:p>
@@ -18851,10 +18487,7 @@
                       </w:pPr>
                       <w:bookmarkStart w:id="97" w:name="_Toc219064837"/>
                       <w:r>
-                        <w:t>F</w:t>
-                      </w:r>
-                      <w:r>
-                        <w:t xml:space="preserve">igura </w:t>
+                        <w:t xml:space="preserve">Figura </w:t>
                       </w:r>
                       <w:r>
                         <w:fldChar w:fldCharType="begin"/>
@@ -18878,15 +18511,7 @@
                         <w:fldChar w:fldCharType="end"/>
                       </w:r>
                       <w:r>
-                        <w:t xml:space="preserve"> – </w:t>
-                      </w:r>
-                      <w:proofErr w:type="spellStart"/>
-                      <w:r>
-                        <w:t>Mockup</w:t>
-                      </w:r>
-                      <w:proofErr w:type="spellEnd"/>
-                      <w:r>
-                        <w:t xml:space="preserve"> do formulário de adição de produto ao stock</w:t>
+                        <w:t xml:space="preserve"> – Mockup do formulário de adição de produto ao stock</w:t>
                       </w:r>
                       <w:bookmarkEnd w:id="97"/>
                     </w:p>
@@ -19032,10 +18657,7 @@
                             </w:pPr>
                             <w:bookmarkStart w:id="99" w:name="_Toc219064838"/>
                             <w:r>
-                              <w:t>F</w:t>
-                            </w:r>
-                            <w:r>
-                              <w:t xml:space="preserve">igura </w:t>
+                              <w:t xml:space="preserve">Figura </w:t>
                             </w:r>
                             <w:r>
                               <w:fldChar w:fldCharType="begin"/>
@@ -19059,15 +18681,7 @@
                               <w:fldChar w:fldCharType="end"/>
                             </w:r>
                             <w:r>
-                              <w:t xml:space="preserve">– </w:t>
-                            </w:r>
-                            <w:proofErr w:type="spellStart"/>
-                            <w:r>
-                              <w:t>Mockups</w:t>
-                            </w:r>
-                            <w:proofErr w:type="spellEnd"/>
-                            <w:r>
-                              <w:t xml:space="preserve"> das páginas de gestão de produtos no stock</w:t>
+                              <w:t>– Mockups das páginas de gestão de produtos no stock</w:t>
                             </w:r>
                             <w:bookmarkEnd w:id="99"/>
                           </w:p>
@@ -19109,10 +18723,7 @@
                       </w:pPr>
                       <w:bookmarkStart w:id="100" w:name="_Toc219064838"/>
                       <w:r>
-                        <w:t>F</w:t>
-                      </w:r>
-                      <w:r>
-                        <w:t xml:space="preserve">igura </w:t>
+                        <w:t xml:space="preserve">Figura </w:t>
                       </w:r>
                       <w:r>
                         <w:fldChar w:fldCharType="begin"/>
@@ -19136,15 +18747,7 @@
                         <w:fldChar w:fldCharType="end"/>
                       </w:r>
                       <w:r>
-                        <w:t xml:space="preserve">– </w:t>
-                      </w:r>
-                      <w:proofErr w:type="spellStart"/>
-                      <w:r>
-                        <w:t>Mockups</w:t>
-                      </w:r>
-                      <w:proofErr w:type="spellEnd"/>
-                      <w:r>
-                        <w:t xml:space="preserve"> das páginas de gestão de produtos no stock</w:t>
+                        <w:t>– Mockups das páginas de gestão de produtos no stock</w:t>
                       </w:r>
                       <w:bookmarkEnd w:id="100"/>
                     </w:p>
@@ -19268,16 +18871,11 @@
                               <w:fldChar w:fldCharType="end"/>
                             </w:r>
                             <w:r>
-                              <w:t xml:space="preserve">– </w:t>
-                            </w:r>
-                            <w:proofErr w:type="spellStart"/>
-                            <w:r>
-                              <w:t>Mockup</w:t>
+                              <w:t>– Mockup</w:t>
                             </w:r>
                             <w:r>
                               <w:t>s</w:t>
                             </w:r>
-                            <w:proofErr w:type="spellEnd"/>
                             <w:r>
                               <w:t xml:space="preserve"> da</w:t>
                             </w:r>
@@ -19363,16 +18961,11 @@
                         <w:fldChar w:fldCharType="end"/>
                       </w:r>
                       <w:r>
-                        <w:t xml:space="preserve">– </w:t>
-                      </w:r>
-                      <w:proofErr w:type="spellStart"/>
-                      <w:r>
-                        <w:t>Mockup</w:t>
+                        <w:t>– Mockup</w:t>
                       </w:r>
                       <w:r>
                         <w:t>s</w:t>
                       </w:r>
-                      <w:proofErr w:type="spellEnd"/>
                       <w:r>
                         <w:t xml:space="preserve"> da</w:t>
                       </w:r>
@@ -19442,6 +19035,9 @@
         </w:drawing>
       </w:r>
       <w:r>
+        <w:rPr>
+          <w:noProof/>
+        </w:rPr>
         <w:drawing>
           <wp:inline distT="0" distB="0" distL="0" distR="0" wp14:anchorId="50FB3DD6" wp14:editId="51800E36">
             <wp:extent cx="1685903" cy="3530048"/>
@@ -19479,6 +19075,9 @@
         </w:drawing>
       </w:r>
       <w:r>
+        <w:rPr>
+          <w:noProof/>
+        </w:rPr>
         <w:drawing>
           <wp:inline distT="0" distB="0" distL="0" distR="0" wp14:anchorId="3551DADF" wp14:editId="0CFD7BEB">
             <wp:extent cx="1716102" cy="3516208"/>
@@ -19626,10 +19225,7 @@
                             </w:pPr>
                             <w:bookmarkStart w:id="105" w:name="_Toc219064840"/>
                             <w:r>
-                              <w:t>F</w:t>
-                            </w:r>
-                            <w:r>
-                              <w:t xml:space="preserve">igura </w:t>
+                              <w:t xml:space="preserve">Figura </w:t>
                             </w:r>
                             <w:r>
                               <w:fldChar w:fldCharType="begin"/>
@@ -19655,13 +19251,8 @@
                             <w:r>
                               <w:t xml:space="preserve">– </w:t>
                             </w:r>
-                            <w:proofErr w:type="spellStart"/>
                             <w:r>
-                              <w:t>Mockup</w:t>
-                            </w:r>
-                            <w:proofErr w:type="spellEnd"/>
-                            <w:r>
-                              <w:t xml:space="preserve"> do formulário de pedido de bens</w:t>
+                              <w:t>Mockup do formulário de pedido de bens</w:t>
                             </w:r>
                             <w:bookmarkEnd w:id="105"/>
                           </w:p>
@@ -19703,10 +19294,7 @@
                       </w:pPr>
                       <w:bookmarkStart w:id="106" w:name="_Toc219064840"/>
                       <w:r>
-                        <w:t>F</w:t>
-                      </w:r>
-                      <w:r>
-                        <w:t xml:space="preserve">igura </w:t>
+                        <w:t xml:space="preserve">Figura </w:t>
                       </w:r>
                       <w:r>
                         <w:fldChar w:fldCharType="begin"/>
@@ -19732,13 +19320,8 @@
                       <w:r>
                         <w:t xml:space="preserve">– </w:t>
                       </w:r>
-                      <w:proofErr w:type="spellStart"/>
                       <w:r>
-                        <w:t>Mockup</w:t>
-                      </w:r>
-                      <w:proofErr w:type="spellEnd"/>
-                      <w:r>
-                        <w:t xml:space="preserve"> do formulário de pedido de bens</w:t>
+                        <w:t>Mockup do formulário de pedido de bens</w:t>
                       </w:r>
                       <w:bookmarkEnd w:id="106"/>
                     </w:p>
@@ -19751,6 +19334,9 @@
         </mc:AlternateContent>
       </w:r>
       <w:r>
+        <w:rPr>
+          <w:noProof/>
+        </w:rPr>
         <w:drawing>
           <wp:inline distT="0" distB="0" distL="0" distR="0" wp14:anchorId="1271D1A4" wp14:editId="73465DD0">
             <wp:extent cx="2762636" cy="5763429"/>
@@ -19872,6 +19458,9 @@
         </w:drawing>
       </w:r>
       <w:r>
+        <w:rPr>
+          <w:noProof/>
+        </w:rPr>
         <w:drawing>
           <wp:inline distT="0" distB="0" distL="0" distR="0" wp14:anchorId="04A16C32" wp14:editId="69C50FB9">
             <wp:extent cx="2150559" cy="4493820"/>
@@ -19975,10 +19564,7 @@
                             </w:pPr>
                             <w:bookmarkStart w:id="108" w:name="_Toc219064841"/>
                             <w:r>
-                              <w:t>F</w:t>
-                            </w:r>
-                            <w:r>
-                              <w:t xml:space="preserve">igura </w:t>
+                              <w:t xml:space="preserve">Figura </w:t>
                             </w:r>
                             <w:r>
                               <w:fldChar w:fldCharType="begin"/>
@@ -20002,15 +19588,7 @@
                               <w:fldChar w:fldCharType="end"/>
                             </w:r>
                             <w:r>
-                              <w:t xml:space="preserve">– </w:t>
-                            </w:r>
-                            <w:proofErr w:type="spellStart"/>
-                            <w:r>
-                              <w:t>Mockup</w:t>
-                            </w:r>
-                            <w:proofErr w:type="spellEnd"/>
-                            <w:r>
-                              <w:t xml:space="preserve"> da página do calendário</w:t>
+                              <w:t>– Mockup da página do calendário</w:t>
                             </w:r>
                             <w:bookmarkEnd w:id="108"/>
                           </w:p>
@@ -20052,10 +19630,7 @@
                       </w:pPr>
                       <w:bookmarkStart w:id="109" w:name="_Toc219064841"/>
                       <w:r>
-                        <w:t>F</w:t>
-                      </w:r>
-                      <w:r>
-                        <w:t xml:space="preserve">igura </w:t>
+                        <w:t xml:space="preserve">Figura </w:t>
                       </w:r>
                       <w:r>
                         <w:fldChar w:fldCharType="begin"/>
@@ -20079,15 +19654,7 @@
                         <w:fldChar w:fldCharType="end"/>
                       </w:r>
                       <w:r>
-                        <w:t xml:space="preserve">– </w:t>
-                      </w:r>
-                      <w:proofErr w:type="spellStart"/>
-                      <w:r>
-                        <w:t>Mockup</w:t>
-                      </w:r>
-                      <w:proofErr w:type="spellEnd"/>
-                      <w:r>
-                        <w:t xml:space="preserve"> da página do calendário</w:t>
+                        <w:t>– Mockup da página do calendário</w:t>
                       </w:r>
                       <w:bookmarkEnd w:id="109"/>
                     </w:p>
@@ -20132,6 +19699,9 @@
         <w:jc w:val="center"/>
       </w:pPr>
       <w:r>
+        <w:rPr>
+          <w:noProof/>
+        </w:rPr>
         <w:drawing>
           <wp:inline distT="0" distB="0" distL="0" distR="0" wp14:anchorId="6E3921B3" wp14:editId="7D29E16B">
             <wp:extent cx="2167787" cy="4635374"/>
@@ -20262,13 +19832,8 @@
                             <w:r>
                               <w:t xml:space="preserve">– </w:t>
                             </w:r>
-                            <w:proofErr w:type="spellStart"/>
                             <w:r>
-                              <w:t>Mockup</w:t>
-                            </w:r>
-                            <w:proofErr w:type="spellEnd"/>
-                            <w:r>
-                              <w:t xml:space="preserve"> da página de justificação de falta</w:t>
+                              <w:t>Mockup da página de justificação de falta</w:t>
                             </w:r>
                             <w:bookmarkEnd w:id="111"/>
                           </w:p>
@@ -20337,13 +19902,8 @@
                       <w:r>
                         <w:t xml:space="preserve">– </w:t>
                       </w:r>
-                      <w:proofErr w:type="spellStart"/>
                       <w:r>
-                        <w:t>Mockup</w:t>
-                      </w:r>
-                      <w:proofErr w:type="spellEnd"/>
-                      <w:r>
-                        <w:t xml:space="preserve"> da página de justificação de falta</w:t>
+                        <w:t>Mockup da página de justificação de falta</w:t>
                       </w:r>
                       <w:bookmarkEnd w:id="112"/>
                     </w:p>
@@ -20379,21 +19939,15 @@
       <w:bookmarkStart w:id="113" w:name="_Toc219064811"/>
       <w:r>
         <w:lastRenderedPageBreak/>
-        <w:t>Criar</w:t>
-      </w:r>
-      <w:r>
-        <w:t>/Editar</w:t>
-      </w:r>
-      <w:r>
-        <w:t xml:space="preserve"> </w:t>
-      </w:r>
-      <w:r>
-        <w:t>Campanha</w:t>
+        <w:t>Criar/Editar Campanha</w:t>
       </w:r>
       <w:bookmarkEnd w:id="113"/>
     </w:p>
     <w:p>
       <w:r>
+        <w:rPr>
+          <w:noProof/>
+        </w:rPr>
         <w:drawing>
           <wp:inline distT="0" distB="0" distL="0" distR="0" wp14:anchorId="3416D1DA" wp14:editId="6A7D5FE6">
             <wp:extent cx="1627390" cy="3412268"/>
@@ -20431,6 +19985,9 @@
         </w:drawing>
       </w:r>
       <w:r>
+        <w:rPr>
+          <w:noProof/>
+        </w:rPr>
         <w:drawing>
           <wp:inline distT="0" distB="0" distL="0" distR="0" wp14:anchorId="11753141" wp14:editId="75D43D37">
             <wp:extent cx="3256240" cy="3395050"/>
@@ -20561,13 +20118,8 @@
                             <w:r>
                               <w:t xml:space="preserve">– </w:t>
                             </w:r>
-                            <w:proofErr w:type="spellStart"/>
                             <w:r>
-                              <w:t>Mockups</w:t>
-                            </w:r>
-                            <w:proofErr w:type="spellEnd"/>
-                            <w:r>
-                              <w:t xml:space="preserve"> de gestão de campanhas</w:t>
+                              <w:t>Mockups de gestão de campanhas</w:t>
                             </w:r>
                             <w:bookmarkEnd w:id="114"/>
                           </w:p>
@@ -20636,13 +20188,8 @@
                       <w:r>
                         <w:t xml:space="preserve">– </w:t>
                       </w:r>
-                      <w:proofErr w:type="spellStart"/>
                       <w:r>
-                        <w:t>Mockups</w:t>
-                      </w:r>
-                      <w:proofErr w:type="spellEnd"/>
-                      <w:r>
-                        <w:t xml:space="preserve"> de gestão de campanhas</w:t>
+                        <w:t>Mockups de gestão de campanhas</w:t>
                       </w:r>
                       <w:bookmarkEnd w:id="115"/>
                     </w:p>

--- a/docs/Relatorio.docx
+++ b/docs/Relatorio.docx
@@ -1,6 +1,6 @@
 
 <file path=word/document.xml><?xml version="1.0" encoding="utf-8"?>
-<w:document xmlns:wpc="http://schemas.microsoft.com/office/word/2010/wordprocessingCanvas" xmlns:cx="http://schemas.microsoft.com/office/drawing/2014/chartex" xmlns:cx1="http://schemas.microsoft.com/office/drawing/2015/9/8/chartex" xmlns:cx2="http://schemas.microsoft.com/office/drawing/2015/10/21/chartex" xmlns:cx3="http://schemas.microsoft.com/office/drawing/2016/5/9/chartex" xmlns:cx4="http://schemas.microsoft.com/office/drawing/2016/5/10/chartex" xmlns:cx5="http://schemas.microsoft.com/office/drawing/2016/5/11/chartex" xmlns:cx6="http://schemas.microsoft.com/office/drawing/2016/5/12/chartex" xmlns:cx7="http://schemas.microsoft.com/office/drawing/2016/5/13/chartex" xmlns:cx8="http://schemas.microsoft.com/office/drawing/2016/5/14/chartex" xmlns:mc="http://schemas.openxmlformats.org/markup-compatibility/2006" xmlns:aink="http://schemas.microsoft.com/office/drawing/2016/ink" xmlns:am3d="http://schemas.microsoft.com/office/drawing/2017/model3d" xmlns:o="urn:schemas-microsoft-com:office:office" xmlns:oel="http://schemas.microsoft.com/office/2019/extlst" xmlns:r="http://schemas.openxmlformats.org/officeDocument/2006/relationships" xmlns:m="http://schemas.openxmlformats.org/officeDocument/2006/math" xmlns:v="urn:schemas-microsoft-com:vml" xmlns:wp14="http://schemas.microsoft.com/office/word/2010/wordprocessingDrawing" xmlns:wp="http://schemas.openxmlformats.org/drawingml/2006/wordprocessingDrawing" xmlns:w10="urn:schemas-microsoft-com:office:word" xmlns:w="http://schemas.openxmlformats.org/wordprocessingml/2006/main" xmlns:w14="http://schemas.microsoft.com/office/word/2010/wordml" xmlns:w15="http://schemas.microsoft.com/office/word/2012/wordml" xmlns:w16cex="http://schemas.microsoft.com/office/word/2018/wordml/cex" xmlns:w16cid="http://schemas.microsoft.com/office/word/2016/wordml/cid" xmlns:w16="http://schemas.microsoft.com/office/word/2018/wordml" xmlns:w16du="http://schemas.microsoft.com/office/word/2023/wordml/word16du" xmlns:w16sdtdh="http://schemas.microsoft.com/office/word/2020/wordml/sdtdatahash" xmlns:w16sdtfl="http://schemas.microsoft.com/office/word/2024/wordml/sdtformatlock" xmlns:w16se="http://schemas.microsoft.com/office/word/2015/wordml/symex" xmlns:wpg="http://schemas.microsoft.com/office/word/2010/wordprocessingGroup" xmlns:wpi="http://schemas.microsoft.com/office/word/2010/wordprocessingInk" xmlns:wne="http://schemas.microsoft.com/office/word/2006/wordml" xmlns:wps="http://schemas.microsoft.com/office/word/2010/wordprocessingShape" mc:Ignorable="w14 w15 w16se w16cid w16 w16cex w16sdtdh w16sdtfl w16du wp14">
+<w:document xmlns:wpc="http://schemas.microsoft.com/office/word/2010/wordprocessingCanvas" xmlns:cx="http://schemas.microsoft.com/office/drawing/2014/chartex" xmlns:cx1="http://schemas.microsoft.com/office/drawing/2015/9/8/chartex" xmlns:cx2="http://schemas.microsoft.com/office/drawing/2015/10/21/chartex" xmlns:cx3="http://schemas.microsoft.com/office/drawing/2016/5/9/chartex" xmlns:cx4="http://schemas.microsoft.com/office/drawing/2016/5/10/chartex" xmlns:cx5="http://schemas.microsoft.com/office/drawing/2016/5/11/chartex" xmlns:cx6="http://schemas.microsoft.com/office/drawing/2016/5/12/chartex" xmlns:cx7="http://schemas.microsoft.com/office/drawing/2016/5/13/chartex" xmlns:cx8="http://schemas.microsoft.com/office/drawing/2016/5/14/chartex" xmlns:mc="http://schemas.openxmlformats.org/markup-compatibility/2006" xmlns:aink="http://schemas.microsoft.com/office/drawing/2016/ink" xmlns:am3d="http://schemas.microsoft.com/office/drawing/2017/model3d" xmlns:o="urn:schemas-microsoft-com:office:office" xmlns:r="http://schemas.openxmlformats.org/officeDocument/2006/relationships" xmlns:m="http://schemas.openxmlformats.org/officeDocument/2006/math" xmlns:v="urn:schemas-microsoft-com:vml" xmlns:wp14="http://schemas.microsoft.com/office/word/2010/wordprocessingDrawing" xmlns:wp="http://schemas.openxmlformats.org/drawingml/2006/wordprocessingDrawing" xmlns:w10="urn:schemas-microsoft-com:office:word" xmlns:w="http://schemas.openxmlformats.org/wordprocessingml/2006/main" xmlns:w14="http://schemas.microsoft.com/office/word/2010/wordml" xmlns:w15="http://schemas.microsoft.com/office/word/2012/wordml" xmlns:w16cex="http://schemas.microsoft.com/office/word/2018/wordml/cex" xmlns:w16cid="http://schemas.microsoft.com/office/word/2016/wordml/cid" xmlns:w16="http://schemas.microsoft.com/office/word/2018/wordml" xmlns:w16sdtdh="http://schemas.microsoft.com/office/word/2020/wordml/sdtdatahash" xmlns:w16se="http://schemas.microsoft.com/office/word/2015/wordml/symex" xmlns:wpg="http://schemas.microsoft.com/office/word/2010/wordprocessingGroup" xmlns:wpi="http://schemas.microsoft.com/office/word/2010/wordprocessingInk" xmlns:wne="http://schemas.microsoft.com/office/word/2006/wordml" xmlns:wps="http://schemas.microsoft.com/office/word/2010/wordprocessingShape" mc:Ignorable="w14 w15 w16se w16cid w16 w16cex w16sdtdh wp14">
   <w:body>
     <w:p>
       <w:pPr>
@@ -8085,15 +8085,7 @@
         <w:jc w:val="both"/>
       </w:pPr>
       <w:r>
-        <w:t xml:space="preserve">Face a este cenário, torna-se pertinente a criação de uma aplicação móvel de </w:t>
-      </w:r>
-      <w:proofErr w:type="spellStart"/>
-      <w:r>
-        <w:t>caráter</w:t>
-      </w:r>
-      <w:proofErr w:type="spellEnd"/>
-      <w:r>
-        <w:t xml:space="preserve"> administrativo, concebida exclusivamente para uso dos responsáveis pela Loja Social para simplificar e otimizar as tarefas de gestão da mesma.</w:t>
+        <w:t>Face a este cenário, torna-se pertinente a criação de uma aplicação móvel de caráter administrativo, concebida exclusivamente para uso dos responsáveis pela Loja Social para simplificar e otimizar as tarefas de gestão da mesma.</w:t>
       </w:r>
     </w:p>
     <w:p>
@@ -8187,15 +8179,7 @@
         <w:jc w:val="both"/>
       </w:pPr>
       <w:r>
-        <w:t xml:space="preserve">A Loja Social do IPCA é uma iniciativa de </w:t>
-      </w:r>
-      <w:proofErr w:type="spellStart"/>
-      <w:r>
-        <w:t>caráter</w:t>
-      </w:r>
-      <w:proofErr w:type="spellEnd"/>
-      <w:r>
-        <w:t xml:space="preserve"> solidário e sem fins lucrativos, criada com o propósito de apoiar a comunidade académica, em especial os estudantes em situação de vulnerabilidade socioeconómica. O seu funcionamento baseia-se na recolha de bens doados, que são posteriormente organizados e disponibilizados para distribuição de forma gratuita a quem deles necessite.</w:t>
+        <w:t>A Loja Social do IPCA é uma iniciativa de caráter solidário e sem fins lucrativos, criada com o propósito de apoiar a comunidade académica, em especial os estudantes em situação de vulnerabilidade socioeconómica. O seu funcionamento baseia-se na recolha de bens doados, que são posteriormente organizados e disponibilizados para distribuição de forma gratuita a quem deles necessite.</w:t>
       </w:r>
     </w:p>
     <w:p>
@@ -9238,27 +9222,14 @@
                             <w:r>
                               <w:t xml:space="preserve">Figura </w:t>
                             </w:r>
-                            <w:r>
-                              <w:fldChar w:fldCharType="begin"/>
-                            </w:r>
-                            <w:r>
-                              <w:instrText xml:space="preserve"> SEQ Figura \* ARABIC </w:instrText>
-                            </w:r>
-                            <w:r>
-                              <w:fldChar w:fldCharType="separate"/>
-                            </w:r>
-                            <w:r>
-                              <w:rPr>
-                                <w:noProof/>
-                              </w:rPr>
-                              <w:t>1</w:t>
-                            </w:r>
-                            <w:r>
-                              <w:rPr>
-                                <w:noProof/>
-                              </w:rPr>
-                              <w:fldChar w:fldCharType="end"/>
-                            </w:r>
+                            <w:fldSimple w:instr=" SEQ Figura \* ARABIC ">
+                              <w:r>
+                                <w:rPr>
+                                  <w:noProof/>
+                                </w:rPr>
+                                <w:t>1</w:t>
+                              </w:r>
+                            </w:fldSimple>
                             <w:r>
                               <w:t xml:space="preserve"> - Diagrama BPMN </w:t>
                             </w:r>
@@ -9287,7 +9258,7 @@
                 <v:stroke joinstyle="miter"/>
                 <v:path gradientshapeok="t" o:connecttype="rect"/>
               </v:shapetype>
-              <v:shape id="Caixa de texto 1" o:spid="_x0000_s1026" type="#_x0000_t202" style="position:absolute;margin-left:-62.05pt;margin-top:187.6pt;width:572.3pt;height:.05pt;z-index:251661312;visibility:visible;mso-wrap-style:square;mso-wrap-distance-left:9pt;mso-wrap-distance-top:0;mso-wrap-distance-right:9pt;mso-wrap-distance-bottom:0;mso-position-horizontal:absolute;mso-position-horizontal-relative:text;mso-position-vertical:absolute;mso-position-vertical-relative:text;v-text-anchor:top" o:gfxdata="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" stroked="f">
+              <v:shape id="Caixa de texto 1" o:spid="_x0000_s1026" type="#_x0000_t202" style="position:absolute;margin-left:-62.05pt;margin-top:187.6pt;width:572.3pt;height:.05pt;z-index:251661312;visibility:visible;mso-wrap-style:square;mso-wrap-distance-left:9pt;mso-wrap-distance-top:0;mso-wrap-distance-right:9pt;mso-wrap-distance-bottom:0;mso-position-horizontal:absolute;mso-position-horizontal-relative:text;mso-position-vertical:absolute;mso-position-vertical-relative:text;v-text-anchor:top" o:gfxdata="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" stroked="f">
                 <v:textbox style="mso-fit-shape-to-text:t" inset="0,0,0,0">
                   <w:txbxContent>
                     <w:p>
@@ -9304,27 +9275,14 @@
                       <w:r>
                         <w:t xml:space="preserve">Figura </w:t>
                       </w:r>
-                      <w:r>
-                        <w:fldChar w:fldCharType="begin"/>
-                      </w:r>
-                      <w:r>
-                        <w:instrText xml:space="preserve"> SEQ Figura \* ARABIC </w:instrText>
-                      </w:r>
-                      <w:r>
-                        <w:fldChar w:fldCharType="separate"/>
-                      </w:r>
-                      <w:r>
-                        <w:rPr>
-                          <w:noProof/>
-                        </w:rPr>
-                        <w:t>1</w:t>
-                      </w:r>
-                      <w:r>
-                        <w:rPr>
-                          <w:noProof/>
-                        </w:rPr>
-                        <w:fldChar w:fldCharType="end"/>
-                      </w:r>
+                      <w:fldSimple w:instr=" SEQ Figura \* ARABIC ">
+                        <w:r>
+                          <w:rPr>
+                            <w:noProof/>
+                          </w:rPr>
+                          <w:t>1</w:t>
+                        </w:r>
+                      </w:fldSimple>
                       <w:r>
                         <w:t xml:space="preserve"> - Diagrama BPMN </w:t>
                       </w:r>
@@ -9559,27 +9517,14 @@
                             <w:r>
                               <w:t xml:space="preserve">Figura </w:t>
                             </w:r>
-                            <w:r>
-                              <w:fldChar w:fldCharType="begin"/>
-                            </w:r>
-                            <w:r>
-                              <w:instrText xml:space="preserve"> SEQ Figura \* ARABIC </w:instrText>
-                            </w:r>
-                            <w:r>
-                              <w:fldChar w:fldCharType="separate"/>
-                            </w:r>
-                            <w:r>
-                              <w:rPr>
-                                <w:noProof/>
-                              </w:rPr>
-                              <w:t>2</w:t>
-                            </w:r>
-                            <w:r>
-                              <w:rPr>
-                                <w:noProof/>
-                              </w:rPr>
-                              <w:fldChar w:fldCharType="end"/>
-                            </w:r>
+                            <w:fldSimple w:instr=" SEQ Figura \* ARABIC ">
+                              <w:r>
+                                <w:rPr>
+                                  <w:noProof/>
+                                </w:rPr>
+                                <w:t>2</w:t>
+                              </w:r>
+                            </w:fldSimple>
                             <w:r>
                               <w:t xml:space="preserve"> - Diagrama BPMN </w:t>
                             </w:r>
@@ -9604,7 +9549,7 @@
           </mc:Choice>
           <mc:Fallback>
             <w:pict>
-              <v:shape w14:anchorId="7086C7D4" id="_x0000_s1027" type="#_x0000_t202" style="position:absolute;left:0;text-align:left;margin-left:22.3pt;margin-top:197.5pt;width:572.3pt;height:.05pt;z-index:251711488;visibility:visible;mso-wrap-style:square;mso-wrap-distance-left:9pt;mso-wrap-distance-top:0;mso-wrap-distance-right:9pt;mso-wrap-distance-bottom:0;mso-position-horizontal:absolute;mso-position-horizontal-relative:page;mso-position-vertical:absolute;mso-position-vertical-relative:text;v-text-anchor:top" o:gfxdata="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" stroked="f">
+              <v:shape w14:anchorId="7086C7D4" id="_x0000_s1027" type="#_x0000_t202" style="position:absolute;left:0;text-align:left;margin-left:22.3pt;margin-top:197.5pt;width:572.3pt;height:.05pt;z-index:251711488;visibility:visible;mso-wrap-style:square;mso-wrap-distance-left:9pt;mso-wrap-distance-top:0;mso-wrap-distance-right:9pt;mso-wrap-distance-bottom:0;mso-position-horizontal:absolute;mso-position-horizontal-relative:page;mso-position-vertical:absolute;mso-position-vertical-relative:text;v-text-anchor:top" o:gfxdata="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" stroked="f">
                 <v:textbox style="mso-fit-shape-to-text:t" inset="0,0,0,0">
                   <w:txbxContent>
                     <w:p>
@@ -9621,27 +9566,14 @@
                       <w:r>
                         <w:t xml:space="preserve">Figura </w:t>
                       </w:r>
-                      <w:r>
-                        <w:fldChar w:fldCharType="begin"/>
-                      </w:r>
-                      <w:r>
-                        <w:instrText xml:space="preserve"> SEQ Figura \* ARABIC </w:instrText>
-                      </w:r>
-                      <w:r>
-                        <w:fldChar w:fldCharType="separate"/>
-                      </w:r>
-                      <w:r>
-                        <w:rPr>
-                          <w:noProof/>
-                        </w:rPr>
-                        <w:t>2</w:t>
-                      </w:r>
-                      <w:r>
-                        <w:rPr>
-                          <w:noProof/>
-                        </w:rPr>
-                        <w:fldChar w:fldCharType="end"/>
-                      </w:r>
+                      <w:fldSimple w:instr=" SEQ Figura \* ARABIC ">
+                        <w:r>
+                          <w:rPr>
+                            <w:noProof/>
+                          </w:rPr>
+                          <w:t>2</w:t>
+                        </w:r>
+                      </w:fldSimple>
                       <w:r>
                         <w:t xml:space="preserve"> - Diagrama BPMN </w:t>
                       </w:r>
@@ -9873,27 +9805,14 @@
       <w:r>
         <w:t xml:space="preserve">Figura </w:t>
       </w:r>
-      <w:r>
-        <w:fldChar w:fldCharType="begin"/>
-      </w:r>
-      <w:r>
-        <w:instrText xml:space="preserve"> SEQ Figura \* ARABIC </w:instrText>
-      </w:r>
-      <w:r>
-        <w:fldChar w:fldCharType="separate"/>
-      </w:r>
-      <w:r>
-        <w:rPr>
-          <w:noProof/>
-        </w:rPr>
-        <w:t>3</w:t>
-      </w:r>
-      <w:r>
-        <w:rPr>
-          <w:noProof/>
-        </w:rPr>
-        <w:fldChar w:fldCharType="end"/>
-      </w:r>
+      <w:fldSimple w:instr=" SEQ Figura \* ARABIC ">
+        <w:r>
+          <w:rPr>
+            <w:noProof/>
+          </w:rPr>
+          <w:t>3</w:t>
+        </w:r>
+      </w:fldSimple>
       <w:r>
         <w:t xml:space="preserve"> - </w:t>
       </w:r>
@@ -10059,27 +9978,14 @@
                             <w:r>
                               <w:t xml:space="preserve">Figura </w:t>
                             </w:r>
-                            <w:r>
-                              <w:fldChar w:fldCharType="begin"/>
-                            </w:r>
-                            <w:r>
-                              <w:instrText xml:space="preserve"> SEQ Figura \* ARABIC </w:instrText>
-                            </w:r>
-                            <w:r>
-                              <w:fldChar w:fldCharType="separate"/>
-                            </w:r>
-                            <w:r>
-                              <w:rPr>
-                                <w:noProof/>
-                              </w:rPr>
-                              <w:t>4</w:t>
-                            </w:r>
-                            <w:r>
-                              <w:rPr>
-                                <w:noProof/>
-                              </w:rPr>
-                              <w:fldChar w:fldCharType="end"/>
-                            </w:r>
+                            <w:fldSimple w:instr=" SEQ Figura \* ARABIC ">
+                              <w:r>
+                                <w:rPr>
+                                  <w:noProof/>
+                                </w:rPr>
+                                <w:t>4</w:t>
+                              </w:r>
+                            </w:fldSimple>
                             <w:r>
                               <w:t xml:space="preserve"> - Diagrama BPMN Agendamento De Entregas</w:t>
                             </w:r>
@@ -10101,7 +10007,7 @@
           </mc:Choice>
           <mc:Fallback>
             <w:pict>
-              <v:shape w14:anchorId="2DBB5D37" id="_x0000_s1028" type="#_x0000_t202" style="position:absolute;margin-left:0;margin-top:172.45pt;width:551.1pt;height:.05pt;z-index:251667456;visibility:visible;mso-wrap-style:square;mso-wrap-distance-left:9pt;mso-wrap-distance-top:0;mso-wrap-distance-right:9pt;mso-wrap-distance-bottom:0;mso-position-horizontal:center;mso-position-horizontal-relative:page;mso-position-vertical:absolute;mso-position-vertical-relative:text;v-text-anchor:top" o:gfxdata="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" stroked="f">
+              <v:shape w14:anchorId="2DBB5D37" id="_x0000_s1028" type="#_x0000_t202" style="position:absolute;margin-left:0;margin-top:172.45pt;width:551.1pt;height:.05pt;z-index:251667456;visibility:visible;mso-wrap-style:square;mso-wrap-distance-left:9pt;mso-wrap-distance-top:0;mso-wrap-distance-right:9pt;mso-wrap-distance-bottom:0;mso-position-horizontal:center;mso-position-horizontal-relative:page;mso-position-vertical:absolute;mso-position-vertical-relative:text;v-text-anchor:top" o:gfxdata="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" stroked="f">
                 <v:textbox style="mso-fit-shape-to-text:t" inset="0,0,0,0">
                   <w:txbxContent>
                     <w:p>
@@ -10118,27 +10024,14 @@
                       <w:r>
                         <w:t xml:space="preserve">Figura </w:t>
                       </w:r>
-                      <w:r>
-                        <w:fldChar w:fldCharType="begin"/>
-                      </w:r>
-                      <w:r>
-                        <w:instrText xml:space="preserve"> SEQ Figura \* ARABIC </w:instrText>
-                      </w:r>
-                      <w:r>
-                        <w:fldChar w:fldCharType="separate"/>
-                      </w:r>
-                      <w:r>
-                        <w:rPr>
-                          <w:noProof/>
-                        </w:rPr>
-                        <w:t>4</w:t>
-                      </w:r>
-                      <w:r>
-                        <w:rPr>
-                          <w:noProof/>
-                        </w:rPr>
-                        <w:fldChar w:fldCharType="end"/>
-                      </w:r>
+                      <w:fldSimple w:instr=" SEQ Figura \* ARABIC ">
+                        <w:r>
+                          <w:rPr>
+                            <w:noProof/>
+                          </w:rPr>
+                          <w:t>4</w:t>
+                        </w:r>
+                      </w:fldSimple>
                       <w:r>
                         <w:t xml:space="preserve"> - Diagrama BPMN Agendamento De Entregas</w:t>
                       </w:r>
@@ -10410,27 +10303,14 @@
                             <w:r>
                               <w:t xml:space="preserve">Figura </w:t>
                             </w:r>
-                            <w:r>
-                              <w:fldChar w:fldCharType="begin"/>
-                            </w:r>
-                            <w:r>
-                              <w:instrText xml:space="preserve"> SEQ Figura \* ARABIC </w:instrText>
-                            </w:r>
-                            <w:r>
-                              <w:fldChar w:fldCharType="separate"/>
-                            </w:r>
-                            <w:r>
-                              <w:rPr>
-                                <w:noProof/>
-                              </w:rPr>
-                              <w:t>5</w:t>
-                            </w:r>
-                            <w:r>
-                              <w:rPr>
-                                <w:noProof/>
-                              </w:rPr>
-                              <w:fldChar w:fldCharType="end"/>
-                            </w:r>
+                            <w:fldSimple w:instr=" SEQ Figura \* ARABIC ">
+                              <w:r>
+                                <w:rPr>
+                                  <w:noProof/>
+                                </w:rPr>
+                                <w:t>5</w:t>
+                              </w:r>
+                            </w:fldSimple>
                             <w:r>
                               <w:t xml:space="preserve"> - Diagrama BPMN Gestão Benificiários</w:t>
                             </w:r>
@@ -10452,7 +10332,7 @@
           </mc:Choice>
           <mc:Fallback>
             <w:pict>
-              <v:shape w14:anchorId="2076352C" id="_x0000_s1029" type="#_x0000_t202" style="position:absolute;left:0;text-align:left;margin-left:0;margin-top:212pt;width:565.4pt;height:.05pt;z-index:251670528;visibility:visible;mso-wrap-style:square;mso-wrap-distance-left:9pt;mso-wrap-distance-top:0;mso-wrap-distance-right:9pt;mso-wrap-distance-bottom:0;mso-position-horizontal:center;mso-position-horizontal-relative:page;mso-position-vertical:absolute;mso-position-vertical-relative:text;v-text-anchor:top" o:gfxdata="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" stroked="f">
+              <v:shape w14:anchorId="2076352C" id="_x0000_s1029" type="#_x0000_t202" style="position:absolute;left:0;text-align:left;margin-left:0;margin-top:212pt;width:565.4pt;height:.05pt;z-index:251670528;visibility:visible;mso-wrap-style:square;mso-wrap-distance-left:9pt;mso-wrap-distance-top:0;mso-wrap-distance-right:9pt;mso-wrap-distance-bottom:0;mso-position-horizontal:center;mso-position-horizontal-relative:page;mso-position-vertical:absolute;mso-position-vertical-relative:text;v-text-anchor:top" o:gfxdata="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" stroked="f">
                 <v:textbox style="mso-fit-shape-to-text:t" inset="0,0,0,0">
                   <w:txbxContent>
                     <w:p>
@@ -10469,27 +10349,14 @@
                       <w:r>
                         <w:t xml:space="preserve">Figura </w:t>
                       </w:r>
-                      <w:r>
-                        <w:fldChar w:fldCharType="begin"/>
-                      </w:r>
-                      <w:r>
-                        <w:instrText xml:space="preserve"> SEQ Figura \* ARABIC </w:instrText>
-                      </w:r>
-                      <w:r>
-                        <w:fldChar w:fldCharType="separate"/>
-                      </w:r>
-                      <w:r>
-                        <w:rPr>
-                          <w:noProof/>
-                        </w:rPr>
-                        <w:t>5</w:t>
-                      </w:r>
-                      <w:r>
-                        <w:rPr>
-                          <w:noProof/>
-                        </w:rPr>
-                        <w:fldChar w:fldCharType="end"/>
-                      </w:r>
+                      <w:fldSimple w:instr=" SEQ Figura \* ARABIC ">
+                        <w:r>
+                          <w:rPr>
+                            <w:noProof/>
+                          </w:rPr>
+                          <w:t>5</w:t>
+                        </w:r>
+                      </w:fldSimple>
                       <w:r>
                         <w:t xml:space="preserve"> - Diagrama BPMN Gestão Benificiários</w:t>
                       </w:r>
@@ -11717,7 +11584,7 @@
             </w:pPr>
             <w:proofErr w:type="spellStart"/>
             <w:r>
-              <w:t>PostgreSQL</w:t>
+              <w:t>SupaBase</w:t>
             </w:r>
             <w:proofErr w:type="spellEnd"/>
           </w:p>
@@ -11809,27 +11676,14 @@
       <w:r>
         <w:t xml:space="preserve">Figura </w:t>
       </w:r>
-      <w:r>
-        <w:fldChar w:fldCharType="begin"/>
-      </w:r>
-      <w:r>
-        <w:instrText xml:space="preserve"> SEQ Figura \* ARABIC </w:instrText>
-      </w:r>
-      <w:r>
-        <w:fldChar w:fldCharType="separate"/>
-      </w:r>
-      <w:r>
-        <w:rPr>
-          <w:noProof/>
-        </w:rPr>
-        <w:t>6</w:t>
-      </w:r>
-      <w:r>
-        <w:rPr>
-          <w:noProof/>
-        </w:rPr>
-        <w:fldChar w:fldCharType="end"/>
-      </w:r>
+      <w:fldSimple w:instr=" SEQ Figura \* ARABIC ">
+        <w:r>
+          <w:rPr>
+            <w:noProof/>
+          </w:rPr>
+          <w:t>6</w:t>
+        </w:r>
+      </w:fldSimple>
       <w:r>
         <w:t xml:space="preserve"> - Diagrama Arquitetura </w:t>
       </w:r>
@@ -11962,27 +11816,14 @@
       <w:r>
         <w:t xml:space="preserve">Figura </w:t>
       </w:r>
-      <w:r>
-        <w:fldChar w:fldCharType="begin"/>
-      </w:r>
-      <w:r>
-        <w:instrText xml:space="preserve"> SEQ Figura \* ARABIC </w:instrText>
-      </w:r>
-      <w:r>
-        <w:fldChar w:fldCharType="separate"/>
-      </w:r>
-      <w:r>
-        <w:rPr>
-          <w:noProof/>
-        </w:rPr>
-        <w:t>7</w:t>
-      </w:r>
-      <w:r>
-        <w:rPr>
-          <w:noProof/>
-        </w:rPr>
-        <w:fldChar w:fldCharType="end"/>
-      </w:r>
+      <w:fldSimple w:instr=" SEQ Figura \* ARABIC ">
+        <w:r>
+          <w:rPr>
+            <w:noProof/>
+          </w:rPr>
+          <w:t>7</w:t>
+        </w:r>
+      </w:fldSimple>
       <w:r>
         <w:t xml:space="preserve"> - Diagrama de Estados Pedir Apoio</w:t>
       </w:r>
@@ -12091,27 +11932,14 @@
       <w:r>
         <w:t xml:space="preserve">Figura </w:t>
       </w:r>
-      <w:r>
-        <w:fldChar w:fldCharType="begin"/>
-      </w:r>
-      <w:r>
-        <w:instrText xml:space="preserve"> SEQ Figura \* ARABIC </w:instrText>
-      </w:r>
-      <w:r>
-        <w:fldChar w:fldCharType="separate"/>
-      </w:r>
-      <w:r>
-        <w:rPr>
-          <w:noProof/>
-        </w:rPr>
-        <w:t>8</w:t>
-      </w:r>
-      <w:r>
-        <w:rPr>
-          <w:noProof/>
-        </w:rPr>
-        <w:fldChar w:fldCharType="end"/>
-      </w:r>
+      <w:fldSimple w:instr=" SEQ Figura \* ARABIC ">
+        <w:r>
+          <w:rPr>
+            <w:noProof/>
+          </w:rPr>
+          <w:t>8</w:t>
+        </w:r>
+      </w:fldSimple>
       <w:r>
         <w:t xml:space="preserve"> - </w:t>
       </w:r>
@@ -12254,27 +12082,14 @@
       <w:r>
         <w:t xml:space="preserve">Figura </w:t>
       </w:r>
-      <w:r>
-        <w:fldChar w:fldCharType="begin"/>
-      </w:r>
-      <w:r>
-        <w:instrText xml:space="preserve"> SEQ Figura \* ARABIC </w:instrText>
-      </w:r>
-      <w:r>
-        <w:fldChar w:fldCharType="separate"/>
-      </w:r>
-      <w:r>
-        <w:rPr>
-          <w:noProof/>
-        </w:rPr>
-        <w:t>9</w:t>
-      </w:r>
-      <w:r>
-        <w:rPr>
-          <w:noProof/>
-        </w:rPr>
-        <w:fldChar w:fldCharType="end"/>
-      </w:r>
+      <w:fldSimple w:instr=" SEQ Figura \* ARABIC ">
+        <w:r>
+          <w:rPr>
+            <w:noProof/>
+          </w:rPr>
+          <w:t>9</w:t>
+        </w:r>
+      </w:fldSimple>
       <w:r>
         <w:t xml:space="preserve"> - Diagrama de Estados Agendamento de Entregas</w:t>
       </w:r>
@@ -12394,27 +12209,14 @@
       <w:r>
         <w:t xml:space="preserve">Figura </w:t>
       </w:r>
-      <w:r>
-        <w:fldChar w:fldCharType="begin"/>
-      </w:r>
-      <w:r>
-        <w:instrText xml:space="preserve"> SEQ Figura \* ARABIC </w:instrText>
-      </w:r>
-      <w:r>
-        <w:fldChar w:fldCharType="separate"/>
-      </w:r>
-      <w:r>
-        <w:rPr>
-          <w:noProof/>
-        </w:rPr>
-        <w:t>10</w:t>
-      </w:r>
-      <w:r>
-        <w:rPr>
-          <w:noProof/>
-        </w:rPr>
-        <w:fldChar w:fldCharType="end"/>
-      </w:r>
+      <w:fldSimple w:instr=" SEQ Figura \* ARABIC ">
+        <w:r>
+          <w:rPr>
+            <w:noProof/>
+          </w:rPr>
+          <w:t>10</w:t>
+        </w:r>
+      </w:fldSimple>
       <w:r>
         <w:t xml:space="preserve"> - </w:t>
       </w:r>
@@ -12559,27 +12361,14 @@
                             <w:r>
                               <w:t xml:space="preserve">Figura </w:t>
                             </w:r>
-                            <w:r>
-                              <w:fldChar w:fldCharType="begin"/>
-                            </w:r>
-                            <w:r>
-                              <w:instrText xml:space="preserve"> SEQ Figura \* ARABIC </w:instrText>
-                            </w:r>
-                            <w:r>
-                              <w:fldChar w:fldCharType="separate"/>
-                            </w:r>
-                            <w:r>
-                              <w:rPr>
-                                <w:noProof/>
-                              </w:rPr>
-                              <w:t>11</w:t>
-                            </w:r>
-                            <w:r>
-                              <w:rPr>
-                                <w:noProof/>
-                              </w:rPr>
-                              <w:fldChar w:fldCharType="end"/>
-                            </w:r>
+                            <w:fldSimple w:instr=" SEQ Figura \* ARABIC ">
+                              <w:r>
+                                <w:rPr>
+                                  <w:noProof/>
+                                </w:rPr>
+                                <w:t>11</w:t>
+                              </w:r>
+                            </w:fldSimple>
                             <w:r>
                               <w:t xml:space="preserve"> - Diagrama de Casos de Uso de Candidatura</w:t>
                             </w:r>
@@ -12601,7 +12390,7 @@
           </mc:Choice>
           <mc:Fallback>
             <w:pict>
-              <v:shape w14:anchorId="564A8382" id="_x0000_s1030" type="#_x0000_t202" style="position:absolute;left:0;text-align:left;margin-left:0;margin-top:187.25pt;width:565.4pt;height:.05pt;z-index:251715584;visibility:visible;mso-wrap-style:square;mso-wrap-distance-left:9pt;mso-wrap-distance-top:0;mso-wrap-distance-right:9pt;mso-wrap-distance-bottom:0;mso-position-horizontal:center;mso-position-horizontal-relative:margin;mso-position-vertical:absolute;mso-position-vertical-relative:text;v-text-anchor:top" o:gfxdata="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" stroked="f">
+              <v:shape w14:anchorId="564A8382" id="_x0000_s1030" type="#_x0000_t202" style="position:absolute;left:0;text-align:left;margin-left:0;margin-top:187.25pt;width:565.4pt;height:.05pt;z-index:251715584;visibility:visible;mso-wrap-style:square;mso-wrap-distance-left:9pt;mso-wrap-distance-top:0;mso-wrap-distance-right:9pt;mso-wrap-distance-bottom:0;mso-position-horizontal:center;mso-position-horizontal-relative:margin;mso-position-vertical:absolute;mso-position-vertical-relative:text;v-text-anchor:top" o:gfxdata="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" stroked="f">
                 <v:textbox style="mso-fit-shape-to-text:t" inset="0,0,0,0">
                   <w:txbxContent>
                     <w:p>
@@ -12618,27 +12407,14 @@
                       <w:r>
                         <w:t xml:space="preserve">Figura </w:t>
                       </w:r>
-                      <w:r>
-                        <w:fldChar w:fldCharType="begin"/>
-                      </w:r>
-                      <w:r>
-                        <w:instrText xml:space="preserve"> SEQ Figura \* ARABIC </w:instrText>
-                      </w:r>
-                      <w:r>
-                        <w:fldChar w:fldCharType="separate"/>
-                      </w:r>
-                      <w:r>
-                        <w:rPr>
-                          <w:noProof/>
-                        </w:rPr>
-                        <w:t>11</w:t>
-                      </w:r>
-                      <w:r>
-                        <w:rPr>
-                          <w:noProof/>
-                        </w:rPr>
-                        <w:fldChar w:fldCharType="end"/>
-                      </w:r>
+                      <w:fldSimple w:instr=" SEQ Figura \* ARABIC ">
+                        <w:r>
+                          <w:rPr>
+                            <w:noProof/>
+                          </w:rPr>
+                          <w:t>11</w:t>
+                        </w:r>
+                      </w:fldSimple>
                       <w:r>
                         <w:t xml:space="preserve"> - Diagrama de Casos de Uso de Candidatura</w:t>
                       </w:r>
@@ -12905,27 +12681,14 @@
       <w:r>
         <w:t xml:space="preserve">Figura </w:t>
       </w:r>
-      <w:r>
-        <w:fldChar w:fldCharType="begin"/>
-      </w:r>
-      <w:r>
-        <w:instrText xml:space="preserve"> SEQ Figura \* ARABIC </w:instrText>
-      </w:r>
-      <w:r>
-        <w:fldChar w:fldCharType="separate"/>
-      </w:r>
-      <w:r>
-        <w:rPr>
-          <w:noProof/>
-        </w:rPr>
-        <w:t>12</w:t>
-      </w:r>
-      <w:r>
-        <w:rPr>
-          <w:noProof/>
-        </w:rPr>
-        <w:fldChar w:fldCharType="end"/>
-      </w:r>
+      <w:fldSimple w:instr=" SEQ Figura \* ARABIC ">
+        <w:r>
+          <w:rPr>
+            <w:noProof/>
+          </w:rPr>
+          <w:t>12</w:t>
+        </w:r>
+      </w:fldSimple>
       <w:r>
         <w:t xml:space="preserve"> - </w:t>
       </w:r>
@@ -13097,27 +12860,14 @@
                             <w:r>
                               <w:t xml:space="preserve">Figura </w:t>
                             </w:r>
-                            <w:r>
-                              <w:fldChar w:fldCharType="begin"/>
-                            </w:r>
-                            <w:r>
-                              <w:instrText xml:space="preserve"> SEQ Figura \* ARABIC </w:instrText>
-                            </w:r>
-                            <w:r>
-                              <w:fldChar w:fldCharType="separate"/>
-                            </w:r>
-                            <w:r>
-                              <w:rPr>
-                                <w:noProof/>
-                              </w:rPr>
-                              <w:t>13</w:t>
-                            </w:r>
-                            <w:r>
-                              <w:rPr>
-                                <w:noProof/>
-                              </w:rPr>
-                              <w:fldChar w:fldCharType="end"/>
-                            </w:r>
+                            <w:fldSimple w:instr=" SEQ Figura \* ARABIC ">
+                              <w:r>
+                                <w:rPr>
+                                  <w:noProof/>
+                                </w:rPr>
+                                <w:t>13</w:t>
+                              </w:r>
+                            </w:fldSimple>
                             <w:r>
                               <w:t xml:space="preserve"> - Diagrama de Casos de Uso da entrega de bens</w:t>
                             </w:r>
@@ -13139,7 +12889,7 @@
           </mc:Choice>
           <mc:Fallback>
             <w:pict>
-              <v:shape w14:anchorId="5B80D1A9" id="_x0000_s1031" type="#_x0000_t202" style="position:absolute;margin-left:-55.25pt;margin-top:259.65pt;width:565.4pt;height:.05pt;z-index:251717632;visibility:visible;mso-wrap-style:square;mso-wrap-distance-left:9pt;mso-wrap-distance-top:0;mso-wrap-distance-right:9pt;mso-wrap-distance-bottom:0;mso-position-horizontal:absolute;mso-position-horizontal-relative:margin;mso-position-vertical:absolute;mso-position-vertical-relative:text;v-text-anchor:top" o:gfxdata="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" stroked="f">
+              <v:shape w14:anchorId="5B80D1A